--- a/advcomparch-ex1-helpcode/docs/AdvCompArch_1_03121644.docx
+++ b/advcomparch-ex1-helpcode/docs/AdvCompArch_1_03121644.docx
@@ -10449,6 +10449,1689 @@
         <w:t>:</w:t>
       </w:r>
     </w:p>
+    <w:tbl>
+      <w:tblPr>
+        <w:tblStyle w:val="TableGrid"/>
+        <w:tblW w:w="0" w:type="auto"/>
+        <w:tblLook w:val="04A0" w:firstRow="1" w:lastRow="0" w:firstColumn="1" w:lastColumn="0" w:noHBand="0" w:noVBand="1"/>
+      </w:tblPr>
+      <w:tblGrid>
+        <w:gridCol w:w="1608"/>
+        <w:gridCol w:w="1443"/>
+        <w:gridCol w:w="1332"/>
+        <w:gridCol w:w="1443"/>
+        <w:gridCol w:w="1332"/>
+        <w:gridCol w:w="1555"/>
+      </w:tblGrid>
+      <w:tr>
+        <w:tc>
+          <w:tcPr>
+            <w:tcW w:w="1608" w:type="dxa"/>
+            <w:shd w:val="clear" w:color="auto" w:fill="83CAEB" w:themeFill="accent1" w:themeFillTint="66"/>
+            <w:vAlign w:val="bottom"/>
+          </w:tcPr>
+          <w:p>
+            <w:pPr>
+              <w:rPr>
+                <w:rFonts w:ascii="Times New Roman" w:hAnsi="Times New Roman" w:cs="Times New Roman"/>
+                <w:sz w:val="24"/>
+                <w:szCs w:val="24"/>
+                <w:lang w:val="en-US"/>
+              </w:rPr>
+            </w:pPr>
+            <w:r>
+              <w:rPr>
+                <w:rFonts w:ascii="Aptos Narrow" w:hAnsi="Aptos Narrow"/>
+                <w:color w:val="000000"/>
+              </w:rPr>
+              <w:t>Benchmark</w:t>
+            </w:r>
+          </w:p>
+        </w:tc>
+        <w:tc>
+          <w:tcPr>
+            <w:tcW w:w="1443" w:type="dxa"/>
+            <w:vAlign w:val="bottom"/>
+          </w:tcPr>
+          <w:p>
+            <w:pPr>
+              <w:rPr>
+                <w:rFonts w:ascii="Times New Roman" w:hAnsi="Times New Roman" w:cs="Times New Roman"/>
+                <w:sz w:val="24"/>
+                <w:szCs w:val="24"/>
+                <w:lang w:val="en-US"/>
+              </w:rPr>
+            </w:pPr>
+            <w:r>
+              <w:rPr>
+                <w:rFonts w:ascii="Aptos Narrow" w:hAnsi="Aptos Narrow"/>
+                <w:color w:val="000000"/>
+              </w:rPr>
+              <w:t>1-bit Correct</w:t>
+            </w:r>
+          </w:p>
+        </w:tc>
+        <w:tc>
+          <w:tcPr>
+            <w:tcW w:w="1332" w:type="dxa"/>
+            <w:vAlign w:val="bottom"/>
+          </w:tcPr>
+          <w:p>
+            <w:pPr>
+              <w:rPr>
+                <w:rFonts w:ascii="Times New Roman" w:hAnsi="Times New Roman" w:cs="Times New Roman"/>
+                <w:sz w:val="24"/>
+                <w:szCs w:val="24"/>
+                <w:lang w:val="en-US"/>
+              </w:rPr>
+            </w:pPr>
+            <w:r>
+              <w:rPr>
+                <w:rFonts w:ascii="Aptos Narrow" w:hAnsi="Aptos Narrow"/>
+                <w:color w:val="000000"/>
+              </w:rPr>
+              <w:t>1-bit Incorrect</w:t>
+            </w:r>
+          </w:p>
+        </w:tc>
+        <w:tc>
+          <w:tcPr>
+            <w:tcW w:w="1443" w:type="dxa"/>
+            <w:vAlign w:val="bottom"/>
+          </w:tcPr>
+          <w:p>
+            <w:pPr>
+              <w:rPr>
+                <w:rFonts w:ascii="Times New Roman" w:hAnsi="Times New Roman" w:cs="Times New Roman"/>
+                <w:sz w:val="24"/>
+                <w:szCs w:val="24"/>
+                <w:lang w:val="en-US"/>
+              </w:rPr>
+            </w:pPr>
+            <w:r>
+              <w:rPr>
+                <w:rFonts w:ascii="Aptos Narrow" w:hAnsi="Aptos Narrow"/>
+                <w:color w:val="000000"/>
+              </w:rPr>
+              <w:t>2-bit Correct</w:t>
+            </w:r>
+          </w:p>
+        </w:tc>
+        <w:tc>
+          <w:tcPr>
+            <w:tcW w:w="1332" w:type="dxa"/>
+            <w:vAlign w:val="bottom"/>
+          </w:tcPr>
+          <w:p>
+            <w:pPr>
+              <w:rPr>
+                <w:rFonts w:ascii="Times New Roman" w:hAnsi="Times New Roman" w:cs="Times New Roman"/>
+                <w:sz w:val="24"/>
+                <w:szCs w:val="24"/>
+                <w:lang w:val="en-US"/>
+              </w:rPr>
+            </w:pPr>
+            <w:r>
+              <w:rPr>
+                <w:rFonts w:ascii="Aptos Narrow" w:hAnsi="Aptos Narrow"/>
+                <w:color w:val="000000"/>
+              </w:rPr>
+              <w:t>2-bit Incorrect</w:t>
+            </w:r>
+          </w:p>
+        </w:tc>
+        <w:tc>
+          <w:tcPr>
+            <w:tcW w:w="1332" w:type="dxa"/>
+            <w:vAlign w:val="bottom"/>
+          </w:tcPr>
+          <w:p>
+            <w:pPr>
+              <w:rPr>
+                <w:rFonts w:ascii="Aptos Narrow" w:hAnsi="Aptos Narrow"/>
+                <w:color w:val="000000"/>
+              </w:rPr>
+            </w:pPr>
+            <w:r>
+              <w:rPr>
+                <w:rFonts w:ascii="Aptos Narrow" w:hAnsi="Aptos Narrow"/>
+                <w:color w:val="000000"/>
+              </w:rPr>
+              <w:t>Total Instructions</w:t>
+            </w:r>
+          </w:p>
+        </w:tc>
+      </w:tr>
+      <w:tr>
+        <w:tc>
+          <w:tcPr>
+            <w:tcW w:w="1608" w:type="dxa"/>
+            <w:shd w:val="clear" w:color="auto" w:fill="83CAEB" w:themeFill="accent1" w:themeFillTint="66"/>
+            <w:vAlign w:val="bottom"/>
+          </w:tcPr>
+          <w:p>
+            <w:pPr>
+              <w:rPr>
+                <w:rFonts w:ascii="Times New Roman" w:hAnsi="Times New Roman" w:cs="Times New Roman"/>
+                <w:sz w:val="24"/>
+                <w:szCs w:val="24"/>
+                <w:lang w:val="en-US"/>
+              </w:rPr>
+            </w:pPr>
+            <w:r>
+              <w:rPr>
+                <w:rFonts w:ascii="Aptos Narrow" w:hAnsi="Aptos Narrow"/>
+                <w:color w:val="000000"/>
+              </w:rPr>
+              <w:t>403.gcc</w:t>
+            </w:r>
+          </w:p>
+        </w:tc>
+        <w:tc>
+          <w:tcPr>
+            <w:tcW w:w="1443" w:type="dxa"/>
+            <w:vAlign w:val="bottom"/>
+          </w:tcPr>
+          <w:p>
+            <w:pPr>
+              <w:rPr>
+                <w:rFonts w:ascii="Times New Roman" w:hAnsi="Times New Roman" w:cs="Times New Roman"/>
+                <w:sz w:val="24"/>
+                <w:szCs w:val="24"/>
+                <w:lang w:val="en-US"/>
+              </w:rPr>
+            </w:pPr>
+            <w:r>
+              <w:rPr>
+                <w:rFonts w:ascii="Aptos Narrow" w:hAnsi="Aptos Narrow"/>
+                <w:color w:val="000000"/>
+              </w:rPr>
+              <w:t>502949981</w:t>
+            </w:r>
+          </w:p>
+        </w:tc>
+        <w:tc>
+          <w:tcPr>
+            <w:tcW w:w="1332" w:type="dxa"/>
+            <w:vAlign w:val="bottom"/>
+          </w:tcPr>
+          <w:p>
+            <w:pPr>
+              <w:rPr>
+                <w:rFonts w:ascii="Times New Roman" w:hAnsi="Times New Roman" w:cs="Times New Roman"/>
+                <w:sz w:val="24"/>
+                <w:szCs w:val="24"/>
+                <w:lang w:val="en-US"/>
+              </w:rPr>
+            </w:pPr>
+            <w:r>
+              <w:rPr>
+                <w:rFonts w:ascii="Aptos Narrow" w:hAnsi="Aptos Narrow"/>
+                <w:color w:val="000000"/>
+              </w:rPr>
+              <w:t>71501389</w:t>
+            </w:r>
+          </w:p>
+        </w:tc>
+        <w:tc>
+          <w:tcPr>
+            <w:tcW w:w="1443" w:type="dxa"/>
+            <w:vAlign w:val="bottom"/>
+          </w:tcPr>
+          <w:p>
+            <w:pPr>
+              <w:rPr>
+                <w:rFonts w:ascii="Times New Roman" w:hAnsi="Times New Roman" w:cs="Times New Roman"/>
+                <w:sz w:val="24"/>
+                <w:szCs w:val="24"/>
+                <w:lang w:val="en-US"/>
+              </w:rPr>
+            </w:pPr>
+            <w:r>
+              <w:rPr>
+                <w:rFonts w:ascii="Aptos Narrow" w:hAnsi="Aptos Narrow"/>
+                <w:color w:val="000000"/>
+              </w:rPr>
+              <w:t>520133471</w:t>
+            </w:r>
+          </w:p>
+        </w:tc>
+        <w:tc>
+          <w:tcPr>
+            <w:tcW w:w="1332" w:type="dxa"/>
+            <w:vAlign w:val="bottom"/>
+          </w:tcPr>
+          <w:p>
+            <w:pPr>
+              <w:rPr>
+                <w:rFonts w:ascii="Times New Roman" w:hAnsi="Times New Roman" w:cs="Times New Roman"/>
+                <w:sz w:val="24"/>
+                <w:szCs w:val="24"/>
+                <w:lang w:val="en-US"/>
+              </w:rPr>
+            </w:pPr>
+            <w:r>
+              <w:rPr>
+                <w:rFonts w:ascii="Aptos Narrow" w:hAnsi="Aptos Narrow"/>
+                <w:color w:val="000000"/>
+              </w:rPr>
+              <w:t>54317899</w:t>
+            </w:r>
+          </w:p>
+        </w:tc>
+        <w:tc>
+          <w:tcPr>
+            <w:tcW w:w="1332" w:type="dxa"/>
+            <w:vAlign w:val="bottom"/>
+          </w:tcPr>
+          <w:p>
+            <w:pPr>
+              <w:rPr>
+                <w:rFonts w:ascii="Aptos Narrow" w:hAnsi="Aptos Narrow"/>
+                <w:color w:val="000000"/>
+              </w:rPr>
+            </w:pPr>
+            <w:r>
+              <w:rPr>
+                <w:rFonts w:ascii="Aptos Narrow" w:hAnsi="Aptos Narrow"/>
+                <w:color w:val="000000"/>
+              </w:rPr>
+              <w:t xml:space="preserve">3184170871    </w:t>
+            </w:r>
+          </w:p>
+        </w:tc>
+      </w:tr>
+      <w:tr>
+        <w:tc>
+          <w:tcPr>
+            <w:tcW w:w="1608" w:type="dxa"/>
+            <w:shd w:val="clear" w:color="auto" w:fill="83CAEB" w:themeFill="accent1" w:themeFillTint="66"/>
+            <w:vAlign w:val="bottom"/>
+          </w:tcPr>
+          <w:p>
+            <w:pPr>
+              <w:rPr>
+                <w:rFonts w:ascii="Times New Roman" w:hAnsi="Times New Roman" w:cs="Times New Roman"/>
+                <w:sz w:val="24"/>
+                <w:szCs w:val="24"/>
+                <w:lang w:val="en-US"/>
+              </w:rPr>
+            </w:pPr>
+            <w:r>
+              <w:rPr>
+                <w:rFonts w:ascii="Aptos Narrow" w:hAnsi="Aptos Narrow"/>
+                <w:color w:val="000000"/>
+              </w:rPr>
+              <w:t>410.bwaves</w:t>
+            </w:r>
+          </w:p>
+        </w:tc>
+        <w:tc>
+          <w:tcPr>
+            <w:tcW w:w="1443" w:type="dxa"/>
+            <w:vAlign w:val="bottom"/>
+          </w:tcPr>
+          <w:p>
+            <w:pPr>
+              <w:rPr>
+                <w:rFonts w:ascii="Times New Roman" w:hAnsi="Times New Roman" w:cs="Times New Roman"/>
+                <w:sz w:val="24"/>
+                <w:szCs w:val="24"/>
+                <w:lang w:val="en-US"/>
+              </w:rPr>
+            </w:pPr>
+            <w:r>
+              <w:rPr>
+                <w:rFonts w:ascii="Aptos Narrow" w:hAnsi="Aptos Narrow"/>
+                <w:color w:val="000000"/>
+              </w:rPr>
+              <w:t>22070332585</w:t>
+            </w:r>
+          </w:p>
+        </w:tc>
+        <w:tc>
+          <w:tcPr>
+            <w:tcW w:w="1332" w:type="dxa"/>
+            <w:vAlign w:val="bottom"/>
+          </w:tcPr>
+          <w:p>
+            <w:pPr>
+              <w:rPr>
+                <w:rFonts w:ascii="Times New Roman" w:hAnsi="Times New Roman" w:cs="Times New Roman"/>
+                <w:sz w:val="24"/>
+                <w:szCs w:val="24"/>
+                <w:lang w:val="en-US"/>
+              </w:rPr>
+            </w:pPr>
+            <w:r>
+              <w:rPr>
+                <w:rFonts w:ascii="Aptos Narrow" w:hAnsi="Aptos Narrow"/>
+                <w:color w:val="000000"/>
+              </w:rPr>
+              <w:t>7469113041</w:t>
+            </w:r>
+          </w:p>
+        </w:tc>
+        <w:tc>
+          <w:tcPr>
+            <w:tcW w:w="1443" w:type="dxa"/>
+            <w:vAlign w:val="bottom"/>
+          </w:tcPr>
+          <w:p>
+            <w:pPr>
+              <w:rPr>
+                <w:rFonts w:ascii="Times New Roman" w:hAnsi="Times New Roman" w:cs="Times New Roman"/>
+                <w:sz w:val="24"/>
+                <w:szCs w:val="24"/>
+                <w:lang w:val="en-US"/>
+              </w:rPr>
+            </w:pPr>
+            <w:r>
+              <w:rPr>
+                <w:rFonts w:ascii="Aptos Narrow" w:hAnsi="Aptos Narrow"/>
+                <w:color w:val="000000"/>
+              </w:rPr>
+              <w:t>25413369985</w:t>
+            </w:r>
+          </w:p>
+        </w:tc>
+        <w:tc>
+          <w:tcPr>
+            <w:tcW w:w="1332" w:type="dxa"/>
+            <w:vAlign w:val="bottom"/>
+          </w:tcPr>
+          <w:p>
+            <w:pPr>
+              <w:rPr>
+                <w:rFonts w:ascii="Times New Roman" w:hAnsi="Times New Roman" w:cs="Times New Roman"/>
+                <w:sz w:val="24"/>
+                <w:szCs w:val="24"/>
+                <w:lang w:val="en-US"/>
+              </w:rPr>
+            </w:pPr>
+            <w:r>
+              <w:rPr>
+                <w:rFonts w:ascii="Aptos Narrow" w:hAnsi="Aptos Narrow"/>
+                <w:color w:val="000000"/>
+              </w:rPr>
+              <w:t>4126075641</w:t>
+            </w:r>
+          </w:p>
+        </w:tc>
+        <w:tc>
+          <w:tcPr>
+            <w:tcW w:w="1332" w:type="dxa"/>
+            <w:vAlign w:val="bottom"/>
+          </w:tcPr>
+          <w:p>
+            <w:pPr>
+              <w:rPr>
+                <w:rFonts w:ascii="Aptos Narrow" w:hAnsi="Aptos Narrow"/>
+                <w:color w:val="000000"/>
+              </w:rPr>
+            </w:pPr>
+            <w:r>
+              <w:rPr>
+                <w:rFonts w:ascii="Aptos Narrow" w:hAnsi="Aptos Narrow"/>
+                <w:color w:val="000000"/>
+              </w:rPr>
+              <w:t xml:space="preserve">300165002696    </w:t>
+            </w:r>
+          </w:p>
+        </w:tc>
+      </w:tr>
+      <w:tr>
+        <w:tc>
+          <w:tcPr>
+            <w:tcW w:w="1608" w:type="dxa"/>
+            <w:shd w:val="clear" w:color="auto" w:fill="83CAEB" w:themeFill="accent1" w:themeFillTint="66"/>
+            <w:vAlign w:val="bottom"/>
+          </w:tcPr>
+          <w:p>
+            <w:pPr>
+              <w:rPr>
+                <w:rFonts w:ascii="Times New Roman" w:hAnsi="Times New Roman" w:cs="Times New Roman"/>
+                <w:sz w:val="24"/>
+                <w:szCs w:val="24"/>
+                <w:lang w:val="en-US"/>
+              </w:rPr>
+            </w:pPr>
+            <w:r>
+              <w:rPr>
+                <w:rFonts w:ascii="Aptos Narrow" w:hAnsi="Aptos Narrow"/>
+                <w:color w:val="000000"/>
+              </w:rPr>
+              <w:t>416.gamess</w:t>
+            </w:r>
+          </w:p>
+        </w:tc>
+        <w:tc>
+          <w:tcPr>
+            <w:tcW w:w="1443" w:type="dxa"/>
+            <w:vAlign w:val="bottom"/>
+          </w:tcPr>
+          <w:p>
+            <w:pPr>
+              <w:rPr>
+                <w:rFonts w:ascii="Times New Roman" w:hAnsi="Times New Roman" w:cs="Times New Roman"/>
+                <w:sz w:val="24"/>
+                <w:szCs w:val="24"/>
+                <w:lang w:val="en-US"/>
+              </w:rPr>
+            </w:pPr>
+            <w:r>
+              <w:rPr>
+                <w:rFonts w:ascii="Aptos Narrow" w:hAnsi="Aptos Narrow"/>
+                <w:color w:val="000000"/>
+              </w:rPr>
+              <w:t>11679144127</w:t>
+            </w:r>
+          </w:p>
+        </w:tc>
+        <w:tc>
+          <w:tcPr>
+            <w:tcW w:w="1332" w:type="dxa"/>
+            <w:vAlign w:val="bottom"/>
+          </w:tcPr>
+          <w:p>
+            <w:pPr>
+              <w:rPr>
+                <w:rFonts w:ascii="Times New Roman" w:hAnsi="Times New Roman" w:cs="Times New Roman"/>
+                <w:sz w:val="24"/>
+                <w:szCs w:val="24"/>
+                <w:lang w:val="en-US"/>
+              </w:rPr>
+            </w:pPr>
+            <w:r>
+              <w:rPr>
+                <w:rFonts w:ascii="Aptos Narrow" w:hAnsi="Aptos Narrow"/>
+                <w:color w:val="000000"/>
+              </w:rPr>
+              <w:t>1563640429</w:t>
+            </w:r>
+          </w:p>
+        </w:tc>
+        <w:tc>
+          <w:tcPr>
+            <w:tcW w:w="1443" w:type="dxa"/>
+            <w:vAlign w:val="bottom"/>
+          </w:tcPr>
+          <w:p>
+            <w:pPr>
+              <w:rPr>
+                <w:rFonts w:ascii="Times New Roman" w:hAnsi="Times New Roman" w:cs="Times New Roman"/>
+                <w:sz w:val="24"/>
+                <w:szCs w:val="24"/>
+                <w:lang w:val="en-US"/>
+              </w:rPr>
+            </w:pPr>
+            <w:r>
+              <w:rPr>
+                <w:rFonts w:ascii="Aptos Narrow" w:hAnsi="Aptos Narrow"/>
+                <w:color w:val="000000"/>
+              </w:rPr>
+              <w:t>12323343519</w:t>
+            </w:r>
+          </w:p>
+        </w:tc>
+        <w:tc>
+          <w:tcPr>
+            <w:tcW w:w="1332" w:type="dxa"/>
+            <w:vAlign w:val="bottom"/>
+          </w:tcPr>
+          <w:p>
+            <w:pPr>
+              <w:rPr>
+                <w:rFonts w:ascii="Times New Roman" w:hAnsi="Times New Roman" w:cs="Times New Roman"/>
+                <w:sz w:val="24"/>
+                <w:szCs w:val="24"/>
+                <w:lang w:val="en-US"/>
+              </w:rPr>
+            </w:pPr>
+            <w:r>
+              <w:rPr>
+                <w:rFonts w:ascii="Aptos Narrow" w:hAnsi="Aptos Narrow"/>
+                <w:color w:val="000000"/>
+              </w:rPr>
+              <w:t>919441037</w:t>
+            </w:r>
+          </w:p>
+        </w:tc>
+        <w:tc>
+          <w:tcPr>
+            <w:tcW w:w="1332" w:type="dxa"/>
+            <w:vAlign w:val="bottom"/>
+          </w:tcPr>
+          <w:p>
+            <w:pPr>
+              <w:rPr>
+                <w:rFonts w:ascii="Aptos Narrow" w:hAnsi="Aptos Narrow"/>
+                <w:color w:val="000000"/>
+              </w:rPr>
+            </w:pPr>
+            <w:r>
+              <w:rPr>
+                <w:rFonts w:ascii="Aptos Narrow" w:hAnsi="Aptos Narrow"/>
+                <w:color w:val="000000"/>
+              </w:rPr>
+              <w:t xml:space="preserve">191137079537    </w:t>
+            </w:r>
+          </w:p>
+        </w:tc>
+      </w:tr>
+      <w:tr>
+        <w:tc>
+          <w:tcPr>
+            <w:tcW w:w="1608" w:type="dxa"/>
+            <w:shd w:val="clear" w:color="auto" w:fill="83CAEB" w:themeFill="accent1" w:themeFillTint="66"/>
+            <w:vAlign w:val="bottom"/>
+          </w:tcPr>
+          <w:p>
+            <w:pPr>
+              <w:rPr>
+                <w:rFonts w:ascii="Times New Roman" w:hAnsi="Times New Roman" w:cs="Times New Roman"/>
+                <w:sz w:val="24"/>
+                <w:szCs w:val="24"/>
+                <w:lang w:val="en-US"/>
+              </w:rPr>
+            </w:pPr>
+            <w:r>
+              <w:rPr>
+                <w:rFonts w:ascii="Aptos Narrow" w:hAnsi="Aptos Narrow"/>
+                <w:color w:val="000000"/>
+              </w:rPr>
+              <w:t>429.mcf</w:t>
+            </w:r>
+          </w:p>
+        </w:tc>
+        <w:tc>
+          <w:tcPr>
+            <w:tcW w:w="1443" w:type="dxa"/>
+            <w:vAlign w:val="bottom"/>
+          </w:tcPr>
+          <w:p>
+            <w:pPr>
+              <w:rPr>
+                <w:rFonts w:ascii="Times New Roman" w:hAnsi="Times New Roman" w:cs="Times New Roman"/>
+                <w:sz w:val="24"/>
+                <w:szCs w:val="24"/>
+                <w:lang w:val="en-US"/>
+              </w:rPr>
+            </w:pPr>
+            <w:r>
+              <w:rPr>
+                <w:rFonts w:ascii="Aptos Narrow" w:hAnsi="Aptos Narrow"/>
+                <w:color w:val="000000"/>
+              </w:rPr>
+              <w:t>3371435895</w:t>
+            </w:r>
+          </w:p>
+        </w:tc>
+        <w:tc>
+          <w:tcPr>
+            <w:tcW w:w="1332" w:type="dxa"/>
+            <w:vAlign w:val="bottom"/>
+          </w:tcPr>
+          <w:p>
+            <w:pPr>
+              <w:rPr>
+                <w:rFonts w:ascii="Times New Roman" w:hAnsi="Times New Roman" w:cs="Times New Roman"/>
+                <w:sz w:val="24"/>
+                <w:szCs w:val="24"/>
+                <w:lang w:val="en-US"/>
+              </w:rPr>
+            </w:pPr>
+            <w:r>
+              <w:rPr>
+                <w:rFonts w:ascii="Aptos Narrow" w:hAnsi="Aptos Narrow"/>
+                <w:color w:val="000000"/>
+              </w:rPr>
+              <w:t>339198416</w:t>
+            </w:r>
+          </w:p>
+        </w:tc>
+        <w:tc>
+          <w:tcPr>
+            <w:tcW w:w="1443" w:type="dxa"/>
+            <w:vAlign w:val="bottom"/>
+          </w:tcPr>
+          <w:p>
+            <w:pPr>
+              <w:rPr>
+                <w:rFonts w:ascii="Times New Roman" w:hAnsi="Times New Roman" w:cs="Times New Roman"/>
+                <w:sz w:val="24"/>
+                <w:szCs w:val="24"/>
+                <w:lang w:val="en-US"/>
+              </w:rPr>
+            </w:pPr>
+            <w:r>
+              <w:rPr>
+                <w:rFonts w:ascii="Aptos Narrow" w:hAnsi="Aptos Narrow"/>
+                <w:color w:val="000000"/>
+              </w:rPr>
+              <w:t>3469506200</w:t>
+            </w:r>
+          </w:p>
+        </w:tc>
+        <w:tc>
+          <w:tcPr>
+            <w:tcW w:w="1332" w:type="dxa"/>
+            <w:vAlign w:val="bottom"/>
+          </w:tcPr>
+          <w:p>
+            <w:pPr>
+              <w:rPr>
+                <w:rFonts w:ascii="Times New Roman" w:hAnsi="Times New Roman" w:cs="Times New Roman"/>
+                <w:sz w:val="24"/>
+                <w:szCs w:val="24"/>
+                <w:lang w:val="en-US"/>
+              </w:rPr>
+            </w:pPr>
+            <w:r>
+              <w:rPr>
+                <w:rFonts w:ascii="Aptos Narrow" w:hAnsi="Aptos Narrow"/>
+                <w:color w:val="000000"/>
+              </w:rPr>
+              <w:t>241128111</w:t>
+            </w:r>
+          </w:p>
+        </w:tc>
+        <w:tc>
+          <w:tcPr>
+            <w:tcW w:w="1332" w:type="dxa"/>
+            <w:vAlign w:val="bottom"/>
+          </w:tcPr>
+          <w:p>
+            <w:pPr>
+              <w:rPr>
+                <w:rFonts w:ascii="Aptos Narrow" w:hAnsi="Aptos Narrow"/>
+                <w:color w:val="000000"/>
+              </w:rPr>
+            </w:pPr>
+            <w:r>
+              <w:rPr>
+                <w:rFonts w:ascii="Aptos Narrow" w:hAnsi="Aptos Narrow"/>
+                <w:color w:val="000000"/>
+              </w:rPr>
+              <w:t xml:space="preserve">18199704182    </w:t>
+            </w:r>
+          </w:p>
+        </w:tc>
+      </w:tr>
+      <w:tr>
+        <w:tc>
+          <w:tcPr>
+            <w:tcW w:w="1608" w:type="dxa"/>
+            <w:shd w:val="clear" w:color="auto" w:fill="83CAEB" w:themeFill="accent1" w:themeFillTint="66"/>
+            <w:vAlign w:val="bottom"/>
+          </w:tcPr>
+          <w:p>
+            <w:pPr>
+              <w:rPr>
+                <w:rFonts w:ascii="Times New Roman" w:hAnsi="Times New Roman" w:cs="Times New Roman"/>
+                <w:sz w:val="24"/>
+                <w:szCs w:val="24"/>
+                <w:lang w:val="en-US"/>
+              </w:rPr>
+            </w:pPr>
+            <w:r>
+              <w:rPr>
+                <w:rFonts w:ascii="Aptos Narrow" w:hAnsi="Aptos Narrow"/>
+                <w:color w:val="000000"/>
+              </w:rPr>
+              <w:t>433.milc</w:t>
+            </w:r>
+          </w:p>
+        </w:tc>
+        <w:tc>
+          <w:tcPr>
+            <w:tcW w:w="1443" w:type="dxa"/>
+            <w:vAlign w:val="bottom"/>
+          </w:tcPr>
+          <w:p>
+            <w:pPr>
+              <w:rPr>
+                <w:rFonts w:ascii="Times New Roman" w:hAnsi="Times New Roman" w:cs="Times New Roman"/>
+                <w:sz w:val="24"/>
+                <w:szCs w:val="24"/>
+                <w:lang w:val="en-US"/>
+              </w:rPr>
+            </w:pPr>
+            <w:r>
+              <w:rPr>
+                <w:rFonts w:ascii="Aptos Narrow" w:hAnsi="Aptos Narrow"/>
+                <w:color w:val="000000"/>
+              </w:rPr>
+              <w:t>789062174</w:t>
+            </w:r>
+          </w:p>
+        </w:tc>
+        <w:tc>
+          <w:tcPr>
+            <w:tcW w:w="1332" w:type="dxa"/>
+            <w:vAlign w:val="bottom"/>
+          </w:tcPr>
+          <w:p>
+            <w:pPr>
+              <w:rPr>
+                <w:rFonts w:ascii="Times New Roman" w:hAnsi="Times New Roman" w:cs="Times New Roman"/>
+                <w:sz w:val="24"/>
+                <w:szCs w:val="24"/>
+                <w:lang w:val="en-US"/>
+              </w:rPr>
+            </w:pPr>
+            <w:r>
+              <w:rPr>
+                <w:rFonts w:ascii="Aptos Narrow" w:hAnsi="Aptos Narrow"/>
+                <w:color w:val="000000"/>
+              </w:rPr>
+              <w:t>994127111</w:t>
+            </w:r>
+          </w:p>
+        </w:tc>
+        <w:tc>
+          <w:tcPr>
+            <w:tcW w:w="1443" w:type="dxa"/>
+            <w:vAlign w:val="bottom"/>
+          </w:tcPr>
+          <w:p>
+            <w:pPr>
+              <w:rPr>
+                <w:rFonts w:ascii="Times New Roman" w:hAnsi="Times New Roman" w:cs="Times New Roman"/>
+                <w:sz w:val="24"/>
+                <w:szCs w:val="24"/>
+                <w:lang w:val="en-US"/>
+              </w:rPr>
+            </w:pPr>
+            <w:r>
+              <w:rPr>
+                <w:rFonts w:ascii="Aptos Narrow" w:hAnsi="Aptos Narrow"/>
+                <w:color w:val="000000"/>
+              </w:rPr>
+              <w:t>1285315772</w:t>
+            </w:r>
+          </w:p>
+        </w:tc>
+        <w:tc>
+          <w:tcPr>
+            <w:tcW w:w="1332" w:type="dxa"/>
+            <w:vAlign w:val="bottom"/>
+          </w:tcPr>
+          <w:p>
+            <w:pPr>
+              <w:rPr>
+                <w:rFonts w:ascii="Times New Roman" w:hAnsi="Times New Roman" w:cs="Times New Roman"/>
+                <w:sz w:val="24"/>
+                <w:szCs w:val="24"/>
+                <w:lang w:val="en-US"/>
+              </w:rPr>
+            </w:pPr>
+            <w:r>
+              <w:rPr>
+                <w:rFonts w:ascii="Aptos Narrow" w:hAnsi="Aptos Narrow"/>
+                <w:color w:val="000000"/>
+              </w:rPr>
+              <w:t>497873513</w:t>
+            </w:r>
+          </w:p>
+        </w:tc>
+        <w:tc>
+          <w:tcPr>
+            <w:tcW w:w="1332" w:type="dxa"/>
+            <w:vAlign w:val="bottom"/>
+          </w:tcPr>
+          <w:p>
+            <w:pPr>
+              <w:rPr>
+                <w:rFonts w:ascii="Aptos Narrow" w:hAnsi="Aptos Narrow"/>
+                <w:color w:val="000000"/>
+              </w:rPr>
+            </w:pPr>
+            <w:r>
+              <w:rPr>
+                <w:rFonts w:ascii="Aptos Narrow" w:hAnsi="Aptos Narrow"/>
+                <w:color w:val="000000"/>
+              </w:rPr>
+              <w:t xml:space="preserve">38323372296    </w:t>
+            </w:r>
+          </w:p>
+        </w:tc>
+      </w:tr>
+      <w:tr>
+        <w:tc>
+          <w:tcPr>
+            <w:tcW w:w="1608" w:type="dxa"/>
+            <w:shd w:val="clear" w:color="auto" w:fill="83CAEB" w:themeFill="accent1" w:themeFillTint="66"/>
+            <w:vAlign w:val="bottom"/>
+          </w:tcPr>
+          <w:p>
+            <w:pPr>
+              <w:rPr>
+                <w:rFonts w:ascii="Times New Roman" w:hAnsi="Times New Roman" w:cs="Times New Roman"/>
+                <w:sz w:val="24"/>
+                <w:szCs w:val="24"/>
+                <w:lang w:val="en-US"/>
+              </w:rPr>
+            </w:pPr>
+            <w:r>
+              <w:rPr>
+                <w:rFonts w:ascii="Aptos Narrow" w:hAnsi="Aptos Narrow"/>
+                <w:color w:val="000000"/>
+              </w:rPr>
+              <w:t>435.gromacs</w:t>
+            </w:r>
+          </w:p>
+        </w:tc>
+        <w:tc>
+          <w:tcPr>
+            <w:tcW w:w="1443" w:type="dxa"/>
+            <w:vAlign w:val="bottom"/>
+          </w:tcPr>
+          <w:p>
+            <w:pPr>
+              <w:rPr>
+                <w:rFonts w:ascii="Times New Roman" w:hAnsi="Times New Roman" w:cs="Times New Roman"/>
+                <w:sz w:val="24"/>
+                <w:szCs w:val="24"/>
+                <w:lang w:val="en-US"/>
+              </w:rPr>
+            </w:pPr>
+            <w:r>
+              <w:rPr>
+                <w:rFonts w:ascii="Aptos Narrow" w:hAnsi="Aptos Narrow"/>
+                <w:color w:val="000000"/>
+              </w:rPr>
+              <w:t>15341735683</w:t>
+            </w:r>
+          </w:p>
+        </w:tc>
+        <w:tc>
+          <w:tcPr>
+            <w:tcW w:w="1332" w:type="dxa"/>
+            <w:vAlign w:val="bottom"/>
+          </w:tcPr>
+          <w:p>
+            <w:pPr>
+              <w:rPr>
+                <w:rFonts w:ascii="Times New Roman" w:hAnsi="Times New Roman" w:cs="Times New Roman"/>
+                <w:sz w:val="24"/>
+                <w:szCs w:val="24"/>
+                <w:lang w:val="en-US"/>
+              </w:rPr>
+            </w:pPr>
+            <w:r>
+              <w:rPr>
+                <w:rFonts w:ascii="Aptos Narrow" w:hAnsi="Aptos Narrow"/>
+                <w:color w:val="000000"/>
+              </w:rPr>
+              <w:t>1719996296</w:t>
+            </w:r>
+          </w:p>
+        </w:tc>
+        <w:tc>
+          <w:tcPr>
+            <w:tcW w:w="1443" w:type="dxa"/>
+            <w:vAlign w:val="bottom"/>
+          </w:tcPr>
+          <w:p>
+            <w:pPr>
+              <w:rPr>
+                <w:rFonts w:ascii="Times New Roman" w:hAnsi="Times New Roman" w:cs="Times New Roman"/>
+                <w:sz w:val="24"/>
+                <w:szCs w:val="24"/>
+                <w:lang w:val="en-US"/>
+              </w:rPr>
+            </w:pPr>
+            <w:r>
+              <w:rPr>
+                <w:rFonts w:ascii="Aptos Narrow" w:hAnsi="Aptos Narrow"/>
+                <w:color w:val="000000"/>
+              </w:rPr>
+              <w:t>15712719927</w:t>
+            </w:r>
+          </w:p>
+        </w:tc>
+        <w:tc>
+          <w:tcPr>
+            <w:tcW w:w="1332" w:type="dxa"/>
+            <w:vAlign w:val="bottom"/>
+          </w:tcPr>
+          <w:p>
+            <w:pPr>
+              <w:rPr>
+                <w:rFonts w:ascii="Times New Roman" w:hAnsi="Times New Roman" w:cs="Times New Roman"/>
+                <w:sz w:val="24"/>
+                <w:szCs w:val="24"/>
+                <w:lang w:val="en-US"/>
+              </w:rPr>
+            </w:pPr>
+            <w:r>
+              <w:rPr>
+                <w:rFonts w:ascii="Aptos Narrow" w:hAnsi="Aptos Narrow"/>
+                <w:color w:val="000000"/>
+              </w:rPr>
+              <w:t>1349012052</w:t>
+            </w:r>
+          </w:p>
+        </w:tc>
+        <w:tc>
+          <w:tcPr>
+            <w:tcW w:w="1332" w:type="dxa"/>
+            <w:vAlign w:val="bottom"/>
+          </w:tcPr>
+          <w:p>
+            <w:pPr>
+              <w:rPr>
+                <w:rFonts w:ascii="Aptos Narrow" w:hAnsi="Aptos Narrow"/>
+                <w:color w:val="000000"/>
+              </w:rPr>
+            </w:pPr>
+            <w:r>
+              <w:rPr>
+                <w:rFonts w:ascii="Aptos Narrow" w:hAnsi="Aptos Narrow"/>
+                <w:color w:val="000000"/>
+              </w:rPr>
+              <w:t xml:space="preserve">445004175612    </w:t>
+            </w:r>
+          </w:p>
+        </w:tc>
+      </w:tr>
+      <w:tr>
+        <w:tc>
+          <w:tcPr>
+            <w:tcW w:w="1608" w:type="dxa"/>
+            <w:shd w:val="clear" w:color="auto" w:fill="83CAEB" w:themeFill="accent1" w:themeFillTint="66"/>
+            <w:vAlign w:val="bottom"/>
+          </w:tcPr>
+          <w:p>
+            <w:pPr>
+              <w:rPr>
+                <w:rFonts w:ascii="Times New Roman" w:hAnsi="Times New Roman" w:cs="Times New Roman"/>
+                <w:sz w:val="24"/>
+                <w:szCs w:val="24"/>
+                <w:lang w:val="en-US"/>
+              </w:rPr>
+            </w:pPr>
+            <w:r>
+              <w:rPr>
+                <w:rFonts w:ascii="Aptos Narrow" w:hAnsi="Aptos Narrow"/>
+                <w:color w:val="000000"/>
+              </w:rPr>
+              <w:t>436.cactusADM</w:t>
+            </w:r>
+          </w:p>
+        </w:tc>
+        <w:tc>
+          <w:tcPr>
+            <w:tcW w:w="1443" w:type="dxa"/>
+            <w:vAlign w:val="bottom"/>
+          </w:tcPr>
+          <w:p>
+            <w:pPr>
+              <w:rPr>
+                <w:rFonts w:ascii="Times New Roman" w:hAnsi="Times New Roman" w:cs="Times New Roman"/>
+                <w:sz w:val="24"/>
+                <w:szCs w:val="24"/>
+                <w:lang w:val="en-US"/>
+              </w:rPr>
+            </w:pPr>
+            <w:r>
+              <w:rPr>
+                <w:rFonts w:ascii="Aptos Narrow" w:hAnsi="Aptos Narrow"/>
+                <w:color w:val="000000"/>
+              </w:rPr>
+              <w:t>155195552</w:t>
+            </w:r>
+          </w:p>
+        </w:tc>
+        <w:tc>
+          <w:tcPr>
+            <w:tcW w:w="1332" w:type="dxa"/>
+            <w:vAlign w:val="bottom"/>
+          </w:tcPr>
+          <w:p>
+            <w:pPr>
+              <w:rPr>
+                <w:rFonts w:ascii="Times New Roman" w:hAnsi="Times New Roman" w:cs="Times New Roman"/>
+                <w:sz w:val="24"/>
+                <w:szCs w:val="24"/>
+                <w:lang w:val="en-US"/>
+              </w:rPr>
+            </w:pPr>
+            <w:r>
+              <w:rPr>
+                <w:rFonts w:ascii="Aptos Narrow" w:hAnsi="Aptos Narrow"/>
+                <w:color w:val="000000"/>
+              </w:rPr>
+              <w:t>5801612</w:t>
+            </w:r>
+          </w:p>
+        </w:tc>
+        <w:tc>
+          <w:tcPr>
+            <w:tcW w:w="1443" w:type="dxa"/>
+            <w:vAlign w:val="bottom"/>
+          </w:tcPr>
+          <w:p>
+            <w:pPr>
+              <w:rPr>
+                <w:rFonts w:ascii="Times New Roman" w:hAnsi="Times New Roman" w:cs="Times New Roman"/>
+                <w:sz w:val="24"/>
+                <w:szCs w:val="24"/>
+                <w:lang w:val="en-US"/>
+              </w:rPr>
+            </w:pPr>
+            <w:r>
+              <w:rPr>
+                <w:rFonts w:ascii="Aptos Narrow" w:hAnsi="Aptos Narrow"/>
+                <w:color w:val="000000"/>
+              </w:rPr>
+              <w:t>157850699</w:t>
+            </w:r>
+          </w:p>
+        </w:tc>
+        <w:tc>
+          <w:tcPr>
+            <w:tcW w:w="1332" w:type="dxa"/>
+            <w:vAlign w:val="bottom"/>
+          </w:tcPr>
+          <w:p>
+            <w:pPr>
+              <w:rPr>
+                <w:rFonts w:ascii="Times New Roman" w:hAnsi="Times New Roman" w:cs="Times New Roman"/>
+                <w:sz w:val="24"/>
+                <w:szCs w:val="24"/>
+                <w:lang w:val="en-US"/>
+              </w:rPr>
+            </w:pPr>
+            <w:r>
+              <w:rPr>
+                <w:rFonts w:ascii="Aptos Narrow" w:hAnsi="Aptos Narrow"/>
+                <w:color w:val="000000"/>
+              </w:rPr>
+              <w:t>3146465</w:t>
+            </w:r>
+          </w:p>
+        </w:tc>
+        <w:tc>
+          <w:tcPr>
+            <w:tcW w:w="1332" w:type="dxa"/>
+            <w:vAlign w:val="bottom"/>
+          </w:tcPr>
+          <w:p>
+            <w:pPr>
+              <w:rPr>
+                <w:rFonts w:ascii="Aptos Narrow" w:hAnsi="Aptos Narrow"/>
+                <w:color w:val="000000"/>
+              </w:rPr>
+            </w:pPr>
+            <w:r>
+              <w:rPr>
+                <w:rFonts w:ascii="Aptos Narrow" w:hAnsi="Aptos Narrow"/>
+                <w:color w:val="000000"/>
+              </w:rPr>
+              <w:t xml:space="preserve">80776878079    </w:t>
+            </w:r>
+          </w:p>
+        </w:tc>
+      </w:tr>
+      <w:tr>
+        <w:tc>
+          <w:tcPr>
+            <w:tcW w:w="1608" w:type="dxa"/>
+            <w:shd w:val="clear" w:color="auto" w:fill="83CAEB" w:themeFill="accent1" w:themeFillTint="66"/>
+            <w:vAlign w:val="bottom"/>
+          </w:tcPr>
+          <w:p>
+            <w:pPr>
+              <w:rPr>
+                <w:rFonts w:ascii="Times New Roman" w:hAnsi="Times New Roman" w:cs="Times New Roman"/>
+                <w:sz w:val="24"/>
+                <w:szCs w:val="24"/>
+                <w:lang w:val="en-US"/>
+              </w:rPr>
+            </w:pPr>
+            <w:r>
+              <w:rPr>
+                <w:rFonts w:ascii="Aptos Narrow" w:hAnsi="Aptos Narrow"/>
+                <w:color w:val="000000"/>
+              </w:rPr>
+              <w:t>450.soplex</w:t>
+            </w:r>
+          </w:p>
+        </w:tc>
+        <w:tc>
+          <w:tcPr>
+            <w:tcW w:w="1443" w:type="dxa"/>
+            <w:vAlign w:val="bottom"/>
+          </w:tcPr>
+          <w:p>
+            <w:pPr>
+              <w:rPr>
+                <w:rFonts w:ascii="Times New Roman" w:hAnsi="Times New Roman" w:cs="Times New Roman"/>
+                <w:sz w:val="24"/>
+                <w:szCs w:val="24"/>
+                <w:lang w:val="en-US"/>
+              </w:rPr>
+            </w:pPr>
+            <w:r>
+              <w:rPr>
+                <w:rFonts w:ascii="Aptos Narrow" w:hAnsi="Aptos Narrow"/>
+                <w:color w:val="000000"/>
+              </w:rPr>
+              <w:t>1020337252</w:t>
+            </w:r>
+          </w:p>
+        </w:tc>
+        <w:tc>
+          <w:tcPr>
+            <w:tcW w:w="1332" w:type="dxa"/>
+            <w:vAlign w:val="bottom"/>
+          </w:tcPr>
+          <w:p>
+            <w:pPr>
+              <w:rPr>
+                <w:rFonts w:ascii="Times New Roman" w:hAnsi="Times New Roman" w:cs="Times New Roman"/>
+                <w:sz w:val="24"/>
+                <w:szCs w:val="24"/>
+                <w:lang w:val="en-US"/>
+              </w:rPr>
+            </w:pPr>
+            <w:r>
+              <w:rPr>
+                <w:rFonts w:ascii="Aptos Narrow" w:hAnsi="Aptos Narrow"/>
+                <w:color w:val="000000"/>
+              </w:rPr>
+              <w:t>102695485</w:t>
+            </w:r>
+          </w:p>
+        </w:tc>
+        <w:tc>
+          <w:tcPr>
+            <w:tcW w:w="1443" w:type="dxa"/>
+            <w:vAlign w:val="bottom"/>
+          </w:tcPr>
+          <w:p>
+            <w:pPr>
+              <w:rPr>
+                <w:rFonts w:ascii="Times New Roman" w:hAnsi="Times New Roman" w:cs="Times New Roman"/>
+                <w:sz w:val="24"/>
+                <w:szCs w:val="24"/>
+                <w:lang w:val="en-US"/>
+              </w:rPr>
+            </w:pPr>
+            <w:r>
+              <w:rPr>
+                <w:rFonts w:ascii="Aptos Narrow" w:hAnsi="Aptos Narrow"/>
+                <w:color w:val="000000"/>
+              </w:rPr>
+              <w:t>1059334596</w:t>
+            </w:r>
+          </w:p>
+        </w:tc>
+        <w:tc>
+          <w:tcPr>
+            <w:tcW w:w="1332" w:type="dxa"/>
+            <w:vAlign w:val="bottom"/>
+          </w:tcPr>
+          <w:p>
+            <w:pPr>
+              <w:rPr>
+                <w:rFonts w:ascii="Times New Roman" w:hAnsi="Times New Roman" w:cs="Times New Roman"/>
+                <w:sz w:val="24"/>
+                <w:szCs w:val="24"/>
+                <w:lang w:val="en-US"/>
+              </w:rPr>
+            </w:pPr>
+            <w:r>
+              <w:rPr>
+                <w:rFonts w:ascii="Aptos Narrow" w:hAnsi="Aptos Narrow"/>
+                <w:color w:val="000000"/>
+              </w:rPr>
+              <w:t>63698141</w:t>
+            </w:r>
+          </w:p>
+        </w:tc>
+        <w:tc>
+          <w:tcPr>
+            <w:tcW w:w="1332" w:type="dxa"/>
+            <w:vAlign w:val="bottom"/>
+          </w:tcPr>
+          <w:p>
+            <w:pPr>
+              <w:rPr>
+                <w:rFonts w:ascii="Aptos Narrow" w:hAnsi="Aptos Narrow"/>
+                <w:color w:val="000000"/>
+              </w:rPr>
+            </w:pPr>
+            <w:r>
+              <w:rPr>
+                <w:rFonts w:ascii="Aptos Narrow" w:hAnsi="Aptos Narrow"/>
+                <w:color w:val="000000"/>
+              </w:rPr>
+              <w:t xml:space="preserve">7439861708    </w:t>
+            </w:r>
+          </w:p>
+        </w:tc>
+      </w:tr>
+      <w:tr>
+        <w:tc>
+          <w:tcPr>
+            <w:tcW w:w="1608" w:type="dxa"/>
+            <w:shd w:val="clear" w:color="auto" w:fill="83CAEB" w:themeFill="accent1" w:themeFillTint="66"/>
+            <w:vAlign w:val="bottom"/>
+          </w:tcPr>
+          <w:p>
+            <w:pPr>
+              <w:rPr>
+                <w:rFonts w:ascii="Times New Roman" w:hAnsi="Times New Roman" w:cs="Times New Roman"/>
+                <w:sz w:val="24"/>
+                <w:szCs w:val="24"/>
+                <w:lang w:val="en-US"/>
+              </w:rPr>
+            </w:pPr>
+            <w:r>
+              <w:rPr>
+                <w:rFonts w:ascii="Aptos Narrow" w:hAnsi="Aptos Narrow"/>
+                <w:color w:val="000000"/>
+              </w:rPr>
+              <w:t>459.GemsFDTD</w:t>
+            </w:r>
+          </w:p>
+        </w:tc>
+        <w:tc>
+          <w:tcPr>
+            <w:tcW w:w="1443" w:type="dxa"/>
+            <w:vAlign w:val="bottom"/>
+          </w:tcPr>
+          <w:p>
+            <w:pPr>
+              <w:rPr>
+                <w:rFonts w:ascii="Times New Roman" w:hAnsi="Times New Roman" w:cs="Times New Roman"/>
+                <w:sz w:val="24"/>
+                <w:szCs w:val="24"/>
+                <w:lang w:val="en-US"/>
+              </w:rPr>
+            </w:pPr>
+            <w:r>
+              <w:rPr>
+                <w:rFonts w:ascii="Aptos Narrow" w:hAnsi="Aptos Narrow"/>
+                <w:color w:val="000000"/>
+              </w:rPr>
+              <w:t>3168059319</w:t>
+            </w:r>
+          </w:p>
+        </w:tc>
+        <w:tc>
+          <w:tcPr>
+            <w:tcW w:w="1332" w:type="dxa"/>
+            <w:vAlign w:val="bottom"/>
+          </w:tcPr>
+          <w:p>
+            <w:pPr>
+              <w:rPr>
+                <w:rFonts w:ascii="Times New Roman" w:hAnsi="Times New Roman" w:cs="Times New Roman"/>
+                <w:sz w:val="24"/>
+                <w:szCs w:val="24"/>
+                <w:lang w:val="en-US"/>
+              </w:rPr>
+            </w:pPr>
+            <w:r>
+              <w:rPr>
+                <w:rFonts w:ascii="Aptos Narrow" w:hAnsi="Aptos Narrow"/>
+                <w:color w:val="000000"/>
+              </w:rPr>
+              <w:t>86387115</w:t>
+            </w:r>
+          </w:p>
+        </w:tc>
+        <w:tc>
+          <w:tcPr>
+            <w:tcW w:w="1443" w:type="dxa"/>
+            <w:vAlign w:val="bottom"/>
+          </w:tcPr>
+          <w:p>
+            <w:pPr>
+              <w:rPr>
+                <w:rFonts w:ascii="Times New Roman" w:hAnsi="Times New Roman" w:cs="Times New Roman"/>
+                <w:sz w:val="24"/>
+                <w:szCs w:val="24"/>
+                <w:lang w:val="en-US"/>
+              </w:rPr>
+            </w:pPr>
+            <w:r>
+              <w:rPr>
+                <w:rFonts w:ascii="Aptos Narrow" w:hAnsi="Aptos Narrow"/>
+                <w:color w:val="000000"/>
+              </w:rPr>
+              <w:t>3206879631</w:t>
+            </w:r>
+          </w:p>
+        </w:tc>
+        <w:tc>
+          <w:tcPr>
+            <w:tcW w:w="1332" w:type="dxa"/>
+            <w:vAlign w:val="bottom"/>
+          </w:tcPr>
+          <w:p>
+            <w:pPr>
+              <w:rPr>
+                <w:rFonts w:ascii="Times New Roman" w:hAnsi="Times New Roman" w:cs="Times New Roman"/>
+                <w:sz w:val="24"/>
+                <w:szCs w:val="24"/>
+                <w:lang w:val="en-US"/>
+              </w:rPr>
+            </w:pPr>
+            <w:r>
+              <w:rPr>
+                <w:rFonts w:ascii="Aptos Narrow" w:hAnsi="Aptos Narrow"/>
+                <w:color w:val="000000"/>
+              </w:rPr>
+              <w:t>47566803</w:t>
+            </w:r>
+          </w:p>
+        </w:tc>
+        <w:tc>
+          <w:tcPr>
+            <w:tcW w:w="1332" w:type="dxa"/>
+            <w:vAlign w:val="bottom"/>
+          </w:tcPr>
+          <w:p>
+            <w:pPr>
+              <w:rPr>
+                <w:rFonts w:ascii="Aptos Narrow" w:hAnsi="Aptos Narrow"/>
+                <w:color w:val="000000"/>
+              </w:rPr>
+            </w:pPr>
+            <w:r>
+              <w:rPr>
+                <w:rFonts w:ascii="Aptos Narrow" w:hAnsi="Aptos Narrow"/>
+                <w:color w:val="000000"/>
+              </w:rPr>
+              <w:t xml:space="preserve">108776742176    </w:t>
+            </w:r>
+          </w:p>
+        </w:tc>
+      </w:tr>
+      <w:tr>
+        <w:tc>
+          <w:tcPr>
+            <w:tcW w:w="1608" w:type="dxa"/>
+            <w:shd w:val="clear" w:color="auto" w:fill="83CAEB" w:themeFill="accent1" w:themeFillTint="66"/>
+            <w:vAlign w:val="bottom"/>
+          </w:tcPr>
+          <w:p>
+            <w:pPr>
+              <w:rPr>
+                <w:rFonts w:ascii="Times New Roman" w:hAnsi="Times New Roman" w:cs="Times New Roman"/>
+                <w:sz w:val="24"/>
+                <w:szCs w:val="24"/>
+                <w:lang w:val="en-US"/>
+              </w:rPr>
+            </w:pPr>
+            <w:r>
+              <w:rPr>
+                <w:rFonts w:ascii="Aptos Narrow" w:hAnsi="Aptos Narrow"/>
+                <w:color w:val="000000"/>
+              </w:rPr>
+              <w:t>470.lbm</w:t>
+            </w:r>
+          </w:p>
+        </w:tc>
+        <w:tc>
+          <w:tcPr>
+            <w:tcW w:w="1443" w:type="dxa"/>
+            <w:vAlign w:val="bottom"/>
+          </w:tcPr>
+          <w:p>
+            <w:pPr>
+              <w:rPr>
+                <w:rFonts w:ascii="Times New Roman" w:hAnsi="Times New Roman" w:cs="Times New Roman"/>
+                <w:sz w:val="24"/>
+                <w:szCs w:val="24"/>
+                <w:lang w:val="en-US"/>
+              </w:rPr>
+            </w:pPr>
+            <w:r>
+              <w:rPr>
+                <w:rFonts w:ascii="Aptos Narrow" w:hAnsi="Aptos Narrow"/>
+                <w:color w:val="000000"/>
+              </w:rPr>
+              <w:t>1080176096</w:t>
+            </w:r>
+          </w:p>
+        </w:tc>
+        <w:tc>
+          <w:tcPr>
+            <w:tcW w:w="1332" w:type="dxa"/>
+            <w:vAlign w:val="bottom"/>
+          </w:tcPr>
+          <w:p>
+            <w:pPr>
+              <w:rPr>
+                <w:rFonts w:ascii="Times New Roman" w:hAnsi="Times New Roman" w:cs="Times New Roman"/>
+                <w:sz w:val="24"/>
+                <w:szCs w:val="24"/>
+                <w:lang w:val="en-US"/>
+              </w:rPr>
+            </w:pPr>
+            <w:r>
+              <w:rPr>
+                <w:rFonts w:ascii="Aptos Narrow" w:hAnsi="Aptos Narrow"/>
+                <w:color w:val="000000"/>
+              </w:rPr>
+              <w:t>18597864</w:t>
+            </w:r>
+          </w:p>
+        </w:tc>
+        <w:tc>
+          <w:tcPr>
+            <w:tcW w:w="1443" w:type="dxa"/>
+            <w:vAlign w:val="bottom"/>
+          </w:tcPr>
+          <w:p>
+            <w:pPr>
+              <w:rPr>
+                <w:rFonts w:ascii="Times New Roman" w:hAnsi="Times New Roman" w:cs="Times New Roman"/>
+                <w:sz w:val="24"/>
+                <w:szCs w:val="24"/>
+                <w:lang w:val="en-US"/>
+              </w:rPr>
+            </w:pPr>
+            <w:r>
+              <w:rPr>
+                <w:rFonts w:ascii="Aptos Narrow" w:hAnsi="Aptos Narrow"/>
+                <w:color w:val="000000"/>
+              </w:rPr>
+              <w:t>1066594479</w:t>
+            </w:r>
+          </w:p>
+        </w:tc>
+        <w:tc>
+          <w:tcPr>
+            <w:tcW w:w="1332" w:type="dxa"/>
+            <w:vAlign w:val="bottom"/>
+          </w:tcPr>
+          <w:p>
+            <w:pPr>
+              <w:rPr>
+                <w:rFonts w:ascii="Times New Roman" w:hAnsi="Times New Roman" w:cs="Times New Roman"/>
+                <w:sz w:val="24"/>
+                <w:szCs w:val="24"/>
+                <w:lang w:val="en-US"/>
+              </w:rPr>
+            </w:pPr>
+            <w:r>
+              <w:rPr>
+                <w:rFonts w:ascii="Aptos Narrow" w:hAnsi="Aptos Narrow"/>
+                <w:color w:val="000000"/>
+              </w:rPr>
+              <w:t>32179481</w:t>
+            </w:r>
+          </w:p>
+        </w:tc>
+        <w:tc>
+          <w:tcPr>
+            <w:tcW w:w="1332" w:type="dxa"/>
+            <w:vAlign w:val="bottom"/>
+          </w:tcPr>
+          <w:p>
+            <w:pPr>
+              <w:rPr>
+                <w:rFonts w:ascii="Aptos Narrow" w:hAnsi="Aptos Narrow"/>
+                <w:color w:val="000000"/>
+              </w:rPr>
+            </w:pPr>
+            <w:r>
+              <w:rPr>
+                <w:rFonts w:ascii="Aptos Narrow" w:hAnsi="Aptos Narrow"/>
+                <w:color w:val="000000"/>
+              </w:rPr>
+              <w:t xml:space="preserve">96483398089    </w:t>
+            </w:r>
+          </w:p>
+        </w:tc>
+      </w:tr>
+      <w:tr>
+        <w:tc>
+          <w:tcPr>
+            <w:tcW w:w="1608" w:type="dxa"/>
+            <w:shd w:val="clear" w:color="auto" w:fill="83CAEB" w:themeFill="accent1" w:themeFillTint="66"/>
+            <w:vAlign w:val="bottom"/>
+          </w:tcPr>
+          <w:p>
+            <w:pPr>
+              <w:rPr>
+                <w:rFonts w:ascii="Times New Roman" w:hAnsi="Times New Roman" w:cs="Times New Roman"/>
+                <w:sz w:val="24"/>
+                <w:szCs w:val="24"/>
+                <w:lang w:val="en-US"/>
+              </w:rPr>
+            </w:pPr>
+            <w:r>
+              <w:rPr>
+                <w:rFonts w:ascii="Aptos Narrow" w:hAnsi="Aptos Narrow"/>
+                <w:color w:val="000000"/>
+              </w:rPr>
+              <w:t>483.xalancbmk</w:t>
+            </w:r>
+          </w:p>
+        </w:tc>
+        <w:tc>
+          <w:tcPr>
+            <w:tcW w:w="1443" w:type="dxa"/>
+            <w:vAlign w:val="bottom"/>
+          </w:tcPr>
+          <w:p>
+            <w:pPr>
+              <w:rPr>
+                <w:rFonts w:ascii="Times New Roman" w:hAnsi="Times New Roman" w:cs="Times New Roman"/>
+                <w:sz w:val="24"/>
+                <w:szCs w:val="24"/>
+                <w:lang w:val="en-US"/>
+              </w:rPr>
+            </w:pPr>
+            <w:r>
+              <w:rPr>
+                <w:rFonts w:ascii="Aptos Narrow" w:hAnsi="Aptos Narrow"/>
+                <w:color w:val="000000"/>
+              </w:rPr>
+              <w:t>24409279555</w:t>
+            </w:r>
+          </w:p>
+        </w:tc>
+        <w:tc>
+          <w:tcPr>
+            <w:tcW w:w="1332" w:type="dxa"/>
+            <w:vAlign w:val="bottom"/>
+          </w:tcPr>
+          <w:p>
+            <w:pPr>
+              <w:rPr>
+                <w:rFonts w:ascii="Times New Roman" w:hAnsi="Times New Roman" w:cs="Times New Roman"/>
+                <w:sz w:val="24"/>
+                <w:szCs w:val="24"/>
+                <w:lang w:val="en-US"/>
+              </w:rPr>
+            </w:pPr>
+            <w:r>
+              <w:rPr>
+                <w:rFonts w:ascii="Aptos Narrow" w:hAnsi="Aptos Narrow"/>
+                <w:color w:val="000000"/>
+              </w:rPr>
+              <w:t>3546262452</w:t>
+            </w:r>
+          </w:p>
+        </w:tc>
+        <w:tc>
+          <w:tcPr>
+            <w:tcW w:w="1443" w:type="dxa"/>
+            <w:vAlign w:val="bottom"/>
+          </w:tcPr>
+          <w:p>
+            <w:pPr>
+              <w:rPr>
+                <w:rFonts w:ascii="Times New Roman" w:hAnsi="Times New Roman" w:cs="Times New Roman"/>
+                <w:sz w:val="24"/>
+                <w:szCs w:val="24"/>
+                <w:lang w:val="en-US"/>
+              </w:rPr>
+            </w:pPr>
+            <w:r>
+              <w:rPr>
+                <w:rFonts w:ascii="Aptos Narrow" w:hAnsi="Aptos Narrow"/>
+                <w:color w:val="000000"/>
+              </w:rPr>
+              <w:t>25444084024</w:t>
+            </w:r>
+          </w:p>
+        </w:tc>
+        <w:tc>
+          <w:tcPr>
+            <w:tcW w:w="1332" w:type="dxa"/>
+            <w:vAlign w:val="bottom"/>
+          </w:tcPr>
+          <w:p>
+            <w:pPr>
+              <w:rPr>
+                <w:rFonts w:ascii="Times New Roman" w:hAnsi="Times New Roman" w:cs="Times New Roman"/>
+                <w:sz w:val="24"/>
+                <w:szCs w:val="24"/>
+                <w:lang w:val="en-US"/>
+              </w:rPr>
+            </w:pPr>
+            <w:r>
+              <w:rPr>
+                <w:rFonts w:ascii="Aptos Narrow" w:hAnsi="Aptos Narrow"/>
+                <w:color w:val="000000"/>
+              </w:rPr>
+              <w:t>2511457983</w:t>
+            </w:r>
+          </w:p>
+        </w:tc>
+        <w:tc>
+          <w:tcPr>
+            <w:tcW w:w="1332" w:type="dxa"/>
+            <w:vAlign w:val="bottom"/>
+          </w:tcPr>
+          <w:p>
+            <w:pPr>
+              <w:rPr>
+                <w:rFonts w:ascii="Aptos Narrow" w:hAnsi="Aptos Narrow"/>
+                <w:color w:val="000000"/>
+              </w:rPr>
+            </w:pPr>
+            <w:r>
+              <w:rPr>
+                <w:rFonts w:ascii="Aptos Narrow" w:hAnsi="Aptos Narrow"/>
+                <w:color w:val="000000"/>
+              </w:rPr>
+              <w:t xml:space="preserve">224117738434    </w:t>
+            </w:r>
+          </w:p>
+        </w:tc>
+      </w:tr>
+    </w:tbl>
     <w:p>
       <w:pPr>
         <w:rPr>
@@ -10456,6 +12139,4615 @@
           <w:sz w:val="24"/>
           <w:szCs w:val="24"/>
           <w:lang w:val="en-US"/>
+        </w:rPr>
+      </w:pPr>
+    </w:p>
+    <w:p>
+      <w:pPr>
+        <w:rPr>
+          <w:rFonts w:ascii="Times New Roman" w:hAnsi="Times New Roman" w:cs="Times New Roman"/>
+          <w:sz w:val="24"/>
+          <w:szCs w:val="24"/>
+          <w:lang w:val="en-US"/>
+        </w:rPr>
+      </w:pPr>
+    </w:p>
+    <w:tbl>
+      <w:tblPr>
+        <w:tblStyle w:val="TableGrid"/>
+        <w:tblW w:w="0" w:type="auto"/>
+        <w:tblLook w:val="04A0" w:firstRow="1" w:lastRow="0" w:firstColumn="1" w:lastColumn="0" w:noHBand="0" w:noVBand="1"/>
+      </w:tblPr>
+      <w:tblGrid>
+        <w:gridCol w:w="1608"/>
+        <w:gridCol w:w="1443"/>
+        <w:gridCol w:w="1332"/>
+        <w:gridCol w:w="1443"/>
+        <w:gridCol w:w="1332"/>
+        <w:gridCol w:w="1555"/>
+      </w:tblGrid>
+      <w:tr>
+        <w:tc>
+          <w:tcPr>
+            <w:tcW w:w="1608" w:type="dxa"/>
+            <w:shd w:val="clear" w:color="auto" w:fill="83CAEB" w:themeFill="accent1" w:themeFillTint="66"/>
+            <w:vAlign w:val="bottom"/>
+          </w:tcPr>
+          <w:p>
+            <w:pPr>
+              <w:rPr>
+                <w:rFonts w:ascii="Times New Roman" w:hAnsi="Times New Roman" w:cs="Times New Roman"/>
+                <w:sz w:val="24"/>
+                <w:szCs w:val="24"/>
+                <w:lang w:val="en-US"/>
+              </w:rPr>
+            </w:pPr>
+            <w:r>
+              <w:rPr>
+                <w:rFonts w:ascii="Aptos Narrow" w:hAnsi="Aptos Narrow"/>
+                <w:color w:val="000000"/>
+              </w:rPr>
+              <w:t>Benchmark</w:t>
+            </w:r>
+          </w:p>
+        </w:tc>
+        <w:tc>
+          <w:tcPr>
+            <w:tcW w:w="1443" w:type="dxa"/>
+            <w:vAlign w:val="bottom"/>
+          </w:tcPr>
+          <w:p>
+            <w:pPr>
+              <w:rPr>
+                <w:rFonts w:ascii="Times New Roman" w:hAnsi="Times New Roman" w:cs="Times New Roman"/>
+                <w:sz w:val="24"/>
+                <w:szCs w:val="24"/>
+                <w:lang w:val="en-US"/>
+              </w:rPr>
+            </w:pPr>
+            <w:r>
+              <w:rPr>
+                <w:rFonts w:ascii="Aptos Narrow" w:hAnsi="Aptos Narrow"/>
+                <w:color w:val="000000"/>
+              </w:rPr>
+              <w:t>3-bit Correct</w:t>
+            </w:r>
+          </w:p>
+        </w:tc>
+        <w:tc>
+          <w:tcPr>
+            <w:tcW w:w="1332" w:type="dxa"/>
+            <w:vAlign w:val="bottom"/>
+          </w:tcPr>
+          <w:p>
+            <w:pPr>
+              <w:rPr>
+                <w:rFonts w:ascii="Times New Roman" w:hAnsi="Times New Roman" w:cs="Times New Roman"/>
+                <w:sz w:val="24"/>
+                <w:szCs w:val="24"/>
+                <w:lang w:val="en-US"/>
+              </w:rPr>
+            </w:pPr>
+            <w:r>
+              <w:rPr>
+                <w:rFonts w:ascii="Aptos Narrow" w:hAnsi="Aptos Narrow"/>
+                <w:color w:val="000000"/>
+              </w:rPr>
+              <w:t>3-bit Incorrect</w:t>
+            </w:r>
+          </w:p>
+        </w:tc>
+        <w:tc>
+          <w:tcPr>
+            <w:tcW w:w="1443" w:type="dxa"/>
+            <w:vAlign w:val="bottom"/>
+          </w:tcPr>
+          <w:p>
+            <w:pPr>
+              <w:rPr>
+                <w:rFonts w:ascii="Times New Roman" w:hAnsi="Times New Roman" w:cs="Times New Roman"/>
+                <w:sz w:val="24"/>
+                <w:szCs w:val="24"/>
+                <w:lang w:val="en-US"/>
+              </w:rPr>
+            </w:pPr>
+            <w:r>
+              <w:rPr>
+                <w:rFonts w:ascii="Aptos Narrow" w:hAnsi="Aptos Narrow"/>
+                <w:color w:val="000000"/>
+              </w:rPr>
+              <w:t>4-bit Correct</w:t>
+            </w:r>
+          </w:p>
+        </w:tc>
+        <w:tc>
+          <w:tcPr>
+            <w:tcW w:w="1332" w:type="dxa"/>
+            <w:vAlign w:val="bottom"/>
+          </w:tcPr>
+          <w:p>
+            <w:pPr>
+              <w:rPr>
+                <w:rFonts w:ascii="Times New Roman" w:hAnsi="Times New Roman" w:cs="Times New Roman"/>
+                <w:sz w:val="24"/>
+                <w:szCs w:val="24"/>
+                <w:lang w:val="en-US"/>
+              </w:rPr>
+            </w:pPr>
+            <w:r>
+              <w:rPr>
+                <w:rFonts w:ascii="Aptos Narrow" w:hAnsi="Aptos Narrow"/>
+                <w:color w:val="000000"/>
+              </w:rPr>
+              <w:t>4-bit Incorrect</w:t>
+            </w:r>
+          </w:p>
+        </w:tc>
+        <w:tc>
+          <w:tcPr>
+            <w:tcW w:w="1332" w:type="dxa"/>
+            <w:vAlign w:val="bottom"/>
+          </w:tcPr>
+          <w:p>
+            <w:pPr>
+              <w:rPr>
+                <w:rFonts w:ascii="Aptos Narrow" w:hAnsi="Aptos Narrow"/>
+                <w:color w:val="000000"/>
+              </w:rPr>
+            </w:pPr>
+            <w:r>
+              <w:rPr>
+                <w:rFonts w:ascii="Aptos Narrow" w:hAnsi="Aptos Narrow"/>
+                <w:color w:val="000000"/>
+              </w:rPr>
+              <w:t>Total Instructions</w:t>
+            </w:r>
+          </w:p>
+        </w:tc>
+      </w:tr>
+      <w:tr>
+        <w:tc>
+          <w:tcPr>
+            <w:tcW w:w="1608" w:type="dxa"/>
+            <w:shd w:val="clear" w:color="auto" w:fill="83CAEB" w:themeFill="accent1" w:themeFillTint="66"/>
+            <w:vAlign w:val="bottom"/>
+          </w:tcPr>
+          <w:p>
+            <w:pPr>
+              <w:rPr>
+                <w:rFonts w:ascii="Times New Roman" w:hAnsi="Times New Roman" w:cs="Times New Roman"/>
+                <w:sz w:val="24"/>
+                <w:szCs w:val="24"/>
+                <w:lang w:val="en-US"/>
+              </w:rPr>
+            </w:pPr>
+            <w:r>
+              <w:rPr>
+                <w:rFonts w:ascii="Aptos Narrow" w:hAnsi="Aptos Narrow"/>
+                <w:color w:val="000000"/>
+              </w:rPr>
+              <w:t>403.gcc</w:t>
+            </w:r>
+          </w:p>
+        </w:tc>
+        <w:tc>
+          <w:tcPr>
+            <w:tcW w:w="1443" w:type="dxa"/>
+            <w:vAlign w:val="bottom"/>
+          </w:tcPr>
+          <w:p>
+            <w:pPr>
+              <w:rPr>
+                <w:rFonts w:ascii="Times New Roman" w:hAnsi="Times New Roman" w:cs="Times New Roman"/>
+                <w:sz w:val="24"/>
+                <w:szCs w:val="24"/>
+                <w:lang w:val="en-US"/>
+              </w:rPr>
+            </w:pPr>
+            <w:r>
+              <w:rPr>
+                <w:rFonts w:ascii="Aptos Narrow" w:hAnsi="Aptos Narrow"/>
+                <w:color w:val="000000"/>
+              </w:rPr>
+              <w:t>522936157</w:t>
+            </w:r>
+          </w:p>
+        </w:tc>
+        <w:tc>
+          <w:tcPr>
+            <w:tcW w:w="1332" w:type="dxa"/>
+            <w:vAlign w:val="bottom"/>
+          </w:tcPr>
+          <w:p>
+            <w:pPr>
+              <w:rPr>
+                <w:rFonts w:ascii="Times New Roman" w:hAnsi="Times New Roman" w:cs="Times New Roman"/>
+                <w:sz w:val="24"/>
+                <w:szCs w:val="24"/>
+                <w:lang w:val="en-US"/>
+              </w:rPr>
+            </w:pPr>
+            <w:r>
+              <w:rPr>
+                <w:rFonts w:ascii="Aptos Narrow" w:hAnsi="Aptos Narrow"/>
+                <w:color w:val="000000"/>
+              </w:rPr>
+              <w:t>51515213</w:t>
+            </w:r>
+          </w:p>
+        </w:tc>
+        <w:tc>
+          <w:tcPr>
+            <w:tcW w:w="1443" w:type="dxa"/>
+            <w:vAlign w:val="bottom"/>
+          </w:tcPr>
+          <w:p>
+            <w:pPr>
+              <w:rPr>
+                <w:rFonts w:ascii="Times New Roman" w:hAnsi="Times New Roman" w:cs="Times New Roman"/>
+                <w:sz w:val="24"/>
+                <w:szCs w:val="24"/>
+                <w:lang w:val="en-US"/>
+              </w:rPr>
+            </w:pPr>
+            <w:r>
+              <w:rPr>
+                <w:rFonts w:ascii="Aptos Narrow" w:hAnsi="Aptos Narrow"/>
+                <w:color w:val="000000"/>
+              </w:rPr>
+              <w:t>522682389</w:t>
+            </w:r>
+          </w:p>
+        </w:tc>
+        <w:tc>
+          <w:tcPr>
+            <w:tcW w:w="1332" w:type="dxa"/>
+            <w:vAlign w:val="bottom"/>
+          </w:tcPr>
+          <w:p>
+            <w:pPr>
+              <w:rPr>
+                <w:rFonts w:ascii="Times New Roman" w:hAnsi="Times New Roman" w:cs="Times New Roman"/>
+                <w:sz w:val="24"/>
+                <w:szCs w:val="24"/>
+                <w:lang w:val="en-US"/>
+              </w:rPr>
+            </w:pPr>
+            <w:r>
+              <w:rPr>
+                <w:rFonts w:ascii="Aptos Narrow" w:hAnsi="Aptos Narrow"/>
+                <w:color w:val="000000"/>
+              </w:rPr>
+              <w:t>51768981</w:t>
+            </w:r>
+          </w:p>
+        </w:tc>
+        <w:tc>
+          <w:tcPr>
+            <w:tcW w:w="1332" w:type="dxa"/>
+            <w:vAlign w:val="bottom"/>
+          </w:tcPr>
+          <w:p>
+            <w:pPr>
+              <w:rPr>
+                <w:rFonts w:ascii="Aptos Narrow" w:hAnsi="Aptos Narrow"/>
+                <w:color w:val="000000"/>
+              </w:rPr>
+            </w:pPr>
+            <w:r>
+              <w:rPr>
+                <w:rFonts w:ascii="Aptos Narrow" w:hAnsi="Aptos Narrow"/>
+                <w:color w:val="000000"/>
+              </w:rPr>
+              <w:t xml:space="preserve">3184170871    </w:t>
+            </w:r>
+          </w:p>
+        </w:tc>
+      </w:tr>
+      <w:tr>
+        <w:tc>
+          <w:tcPr>
+            <w:tcW w:w="1608" w:type="dxa"/>
+            <w:shd w:val="clear" w:color="auto" w:fill="83CAEB" w:themeFill="accent1" w:themeFillTint="66"/>
+            <w:vAlign w:val="bottom"/>
+          </w:tcPr>
+          <w:p>
+            <w:pPr>
+              <w:rPr>
+                <w:rFonts w:ascii="Times New Roman" w:hAnsi="Times New Roman" w:cs="Times New Roman"/>
+                <w:sz w:val="24"/>
+                <w:szCs w:val="24"/>
+                <w:lang w:val="en-US"/>
+              </w:rPr>
+            </w:pPr>
+            <w:r>
+              <w:rPr>
+                <w:rFonts w:ascii="Aptos Narrow" w:hAnsi="Aptos Narrow"/>
+                <w:color w:val="000000"/>
+              </w:rPr>
+              <w:t>410.bwaves</w:t>
+            </w:r>
+          </w:p>
+        </w:tc>
+        <w:tc>
+          <w:tcPr>
+            <w:tcW w:w="1443" w:type="dxa"/>
+            <w:vAlign w:val="bottom"/>
+          </w:tcPr>
+          <w:p>
+            <w:pPr>
+              <w:rPr>
+                <w:rFonts w:ascii="Times New Roman" w:hAnsi="Times New Roman" w:cs="Times New Roman"/>
+                <w:sz w:val="24"/>
+                <w:szCs w:val="24"/>
+                <w:lang w:val="en-US"/>
+              </w:rPr>
+            </w:pPr>
+            <w:r>
+              <w:rPr>
+                <w:rFonts w:ascii="Aptos Narrow" w:hAnsi="Aptos Narrow"/>
+                <w:color w:val="000000"/>
+              </w:rPr>
+              <w:t>25456986638</w:t>
+            </w:r>
+          </w:p>
+        </w:tc>
+        <w:tc>
+          <w:tcPr>
+            <w:tcW w:w="1332" w:type="dxa"/>
+            <w:vAlign w:val="bottom"/>
+          </w:tcPr>
+          <w:p>
+            <w:pPr>
+              <w:rPr>
+                <w:rFonts w:ascii="Times New Roman" w:hAnsi="Times New Roman" w:cs="Times New Roman"/>
+                <w:sz w:val="24"/>
+                <w:szCs w:val="24"/>
+                <w:lang w:val="en-US"/>
+              </w:rPr>
+            </w:pPr>
+            <w:r>
+              <w:rPr>
+                <w:rFonts w:ascii="Aptos Narrow" w:hAnsi="Aptos Narrow"/>
+                <w:color w:val="000000"/>
+              </w:rPr>
+              <w:t>4082458988</w:t>
+            </w:r>
+          </w:p>
+        </w:tc>
+        <w:tc>
+          <w:tcPr>
+            <w:tcW w:w="1443" w:type="dxa"/>
+            <w:vAlign w:val="bottom"/>
+          </w:tcPr>
+          <w:p>
+            <w:pPr>
+              <w:rPr>
+                <w:rFonts w:ascii="Times New Roman" w:hAnsi="Times New Roman" w:cs="Times New Roman"/>
+                <w:sz w:val="24"/>
+                <w:szCs w:val="24"/>
+                <w:lang w:val="en-US"/>
+              </w:rPr>
+            </w:pPr>
+            <w:r>
+              <w:rPr>
+                <w:rFonts w:ascii="Aptos Narrow" w:hAnsi="Aptos Narrow"/>
+                <w:color w:val="000000"/>
+              </w:rPr>
+              <w:t>25458191257</w:t>
+            </w:r>
+          </w:p>
+        </w:tc>
+        <w:tc>
+          <w:tcPr>
+            <w:tcW w:w="1332" w:type="dxa"/>
+            <w:vAlign w:val="bottom"/>
+          </w:tcPr>
+          <w:p>
+            <w:pPr>
+              <w:rPr>
+                <w:rFonts w:ascii="Times New Roman" w:hAnsi="Times New Roman" w:cs="Times New Roman"/>
+                <w:sz w:val="24"/>
+                <w:szCs w:val="24"/>
+                <w:lang w:val="en-US"/>
+              </w:rPr>
+            </w:pPr>
+            <w:r>
+              <w:rPr>
+                <w:rFonts w:ascii="Aptos Narrow" w:hAnsi="Aptos Narrow"/>
+                <w:color w:val="000000"/>
+              </w:rPr>
+              <w:t>4081254369</w:t>
+            </w:r>
+          </w:p>
+        </w:tc>
+        <w:tc>
+          <w:tcPr>
+            <w:tcW w:w="1332" w:type="dxa"/>
+            <w:vAlign w:val="bottom"/>
+          </w:tcPr>
+          <w:p>
+            <w:pPr>
+              <w:rPr>
+                <w:rFonts w:ascii="Aptos Narrow" w:hAnsi="Aptos Narrow"/>
+                <w:color w:val="000000"/>
+              </w:rPr>
+            </w:pPr>
+            <w:r>
+              <w:rPr>
+                <w:rFonts w:ascii="Aptos Narrow" w:hAnsi="Aptos Narrow"/>
+                <w:color w:val="000000"/>
+              </w:rPr>
+              <w:t xml:space="preserve">300165002696    </w:t>
+            </w:r>
+          </w:p>
+        </w:tc>
+      </w:tr>
+      <w:tr>
+        <w:tc>
+          <w:tcPr>
+            <w:tcW w:w="1608" w:type="dxa"/>
+            <w:shd w:val="clear" w:color="auto" w:fill="83CAEB" w:themeFill="accent1" w:themeFillTint="66"/>
+            <w:vAlign w:val="bottom"/>
+          </w:tcPr>
+          <w:p>
+            <w:pPr>
+              <w:rPr>
+                <w:rFonts w:ascii="Times New Roman" w:hAnsi="Times New Roman" w:cs="Times New Roman"/>
+                <w:sz w:val="24"/>
+                <w:szCs w:val="24"/>
+                <w:lang w:val="en-US"/>
+              </w:rPr>
+            </w:pPr>
+            <w:r>
+              <w:rPr>
+                <w:rFonts w:ascii="Aptos Narrow" w:hAnsi="Aptos Narrow"/>
+                <w:color w:val="000000"/>
+              </w:rPr>
+              <w:t>416.gamess</w:t>
+            </w:r>
+          </w:p>
+        </w:tc>
+        <w:tc>
+          <w:tcPr>
+            <w:tcW w:w="1443" w:type="dxa"/>
+            <w:vAlign w:val="bottom"/>
+          </w:tcPr>
+          <w:p>
+            <w:pPr>
+              <w:rPr>
+                <w:rFonts w:ascii="Times New Roman" w:hAnsi="Times New Roman" w:cs="Times New Roman"/>
+                <w:sz w:val="24"/>
+                <w:szCs w:val="24"/>
+                <w:lang w:val="en-US"/>
+              </w:rPr>
+            </w:pPr>
+            <w:r>
+              <w:rPr>
+                <w:rFonts w:ascii="Aptos Narrow" w:hAnsi="Aptos Narrow"/>
+                <w:color w:val="000000"/>
+              </w:rPr>
+              <w:t>12277113539</w:t>
+            </w:r>
+          </w:p>
+        </w:tc>
+        <w:tc>
+          <w:tcPr>
+            <w:tcW w:w="1332" w:type="dxa"/>
+            <w:vAlign w:val="bottom"/>
+          </w:tcPr>
+          <w:p>
+            <w:pPr>
+              <w:rPr>
+                <w:rFonts w:ascii="Times New Roman" w:hAnsi="Times New Roman" w:cs="Times New Roman"/>
+                <w:sz w:val="24"/>
+                <w:szCs w:val="24"/>
+                <w:lang w:val="en-US"/>
+              </w:rPr>
+            </w:pPr>
+            <w:r>
+              <w:rPr>
+                <w:rFonts w:ascii="Aptos Narrow" w:hAnsi="Aptos Narrow"/>
+                <w:color w:val="000000"/>
+              </w:rPr>
+              <w:t>965671017</w:t>
+            </w:r>
+          </w:p>
+        </w:tc>
+        <w:tc>
+          <w:tcPr>
+            <w:tcW w:w="1443" w:type="dxa"/>
+            <w:vAlign w:val="bottom"/>
+          </w:tcPr>
+          <w:p>
+            <w:pPr>
+              <w:rPr>
+                <w:rFonts w:ascii="Times New Roman" w:hAnsi="Times New Roman" w:cs="Times New Roman"/>
+                <w:sz w:val="24"/>
+                <w:szCs w:val="24"/>
+                <w:lang w:val="en-US"/>
+              </w:rPr>
+            </w:pPr>
+            <w:r>
+              <w:rPr>
+                <w:rFonts w:ascii="Aptos Narrow" w:hAnsi="Aptos Narrow"/>
+                <w:color w:val="000000"/>
+              </w:rPr>
+              <w:t>12216393397</w:t>
+            </w:r>
+          </w:p>
+        </w:tc>
+        <w:tc>
+          <w:tcPr>
+            <w:tcW w:w="1332" w:type="dxa"/>
+            <w:vAlign w:val="bottom"/>
+          </w:tcPr>
+          <w:p>
+            <w:pPr>
+              <w:rPr>
+                <w:rFonts w:ascii="Times New Roman" w:hAnsi="Times New Roman" w:cs="Times New Roman"/>
+                <w:sz w:val="24"/>
+                <w:szCs w:val="24"/>
+                <w:lang w:val="en-US"/>
+              </w:rPr>
+            </w:pPr>
+            <w:r>
+              <w:rPr>
+                <w:rFonts w:ascii="Aptos Narrow" w:hAnsi="Aptos Narrow"/>
+                <w:color w:val="000000"/>
+              </w:rPr>
+              <w:t>1026391159</w:t>
+            </w:r>
+          </w:p>
+        </w:tc>
+        <w:tc>
+          <w:tcPr>
+            <w:tcW w:w="1332" w:type="dxa"/>
+            <w:vAlign w:val="bottom"/>
+          </w:tcPr>
+          <w:p>
+            <w:pPr>
+              <w:rPr>
+                <w:rFonts w:ascii="Aptos Narrow" w:hAnsi="Aptos Narrow"/>
+                <w:color w:val="000000"/>
+              </w:rPr>
+            </w:pPr>
+            <w:r>
+              <w:rPr>
+                <w:rFonts w:ascii="Aptos Narrow" w:hAnsi="Aptos Narrow"/>
+                <w:color w:val="000000"/>
+              </w:rPr>
+              <w:t xml:space="preserve">191137079537    </w:t>
+            </w:r>
+          </w:p>
+        </w:tc>
+      </w:tr>
+      <w:tr>
+        <w:tc>
+          <w:tcPr>
+            <w:tcW w:w="1608" w:type="dxa"/>
+            <w:shd w:val="clear" w:color="auto" w:fill="83CAEB" w:themeFill="accent1" w:themeFillTint="66"/>
+            <w:vAlign w:val="bottom"/>
+          </w:tcPr>
+          <w:p>
+            <w:pPr>
+              <w:rPr>
+                <w:rFonts w:ascii="Times New Roman" w:hAnsi="Times New Roman" w:cs="Times New Roman"/>
+                <w:sz w:val="24"/>
+                <w:szCs w:val="24"/>
+                <w:lang w:val="en-US"/>
+              </w:rPr>
+            </w:pPr>
+            <w:r>
+              <w:rPr>
+                <w:rFonts w:ascii="Aptos Narrow" w:hAnsi="Aptos Narrow"/>
+                <w:color w:val="000000"/>
+              </w:rPr>
+              <w:t>429.mcf</w:t>
+            </w:r>
+          </w:p>
+        </w:tc>
+        <w:tc>
+          <w:tcPr>
+            <w:tcW w:w="1443" w:type="dxa"/>
+            <w:vAlign w:val="bottom"/>
+          </w:tcPr>
+          <w:p>
+            <w:pPr>
+              <w:rPr>
+                <w:rFonts w:ascii="Times New Roman" w:hAnsi="Times New Roman" w:cs="Times New Roman"/>
+                <w:sz w:val="24"/>
+                <w:szCs w:val="24"/>
+                <w:lang w:val="en-US"/>
+              </w:rPr>
+            </w:pPr>
+            <w:r>
+              <w:rPr>
+                <w:rFonts w:ascii="Aptos Narrow" w:hAnsi="Aptos Narrow"/>
+                <w:color w:val="000000"/>
+              </w:rPr>
+              <w:t>3476616030</w:t>
+            </w:r>
+          </w:p>
+        </w:tc>
+        <w:tc>
+          <w:tcPr>
+            <w:tcW w:w="1332" w:type="dxa"/>
+            <w:vAlign w:val="bottom"/>
+          </w:tcPr>
+          <w:p>
+            <w:pPr>
+              <w:rPr>
+                <w:rFonts w:ascii="Times New Roman" w:hAnsi="Times New Roman" w:cs="Times New Roman"/>
+                <w:sz w:val="24"/>
+                <w:szCs w:val="24"/>
+                <w:lang w:val="en-US"/>
+              </w:rPr>
+            </w:pPr>
+            <w:r>
+              <w:rPr>
+                <w:rFonts w:ascii="Aptos Narrow" w:hAnsi="Aptos Narrow"/>
+                <w:color w:val="000000"/>
+              </w:rPr>
+              <w:t>234018281</w:t>
+            </w:r>
+          </w:p>
+        </w:tc>
+        <w:tc>
+          <w:tcPr>
+            <w:tcW w:w="1443" w:type="dxa"/>
+            <w:vAlign w:val="bottom"/>
+          </w:tcPr>
+          <w:p>
+            <w:pPr>
+              <w:rPr>
+                <w:rFonts w:ascii="Times New Roman" w:hAnsi="Times New Roman" w:cs="Times New Roman"/>
+                <w:sz w:val="24"/>
+                <w:szCs w:val="24"/>
+                <w:lang w:val="en-US"/>
+              </w:rPr>
+            </w:pPr>
+            <w:r>
+              <w:rPr>
+                <w:rFonts w:ascii="Aptos Narrow" w:hAnsi="Aptos Narrow"/>
+                <w:color w:val="000000"/>
+              </w:rPr>
+              <w:t>3475322089</w:t>
+            </w:r>
+          </w:p>
+        </w:tc>
+        <w:tc>
+          <w:tcPr>
+            <w:tcW w:w="1332" w:type="dxa"/>
+            <w:vAlign w:val="bottom"/>
+          </w:tcPr>
+          <w:p>
+            <w:pPr>
+              <w:rPr>
+                <w:rFonts w:ascii="Times New Roman" w:hAnsi="Times New Roman" w:cs="Times New Roman"/>
+                <w:sz w:val="24"/>
+                <w:szCs w:val="24"/>
+                <w:lang w:val="en-US"/>
+              </w:rPr>
+            </w:pPr>
+            <w:r>
+              <w:rPr>
+                <w:rFonts w:ascii="Aptos Narrow" w:hAnsi="Aptos Narrow"/>
+                <w:color w:val="000000"/>
+              </w:rPr>
+              <w:t>235312222</w:t>
+            </w:r>
+          </w:p>
+        </w:tc>
+        <w:tc>
+          <w:tcPr>
+            <w:tcW w:w="1332" w:type="dxa"/>
+            <w:vAlign w:val="bottom"/>
+          </w:tcPr>
+          <w:p>
+            <w:pPr>
+              <w:rPr>
+                <w:rFonts w:ascii="Aptos Narrow" w:hAnsi="Aptos Narrow"/>
+                <w:color w:val="000000"/>
+              </w:rPr>
+            </w:pPr>
+            <w:r>
+              <w:rPr>
+                <w:rFonts w:ascii="Aptos Narrow" w:hAnsi="Aptos Narrow"/>
+                <w:color w:val="000000"/>
+              </w:rPr>
+              <w:t xml:space="preserve">18199704182    </w:t>
+            </w:r>
+          </w:p>
+        </w:tc>
+      </w:tr>
+      <w:tr>
+        <w:tc>
+          <w:tcPr>
+            <w:tcW w:w="1608" w:type="dxa"/>
+            <w:shd w:val="clear" w:color="auto" w:fill="83CAEB" w:themeFill="accent1" w:themeFillTint="66"/>
+            <w:vAlign w:val="bottom"/>
+          </w:tcPr>
+          <w:p>
+            <w:pPr>
+              <w:rPr>
+                <w:rFonts w:ascii="Times New Roman" w:hAnsi="Times New Roman" w:cs="Times New Roman"/>
+                <w:sz w:val="24"/>
+                <w:szCs w:val="24"/>
+                <w:lang w:val="en-US"/>
+              </w:rPr>
+            </w:pPr>
+            <w:r>
+              <w:rPr>
+                <w:rFonts w:ascii="Aptos Narrow" w:hAnsi="Aptos Narrow"/>
+                <w:color w:val="000000"/>
+              </w:rPr>
+              <w:t>433.milc</w:t>
+            </w:r>
+          </w:p>
+        </w:tc>
+        <w:tc>
+          <w:tcPr>
+            <w:tcW w:w="1443" w:type="dxa"/>
+            <w:vAlign w:val="bottom"/>
+          </w:tcPr>
+          <w:p>
+            <w:pPr>
+              <w:rPr>
+                <w:rFonts w:ascii="Times New Roman" w:hAnsi="Times New Roman" w:cs="Times New Roman"/>
+                <w:sz w:val="24"/>
+                <w:szCs w:val="24"/>
+                <w:lang w:val="en-US"/>
+              </w:rPr>
+            </w:pPr>
+            <w:r>
+              <w:rPr>
+                <w:rFonts w:ascii="Aptos Narrow" w:hAnsi="Aptos Narrow"/>
+                <w:color w:val="000000"/>
+              </w:rPr>
+              <w:t>1285473028</w:t>
+            </w:r>
+          </w:p>
+        </w:tc>
+        <w:tc>
+          <w:tcPr>
+            <w:tcW w:w="1332" w:type="dxa"/>
+            <w:vAlign w:val="bottom"/>
+          </w:tcPr>
+          <w:p>
+            <w:pPr>
+              <w:rPr>
+                <w:rFonts w:ascii="Times New Roman" w:hAnsi="Times New Roman" w:cs="Times New Roman"/>
+                <w:sz w:val="24"/>
+                <w:szCs w:val="24"/>
+                <w:lang w:val="en-US"/>
+              </w:rPr>
+            </w:pPr>
+            <w:r>
+              <w:rPr>
+                <w:rFonts w:ascii="Aptos Narrow" w:hAnsi="Aptos Narrow"/>
+                <w:color w:val="000000"/>
+              </w:rPr>
+              <w:t>497716257</w:t>
+            </w:r>
+          </w:p>
+        </w:tc>
+        <w:tc>
+          <w:tcPr>
+            <w:tcW w:w="1443" w:type="dxa"/>
+            <w:vAlign w:val="bottom"/>
+          </w:tcPr>
+          <w:p>
+            <w:pPr>
+              <w:rPr>
+                <w:rFonts w:ascii="Times New Roman" w:hAnsi="Times New Roman" w:cs="Times New Roman"/>
+                <w:sz w:val="24"/>
+                <w:szCs w:val="24"/>
+                <w:lang w:val="en-US"/>
+              </w:rPr>
+            </w:pPr>
+            <w:r>
+              <w:rPr>
+                <w:rFonts w:ascii="Aptos Narrow" w:hAnsi="Aptos Narrow"/>
+                <w:color w:val="000000"/>
+              </w:rPr>
+              <w:t>1285501048</w:t>
+            </w:r>
+          </w:p>
+        </w:tc>
+        <w:tc>
+          <w:tcPr>
+            <w:tcW w:w="1332" w:type="dxa"/>
+            <w:vAlign w:val="bottom"/>
+          </w:tcPr>
+          <w:p>
+            <w:pPr>
+              <w:rPr>
+                <w:rFonts w:ascii="Times New Roman" w:hAnsi="Times New Roman" w:cs="Times New Roman"/>
+                <w:sz w:val="24"/>
+                <w:szCs w:val="24"/>
+                <w:lang w:val="en-US"/>
+              </w:rPr>
+            </w:pPr>
+            <w:r>
+              <w:rPr>
+                <w:rFonts w:ascii="Aptos Narrow" w:hAnsi="Aptos Narrow"/>
+                <w:color w:val="000000"/>
+              </w:rPr>
+              <w:t>497688237</w:t>
+            </w:r>
+          </w:p>
+        </w:tc>
+        <w:tc>
+          <w:tcPr>
+            <w:tcW w:w="1332" w:type="dxa"/>
+            <w:vAlign w:val="bottom"/>
+          </w:tcPr>
+          <w:p>
+            <w:pPr>
+              <w:rPr>
+                <w:rFonts w:ascii="Aptos Narrow" w:hAnsi="Aptos Narrow"/>
+                <w:color w:val="000000"/>
+              </w:rPr>
+            </w:pPr>
+            <w:r>
+              <w:rPr>
+                <w:rFonts w:ascii="Aptos Narrow" w:hAnsi="Aptos Narrow"/>
+                <w:color w:val="000000"/>
+              </w:rPr>
+              <w:t xml:space="preserve">38323372296    </w:t>
+            </w:r>
+          </w:p>
+        </w:tc>
+      </w:tr>
+      <w:tr>
+        <w:tc>
+          <w:tcPr>
+            <w:tcW w:w="1608" w:type="dxa"/>
+            <w:shd w:val="clear" w:color="auto" w:fill="83CAEB" w:themeFill="accent1" w:themeFillTint="66"/>
+            <w:vAlign w:val="bottom"/>
+          </w:tcPr>
+          <w:p>
+            <w:pPr>
+              <w:rPr>
+                <w:rFonts w:ascii="Times New Roman" w:hAnsi="Times New Roman" w:cs="Times New Roman"/>
+                <w:sz w:val="24"/>
+                <w:szCs w:val="24"/>
+                <w:lang w:val="en-US"/>
+              </w:rPr>
+            </w:pPr>
+            <w:r>
+              <w:rPr>
+                <w:rFonts w:ascii="Aptos Narrow" w:hAnsi="Aptos Narrow"/>
+                <w:color w:val="000000"/>
+              </w:rPr>
+              <w:t>435.gromacs</w:t>
+            </w:r>
+          </w:p>
+        </w:tc>
+        <w:tc>
+          <w:tcPr>
+            <w:tcW w:w="1443" w:type="dxa"/>
+            <w:vAlign w:val="bottom"/>
+          </w:tcPr>
+          <w:p>
+            <w:pPr>
+              <w:rPr>
+                <w:rFonts w:ascii="Times New Roman" w:hAnsi="Times New Roman" w:cs="Times New Roman"/>
+                <w:sz w:val="24"/>
+                <w:szCs w:val="24"/>
+                <w:lang w:val="en-US"/>
+              </w:rPr>
+            </w:pPr>
+            <w:r>
+              <w:rPr>
+                <w:rFonts w:ascii="Aptos Narrow" w:hAnsi="Aptos Narrow"/>
+                <w:color w:val="000000"/>
+              </w:rPr>
+              <w:t>15582286052</w:t>
+            </w:r>
+          </w:p>
+        </w:tc>
+        <w:tc>
+          <w:tcPr>
+            <w:tcW w:w="1332" w:type="dxa"/>
+            <w:vAlign w:val="bottom"/>
+          </w:tcPr>
+          <w:p>
+            <w:pPr>
+              <w:rPr>
+                <w:rFonts w:ascii="Times New Roman" w:hAnsi="Times New Roman" w:cs="Times New Roman"/>
+                <w:sz w:val="24"/>
+                <w:szCs w:val="24"/>
+                <w:lang w:val="en-US"/>
+              </w:rPr>
+            </w:pPr>
+            <w:r>
+              <w:rPr>
+                <w:rFonts w:ascii="Aptos Narrow" w:hAnsi="Aptos Narrow"/>
+                <w:color w:val="000000"/>
+              </w:rPr>
+              <w:t>1479445927</w:t>
+            </w:r>
+          </w:p>
+        </w:tc>
+        <w:tc>
+          <w:tcPr>
+            <w:tcW w:w="1443" w:type="dxa"/>
+            <w:vAlign w:val="bottom"/>
+          </w:tcPr>
+          <w:p>
+            <w:pPr>
+              <w:rPr>
+                <w:rFonts w:ascii="Times New Roman" w:hAnsi="Times New Roman" w:cs="Times New Roman"/>
+                <w:sz w:val="24"/>
+                <w:szCs w:val="24"/>
+                <w:lang w:val="en-US"/>
+              </w:rPr>
+            </w:pPr>
+            <w:r>
+              <w:rPr>
+                <w:rFonts w:ascii="Aptos Narrow" w:hAnsi="Aptos Narrow"/>
+                <w:color w:val="000000"/>
+              </w:rPr>
+              <w:t>15554875849</w:t>
+            </w:r>
+          </w:p>
+        </w:tc>
+        <w:tc>
+          <w:tcPr>
+            <w:tcW w:w="1332" w:type="dxa"/>
+            <w:vAlign w:val="bottom"/>
+          </w:tcPr>
+          <w:p>
+            <w:pPr>
+              <w:rPr>
+                <w:rFonts w:ascii="Times New Roman" w:hAnsi="Times New Roman" w:cs="Times New Roman"/>
+                <w:sz w:val="24"/>
+                <w:szCs w:val="24"/>
+                <w:lang w:val="en-US"/>
+              </w:rPr>
+            </w:pPr>
+            <w:r>
+              <w:rPr>
+                <w:rFonts w:ascii="Aptos Narrow" w:hAnsi="Aptos Narrow"/>
+                <w:color w:val="000000"/>
+              </w:rPr>
+              <w:t>1506856130</w:t>
+            </w:r>
+          </w:p>
+        </w:tc>
+        <w:tc>
+          <w:tcPr>
+            <w:tcW w:w="1332" w:type="dxa"/>
+            <w:vAlign w:val="bottom"/>
+          </w:tcPr>
+          <w:p>
+            <w:pPr>
+              <w:rPr>
+                <w:rFonts w:ascii="Aptos Narrow" w:hAnsi="Aptos Narrow"/>
+                <w:color w:val="000000"/>
+              </w:rPr>
+            </w:pPr>
+            <w:r>
+              <w:rPr>
+                <w:rFonts w:ascii="Aptos Narrow" w:hAnsi="Aptos Narrow"/>
+                <w:color w:val="000000"/>
+              </w:rPr>
+              <w:t xml:space="preserve">445004175612    </w:t>
+            </w:r>
+          </w:p>
+        </w:tc>
+      </w:tr>
+      <w:tr>
+        <w:tc>
+          <w:tcPr>
+            <w:tcW w:w="1608" w:type="dxa"/>
+            <w:shd w:val="clear" w:color="auto" w:fill="83CAEB" w:themeFill="accent1" w:themeFillTint="66"/>
+            <w:vAlign w:val="bottom"/>
+          </w:tcPr>
+          <w:p>
+            <w:pPr>
+              <w:rPr>
+                <w:rFonts w:ascii="Times New Roman" w:hAnsi="Times New Roman" w:cs="Times New Roman"/>
+                <w:sz w:val="24"/>
+                <w:szCs w:val="24"/>
+                <w:lang w:val="en-US"/>
+              </w:rPr>
+            </w:pPr>
+            <w:r>
+              <w:rPr>
+                <w:rFonts w:ascii="Aptos Narrow" w:hAnsi="Aptos Narrow"/>
+                <w:color w:val="000000"/>
+              </w:rPr>
+              <w:t>436.cactusADM</w:t>
+            </w:r>
+          </w:p>
+        </w:tc>
+        <w:tc>
+          <w:tcPr>
+            <w:tcW w:w="1443" w:type="dxa"/>
+            <w:vAlign w:val="bottom"/>
+          </w:tcPr>
+          <w:p>
+            <w:pPr>
+              <w:rPr>
+                <w:rFonts w:ascii="Times New Roman" w:hAnsi="Times New Roman" w:cs="Times New Roman"/>
+                <w:sz w:val="24"/>
+                <w:szCs w:val="24"/>
+                <w:lang w:val="en-US"/>
+              </w:rPr>
+            </w:pPr>
+            <w:r>
+              <w:rPr>
+                <w:rFonts w:ascii="Aptos Narrow" w:hAnsi="Aptos Narrow"/>
+                <w:color w:val="000000"/>
+              </w:rPr>
+              <w:t>157947092</w:t>
+            </w:r>
+          </w:p>
+        </w:tc>
+        <w:tc>
+          <w:tcPr>
+            <w:tcW w:w="1332" w:type="dxa"/>
+            <w:vAlign w:val="bottom"/>
+          </w:tcPr>
+          <w:p>
+            <w:pPr>
+              <w:rPr>
+                <w:rFonts w:ascii="Times New Roman" w:hAnsi="Times New Roman" w:cs="Times New Roman"/>
+                <w:sz w:val="24"/>
+                <w:szCs w:val="24"/>
+                <w:lang w:val="en-US"/>
+              </w:rPr>
+            </w:pPr>
+            <w:r>
+              <w:rPr>
+                <w:rFonts w:ascii="Aptos Narrow" w:hAnsi="Aptos Narrow"/>
+                <w:color w:val="000000"/>
+              </w:rPr>
+              <w:t>3050072</w:t>
+            </w:r>
+          </w:p>
+        </w:tc>
+        <w:tc>
+          <w:tcPr>
+            <w:tcW w:w="1443" w:type="dxa"/>
+            <w:vAlign w:val="bottom"/>
+          </w:tcPr>
+          <w:p>
+            <w:pPr>
+              <w:rPr>
+                <w:rFonts w:ascii="Times New Roman" w:hAnsi="Times New Roman" w:cs="Times New Roman"/>
+                <w:sz w:val="24"/>
+                <w:szCs w:val="24"/>
+                <w:lang w:val="en-US"/>
+              </w:rPr>
+            </w:pPr>
+            <w:r>
+              <w:rPr>
+                <w:rFonts w:ascii="Aptos Narrow" w:hAnsi="Aptos Narrow"/>
+                <w:color w:val="000000"/>
+              </w:rPr>
+              <w:t>157954612</w:t>
+            </w:r>
+          </w:p>
+        </w:tc>
+        <w:tc>
+          <w:tcPr>
+            <w:tcW w:w="1332" w:type="dxa"/>
+            <w:vAlign w:val="bottom"/>
+          </w:tcPr>
+          <w:p>
+            <w:pPr>
+              <w:rPr>
+                <w:rFonts w:ascii="Times New Roman" w:hAnsi="Times New Roman" w:cs="Times New Roman"/>
+                <w:sz w:val="24"/>
+                <w:szCs w:val="24"/>
+                <w:lang w:val="en-US"/>
+              </w:rPr>
+            </w:pPr>
+            <w:r>
+              <w:rPr>
+                <w:rFonts w:ascii="Aptos Narrow" w:hAnsi="Aptos Narrow"/>
+                <w:color w:val="000000"/>
+              </w:rPr>
+              <w:t>3042552</w:t>
+            </w:r>
+          </w:p>
+        </w:tc>
+        <w:tc>
+          <w:tcPr>
+            <w:tcW w:w="1332" w:type="dxa"/>
+            <w:vAlign w:val="bottom"/>
+          </w:tcPr>
+          <w:p>
+            <w:pPr>
+              <w:rPr>
+                <w:rFonts w:ascii="Aptos Narrow" w:hAnsi="Aptos Narrow"/>
+                <w:color w:val="000000"/>
+              </w:rPr>
+            </w:pPr>
+            <w:r>
+              <w:rPr>
+                <w:rFonts w:ascii="Aptos Narrow" w:hAnsi="Aptos Narrow"/>
+                <w:color w:val="000000"/>
+              </w:rPr>
+              <w:t xml:space="preserve">80776878079    </w:t>
+            </w:r>
+          </w:p>
+        </w:tc>
+      </w:tr>
+      <w:tr>
+        <w:tc>
+          <w:tcPr>
+            <w:tcW w:w="1608" w:type="dxa"/>
+            <w:shd w:val="clear" w:color="auto" w:fill="83CAEB" w:themeFill="accent1" w:themeFillTint="66"/>
+            <w:vAlign w:val="bottom"/>
+          </w:tcPr>
+          <w:p>
+            <w:pPr>
+              <w:rPr>
+                <w:rFonts w:ascii="Times New Roman" w:hAnsi="Times New Roman" w:cs="Times New Roman"/>
+                <w:sz w:val="24"/>
+                <w:szCs w:val="24"/>
+                <w:lang w:val="en-US"/>
+              </w:rPr>
+            </w:pPr>
+            <w:r>
+              <w:rPr>
+                <w:rFonts w:ascii="Aptos Narrow" w:hAnsi="Aptos Narrow"/>
+                <w:color w:val="000000"/>
+              </w:rPr>
+              <w:t>450.soplex</w:t>
+            </w:r>
+          </w:p>
+        </w:tc>
+        <w:tc>
+          <w:tcPr>
+            <w:tcW w:w="1443" w:type="dxa"/>
+            <w:vAlign w:val="bottom"/>
+          </w:tcPr>
+          <w:p>
+            <w:pPr>
+              <w:rPr>
+                <w:rFonts w:ascii="Times New Roman" w:hAnsi="Times New Roman" w:cs="Times New Roman"/>
+                <w:sz w:val="24"/>
+                <w:szCs w:val="24"/>
+                <w:lang w:val="en-US"/>
+              </w:rPr>
+            </w:pPr>
+            <w:r>
+              <w:rPr>
+                <w:rFonts w:ascii="Aptos Narrow" w:hAnsi="Aptos Narrow"/>
+                <w:color w:val="000000"/>
+              </w:rPr>
+              <w:t>1058330620</w:t>
+            </w:r>
+          </w:p>
+        </w:tc>
+        <w:tc>
+          <w:tcPr>
+            <w:tcW w:w="1332" w:type="dxa"/>
+            <w:vAlign w:val="bottom"/>
+          </w:tcPr>
+          <w:p>
+            <w:pPr>
+              <w:rPr>
+                <w:rFonts w:ascii="Times New Roman" w:hAnsi="Times New Roman" w:cs="Times New Roman"/>
+                <w:sz w:val="24"/>
+                <w:szCs w:val="24"/>
+                <w:lang w:val="en-US"/>
+              </w:rPr>
+            </w:pPr>
+            <w:r>
+              <w:rPr>
+                <w:rFonts w:ascii="Aptos Narrow" w:hAnsi="Aptos Narrow"/>
+                <w:color w:val="000000"/>
+              </w:rPr>
+              <w:t>64702117</w:t>
+            </w:r>
+          </w:p>
+        </w:tc>
+        <w:tc>
+          <w:tcPr>
+            <w:tcW w:w="1443" w:type="dxa"/>
+            <w:vAlign w:val="bottom"/>
+          </w:tcPr>
+          <w:p>
+            <w:pPr>
+              <w:rPr>
+                <w:rFonts w:ascii="Times New Roman" w:hAnsi="Times New Roman" w:cs="Times New Roman"/>
+                <w:sz w:val="24"/>
+                <w:szCs w:val="24"/>
+                <w:lang w:val="en-US"/>
+              </w:rPr>
+            </w:pPr>
+            <w:r>
+              <w:rPr>
+                <w:rFonts w:ascii="Aptos Narrow" w:hAnsi="Aptos Narrow"/>
+                <w:color w:val="000000"/>
+              </w:rPr>
+              <w:t>1056307265</w:t>
+            </w:r>
+          </w:p>
+        </w:tc>
+        <w:tc>
+          <w:tcPr>
+            <w:tcW w:w="1332" w:type="dxa"/>
+            <w:vAlign w:val="bottom"/>
+          </w:tcPr>
+          <w:p>
+            <w:pPr>
+              <w:rPr>
+                <w:rFonts w:ascii="Times New Roman" w:hAnsi="Times New Roman" w:cs="Times New Roman"/>
+                <w:sz w:val="24"/>
+                <w:szCs w:val="24"/>
+                <w:lang w:val="en-US"/>
+              </w:rPr>
+            </w:pPr>
+            <w:r>
+              <w:rPr>
+                <w:rFonts w:ascii="Aptos Narrow" w:hAnsi="Aptos Narrow"/>
+                <w:color w:val="000000"/>
+              </w:rPr>
+              <w:t>66725472</w:t>
+            </w:r>
+          </w:p>
+        </w:tc>
+        <w:tc>
+          <w:tcPr>
+            <w:tcW w:w="1332" w:type="dxa"/>
+            <w:vAlign w:val="bottom"/>
+          </w:tcPr>
+          <w:p>
+            <w:pPr>
+              <w:rPr>
+                <w:rFonts w:ascii="Aptos Narrow" w:hAnsi="Aptos Narrow"/>
+                <w:color w:val="000000"/>
+              </w:rPr>
+            </w:pPr>
+            <w:r>
+              <w:rPr>
+                <w:rFonts w:ascii="Aptos Narrow" w:hAnsi="Aptos Narrow"/>
+                <w:color w:val="000000"/>
+              </w:rPr>
+              <w:t xml:space="preserve">7439861708    </w:t>
+            </w:r>
+          </w:p>
+        </w:tc>
+      </w:tr>
+      <w:tr>
+        <w:tc>
+          <w:tcPr>
+            <w:tcW w:w="1608" w:type="dxa"/>
+            <w:shd w:val="clear" w:color="auto" w:fill="83CAEB" w:themeFill="accent1" w:themeFillTint="66"/>
+            <w:vAlign w:val="bottom"/>
+          </w:tcPr>
+          <w:p>
+            <w:pPr>
+              <w:rPr>
+                <w:rFonts w:ascii="Times New Roman" w:hAnsi="Times New Roman" w:cs="Times New Roman"/>
+                <w:sz w:val="24"/>
+                <w:szCs w:val="24"/>
+                <w:lang w:val="en-US"/>
+              </w:rPr>
+            </w:pPr>
+            <w:r>
+              <w:rPr>
+                <w:rFonts w:ascii="Aptos Narrow" w:hAnsi="Aptos Narrow"/>
+                <w:color w:val="000000"/>
+              </w:rPr>
+              <w:t>459.GemsFDTD</w:t>
+            </w:r>
+          </w:p>
+        </w:tc>
+        <w:tc>
+          <w:tcPr>
+            <w:tcW w:w="1443" w:type="dxa"/>
+            <w:vAlign w:val="bottom"/>
+          </w:tcPr>
+          <w:p>
+            <w:pPr>
+              <w:rPr>
+                <w:rFonts w:ascii="Times New Roman" w:hAnsi="Times New Roman" w:cs="Times New Roman"/>
+                <w:sz w:val="24"/>
+                <w:szCs w:val="24"/>
+                <w:lang w:val="en-US"/>
+              </w:rPr>
+            </w:pPr>
+            <w:r>
+              <w:rPr>
+                <w:rFonts w:ascii="Aptos Narrow" w:hAnsi="Aptos Narrow"/>
+                <w:color w:val="000000"/>
+              </w:rPr>
+              <w:t>3208487938</w:t>
+            </w:r>
+          </w:p>
+        </w:tc>
+        <w:tc>
+          <w:tcPr>
+            <w:tcW w:w="1332" w:type="dxa"/>
+            <w:vAlign w:val="bottom"/>
+          </w:tcPr>
+          <w:p>
+            <w:pPr>
+              <w:rPr>
+                <w:rFonts w:ascii="Times New Roman" w:hAnsi="Times New Roman" w:cs="Times New Roman"/>
+                <w:sz w:val="24"/>
+                <w:szCs w:val="24"/>
+                <w:lang w:val="en-US"/>
+              </w:rPr>
+            </w:pPr>
+            <w:r>
+              <w:rPr>
+                <w:rFonts w:ascii="Aptos Narrow" w:hAnsi="Aptos Narrow"/>
+                <w:color w:val="000000"/>
+              </w:rPr>
+              <w:t>45958496</w:t>
+            </w:r>
+          </w:p>
+        </w:tc>
+        <w:tc>
+          <w:tcPr>
+            <w:tcW w:w="1443" w:type="dxa"/>
+            <w:vAlign w:val="bottom"/>
+          </w:tcPr>
+          <w:p>
+            <w:pPr>
+              <w:rPr>
+                <w:rFonts w:ascii="Times New Roman" w:hAnsi="Times New Roman" w:cs="Times New Roman"/>
+                <w:sz w:val="24"/>
+                <w:szCs w:val="24"/>
+                <w:lang w:val="en-US"/>
+              </w:rPr>
+            </w:pPr>
+            <w:r>
+              <w:rPr>
+                <w:rFonts w:ascii="Aptos Narrow" w:hAnsi="Aptos Narrow"/>
+                <w:color w:val="000000"/>
+              </w:rPr>
+              <w:t>3208739123</w:t>
+            </w:r>
+          </w:p>
+        </w:tc>
+        <w:tc>
+          <w:tcPr>
+            <w:tcW w:w="1332" w:type="dxa"/>
+            <w:vAlign w:val="bottom"/>
+          </w:tcPr>
+          <w:p>
+            <w:pPr>
+              <w:rPr>
+                <w:rFonts w:ascii="Times New Roman" w:hAnsi="Times New Roman" w:cs="Times New Roman"/>
+                <w:sz w:val="24"/>
+                <w:szCs w:val="24"/>
+                <w:lang w:val="en-US"/>
+              </w:rPr>
+            </w:pPr>
+            <w:r>
+              <w:rPr>
+                <w:rFonts w:ascii="Aptos Narrow" w:hAnsi="Aptos Narrow"/>
+                <w:color w:val="000000"/>
+              </w:rPr>
+              <w:t>45707311</w:t>
+            </w:r>
+          </w:p>
+        </w:tc>
+        <w:tc>
+          <w:tcPr>
+            <w:tcW w:w="1332" w:type="dxa"/>
+            <w:vAlign w:val="bottom"/>
+          </w:tcPr>
+          <w:p>
+            <w:pPr>
+              <w:rPr>
+                <w:rFonts w:ascii="Aptos Narrow" w:hAnsi="Aptos Narrow"/>
+                <w:color w:val="000000"/>
+              </w:rPr>
+            </w:pPr>
+            <w:r>
+              <w:rPr>
+                <w:rFonts w:ascii="Aptos Narrow" w:hAnsi="Aptos Narrow"/>
+                <w:color w:val="000000"/>
+              </w:rPr>
+              <w:t xml:space="preserve">108776742176    </w:t>
+            </w:r>
+          </w:p>
+        </w:tc>
+      </w:tr>
+      <w:tr>
+        <w:tc>
+          <w:tcPr>
+            <w:tcW w:w="1608" w:type="dxa"/>
+            <w:shd w:val="clear" w:color="auto" w:fill="83CAEB" w:themeFill="accent1" w:themeFillTint="66"/>
+            <w:vAlign w:val="bottom"/>
+          </w:tcPr>
+          <w:p>
+            <w:pPr>
+              <w:rPr>
+                <w:rFonts w:ascii="Times New Roman" w:hAnsi="Times New Roman" w:cs="Times New Roman"/>
+                <w:sz w:val="24"/>
+                <w:szCs w:val="24"/>
+                <w:lang w:val="en-US"/>
+              </w:rPr>
+            </w:pPr>
+            <w:r>
+              <w:rPr>
+                <w:rFonts w:ascii="Aptos Narrow" w:hAnsi="Aptos Narrow"/>
+                <w:color w:val="000000"/>
+              </w:rPr>
+              <w:t>470.lbm</w:t>
+            </w:r>
+          </w:p>
+        </w:tc>
+        <w:tc>
+          <w:tcPr>
+            <w:tcW w:w="1443" w:type="dxa"/>
+            <w:vAlign w:val="bottom"/>
+          </w:tcPr>
+          <w:p>
+            <w:pPr>
+              <w:rPr>
+                <w:rFonts w:ascii="Times New Roman" w:hAnsi="Times New Roman" w:cs="Times New Roman"/>
+                <w:sz w:val="24"/>
+                <w:szCs w:val="24"/>
+                <w:lang w:val="en-US"/>
+              </w:rPr>
+            </w:pPr>
+            <w:r>
+              <w:rPr>
+                <w:rFonts w:ascii="Aptos Narrow" w:hAnsi="Aptos Narrow"/>
+                <w:color w:val="000000"/>
+              </w:rPr>
+              <w:t>1051686086</w:t>
+            </w:r>
+          </w:p>
+        </w:tc>
+        <w:tc>
+          <w:tcPr>
+            <w:tcW w:w="1332" w:type="dxa"/>
+            <w:vAlign w:val="bottom"/>
+          </w:tcPr>
+          <w:p>
+            <w:pPr>
+              <w:rPr>
+                <w:rFonts w:ascii="Times New Roman" w:hAnsi="Times New Roman" w:cs="Times New Roman"/>
+                <w:sz w:val="24"/>
+                <w:szCs w:val="24"/>
+                <w:lang w:val="en-US"/>
+              </w:rPr>
+            </w:pPr>
+            <w:r>
+              <w:rPr>
+                <w:rFonts w:ascii="Aptos Narrow" w:hAnsi="Aptos Narrow"/>
+                <w:color w:val="000000"/>
+              </w:rPr>
+              <w:t>47087874</w:t>
+            </w:r>
+          </w:p>
+        </w:tc>
+        <w:tc>
+          <w:tcPr>
+            <w:tcW w:w="1443" w:type="dxa"/>
+            <w:vAlign w:val="bottom"/>
+          </w:tcPr>
+          <w:p>
+            <w:pPr>
+              <w:rPr>
+                <w:rFonts w:ascii="Times New Roman" w:hAnsi="Times New Roman" w:cs="Times New Roman"/>
+                <w:sz w:val="24"/>
+                <w:szCs w:val="24"/>
+                <w:lang w:val="en-US"/>
+              </w:rPr>
+            </w:pPr>
+            <w:r>
+              <w:rPr>
+                <w:rFonts w:ascii="Aptos Narrow" w:hAnsi="Aptos Narrow"/>
+                <w:color w:val="000000"/>
+              </w:rPr>
+              <w:t>1023615097</w:t>
+            </w:r>
+          </w:p>
+        </w:tc>
+        <w:tc>
+          <w:tcPr>
+            <w:tcW w:w="1332" w:type="dxa"/>
+            <w:vAlign w:val="bottom"/>
+          </w:tcPr>
+          <w:p>
+            <w:pPr>
+              <w:rPr>
+                <w:rFonts w:ascii="Times New Roman" w:hAnsi="Times New Roman" w:cs="Times New Roman"/>
+                <w:sz w:val="24"/>
+                <w:szCs w:val="24"/>
+                <w:lang w:val="en-US"/>
+              </w:rPr>
+            </w:pPr>
+            <w:r>
+              <w:rPr>
+                <w:rFonts w:ascii="Aptos Narrow" w:hAnsi="Aptos Narrow"/>
+                <w:color w:val="000000"/>
+              </w:rPr>
+              <w:t>75158863</w:t>
+            </w:r>
+          </w:p>
+        </w:tc>
+        <w:tc>
+          <w:tcPr>
+            <w:tcW w:w="1332" w:type="dxa"/>
+            <w:vAlign w:val="bottom"/>
+          </w:tcPr>
+          <w:p>
+            <w:pPr>
+              <w:rPr>
+                <w:rFonts w:ascii="Aptos Narrow" w:hAnsi="Aptos Narrow"/>
+                <w:color w:val="000000"/>
+              </w:rPr>
+            </w:pPr>
+            <w:r>
+              <w:rPr>
+                <w:rFonts w:ascii="Aptos Narrow" w:hAnsi="Aptos Narrow"/>
+                <w:color w:val="000000"/>
+              </w:rPr>
+              <w:t xml:space="preserve">96483398089    </w:t>
+            </w:r>
+          </w:p>
+        </w:tc>
+      </w:tr>
+      <w:tr>
+        <w:tc>
+          <w:tcPr>
+            <w:tcW w:w="1608" w:type="dxa"/>
+            <w:shd w:val="clear" w:color="auto" w:fill="83CAEB" w:themeFill="accent1" w:themeFillTint="66"/>
+            <w:vAlign w:val="bottom"/>
+          </w:tcPr>
+          <w:p>
+            <w:pPr>
+              <w:rPr>
+                <w:rFonts w:ascii="Times New Roman" w:hAnsi="Times New Roman" w:cs="Times New Roman"/>
+                <w:sz w:val="24"/>
+                <w:szCs w:val="24"/>
+                <w:lang w:val="en-US"/>
+              </w:rPr>
+            </w:pPr>
+            <w:r>
+              <w:rPr>
+                <w:rFonts w:ascii="Aptos Narrow" w:hAnsi="Aptos Narrow"/>
+                <w:color w:val="000000"/>
+              </w:rPr>
+              <w:t>483.xalancbmk</w:t>
+            </w:r>
+          </w:p>
+        </w:tc>
+        <w:tc>
+          <w:tcPr>
+            <w:tcW w:w="1443" w:type="dxa"/>
+            <w:vAlign w:val="bottom"/>
+          </w:tcPr>
+          <w:p>
+            <w:pPr>
+              <w:rPr>
+                <w:rFonts w:ascii="Times New Roman" w:hAnsi="Times New Roman" w:cs="Times New Roman"/>
+                <w:sz w:val="24"/>
+                <w:szCs w:val="24"/>
+                <w:lang w:val="en-US"/>
+              </w:rPr>
+            </w:pPr>
+            <w:r>
+              <w:rPr>
+                <w:rFonts w:ascii="Aptos Narrow" w:hAnsi="Aptos Narrow"/>
+                <w:color w:val="000000"/>
+              </w:rPr>
+              <w:t>25647917382</w:t>
+            </w:r>
+          </w:p>
+        </w:tc>
+        <w:tc>
+          <w:tcPr>
+            <w:tcW w:w="1332" w:type="dxa"/>
+            <w:vAlign w:val="bottom"/>
+          </w:tcPr>
+          <w:p>
+            <w:pPr>
+              <w:rPr>
+                <w:rFonts w:ascii="Times New Roman" w:hAnsi="Times New Roman" w:cs="Times New Roman"/>
+                <w:sz w:val="24"/>
+                <w:szCs w:val="24"/>
+                <w:lang w:val="en-US"/>
+              </w:rPr>
+            </w:pPr>
+            <w:r>
+              <w:rPr>
+                <w:rFonts w:ascii="Aptos Narrow" w:hAnsi="Aptos Narrow"/>
+                <w:color w:val="000000"/>
+              </w:rPr>
+              <w:t>2307624625</w:t>
+            </w:r>
+          </w:p>
+        </w:tc>
+        <w:tc>
+          <w:tcPr>
+            <w:tcW w:w="1443" w:type="dxa"/>
+            <w:vAlign w:val="bottom"/>
+          </w:tcPr>
+          <w:p>
+            <w:pPr>
+              <w:rPr>
+                <w:rFonts w:ascii="Times New Roman" w:hAnsi="Times New Roman" w:cs="Times New Roman"/>
+                <w:sz w:val="24"/>
+                <w:szCs w:val="24"/>
+                <w:lang w:val="en-US"/>
+              </w:rPr>
+            </w:pPr>
+            <w:r>
+              <w:rPr>
+                <w:rFonts w:ascii="Aptos Narrow" w:hAnsi="Aptos Narrow"/>
+                <w:color w:val="000000"/>
+              </w:rPr>
+              <w:t>25656751774</w:t>
+            </w:r>
+          </w:p>
+        </w:tc>
+        <w:tc>
+          <w:tcPr>
+            <w:tcW w:w="1332" w:type="dxa"/>
+            <w:vAlign w:val="bottom"/>
+          </w:tcPr>
+          <w:p>
+            <w:pPr>
+              <w:rPr>
+                <w:rFonts w:ascii="Times New Roman" w:hAnsi="Times New Roman" w:cs="Times New Roman"/>
+                <w:sz w:val="24"/>
+                <w:szCs w:val="24"/>
+                <w:lang w:val="en-US"/>
+              </w:rPr>
+            </w:pPr>
+            <w:r>
+              <w:rPr>
+                <w:rFonts w:ascii="Aptos Narrow" w:hAnsi="Aptos Narrow"/>
+                <w:color w:val="000000"/>
+              </w:rPr>
+              <w:t>2298790233</w:t>
+            </w:r>
+          </w:p>
+        </w:tc>
+        <w:tc>
+          <w:tcPr>
+            <w:tcW w:w="1332" w:type="dxa"/>
+            <w:vAlign w:val="bottom"/>
+          </w:tcPr>
+          <w:p>
+            <w:pPr>
+              <w:rPr>
+                <w:rFonts w:ascii="Aptos Narrow" w:hAnsi="Aptos Narrow"/>
+                <w:color w:val="000000"/>
+              </w:rPr>
+            </w:pPr>
+            <w:r>
+              <w:rPr>
+                <w:rFonts w:ascii="Aptos Narrow" w:hAnsi="Aptos Narrow"/>
+                <w:color w:val="000000"/>
+              </w:rPr>
+              <w:t xml:space="preserve">224117738434    </w:t>
+            </w:r>
+          </w:p>
+        </w:tc>
+      </w:tr>
+    </w:tbl>
+    <w:p>
+      <w:pPr>
+        <w:rPr>
+          <w:rFonts w:ascii="Times New Roman" w:hAnsi="Times New Roman" w:cs="Times New Roman"/>
+          <w:sz w:val="24"/>
+          <w:szCs w:val="24"/>
+          <w:lang w:val="en-US"/>
+        </w:rPr>
+      </w:pPr>
+    </w:p>
+    <w:p>
+      <w:pPr>
+        <w:rPr>
+          <w:rFonts w:ascii="Times New Roman" w:hAnsi="Times New Roman" w:cs="Times New Roman"/>
+          <w:sz w:val="24"/>
+          <w:szCs w:val="24"/>
+          <w:lang w:val="en-US"/>
+        </w:rPr>
+      </w:pPr>
+    </w:p>
+    <w:p>
+      <w:pPr>
+        <w:rPr>
+          <w:rFonts w:ascii="Times New Roman" w:hAnsi="Times New Roman" w:cs="Times New Roman"/>
+          <w:sz w:val="24"/>
+          <w:szCs w:val="24"/>
+          <w:lang w:val="en-US"/>
+        </w:rPr>
+      </w:pPr>
+      <w:r>
+        <w:rPr>
+          <w:rFonts w:ascii="Times New Roman" w:hAnsi="Times New Roman" w:cs="Times New Roman"/>
+          <w:sz w:val="24"/>
+          <w:szCs w:val="24"/>
+          <w:lang w:val="el-GR"/>
+        </w:rPr>
+        <w:t>(</w:t>
+      </w:r>
+      <w:r>
+        <w:rPr>
+          <w:rFonts w:ascii="Times New Roman" w:hAnsi="Times New Roman" w:cs="Times New Roman"/>
+          <w:sz w:val="24"/>
+          <w:szCs w:val="24"/>
+          <w:lang w:val="el-GR"/>
+        </w:rPr>
+        <w:t>Τα</w:t>
+      </w:r>
+      <w:r>
+        <w:rPr>
+          <w:rFonts w:ascii="Times New Roman" w:hAnsi="Times New Roman" w:cs="Times New Roman"/>
+          <w:sz w:val="24"/>
+          <w:szCs w:val="24"/>
+          <w:lang w:val="el-GR"/>
+        </w:rPr>
+        <w:t xml:space="preserve"> </w:t>
+      </w:r>
+      <w:r>
+        <w:rPr>
+          <w:rFonts w:ascii="Times New Roman" w:hAnsi="Times New Roman" w:cs="Times New Roman"/>
+          <w:sz w:val="24"/>
+          <w:szCs w:val="24"/>
+          <w:lang w:val="en-US"/>
+        </w:rPr>
+        <w:t>total</w:t>
+      </w:r>
+      <w:r>
+        <w:rPr>
+          <w:rFonts w:ascii="Times New Roman" w:hAnsi="Times New Roman" w:cs="Times New Roman"/>
+          <w:sz w:val="24"/>
+          <w:szCs w:val="24"/>
+          <w:lang w:val="el-GR"/>
+        </w:rPr>
+        <w:t xml:space="preserve"> </w:t>
+      </w:r>
+      <w:r>
+        <w:rPr>
+          <w:rFonts w:ascii="Times New Roman" w:hAnsi="Times New Roman" w:cs="Times New Roman"/>
+          <w:sz w:val="24"/>
+          <w:szCs w:val="24"/>
+          <w:lang w:val="en-US"/>
+        </w:rPr>
+        <w:t>instructions</w:t>
+      </w:r>
+      <w:r>
+        <w:rPr>
+          <w:rFonts w:ascii="Times New Roman" w:hAnsi="Times New Roman" w:cs="Times New Roman"/>
+          <w:sz w:val="24"/>
+          <w:szCs w:val="24"/>
+          <w:lang w:val="el-GR"/>
+        </w:rPr>
+        <w:t xml:space="preserve"> </w:t>
+      </w:r>
+      <w:r>
+        <w:rPr>
+          <w:rFonts w:ascii="Times New Roman" w:hAnsi="Times New Roman" w:cs="Times New Roman"/>
+          <w:sz w:val="24"/>
+          <w:szCs w:val="24"/>
+          <w:lang w:val="el-GR"/>
+        </w:rPr>
+        <w:t>είναι</w:t>
+      </w:r>
+      <w:r>
+        <w:rPr>
+          <w:rFonts w:ascii="Times New Roman" w:hAnsi="Times New Roman" w:cs="Times New Roman"/>
+          <w:sz w:val="24"/>
+          <w:szCs w:val="24"/>
+          <w:lang w:val="el-GR"/>
+        </w:rPr>
+        <w:t xml:space="preserve"> </w:t>
+      </w:r>
+      <w:r>
+        <w:rPr>
+          <w:rFonts w:ascii="Times New Roman" w:hAnsi="Times New Roman" w:cs="Times New Roman"/>
+          <w:sz w:val="24"/>
+          <w:szCs w:val="24"/>
+          <w:lang w:val="el-GR"/>
+        </w:rPr>
+        <w:t>κοινά</w:t>
+      </w:r>
+      <w:r>
+        <w:rPr>
+          <w:rFonts w:ascii="Times New Roman" w:hAnsi="Times New Roman" w:cs="Times New Roman"/>
+          <w:sz w:val="24"/>
+          <w:szCs w:val="24"/>
+          <w:lang w:val="el-GR"/>
+        </w:rPr>
+        <w:t xml:space="preserve"> </w:t>
+      </w:r>
+      <w:r>
+        <w:rPr>
+          <w:rFonts w:ascii="Times New Roman" w:hAnsi="Times New Roman" w:cs="Times New Roman"/>
+          <w:sz w:val="24"/>
+          <w:szCs w:val="24"/>
+          <w:lang w:val="el-GR"/>
+        </w:rPr>
+        <w:t xml:space="preserve">στα δυο πινακάκια και είναι εκεί για </w:t>
+      </w:r>
+      <w:r>
+        <w:rPr>
+          <w:rFonts w:ascii="Times New Roman" w:hAnsi="Times New Roman" w:cs="Times New Roman"/>
+          <w:sz w:val="24"/>
+          <w:szCs w:val="24"/>
+          <w:lang w:val="en-US"/>
+        </w:rPr>
+        <w:t>reference</w:t>
+      </w:r>
+      <w:r>
+        <w:rPr>
+          <w:rFonts w:ascii="Times New Roman" w:hAnsi="Times New Roman" w:cs="Times New Roman"/>
+          <w:sz w:val="24"/>
+          <w:szCs w:val="24"/>
+          <w:lang w:val="el-GR"/>
+        </w:rPr>
+        <w:t>).</w:t>
+      </w:r>
+    </w:p>
+    <w:p>
+      <w:pPr>
+        <w:rPr>
+          <w:rFonts w:ascii="Times New Roman" w:hAnsi="Times New Roman" w:cs="Times New Roman"/>
+          <w:sz w:val="24"/>
+          <w:szCs w:val="24"/>
+          <w:lang w:val="en-US"/>
+        </w:rPr>
+      </w:pPr>
+    </w:p>
+    <w:p>
+      <w:pPr>
+        <w:rPr>
+          <w:rFonts w:ascii="Times New Roman" w:hAnsi="Times New Roman" w:cs="Times New Roman"/>
+          <w:sz w:val="24"/>
+          <w:szCs w:val="24"/>
+          <w:lang w:val="en-US"/>
+        </w:rPr>
+      </w:pPr>
+    </w:p>
+    <w:p>
+      <w:pPr>
+        <w:rPr>
+          <w:rFonts w:ascii="Times New Roman" w:hAnsi="Times New Roman" w:cs="Times New Roman"/>
+          <w:sz w:val="24"/>
+          <w:szCs w:val="24"/>
+          <w:lang w:val="en-US"/>
+        </w:rPr>
+      </w:pPr>
+    </w:p>
+    <w:p>
+      <w:pPr>
+        <w:rPr>
+          <w:rFonts w:ascii="Times New Roman" w:hAnsi="Times New Roman" w:cs="Times New Roman"/>
+          <w:sz w:val="24"/>
+          <w:szCs w:val="24"/>
+          <w:lang w:val="en-US"/>
+        </w:rPr>
+      </w:pPr>
+    </w:p>
+    <w:p>
+      <w:pPr>
+        <w:rPr>
+          <w:rFonts w:ascii="Times New Roman" w:hAnsi="Times New Roman" w:cs="Times New Roman"/>
+          <w:sz w:val="24"/>
+          <w:szCs w:val="24"/>
+          <w:lang w:val="en-US"/>
+        </w:rPr>
+      </w:pPr>
+      <w:r>
+        <w:rPr>
+          <w:rFonts w:ascii="Times New Roman" w:hAnsi="Times New Roman" w:cs="Times New Roman"/>
+          <w:sz w:val="24"/>
+          <w:szCs w:val="24"/>
+          <w:lang w:val="el-GR"/>
+        </w:rPr>
+        <w:t>Στον</w:t>
+      </w:r>
+      <w:r>
+        <w:rPr>
+          <w:rFonts w:ascii="Times New Roman" w:hAnsi="Times New Roman" w:cs="Times New Roman"/>
+          <w:sz w:val="24"/>
+          <w:szCs w:val="24"/>
+        </w:rPr>
+        <w:t xml:space="preserve"> </w:t>
+      </w:r>
+      <w:r>
+        <w:rPr>
+          <w:rFonts w:ascii="Times New Roman" w:hAnsi="Times New Roman" w:cs="Times New Roman"/>
+          <w:sz w:val="24"/>
+          <w:szCs w:val="24"/>
+          <w:lang w:val="el-GR"/>
+        </w:rPr>
+        <w:t>παρακάτω</w:t>
+      </w:r>
+      <w:r>
+        <w:rPr>
+          <w:rFonts w:ascii="Times New Roman" w:hAnsi="Times New Roman" w:cs="Times New Roman"/>
+          <w:sz w:val="24"/>
+          <w:szCs w:val="24"/>
+        </w:rPr>
+        <w:t xml:space="preserve"> </w:t>
+      </w:r>
+      <w:r>
+        <w:rPr>
+          <w:rFonts w:ascii="Times New Roman" w:hAnsi="Times New Roman" w:cs="Times New Roman"/>
+          <w:sz w:val="24"/>
+          <w:szCs w:val="24"/>
+          <w:lang w:val="el-GR"/>
+        </w:rPr>
+        <w:t>πίνακα</w:t>
+      </w:r>
+      <w:r>
+        <w:rPr>
+          <w:rFonts w:ascii="Times New Roman" w:hAnsi="Times New Roman" w:cs="Times New Roman"/>
+          <w:sz w:val="24"/>
+          <w:szCs w:val="24"/>
+        </w:rPr>
+        <w:t xml:space="preserve"> </w:t>
+      </w:r>
+      <w:r>
+        <w:rPr>
+          <w:rFonts w:ascii="Times New Roman" w:hAnsi="Times New Roman" w:cs="Times New Roman"/>
+          <w:sz w:val="24"/>
+          <w:szCs w:val="24"/>
+          <w:lang w:val="el-GR"/>
+        </w:rPr>
+        <w:t>φαίνεται</w:t>
+      </w:r>
+      <w:r>
+        <w:rPr>
+          <w:rFonts w:ascii="Times New Roman" w:hAnsi="Times New Roman" w:cs="Times New Roman"/>
+          <w:sz w:val="24"/>
+          <w:szCs w:val="24"/>
+        </w:rPr>
+        <w:t xml:space="preserve"> </w:t>
+      </w:r>
+      <w:r>
+        <w:rPr>
+          <w:rFonts w:ascii="Times New Roman" w:hAnsi="Times New Roman" w:cs="Times New Roman"/>
+          <w:sz w:val="24"/>
+          <w:szCs w:val="24"/>
+          <w:lang w:val="el-GR"/>
+        </w:rPr>
+        <w:t>η</w:t>
+      </w:r>
+      <w:r>
+        <w:rPr>
+          <w:rFonts w:ascii="Times New Roman" w:hAnsi="Times New Roman" w:cs="Times New Roman"/>
+          <w:sz w:val="24"/>
+          <w:szCs w:val="24"/>
+        </w:rPr>
+        <w:t xml:space="preserve"> </w:t>
+      </w:r>
+      <w:r>
+        <w:rPr>
+          <w:rFonts w:ascii="Times New Roman" w:hAnsi="Times New Roman" w:cs="Times New Roman"/>
+          <w:sz w:val="24"/>
+          <w:szCs w:val="24"/>
+          <w:lang w:val="el-GR"/>
+        </w:rPr>
+        <w:t>μετρική</w:t>
+      </w:r>
+      <w:r>
+        <w:rPr>
+          <w:rFonts w:ascii="Times New Roman" w:hAnsi="Times New Roman" w:cs="Times New Roman"/>
+          <w:sz w:val="24"/>
+          <w:szCs w:val="24"/>
+        </w:rPr>
+        <w:t xml:space="preserve"> </w:t>
+      </w:r>
+      <w:r>
+        <w:rPr>
+          <w:rFonts w:ascii="Times New Roman" w:hAnsi="Times New Roman" w:cs="Times New Roman"/>
+          <w:sz w:val="24"/>
+          <w:szCs w:val="24"/>
+          <w:lang w:val="en-US"/>
+        </w:rPr>
+        <w:t>M</w:t>
+      </w:r>
+      <w:r>
+        <w:rPr>
+          <w:rFonts w:ascii="Times New Roman" w:hAnsi="Times New Roman" w:cs="Times New Roman"/>
+          <w:sz w:val="24"/>
+          <w:szCs w:val="24"/>
+          <w:lang w:val="en-US"/>
+        </w:rPr>
+        <w:t>PK</w:t>
+      </w:r>
+      <w:r>
+        <w:rPr>
+          <w:rFonts w:ascii="Times New Roman" w:hAnsi="Times New Roman" w:cs="Times New Roman"/>
+          <w:sz w:val="24"/>
+          <w:szCs w:val="24"/>
+          <w:lang w:val="en-US"/>
+        </w:rPr>
+        <w:t>I</w:t>
+      </w:r>
+      <w:r>
+        <w:rPr>
+          <w:rFonts w:ascii="Times New Roman" w:hAnsi="Times New Roman" w:cs="Times New Roman"/>
+          <w:sz w:val="24"/>
+          <w:szCs w:val="24"/>
+        </w:rPr>
+        <w:t xml:space="preserve"> (</w:t>
+      </w:r>
+      <w:r>
+        <w:rPr>
+          <w:rFonts w:ascii="Times New Roman" w:hAnsi="Times New Roman" w:cs="Times New Roman"/>
+          <w:sz w:val="24"/>
+          <w:szCs w:val="24"/>
+          <w:lang w:val="en-US"/>
+        </w:rPr>
+        <w:t>Mispredictions</w:t>
+      </w:r>
+      <w:r>
+        <w:rPr>
+          <w:rFonts w:ascii="Times New Roman" w:hAnsi="Times New Roman" w:cs="Times New Roman"/>
+          <w:sz w:val="24"/>
+          <w:szCs w:val="24"/>
+        </w:rPr>
+        <w:t xml:space="preserve"> </w:t>
+      </w:r>
+      <w:r>
+        <w:rPr>
+          <w:rFonts w:ascii="Times New Roman" w:hAnsi="Times New Roman" w:cs="Times New Roman"/>
+          <w:sz w:val="24"/>
+          <w:szCs w:val="24"/>
+          <w:lang w:val="en-US"/>
+        </w:rPr>
+        <w:t>per</w:t>
+      </w:r>
+      <w:r>
+        <w:rPr>
+          <w:rFonts w:ascii="Times New Roman" w:hAnsi="Times New Roman" w:cs="Times New Roman"/>
+          <w:sz w:val="24"/>
+          <w:szCs w:val="24"/>
+        </w:rPr>
+        <w:t xml:space="preserve"> </w:t>
+      </w:r>
+      <w:r>
+        <w:rPr>
+          <w:rFonts w:ascii="Times New Roman" w:hAnsi="Times New Roman" w:cs="Times New Roman"/>
+          <w:sz w:val="24"/>
+          <w:szCs w:val="24"/>
+        </w:rPr>
+        <w:t>Thousand</w:t>
+      </w:r>
+      <w:r>
+        <w:rPr>
+          <w:rFonts w:ascii="Times New Roman" w:hAnsi="Times New Roman" w:cs="Times New Roman"/>
+          <w:sz w:val="24"/>
+          <w:szCs w:val="24"/>
+        </w:rPr>
+        <w:t xml:space="preserve"> </w:t>
+      </w:r>
+      <w:r>
+        <w:rPr>
+          <w:rFonts w:ascii="Times New Roman" w:hAnsi="Times New Roman" w:cs="Times New Roman"/>
+          <w:sz w:val="24"/>
+          <w:szCs w:val="24"/>
+          <w:lang w:val="en-US"/>
+        </w:rPr>
+        <w:t>Instructions)</w:t>
+      </w:r>
+      <w:r>
+        <w:rPr>
+          <w:rFonts w:ascii="Times New Roman" w:hAnsi="Times New Roman" w:cs="Times New Roman"/>
+          <w:sz w:val="24"/>
+          <w:szCs w:val="24"/>
+          <w:lang w:val="en-US"/>
+        </w:rPr>
+        <w:t>.</w:t>
+      </w:r>
+    </w:p>
+    <w:p>
+      <w:pPr>
+        <w:rPr>
+          <w:rFonts w:ascii="Times New Roman" w:hAnsi="Times New Roman" w:cs="Times New Roman"/>
+          <w:sz w:val="24"/>
+          <w:szCs w:val="24"/>
+          <w:lang w:val="en-US"/>
+        </w:rPr>
+      </w:pPr>
+    </w:p>
+    <w:tbl>
+      <w:tblPr>
+        <w:tblStyle w:val="TableGrid1"/>
+        <w:tblpPr w:leftFromText="180" w:rightFromText="180" w:vertAnchor="page" w:horzAnchor="margin" w:tblpXSpec="center" w:tblpY="3454"/>
+        <w:tblW w:w="0" w:type="auto"/>
+        <w:tblInd w:w="0" w:type="dxa"/>
+        <w:tblLook w:val="04A0" w:firstRow="1" w:lastRow="0" w:firstColumn="1" w:lastColumn="0" w:noHBand="0" w:noVBand="1"/>
+      </w:tblPr>
+      <w:tblGrid>
+        <w:gridCol w:w="1608"/>
+        <w:gridCol w:w="1443"/>
+        <w:gridCol w:w="1332"/>
+        <w:gridCol w:w="1201"/>
+        <w:gridCol w:w="1332"/>
+      </w:tblGrid>
+      <w:tr>
+        <w:tc>
+          <w:tcPr>
+            <w:tcW w:w="1608" w:type="dxa"/>
+            <w:tcBorders>
+              <w:top w:val="single" w:sz="4" w:space="0" w:color="auto"/>
+              <w:left w:val="single" w:sz="4" w:space="0" w:color="auto"/>
+              <w:bottom w:val="single" w:sz="4" w:space="0" w:color="auto"/>
+              <w:right w:val="single" w:sz="4" w:space="0" w:color="auto"/>
+            </w:tcBorders>
+            <w:shd w:val="clear" w:color="auto" w:fill="83CAEB" w:themeFill="accent1" w:themeFillTint="66"/>
+            <w:vAlign w:val="bottom"/>
+            <w:hideMark/>
+          </w:tcPr>
+          <w:p>
+            <w:pPr>
+              <w:spacing w:line="254" w:lineRule="auto"/>
+              <w:rPr>
+                <w:rFonts w:ascii="Times New Roman" w:hAnsi="Times New Roman"/>
+                <w:sz w:val="24"/>
+                <w:szCs w:val="24"/>
+                <w:lang w:val="en-US"/>
+              </w:rPr>
+            </w:pPr>
+            <w:r>
+              <w:rPr>
+                <w:rFonts w:ascii="Aptos Narrow" w:hAnsi="Aptos Narrow"/>
+                <w:color w:val="000000"/>
+              </w:rPr>
+              <w:t>Benchmark</w:t>
+            </w:r>
+          </w:p>
+        </w:tc>
+        <w:tc>
+          <w:tcPr>
+            <w:tcW w:w="1443" w:type="dxa"/>
+            <w:tcBorders>
+              <w:top w:val="single" w:sz="4" w:space="0" w:color="auto"/>
+              <w:left w:val="single" w:sz="4" w:space="0" w:color="auto"/>
+              <w:bottom w:val="single" w:sz="4" w:space="0" w:color="auto"/>
+              <w:right w:val="single" w:sz="4" w:space="0" w:color="auto"/>
+            </w:tcBorders>
+            <w:vAlign w:val="bottom"/>
+            <w:hideMark/>
+          </w:tcPr>
+          <w:p>
+            <w:pPr>
+              <w:spacing w:line="254" w:lineRule="auto"/>
+              <w:rPr>
+                <w:rFonts w:ascii="Times New Roman" w:hAnsi="Times New Roman"/>
+                <w:sz w:val="24"/>
+                <w:szCs w:val="24"/>
+                <w:lang w:val="en-US"/>
+              </w:rPr>
+            </w:pPr>
+            <w:r>
+              <w:rPr>
+                <w:rFonts w:ascii="Aptos Narrow" w:hAnsi="Aptos Narrow"/>
+                <w:color w:val="000000"/>
+              </w:rPr>
+              <w:t>MKPI 1 bit</w:t>
+            </w:r>
+          </w:p>
+        </w:tc>
+        <w:tc>
+          <w:tcPr>
+            <w:tcW w:w="1332" w:type="dxa"/>
+            <w:tcBorders>
+              <w:top w:val="single" w:sz="4" w:space="0" w:color="auto"/>
+              <w:left w:val="single" w:sz="4" w:space="0" w:color="auto"/>
+              <w:bottom w:val="single" w:sz="4" w:space="0" w:color="auto"/>
+              <w:right w:val="single" w:sz="4" w:space="0" w:color="auto"/>
+            </w:tcBorders>
+            <w:vAlign w:val="bottom"/>
+            <w:hideMark/>
+          </w:tcPr>
+          <w:p>
+            <w:pPr>
+              <w:spacing w:line="254" w:lineRule="auto"/>
+              <w:rPr>
+                <w:rFonts w:ascii="Times New Roman" w:hAnsi="Times New Roman"/>
+                <w:sz w:val="24"/>
+                <w:szCs w:val="24"/>
+                <w:lang w:val="en-US"/>
+              </w:rPr>
+            </w:pPr>
+            <w:r>
+              <w:rPr>
+                <w:rFonts w:ascii="Aptos Narrow" w:hAnsi="Aptos Narrow"/>
+                <w:color w:val="000000"/>
+              </w:rPr>
+              <w:t>MKPI 2 bit</w:t>
+            </w:r>
+          </w:p>
+        </w:tc>
+        <w:tc>
+          <w:tcPr>
+            <w:tcW w:w="1201" w:type="dxa"/>
+            <w:tcBorders>
+              <w:top w:val="single" w:sz="4" w:space="0" w:color="auto"/>
+              <w:left w:val="single" w:sz="4" w:space="0" w:color="auto"/>
+              <w:bottom w:val="single" w:sz="4" w:space="0" w:color="auto"/>
+              <w:right w:val="single" w:sz="4" w:space="0" w:color="auto"/>
+            </w:tcBorders>
+            <w:vAlign w:val="bottom"/>
+            <w:hideMark/>
+          </w:tcPr>
+          <w:p>
+            <w:pPr>
+              <w:spacing w:line="254" w:lineRule="auto"/>
+              <w:rPr>
+                <w:rFonts w:ascii="Times New Roman" w:hAnsi="Times New Roman"/>
+                <w:sz w:val="24"/>
+                <w:szCs w:val="24"/>
+                <w:lang w:val="en-US"/>
+              </w:rPr>
+            </w:pPr>
+            <w:r>
+              <w:rPr>
+                <w:rFonts w:ascii="Aptos Narrow" w:hAnsi="Aptos Narrow"/>
+                <w:color w:val="000000"/>
+              </w:rPr>
+              <w:t>MKPI 3 bit</w:t>
+            </w:r>
+          </w:p>
+        </w:tc>
+        <w:tc>
+          <w:tcPr>
+            <w:tcW w:w="1332" w:type="dxa"/>
+            <w:tcBorders>
+              <w:top w:val="single" w:sz="4" w:space="0" w:color="auto"/>
+              <w:left w:val="single" w:sz="4" w:space="0" w:color="auto"/>
+              <w:bottom w:val="single" w:sz="4" w:space="0" w:color="auto"/>
+              <w:right w:val="single" w:sz="4" w:space="0" w:color="auto"/>
+            </w:tcBorders>
+            <w:vAlign w:val="bottom"/>
+            <w:hideMark/>
+          </w:tcPr>
+          <w:p>
+            <w:pPr>
+              <w:spacing w:line="254" w:lineRule="auto"/>
+              <w:rPr>
+                <w:rFonts w:ascii="Times New Roman" w:hAnsi="Times New Roman"/>
+                <w:sz w:val="24"/>
+                <w:szCs w:val="24"/>
+                <w:lang w:val="en-US"/>
+              </w:rPr>
+            </w:pPr>
+            <w:r>
+              <w:rPr>
+                <w:rFonts w:ascii="Aptos Narrow" w:hAnsi="Aptos Narrow"/>
+                <w:color w:val="000000"/>
+              </w:rPr>
+              <w:t>MKPI 4 bit</w:t>
+            </w:r>
+          </w:p>
+        </w:tc>
+      </w:tr>
+      <w:tr>
+        <w:tc>
+          <w:tcPr>
+            <w:tcW w:w="1608" w:type="dxa"/>
+            <w:tcBorders>
+              <w:top w:val="single" w:sz="4" w:space="0" w:color="auto"/>
+              <w:left w:val="single" w:sz="4" w:space="0" w:color="auto"/>
+              <w:bottom w:val="single" w:sz="4" w:space="0" w:color="auto"/>
+              <w:right w:val="single" w:sz="4" w:space="0" w:color="auto"/>
+            </w:tcBorders>
+            <w:shd w:val="clear" w:color="auto" w:fill="83CAEB" w:themeFill="accent1" w:themeFillTint="66"/>
+            <w:vAlign w:val="bottom"/>
+            <w:hideMark/>
+          </w:tcPr>
+          <w:p>
+            <w:pPr>
+              <w:spacing w:line="254" w:lineRule="auto"/>
+              <w:rPr>
+                <w:rFonts w:ascii="Times New Roman" w:hAnsi="Times New Roman"/>
+                <w:sz w:val="24"/>
+                <w:szCs w:val="24"/>
+                <w:lang w:val="en-US"/>
+              </w:rPr>
+            </w:pPr>
+            <w:r>
+              <w:rPr>
+                <w:rFonts w:ascii="Aptos Narrow" w:hAnsi="Aptos Narrow"/>
+                <w:color w:val="000000"/>
+              </w:rPr>
+              <w:t>403.gcc</w:t>
+            </w:r>
+          </w:p>
+        </w:tc>
+        <w:tc>
+          <w:tcPr>
+            <w:tcW w:w="1443" w:type="dxa"/>
+            <w:tcBorders>
+              <w:top w:val="single" w:sz="4" w:space="0" w:color="auto"/>
+              <w:left w:val="single" w:sz="4" w:space="0" w:color="auto"/>
+              <w:bottom w:val="single" w:sz="4" w:space="0" w:color="auto"/>
+              <w:right w:val="single" w:sz="4" w:space="0" w:color="auto"/>
+            </w:tcBorders>
+            <w:vAlign w:val="bottom"/>
+            <w:hideMark/>
+          </w:tcPr>
+          <w:p>
+            <w:pPr>
+              <w:spacing w:line="254" w:lineRule="auto"/>
+              <w:rPr>
+                <w:rFonts w:ascii="Times New Roman" w:hAnsi="Times New Roman"/>
+                <w:sz w:val="24"/>
+                <w:szCs w:val="24"/>
+                <w:lang w:val="en-US"/>
+              </w:rPr>
+            </w:pPr>
+            <w:r>
+              <w:rPr>
+                <w:rFonts w:ascii="Aptos Narrow" w:hAnsi="Aptos Narrow"/>
+                <w:color w:val="000000"/>
+              </w:rPr>
+              <w:t>22.46</w:t>
+            </w:r>
+          </w:p>
+        </w:tc>
+        <w:tc>
+          <w:tcPr>
+            <w:tcW w:w="1332" w:type="dxa"/>
+            <w:tcBorders>
+              <w:top w:val="single" w:sz="4" w:space="0" w:color="auto"/>
+              <w:left w:val="single" w:sz="4" w:space="0" w:color="auto"/>
+              <w:bottom w:val="single" w:sz="4" w:space="0" w:color="auto"/>
+              <w:right w:val="single" w:sz="4" w:space="0" w:color="auto"/>
+            </w:tcBorders>
+            <w:vAlign w:val="bottom"/>
+            <w:hideMark/>
+          </w:tcPr>
+          <w:p>
+            <w:pPr>
+              <w:spacing w:line="254" w:lineRule="auto"/>
+              <w:rPr>
+                <w:rFonts w:ascii="Times New Roman" w:hAnsi="Times New Roman"/>
+                <w:sz w:val="24"/>
+                <w:szCs w:val="24"/>
+                <w:lang w:val="en-US"/>
+              </w:rPr>
+            </w:pPr>
+            <w:r>
+              <w:rPr>
+                <w:rFonts w:ascii="Aptos Narrow" w:hAnsi="Aptos Narrow"/>
+                <w:color w:val="000000"/>
+              </w:rPr>
+              <w:t>17.06</w:t>
+            </w:r>
+          </w:p>
+        </w:tc>
+        <w:tc>
+          <w:tcPr>
+            <w:tcW w:w="1201" w:type="dxa"/>
+            <w:tcBorders>
+              <w:top w:val="single" w:sz="4" w:space="0" w:color="auto"/>
+              <w:left w:val="single" w:sz="4" w:space="0" w:color="auto"/>
+              <w:bottom w:val="single" w:sz="4" w:space="0" w:color="auto"/>
+              <w:right w:val="single" w:sz="4" w:space="0" w:color="auto"/>
+            </w:tcBorders>
+            <w:vAlign w:val="bottom"/>
+            <w:hideMark/>
+          </w:tcPr>
+          <w:p>
+            <w:pPr>
+              <w:spacing w:line="254" w:lineRule="auto"/>
+              <w:rPr>
+                <w:rFonts w:ascii="Times New Roman" w:hAnsi="Times New Roman"/>
+                <w:sz w:val="24"/>
+                <w:szCs w:val="24"/>
+                <w:lang w:val="en-US"/>
+              </w:rPr>
+            </w:pPr>
+            <w:r>
+              <w:rPr>
+                <w:rFonts w:ascii="Aptos Narrow" w:hAnsi="Aptos Narrow"/>
+                <w:color w:val="000000"/>
+              </w:rPr>
+              <w:t>16.18</w:t>
+            </w:r>
+          </w:p>
+        </w:tc>
+        <w:tc>
+          <w:tcPr>
+            <w:tcW w:w="1332" w:type="dxa"/>
+            <w:tcBorders>
+              <w:top w:val="single" w:sz="4" w:space="0" w:color="auto"/>
+              <w:left w:val="single" w:sz="4" w:space="0" w:color="auto"/>
+              <w:bottom w:val="single" w:sz="4" w:space="0" w:color="auto"/>
+              <w:right w:val="single" w:sz="4" w:space="0" w:color="auto"/>
+            </w:tcBorders>
+            <w:vAlign w:val="bottom"/>
+            <w:hideMark/>
+          </w:tcPr>
+          <w:p>
+            <w:pPr>
+              <w:spacing w:line="254" w:lineRule="auto"/>
+              <w:rPr>
+                <w:rFonts w:ascii="Times New Roman" w:hAnsi="Times New Roman"/>
+                <w:sz w:val="24"/>
+                <w:szCs w:val="24"/>
+                <w:lang w:val="en-US"/>
+              </w:rPr>
+            </w:pPr>
+            <w:r>
+              <w:rPr>
+                <w:rFonts w:ascii="Aptos Narrow" w:hAnsi="Aptos Narrow"/>
+                <w:color w:val="000000"/>
+              </w:rPr>
+              <w:t>16.26</w:t>
+            </w:r>
+          </w:p>
+        </w:tc>
+      </w:tr>
+      <w:tr>
+        <w:tc>
+          <w:tcPr>
+            <w:tcW w:w="1608" w:type="dxa"/>
+            <w:tcBorders>
+              <w:top w:val="single" w:sz="4" w:space="0" w:color="auto"/>
+              <w:left w:val="single" w:sz="4" w:space="0" w:color="auto"/>
+              <w:bottom w:val="single" w:sz="4" w:space="0" w:color="auto"/>
+              <w:right w:val="single" w:sz="4" w:space="0" w:color="auto"/>
+            </w:tcBorders>
+            <w:shd w:val="clear" w:color="auto" w:fill="83CAEB" w:themeFill="accent1" w:themeFillTint="66"/>
+            <w:vAlign w:val="bottom"/>
+            <w:hideMark/>
+          </w:tcPr>
+          <w:p>
+            <w:pPr>
+              <w:spacing w:line="254" w:lineRule="auto"/>
+              <w:rPr>
+                <w:rFonts w:ascii="Times New Roman" w:hAnsi="Times New Roman"/>
+                <w:sz w:val="24"/>
+                <w:szCs w:val="24"/>
+                <w:lang w:val="en-US"/>
+              </w:rPr>
+            </w:pPr>
+            <w:r>
+              <w:rPr>
+                <w:rFonts w:ascii="Aptos Narrow" w:hAnsi="Aptos Narrow"/>
+                <w:color w:val="000000"/>
+              </w:rPr>
+              <w:t>410.bwaves</w:t>
+            </w:r>
+          </w:p>
+        </w:tc>
+        <w:tc>
+          <w:tcPr>
+            <w:tcW w:w="1443" w:type="dxa"/>
+            <w:tcBorders>
+              <w:top w:val="single" w:sz="4" w:space="0" w:color="auto"/>
+              <w:left w:val="single" w:sz="4" w:space="0" w:color="auto"/>
+              <w:bottom w:val="single" w:sz="4" w:space="0" w:color="auto"/>
+              <w:right w:val="single" w:sz="4" w:space="0" w:color="auto"/>
+            </w:tcBorders>
+            <w:vAlign w:val="bottom"/>
+            <w:hideMark/>
+          </w:tcPr>
+          <w:p>
+            <w:pPr>
+              <w:spacing w:line="254" w:lineRule="auto"/>
+              <w:rPr>
+                <w:rFonts w:ascii="Times New Roman" w:hAnsi="Times New Roman"/>
+                <w:sz w:val="24"/>
+                <w:szCs w:val="24"/>
+                <w:lang w:val="en-US"/>
+              </w:rPr>
+            </w:pPr>
+            <w:r>
+              <w:rPr>
+                <w:rFonts w:ascii="Aptos Narrow" w:hAnsi="Aptos Narrow"/>
+                <w:color w:val="000000"/>
+              </w:rPr>
+              <w:t>24.88</w:t>
+            </w:r>
+          </w:p>
+        </w:tc>
+        <w:tc>
+          <w:tcPr>
+            <w:tcW w:w="1332" w:type="dxa"/>
+            <w:tcBorders>
+              <w:top w:val="single" w:sz="4" w:space="0" w:color="auto"/>
+              <w:left w:val="single" w:sz="4" w:space="0" w:color="auto"/>
+              <w:bottom w:val="single" w:sz="4" w:space="0" w:color="auto"/>
+              <w:right w:val="single" w:sz="4" w:space="0" w:color="auto"/>
+            </w:tcBorders>
+            <w:vAlign w:val="bottom"/>
+            <w:hideMark/>
+          </w:tcPr>
+          <w:p>
+            <w:pPr>
+              <w:spacing w:line="254" w:lineRule="auto"/>
+              <w:rPr>
+                <w:rFonts w:ascii="Times New Roman" w:hAnsi="Times New Roman"/>
+                <w:sz w:val="24"/>
+                <w:szCs w:val="24"/>
+                <w:lang w:val="en-US"/>
+              </w:rPr>
+            </w:pPr>
+            <w:r>
+              <w:rPr>
+                <w:rFonts w:ascii="Aptos Narrow" w:hAnsi="Aptos Narrow"/>
+                <w:color w:val="000000"/>
+              </w:rPr>
+              <w:t>13.75</w:t>
+            </w:r>
+          </w:p>
+        </w:tc>
+        <w:tc>
+          <w:tcPr>
+            <w:tcW w:w="1201" w:type="dxa"/>
+            <w:tcBorders>
+              <w:top w:val="single" w:sz="4" w:space="0" w:color="auto"/>
+              <w:left w:val="single" w:sz="4" w:space="0" w:color="auto"/>
+              <w:bottom w:val="single" w:sz="4" w:space="0" w:color="auto"/>
+              <w:right w:val="single" w:sz="4" w:space="0" w:color="auto"/>
+            </w:tcBorders>
+            <w:vAlign w:val="bottom"/>
+            <w:hideMark/>
+          </w:tcPr>
+          <w:p>
+            <w:pPr>
+              <w:spacing w:line="254" w:lineRule="auto"/>
+              <w:rPr>
+                <w:rFonts w:ascii="Times New Roman" w:hAnsi="Times New Roman"/>
+                <w:sz w:val="24"/>
+                <w:szCs w:val="24"/>
+                <w:lang w:val="en-US"/>
+              </w:rPr>
+            </w:pPr>
+            <w:r>
+              <w:rPr>
+                <w:rFonts w:ascii="Aptos Narrow" w:hAnsi="Aptos Narrow"/>
+                <w:color w:val="000000"/>
+              </w:rPr>
+              <w:t>13.60</w:t>
+            </w:r>
+          </w:p>
+        </w:tc>
+        <w:tc>
+          <w:tcPr>
+            <w:tcW w:w="1332" w:type="dxa"/>
+            <w:tcBorders>
+              <w:top w:val="single" w:sz="4" w:space="0" w:color="auto"/>
+              <w:left w:val="single" w:sz="4" w:space="0" w:color="auto"/>
+              <w:bottom w:val="single" w:sz="4" w:space="0" w:color="auto"/>
+              <w:right w:val="single" w:sz="4" w:space="0" w:color="auto"/>
+            </w:tcBorders>
+            <w:vAlign w:val="bottom"/>
+            <w:hideMark/>
+          </w:tcPr>
+          <w:p>
+            <w:pPr>
+              <w:spacing w:line="254" w:lineRule="auto"/>
+              <w:rPr>
+                <w:rFonts w:ascii="Times New Roman" w:hAnsi="Times New Roman"/>
+                <w:sz w:val="24"/>
+                <w:szCs w:val="24"/>
+                <w:lang w:val="en-US"/>
+              </w:rPr>
+            </w:pPr>
+            <w:r>
+              <w:rPr>
+                <w:rFonts w:ascii="Aptos Narrow" w:hAnsi="Aptos Narrow"/>
+                <w:color w:val="000000"/>
+              </w:rPr>
+              <w:t>13.60</w:t>
+            </w:r>
+          </w:p>
+        </w:tc>
+      </w:tr>
+      <w:tr>
+        <w:tc>
+          <w:tcPr>
+            <w:tcW w:w="1608" w:type="dxa"/>
+            <w:tcBorders>
+              <w:top w:val="single" w:sz="4" w:space="0" w:color="auto"/>
+              <w:left w:val="single" w:sz="4" w:space="0" w:color="auto"/>
+              <w:bottom w:val="single" w:sz="4" w:space="0" w:color="auto"/>
+              <w:right w:val="single" w:sz="4" w:space="0" w:color="auto"/>
+            </w:tcBorders>
+            <w:shd w:val="clear" w:color="auto" w:fill="83CAEB" w:themeFill="accent1" w:themeFillTint="66"/>
+            <w:vAlign w:val="bottom"/>
+            <w:hideMark/>
+          </w:tcPr>
+          <w:p>
+            <w:pPr>
+              <w:spacing w:line="254" w:lineRule="auto"/>
+              <w:rPr>
+                <w:rFonts w:ascii="Times New Roman" w:hAnsi="Times New Roman"/>
+                <w:sz w:val="24"/>
+                <w:szCs w:val="24"/>
+                <w:lang w:val="en-US"/>
+              </w:rPr>
+            </w:pPr>
+            <w:r>
+              <w:rPr>
+                <w:rFonts w:ascii="Aptos Narrow" w:hAnsi="Aptos Narrow"/>
+                <w:color w:val="000000"/>
+              </w:rPr>
+              <w:t>416.gamess</w:t>
+            </w:r>
+          </w:p>
+        </w:tc>
+        <w:tc>
+          <w:tcPr>
+            <w:tcW w:w="1443" w:type="dxa"/>
+            <w:tcBorders>
+              <w:top w:val="single" w:sz="4" w:space="0" w:color="auto"/>
+              <w:left w:val="single" w:sz="4" w:space="0" w:color="auto"/>
+              <w:bottom w:val="single" w:sz="4" w:space="0" w:color="auto"/>
+              <w:right w:val="single" w:sz="4" w:space="0" w:color="auto"/>
+            </w:tcBorders>
+            <w:vAlign w:val="bottom"/>
+            <w:hideMark/>
+          </w:tcPr>
+          <w:p>
+            <w:pPr>
+              <w:spacing w:line="254" w:lineRule="auto"/>
+              <w:rPr>
+                <w:rFonts w:ascii="Times New Roman" w:hAnsi="Times New Roman"/>
+                <w:sz w:val="24"/>
+                <w:szCs w:val="24"/>
+                <w:lang w:val="en-US"/>
+              </w:rPr>
+            </w:pPr>
+            <w:r>
+              <w:rPr>
+                <w:rFonts w:ascii="Aptos Narrow" w:hAnsi="Aptos Narrow"/>
+                <w:color w:val="000000"/>
+              </w:rPr>
+              <w:t>8.18</w:t>
+            </w:r>
+          </w:p>
+        </w:tc>
+        <w:tc>
+          <w:tcPr>
+            <w:tcW w:w="1332" w:type="dxa"/>
+            <w:tcBorders>
+              <w:top w:val="single" w:sz="4" w:space="0" w:color="auto"/>
+              <w:left w:val="single" w:sz="4" w:space="0" w:color="auto"/>
+              <w:bottom w:val="single" w:sz="4" w:space="0" w:color="auto"/>
+              <w:right w:val="single" w:sz="4" w:space="0" w:color="auto"/>
+            </w:tcBorders>
+            <w:vAlign w:val="bottom"/>
+            <w:hideMark/>
+          </w:tcPr>
+          <w:p>
+            <w:pPr>
+              <w:spacing w:line="254" w:lineRule="auto"/>
+              <w:rPr>
+                <w:rFonts w:ascii="Times New Roman" w:hAnsi="Times New Roman"/>
+                <w:sz w:val="24"/>
+                <w:szCs w:val="24"/>
+                <w:lang w:val="en-US"/>
+              </w:rPr>
+            </w:pPr>
+            <w:r>
+              <w:rPr>
+                <w:rFonts w:ascii="Aptos Narrow" w:hAnsi="Aptos Narrow"/>
+                <w:color w:val="000000"/>
+              </w:rPr>
+              <w:t>4.81</w:t>
+            </w:r>
+          </w:p>
+        </w:tc>
+        <w:tc>
+          <w:tcPr>
+            <w:tcW w:w="1201" w:type="dxa"/>
+            <w:tcBorders>
+              <w:top w:val="single" w:sz="4" w:space="0" w:color="auto"/>
+              <w:left w:val="single" w:sz="4" w:space="0" w:color="auto"/>
+              <w:bottom w:val="single" w:sz="4" w:space="0" w:color="auto"/>
+              <w:right w:val="single" w:sz="4" w:space="0" w:color="auto"/>
+            </w:tcBorders>
+            <w:vAlign w:val="bottom"/>
+            <w:hideMark/>
+          </w:tcPr>
+          <w:p>
+            <w:pPr>
+              <w:spacing w:line="254" w:lineRule="auto"/>
+              <w:rPr>
+                <w:rFonts w:ascii="Times New Roman" w:hAnsi="Times New Roman"/>
+                <w:sz w:val="24"/>
+                <w:szCs w:val="24"/>
+                <w:lang w:val="en-US"/>
+              </w:rPr>
+            </w:pPr>
+            <w:r>
+              <w:rPr>
+                <w:rFonts w:ascii="Aptos Narrow" w:hAnsi="Aptos Narrow"/>
+                <w:color w:val="000000"/>
+              </w:rPr>
+              <w:t>5.05</w:t>
+            </w:r>
+          </w:p>
+        </w:tc>
+        <w:tc>
+          <w:tcPr>
+            <w:tcW w:w="1332" w:type="dxa"/>
+            <w:tcBorders>
+              <w:top w:val="single" w:sz="4" w:space="0" w:color="auto"/>
+              <w:left w:val="single" w:sz="4" w:space="0" w:color="auto"/>
+              <w:bottom w:val="single" w:sz="4" w:space="0" w:color="auto"/>
+              <w:right w:val="single" w:sz="4" w:space="0" w:color="auto"/>
+            </w:tcBorders>
+            <w:vAlign w:val="bottom"/>
+            <w:hideMark/>
+          </w:tcPr>
+          <w:p>
+            <w:pPr>
+              <w:spacing w:line="254" w:lineRule="auto"/>
+              <w:rPr>
+                <w:rFonts w:ascii="Times New Roman" w:hAnsi="Times New Roman"/>
+                <w:sz w:val="24"/>
+                <w:szCs w:val="24"/>
+                <w:lang w:val="en-US"/>
+              </w:rPr>
+            </w:pPr>
+            <w:r>
+              <w:rPr>
+                <w:rFonts w:ascii="Aptos Narrow" w:hAnsi="Aptos Narrow"/>
+                <w:color w:val="000000"/>
+              </w:rPr>
+              <w:t>5.37</w:t>
+            </w:r>
+          </w:p>
+        </w:tc>
+      </w:tr>
+      <w:tr>
+        <w:tc>
+          <w:tcPr>
+            <w:tcW w:w="1608" w:type="dxa"/>
+            <w:tcBorders>
+              <w:top w:val="single" w:sz="4" w:space="0" w:color="auto"/>
+              <w:left w:val="single" w:sz="4" w:space="0" w:color="auto"/>
+              <w:bottom w:val="single" w:sz="4" w:space="0" w:color="auto"/>
+              <w:right w:val="single" w:sz="4" w:space="0" w:color="auto"/>
+            </w:tcBorders>
+            <w:shd w:val="clear" w:color="auto" w:fill="83CAEB" w:themeFill="accent1" w:themeFillTint="66"/>
+            <w:vAlign w:val="bottom"/>
+            <w:hideMark/>
+          </w:tcPr>
+          <w:p>
+            <w:pPr>
+              <w:spacing w:line="254" w:lineRule="auto"/>
+              <w:rPr>
+                <w:rFonts w:ascii="Times New Roman" w:hAnsi="Times New Roman"/>
+                <w:sz w:val="24"/>
+                <w:szCs w:val="24"/>
+                <w:lang w:val="en-US"/>
+              </w:rPr>
+            </w:pPr>
+            <w:r>
+              <w:rPr>
+                <w:rFonts w:ascii="Aptos Narrow" w:hAnsi="Aptos Narrow"/>
+                <w:color w:val="000000"/>
+              </w:rPr>
+              <w:t>429.mcf</w:t>
+            </w:r>
+          </w:p>
+        </w:tc>
+        <w:tc>
+          <w:tcPr>
+            <w:tcW w:w="1443" w:type="dxa"/>
+            <w:tcBorders>
+              <w:top w:val="single" w:sz="4" w:space="0" w:color="auto"/>
+              <w:left w:val="single" w:sz="4" w:space="0" w:color="auto"/>
+              <w:bottom w:val="single" w:sz="4" w:space="0" w:color="auto"/>
+              <w:right w:val="single" w:sz="4" w:space="0" w:color="auto"/>
+            </w:tcBorders>
+            <w:vAlign w:val="bottom"/>
+            <w:hideMark/>
+          </w:tcPr>
+          <w:p>
+            <w:pPr>
+              <w:spacing w:line="254" w:lineRule="auto"/>
+              <w:rPr>
+                <w:rFonts w:ascii="Times New Roman" w:hAnsi="Times New Roman"/>
+                <w:sz w:val="24"/>
+                <w:szCs w:val="24"/>
+                <w:lang w:val="en-US"/>
+              </w:rPr>
+            </w:pPr>
+            <w:r>
+              <w:rPr>
+                <w:rFonts w:ascii="Aptos Narrow" w:hAnsi="Aptos Narrow"/>
+                <w:color w:val="000000"/>
+              </w:rPr>
+              <w:t>18.64</w:t>
+            </w:r>
+          </w:p>
+        </w:tc>
+        <w:tc>
+          <w:tcPr>
+            <w:tcW w:w="1332" w:type="dxa"/>
+            <w:tcBorders>
+              <w:top w:val="single" w:sz="4" w:space="0" w:color="auto"/>
+              <w:left w:val="single" w:sz="4" w:space="0" w:color="auto"/>
+              <w:bottom w:val="single" w:sz="4" w:space="0" w:color="auto"/>
+              <w:right w:val="single" w:sz="4" w:space="0" w:color="auto"/>
+            </w:tcBorders>
+            <w:vAlign w:val="bottom"/>
+            <w:hideMark/>
+          </w:tcPr>
+          <w:p>
+            <w:pPr>
+              <w:spacing w:line="254" w:lineRule="auto"/>
+              <w:rPr>
+                <w:rFonts w:ascii="Times New Roman" w:hAnsi="Times New Roman"/>
+                <w:sz w:val="24"/>
+                <w:szCs w:val="24"/>
+                <w:lang w:val="en-US"/>
+              </w:rPr>
+            </w:pPr>
+            <w:r>
+              <w:rPr>
+                <w:rFonts w:ascii="Aptos Narrow" w:hAnsi="Aptos Narrow"/>
+                <w:color w:val="000000"/>
+              </w:rPr>
+              <w:t>13.25</w:t>
+            </w:r>
+          </w:p>
+        </w:tc>
+        <w:tc>
+          <w:tcPr>
+            <w:tcW w:w="1201" w:type="dxa"/>
+            <w:tcBorders>
+              <w:top w:val="single" w:sz="4" w:space="0" w:color="auto"/>
+              <w:left w:val="single" w:sz="4" w:space="0" w:color="auto"/>
+              <w:bottom w:val="single" w:sz="4" w:space="0" w:color="auto"/>
+              <w:right w:val="single" w:sz="4" w:space="0" w:color="auto"/>
+            </w:tcBorders>
+            <w:vAlign w:val="bottom"/>
+            <w:hideMark/>
+          </w:tcPr>
+          <w:p>
+            <w:pPr>
+              <w:spacing w:line="254" w:lineRule="auto"/>
+              <w:rPr>
+                <w:rFonts w:ascii="Times New Roman" w:hAnsi="Times New Roman"/>
+                <w:sz w:val="24"/>
+                <w:szCs w:val="24"/>
+                <w:lang w:val="en-US"/>
+              </w:rPr>
+            </w:pPr>
+            <w:r>
+              <w:rPr>
+                <w:rFonts w:ascii="Aptos Narrow" w:hAnsi="Aptos Narrow"/>
+                <w:color w:val="000000"/>
+              </w:rPr>
+              <w:t>12.86</w:t>
+            </w:r>
+          </w:p>
+        </w:tc>
+        <w:tc>
+          <w:tcPr>
+            <w:tcW w:w="1332" w:type="dxa"/>
+            <w:tcBorders>
+              <w:top w:val="single" w:sz="4" w:space="0" w:color="auto"/>
+              <w:left w:val="single" w:sz="4" w:space="0" w:color="auto"/>
+              <w:bottom w:val="single" w:sz="4" w:space="0" w:color="auto"/>
+              <w:right w:val="single" w:sz="4" w:space="0" w:color="auto"/>
+            </w:tcBorders>
+            <w:vAlign w:val="bottom"/>
+            <w:hideMark/>
+          </w:tcPr>
+          <w:p>
+            <w:pPr>
+              <w:spacing w:line="254" w:lineRule="auto"/>
+              <w:rPr>
+                <w:rFonts w:ascii="Times New Roman" w:hAnsi="Times New Roman"/>
+                <w:sz w:val="24"/>
+                <w:szCs w:val="24"/>
+                <w:lang w:val="en-US"/>
+              </w:rPr>
+            </w:pPr>
+            <w:r>
+              <w:rPr>
+                <w:rFonts w:ascii="Aptos Narrow" w:hAnsi="Aptos Narrow"/>
+                <w:color w:val="000000"/>
+              </w:rPr>
+              <w:t>12.93</w:t>
+            </w:r>
+          </w:p>
+        </w:tc>
+      </w:tr>
+      <w:tr>
+        <w:tc>
+          <w:tcPr>
+            <w:tcW w:w="1608" w:type="dxa"/>
+            <w:tcBorders>
+              <w:top w:val="single" w:sz="4" w:space="0" w:color="auto"/>
+              <w:left w:val="single" w:sz="4" w:space="0" w:color="auto"/>
+              <w:bottom w:val="single" w:sz="4" w:space="0" w:color="auto"/>
+              <w:right w:val="single" w:sz="4" w:space="0" w:color="auto"/>
+            </w:tcBorders>
+            <w:shd w:val="clear" w:color="auto" w:fill="83CAEB" w:themeFill="accent1" w:themeFillTint="66"/>
+            <w:vAlign w:val="bottom"/>
+            <w:hideMark/>
+          </w:tcPr>
+          <w:p>
+            <w:pPr>
+              <w:spacing w:line="254" w:lineRule="auto"/>
+              <w:rPr>
+                <w:rFonts w:ascii="Times New Roman" w:hAnsi="Times New Roman"/>
+                <w:sz w:val="24"/>
+                <w:szCs w:val="24"/>
+                <w:lang w:val="en-US"/>
+              </w:rPr>
+            </w:pPr>
+            <w:r>
+              <w:rPr>
+                <w:rFonts w:ascii="Aptos Narrow" w:hAnsi="Aptos Narrow"/>
+                <w:color w:val="000000"/>
+              </w:rPr>
+              <w:t>433.milc</w:t>
+            </w:r>
+          </w:p>
+        </w:tc>
+        <w:tc>
+          <w:tcPr>
+            <w:tcW w:w="1443" w:type="dxa"/>
+            <w:tcBorders>
+              <w:top w:val="single" w:sz="4" w:space="0" w:color="auto"/>
+              <w:left w:val="single" w:sz="4" w:space="0" w:color="auto"/>
+              <w:bottom w:val="single" w:sz="4" w:space="0" w:color="auto"/>
+              <w:right w:val="single" w:sz="4" w:space="0" w:color="auto"/>
+            </w:tcBorders>
+            <w:vAlign w:val="bottom"/>
+            <w:hideMark/>
+          </w:tcPr>
+          <w:p>
+            <w:pPr>
+              <w:spacing w:line="254" w:lineRule="auto"/>
+              <w:rPr>
+                <w:rFonts w:ascii="Times New Roman" w:hAnsi="Times New Roman"/>
+                <w:sz w:val="24"/>
+                <w:szCs w:val="24"/>
+                <w:lang w:val="en-US"/>
+              </w:rPr>
+            </w:pPr>
+            <w:r>
+              <w:rPr>
+                <w:rFonts w:ascii="Aptos Narrow" w:hAnsi="Aptos Narrow"/>
+                <w:color w:val="000000"/>
+              </w:rPr>
+              <w:t>25.94</w:t>
+            </w:r>
+          </w:p>
+        </w:tc>
+        <w:tc>
+          <w:tcPr>
+            <w:tcW w:w="1332" w:type="dxa"/>
+            <w:tcBorders>
+              <w:top w:val="single" w:sz="4" w:space="0" w:color="auto"/>
+              <w:left w:val="single" w:sz="4" w:space="0" w:color="auto"/>
+              <w:bottom w:val="single" w:sz="4" w:space="0" w:color="auto"/>
+              <w:right w:val="single" w:sz="4" w:space="0" w:color="auto"/>
+            </w:tcBorders>
+            <w:vAlign w:val="bottom"/>
+            <w:hideMark/>
+          </w:tcPr>
+          <w:p>
+            <w:pPr>
+              <w:spacing w:line="254" w:lineRule="auto"/>
+              <w:rPr>
+                <w:rFonts w:ascii="Times New Roman" w:hAnsi="Times New Roman"/>
+                <w:sz w:val="24"/>
+                <w:szCs w:val="24"/>
+                <w:lang w:val="en-US"/>
+              </w:rPr>
+            </w:pPr>
+            <w:r>
+              <w:rPr>
+                <w:rFonts w:ascii="Aptos Narrow" w:hAnsi="Aptos Narrow"/>
+                <w:color w:val="000000"/>
+              </w:rPr>
+              <w:t>12.99</w:t>
+            </w:r>
+          </w:p>
+        </w:tc>
+        <w:tc>
+          <w:tcPr>
+            <w:tcW w:w="1201" w:type="dxa"/>
+            <w:tcBorders>
+              <w:top w:val="single" w:sz="4" w:space="0" w:color="auto"/>
+              <w:left w:val="single" w:sz="4" w:space="0" w:color="auto"/>
+              <w:bottom w:val="single" w:sz="4" w:space="0" w:color="auto"/>
+              <w:right w:val="single" w:sz="4" w:space="0" w:color="auto"/>
+            </w:tcBorders>
+            <w:vAlign w:val="bottom"/>
+            <w:hideMark/>
+          </w:tcPr>
+          <w:p>
+            <w:pPr>
+              <w:spacing w:line="254" w:lineRule="auto"/>
+              <w:rPr>
+                <w:rFonts w:ascii="Times New Roman" w:hAnsi="Times New Roman"/>
+                <w:sz w:val="24"/>
+                <w:szCs w:val="24"/>
+                <w:lang w:val="en-US"/>
+              </w:rPr>
+            </w:pPr>
+            <w:r>
+              <w:rPr>
+                <w:rFonts w:ascii="Aptos Narrow" w:hAnsi="Aptos Narrow"/>
+                <w:color w:val="000000"/>
+              </w:rPr>
+              <w:t>12.99</w:t>
+            </w:r>
+          </w:p>
+        </w:tc>
+        <w:tc>
+          <w:tcPr>
+            <w:tcW w:w="1332" w:type="dxa"/>
+            <w:tcBorders>
+              <w:top w:val="single" w:sz="4" w:space="0" w:color="auto"/>
+              <w:left w:val="single" w:sz="4" w:space="0" w:color="auto"/>
+              <w:bottom w:val="single" w:sz="4" w:space="0" w:color="auto"/>
+              <w:right w:val="single" w:sz="4" w:space="0" w:color="auto"/>
+            </w:tcBorders>
+            <w:vAlign w:val="bottom"/>
+            <w:hideMark/>
+          </w:tcPr>
+          <w:p>
+            <w:pPr>
+              <w:spacing w:line="254" w:lineRule="auto"/>
+              <w:rPr>
+                <w:rFonts w:ascii="Times New Roman" w:hAnsi="Times New Roman"/>
+                <w:sz w:val="24"/>
+                <w:szCs w:val="24"/>
+                <w:lang w:val="en-US"/>
+              </w:rPr>
+            </w:pPr>
+            <w:r>
+              <w:rPr>
+                <w:rFonts w:ascii="Aptos Narrow" w:hAnsi="Aptos Narrow"/>
+                <w:color w:val="000000"/>
+              </w:rPr>
+              <w:t>12.99</w:t>
+            </w:r>
+          </w:p>
+        </w:tc>
+      </w:tr>
+      <w:tr>
+        <w:tc>
+          <w:tcPr>
+            <w:tcW w:w="1608" w:type="dxa"/>
+            <w:tcBorders>
+              <w:top w:val="single" w:sz="4" w:space="0" w:color="auto"/>
+              <w:left w:val="single" w:sz="4" w:space="0" w:color="auto"/>
+              <w:bottom w:val="single" w:sz="4" w:space="0" w:color="auto"/>
+              <w:right w:val="single" w:sz="4" w:space="0" w:color="auto"/>
+            </w:tcBorders>
+            <w:shd w:val="clear" w:color="auto" w:fill="83CAEB" w:themeFill="accent1" w:themeFillTint="66"/>
+            <w:vAlign w:val="bottom"/>
+            <w:hideMark/>
+          </w:tcPr>
+          <w:p>
+            <w:pPr>
+              <w:spacing w:line="254" w:lineRule="auto"/>
+              <w:rPr>
+                <w:rFonts w:ascii="Times New Roman" w:hAnsi="Times New Roman"/>
+                <w:sz w:val="24"/>
+                <w:szCs w:val="24"/>
+                <w:lang w:val="en-US"/>
+              </w:rPr>
+            </w:pPr>
+            <w:r>
+              <w:rPr>
+                <w:rFonts w:ascii="Aptos Narrow" w:hAnsi="Aptos Narrow"/>
+                <w:color w:val="000000"/>
+              </w:rPr>
+              <w:t>435.gromacs</w:t>
+            </w:r>
+          </w:p>
+        </w:tc>
+        <w:tc>
+          <w:tcPr>
+            <w:tcW w:w="1443" w:type="dxa"/>
+            <w:tcBorders>
+              <w:top w:val="single" w:sz="4" w:space="0" w:color="auto"/>
+              <w:left w:val="single" w:sz="4" w:space="0" w:color="auto"/>
+              <w:bottom w:val="single" w:sz="4" w:space="0" w:color="auto"/>
+              <w:right w:val="single" w:sz="4" w:space="0" w:color="auto"/>
+            </w:tcBorders>
+            <w:vAlign w:val="bottom"/>
+            <w:hideMark/>
+          </w:tcPr>
+          <w:p>
+            <w:pPr>
+              <w:spacing w:line="254" w:lineRule="auto"/>
+              <w:rPr>
+                <w:rFonts w:ascii="Times New Roman" w:hAnsi="Times New Roman"/>
+                <w:sz w:val="24"/>
+                <w:szCs w:val="24"/>
+                <w:lang w:val="en-US"/>
+              </w:rPr>
+            </w:pPr>
+            <w:r>
+              <w:rPr>
+                <w:rFonts w:ascii="Aptos Narrow" w:hAnsi="Aptos Narrow"/>
+                <w:color w:val="000000"/>
+              </w:rPr>
+              <w:t>3.87</w:t>
+            </w:r>
+          </w:p>
+        </w:tc>
+        <w:tc>
+          <w:tcPr>
+            <w:tcW w:w="1332" w:type="dxa"/>
+            <w:tcBorders>
+              <w:top w:val="single" w:sz="4" w:space="0" w:color="auto"/>
+              <w:left w:val="single" w:sz="4" w:space="0" w:color="auto"/>
+              <w:bottom w:val="single" w:sz="4" w:space="0" w:color="auto"/>
+              <w:right w:val="single" w:sz="4" w:space="0" w:color="auto"/>
+            </w:tcBorders>
+            <w:vAlign w:val="bottom"/>
+            <w:hideMark/>
+          </w:tcPr>
+          <w:p>
+            <w:pPr>
+              <w:spacing w:line="254" w:lineRule="auto"/>
+              <w:rPr>
+                <w:rFonts w:ascii="Times New Roman" w:hAnsi="Times New Roman"/>
+                <w:sz w:val="24"/>
+                <w:szCs w:val="24"/>
+                <w:lang w:val="en-US"/>
+              </w:rPr>
+            </w:pPr>
+            <w:r>
+              <w:rPr>
+                <w:rFonts w:ascii="Aptos Narrow" w:hAnsi="Aptos Narrow"/>
+                <w:color w:val="000000"/>
+              </w:rPr>
+              <w:t>3.03</w:t>
+            </w:r>
+          </w:p>
+        </w:tc>
+        <w:tc>
+          <w:tcPr>
+            <w:tcW w:w="1201" w:type="dxa"/>
+            <w:tcBorders>
+              <w:top w:val="single" w:sz="4" w:space="0" w:color="auto"/>
+              <w:left w:val="single" w:sz="4" w:space="0" w:color="auto"/>
+              <w:bottom w:val="single" w:sz="4" w:space="0" w:color="auto"/>
+              <w:right w:val="single" w:sz="4" w:space="0" w:color="auto"/>
+            </w:tcBorders>
+            <w:vAlign w:val="bottom"/>
+            <w:hideMark/>
+          </w:tcPr>
+          <w:p>
+            <w:pPr>
+              <w:spacing w:line="254" w:lineRule="auto"/>
+              <w:rPr>
+                <w:rFonts w:ascii="Times New Roman" w:hAnsi="Times New Roman"/>
+                <w:sz w:val="24"/>
+                <w:szCs w:val="24"/>
+                <w:lang w:val="en-US"/>
+              </w:rPr>
+            </w:pPr>
+            <w:r>
+              <w:rPr>
+                <w:rFonts w:ascii="Aptos Narrow" w:hAnsi="Aptos Narrow"/>
+                <w:color w:val="000000"/>
+              </w:rPr>
+              <w:t>3.32</w:t>
+            </w:r>
+          </w:p>
+        </w:tc>
+        <w:tc>
+          <w:tcPr>
+            <w:tcW w:w="1332" w:type="dxa"/>
+            <w:tcBorders>
+              <w:top w:val="single" w:sz="4" w:space="0" w:color="auto"/>
+              <w:left w:val="single" w:sz="4" w:space="0" w:color="auto"/>
+              <w:bottom w:val="single" w:sz="4" w:space="0" w:color="auto"/>
+              <w:right w:val="single" w:sz="4" w:space="0" w:color="auto"/>
+            </w:tcBorders>
+            <w:vAlign w:val="bottom"/>
+            <w:hideMark/>
+          </w:tcPr>
+          <w:p>
+            <w:pPr>
+              <w:spacing w:line="254" w:lineRule="auto"/>
+              <w:rPr>
+                <w:rFonts w:ascii="Times New Roman" w:hAnsi="Times New Roman"/>
+                <w:sz w:val="24"/>
+                <w:szCs w:val="24"/>
+                <w:lang w:val="en-US"/>
+              </w:rPr>
+            </w:pPr>
+            <w:r>
+              <w:rPr>
+                <w:rFonts w:ascii="Aptos Narrow" w:hAnsi="Aptos Narrow"/>
+                <w:color w:val="000000"/>
+              </w:rPr>
+              <w:t>3.39</w:t>
+            </w:r>
+          </w:p>
+        </w:tc>
+      </w:tr>
+      <w:tr>
+        <w:tc>
+          <w:tcPr>
+            <w:tcW w:w="1608" w:type="dxa"/>
+            <w:tcBorders>
+              <w:top w:val="single" w:sz="4" w:space="0" w:color="auto"/>
+              <w:left w:val="single" w:sz="4" w:space="0" w:color="auto"/>
+              <w:bottom w:val="single" w:sz="4" w:space="0" w:color="auto"/>
+              <w:right w:val="single" w:sz="4" w:space="0" w:color="auto"/>
+            </w:tcBorders>
+            <w:shd w:val="clear" w:color="auto" w:fill="83CAEB" w:themeFill="accent1" w:themeFillTint="66"/>
+            <w:vAlign w:val="bottom"/>
+            <w:hideMark/>
+          </w:tcPr>
+          <w:p>
+            <w:pPr>
+              <w:spacing w:line="254" w:lineRule="auto"/>
+              <w:rPr>
+                <w:rFonts w:ascii="Times New Roman" w:hAnsi="Times New Roman"/>
+                <w:sz w:val="24"/>
+                <w:szCs w:val="24"/>
+                <w:lang w:val="en-US"/>
+              </w:rPr>
+            </w:pPr>
+            <w:r>
+              <w:rPr>
+                <w:rFonts w:ascii="Aptos Narrow" w:hAnsi="Aptos Narrow"/>
+                <w:color w:val="000000"/>
+              </w:rPr>
+              <w:t>436.cactusADM</w:t>
+            </w:r>
+          </w:p>
+        </w:tc>
+        <w:tc>
+          <w:tcPr>
+            <w:tcW w:w="1443" w:type="dxa"/>
+            <w:tcBorders>
+              <w:top w:val="single" w:sz="4" w:space="0" w:color="auto"/>
+              <w:left w:val="single" w:sz="4" w:space="0" w:color="auto"/>
+              <w:bottom w:val="single" w:sz="4" w:space="0" w:color="auto"/>
+              <w:right w:val="single" w:sz="4" w:space="0" w:color="auto"/>
+            </w:tcBorders>
+            <w:vAlign w:val="bottom"/>
+            <w:hideMark/>
+          </w:tcPr>
+          <w:p>
+            <w:pPr>
+              <w:spacing w:line="254" w:lineRule="auto"/>
+              <w:rPr>
+                <w:rFonts w:ascii="Times New Roman" w:hAnsi="Times New Roman"/>
+                <w:sz w:val="24"/>
+                <w:szCs w:val="24"/>
+                <w:lang w:val="en-US"/>
+              </w:rPr>
+            </w:pPr>
+            <w:r>
+              <w:rPr>
+                <w:rFonts w:ascii="Aptos Narrow" w:hAnsi="Aptos Narrow"/>
+                <w:color w:val="000000"/>
+              </w:rPr>
+              <w:t>0.07</w:t>
+            </w:r>
+          </w:p>
+        </w:tc>
+        <w:tc>
+          <w:tcPr>
+            <w:tcW w:w="1332" w:type="dxa"/>
+            <w:tcBorders>
+              <w:top w:val="single" w:sz="4" w:space="0" w:color="auto"/>
+              <w:left w:val="single" w:sz="4" w:space="0" w:color="auto"/>
+              <w:bottom w:val="single" w:sz="4" w:space="0" w:color="auto"/>
+              <w:right w:val="single" w:sz="4" w:space="0" w:color="auto"/>
+            </w:tcBorders>
+            <w:vAlign w:val="bottom"/>
+            <w:hideMark/>
+          </w:tcPr>
+          <w:p>
+            <w:pPr>
+              <w:spacing w:line="254" w:lineRule="auto"/>
+              <w:rPr>
+                <w:rFonts w:ascii="Times New Roman" w:hAnsi="Times New Roman"/>
+                <w:sz w:val="24"/>
+                <w:szCs w:val="24"/>
+                <w:lang w:val="en-US"/>
+              </w:rPr>
+            </w:pPr>
+            <w:r>
+              <w:rPr>
+                <w:rFonts w:ascii="Aptos Narrow" w:hAnsi="Aptos Narrow"/>
+                <w:color w:val="000000"/>
+              </w:rPr>
+              <w:t>0.04</w:t>
+            </w:r>
+          </w:p>
+        </w:tc>
+        <w:tc>
+          <w:tcPr>
+            <w:tcW w:w="1201" w:type="dxa"/>
+            <w:tcBorders>
+              <w:top w:val="single" w:sz="4" w:space="0" w:color="auto"/>
+              <w:left w:val="single" w:sz="4" w:space="0" w:color="auto"/>
+              <w:bottom w:val="single" w:sz="4" w:space="0" w:color="auto"/>
+              <w:right w:val="single" w:sz="4" w:space="0" w:color="auto"/>
+            </w:tcBorders>
+            <w:vAlign w:val="bottom"/>
+            <w:hideMark/>
+          </w:tcPr>
+          <w:p>
+            <w:pPr>
+              <w:spacing w:line="254" w:lineRule="auto"/>
+              <w:rPr>
+                <w:rFonts w:ascii="Times New Roman" w:hAnsi="Times New Roman"/>
+                <w:sz w:val="24"/>
+                <w:szCs w:val="24"/>
+                <w:lang w:val="en-US"/>
+              </w:rPr>
+            </w:pPr>
+            <w:r>
+              <w:rPr>
+                <w:rFonts w:ascii="Aptos Narrow" w:hAnsi="Aptos Narrow"/>
+                <w:color w:val="000000"/>
+              </w:rPr>
+              <w:t>0.04</w:t>
+            </w:r>
+          </w:p>
+        </w:tc>
+        <w:tc>
+          <w:tcPr>
+            <w:tcW w:w="1332" w:type="dxa"/>
+            <w:tcBorders>
+              <w:top w:val="single" w:sz="4" w:space="0" w:color="auto"/>
+              <w:left w:val="single" w:sz="4" w:space="0" w:color="auto"/>
+              <w:bottom w:val="single" w:sz="4" w:space="0" w:color="auto"/>
+              <w:right w:val="single" w:sz="4" w:space="0" w:color="auto"/>
+            </w:tcBorders>
+            <w:vAlign w:val="bottom"/>
+            <w:hideMark/>
+          </w:tcPr>
+          <w:p>
+            <w:pPr>
+              <w:spacing w:line="254" w:lineRule="auto"/>
+              <w:rPr>
+                <w:rFonts w:ascii="Times New Roman" w:hAnsi="Times New Roman"/>
+                <w:sz w:val="24"/>
+                <w:szCs w:val="24"/>
+                <w:lang w:val="en-US"/>
+              </w:rPr>
+            </w:pPr>
+            <w:r>
+              <w:rPr>
+                <w:rFonts w:ascii="Aptos Narrow" w:hAnsi="Aptos Narrow"/>
+                <w:color w:val="000000"/>
+              </w:rPr>
+              <w:t>0.04</w:t>
+            </w:r>
+          </w:p>
+        </w:tc>
+      </w:tr>
+      <w:tr>
+        <w:tc>
+          <w:tcPr>
+            <w:tcW w:w="1608" w:type="dxa"/>
+            <w:tcBorders>
+              <w:top w:val="single" w:sz="4" w:space="0" w:color="auto"/>
+              <w:left w:val="single" w:sz="4" w:space="0" w:color="auto"/>
+              <w:bottom w:val="single" w:sz="4" w:space="0" w:color="auto"/>
+              <w:right w:val="single" w:sz="4" w:space="0" w:color="auto"/>
+            </w:tcBorders>
+            <w:shd w:val="clear" w:color="auto" w:fill="83CAEB" w:themeFill="accent1" w:themeFillTint="66"/>
+            <w:vAlign w:val="bottom"/>
+            <w:hideMark/>
+          </w:tcPr>
+          <w:p>
+            <w:pPr>
+              <w:spacing w:line="254" w:lineRule="auto"/>
+              <w:rPr>
+                <w:rFonts w:ascii="Times New Roman" w:hAnsi="Times New Roman"/>
+                <w:sz w:val="24"/>
+                <w:szCs w:val="24"/>
+                <w:lang w:val="en-US"/>
+              </w:rPr>
+            </w:pPr>
+            <w:r>
+              <w:rPr>
+                <w:rFonts w:ascii="Aptos Narrow" w:hAnsi="Aptos Narrow"/>
+                <w:color w:val="000000"/>
+              </w:rPr>
+              <w:t>450.soplex</w:t>
+            </w:r>
+          </w:p>
+        </w:tc>
+        <w:tc>
+          <w:tcPr>
+            <w:tcW w:w="1443" w:type="dxa"/>
+            <w:tcBorders>
+              <w:top w:val="single" w:sz="4" w:space="0" w:color="auto"/>
+              <w:left w:val="single" w:sz="4" w:space="0" w:color="auto"/>
+              <w:bottom w:val="single" w:sz="4" w:space="0" w:color="auto"/>
+              <w:right w:val="single" w:sz="4" w:space="0" w:color="auto"/>
+            </w:tcBorders>
+            <w:vAlign w:val="bottom"/>
+            <w:hideMark/>
+          </w:tcPr>
+          <w:p>
+            <w:pPr>
+              <w:spacing w:line="254" w:lineRule="auto"/>
+              <w:rPr>
+                <w:rFonts w:ascii="Times New Roman" w:hAnsi="Times New Roman"/>
+                <w:sz w:val="24"/>
+                <w:szCs w:val="24"/>
+                <w:lang w:val="en-US"/>
+              </w:rPr>
+            </w:pPr>
+            <w:r>
+              <w:rPr>
+                <w:rFonts w:ascii="Aptos Narrow" w:hAnsi="Aptos Narrow"/>
+                <w:color w:val="000000"/>
+              </w:rPr>
+              <w:t>13.80</w:t>
+            </w:r>
+          </w:p>
+        </w:tc>
+        <w:tc>
+          <w:tcPr>
+            <w:tcW w:w="1332" w:type="dxa"/>
+            <w:tcBorders>
+              <w:top w:val="single" w:sz="4" w:space="0" w:color="auto"/>
+              <w:left w:val="single" w:sz="4" w:space="0" w:color="auto"/>
+              <w:bottom w:val="single" w:sz="4" w:space="0" w:color="auto"/>
+              <w:right w:val="single" w:sz="4" w:space="0" w:color="auto"/>
+            </w:tcBorders>
+            <w:vAlign w:val="bottom"/>
+            <w:hideMark/>
+          </w:tcPr>
+          <w:p>
+            <w:pPr>
+              <w:spacing w:line="254" w:lineRule="auto"/>
+              <w:rPr>
+                <w:rFonts w:ascii="Times New Roman" w:hAnsi="Times New Roman"/>
+                <w:sz w:val="24"/>
+                <w:szCs w:val="24"/>
+                <w:lang w:val="en-US"/>
+              </w:rPr>
+            </w:pPr>
+            <w:r>
+              <w:rPr>
+                <w:rFonts w:ascii="Aptos Narrow" w:hAnsi="Aptos Narrow"/>
+                <w:color w:val="000000"/>
+              </w:rPr>
+              <w:t>8.56</w:t>
+            </w:r>
+          </w:p>
+        </w:tc>
+        <w:tc>
+          <w:tcPr>
+            <w:tcW w:w="1201" w:type="dxa"/>
+            <w:tcBorders>
+              <w:top w:val="single" w:sz="4" w:space="0" w:color="auto"/>
+              <w:left w:val="single" w:sz="4" w:space="0" w:color="auto"/>
+              <w:bottom w:val="single" w:sz="4" w:space="0" w:color="auto"/>
+              <w:right w:val="single" w:sz="4" w:space="0" w:color="auto"/>
+            </w:tcBorders>
+            <w:vAlign w:val="bottom"/>
+            <w:hideMark/>
+          </w:tcPr>
+          <w:p>
+            <w:pPr>
+              <w:spacing w:line="254" w:lineRule="auto"/>
+              <w:rPr>
+                <w:rFonts w:ascii="Times New Roman" w:hAnsi="Times New Roman"/>
+                <w:sz w:val="24"/>
+                <w:szCs w:val="24"/>
+                <w:lang w:val="en-US"/>
+              </w:rPr>
+            </w:pPr>
+            <w:r>
+              <w:rPr>
+                <w:rFonts w:ascii="Aptos Narrow" w:hAnsi="Aptos Narrow"/>
+                <w:color w:val="000000"/>
+              </w:rPr>
+              <w:t>8.70</w:t>
+            </w:r>
+          </w:p>
+        </w:tc>
+        <w:tc>
+          <w:tcPr>
+            <w:tcW w:w="1332" w:type="dxa"/>
+            <w:tcBorders>
+              <w:top w:val="single" w:sz="4" w:space="0" w:color="auto"/>
+              <w:left w:val="single" w:sz="4" w:space="0" w:color="auto"/>
+              <w:bottom w:val="single" w:sz="4" w:space="0" w:color="auto"/>
+              <w:right w:val="single" w:sz="4" w:space="0" w:color="auto"/>
+            </w:tcBorders>
+            <w:vAlign w:val="bottom"/>
+            <w:hideMark/>
+          </w:tcPr>
+          <w:p>
+            <w:pPr>
+              <w:spacing w:line="254" w:lineRule="auto"/>
+              <w:rPr>
+                <w:rFonts w:ascii="Times New Roman" w:hAnsi="Times New Roman"/>
+                <w:sz w:val="24"/>
+                <w:szCs w:val="24"/>
+                <w:lang w:val="en-US"/>
+              </w:rPr>
+            </w:pPr>
+            <w:r>
+              <w:rPr>
+                <w:rFonts w:ascii="Aptos Narrow" w:hAnsi="Aptos Narrow"/>
+                <w:color w:val="000000"/>
+              </w:rPr>
+              <w:t>8.97</w:t>
+            </w:r>
+          </w:p>
+        </w:tc>
+      </w:tr>
+      <w:tr>
+        <w:tc>
+          <w:tcPr>
+            <w:tcW w:w="1608" w:type="dxa"/>
+            <w:tcBorders>
+              <w:top w:val="single" w:sz="4" w:space="0" w:color="auto"/>
+              <w:left w:val="single" w:sz="4" w:space="0" w:color="auto"/>
+              <w:bottom w:val="single" w:sz="4" w:space="0" w:color="auto"/>
+              <w:right w:val="single" w:sz="4" w:space="0" w:color="auto"/>
+            </w:tcBorders>
+            <w:shd w:val="clear" w:color="auto" w:fill="83CAEB" w:themeFill="accent1" w:themeFillTint="66"/>
+            <w:vAlign w:val="bottom"/>
+            <w:hideMark/>
+          </w:tcPr>
+          <w:p>
+            <w:pPr>
+              <w:spacing w:line="254" w:lineRule="auto"/>
+              <w:rPr>
+                <w:rFonts w:ascii="Times New Roman" w:hAnsi="Times New Roman"/>
+                <w:sz w:val="24"/>
+                <w:szCs w:val="24"/>
+                <w:lang w:val="en-US"/>
+              </w:rPr>
+            </w:pPr>
+            <w:r>
+              <w:rPr>
+                <w:rFonts w:ascii="Aptos Narrow" w:hAnsi="Aptos Narrow"/>
+                <w:color w:val="000000"/>
+              </w:rPr>
+              <w:t>459.GemsFDTD</w:t>
+            </w:r>
+          </w:p>
+        </w:tc>
+        <w:tc>
+          <w:tcPr>
+            <w:tcW w:w="1443" w:type="dxa"/>
+            <w:tcBorders>
+              <w:top w:val="single" w:sz="4" w:space="0" w:color="auto"/>
+              <w:left w:val="single" w:sz="4" w:space="0" w:color="auto"/>
+              <w:bottom w:val="single" w:sz="4" w:space="0" w:color="auto"/>
+              <w:right w:val="single" w:sz="4" w:space="0" w:color="auto"/>
+            </w:tcBorders>
+            <w:vAlign w:val="bottom"/>
+            <w:hideMark/>
+          </w:tcPr>
+          <w:p>
+            <w:pPr>
+              <w:spacing w:line="254" w:lineRule="auto"/>
+              <w:rPr>
+                <w:rFonts w:ascii="Times New Roman" w:hAnsi="Times New Roman"/>
+                <w:sz w:val="24"/>
+                <w:szCs w:val="24"/>
+                <w:lang w:val="en-US"/>
+              </w:rPr>
+            </w:pPr>
+            <w:r>
+              <w:rPr>
+                <w:rFonts w:ascii="Aptos Narrow" w:hAnsi="Aptos Narrow"/>
+                <w:color w:val="000000"/>
+              </w:rPr>
+              <w:t>0.79</w:t>
+            </w:r>
+          </w:p>
+        </w:tc>
+        <w:tc>
+          <w:tcPr>
+            <w:tcW w:w="1332" w:type="dxa"/>
+            <w:tcBorders>
+              <w:top w:val="single" w:sz="4" w:space="0" w:color="auto"/>
+              <w:left w:val="single" w:sz="4" w:space="0" w:color="auto"/>
+              <w:bottom w:val="single" w:sz="4" w:space="0" w:color="auto"/>
+              <w:right w:val="single" w:sz="4" w:space="0" w:color="auto"/>
+            </w:tcBorders>
+            <w:vAlign w:val="bottom"/>
+            <w:hideMark/>
+          </w:tcPr>
+          <w:p>
+            <w:pPr>
+              <w:spacing w:line="254" w:lineRule="auto"/>
+              <w:rPr>
+                <w:rFonts w:ascii="Times New Roman" w:hAnsi="Times New Roman"/>
+                <w:sz w:val="24"/>
+                <w:szCs w:val="24"/>
+                <w:lang w:val="en-US"/>
+              </w:rPr>
+            </w:pPr>
+            <w:r>
+              <w:rPr>
+                <w:rFonts w:ascii="Aptos Narrow" w:hAnsi="Aptos Narrow"/>
+                <w:color w:val="000000"/>
+              </w:rPr>
+              <w:t>0.44</w:t>
+            </w:r>
+          </w:p>
+        </w:tc>
+        <w:tc>
+          <w:tcPr>
+            <w:tcW w:w="1201" w:type="dxa"/>
+            <w:tcBorders>
+              <w:top w:val="single" w:sz="4" w:space="0" w:color="auto"/>
+              <w:left w:val="single" w:sz="4" w:space="0" w:color="auto"/>
+              <w:bottom w:val="single" w:sz="4" w:space="0" w:color="auto"/>
+              <w:right w:val="single" w:sz="4" w:space="0" w:color="auto"/>
+            </w:tcBorders>
+            <w:vAlign w:val="bottom"/>
+            <w:hideMark/>
+          </w:tcPr>
+          <w:p>
+            <w:pPr>
+              <w:spacing w:line="254" w:lineRule="auto"/>
+              <w:rPr>
+                <w:rFonts w:ascii="Times New Roman" w:hAnsi="Times New Roman"/>
+                <w:sz w:val="24"/>
+                <w:szCs w:val="24"/>
+                <w:lang w:val="en-US"/>
+              </w:rPr>
+            </w:pPr>
+            <w:r>
+              <w:rPr>
+                <w:rFonts w:ascii="Aptos Narrow" w:hAnsi="Aptos Narrow"/>
+                <w:color w:val="000000"/>
+              </w:rPr>
+              <w:t>0.42</w:t>
+            </w:r>
+          </w:p>
+        </w:tc>
+        <w:tc>
+          <w:tcPr>
+            <w:tcW w:w="1332" w:type="dxa"/>
+            <w:tcBorders>
+              <w:top w:val="single" w:sz="4" w:space="0" w:color="auto"/>
+              <w:left w:val="single" w:sz="4" w:space="0" w:color="auto"/>
+              <w:bottom w:val="single" w:sz="4" w:space="0" w:color="auto"/>
+              <w:right w:val="single" w:sz="4" w:space="0" w:color="auto"/>
+            </w:tcBorders>
+            <w:vAlign w:val="bottom"/>
+            <w:hideMark/>
+          </w:tcPr>
+          <w:p>
+            <w:pPr>
+              <w:spacing w:line="254" w:lineRule="auto"/>
+              <w:rPr>
+                <w:rFonts w:ascii="Times New Roman" w:hAnsi="Times New Roman"/>
+                <w:sz w:val="24"/>
+                <w:szCs w:val="24"/>
+                <w:lang w:val="en-US"/>
+              </w:rPr>
+            </w:pPr>
+            <w:r>
+              <w:rPr>
+                <w:rFonts w:ascii="Aptos Narrow" w:hAnsi="Aptos Narrow"/>
+                <w:color w:val="000000"/>
+              </w:rPr>
+              <w:t>0.42</w:t>
+            </w:r>
+          </w:p>
+        </w:tc>
+      </w:tr>
+      <w:tr>
+        <w:tc>
+          <w:tcPr>
+            <w:tcW w:w="1608" w:type="dxa"/>
+            <w:tcBorders>
+              <w:top w:val="single" w:sz="4" w:space="0" w:color="auto"/>
+              <w:left w:val="single" w:sz="4" w:space="0" w:color="auto"/>
+              <w:bottom w:val="single" w:sz="4" w:space="0" w:color="auto"/>
+              <w:right w:val="single" w:sz="4" w:space="0" w:color="auto"/>
+            </w:tcBorders>
+            <w:shd w:val="clear" w:color="auto" w:fill="83CAEB" w:themeFill="accent1" w:themeFillTint="66"/>
+            <w:vAlign w:val="bottom"/>
+            <w:hideMark/>
+          </w:tcPr>
+          <w:p>
+            <w:pPr>
+              <w:spacing w:line="254" w:lineRule="auto"/>
+              <w:rPr>
+                <w:rFonts w:ascii="Times New Roman" w:hAnsi="Times New Roman"/>
+                <w:sz w:val="24"/>
+                <w:szCs w:val="24"/>
+                <w:lang w:val="en-US"/>
+              </w:rPr>
+            </w:pPr>
+            <w:r>
+              <w:rPr>
+                <w:rFonts w:ascii="Aptos Narrow" w:hAnsi="Aptos Narrow"/>
+                <w:color w:val="000000"/>
+              </w:rPr>
+              <w:t>470.lbm</w:t>
+            </w:r>
+          </w:p>
+        </w:tc>
+        <w:tc>
+          <w:tcPr>
+            <w:tcW w:w="1443" w:type="dxa"/>
+            <w:tcBorders>
+              <w:top w:val="single" w:sz="4" w:space="0" w:color="auto"/>
+              <w:left w:val="single" w:sz="4" w:space="0" w:color="auto"/>
+              <w:bottom w:val="single" w:sz="4" w:space="0" w:color="auto"/>
+              <w:right w:val="single" w:sz="4" w:space="0" w:color="auto"/>
+            </w:tcBorders>
+            <w:vAlign w:val="bottom"/>
+            <w:hideMark/>
+          </w:tcPr>
+          <w:p>
+            <w:pPr>
+              <w:spacing w:line="254" w:lineRule="auto"/>
+              <w:rPr>
+                <w:rFonts w:ascii="Times New Roman" w:hAnsi="Times New Roman"/>
+                <w:sz w:val="24"/>
+                <w:szCs w:val="24"/>
+                <w:lang w:val="en-US"/>
+              </w:rPr>
+            </w:pPr>
+            <w:r>
+              <w:rPr>
+                <w:rFonts w:ascii="Aptos Narrow" w:hAnsi="Aptos Narrow"/>
+                <w:color w:val="000000"/>
+              </w:rPr>
+              <w:t>0.19</w:t>
+            </w:r>
+          </w:p>
+        </w:tc>
+        <w:tc>
+          <w:tcPr>
+            <w:tcW w:w="1332" w:type="dxa"/>
+            <w:tcBorders>
+              <w:top w:val="single" w:sz="4" w:space="0" w:color="auto"/>
+              <w:left w:val="single" w:sz="4" w:space="0" w:color="auto"/>
+              <w:bottom w:val="single" w:sz="4" w:space="0" w:color="auto"/>
+              <w:right w:val="single" w:sz="4" w:space="0" w:color="auto"/>
+            </w:tcBorders>
+            <w:vAlign w:val="bottom"/>
+            <w:hideMark/>
+          </w:tcPr>
+          <w:p>
+            <w:pPr>
+              <w:spacing w:line="254" w:lineRule="auto"/>
+              <w:rPr>
+                <w:rFonts w:ascii="Times New Roman" w:hAnsi="Times New Roman"/>
+                <w:sz w:val="24"/>
+                <w:szCs w:val="24"/>
+                <w:lang w:val="en-US"/>
+              </w:rPr>
+            </w:pPr>
+            <w:r>
+              <w:rPr>
+                <w:rFonts w:ascii="Aptos Narrow" w:hAnsi="Aptos Narrow"/>
+                <w:color w:val="000000"/>
+              </w:rPr>
+              <w:t>0.33</w:t>
+            </w:r>
+          </w:p>
+        </w:tc>
+        <w:tc>
+          <w:tcPr>
+            <w:tcW w:w="1201" w:type="dxa"/>
+            <w:tcBorders>
+              <w:top w:val="single" w:sz="4" w:space="0" w:color="auto"/>
+              <w:left w:val="single" w:sz="4" w:space="0" w:color="auto"/>
+              <w:bottom w:val="single" w:sz="4" w:space="0" w:color="auto"/>
+              <w:right w:val="single" w:sz="4" w:space="0" w:color="auto"/>
+            </w:tcBorders>
+            <w:vAlign w:val="bottom"/>
+            <w:hideMark/>
+          </w:tcPr>
+          <w:p>
+            <w:pPr>
+              <w:spacing w:line="254" w:lineRule="auto"/>
+              <w:rPr>
+                <w:rFonts w:ascii="Times New Roman" w:hAnsi="Times New Roman"/>
+                <w:sz w:val="24"/>
+                <w:szCs w:val="24"/>
+                <w:lang w:val="en-US"/>
+              </w:rPr>
+            </w:pPr>
+            <w:r>
+              <w:rPr>
+                <w:rFonts w:ascii="Aptos Narrow" w:hAnsi="Aptos Narrow"/>
+                <w:color w:val="000000"/>
+              </w:rPr>
+              <w:t>0.49</w:t>
+            </w:r>
+          </w:p>
+        </w:tc>
+        <w:tc>
+          <w:tcPr>
+            <w:tcW w:w="1332" w:type="dxa"/>
+            <w:tcBorders>
+              <w:top w:val="single" w:sz="4" w:space="0" w:color="auto"/>
+              <w:left w:val="single" w:sz="4" w:space="0" w:color="auto"/>
+              <w:bottom w:val="single" w:sz="4" w:space="0" w:color="auto"/>
+              <w:right w:val="single" w:sz="4" w:space="0" w:color="auto"/>
+            </w:tcBorders>
+            <w:vAlign w:val="bottom"/>
+            <w:hideMark/>
+          </w:tcPr>
+          <w:p>
+            <w:pPr>
+              <w:spacing w:line="254" w:lineRule="auto"/>
+              <w:rPr>
+                <w:rFonts w:ascii="Times New Roman" w:hAnsi="Times New Roman"/>
+                <w:sz w:val="24"/>
+                <w:szCs w:val="24"/>
+                <w:lang w:val="en-US"/>
+              </w:rPr>
+            </w:pPr>
+            <w:r>
+              <w:rPr>
+                <w:rFonts w:ascii="Aptos Narrow" w:hAnsi="Aptos Narrow"/>
+                <w:color w:val="000000"/>
+              </w:rPr>
+              <w:t>0.78</w:t>
+            </w:r>
+          </w:p>
+        </w:tc>
+      </w:tr>
+      <w:tr>
+        <w:tc>
+          <w:tcPr>
+            <w:tcW w:w="1608" w:type="dxa"/>
+            <w:tcBorders>
+              <w:top w:val="single" w:sz="4" w:space="0" w:color="auto"/>
+              <w:left w:val="single" w:sz="4" w:space="0" w:color="auto"/>
+              <w:bottom w:val="single" w:sz="4" w:space="0" w:color="auto"/>
+              <w:right w:val="single" w:sz="4" w:space="0" w:color="auto"/>
+            </w:tcBorders>
+            <w:shd w:val="clear" w:color="auto" w:fill="83CAEB" w:themeFill="accent1" w:themeFillTint="66"/>
+            <w:vAlign w:val="bottom"/>
+            <w:hideMark/>
+          </w:tcPr>
+          <w:p>
+            <w:pPr>
+              <w:spacing w:line="254" w:lineRule="auto"/>
+              <w:rPr>
+                <w:rFonts w:ascii="Times New Roman" w:hAnsi="Times New Roman"/>
+                <w:sz w:val="24"/>
+                <w:szCs w:val="24"/>
+                <w:lang w:val="en-US"/>
+              </w:rPr>
+            </w:pPr>
+            <w:r>
+              <w:rPr>
+                <w:rFonts w:ascii="Aptos Narrow" w:hAnsi="Aptos Narrow"/>
+                <w:color w:val="000000"/>
+              </w:rPr>
+              <w:t>483.xalancbmk</w:t>
+            </w:r>
+          </w:p>
+        </w:tc>
+        <w:tc>
+          <w:tcPr>
+            <w:tcW w:w="1443" w:type="dxa"/>
+            <w:tcBorders>
+              <w:top w:val="single" w:sz="4" w:space="0" w:color="auto"/>
+              <w:left w:val="single" w:sz="4" w:space="0" w:color="auto"/>
+              <w:bottom w:val="single" w:sz="4" w:space="0" w:color="auto"/>
+              <w:right w:val="single" w:sz="4" w:space="0" w:color="auto"/>
+            </w:tcBorders>
+            <w:vAlign w:val="bottom"/>
+            <w:hideMark/>
+          </w:tcPr>
+          <w:p>
+            <w:pPr>
+              <w:spacing w:line="254" w:lineRule="auto"/>
+              <w:rPr>
+                <w:rFonts w:ascii="Times New Roman" w:hAnsi="Times New Roman"/>
+                <w:sz w:val="24"/>
+                <w:szCs w:val="24"/>
+                <w:lang w:val="en-US"/>
+              </w:rPr>
+            </w:pPr>
+            <w:r>
+              <w:rPr>
+                <w:rFonts w:ascii="Aptos Narrow" w:hAnsi="Aptos Narrow"/>
+                <w:color w:val="000000"/>
+              </w:rPr>
+              <w:t>15.82</w:t>
+            </w:r>
+          </w:p>
+        </w:tc>
+        <w:tc>
+          <w:tcPr>
+            <w:tcW w:w="1332" w:type="dxa"/>
+            <w:tcBorders>
+              <w:top w:val="single" w:sz="4" w:space="0" w:color="auto"/>
+              <w:left w:val="single" w:sz="4" w:space="0" w:color="auto"/>
+              <w:bottom w:val="single" w:sz="4" w:space="0" w:color="auto"/>
+              <w:right w:val="single" w:sz="4" w:space="0" w:color="auto"/>
+            </w:tcBorders>
+            <w:vAlign w:val="bottom"/>
+            <w:hideMark/>
+          </w:tcPr>
+          <w:p>
+            <w:pPr>
+              <w:spacing w:line="254" w:lineRule="auto"/>
+              <w:rPr>
+                <w:rFonts w:ascii="Times New Roman" w:hAnsi="Times New Roman"/>
+                <w:sz w:val="24"/>
+                <w:szCs w:val="24"/>
+                <w:lang w:val="en-US"/>
+              </w:rPr>
+            </w:pPr>
+            <w:r>
+              <w:rPr>
+                <w:rFonts w:ascii="Aptos Narrow" w:hAnsi="Aptos Narrow"/>
+                <w:color w:val="000000"/>
+              </w:rPr>
+              <w:t>11.21</w:t>
+            </w:r>
+          </w:p>
+        </w:tc>
+        <w:tc>
+          <w:tcPr>
+            <w:tcW w:w="1201" w:type="dxa"/>
+            <w:tcBorders>
+              <w:top w:val="single" w:sz="4" w:space="0" w:color="auto"/>
+              <w:left w:val="single" w:sz="4" w:space="0" w:color="auto"/>
+              <w:bottom w:val="single" w:sz="4" w:space="0" w:color="auto"/>
+              <w:right w:val="single" w:sz="4" w:space="0" w:color="auto"/>
+            </w:tcBorders>
+            <w:vAlign w:val="bottom"/>
+            <w:hideMark/>
+          </w:tcPr>
+          <w:p>
+            <w:pPr>
+              <w:spacing w:line="254" w:lineRule="auto"/>
+              <w:rPr>
+                <w:rFonts w:ascii="Times New Roman" w:hAnsi="Times New Roman"/>
+                <w:sz w:val="24"/>
+                <w:szCs w:val="24"/>
+                <w:lang w:val="en-US"/>
+              </w:rPr>
+            </w:pPr>
+            <w:r>
+              <w:rPr>
+                <w:rFonts w:ascii="Aptos Narrow" w:hAnsi="Aptos Narrow"/>
+                <w:color w:val="000000"/>
+              </w:rPr>
+              <w:t>10.30</w:t>
+            </w:r>
+          </w:p>
+        </w:tc>
+        <w:tc>
+          <w:tcPr>
+            <w:tcW w:w="1332" w:type="dxa"/>
+            <w:tcBorders>
+              <w:top w:val="single" w:sz="4" w:space="0" w:color="auto"/>
+              <w:left w:val="single" w:sz="4" w:space="0" w:color="auto"/>
+              <w:bottom w:val="single" w:sz="4" w:space="0" w:color="auto"/>
+              <w:right w:val="single" w:sz="4" w:space="0" w:color="auto"/>
+            </w:tcBorders>
+            <w:vAlign w:val="bottom"/>
+            <w:hideMark/>
+          </w:tcPr>
+          <w:p>
+            <w:pPr>
+              <w:spacing w:line="254" w:lineRule="auto"/>
+              <w:rPr>
+                <w:rFonts w:ascii="Times New Roman" w:hAnsi="Times New Roman"/>
+                <w:sz w:val="24"/>
+                <w:szCs w:val="24"/>
+                <w:lang w:val="en-US"/>
+              </w:rPr>
+            </w:pPr>
+            <w:r>
+              <w:rPr>
+                <w:rFonts w:ascii="Aptos Narrow" w:hAnsi="Aptos Narrow"/>
+                <w:color w:val="000000"/>
+              </w:rPr>
+              <w:t>10.26</w:t>
+            </w:r>
+          </w:p>
+        </w:tc>
+      </w:tr>
+      <w:tr>
+        <w:tc>
+          <w:tcPr>
+            <w:tcW w:w="1608" w:type="dxa"/>
+            <w:tcBorders>
+              <w:top w:val="single" w:sz="4" w:space="0" w:color="auto"/>
+              <w:left w:val="single" w:sz="4" w:space="0" w:color="auto"/>
+              <w:bottom w:val="single" w:sz="4" w:space="0" w:color="auto"/>
+              <w:right w:val="single" w:sz="4" w:space="0" w:color="auto"/>
+            </w:tcBorders>
+            <w:shd w:val="clear" w:color="auto" w:fill="FF7474"/>
+            <w:vAlign w:val="bottom"/>
+            <w:hideMark/>
+          </w:tcPr>
+          <w:p>
+            <w:pPr>
+              <w:spacing w:line="254" w:lineRule="auto"/>
+              <w:rPr>
+                <w:rFonts w:ascii="Aptos Narrow" w:hAnsi="Aptos Narrow"/>
+                <w:color w:val="000000"/>
+              </w:rPr>
+            </w:pPr>
+            <w:r>
+              <w:rPr>
+                <w:rFonts w:ascii="Aptos Narrow" w:hAnsi="Aptos Narrow"/>
+                <w:color w:val="000000"/>
+              </w:rPr>
+              <w:t>AVERAGE</w:t>
+            </w:r>
+          </w:p>
+        </w:tc>
+        <w:tc>
+          <w:tcPr>
+            <w:tcW w:w="1443" w:type="dxa"/>
+            <w:tcBorders>
+              <w:top w:val="single" w:sz="4" w:space="0" w:color="auto"/>
+              <w:left w:val="single" w:sz="4" w:space="0" w:color="auto"/>
+              <w:bottom w:val="single" w:sz="4" w:space="0" w:color="auto"/>
+              <w:right w:val="single" w:sz="4" w:space="0" w:color="auto"/>
+            </w:tcBorders>
+            <w:shd w:val="clear" w:color="auto" w:fill="FF7474"/>
+            <w:vAlign w:val="bottom"/>
+            <w:hideMark/>
+          </w:tcPr>
+          <w:p>
+            <w:pPr>
+              <w:spacing w:line="254" w:lineRule="auto"/>
+              <w:rPr>
+                <w:rFonts w:ascii="Aptos Narrow" w:hAnsi="Aptos Narrow"/>
+                <w:color w:val="000000"/>
+              </w:rPr>
+            </w:pPr>
+            <w:r>
+              <w:rPr>
+                <w:rFonts w:ascii="Aptos Narrow" w:hAnsi="Aptos Narrow"/>
+                <w:color w:val="000000"/>
+              </w:rPr>
+              <w:t>12.24</w:t>
+            </w:r>
+          </w:p>
+        </w:tc>
+        <w:tc>
+          <w:tcPr>
+            <w:tcW w:w="1332" w:type="dxa"/>
+            <w:tcBorders>
+              <w:top w:val="single" w:sz="4" w:space="0" w:color="auto"/>
+              <w:left w:val="single" w:sz="4" w:space="0" w:color="auto"/>
+              <w:bottom w:val="single" w:sz="4" w:space="0" w:color="auto"/>
+              <w:right w:val="single" w:sz="4" w:space="0" w:color="auto"/>
+            </w:tcBorders>
+            <w:shd w:val="clear" w:color="auto" w:fill="FF7474"/>
+            <w:vAlign w:val="bottom"/>
+            <w:hideMark/>
+          </w:tcPr>
+          <w:p>
+            <w:pPr>
+              <w:spacing w:line="254" w:lineRule="auto"/>
+              <w:rPr>
+                <w:rFonts w:ascii="Aptos Narrow" w:hAnsi="Aptos Narrow"/>
+                <w:color w:val="000000"/>
+              </w:rPr>
+            </w:pPr>
+            <w:r>
+              <w:rPr>
+                <w:rFonts w:ascii="Aptos Narrow" w:hAnsi="Aptos Narrow"/>
+                <w:color w:val="000000"/>
+              </w:rPr>
+              <w:t>7.77</w:t>
+            </w:r>
+          </w:p>
+        </w:tc>
+        <w:tc>
+          <w:tcPr>
+            <w:tcW w:w="1201" w:type="dxa"/>
+            <w:tcBorders>
+              <w:top w:val="single" w:sz="4" w:space="0" w:color="auto"/>
+              <w:left w:val="single" w:sz="4" w:space="0" w:color="auto"/>
+              <w:bottom w:val="single" w:sz="4" w:space="0" w:color="auto"/>
+              <w:right w:val="single" w:sz="4" w:space="0" w:color="auto"/>
+            </w:tcBorders>
+            <w:shd w:val="clear" w:color="auto" w:fill="FF7474"/>
+            <w:vAlign w:val="bottom"/>
+            <w:hideMark/>
+          </w:tcPr>
+          <w:p>
+            <w:pPr>
+              <w:spacing w:line="254" w:lineRule="auto"/>
+              <w:rPr>
+                <w:rFonts w:ascii="Aptos Narrow" w:hAnsi="Aptos Narrow"/>
+                <w:color w:val="000000"/>
+              </w:rPr>
+            </w:pPr>
+            <w:r>
+              <w:rPr>
+                <w:rFonts w:ascii="Aptos Narrow" w:hAnsi="Aptos Narrow"/>
+                <w:color w:val="000000"/>
+              </w:rPr>
+              <w:t>7.63</w:t>
+            </w:r>
+          </w:p>
+        </w:tc>
+        <w:tc>
+          <w:tcPr>
+            <w:tcW w:w="1332" w:type="dxa"/>
+            <w:tcBorders>
+              <w:top w:val="single" w:sz="4" w:space="0" w:color="auto"/>
+              <w:left w:val="single" w:sz="4" w:space="0" w:color="auto"/>
+              <w:bottom w:val="single" w:sz="4" w:space="0" w:color="auto"/>
+              <w:right w:val="single" w:sz="4" w:space="0" w:color="auto"/>
+            </w:tcBorders>
+            <w:shd w:val="clear" w:color="auto" w:fill="FF7474"/>
+            <w:vAlign w:val="bottom"/>
+            <w:hideMark/>
+          </w:tcPr>
+          <w:p>
+            <w:pPr>
+              <w:spacing w:line="254" w:lineRule="auto"/>
+              <w:rPr>
+                <w:rFonts w:ascii="Aptos Narrow" w:hAnsi="Aptos Narrow"/>
+                <w:color w:val="000000"/>
+              </w:rPr>
+            </w:pPr>
+            <w:r>
+              <w:rPr>
+                <w:rFonts w:ascii="Aptos Narrow" w:hAnsi="Aptos Narrow"/>
+                <w:color w:val="000000"/>
+              </w:rPr>
+              <w:t>7.73</w:t>
+            </w:r>
+          </w:p>
+        </w:tc>
+      </w:tr>
+    </w:tbl>
+    <w:p>
+      <w:pPr>
+        <w:rPr>
+          <w:rFonts w:ascii="Times New Roman" w:hAnsi="Times New Roman" w:cs="Times New Roman"/>
+          <w:sz w:val="24"/>
+          <w:szCs w:val="24"/>
+          <w:lang w:val="en-US"/>
+        </w:rPr>
+      </w:pPr>
+    </w:p>
+    <w:p>
+      <w:pPr>
+        <w:rPr>
+          <w:rFonts w:ascii="Times New Roman" w:hAnsi="Times New Roman" w:cs="Times New Roman"/>
+          <w:sz w:val="24"/>
+          <w:szCs w:val="24"/>
+          <w:lang w:val="en-US"/>
+        </w:rPr>
+      </w:pPr>
+    </w:p>
+    <w:p>
+      <w:pPr>
+        <w:rPr>
+          <w:rFonts w:ascii="Times New Roman" w:hAnsi="Times New Roman" w:cs="Times New Roman"/>
+          <w:sz w:val="24"/>
+          <w:szCs w:val="24"/>
+          <w:lang w:val="en-US"/>
+        </w:rPr>
+      </w:pPr>
+    </w:p>
+    <w:p>
+      <w:pPr>
+        <w:rPr>
+          <w:rFonts w:ascii="Times New Roman" w:hAnsi="Times New Roman" w:cs="Times New Roman"/>
+          <w:sz w:val="24"/>
+          <w:szCs w:val="24"/>
+          <w:lang w:val="en-US"/>
+        </w:rPr>
+      </w:pPr>
+    </w:p>
+    <w:p>
+      <w:pPr>
+        <w:rPr>
+          <w:rFonts w:ascii="Times New Roman" w:hAnsi="Times New Roman" w:cs="Times New Roman"/>
+          <w:sz w:val="24"/>
+          <w:szCs w:val="24"/>
+          <w:lang w:val="en-US"/>
+        </w:rPr>
+      </w:pPr>
+    </w:p>
+    <w:p>
+      <w:pPr>
+        <w:rPr>
+          <w:rFonts w:ascii="Times New Roman" w:hAnsi="Times New Roman" w:cs="Times New Roman"/>
+          <w:sz w:val="24"/>
+          <w:szCs w:val="24"/>
+          <w:lang w:val="en-US"/>
+        </w:rPr>
+      </w:pPr>
+    </w:p>
+    <w:p>
+      <w:pPr>
+        <w:rPr>
+          <w:rFonts w:ascii="Times New Roman" w:hAnsi="Times New Roman" w:cs="Times New Roman"/>
+          <w:sz w:val="24"/>
+          <w:szCs w:val="24"/>
+          <w:lang w:val="en-US"/>
+        </w:rPr>
+      </w:pPr>
+    </w:p>
+    <w:p>
+      <w:pPr>
+        <w:rPr>
+          <w:rFonts w:ascii="Times New Roman" w:hAnsi="Times New Roman" w:cs="Times New Roman"/>
+          <w:sz w:val="24"/>
+          <w:szCs w:val="24"/>
+          <w:lang w:val="en-US"/>
+        </w:rPr>
+      </w:pPr>
+    </w:p>
+    <w:p>
+      <w:pPr>
+        <w:rPr>
+          <w:rFonts w:ascii="Times New Roman" w:hAnsi="Times New Roman" w:cs="Times New Roman"/>
+          <w:sz w:val="24"/>
+          <w:szCs w:val="24"/>
+          <w:lang w:val="en-US"/>
+        </w:rPr>
+      </w:pPr>
+    </w:p>
+    <w:p>
+      <w:pPr>
+        <w:rPr>
+          <w:rFonts w:ascii="Times New Roman" w:hAnsi="Times New Roman" w:cs="Times New Roman"/>
+          <w:sz w:val="24"/>
+          <w:szCs w:val="24"/>
+          <w:lang w:val="en-US"/>
+        </w:rPr>
+      </w:pPr>
+    </w:p>
+    <w:p>
+      <w:pPr>
+        <w:rPr>
+          <w:rFonts w:ascii="Times New Roman" w:hAnsi="Times New Roman" w:cs="Times New Roman"/>
+          <w:sz w:val="24"/>
+          <w:szCs w:val="24"/>
+          <w:lang w:val="el-GR"/>
+        </w:rPr>
+      </w:pPr>
+      <w:r>
+        <w:rPr>
+          <w:rFonts w:ascii="Times New Roman" w:hAnsi="Times New Roman" w:cs="Times New Roman"/>
+          <w:sz w:val="24"/>
+          <w:szCs w:val="24"/>
+          <w:lang w:val="el-GR"/>
+        </w:rPr>
+        <w:t xml:space="preserve">Από την παραπάνω μετρική βλέπω ότι δεν υπάρχει </w:t>
+      </w:r>
+      <w:r>
+        <w:rPr>
+          <w:rFonts w:ascii="Times New Roman" w:hAnsi="Times New Roman" w:cs="Times New Roman"/>
+          <w:sz w:val="24"/>
+          <w:szCs w:val="24"/>
+          <w:lang w:val="en-US"/>
+        </w:rPr>
+        <w:t>significant</w:t>
+      </w:r>
+      <w:r>
+        <w:rPr>
+          <w:rFonts w:ascii="Times New Roman" w:hAnsi="Times New Roman" w:cs="Times New Roman"/>
+          <w:sz w:val="24"/>
+          <w:szCs w:val="24"/>
+          <w:lang w:val="el-GR"/>
+        </w:rPr>
+        <w:t xml:space="preserve"> </w:t>
+      </w:r>
+      <w:r>
+        <w:rPr>
+          <w:rFonts w:ascii="Times New Roman" w:hAnsi="Times New Roman" w:cs="Times New Roman"/>
+          <w:sz w:val="24"/>
+          <w:szCs w:val="24"/>
+          <w:lang w:val="el-GR"/>
+        </w:rPr>
+        <w:t xml:space="preserve">βελτίωση στα </w:t>
+      </w:r>
+      <w:r>
+        <w:rPr>
+          <w:rFonts w:ascii="Times New Roman" w:hAnsi="Times New Roman" w:cs="Times New Roman"/>
+          <w:sz w:val="24"/>
+          <w:szCs w:val="24"/>
+          <w:lang w:val="en-US"/>
+        </w:rPr>
+        <w:t>train</w:t>
+      </w:r>
+      <w:r>
+        <w:rPr>
+          <w:rFonts w:ascii="Times New Roman" w:hAnsi="Times New Roman" w:cs="Times New Roman"/>
+          <w:sz w:val="24"/>
+          <w:szCs w:val="24"/>
+          <w:lang w:val="el-GR"/>
+        </w:rPr>
+        <w:t xml:space="preserve"> </w:t>
+      </w:r>
+      <w:r>
+        <w:rPr>
+          <w:rFonts w:ascii="Times New Roman" w:hAnsi="Times New Roman" w:cs="Times New Roman"/>
+          <w:sz w:val="24"/>
+          <w:szCs w:val="24"/>
+          <w:lang w:val="en-US"/>
+        </w:rPr>
+        <w:t>inputs</w:t>
+      </w:r>
+      <w:r>
+        <w:rPr>
+          <w:rFonts w:ascii="Times New Roman" w:hAnsi="Times New Roman" w:cs="Times New Roman"/>
+          <w:sz w:val="24"/>
+          <w:szCs w:val="24"/>
+          <w:lang w:val="el-GR"/>
+        </w:rPr>
+        <w:t xml:space="preserve"> </w:t>
+      </w:r>
+      <w:r>
+        <w:rPr>
+          <w:rFonts w:ascii="Times New Roman" w:hAnsi="Times New Roman" w:cs="Times New Roman"/>
+          <w:sz w:val="24"/>
+          <w:szCs w:val="24"/>
+          <w:lang w:val="el-GR"/>
+        </w:rPr>
+        <w:t xml:space="preserve">κατά την αύξηση των </w:t>
+      </w:r>
+      <w:r>
+        <w:rPr>
+          <w:rFonts w:ascii="Times New Roman" w:hAnsi="Times New Roman" w:cs="Times New Roman"/>
+          <w:sz w:val="24"/>
+          <w:szCs w:val="24"/>
+          <w:lang w:val="en-US"/>
+        </w:rPr>
+        <w:t>bit</w:t>
+      </w:r>
+      <w:r>
+        <w:rPr>
+          <w:rFonts w:ascii="Times New Roman" w:hAnsi="Times New Roman" w:cs="Times New Roman"/>
+          <w:sz w:val="24"/>
+          <w:szCs w:val="24"/>
+          <w:lang w:val="el-GR"/>
+        </w:rPr>
+        <w:t xml:space="preserve"> </w:t>
+      </w:r>
+      <w:r>
+        <w:rPr>
+          <w:rFonts w:ascii="Times New Roman" w:hAnsi="Times New Roman" w:cs="Times New Roman"/>
+          <w:sz w:val="24"/>
+          <w:szCs w:val="24"/>
+          <w:lang w:val="el-GR"/>
+        </w:rPr>
+        <w:t xml:space="preserve">οπότε θα διάλεγα τον </w:t>
+      </w:r>
+      <w:proofErr w:type="spellStart"/>
+      <w:r>
+        <w:rPr>
+          <w:rFonts w:ascii="Times New Roman" w:hAnsi="Times New Roman" w:cs="Times New Roman"/>
+          <w:sz w:val="24"/>
+          <w:szCs w:val="24"/>
+        </w:rPr>
+        <w:t>Nbit</w:t>
+      </w:r>
+      <w:proofErr w:type="spellEnd"/>
+      <w:r>
+        <w:rPr>
+          <w:rFonts w:ascii="Times New Roman" w:hAnsi="Times New Roman" w:cs="Times New Roman"/>
+          <w:sz w:val="24"/>
+          <w:szCs w:val="24"/>
+          <w:lang w:val="el-GR"/>
+        </w:rPr>
+        <w:t>-16</w:t>
+      </w:r>
+      <w:r>
+        <w:rPr>
+          <w:rFonts w:ascii="Times New Roman" w:hAnsi="Times New Roman" w:cs="Times New Roman"/>
+          <w:sz w:val="24"/>
+          <w:szCs w:val="24"/>
+        </w:rPr>
+        <w:t>K</w:t>
+      </w:r>
+      <w:r>
+        <w:rPr>
+          <w:rFonts w:ascii="Times New Roman" w:hAnsi="Times New Roman" w:cs="Times New Roman"/>
+          <w:sz w:val="24"/>
+          <w:szCs w:val="24"/>
+          <w:lang w:val="el-GR"/>
+        </w:rPr>
+        <w:t>-2</w:t>
+      </w:r>
+      <w:r>
+        <w:rPr>
+          <w:rFonts w:ascii="Times New Roman" w:hAnsi="Times New Roman" w:cs="Times New Roman"/>
+          <w:sz w:val="24"/>
+          <w:szCs w:val="24"/>
+          <w:lang w:val="en-US"/>
+        </w:rPr>
+        <w:t>bit</w:t>
+      </w:r>
+      <w:r>
+        <w:rPr>
+          <w:rFonts w:ascii="Times New Roman" w:hAnsi="Times New Roman" w:cs="Times New Roman"/>
+          <w:sz w:val="24"/>
+          <w:szCs w:val="24"/>
+          <w:lang w:val="el-GR"/>
+        </w:rPr>
+        <w:t xml:space="preserve"> </w:t>
+      </w:r>
+      <w:r>
+        <w:rPr>
+          <w:rFonts w:ascii="Times New Roman" w:hAnsi="Times New Roman" w:cs="Times New Roman"/>
+          <w:sz w:val="24"/>
+          <w:szCs w:val="24"/>
+          <w:lang w:val="el-GR"/>
+        </w:rPr>
+        <w:t xml:space="preserve">καθώς έχει και πολύ χαμηλό </w:t>
+      </w:r>
+      <w:r>
+        <w:rPr>
+          <w:rFonts w:ascii="Times New Roman" w:hAnsi="Times New Roman" w:cs="Times New Roman"/>
+          <w:sz w:val="24"/>
+          <w:szCs w:val="24"/>
+          <w:lang w:val="en-US"/>
+        </w:rPr>
+        <w:t>MPKI</w:t>
+      </w:r>
+      <w:r>
+        <w:rPr>
+          <w:rFonts w:ascii="Times New Roman" w:hAnsi="Times New Roman" w:cs="Times New Roman"/>
+          <w:sz w:val="24"/>
+          <w:szCs w:val="24"/>
+          <w:lang w:val="el-GR"/>
+        </w:rPr>
+        <w:t xml:space="preserve"> </w:t>
+      </w:r>
+      <w:r>
+        <w:rPr>
+          <w:rFonts w:ascii="Times New Roman" w:hAnsi="Times New Roman" w:cs="Times New Roman"/>
+          <w:sz w:val="24"/>
+          <w:szCs w:val="24"/>
+          <w:lang w:val="el-GR"/>
+        </w:rPr>
+        <w:t xml:space="preserve">αλλά και θα είναι πιο γρήγορος λόγω μικρότερου κυκλωματικού </w:t>
+      </w:r>
+      <w:r>
+        <w:rPr>
+          <w:rFonts w:ascii="Times New Roman" w:hAnsi="Times New Roman" w:cs="Times New Roman"/>
+          <w:sz w:val="24"/>
+          <w:szCs w:val="24"/>
+          <w:lang w:val="en-US"/>
+        </w:rPr>
+        <w:t>complexity</w:t>
+      </w:r>
+      <w:r>
+        <w:rPr>
+          <w:rFonts w:ascii="Times New Roman" w:hAnsi="Times New Roman" w:cs="Times New Roman"/>
+          <w:sz w:val="24"/>
+          <w:szCs w:val="24"/>
+          <w:lang w:val="el-GR"/>
+        </w:rPr>
+        <w:t xml:space="preserve"> </w:t>
+      </w:r>
+      <w:r>
+        <w:rPr>
+          <w:rFonts w:ascii="Times New Roman" w:hAnsi="Times New Roman" w:cs="Times New Roman"/>
+          <w:sz w:val="24"/>
+          <w:szCs w:val="24"/>
+          <w:lang w:val="el-GR"/>
+        </w:rPr>
+        <w:t xml:space="preserve">και θα απαιτεί λιγότερα </w:t>
+      </w:r>
+      <w:r>
+        <w:rPr>
+          <w:rFonts w:ascii="Times New Roman" w:hAnsi="Times New Roman" w:cs="Times New Roman"/>
+          <w:sz w:val="24"/>
+          <w:szCs w:val="24"/>
+          <w:lang w:val="el-GR"/>
+        </w:rPr>
+        <w:t xml:space="preserve"> </w:t>
+      </w:r>
+      <w:r>
+        <w:rPr>
+          <w:rFonts w:ascii="Times New Roman" w:hAnsi="Times New Roman" w:cs="Times New Roman"/>
+          <w:sz w:val="24"/>
+          <w:szCs w:val="24"/>
+          <w:lang w:val="en-US"/>
+        </w:rPr>
+        <w:t>resources</w:t>
+      </w:r>
+      <w:r>
+        <w:rPr>
+          <w:rFonts w:ascii="Times New Roman" w:hAnsi="Times New Roman" w:cs="Times New Roman"/>
+          <w:sz w:val="24"/>
+          <w:szCs w:val="24"/>
+          <w:lang w:val="el-GR"/>
+        </w:rPr>
+        <w:t xml:space="preserve"> </w:t>
+      </w:r>
+      <w:r>
+        <w:rPr>
+          <w:rFonts w:ascii="Times New Roman" w:hAnsi="Times New Roman" w:cs="Times New Roman"/>
+          <w:sz w:val="24"/>
+          <w:szCs w:val="24"/>
+          <w:lang w:val="el-GR"/>
+        </w:rPr>
+        <w:t>(</w:t>
+      </w:r>
+      <w:proofErr w:type="spellStart"/>
+      <w:r>
+        <w:rPr>
+          <w:rFonts w:ascii="Times New Roman" w:hAnsi="Times New Roman" w:cs="Times New Roman"/>
+          <w:sz w:val="24"/>
+          <w:szCs w:val="24"/>
+          <w:lang w:val="el-GR"/>
+        </w:rPr>
+        <w:t>λογικες</w:t>
+      </w:r>
+      <w:proofErr w:type="spellEnd"/>
+      <w:r>
+        <w:rPr>
+          <w:rFonts w:ascii="Times New Roman" w:hAnsi="Times New Roman" w:cs="Times New Roman"/>
+          <w:sz w:val="24"/>
+          <w:szCs w:val="24"/>
+          <w:lang w:val="el-GR"/>
+        </w:rPr>
+        <w:t xml:space="preserve"> </w:t>
+      </w:r>
+      <w:proofErr w:type="spellStart"/>
+      <w:r>
+        <w:rPr>
+          <w:rFonts w:ascii="Times New Roman" w:hAnsi="Times New Roman" w:cs="Times New Roman"/>
+          <w:sz w:val="24"/>
+          <w:szCs w:val="24"/>
+          <w:lang w:val="el-GR"/>
+        </w:rPr>
+        <w:t>πυλες</w:t>
+      </w:r>
+      <w:proofErr w:type="spellEnd"/>
+      <w:r>
+        <w:rPr>
+          <w:rFonts w:ascii="Times New Roman" w:hAnsi="Times New Roman" w:cs="Times New Roman"/>
+          <w:sz w:val="24"/>
+          <w:szCs w:val="24"/>
+          <w:lang w:val="el-GR"/>
+        </w:rPr>
+        <w:t xml:space="preserve"> και καλώδια ) στην κατασκευή του.</w:t>
+      </w:r>
+    </w:p>
+    <w:p>
+      <w:pPr>
+        <w:rPr>
+          <w:rFonts w:ascii="Times New Roman" w:hAnsi="Times New Roman" w:cs="Times New Roman"/>
+          <w:sz w:val="24"/>
+          <w:szCs w:val="24"/>
+          <w:lang w:val="el-GR"/>
+        </w:rPr>
+      </w:pPr>
+    </w:p>
+    <w:p>
+      <w:pPr>
+        <w:rPr>
+          <w:rFonts w:ascii="Times New Roman" w:hAnsi="Times New Roman" w:cs="Times New Roman"/>
+          <w:sz w:val="24"/>
+          <w:szCs w:val="24"/>
+          <w:lang w:val="el-GR"/>
         </w:rPr>
       </w:pPr>
     </w:p>
@@ -10869,7 +17161,7 @@
   <w:style w:type="paragraph" w:default="1" w:styleId="Normal">
     <w:name w:val="Normal"/>
     <w:qFormat/>
-    <w:rsid w:val="008346C4"/>
+    <w:rsid w:val="000B12A4"/>
     <w:pPr>
       <w:spacing w:line="256" w:lineRule="auto"/>
     </w:pPr>
@@ -11447,6 +17739,30 @@
       </w:tblBorders>
     </w:tblPr>
   </w:style>
+  <w:style w:type="table" w:customStyle="1" w:styleId="TableGrid1">
+    <w:name w:val="Table Grid1"/>
+    <w:basedOn w:val="TableNormal"/>
+    <w:next w:val="TableGrid"/>
+    <w:uiPriority w:val="39"/>
+    <w:rsid w:val="00086D08"/>
+    <w:pPr>
+      <w:spacing w:after="0" w:line="240" w:lineRule="auto"/>
+    </w:pPr>
+    <w:rPr>
+      <w:rFonts w:ascii="Aptos" w:eastAsia="Aptos" w:hAnsi="Aptos" w:cs="Times New Roman"/>
+    </w:rPr>
+    <w:tblPr>
+      <w:tblInd w:w="0" w:type="nil"/>
+      <w:tblBorders>
+        <w:top w:val="single" w:sz="4" w:space="0" w:color="auto"/>
+        <w:left w:val="single" w:sz="4" w:space="0" w:color="auto"/>
+        <w:bottom w:val="single" w:sz="4" w:space="0" w:color="auto"/>
+        <w:right w:val="single" w:sz="4" w:space="0" w:color="auto"/>
+        <w:insideH w:val="single" w:sz="4" w:space="0" w:color="auto"/>
+        <w:insideV w:val="single" w:sz="4" w:space="0" w:color="auto"/>
+      </w:tblBorders>
+    </w:tblPr>
+  </w:style>
 </w:styles>
 </file>
 

--- a/advcomparch-ex1-helpcode/docs/AdvCompArch_1_03121644.docx
+++ b/advcomparch-ex1-helpcode/docs/AdvCompArch_1_03121644.docx
@@ -16690,7 +16690,6 @@
         </w:rPr>
         <w:t>(</w:t>
       </w:r>
-      <w:proofErr w:type="spellStart"/>
       <w:r>
         <w:rPr>
           <w:rFonts w:ascii="Times New Roman" w:hAnsi="Times New Roman" w:cs="Times New Roman"/>
@@ -16698,9 +16697,8 @@
           <w:szCs w:val="24"/>
           <w:lang w:val="el-GR"/>
         </w:rPr>
-        <w:t>λογικες</w:t>
-      </w:r>
-      <w:proofErr w:type="spellEnd"/>
+        <w:t>λογικές</w:t>
+      </w:r>
       <w:r>
         <w:rPr>
           <w:rFonts w:ascii="Times New Roman" w:hAnsi="Times New Roman" w:cs="Times New Roman"/>
@@ -16710,7 +16708,6 @@
         </w:rPr>
         <w:t xml:space="preserve"> </w:t>
       </w:r>
-      <w:proofErr w:type="spellStart"/>
       <w:r>
         <w:rPr>
           <w:rFonts w:ascii="Times New Roman" w:hAnsi="Times New Roman" w:cs="Times New Roman"/>
@@ -16718,9 +16715,8 @@
           <w:szCs w:val="24"/>
           <w:lang w:val="el-GR"/>
         </w:rPr>
-        <w:t>πυλες</w:t>
-      </w:r>
-      <w:proofErr w:type="spellEnd"/>
+        <w:t>πύλες</w:t>
+      </w:r>
       <w:r>
         <w:rPr>
           <w:rFonts w:ascii="Times New Roman" w:hAnsi="Times New Roman" w:cs="Times New Roman"/>
@@ -16747,7 +16743,7 @@
           <w:rFonts w:ascii="Times New Roman" w:hAnsi="Times New Roman" w:cs="Times New Roman"/>
           <w:sz w:val="24"/>
           <w:szCs w:val="24"/>
-          <w:lang w:val="el-GR"/>
+          <w:lang w:val="en-US"/>
         </w:rPr>
       </w:pPr>
     </w:p>

--- a/advcomparch-ex1-helpcode/docs/AdvCompArch_1_03121644.docx
+++ b/advcomparch-ex1-helpcode/docs/AdvCompArch_1_03121644.docx
@@ -80,7 +80,7 @@
                           </pic:cNvPicPr>
                         </pic:nvPicPr>
                         <pic:blipFill>
-                          <a:blip r:embed="rId4">
+                          <a:blip r:embed="rId5">
                             <a:extLst>
                               <a:ext uri="{28A0092B-C50C-407E-A947-70E740481C1C}">
                                 <a14:useLocalDpi xmlns:a14="http://schemas.microsoft.com/office/drawing/2010/main" val="0"/>
@@ -10038,18 +10038,19 @@
     </w:p>
     <w:p>
       <w:pPr>
-        <w:rPr>
-          <w:rFonts w:ascii="Times New Roman" w:hAnsi="Times New Roman" w:cs="Times New Roman"/>
-          <w:sz w:val="24"/>
-          <w:szCs w:val="24"/>
-          <w:lang w:val="en-US"/>
+        <w:pStyle w:val="ListParagraph"/>
+        <w:numPr>
+          <w:ilvl w:val="0"/>
+          <w:numId w:val="1"/>
+        </w:numPr>
+        <w:rPr>
+          <w:rFonts w:ascii="Times New Roman" w:hAnsi="Times New Roman" w:cs="Times New Roman"/>
+          <w:lang w:val="el-GR"/>
         </w:rPr>
       </w:pPr>
       <w:r>
         <w:rPr>
           <w:rFonts w:ascii="Times New Roman" w:hAnsi="Times New Roman" w:cs="Times New Roman"/>
-          <w:sz w:val="24"/>
-          <w:szCs w:val="24"/>
           <w:lang w:val="el-GR"/>
         </w:rPr>
         <w:t>Η</w:t>
@@ -10057,16 +10058,13 @@
       <w:r>
         <w:rPr>
           <w:rFonts w:ascii="Times New Roman" w:hAnsi="Times New Roman" w:cs="Times New Roman"/>
-          <w:sz w:val="24"/>
-          <w:szCs w:val="24"/>
+          <w:lang w:val="en-GB"/>
         </w:rPr>
         <w:t xml:space="preserve"> </w:t>
       </w:r>
       <w:r>
         <w:rPr>
           <w:rFonts w:ascii="Times New Roman" w:hAnsi="Times New Roman" w:cs="Times New Roman"/>
-          <w:sz w:val="24"/>
-          <w:szCs w:val="24"/>
           <w:lang w:val="el-GR"/>
         </w:rPr>
         <w:t>υλοποίηση</w:t>
@@ -10074,16 +10072,13 @@
       <w:r>
         <w:rPr>
           <w:rFonts w:ascii="Times New Roman" w:hAnsi="Times New Roman" w:cs="Times New Roman"/>
-          <w:sz w:val="24"/>
-          <w:szCs w:val="24"/>
+          <w:lang w:val="en-GB"/>
         </w:rPr>
         <w:t xml:space="preserve"> </w:t>
       </w:r>
       <w:r>
         <w:rPr>
           <w:rFonts w:ascii="Times New Roman" w:hAnsi="Times New Roman" w:cs="Times New Roman"/>
-          <w:sz w:val="24"/>
-          <w:szCs w:val="24"/>
           <w:lang w:val="el-GR"/>
         </w:rPr>
         <w:t>των</w:t>
@@ -10091,67 +10086,52 @@
       <w:r>
         <w:rPr>
           <w:rFonts w:ascii="Times New Roman" w:hAnsi="Times New Roman" w:cs="Times New Roman"/>
-          <w:sz w:val="24"/>
-          <w:szCs w:val="24"/>
+          <w:lang w:val="en-GB"/>
         </w:rPr>
         <w:t xml:space="preserve"> </w:t>
       </w:r>
       <w:r>
         <w:rPr>
           <w:rFonts w:ascii="Times New Roman" w:hAnsi="Times New Roman" w:cs="Times New Roman"/>
-          <w:sz w:val="24"/>
-          <w:szCs w:val="24"/>
-          <w:lang w:val="en-US"/>
         </w:rPr>
         <w:t>n</w:t>
       </w:r>
       <w:r>
         <w:rPr>
           <w:rFonts w:ascii="Times New Roman" w:hAnsi="Times New Roman" w:cs="Times New Roman"/>
-          <w:sz w:val="24"/>
-          <w:szCs w:val="24"/>
+          <w:lang w:val="en-GB"/>
         </w:rPr>
         <w:t>-</w:t>
       </w:r>
       <w:r>
         <w:rPr>
           <w:rFonts w:ascii="Times New Roman" w:hAnsi="Times New Roman" w:cs="Times New Roman"/>
-          <w:sz w:val="24"/>
-          <w:szCs w:val="24"/>
-          <w:lang w:val="en-US"/>
         </w:rPr>
         <w:t>bit</w:t>
       </w:r>
       <w:r>
         <w:rPr>
           <w:rFonts w:ascii="Times New Roman" w:hAnsi="Times New Roman" w:cs="Times New Roman"/>
-          <w:sz w:val="24"/>
-          <w:szCs w:val="24"/>
+          <w:lang w:val="en-GB"/>
         </w:rPr>
         <w:t xml:space="preserve"> </w:t>
       </w:r>
       <w:r>
         <w:rPr>
           <w:rFonts w:ascii="Times New Roman" w:hAnsi="Times New Roman" w:cs="Times New Roman"/>
-          <w:sz w:val="24"/>
-          <w:szCs w:val="24"/>
-          <w:lang w:val="en-US"/>
         </w:rPr>
         <w:t>predictor</w:t>
       </w:r>
       <w:r>
         <w:rPr>
           <w:rFonts w:ascii="Times New Roman" w:hAnsi="Times New Roman" w:cs="Times New Roman"/>
-          <w:sz w:val="24"/>
-          <w:szCs w:val="24"/>
+          <w:lang w:val="en-GB"/>
         </w:rPr>
         <w:t xml:space="preserve"> </w:t>
       </w:r>
       <w:r>
         <w:rPr>
           <w:rFonts w:ascii="Times New Roman" w:hAnsi="Times New Roman" w:cs="Times New Roman"/>
-          <w:sz w:val="24"/>
-          <w:szCs w:val="24"/>
           <w:lang w:val="el-GR"/>
         </w:rPr>
         <w:t>γίνονται</w:t>
@@ -10159,16 +10139,13 @@
       <w:r>
         <w:rPr>
           <w:rFonts w:ascii="Times New Roman" w:hAnsi="Times New Roman" w:cs="Times New Roman"/>
-          <w:sz w:val="24"/>
-          <w:szCs w:val="24"/>
+          <w:lang w:val="en-GB"/>
         </w:rPr>
         <w:t xml:space="preserve"> </w:t>
       </w:r>
       <w:r>
         <w:rPr>
           <w:rFonts w:ascii="Times New Roman" w:hAnsi="Times New Roman" w:cs="Times New Roman"/>
-          <w:sz w:val="24"/>
-          <w:szCs w:val="24"/>
           <w:lang w:val="el-GR"/>
         </w:rPr>
         <w:t>δημιουργώντας</w:t>
@@ -10176,16 +10153,13 @@
       <w:r>
         <w:rPr>
           <w:rFonts w:ascii="Times New Roman" w:hAnsi="Times New Roman" w:cs="Times New Roman"/>
-          <w:sz w:val="24"/>
-          <w:szCs w:val="24"/>
+          <w:lang w:val="en-GB"/>
         </w:rPr>
         <w:t xml:space="preserve"> </w:t>
       </w:r>
       <w:r>
         <w:rPr>
           <w:rFonts w:ascii="Times New Roman" w:hAnsi="Times New Roman" w:cs="Times New Roman"/>
-          <w:sz w:val="24"/>
-          <w:szCs w:val="24"/>
           <w:lang w:val="el-GR"/>
         </w:rPr>
         <w:t>στο</w:t>
@@ -10193,8 +10167,7 @@
       <w:r>
         <w:rPr>
           <w:rFonts w:ascii="Times New Roman" w:hAnsi="Times New Roman" w:cs="Times New Roman"/>
-          <w:sz w:val="24"/>
-          <w:szCs w:val="24"/>
+          <w:lang w:val="en-GB"/>
         </w:rPr>
         <w:t xml:space="preserve"> </w:t>
       </w:r>
@@ -10202,9 +10175,6 @@
       <w:r>
         <w:rPr>
           <w:rFonts w:ascii="Times New Roman" w:hAnsi="Times New Roman" w:cs="Times New Roman"/>
-          <w:sz w:val="24"/>
-          <w:szCs w:val="24"/>
-          <w:lang w:val="en-US"/>
         </w:rPr>
         <w:t>cslab</w:t>
       </w:r>
@@ -10212,25 +10182,20 @@
       <w:r>
         <w:rPr>
           <w:rFonts w:ascii="Times New Roman" w:hAnsi="Times New Roman" w:cs="Times New Roman"/>
-          <w:sz w:val="24"/>
-          <w:szCs w:val="24"/>
+          <w:lang w:val="en-GB"/>
         </w:rPr>
         <w:t>_</w:t>
       </w:r>
       <w:r>
         <w:rPr>
           <w:rFonts w:ascii="Times New Roman" w:hAnsi="Times New Roman" w:cs="Times New Roman"/>
-          <w:sz w:val="24"/>
-          <w:szCs w:val="24"/>
-          <w:lang w:val="en-US"/>
         </w:rPr>
         <w:t>branch</w:t>
       </w:r>
       <w:r>
         <w:rPr>
           <w:rFonts w:ascii="Times New Roman" w:hAnsi="Times New Roman" w:cs="Times New Roman"/>
-          <w:sz w:val="24"/>
-          <w:szCs w:val="24"/>
+          <w:lang w:val="en-GB"/>
         </w:rPr>
         <w:t>.</w:t>
       </w:r>
@@ -10238,9 +10203,6 @@
       <w:r>
         <w:rPr>
           <w:rFonts w:ascii="Times New Roman" w:hAnsi="Times New Roman" w:cs="Times New Roman"/>
-          <w:sz w:val="24"/>
-          <w:szCs w:val="24"/>
-          <w:lang w:val="en-US"/>
         </w:rPr>
         <w:t>cpp</w:t>
       </w:r>
@@ -10248,16 +10210,13 @@
       <w:r>
         <w:rPr>
           <w:rFonts w:ascii="Times New Roman" w:hAnsi="Times New Roman" w:cs="Times New Roman"/>
-          <w:sz w:val="24"/>
-          <w:szCs w:val="24"/>
+          <w:lang w:val="en-GB"/>
         </w:rPr>
         <w:t xml:space="preserve"> 4 </w:t>
       </w:r>
       <w:r>
         <w:rPr>
           <w:rFonts w:ascii="Times New Roman" w:hAnsi="Times New Roman" w:cs="Times New Roman"/>
-          <w:sz w:val="24"/>
-          <w:szCs w:val="24"/>
           <w:lang w:val="el-GR"/>
         </w:rPr>
         <w:t>καινούριους</w:t>
@@ -10265,8 +10224,7 @@
       <w:r>
         <w:rPr>
           <w:rFonts w:ascii="Times New Roman" w:hAnsi="Times New Roman" w:cs="Times New Roman"/>
-          <w:sz w:val="24"/>
-          <w:szCs w:val="24"/>
+          <w:lang w:val="en-GB"/>
         </w:rPr>
         <w:t xml:space="preserve"> </w:t>
       </w:r>
@@ -10274,9 +10232,6 @@
       <w:r>
         <w:rPr>
           <w:rFonts w:ascii="Times New Roman" w:hAnsi="Times New Roman" w:cs="Times New Roman"/>
-          <w:sz w:val="24"/>
-          <w:szCs w:val="24"/>
-          <w:lang w:val="en-US"/>
         </w:rPr>
         <w:t>NbitPredictor</w:t>
       </w:r>
@@ -10284,16 +10239,13 @@
       <w:r>
         <w:rPr>
           <w:rFonts w:ascii="Times New Roman" w:hAnsi="Times New Roman" w:cs="Times New Roman"/>
-          <w:sz w:val="24"/>
-          <w:szCs w:val="24"/>
+          <w:lang w:val="en-GB"/>
         </w:rPr>
         <w:t xml:space="preserve"> </w:t>
       </w:r>
       <w:r>
         <w:rPr>
           <w:rFonts w:ascii="Times New Roman" w:hAnsi="Times New Roman" w:cs="Times New Roman"/>
-          <w:sz w:val="24"/>
-          <w:szCs w:val="24"/>
           <w:lang w:val="el-GR"/>
         </w:rPr>
         <w:t>με</w:t>
@@ -10301,16 +10253,13 @@
       <w:r>
         <w:rPr>
           <w:rFonts w:ascii="Times New Roman" w:hAnsi="Times New Roman" w:cs="Times New Roman"/>
-          <w:sz w:val="24"/>
-          <w:szCs w:val="24"/>
+          <w:lang w:val="en-GB"/>
         </w:rPr>
         <w:t xml:space="preserve"> </w:t>
       </w:r>
       <w:r>
         <w:rPr>
           <w:rFonts w:ascii="Times New Roman" w:hAnsi="Times New Roman" w:cs="Times New Roman"/>
-          <w:sz w:val="24"/>
-          <w:szCs w:val="24"/>
           <w:lang w:val="el-GR"/>
         </w:rPr>
         <w:t>ορίσματα</w:t>
@@ -10318,8 +10267,7 @@
       <w:r>
         <w:rPr>
           <w:rFonts w:ascii="Times New Roman" w:hAnsi="Times New Roman" w:cs="Times New Roman"/>
-          <w:sz w:val="24"/>
-          <w:szCs w:val="24"/>
+          <w:lang w:val="en-GB"/>
         </w:rPr>
         <w:t xml:space="preserve">  (14,1) , (14,2), (14,3) , (14,4) </w:t>
       </w:r>
@@ -10327,8 +10275,6 @@
       <w:r>
         <w:rPr>
           <w:rFonts w:ascii="Times New Roman" w:hAnsi="Times New Roman" w:cs="Times New Roman"/>
-          <w:sz w:val="24"/>
-          <w:szCs w:val="24"/>
           <w:lang w:val="el-GR"/>
         </w:rPr>
         <w:t>αρα</w:t>
@@ -10337,42 +10283,39 @@
       <w:r>
         <w:rPr>
           <w:rFonts w:ascii="Times New Roman" w:hAnsi="Times New Roman" w:cs="Times New Roman"/>
-          <w:sz w:val="24"/>
-          <w:szCs w:val="24"/>
+          <w:lang w:val="en-GB"/>
         </w:rPr>
         <w:t xml:space="preserve"> 2^14 </w:t>
       </w:r>
       <w:r>
         <w:rPr>
           <w:rFonts w:ascii="Times New Roman" w:hAnsi="Times New Roman" w:cs="Times New Roman"/>
-          <w:sz w:val="24"/>
-          <w:szCs w:val="24"/>
-          <w:lang w:val="en-US"/>
         </w:rPr>
         <w:t>BHT</w:t>
       </w:r>
       <w:r>
         <w:rPr>
           <w:rFonts w:ascii="Times New Roman" w:hAnsi="Times New Roman" w:cs="Times New Roman"/>
-          <w:sz w:val="24"/>
-          <w:szCs w:val="24"/>
+          <w:lang w:val="en-GB"/>
         </w:rPr>
         <w:t xml:space="preserve"> </w:t>
       </w:r>
       <w:r>
         <w:rPr>
           <w:rFonts w:ascii="Times New Roman" w:hAnsi="Times New Roman" w:cs="Times New Roman"/>
-          <w:sz w:val="24"/>
-          <w:szCs w:val="24"/>
-          <w:lang w:val="en-US"/>
-        </w:rPr>
-        <w:t xml:space="preserve">entries </w:t>
-      </w:r>
-      <w:r>
-        <w:rPr>
-          <w:rFonts w:ascii="Times New Roman" w:hAnsi="Times New Roman" w:cs="Times New Roman"/>
-          <w:sz w:val="24"/>
-          <w:szCs w:val="24"/>
+        </w:rPr>
+        <w:t>entries</w:t>
+      </w:r>
+      <w:r>
+        <w:rPr>
+          <w:rFonts w:ascii="Times New Roman" w:hAnsi="Times New Roman" w:cs="Times New Roman"/>
+          <w:lang w:val="en-GB"/>
+        </w:rPr>
+        <w:t xml:space="preserve"> </w:t>
+      </w:r>
+      <w:r>
+        <w:rPr>
+          <w:rFonts w:ascii="Times New Roman" w:hAnsi="Times New Roman" w:cs="Times New Roman"/>
           <w:lang w:val="el-GR"/>
         </w:rPr>
         <w:t>και</w:t>
@@ -10380,8 +10323,7 @@
       <w:r>
         <w:rPr>
           <w:rFonts w:ascii="Times New Roman" w:hAnsi="Times New Roman" w:cs="Times New Roman"/>
-          <w:sz w:val="24"/>
-          <w:szCs w:val="24"/>
+          <w:lang w:val="en-GB"/>
         </w:rPr>
         <w:t xml:space="preserve"> 1 </w:t>
       </w:r>
@@ -10389,8 +10331,6 @@
       <w:r>
         <w:rPr>
           <w:rFonts w:ascii="Times New Roman" w:hAnsi="Times New Roman" w:cs="Times New Roman"/>
-          <w:sz w:val="24"/>
-          <w:szCs w:val="24"/>
           <w:lang w:val="el-GR"/>
         </w:rPr>
         <w:t>εως</w:t>
@@ -10399,25 +10339,26 @@
       <w:r>
         <w:rPr>
           <w:rFonts w:ascii="Times New Roman" w:hAnsi="Times New Roman" w:cs="Times New Roman"/>
-          <w:sz w:val="24"/>
-          <w:szCs w:val="24"/>
+          <w:lang w:val="en-GB"/>
         </w:rPr>
         <w:t xml:space="preserve"> 4 </w:t>
       </w:r>
       <w:r>
         <w:rPr>
           <w:rFonts w:ascii="Times New Roman" w:hAnsi="Times New Roman" w:cs="Times New Roman"/>
-          <w:sz w:val="24"/>
-          <w:szCs w:val="24"/>
-          <w:lang w:val="en-US"/>
-        </w:rPr>
-        <w:t xml:space="preserve">bit </w:t>
-      </w:r>
-      <w:r>
-        <w:rPr>
-          <w:rFonts w:ascii="Times New Roman" w:hAnsi="Times New Roman" w:cs="Times New Roman"/>
-          <w:sz w:val="24"/>
-          <w:szCs w:val="24"/>
+        </w:rPr>
+        <w:t>bit</w:t>
+      </w:r>
+      <w:r>
+        <w:rPr>
+          <w:rFonts w:ascii="Times New Roman" w:hAnsi="Times New Roman" w:cs="Times New Roman"/>
+          <w:lang w:val="en-GB"/>
+        </w:rPr>
+        <w:t xml:space="preserve"> </w:t>
+      </w:r>
+      <w:r>
+        <w:rPr>
+          <w:rFonts w:ascii="Times New Roman" w:hAnsi="Times New Roman" w:cs="Times New Roman"/>
           <w:lang w:val="el-GR"/>
         </w:rPr>
         <w:t>αναλόγως</w:t>
@@ -10425,28 +10366,16 @@
       <w:r>
         <w:rPr>
           <w:rFonts w:ascii="Times New Roman" w:hAnsi="Times New Roman" w:cs="Times New Roman"/>
-          <w:sz w:val="24"/>
-          <w:szCs w:val="24"/>
+          <w:lang w:val="en-GB"/>
         </w:rPr>
         <w:t xml:space="preserve">. </w:t>
       </w:r>
       <w:r>
         <w:rPr>
           <w:rFonts w:ascii="Times New Roman" w:hAnsi="Times New Roman" w:cs="Times New Roman"/>
-          <w:sz w:val="24"/>
-          <w:szCs w:val="24"/>
-          <w:lang w:val="el-GR"/>
-        </w:rPr>
-        <w:t>Οι αποδόσεις φαίνονται παρακάτω</w:t>
-      </w:r>
-      <w:r>
-        <w:rPr>
-          <w:rFonts w:ascii="Times New Roman" w:hAnsi="Times New Roman" w:cs="Times New Roman"/>
-          <w:sz w:val="24"/>
-          <w:szCs w:val="24"/>
-          <w:lang w:val="en-US"/>
-        </w:rPr>
-        <w:t>:</w:t>
+          <w:lang w:val="el-GR"/>
+        </w:rPr>
+        <w:t>Οι αποδόσεις φαίνονται παρακάτω:</w:t>
       </w:r>
     </w:p>
     <w:tbl>
@@ -13861,7 +13790,7 @@
           <w:rFonts w:ascii="Times New Roman" w:hAnsi="Times New Roman" w:cs="Times New Roman"/>
           <w:sz w:val="24"/>
           <w:szCs w:val="24"/>
-          <w:lang w:val="en-US"/>
+          <w:lang w:val="el-GR"/>
         </w:rPr>
       </w:pPr>
       <w:r>
@@ -13997,7 +13926,7 @@
           <w:rFonts w:ascii="Times New Roman" w:hAnsi="Times New Roman" w:cs="Times New Roman"/>
           <w:sz w:val="24"/>
           <w:szCs w:val="24"/>
-          <w:lang w:val="en-US"/>
+          <w:lang w:val="el-GR"/>
         </w:rPr>
       </w:pPr>
     </w:p>
@@ -14007,7 +13936,7 @@
           <w:rFonts w:ascii="Times New Roman" w:hAnsi="Times New Roman" w:cs="Times New Roman"/>
           <w:sz w:val="24"/>
           <w:szCs w:val="24"/>
-          <w:lang w:val="en-US"/>
+          <w:lang w:val="el-GR"/>
         </w:rPr>
       </w:pPr>
     </w:p>
@@ -14017,7 +13946,7 @@
           <w:rFonts w:ascii="Times New Roman" w:hAnsi="Times New Roman" w:cs="Times New Roman"/>
           <w:sz w:val="24"/>
           <w:szCs w:val="24"/>
-          <w:lang w:val="en-US"/>
+          <w:lang w:val="el-GR"/>
         </w:rPr>
       </w:pPr>
     </w:p>
@@ -14027,7 +13956,7 @@
           <w:rFonts w:ascii="Times New Roman" w:hAnsi="Times New Roman" w:cs="Times New Roman"/>
           <w:sz w:val="24"/>
           <w:szCs w:val="24"/>
-          <w:lang w:val="en-US"/>
+          <w:lang w:val="el-GR"/>
         </w:rPr>
       </w:pPr>
     </w:p>
@@ -16739,6 +16668,7260 @@
     </w:p>
     <w:p>
       <w:pPr>
+        <w:pStyle w:val="ListParagraph"/>
+        <w:numPr>
+          <w:ilvl w:val="0"/>
+          <w:numId w:val="1"/>
+        </w:numPr>
+        <w:rPr>
+          <w:rFonts w:ascii="Times New Roman" w:hAnsi="Times New Roman" w:cs="Times New Roman"/>
+          <w:lang w:val="el-GR"/>
+        </w:rPr>
+      </w:pPr>
+      <w:r>
+        <w:rPr>
+          <w:rFonts w:ascii="Times New Roman" w:hAnsi="Times New Roman" w:cs="Times New Roman"/>
+          <w:lang w:val="el-GR"/>
+        </w:rPr>
+        <w:t xml:space="preserve">Για Ν=2 υλοποίησα την κλάση </w:t>
+      </w:r>
+      <w:r>
+        <w:rPr>
+          <w:rFonts w:ascii="Times New Roman" w:hAnsi="Times New Roman" w:cs="Times New Roman"/>
+        </w:rPr>
+        <w:t>FSM</w:t>
+      </w:r>
+      <w:r>
+        <w:rPr>
+          <w:rFonts w:ascii="Times New Roman" w:hAnsi="Times New Roman" w:cs="Times New Roman"/>
+          <w:lang w:val="el-GR"/>
+        </w:rPr>
+        <w:t>2</w:t>
+      </w:r>
+      <w:proofErr w:type="spellStart"/>
+      <w:r>
+        <w:rPr>
+          <w:rFonts w:ascii="Times New Roman" w:hAnsi="Times New Roman" w:cs="Times New Roman"/>
+        </w:rPr>
+        <w:t>BitPredictor</w:t>
+      </w:r>
+      <w:proofErr w:type="spellEnd"/>
+      <w:r>
+        <w:rPr>
+          <w:rFonts w:ascii="Times New Roman" w:hAnsi="Times New Roman" w:cs="Times New Roman"/>
+          <w:lang w:val="el-GR"/>
+        </w:rPr>
+        <w:t xml:space="preserve"> </w:t>
+      </w:r>
+      <w:r>
+        <w:rPr>
+          <w:rFonts w:ascii="Times New Roman" w:hAnsi="Times New Roman" w:cs="Times New Roman"/>
+          <w:lang w:val="el-GR"/>
+        </w:rPr>
+        <w:drawing>
+          <wp:inline distT="0" distB="0" distL="0" distR="0" wp14:anchorId="049573C6" wp14:editId="3B7ABE75">
+            <wp:extent cx="5943600" cy="2635885"/>
+            <wp:effectExtent l="0" t="0" r="0" b="0"/>
+            <wp:docPr id="448815995" name="Picture 1"/>
+            <wp:cNvGraphicFramePr>
+              <a:graphicFrameLocks xmlns:a="http://schemas.openxmlformats.org/drawingml/2006/main" noChangeAspect="1"/>
+            </wp:cNvGraphicFramePr>
+            <a:graphic xmlns:a="http://schemas.openxmlformats.org/drawingml/2006/main">
+              <a:graphicData uri="http://schemas.openxmlformats.org/drawingml/2006/picture">
+                <pic:pic xmlns:pic="http://schemas.openxmlformats.org/drawingml/2006/picture">
+                  <pic:nvPicPr>
+                    <pic:cNvPr id="448815995" name=""/>
+                    <pic:cNvPicPr/>
+                  </pic:nvPicPr>
+                  <pic:blipFill>
+                    <a:blip r:embed="rId6"/>
+                    <a:stretch>
+                      <a:fillRect/>
+                    </a:stretch>
+                  </pic:blipFill>
+                  <pic:spPr>
+                    <a:xfrm>
+                      <a:off x="0" y="0"/>
+                      <a:ext cx="5943600" cy="2635885"/>
+                    </a:xfrm>
+                    <a:prstGeom prst="rect">
+                      <a:avLst/>
+                    </a:prstGeom>
+                  </pic:spPr>
+                </pic:pic>
+              </a:graphicData>
+            </a:graphic>
+          </wp:inline>
+        </w:drawing>
+      </w:r>
+    </w:p>
+    <w:p>
+      <w:pPr>
+        <w:rPr>
+          <w:rFonts w:ascii="Times New Roman" w:hAnsi="Times New Roman" w:cs="Times New Roman"/>
+          <w:sz w:val="24"/>
+          <w:szCs w:val="24"/>
+          <w:lang w:val="el-GR"/>
+        </w:rPr>
+      </w:pPr>
+    </w:p>
+    <w:p>
+      <w:pPr>
+        <w:rPr>
+          <w:rFonts w:ascii="Times New Roman" w:hAnsi="Times New Roman" w:cs="Times New Roman"/>
+          <w:sz w:val="24"/>
+          <w:szCs w:val="24"/>
+          <w:lang w:val="en-US"/>
+        </w:rPr>
+      </w:pPr>
+      <w:r>
+        <w:rPr>
+          <w:rFonts w:ascii="Times New Roman" w:hAnsi="Times New Roman" w:cs="Times New Roman"/>
+          <w:sz w:val="24"/>
+          <w:szCs w:val="24"/>
+          <w:lang w:val="el-GR"/>
+        </w:rPr>
+        <w:t>Κάνει</w:t>
+      </w:r>
+      <w:r>
+        <w:rPr>
+          <w:rFonts w:ascii="Times New Roman" w:hAnsi="Times New Roman" w:cs="Times New Roman"/>
+          <w:sz w:val="24"/>
+          <w:szCs w:val="24"/>
+          <w:lang w:val="el-GR"/>
+        </w:rPr>
+        <w:t xml:space="preserve"> </w:t>
+      </w:r>
+      <w:r>
+        <w:rPr>
+          <w:rFonts w:ascii="Times New Roman" w:hAnsi="Times New Roman" w:cs="Times New Roman"/>
+          <w:sz w:val="24"/>
+          <w:szCs w:val="24"/>
+          <w:lang w:val="en-US"/>
+        </w:rPr>
+        <w:t>extend</w:t>
+      </w:r>
+      <w:r>
+        <w:rPr>
+          <w:rFonts w:ascii="Times New Roman" w:hAnsi="Times New Roman" w:cs="Times New Roman"/>
+          <w:sz w:val="24"/>
+          <w:szCs w:val="24"/>
+          <w:lang w:val="el-GR"/>
+        </w:rPr>
+        <w:t xml:space="preserve"> </w:t>
+      </w:r>
+      <w:r>
+        <w:rPr>
+          <w:rFonts w:ascii="Times New Roman" w:hAnsi="Times New Roman" w:cs="Times New Roman"/>
+          <w:sz w:val="24"/>
+          <w:szCs w:val="24"/>
+          <w:lang w:val="el-GR"/>
+        </w:rPr>
+        <w:t>την</w:t>
+      </w:r>
+      <w:r>
+        <w:rPr>
+          <w:rFonts w:ascii="Times New Roman" w:hAnsi="Times New Roman" w:cs="Times New Roman"/>
+          <w:sz w:val="24"/>
+          <w:szCs w:val="24"/>
+          <w:lang w:val="el-GR"/>
+        </w:rPr>
+        <w:t xml:space="preserve"> </w:t>
+      </w:r>
+      <w:r>
+        <w:rPr>
+          <w:rFonts w:ascii="Times New Roman" w:hAnsi="Times New Roman" w:cs="Times New Roman"/>
+          <w:sz w:val="24"/>
+          <w:szCs w:val="24"/>
+          <w:lang w:val="el-GR"/>
+        </w:rPr>
+        <w:t>κλάση</w:t>
+      </w:r>
+      <w:r>
+        <w:rPr>
+          <w:rFonts w:ascii="Times New Roman" w:hAnsi="Times New Roman" w:cs="Times New Roman"/>
+          <w:sz w:val="24"/>
+          <w:szCs w:val="24"/>
+          <w:lang w:val="el-GR"/>
+        </w:rPr>
+        <w:t xml:space="preserve"> </w:t>
+      </w:r>
+      <w:proofErr w:type="spellStart"/>
+      <w:r>
+        <w:rPr>
+          <w:rFonts w:ascii="Times New Roman" w:hAnsi="Times New Roman" w:cs="Times New Roman"/>
+          <w:sz w:val="24"/>
+          <w:szCs w:val="24"/>
+          <w:lang w:val="en-US"/>
+        </w:rPr>
+        <w:t>BranchPredictor</w:t>
+      </w:r>
+      <w:proofErr w:type="spellEnd"/>
+      <w:r>
+        <w:rPr>
+          <w:rFonts w:ascii="Times New Roman" w:hAnsi="Times New Roman" w:cs="Times New Roman"/>
+          <w:sz w:val="24"/>
+          <w:szCs w:val="24"/>
+          <w:lang w:val="el-GR"/>
+        </w:rPr>
+        <w:t xml:space="preserve"> </w:t>
+      </w:r>
+      <w:r>
+        <w:rPr>
+          <w:rFonts w:ascii="Times New Roman" w:hAnsi="Times New Roman" w:cs="Times New Roman"/>
+          <w:sz w:val="24"/>
+          <w:szCs w:val="24"/>
+          <w:lang w:val="el-GR"/>
+        </w:rPr>
+        <w:t>και</w:t>
+      </w:r>
+      <w:r>
+        <w:rPr>
+          <w:rFonts w:ascii="Times New Roman" w:hAnsi="Times New Roman" w:cs="Times New Roman"/>
+          <w:sz w:val="24"/>
+          <w:szCs w:val="24"/>
+          <w:lang w:val="el-GR"/>
+        </w:rPr>
+        <w:t xml:space="preserve"> </w:t>
+      </w:r>
+      <w:r>
+        <w:rPr>
+          <w:rFonts w:ascii="Times New Roman" w:hAnsi="Times New Roman" w:cs="Times New Roman"/>
+          <w:sz w:val="24"/>
+          <w:szCs w:val="24"/>
+          <w:lang w:val="el-GR"/>
+        </w:rPr>
+        <w:t xml:space="preserve">δέχεται σαν όρισμα τα </w:t>
+      </w:r>
+      <w:r>
+        <w:rPr>
+          <w:rFonts w:ascii="Times New Roman" w:hAnsi="Times New Roman" w:cs="Times New Roman"/>
+          <w:sz w:val="24"/>
+          <w:szCs w:val="24"/>
+          <w:lang w:val="en-US"/>
+        </w:rPr>
+        <w:t>bits</w:t>
+      </w:r>
+      <w:r>
+        <w:rPr>
+          <w:rFonts w:ascii="Times New Roman" w:hAnsi="Times New Roman" w:cs="Times New Roman"/>
+          <w:sz w:val="24"/>
+          <w:szCs w:val="24"/>
+          <w:lang w:val="el-GR"/>
+        </w:rPr>
+        <w:t xml:space="preserve"> </w:t>
+      </w:r>
+      <w:r>
+        <w:rPr>
+          <w:rFonts w:ascii="Times New Roman" w:hAnsi="Times New Roman" w:cs="Times New Roman"/>
+          <w:sz w:val="24"/>
+          <w:szCs w:val="24"/>
+          <w:lang w:val="el-GR"/>
+        </w:rPr>
+        <w:t xml:space="preserve">του </w:t>
+      </w:r>
+      <w:r>
+        <w:rPr>
+          <w:rFonts w:ascii="Times New Roman" w:hAnsi="Times New Roman" w:cs="Times New Roman"/>
+          <w:sz w:val="24"/>
+          <w:szCs w:val="24"/>
+          <w:lang w:val="en-US"/>
+        </w:rPr>
+        <w:t>BHT</w:t>
+      </w:r>
+      <w:r>
+        <w:rPr>
+          <w:rFonts w:ascii="Times New Roman" w:hAnsi="Times New Roman" w:cs="Times New Roman"/>
+          <w:sz w:val="24"/>
+          <w:szCs w:val="24"/>
+          <w:lang w:val="el-GR"/>
+        </w:rPr>
+        <w:t xml:space="preserve">, την συμβολοσειρά από </w:t>
+      </w:r>
+      <w:r>
+        <w:rPr>
+          <w:rFonts w:ascii="Times New Roman" w:hAnsi="Times New Roman" w:cs="Times New Roman"/>
+          <w:sz w:val="24"/>
+          <w:szCs w:val="24"/>
+          <w:lang w:val="en-US"/>
+        </w:rPr>
+        <w:t>A</w:t>
+      </w:r>
+      <w:r>
+        <w:rPr>
+          <w:rFonts w:ascii="Times New Roman" w:hAnsi="Times New Roman" w:cs="Times New Roman"/>
+          <w:sz w:val="24"/>
+          <w:szCs w:val="24"/>
+          <w:lang w:val="el-GR"/>
+        </w:rPr>
+        <w:t>,,</w:t>
+      </w:r>
+      <w:r>
+        <w:rPr>
+          <w:rFonts w:ascii="Times New Roman" w:hAnsi="Times New Roman" w:cs="Times New Roman"/>
+          <w:sz w:val="24"/>
+          <w:szCs w:val="24"/>
+          <w:lang w:val="en-US"/>
+        </w:rPr>
+        <w:t>B</w:t>
+      </w:r>
+      <w:r>
+        <w:rPr>
+          <w:rFonts w:ascii="Times New Roman" w:hAnsi="Times New Roman" w:cs="Times New Roman"/>
+          <w:sz w:val="24"/>
+          <w:szCs w:val="24"/>
+          <w:lang w:val="el-GR"/>
+        </w:rPr>
+        <w:t>,</w:t>
+      </w:r>
+      <w:r>
+        <w:rPr>
+          <w:rFonts w:ascii="Times New Roman" w:hAnsi="Times New Roman" w:cs="Times New Roman"/>
+          <w:sz w:val="24"/>
+          <w:szCs w:val="24"/>
+          <w:lang w:val="en-US"/>
+        </w:rPr>
+        <w:t>C</w:t>
+      </w:r>
+      <w:r>
+        <w:rPr>
+          <w:rFonts w:ascii="Times New Roman" w:hAnsi="Times New Roman" w:cs="Times New Roman"/>
+          <w:sz w:val="24"/>
+          <w:szCs w:val="24"/>
+          <w:lang w:val="el-GR"/>
+        </w:rPr>
+        <w:t>,</w:t>
+      </w:r>
+      <w:r>
+        <w:rPr>
+          <w:rFonts w:ascii="Times New Roman" w:hAnsi="Times New Roman" w:cs="Times New Roman"/>
+          <w:sz w:val="24"/>
+          <w:szCs w:val="24"/>
+          <w:lang w:val="en-US"/>
+        </w:rPr>
+        <w:t>D</w:t>
+      </w:r>
+      <w:r>
+        <w:rPr>
+          <w:rFonts w:ascii="Times New Roman" w:hAnsi="Times New Roman" w:cs="Times New Roman"/>
+          <w:sz w:val="24"/>
+          <w:szCs w:val="24"/>
+          <w:lang w:val="el-GR"/>
+        </w:rPr>
+        <w:t xml:space="preserve"> </w:t>
+      </w:r>
+      <w:r>
+        <w:rPr>
+          <w:rFonts w:ascii="Times New Roman" w:hAnsi="Times New Roman" w:cs="Times New Roman"/>
+          <w:sz w:val="24"/>
+          <w:szCs w:val="24"/>
+          <w:lang w:val="el-GR"/>
+        </w:rPr>
+        <w:t xml:space="preserve">που ορίζει σύμφωνα με το </w:t>
+      </w:r>
+      <w:r>
+        <w:rPr>
+          <w:rFonts w:ascii="Times New Roman" w:hAnsi="Times New Roman" w:cs="Times New Roman"/>
+          <w:sz w:val="24"/>
+          <w:szCs w:val="24"/>
+          <w:lang w:val="en-US"/>
+        </w:rPr>
+        <w:t>paper</w:t>
+      </w:r>
+      <w:r>
+        <w:rPr>
+          <w:rFonts w:ascii="Times New Roman" w:hAnsi="Times New Roman" w:cs="Times New Roman"/>
+          <w:sz w:val="24"/>
+          <w:szCs w:val="24"/>
+          <w:lang w:val="el-GR"/>
+        </w:rPr>
+        <w:t xml:space="preserve"> </w:t>
+      </w:r>
+      <w:r>
+        <w:rPr>
+          <w:rFonts w:ascii="Times New Roman" w:hAnsi="Times New Roman" w:cs="Times New Roman"/>
+          <w:sz w:val="24"/>
+          <w:szCs w:val="24"/>
+        </w:rPr>
+        <w:t>Optimal</w:t>
+      </w:r>
+      <w:r>
+        <w:rPr>
+          <w:rFonts w:ascii="Times New Roman" w:hAnsi="Times New Roman" w:cs="Times New Roman"/>
+          <w:sz w:val="24"/>
+          <w:szCs w:val="24"/>
+          <w:lang w:val="el-GR"/>
+        </w:rPr>
+        <w:t xml:space="preserve"> 2-</w:t>
+      </w:r>
+      <w:r>
+        <w:rPr>
+          <w:rFonts w:ascii="Times New Roman" w:hAnsi="Times New Roman" w:cs="Times New Roman"/>
+          <w:sz w:val="24"/>
+          <w:szCs w:val="24"/>
+        </w:rPr>
+        <w:t>bit</w:t>
+      </w:r>
+      <w:r>
+        <w:rPr>
+          <w:rFonts w:ascii="Times New Roman" w:hAnsi="Times New Roman" w:cs="Times New Roman"/>
+          <w:sz w:val="24"/>
+          <w:szCs w:val="24"/>
+          <w:lang w:val="el-GR"/>
+        </w:rPr>
+        <w:t xml:space="preserve"> </w:t>
+      </w:r>
+      <w:r>
+        <w:rPr>
+          <w:rFonts w:ascii="Times New Roman" w:hAnsi="Times New Roman" w:cs="Times New Roman"/>
+          <w:sz w:val="24"/>
+          <w:szCs w:val="24"/>
+        </w:rPr>
+        <w:t>branch</w:t>
+      </w:r>
+      <w:r>
+        <w:rPr>
+          <w:rFonts w:ascii="Times New Roman" w:hAnsi="Times New Roman" w:cs="Times New Roman"/>
+          <w:sz w:val="24"/>
+          <w:szCs w:val="24"/>
+          <w:lang w:val="el-GR"/>
+        </w:rPr>
+        <w:t xml:space="preserve"> </w:t>
+      </w:r>
+      <w:r>
+        <w:rPr>
+          <w:rFonts w:ascii="Times New Roman" w:hAnsi="Times New Roman" w:cs="Times New Roman"/>
+          <w:sz w:val="24"/>
+          <w:szCs w:val="24"/>
+        </w:rPr>
+        <w:t>predictors</w:t>
+      </w:r>
+      <w:r>
+        <w:rPr>
+          <w:rFonts w:ascii="Times New Roman" w:hAnsi="Times New Roman" w:cs="Times New Roman"/>
+          <w:sz w:val="24"/>
+          <w:szCs w:val="24"/>
+          <w:lang w:val="el-GR"/>
+        </w:rPr>
+        <w:t xml:space="preserve"> </w:t>
+      </w:r>
+      <w:r>
+        <w:rPr>
+          <w:rFonts w:ascii="Times New Roman" w:hAnsi="Times New Roman" w:cs="Times New Roman"/>
+          <w:sz w:val="24"/>
+          <w:szCs w:val="24"/>
+          <w:lang w:val="el-GR"/>
+        </w:rPr>
+        <w:t xml:space="preserve">το κατάλληλο </w:t>
+      </w:r>
+      <w:r>
+        <w:rPr>
+          <w:rFonts w:ascii="Times New Roman" w:hAnsi="Times New Roman" w:cs="Times New Roman"/>
+          <w:sz w:val="24"/>
+          <w:szCs w:val="24"/>
+          <w:lang w:val="en-US"/>
+        </w:rPr>
+        <w:t>FSM</w:t>
+      </w:r>
+      <w:r>
+        <w:rPr>
+          <w:rFonts w:ascii="Times New Roman" w:hAnsi="Times New Roman" w:cs="Times New Roman"/>
+          <w:sz w:val="24"/>
+          <w:szCs w:val="24"/>
+          <w:lang w:val="el-GR"/>
+        </w:rPr>
+        <w:t>.(</w:t>
+      </w:r>
+      <w:r>
+        <w:rPr>
+          <w:rFonts w:ascii="Times New Roman" w:hAnsi="Times New Roman" w:cs="Times New Roman"/>
+          <w:sz w:val="24"/>
+          <w:szCs w:val="24"/>
+          <w:lang w:val="el-GR"/>
+        </w:rPr>
+        <w:t xml:space="preserve">πρακτικά για κάθε </w:t>
+      </w:r>
+      <w:r>
+        <w:rPr>
+          <w:rFonts w:ascii="Times New Roman" w:hAnsi="Times New Roman" w:cs="Times New Roman"/>
+          <w:sz w:val="24"/>
+          <w:szCs w:val="24"/>
+          <w:lang w:val="el-GR"/>
+        </w:rPr>
+        <w:t>“</w:t>
+      </w:r>
+      <w:r>
+        <w:rPr>
+          <w:rFonts w:ascii="Times New Roman" w:hAnsi="Times New Roman" w:cs="Times New Roman"/>
+          <w:sz w:val="24"/>
+          <w:szCs w:val="24"/>
+          <w:lang w:val="en-US"/>
+        </w:rPr>
+        <w:t>node</w:t>
+      </w:r>
+      <w:r>
+        <w:rPr>
+          <w:rFonts w:ascii="Times New Roman" w:hAnsi="Times New Roman" w:cs="Times New Roman"/>
+          <w:sz w:val="24"/>
+          <w:szCs w:val="24"/>
+          <w:lang w:val="el-GR"/>
+        </w:rPr>
+        <w:t xml:space="preserve">” </w:t>
+      </w:r>
+      <w:r>
+        <w:rPr>
+          <w:rFonts w:ascii="Times New Roman" w:hAnsi="Times New Roman" w:cs="Times New Roman"/>
+          <w:sz w:val="24"/>
+          <w:szCs w:val="24"/>
+          <w:lang w:val="el-GR"/>
+        </w:rPr>
+        <w:t xml:space="preserve">υπάρχει ένα </w:t>
+      </w:r>
+      <w:proofErr w:type="spellStart"/>
+      <w:r>
+        <w:rPr>
+          <w:rFonts w:ascii="Times New Roman" w:hAnsi="Times New Roman" w:cs="Times New Roman"/>
+          <w:sz w:val="24"/>
+          <w:szCs w:val="24"/>
+          <w:lang w:val="en-US"/>
+        </w:rPr>
+        <w:t>touple</w:t>
+      </w:r>
+      <w:proofErr w:type="spellEnd"/>
+      <w:r>
+        <w:rPr>
+          <w:rFonts w:ascii="Times New Roman" w:hAnsi="Times New Roman" w:cs="Times New Roman"/>
+          <w:sz w:val="24"/>
+          <w:szCs w:val="24"/>
+          <w:lang w:val="el-GR"/>
+        </w:rPr>
+        <w:t xml:space="preserve"> </w:t>
+      </w:r>
+      <w:r>
+        <w:rPr>
+          <w:rFonts w:ascii="Times New Roman" w:hAnsi="Times New Roman" w:cs="Times New Roman"/>
+          <w:sz w:val="24"/>
+          <w:szCs w:val="24"/>
+          <w:lang w:val="en-US"/>
+        </w:rPr>
+        <w:t>T</w:t>
+      </w:r>
+      <w:r>
+        <w:rPr>
+          <w:rFonts w:ascii="Times New Roman" w:hAnsi="Times New Roman" w:cs="Times New Roman"/>
+          <w:sz w:val="24"/>
+          <w:szCs w:val="24"/>
+          <w:lang w:val="el-GR"/>
+        </w:rPr>
+        <w:t>,</w:t>
+      </w:r>
+      <w:r>
+        <w:rPr>
+          <w:rFonts w:ascii="Times New Roman" w:hAnsi="Times New Roman" w:cs="Times New Roman"/>
+          <w:sz w:val="24"/>
+          <w:szCs w:val="24"/>
+          <w:lang w:val="en-US"/>
+        </w:rPr>
+        <w:t>NT</w:t>
+      </w:r>
+      <w:r>
+        <w:rPr>
+          <w:rFonts w:ascii="Times New Roman" w:hAnsi="Times New Roman" w:cs="Times New Roman"/>
+          <w:sz w:val="24"/>
+          <w:szCs w:val="24"/>
+          <w:lang w:val="el-GR"/>
+        </w:rPr>
+        <w:t xml:space="preserve"> </w:t>
+      </w:r>
+      <w:r>
+        <w:rPr>
+          <w:rFonts w:ascii="Times New Roman" w:hAnsi="Times New Roman" w:cs="Times New Roman"/>
+          <w:sz w:val="24"/>
+          <w:szCs w:val="24"/>
+          <w:lang w:val="el-GR"/>
+        </w:rPr>
+        <w:t xml:space="preserve">που δείχνει που πάνε με το κατάλληλο </w:t>
+      </w:r>
+      <w:r>
+        <w:rPr>
+          <w:rFonts w:ascii="Times New Roman" w:hAnsi="Times New Roman" w:cs="Times New Roman"/>
+          <w:sz w:val="24"/>
+          <w:szCs w:val="24"/>
+          <w:lang w:val="en-US"/>
+        </w:rPr>
+        <w:t>input</w:t>
+      </w:r>
+      <w:r>
+        <w:rPr>
+          <w:rFonts w:ascii="Times New Roman" w:hAnsi="Times New Roman" w:cs="Times New Roman"/>
+          <w:sz w:val="24"/>
+          <w:szCs w:val="24"/>
+          <w:lang w:val="el-GR"/>
+        </w:rPr>
+        <w:t xml:space="preserve">). </w:t>
+      </w:r>
+      <w:r>
+        <w:rPr>
+          <w:rFonts w:ascii="Times New Roman" w:hAnsi="Times New Roman" w:cs="Times New Roman"/>
+          <w:sz w:val="24"/>
+          <w:szCs w:val="24"/>
+          <w:lang w:val="el-GR"/>
+        </w:rPr>
+        <w:t xml:space="preserve">Με αυτόν τον τρόπο φαίνεται η κωδικοποίηση των 5 </w:t>
+      </w:r>
+      <w:r>
+        <w:rPr>
+          <w:rFonts w:ascii="Times New Roman" w:hAnsi="Times New Roman" w:cs="Times New Roman"/>
+          <w:sz w:val="24"/>
+          <w:szCs w:val="24"/>
+          <w:lang w:val="en-US"/>
+        </w:rPr>
+        <w:t>FSM</w:t>
+      </w:r>
+      <w:r>
+        <w:rPr>
+          <w:rFonts w:ascii="Times New Roman" w:hAnsi="Times New Roman" w:cs="Times New Roman"/>
+          <w:sz w:val="24"/>
+          <w:szCs w:val="24"/>
+          <w:lang w:val="el-GR"/>
+        </w:rPr>
+        <w:t xml:space="preserve"> </w:t>
+      </w:r>
+      <w:r>
+        <w:rPr>
+          <w:rFonts w:ascii="Times New Roman" w:hAnsi="Times New Roman" w:cs="Times New Roman"/>
+          <w:sz w:val="24"/>
+          <w:szCs w:val="24"/>
+          <w:lang w:val="el-GR"/>
+        </w:rPr>
+        <w:t>εκ των οποίων το 1</w:t>
+      </w:r>
+      <w:r>
+        <w:rPr>
+          <w:rFonts w:ascii="Times New Roman" w:hAnsi="Times New Roman" w:cs="Times New Roman"/>
+          <w:sz w:val="24"/>
+          <w:szCs w:val="24"/>
+          <w:vertAlign w:val="superscript"/>
+          <w:lang w:val="el-GR"/>
+        </w:rPr>
+        <w:t>ο</w:t>
+      </w:r>
+      <w:r>
+        <w:rPr>
+          <w:rFonts w:ascii="Times New Roman" w:hAnsi="Times New Roman" w:cs="Times New Roman"/>
+          <w:sz w:val="24"/>
+          <w:szCs w:val="24"/>
+          <w:lang w:val="el-GR"/>
+        </w:rPr>
+        <w:t xml:space="preserve"> είναι ο</w:t>
+      </w:r>
+      <w:r>
+        <w:rPr>
+          <w:rFonts w:ascii="Times New Roman" w:hAnsi="Times New Roman" w:cs="Times New Roman"/>
+          <w:sz w:val="24"/>
+          <w:szCs w:val="24"/>
+          <w:lang w:val="el-GR"/>
+        </w:rPr>
+        <w:t xml:space="preserve"> 2</w:t>
+      </w:r>
+      <w:r>
+        <w:rPr>
+          <w:rFonts w:ascii="Times New Roman" w:hAnsi="Times New Roman" w:cs="Times New Roman"/>
+          <w:sz w:val="24"/>
+          <w:szCs w:val="24"/>
+          <w:lang w:val="en-US"/>
+        </w:rPr>
+        <w:t>bit</w:t>
+      </w:r>
+      <w:r>
+        <w:rPr>
+          <w:rFonts w:ascii="Times New Roman" w:hAnsi="Times New Roman" w:cs="Times New Roman"/>
+          <w:sz w:val="24"/>
+          <w:szCs w:val="24"/>
+          <w:lang w:val="el-GR"/>
+        </w:rPr>
+        <w:t xml:space="preserve"> </w:t>
+      </w:r>
+      <w:r>
+        <w:rPr>
+          <w:rFonts w:ascii="Times New Roman" w:hAnsi="Times New Roman" w:cs="Times New Roman"/>
+          <w:sz w:val="24"/>
+          <w:szCs w:val="24"/>
+          <w:lang w:val="en-US"/>
+        </w:rPr>
+        <w:t>counter</w:t>
+      </w:r>
+      <w:r>
+        <w:rPr>
+          <w:rFonts w:ascii="Times New Roman" w:hAnsi="Times New Roman" w:cs="Times New Roman"/>
+          <w:sz w:val="24"/>
+          <w:szCs w:val="24"/>
+          <w:lang w:val="el-GR"/>
+        </w:rPr>
+        <w:t xml:space="preserve"> </w:t>
+      </w:r>
+      <w:r>
+        <w:rPr>
+          <w:rFonts w:ascii="Times New Roman" w:hAnsi="Times New Roman" w:cs="Times New Roman"/>
+          <w:sz w:val="24"/>
+          <w:szCs w:val="24"/>
+          <w:lang w:val="el-GR"/>
+        </w:rPr>
+        <w:t xml:space="preserve">η αλλιώς </w:t>
+      </w:r>
+      <w:r>
+        <w:rPr>
+          <w:rFonts w:ascii="Times New Roman" w:hAnsi="Times New Roman" w:cs="Times New Roman"/>
+          <w:sz w:val="24"/>
+          <w:szCs w:val="24"/>
+          <w:lang w:val="en-US"/>
+        </w:rPr>
+        <w:t>Saturating</w:t>
+      </w:r>
+      <w:r>
+        <w:rPr>
+          <w:rFonts w:ascii="Times New Roman" w:hAnsi="Times New Roman" w:cs="Times New Roman"/>
+          <w:sz w:val="24"/>
+          <w:szCs w:val="24"/>
+          <w:lang w:val="el-GR"/>
+        </w:rPr>
+        <w:t xml:space="preserve"> </w:t>
+      </w:r>
+      <w:r>
+        <w:rPr>
+          <w:rFonts w:ascii="Times New Roman" w:hAnsi="Times New Roman" w:cs="Times New Roman"/>
+          <w:sz w:val="24"/>
+          <w:szCs w:val="24"/>
+          <w:lang w:val="en-US"/>
+        </w:rPr>
+        <w:t>Counter</w:t>
+      </w:r>
+      <w:r>
+        <w:rPr>
+          <w:rFonts w:ascii="Times New Roman" w:hAnsi="Times New Roman" w:cs="Times New Roman"/>
+          <w:sz w:val="24"/>
+          <w:szCs w:val="24"/>
+          <w:lang w:val="el-GR"/>
+        </w:rPr>
+        <w:t xml:space="preserve"> </w:t>
+      </w:r>
+      <w:r>
+        <w:rPr>
+          <w:rFonts w:ascii="Times New Roman" w:hAnsi="Times New Roman" w:cs="Times New Roman"/>
+          <w:sz w:val="24"/>
+          <w:szCs w:val="24"/>
+          <w:lang w:val="en-US"/>
+        </w:rPr>
+        <w:t>Predictor</w:t>
+      </w:r>
+      <w:r>
+        <w:rPr>
+          <w:rFonts w:ascii="Times New Roman" w:hAnsi="Times New Roman" w:cs="Times New Roman"/>
+          <w:sz w:val="24"/>
+          <w:szCs w:val="24"/>
+          <w:lang w:val="el-GR"/>
+        </w:rPr>
+        <w:t xml:space="preserve">. </w:t>
+      </w:r>
+      <w:r>
+        <w:rPr>
+          <w:rFonts w:ascii="Times New Roman" w:hAnsi="Times New Roman" w:cs="Times New Roman"/>
+          <w:sz w:val="24"/>
+          <w:szCs w:val="24"/>
+          <w:lang w:val="el-GR"/>
+        </w:rPr>
+        <w:t xml:space="preserve">Τα στατιστικά για τους </w:t>
+      </w:r>
+      <w:r>
+        <w:rPr>
+          <w:rFonts w:ascii="Times New Roman" w:hAnsi="Times New Roman" w:cs="Times New Roman"/>
+          <w:sz w:val="24"/>
+          <w:szCs w:val="24"/>
+          <w:lang w:val="en-US"/>
+        </w:rPr>
+        <w:t>predictor</w:t>
+      </w:r>
+      <w:r>
+        <w:rPr>
+          <w:rFonts w:ascii="Times New Roman" w:hAnsi="Times New Roman" w:cs="Times New Roman"/>
+          <w:sz w:val="24"/>
+          <w:szCs w:val="24"/>
+          <w:lang w:val="el-GR"/>
+        </w:rPr>
+        <w:t xml:space="preserve"> </w:t>
+      </w:r>
+      <w:r>
+        <w:rPr>
+          <w:rFonts w:ascii="Times New Roman" w:hAnsi="Times New Roman" w:cs="Times New Roman"/>
+          <w:sz w:val="24"/>
+          <w:szCs w:val="24"/>
+          <w:lang w:val="el-GR"/>
+        </w:rPr>
+        <w:t>είναι τα εξής</w:t>
+      </w:r>
+      <w:r>
+        <w:rPr>
+          <w:rFonts w:ascii="Times New Roman" w:hAnsi="Times New Roman" w:cs="Times New Roman"/>
+          <w:sz w:val="24"/>
+          <w:szCs w:val="24"/>
+          <w:lang w:val="el-GR"/>
+        </w:rPr>
+        <w:t>:</w:t>
+      </w:r>
+    </w:p>
+    <w:tbl>
+      <w:tblPr>
+        <w:tblStyle w:val="TableGrid"/>
+        <w:tblW w:w="10435" w:type="dxa"/>
+        <w:jc w:val="center"/>
+        <w:tblLook w:val="04A0" w:firstRow="1" w:lastRow="0" w:firstColumn="1" w:lastColumn="0" w:noHBand="0" w:noVBand="1"/>
+      </w:tblPr>
+      <w:tblGrid>
+        <w:gridCol w:w="2110"/>
+        <w:gridCol w:w="1443"/>
+        <w:gridCol w:w="1332"/>
+        <w:gridCol w:w="1443"/>
+        <w:gridCol w:w="1332"/>
+        <w:gridCol w:w="1443"/>
+        <w:gridCol w:w="1332"/>
+      </w:tblGrid>
+      <w:tr>
+        <w:trPr>
+          <w:jc w:val="center"/>
+        </w:trPr>
+        <w:tc>
+          <w:tcPr>
+            <w:tcW w:w="2596" w:type="dxa"/>
+            <w:shd w:val="clear" w:color="auto" w:fill="83CAEB" w:themeFill="accent1" w:themeFillTint="66"/>
+            <w:vAlign w:val="bottom"/>
+          </w:tcPr>
+          <w:p>
+            <w:pPr>
+              <w:rPr>
+                <w:rFonts w:ascii="Times New Roman" w:hAnsi="Times New Roman" w:cs="Times New Roman"/>
+                <w:sz w:val="24"/>
+                <w:szCs w:val="24"/>
+                <w:lang w:val="en-US"/>
+              </w:rPr>
+            </w:pPr>
+            <w:r>
+              <w:rPr>
+                <w:rFonts w:ascii="Aptos Narrow" w:hAnsi="Aptos Narrow"/>
+                <w:color w:val="000000"/>
+              </w:rPr>
+              <w:t>Benchmark</w:t>
+            </w:r>
+          </w:p>
+        </w:tc>
+        <w:tc>
+          <w:tcPr>
+            <w:tcW w:w="1358" w:type="dxa"/>
+            <w:vAlign w:val="bottom"/>
+          </w:tcPr>
+          <w:p>
+            <w:pPr>
+              <w:rPr>
+                <w:rFonts w:ascii="Times New Roman" w:hAnsi="Times New Roman" w:cs="Times New Roman"/>
+                <w:sz w:val="24"/>
+                <w:szCs w:val="24"/>
+                <w:lang w:val="en-US"/>
+              </w:rPr>
+            </w:pPr>
+            <w:r>
+              <w:rPr>
+                <w:rFonts w:ascii="Aptos Narrow" w:hAnsi="Aptos Narrow"/>
+                <w:color w:val="000000"/>
+              </w:rPr>
+              <w:t>FSM-1 Correct</w:t>
+            </w:r>
+          </w:p>
+        </w:tc>
+        <w:tc>
+          <w:tcPr>
+            <w:tcW w:w="1255" w:type="dxa"/>
+            <w:vAlign w:val="bottom"/>
+          </w:tcPr>
+          <w:p>
+            <w:pPr>
+              <w:rPr>
+                <w:rFonts w:ascii="Times New Roman" w:hAnsi="Times New Roman" w:cs="Times New Roman"/>
+                <w:sz w:val="24"/>
+                <w:szCs w:val="24"/>
+                <w:lang w:val="en-US"/>
+              </w:rPr>
+            </w:pPr>
+            <w:r>
+              <w:rPr>
+                <w:rFonts w:ascii="Aptos Narrow" w:hAnsi="Aptos Narrow"/>
+                <w:color w:val="000000"/>
+              </w:rPr>
+              <w:t>FSM-1 Incorrect</w:t>
+            </w:r>
+          </w:p>
+        </w:tc>
+        <w:tc>
+          <w:tcPr>
+            <w:tcW w:w="1358" w:type="dxa"/>
+            <w:vAlign w:val="bottom"/>
+          </w:tcPr>
+          <w:p>
+            <w:pPr>
+              <w:rPr>
+                <w:rFonts w:ascii="Times New Roman" w:hAnsi="Times New Roman" w:cs="Times New Roman"/>
+                <w:sz w:val="24"/>
+                <w:szCs w:val="24"/>
+                <w:lang w:val="en-US"/>
+              </w:rPr>
+            </w:pPr>
+            <w:r>
+              <w:rPr>
+                <w:rFonts w:ascii="Aptos Narrow" w:hAnsi="Aptos Narrow"/>
+                <w:color w:val="000000"/>
+              </w:rPr>
+              <w:t>FSM-2 Correct</w:t>
+            </w:r>
+          </w:p>
+        </w:tc>
+        <w:tc>
+          <w:tcPr>
+            <w:tcW w:w="1255" w:type="dxa"/>
+            <w:vAlign w:val="bottom"/>
+          </w:tcPr>
+          <w:p>
+            <w:pPr>
+              <w:rPr>
+                <w:rFonts w:ascii="Times New Roman" w:hAnsi="Times New Roman" w:cs="Times New Roman"/>
+                <w:sz w:val="24"/>
+                <w:szCs w:val="24"/>
+                <w:lang w:val="en-US"/>
+              </w:rPr>
+            </w:pPr>
+            <w:r>
+              <w:rPr>
+                <w:rFonts w:ascii="Aptos Narrow" w:hAnsi="Aptos Narrow"/>
+                <w:color w:val="000000"/>
+              </w:rPr>
+              <w:t>FSM-2 Incorrect</w:t>
+            </w:r>
+          </w:p>
+        </w:tc>
+        <w:tc>
+          <w:tcPr>
+            <w:tcW w:w="1358" w:type="dxa"/>
+            <w:vAlign w:val="bottom"/>
+          </w:tcPr>
+          <w:p>
+            <w:pPr>
+              <w:rPr>
+                <w:rFonts w:ascii="Times New Roman" w:hAnsi="Times New Roman" w:cs="Times New Roman"/>
+                <w:sz w:val="24"/>
+                <w:szCs w:val="24"/>
+                <w:lang w:val="en-US"/>
+              </w:rPr>
+            </w:pPr>
+            <w:r>
+              <w:rPr>
+                <w:rFonts w:ascii="Aptos Narrow" w:hAnsi="Aptos Narrow"/>
+                <w:color w:val="000000"/>
+              </w:rPr>
+              <w:t>FSM-3 Correct</w:t>
+            </w:r>
+          </w:p>
+        </w:tc>
+        <w:tc>
+          <w:tcPr>
+            <w:tcW w:w="1255" w:type="dxa"/>
+            <w:vAlign w:val="bottom"/>
+          </w:tcPr>
+          <w:p>
+            <w:pPr>
+              <w:rPr>
+                <w:rFonts w:ascii="Times New Roman" w:hAnsi="Times New Roman" w:cs="Times New Roman"/>
+                <w:sz w:val="24"/>
+                <w:szCs w:val="24"/>
+                <w:lang w:val="en-US"/>
+              </w:rPr>
+            </w:pPr>
+            <w:r>
+              <w:rPr>
+                <w:rFonts w:ascii="Aptos Narrow" w:hAnsi="Aptos Narrow"/>
+                <w:color w:val="000000"/>
+              </w:rPr>
+              <w:t>FSM-3 Incorrect</w:t>
+            </w:r>
+          </w:p>
+        </w:tc>
+      </w:tr>
+      <w:tr>
+        <w:trPr>
+          <w:jc w:val="center"/>
+        </w:trPr>
+        <w:tc>
+          <w:tcPr>
+            <w:tcW w:w="2596" w:type="dxa"/>
+            <w:shd w:val="clear" w:color="auto" w:fill="83CAEB" w:themeFill="accent1" w:themeFillTint="66"/>
+            <w:vAlign w:val="bottom"/>
+          </w:tcPr>
+          <w:p>
+            <w:pPr>
+              <w:rPr>
+                <w:rFonts w:ascii="Times New Roman" w:hAnsi="Times New Roman" w:cs="Times New Roman"/>
+                <w:sz w:val="24"/>
+                <w:szCs w:val="24"/>
+                <w:lang w:val="en-US"/>
+              </w:rPr>
+            </w:pPr>
+            <w:r>
+              <w:rPr>
+                <w:rFonts w:ascii="Aptos Narrow" w:hAnsi="Aptos Narrow"/>
+                <w:color w:val="000000"/>
+              </w:rPr>
+              <w:t>403.gcc</w:t>
+            </w:r>
+          </w:p>
+        </w:tc>
+        <w:tc>
+          <w:tcPr>
+            <w:tcW w:w="1358" w:type="dxa"/>
+            <w:vAlign w:val="bottom"/>
+          </w:tcPr>
+          <w:p>
+            <w:pPr>
+              <w:rPr>
+                <w:rFonts w:ascii="Times New Roman" w:hAnsi="Times New Roman" w:cs="Times New Roman"/>
+                <w:sz w:val="24"/>
+                <w:szCs w:val="24"/>
+                <w:lang w:val="en-US"/>
+              </w:rPr>
+            </w:pPr>
+            <w:r>
+              <w:rPr>
+                <w:rFonts w:ascii="Aptos Narrow" w:hAnsi="Aptos Narrow"/>
+                <w:color w:val="000000"/>
+              </w:rPr>
+              <w:t>520234296</w:t>
+            </w:r>
+          </w:p>
+        </w:tc>
+        <w:tc>
+          <w:tcPr>
+            <w:tcW w:w="1255" w:type="dxa"/>
+            <w:vAlign w:val="bottom"/>
+          </w:tcPr>
+          <w:p>
+            <w:pPr>
+              <w:rPr>
+                <w:rFonts w:ascii="Times New Roman" w:hAnsi="Times New Roman" w:cs="Times New Roman"/>
+                <w:sz w:val="24"/>
+                <w:szCs w:val="24"/>
+                <w:lang w:val="en-US"/>
+              </w:rPr>
+            </w:pPr>
+            <w:r>
+              <w:rPr>
+                <w:rFonts w:ascii="Aptos Narrow" w:hAnsi="Aptos Narrow"/>
+                <w:color w:val="000000"/>
+              </w:rPr>
+              <w:t>54314120</w:t>
+            </w:r>
+          </w:p>
+        </w:tc>
+        <w:tc>
+          <w:tcPr>
+            <w:tcW w:w="1358" w:type="dxa"/>
+            <w:vAlign w:val="bottom"/>
+          </w:tcPr>
+          <w:p>
+            <w:pPr>
+              <w:rPr>
+                <w:rFonts w:ascii="Times New Roman" w:hAnsi="Times New Roman" w:cs="Times New Roman"/>
+                <w:sz w:val="24"/>
+                <w:szCs w:val="24"/>
+                <w:lang w:val="en-US"/>
+              </w:rPr>
+            </w:pPr>
+            <w:r>
+              <w:rPr>
+                <w:rFonts w:ascii="Aptos Narrow" w:hAnsi="Aptos Narrow"/>
+                <w:color w:val="000000"/>
+              </w:rPr>
+              <w:t>519569952</w:t>
+            </w:r>
+          </w:p>
+        </w:tc>
+        <w:tc>
+          <w:tcPr>
+            <w:tcW w:w="1255" w:type="dxa"/>
+            <w:vAlign w:val="bottom"/>
+          </w:tcPr>
+          <w:p>
+            <w:pPr>
+              <w:rPr>
+                <w:rFonts w:ascii="Times New Roman" w:hAnsi="Times New Roman" w:cs="Times New Roman"/>
+                <w:sz w:val="24"/>
+                <w:szCs w:val="24"/>
+                <w:lang w:val="en-US"/>
+              </w:rPr>
+            </w:pPr>
+            <w:r>
+              <w:rPr>
+                <w:rFonts w:ascii="Aptos Narrow" w:hAnsi="Aptos Narrow"/>
+                <w:color w:val="000000"/>
+              </w:rPr>
+              <w:t>54978464</w:t>
+            </w:r>
+          </w:p>
+        </w:tc>
+        <w:tc>
+          <w:tcPr>
+            <w:tcW w:w="1358" w:type="dxa"/>
+            <w:vAlign w:val="bottom"/>
+          </w:tcPr>
+          <w:p>
+            <w:pPr>
+              <w:rPr>
+                <w:rFonts w:ascii="Times New Roman" w:hAnsi="Times New Roman" w:cs="Times New Roman"/>
+                <w:sz w:val="24"/>
+                <w:szCs w:val="24"/>
+                <w:lang w:val="en-US"/>
+              </w:rPr>
+            </w:pPr>
+            <w:r>
+              <w:rPr>
+                <w:rFonts w:ascii="Aptos Narrow" w:hAnsi="Aptos Narrow"/>
+                <w:color w:val="000000"/>
+              </w:rPr>
+              <w:t>519923178</w:t>
+            </w:r>
+          </w:p>
+        </w:tc>
+        <w:tc>
+          <w:tcPr>
+            <w:tcW w:w="1255" w:type="dxa"/>
+            <w:vAlign w:val="bottom"/>
+          </w:tcPr>
+          <w:p>
+            <w:pPr>
+              <w:rPr>
+                <w:rFonts w:ascii="Times New Roman" w:hAnsi="Times New Roman" w:cs="Times New Roman"/>
+                <w:sz w:val="24"/>
+                <w:szCs w:val="24"/>
+                <w:lang w:val="en-US"/>
+              </w:rPr>
+            </w:pPr>
+            <w:r>
+              <w:rPr>
+                <w:rFonts w:ascii="Aptos Narrow" w:hAnsi="Aptos Narrow"/>
+                <w:color w:val="000000"/>
+              </w:rPr>
+              <w:t>54625238</w:t>
+            </w:r>
+          </w:p>
+        </w:tc>
+      </w:tr>
+      <w:tr>
+        <w:trPr>
+          <w:jc w:val="center"/>
+        </w:trPr>
+        <w:tc>
+          <w:tcPr>
+            <w:tcW w:w="2596" w:type="dxa"/>
+            <w:shd w:val="clear" w:color="auto" w:fill="83CAEB" w:themeFill="accent1" w:themeFillTint="66"/>
+            <w:vAlign w:val="bottom"/>
+          </w:tcPr>
+          <w:p>
+            <w:pPr>
+              <w:rPr>
+                <w:rFonts w:ascii="Times New Roman" w:hAnsi="Times New Roman" w:cs="Times New Roman"/>
+                <w:sz w:val="24"/>
+                <w:szCs w:val="24"/>
+                <w:lang w:val="en-US"/>
+              </w:rPr>
+            </w:pPr>
+            <w:r>
+              <w:rPr>
+                <w:rFonts w:ascii="Aptos Narrow" w:hAnsi="Aptos Narrow"/>
+                <w:color w:val="000000"/>
+              </w:rPr>
+              <w:t>410.bwaves</w:t>
+            </w:r>
+          </w:p>
+        </w:tc>
+        <w:tc>
+          <w:tcPr>
+            <w:tcW w:w="1358" w:type="dxa"/>
+            <w:vAlign w:val="bottom"/>
+          </w:tcPr>
+          <w:p>
+            <w:pPr>
+              <w:rPr>
+                <w:rFonts w:ascii="Times New Roman" w:hAnsi="Times New Roman" w:cs="Times New Roman"/>
+                <w:sz w:val="24"/>
+                <w:szCs w:val="24"/>
+                <w:lang w:val="en-US"/>
+              </w:rPr>
+            </w:pPr>
+            <w:r>
+              <w:rPr>
+                <w:rFonts w:ascii="Aptos Narrow" w:hAnsi="Aptos Narrow"/>
+                <w:color w:val="000000"/>
+              </w:rPr>
+              <w:t>25413369983</w:t>
+            </w:r>
+          </w:p>
+        </w:tc>
+        <w:tc>
+          <w:tcPr>
+            <w:tcW w:w="1255" w:type="dxa"/>
+            <w:vAlign w:val="bottom"/>
+          </w:tcPr>
+          <w:p>
+            <w:pPr>
+              <w:rPr>
+                <w:rFonts w:ascii="Times New Roman" w:hAnsi="Times New Roman" w:cs="Times New Roman"/>
+                <w:sz w:val="24"/>
+                <w:szCs w:val="24"/>
+                <w:lang w:val="en-US"/>
+              </w:rPr>
+            </w:pPr>
+            <w:r>
+              <w:rPr>
+                <w:rFonts w:ascii="Aptos Narrow" w:hAnsi="Aptos Narrow"/>
+                <w:color w:val="000000"/>
+              </w:rPr>
+              <w:t>4126075642</w:t>
+            </w:r>
+          </w:p>
+        </w:tc>
+        <w:tc>
+          <w:tcPr>
+            <w:tcW w:w="1358" w:type="dxa"/>
+            <w:vAlign w:val="bottom"/>
+          </w:tcPr>
+          <w:p>
+            <w:pPr>
+              <w:rPr>
+                <w:rFonts w:ascii="Times New Roman" w:hAnsi="Times New Roman" w:cs="Times New Roman"/>
+                <w:sz w:val="24"/>
+                <w:szCs w:val="24"/>
+                <w:lang w:val="en-US"/>
+              </w:rPr>
+            </w:pPr>
+            <w:r>
+              <w:rPr>
+                <w:rFonts w:ascii="Aptos Narrow" w:hAnsi="Aptos Narrow"/>
+                <w:color w:val="000000"/>
+              </w:rPr>
+              <w:t>25206009332</w:t>
+            </w:r>
+          </w:p>
+        </w:tc>
+        <w:tc>
+          <w:tcPr>
+            <w:tcW w:w="1255" w:type="dxa"/>
+            <w:vAlign w:val="bottom"/>
+          </w:tcPr>
+          <w:p>
+            <w:pPr>
+              <w:rPr>
+                <w:rFonts w:ascii="Times New Roman" w:hAnsi="Times New Roman" w:cs="Times New Roman"/>
+                <w:sz w:val="24"/>
+                <w:szCs w:val="24"/>
+                <w:lang w:val="en-US"/>
+              </w:rPr>
+            </w:pPr>
+            <w:r>
+              <w:rPr>
+                <w:rFonts w:ascii="Aptos Narrow" w:hAnsi="Aptos Narrow"/>
+                <w:color w:val="000000"/>
+              </w:rPr>
+              <w:t>4333436293</w:t>
+            </w:r>
+          </w:p>
+        </w:tc>
+        <w:tc>
+          <w:tcPr>
+            <w:tcW w:w="1358" w:type="dxa"/>
+            <w:vAlign w:val="bottom"/>
+          </w:tcPr>
+          <w:p>
+            <w:pPr>
+              <w:rPr>
+                <w:rFonts w:ascii="Times New Roman" w:hAnsi="Times New Roman" w:cs="Times New Roman"/>
+                <w:sz w:val="24"/>
+                <w:szCs w:val="24"/>
+                <w:lang w:val="en-US"/>
+              </w:rPr>
+            </w:pPr>
+            <w:r>
+              <w:rPr>
+                <w:rFonts w:ascii="Aptos Narrow" w:hAnsi="Aptos Narrow"/>
+                <w:color w:val="000000"/>
+              </w:rPr>
+              <w:t>25408377095</w:t>
+            </w:r>
+          </w:p>
+        </w:tc>
+        <w:tc>
+          <w:tcPr>
+            <w:tcW w:w="1255" w:type="dxa"/>
+            <w:vAlign w:val="bottom"/>
+          </w:tcPr>
+          <w:p>
+            <w:pPr>
+              <w:rPr>
+                <w:rFonts w:ascii="Times New Roman" w:hAnsi="Times New Roman" w:cs="Times New Roman"/>
+                <w:sz w:val="24"/>
+                <w:szCs w:val="24"/>
+                <w:lang w:val="en-US"/>
+              </w:rPr>
+            </w:pPr>
+            <w:r>
+              <w:rPr>
+                <w:rFonts w:ascii="Aptos Narrow" w:hAnsi="Aptos Narrow"/>
+                <w:color w:val="000000"/>
+              </w:rPr>
+              <w:t>4131068530</w:t>
+            </w:r>
+          </w:p>
+        </w:tc>
+      </w:tr>
+      <w:tr>
+        <w:trPr>
+          <w:jc w:val="center"/>
+        </w:trPr>
+        <w:tc>
+          <w:tcPr>
+            <w:tcW w:w="2596" w:type="dxa"/>
+            <w:shd w:val="clear" w:color="auto" w:fill="83CAEB" w:themeFill="accent1" w:themeFillTint="66"/>
+            <w:vAlign w:val="bottom"/>
+          </w:tcPr>
+          <w:p>
+            <w:pPr>
+              <w:rPr>
+                <w:rFonts w:ascii="Times New Roman" w:hAnsi="Times New Roman" w:cs="Times New Roman"/>
+                <w:sz w:val="24"/>
+                <w:szCs w:val="24"/>
+                <w:lang w:val="en-US"/>
+              </w:rPr>
+            </w:pPr>
+            <w:r>
+              <w:rPr>
+                <w:rFonts w:ascii="Aptos Narrow" w:hAnsi="Aptos Narrow"/>
+                <w:color w:val="000000"/>
+              </w:rPr>
+              <w:t>416.gamess</w:t>
+            </w:r>
+          </w:p>
+        </w:tc>
+        <w:tc>
+          <w:tcPr>
+            <w:tcW w:w="1358" w:type="dxa"/>
+            <w:vAlign w:val="bottom"/>
+          </w:tcPr>
+          <w:p>
+            <w:pPr>
+              <w:rPr>
+                <w:rFonts w:ascii="Times New Roman" w:hAnsi="Times New Roman" w:cs="Times New Roman"/>
+                <w:sz w:val="24"/>
+                <w:szCs w:val="24"/>
+                <w:lang w:val="en-US"/>
+              </w:rPr>
+            </w:pPr>
+            <w:r>
+              <w:rPr>
+                <w:rFonts w:ascii="Aptos Narrow" w:hAnsi="Aptos Narrow"/>
+                <w:color w:val="000000"/>
+              </w:rPr>
+              <w:t>12323343663</w:t>
+            </w:r>
+          </w:p>
+        </w:tc>
+        <w:tc>
+          <w:tcPr>
+            <w:tcW w:w="1255" w:type="dxa"/>
+            <w:vAlign w:val="bottom"/>
+          </w:tcPr>
+          <w:p>
+            <w:pPr>
+              <w:rPr>
+                <w:rFonts w:ascii="Times New Roman" w:hAnsi="Times New Roman" w:cs="Times New Roman"/>
+                <w:sz w:val="24"/>
+                <w:szCs w:val="24"/>
+                <w:lang w:val="en-US"/>
+              </w:rPr>
+            </w:pPr>
+            <w:r>
+              <w:rPr>
+                <w:rFonts w:ascii="Aptos Narrow" w:hAnsi="Aptos Narrow"/>
+                <w:color w:val="000000"/>
+              </w:rPr>
+              <w:t>919440887</w:t>
+            </w:r>
+          </w:p>
+        </w:tc>
+        <w:tc>
+          <w:tcPr>
+            <w:tcW w:w="1358" w:type="dxa"/>
+            <w:vAlign w:val="bottom"/>
+          </w:tcPr>
+          <w:p>
+            <w:pPr>
+              <w:rPr>
+                <w:rFonts w:ascii="Times New Roman" w:hAnsi="Times New Roman" w:cs="Times New Roman"/>
+                <w:sz w:val="24"/>
+                <w:szCs w:val="24"/>
+                <w:lang w:val="en-US"/>
+              </w:rPr>
+            </w:pPr>
+            <w:r>
+              <w:rPr>
+                <w:rFonts w:ascii="Aptos Narrow" w:hAnsi="Aptos Narrow"/>
+                <w:color w:val="000000"/>
+              </w:rPr>
+              <w:t>12118013233</w:t>
+            </w:r>
+          </w:p>
+        </w:tc>
+        <w:tc>
+          <w:tcPr>
+            <w:tcW w:w="1255" w:type="dxa"/>
+            <w:vAlign w:val="bottom"/>
+          </w:tcPr>
+          <w:p>
+            <w:pPr>
+              <w:rPr>
+                <w:rFonts w:ascii="Times New Roman" w:hAnsi="Times New Roman" w:cs="Times New Roman"/>
+                <w:sz w:val="24"/>
+                <w:szCs w:val="24"/>
+                <w:lang w:val="en-US"/>
+              </w:rPr>
+            </w:pPr>
+            <w:r>
+              <w:rPr>
+                <w:rFonts w:ascii="Aptos Narrow" w:hAnsi="Aptos Narrow"/>
+                <w:color w:val="000000"/>
+              </w:rPr>
+              <w:t>1124771317</w:t>
+            </w:r>
+          </w:p>
+        </w:tc>
+        <w:tc>
+          <w:tcPr>
+            <w:tcW w:w="1358" w:type="dxa"/>
+            <w:vAlign w:val="bottom"/>
+          </w:tcPr>
+          <w:p>
+            <w:pPr>
+              <w:rPr>
+                <w:rFonts w:ascii="Times New Roman" w:hAnsi="Times New Roman" w:cs="Times New Roman"/>
+                <w:sz w:val="24"/>
+                <w:szCs w:val="24"/>
+                <w:lang w:val="en-US"/>
+              </w:rPr>
+            </w:pPr>
+            <w:r>
+              <w:rPr>
+                <w:rFonts w:ascii="Aptos Narrow" w:hAnsi="Aptos Narrow"/>
+                <w:color w:val="000000"/>
+              </w:rPr>
+              <w:t>12265409218</w:t>
+            </w:r>
+          </w:p>
+        </w:tc>
+        <w:tc>
+          <w:tcPr>
+            <w:tcW w:w="1255" w:type="dxa"/>
+            <w:vAlign w:val="bottom"/>
+          </w:tcPr>
+          <w:p>
+            <w:pPr>
+              <w:rPr>
+                <w:rFonts w:ascii="Times New Roman" w:hAnsi="Times New Roman" w:cs="Times New Roman"/>
+                <w:sz w:val="24"/>
+                <w:szCs w:val="24"/>
+                <w:lang w:val="en-US"/>
+              </w:rPr>
+            </w:pPr>
+            <w:r>
+              <w:rPr>
+                <w:rFonts w:ascii="Aptos Narrow" w:hAnsi="Aptos Narrow"/>
+                <w:color w:val="000000"/>
+              </w:rPr>
+              <w:t>977375332</w:t>
+            </w:r>
+          </w:p>
+        </w:tc>
+      </w:tr>
+      <w:tr>
+        <w:trPr>
+          <w:jc w:val="center"/>
+        </w:trPr>
+        <w:tc>
+          <w:tcPr>
+            <w:tcW w:w="2596" w:type="dxa"/>
+            <w:shd w:val="clear" w:color="auto" w:fill="83CAEB" w:themeFill="accent1" w:themeFillTint="66"/>
+            <w:vAlign w:val="bottom"/>
+          </w:tcPr>
+          <w:p>
+            <w:pPr>
+              <w:rPr>
+                <w:rFonts w:ascii="Times New Roman" w:hAnsi="Times New Roman" w:cs="Times New Roman"/>
+                <w:sz w:val="24"/>
+                <w:szCs w:val="24"/>
+                <w:lang w:val="en-US"/>
+              </w:rPr>
+            </w:pPr>
+            <w:r>
+              <w:rPr>
+                <w:rFonts w:ascii="Aptos Narrow" w:hAnsi="Aptos Narrow"/>
+                <w:color w:val="000000"/>
+              </w:rPr>
+              <w:t>429.mcf</w:t>
+            </w:r>
+          </w:p>
+        </w:tc>
+        <w:tc>
+          <w:tcPr>
+            <w:tcW w:w="1358" w:type="dxa"/>
+            <w:vAlign w:val="bottom"/>
+          </w:tcPr>
+          <w:p>
+            <w:pPr>
+              <w:rPr>
+                <w:rFonts w:ascii="Times New Roman" w:hAnsi="Times New Roman" w:cs="Times New Roman"/>
+                <w:sz w:val="24"/>
+                <w:szCs w:val="24"/>
+                <w:lang w:val="en-US"/>
+              </w:rPr>
+            </w:pPr>
+            <w:r>
+              <w:rPr>
+                <w:rFonts w:ascii="Aptos Narrow" w:hAnsi="Aptos Narrow"/>
+                <w:color w:val="000000"/>
+              </w:rPr>
+              <w:t>3469506200</w:t>
+            </w:r>
+          </w:p>
+        </w:tc>
+        <w:tc>
+          <w:tcPr>
+            <w:tcW w:w="1255" w:type="dxa"/>
+            <w:vAlign w:val="bottom"/>
+          </w:tcPr>
+          <w:p>
+            <w:pPr>
+              <w:rPr>
+                <w:rFonts w:ascii="Times New Roman" w:hAnsi="Times New Roman" w:cs="Times New Roman"/>
+                <w:sz w:val="24"/>
+                <w:szCs w:val="24"/>
+                <w:lang w:val="en-US"/>
+              </w:rPr>
+            </w:pPr>
+            <w:r>
+              <w:rPr>
+                <w:rFonts w:ascii="Aptos Narrow" w:hAnsi="Aptos Narrow"/>
+                <w:color w:val="000000"/>
+              </w:rPr>
+              <w:t>241128111</w:t>
+            </w:r>
+          </w:p>
+        </w:tc>
+        <w:tc>
+          <w:tcPr>
+            <w:tcW w:w="1358" w:type="dxa"/>
+            <w:vAlign w:val="bottom"/>
+          </w:tcPr>
+          <w:p>
+            <w:pPr>
+              <w:rPr>
+                <w:rFonts w:ascii="Times New Roman" w:hAnsi="Times New Roman" w:cs="Times New Roman"/>
+                <w:sz w:val="24"/>
+                <w:szCs w:val="24"/>
+                <w:lang w:val="en-US"/>
+              </w:rPr>
+            </w:pPr>
+            <w:r>
+              <w:rPr>
+                <w:rFonts w:ascii="Aptos Narrow" w:hAnsi="Aptos Narrow"/>
+                <w:color w:val="000000"/>
+              </w:rPr>
+              <w:t>3469570531</w:t>
+            </w:r>
+          </w:p>
+        </w:tc>
+        <w:tc>
+          <w:tcPr>
+            <w:tcW w:w="1255" w:type="dxa"/>
+            <w:vAlign w:val="bottom"/>
+          </w:tcPr>
+          <w:p>
+            <w:pPr>
+              <w:rPr>
+                <w:rFonts w:ascii="Times New Roman" w:hAnsi="Times New Roman" w:cs="Times New Roman"/>
+                <w:sz w:val="24"/>
+                <w:szCs w:val="24"/>
+                <w:lang w:val="en-US"/>
+              </w:rPr>
+            </w:pPr>
+            <w:r>
+              <w:rPr>
+                <w:rFonts w:ascii="Aptos Narrow" w:hAnsi="Aptos Narrow"/>
+                <w:color w:val="000000"/>
+              </w:rPr>
+              <w:t>241063780</w:t>
+            </w:r>
+          </w:p>
+        </w:tc>
+        <w:tc>
+          <w:tcPr>
+            <w:tcW w:w="1358" w:type="dxa"/>
+            <w:vAlign w:val="bottom"/>
+          </w:tcPr>
+          <w:p>
+            <w:pPr>
+              <w:rPr>
+                <w:rFonts w:ascii="Times New Roman" w:hAnsi="Times New Roman" w:cs="Times New Roman"/>
+                <w:sz w:val="24"/>
+                <w:szCs w:val="24"/>
+                <w:lang w:val="en-US"/>
+              </w:rPr>
+            </w:pPr>
+            <w:r>
+              <w:rPr>
+                <w:rFonts w:ascii="Aptos Narrow" w:hAnsi="Aptos Narrow"/>
+                <w:color w:val="000000"/>
+              </w:rPr>
+              <w:t>3470069576</w:t>
+            </w:r>
+          </w:p>
+        </w:tc>
+        <w:tc>
+          <w:tcPr>
+            <w:tcW w:w="1255" w:type="dxa"/>
+            <w:vAlign w:val="bottom"/>
+          </w:tcPr>
+          <w:p>
+            <w:pPr>
+              <w:rPr>
+                <w:rFonts w:ascii="Times New Roman" w:hAnsi="Times New Roman" w:cs="Times New Roman"/>
+                <w:sz w:val="24"/>
+                <w:szCs w:val="24"/>
+                <w:lang w:val="en-US"/>
+              </w:rPr>
+            </w:pPr>
+            <w:r>
+              <w:rPr>
+                <w:rFonts w:ascii="Aptos Narrow" w:hAnsi="Aptos Narrow"/>
+                <w:color w:val="000000"/>
+              </w:rPr>
+              <w:t>240564735</w:t>
+            </w:r>
+          </w:p>
+        </w:tc>
+      </w:tr>
+      <w:tr>
+        <w:trPr>
+          <w:jc w:val="center"/>
+        </w:trPr>
+        <w:tc>
+          <w:tcPr>
+            <w:tcW w:w="2596" w:type="dxa"/>
+            <w:shd w:val="clear" w:color="auto" w:fill="83CAEB" w:themeFill="accent1" w:themeFillTint="66"/>
+            <w:vAlign w:val="bottom"/>
+          </w:tcPr>
+          <w:p>
+            <w:pPr>
+              <w:rPr>
+                <w:rFonts w:ascii="Times New Roman" w:hAnsi="Times New Roman" w:cs="Times New Roman"/>
+                <w:sz w:val="24"/>
+                <w:szCs w:val="24"/>
+                <w:lang w:val="en-US"/>
+              </w:rPr>
+            </w:pPr>
+            <w:r>
+              <w:rPr>
+                <w:rFonts w:ascii="Aptos Narrow" w:hAnsi="Aptos Narrow"/>
+                <w:color w:val="000000"/>
+              </w:rPr>
+              <w:t>433.milc</w:t>
+            </w:r>
+          </w:p>
+        </w:tc>
+        <w:tc>
+          <w:tcPr>
+            <w:tcW w:w="1358" w:type="dxa"/>
+            <w:vAlign w:val="bottom"/>
+          </w:tcPr>
+          <w:p>
+            <w:pPr>
+              <w:rPr>
+                <w:rFonts w:ascii="Times New Roman" w:hAnsi="Times New Roman" w:cs="Times New Roman"/>
+                <w:sz w:val="24"/>
+                <w:szCs w:val="24"/>
+                <w:lang w:val="en-US"/>
+              </w:rPr>
+            </w:pPr>
+            <w:r>
+              <w:rPr>
+                <w:rFonts w:ascii="Aptos Narrow" w:hAnsi="Aptos Narrow"/>
+                <w:color w:val="000000"/>
+              </w:rPr>
+              <w:t>1285315772</w:t>
+            </w:r>
+          </w:p>
+        </w:tc>
+        <w:tc>
+          <w:tcPr>
+            <w:tcW w:w="1255" w:type="dxa"/>
+            <w:vAlign w:val="bottom"/>
+          </w:tcPr>
+          <w:p>
+            <w:pPr>
+              <w:rPr>
+                <w:rFonts w:ascii="Times New Roman" w:hAnsi="Times New Roman" w:cs="Times New Roman"/>
+                <w:sz w:val="24"/>
+                <w:szCs w:val="24"/>
+                <w:lang w:val="en-US"/>
+              </w:rPr>
+            </w:pPr>
+            <w:r>
+              <w:rPr>
+                <w:rFonts w:ascii="Aptos Narrow" w:hAnsi="Aptos Narrow"/>
+                <w:color w:val="000000"/>
+              </w:rPr>
+              <w:t>497873513</w:t>
+            </w:r>
+          </w:p>
+        </w:tc>
+        <w:tc>
+          <w:tcPr>
+            <w:tcW w:w="1358" w:type="dxa"/>
+            <w:vAlign w:val="bottom"/>
+          </w:tcPr>
+          <w:p>
+            <w:pPr>
+              <w:rPr>
+                <w:rFonts w:ascii="Times New Roman" w:hAnsi="Times New Roman" w:cs="Times New Roman"/>
+                <w:sz w:val="24"/>
+                <w:szCs w:val="24"/>
+                <w:lang w:val="en-US"/>
+              </w:rPr>
+            </w:pPr>
+            <w:r>
+              <w:rPr>
+                <w:rFonts w:ascii="Aptos Narrow" w:hAnsi="Aptos Narrow"/>
+                <w:color w:val="000000"/>
+              </w:rPr>
+              <w:t>435660251</w:t>
+            </w:r>
+          </w:p>
+        </w:tc>
+        <w:tc>
+          <w:tcPr>
+            <w:tcW w:w="1255" w:type="dxa"/>
+            <w:vAlign w:val="bottom"/>
+          </w:tcPr>
+          <w:p>
+            <w:pPr>
+              <w:rPr>
+                <w:rFonts w:ascii="Times New Roman" w:hAnsi="Times New Roman" w:cs="Times New Roman"/>
+                <w:sz w:val="24"/>
+                <w:szCs w:val="24"/>
+                <w:lang w:val="en-US"/>
+              </w:rPr>
+            </w:pPr>
+            <w:r>
+              <w:rPr>
+                <w:rFonts w:ascii="Aptos Narrow" w:hAnsi="Aptos Narrow"/>
+                <w:color w:val="000000"/>
+              </w:rPr>
+              <w:t>1347529034</w:t>
+            </w:r>
+          </w:p>
+        </w:tc>
+        <w:tc>
+          <w:tcPr>
+            <w:tcW w:w="1358" w:type="dxa"/>
+            <w:vAlign w:val="bottom"/>
+          </w:tcPr>
+          <w:p>
+            <w:pPr>
+              <w:rPr>
+                <w:rFonts w:ascii="Times New Roman" w:hAnsi="Times New Roman" w:cs="Times New Roman"/>
+                <w:sz w:val="24"/>
+                <w:szCs w:val="24"/>
+                <w:lang w:val="en-US"/>
+              </w:rPr>
+            </w:pPr>
+            <w:r>
+              <w:rPr>
+                <w:rFonts w:ascii="Aptos Narrow" w:hAnsi="Aptos Narrow"/>
+                <w:color w:val="000000"/>
+              </w:rPr>
+              <w:t>1285220947</w:t>
+            </w:r>
+          </w:p>
+        </w:tc>
+        <w:tc>
+          <w:tcPr>
+            <w:tcW w:w="1255" w:type="dxa"/>
+            <w:vAlign w:val="bottom"/>
+          </w:tcPr>
+          <w:p>
+            <w:pPr>
+              <w:rPr>
+                <w:rFonts w:ascii="Times New Roman" w:hAnsi="Times New Roman" w:cs="Times New Roman"/>
+                <w:sz w:val="24"/>
+                <w:szCs w:val="24"/>
+                <w:lang w:val="en-US"/>
+              </w:rPr>
+            </w:pPr>
+            <w:r>
+              <w:rPr>
+                <w:rFonts w:ascii="Aptos Narrow" w:hAnsi="Aptos Narrow"/>
+                <w:color w:val="000000"/>
+              </w:rPr>
+              <w:t>497968338</w:t>
+            </w:r>
+          </w:p>
+        </w:tc>
+      </w:tr>
+      <w:tr>
+        <w:trPr>
+          <w:jc w:val="center"/>
+        </w:trPr>
+        <w:tc>
+          <w:tcPr>
+            <w:tcW w:w="2596" w:type="dxa"/>
+            <w:shd w:val="clear" w:color="auto" w:fill="83CAEB" w:themeFill="accent1" w:themeFillTint="66"/>
+            <w:vAlign w:val="bottom"/>
+          </w:tcPr>
+          <w:p>
+            <w:pPr>
+              <w:rPr>
+                <w:rFonts w:ascii="Times New Roman" w:hAnsi="Times New Roman" w:cs="Times New Roman"/>
+                <w:sz w:val="24"/>
+                <w:szCs w:val="24"/>
+                <w:lang w:val="en-US"/>
+              </w:rPr>
+            </w:pPr>
+            <w:r>
+              <w:rPr>
+                <w:rFonts w:ascii="Aptos Narrow" w:hAnsi="Aptos Narrow"/>
+                <w:color w:val="000000"/>
+              </w:rPr>
+              <w:t>435.gromacs</w:t>
+            </w:r>
+          </w:p>
+        </w:tc>
+        <w:tc>
+          <w:tcPr>
+            <w:tcW w:w="1358" w:type="dxa"/>
+            <w:vAlign w:val="bottom"/>
+          </w:tcPr>
+          <w:p>
+            <w:pPr>
+              <w:rPr>
+                <w:rFonts w:ascii="Times New Roman" w:hAnsi="Times New Roman" w:cs="Times New Roman"/>
+                <w:sz w:val="24"/>
+                <w:szCs w:val="24"/>
+                <w:lang w:val="en-US"/>
+              </w:rPr>
+            </w:pPr>
+            <w:r>
+              <w:rPr>
+                <w:rFonts w:ascii="Aptos Narrow" w:hAnsi="Aptos Narrow"/>
+                <w:color w:val="000000"/>
+              </w:rPr>
+              <w:t>15712719877</w:t>
+            </w:r>
+          </w:p>
+        </w:tc>
+        <w:tc>
+          <w:tcPr>
+            <w:tcW w:w="1255" w:type="dxa"/>
+            <w:vAlign w:val="bottom"/>
+          </w:tcPr>
+          <w:p>
+            <w:pPr>
+              <w:rPr>
+                <w:rFonts w:ascii="Times New Roman" w:hAnsi="Times New Roman" w:cs="Times New Roman"/>
+                <w:sz w:val="24"/>
+                <w:szCs w:val="24"/>
+                <w:lang w:val="en-US"/>
+              </w:rPr>
+            </w:pPr>
+            <w:r>
+              <w:rPr>
+                <w:rFonts w:ascii="Aptos Narrow" w:hAnsi="Aptos Narrow"/>
+                <w:color w:val="000000"/>
+              </w:rPr>
+              <w:t>1349012009</w:t>
+            </w:r>
+          </w:p>
+        </w:tc>
+        <w:tc>
+          <w:tcPr>
+            <w:tcW w:w="1358" w:type="dxa"/>
+            <w:vAlign w:val="bottom"/>
+          </w:tcPr>
+          <w:p>
+            <w:pPr>
+              <w:rPr>
+                <w:rFonts w:ascii="Times New Roman" w:hAnsi="Times New Roman" w:cs="Times New Roman"/>
+                <w:sz w:val="24"/>
+                <w:szCs w:val="24"/>
+                <w:lang w:val="en-US"/>
+              </w:rPr>
+            </w:pPr>
+            <w:r>
+              <w:rPr>
+                <w:rFonts w:ascii="Aptos Narrow" w:hAnsi="Aptos Narrow"/>
+                <w:color w:val="000000"/>
+              </w:rPr>
+              <w:t>15326550287</w:t>
+            </w:r>
+          </w:p>
+        </w:tc>
+        <w:tc>
+          <w:tcPr>
+            <w:tcW w:w="1255" w:type="dxa"/>
+            <w:vAlign w:val="bottom"/>
+          </w:tcPr>
+          <w:p>
+            <w:pPr>
+              <w:rPr>
+                <w:rFonts w:ascii="Times New Roman" w:hAnsi="Times New Roman" w:cs="Times New Roman"/>
+                <w:sz w:val="24"/>
+                <w:szCs w:val="24"/>
+                <w:lang w:val="en-US"/>
+              </w:rPr>
+            </w:pPr>
+            <w:r>
+              <w:rPr>
+                <w:rFonts w:ascii="Aptos Narrow" w:hAnsi="Aptos Narrow"/>
+                <w:color w:val="000000"/>
+              </w:rPr>
+              <w:t>1735181599</w:t>
+            </w:r>
+          </w:p>
+        </w:tc>
+        <w:tc>
+          <w:tcPr>
+            <w:tcW w:w="1358" w:type="dxa"/>
+            <w:vAlign w:val="bottom"/>
+          </w:tcPr>
+          <w:p>
+            <w:pPr>
+              <w:rPr>
+                <w:rFonts w:ascii="Times New Roman" w:hAnsi="Times New Roman" w:cs="Times New Roman"/>
+                <w:sz w:val="24"/>
+                <w:szCs w:val="24"/>
+                <w:lang w:val="en-US"/>
+              </w:rPr>
+            </w:pPr>
+            <w:r>
+              <w:rPr>
+                <w:rFonts w:ascii="Aptos Narrow" w:hAnsi="Aptos Narrow"/>
+                <w:color w:val="000000"/>
+              </w:rPr>
+              <w:t>15692863138</w:t>
+            </w:r>
+          </w:p>
+        </w:tc>
+        <w:tc>
+          <w:tcPr>
+            <w:tcW w:w="1255" w:type="dxa"/>
+            <w:vAlign w:val="bottom"/>
+          </w:tcPr>
+          <w:p>
+            <w:pPr>
+              <w:rPr>
+                <w:rFonts w:ascii="Times New Roman" w:hAnsi="Times New Roman" w:cs="Times New Roman"/>
+                <w:sz w:val="24"/>
+                <w:szCs w:val="24"/>
+                <w:lang w:val="en-US"/>
+              </w:rPr>
+            </w:pPr>
+            <w:r>
+              <w:rPr>
+                <w:rFonts w:ascii="Aptos Narrow" w:hAnsi="Aptos Narrow"/>
+                <w:color w:val="000000"/>
+              </w:rPr>
+              <w:t>1368868748</w:t>
+            </w:r>
+          </w:p>
+        </w:tc>
+      </w:tr>
+      <w:tr>
+        <w:trPr>
+          <w:jc w:val="center"/>
+        </w:trPr>
+        <w:tc>
+          <w:tcPr>
+            <w:tcW w:w="2596" w:type="dxa"/>
+            <w:shd w:val="clear" w:color="auto" w:fill="83CAEB" w:themeFill="accent1" w:themeFillTint="66"/>
+            <w:vAlign w:val="bottom"/>
+          </w:tcPr>
+          <w:p>
+            <w:pPr>
+              <w:rPr>
+                <w:rFonts w:ascii="Times New Roman" w:hAnsi="Times New Roman" w:cs="Times New Roman"/>
+                <w:sz w:val="24"/>
+                <w:szCs w:val="24"/>
+                <w:lang w:val="en-US"/>
+              </w:rPr>
+            </w:pPr>
+            <w:r>
+              <w:rPr>
+                <w:rFonts w:ascii="Aptos Narrow" w:hAnsi="Aptos Narrow"/>
+                <w:color w:val="000000"/>
+              </w:rPr>
+              <w:t>436.cactusADM</w:t>
+            </w:r>
+          </w:p>
+        </w:tc>
+        <w:tc>
+          <w:tcPr>
+            <w:tcW w:w="1358" w:type="dxa"/>
+            <w:vAlign w:val="bottom"/>
+          </w:tcPr>
+          <w:p>
+            <w:pPr>
+              <w:rPr>
+                <w:rFonts w:ascii="Times New Roman" w:hAnsi="Times New Roman" w:cs="Times New Roman"/>
+                <w:sz w:val="24"/>
+                <w:szCs w:val="24"/>
+                <w:lang w:val="en-US"/>
+              </w:rPr>
+            </w:pPr>
+            <w:r>
+              <w:rPr>
+                <w:rFonts w:ascii="Aptos Narrow" w:hAnsi="Aptos Narrow"/>
+                <w:color w:val="000000"/>
+              </w:rPr>
+              <w:t>157850651</w:t>
+            </w:r>
+          </w:p>
+        </w:tc>
+        <w:tc>
+          <w:tcPr>
+            <w:tcW w:w="1255" w:type="dxa"/>
+            <w:vAlign w:val="bottom"/>
+          </w:tcPr>
+          <w:p>
+            <w:pPr>
+              <w:rPr>
+                <w:rFonts w:ascii="Times New Roman" w:hAnsi="Times New Roman" w:cs="Times New Roman"/>
+                <w:sz w:val="24"/>
+                <w:szCs w:val="24"/>
+                <w:lang w:val="en-US"/>
+              </w:rPr>
+            </w:pPr>
+            <w:r>
+              <w:rPr>
+                <w:rFonts w:ascii="Aptos Narrow" w:hAnsi="Aptos Narrow"/>
+                <w:color w:val="000000"/>
+              </w:rPr>
+              <w:t>3146467</w:t>
+            </w:r>
+          </w:p>
+        </w:tc>
+        <w:tc>
+          <w:tcPr>
+            <w:tcW w:w="1358" w:type="dxa"/>
+            <w:vAlign w:val="bottom"/>
+          </w:tcPr>
+          <w:p>
+            <w:pPr>
+              <w:rPr>
+                <w:rFonts w:ascii="Times New Roman" w:hAnsi="Times New Roman" w:cs="Times New Roman"/>
+                <w:sz w:val="24"/>
+                <w:szCs w:val="24"/>
+                <w:lang w:val="en-US"/>
+              </w:rPr>
+            </w:pPr>
+            <w:r>
+              <w:rPr>
+                <w:rFonts w:ascii="Aptos Narrow" w:hAnsi="Aptos Narrow"/>
+                <w:color w:val="000000"/>
+              </w:rPr>
+              <w:t>157985923</w:t>
+            </w:r>
+          </w:p>
+        </w:tc>
+        <w:tc>
+          <w:tcPr>
+            <w:tcW w:w="1255" w:type="dxa"/>
+            <w:vAlign w:val="bottom"/>
+          </w:tcPr>
+          <w:p>
+            <w:pPr>
+              <w:rPr>
+                <w:rFonts w:ascii="Times New Roman" w:hAnsi="Times New Roman" w:cs="Times New Roman"/>
+                <w:sz w:val="24"/>
+                <w:szCs w:val="24"/>
+                <w:lang w:val="en-US"/>
+              </w:rPr>
+            </w:pPr>
+            <w:r>
+              <w:rPr>
+                <w:rFonts w:ascii="Aptos Narrow" w:hAnsi="Aptos Narrow"/>
+                <w:color w:val="000000"/>
+              </w:rPr>
+              <w:t>3011195</w:t>
+            </w:r>
+          </w:p>
+        </w:tc>
+        <w:tc>
+          <w:tcPr>
+            <w:tcW w:w="1358" w:type="dxa"/>
+            <w:vAlign w:val="bottom"/>
+          </w:tcPr>
+          <w:p>
+            <w:pPr>
+              <w:rPr>
+                <w:rFonts w:ascii="Times New Roman" w:hAnsi="Times New Roman" w:cs="Times New Roman"/>
+                <w:sz w:val="24"/>
+                <w:szCs w:val="24"/>
+                <w:lang w:val="en-US"/>
+              </w:rPr>
+            </w:pPr>
+            <w:r>
+              <w:rPr>
+                <w:rFonts w:ascii="Aptos Narrow" w:hAnsi="Aptos Narrow"/>
+                <w:color w:val="000000"/>
+              </w:rPr>
+              <w:t>157983082</w:t>
+            </w:r>
+          </w:p>
+        </w:tc>
+        <w:tc>
+          <w:tcPr>
+            <w:tcW w:w="1255" w:type="dxa"/>
+            <w:vAlign w:val="bottom"/>
+          </w:tcPr>
+          <w:p>
+            <w:pPr>
+              <w:rPr>
+                <w:rFonts w:ascii="Times New Roman" w:hAnsi="Times New Roman" w:cs="Times New Roman"/>
+                <w:sz w:val="24"/>
+                <w:szCs w:val="24"/>
+                <w:lang w:val="en-US"/>
+              </w:rPr>
+            </w:pPr>
+            <w:r>
+              <w:rPr>
+                <w:rFonts w:ascii="Aptos Narrow" w:hAnsi="Aptos Narrow"/>
+                <w:color w:val="000000"/>
+              </w:rPr>
+              <w:t>3014036</w:t>
+            </w:r>
+          </w:p>
+        </w:tc>
+      </w:tr>
+      <w:tr>
+        <w:trPr>
+          <w:jc w:val="center"/>
+        </w:trPr>
+        <w:tc>
+          <w:tcPr>
+            <w:tcW w:w="2596" w:type="dxa"/>
+            <w:shd w:val="clear" w:color="auto" w:fill="83CAEB" w:themeFill="accent1" w:themeFillTint="66"/>
+            <w:vAlign w:val="bottom"/>
+          </w:tcPr>
+          <w:p>
+            <w:pPr>
+              <w:rPr>
+                <w:rFonts w:ascii="Times New Roman" w:hAnsi="Times New Roman" w:cs="Times New Roman"/>
+                <w:sz w:val="24"/>
+                <w:szCs w:val="24"/>
+                <w:lang w:val="en-US"/>
+              </w:rPr>
+            </w:pPr>
+            <w:r>
+              <w:rPr>
+                <w:rFonts w:ascii="Aptos Narrow" w:hAnsi="Aptos Narrow"/>
+                <w:color w:val="000000"/>
+              </w:rPr>
+              <w:t>450.soplex</w:t>
+            </w:r>
+          </w:p>
+        </w:tc>
+        <w:tc>
+          <w:tcPr>
+            <w:tcW w:w="1358" w:type="dxa"/>
+            <w:vAlign w:val="bottom"/>
+          </w:tcPr>
+          <w:p>
+            <w:pPr>
+              <w:rPr>
+                <w:rFonts w:ascii="Times New Roman" w:hAnsi="Times New Roman" w:cs="Times New Roman"/>
+                <w:sz w:val="24"/>
+                <w:szCs w:val="24"/>
+                <w:lang w:val="en-US"/>
+              </w:rPr>
+            </w:pPr>
+            <w:r>
+              <w:rPr>
+                <w:rFonts w:ascii="Aptos Narrow" w:hAnsi="Aptos Narrow"/>
+                <w:color w:val="000000"/>
+              </w:rPr>
+              <w:t>1059162631</w:t>
+            </w:r>
+          </w:p>
+        </w:tc>
+        <w:tc>
+          <w:tcPr>
+            <w:tcW w:w="1255" w:type="dxa"/>
+            <w:vAlign w:val="bottom"/>
+          </w:tcPr>
+          <w:p>
+            <w:pPr>
+              <w:rPr>
+                <w:rFonts w:ascii="Times New Roman" w:hAnsi="Times New Roman" w:cs="Times New Roman"/>
+                <w:sz w:val="24"/>
+                <w:szCs w:val="24"/>
+                <w:lang w:val="en-US"/>
+              </w:rPr>
+            </w:pPr>
+            <w:r>
+              <w:rPr>
+                <w:rFonts w:ascii="Aptos Narrow" w:hAnsi="Aptos Narrow"/>
+                <w:color w:val="000000"/>
+              </w:rPr>
+              <w:t>62546470</w:t>
+            </w:r>
+          </w:p>
+        </w:tc>
+        <w:tc>
+          <w:tcPr>
+            <w:tcW w:w="1358" w:type="dxa"/>
+            <w:vAlign w:val="bottom"/>
+          </w:tcPr>
+          <w:p>
+            <w:pPr>
+              <w:rPr>
+                <w:rFonts w:ascii="Times New Roman" w:hAnsi="Times New Roman" w:cs="Times New Roman"/>
+                <w:sz w:val="24"/>
+                <w:szCs w:val="24"/>
+                <w:lang w:val="en-US"/>
+              </w:rPr>
+            </w:pPr>
+            <w:r>
+              <w:rPr>
+                <w:rFonts w:ascii="Aptos Narrow" w:hAnsi="Aptos Narrow"/>
+                <w:color w:val="000000"/>
+              </w:rPr>
+              <w:t>1058369501</w:t>
+            </w:r>
+          </w:p>
+        </w:tc>
+        <w:tc>
+          <w:tcPr>
+            <w:tcW w:w="1255" w:type="dxa"/>
+            <w:vAlign w:val="bottom"/>
+          </w:tcPr>
+          <w:p>
+            <w:pPr>
+              <w:rPr>
+                <w:rFonts w:ascii="Times New Roman" w:hAnsi="Times New Roman" w:cs="Times New Roman"/>
+                <w:sz w:val="24"/>
+                <w:szCs w:val="24"/>
+                <w:lang w:val="en-US"/>
+              </w:rPr>
+            </w:pPr>
+            <w:r>
+              <w:rPr>
+                <w:rFonts w:ascii="Aptos Narrow" w:hAnsi="Aptos Narrow"/>
+                <w:color w:val="000000"/>
+              </w:rPr>
+              <w:t>63339600</w:t>
+            </w:r>
+          </w:p>
+        </w:tc>
+        <w:tc>
+          <w:tcPr>
+            <w:tcW w:w="1358" w:type="dxa"/>
+            <w:vAlign w:val="bottom"/>
+          </w:tcPr>
+          <w:p>
+            <w:pPr>
+              <w:rPr>
+                <w:rFonts w:ascii="Times New Roman" w:hAnsi="Times New Roman" w:cs="Times New Roman"/>
+                <w:sz w:val="24"/>
+                <w:szCs w:val="24"/>
+                <w:lang w:val="en-US"/>
+              </w:rPr>
+            </w:pPr>
+            <w:r>
+              <w:rPr>
+                <w:rFonts w:ascii="Aptos Narrow" w:hAnsi="Aptos Narrow"/>
+                <w:color w:val="000000"/>
+              </w:rPr>
+              <w:t>1058801702</w:t>
+            </w:r>
+          </w:p>
+        </w:tc>
+        <w:tc>
+          <w:tcPr>
+            <w:tcW w:w="1255" w:type="dxa"/>
+            <w:vAlign w:val="bottom"/>
+          </w:tcPr>
+          <w:p>
+            <w:pPr>
+              <w:rPr>
+                <w:rFonts w:ascii="Times New Roman" w:hAnsi="Times New Roman" w:cs="Times New Roman"/>
+                <w:sz w:val="24"/>
+                <w:szCs w:val="24"/>
+                <w:lang w:val="en-US"/>
+              </w:rPr>
+            </w:pPr>
+            <w:r>
+              <w:rPr>
+                <w:rFonts w:ascii="Aptos Narrow" w:hAnsi="Aptos Narrow"/>
+                <w:color w:val="000000"/>
+              </w:rPr>
+              <w:t>62907399</w:t>
+            </w:r>
+          </w:p>
+        </w:tc>
+      </w:tr>
+      <w:tr>
+        <w:trPr>
+          <w:jc w:val="center"/>
+        </w:trPr>
+        <w:tc>
+          <w:tcPr>
+            <w:tcW w:w="2596" w:type="dxa"/>
+            <w:shd w:val="clear" w:color="auto" w:fill="83CAEB" w:themeFill="accent1" w:themeFillTint="66"/>
+            <w:vAlign w:val="bottom"/>
+          </w:tcPr>
+          <w:p>
+            <w:pPr>
+              <w:rPr>
+                <w:rFonts w:ascii="Times New Roman" w:hAnsi="Times New Roman" w:cs="Times New Roman"/>
+                <w:sz w:val="24"/>
+                <w:szCs w:val="24"/>
+                <w:lang w:val="en-US"/>
+              </w:rPr>
+            </w:pPr>
+            <w:r>
+              <w:rPr>
+                <w:rFonts w:ascii="Aptos Narrow" w:hAnsi="Aptos Narrow"/>
+                <w:color w:val="000000"/>
+              </w:rPr>
+              <w:t>459.GemsFDTD</w:t>
+            </w:r>
+          </w:p>
+        </w:tc>
+        <w:tc>
+          <w:tcPr>
+            <w:tcW w:w="1358" w:type="dxa"/>
+            <w:vAlign w:val="bottom"/>
+          </w:tcPr>
+          <w:p>
+            <w:pPr>
+              <w:rPr>
+                <w:rFonts w:ascii="Times New Roman" w:hAnsi="Times New Roman" w:cs="Times New Roman"/>
+                <w:sz w:val="24"/>
+                <w:szCs w:val="24"/>
+                <w:lang w:val="en-US"/>
+              </w:rPr>
+            </w:pPr>
+            <w:r>
+              <w:rPr>
+                <w:rFonts w:ascii="Aptos Narrow" w:hAnsi="Aptos Narrow"/>
+                <w:color w:val="000000"/>
+              </w:rPr>
+              <w:t>3206879608</w:t>
+            </w:r>
+          </w:p>
+        </w:tc>
+        <w:tc>
+          <w:tcPr>
+            <w:tcW w:w="1255" w:type="dxa"/>
+            <w:vAlign w:val="bottom"/>
+          </w:tcPr>
+          <w:p>
+            <w:pPr>
+              <w:rPr>
+                <w:rFonts w:ascii="Times New Roman" w:hAnsi="Times New Roman" w:cs="Times New Roman"/>
+                <w:sz w:val="24"/>
+                <w:szCs w:val="24"/>
+                <w:lang w:val="en-US"/>
+              </w:rPr>
+            </w:pPr>
+            <w:r>
+              <w:rPr>
+                <w:rFonts w:ascii="Aptos Narrow" w:hAnsi="Aptos Narrow"/>
+                <w:color w:val="000000"/>
+              </w:rPr>
+              <w:t>47566826</w:t>
+            </w:r>
+          </w:p>
+        </w:tc>
+        <w:tc>
+          <w:tcPr>
+            <w:tcW w:w="1358" w:type="dxa"/>
+            <w:vAlign w:val="bottom"/>
+          </w:tcPr>
+          <w:p>
+            <w:pPr>
+              <w:rPr>
+                <w:rFonts w:ascii="Times New Roman" w:hAnsi="Times New Roman" w:cs="Times New Roman"/>
+                <w:sz w:val="24"/>
+                <w:szCs w:val="24"/>
+                <w:lang w:val="en-US"/>
+              </w:rPr>
+            </w:pPr>
+            <w:r>
+              <w:rPr>
+                <w:rFonts w:ascii="Aptos Narrow" w:hAnsi="Aptos Narrow"/>
+                <w:color w:val="000000"/>
+              </w:rPr>
+              <w:t>3206629176</w:t>
+            </w:r>
+          </w:p>
+        </w:tc>
+        <w:tc>
+          <w:tcPr>
+            <w:tcW w:w="1255" w:type="dxa"/>
+            <w:vAlign w:val="bottom"/>
+          </w:tcPr>
+          <w:p>
+            <w:pPr>
+              <w:rPr>
+                <w:rFonts w:ascii="Times New Roman" w:hAnsi="Times New Roman" w:cs="Times New Roman"/>
+                <w:sz w:val="24"/>
+                <w:szCs w:val="24"/>
+                <w:lang w:val="en-US"/>
+              </w:rPr>
+            </w:pPr>
+            <w:r>
+              <w:rPr>
+                <w:rFonts w:ascii="Aptos Narrow" w:hAnsi="Aptos Narrow"/>
+                <w:color w:val="000000"/>
+              </w:rPr>
+              <w:t>47817258</w:t>
+            </w:r>
+          </w:p>
+        </w:tc>
+        <w:tc>
+          <w:tcPr>
+            <w:tcW w:w="1358" w:type="dxa"/>
+            <w:vAlign w:val="bottom"/>
+          </w:tcPr>
+          <w:p>
+            <w:pPr>
+              <w:rPr>
+                <w:rFonts w:ascii="Times New Roman" w:hAnsi="Times New Roman" w:cs="Times New Roman"/>
+                <w:sz w:val="24"/>
+                <w:szCs w:val="24"/>
+                <w:lang w:val="en-US"/>
+              </w:rPr>
+            </w:pPr>
+            <w:r>
+              <w:rPr>
+                <w:rFonts w:ascii="Aptos Narrow" w:hAnsi="Aptos Narrow"/>
+                <w:color w:val="000000"/>
+              </w:rPr>
+              <w:t>3206097646</w:t>
+            </w:r>
+          </w:p>
+        </w:tc>
+        <w:tc>
+          <w:tcPr>
+            <w:tcW w:w="1255" w:type="dxa"/>
+            <w:vAlign w:val="bottom"/>
+          </w:tcPr>
+          <w:p>
+            <w:pPr>
+              <w:rPr>
+                <w:rFonts w:ascii="Times New Roman" w:hAnsi="Times New Roman" w:cs="Times New Roman"/>
+                <w:sz w:val="24"/>
+                <w:szCs w:val="24"/>
+                <w:lang w:val="en-US"/>
+              </w:rPr>
+            </w:pPr>
+            <w:r>
+              <w:rPr>
+                <w:rFonts w:ascii="Aptos Narrow" w:hAnsi="Aptos Narrow"/>
+                <w:color w:val="000000"/>
+              </w:rPr>
+              <w:t>48348788</w:t>
+            </w:r>
+          </w:p>
+        </w:tc>
+      </w:tr>
+      <w:tr>
+        <w:trPr>
+          <w:jc w:val="center"/>
+        </w:trPr>
+        <w:tc>
+          <w:tcPr>
+            <w:tcW w:w="2596" w:type="dxa"/>
+            <w:shd w:val="clear" w:color="auto" w:fill="83CAEB" w:themeFill="accent1" w:themeFillTint="66"/>
+            <w:vAlign w:val="bottom"/>
+          </w:tcPr>
+          <w:p>
+            <w:pPr>
+              <w:rPr>
+                <w:rFonts w:ascii="Times New Roman" w:hAnsi="Times New Roman" w:cs="Times New Roman"/>
+                <w:sz w:val="24"/>
+                <w:szCs w:val="24"/>
+                <w:lang w:val="en-US"/>
+              </w:rPr>
+            </w:pPr>
+            <w:r>
+              <w:rPr>
+                <w:rFonts w:ascii="Aptos Narrow" w:hAnsi="Aptos Narrow"/>
+                <w:color w:val="000000"/>
+              </w:rPr>
+              <w:t>470.lbm</w:t>
+            </w:r>
+          </w:p>
+        </w:tc>
+        <w:tc>
+          <w:tcPr>
+            <w:tcW w:w="1358" w:type="dxa"/>
+            <w:vAlign w:val="bottom"/>
+          </w:tcPr>
+          <w:p>
+            <w:pPr>
+              <w:rPr>
+                <w:rFonts w:ascii="Times New Roman" w:hAnsi="Times New Roman" w:cs="Times New Roman"/>
+                <w:sz w:val="24"/>
+                <w:szCs w:val="24"/>
+                <w:lang w:val="en-US"/>
+              </w:rPr>
+            </w:pPr>
+            <w:r>
+              <w:rPr>
+                <w:rFonts w:ascii="Aptos Narrow" w:hAnsi="Aptos Narrow"/>
+                <w:color w:val="000000"/>
+              </w:rPr>
+              <w:t>1066594479</w:t>
+            </w:r>
+          </w:p>
+        </w:tc>
+        <w:tc>
+          <w:tcPr>
+            <w:tcW w:w="1255" w:type="dxa"/>
+            <w:vAlign w:val="bottom"/>
+          </w:tcPr>
+          <w:p>
+            <w:pPr>
+              <w:rPr>
+                <w:rFonts w:ascii="Times New Roman" w:hAnsi="Times New Roman" w:cs="Times New Roman"/>
+                <w:sz w:val="24"/>
+                <w:szCs w:val="24"/>
+                <w:lang w:val="en-US"/>
+              </w:rPr>
+            </w:pPr>
+            <w:r>
+              <w:rPr>
+                <w:rFonts w:ascii="Aptos Narrow" w:hAnsi="Aptos Narrow"/>
+                <w:color w:val="000000"/>
+              </w:rPr>
+              <w:t>32179481</w:t>
+            </w:r>
+          </w:p>
+        </w:tc>
+        <w:tc>
+          <w:tcPr>
+            <w:tcW w:w="1358" w:type="dxa"/>
+            <w:vAlign w:val="bottom"/>
+          </w:tcPr>
+          <w:p>
+            <w:pPr>
+              <w:rPr>
+                <w:rFonts w:ascii="Times New Roman" w:hAnsi="Times New Roman" w:cs="Times New Roman"/>
+                <w:sz w:val="24"/>
+                <w:szCs w:val="24"/>
+                <w:lang w:val="en-US"/>
+              </w:rPr>
+            </w:pPr>
+            <w:r>
+              <w:rPr>
+                <w:rFonts w:ascii="Aptos Narrow" w:hAnsi="Aptos Narrow"/>
+                <w:color w:val="000000"/>
+              </w:rPr>
+              <w:t>1066313845</w:t>
+            </w:r>
+          </w:p>
+        </w:tc>
+        <w:tc>
+          <w:tcPr>
+            <w:tcW w:w="1255" w:type="dxa"/>
+            <w:vAlign w:val="bottom"/>
+          </w:tcPr>
+          <w:p>
+            <w:pPr>
+              <w:rPr>
+                <w:rFonts w:ascii="Times New Roman" w:hAnsi="Times New Roman" w:cs="Times New Roman"/>
+                <w:sz w:val="24"/>
+                <w:szCs w:val="24"/>
+                <w:lang w:val="en-US"/>
+              </w:rPr>
+            </w:pPr>
+            <w:r>
+              <w:rPr>
+                <w:rFonts w:ascii="Aptos Narrow" w:hAnsi="Aptos Narrow"/>
+                <w:color w:val="000000"/>
+              </w:rPr>
+              <w:t>32460115</w:t>
+            </w:r>
+          </w:p>
+        </w:tc>
+        <w:tc>
+          <w:tcPr>
+            <w:tcW w:w="1358" w:type="dxa"/>
+            <w:vAlign w:val="bottom"/>
+          </w:tcPr>
+          <w:p>
+            <w:pPr>
+              <w:rPr>
+                <w:rFonts w:ascii="Times New Roman" w:hAnsi="Times New Roman" w:cs="Times New Roman"/>
+                <w:sz w:val="24"/>
+                <w:szCs w:val="24"/>
+                <w:lang w:val="en-US"/>
+              </w:rPr>
+            </w:pPr>
+            <w:r>
+              <w:rPr>
+                <w:rFonts w:ascii="Aptos Narrow" w:hAnsi="Aptos Narrow"/>
+                <w:color w:val="000000"/>
+              </w:rPr>
+              <w:t>1063399579</w:t>
+            </w:r>
+          </w:p>
+        </w:tc>
+        <w:tc>
+          <w:tcPr>
+            <w:tcW w:w="1255" w:type="dxa"/>
+            <w:vAlign w:val="bottom"/>
+          </w:tcPr>
+          <w:p>
+            <w:pPr>
+              <w:rPr>
+                <w:rFonts w:ascii="Times New Roman" w:hAnsi="Times New Roman" w:cs="Times New Roman"/>
+                <w:sz w:val="24"/>
+                <w:szCs w:val="24"/>
+                <w:lang w:val="en-US"/>
+              </w:rPr>
+            </w:pPr>
+            <w:r>
+              <w:rPr>
+                <w:rFonts w:ascii="Aptos Narrow" w:hAnsi="Aptos Narrow"/>
+                <w:color w:val="000000"/>
+              </w:rPr>
+              <w:t>35374381</w:t>
+            </w:r>
+          </w:p>
+        </w:tc>
+      </w:tr>
+      <w:tr>
+        <w:trPr>
+          <w:jc w:val="center"/>
+        </w:trPr>
+        <w:tc>
+          <w:tcPr>
+            <w:tcW w:w="2596" w:type="dxa"/>
+            <w:shd w:val="clear" w:color="auto" w:fill="83CAEB" w:themeFill="accent1" w:themeFillTint="66"/>
+            <w:vAlign w:val="bottom"/>
+          </w:tcPr>
+          <w:p>
+            <w:pPr>
+              <w:rPr>
+                <w:rFonts w:ascii="Times New Roman" w:hAnsi="Times New Roman" w:cs="Times New Roman"/>
+                <w:sz w:val="24"/>
+                <w:szCs w:val="24"/>
+                <w:lang w:val="en-US"/>
+              </w:rPr>
+            </w:pPr>
+            <w:r>
+              <w:rPr>
+                <w:rFonts w:ascii="Aptos Narrow" w:hAnsi="Aptos Narrow"/>
+                <w:color w:val="000000"/>
+              </w:rPr>
+              <w:t>483.xalancbmk</w:t>
+            </w:r>
+          </w:p>
+        </w:tc>
+        <w:tc>
+          <w:tcPr>
+            <w:tcW w:w="1358" w:type="dxa"/>
+            <w:vAlign w:val="bottom"/>
+          </w:tcPr>
+          <w:p>
+            <w:pPr>
+              <w:rPr>
+                <w:rFonts w:ascii="Times New Roman" w:hAnsi="Times New Roman" w:cs="Times New Roman"/>
+                <w:sz w:val="24"/>
+                <w:szCs w:val="24"/>
+                <w:lang w:val="en-US"/>
+              </w:rPr>
+            </w:pPr>
+            <w:r>
+              <w:rPr>
+                <w:rFonts w:ascii="Aptos Narrow" w:hAnsi="Aptos Narrow"/>
+                <w:color w:val="000000"/>
+              </w:rPr>
+              <w:t>25444084029</w:t>
+            </w:r>
+          </w:p>
+        </w:tc>
+        <w:tc>
+          <w:tcPr>
+            <w:tcW w:w="1255" w:type="dxa"/>
+            <w:vAlign w:val="bottom"/>
+          </w:tcPr>
+          <w:p>
+            <w:pPr>
+              <w:rPr>
+                <w:rFonts w:ascii="Times New Roman" w:hAnsi="Times New Roman" w:cs="Times New Roman"/>
+                <w:sz w:val="24"/>
+                <w:szCs w:val="24"/>
+                <w:lang w:val="en-US"/>
+              </w:rPr>
+            </w:pPr>
+            <w:r>
+              <w:rPr>
+                <w:rFonts w:ascii="Aptos Narrow" w:hAnsi="Aptos Narrow"/>
+                <w:color w:val="000000"/>
+              </w:rPr>
+              <w:t>2511457985</w:t>
+            </w:r>
+          </w:p>
+        </w:tc>
+        <w:tc>
+          <w:tcPr>
+            <w:tcW w:w="1358" w:type="dxa"/>
+            <w:vAlign w:val="bottom"/>
+          </w:tcPr>
+          <w:p>
+            <w:pPr>
+              <w:rPr>
+                <w:rFonts w:ascii="Times New Roman" w:hAnsi="Times New Roman" w:cs="Times New Roman"/>
+                <w:sz w:val="24"/>
+                <w:szCs w:val="24"/>
+                <w:lang w:val="en-US"/>
+              </w:rPr>
+            </w:pPr>
+            <w:r>
+              <w:rPr>
+                <w:rFonts w:ascii="Aptos Narrow" w:hAnsi="Aptos Narrow"/>
+                <w:color w:val="000000"/>
+              </w:rPr>
+              <w:t>25375611298</w:t>
+            </w:r>
+          </w:p>
+        </w:tc>
+        <w:tc>
+          <w:tcPr>
+            <w:tcW w:w="1255" w:type="dxa"/>
+            <w:vAlign w:val="bottom"/>
+          </w:tcPr>
+          <w:p>
+            <w:pPr>
+              <w:rPr>
+                <w:rFonts w:ascii="Times New Roman" w:hAnsi="Times New Roman" w:cs="Times New Roman"/>
+                <w:sz w:val="24"/>
+                <w:szCs w:val="24"/>
+                <w:lang w:val="en-US"/>
+              </w:rPr>
+            </w:pPr>
+            <w:r>
+              <w:rPr>
+                <w:rFonts w:ascii="Aptos Narrow" w:hAnsi="Aptos Narrow"/>
+                <w:color w:val="000000"/>
+              </w:rPr>
+              <w:t>2579930716</w:t>
+            </w:r>
+          </w:p>
+        </w:tc>
+        <w:tc>
+          <w:tcPr>
+            <w:tcW w:w="1358" w:type="dxa"/>
+            <w:vAlign w:val="bottom"/>
+          </w:tcPr>
+          <w:p>
+            <w:pPr>
+              <w:rPr>
+                <w:rFonts w:ascii="Times New Roman" w:hAnsi="Times New Roman" w:cs="Times New Roman"/>
+                <w:sz w:val="24"/>
+                <w:szCs w:val="24"/>
+                <w:lang w:val="en-US"/>
+              </w:rPr>
+            </w:pPr>
+            <w:r>
+              <w:rPr>
+                <w:rFonts w:ascii="Aptos Narrow" w:hAnsi="Aptos Narrow"/>
+                <w:color w:val="000000"/>
+              </w:rPr>
+              <w:t>25144068601</w:t>
+            </w:r>
+          </w:p>
+        </w:tc>
+        <w:tc>
+          <w:tcPr>
+            <w:tcW w:w="1255" w:type="dxa"/>
+            <w:vAlign w:val="bottom"/>
+          </w:tcPr>
+          <w:p>
+            <w:pPr>
+              <w:rPr>
+                <w:rFonts w:ascii="Times New Roman" w:hAnsi="Times New Roman" w:cs="Times New Roman"/>
+                <w:sz w:val="24"/>
+                <w:szCs w:val="24"/>
+                <w:lang w:val="en-US"/>
+              </w:rPr>
+            </w:pPr>
+            <w:r>
+              <w:rPr>
+                <w:rFonts w:ascii="Aptos Narrow" w:hAnsi="Aptos Narrow"/>
+                <w:color w:val="000000"/>
+              </w:rPr>
+              <w:t>2811473413</w:t>
+            </w:r>
+          </w:p>
+        </w:tc>
+      </w:tr>
+    </w:tbl>
+    <w:p>
+      <w:pPr>
+        <w:rPr>
+          <w:rFonts w:ascii="Times New Roman" w:hAnsi="Times New Roman" w:cs="Times New Roman"/>
+          <w:sz w:val="24"/>
+          <w:szCs w:val="24"/>
+          <w:lang w:val="en-US"/>
+        </w:rPr>
+      </w:pPr>
+    </w:p>
+    <w:tbl>
+      <w:tblPr>
+        <w:tblStyle w:val="TableGrid"/>
+        <w:tblW w:w="9198" w:type="dxa"/>
+        <w:jc w:val="center"/>
+        <w:tblLook w:val="04A0" w:firstRow="1" w:lastRow="0" w:firstColumn="1" w:lastColumn="0" w:noHBand="0" w:noVBand="1"/>
+      </w:tblPr>
+      <w:tblGrid>
+        <w:gridCol w:w="1608"/>
+        <w:gridCol w:w="1443"/>
+        <w:gridCol w:w="1408"/>
+        <w:gridCol w:w="1443"/>
+        <w:gridCol w:w="1408"/>
+        <w:gridCol w:w="1888"/>
+      </w:tblGrid>
+      <w:tr>
+        <w:trPr>
+          <w:jc w:val="center"/>
+        </w:trPr>
+        <w:tc>
+          <w:tcPr>
+            <w:tcW w:w="1608" w:type="dxa"/>
+            <w:shd w:val="clear" w:color="auto" w:fill="83CAEB" w:themeFill="accent1" w:themeFillTint="66"/>
+            <w:vAlign w:val="bottom"/>
+          </w:tcPr>
+          <w:p>
+            <w:pPr>
+              <w:rPr>
+                <w:rFonts w:ascii="Times New Roman" w:hAnsi="Times New Roman" w:cs="Times New Roman"/>
+                <w:sz w:val="24"/>
+                <w:szCs w:val="24"/>
+                <w:lang w:val="en-US"/>
+              </w:rPr>
+            </w:pPr>
+            <w:r>
+              <w:rPr>
+                <w:rFonts w:ascii="Aptos Narrow" w:hAnsi="Aptos Narrow"/>
+                <w:color w:val="000000"/>
+              </w:rPr>
+              <w:t>Benchmark</w:t>
+            </w:r>
+          </w:p>
+        </w:tc>
+        <w:tc>
+          <w:tcPr>
+            <w:tcW w:w="1443" w:type="dxa"/>
+            <w:vAlign w:val="bottom"/>
+          </w:tcPr>
+          <w:p>
+            <w:pPr>
+              <w:rPr>
+                <w:rFonts w:ascii="Times New Roman" w:hAnsi="Times New Roman" w:cs="Times New Roman"/>
+                <w:sz w:val="24"/>
+                <w:szCs w:val="24"/>
+                <w:lang w:val="en-US"/>
+              </w:rPr>
+            </w:pPr>
+            <w:r>
+              <w:rPr>
+                <w:rFonts w:ascii="Aptos Narrow" w:hAnsi="Aptos Narrow"/>
+                <w:color w:val="000000"/>
+              </w:rPr>
+              <w:t>FSM-4 Correct</w:t>
+            </w:r>
+          </w:p>
+        </w:tc>
+        <w:tc>
+          <w:tcPr>
+            <w:tcW w:w="1408" w:type="dxa"/>
+            <w:vAlign w:val="bottom"/>
+          </w:tcPr>
+          <w:p>
+            <w:pPr>
+              <w:rPr>
+                <w:rFonts w:ascii="Times New Roman" w:hAnsi="Times New Roman" w:cs="Times New Roman"/>
+                <w:sz w:val="24"/>
+                <w:szCs w:val="24"/>
+                <w:lang w:val="en-US"/>
+              </w:rPr>
+            </w:pPr>
+            <w:r>
+              <w:rPr>
+                <w:rFonts w:ascii="Aptos Narrow" w:hAnsi="Aptos Narrow"/>
+                <w:color w:val="000000"/>
+              </w:rPr>
+              <w:t>FSM-4 Incorrect</w:t>
+            </w:r>
+          </w:p>
+        </w:tc>
+        <w:tc>
+          <w:tcPr>
+            <w:tcW w:w="1443" w:type="dxa"/>
+            <w:vAlign w:val="bottom"/>
+          </w:tcPr>
+          <w:p>
+            <w:pPr>
+              <w:rPr>
+                <w:rFonts w:ascii="Times New Roman" w:hAnsi="Times New Roman" w:cs="Times New Roman"/>
+                <w:sz w:val="24"/>
+                <w:szCs w:val="24"/>
+                <w:lang w:val="en-US"/>
+              </w:rPr>
+            </w:pPr>
+            <w:r>
+              <w:rPr>
+                <w:rFonts w:ascii="Aptos Narrow" w:hAnsi="Aptos Narrow"/>
+                <w:color w:val="000000"/>
+              </w:rPr>
+              <w:t>FSM-5 Correct</w:t>
+            </w:r>
+          </w:p>
+        </w:tc>
+        <w:tc>
+          <w:tcPr>
+            <w:tcW w:w="1408" w:type="dxa"/>
+            <w:vAlign w:val="bottom"/>
+          </w:tcPr>
+          <w:p>
+            <w:pPr>
+              <w:rPr>
+                <w:rFonts w:ascii="Times New Roman" w:hAnsi="Times New Roman" w:cs="Times New Roman"/>
+                <w:sz w:val="24"/>
+                <w:szCs w:val="24"/>
+                <w:lang w:val="en-US"/>
+              </w:rPr>
+            </w:pPr>
+            <w:r>
+              <w:rPr>
+                <w:rFonts w:ascii="Aptos Narrow" w:hAnsi="Aptos Narrow"/>
+                <w:color w:val="000000"/>
+              </w:rPr>
+              <w:t>FSM-5 Incorrect</w:t>
+            </w:r>
+          </w:p>
+        </w:tc>
+        <w:tc>
+          <w:tcPr>
+            <w:tcW w:w="1888" w:type="dxa"/>
+            <w:vAlign w:val="bottom"/>
+          </w:tcPr>
+          <w:p>
+            <w:pPr>
+              <w:rPr>
+                <w:rFonts w:ascii="Times New Roman" w:hAnsi="Times New Roman" w:cs="Times New Roman"/>
+                <w:sz w:val="24"/>
+                <w:szCs w:val="24"/>
+                <w:lang w:val="en-US"/>
+              </w:rPr>
+            </w:pPr>
+            <w:r>
+              <w:rPr>
+                <w:rFonts w:ascii="Aptos Narrow" w:hAnsi="Aptos Narrow"/>
+                <w:color w:val="000000"/>
+              </w:rPr>
+              <w:t>Total Instructions</w:t>
+            </w:r>
+          </w:p>
+        </w:tc>
+      </w:tr>
+      <w:tr>
+        <w:trPr>
+          <w:jc w:val="center"/>
+        </w:trPr>
+        <w:tc>
+          <w:tcPr>
+            <w:tcW w:w="1608" w:type="dxa"/>
+            <w:shd w:val="clear" w:color="auto" w:fill="83CAEB" w:themeFill="accent1" w:themeFillTint="66"/>
+            <w:vAlign w:val="bottom"/>
+          </w:tcPr>
+          <w:p>
+            <w:pPr>
+              <w:rPr>
+                <w:rFonts w:ascii="Times New Roman" w:hAnsi="Times New Roman" w:cs="Times New Roman"/>
+                <w:sz w:val="24"/>
+                <w:szCs w:val="24"/>
+                <w:lang w:val="en-US"/>
+              </w:rPr>
+            </w:pPr>
+            <w:r>
+              <w:rPr>
+                <w:rFonts w:ascii="Aptos Narrow" w:hAnsi="Aptos Narrow"/>
+                <w:color w:val="000000"/>
+              </w:rPr>
+              <w:t>403.gcc</w:t>
+            </w:r>
+          </w:p>
+        </w:tc>
+        <w:tc>
+          <w:tcPr>
+            <w:tcW w:w="1443" w:type="dxa"/>
+            <w:vAlign w:val="bottom"/>
+          </w:tcPr>
+          <w:p>
+            <w:pPr>
+              <w:rPr>
+                <w:rFonts w:ascii="Times New Roman" w:hAnsi="Times New Roman" w:cs="Times New Roman"/>
+                <w:sz w:val="24"/>
+                <w:szCs w:val="24"/>
+                <w:lang w:val="en-US"/>
+              </w:rPr>
+            </w:pPr>
+            <w:r>
+              <w:rPr>
+                <w:rFonts w:ascii="Aptos Narrow" w:hAnsi="Aptos Narrow"/>
+                <w:color w:val="000000"/>
+              </w:rPr>
+              <w:t>519413461</w:t>
+            </w:r>
+          </w:p>
+        </w:tc>
+        <w:tc>
+          <w:tcPr>
+            <w:tcW w:w="1408" w:type="dxa"/>
+            <w:vAlign w:val="bottom"/>
+          </w:tcPr>
+          <w:p>
+            <w:pPr>
+              <w:rPr>
+                <w:rFonts w:ascii="Times New Roman" w:hAnsi="Times New Roman" w:cs="Times New Roman"/>
+                <w:sz w:val="24"/>
+                <w:szCs w:val="24"/>
+                <w:lang w:val="en-US"/>
+              </w:rPr>
+            </w:pPr>
+            <w:r>
+              <w:rPr>
+                <w:rFonts w:ascii="Aptos Narrow" w:hAnsi="Aptos Narrow"/>
+                <w:color w:val="000000"/>
+              </w:rPr>
+              <w:t>55134955</w:t>
+            </w:r>
+          </w:p>
+        </w:tc>
+        <w:tc>
+          <w:tcPr>
+            <w:tcW w:w="1443" w:type="dxa"/>
+            <w:vAlign w:val="bottom"/>
+          </w:tcPr>
+          <w:p>
+            <w:pPr>
+              <w:rPr>
+                <w:rFonts w:ascii="Times New Roman" w:hAnsi="Times New Roman" w:cs="Times New Roman"/>
+                <w:sz w:val="24"/>
+                <w:szCs w:val="24"/>
+                <w:lang w:val="en-US"/>
+              </w:rPr>
+            </w:pPr>
+            <w:r>
+              <w:rPr>
+                <w:rFonts w:ascii="Aptos Narrow" w:hAnsi="Aptos Narrow"/>
+                <w:color w:val="000000"/>
+              </w:rPr>
+              <w:t>516758833</w:t>
+            </w:r>
+          </w:p>
+        </w:tc>
+        <w:tc>
+          <w:tcPr>
+            <w:tcW w:w="1408" w:type="dxa"/>
+            <w:vAlign w:val="bottom"/>
+          </w:tcPr>
+          <w:p>
+            <w:pPr>
+              <w:rPr>
+                <w:rFonts w:ascii="Times New Roman" w:hAnsi="Times New Roman" w:cs="Times New Roman"/>
+                <w:sz w:val="24"/>
+                <w:szCs w:val="24"/>
+                <w:lang w:val="en-US"/>
+              </w:rPr>
+            </w:pPr>
+            <w:r>
+              <w:rPr>
+                <w:rFonts w:ascii="Aptos Narrow" w:hAnsi="Aptos Narrow"/>
+                <w:color w:val="000000"/>
+              </w:rPr>
+              <w:t>57789583</w:t>
+            </w:r>
+          </w:p>
+        </w:tc>
+        <w:tc>
+          <w:tcPr>
+            <w:tcW w:w="1888" w:type="dxa"/>
+            <w:vAlign w:val="bottom"/>
+          </w:tcPr>
+          <w:p>
+            <w:pPr>
+              <w:rPr>
+                <w:rFonts w:ascii="Times New Roman" w:hAnsi="Times New Roman" w:cs="Times New Roman"/>
+                <w:sz w:val="24"/>
+                <w:szCs w:val="24"/>
+                <w:lang w:val="en-US"/>
+              </w:rPr>
+            </w:pPr>
+            <w:r>
+              <w:rPr>
+                <w:rFonts w:ascii="Aptos Narrow" w:hAnsi="Aptos Narrow"/>
+                <w:color w:val="000000"/>
+              </w:rPr>
+              <w:t>3184507251</w:t>
+            </w:r>
+          </w:p>
+        </w:tc>
+      </w:tr>
+      <w:tr>
+        <w:trPr>
+          <w:jc w:val="center"/>
+        </w:trPr>
+        <w:tc>
+          <w:tcPr>
+            <w:tcW w:w="1608" w:type="dxa"/>
+            <w:shd w:val="clear" w:color="auto" w:fill="83CAEB" w:themeFill="accent1" w:themeFillTint="66"/>
+            <w:vAlign w:val="bottom"/>
+          </w:tcPr>
+          <w:p>
+            <w:pPr>
+              <w:rPr>
+                <w:rFonts w:ascii="Times New Roman" w:hAnsi="Times New Roman" w:cs="Times New Roman"/>
+                <w:sz w:val="24"/>
+                <w:szCs w:val="24"/>
+                <w:lang w:val="en-US"/>
+              </w:rPr>
+            </w:pPr>
+            <w:r>
+              <w:rPr>
+                <w:rFonts w:ascii="Aptos Narrow" w:hAnsi="Aptos Narrow"/>
+                <w:color w:val="000000"/>
+              </w:rPr>
+              <w:t>410.bwaves</w:t>
+            </w:r>
+          </w:p>
+        </w:tc>
+        <w:tc>
+          <w:tcPr>
+            <w:tcW w:w="1443" w:type="dxa"/>
+            <w:vAlign w:val="bottom"/>
+          </w:tcPr>
+          <w:p>
+            <w:pPr>
+              <w:rPr>
+                <w:rFonts w:ascii="Times New Roman" w:hAnsi="Times New Roman" w:cs="Times New Roman"/>
+                <w:sz w:val="24"/>
+                <w:szCs w:val="24"/>
+                <w:lang w:val="en-US"/>
+              </w:rPr>
+            </w:pPr>
+            <w:r>
+              <w:rPr>
+                <w:rFonts w:ascii="Aptos Narrow" w:hAnsi="Aptos Narrow"/>
+                <w:color w:val="000000"/>
+              </w:rPr>
+              <w:t>25386037093</w:t>
+            </w:r>
+          </w:p>
+        </w:tc>
+        <w:tc>
+          <w:tcPr>
+            <w:tcW w:w="1408" w:type="dxa"/>
+            <w:vAlign w:val="bottom"/>
+          </w:tcPr>
+          <w:p>
+            <w:pPr>
+              <w:rPr>
+                <w:rFonts w:ascii="Times New Roman" w:hAnsi="Times New Roman" w:cs="Times New Roman"/>
+                <w:sz w:val="24"/>
+                <w:szCs w:val="24"/>
+                <w:lang w:val="en-US"/>
+              </w:rPr>
+            </w:pPr>
+            <w:r>
+              <w:rPr>
+                <w:rFonts w:ascii="Aptos Narrow" w:hAnsi="Aptos Narrow"/>
+                <w:color w:val="000000"/>
+              </w:rPr>
+              <w:t>4153408532</w:t>
+            </w:r>
+          </w:p>
+        </w:tc>
+        <w:tc>
+          <w:tcPr>
+            <w:tcW w:w="1443" w:type="dxa"/>
+            <w:vAlign w:val="bottom"/>
+          </w:tcPr>
+          <w:p>
+            <w:pPr>
+              <w:rPr>
+                <w:rFonts w:ascii="Times New Roman" w:hAnsi="Times New Roman" w:cs="Times New Roman"/>
+                <w:sz w:val="24"/>
+                <w:szCs w:val="24"/>
+                <w:lang w:val="en-US"/>
+              </w:rPr>
+            </w:pPr>
+            <w:r>
+              <w:rPr>
+                <w:rFonts w:ascii="Aptos Narrow" w:hAnsi="Aptos Narrow"/>
+                <w:color w:val="000000"/>
+              </w:rPr>
+              <w:t>23654181564</w:t>
+            </w:r>
+          </w:p>
+        </w:tc>
+        <w:tc>
+          <w:tcPr>
+            <w:tcW w:w="1408" w:type="dxa"/>
+            <w:vAlign w:val="bottom"/>
+          </w:tcPr>
+          <w:p>
+            <w:pPr>
+              <w:rPr>
+                <w:rFonts w:ascii="Times New Roman" w:hAnsi="Times New Roman" w:cs="Times New Roman"/>
+                <w:sz w:val="24"/>
+                <w:szCs w:val="24"/>
+                <w:lang w:val="en-US"/>
+              </w:rPr>
+            </w:pPr>
+            <w:r>
+              <w:rPr>
+                <w:rFonts w:ascii="Aptos Narrow" w:hAnsi="Aptos Narrow"/>
+                <w:color w:val="000000"/>
+              </w:rPr>
+              <w:t>5885264061</w:t>
+            </w:r>
+          </w:p>
+        </w:tc>
+        <w:tc>
+          <w:tcPr>
+            <w:tcW w:w="1888" w:type="dxa"/>
+            <w:vAlign w:val="bottom"/>
+          </w:tcPr>
+          <w:p>
+            <w:pPr>
+              <w:rPr>
+                <w:rFonts w:ascii="Times New Roman" w:hAnsi="Times New Roman" w:cs="Times New Roman"/>
+                <w:sz w:val="24"/>
+                <w:szCs w:val="24"/>
+                <w:lang w:val="en-US"/>
+              </w:rPr>
+            </w:pPr>
+            <w:r>
+              <w:rPr>
+                <w:rFonts w:ascii="Aptos Narrow" w:hAnsi="Aptos Narrow"/>
+                <w:color w:val="000000"/>
+              </w:rPr>
+              <w:t>300165002694</w:t>
+            </w:r>
+          </w:p>
+        </w:tc>
+      </w:tr>
+      <w:tr>
+        <w:trPr>
+          <w:jc w:val="center"/>
+        </w:trPr>
+        <w:tc>
+          <w:tcPr>
+            <w:tcW w:w="1608" w:type="dxa"/>
+            <w:shd w:val="clear" w:color="auto" w:fill="83CAEB" w:themeFill="accent1" w:themeFillTint="66"/>
+            <w:vAlign w:val="bottom"/>
+          </w:tcPr>
+          <w:p>
+            <w:pPr>
+              <w:rPr>
+                <w:rFonts w:ascii="Times New Roman" w:hAnsi="Times New Roman" w:cs="Times New Roman"/>
+                <w:sz w:val="24"/>
+                <w:szCs w:val="24"/>
+                <w:lang w:val="en-US"/>
+              </w:rPr>
+            </w:pPr>
+            <w:r>
+              <w:rPr>
+                <w:rFonts w:ascii="Aptos Narrow" w:hAnsi="Aptos Narrow"/>
+                <w:color w:val="000000"/>
+              </w:rPr>
+              <w:t>416.gamess</w:t>
+            </w:r>
+          </w:p>
+        </w:tc>
+        <w:tc>
+          <w:tcPr>
+            <w:tcW w:w="1443" w:type="dxa"/>
+            <w:vAlign w:val="bottom"/>
+          </w:tcPr>
+          <w:p>
+            <w:pPr>
+              <w:rPr>
+                <w:rFonts w:ascii="Times New Roman" w:hAnsi="Times New Roman" w:cs="Times New Roman"/>
+                <w:sz w:val="24"/>
+                <w:szCs w:val="24"/>
+                <w:lang w:val="en-US"/>
+              </w:rPr>
+            </w:pPr>
+            <w:r>
+              <w:rPr>
+                <w:rFonts w:ascii="Aptos Narrow" w:hAnsi="Aptos Narrow"/>
+                <w:color w:val="000000"/>
+              </w:rPr>
+              <w:t>12315933772</w:t>
+            </w:r>
+          </w:p>
+        </w:tc>
+        <w:tc>
+          <w:tcPr>
+            <w:tcW w:w="1408" w:type="dxa"/>
+            <w:vAlign w:val="bottom"/>
+          </w:tcPr>
+          <w:p>
+            <w:pPr>
+              <w:rPr>
+                <w:rFonts w:ascii="Times New Roman" w:hAnsi="Times New Roman" w:cs="Times New Roman"/>
+                <w:sz w:val="24"/>
+                <w:szCs w:val="24"/>
+                <w:lang w:val="en-US"/>
+              </w:rPr>
+            </w:pPr>
+            <w:r>
+              <w:rPr>
+                <w:rFonts w:ascii="Aptos Narrow" w:hAnsi="Aptos Narrow"/>
+                <w:color w:val="000000"/>
+              </w:rPr>
+              <w:t>926850778</w:t>
+            </w:r>
+          </w:p>
+        </w:tc>
+        <w:tc>
+          <w:tcPr>
+            <w:tcW w:w="1443" w:type="dxa"/>
+            <w:vAlign w:val="bottom"/>
+          </w:tcPr>
+          <w:p>
+            <w:pPr>
+              <w:rPr>
+                <w:rFonts w:ascii="Times New Roman" w:hAnsi="Times New Roman" w:cs="Times New Roman"/>
+                <w:sz w:val="24"/>
+                <w:szCs w:val="24"/>
+                <w:lang w:val="en-US"/>
+              </w:rPr>
+            </w:pPr>
+            <w:r>
+              <w:rPr>
+                <w:rFonts w:ascii="Aptos Narrow" w:hAnsi="Aptos Narrow"/>
+                <w:color w:val="000000"/>
+              </w:rPr>
+              <w:t>12086655922</w:t>
+            </w:r>
+          </w:p>
+        </w:tc>
+        <w:tc>
+          <w:tcPr>
+            <w:tcW w:w="1408" w:type="dxa"/>
+            <w:vAlign w:val="bottom"/>
+          </w:tcPr>
+          <w:p>
+            <w:pPr>
+              <w:rPr>
+                <w:rFonts w:ascii="Times New Roman" w:hAnsi="Times New Roman" w:cs="Times New Roman"/>
+                <w:sz w:val="24"/>
+                <w:szCs w:val="24"/>
+                <w:lang w:val="en-US"/>
+              </w:rPr>
+            </w:pPr>
+            <w:r>
+              <w:rPr>
+                <w:rFonts w:ascii="Aptos Narrow" w:hAnsi="Aptos Narrow"/>
+                <w:color w:val="000000"/>
+              </w:rPr>
+              <w:t>1156128628</w:t>
+            </w:r>
+          </w:p>
+        </w:tc>
+        <w:tc>
+          <w:tcPr>
+            <w:tcW w:w="1888" w:type="dxa"/>
+            <w:vAlign w:val="bottom"/>
+          </w:tcPr>
+          <w:p>
+            <w:pPr>
+              <w:rPr>
+                <w:rFonts w:ascii="Times New Roman" w:hAnsi="Times New Roman" w:cs="Times New Roman"/>
+                <w:sz w:val="24"/>
+                <w:szCs w:val="24"/>
+                <w:lang w:val="en-US"/>
+              </w:rPr>
+            </w:pPr>
+            <w:r>
+              <w:rPr>
+                <w:rFonts w:ascii="Aptos Narrow" w:hAnsi="Aptos Narrow"/>
+                <w:color w:val="000000"/>
+              </w:rPr>
+              <w:t>191137079600</w:t>
+            </w:r>
+          </w:p>
+        </w:tc>
+      </w:tr>
+      <w:tr>
+        <w:trPr>
+          <w:jc w:val="center"/>
+        </w:trPr>
+        <w:tc>
+          <w:tcPr>
+            <w:tcW w:w="1608" w:type="dxa"/>
+            <w:shd w:val="clear" w:color="auto" w:fill="83CAEB" w:themeFill="accent1" w:themeFillTint="66"/>
+            <w:vAlign w:val="bottom"/>
+          </w:tcPr>
+          <w:p>
+            <w:pPr>
+              <w:rPr>
+                <w:rFonts w:ascii="Times New Roman" w:hAnsi="Times New Roman" w:cs="Times New Roman"/>
+                <w:sz w:val="24"/>
+                <w:szCs w:val="24"/>
+                <w:lang w:val="en-US"/>
+              </w:rPr>
+            </w:pPr>
+            <w:r>
+              <w:rPr>
+                <w:rFonts w:ascii="Aptos Narrow" w:hAnsi="Aptos Narrow"/>
+                <w:color w:val="000000"/>
+              </w:rPr>
+              <w:t>429.mcf</w:t>
+            </w:r>
+          </w:p>
+        </w:tc>
+        <w:tc>
+          <w:tcPr>
+            <w:tcW w:w="1443" w:type="dxa"/>
+            <w:vAlign w:val="bottom"/>
+          </w:tcPr>
+          <w:p>
+            <w:pPr>
+              <w:rPr>
+                <w:rFonts w:ascii="Times New Roman" w:hAnsi="Times New Roman" w:cs="Times New Roman"/>
+                <w:sz w:val="24"/>
+                <w:szCs w:val="24"/>
+                <w:lang w:val="en-US"/>
+              </w:rPr>
+            </w:pPr>
+            <w:r>
+              <w:rPr>
+                <w:rFonts w:ascii="Aptos Narrow" w:hAnsi="Aptos Narrow"/>
+                <w:color w:val="000000"/>
+              </w:rPr>
+              <w:t>3468751383</w:t>
+            </w:r>
+          </w:p>
+        </w:tc>
+        <w:tc>
+          <w:tcPr>
+            <w:tcW w:w="1408" w:type="dxa"/>
+            <w:vAlign w:val="bottom"/>
+          </w:tcPr>
+          <w:p>
+            <w:pPr>
+              <w:rPr>
+                <w:rFonts w:ascii="Times New Roman" w:hAnsi="Times New Roman" w:cs="Times New Roman"/>
+                <w:sz w:val="24"/>
+                <w:szCs w:val="24"/>
+                <w:lang w:val="en-US"/>
+              </w:rPr>
+            </w:pPr>
+            <w:r>
+              <w:rPr>
+                <w:rFonts w:ascii="Aptos Narrow" w:hAnsi="Aptos Narrow"/>
+                <w:color w:val="000000"/>
+              </w:rPr>
+              <w:t>241882928</w:t>
+            </w:r>
+          </w:p>
+        </w:tc>
+        <w:tc>
+          <w:tcPr>
+            <w:tcW w:w="1443" w:type="dxa"/>
+            <w:vAlign w:val="bottom"/>
+          </w:tcPr>
+          <w:p>
+            <w:pPr>
+              <w:rPr>
+                <w:rFonts w:ascii="Times New Roman" w:hAnsi="Times New Roman" w:cs="Times New Roman"/>
+                <w:sz w:val="24"/>
+                <w:szCs w:val="24"/>
+                <w:lang w:val="en-US"/>
+              </w:rPr>
+            </w:pPr>
+            <w:r>
+              <w:rPr>
+                <w:rFonts w:ascii="Aptos Narrow" w:hAnsi="Aptos Narrow"/>
+                <w:color w:val="000000"/>
+              </w:rPr>
+              <w:t>3459198116</w:t>
+            </w:r>
+          </w:p>
+        </w:tc>
+        <w:tc>
+          <w:tcPr>
+            <w:tcW w:w="1408" w:type="dxa"/>
+            <w:vAlign w:val="bottom"/>
+          </w:tcPr>
+          <w:p>
+            <w:pPr>
+              <w:rPr>
+                <w:rFonts w:ascii="Times New Roman" w:hAnsi="Times New Roman" w:cs="Times New Roman"/>
+                <w:sz w:val="24"/>
+                <w:szCs w:val="24"/>
+                <w:lang w:val="en-US"/>
+              </w:rPr>
+            </w:pPr>
+            <w:r>
+              <w:rPr>
+                <w:rFonts w:ascii="Aptos Narrow" w:hAnsi="Aptos Narrow"/>
+                <w:color w:val="000000"/>
+              </w:rPr>
+              <w:t>251436195</w:t>
+            </w:r>
+          </w:p>
+        </w:tc>
+        <w:tc>
+          <w:tcPr>
+            <w:tcW w:w="1888" w:type="dxa"/>
+            <w:vAlign w:val="bottom"/>
+          </w:tcPr>
+          <w:p>
+            <w:pPr>
+              <w:rPr>
+                <w:rFonts w:ascii="Times New Roman" w:hAnsi="Times New Roman" w:cs="Times New Roman"/>
+                <w:sz w:val="24"/>
+                <w:szCs w:val="24"/>
+                <w:lang w:val="en-US"/>
+              </w:rPr>
+            </w:pPr>
+            <w:r>
+              <w:rPr>
+                <w:rFonts w:ascii="Aptos Narrow" w:hAnsi="Aptos Narrow"/>
+                <w:color w:val="000000"/>
+              </w:rPr>
+              <w:t>18199704182</w:t>
+            </w:r>
+          </w:p>
+        </w:tc>
+      </w:tr>
+      <w:tr>
+        <w:trPr>
+          <w:jc w:val="center"/>
+        </w:trPr>
+        <w:tc>
+          <w:tcPr>
+            <w:tcW w:w="1608" w:type="dxa"/>
+            <w:shd w:val="clear" w:color="auto" w:fill="83CAEB" w:themeFill="accent1" w:themeFillTint="66"/>
+            <w:vAlign w:val="bottom"/>
+          </w:tcPr>
+          <w:p>
+            <w:pPr>
+              <w:rPr>
+                <w:rFonts w:ascii="Times New Roman" w:hAnsi="Times New Roman" w:cs="Times New Roman"/>
+                <w:sz w:val="24"/>
+                <w:szCs w:val="24"/>
+                <w:lang w:val="en-US"/>
+              </w:rPr>
+            </w:pPr>
+            <w:r>
+              <w:rPr>
+                <w:rFonts w:ascii="Aptos Narrow" w:hAnsi="Aptos Narrow"/>
+                <w:color w:val="000000"/>
+              </w:rPr>
+              <w:t>433.milc</w:t>
+            </w:r>
+          </w:p>
+        </w:tc>
+        <w:tc>
+          <w:tcPr>
+            <w:tcW w:w="1443" w:type="dxa"/>
+            <w:vAlign w:val="bottom"/>
+          </w:tcPr>
+          <w:p>
+            <w:pPr>
+              <w:rPr>
+                <w:rFonts w:ascii="Times New Roman" w:hAnsi="Times New Roman" w:cs="Times New Roman"/>
+                <w:sz w:val="24"/>
+                <w:szCs w:val="24"/>
+                <w:lang w:val="en-US"/>
+              </w:rPr>
+            </w:pPr>
+            <w:r>
+              <w:rPr>
+                <w:rFonts w:ascii="Aptos Narrow" w:hAnsi="Aptos Narrow"/>
+                <w:color w:val="000000"/>
+              </w:rPr>
+              <w:t>1285201211</w:t>
+            </w:r>
+          </w:p>
+        </w:tc>
+        <w:tc>
+          <w:tcPr>
+            <w:tcW w:w="1408" w:type="dxa"/>
+            <w:vAlign w:val="bottom"/>
+          </w:tcPr>
+          <w:p>
+            <w:pPr>
+              <w:rPr>
+                <w:rFonts w:ascii="Times New Roman" w:hAnsi="Times New Roman" w:cs="Times New Roman"/>
+                <w:sz w:val="24"/>
+                <w:szCs w:val="24"/>
+                <w:lang w:val="en-US"/>
+              </w:rPr>
+            </w:pPr>
+            <w:r>
+              <w:rPr>
+                <w:rFonts w:ascii="Aptos Narrow" w:hAnsi="Aptos Narrow"/>
+                <w:color w:val="000000"/>
+              </w:rPr>
+              <w:t>497988074</w:t>
+            </w:r>
+          </w:p>
+        </w:tc>
+        <w:tc>
+          <w:tcPr>
+            <w:tcW w:w="1443" w:type="dxa"/>
+            <w:vAlign w:val="bottom"/>
+          </w:tcPr>
+          <w:p>
+            <w:pPr>
+              <w:rPr>
+                <w:rFonts w:ascii="Times New Roman" w:hAnsi="Times New Roman" w:cs="Times New Roman"/>
+                <w:sz w:val="24"/>
+                <w:szCs w:val="24"/>
+                <w:lang w:val="en-US"/>
+              </w:rPr>
+            </w:pPr>
+            <w:r>
+              <w:rPr>
+                <w:rFonts w:ascii="Aptos Narrow" w:hAnsi="Aptos Narrow"/>
+                <w:color w:val="000000"/>
+              </w:rPr>
+              <w:t>793083317</w:t>
+            </w:r>
+          </w:p>
+        </w:tc>
+        <w:tc>
+          <w:tcPr>
+            <w:tcW w:w="1408" w:type="dxa"/>
+            <w:vAlign w:val="bottom"/>
+          </w:tcPr>
+          <w:p>
+            <w:pPr>
+              <w:rPr>
+                <w:rFonts w:ascii="Times New Roman" w:hAnsi="Times New Roman" w:cs="Times New Roman"/>
+                <w:sz w:val="24"/>
+                <w:szCs w:val="24"/>
+                <w:lang w:val="en-US"/>
+              </w:rPr>
+            </w:pPr>
+            <w:r>
+              <w:rPr>
+                <w:rFonts w:ascii="Aptos Narrow" w:hAnsi="Aptos Narrow"/>
+                <w:color w:val="000000"/>
+              </w:rPr>
+              <w:t>990105968</w:t>
+            </w:r>
+          </w:p>
+        </w:tc>
+        <w:tc>
+          <w:tcPr>
+            <w:tcW w:w="1888" w:type="dxa"/>
+            <w:vAlign w:val="bottom"/>
+          </w:tcPr>
+          <w:p>
+            <w:pPr>
+              <w:rPr>
+                <w:rFonts w:ascii="Times New Roman" w:hAnsi="Times New Roman" w:cs="Times New Roman"/>
+                <w:sz w:val="24"/>
+                <w:szCs w:val="24"/>
+                <w:lang w:val="en-US"/>
+              </w:rPr>
+            </w:pPr>
+            <w:r>
+              <w:rPr>
+                <w:rFonts w:ascii="Aptos Narrow" w:hAnsi="Aptos Narrow"/>
+                <w:color w:val="000000"/>
+              </w:rPr>
+              <w:t>38323372296</w:t>
+            </w:r>
+          </w:p>
+        </w:tc>
+      </w:tr>
+      <w:tr>
+        <w:trPr>
+          <w:jc w:val="center"/>
+        </w:trPr>
+        <w:tc>
+          <w:tcPr>
+            <w:tcW w:w="1608" w:type="dxa"/>
+            <w:shd w:val="clear" w:color="auto" w:fill="83CAEB" w:themeFill="accent1" w:themeFillTint="66"/>
+            <w:vAlign w:val="bottom"/>
+          </w:tcPr>
+          <w:p>
+            <w:pPr>
+              <w:rPr>
+                <w:rFonts w:ascii="Times New Roman" w:hAnsi="Times New Roman" w:cs="Times New Roman"/>
+                <w:sz w:val="24"/>
+                <w:szCs w:val="24"/>
+                <w:lang w:val="en-US"/>
+              </w:rPr>
+            </w:pPr>
+            <w:r>
+              <w:rPr>
+                <w:rFonts w:ascii="Aptos Narrow" w:hAnsi="Aptos Narrow"/>
+                <w:color w:val="000000"/>
+              </w:rPr>
+              <w:t>435.gromacs</w:t>
+            </w:r>
+          </w:p>
+        </w:tc>
+        <w:tc>
+          <w:tcPr>
+            <w:tcW w:w="1443" w:type="dxa"/>
+            <w:vAlign w:val="bottom"/>
+          </w:tcPr>
+          <w:p>
+            <w:pPr>
+              <w:rPr>
+                <w:rFonts w:ascii="Times New Roman" w:hAnsi="Times New Roman" w:cs="Times New Roman"/>
+                <w:sz w:val="24"/>
+                <w:szCs w:val="24"/>
+                <w:lang w:val="en-US"/>
+              </w:rPr>
+            </w:pPr>
+            <w:r>
+              <w:rPr>
+                <w:rFonts w:ascii="Aptos Narrow" w:hAnsi="Aptos Narrow"/>
+                <w:color w:val="000000"/>
+              </w:rPr>
+              <w:t>15685903987</w:t>
+            </w:r>
+          </w:p>
+        </w:tc>
+        <w:tc>
+          <w:tcPr>
+            <w:tcW w:w="1408" w:type="dxa"/>
+            <w:vAlign w:val="bottom"/>
+          </w:tcPr>
+          <w:p>
+            <w:pPr>
+              <w:rPr>
+                <w:rFonts w:ascii="Times New Roman" w:hAnsi="Times New Roman" w:cs="Times New Roman"/>
+                <w:sz w:val="24"/>
+                <w:szCs w:val="24"/>
+                <w:lang w:val="en-US"/>
+              </w:rPr>
+            </w:pPr>
+            <w:r>
+              <w:rPr>
+                <w:rFonts w:ascii="Aptos Narrow" w:hAnsi="Aptos Narrow"/>
+                <w:color w:val="000000"/>
+              </w:rPr>
+              <w:t>1375827899</w:t>
+            </w:r>
+          </w:p>
+        </w:tc>
+        <w:tc>
+          <w:tcPr>
+            <w:tcW w:w="1443" w:type="dxa"/>
+            <w:vAlign w:val="bottom"/>
+          </w:tcPr>
+          <w:p>
+            <w:pPr>
+              <w:rPr>
+                <w:rFonts w:ascii="Times New Roman" w:hAnsi="Times New Roman" w:cs="Times New Roman"/>
+                <w:sz w:val="24"/>
+                <w:szCs w:val="24"/>
+                <w:lang w:val="en-US"/>
+              </w:rPr>
+            </w:pPr>
+            <w:r>
+              <w:rPr>
+                <w:rFonts w:ascii="Aptos Narrow" w:hAnsi="Aptos Narrow"/>
+                <w:color w:val="000000"/>
+              </w:rPr>
+              <w:t>15464089965</w:t>
+            </w:r>
+          </w:p>
+        </w:tc>
+        <w:tc>
+          <w:tcPr>
+            <w:tcW w:w="1408" w:type="dxa"/>
+            <w:vAlign w:val="bottom"/>
+          </w:tcPr>
+          <w:p>
+            <w:pPr>
+              <w:rPr>
+                <w:rFonts w:ascii="Times New Roman" w:hAnsi="Times New Roman" w:cs="Times New Roman"/>
+                <w:sz w:val="24"/>
+                <w:szCs w:val="24"/>
+                <w:lang w:val="en-US"/>
+              </w:rPr>
+            </w:pPr>
+            <w:r>
+              <w:rPr>
+                <w:rFonts w:ascii="Aptos Narrow" w:hAnsi="Aptos Narrow"/>
+                <w:color w:val="000000"/>
+              </w:rPr>
+              <w:t>1597641921</w:t>
+            </w:r>
+          </w:p>
+        </w:tc>
+        <w:tc>
+          <w:tcPr>
+            <w:tcW w:w="1888" w:type="dxa"/>
+            <w:vAlign w:val="bottom"/>
+          </w:tcPr>
+          <w:p>
+            <w:pPr>
+              <w:rPr>
+                <w:rFonts w:ascii="Times New Roman" w:hAnsi="Times New Roman" w:cs="Times New Roman"/>
+                <w:sz w:val="24"/>
+                <w:szCs w:val="24"/>
+                <w:lang w:val="en-US"/>
+              </w:rPr>
+            </w:pPr>
+            <w:r>
+              <w:rPr>
+                <w:rFonts w:ascii="Aptos Narrow" w:hAnsi="Aptos Narrow"/>
+                <w:color w:val="000000"/>
+              </w:rPr>
+              <w:t>445004175949</w:t>
+            </w:r>
+          </w:p>
+        </w:tc>
+      </w:tr>
+      <w:tr>
+        <w:trPr>
+          <w:jc w:val="center"/>
+        </w:trPr>
+        <w:tc>
+          <w:tcPr>
+            <w:tcW w:w="1608" w:type="dxa"/>
+            <w:shd w:val="clear" w:color="auto" w:fill="83CAEB" w:themeFill="accent1" w:themeFillTint="66"/>
+            <w:vAlign w:val="bottom"/>
+          </w:tcPr>
+          <w:p>
+            <w:pPr>
+              <w:rPr>
+                <w:rFonts w:ascii="Times New Roman" w:hAnsi="Times New Roman" w:cs="Times New Roman"/>
+                <w:sz w:val="24"/>
+                <w:szCs w:val="24"/>
+                <w:lang w:val="en-US"/>
+              </w:rPr>
+            </w:pPr>
+            <w:r>
+              <w:rPr>
+                <w:rFonts w:ascii="Aptos Narrow" w:hAnsi="Aptos Narrow"/>
+                <w:color w:val="000000"/>
+              </w:rPr>
+              <w:t>436.cactusADM</w:t>
+            </w:r>
+          </w:p>
+        </w:tc>
+        <w:tc>
+          <w:tcPr>
+            <w:tcW w:w="1443" w:type="dxa"/>
+            <w:vAlign w:val="bottom"/>
+          </w:tcPr>
+          <w:p>
+            <w:pPr>
+              <w:rPr>
+                <w:rFonts w:ascii="Times New Roman" w:hAnsi="Times New Roman" w:cs="Times New Roman"/>
+                <w:sz w:val="24"/>
+                <w:szCs w:val="24"/>
+                <w:lang w:val="en-US"/>
+              </w:rPr>
+            </w:pPr>
+            <w:r>
+              <w:rPr>
+                <w:rFonts w:ascii="Aptos Narrow" w:hAnsi="Aptos Narrow"/>
+                <w:color w:val="000000"/>
+              </w:rPr>
+              <w:t>157983806</w:t>
+            </w:r>
+          </w:p>
+        </w:tc>
+        <w:tc>
+          <w:tcPr>
+            <w:tcW w:w="1408" w:type="dxa"/>
+            <w:vAlign w:val="bottom"/>
+          </w:tcPr>
+          <w:p>
+            <w:pPr>
+              <w:rPr>
+                <w:rFonts w:ascii="Times New Roman" w:hAnsi="Times New Roman" w:cs="Times New Roman"/>
+                <w:sz w:val="24"/>
+                <w:szCs w:val="24"/>
+                <w:lang w:val="en-US"/>
+              </w:rPr>
+            </w:pPr>
+            <w:r>
+              <w:rPr>
+                <w:rFonts w:ascii="Aptos Narrow" w:hAnsi="Aptos Narrow"/>
+                <w:color w:val="000000"/>
+              </w:rPr>
+              <w:t>3013312</w:t>
+            </w:r>
+          </w:p>
+        </w:tc>
+        <w:tc>
+          <w:tcPr>
+            <w:tcW w:w="1443" w:type="dxa"/>
+            <w:vAlign w:val="bottom"/>
+          </w:tcPr>
+          <w:p>
+            <w:pPr>
+              <w:rPr>
+                <w:rFonts w:ascii="Times New Roman" w:hAnsi="Times New Roman" w:cs="Times New Roman"/>
+                <w:sz w:val="24"/>
+                <w:szCs w:val="24"/>
+                <w:lang w:val="en-US"/>
+              </w:rPr>
+            </w:pPr>
+            <w:r>
+              <w:rPr>
+                <w:rFonts w:ascii="Aptos Narrow" w:hAnsi="Aptos Narrow"/>
+                <w:color w:val="000000"/>
+              </w:rPr>
+              <w:t>157964311</w:t>
+            </w:r>
+          </w:p>
+        </w:tc>
+        <w:tc>
+          <w:tcPr>
+            <w:tcW w:w="1408" w:type="dxa"/>
+            <w:vAlign w:val="bottom"/>
+          </w:tcPr>
+          <w:p>
+            <w:pPr>
+              <w:rPr>
+                <w:rFonts w:ascii="Times New Roman" w:hAnsi="Times New Roman" w:cs="Times New Roman"/>
+                <w:sz w:val="24"/>
+                <w:szCs w:val="24"/>
+                <w:lang w:val="en-US"/>
+              </w:rPr>
+            </w:pPr>
+            <w:r>
+              <w:rPr>
+                <w:rFonts w:ascii="Aptos Narrow" w:hAnsi="Aptos Narrow"/>
+                <w:color w:val="000000"/>
+              </w:rPr>
+              <w:t>3032807</w:t>
+            </w:r>
+          </w:p>
+        </w:tc>
+        <w:tc>
+          <w:tcPr>
+            <w:tcW w:w="1888" w:type="dxa"/>
+            <w:vAlign w:val="bottom"/>
+          </w:tcPr>
+          <w:p>
+            <w:pPr>
+              <w:rPr>
+                <w:rFonts w:ascii="Times New Roman" w:hAnsi="Times New Roman" w:cs="Times New Roman"/>
+                <w:sz w:val="24"/>
+                <w:szCs w:val="24"/>
+                <w:lang w:val="en-US"/>
+              </w:rPr>
+            </w:pPr>
+            <w:r>
+              <w:rPr>
+                <w:rFonts w:ascii="Aptos Narrow" w:hAnsi="Aptos Narrow"/>
+                <w:color w:val="000000"/>
+              </w:rPr>
+              <w:t>80776877872</w:t>
+            </w:r>
+          </w:p>
+        </w:tc>
+      </w:tr>
+      <w:tr>
+        <w:trPr>
+          <w:jc w:val="center"/>
+        </w:trPr>
+        <w:tc>
+          <w:tcPr>
+            <w:tcW w:w="1608" w:type="dxa"/>
+            <w:shd w:val="clear" w:color="auto" w:fill="83CAEB" w:themeFill="accent1" w:themeFillTint="66"/>
+            <w:vAlign w:val="bottom"/>
+          </w:tcPr>
+          <w:p>
+            <w:pPr>
+              <w:rPr>
+                <w:rFonts w:ascii="Times New Roman" w:hAnsi="Times New Roman" w:cs="Times New Roman"/>
+                <w:sz w:val="24"/>
+                <w:szCs w:val="24"/>
+                <w:lang w:val="en-US"/>
+              </w:rPr>
+            </w:pPr>
+            <w:r>
+              <w:rPr>
+                <w:rFonts w:ascii="Aptos Narrow" w:hAnsi="Aptos Narrow"/>
+                <w:color w:val="000000"/>
+              </w:rPr>
+              <w:t>450.soplex</w:t>
+            </w:r>
+          </w:p>
+        </w:tc>
+        <w:tc>
+          <w:tcPr>
+            <w:tcW w:w="1443" w:type="dxa"/>
+            <w:vAlign w:val="bottom"/>
+          </w:tcPr>
+          <w:p>
+            <w:pPr>
+              <w:rPr>
+                <w:rFonts w:ascii="Times New Roman" w:hAnsi="Times New Roman" w:cs="Times New Roman"/>
+                <w:sz w:val="24"/>
+                <w:szCs w:val="24"/>
+                <w:lang w:val="en-US"/>
+              </w:rPr>
+            </w:pPr>
+            <w:r>
+              <w:rPr>
+                <w:rFonts w:ascii="Aptos Narrow" w:hAnsi="Aptos Narrow"/>
+                <w:color w:val="000000"/>
+              </w:rPr>
+              <w:t>1058252687</w:t>
+            </w:r>
+          </w:p>
+        </w:tc>
+        <w:tc>
+          <w:tcPr>
+            <w:tcW w:w="1408" w:type="dxa"/>
+            <w:vAlign w:val="bottom"/>
+          </w:tcPr>
+          <w:p>
+            <w:pPr>
+              <w:rPr>
+                <w:rFonts w:ascii="Times New Roman" w:hAnsi="Times New Roman" w:cs="Times New Roman"/>
+                <w:sz w:val="24"/>
+                <w:szCs w:val="24"/>
+                <w:lang w:val="en-US"/>
+              </w:rPr>
+            </w:pPr>
+            <w:r>
+              <w:rPr>
+                <w:rFonts w:ascii="Aptos Narrow" w:hAnsi="Aptos Narrow"/>
+                <w:color w:val="000000"/>
+              </w:rPr>
+              <w:t>63456414</w:t>
+            </w:r>
+          </w:p>
+        </w:tc>
+        <w:tc>
+          <w:tcPr>
+            <w:tcW w:w="1443" w:type="dxa"/>
+            <w:vAlign w:val="bottom"/>
+          </w:tcPr>
+          <w:p>
+            <w:pPr>
+              <w:rPr>
+                <w:rFonts w:ascii="Times New Roman" w:hAnsi="Times New Roman" w:cs="Times New Roman"/>
+                <w:sz w:val="24"/>
+                <w:szCs w:val="24"/>
+                <w:lang w:val="en-US"/>
+              </w:rPr>
+            </w:pPr>
+            <w:r>
+              <w:rPr>
+                <w:rFonts w:ascii="Aptos Narrow" w:hAnsi="Aptos Narrow"/>
+                <w:color w:val="000000"/>
+              </w:rPr>
+              <w:t>1045768503</w:t>
+            </w:r>
+          </w:p>
+        </w:tc>
+        <w:tc>
+          <w:tcPr>
+            <w:tcW w:w="1408" w:type="dxa"/>
+            <w:vAlign w:val="bottom"/>
+          </w:tcPr>
+          <w:p>
+            <w:pPr>
+              <w:rPr>
+                <w:rFonts w:ascii="Times New Roman" w:hAnsi="Times New Roman" w:cs="Times New Roman"/>
+                <w:sz w:val="24"/>
+                <w:szCs w:val="24"/>
+                <w:lang w:val="en-US"/>
+              </w:rPr>
+            </w:pPr>
+            <w:r>
+              <w:rPr>
+                <w:rFonts w:ascii="Aptos Narrow" w:hAnsi="Aptos Narrow"/>
+                <w:color w:val="000000"/>
+              </w:rPr>
+              <w:t>75940598</w:t>
+            </w:r>
+          </w:p>
+        </w:tc>
+        <w:tc>
+          <w:tcPr>
+            <w:tcW w:w="1888" w:type="dxa"/>
+            <w:vAlign w:val="bottom"/>
+          </w:tcPr>
+          <w:p>
+            <w:pPr>
+              <w:rPr>
+                <w:rFonts w:ascii="Times New Roman" w:hAnsi="Times New Roman" w:cs="Times New Roman"/>
+                <w:sz w:val="24"/>
+                <w:szCs w:val="24"/>
+                <w:lang w:val="en-US"/>
+              </w:rPr>
+            </w:pPr>
+            <w:r>
+              <w:rPr>
+                <w:rFonts w:ascii="Aptos Narrow" w:hAnsi="Aptos Narrow"/>
+                <w:color w:val="000000"/>
+              </w:rPr>
+              <w:t>7440656697</w:t>
+            </w:r>
+          </w:p>
+        </w:tc>
+      </w:tr>
+      <w:tr>
+        <w:trPr>
+          <w:jc w:val="center"/>
+        </w:trPr>
+        <w:tc>
+          <w:tcPr>
+            <w:tcW w:w="1608" w:type="dxa"/>
+            <w:shd w:val="clear" w:color="auto" w:fill="83CAEB" w:themeFill="accent1" w:themeFillTint="66"/>
+            <w:vAlign w:val="bottom"/>
+          </w:tcPr>
+          <w:p>
+            <w:pPr>
+              <w:rPr>
+                <w:rFonts w:ascii="Times New Roman" w:hAnsi="Times New Roman" w:cs="Times New Roman"/>
+                <w:sz w:val="24"/>
+                <w:szCs w:val="24"/>
+                <w:lang w:val="en-US"/>
+              </w:rPr>
+            </w:pPr>
+            <w:r>
+              <w:rPr>
+                <w:rFonts w:ascii="Aptos Narrow" w:hAnsi="Aptos Narrow"/>
+                <w:color w:val="000000"/>
+              </w:rPr>
+              <w:t>459.GemsFDTD</w:t>
+            </w:r>
+          </w:p>
+        </w:tc>
+        <w:tc>
+          <w:tcPr>
+            <w:tcW w:w="1443" w:type="dxa"/>
+            <w:vAlign w:val="bottom"/>
+          </w:tcPr>
+          <w:p>
+            <w:pPr>
+              <w:rPr>
+                <w:rFonts w:ascii="Times New Roman" w:hAnsi="Times New Roman" w:cs="Times New Roman"/>
+                <w:sz w:val="24"/>
+                <w:szCs w:val="24"/>
+                <w:lang w:val="en-US"/>
+              </w:rPr>
+            </w:pPr>
+            <w:r>
+              <w:rPr>
+                <w:rFonts w:ascii="Aptos Narrow" w:hAnsi="Aptos Narrow"/>
+                <w:color w:val="000000"/>
+              </w:rPr>
+              <w:t>3206641447</w:t>
+            </w:r>
+          </w:p>
+        </w:tc>
+        <w:tc>
+          <w:tcPr>
+            <w:tcW w:w="1408" w:type="dxa"/>
+            <w:vAlign w:val="bottom"/>
+          </w:tcPr>
+          <w:p>
+            <w:pPr>
+              <w:rPr>
+                <w:rFonts w:ascii="Times New Roman" w:hAnsi="Times New Roman" w:cs="Times New Roman"/>
+                <w:sz w:val="24"/>
+                <w:szCs w:val="24"/>
+                <w:lang w:val="en-US"/>
+              </w:rPr>
+            </w:pPr>
+            <w:r>
+              <w:rPr>
+                <w:rFonts w:ascii="Aptos Narrow" w:hAnsi="Aptos Narrow"/>
+                <w:color w:val="000000"/>
+              </w:rPr>
+              <w:t>47804987</w:t>
+            </w:r>
+          </w:p>
+        </w:tc>
+        <w:tc>
+          <w:tcPr>
+            <w:tcW w:w="1443" w:type="dxa"/>
+            <w:vAlign w:val="bottom"/>
+          </w:tcPr>
+          <w:p>
+            <w:pPr>
+              <w:rPr>
+                <w:rFonts w:ascii="Times New Roman" w:hAnsi="Times New Roman" w:cs="Times New Roman"/>
+                <w:sz w:val="24"/>
+                <w:szCs w:val="24"/>
+                <w:lang w:val="en-US"/>
+              </w:rPr>
+            </w:pPr>
+            <w:r>
+              <w:rPr>
+                <w:rFonts w:ascii="Aptos Narrow" w:hAnsi="Aptos Narrow"/>
+                <w:color w:val="000000"/>
+              </w:rPr>
+              <w:t>3192537320</w:t>
+            </w:r>
+          </w:p>
+        </w:tc>
+        <w:tc>
+          <w:tcPr>
+            <w:tcW w:w="1408" w:type="dxa"/>
+            <w:vAlign w:val="bottom"/>
+          </w:tcPr>
+          <w:p>
+            <w:pPr>
+              <w:rPr>
+                <w:rFonts w:ascii="Times New Roman" w:hAnsi="Times New Roman" w:cs="Times New Roman"/>
+                <w:sz w:val="24"/>
+                <w:szCs w:val="24"/>
+                <w:lang w:val="en-US"/>
+              </w:rPr>
+            </w:pPr>
+            <w:r>
+              <w:rPr>
+                <w:rFonts w:ascii="Aptos Narrow" w:hAnsi="Aptos Narrow"/>
+                <w:color w:val="000000"/>
+              </w:rPr>
+              <w:t>61909114</w:t>
+            </w:r>
+          </w:p>
+        </w:tc>
+        <w:tc>
+          <w:tcPr>
+            <w:tcW w:w="1888" w:type="dxa"/>
+            <w:vAlign w:val="bottom"/>
+          </w:tcPr>
+          <w:p>
+            <w:pPr>
+              <w:rPr>
+                <w:rFonts w:ascii="Times New Roman" w:hAnsi="Times New Roman" w:cs="Times New Roman"/>
+                <w:sz w:val="24"/>
+                <w:szCs w:val="24"/>
+                <w:lang w:val="en-US"/>
+              </w:rPr>
+            </w:pPr>
+            <w:r>
+              <w:rPr>
+                <w:rFonts w:ascii="Aptos Narrow" w:hAnsi="Aptos Narrow"/>
+                <w:color w:val="000000"/>
+              </w:rPr>
+              <w:t>108776742205</w:t>
+            </w:r>
+          </w:p>
+        </w:tc>
+      </w:tr>
+      <w:tr>
+        <w:trPr>
+          <w:jc w:val="center"/>
+        </w:trPr>
+        <w:tc>
+          <w:tcPr>
+            <w:tcW w:w="1608" w:type="dxa"/>
+            <w:shd w:val="clear" w:color="auto" w:fill="83CAEB" w:themeFill="accent1" w:themeFillTint="66"/>
+            <w:vAlign w:val="bottom"/>
+          </w:tcPr>
+          <w:p>
+            <w:pPr>
+              <w:rPr>
+                <w:rFonts w:ascii="Times New Roman" w:hAnsi="Times New Roman" w:cs="Times New Roman"/>
+                <w:sz w:val="24"/>
+                <w:szCs w:val="24"/>
+                <w:lang w:val="en-US"/>
+              </w:rPr>
+            </w:pPr>
+            <w:r>
+              <w:rPr>
+                <w:rFonts w:ascii="Aptos Narrow" w:hAnsi="Aptos Narrow"/>
+                <w:color w:val="000000"/>
+              </w:rPr>
+              <w:t>470.lbm</w:t>
+            </w:r>
+          </w:p>
+        </w:tc>
+        <w:tc>
+          <w:tcPr>
+            <w:tcW w:w="1443" w:type="dxa"/>
+            <w:vAlign w:val="bottom"/>
+          </w:tcPr>
+          <w:p>
+            <w:pPr>
+              <w:rPr>
+                <w:rFonts w:ascii="Times New Roman" w:hAnsi="Times New Roman" w:cs="Times New Roman"/>
+                <w:sz w:val="24"/>
+                <w:szCs w:val="24"/>
+                <w:lang w:val="en-US"/>
+              </w:rPr>
+            </w:pPr>
+            <w:r>
+              <w:rPr>
+                <w:rFonts w:ascii="Aptos Narrow" w:hAnsi="Aptos Narrow"/>
+                <w:color w:val="000000"/>
+              </w:rPr>
+              <w:t>1063036344</w:t>
+            </w:r>
+          </w:p>
+        </w:tc>
+        <w:tc>
+          <w:tcPr>
+            <w:tcW w:w="1408" w:type="dxa"/>
+            <w:vAlign w:val="bottom"/>
+          </w:tcPr>
+          <w:p>
+            <w:pPr>
+              <w:rPr>
+                <w:rFonts w:ascii="Times New Roman" w:hAnsi="Times New Roman" w:cs="Times New Roman"/>
+                <w:sz w:val="24"/>
+                <w:szCs w:val="24"/>
+                <w:lang w:val="en-US"/>
+              </w:rPr>
+            </w:pPr>
+            <w:r>
+              <w:rPr>
+                <w:rFonts w:ascii="Aptos Narrow" w:hAnsi="Aptos Narrow"/>
+                <w:color w:val="000000"/>
+              </w:rPr>
+              <w:t>35737616</w:t>
+            </w:r>
+          </w:p>
+        </w:tc>
+        <w:tc>
+          <w:tcPr>
+            <w:tcW w:w="1443" w:type="dxa"/>
+            <w:vAlign w:val="bottom"/>
+          </w:tcPr>
+          <w:p>
+            <w:pPr>
+              <w:rPr>
+                <w:rFonts w:ascii="Times New Roman" w:hAnsi="Times New Roman" w:cs="Times New Roman"/>
+                <w:sz w:val="24"/>
+                <w:szCs w:val="24"/>
+                <w:lang w:val="en-US"/>
+              </w:rPr>
+            </w:pPr>
+            <w:r>
+              <w:rPr>
+                <w:rFonts w:ascii="Aptos Narrow" w:hAnsi="Aptos Narrow"/>
+                <w:color w:val="000000"/>
+              </w:rPr>
+              <w:t>1067814001</w:t>
+            </w:r>
+          </w:p>
+        </w:tc>
+        <w:tc>
+          <w:tcPr>
+            <w:tcW w:w="1408" w:type="dxa"/>
+            <w:vAlign w:val="bottom"/>
+          </w:tcPr>
+          <w:p>
+            <w:pPr>
+              <w:rPr>
+                <w:rFonts w:ascii="Times New Roman" w:hAnsi="Times New Roman" w:cs="Times New Roman"/>
+                <w:sz w:val="24"/>
+                <w:szCs w:val="24"/>
+                <w:lang w:val="en-US"/>
+              </w:rPr>
+            </w:pPr>
+            <w:r>
+              <w:rPr>
+                <w:rFonts w:ascii="Aptos Narrow" w:hAnsi="Aptos Narrow"/>
+                <w:color w:val="000000"/>
+              </w:rPr>
+              <w:t>30959959</w:t>
+            </w:r>
+          </w:p>
+        </w:tc>
+        <w:tc>
+          <w:tcPr>
+            <w:tcW w:w="1888" w:type="dxa"/>
+            <w:vAlign w:val="bottom"/>
+          </w:tcPr>
+          <w:p>
+            <w:pPr>
+              <w:rPr>
+                <w:rFonts w:ascii="Times New Roman" w:hAnsi="Times New Roman" w:cs="Times New Roman"/>
+                <w:sz w:val="24"/>
+                <w:szCs w:val="24"/>
+                <w:lang w:val="en-US"/>
+              </w:rPr>
+            </w:pPr>
+            <w:r>
+              <w:rPr>
+                <w:rFonts w:ascii="Aptos Narrow" w:hAnsi="Aptos Narrow"/>
+                <w:color w:val="000000"/>
+              </w:rPr>
+              <w:t>96483398089</w:t>
+            </w:r>
+          </w:p>
+        </w:tc>
+      </w:tr>
+      <w:tr>
+        <w:trPr>
+          <w:jc w:val="center"/>
+        </w:trPr>
+        <w:tc>
+          <w:tcPr>
+            <w:tcW w:w="1608" w:type="dxa"/>
+            <w:shd w:val="clear" w:color="auto" w:fill="83CAEB" w:themeFill="accent1" w:themeFillTint="66"/>
+            <w:vAlign w:val="bottom"/>
+          </w:tcPr>
+          <w:p>
+            <w:pPr>
+              <w:rPr>
+                <w:rFonts w:ascii="Times New Roman" w:hAnsi="Times New Roman" w:cs="Times New Roman"/>
+                <w:sz w:val="24"/>
+                <w:szCs w:val="24"/>
+                <w:lang w:val="en-US"/>
+              </w:rPr>
+            </w:pPr>
+            <w:r>
+              <w:rPr>
+                <w:rFonts w:ascii="Aptos Narrow" w:hAnsi="Aptos Narrow"/>
+                <w:color w:val="000000"/>
+              </w:rPr>
+              <w:t>483.xalancbmk</w:t>
+            </w:r>
+          </w:p>
+        </w:tc>
+        <w:tc>
+          <w:tcPr>
+            <w:tcW w:w="1443" w:type="dxa"/>
+            <w:vAlign w:val="bottom"/>
+          </w:tcPr>
+          <w:p>
+            <w:pPr>
+              <w:rPr>
+                <w:rFonts w:ascii="Times New Roman" w:hAnsi="Times New Roman" w:cs="Times New Roman"/>
+                <w:sz w:val="24"/>
+                <w:szCs w:val="24"/>
+                <w:lang w:val="en-US"/>
+              </w:rPr>
+            </w:pPr>
+            <w:r>
+              <w:rPr>
+                <w:rFonts w:ascii="Aptos Narrow" w:hAnsi="Aptos Narrow"/>
+                <w:color w:val="000000"/>
+              </w:rPr>
+              <w:t>25261601907</w:t>
+            </w:r>
+          </w:p>
+        </w:tc>
+        <w:tc>
+          <w:tcPr>
+            <w:tcW w:w="1408" w:type="dxa"/>
+            <w:vAlign w:val="bottom"/>
+          </w:tcPr>
+          <w:p>
+            <w:pPr>
+              <w:rPr>
+                <w:rFonts w:ascii="Times New Roman" w:hAnsi="Times New Roman" w:cs="Times New Roman"/>
+                <w:sz w:val="24"/>
+                <w:szCs w:val="24"/>
+                <w:lang w:val="en-US"/>
+              </w:rPr>
+            </w:pPr>
+            <w:r>
+              <w:rPr>
+                <w:rFonts w:ascii="Aptos Narrow" w:hAnsi="Aptos Narrow"/>
+                <w:color w:val="000000"/>
+              </w:rPr>
+              <w:t>2693940107</w:t>
+            </w:r>
+          </w:p>
+        </w:tc>
+        <w:tc>
+          <w:tcPr>
+            <w:tcW w:w="1443" w:type="dxa"/>
+            <w:vAlign w:val="bottom"/>
+          </w:tcPr>
+          <w:p>
+            <w:pPr>
+              <w:rPr>
+                <w:rFonts w:ascii="Times New Roman" w:hAnsi="Times New Roman" w:cs="Times New Roman"/>
+                <w:sz w:val="24"/>
+                <w:szCs w:val="24"/>
+                <w:lang w:val="en-US"/>
+              </w:rPr>
+            </w:pPr>
+            <w:r>
+              <w:rPr>
+                <w:rFonts w:ascii="Aptos Narrow" w:hAnsi="Aptos Narrow"/>
+                <w:color w:val="000000"/>
+              </w:rPr>
+              <w:t>24999057134</w:t>
+            </w:r>
+          </w:p>
+        </w:tc>
+        <w:tc>
+          <w:tcPr>
+            <w:tcW w:w="1408" w:type="dxa"/>
+            <w:vAlign w:val="bottom"/>
+          </w:tcPr>
+          <w:p>
+            <w:pPr>
+              <w:rPr>
+                <w:rFonts w:ascii="Times New Roman" w:hAnsi="Times New Roman" w:cs="Times New Roman"/>
+                <w:sz w:val="24"/>
+                <w:szCs w:val="24"/>
+                <w:lang w:val="en-US"/>
+              </w:rPr>
+            </w:pPr>
+            <w:r>
+              <w:rPr>
+                <w:rFonts w:ascii="Aptos Narrow" w:hAnsi="Aptos Narrow"/>
+                <w:color w:val="000000"/>
+              </w:rPr>
+              <w:t>2956484880</w:t>
+            </w:r>
+          </w:p>
+        </w:tc>
+        <w:tc>
+          <w:tcPr>
+            <w:tcW w:w="1888" w:type="dxa"/>
+            <w:vAlign w:val="bottom"/>
+          </w:tcPr>
+          <w:p>
+            <w:pPr>
+              <w:rPr>
+                <w:rFonts w:ascii="Times New Roman" w:hAnsi="Times New Roman" w:cs="Times New Roman"/>
+                <w:sz w:val="24"/>
+                <w:szCs w:val="24"/>
+                <w:lang w:val="en-US"/>
+              </w:rPr>
+            </w:pPr>
+            <w:r>
+              <w:rPr>
+                <w:rFonts w:ascii="Aptos Narrow" w:hAnsi="Aptos Narrow"/>
+                <w:color w:val="000000"/>
+              </w:rPr>
+              <w:t>224117738457</w:t>
+            </w:r>
+          </w:p>
+        </w:tc>
+      </w:tr>
+    </w:tbl>
+    <w:p>
+      <w:pPr>
+        <w:rPr>
+          <w:rFonts w:ascii="Times New Roman" w:hAnsi="Times New Roman" w:cs="Times New Roman"/>
+          <w:sz w:val="24"/>
+          <w:szCs w:val="24"/>
+          <w:lang w:val="en-US"/>
+        </w:rPr>
+      </w:pPr>
+    </w:p>
+    <w:p>
+      <w:pPr>
+        <w:rPr>
+          <w:rFonts w:ascii="Times New Roman" w:hAnsi="Times New Roman" w:cs="Times New Roman"/>
+          <w:sz w:val="24"/>
+          <w:szCs w:val="24"/>
+          <w:lang w:val="el-GR"/>
+        </w:rPr>
+      </w:pPr>
+    </w:p>
+    <w:p>
+      <w:pPr>
+        <w:rPr>
+          <w:rFonts w:ascii="Times New Roman" w:hAnsi="Times New Roman" w:cs="Times New Roman"/>
+          <w:sz w:val="24"/>
+          <w:szCs w:val="24"/>
+          <w:lang w:val="el-GR"/>
+        </w:rPr>
+      </w:pPr>
+    </w:p>
+    <w:p>
+      <w:pPr>
+        <w:rPr>
+          <w:rFonts w:ascii="Times New Roman" w:hAnsi="Times New Roman" w:cs="Times New Roman"/>
+          <w:sz w:val="24"/>
+          <w:szCs w:val="24"/>
+          <w:lang w:val="el-GR"/>
+        </w:rPr>
+      </w:pPr>
+    </w:p>
+    <w:p>
+      <w:pPr>
+        <w:rPr>
+          <w:rFonts w:ascii="Times New Roman" w:hAnsi="Times New Roman" w:cs="Times New Roman"/>
+          <w:sz w:val="24"/>
+          <w:szCs w:val="24"/>
+          <w:lang w:val="el-GR"/>
+        </w:rPr>
+      </w:pPr>
+    </w:p>
+    <w:p>
+      <w:pPr>
+        <w:rPr>
+          <w:rFonts w:ascii="Times New Roman" w:hAnsi="Times New Roman" w:cs="Times New Roman"/>
+          <w:sz w:val="24"/>
+          <w:szCs w:val="24"/>
+          <w:lang w:val="en-US"/>
+        </w:rPr>
+      </w:pPr>
+    </w:p>
+    <w:p>
+      <w:pPr>
+        <w:rPr>
+          <w:rFonts w:ascii="Times New Roman" w:hAnsi="Times New Roman" w:cs="Times New Roman"/>
+          <w:sz w:val="24"/>
+          <w:szCs w:val="24"/>
+          <w:lang w:val="en-US"/>
+        </w:rPr>
+      </w:pPr>
+    </w:p>
+    <w:p>
+      <w:pPr>
+        <w:rPr>
+          <w:rFonts w:ascii="Times New Roman" w:hAnsi="Times New Roman" w:cs="Times New Roman"/>
+          <w:sz w:val="24"/>
+          <w:szCs w:val="24"/>
+          <w:lang w:val="en-US"/>
+        </w:rPr>
+      </w:pPr>
+      <w:r>
+        <w:rPr>
+          <w:rFonts w:ascii="Times New Roman" w:hAnsi="Times New Roman" w:cs="Times New Roman"/>
+          <w:sz w:val="24"/>
+          <w:szCs w:val="24"/>
+          <w:lang w:val="el-GR"/>
+        </w:rPr>
+        <w:t xml:space="preserve">Τα παραπάνω στατιστικά συνοψίζονται με την χρήση του </w:t>
+      </w:r>
+      <w:r>
+        <w:rPr>
+          <w:rFonts w:ascii="Times New Roman" w:hAnsi="Times New Roman" w:cs="Times New Roman"/>
+          <w:sz w:val="24"/>
+          <w:szCs w:val="24"/>
+          <w:lang w:val="en-US"/>
+        </w:rPr>
+        <w:t>metric</w:t>
+      </w:r>
+      <w:r>
+        <w:rPr>
+          <w:rFonts w:ascii="Times New Roman" w:hAnsi="Times New Roman" w:cs="Times New Roman"/>
+          <w:sz w:val="24"/>
+          <w:szCs w:val="24"/>
+          <w:lang w:val="el-GR"/>
+        </w:rPr>
+        <w:t xml:space="preserve"> </w:t>
+      </w:r>
+      <w:r>
+        <w:rPr>
+          <w:rFonts w:ascii="Times New Roman" w:hAnsi="Times New Roman" w:cs="Times New Roman"/>
+          <w:sz w:val="24"/>
+          <w:szCs w:val="24"/>
+          <w:lang w:val="en-US"/>
+        </w:rPr>
+        <w:t>MPKI</w:t>
+      </w:r>
+      <w:r>
+        <w:rPr>
+          <w:rFonts w:ascii="Times New Roman" w:hAnsi="Times New Roman" w:cs="Times New Roman"/>
+          <w:sz w:val="24"/>
+          <w:szCs w:val="24"/>
+          <w:lang w:val="el-GR"/>
+        </w:rPr>
+        <w:t xml:space="preserve"> </w:t>
+      </w:r>
+      <w:r>
+        <w:rPr>
+          <w:rFonts w:ascii="Times New Roman" w:hAnsi="Times New Roman" w:cs="Times New Roman"/>
+          <w:sz w:val="24"/>
+          <w:szCs w:val="24"/>
+          <w:lang w:val="el-GR"/>
+        </w:rPr>
+        <w:t>όπως αναλύθηκε πριν.</w:t>
+      </w:r>
+    </w:p>
+    <w:p>
+      <w:pPr>
+        <w:rPr>
+          <w:rFonts w:ascii="Times New Roman" w:hAnsi="Times New Roman" w:cs="Times New Roman"/>
+          <w:sz w:val="24"/>
+          <w:szCs w:val="24"/>
+          <w:lang w:val="en-US"/>
+        </w:rPr>
+      </w:pPr>
+    </w:p>
+    <w:p>
+      <w:pPr>
+        <w:rPr>
+          <w:rFonts w:ascii="Times New Roman" w:hAnsi="Times New Roman" w:cs="Times New Roman"/>
+          <w:sz w:val="24"/>
+          <w:szCs w:val="24"/>
+          <w:lang w:val="en-US"/>
+        </w:rPr>
+      </w:pPr>
+    </w:p>
+    <w:tbl>
+      <w:tblPr>
+        <w:tblStyle w:val="TableGrid"/>
+        <w:tblW w:w="0" w:type="auto"/>
+        <w:tblLook w:val="04A0" w:firstRow="1" w:lastRow="0" w:firstColumn="1" w:lastColumn="0" w:noHBand="0" w:noVBand="1"/>
+      </w:tblPr>
+      <w:tblGrid>
+        <w:gridCol w:w="1608"/>
+        <w:gridCol w:w="1548"/>
+        <w:gridCol w:w="1548"/>
+        <w:gridCol w:w="1548"/>
+        <w:gridCol w:w="1549"/>
+        <w:gridCol w:w="1549"/>
+      </w:tblGrid>
+      <w:tr>
+        <w:tc>
+          <w:tcPr>
+            <w:tcW w:w="1558" w:type="dxa"/>
+            <w:shd w:val="clear" w:color="auto" w:fill="83CAEB" w:themeFill="accent1" w:themeFillTint="66"/>
+            <w:vAlign w:val="bottom"/>
+          </w:tcPr>
+          <w:p>
+            <w:pPr>
+              <w:rPr>
+                <w:rFonts w:ascii="Times New Roman" w:hAnsi="Times New Roman" w:cs="Times New Roman"/>
+                <w:sz w:val="24"/>
+                <w:szCs w:val="24"/>
+                <w:lang w:val="el-GR"/>
+              </w:rPr>
+            </w:pPr>
+            <w:r>
+              <w:rPr>
+                <w:rFonts w:ascii="Aptos Narrow" w:hAnsi="Aptos Narrow"/>
+                <w:color w:val="000000"/>
+              </w:rPr>
+              <w:t>Benchmark</w:t>
+            </w:r>
+          </w:p>
+        </w:tc>
+        <w:tc>
+          <w:tcPr>
+            <w:tcW w:w="1558" w:type="dxa"/>
+            <w:vAlign w:val="bottom"/>
+          </w:tcPr>
+          <w:p>
+            <w:pPr>
+              <w:rPr>
+                <w:rFonts w:ascii="Times New Roman" w:hAnsi="Times New Roman" w:cs="Times New Roman"/>
+                <w:sz w:val="24"/>
+                <w:szCs w:val="24"/>
+                <w:lang w:val="el-GR"/>
+              </w:rPr>
+            </w:pPr>
+            <w:r>
+              <w:rPr>
+                <w:rFonts w:ascii="Aptos Narrow" w:hAnsi="Aptos Narrow"/>
+                <w:color w:val="000000"/>
+              </w:rPr>
+              <w:t>MPKI FSM 1</w:t>
+            </w:r>
+          </w:p>
+        </w:tc>
+        <w:tc>
+          <w:tcPr>
+            <w:tcW w:w="1558" w:type="dxa"/>
+            <w:vAlign w:val="bottom"/>
+          </w:tcPr>
+          <w:p>
+            <w:pPr>
+              <w:rPr>
+                <w:rFonts w:ascii="Times New Roman" w:hAnsi="Times New Roman" w:cs="Times New Roman"/>
+                <w:sz w:val="24"/>
+                <w:szCs w:val="24"/>
+                <w:lang w:val="el-GR"/>
+              </w:rPr>
+            </w:pPr>
+            <w:r>
+              <w:rPr>
+                <w:rFonts w:ascii="Aptos Narrow" w:hAnsi="Aptos Narrow"/>
+                <w:color w:val="000000"/>
+              </w:rPr>
+              <w:t>MPKI FSM 2</w:t>
+            </w:r>
+          </w:p>
+        </w:tc>
+        <w:tc>
+          <w:tcPr>
+            <w:tcW w:w="1558" w:type="dxa"/>
+            <w:vAlign w:val="bottom"/>
+          </w:tcPr>
+          <w:p>
+            <w:pPr>
+              <w:rPr>
+                <w:rFonts w:ascii="Times New Roman" w:hAnsi="Times New Roman" w:cs="Times New Roman"/>
+                <w:sz w:val="24"/>
+                <w:szCs w:val="24"/>
+                <w:lang w:val="el-GR"/>
+              </w:rPr>
+            </w:pPr>
+            <w:r>
+              <w:rPr>
+                <w:rFonts w:ascii="Aptos Narrow" w:hAnsi="Aptos Narrow"/>
+                <w:color w:val="000000"/>
+              </w:rPr>
+              <w:t>MPKI FSM 3</w:t>
+            </w:r>
+          </w:p>
+        </w:tc>
+        <w:tc>
+          <w:tcPr>
+            <w:tcW w:w="1559" w:type="dxa"/>
+            <w:vAlign w:val="bottom"/>
+          </w:tcPr>
+          <w:p>
+            <w:pPr>
+              <w:rPr>
+                <w:rFonts w:ascii="Times New Roman" w:hAnsi="Times New Roman" w:cs="Times New Roman"/>
+                <w:sz w:val="24"/>
+                <w:szCs w:val="24"/>
+                <w:lang w:val="el-GR"/>
+              </w:rPr>
+            </w:pPr>
+            <w:r>
+              <w:rPr>
+                <w:rFonts w:ascii="Aptos Narrow" w:hAnsi="Aptos Narrow"/>
+                <w:color w:val="000000"/>
+              </w:rPr>
+              <w:t>MPKI FSM 4</w:t>
+            </w:r>
+          </w:p>
+        </w:tc>
+        <w:tc>
+          <w:tcPr>
+            <w:tcW w:w="1559" w:type="dxa"/>
+            <w:vAlign w:val="bottom"/>
+          </w:tcPr>
+          <w:p>
+            <w:pPr>
+              <w:rPr>
+                <w:rFonts w:ascii="Times New Roman" w:hAnsi="Times New Roman" w:cs="Times New Roman"/>
+                <w:sz w:val="24"/>
+                <w:szCs w:val="24"/>
+                <w:lang w:val="el-GR"/>
+              </w:rPr>
+            </w:pPr>
+            <w:r>
+              <w:rPr>
+                <w:rFonts w:ascii="Aptos Narrow" w:hAnsi="Aptos Narrow"/>
+                <w:color w:val="000000"/>
+              </w:rPr>
+              <w:t>MPKI FSM 5</w:t>
+            </w:r>
+          </w:p>
+        </w:tc>
+      </w:tr>
+      <w:tr>
+        <w:tc>
+          <w:tcPr>
+            <w:tcW w:w="1558" w:type="dxa"/>
+            <w:shd w:val="clear" w:color="auto" w:fill="83CAEB" w:themeFill="accent1" w:themeFillTint="66"/>
+            <w:vAlign w:val="bottom"/>
+          </w:tcPr>
+          <w:p>
+            <w:pPr>
+              <w:rPr>
+                <w:rFonts w:ascii="Times New Roman" w:hAnsi="Times New Roman" w:cs="Times New Roman"/>
+                <w:sz w:val="24"/>
+                <w:szCs w:val="24"/>
+                <w:lang w:val="el-GR"/>
+              </w:rPr>
+            </w:pPr>
+            <w:r>
+              <w:rPr>
+                <w:rFonts w:ascii="Aptos Narrow" w:hAnsi="Aptos Narrow"/>
+                <w:color w:val="000000"/>
+              </w:rPr>
+              <w:t>403.gcc</w:t>
+            </w:r>
+          </w:p>
+        </w:tc>
+        <w:tc>
+          <w:tcPr>
+            <w:tcW w:w="1558" w:type="dxa"/>
+            <w:vAlign w:val="bottom"/>
+          </w:tcPr>
+          <w:p>
+            <w:pPr>
+              <w:rPr>
+                <w:rFonts w:ascii="Times New Roman" w:hAnsi="Times New Roman" w:cs="Times New Roman"/>
+                <w:sz w:val="24"/>
+                <w:szCs w:val="24"/>
+                <w:lang w:val="el-GR"/>
+              </w:rPr>
+            </w:pPr>
+            <w:r>
+              <w:rPr>
+                <w:rFonts w:ascii="Aptos Narrow" w:hAnsi="Aptos Narrow"/>
+                <w:color w:val="000000"/>
+              </w:rPr>
+              <w:t>17.055738</w:t>
+            </w:r>
+          </w:p>
+        </w:tc>
+        <w:tc>
+          <w:tcPr>
+            <w:tcW w:w="1558" w:type="dxa"/>
+            <w:vAlign w:val="bottom"/>
+          </w:tcPr>
+          <w:p>
+            <w:pPr>
+              <w:rPr>
+                <w:rFonts w:ascii="Times New Roman" w:hAnsi="Times New Roman" w:cs="Times New Roman"/>
+                <w:sz w:val="24"/>
+                <w:szCs w:val="24"/>
+                <w:lang w:val="el-GR"/>
+              </w:rPr>
+            </w:pPr>
+            <w:r>
+              <w:rPr>
+                <w:rFonts w:ascii="Aptos Narrow" w:hAnsi="Aptos Narrow"/>
+                <w:color w:val="000000"/>
+              </w:rPr>
+              <w:t>17.264355</w:t>
+            </w:r>
+          </w:p>
+        </w:tc>
+        <w:tc>
+          <w:tcPr>
+            <w:tcW w:w="1558" w:type="dxa"/>
+            <w:vAlign w:val="bottom"/>
+          </w:tcPr>
+          <w:p>
+            <w:pPr>
+              <w:rPr>
+                <w:rFonts w:ascii="Times New Roman" w:hAnsi="Times New Roman" w:cs="Times New Roman"/>
+                <w:sz w:val="24"/>
+                <w:szCs w:val="24"/>
+                <w:lang w:val="el-GR"/>
+              </w:rPr>
+            </w:pPr>
+            <w:r>
+              <w:rPr>
+                <w:rFonts w:ascii="Aptos Narrow" w:hAnsi="Aptos Narrow"/>
+                <w:color w:val="000000"/>
+              </w:rPr>
+              <w:t>17.153435</w:t>
+            </w:r>
+          </w:p>
+        </w:tc>
+        <w:tc>
+          <w:tcPr>
+            <w:tcW w:w="1559" w:type="dxa"/>
+            <w:vAlign w:val="bottom"/>
+          </w:tcPr>
+          <w:p>
+            <w:pPr>
+              <w:rPr>
+                <w:rFonts w:ascii="Times New Roman" w:hAnsi="Times New Roman" w:cs="Times New Roman"/>
+                <w:sz w:val="24"/>
+                <w:szCs w:val="24"/>
+                <w:lang w:val="el-GR"/>
+              </w:rPr>
+            </w:pPr>
+            <w:r>
+              <w:rPr>
+                <w:rFonts w:ascii="Aptos Narrow" w:hAnsi="Aptos Narrow"/>
+                <w:color w:val="000000"/>
+              </w:rPr>
+              <w:t>17.313496</w:t>
+            </w:r>
+          </w:p>
+        </w:tc>
+        <w:tc>
+          <w:tcPr>
+            <w:tcW w:w="1559" w:type="dxa"/>
+            <w:vAlign w:val="bottom"/>
+          </w:tcPr>
+          <w:p>
+            <w:pPr>
+              <w:rPr>
+                <w:rFonts w:ascii="Times New Roman" w:hAnsi="Times New Roman" w:cs="Times New Roman"/>
+                <w:sz w:val="24"/>
+                <w:szCs w:val="24"/>
+                <w:lang w:val="el-GR"/>
+              </w:rPr>
+            </w:pPr>
+            <w:r>
+              <w:rPr>
+                <w:rFonts w:ascii="Aptos Narrow" w:hAnsi="Aptos Narrow"/>
+                <w:color w:val="000000"/>
+              </w:rPr>
+              <w:t>18.147104</w:t>
+            </w:r>
+          </w:p>
+        </w:tc>
+      </w:tr>
+      <w:tr>
+        <w:tc>
+          <w:tcPr>
+            <w:tcW w:w="1558" w:type="dxa"/>
+            <w:shd w:val="clear" w:color="auto" w:fill="83CAEB" w:themeFill="accent1" w:themeFillTint="66"/>
+            <w:vAlign w:val="bottom"/>
+          </w:tcPr>
+          <w:p>
+            <w:pPr>
+              <w:rPr>
+                <w:rFonts w:ascii="Times New Roman" w:hAnsi="Times New Roman" w:cs="Times New Roman"/>
+                <w:sz w:val="24"/>
+                <w:szCs w:val="24"/>
+                <w:lang w:val="el-GR"/>
+              </w:rPr>
+            </w:pPr>
+            <w:r>
+              <w:rPr>
+                <w:rFonts w:ascii="Aptos Narrow" w:hAnsi="Aptos Narrow"/>
+                <w:color w:val="000000"/>
+              </w:rPr>
+              <w:t>410.bwaves</w:t>
+            </w:r>
+          </w:p>
+        </w:tc>
+        <w:tc>
+          <w:tcPr>
+            <w:tcW w:w="1558" w:type="dxa"/>
+            <w:vAlign w:val="bottom"/>
+          </w:tcPr>
+          <w:p>
+            <w:pPr>
+              <w:rPr>
+                <w:rFonts w:ascii="Times New Roman" w:hAnsi="Times New Roman" w:cs="Times New Roman"/>
+                <w:sz w:val="24"/>
+                <w:szCs w:val="24"/>
+                <w:lang w:val="el-GR"/>
+              </w:rPr>
+            </w:pPr>
+            <w:r>
+              <w:rPr>
+                <w:rFonts w:ascii="Aptos Narrow" w:hAnsi="Aptos Narrow"/>
+                <w:color w:val="000000"/>
+              </w:rPr>
+              <w:t>13.746025</w:t>
+            </w:r>
+          </w:p>
+        </w:tc>
+        <w:tc>
+          <w:tcPr>
+            <w:tcW w:w="1558" w:type="dxa"/>
+            <w:vAlign w:val="bottom"/>
+          </w:tcPr>
+          <w:p>
+            <w:pPr>
+              <w:rPr>
+                <w:rFonts w:ascii="Times New Roman" w:hAnsi="Times New Roman" w:cs="Times New Roman"/>
+                <w:sz w:val="24"/>
+                <w:szCs w:val="24"/>
+                <w:lang w:val="el-GR"/>
+              </w:rPr>
+            </w:pPr>
+            <w:r>
+              <w:rPr>
+                <w:rFonts w:ascii="Aptos Narrow" w:hAnsi="Aptos Narrow"/>
+                <w:color w:val="000000"/>
+              </w:rPr>
+              <w:t>14.436847</w:t>
+            </w:r>
+          </w:p>
+        </w:tc>
+        <w:tc>
+          <w:tcPr>
+            <w:tcW w:w="1558" w:type="dxa"/>
+            <w:vAlign w:val="bottom"/>
+          </w:tcPr>
+          <w:p>
+            <w:pPr>
+              <w:rPr>
+                <w:rFonts w:ascii="Times New Roman" w:hAnsi="Times New Roman" w:cs="Times New Roman"/>
+                <w:sz w:val="24"/>
+                <w:szCs w:val="24"/>
+                <w:lang w:val="el-GR"/>
+              </w:rPr>
+            </w:pPr>
+            <w:r>
+              <w:rPr>
+                <w:rFonts w:ascii="Aptos Narrow" w:hAnsi="Aptos Narrow"/>
+                <w:color w:val="000000"/>
+              </w:rPr>
+              <w:t>13.762659</w:t>
+            </w:r>
+          </w:p>
+        </w:tc>
+        <w:tc>
+          <w:tcPr>
+            <w:tcW w:w="1559" w:type="dxa"/>
+            <w:vAlign w:val="bottom"/>
+          </w:tcPr>
+          <w:p>
+            <w:pPr>
+              <w:rPr>
+                <w:rFonts w:ascii="Times New Roman" w:hAnsi="Times New Roman" w:cs="Times New Roman"/>
+                <w:sz w:val="24"/>
+                <w:szCs w:val="24"/>
+                <w:lang w:val="el-GR"/>
+              </w:rPr>
+            </w:pPr>
+            <w:r>
+              <w:rPr>
+                <w:rFonts w:ascii="Aptos Narrow" w:hAnsi="Aptos Narrow"/>
+                <w:color w:val="000000"/>
+              </w:rPr>
+              <w:t>13.837085</w:t>
+            </w:r>
+          </w:p>
+        </w:tc>
+        <w:tc>
+          <w:tcPr>
+            <w:tcW w:w="1559" w:type="dxa"/>
+            <w:vAlign w:val="bottom"/>
+          </w:tcPr>
+          <w:p>
+            <w:pPr>
+              <w:rPr>
+                <w:rFonts w:ascii="Times New Roman" w:hAnsi="Times New Roman" w:cs="Times New Roman"/>
+                <w:sz w:val="24"/>
+                <w:szCs w:val="24"/>
+                <w:lang w:val="el-GR"/>
+              </w:rPr>
+            </w:pPr>
+            <w:r>
+              <w:rPr>
+                <w:rFonts w:ascii="Aptos Narrow" w:hAnsi="Aptos Narrow"/>
+                <w:color w:val="000000"/>
+              </w:rPr>
+              <w:t>19.606763</w:t>
+            </w:r>
+          </w:p>
+        </w:tc>
+      </w:tr>
+      <w:tr>
+        <w:tc>
+          <w:tcPr>
+            <w:tcW w:w="1558" w:type="dxa"/>
+            <w:shd w:val="clear" w:color="auto" w:fill="83CAEB" w:themeFill="accent1" w:themeFillTint="66"/>
+            <w:vAlign w:val="bottom"/>
+          </w:tcPr>
+          <w:p>
+            <w:pPr>
+              <w:rPr>
+                <w:rFonts w:ascii="Times New Roman" w:hAnsi="Times New Roman" w:cs="Times New Roman"/>
+                <w:sz w:val="24"/>
+                <w:szCs w:val="24"/>
+                <w:lang w:val="el-GR"/>
+              </w:rPr>
+            </w:pPr>
+            <w:r>
+              <w:rPr>
+                <w:rFonts w:ascii="Aptos Narrow" w:hAnsi="Aptos Narrow"/>
+                <w:color w:val="000000"/>
+              </w:rPr>
+              <w:t>416.gamess</w:t>
+            </w:r>
+          </w:p>
+        </w:tc>
+        <w:tc>
+          <w:tcPr>
+            <w:tcW w:w="1558" w:type="dxa"/>
+            <w:vAlign w:val="bottom"/>
+          </w:tcPr>
+          <w:p>
+            <w:pPr>
+              <w:rPr>
+                <w:rFonts w:ascii="Times New Roman" w:hAnsi="Times New Roman" w:cs="Times New Roman"/>
+                <w:sz w:val="24"/>
+                <w:szCs w:val="24"/>
+                <w:lang w:val="el-GR"/>
+              </w:rPr>
+            </w:pPr>
+            <w:r>
+              <w:rPr>
+                <w:rFonts w:ascii="Aptos Narrow" w:hAnsi="Aptos Narrow"/>
+                <w:color w:val="000000"/>
+              </w:rPr>
+              <w:t>4.8103743</w:t>
+            </w:r>
+          </w:p>
+        </w:tc>
+        <w:tc>
+          <w:tcPr>
+            <w:tcW w:w="1558" w:type="dxa"/>
+            <w:vAlign w:val="bottom"/>
+          </w:tcPr>
+          <w:p>
+            <w:pPr>
+              <w:rPr>
+                <w:rFonts w:ascii="Times New Roman" w:hAnsi="Times New Roman" w:cs="Times New Roman"/>
+                <w:sz w:val="24"/>
+                <w:szCs w:val="24"/>
+                <w:lang w:val="el-GR"/>
+              </w:rPr>
+            </w:pPr>
+            <w:r>
+              <w:rPr>
+                <w:rFonts w:ascii="Aptos Narrow" w:hAnsi="Aptos Narrow"/>
+                <w:color w:val="000000"/>
+              </w:rPr>
+              <w:t>5.8846317</w:t>
+            </w:r>
+          </w:p>
+        </w:tc>
+        <w:tc>
+          <w:tcPr>
+            <w:tcW w:w="1558" w:type="dxa"/>
+            <w:vAlign w:val="bottom"/>
+          </w:tcPr>
+          <w:p>
+            <w:pPr>
+              <w:rPr>
+                <w:rFonts w:ascii="Times New Roman" w:hAnsi="Times New Roman" w:cs="Times New Roman"/>
+                <w:sz w:val="24"/>
+                <w:szCs w:val="24"/>
+                <w:lang w:val="el-GR"/>
+              </w:rPr>
+            </w:pPr>
+            <w:r>
+              <w:rPr>
+                <w:rFonts w:ascii="Aptos Narrow" w:hAnsi="Aptos Narrow"/>
+                <w:color w:val="000000"/>
+              </w:rPr>
+              <w:t>5.1134784</w:t>
+            </w:r>
+          </w:p>
+        </w:tc>
+        <w:tc>
+          <w:tcPr>
+            <w:tcW w:w="1559" w:type="dxa"/>
+            <w:vAlign w:val="bottom"/>
+          </w:tcPr>
+          <w:p>
+            <w:pPr>
+              <w:rPr>
+                <w:rFonts w:ascii="Times New Roman" w:hAnsi="Times New Roman" w:cs="Times New Roman"/>
+                <w:sz w:val="24"/>
+                <w:szCs w:val="24"/>
+                <w:lang w:val="el-GR"/>
+              </w:rPr>
+            </w:pPr>
+            <w:r>
+              <w:rPr>
+                <w:rFonts w:ascii="Aptos Narrow" w:hAnsi="Aptos Narrow"/>
+                <w:color w:val="000000"/>
+              </w:rPr>
+              <w:t>4.8491417</w:t>
+            </w:r>
+          </w:p>
+        </w:tc>
+        <w:tc>
+          <w:tcPr>
+            <w:tcW w:w="1559" w:type="dxa"/>
+            <w:vAlign w:val="bottom"/>
+          </w:tcPr>
+          <w:p>
+            <w:pPr>
+              <w:rPr>
+                <w:rFonts w:ascii="Times New Roman" w:hAnsi="Times New Roman" w:cs="Times New Roman"/>
+                <w:sz w:val="24"/>
+                <w:szCs w:val="24"/>
+                <w:lang w:val="el-GR"/>
+              </w:rPr>
+            </w:pPr>
+            <w:r>
+              <w:rPr>
+                <w:rFonts w:ascii="Aptos Narrow" w:hAnsi="Aptos Narrow"/>
+                <w:color w:val="000000"/>
+              </w:rPr>
+              <w:t>6.0486884</w:t>
+            </w:r>
+          </w:p>
+        </w:tc>
+      </w:tr>
+      <w:tr>
+        <w:tc>
+          <w:tcPr>
+            <w:tcW w:w="1558" w:type="dxa"/>
+            <w:shd w:val="clear" w:color="auto" w:fill="83CAEB" w:themeFill="accent1" w:themeFillTint="66"/>
+            <w:vAlign w:val="bottom"/>
+          </w:tcPr>
+          <w:p>
+            <w:pPr>
+              <w:rPr>
+                <w:rFonts w:ascii="Times New Roman" w:hAnsi="Times New Roman" w:cs="Times New Roman"/>
+                <w:sz w:val="24"/>
+                <w:szCs w:val="24"/>
+                <w:lang w:val="el-GR"/>
+              </w:rPr>
+            </w:pPr>
+            <w:r>
+              <w:rPr>
+                <w:rFonts w:ascii="Aptos Narrow" w:hAnsi="Aptos Narrow"/>
+                <w:color w:val="000000"/>
+              </w:rPr>
+              <w:t>429.mcf</w:t>
+            </w:r>
+          </w:p>
+        </w:tc>
+        <w:tc>
+          <w:tcPr>
+            <w:tcW w:w="1558" w:type="dxa"/>
+            <w:vAlign w:val="bottom"/>
+          </w:tcPr>
+          <w:p>
+            <w:pPr>
+              <w:rPr>
+                <w:rFonts w:ascii="Times New Roman" w:hAnsi="Times New Roman" w:cs="Times New Roman"/>
+                <w:sz w:val="24"/>
+                <w:szCs w:val="24"/>
+                <w:lang w:val="el-GR"/>
+              </w:rPr>
+            </w:pPr>
+            <w:r>
+              <w:rPr>
+                <w:rFonts w:ascii="Aptos Narrow" w:hAnsi="Aptos Narrow"/>
+                <w:color w:val="000000"/>
+              </w:rPr>
+              <w:t>13.249013</w:t>
+            </w:r>
+          </w:p>
+        </w:tc>
+        <w:tc>
+          <w:tcPr>
+            <w:tcW w:w="1558" w:type="dxa"/>
+            <w:vAlign w:val="bottom"/>
+          </w:tcPr>
+          <w:p>
+            <w:pPr>
+              <w:rPr>
+                <w:rFonts w:ascii="Times New Roman" w:hAnsi="Times New Roman" w:cs="Times New Roman"/>
+                <w:sz w:val="24"/>
+                <w:szCs w:val="24"/>
+                <w:lang w:val="el-GR"/>
+              </w:rPr>
+            </w:pPr>
+            <w:r>
+              <w:rPr>
+                <w:rFonts w:ascii="Aptos Narrow" w:hAnsi="Aptos Narrow"/>
+                <w:color w:val="000000"/>
+              </w:rPr>
+              <w:t>13.245478</w:t>
+            </w:r>
+          </w:p>
+        </w:tc>
+        <w:tc>
+          <w:tcPr>
+            <w:tcW w:w="1558" w:type="dxa"/>
+            <w:vAlign w:val="bottom"/>
+          </w:tcPr>
+          <w:p>
+            <w:pPr>
+              <w:rPr>
+                <w:rFonts w:ascii="Times New Roman" w:hAnsi="Times New Roman" w:cs="Times New Roman"/>
+                <w:sz w:val="24"/>
+                <w:szCs w:val="24"/>
+                <w:lang w:val="el-GR"/>
+              </w:rPr>
+            </w:pPr>
+            <w:r>
+              <w:rPr>
+                <w:rFonts w:ascii="Aptos Narrow" w:hAnsi="Aptos Narrow"/>
+                <w:color w:val="000000"/>
+              </w:rPr>
+              <w:t>13.218057</w:t>
+            </w:r>
+          </w:p>
+        </w:tc>
+        <w:tc>
+          <w:tcPr>
+            <w:tcW w:w="1559" w:type="dxa"/>
+            <w:vAlign w:val="bottom"/>
+          </w:tcPr>
+          <w:p>
+            <w:pPr>
+              <w:rPr>
+                <w:rFonts w:ascii="Times New Roman" w:hAnsi="Times New Roman" w:cs="Times New Roman"/>
+                <w:sz w:val="24"/>
+                <w:szCs w:val="24"/>
+                <w:lang w:val="el-GR"/>
+              </w:rPr>
+            </w:pPr>
+            <w:r>
+              <w:rPr>
+                <w:rFonts w:ascii="Aptos Narrow" w:hAnsi="Aptos Narrow"/>
+                <w:color w:val="000000"/>
+              </w:rPr>
+              <w:t>13.290487</w:t>
+            </w:r>
+          </w:p>
+        </w:tc>
+        <w:tc>
+          <w:tcPr>
+            <w:tcW w:w="1559" w:type="dxa"/>
+            <w:vAlign w:val="bottom"/>
+          </w:tcPr>
+          <w:p>
+            <w:pPr>
+              <w:rPr>
+                <w:rFonts w:ascii="Times New Roman" w:hAnsi="Times New Roman" w:cs="Times New Roman"/>
+                <w:sz w:val="24"/>
+                <w:szCs w:val="24"/>
+                <w:lang w:val="el-GR"/>
+              </w:rPr>
+            </w:pPr>
+            <w:r>
+              <w:rPr>
+                <w:rFonts w:ascii="Aptos Narrow" w:hAnsi="Aptos Narrow"/>
+                <w:color w:val="000000"/>
+              </w:rPr>
+              <w:t>13.8154</w:t>
+            </w:r>
+          </w:p>
+        </w:tc>
+      </w:tr>
+      <w:tr>
+        <w:tc>
+          <w:tcPr>
+            <w:tcW w:w="1558" w:type="dxa"/>
+            <w:shd w:val="clear" w:color="auto" w:fill="83CAEB" w:themeFill="accent1" w:themeFillTint="66"/>
+            <w:vAlign w:val="bottom"/>
+          </w:tcPr>
+          <w:p>
+            <w:pPr>
+              <w:rPr>
+                <w:rFonts w:ascii="Times New Roman" w:hAnsi="Times New Roman" w:cs="Times New Roman"/>
+                <w:sz w:val="24"/>
+                <w:szCs w:val="24"/>
+                <w:lang w:val="el-GR"/>
+              </w:rPr>
+            </w:pPr>
+            <w:r>
+              <w:rPr>
+                <w:rFonts w:ascii="Aptos Narrow" w:hAnsi="Aptos Narrow"/>
+                <w:color w:val="000000"/>
+              </w:rPr>
+              <w:t>433.milc</w:t>
+            </w:r>
+          </w:p>
+        </w:tc>
+        <w:tc>
+          <w:tcPr>
+            <w:tcW w:w="1558" w:type="dxa"/>
+            <w:vAlign w:val="bottom"/>
+          </w:tcPr>
+          <w:p>
+            <w:pPr>
+              <w:rPr>
+                <w:rFonts w:ascii="Times New Roman" w:hAnsi="Times New Roman" w:cs="Times New Roman"/>
+                <w:sz w:val="24"/>
+                <w:szCs w:val="24"/>
+                <w:lang w:val="el-GR"/>
+              </w:rPr>
+            </w:pPr>
+            <w:r>
+              <w:rPr>
+                <w:rFonts w:ascii="Aptos Narrow" w:hAnsi="Aptos Narrow"/>
+                <w:color w:val="000000"/>
+              </w:rPr>
+              <w:t>12.991381</w:t>
+            </w:r>
+          </w:p>
+        </w:tc>
+        <w:tc>
+          <w:tcPr>
+            <w:tcW w:w="1558" w:type="dxa"/>
+            <w:vAlign w:val="bottom"/>
+          </w:tcPr>
+          <w:p>
+            <w:pPr>
+              <w:rPr>
+                <w:rFonts w:ascii="Times New Roman" w:hAnsi="Times New Roman" w:cs="Times New Roman"/>
+                <w:sz w:val="24"/>
+                <w:szCs w:val="24"/>
+                <w:lang w:val="el-GR"/>
+              </w:rPr>
+            </w:pPr>
+            <w:r>
+              <w:rPr>
+                <w:rFonts w:ascii="Aptos Narrow" w:hAnsi="Aptos Narrow"/>
+                <w:color w:val="000000"/>
+              </w:rPr>
+              <w:t>35.162068</w:t>
+            </w:r>
+          </w:p>
+        </w:tc>
+        <w:tc>
+          <w:tcPr>
+            <w:tcW w:w="1558" w:type="dxa"/>
+            <w:vAlign w:val="bottom"/>
+          </w:tcPr>
+          <w:p>
+            <w:pPr>
+              <w:rPr>
+                <w:rFonts w:ascii="Times New Roman" w:hAnsi="Times New Roman" w:cs="Times New Roman"/>
+                <w:sz w:val="24"/>
+                <w:szCs w:val="24"/>
+                <w:lang w:val="el-GR"/>
+              </w:rPr>
+            </w:pPr>
+            <w:r>
+              <w:rPr>
+                <w:rFonts w:ascii="Aptos Narrow" w:hAnsi="Aptos Narrow"/>
+                <w:color w:val="000000"/>
+              </w:rPr>
+              <w:t>12.993855</w:t>
+            </w:r>
+          </w:p>
+        </w:tc>
+        <w:tc>
+          <w:tcPr>
+            <w:tcW w:w="1559" w:type="dxa"/>
+            <w:vAlign w:val="bottom"/>
+          </w:tcPr>
+          <w:p>
+            <w:pPr>
+              <w:rPr>
+                <w:rFonts w:ascii="Times New Roman" w:hAnsi="Times New Roman" w:cs="Times New Roman"/>
+                <w:sz w:val="24"/>
+                <w:szCs w:val="24"/>
+                <w:lang w:val="el-GR"/>
+              </w:rPr>
+            </w:pPr>
+            <w:r>
+              <w:rPr>
+                <w:rFonts w:ascii="Aptos Narrow" w:hAnsi="Aptos Narrow"/>
+                <w:color w:val="000000"/>
+              </w:rPr>
+              <w:t>12.99437</w:t>
+            </w:r>
+          </w:p>
+        </w:tc>
+        <w:tc>
+          <w:tcPr>
+            <w:tcW w:w="1559" w:type="dxa"/>
+            <w:vAlign w:val="bottom"/>
+          </w:tcPr>
+          <w:p>
+            <w:pPr>
+              <w:rPr>
+                <w:rFonts w:ascii="Times New Roman" w:hAnsi="Times New Roman" w:cs="Times New Roman"/>
+                <w:sz w:val="24"/>
+                <w:szCs w:val="24"/>
+                <w:lang w:val="el-GR"/>
+              </w:rPr>
+            </w:pPr>
+            <w:r>
+              <w:rPr>
+                <w:rFonts w:ascii="Aptos Narrow" w:hAnsi="Aptos Narrow"/>
+                <w:color w:val="000000"/>
+              </w:rPr>
+              <w:t>25.835565</w:t>
+            </w:r>
+          </w:p>
+        </w:tc>
+      </w:tr>
+      <w:tr>
+        <w:tc>
+          <w:tcPr>
+            <w:tcW w:w="1558" w:type="dxa"/>
+            <w:shd w:val="clear" w:color="auto" w:fill="83CAEB" w:themeFill="accent1" w:themeFillTint="66"/>
+            <w:vAlign w:val="bottom"/>
+          </w:tcPr>
+          <w:p>
+            <w:pPr>
+              <w:rPr>
+                <w:rFonts w:ascii="Times New Roman" w:hAnsi="Times New Roman" w:cs="Times New Roman"/>
+                <w:sz w:val="24"/>
+                <w:szCs w:val="24"/>
+                <w:lang w:val="el-GR"/>
+              </w:rPr>
+            </w:pPr>
+            <w:r>
+              <w:rPr>
+                <w:rFonts w:ascii="Aptos Narrow" w:hAnsi="Aptos Narrow"/>
+                <w:color w:val="000000"/>
+              </w:rPr>
+              <w:t>435.gromacs</w:t>
+            </w:r>
+          </w:p>
+        </w:tc>
+        <w:tc>
+          <w:tcPr>
+            <w:tcW w:w="1558" w:type="dxa"/>
+            <w:vAlign w:val="bottom"/>
+          </w:tcPr>
+          <w:p>
+            <w:pPr>
+              <w:rPr>
+                <w:rFonts w:ascii="Times New Roman" w:hAnsi="Times New Roman" w:cs="Times New Roman"/>
+                <w:sz w:val="24"/>
+                <w:szCs w:val="24"/>
+                <w:lang w:val="el-GR"/>
+              </w:rPr>
+            </w:pPr>
+            <w:r>
+              <w:rPr>
+                <w:rFonts w:ascii="Aptos Narrow" w:hAnsi="Aptos Narrow"/>
+                <w:color w:val="000000"/>
+              </w:rPr>
+              <w:t>3.0314592</w:t>
+            </w:r>
+          </w:p>
+        </w:tc>
+        <w:tc>
+          <w:tcPr>
+            <w:tcW w:w="1558" w:type="dxa"/>
+            <w:vAlign w:val="bottom"/>
+          </w:tcPr>
+          <w:p>
+            <w:pPr>
+              <w:rPr>
+                <w:rFonts w:ascii="Times New Roman" w:hAnsi="Times New Roman" w:cs="Times New Roman"/>
+                <w:sz w:val="24"/>
+                <w:szCs w:val="24"/>
+                <w:lang w:val="el-GR"/>
+              </w:rPr>
+            </w:pPr>
+            <w:r>
+              <w:rPr>
+                <w:rFonts w:ascii="Aptos Narrow" w:hAnsi="Aptos Narrow"/>
+                <w:color w:val="000000"/>
+              </w:rPr>
+              <w:t>3.8992479</w:t>
+            </w:r>
+          </w:p>
+        </w:tc>
+        <w:tc>
+          <w:tcPr>
+            <w:tcW w:w="1558" w:type="dxa"/>
+            <w:vAlign w:val="bottom"/>
+          </w:tcPr>
+          <w:p>
+            <w:pPr>
+              <w:rPr>
+                <w:rFonts w:ascii="Times New Roman" w:hAnsi="Times New Roman" w:cs="Times New Roman"/>
+                <w:sz w:val="24"/>
+                <w:szCs w:val="24"/>
+                <w:lang w:val="el-GR"/>
+              </w:rPr>
+            </w:pPr>
+            <w:r>
+              <w:rPr>
+                <w:rFonts w:ascii="Aptos Narrow" w:hAnsi="Aptos Narrow"/>
+                <w:color w:val="000000"/>
+              </w:rPr>
+              <w:t>3.0760807</w:t>
+            </w:r>
+          </w:p>
+        </w:tc>
+        <w:tc>
+          <w:tcPr>
+            <w:tcW w:w="1559" w:type="dxa"/>
+            <w:vAlign w:val="bottom"/>
+          </w:tcPr>
+          <w:p>
+            <w:pPr>
+              <w:rPr>
+                <w:rFonts w:ascii="Times New Roman" w:hAnsi="Times New Roman" w:cs="Times New Roman"/>
+                <w:sz w:val="24"/>
+                <w:szCs w:val="24"/>
+                <w:lang w:val="el-GR"/>
+              </w:rPr>
+            </w:pPr>
+            <w:r>
+              <w:rPr>
+                <w:rFonts w:ascii="Aptos Narrow" w:hAnsi="Aptos Narrow"/>
+                <w:color w:val="000000"/>
+              </w:rPr>
+              <w:t>3.0917191</w:t>
+            </w:r>
+          </w:p>
+        </w:tc>
+        <w:tc>
+          <w:tcPr>
+            <w:tcW w:w="1559" w:type="dxa"/>
+            <w:vAlign w:val="bottom"/>
+          </w:tcPr>
+          <w:p>
+            <w:pPr>
+              <w:rPr>
+                <w:rFonts w:ascii="Times New Roman" w:hAnsi="Times New Roman" w:cs="Times New Roman"/>
+                <w:sz w:val="24"/>
+                <w:szCs w:val="24"/>
+                <w:lang w:val="el-GR"/>
+              </w:rPr>
+            </w:pPr>
+            <w:r>
+              <w:rPr>
+                <w:rFonts w:ascii="Aptos Narrow" w:hAnsi="Aptos Narrow"/>
+                <w:color w:val="000000"/>
+              </w:rPr>
+              <w:t>3.5901729</w:t>
+            </w:r>
+          </w:p>
+        </w:tc>
+      </w:tr>
+      <w:tr>
+        <w:tc>
+          <w:tcPr>
+            <w:tcW w:w="1558" w:type="dxa"/>
+            <w:shd w:val="clear" w:color="auto" w:fill="83CAEB" w:themeFill="accent1" w:themeFillTint="66"/>
+            <w:vAlign w:val="bottom"/>
+          </w:tcPr>
+          <w:p>
+            <w:pPr>
+              <w:rPr>
+                <w:rFonts w:ascii="Times New Roman" w:hAnsi="Times New Roman" w:cs="Times New Roman"/>
+                <w:sz w:val="24"/>
+                <w:szCs w:val="24"/>
+                <w:lang w:val="el-GR"/>
+              </w:rPr>
+            </w:pPr>
+            <w:r>
+              <w:rPr>
+                <w:rFonts w:ascii="Aptos Narrow" w:hAnsi="Aptos Narrow"/>
+                <w:color w:val="000000"/>
+              </w:rPr>
+              <w:t>436.cactusADM</w:t>
+            </w:r>
+          </w:p>
+        </w:tc>
+        <w:tc>
+          <w:tcPr>
+            <w:tcW w:w="1558" w:type="dxa"/>
+            <w:vAlign w:val="bottom"/>
+          </w:tcPr>
+          <w:p>
+            <w:pPr>
+              <w:rPr>
+                <w:rFonts w:ascii="Times New Roman" w:hAnsi="Times New Roman" w:cs="Times New Roman"/>
+                <w:sz w:val="24"/>
+                <w:szCs w:val="24"/>
+                <w:lang w:val="el-GR"/>
+              </w:rPr>
+            </w:pPr>
+            <w:r>
+              <w:rPr>
+                <w:rFonts w:ascii="Aptos Narrow" w:hAnsi="Aptos Narrow"/>
+                <w:color w:val="000000"/>
+              </w:rPr>
+              <w:t>0.0389526</w:t>
+            </w:r>
+          </w:p>
+        </w:tc>
+        <w:tc>
+          <w:tcPr>
+            <w:tcW w:w="1558" w:type="dxa"/>
+            <w:vAlign w:val="bottom"/>
+          </w:tcPr>
+          <w:p>
+            <w:pPr>
+              <w:rPr>
+                <w:rFonts w:ascii="Times New Roman" w:hAnsi="Times New Roman" w:cs="Times New Roman"/>
+                <w:sz w:val="24"/>
+                <w:szCs w:val="24"/>
+                <w:lang w:val="el-GR"/>
+              </w:rPr>
+            </w:pPr>
+            <w:r>
+              <w:rPr>
+                <w:rFonts w:ascii="Aptos Narrow" w:hAnsi="Aptos Narrow"/>
+                <w:color w:val="000000"/>
+              </w:rPr>
+              <w:t>0.0372779</w:t>
+            </w:r>
+          </w:p>
+        </w:tc>
+        <w:tc>
+          <w:tcPr>
+            <w:tcW w:w="1558" w:type="dxa"/>
+            <w:vAlign w:val="bottom"/>
+          </w:tcPr>
+          <w:p>
+            <w:pPr>
+              <w:rPr>
+                <w:rFonts w:ascii="Times New Roman" w:hAnsi="Times New Roman" w:cs="Times New Roman"/>
+                <w:sz w:val="24"/>
+                <w:szCs w:val="24"/>
+                <w:lang w:val="el-GR"/>
+              </w:rPr>
+            </w:pPr>
+            <w:r>
+              <w:rPr>
+                <w:rFonts w:ascii="Aptos Narrow" w:hAnsi="Aptos Narrow"/>
+                <w:color w:val="000000"/>
+              </w:rPr>
+              <w:t>0.0373131</w:t>
+            </w:r>
+          </w:p>
+        </w:tc>
+        <w:tc>
+          <w:tcPr>
+            <w:tcW w:w="1559" w:type="dxa"/>
+            <w:vAlign w:val="bottom"/>
+          </w:tcPr>
+          <w:p>
+            <w:pPr>
+              <w:rPr>
+                <w:rFonts w:ascii="Times New Roman" w:hAnsi="Times New Roman" w:cs="Times New Roman"/>
+                <w:sz w:val="24"/>
+                <w:szCs w:val="24"/>
+                <w:lang w:val="el-GR"/>
+              </w:rPr>
+            </w:pPr>
+            <w:r>
+              <w:rPr>
+                <w:rFonts w:ascii="Aptos Narrow" w:hAnsi="Aptos Narrow"/>
+                <w:color w:val="000000"/>
+              </w:rPr>
+              <w:t>0.0373041</w:t>
+            </w:r>
+          </w:p>
+        </w:tc>
+        <w:tc>
+          <w:tcPr>
+            <w:tcW w:w="1559" w:type="dxa"/>
+            <w:vAlign w:val="bottom"/>
+          </w:tcPr>
+          <w:p>
+            <w:pPr>
+              <w:rPr>
+                <w:rFonts w:ascii="Times New Roman" w:hAnsi="Times New Roman" w:cs="Times New Roman"/>
+                <w:sz w:val="24"/>
+                <w:szCs w:val="24"/>
+                <w:lang w:val="el-GR"/>
+              </w:rPr>
+            </w:pPr>
+            <w:r>
+              <w:rPr>
+                <w:rFonts w:ascii="Aptos Narrow" w:hAnsi="Aptos Narrow"/>
+                <w:color w:val="000000"/>
+              </w:rPr>
+              <w:t>0.0375455</w:t>
+            </w:r>
+          </w:p>
+        </w:tc>
+      </w:tr>
+      <w:tr>
+        <w:tc>
+          <w:tcPr>
+            <w:tcW w:w="1558" w:type="dxa"/>
+            <w:shd w:val="clear" w:color="auto" w:fill="83CAEB" w:themeFill="accent1" w:themeFillTint="66"/>
+            <w:vAlign w:val="bottom"/>
+          </w:tcPr>
+          <w:p>
+            <w:pPr>
+              <w:rPr>
+                <w:rFonts w:ascii="Times New Roman" w:hAnsi="Times New Roman" w:cs="Times New Roman"/>
+                <w:sz w:val="24"/>
+                <w:szCs w:val="24"/>
+                <w:lang w:val="el-GR"/>
+              </w:rPr>
+            </w:pPr>
+            <w:r>
+              <w:rPr>
+                <w:rFonts w:ascii="Aptos Narrow" w:hAnsi="Aptos Narrow"/>
+                <w:color w:val="000000"/>
+              </w:rPr>
+              <w:t>450.soplex</w:t>
+            </w:r>
+          </w:p>
+        </w:tc>
+        <w:tc>
+          <w:tcPr>
+            <w:tcW w:w="1558" w:type="dxa"/>
+            <w:vAlign w:val="bottom"/>
+          </w:tcPr>
+          <w:p>
+            <w:pPr>
+              <w:rPr>
+                <w:rFonts w:ascii="Times New Roman" w:hAnsi="Times New Roman" w:cs="Times New Roman"/>
+                <w:sz w:val="24"/>
+                <w:szCs w:val="24"/>
+                <w:lang w:val="el-GR"/>
+              </w:rPr>
+            </w:pPr>
+            <w:r>
+              <w:rPr>
+                <w:rFonts w:ascii="Aptos Narrow" w:hAnsi="Aptos Narrow"/>
+                <w:color w:val="000000"/>
+              </w:rPr>
+              <w:t>8.4060416</w:t>
+            </w:r>
+          </w:p>
+        </w:tc>
+        <w:tc>
+          <w:tcPr>
+            <w:tcW w:w="1558" w:type="dxa"/>
+            <w:vAlign w:val="bottom"/>
+          </w:tcPr>
+          <w:p>
+            <w:pPr>
+              <w:rPr>
+                <w:rFonts w:ascii="Times New Roman" w:hAnsi="Times New Roman" w:cs="Times New Roman"/>
+                <w:sz w:val="24"/>
+                <w:szCs w:val="24"/>
+                <w:lang w:val="el-GR"/>
+              </w:rPr>
+            </w:pPr>
+            <w:r>
+              <w:rPr>
+                <w:rFonts w:ascii="Aptos Narrow" w:hAnsi="Aptos Narrow"/>
+                <w:color w:val="000000"/>
+              </w:rPr>
+              <w:t>8.5126357</w:t>
+            </w:r>
+          </w:p>
+        </w:tc>
+        <w:tc>
+          <w:tcPr>
+            <w:tcW w:w="1558" w:type="dxa"/>
+            <w:vAlign w:val="bottom"/>
+          </w:tcPr>
+          <w:p>
+            <w:pPr>
+              <w:rPr>
+                <w:rFonts w:ascii="Times New Roman" w:hAnsi="Times New Roman" w:cs="Times New Roman"/>
+                <w:sz w:val="24"/>
+                <w:szCs w:val="24"/>
+                <w:lang w:val="el-GR"/>
+              </w:rPr>
+            </w:pPr>
+            <w:r>
+              <w:rPr>
+                <w:rFonts w:ascii="Aptos Narrow" w:hAnsi="Aptos Narrow"/>
+                <w:color w:val="000000"/>
+              </w:rPr>
+              <w:t>8.4545493</w:t>
+            </w:r>
+          </w:p>
+        </w:tc>
+        <w:tc>
+          <w:tcPr>
+            <w:tcW w:w="1559" w:type="dxa"/>
+            <w:vAlign w:val="bottom"/>
+          </w:tcPr>
+          <w:p>
+            <w:pPr>
+              <w:rPr>
+                <w:rFonts w:ascii="Times New Roman" w:hAnsi="Times New Roman" w:cs="Times New Roman"/>
+                <w:sz w:val="24"/>
+                <w:szCs w:val="24"/>
+                <w:lang w:val="el-GR"/>
+              </w:rPr>
+            </w:pPr>
+            <w:r>
+              <w:rPr>
+                <w:rFonts w:ascii="Aptos Narrow" w:hAnsi="Aptos Narrow"/>
+                <w:color w:val="000000"/>
+              </w:rPr>
+              <w:t>8.5283351</w:t>
+            </w:r>
+          </w:p>
+        </w:tc>
+        <w:tc>
+          <w:tcPr>
+            <w:tcW w:w="1559" w:type="dxa"/>
+            <w:vAlign w:val="bottom"/>
+          </w:tcPr>
+          <w:p>
+            <w:pPr>
+              <w:rPr>
+                <w:rFonts w:ascii="Times New Roman" w:hAnsi="Times New Roman" w:cs="Times New Roman"/>
+                <w:sz w:val="24"/>
+                <w:szCs w:val="24"/>
+                <w:lang w:val="el-GR"/>
+              </w:rPr>
+            </w:pPr>
+            <w:r>
+              <w:rPr>
+                <w:rFonts w:ascii="Aptos Narrow" w:hAnsi="Aptos Narrow"/>
+                <w:color w:val="000000"/>
+              </w:rPr>
+              <w:t>10.206169</w:t>
+            </w:r>
+          </w:p>
+        </w:tc>
+      </w:tr>
+      <w:tr>
+        <w:tc>
+          <w:tcPr>
+            <w:tcW w:w="1558" w:type="dxa"/>
+            <w:shd w:val="clear" w:color="auto" w:fill="83CAEB" w:themeFill="accent1" w:themeFillTint="66"/>
+            <w:vAlign w:val="bottom"/>
+          </w:tcPr>
+          <w:p>
+            <w:pPr>
+              <w:rPr>
+                <w:rFonts w:ascii="Times New Roman" w:hAnsi="Times New Roman" w:cs="Times New Roman"/>
+                <w:sz w:val="24"/>
+                <w:szCs w:val="24"/>
+                <w:lang w:val="el-GR"/>
+              </w:rPr>
+            </w:pPr>
+            <w:r>
+              <w:rPr>
+                <w:rFonts w:ascii="Aptos Narrow" w:hAnsi="Aptos Narrow"/>
+                <w:color w:val="000000"/>
+              </w:rPr>
+              <w:t>459.GemsFDTD</w:t>
+            </w:r>
+          </w:p>
+        </w:tc>
+        <w:tc>
+          <w:tcPr>
+            <w:tcW w:w="1558" w:type="dxa"/>
+            <w:vAlign w:val="bottom"/>
+          </w:tcPr>
+          <w:p>
+            <w:pPr>
+              <w:rPr>
+                <w:rFonts w:ascii="Times New Roman" w:hAnsi="Times New Roman" w:cs="Times New Roman"/>
+                <w:sz w:val="24"/>
+                <w:szCs w:val="24"/>
+                <w:lang w:val="el-GR"/>
+              </w:rPr>
+            </w:pPr>
+            <w:r>
+              <w:rPr>
+                <w:rFonts w:ascii="Aptos Narrow" w:hAnsi="Aptos Narrow"/>
+                <w:color w:val="000000"/>
+              </w:rPr>
+              <w:t>0.4372886</w:t>
+            </w:r>
+          </w:p>
+        </w:tc>
+        <w:tc>
+          <w:tcPr>
+            <w:tcW w:w="1558" w:type="dxa"/>
+            <w:vAlign w:val="bottom"/>
+          </w:tcPr>
+          <w:p>
+            <w:pPr>
+              <w:rPr>
+                <w:rFonts w:ascii="Times New Roman" w:hAnsi="Times New Roman" w:cs="Times New Roman"/>
+                <w:sz w:val="24"/>
+                <w:szCs w:val="24"/>
+                <w:lang w:val="el-GR"/>
+              </w:rPr>
+            </w:pPr>
+            <w:r>
+              <w:rPr>
+                <w:rFonts w:ascii="Aptos Narrow" w:hAnsi="Aptos Narrow"/>
+                <w:color w:val="000000"/>
+              </w:rPr>
+              <w:t>0.4395908</w:t>
+            </w:r>
+          </w:p>
+        </w:tc>
+        <w:tc>
+          <w:tcPr>
+            <w:tcW w:w="1558" w:type="dxa"/>
+            <w:vAlign w:val="bottom"/>
+          </w:tcPr>
+          <w:p>
+            <w:pPr>
+              <w:rPr>
+                <w:rFonts w:ascii="Times New Roman" w:hAnsi="Times New Roman" w:cs="Times New Roman"/>
+                <w:sz w:val="24"/>
+                <w:szCs w:val="24"/>
+                <w:lang w:val="el-GR"/>
+              </w:rPr>
+            </w:pPr>
+            <w:r>
+              <w:rPr>
+                <w:rFonts w:ascii="Aptos Narrow" w:hAnsi="Aptos Narrow"/>
+                <w:color w:val="000000"/>
+              </w:rPr>
+              <w:t>0.4444773</w:t>
+            </w:r>
+          </w:p>
+        </w:tc>
+        <w:tc>
+          <w:tcPr>
+            <w:tcW w:w="1559" w:type="dxa"/>
+            <w:vAlign w:val="bottom"/>
+          </w:tcPr>
+          <w:p>
+            <w:pPr>
+              <w:rPr>
+                <w:rFonts w:ascii="Times New Roman" w:hAnsi="Times New Roman" w:cs="Times New Roman"/>
+                <w:sz w:val="24"/>
+                <w:szCs w:val="24"/>
+                <w:lang w:val="el-GR"/>
+              </w:rPr>
+            </w:pPr>
+            <w:r>
+              <w:rPr>
+                <w:rFonts w:ascii="Aptos Narrow" w:hAnsi="Aptos Narrow"/>
+                <w:color w:val="000000"/>
+              </w:rPr>
+              <w:t>0.439478</w:t>
+            </w:r>
+          </w:p>
+        </w:tc>
+        <w:tc>
+          <w:tcPr>
+            <w:tcW w:w="1559" w:type="dxa"/>
+            <w:vAlign w:val="bottom"/>
+          </w:tcPr>
+          <w:p>
+            <w:pPr>
+              <w:rPr>
+                <w:rFonts w:ascii="Times New Roman" w:hAnsi="Times New Roman" w:cs="Times New Roman"/>
+                <w:sz w:val="24"/>
+                <w:szCs w:val="24"/>
+                <w:lang w:val="el-GR"/>
+              </w:rPr>
+            </w:pPr>
+            <w:r>
+              <w:rPr>
+                <w:rFonts w:ascii="Aptos Narrow" w:hAnsi="Aptos Narrow"/>
+                <w:color w:val="000000"/>
+              </w:rPr>
+              <w:t>0.5691393</w:t>
+            </w:r>
+          </w:p>
+        </w:tc>
+      </w:tr>
+      <w:tr>
+        <w:tc>
+          <w:tcPr>
+            <w:tcW w:w="1558" w:type="dxa"/>
+            <w:shd w:val="clear" w:color="auto" w:fill="83CAEB" w:themeFill="accent1" w:themeFillTint="66"/>
+            <w:vAlign w:val="bottom"/>
+          </w:tcPr>
+          <w:p>
+            <w:pPr>
+              <w:rPr>
+                <w:rFonts w:ascii="Times New Roman" w:hAnsi="Times New Roman" w:cs="Times New Roman"/>
+                <w:sz w:val="24"/>
+                <w:szCs w:val="24"/>
+                <w:lang w:val="el-GR"/>
+              </w:rPr>
+            </w:pPr>
+            <w:r>
+              <w:rPr>
+                <w:rFonts w:ascii="Aptos Narrow" w:hAnsi="Aptos Narrow"/>
+                <w:color w:val="000000"/>
+              </w:rPr>
+              <w:t>470.lbm</w:t>
+            </w:r>
+          </w:p>
+        </w:tc>
+        <w:tc>
+          <w:tcPr>
+            <w:tcW w:w="1558" w:type="dxa"/>
+            <w:vAlign w:val="bottom"/>
+          </w:tcPr>
+          <w:p>
+            <w:pPr>
+              <w:rPr>
+                <w:rFonts w:ascii="Times New Roman" w:hAnsi="Times New Roman" w:cs="Times New Roman"/>
+                <w:sz w:val="24"/>
+                <w:szCs w:val="24"/>
+                <w:lang w:val="el-GR"/>
+              </w:rPr>
+            </w:pPr>
+            <w:r>
+              <w:rPr>
+                <w:rFonts w:ascii="Aptos Narrow" w:hAnsi="Aptos Narrow"/>
+                <w:color w:val="000000"/>
+              </w:rPr>
+              <w:t>0.3335235</w:t>
+            </w:r>
+          </w:p>
+        </w:tc>
+        <w:tc>
+          <w:tcPr>
+            <w:tcW w:w="1558" w:type="dxa"/>
+            <w:vAlign w:val="bottom"/>
+          </w:tcPr>
+          <w:p>
+            <w:pPr>
+              <w:rPr>
+                <w:rFonts w:ascii="Times New Roman" w:hAnsi="Times New Roman" w:cs="Times New Roman"/>
+                <w:sz w:val="24"/>
+                <w:szCs w:val="24"/>
+                <w:lang w:val="el-GR"/>
+              </w:rPr>
+            </w:pPr>
+            <w:r>
+              <w:rPr>
+                <w:rFonts w:ascii="Aptos Narrow" w:hAnsi="Aptos Narrow"/>
+                <w:color w:val="000000"/>
+              </w:rPr>
+              <w:t>0.3364321</w:t>
+            </w:r>
+          </w:p>
+        </w:tc>
+        <w:tc>
+          <w:tcPr>
+            <w:tcW w:w="1558" w:type="dxa"/>
+            <w:vAlign w:val="bottom"/>
+          </w:tcPr>
+          <w:p>
+            <w:pPr>
+              <w:rPr>
+                <w:rFonts w:ascii="Times New Roman" w:hAnsi="Times New Roman" w:cs="Times New Roman"/>
+                <w:sz w:val="24"/>
+                <w:szCs w:val="24"/>
+                <w:lang w:val="el-GR"/>
+              </w:rPr>
+            </w:pPr>
+            <w:r>
+              <w:rPr>
+                <w:rFonts w:ascii="Aptos Narrow" w:hAnsi="Aptos Narrow"/>
+                <w:color w:val="000000"/>
+              </w:rPr>
+              <w:t>0.366637</w:t>
+            </w:r>
+          </w:p>
+        </w:tc>
+        <w:tc>
+          <w:tcPr>
+            <w:tcW w:w="1559" w:type="dxa"/>
+            <w:vAlign w:val="bottom"/>
+          </w:tcPr>
+          <w:p>
+            <w:pPr>
+              <w:rPr>
+                <w:rFonts w:ascii="Times New Roman" w:hAnsi="Times New Roman" w:cs="Times New Roman"/>
+                <w:sz w:val="24"/>
+                <w:szCs w:val="24"/>
+                <w:lang w:val="el-GR"/>
+              </w:rPr>
+            </w:pPr>
+            <w:r>
+              <w:rPr>
+                <w:rFonts w:ascii="Aptos Narrow" w:hAnsi="Aptos Narrow"/>
+                <w:color w:val="000000"/>
+              </w:rPr>
+              <w:t>0.3704017</w:t>
+            </w:r>
+          </w:p>
+        </w:tc>
+        <w:tc>
+          <w:tcPr>
+            <w:tcW w:w="1559" w:type="dxa"/>
+            <w:vAlign w:val="bottom"/>
+          </w:tcPr>
+          <w:p>
+            <w:pPr>
+              <w:rPr>
+                <w:rFonts w:ascii="Times New Roman" w:hAnsi="Times New Roman" w:cs="Times New Roman"/>
+                <w:sz w:val="24"/>
+                <w:szCs w:val="24"/>
+                <w:lang w:val="el-GR"/>
+              </w:rPr>
+            </w:pPr>
+            <w:r>
+              <w:rPr>
+                <w:rFonts w:ascii="Aptos Narrow" w:hAnsi="Aptos Narrow"/>
+                <w:color w:val="000000"/>
+              </w:rPr>
+              <w:t>0.3208838</w:t>
+            </w:r>
+          </w:p>
+        </w:tc>
+      </w:tr>
+      <w:tr>
+        <w:tc>
+          <w:tcPr>
+            <w:tcW w:w="1558" w:type="dxa"/>
+            <w:shd w:val="clear" w:color="auto" w:fill="83CAEB" w:themeFill="accent1" w:themeFillTint="66"/>
+            <w:vAlign w:val="bottom"/>
+          </w:tcPr>
+          <w:p>
+            <w:pPr>
+              <w:rPr>
+                <w:rFonts w:ascii="Times New Roman" w:hAnsi="Times New Roman" w:cs="Times New Roman"/>
+                <w:sz w:val="24"/>
+                <w:szCs w:val="24"/>
+                <w:lang w:val="el-GR"/>
+              </w:rPr>
+            </w:pPr>
+            <w:r>
+              <w:rPr>
+                <w:rFonts w:ascii="Aptos Narrow" w:hAnsi="Aptos Narrow"/>
+                <w:color w:val="000000"/>
+              </w:rPr>
+              <w:t>483.xalancbmk</w:t>
+            </w:r>
+          </w:p>
+        </w:tc>
+        <w:tc>
+          <w:tcPr>
+            <w:tcW w:w="1558" w:type="dxa"/>
+            <w:vAlign w:val="bottom"/>
+          </w:tcPr>
+          <w:p>
+            <w:pPr>
+              <w:rPr>
+                <w:rFonts w:ascii="Times New Roman" w:hAnsi="Times New Roman" w:cs="Times New Roman"/>
+                <w:sz w:val="24"/>
+                <w:szCs w:val="24"/>
+                <w:lang w:val="el-GR"/>
+              </w:rPr>
+            </w:pPr>
+            <w:r>
+              <w:rPr>
+                <w:rFonts w:ascii="Aptos Narrow" w:hAnsi="Aptos Narrow"/>
+                <w:color w:val="000000"/>
+              </w:rPr>
+              <w:t>11.205976</w:t>
+            </w:r>
+          </w:p>
+        </w:tc>
+        <w:tc>
+          <w:tcPr>
+            <w:tcW w:w="1558" w:type="dxa"/>
+            <w:vAlign w:val="bottom"/>
+          </w:tcPr>
+          <w:p>
+            <w:pPr>
+              <w:rPr>
+                <w:rFonts w:ascii="Times New Roman" w:hAnsi="Times New Roman" w:cs="Times New Roman"/>
+                <w:sz w:val="24"/>
+                <w:szCs w:val="24"/>
+                <w:lang w:val="el-GR"/>
+              </w:rPr>
+            </w:pPr>
+            <w:r>
+              <w:rPr>
+                <w:rFonts w:ascii="Aptos Narrow" w:hAnsi="Aptos Narrow"/>
+                <w:color w:val="000000"/>
+              </w:rPr>
+              <w:t>11.511497</w:t>
+            </w:r>
+          </w:p>
+        </w:tc>
+        <w:tc>
+          <w:tcPr>
+            <w:tcW w:w="1558" w:type="dxa"/>
+            <w:vAlign w:val="bottom"/>
+          </w:tcPr>
+          <w:p>
+            <w:pPr>
+              <w:rPr>
+                <w:rFonts w:ascii="Times New Roman" w:hAnsi="Times New Roman" w:cs="Times New Roman"/>
+                <w:sz w:val="24"/>
+                <w:szCs w:val="24"/>
+                <w:lang w:val="el-GR"/>
+              </w:rPr>
+            </w:pPr>
+            <w:r>
+              <w:rPr>
+                <w:rFonts w:ascii="Aptos Narrow" w:hAnsi="Aptos Narrow"/>
+                <w:color w:val="000000"/>
+              </w:rPr>
+              <w:t>12.544627</w:t>
+            </w:r>
+          </w:p>
+        </w:tc>
+        <w:tc>
+          <w:tcPr>
+            <w:tcW w:w="1559" w:type="dxa"/>
+            <w:vAlign w:val="bottom"/>
+          </w:tcPr>
+          <w:p>
+            <w:pPr>
+              <w:rPr>
+                <w:rFonts w:ascii="Times New Roman" w:hAnsi="Times New Roman" w:cs="Times New Roman"/>
+                <w:sz w:val="24"/>
+                <w:szCs w:val="24"/>
+                <w:lang w:val="el-GR"/>
+              </w:rPr>
+            </w:pPr>
+            <w:r>
+              <w:rPr>
+                <w:rFonts w:ascii="Aptos Narrow" w:hAnsi="Aptos Narrow"/>
+                <w:color w:val="000000"/>
+              </w:rPr>
+              <w:t>12.0202</w:t>
+            </w:r>
+          </w:p>
+        </w:tc>
+        <w:tc>
+          <w:tcPr>
+            <w:tcW w:w="1559" w:type="dxa"/>
+            <w:vAlign w:val="bottom"/>
+          </w:tcPr>
+          <w:p>
+            <w:pPr>
+              <w:rPr>
+                <w:rFonts w:ascii="Times New Roman" w:hAnsi="Times New Roman" w:cs="Times New Roman"/>
+                <w:sz w:val="24"/>
+                <w:szCs w:val="24"/>
+                <w:lang w:val="el-GR"/>
+              </w:rPr>
+            </w:pPr>
+            <w:r>
+              <w:rPr>
+                <w:rFonts w:ascii="Aptos Narrow" w:hAnsi="Aptos Narrow"/>
+                <w:color w:val="000000"/>
+              </w:rPr>
+              <w:t>13.191659</w:t>
+            </w:r>
+          </w:p>
+        </w:tc>
+      </w:tr>
+      <w:tr>
+        <w:tc>
+          <w:tcPr>
+            <w:tcW w:w="1558" w:type="dxa"/>
+            <w:shd w:val="clear" w:color="auto" w:fill="FF7474"/>
+          </w:tcPr>
+          <w:p>
+            <w:pPr>
+              <w:rPr>
+                <w:rFonts w:ascii="Times New Roman" w:hAnsi="Times New Roman" w:cs="Times New Roman"/>
+                <w:sz w:val="24"/>
+                <w:szCs w:val="24"/>
+                <w:lang w:val="en-US"/>
+              </w:rPr>
+            </w:pPr>
+            <w:r>
+              <w:rPr>
+                <w:rFonts w:ascii="Times New Roman" w:hAnsi="Times New Roman" w:cs="Times New Roman"/>
+                <w:sz w:val="24"/>
+                <w:szCs w:val="24"/>
+                <w:lang w:val="el-GR"/>
+              </w:rPr>
+              <w:t>Α</w:t>
+            </w:r>
+            <w:r>
+              <w:rPr>
+                <w:rFonts w:ascii="Times New Roman" w:hAnsi="Times New Roman" w:cs="Times New Roman"/>
+                <w:sz w:val="24"/>
+                <w:szCs w:val="24"/>
+                <w:lang w:val="en-US"/>
+              </w:rPr>
+              <w:t>VERAGE</w:t>
+            </w:r>
+          </w:p>
+        </w:tc>
+        <w:tc>
+          <w:tcPr>
+            <w:tcW w:w="1558" w:type="dxa"/>
+            <w:shd w:val="clear" w:color="auto" w:fill="FF7474"/>
+            <w:vAlign w:val="bottom"/>
+          </w:tcPr>
+          <w:p>
+            <w:pPr>
+              <w:rPr>
+                <w:rFonts w:ascii="Aptos Narrow" w:hAnsi="Aptos Narrow"/>
+                <w:color w:val="000000"/>
+              </w:rPr>
+            </w:pPr>
+            <w:r>
+              <w:rPr>
+                <w:rFonts w:ascii="Aptos Narrow" w:hAnsi="Aptos Narrow"/>
+                <w:color w:val="000000"/>
+              </w:rPr>
+              <w:t>7.7550701</w:t>
+            </w:r>
+          </w:p>
+        </w:tc>
+        <w:tc>
+          <w:tcPr>
+            <w:tcW w:w="1558" w:type="dxa"/>
+            <w:shd w:val="clear" w:color="auto" w:fill="FF7474"/>
+            <w:vAlign w:val="bottom"/>
+          </w:tcPr>
+          <w:p>
+            <w:pPr>
+              <w:rPr>
+                <w:rFonts w:ascii="Aptos Narrow" w:hAnsi="Aptos Narrow"/>
+                <w:color w:val="000000"/>
+              </w:rPr>
+            </w:pPr>
+            <w:r>
+              <w:rPr>
+                <w:rFonts w:ascii="Aptos Narrow" w:hAnsi="Aptos Narrow"/>
+                <w:color w:val="000000"/>
+              </w:rPr>
+              <w:t>10.066369</w:t>
+            </w:r>
+          </w:p>
+        </w:tc>
+        <w:tc>
+          <w:tcPr>
+            <w:tcW w:w="1558" w:type="dxa"/>
+            <w:shd w:val="clear" w:color="auto" w:fill="FF7474"/>
+            <w:vAlign w:val="bottom"/>
+          </w:tcPr>
+          <w:p>
+            <w:pPr>
+              <w:rPr>
+                <w:rFonts w:ascii="Aptos Narrow" w:hAnsi="Aptos Narrow"/>
+                <w:color w:val="000000"/>
+              </w:rPr>
+            </w:pPr>
+            <w:r>
+              <w:rPr>
+                <w:rFonts w:ascii="Aptos Narrow" w:hAnsi="Aptos Narrow"/>
+                <w:color w:val="000000"/>
+              </w:rPr>
+              <w:t>7.9241063</w:t>
+            </w:r>
+          </w:p>
+        </w:tc>
+        <w:tc>
+          <w:tcPr>
+            <w:tcW w:w="1559" w:type="dxa"/>
+            <w:shd w:val="clear" w:color="auto" w:fill="FF7474"/>
+            <w:vAlign w:val="bottom"/>
+          </w:tcPr>
+          <w:p>
+            <w:pPr>
+              <w:rPr>
+                <w:rFonts w:ascii="Aptos Narrow" w:hAnsi="Aptos Narrow"/>
+                <w:color w:val="000000"/>
+              </w:rPr>
+            </w:pPr>
+            <w:r>
+              <w:rPr>
+                <w:rFonts w:ascii="Aptos Narrow" w:hAnsi="Aptos Narrow"/>
+                <w:color w:val="000000"/>
+              </w:rPr>
+              <w:t>7.8883653</w:t>
+            </w:r>
+          </w:p>
+        </w:tc>
+        <w:tc>
+          <w:tcPr>
+            <w:tcW w:w="1559" w:type="dxa"/>
+            <w:shd w:val="clear" w:color="auto" w:fill="FF7474"/>
+            <w:vAlign w:val="bottom"/>
+          </w:tcPr>
+          <w:p>
+            <w:pPr>
+              <w:rPr>
+                <w:rFonts w:ascii="Aptos Narrow" w:hAnsi="Aptos Narrow"/>
+                <w:color w:val="000000"/>
+              </w:rPr>
+            </w:pPr>
+            <w:r>
+              <w:rPr>
+                <w:rFonts w:ascii="Aptos Narrow" w:hAnsi="Aptos Narrow"/>
+                <w:color w:val="000000"/>
+              </w:rPr>
+              <w:t>10.124463</w:t>
+            </w:r>
+          </w:p>
+        </w:tc>
+      </w:tr>
+    </w:tbl>
+    <w:p>
+      <w:pPr>
+        <w:rPr>
+          <w:rFonts w:ascii="Times New Roman" w:hAnsi="Times New Roman" w:cs="Times New Roman"/>
+          <w:sz w:val="24"/>
+          <w:szCs w:val="24"/>
+          <w:lang w:val="en-US"/>
+        </w:rPr>
+      </w:pPr>
+    </w:p>
+    <w:p>
+      <w:pPr>
+        <w:rPr>
+          <w:rFonts w:ascii="Times New Roman" w:hAnsi="Times New Roman" w:cs="Times New Roman"/>
+          <w:sz w:val="24"/>
+          <w:szCs w:val="24"/>
+          <w:lang w:val="en-US"/>
+        </w:rPr>
+      </w:pPr>
+    </w:p>
+    <w:p>
+      <w:pPr>
+        <w:rPr>
+          <w:rFonts w:ascii="Times New Roman" w:hAnsi="Times New Roman" w:cs="Times New Roman"/>
+          <w:sz w:val="24"/>
+          <w:szCs w:val="24"/>
+          <w:lang w:val="el-GR"/>
+        </w:rPr>
+      </w:pPr>
+      <w:r>
+        <w:rPr>
+          <w:rFonts w:ascii="Times New Roman" w:hAnsi="Times New Roman" w:cs="Times New Roman"/>
+          <w:sz w:val="24"/>
+          <w:szCs w:val="24"/>
+          <w:lang w:val="el-GR"/>
+        </w:rPr>
+        <w:t xml:space="preserve">Βλέποντας τα παραπάνω </w:t>
+      </w:r>
+      <w:r>
+        <w:rPr>
+          <w:rFonts w:ascii="Times New Roman" w:hAnsi="Times New Roman" w:cs="Times New Roman"/>
+          <w:sz w:val="24"/>
+          <w:szCs w:val="24"/>
+          <w:lang w:val="en-US"/>
+        </w:rPr>
+        <w:t>average</w:t>
+      </w:r>
+      <w:r>
+        <w:rPr>
+          <w:rFonts w:ascii="Times New Roman" w:hAnsi="Times New Roman" w:cs="Times New Roman"/>
+          <w:sz w:val="24"/>
+          <w:szCs w:val="24"/>
+          <w:lang w:val="el-GR"/>
+        </w:rPr>
+        <w:t xml:space="preserve"> </w:t>
+      </w:r>
+      <w:r>
+        <w:rPr>
+          <w:rFonts w:ascii="Times New Roman" w:hAnsi="Times New Roman" w:cs="Times New Roman"/>
+          <w:sz w:val="24"/>
+          <w:szCs w:val="24"/>
+          <w:lang w:val="en-US"/>
+        </w:rPr>
+        <w:t>MPKI</w:t>
+      </w:r>
+      <w:r>
+        <w:rPr>
+          <w:rFonts w:ascii="Times New Roman" w:hAnsi="Times New Roman" w:cs="Times New Roman"/>
+          <w:sz w:val="24"/>
+          <w:szCs w:val="24"/>
+          <w:lang w:val="el-GR"/>
+        </w:rPr>
+        <w:t xml:space="preserve"> </w:t>
+      </w:r>
+      <w:r>
+        <w:rPr>
+          <w:rFonts w:ascii="Times New Roman" w:hAnsi="Times New Roman" w:cs="Times New Roman"/>
+          <w:sz w:val="24"/>
+          <w:szCs w:val="24"/>
+          <w:lang w:val="el-GR"/>
+        </w:rPr>
+        <w:t xml:space="preserve">καταλαβαίνει κανείς ότι αν δεν έχει κάποιο συγκεκριμένο </w:t>
+      </w:r>
+      <w:r>
+        <w:rPr>
+          <w:rFonts w:ascii="Times New Roman" w:hAnsi="Times New Roman" w:cs="Times New Roman"/>
+          <w:sz w:val="24"/>
+          <w:szCs w:val="24"/>
+          <w:lang w:val="en-US"/>
+        </w:rPr>
+        <w:t>use</w:t>
+      </w:r>
+      <w:r>
+        <w:rPr>
+          <w:rFonts w:ascii="Times New Roman" w:hAnsi="Times New Roman" w:cs="Times New Roman"/>
+          <w:sz w:val="24"/>
+          <w:szCs w:val="24"/>
+          <w:lang w:val="el-GR"/>
+        </w:rPr>
+        <w:t xml:space="preserve"> </w:t>
+      </w:r>
+      <w:r>
+        <w:rPr>
+          <w:rFonts w:ascii="Times New Roman" w:hAnsi="Times New Roman" w:cs="Times New Roman"/>
+          <w:sz w:val="24"/>
+          <w:szCs w:val="24"/>
+          <w:lang w:val="en-US"/>
+        </w:rPr>
+        <w:t>case</w:t>
+      </w:r>
+      <w:r>
+        <w:rPr>
+          <w:rFonts w:ascii="Times New Roman" w:hAnsi="Times New Roman" w:cs="Times New Roman"/>
+          <w:sz w:val="24"/>
+          <w:szCs w:val="24"/>
+          <w:lang w:val="el-GR"/>
+        </w:rPr>
+        <w:t xml:space="preserve"> </w:t>
+      </w:r>
+      <w:r>
+        <w:rPr>
+          <w:rFonts w:ascii="Times New Roman" w:hAnsi="Times New Roman" w:cs="Times New Roman"/>
+          <w:sz w:val="24"/>
+          <w:szCs w:val="24"/>
+          <w:lang w:val="el-GR"/>
+        </w:rPr>
+        <w:t xml:space="preserve">και </w:t>
+      </w:r>
+      <w:r>
+        <w:rPr>
+          <w:rFonts w:ascii="Times New Roman" w:hAnsi="Times New Roman" w:cs="Times New Roman"/>
+          <w:sz w:val="24"/>
+          <w:szCs w:val="24"/>
+          <w:lang w:val="el-GR"/>
+        </w:rPr>
+        <w:t xml:space="preserve">θέλει να έχει κάποια γενική χρήση που θεωρούμε ότι καλύπτεται από τα </w:t>
+      </w:r>
+      <w:r>
+        <w:rPr>
+          <w:rFonts w:ascii="Times New Roman" w:hAnsi="Times New Roman" w:cs="Times New Roman"/>
+          <w:sz w:val="24"/>
+          <w:szCs w:val="24"/>
+          <w:lang w:val="en-US"/>
+        </w:rPr>
+        <w:t>benchmarks</w:t>
+      </w:r>
+      <w:r>
+        <w:rPr>
+          <w:rFonts w:ascii="Times New Roman" w:hAnsi="Times New Roman" w:cs="Times New Roman"/>
+          <w:sz w:val="24"/>
+          <w:szCs w:val="24"/>
+          <w:lang w:val="el-GR"/>
+        </w:rPr>
+        <w:t xml:space="preserve"> </w:t>
+      </w:r>
+      <w:r>
+        <w:rPr>
+          <w:rFonts w:ascii="Times New Roman" w:hAnsi="Times New Roman" w:cs="Times New Roman"/>
+          <w:sz w:val="24"/>
+          <w:szCs w:val="24"/>
+          <w:lang w:val="el-GR"/>
+        </w:rPr>
+        <w:t>που καλύπτει αυτή η εργασία τότε θα επέλεγε το 1</w:t>
+      </w:r>
+      <w:r>
+        <w:rPr>
+          <w:rFonts w:ascii="Times New Roman" w:hAnsi="Times New Roman" w:cs="Times New Roman"/>
+          <w:sz w:val="24"/>
+          <w:szCs w:val="24"/>
+          <w:vertAlign w:val="superscript"/>
+          <w:lang w:val="el-GR"/>
+        </w:rPr>
+        <w:t>ο</w:t>
+      </w:r>
+      <w:r>
+        <w:rPr>
+          <w:rFonts w:ascii="Times New Roman" w:hAnsi="Times New Roman" w:cs="Times New Roman"/>
+          <w:sz w:val="24"/>
+          <w:szCs w:val="24"/>
+          <w:lang w:val="el-GR"/>
+        </w:rPr>
+        <w:t xml:space="preserve"> </w:t>
+      </w:r>
+      <w:r>
+        <w:rPr>
+          <w:rFonts w:ascii="Times New Roman" w:hAnsi="Times New Roman" w:cs="Times New Roman"/>
+          <w:sz w:val="24"/>
+          <w:szCs w:val="24"/>
+          <w:lang w:val="en-US"/>
+        </w:rPr>
+        <w:t>FSM</w:t>
+      </w:r>
+      <w:r>
+        <w:rPr>
+          <w:rFonts w:ascii="Times New Roman" w:hAnsi="Times New Roman" w:cs="Times New Roman"/>
+          <w:sz w:val="24"/>
+          <w:szCs w:val="24"/>
+          <w:lang w:val="el-GR"/>
+        </w:rPr>
+        <w:t xml:space="preserve"> </w:t>
+      </w:r>
+      <w:r>
+        <w:rPr>
+          <w:rFonts w:ascii="Times New Roman" w:hAnsi="Times New Roman" w:cs="Times New Roman"/>
+          <w:sz w:val="24"/>
+          <w:szCs w:val="24"/>
+          <w:lang w:val="el-GR"/>
+        </w:rPr>
+        <w:t>(2</w:t>
+      </w:r>
+      <w:r>
+        <w:rPr>
+          <w:rFonts w:ascii="Times New Roman" w:hAnsi="Times New Roman" w:cs="Times New Roman"/>
+          <w:sz w:val="24"/>
+          <w:szCs w:val="24"/>
+          <w:lang w:val="el-GR"/>
+        </w:rPr>
+        <w:t xml:space="preserve"> </w:t>
+      </w:r>
+      <w:r>
+        <w:rPr>
+          <w:rFonts w:ascii="Times New Roman" w:hAnsi="Times New Roman" w:cs="Times New Roman"/>
+          <w:sz w:val="24"/>
+          <w:szCs w:val="24"/>
+          <w:lang w:val="en-US"/>
+        </w:rPr>
+        <w:t>bit</w:t>
+      </w:r>
+      <w:r>
+        <w:rPr>
+          <w:rFonts w:ascii="Times New Roman" w:hAnsi="Times New Roman" w:cs="Times New Roman"/>
+          <w:sz w:val="24"/>
+          <w:szCs w:val="24"/>
+          <w:lang w:val="el-GR"/>
+        </w:rPr>
+        <w:t xml:space="preserve"> </w:t>
+      </w:r>
+      <w:r>
+        <w:rPr>
+          <w:rFonts w:ascii="Times New Roman" w:hAnsi="Times New Roman" w:cs="Times New Roman"/>
+          <w:sz w:val="24"/>
+          <w:szCs w:val="24"/>
+          <w:lang w:val="en-US"/>
+        </w:rPr>
+        <w:t>counter</w:t>
+      </w:r>
+      <w:r>
+        <w:rPr>
+          <w:rFonts w:ascii="Times New Roman" w:hAnsi="Times New Roman" w:cs="Times New Roman"/>
+          <w:sz w:val="24"/>
+          <w:szCs w:val="24"/>
+          <w:lang w:val="el-GR"/>
+        </w:rPr>
+        <w:t xml:space="preserve">) </w:t>
+      </w:r>
+      <w:r>
+        <w:rPr>
+          <w:rFonts w:ascii="Times New Roman" w:hAnsi="Times New Roman" w:cs="Times New Roman"/>
+          <w:sz w:val="24"/>
+          <w:szCs w:val="24"/>
+          <w:lang w:val="el-GR"/>
+        </w:rPr>
+        <w:t xml:space="preserve">καθώς κάνει καλύτερο </w:t>
+      </w:r>
+      <w:r>
+        <w:rPr>
+          <w:rFonts w:ascii="Times New Roman" w:hAnsi="Times New Roman" w:cs="Times New Roman"/>
+          <w:sz w:val="24"/>
+          <w:szCs w:val="24"/>
+          <w:lang w:val="en-US"/>
+        </w:rPr>
+        <w:t>perform</w:t>
+      </w:r>
+      <w:r>
+        <w:rPr>
+          <w:rFonts w:ascii="Times New Roman" w:hAnsi="Times New Roman" w:cs="Times New Roman"/>
+          <w:sz w:val="24"/>
+          <w:szCs w:val="24"/>
+          <w:lang w:val="el-GR"/>
+        </w:rPr>
+        <w:t xml:space="preserve"> </w:t>
+      </w:r>
+      <w:r>
+        <w:rPr>
+          <w:rFonts w:ascii="Times New Roman" w:hAnsi="Times New Roman" w:cs="Times New Roman"/>
+          <w:sz w:val="24"/>
+          <w:szCs w:val="24"/>
+          <w:lang w:val="el-GR"/>
+        </w:rPr>
+        <w:t xml:space="preserve">σε σχέση με τα άλλα </w:t>
+      </w:r>
+      <w:r>
+        <w:rPr>
+          <w:rFonts w:ascii="Times New Roman" w:hAnsi="Times New Roman" w:cs="Times New Roman"/>
+          <w:sz w:val="24"/>
+          <w:szCs w:val="24"/>
+          <w:lang w:val="en-US"/>
+        </w:rPr>
+        <w:t>FSMs</w:t>
+      </w:r>
+      <w:r>
+        <w:rPr>
+          <w:rFonts w:ascii="Times New Roman" w:hAnsi="Times New Roman" w:cs="Times New Roman"/>
+          <w:sz w:val="24"/>
+          <w:szCs w:val="24"/>
+          <w:lang w:val="el-GR"/>
+        </w:rPr>
+        <w:t xml:space="preserve"> (</w:t>
+      </w:r>
+      <w:r>
+        <w:rPr>
+          <w:rFonts w:ascii="Times New Roman" w:hAnsi="Times New Roman" w:cs="Times New Roman"/>
+          <w:sz w:val="24"/>
+          <w:szCs w:val="24"/>
+          <w:lang w:val="el-GR"/>
+        </w:rPr>
+        <w:t xml:space="preserve">μικρότερο </w:t>
+      </w:r>
+      <w:r>
+        <w:rPr>
+          <w:rFonts w:ascii="Times New Roman" w:hAnsi="Times New Roman" w:cs="Times New Roman"/>
+          <w:sz w:val="24"/>
+          <w:szCs w:val="24"/>
+          <w:lang w:val="en-US"/>
+        </w:rPr>
+        <w:t>MKPI</w:t>
+      </w:r>
+      <w:r>
+        <w:rPr>
+          <w:rFonts w:ascii="Times New Roman" w:hAnsi="Times New Roman" w:cs="Times New Roman"/>
+          <w:sz w:val="24"/>
+          <w:szCs w:val="24"/>
+          <w:lang w:val="el-GR"/>
+        </w:rPr>
+        <w:t xml:space="preserve"> </w:t>
+      </w:r>
+      <w:r>
+        <w:rPr>
+          <w:rFonts w:ascii="Times New Roman" w:hAnsi="Times New Roman" w:cs="Times New Roman"/>
+          <w:sz w:val="24"/>
+          <w:szCs w:val="24"/>
+          <w:lang w:val="el-GR"/>
+        </w:rPr>
+        <w:t>=&gt; καλύτερη απόδοση).</w:t>
+      </w:r>
+    </w:p>
+    <w:p>
+      <w:pPr>
+        <w:rPr>
+          <w:rFonts w:ascii="Times New Roman" w:hAnsi="Times New Roman" w:cs="Times New Roman"/>
+          <w:sz w:val="24"/>
+          <w:szCs w:val="24"/>
+          <w:lang w:val="en-US"/>
+        </w:rPr>
+      </w:pPr>
+      <w:r>
+        <w:rPr>
+          <w:rFonts w:ascii="Times New Roman" w:hAnsi="Times New Roman" w:cs="Times New Roman"/>
+          <w:sz w:val="24"/>
+          <w:szCs w:val="24"/>
+          <w:lang w:val="el-GR"/>
+        </w:rPr>
+        <w:drawing>
+          <wp:anchor distT="0" distB="0" distL="114300" distR="114300" simplePos="0" relativeHeight="251658240" behindDoc="0" locked="0" layoutInCell="1" allowOverlap="1" wp14:anchorId="484CCE1D" wp14:editId="09280856">
+            <wp:simplePos x="0" y="0"/>
+            <wp:positionH relativeFrom="margin">
+              <wp:align>left</wp:align>
+            </wp:positionH>
+            <wp:positionV relativeFrom="paragraph">
+              <wp:posOffset>-5080</wp:posOffset>
+            </wp:positionV>
+            <wp:extent cx="3404870" cy="2895600"/>
+            <wp:effectExtent l="0" t="0" r="5080" b="0"/>
+            <wp:wrapSquare wrapText="bothSides"/>
+            <wp:docPr id="597879070" name="Picture 1"/>
+            <wp:cNvGraphicFramePr>
+              <a:graphicFrameLocks xmlns:a="http://schemas.openxmlformats.org/drawingml/2006/main" noChangeAspect="1"/>
+            </wp:cNvGraphicFramePr>
+            <a:graphic xmlns:a="http://schemas.openxmlformats.org/drawingml/2006/main">
+              <a:graphicData uri="http://schemas.openxmlformats.org/drawingml/2006/picture">
+                <pic:pic xmlns:pic="http://schemas.openxmlformats.org/drawingml/2006/picture">
+                  <pic:nvPicPr>
+                    <pic:cNvPr id="597879070" name=""/>
+                    <pic:cNvPicPr/>
+                  </pic:nvPicPr>
+                  <pic:blipFill>
+                    <a:blip r:embed="rId7">
+                      <a:extLst>
+                        <a:ext uri="{28A0092B-C50C-407E-A947-70E740481C1C}">
+                          <a14:useLocalDpi xmlns:a14="http://schemas.microsoft.com/office/drawing/2010/main" val="0"/>
+                        </a:ext>
+                      </a:extLst>
+                    </a:blip>
+                    <a:stretch>
+                      <a:fillRect/>
+                    </a:stretch>
+                  </pic:blipFill>
+                  <pic:spPr>
+                    <a:xfrm>
+                      <a:off x="0" y="0"/>
+                      <a:ext cx="3404870" cy="2895600"/>
+                    </a:xfrm>
+                    <a:prstGeom prst="rect">
+                      <a:avLst/>
+                    </a:prstGeom>
+                  </pic:spPr>
+                </pic:pic>
+              </a:graphicData>
+            </a:graphic>
+            <wp14:sizeRelH relativeFrom="margin">
+              <wp14:pctWidth>0</wp14:pctWidth>
+            </wp14:sizeRelH>
+            <wp14:sizeRelV relativeFrom="margin">
+              <wp14:pctHeight>0</wp14:pctHeight>
+            </wp14:sizeRelV>
+          </wp:anchor>
+        </w:drawing>
+      </w:r>
+      <w:r>
+        <w:rPr>
+          <w:rFonts w:ascii="Times New Roman" w:hAnsi="Times New Roman" w:cs="Times New Roman"/>
+          <w:sz w:val="24"/>
+          <w:szCs w:val="24"/>
+          <w:lang w:val="el-GR"/>
+        </w:rPr>
+        <w:t xml:space="preserve">Αριστερά φαίνονται και τα </w:t>
+      </w:r>
+      <w:r>
+        <w:rPr>
+          <w:rFonts w:ascii="Times New Roman" w:hAnsi="Times New Roman" w:cs="Times New Roman"/>
+          <w:sz w:val="24"/>
+          <w:szCs w:val="24"/>
+          <w:lang w:val="en-US"/>
+        </w:rPr>
+        <w:t>FSMs</w:t>
+      </w:r>
+    </w:p>
+    <w:p>
+      <w:pPr>
+        <w:rPr>
+          <w:rFonts w:ascii="Times New Roman" w:hAnsi="Times New Roman" w:cs="Times New Roman"/>
+          <w:sz w:val="24"/>
+          <w:szCs w:val="24"/>
+          <w:lang w:val="en-US"/>
+        </w:rPr>
+      </w:pPr>
+      <w:r>
+        <w:rPr>
+          <w:rFonts w:ascii="Times New Roman" w:hAnsi="Times New Roman" w:cs="Times New Roman"/>
+          <w:sz w:val="24"/>
+          <w:szCs w:val="24"/>
+          <w:lang w:val="en-US"/>
+        </w:rPr>
+        <w:t>1.ABACBDCD</w:t>
+      </w:r>
+    </w:p>
+    <w:p>
+      <w:pPr>
+        <w:rPr>
+          <w:rFonts w:ascii="Times New Roman" w:hAnsi="Times New Roman" w:cs="Times New Roman"/>
+          <w:sz w:val="24"/>
+          <w:szCs w:val="24"/>
+          <w:lang w:val="en-US"/>
+        </w:rPr>
+      </w:pPr>
+    </w:p>
+    <w:p>
+      <w:pPr>
+        <w:rPr>
+          <w:rFonts w:ascii="Times New Roman" w:hAnsi="Times New Roman" w:cs="Times New Roman"/>
+          <w:sz w:val="24"/>
+          <w:szCs w:val="24"/>
+          <w:lang w:val="en-US"/>
+        </w:rPr>
+      </w:pPr>
+      <w:r>
+        <w:rPr>
+          <w:rFonts w:ascii="Times New Roman" w:hAnsi="Times New Roman" w:cs="Times New Roman"/>
+          <w:sz w:val="24"/>
+          <w:szCs w:val="24"/>
+          <w:lang w:val="en-US"/>
+        </w:rPr>
+        <w:t>2.ABACADCD</w:t>
+      </w:r>
+    </w:p>
+    <w:p>
+      <w:pPr>
+        <w:rPr>
+          <w:rFonts w:ascii="Times New Roman" w:hAnsi="Times New Roman" w:cs="Times New Roman"/>
+          <w:sz w:val="24"/>
+          <w:szCs w:val="24"/>
+          <w:lang w:val="en-US"/>
+        </w:rPr>
+      </w:pPr>
+    </w:p>
+    <w:p>
+      <w:pPr>
+        <w:rPr>
+          <w:rFonts w:ascii="Times New Roman" w:hAnsi="Times New Roman" w:cs="Times New Roman"/>
+          <w:sz w:val="24"/>
+          <w:szCs w:val="24"/>
+          <w:lang w:val="en-US"/>
+        </w:rPr>
+      </w:pPr>
+      <w:r>
+        <w:rPr>
+          <w:rFonts w:ascii="Times New Roman" w:hAnsi="Times New Roman" w:cs="Times New Roman"/>
+          <w:sz w:val="24"/>
+          <w:szCs w:val="24"/>
+          <w:lang w:val="en-US"/>
+        </w:rPr>
+        <w:t>3.ABADBDCD</w:t>
+      </w:r>
+    </w:p>
+    <w:p>
+      <w:pPr>
+        <w:rPr>
+          <w:rFonts w:ascii="Times New Roman" w:hAnsi="Times New Roman" w:cs="Times New Roman"/>
+          <w:sz w:val="24"/>
+          <w:szCs w:val="24"/>
+          <w:lang w:val="en-US"/>
+        </w:rPr>
+      </w:pPr>
+    </w:p>
+    <w:p>
+      <w:pPr>
+        <w:rPr>
+          <w:rFonts w:ascii="Times New Roman" w:hAnsi="Times New Roman" w:cs="Times New Roman"/>
+          <w:sz w:val="24"/>
+          <w:szCs w:val="24"/>
+          <w:lang w:val="en-US"/>
+        </w:rPr>
+      </w:pPr>
+      <w:r>
+        <w:rPr>
+          <w:rFonts w:ascii="Times New Roman" w:hAnsi="Times New Roman" w:cs="Times New Roman"/>
+          <w:sz w:val="24"/>
+          <w:szCs w:val="24"/>
+          <w:lang w:val="en-US"/>
+        </w:rPr>
+        <w:t>4.ABADADCD</w:t>
+      </w:r>
+    </w:p>
+    <w:p>
+      <w:pPr>
+        <w:rPr>
+          <w:rFonts w:ascii="Times New Roman" w:hAnsi="Times New Roman" w:cs="Times New Roman"/>
+          <w:sz w:val="24"/>
+          <w:szCs w:val="24"/>
+          <w:lang w:val="en-US"/>
+        </w:rPr>
+      </w:pPr>
+    </w:p>
+    <w:p>
+      <w:pPr>
+        <w:rPr>
+          <w:rFonts w:ascii="Times New Roman" w:hAnsi="Times New Roman" w:cs="Times New Roman"/>
+          <w:sz w:val="24"/>
+          <w:szCs w:val="24"/>
+          <w:lang w:val="en-US"/>
+        </w:rPr>
+      </w:pPr>
+      <w:r>
+        <w:rPr>
+          <w:rFonts w:ascii="Times New Roman" w:hAnsi="Times New Roman" w:cs="Times New Roman"/>
+          <w:sz w:val="24"/>
+          <w:szCs w:val="24"/>
+          <w:lang w:val="en-US"/>
+        </w:rPr>
+        <w:t>5.ABADBDCC</w:t>
+      </w:r>
+    </w:p>
+    <w:p>
+      <w:pPr>
+        <w:rPr>
+          <w:rFonts w:ascii="Times New Roman" w:hAnsi="Times New Roman" w:cs="Times New Roman"/>
+          <w:sz w:val="24"/>
+          <w:szCs w:val="24"/>
+          <w:lang w:val="en-US"/>
+        </w:rPr>
+      </w:pPr>
+      <w:r>
+        <w:rPr>
+          <w:rFonts w:ascii="Times New Roman" w:hAnsi="Times New Roman" w:cs="Times New Roman"/>
+          <w:sz w:val="24"/>
+          <w:szCs w:val="24"/>
+          <w:lang w:val="el-GR"/>
+        </w:rPr>
+        <w:lastRenderedPageBreak/>
+        <w:drawing>
+          <wp:inline distT="0" distB="0" distL="0" distR="0" wp14:anchorId="2CE58670" wp14:editId="08CC0892">
+            <wp:extent cx="5943600" cy="3721735"/>
+            <wp:effectExtent l="0" t="0" r="0" b="0"/>
+            <wp:docPr id="467966763" name="Picture 1"/>
+            <wp:cNvGraphicFramePr>
+              <a:graphicFrameLocks xmlns:a="http://schemas.openxmlformats.org/drawingml/2006/main" noChangeAspect="1"/>
+            </wp:cNvGraphicFramePr>
+            <a:graphic xmlns:a="http://schemas.openxmlformats.org/drawingml/2006/main">
+              <a:graphicData uri="http://schemas.openxmlformats.org/drawingml/2006/picture">
+                <pic:pic xmlns:pic="http://schemas.openxmlformats.org/drawingml/2006/picture">
+                  <pic:nvPicPr>
+                    <pic:cNvPr id="467966763" name=""/>
+                    <pic:cNvPicPr/>
+                  </pic:nvPicPr>
+                  <pic:blipFill>
+                    <a:blip r:embed="rId8"/>
+                    <a:stretch>
+                      <a:fillRect/>
+                    </a:stretch>
+                  </pic:blipFill>
+                  <pic:spPr>
+                    <a:xfrm>
+                      <a:off x="0" y="0"/>
+                      <a:ext cx="5943600" cy="3721735"/>
+                    </a:xfrm>
+                    <a:prstGeom prst="rect">
+                      <a:avLst/>
+                    </a:prstGeom>
+                  </pic:spPr>
+                </pic:pic>
+              </a:graphicData>
+            </a:graphic>
+          </wp:inline>
+        </w:drawing>
+      </w:r>
+      <w:r>
+        <w:rPr>
+          <w:rFonts w:ascii="Times New Roman" w:hAnsi="Times New Roman" w:cs="Times New Roman"/>
+          <w:sz w:val="24"/>
+          <w:szCs w:val="24"/>
+          <w:lang w:val="el-GR"/>
+        </w:rPr>
+        <w:drawing>
+          <wp:inline distT="0" distB="0" distL="0" distR="0" wp14:anchorId="13868442" wp14:editId="2586222B">
+            <wp:extent cx="5943600" cy="4358005"/>
+            <wp:effectExtent l="0" t="0" r="0" b="4445"/>
+            <wp:docPr id="835867710" name="Picture 1"/>
+            <wp:cNvGraphicFramePr>
+              <a:graphicFrameLocks xmlns:a="http://schemas.openxmlformats.org/drawingml/2006/main" noChangeAspect="1"/>
+            </wp:cNvGraphicFramePr>
+            <a:graphic xmlns:a="http://schemas.openxmlformats.org/drawingml/2006/main">
+              <a:graphicData uri="http://schemas.openxmlformats.org/drawingml/2006/picture">
+                <pic:pic xmlns:pic="http://schemas.openxmlformats.org/drawingml/2006/picture">
+                  <pic:nvPicPr>
+                    <pic:cNvPr id="835867710" name=""/>
+                    <pic:cNvPicPr/>
+                  </pic:nvPicPr>
+                  <pic:blipFill>
+                    <a:blip r:embed="rId9"/>
+                    <a:stretch>
+                      <a:fillRect/>
+                    </a:stretch>
+                  </pic:blipFill>
+                  <pic:spPr>
+                    <a:xfrm>
+                      <a:off x="0" y="0"/>
+                      <a:ext cx="5943600" cy="4358005"/>
+                    </a:xfrm>
+                    <a:prstGeom prst="rect">
+                      <a:avLst/>
+                    </a:prstGeom>
+                  </pic:spPr>
+                </pic:pic>
+              </a:graphicData>
+            </a:graphic>
+          </wp:inline>
+        </w:drawing>
+      </w:r>
+    </w:p>
+    <w:p>
+      <w:pPr>
         <w:rPr>
           <w:rFonts w:ascii="Times New Roman" w:hAnsi="Times New Roman" w:cs="Times New Roman"/>
           <w:sz w:val="24"/>
@@ -16755,6 +23938,103 @@
     </w:sectPr>
   </w:body>
 </w:document>
+</file>
+
+<file path=word/numbering.xml><?xml version="1.0" encoding="utf-8"?>
+<w:numbering xmlns:wpc="http://schemas.microsoft.com/office/word/2010/wordprocessingCanvas" xmlns:cx="http://schemas.microsoft.com/office/drawing/2014/chartex" xmlns:cx1="http://schemas.microsoft.com/office/drawing/2015/9/8/chartex" xmlns:cx2="http://schemas.microsoft.com/office/drawing/2015/10/21/chartex" xmlns:cx3="http://schemas.microsoft.com/office/drawing/2016/5/9/chartex" xmlns:cx4="http://schemas.microsoft.com/office/drawing/2016/5/10/chartex" xmlns:cx5="http://schemas.microsoft.com/office/drawing/2016/5/11/chartex" xmlns:cx6="http://schemas.microsoft.com/office/drawing/2016/5/12/chartex" xmlns:cx7="http://schemas.microsoft.com/office/drawing/2016/5/13/chartex" xmlns:cx8="http://schemas.microsoft.com/office/drawing/2016/5/14/chartex" xmlns:mc="http://schemas.openxmlformats.org/markup-compatibility/2006" xmlns:aink="http://schemas.microsoft.com/office/drawing/2016/ink" xmlns:am3d="http://schemas.microsoft.com/office/drawing/2017/model3d" xmlns:o="urn:schemas-microsoft-com:office:office" xmlns:oel="http://schemas.microsoft.com/office/2019/extlst" xmlns:r="http://schemas.openxmlformats.org/officeDocument/2006/relationships" xmlns:m="http://schemas.openxmlformats.org/officeDocument/2006/math" xmlns:v="urn:schemas-microsoft-com:vml" xmlns:wp14="http://schemas.microsoft.com/office/word/2010/wordprocessingDrawing" xmlns:wp="http://schemas.openxmlformats.org/drawingml/2006/wordprocessingDrawing" xmlns:w10="urn:schemas-microsoft-com:office:word" xmlns:w="http://schemas.openxmlformats.org/wordprocessingml/2006/main" xmlns:w14="http://schemas.microsoft.com/office/word/2010/wordml" xmlns:w15="http://schemas.microsoft.com/office/word/2012/wordml" xmlns:w16cex="http://schemas.microsoft.com/office/word/2018/wordml/cex" xmlns:w16cid="http://schemas.microsoft.com/office/word/2016/wordml/cid" xmlns:w16="http://schemas.microsoft.com/office/word/2018/wordml" xmlns:w16du="http://schemas.microsoft.com/office/word/2023/wordml/word16du" xmlns:w16sdtdh="http://schemas.microsoft.com/office/word/2020/wordml/sdtdatahash" xmlns:w16sdtfl="http://schemas.microsoft.com/office/word/2024/wordml/sdtformatlock" xmlns:w16se="http://schemas.microsoft.com/office/word/2015/wordml/symex" xmlns:wpg="http://schemas.microsoft.com/office/word/2010/wordprocessingGroup" xmlns:wpi="http://schemas.microsoft.com/office/word/2010/wordprocessingInk" xmlns:wne="http://schemas.microsoft.com/office/word/2006/wordml" xmlns:wps="http://schemas.microsoft.com/office/word/2010/wordprocessingShape" mc:Ignorable="w14 w15 w16se w16cid w16 w16cex w16sdtdh w16sdtfl w16du wp14">
+  <w:abstractNum w:abstractNumId="0" w15:restartNumberingAfterBreak="0">
+    <w:nsid w:val="25A144D5"/>
+    <w:multiLevelType w:val="hybridMultilevel"/>
+    <w:tmpl w:val="89F03036"/>
+    <w:lvl w:ilvl="0" w:tplc="9D3CB516">
+      <w:start w:val="1"/>
+      <w:numFmt w:val="lowerRoman"/>
+      <w:lvlText w:val="%1)"/>
+      <w:lvlJc w:val="left"/>
+      <w:pPr>
+        <w:ind w:left="1080" w:hanging="720"/>
+      </w:pPr>
+      <w:rPr>
+        <w:rFonts w:hint="default"/>
+      </w:rPr>
+    </w:lvl>
+    <w:lvl w:ilvl="1" w:tplc="04090019" w:tentative="1">
+      <w:start w:val="1"/>
+      <w:numFmt w:val="lowerLetter"/>
+      <w:lvlText w:val="%2."/>
+      <w:lvlJc w:val="left"/>
+      <w:pPr>
+        <w:ind w:left="1440" w:hanging="360"/>
+      </w:pPr>
+    </w:lvl>
+    <w:lvl w:ilvl="2" w:tplc="0409001B" w:tentative="1">
+      <w:start w:val="1"/>
+      <w:numFmt w:val="lowerRoman"/>
+      <w:lvlText w:val="%3."/>
+      <w:lvlJc w:val="right"/>
+      <w:pPr>
+        <w:ind w:left="2160" w:hanging="180"/>
+      </w:pPr>
+    </w:lvl>
+    <w:lvl w:ilvl="3" w:tplc="0409000F" w:tentative="1">
+      <w:start w:val="1"/>
+      <w:numFmt w:val="decimal"/>
+      <w:lvlText w:val="%4."/>
+      <w:lvlJc w:val="left"/>
+      <w:pPr>
+        <w:ind w:left="2880" w:hanging="360"/>
+      </w:pPr>
+    </w:lvl>
+    <w:lvl w:ilvl="4" w:tplc="04090019" w:tentative="1">
+      <w:start w:val="1"/>
+      <w:numFmt w:val="lowerLetter"/>
+      <w:lvlText w:val="%5."/>
+      <w:lvlJc w:val="left"/>
+      <w:pPr>
+        <w:ind w:left="3600" w:hanging="360"/>
+      </w:pPr>
+    </w:lvl>
+    <w:lvl w:ilvl="5" w:tplc="0409001B" w:tentative="1">
+      <w:start w:val="1"/>
+      <w:numFmt w:val="lowerRoman"/>
+      <w:lvlText w:val="%6."/>
+      <w:lvlJc w:val="right"/>
+      <w:pPr>
+        <w:ind w:left="4320" w:hanging="180"/>
+      </w:pPr>
+    </w:lvl>
+    <w:lvl w:ilvl="6" w:tplc="0409000F" w:tentative="1">
+      <w:start w:val="1"/>
+      <w:numFmt w:val="decimal"/>
+      <w:lvlText w:val="%7."/>
+      <w:lvlJc w:val="left"/>
+      <w:pPr>
+        <w:ind w:left="5040" w:hanging="360"/>
+      </w:pPr>
+    </w:lvl>
+    <w:lvl w:ilvl="7" w:tplc="04090019" w:tentative="1">
+      <w:start w:val="1"/>
+      <w:numFmt w:val="lowerLetter"/>
+      <w:lvlText w:val="%8."/>
+      <w:lvlJc w:val="left"/>
+      <w:pPr>
+        <w:ind w:left="5760" w:hanging="360"/>
+      </w:pPr>
+    </w:lvl>
+    <w:lvl w:ilvl="8" w:tplc="0409001B" w:tentative="1">
+      <w:start w:val="1"/>
+      <w:numFmt w:val="lowerRoman"/>
+      <w:lvlText w:val="%9."/>
+      <w:lvlJc w:val="right"/>
+      <w:pPr>
+        <w:ind w:left="6480" w:hanging="180"/>
+      </w:pPr>
+    </w:lvl>
+  </w:abstractNum>
+  <w:num w:numId="1" w16cid:durableId="1044018662">
+    <w:abstractNumId w:val="0"/>
+  </w:num>
+</w:numbering>
 </file>
 
 <file path=word/styles.xml><?xml version="1.0" encoding="utf-8"?>
@@ -17157,7 +24437,7 @@
   <w:style w:type="paragraph" w:default="1" w:styleId="Normal">
     <w:name w:val="Normal"/>
     <w:qFormat/>
-    <w:rsid w:val="000B12A4"/>
+    <w:rsid w:val="00811DB8"/>
     <w:pPr>
       <w:spacing w:line="256" w:lineRule="auto"/>
     </w:pPr>

--- a/advcomparch-ex1-helpcode/docs/AdvCompArch_1_03121644.docx
+++ b/advcomparch-ex1-helpcode/docs/AdvCompArch_1_03121644.docx
@@ -304,10 +304,9 @@
               <w:jc w:val="center"/>
               <w:rPr>
                 <w:rFonts w:ascii="Times New Roman" w:eastAsia="Times New Roman" w:hAnsi="Times New Roman" w:cs="Times New Roman"/>
+                <w:color w:val="000000"/>
                 <w:kern w:val="0"/>
-                <w:sz w:val="24"/>
-                <w:szCs w:val="24"/>
-                <w:lang w:val="el-GR" w:eastAsia="en-GB"/>
+                <w:lang w:val="en-US" w:eastAsia="en-GB"/>
                 <w14:ligatures w14:val="none"/>
               </w:rPr>
             </w:pPr>
@@ -360,6 +359,40 @@
                 <w14:ligatures w14:val="none"/>
               </w:rPr>
               <w:t xml:space="preserve"> 03121644</w:t>
+            </w:r>
+          </w:p>
+          <w:p>
+            <w:pPr>
+              <w:spacing w:after="0" w:line="240" w:lineRule="auto"/>
+              <w:jc w:val="center"/>
+              <w:rPr>
+                <w:rFonts w:ascii="Times New Roman" w:eastAsia="Times New Roman" w:hAnsi="Times New Roman" w:cs="Times New Roman"/>
+                <w:kern w:val="0"/>
+                <w:sz w:val="24"/>
+                <w:szCs w:val="24"/>
+                <w:lang w:val="en-US" w:eastAsia="en-GB"/>
+                <w14:ligatures w14:val="none"/>
+              </w:rPr>
+            </w:pPr>
+            <w:r>
+              <w:rPr>
+                <w:rFonts w:ascii="Times New Roman" w:eastAsia="Times New Roman" w:hAnsi="Times New Roman" w:cs="Times New Roman"/>
+                <w:color w:val="000000"/>
+                <w:kern w:val="0"/>
+                <w:lang w:val="en-US" w:eastAsia="en-GB"/>
+                <w14:ligatures w14:val="none"/>
+              </w:rPr>
+              <w:t xml:space="preserve">Github repo: </w:t>
+            </w:r>
+            <w:r>
+              <w:rPr>
+                <w:rFonts w:ascii="Times New Roman" w:eastAsia="Times New Roman" w:hAnsi="Times New Roman" w:cs="Times New Roman"/>
+                <w:color w:val="000000"/>
+                <w:kern w:val="0"/>
+                <w:lang w:val="en-US" w:eastAsia="en-GB"/>
+                <w14:ligatures w14:val="none"/>
+              </w:rPr>
+              <w:t>https://github.com/Sskarm/advcomparch.git</w:t>
             </w:r>
           </w:p>
         </w:tc>
@@ -368,7 +401,7 @@
     <w:p>
       <w:pPr>
         <w:rPr>
-          <w:lang w:val="el-GR"/>
+          <w:lang w:val="en-US"/>
         </w:rPr>
       </w:pPr>
     </w:p>
@@ -385,49 +418,7 @@
         <w:rPr>
           <w:rFonts w:ascii="Times New Roman" w:hAnsi="Times New Roman" w:cs="Times New Roman"/>
         </w:rPr>
-        <w:t xml:space="preserve">Άσκηση 1η: </w:t>
-      </w:r>
-      <w:proofErr w:type="spellStart"/>
-      <w:r>
-        <w:rPr>
-          <w:rFonts w:ascii="Times New Roman" w:hAnsi="Times New Roman" w:cs="Times New Roman"/>
-        </w:rPr>
-        <w:t>Πρό</w:t>
-      </w:r>
-      <w:proofErr w:type="spellEnd"/>
-      <w:r>
-        <w:rPr>
-          <w:rFonts w:ascii="Times New Roman" w:hAnsi="Times New Roman" w:cs="Times New Roman"/>
-        </w:rPr>
-        <w:t xml:space="preserve">βλεψη </w:t>
-      </w:r>
-      <w:proofErr w:type="spellStart"/>
-      <w:r>
-        <w:rPr>
-          <w:rFonts w:ascii="Times New Roman" w:hAnsi="Times New Roman" w:cs="Times New Roman"/>
-        </w:rPr>
-        <w:t>Εντολών</w:t>
-      </w:r>
-      <w:proofErr w:type="spellEnd"/>
-      <w:r>
-        <w:rPr>
-          <w:rFonts w:ascii="Times New Roman" w:hAnsi="Times New Roman" w:cs="Times New Roman"/>
-        </w:rPr>
-        <w:t xml:space="preserve"> </w:t>
-      </w:r>
-      <w:proofErr w:type="spellStart"/>
-      <w:r>
-        <w:rPr>
-          <w:rFonts w:ascii="Times New Roman" w:hAnsi="Times New Roman" w:cs="Times New Roman"/>
-        </w:rPr>
-        <w:t>Άλμ</w:t>
-      </w:r>
-      <w:proofErr w:type="spellEnd"/>
-      <w:r>
-        <w:rPr>
-          <w:rFonts w:ascii="Times New Roman" w:hAnsi="Times New Roman" w:cs="Times New Roman"/>
-        </w:rPr>
-        <w:t>ατος</w:t>
+        <w:t>Άσκηση 1η: Πρόβλεψη Εντολών Άλματος</w:t>
       </w:r>
     </w:p>
     <w:p>
@@ -568,7 +559,6 @@
         </w:rPr>
         <w:t>1. 403.</w:t>
       </w:r>
-      <w:proofErr w:type="spellStart"/>
       <w:r>
         <w:rPr>
           <w:rFonts w:ascii="Times New Roman" w:hAnsi="Times New Roman" w:cs="Times New Roman"/>
@@ -577,7 +567,6 @@
         </w:rPr>
         <w:t>gcc</w:t>
       </w:r>
-      <w:proofErr w:type="spellEnd"/>
       <w:r>
         <w:rPr>
           <w:rFonts w:ascii="Times New Roman" w:hAnsi="Times New Roman" w:cs="Times New Roman"/>
@@ -587,7 +576,6 @@
         </w:rPr>
         <w:t xml:space="preserve">              2. 410.</w:t>
       </w:r>
-      <w:proofErr w:type="spellStart"/>
       <w:r>
         <w:rPr>
           <w:rFonts w:ascii="Times New Roman" w:hAnsi="Times New Roman" w:cs="Times New Roman"/>
@@ -596,7 +584,6 @@
         </w:rPr>
         <w:t>bwaves</w:t>
       </w:r>
-      <w:proofErr w:type="spellEnd"/>
       <w:r>
         <w:rPr>
           <w:rFonts w:ascii="Times New Roman" w:hAnsi="Times New Roman" w:cs="Times New Roman"/>
@@ -606,7 +593,6 @@
         </w:rPr>
         <w:t xml:space="preserve">            3. 416.</w:t>
       </w:r>
-      <w:proofErr w:type="spellStart"/>
       <w:r>
         <w:rPr>
           <w:rFonts w:ascii="Times New Roman" w:hAnsi="Times New Roman" w:cs="Times New Roman"/>
@@ -615,7 +601,6 @@
         </w:rPr>
         <w:t>gamess</w:t>
       </w:r>
-      <w:proofErr w:type="spellEnd"/>
       <w:r>
         <w:rPr>
           <w:rFonts w:ascii="Times New Roman" w:hAnsi="Times New Roman" w:cs="Times New Roman"/>
@@ -661,7 +646,6 @@
         </w:rPr>
         <w:t>5. 433.</w:t>
       </w:r>
-      <w:proofErr w:type="spellStart"/>
       <w:r>
         <w:rPr>
           <w:rFonts w:ascii="Times New Roman" w:hAnsi="Times New Roman" w:cs="Times New Roman"/>
@@ -670,7 +654,6 @@
         </w:rPr>
         <w:t>milc</w:t>
       </w:r>
-      <w:proofErr w:type="spellEnd"/>
       <w:r>
         <w:rPr>
           <w:rFonts w:ascii="Times New Roman" w:hAnsi="Times New Roman" w:cs="Times New Roman"/>
@@ -698,7 +681,6 @@
         </w:rPr>
         <w:t>6. 435.</w:t>
       </w:r>
-      <w:proofErr w:type="spellStart"/>
       <w:r>
         <w:rPr>
           <w:rFonts w:ascii="Times New Roman" w:hAnsi="Times New Roman" w:cs="Times New Roman"/>
@@ -707,7 +689,6 @@
         </w:rPr>
         <w:t>gromacs</w:t>
       </w:r>
-      <w:proofErr w:type="spellEnd"/>
       <w:r>
         <w:rPr>
           <w:rFonts w:ascii="Times New Roman" w:hAnsi="Times New Roman" w:cs="Times New Roman"/>
@@ -735,7 +716,6 @@
         </w:rPr>
         <w:t>7. 436.</w:t>
       </w:r>
-      <w:proofErr w:type="spellStart"/>
       <w:r>
         <w:rPr>
           <w:rFonts w:ascii="Times New Roman" w:hAnsi="Times New Roman" w:cs="Times New Roman"/>
@@ -744,7 +724,6 @@
         </w:rPr>
         <w:t>cactusADM</w:t>
       </w:r>
-      <w:proofErr w:type="spellEnd"/>
       <w:r>
         <w:rPr>
           <w:rFonts w:ascii="Times New Roman" w:hAnsi="Times New Roman" w:cs="Times New Roman"/>
@@ -772,7 +751,6 @@
         </w:rPr>
         <w:t>8. 450.</w:t>
       </w:r>
-      <w:proofErr w:type="spellStart"/>
       <w:r>
         <w:rPr>
           <w:rFonts w:ascii="Times New Roman" w:hAnsi="Times New Roman" w:cs="Times New Roman"/>
@@ -781,7 +759,6 @@
         </w:rPr>
         <w:t>soplex</w:t>
       </w:r>
-      <w:proofErr w:type="spellEnd"/>
       <w:r>
         <w:rPr>
           <w:rFonts w:ascii="Times New Roman" w:hAnsi="Times New Roman" w:cs="Times New Roman"/>
@@ -810,7 +787,6 @@
         </w:rPr>
         <w:t>9. 459.</w:t>
       </w:r>
-      <w:proofErr w:type="spellStart"/>
       <w:r>
         <w:rPr>
           <w:rFonts w:ascii="Times New Roman" w:hAnsi="Times New Roman" w:cs="Times New Roman"/>
@@ -819,7 +795,6 @@
         </w:rPr>
         <w:t>GemsFDTD</w:t>
       </w:r>
-      <w:proofErr w:type="spellEnd"/>
       <w:r>
         <w:rPr>
           <w:rFonts w:ascii="Times New Roman" w:hAnsi="Times New Roman" w:cs="Times New Roman"/>
@@ -847,7 +822,6 @@
         </w:rPr>
         <w:t>10. 470.</w:t>
       </w:r>
-      <w:proofErr w:type="spellStart"/>
       <w:r>
         <w:rPr>
           <w:rFonts w:ascii="Times New Roman" w:hAnsi="Times New Roman" w:cs="Times New Roman"/>
@@ -856,7 +830,6 @@
         </w:rPr>
         <w:t>lbm</w:t>
       </w:r>
-      <w:proofErr w:type="spellEnd"/>
       <w:r>
         <w:rPr>
           <w:rFonts w:ascii="Times New Roman" w:hAnsi="Times New Roman" w:cs="Times New Roman"/>
@@ -884,7 +857,6 @@
         </w:rPr>
         <w:t>11. 483.</w:t>
       </w:r>
-      <w:proofErr w:type="spellStart"/>
       <w:r>
         <w:rPr>
           <w:rFonts w:ascii="Times New Roman" w:hAnsi="Times New Roman" w:cs="Times New Roman"/>
@@ -893,7 +865,6 @@
         </w:rPr>
         <w:t>xalancbmk</w:t>
       </w:r>
-      <w:proofErr w:type="spellEnd"/>
     </w:p>
     <w:p>
       <w:pPr>
@@ -1127,7 +1098,6 @@
         </w:rPr>
         <w:t xml:space="preserve">Χρησιμοποιούμε το </w:t>
       </w:r>
-      <w:proofErr w:type="spellStart"/>
       <w:r>
         <w:rPr>
           <w:rFonts w:ascii="Times New Roman" w:hAnsi="Times New Roman" w:cs="Times New Roman"/>
@@ -1136,7 +1106,6 @@
         </w:rPr>
         <w:t>cslab</w:t>
       </w:r>
-      <w:proofErr w:type="spellEnd"/>
       <w:r>
         <w:rPr>
           <w:rFonts w:ascii="Times New Roman" w:hAnsi="Times New Roman" w:cs="Times New Roman"/>
@@ -1180,7 +1149,6 @@
         </w:rPr>
         <w:t>.</w:t>
       </w:r>
-      <w:proofErr w:type="spellStart"/>
       <w:r>
         <w:rPr>
           <w:rFonts w:ascii="Times New Roman" w:hAnsi="Times New Roman" w:cs="Times New Roman"/>
@@ -1189,7 +1157,6 @@
         </w:rPr>
         <w:t>cpp</w:t>
       </w:r>
-      <w:proofErr w:type="spellEnd"/>
       <w:r>
         <w:rPr>
           <w:rFonts w:ascii="Times New Roman" w:hAnsi="Times New Roman" w:cs="Times New Roman"/>
@@ -1565,19 +1532,8 @@
                 <w:szCs w:val="24"/>
                 <w:lang w:val="en-US"/>
               </w:rPr>
-              <w:t xml:space="preserve">Conditional </w:t>
-            </w:r>
-            <w:proofErr w:type="gramStart"/>
-            <w:r>
-              <w:rPr>
-                <w:rFonts w:ascii="Times New Roman" w:hAnsi="Times New Roman" w:cs="Times New Roman"/>
-                <w:sz w:val="24"/>
-                <w:szCs w:val="24"/>
-                <w:lang w:val="en-US"/>
-              </w:rPr>
-              <w:t>Non-Taken</w:t>
-            </w:r>
-            <w:proofErr w:type="gramEnd"/>
+              <w:t>Conditional Non-Taken</w:t>
+            </w:r>
           </w:p>
         </w:tc>
         <w:tc>
@@ -1683,7 +1639,6 @@
               </w:rPr>
               <w:t>403.</w:t>
             </w:r>
-            <w:proofErr w:type="spellStart"/>
             <w:r>
               <w:rPr>
                 <w:rFonts w:ascii="Times New Roman" w:hAnsi="Times New Roman" w:cs="Times New Roman"/>
@@ -1692,7 +1647,6 @@
               </w:rPr>
               <w:t>gcc</w:t>
             </w:r>
-            <w:proofErr w:type="spellEnd"/>
             <w:r>
               <w:rPr>
                 <w:rFonts w:ascii="Times New Roman" w:hAnsi="Times New Roman" w:cs="Times New Roman"/>
@@ -3671,17 +3625,7 @@
           <w:szCs w:val="24"/>
           <w:lang w:val="el-GR"/>
         </w:rPr>
-        <w:t xml:space="preserve"> τις </w:t>
-      </w:r>
-      <w:proofErr w:type="spellStart"/>
-      <w:r>
-        <w:rPr>
-          <w:rFonts w:ascii="Times New Roman" w:hAnsi="Times New Roman" w:cs="Times New Roman"/>
-          <w:sz w:val="24"/>
-          <w:szCs w:val="24"/>
-          <w:lang w:val="el-GR"/>
-        </w:rPr>
-        <w:t>εκατ</w:t>
+        <w:t xml:space="preserve"> τις εκατ</w:t>
       </w:r>
       <w:r>
         <w:rPr>
@@ -3692,7 +3636,6 @@
         </w:rPr>
         <w:t>ώ</w:t>
       </w:r>
-      <w:proofErr w:type="spellEnd"/>
       <w:r>
         <w:rPr>
           <w:rFonts w:ascii="Times New Roman" w:hAnsi="Times New Roman" w:cs="Times New Roman"/>
@@ -3896,19 +3839,8 @@
                 <w:szCs w:val="24"/>
                 <w:lang w:val="en-US"/>
               </w:rPr>
-              <w:t xml:space="preserve">Conditional </w:t>
-            </w:r>
-            <w:proofErr w:type="gramStart"/>
-            <w:r>
-              <w:rPr>
-                <w:rFonts w:ascii="Times New Roman" w:hAnsi="Times New Roman" w:cs="Times New Roman"/>
-                <w:sz w:val="24"/>
-                <w:szCs w:val="24"/>
-                <w:lang w:val="en-US"/>
-              </w:rPr>
-              <w:t>Non-Taken</w:t>
-            </w:r>
-            <w:proofErr w:type="gramEnd"/>
+              <w:t>Conditional Non-Taken</w:t>
+            </w:r>
           </w:p>
         </w:tc>
         <w:tc>
@@ -4014,7 +3946,6 @@
               </w:rPr>
               <w:t>403.</w:t>
             </w:r>
-            <w:proofErr w:type="spellStart"/>
             <w:r>
               <w:rPr>
                 <w:rFonts w:ascii="Times New Roman" w:hAnsi="Times New Roman" w:cs="Times New Roman"/>
@@ -4023,7 +3954,6 @@
               </w:rPr>
               <w:t>gcc</w:t>
             </w:r>
-            <w:proofErr w:type="spellEnd"/>
             <w:r>
               <w:rPr>
                 <w:rFonts w:ascii="Times New Roman" w:hAnsi="Times New Roman" w:cs="Times New Roman"/>
@@ -5878,19 +5808,8 @@
                 <w:szCs w:val="24"/>
                 <w:lang w:val="en-US"/>
               </w:rPr>
-              <w:t xml:space="preserve">Conditional </w:t>
-            </w:r>
-            <w:proofErr w:type="gramStart"/>
-            <w:r>
-              <w:rPr>
-                <w:rFonts w:ascii="Times New Roman" w:hAnsi="Times New Roman" w:cs="Times New Roman"/>
-                <w:sz w:val="24"/>
-                <w:szCs w:val="24"/>
-                <w:lang w:val="en-US"/>
-              </w:rPr>
-              <w:t>Non-Taken</w:t>
-            </w:r>
-            <w:proofErr w:type="gramEnd"/>
+              <w:t>Conditional Non-Taken</w:t>
+            </w:r>
           </w:p>
         </w:tc>
         <w:tc>
@@ -5996,7 +5915,6 @@
               </w:rPr>
               <w:t>403.</w:t>
             </w:r>
-            <w:proofErr w:type="spellStart"/>
             <w:r>
               <w:rPr>
                 <w:rFonts w:ascii="Times New Roman" w:hAnsi="Times New Roman" w:cs="Times New Roman"/>
@@ -6005,7 +5923,6 @@
               </w:rPr>
               <w:t>gcc</w:t>
             </w:r>
-            <w:proofErr w:type="spellEnd"/>
             <w:r>
               <w:rPr>
                 <w:rFonts w:ascii="Times New Roman" w:hAnsi="Times New Roman" w:cs="Times New Roman"/>
@@ -7984,17 +7901,7 @@
           <w:szCs w:val="24"/>
           <w:lang w:val="el-GR"/>
         </w:rPr>
-        <w:t xml:space="preserve">τις </w:t>
-      </w:r>
-      <w:proofErr w:type="spellStart"/>
-      <w:r>
-        <w:rPr>
-          <w:rFonts w:ascii="Times New Roman" w:hAnsi="Times New Roman" w:cs="Times New Roman"/>
-          <w:sz w:val="24"/>
-          <w:szCs w:val="24"/>
-          <w:lang w:val="el-GR"/>
-        </w:rPr>
-        <w:t>εκατ</w:t>
+        <w:t>τις εκατ</w:t>
       </w:r>
       <w:r>
         <w:rPr>
@@ -8005,7 +7912,6 @@
         </w:rPr>
         <w:t>ώ</w:t>
       </w:r>
-      <w:proofErr w:type="spellEnd"/>
       <w:r>
         <w:rPr>
           <w:rFonts w:ascii="Times New Roman" w:hAnsi="Times New Roman" w:cs="Times New Roman"/>
@@ -8210,19 +8116,8 @@
                 <w:szCs w:val="24"/>
                 <w:lang w:val="en-US"/>
               </w:rPr>
-              <w:t xml:space="preserve">Conditional </w:t>
-            </w:r>
-            <w:proofErr w:type="gramStart"/>
-            <w:r>
-              <w:rPr>
-                <w:rFonts w:ascii="Times New Roman" w:hAnsi="Times New Roman" w:cs="Times New Roman"/>
-                <w:sz w:val="24"/>
-                <w:szCs w:val="24"/>
-                <w:lang w:val="en-US"/>
-              </w:rPr>
-              <w:t>Non-Taken</w:t>
-            </w:r>
-            <w:proofErr w:type="gramEnd"/>
+              <w:t>Conditional Non-Taken</w:t>
+            </w:r>
           </w:p>
         </w:tc>
         <w:tc>
@@ -8328,7 +8223,6 @@
               </w:rPr>
               <w:t>403.</w:t>
             </w:r>
-            <w:proofErr w:type="spellStart"/>
             <w:r>
               <w:rPr>
                 <w:rFonts w:ascii="Times New Roman" w:hAnsi="Times New Roman" w:cs="Times New Roman"/>
@@ -8337,7 +8231,6 @@
               </w:rPr>
               <w:t>gcc</w:t>
             </w:r>
-            <w:proofErr w:type="spellEnd"/>
           </w:p>
         </w:tc>
         <w:tc>
@@ -10171,14 +10064,12 @@
         </w:rPr>
         <w:t xml:space="preserve"> </w:t>
       </w:r>
-      <w:proofErr w:type="spellStart"/>
       <w:r>
         <w:rPr>
           <w:rFonts w:ascii="Times New Roman" w:hAnsi="Times New Roman" w:cs="Times New Roman"/>
         </w:rPr>
         <w:t>cslab</w:t>
       </w:r>
-      <w:proofErr w:type="spellEnd"/>
       <w:r>
         <w:rPr>
           <w:rFonts w:ascii="Times New Roman" w:hAnsi="Times New Roman" w:cs="Times New Roman"/>
@@ -10199,14 +10090,12 @@
         </w:rPr>
         <w:t>.</w:t>
       </w:r>
-      <w:proofErr w:type="spellStart"/>
       <w:r>
         <w:rPr>
           <w:rFonts w:ascii="Times New Roman" w:hAnsi="Times New Roman" w:cs="Times New Roman"/>
         </w:rPr>
         <w:t>cpp</w:t>
       </w:r>
-      <w:proofErr w:type="spellEnd"/>
       <w:r>
         <w:rPr>
           <w:rFonts w:ascii="Times New Roman" w:hAnsi="Times New Roman" w:cs="Times New Roman"/>
@@ -10228,14 +10117,12 @@
         </w:rPr>
         <w:t xml:space="preserve"> </w:t>
       </w:r>
-      <w:proofErr w:type="spellStart"/>
       <w:r>
         <w:rPr>
           <w:rFonts w:ascii="Times New Roman" w:hAnsi="Times New Roman" w:cs="Times New Roman"/>
         </w:rPr>
         <w:t>NbitPredictor</w:t>
       </w:r>
-      <w:proofErr w:type="spellEnd"/>
       <w:r>
         <w:rPr>
           <w:rFonts w:ascii="Times New Roman" w:hAnsi="Times New Roman" w:cs="Times New Roman"/>
@@ -10271,7 +10158,6 @@
         </w:rPr>
         <w:t xml:space="preserve">  (14,1) , (14,2), (14,3) , (14,4) </w:t>
       </w:r>
-      <w:proofErr w:type="spellStart"/>
       <w:r>
         <w:rPr>
           <w:rFonts w:ascii="Times New Roman" w:hAnsi="Times New Roman" w:cs="Times New Roman"/>
@@ -10279,7 +10165,6 @@
         </w:rPr>
         <w:t>αρα</w:t>
       </w:r>
-      <w:proofErr w:type="spellEnd"/>
       <w:r>
         <w:rPr>
           <w:rFonts w:ascii="Times New Roman" w:hAnsi="Times New Roman" w:cs="Times New Roman"/>
@@ -10327,7 +10212,6 @@
         </w:rPr>
         <w:t xml:space="preserve"> 1 </w:t>
       </w:r>
-      <w:proofErr w:type="spellStart"/>
       <w:r>
         <w:rPr>
           <w:rFonts w:ascii="Times New Roman" w:hAnsi="Times New Roman" w:cs="Times New Roman"/>
@@ -10335,7 +10219,6 @@
         </w:rPr>
         <w:t>εως</w:t>
       </w:r>
-      <w:proofErr w:type="spellEnd"/>
       <w:r>
         <w:rPr>
           <w:rFonts w:ascii="Times New Roman" w:hAnsi="Times New Roman" w:cs="Times New Roman"/>
@@ -16466,7 +16349,6 @@
         </w:rPr>
         <w:t xml:space="preserve">οπότε θα διάλεγα τον </w:t>
       </w:r>
-      <w:proofErr w:type="spellStart"/>
       <w:r>
         <w:rPr>
           <w:rFonts w:ascii="Times New Roman" w:hAnsi="Times New Roman" w:cs="Times New Roman"/>
@@ -16475,7 +16357,6 @@
         </w:rPr>
         <w:t>Nbit</w:t>
       </w:r>
-      <w:proofErr w:type="spellEnd"/>
       <w:r>
         <w:rPr>
           <w:rFonts w:ascii="Times New Roman" w:hAnsi="Times New Roman" w:cs="Times New Roman"/>
@@ -16698,14 +16579,12 @@
         </w:rPr>
         <w:t>2</w:t>
       </w:r>
-      <w:proofErr w:type="spellStart"/>
       <w:r>
         <w:rPr>
           <w:rFonts w:ascii="Times New Roman" w:hAnsi="Times New Roman" w:cs="Times New Roman"/>
         </w:rPr>
         <w:t>BitPredictor</w:t>
       </w:r>
-      <w:proofErr w:type="spellEnd"/>
       <w:r>
         <w:rPr>
           <w:rFonts w:ascii="Times New Roman" w:hAnsi="Times New Roman" w:cs="Times New Roman"/>
@@ -16716,6 +16595,7 @@
       <w:r>
         <w:rPr>
           <w:rFonts w:ascii="Times New Roman" w:hAnsi="Times New Roman" w:cs="Times New Roman"/>
+          <w:noProof/>
           <w:lang w:val="el-GR"/>
         </w:rPr>
         <w:drawing>
@@ -16846,7 +16726,6 @@
         </w:rPr>
         <w:t xml:space="preserve"> </w:t>
       </w:r>
-      <w:proofErr w:type="spellStart"/>
       <w:r>
         <w:rPr>
           <w:rFonts w:ascii="Times New Roman" w:hAnsi="Times New Roman" w:cs="Times New Roman"/>
@@ -16856,7 +16735,6 @@
         </w:rPr>
         <w:t>BranchPredictor</w:t>
       </w:r>
-      <w:proofErr w:type="spellEnd"/>
       <w:r>
         <w:rPr>
           <w:rFonts w:ascii="Times New Roman" w:hAnsi="Times New Roman" w:cs="Times New Roman"/>
@@ -17177,7 +17055,6 @@
         </w:rPr>
         <w:t xml:space="preserve">υπάρχει ένα </w:t>
       </w:r>
-      <w:proofErr w:type="spellStart"/>
       <w:r>
         <w:rPr>
           <w:rFonts w:ascii="Times New Roman" w:hAnsi="Times New Roman" w:cs="Times New Roman"/>
@@ -17187,7 +17064,6 @@
         </w:rPr>
         <w:t>touple</w:t>
       </w:r>
-      <w:proofErr w:type="spellEnd"/>
       <w:r>
         <w:rPr>
           <w:rFonts w:ascii="Times New Roman" w:hAnsi="Times New Roman" w:cs="Times New Roman"/>
@@ -21320,7 +21196,7 @@
           <w:rFonts w:ascii="Times New Roman" w:hAnsi="Times New Roman" w:cs="Times New Roman"/>
           <w:sz w:val="24"/>
           <w:szCs w:val="24"/>
-          <w:lang w:val="en-US"/>
+          <w:lang w:val="el-GR"/>
         </w:rPr>
       </w:pPr>
       <w:r>
@@ -21384,7 +21260,7 @@
           <w:rFonts w:ascii="Times New Roman" w:hAnsi="Times New Roman" w:cs="Times New Roman"/>
           <w:sz w:val="24"/>
           <w:szCs w:val="24"/>
-          <w:lang w:val="en-US"/>
+          <w:lang w:val="el-GR"/>
         </w:rPr>
       </w:pPr>
     </w:p>
@@ -21394,7 +21270,7 @@
           <w:rFonts w:ascii="Times New Roman" w:hAnsi="Times New Roman" w:cs="Times New Roman"/>
           <w:sz w:val="24"/>
           <w:szCs w:val="24"/>
-          <w:lang w:val="en-US"/>
+          <w:lang w:val="el-GR"/>
         </w:rPr>
       </w:pPr>
     </w:p>
@@ -23603,12 +23479,13 @@
           <w:rFonts w:ascii="Times New Roman" w:hAnsi="Times New Roman" w:cs="Times New Roman"/>
           <w:sz w:val="24"/>
           <w:szCs w:val="24"/>
-          <w:lang w:val="en-US"/>
+          <w:lang w:val="el-GR"/>
         </w:rPr>
       </w:pPr>
       <w:r>
         <w:rPr>
           <w:rFonts w:ascii="Times New Roman" w:hAnsi="Times New Roman" w:cs="Times New Roman"/>
+          <w:noProof/>
           <w:sz w:val="24"/>
           <w:szCs w:val="24"/>
           <w:lang w:val="el-GR"/>
@@ -23694,17 +23571,26 @@
           <w:rFonts w:ascii="Times New Roman" w:hAnsi="Times New Roman" w:cs="Times New Roman"/>
           <w:sz w:val="24"/>
           <w:szCs w:val="24"/>
+          <w:lang w:val="el-GR"/>
+        </w:rPr>
+      </w:pPr>
+      <w:r>
+        <w:rPr>
+          <w:rFonts w:ascii="Times New Roman" w:hAnsi="Times New Roman" w:cs="Times New Roman"/>
+          <w:sz w:val="24"/>
+          <w:szCs w:val="24"/>
+          <w:lang w:val="el-GR"/>
+        </w:rPr>
+        <w:t>1.</w:t>
+      </w:r>
+      <w:r>
+        <w:rPr>
+          <w:rFonts w:ascii="Times New Roman" w:hAnsi="Times New Roman" w:cs="Times New Roman"/>
+          <w:sz w:val="24"/>
+          <w:szCs w:val="24"/>
           <w:lang w:val="en-US"/>
         </w:rPr>
-      </w:pPr>
-      <w:r>
-        <w:rPr>
-          <w:rFonts w:ascii="Times New Roman" w:hAnsi="Times New Roman" w:cs="Times New Roman"/>
-          <w:sz w:val="24"/>
-          <w:szCs w:val="24"/>
-          <w:lang w:val="en-US"/>
-        </w:rPr>
-        <w:t>1.ABACBDCD</w:t>
+        <w:t>ABACBDCD</w:t>
       </w:r>
     </w:p>
     <w:p>
@@ -23713,7 +23599,7 @@
           <w:rFonts w:ascii="Times New Roman" w:hAnsi="Times New Roman" w:cs="Times New Roman"/>
           <w:sz w:val="24"/>
           <w:szCs w:val="24"/>
-          <w:lang w:val="en-US"/>
+          <w:lang w:val="el-GR"/>
         </w:rPr>
       </w:pPr>
     </w:p>
@@ -23835,6 +23721,7 @@
       <w:r>
         <w:rPr>
           <w:rFonts w:ascii="Times New Roman" w:hAnsi="Times New Roman" w:cs="Times New Roman"/>
+          <w:noProof/>
           <w:sz w:val="24"/>
           <w:szCs w:val="24"/>
           <w:lang w:val="el-GR"/>
@@ -23879,6 +23766,7 @@
       <w:r>
         <w:rPr>
           <w:rFonts w:ascii="Times New Roman" w:hAnsi="Times New Roman" w:cs="Times New Roman"/>
+          <w:noProof/>
           <w:sz w:val="24"/>
           <w:szCs w:val="24"/>
           <w:lang w:val="el-GR"/>
@@ -23929,6 +23817,4013 @@
           <w:lang w:val="en-US"/>
         </w:rPr>
       </w:pPr>
+      <w:r>
+        <w:rPr>
+          <w:rFonts w:ascii="Times New Roman" w:hAnsi="Times New Roman" w:cs="Times New Roman"/>
+          <w:sz w:val="24"/>
+          <w:szCs w:val="24"/>
+          <w:lang w:val="en-US"/>
+        </w:rPr>
+        <w:lastRenderedPageBreak/>
+        <w:t>5.3</w:t>
+      </w:r>
+    </w:p>
+    <w:p>
+      <w:pPr>
+        <w:ind w:firstLine="720"/>
+        <w:rPr>
+          <w:rFonts w:ascii="Times New Roman" w:hAnsi="Times New Roman" w:cs="Times New Roman"/>
+          <w:sz w:val="24"/>
+          <w:szCs w:val="24"/>
+          <w:lang w:val="en-US"/>
+        </w:rPr>
+      </w:pPr>
+      <w:r>
+        <w:rPr>
+          <w:rFonts w:ascii="Times New Roman" w:hAnsi="Times New Roman" w:cs="Times New Roman"/>
+          <w:sz w:val="24"/>
+          <w:szCs w:val="24"/>
+          <w:lang w:val="en-US"/>
+        </w:rPr>
+        <w:t xml:space="preserve"> </w:t>
+      </w:r>
+      <w:r>
+        <w:rPr>
+          <w:rFonts w:ascii="Times New Roman" w:hAnsi="Times New Roman" w:cs="Times New Roman"/>
+          <w:sz w:val="24"/>
+          <w:szCs w:val="24"/>
+          <w:lang w:val="en-US"/>
+        </w:rPr>
+        <w:t>iii</w:t>
+      </w:r>
+      <w:r>
+        <w:rPr>
+          <w:rFonts w:ascii="Times New Roman" w:hAnsi="Times New Roman" w:cs="Times New Roman"/>
+          <w:sz w:val="24"/>
+          <w:szCs w:val="24"/>
+          <w:lang w:val="en-US"/>
+        </w:rPr>
+        <w:t xml:space="preserve">) </w:t>
+      </w:r>
+      <w:r>
+        <w:rPr>
+          <w:rFonts w:ascii="Times New Roman" w:hAnsi="Times New Roman" w:cs="Times New Roman"/>
+          <w:sz w:val="24"/>
+          <w:szCs w:val="24"/>
+          <w:lang w:val="el-GR"/>
+        </w:rPr>
+        <w:t>Για</w:t>
+      </w:r>
+      <w:r>
+        <w:rPr>
+          <w:rFonts w:ascii="Times New Roman" w:hAnsi="Times New Roman" w:cs="Times New Roman"/>
+          <w:sz w:val="24"/>
+          <w:szCs w:val="24"/>
+          <w:lang w:val="en-US"/>
+        </w:rPr>
+        <w:t xml:space="preserve"> </w:t>
+      </w:r>
+      <w:r>
+        <w:rPr>
+          <w:rFonts w:ascii="Times New Roman" w:hAnsi="Times New Roman" w:cs="Times New Roman"/>
+          <w:sz w:val="24"/>
+          <w:szCs w:val="24"/>
+          <w:lang w:val="el-GR"/>
+        </w:rPr>
+        <w:t>λόγους</w:t>
+      </w:r>
+      <w:r>
+        <w:rPr>
+          <w:rFonts w:ascii="Times New Roman" w:hAnsi="Times New Roman" w:cs="Times New Roman"/>
+          <w:sz w:val="24"/>
+          <w:szCs w:val="24"/>
+          <w:lang w:val="en-US"/>
+        </w:rPr>
+        <w:t xml:space="preserve"> </w:t>
+      </w:r>
+      <w:r>
+        <w:rPr>
+          <w:rFonts w:ascii="Times New Roman" w:hAnsi="Times New Roman" w:cs="Times New Roman"/>
+          <w:sz w:val="24"/>
+          <w:szCs w:val="24"/>
+          <w:lang w:val="el-GR"/>
+        </w:rPr>
+        <w:t>ευκρίνειας</w:t>
+      </w:r>
+      <w:r>
+        <w:rPr>
+          <w:rFonts w:ascii="Times New Roman" w:hAnsi="Times New Roman" w:cs="Times New Roman"/>
+          <w:sz w:val="24"/>
+          <w:szCs w:val="24"/>
+          <w:lang w:val="en-US"/>
+        </w:rPr>
+        <w:t xml:space="preserve"> </w:t>
+      </w:r>
+      <w:r>
+        <w:rPr>
+          <w:rFonts w:ascii="Times New Roman" w:hAnsi="Times New Roman" w:cs="Times New Roman"/>
+          <w:sz w:val="24"/>
+          <w:szCs w:val="24"/>
+          <w:lang w:val="el-GR"/>
+        </w:rPr>
+        <w:t>από</w:t>
+      </w:r>
+      <w:r>
+        <w:rPr>
+          <w:rFonts w:ascii="Times New Roman" w:hAnsi="Times New Roman" w:cs="Times New Roman"/>
+          <w:sz w:val="24"/>
+          <w:szCs w:val="24"/>
+          <w:lang w:val="en-US"/>
+        </w:rPr>
+        <w:t xml:space="preserve"> </w:t>
+      </w:r>
+      <w:r>
+        <w:rPr>
+          <w:rFonts w:ascii="Times New Roman" w:hAnsi="Times New Roman" w:cs="Times New Roman"/>
+          <w:sz w:val="24"/>
+          <w:szCs w:val="24"/>
+          <w:lang w:val="el-GR"/>
+        </w:rPr>
+        <w:t>εδώ</w:t>
+      </w:r>
+      <w:r>
+        <w:rPr>
+          <w:rFonts w:ascii="Times New Roman" w:hAnsi="Times New Roman" w:cs="Times New Roman"/>
+          <w:sz w:val="24"/>
+          <w:szCs w:val="24"/>
+          <w:lang w:val="en-US"/>
+        </w:rPr>
+        <w:t xml:space="preserve"> </w:t>
+      </w:r>
+      <w:r>
+        <w:rPr>
+          <w:rFonts w:ascii="Times New Roman" w:hAnsi="Times New Roman" w:cs="Times New Roman"/>
+          <w:sz w:val="24"/>
+          <w:szCs w:val="24"/>
+          <w:lang w:val="el-GR"/>
+        </w:rPr>
+        <w:t>και</w:t>
+      </w:r>
+      <w:r>
+        <w:rPr>
+          <w:rFonts w:ascii="Times New Roman" w:hAnsi="Times New Roman" w:cs="Times New Roman"/>
+          <w:sz w:val="24"/>
+          <w:szCs w:val="24"/>
+          <w:lang w:val="en-US"/>
+        </w:rPr>
+        <w:t xml:space="preserve"> </w:t>
+      </w:r>
+      <w:r>
+        <w:rPr>
+          <w:rFonts w:ascii="Times New Roman" w:hAnsi="Times New Roman" w:cs="Times New Roman"/>
+          <w:sz w:val="24"/>
+          <w:szCs w:val="24"/>
+          <w:lang w:val="el-GR"/>
+        </w:rPr>
+        <w:t>πέρα</w:t>
+      </w:r>
+      <w:r>
+        <w:rPr>
+          <w:rFonts w:ascii="Times New Roman" w:hAnsi="Times New Roman" w:cs="Times New Roman"/>
+          <w:sz w:val="24"/>
+          <w:szCs w:val="24"/>
+          <w:lang w:val="en-US"/>
+        </w:rPr>
+        <w:t xml:space="preserve"> </w:t>
+      </w:r>
+      <w:r>
+        <w:rPr>
+          <w:rFonts w:ascii="Times New Roman" w:hAnsi="Times New Roman" w:cs="Times New Roman"/>
+          <w:sz w:val="24"/>
+          <w:szCs w:val="24"/>
+          <w:lang w:val="el-GR"/>
+        </w:rPr>
+        <w:t>θα</w:t>
+      </w:r>
+      <w:r>
+        <w:rPr>
+          <w:rFonts w:ascii="Times New Roman" w:hAnsi="Times New Roman" w:cs="Times New Roman"/>
+          <w:sz w:val="24"/>
+          <w:szCs w:val="24"/>
+          <w:lang w:val="en-US"/>
+        </w:rPr>
+        <w:t xml:space="preserve"> </w:t>
+      </w:r>
+      <w:r>
+        <w:rPr>
+          <w:rFonts w:ascii="Times New Roman" w:hAnsi="Times New Roman" w:cs="Times New Roman"/>
+          <w:sz w:val="24"/>
+          <w:szCs w:val="24"/>
+          <w:lang w:val="el-GR"/>
+        </w:rPr>
+        <w:t>παρουσιάζω</w:t>
+      </w:r>
+      <w:r>
+        <w:rPr>
+          <w:rFonts w:ascii="Times New Roman" w:hAnsi="Times New Roman" w:cs="Times New Roman"/>
+          <w:sz w:val="24"/>
+          <w:szCs w:val="24"/>
+          <w:lang w:val="en-US"/>
+        </w:rPr>
+        <w:t xml:space="preserve"> </w:t>
+      </w:r>
+      <w:r>
+        <w:rPr>
+          <w:rFonts w:ascii="Times New Roman" w:hAnsi="Times New Roman" w:cs="Times New Roman"/>
+          <w:sz w:val="24"/>
+          <w:szCs w:val="24"/>
+          <w:lang w:val="el-GR"/>
+        </w:rPr>
+        <w:t>μόνο</w:t>
+      </w:r>
+      <w:r>
+        <w:rPr>
+          <w:rFonts w:ascii="Times New Roman" w:hAnsi="Times New Roman" w:cs="Times New Roman"/>
+          <w:sz w:val="24"/>
+          <w:szCs w:val="24"/>
+          <w:lang w:val="en-US"/>
+        </w:rPr>
+        <w:t xml:space="preserve"> </w:t>
+      </w:r>
+      <w:r>
+        <w:rPr>
+          <w:rFonts w:ascii="Times New Roman" w:hAnsi="Times New Roman" w:cs="Times New Roman"/>
+          <w:sz w:val="24"/>
+          <w:szCs w:val="24"/>
+          <w:lang w:val="el-GR"/>
+        </w:rPr>
+        <w:t>τα</w:t>
+      </w:r>
+      <w:r>
+        <w:rPr>
+          <w:rFonts w:ascii="Times New Roman" w:hAnsi="Times New Roman" w:cs="Times New Roman"/>
+          <w:sz w:val="24"/>
+          <w:szCs w:val="24"/>
+          <w:lang w:val="en-US"/>
+        </w:rPr>
+        <w:t xml:space="preserve"> </w:t>
+      </w:r>
+      <w:r>
+        <w:rPr>
+          <w:rFonts w:ascii="Times New Roman" w:hAnsi="Times New Roman" w:cs="Times New Roman"/>
+          <w:sz w:val="24"/>
+          <w:szCs w:val="24"/>
+          <w:lang w:val="en-US"/>
+        </w:rPr>
+        <w:t>MPKI</w:t>
+      </w:r>
+      <w:r>
+        <w:rPr>
+          <w:rFonts w:ascii="Times New Roman" w:hAnsi="Times New Roman" w:cs="Times New Roman"/>
+          <w:sz w:val="24"/>
+          <w:szCs w:val="24"/>
+          <w:lang w:val="en-US"/>
+        </w:rPr>
+        <w:t xml:space="preserve"> </w:t>
+      </w:r>
+      <w:r>
+        <w:rPr>
+          <w:rFonts w:ascii="Times New Roman" w:hAnsi="Times New Roman" w:cs="Times New Roman"/>
+          <w:sz w:val="24"/>
+          <w:szCs w:val="24"/>
+          <w:lang w:val="el-GR"/>
+        </w:rPr>
+        <w:t>για</w:t>
+      </w:r>
+      <w:r>
+        <w:rPr>
+          <w:rFonts w:ascii="Times New Roman" w:hAnsi="Times New Roman" w:cs="Times New Roman"/>
+          <w:sz w:val="24"/>
+          <w:szCs w:val="24"/>
+          <w:lang w:val="en-US"/>
+        </w:rPr>
+        <w:t xml:space="preserve"> </w:t>
+      </w:r>
+      <w:r>
+        <w:rPr>
+          <w:rFonts w:ascii="Times New Roman" w:hAnsi="Times New Roman" w:cs="Times New Roman"/>
+          <w:sz w:val="24"/>
+          <w:szCs w:val="24"/>
+          <w:lang w:val="el-GR"/>
+        </w:rPr>
+        <w:t>τους</w:t>
+      </w:r>
+      <w:r>
+        <w:rPr>
+          <w:rFonts w:ascii="Times New Roman" w:hAnsi="Times New Roman" w:cs="Times New Roman"/>
+          <w:sz w:val="24"/>
+          <w:szCs w:val="24"/>
+          <w:lang w:val="en-US"/>
+        </w:rPr>
+        <w:t xml:space="preserve"> </w:t>
+      </w:r>
+      <w:r>
+        <w:rPr>
+          <w:rFonts w:ascii="Times New Roman" w:hAnsi="Times New Roman" w:cs="Times New Roman"/>
+          <w:sz w:val="24"/>
+          <w:szCs w:val="24"/>
+          <w:lang w:val="en-US"/>
+        </w:rPr>
+        <w:t>predictors</w:t>
+      </w:r>
+      <w:r>
+        <w:rPr>
+          <w:rFonts w:ascii="Times New Roman" w:hAnsi="Times New Roman" w:cs="Times New Roman"/>
+          <w:sz w:val="24"/>
+          <w:szCs w:val="24"/>
+          <w:lang w:val="en-US"/>
+        </w:rPr>
+        <w:t xml:space="preserve"> </w:t>
+      </w:r>
+      <w:r>
+        <w:rPr>
+          <w:rFonts w:ascii="Times New Roman" w:hAnsi="Times New Roman" w:cs="Times New Roman"/>
+          <w:sz w:val="24"/>
+          <w:szCs w:val="24"/>
+          <w:lang w:val="el-GR"/>
+        </w:rPr>
+        <w:t>παρόλα</w:t>
+      </w:r>
+      <w:r>
+        <w:rPr>
+          <w:rFonts w:ascii="Times New Roman" w:hAnsi="Times New Roman" w:cs="Times New Roman"/>
+          <w:sz w:val="24"/>
+          <w:szCs w:val="24"/>
+          <w:lang w:val="en-US"/>
+        </w:rPr>
+        <w:t xml:space="preserve"> </w:t>
+      </w:r>
+      <w:r>
+        <w:rPr>
+          <w:rFonts w:ascii="Times New Roman" w:hAnsi="Times New Roman" w:cs="Times New Roman"/>
+          <w:sz w:val="24"/>
+          <w:szCs w:val="24"/>
+          <w:lang w:val="el-GR"/>
+        </w:rPr>
+        <w:t>αυτά</w:t>
+      </w:r>
+      <w:r>
+        <w:rPr>
+          <w:rFonts w:ascii="Times New Roman" w:hAnsi="Times New Roman" w:cs="Times New Roman"/>
+          <w:sz w:val="24"/>
+          <w:szCs w:val="24"/>
+          <w:lang w:val="en-US"/>
+        </w:rPr>
+        <w:t xml:space="preserve"> </w:t>
+      </w:r>
+      <w:r>
+        <w:rPr>
+          <w:rFonts w:ascii="Times New Roman" w:hAnsi="Times New Roman" w:cs="Times New Roman"/>
+          <w:sz w:val="24"/>
+          <w:szCs w:val="24"/>
+          <w:lang w:val="el-GR"/>
+        </w:rPr>
+        <w:t>στο</w:t>
+      </w:r>
+      <w:r>
+        <w:rPr>
+          <w:rFonts w:ascii="Times New Roman" w:hAnsi="Times New Roman" w:cs="Times New Roman"/>
+          <w:sz w:val="24"/>
+          <w:szCs w:val="24"/>
+          <w:lang w:val="en-US"/>
+        </w:rPr>
+        <w:t xml:space="preserve"> </w:t>
+      </w:r>
+      <w:r>
+        <w:rPr>
+          <w:rFonts w:ascii="Times New Roman" w:hAnsi="Times New Roman" w:cs="Times New Roman"/>
+          <w:sz w:val="24"/>
+          <w:szCs w:val="24"/>
+          <w:lang w:val="en-US"/>
+        </w:rPr>
+        <w:t>repo</w:t>
+      </w:r>
+      <w:r>
+        <w:rPr>
+          <w:rFonts w:ascii="Times New Roman" w:hAnsi="Times New Roman" w:cs="Times New Roman"/>
+          <w:sz w:val="24"/>
+          <w:szCs w:val="24"/>
+          <w:lang w:val="en-US"/>
+        </w:rPr>
+        <w:t xml:space="preserve"> </w:t>
+      </w:r>
+      <w:r>
+        <w:rPr>
+          <w:rFonts w:ascii="Times New Roman" w:hAnsi="Times New Roman" w:cs="Times New Roman"/>
+          <w:sz w:val="24"/>
+          <w:szCs w:val="24"/>
+          <w:lang w:val="el-GR"/>
+        </w:rPr>
+        <w:t>στο</w:t>
+      </w:r>
+      <w:r>
+        <w:rPr>
+          <w:rFonts w:ascii="Times New Roman" w:hAnsi="Times New Roman" w:cs="Times New Roman"/>
+          <w:sz w:val="24"/>
+          <w:szCs w:val="24"/>
+          <w:lang w:val="en-US"/>
+        </w:rPr>
+        <w:t xml:space="preserve"> </w:t>
+      </w:r>
+      <w:r>
+        <w:rPr>
+          <w:rFonts w:ascii="Times New Roman" w:hAnsi="Times New Roman" w:cs="Times New Roman"/>
+          <w:sz w:val="24"/>
+          <w:szCs w:val="24"/>
+          <w:lang w:val="en-US"/>
+        </w:rPr>
+        <w:t>location</w:t>
+      </w:r>
+      <w:r>
+        <w:rPr>
+          <w:rFonts w:ascii="Times New Roman" w:hAnsi="Times New Roman" w:cs="Times New Roman"/>
+          <w:sz w:val="24"/>
+          <w:szCs w:val="24"/>
+          <w:lang w:val="en-US"/>
+        </w:rPr>
+        <w:t xml:space="preserve"> </w:t>
+      </w:r>
+      <w:r>
+        <w:rPr>
+          <w:rFonts w:ascii="Times New Roman" w:hAnsi="Times New Roman" w:cs="Times New Roman"/>
+          <w:sz w:val="24"/>
+          <w:szCs w:val="24"/>
+          <w:lang w:val="en-US"/>
+        </w:rPr>
+        <w:t>advcomparch</w:t>
+      </w:r>
+      <w:r>
+        <w:rPr>
+          <w:rFonts w:ascii="Times New Roman" w:hAnsi="Times New Roman" w:cs="Times New Roman"/>
+          <w:sz w:val="24"/>
+          <w:szCs w:val="24"/>
+          <w:lang w:val="en-US"/>
+        </w:rPr>
+        <w:t>-</w:t>
+      </w:r>
+      <w:r>
+        <w:rPr>
+          <w:rFonts w:ascii="Times New Roman" w:hAnsi="Times New Roman" w:cs="Times New Roman"/>
+          <w:sz w:val="24"/>
+          <w:szCs w:val="24"/>
+          <w:lang w:val="en-US"/>
+        </w:rPr>
+        <w:t>ex</w:t>
+      </w:r>
+      <w:r>
+        <w:rPr>
+          <w:rFonts w:ascii="Times New Roman" w:hAnsi="Times New Roman" w:cs="Times New Roman"/>
+          <w:sz w:val="24"/>
+          <w:szCs w:val="24"/>
+          <w:lang w:val="en-US"/>
+        </w:rPr>
+        <w:t>1-</w:t>
+      </w:r>
+      <w:r>
+        <w:rPr>
+          <w:rFonts w:ascii="Times New Roman" w:hAnsi="Times New Roman" w:cs="Times New Roman"/>
+          <w:sz w:val="24"/>
+          <w:szCs w:val="24"/>
+          <w:lang w:val="en-US"/>
+        </w:rPr>
+        <w:t>helpcode</w:t>
+      </w:r>
+      <w:r>
+        <w:rPr>
+          <w:rFonts w:ascii="Times New Roman" w:hAnsi="Times New Roman" w:cs="Times New Roman"/>
+          <w:sz w:val="24"/>
+          <w:szCs w:val="24"/>
+          <w:lang w:val="en-US"/>
+        </w:rPr>
+        <w:t>/</w:t>
+      </w:r>
+      <w:r>
+        <w:rPr>
+          <w:rFonts w:ascii="Times New Roman" w:hAnsi="Times New Roman" w:cs="Times New Roman"/>
+          <w:sz w:val="24"/>
+          <w:szCs w:val="24"/>
+          <w:lang w:val="en-US"/>
+        </w:rPr>
+        <w:t>csvs</w:t>
+      </w:r>
+      <w:r>
+        <w:rPr>
+          <w:rFonts w:ascii="Times New Roman" w:hAnsi="Times New Roman" w:cs="Times New Roman"/>
+          <w:sz w:val="24"/>
+          <w:szCs w:val="24"/>
+          <w:lang w:val="en-US"/>
+        </w:rPr>
+        <w:t>/32</w:t>
+      </w:r>
+      <w:r>
+        <w:rPr>
+          <w:rFonts w:ascii="Times New Roman" w:hAnsi="Times New Roman" w:cs="Times New Roman"/>
+          <w:sz w:val="24"/>
+          <w:szCs w:val="24"/>
+          <w:lang w:val="en-US"/>
+        </w:rPr>
+        <w:t>K</w:t>
+      </w:r>
+      <w:r>
+        <w:rPr>
+          <w:rFonts w:ascii="Times New Roman" w:hAnsi="Times New Roman" w:cs="Times New Roman"/>
+          <w:sz w:val="24"/>
+          <w:szCs w:val="24"/>
+          <w:lang w:val="en-US"/>
+        </w:rPr>
+        <w:t>_</w:t>
+      </w:r>
+      <w:r>
+        <w:rPr>
+          <w:rFonts w:ascii="Times New Roman" w:hAnsi="Times New Roman" w:cs="Times New Roman"/>
+          <w:sz w:val="24"/>
+          <w:szCs w:val="24"/>
+          <w:lang w:val="en-US"/>
+        </w:rPr>
+        <w:t>predictors</w:t>
+      </w:r>
+      <w:r>
+        <w:rPr>
+          <w:rFonts w:ascii="Times New Roman" w:hAnsi="Times New Roman" w:cs="Times New Roman"/>
+          <w:sz w:val="24"/>
+          <w:szCs w:val="24"/>
+          <w:lang w:val="en-US"/>
+        </w:rPr>
+        <w:t>.</w:t>
+      </w:r>
+      <w:r>
+        <w:rPr>
+          <w:rFonts w:ascii="Times New Roman" w:hAnsi="Times New Roman" w:cs="Times New Roman"/>
+          <w:sz w:val="24"/>
+          <w:szCs w:val="24"/>
+          <w:lang w:val="en-US"/>
+        </w:rPr>
+        <w:t>csv</w:t>
+      </w:r>
+      <w:r>
+        <w:rPr>
+          <w:rFonts w:ascii="Times New Roman" w:hAnsi="Times New Roman" w:cs="Times New Roman"/>
+          <w:sz w:val="24"/>
+          <w:szCs w:val="24"/>
+          <w:lang w:val="en-US"/>
+        </w:rPr>
+        <w:t xml:space="preserve"> </w:t>
+      </w:r>
+      <w:r>
+        <w:rPr>
+          <w:rFonts w:ascii="Times New Roman" w:hAnsi="Times New Roman" w:cs="Times New Roman"/>
+          <w:sz w:val="24"/>
+          <w:szCs w:val="24"/>
+          <w:lang w:val="el-GR"/>
+        </w:rPr>
+        <w:t>υπάρχουν</w:t>
+      </w:r>
+      <w:r>
+        <w:rPr>
+          <w:rFonts w:ascii="Times New Roman" w:hAnsi="Times New Roman" w:cs="Times New Roman"/>
+          <w:sz w:val="24"/>
+          <w:szCs w:val="24"/>
+          <w:lang w:val="en-US"/>
+        </w:rPr>
+        <w:t xml:space="preserve"> </w:t>
+      </w:r>
+      <w:r>
+        <w:rPr>
+          <w:rFonts w:ascii="Times New Roman" w:hAnsi="Times New Roman" w:cs="Times New Roman"/>
+          <w:sz w:val="24"/>
+          <w:szCs w:val="24"/>
+          <w:lang w:val="el-GR"/>
+        </w:rPr>
+        <w:t>και</w:t>
+      </w:r>
+      <w:r>
+        <w:rPr>
+          <w:rFonts w:ascii="Times New Roman" w:hAnsi="Times New Roman" w:cs="Times New Roman"/>
+          <w:sz w:val="24"/>
+          <w:szCs w:val="24"/>
+          <w:lang w:val="en-US"/>
+        </w:rPr>
+        <w:t xml:space="preserve"> </w:t>
+      </w:r>
+      <w:r>
+        <w:rPr>
+          <w:rFonts w:ascii="Times New Roman" w:hAnsi="Times New Roman" w:cs="Times New Roman"/>
+          <w:sz w:val="24"/>
+          <w:szCs w:val="24"/>
+          <w:lang w:val="el-GR"/>
+        </w:rPr>
+        <w:t>τα</w:t>
+      </w:r>
+      <w:r>
+        <w:rPr>
+          <w:rFonts w:ascii="Times New Roman" w:hAnsi="Times New Roman" w:cs="Times New Roman"/>
+          <w:sz w:val="24"/>
+          <w:szCs w:val="24"/>
+          <w:lang w:val="en-US"/>
+        </w:rPr>
+        <w:t xml:space="preserve"> </w:t>
+      </w:r>
+      <w:r>
+        <w:rPr>
+          <w:rFonts w:ascii="Times New Roman" w:hAnsi="Times New Roman" w:cs="Times New Roman"/>
+          <w:sz w:val="24"/>
+          <w:szCs w:val="24"/>
+          <w:lang w:val="el-GR"/>
+        </w:rPr>
+        <w:t>ακριβή</w:t>
+      </w:r>
+      <w:r>
+        <w:rPr>
+          <w:rFonts w:ascii="Times New Roman" w:hAnsi="Times New Roman" w:cs="Times New Roman"/>
+          <w:sz w:val="24"/>
+          <w:szCs w:val="24"/>
+          <w:lang w:val="en-US"/>
+        </w:rPr>
+        <w:t xml:space="preserve"> </w:t>
+      </w:r>
+      <w:r>
+        <w:rPr>
+          <w:rFonts w:ascii="Times New Roman" w:hAnsi="Times New Roman" w:cs="Times New Roman"/>
+          <w:sz w:val="24"/>
+          <w:szCs w:val="24"/>
+          <w:lang w:val="el-GR"/>
+        </w:rPr>
+        <w:t>νούμερα</w:t>
+      </w:r>
+      <w:r>
+        <w:rPr>
+          <w:rFonts w:ascii="Times New Roman" w:hAnsi="Times New Roman" w:cs="Times New Roman"/>
+          <w:sz w:val="24"/>
+          <w:szCs w:val="24"/>
+          <w:lang w:val="en-US"/>
+        </w:rPr>
+        <w:t xml:space="preserve"> </w:t>
+      </w:r>
+      <w:r>
+        <w:rPr>
+          <w:rFonts w:ascii="Times New Roman" w:hAnsi="Times New Roman" w:cs="Times New Roman"/>
+          <w:sz w:val="24"/>
+          <w:szCs w:val="24"/>
+          <w:lang w:val="el-GR"/>
+        </w:rPr>
+        <w:t>για</w:t>
+      </w:r>
+      <w:r>
+        <w:rPr>
+          <w:rFonts w:ascii="Times New Roman" w:hAnsi="Times New Roman" w:cs="Times New Roman"/>
+          <w:sz w:val="24"/>
+          <w:szCs w:val="24"/>
+          <w:lang w:val="en-US"/>
+        </w:rPr>
+        <w:t xml:space="preserve"> </w:t>
+      </w:r>
+      <w:r>
+        <w:rPr>
+          <w:rFonts w:ascii="Times New Roman" w:hAnsi="Times New Roman" w:cs="Times New Roman"/>
+          <w:sz w:val="24"/>
+          <w:szCs w:val="24"/>
+          <w:lang w:val="el-GR"/>
+        </w:rPr>
+        <w:t>τα</w:t>
+      </w:r>
+      <w:r>
+        <w:rPr>
+          <w:rFonts w:ascii="Times New Roman" w:hAnsi="Times New Roman" w:cs="Times New Roman"/>
+          <w:sz w:val="24"/>
+          <w:szCs w:val="24"/>
+          <w:lang w:val="en-US"/>
+        </w:rPr>
+        <w:t xml:space="preserve"> correct</w:t>
+      </w:r>
+      <w:r>
+        <w:rPr>
+          <w:rFonts w:ascii="Times New Roman" w:hAnsi="Times New Roman" w:cs="Times New Roman"/>
+          <w:sz w:val="24"/>
+          <w:szCs w:val="24"/>
+          <w:lang w:val="en-US"/>
+        </w:rPr>
+        <w:t xml:space="preserve"> </w:t>
+      </w:r>
+      <w:r>
+        <w:rPr>
+          <w:rFonts w:ascii="Times New Roman" w:hAnsi="Times New Roman" w:cs="Times New Roman"/>
+          <w:sz w:val="24"/>
+          <w:szCs w:val="24"/>
+          <w:lang w:val="el-GR"/>
+        </w:rPr>
+        <w:t>και</w:t>
+      </w:r>
+      <w:r>
+        <w:rPr>
+          <w:rFonts w:ascii="Times New Roman" w:hAnsi="Times New Roman" w:cs="Times New Roman"/>
+          <w:sz w:val="24"/>
+          <w:szCs w:val="24"/>
+          <w:lang w:val="en-US"/>
+        </w:rPr>
+        <w:t xml:space="preserve"> </w:t>
+      </w:r>
+      <w:r>
+        <w:rPr>
+          <w:rFonts w:ascii="Times New Roman" w:hAnsi="Times New Roman" w:cs="Times New Roman"/>
+          <w:sz w:val="24"/>
+          <w:szCs w:val="24"/>
+          <w:lang w:val="en-US"/>
+        </w:rPr>
+        <w:t>incorrect predictions.</w:t>
+      </w:r>
+    </w:p>
+    <w:tbl>
+      <w:tblPr>
+        <w:tblStyle w:val="TableGrid"/>
+        <w:tblW w:w="9985" w:type="dxa"/>
+        <w:jc w:val="center"/>
+        <w:tblLook w:val="04A0" w:firstRow="1" w:lastRow="0" w:firstColumn="1" w:lastColumn="0" w:noHBand="0" w:noVBand="1"/>
+      </w:tblPr>
+      <w:tblGrid>
+        <w:gridCol w:w="1608"/>
+        <w:gridCol w:w="1054"/>
+        <w:gridCol w:w="1389"/>
+        <w:gridCol w:w="1166"/>
+        <w:gridCol w:w="1166"/>
+        <w:gridCol w:w="1166"/>
+        <w:gridCol w:w="1166"/>
+        <w:gridCol w:w="1270"/>
+      </w:tblGrid>
+      <w:tr>
+        <w:trPr>
+          <w:jc w:val="center"/>
+        </w:trPr>
+        <w:tc>
+          <w:tcPr>
+            <w:tcW w:w="1608" w:type="dxa"/>
+            <w:shd w:val="clear" w:color="auto" w:fill="83CAEB" w:themeFill="accent1" w:themeFillTint="66"/>
+            <w:vAlign w:val="bottom"/>
+          </w:tcPr>
+          <w:p>
+            <w:pPr>
+              <w:rPr>
+                <w:rFonts w:ascii="Times New Roman" w:hAnsi="Times New Roman" w:cs="Times New Roman"/>
+                <w:sz w:val="24"/>
+                <w:szCs w:val="24"/>
+                <w:lang w:val="en-US"/>
+              </w:rPr>
+            </w:pPr>
+            <w:r>
+              <w:rPr>
+                <w:rFonts w:ascii="Aptos Narrow" w:hAnsi="Aptos Narrow"/>
+                <w:color w:val="000000"/>
+              </w:rPr>
+              <w:t>Benchmark</w:t>
+            </w:r>
+          </w:p>
+        </w:tc>
+        <w:tc>
+          <w:tcPr>
+            <w:tcW w:w="1054" w:type="dxa"/>
+            <w:vAlign w:val="bottom"/>
+          </w:tcPr>
+          <w:p>
+            <w:pPr>
+              <w:rPr>
+                <w:rFonts w:ascii="Times New Roman" w:hAnsi="Times New Roman" w:cs="Times New Roman"/>
+                <w:sz w:val="24"/>
+                <w:szCs w:val="24"/>
+                <w:lang w:val="en-US"/>
+              </w:rPr>
+            </w:pPr>
+            <w:r>
+              <w:rPr>
+                <w:rFonts w:ascii="Aptos Narrow" w:hAnsi="Aptos Narrow"/>
+                <w:color w:val="000000"/>
+              </w:rPr>
+              <w:t>MPKI 1 bit</w:t>
+            </w:r>
+          </w:p>
+        </w:tc>
+        <w:tc>
+          <w:tcPr>
+            <w:tcW w:w="1389" w:type="dxa"/>
+            <w:vAlign w:val="bottom"/>
+          </w:tcPr>
+          <w:p>
+            <w:pPr>
+              <w:spacing w:line="240" w:lineRule="auto"/>
+              <w:rPr>
+                <w:rFonts w:ascii="Aptos Narrow" w:hAnsi="Aptos Narrow"/>
+                <w:color w:val="000000"/>
+                <w:lang w:val="en-US"/>
+              </w:rPr>
+            </w:pPr>
+            <w:r>
+              <w:rPr>
+                <w:rFonts w:ascii="Aptos Narrow" w:hAnsi="Aptos Narrow"/>
+                <w:color w:val="000000"/>
+              </w:rPr>
+              <w:t>MPKI FSM 1</w:t>
+            </w:r>
+          </w:p>
+          <w:p>
+            <w:pPr>
+              <w:rPr>
+                <w:rFonts w:ascii="Times New Roman" w:hAnsi="Times New Roman" w:cs="Times New Roman"/>
+                <w:sz w:val="24"/>
+                <w:szCs w:val="24"/>
+                <w:lang w:val="en-US"/>
+              </w:rPr>
+            </w:pPr>
+          </w:p>
+        </w:tc>
+        <w:tc>
+          <w:tcPr>
+            <w:tcW w:w="1166" w:type="dxa"/>
+            <w:vAlign w:val="bottom"/>
+          </w:tcPr>
+          <w:p>
+            <w:pPr>
+              <w:rPr>
+                <w:rFonts w:ascii="Times New Roman" w:hAnsi="Times New Roman" w:cs="Times New Roman"/>
+                <w:sz w:val="24"/>
+                <w:szCs w:val="24"/>
+                <w:lang w:val="en-US"/>
+              </w:rPr>
+            </w:pPr>
+            <w:r>
+              <w:rPr>
+                <w:rFonts w:ascii="Aptos Narrow" w:hAnsi="Aptos Narrow"/>
+                <w:color w:val="000000"/>
+              </w:rPr>
+              <w:t>MKPI FSM 2</w:t>
+            </w:r>
+          </w:p>
+        </w:tc>
+        <w:tc>
+          <w:tcPr>
+            <w:tcW w:w="1166" w:type="dxa"/>
+            <w:vAlign w:val="bottom"/>
+          </w:tcPr>
+          <w:p>
+            <w:pPr>
+              <w:rPr>
+                <w:rFonts w:ascii="Times New Roman" w:hAnsi="Times New Roman" w:cs="Times New Roman"/>
+                <w:sz w:val="24"/>
+                <w:szCs w:val="24"/>
+                <w:lang w:val="en-US"/>
+              </w:rPr>
+            </w:pPr>
+            <w:r>
+              <w:rPr>
+                <w:rFonts w:ascii="Aptos Narrow" w:hAnsi="Aptos Narrow"/>
+                <w:color w:val="000000"/>
+              </w:rPr>
+              <w:t>MKPI FSM 3</w:t>
+            </w:r>
+          </w:p>
+        </w:tc>
+        <w:tc>
+          <w:tcPr>
+            <w:tcW w:w="1166" w:type="dxa"/>
+            <w:vAlign w:val="bottom"/>
+          </w:tcPr>
+          <w:p>
+            <w:pPr>
+              <w:rPr>
+                <w:rFonts w:ascii="Times New Roman" w:hAnsi="Times New Roman" w:cs="Times New Roman"/>
+                <w:sz w:val="24"/>
+                <w:szCs w:val="24"/>
+                <w:lang w:val="en-US"/>
+              </w:rPr>
+            </w:pPr>
+            <w:r>
+              <w:rPr>
+                <w:rFonts w:ascii="Aptos Narrow" w:hAnsi="Aptos Narrow"/>
+                <w:color w:val="000000"/>
+              </w:rPr>
+              <w:t>MKPI FSM 4</w:t>
+            </w:r>
+          </w:p>
+        </w:tc>
+        <w:tc>
+          <w:tcPr>
+            <w:tcW w:w="1166" w:type="dxa"/>
+            <w:vAlign w:val="bottom"/>
+          </w:tcPr>
+          <w:p>
+            <w:pPr>
+              <w:rPr>
+                <w:rFonts w:ascii="Times New Roman" w:hAnsi="Times New Roman" w:cs="Times New Roman"/>
+                <w:sz w:val="24"/>
+                <w:szCs w:val="24"/>
+                <w:lang w:val="en-US"/>
+              </w:rPr>
+            </w:pPr>
+            <w:r>
+              <w:rPr>
+                <w:rFonts w:ascii="Aptos Narrow" w:hAnsi="Aptos Narrow"/>
+                <w:color w:val="000000"/>
+              </w:rPr>
+              <w:t>MKPI FSM 5</w:t>
+            </w:r>
+          </w:p>
+        </w:tc>
+        <w:tc>
+          <w:tcPr>
+            <w:tcW w:w="1270" w:type="dxa"/>
+            <w:vAlign w:val="bottom"/>
+          </w:tcPr>
+          <w:p>
+            <w:pPr>
+              <w:rPr>
+                <w:rFonts w:ascii="Times New Roman" w:hAnsi="Times New Roman" w:cs="Times New Roman"/>
+                <w:sz w:val="24"/>
+                <w:szCs w:val="24"/>
+                <w:lang w:val="en-US"/>
+              </w:rPr>
+            </w:pPr>
+            <w:r>
+              <w:rPr>
+                <w:rFonts w:ascii="Aptos Narrow" w:hAnsi="Aptos Narrow"/>
+                <w:color w:val="000000"/>
+              </w:rPr>
+              <w:t xml:space="preserve">MPKI </w:t>
+            </w:r>
+            <w:r>
+              <w:rPr>
+                <w:rFonts w:ascii="Aptos Narrow" w:hAnsi="Aptos Narrow"/>
+                <w:color w:val="000000"/>
+                <w:lang w:val="el-GR"/>
+              </w:rPr>
+              <w:t>4</w:t>
+            </w:r>
+            <w:r>
+              <w:rPr>
+                <w:rFonts w:ascii="Aptos Narrow" w:hAnsi="Aptos Narrow"/>
+                <w:color w:val="000000"/>
+              </w:rPr>
+              <w:t xml:space="preserve"> bit</w:t>
+            </w:r>
+          </w:p>
+        </w:tc>
+      </w:tr>
+      <w:tr>
+        <w:trPr>
+          <w:jc w:val="center"/>
+        </w:trPr>
+        <w:tc>
+          <w:tcPr>
+            <w:tcW w:w="1608" w:type="dxa"/>
+            <w:shd w:val="clear" w:color="auto" w:fill="83CAEB" w:themeFill="accent1" w:themeFillTint="66"/>
+            <w:vAlign w:val="bottom"/>
+          </w:tcPr>
+          <w:p>
+            <w:pPr>
+              <w:rPr>
+                <w:rFonts w:ascii="Times New Roman" w:hAnsi="Times New Roman" w:cs="Times New Roman"/>
+                <w:sz w:val="24"/>
+                <w:szCs w:val="24"/>
+                <w:lang w:val="en-US"/>
+              </w:rPr>
+            </w:pPr>
+            <w:r>
+              <w:rPr>
+                <w:rFonts w:ascii="Aptos Narrow" w:hAnsi="Aptos Narrow"/>
+                <w:color w:val="000000"/>
+              </w:rPr>
+              <w:t>403.gcc</w:t>
+            </w:r>
+          </w:p>
+        </w:tc>
+        <w:tc>
+          <w:tcPr>
+            <w:tcW w:w="1054" w:type="dxa"/>
+            <w:vAlign w:val="bottom"/>
+          </w:tcPr>
+          <w:p>
+            <w:pPr>
+              <w:rPr>
+                <w:rFonts w:ascii="Times New Roman" w:hAnsi="Times New Roman" w:cs="Times New Roman"/>
+                <w:sz w:val="24"/>
+                <w:szCs w:val="24"/>
+                <w:lang w:val="en-US"/>
+              </w:rPr>
+            </w:pPr>
+            <w:r>
+              <w:rPr>
+                <w:rFonts w:ascii="Aptos Narrow" w:hAnsi="Aptos Narrow"/>
+                <w:color w:val="000000"/>
+              </w:rPr>
+              <w:t>22.31711</w:t>
+            </w:r>
+          </w:p>
+        </w:tc>
+        <w:tc>
+          <w:tcPr>
+            <w:tcW w:w="1389" w:type="dxa"/>
+            <w:vAlign w:val="bottom"/>
+          </w:tcPr>
+          <w:p>
+            <w:pPr>
+              <w:rPr>
+                <w:rFonts w:ascii="Times New Roman" w:hAnsi="Times New Roman" w:cs="Times New Roman"/>
+                <w:sz w:val="24"/>
+                <w:szCs w:val="24"/>
+                <w:lang w:val="en-US"/>
+              </w:rPr>
+            </w:pPr>
+            <w:r>
+              <w:rPr>
+                <w:rFonts w:ascii="Aptos Narrow" w:hAnsi="Aptos Narrow"/>
+                <w:color w:val="000000"/>
+              </w:rPr>
+              <w:t>17.06008156</w:t>
+            </w:r>
+          </w:p>
+        </w:tc>
+        <w:tc>
+          <w:tcPr>
+            <w:tcW w:w="1166" w:type="dxa"/>
+            <w:vAlign w:val="bottom"/>
+          </w:tcPr>
+          <w:p>
+            <w:pPr>
+              <w:rPr>
+                <w:rFonts w:ascii="Times New Roman" w:hAnsi="Times New Roman" w:cs="Times New Roman"/>
+                <w:sz w:val="24"/>
+                <w:szCs w:val="24"/>
+                <w:lang w:val="en-US"/>
+              </w:rPr>
+            </w:pPr>
+            <w:r>
+              <w:rPr>
+                <w:rFonts w:ascii="Aptos Narrow" w:hAnsi="Aptos Narrow"/>
+                <w:color w:val="000000"/>
+              </w:rPr>
+              <w:t>17.268342</w:t>
+            </w:r>
+          </w:p>
+        </w:tc>
+        <w:tc>
+          <w:tcPr>
+            <w:tcW w:w="1166" w:type="dxa"/>
+            <w:vAlign w:val="bottom"/>
+          </w:tcPr>
+          <w:p>
+            <w:pPr>
+              <w:rPr>
+                <w:rFonts w:ascii="Times New Roman" w:hAnsi="Times New Roman" w:cs="Times New Roman"/>
+                <w:sz w:val="24"/>
+                <w:szCs w:val="24"/>
+                <w:lang w:val="en-US"/>
+              </w:rPr>
+            </w:pPr>
+            <w:r>
+              <w:rPr>
+                <w:rFonts w:ascii="Aptos Narrow" w:hAnsi="Aptos Narrow"/>
+                <w:color w:val="000000"/>
+              </w:rPr>
+              <w:t>17.159862</w:t>
+            </w:r>
+          </w:p>
+        </w:tc>
+        <w:tc>
+          <w:tcPr>
+            <w:tcW w:w="1166" w:type="dxa"/>
+            <w:vAlign w:val="bottom"/>
+          </w:tcPr>
+          <w:p>
+            <w:pPr>
+              <w:rPr>
+                <w:rFonts w:ascii="Times New Roman" w:hAnsi="Times New Roman" w:cs="Times New Roman"/>
+                <w:sz w:val="24"/>
+                <w:szCs w:val="24"/>
+                <w:lang w:val="en-US"/>
+              </w:rPr>
+            </w:pPr>
+            <w:r>
+              <w:rPr>
+                <w:rFonts w:ascii="Aptos Narrow" w:hAnsi="Aptos Narrow"/>
+                <w:color w:val="000000"/>
+              </w:rPr>
+              <w:t>17.31789</w:t>
+            </w:r>
+          </w:p>
+        </w:tc>
+        <w:tc>
+          <w:tcPr>
+            <w:tcW w:w="1166" w:type="dxa"/>
+            <w:vAlign w:val="bottom"/>
+          </w:tcPr>
+          <w:p>
+            <w:pPr>
+              <w:rPr>
+                <w:rFonts w:ascii="Times New Roman" w:hAnsi="Times New Roman" w:cs="Times New Roman"/>
+                <w:sz w:val="24"/>
+                <w:szCs w:val="24"/>
+                <w:lang w:val="en-US"/>
+              </w:rPr>
+            </w:pPr>
+            <w:r>
+              <w:rPr>
+                <w:rFonts w:ascii="Aptos Narrow" w:hAnsi="Aptos Narrow"/>
+                <w:color w:val="000000"/>
+              </w:rPr>
+              <w:t>18.151188</w:t>
+            </w:r>
+          </w:p>
+        </w:tc>
+        <w:tc>
+          <w:tcPr>
+            <w:tcW w:w="1270" w:type="dxa"/>
+            <w:vAlign w:val="bottom"/>
+          </w:tcPr>
+          <w:p>
+            <w:pPr>
+              <w:rPr>
+                <w:rFonts w:ascii="Times New Roman" w:hAnsi="Times New Roman" w:cs="Times New Roman"/>
+                <w:sz w:val="24"/>
+                <w:szCs w:val="24"/>
+                <w:lang w:val="en-US"/>
+              </w:rPr>
+            </w:pPr>
+            <w:r>
+              <w:rPr>
+                <w:rFonts w:ascii="Aptos Narrow" w:hAnsi="Aptos Narrow"/>
+                <w:color w:val="000000"/>
+              </w:rPr>
+              <w:t>16.57297</w:t>
+            </w:r>
+          </w:p>
+        </w:tc>
+      </w:tr>
+      <w:tr>
+        <w:trPr>
+          <w:jc w:val="center"/>
+        </w:trPr>
+        <w:tc>
+          <w:tcPr>
+            <w:tcW w:w="1608" w:type="dxa"/>
+            <w:shd w:val="clear" w:color="auto" w:fill="83CAEB" w:themeFill="accent1" w:themeFillTint="66"/>
+            <w:vAlign w:val="bottom"/>
+          </w:tcPr>
+          <w:p>
+            <w:pPr>
+              <w:rPr>
+                <w:rFonts w:ascii="Times New Roman" w:hAnsi="Times New Roman" w:cs="Times New Roman"/>
+                <w:sz w:val="24"/>
+                <w:szCs w:val="24"/>
+                <w:lang w:val="en-US"/>
+              </w:rPr>
+            </w:pPr>
+            <w:r>
+              <w:rPr>
+                <w:rFonts w:ascii="Aptos Narrow" w:hAnsi="Aptos Narrow"/>
+                <w:color w:val="000000"/>
+              </w:rPr>
+              <w:t>410.bwaves</w:t>
+            </w:r>
+          </w:p>
+        </w:tc>
+        <w:tc>
+          <w:tcPr>
+            <w:tcW w:w="1054" w:type="dxa"/>
+            <w:vAlign w:val="bottom"/>
+          </w:tcPr>
+          <w:p>
+            <w:pPr>
+              <w:rPr>
+                <w:rFonts w:ascii="Times New Roman" w:hAnsi="Times New Roman" w:cs="Times New Roman"/>
+                <w:sz w:val="24"/>
+                <w:szCs w:val="24"/>
+                <w:lang w:val="en-US"/>
+              </w:rPr>
+            </w:pPr>
+            <w:r>
+              <w:rPr>
+                <w:rFonts w:ascii="Aptos Narrow" w:hAnsi="Aptos Narrow"/>
+                <w:color w:val="000000"/>
+              </w:rPr>
+              <w:t>24.88336</w:t>
+            </w:r>
+          </w:p>
+        </w:tc>
+        <w:tc>
+          <w:tcPr>
+            <w:tcW w:w="1389" w:type="dxa"/>
+            <w:vAlign w:val="bottom"/>
+          </w:tcPr>
+          <w:p>
+            <w:pPr>
+              <w:rPr>
+                <w:rFonts w:ascii="Times New Roman" w:hAnsi="Times New Roman" w:cs="Times New Roman"/>
+                <w:sz w:val="24"/>
+                <w:szCs w:val="24"/>
+                <w:lang w:val="en-US"/>
+              </w:rPr>
+            </w:pPr>
+            <w:r>
+              <w:rPr>
+                <w:rFonts w:ascii="Aptos Narrow" w:hAnsi="Aptos Narrow"/>
+                <w:color w:val="000000"/>
+              </w:rPr>
+              <w:t>13.74602516</w:t>
+            </w:r>
+          </w:p>
+        </w:tc>
+        <w:tc>
+          <w:tcPr>
+            <w:tcW w:w="1166" w:type="dxa"/>
+            <w:vAlign w:val="bottom"/>
+          </w:tcPr>
+          <w:p>
+            <w:pPr>
+              <w:rPr>
+                <w:rFonts w:ascii="Times New Roman" w:hAnsi="Times New Roman" w:cs="Times New Roman"/>
+                <w:sz w:val="24"/>
+                <w:szCs w:val="24"/>
+                <w:lang w:val="en-US"/>
+              </w:rPr>
+            </w:pPr>
+            <w:r>
+              <w:rPr>
+                <w:rFonts w:ascii="Aptos Narrow" w:hAnsi="Aptos Narrow"/>
+                <w:color w:val="000000"/>
+              </w:rPr>
+              <w:t>14.436847</w:t>
+            </w:r>
+          </w:p>
+        </w:tc>
+        <w:tc>
+          <w:tcPr>
+            <w:tcW w:w="1166" w:type="dxa"/>
+            <w:vAlign w:val="bottom"/>
+          </w:tcPr>
+          <w:p>
+            <w:pPr>
+              <w:rPr>
+                <w:rFonts w:ascii="Times New Roman" w:hAnsi="Times New Roman" w:cs="Times New Roman"/>
+                <w:sz w:val="24"/>
+                <w:szCs w:val="24"/>
+                <w:lang w:val="en-US"/>
+              </w:rPr>
+            </w:pPr>
+            <w:r>
+              <w:rPr>
+                <w:rFonts w:ascii="Aptos Narrow" w:hAnsi="Aptos Narrow"/>
+                <w:color w:val="000000"/>
+              </w:rPr>
+              <w:t>13.762659</w:t>
+            </w:r>
+          </w:p>
+        </w:tc>
+        <w:tc>
+          <w:tcPr>
+            <w:tcW w:w="1166" w:type="dxa"/>
+            <w:vAlign w:val="bottom"/>
+          </w:tcPr>
+          <w:p>
+            <w:pPr>
+              <w:rPr>
+                <w:rFonts w:ascii="Times New Roman" w:hAnsi="Times New Roman" w:cs="Times New Roman"/>
+                <w:sz w:val="24"/>
+                <w:szCs w:val="24"/>
+                <w:lang w:val="en-US"/>
+              </w:rPr>
+            </w:pPr>
+            <w:r>
+              <w:rPr>
+                <w:rFonts w:ascii="Aptos Narrow" w:hAnsi="Aptos Narrow"/>
+                <w:color w:val="000000"/>
+              </w:rPr>
+              <w:t>13.837085</w:t>
+            </w:r>
+          </w:p>
+        </w:tc>
+        <w:tc>
+          <w:tcPr>
+            <w:tcW w:w="1166" w:type="dxa"/>
+            <w:vAlign w:val="bottom"/>
+          </w:tcPr>
+          <w:p>
+            <w:pPr>
+              <w:rPr>
+                <w:rFonts w:ascii="Times New Roman" w:hAnsi="Times New Roman" w:cs="Times New Roman"/>
+                <w:sz w:val="24"/>
+                <w:szCs w:val="24"/>
+                <w:lang w:val="en-US"/>
+              </w:rPr>
+            </w:pPr>
+            <w:r>
+              <w:rPr>
+                <w:rFonts w:ascii="Aptos Narrow" w:hAnsi="Aptos Narrow"/>
+                <w:color w:val="000000"/>
+              </w:rPr>
+              <w:t>19.606763</w:t>
+            </w:r>
+          </w:p>
+        </w:tc>
+        <w:tc>
+          <w:tcPr>
+            <w:tcW w:w="1270" w:type="dxa"/>
+            <w:vAlign w:val="bottom"/>
+          </w:tcPr>
+          <w:p>
+            <w:pPr>
+              <w:rPr>
+                <w:rFonts w:ascii="Times New Roman" w:hAnsi="Times New Roman" w:cs="Times New Roman"/>
+                <w:sz w:val="24"/>
+                <w:szCs w:val="24"/>
+                <w:lang w:val="en-US"/>
+              </w:rPr>
+            </w:pPr>
+            <w:r>
+              <w:rPr>
+                <w:rFonts w:ascii="Aptos Narrow" w:hAnsi="Aptos Narrow"/>
+                <w:color w:val="000000"/>
+              </w:rPr>
+              <w:t>13.59671</w:t>
+            </w:r>
+          </w:p>
+        </w:tc>
+      </w:tr>
+      <w:tr>
+        <w:trPr>
+          <w:jc w:val="center"/>
+        </w:trPr>
+        <w:tc>
+          <w:tcPr>
+            <w:tcW w:w="1608" w:type="dxa"/>
+            <w:shd w:val="clear" w:color="auto" w:fill="83CAEB" w:themeFill="accent1" w:themeFillTint="66"/>
+            <w:vAlign w:val="bottom"/>
+          </w:tcPr>
+          <w:p>
+            <w:pPr>
+              <w:rPr>
+                <w:rFonts w:ascii="Times New Roman" w:hAnsi="Times New Roman" w:cs="Times New Roman"/>
+                <w:sz w:val="24"/>
+                <w:szCs w:val="24"/>
+                <w:lang w:val="en-US"/>
+              </w:rPr>
+            </w:pPr>
+            <w:r>
+              <w:rPr>
+                <w:rFonts w:ascii="Aptos Narrow" w:hAnsi="Aptos Narrow"/>
+                <w:color w:val="000000"/>
+              </w:rPr>
+              <w:t>416.gamess</w:t>
+            </w:r>
+          </w:p>
+        </w:tc>
+        <w:tc>
+          <w:tcPr>
+            <w:tcW w:w="1054" w:type="dxa"/>
+            <w:vAlign w:val="bottom"/>
+          </w:tcPr>
+          <w:p>
+            <w:pPr>
+              <w:rPr>
+                <w:rFonts w:ascii="Times New Roman" w:hAnsi="Times New Roman" w:cs="Times New Roman"/>
+                <w:sz w:val="24"/>
+                <w:szCs w:val="24"/>
+                <w:lang w:val="en-US"/>
+              </w:rPr>
+            </w:pPr>
+            <w:r>
+              <w:rPr>
+                <w:rFonts w:ascii="Aptos Narrow" w:hAnsi="Aptos Narrow"/>
+                <w:color w:val="000000"/>
+              </w:rPr>
+              <w:t>8.180192</w:t>
+            </w:r>
+          </w:p>
+        </w:tc>
+        <w:tc>
+          <w:tcPr>
+            <w:tcW w:w="1389" w:type="dxa"/>
+            <w:vAlign w:val="bottom"/>
+          </w:tcPr>
+          <w:p>
+            <w:pPr>
+              <w:rPr>
+                <w:rFonts w:ascii="Times New Roman" w:hAnsi="Times New Roman" w:cs="Times New Roman"/>
+                <w:sz w:val="24"/>
+                <w:szCs w:val="24"/>
+                <w:lang w:val="en-US"/>
+              </w:rPr>
+            </w:pPr>
+            <w:r>
+              <w:rPr>
+                <w:rFonts w:ascii="Aptos Narrow" w:hAnsi="Aptos Narrow"/>
+                <w:color w:val="000000"/>
+              </w:rPr>
+              <w:t>4.810376222</w:t>
+            </w:r>
+          </w:p>
+        </w:tc>
+        <w:tc>
+          <w:tcPr>
+            <w:tcW w:w="1166" w:type="dxa"/>
+            <w:vAlign w:val="bottom"/>
+          </w:tcPr>
+          <w:p>
+            <w:pPr>
+              <w:rPr>
+                <w:rFonts w:ascii="Times New Roman" w:hAnsi="Times New Roman" w:cs="Times New Roman"/>
+                <w:sz w:val="24"/>
+                <w:szCs w:val="24"/>
+                <w:lang w:val="en-US"/>
+              </w:rPr>
+            </w:pPr>
+            <w:r>
+              <w:rPr>
+                <w:rFonts w:ascii="Aptos Narrow" w:hAnsi="Aptos Narrow"/>
+                <w:color w:val="000000"/>
+              </w:rPr>
+              <w:t>5.8846341</w:t>
+            </w:r>
+          </w:p>
+        </w:tc>
+        <w:tc>
+          <w:tcPr>
+            <w:tcW w:w="1166" w:type="dxa"/>
+            <w:vAlign w:val="bottom"/>
+          </w:tcPr>
+          <w:p>
+            <w:pPr>
+              <w:rPr>
+                <w:rFonts w:ascii="Times New Roman" w:hAnsi="Times New Roman" w:cs="Times New Roman"/>
+                <w:sz w:val="24"/>
+                <w:szCs w:val="24"/>
+                <w:lang w:val="en-US"/>
+              </w:rPr>
+            </w:pPr>
+            <w:r>
+              <w:rPr>
+                <w:rFonts w:ascii="Aptos Narrow" w:hAnsi="Aptos Narrow"/>
+                <w:color w:val="000000"/>
+              </w:rPr>
+              <w:t>5.1134805</w:t>
+            </w:r>
+          </w:p>
+        </w:tc>
+        <w:tc>
+          <w:tcPr>
+            <w:tcW w:w="1166" w:type="dxa"/>
+            <w:vAlign w:val="bottom"/>
+          </w:tcPr>
+          <w:p>
+            <w:pPr>
+              <w:rPr>
+                <w:rFonts w:ascii="Times New Roman" w:hAnsi="Times New Roman" w:cs="Times New Roman"/>
+                <w:sz w:val="24"/>
+                <w:szCs w:val="24"/>
+                <w:lang w:val="en-US"/>
+              </w:rPr>
+            </w:pPr>
+            <w:r>
+              <w:rPr>
+                <w:rFonts w:ascii="Aptos Narrow" w:hAnsi="Aptos Narrow"/>
+                <w:color w:val="000000"/>
+              </w:rPr>
+              <w:t>4.8491437</w:t>
+            </w:r>
+          </w:p>
+        </w:tc>
+        <w:tc>
+          <w:tcPr>
+            <w:tcW w:w="1166" w:type="dxa"/>
+            <w:vAlign w:val="bottom"/>
+          </w:tcPr>
+          <w:p>
+            <w:pPr>
+              <w:rPr>
+                <w:rFonts w:ascii="Times New Roman" w:hAnsi="Times New Roman" w:cs="Times New Roman"/>
+                <w:sz w:val="24"/>
+                <w:szCs w:val="24"/>
+                <w:lang w:val="en-US"/>
+              </w:rPr>
+            </w:pPr>
+            <w:r>
+              <w:rPr>
+                <w:rFonts w:ascii="Aptos Narrow" w:hAnsi="Aptos Narrow"/>
+                <w:color w:val="000000"/>
+              </w:rPr>
+              <w:t>6.0486909</w:t>
+            </w:r>
+          </w:p>
+        </w:tc>
+        <w:tc>
+          <w:tcPr>
+            <w:tcW w:w="1270" w:type="dxa"/>
+            <w:vAlign w:val="bottom"/>
+          </w:tcPr>
+          <w:p>
+            <w:pPr>
+              <w:rPr>
+                <w:rFonts w:ascii="Times New Roman" w:hAnsi="Times New Roman" w:cs="Times New Roman"/>
+                <w:sz w:val="24"/>
+                <w:szCs w:val="24"/>
+                <w:lang w:val="en-US"/>
+              </w:rPr>
+            </w:pPr>
+            <w:r>
+              <w:rPr>
+                <w:rFonts w:ascii="Aptos Narrow" w:hAnsi="Aptos Narrow"/>
+                <w:color w:val="000000"/>
+              </w:rPr>
+              <w:t>5.371111</w:t>
+            </w:r>
+          </w:p>
+        </w:tc>
+      </w:tr>
+      <w:tr>
+        <w:trPr>
+          <w:jc w:val="center"/>
+        </w:trPr>
+        <w:tc>
+          <w:tcPr>
+            <w:tcW w:w="1608" w:type="dxa"/>
+            <w:shd w:val="clear" w:color="auto" w:fill="83CAEB" w:themeFill="accent1" w:themeFillTint="66"/>
+            <w:vAlign w:val="bottom"/>
+          </w:tcPr>
+          <w:p>
+            <w:pPr>
+              <w:rPr>
+                <w:rFonts w:ascii="Times New Roman" w:hAnsi="Times New Roman" w:cs="Times New Roman"/>
+                <w:sz w:val="24"/>
+                <w:szCs w:val="24"/>
+                <w:lang w:val="en-US"/>
+              </w:rPr>
+            </w:pPr>
+            <w:r>
+              <w:rPr>
+                <w:rFonts w:ascii="Aptos Narrow" w:hAnsi="Aptos Narrow"/>
+                <w:color w:val="000000"/>
+              </w:rPr>
+              <w:t>429.mcf</w:t>
+            </w:r>
+          </w:p>
+        </w:tc>
+        <w:tc>
+          <w:tcPr>
+            <w:tcW w:w="1054" w:type="dxa"/>
+            <w:vAlign w:val="bottom"/>
+          </w:tcPr>
+          <w:p>
+            <w:pPr>
+              <w:rPr>
+                <w:rFonts w:ascii="Times New Roman" w:hAnsi="Times New Roman" w:cs="Times New Roman"/>
+                <w:sz w:val="24"/>
+                <w:szCs w:val="24"/>
+                <w:lang w:val="en-US"/>
+              </w:rPr>
+            </w:pPr>
+            <w:r>
+              <w:rPr>
+                <w:rFonts w:ascii="Aptos Narrow" w:hAnsi="Aptos Narrow"/>
+                <w:color w:val="000000"/>
+              </w:rPr>
+              <w:t>18.63758</w:t>
+            </w:r>
+          </w:p>
+        </w:tc>
+        <w:tc>
+          <w:tcPr>
+            <w:tcW w:w="1389" w:type="dxa"/>
+            <w:vAlign w:val="bottom"/>
+          </w:tcPr>
+          <w:p>
+            <w:pPr>
+              <w:rPr>
+                <w:rFonts w:ascii="Times New Roman" w:hAnsi="Times New Roman" w:cs="Times New Roman"/>
+                <w:sz w:val="24"/>
+                <w:szCs w:val="24"/>
+                <w:lang w:val="en-US"/>
+              </w:rPr>
+            </w:pPr>
+            <w:r>
+              <w:rPr>
+                <w:rFonts w:ascii="Aptos Narrow" w:hAnsi="Aptos Narrow"/>
+                <w:color w:val="000000"/>
+              </w:rPr>
+              <w:t>13.24901265</w:t>
+            </w:r>
+          </w:p>
+        </w:tc>
+        <w:tc>
+          <w:tcPr>
+            <w:tcW w:w="1166" w:type="dxa"/>
+            <w:vAlign w:val="bottom"/>
+          </w:tcPr>
+          <w:p>
+            <w:pPr>
+              <w:rPr>
+                <w:rFonts w:ascii="Times New Roman" w:hAnsi="Times New Roman" w:cs="Times New Roman"/>
+                <w:sz w:val="24"/>
+                <w:szCs w:val="24"/>
+                <w:lang w:val="en-US"/>
+              </w:rPr>
+            </w:pPr>
+            <w:r>
+              <w:rPr>
+                <w:rFonts w:ascii="Aptos Narrow" w:hAnsi="Aptos Narrow"/>
+                <w:color w:val="000000"/>
+              </w:rPr>
+              <w:t>13.245478</w:t>
+            </w:r>
+          </w:p>
+        </w:tc>
+        <w:tc>
+          <w:tcPr>
+            <w:tcW w:w="1166" w:type="dxa"/>
+            <w:vAlign w:val="bottom"/>
+          </w:tcPr>
+          <w:p>
+            <w:pPr>
+              <w:rPr>
+                <w:rFonts w:ascii="Times New Roman" w:hAnsi="Times New Roman" w:cs="Times New Roman"/>
+                <w:sz w:val="24"/>
+                <w:szCs w:val="24"/>
+                <w:lang w:val="en-US"/>
+              </w:rPr>
+            </w:pPr>
+            <w:r>
+              <w:rPr>
+                <w:rFonts w:ascii="Aptos Narrow" w:hAnsi="Aptos Narrow"/>
+                <w:color w:val="000000"/>
+              </w:rPr>
+              <w:t>13.218057</w:t>
+            </w:r>
+          </w:p>
+        </w:tc>
+        <w:tc>
+          <w:tcPr>
+            <w:tcW w:w="1166" w:type="dxa"/>
+            <w:vAlign w:val="bottom"/>
+          </w:tcPr>
+          <w:p>
+            <w:pPr>
+              <w:rPr>
+                <w:rFonts w:ascii="Times New Roman" w:hAnsi="Times New Roman" w:cs="Times New Roman"/>
+                <w:sz w:val="24"/>
+                <w:szCs w:val="24"/>
+                <w:lang w:val="en-US"/>
+              </w:rPr>
+            </w:pPr>
+            <w:r>
+              <w:rPr>
+                <w:rFonts w:ascii="Aptos Narrow" w:hAnsi="Aptos Narrow"/>
+                <w:color w:val="000000"/>
+              </w:rPr>
+              <w:t>13.290487</w:t>
+            </w:r>
+          </w:p>
+        </w:tc>
+        <w:tc>
+          <w:tcPr>
+            <w:tcW w:w="1166" w:type="dxa"/>
+            <w:vAlign w:val="bottom"/>
+          </w:tcPr>
+          <w:p>
+            <w:pPr>
+              <w:rPr>
+                <w:rFonts w:ascii="Times New Roman" w:hAnsi="Times New Roman" w:cs="Times New Roman"/>
+                <w:sz w:val="24"/>
+                <w:szCs w:val="24"/>
+                <w:lang w:val="en-US"/>
+              </w:rPr>
+            </w:pPr>
+            <w:r>
+              <w:rPr>
+                <w:rFonts w:ascii="Aptos Narrow" w:hAnsi="Aptos Narrow"/>
+                <w:color w:val="000000"/>
+              </w:rPr>
+              <w:t>13.8154</w:t>
+            </w:r>
+          </w:p>
+        </w:tc>
+        <w:tc>
+          <w:tcPr>
+            <w:tcW w:w="1270" w:type="dxa"/>
+            <w:vAlign w:val="bottom"/>
+          </w:tcPr>
+          <w:p>
+            <w:pPr>
+              <w:rPr>
+                <w:rFonts w:ascii="Times New Roman" w:hAnsi="Times New Roman" w:cs="Times New Roman"/>
+                <w:sz w:val="24"/>
+                <w:szCs w:val="24"/>
+                <w:lang w:val="en-US"/>
+              </w:rPr>
+            </w:pPr>
+            <w:r>
+              <w:rPr>
+                <w:rFonts w:ascii="Aptos Narrow" w:hAnsi="Aptos Narrow"/>
+                <w:color w:val="000000"/>
+              </w:rPr>
+              <w:t>12.92945</w:t>
+            </w:r>
+          </w:p>
+        </w:tc>
+      </w:tr>
+      <w:tr>
+        <w:trPr>
+          <w:jc w:val="center"/>
+        </w:trPr>
+        <w:tc>
+          <w:tcPr>
+            <w:tcW w:w="1608" w:type="dxa"/>
+            <w:shd w:val="clear" w:color="auto" w:fill="83CAEB" w:themeFill="accent1" w:themeFillTint="66"/>
+            <w:vAlign w:val="bottom"/>
+          </w:tcPr>
+          <w:p>
+            <w:pPr>
+              <w:rPr>
+                <w:rFonts w:ascii="Times New Roman" w:hAnsi="Times New Roman" w:cs="Times New Roman"/>
+                <w:sz w:val="24"/>
+                <w:szCs w:val="24"/>
+                <w:lang w:val="en-US"/>
+              </w:rPr>
+            </w:pPr>
+            <w:r>
+              <w:rPr>
+                <w:rFonts w:ascii="Aptos Narrow" w:hAnsi="Aptos Narrow"/>
+                <w:color w:val="000000"/>
+              </w:rPr>
+              <w:t>433.milc</w:t>
+            </w:r>
+          </w:p>
+        </w:tc>
+        <w:tc>
+          <w:tcPr>
+            <w:tcW w:w="1054" w:type="dxa"/>
+            <w:vAlign w:val="bottom"/>
+          </w:tcPr>
+          <w:p>
+            <w:pPr>
+              <w:rPr>
+                <w:rFonts w:ascii="Times New Roman" w:hAnsi="Times New Roman" w:cs="Times New Roman"/>
+                <w:sz w:val="24"/>
+                <w:szCs w:val="24"/>
+                <w:lang w:val="en-US"/>
+              </w:rPr>
+            </w:pPr>
+            <w:r>
+              <w:rPr>
+                <w:rFonts w:ascii="Aptos Narrow" w:hAnsi="Aptos Narrow"/>
+                <w:color w:val="000000"/>
+              </w:rPr>
+              <w:t>25.94049</w:t>
+            </w:r>
+          </w:p>
+        </w:tc>
+        <w:tc>
+          <w:tcPr>
+            <w:tcW w:w="1389" w:type="dxa"/>
+            <w:vAlign w:val="bottom"/>
+          </w:tcPr>
+          <w:p>
+            <w:pPr>
+              <w:rPr>
+                <w:rFonts w:ascii="Times New Roman" w:hAnsi="Times New Roman" w:cs="Times New Roman"/>
+                <w:sz w:val="24"/>
+                <w:szCs w:val="24"/>
+                <w:lang w:val="en-US"/>
+              </w:rPr>
+            </w:pPr>
+            <w:r>
+              <w:rPr>
+                <w:rFonts w:ascii="Aptos Narrow" w:hAnsi="Aptos Narrow"/>
+                <w:color w:val="000000"/>
+              </w:rPr>
+              <w:t>12.99138051</w:t>
+            </w:r>
+          </w:p>
+        </w:tc>
+        <w:tc>
+          <w:tcPr>
+            <w:tcW w:w="1166" w:type="dxa"/>
+            <w:vAlign w:val="bottom"/>
+          </w:tcPr>
+          <w:p>
+            <w:pPr>
+              <w:rPr>
+                <w:rFonts w:ascii="Times New Roman" w:hAnsi="Times New Roman" w:cs="Times New Roman"/>
+                <w:sz w:val="24"/>
+                <w:szCs w:val="24"/>
+                <w:lang w:val="en-US"/>
+              </w:rPr>
+            </w:pPr>
+            <w:r>
+              <w:rPr>
+                <w:rFonts w:ascii="Aptos Narrow" w:hAnsi="Aptos Narrow"/>
+                <w:color w:val="000000"/>
+              </w:rPr>
+              <w:t>35.162068</w:t>
+            </w:r>
+          </w:p>
+        </w:tc>
+        <w:tc>
+          <w:tcPr>
+            <w:tcW w:w="1166" w:type="dxa"/>
+            <w:vAlign w:val="bottom"/>
+          </w:tcPr>
+          <w:p>
+            <w:pPr>
+              <w:rPr>
+                <w:rFonts w:ascii="Times New Roman" w:hAnsi="Times New Roman" w:cs="Times New Roman"/>
+                <w:sz w:val="24"/>
+                <w:szCs w:val="24"/>
+                <w:lang w:val="en-US"/>
+              </w:rPr>
+            </w:pPr>
+            <w:r>
+              <w:rPr>
+                <w:rFonts w:ascii="Aptos Narrow" w:hAnsi="Aptos Narrow"/>
+                <w:color w:val="000000"/>
+              </w:rPr>
+              <w:t>12.993855</w:t>
+            </w:r>
+          </w:p>
+        </w:tc>
+        <w:tc>
+          <w:tcPr>
+            <w:tcW w:w="1166" w:type="dxa"/>
+            <w:vAlign w:val="bottom"/>
+          </w:tcPr>
+          <w:p>
+            <w:pPr>
+              <w:rPr>
+                <w:rFonts w:ascii="Times New Roman" w:hAnsi="Times New Roman" w:cs="Times New Roman"/>
+                <w:sz w:val="24"/>
+                <w:szCs w:val="24"/>
+                <w:lang w:val="en-US"/>
+              </w:rPr>
+            </w:pPr>
+            <w:r>
+              <w:rPr>
+                <w:rFonts w:ascii="Aptos Narrow" w:hAnsi="Aptos Narrow"/>
+                <w:color w:val="000000"/>
+              </w:rPr>
+              <w:t>12.99437</w:t>
+            </w:r>
+          </w:p>
+        </w:tc>
+        <w:tc>
+          <w:tcPr>
+            <w:tcW w:w="1166" w:type="dxa"/>
+            <w:vAlign w:val="bottom"/>
+          </w:tcPr>
+          <w:p>
+            <w:pPr>
+              <w:rPr>
+                <w:rFonts w:ascii="Times New Roman" w:hAnsi="Times New Roman" w:cs="Times New Roman"/>
+                <w:sz w:val="24"/>
+                <w:szCs w:val="24"/>
+                <w:lang w:val="en-US"/>
+              </w:rPr>
+            </w:pPr>
+            <w:r>
+              <w:rPr>
+                <w:rFonts w:ascii="Aptos Narrow" w:hAnsi="Aptos Narrow"/>
+                <w:color w:val="000000"/>
+              </w:rPr>
+              <w:t>25.835565</w:t>
+            </w:r>
+          </w:p>
+        </w:tc>
+        <w:tc>
+          <w:tcPr>
+            <w:tcW w:w="1270" w:type="dxa"/>
+            <w:vAlign w:val="bottom"/>
+          </w:tcPr>
+          <w:p>
+            <w:pPr>
+              <w:rPr>
+                <w:rFonts w:ascii="Times New Roman" w:hAnsi="Times New Roman" w:cs="Times New Roman"/>
+                <w:sz w:val="24"/>
+                <w:szCs w:val="24"/>
+                <w:lang w:val="en-US"/>
+              </w:rPr>
+            </w:pPr>
+            <w:r>
+              <w:rPr>
+                <w:rFonts w:ascii="Aptos Narrow" w:hAnsi="Aptos Narrow"/>
+                <w:color w:val="000000"/>
+              </w:rPr>
+              <w:t>12.98655</w:t>
+            </w:r>
+          </w:p>
+        </w:tc>
+      </w:tr>
+      <w:tr>
+        <w:trPr>
+          <w:jc w:val="center"/>
+        </w:trPr>
+        <w:tc>
+          <w:tcPr>
+            <w:tcW w:w="1608" w:type="dxa"/>
+            <w:shd w:val="clear" w:color="auto" w:fill="83CAEB" w:themeFill="accent1" w:themeFillTint="66"/>
+            <w:vAlign w:val="bottom"/>
+          </w:tcPr>
+          <w:p>
+            <w:pPr>
+              <w:rPr>
+                <w:rFonts w:ascii="Times New Roman" w:hAnsi="Times New Roman" w:cs="Times New Roman"/>
+                <w:sz w:val="24"/>
+                <w:szCs w:val="24"/>
+                <w:lang w:val="en-US"/>
+              </w:rPr>
+            </w:pPr>
+            <w:r>
+              <w:rPr>
+                <w:rFonts w:ascii="Aptos Narrow" w:hAnsi="Aptos Narrow"/>
+                <w:color w:val="000000"/>
+              </w:rPr>
+              <w:t>435.gromacs</w:t>
+            </w:r>
+          </w:p>
+        </w:tc>
+        <w:tc>
+          <w:tcPr>
+            <w:tcW w:w="1054" w:type="dxa"/>
+            <w:vAlign w:val="bottom"/>
+          </w:tcPr>
+          <w:p>
+            <w:pPr>
+              <w:rPr>
+                <w:rFonts w:ascii="Times New Roman" w:hAnsi="Times New Roman" w:cs="Times New Roman"/>
+                <w:sz w:val="24"/>
+                <w:szCs w:val="24"/>
+                <w:lang w:val="en-US"/>
+              </w:rPr>
+            </w:pPr>
+            <w:r>
+              <w:rPr>
+                <w:rFonts w:ascii="Aptos Narrow" w:hAnsi="Aptos Narrow"/>
+                <w:color w:val="000000"/>
+              </w:rPr>
+              <w:t>3.863887</w:t>
+            </w:r>
+          </w:p>
+        </w:tc>
+        <w:tc>
+          <w:tcPr>
+            <w:tcW w:w="1389" w:type="dxa"/>
+            <w:vAlign w:val="bottom"/>
+          </w:tcPr>
+          <w:p>
+            <w:pPr>
+              <w:rPr>
+                <w:rFonts w:ascii="Times New Roman" w:hAnsi="Times New Roman" w:cs="Times New Roman"/>
+                <w:sz w:val="24"/>
+                <w:szCs w:val="24"/>
+                <w:lang w:val="en-US"/>
+              </w:rPr>
+            </w:pPr>
+            <w:r>
+              <w:rPr>
+                <w:rFonts w:ascii="Aptos Narrow" w:hAnsi="Aptos Narrow"/>
+                <w:color w:val="000000"/>
+              </w:rPr>
+              <w:t>3.031460432</w:t>
+            </w:r>
+          </w:p>
+        </w:tc>
+        <w:tc>
+          <w:tcPr>
+            <w:tcW w:w="1166" w:type="dxa"/>
+            <w:vAlign w:val="bottom"/>
+          </w:tcPr>
+          <w:p>
+            <w:pPr>
+              <w:rPr>
+                <w:rFonts w:ascii="Times New Roman" w:hAnsi="Times New Roman" w:cs="Times New Roman"/>
+                <w:sz w:val="24"/>
+                <w:szCs w:val="24"/>
+                <w:lang w:val="en-US"/>
+              </w:rPr>
+            </w:pPr>
+            <w:r>
+              <w:rPr>
+                <w:rFonts w:ascii="Aptos Narrow" w:hAnsi="Aptos Narrow"/>
+                <w:color w:val="000000"/>
+              </w:rPr>
+              <w:t>3.8992495</w:t>
+            </w:r>
+          </w:p>
+        </w:tc>
+        <w:tc>
+          <w:tcPr>
+            <w:tcW w:w="1166" w:type="dxa"/>
+            <w:vAlign w:val="bottom"/>
+          </w:tcPr>
+          <w:p>
+            <w:pPr>
+              <w:rPr>
+                <w:rFonts w:ascii="Times New Roman" w:hAnsi="Times New Roman" w:cs="Times New Roman"/>
+                <w:sz w:val="24"/>
+                <w:szCs w:val="24"/>
+                <w:lang w:val="en-US"/>
+              </w:rPr>
+            </w:pPr>
+            <w:r>
+              <w:rPr>
+                <w:rFonts w:ascii="Aptos Narrow" w:hAnsi="Aptos Narrow"/>
+                <w:color w:val="000000"/>
+              </w:rPr>
+              <w:t>3.0760819</w:t>
+            </w:r>
+          </w:p>
+        </w:tc>
+        <w:tc>
+          <w:tcPr>
+            <w:tcW w:w="1166" w:type="dxa"/>
+            <w:vAlign w:val="bottom"/>
+          </w:tcPr>
+          <w:p>
+            <w:pPr>
+              <w:rPr>
+                <w:rFonts w:ascii="Times New Roman" w:hAnsi="Times New Roman" w:cs="Times New Roman"/>
+                <w:sz w:val="24"/>
+                <w:szCs w:val="24"/>
+                <w:lang w:val="en-US"/>
+              </w:rPr>
+            </w:pPr>
+            <w:r>
+              <w:rPr>
+                <w:rFonts w:ascii="Aptos Narrow" w:hAnsi="Aptos Narrow"/>
+                <w:color w:val="000000"/>
+              </w:rPr>
+              <w:t>3.0917203</w:t>
+            </w:r>
+          </w:p>
+        </w:tc>
+        <w:tc>
+          <w:tcPr>
+            <w:tcW w:w="1166" w:type="dxa"/>
+            <w:vAlign w:val="bottom"/>
+          </w:tcPr>
+          <w:p>
+            <w:pPr>
+              <w:rPr>
+                <w:rFonts w:ascii="Times New Roman" w:hAnsi="Times New Roman" w:cs="Times New Roman"/>
+                <w:sz w:val="24"/>
+                <w:szCs w:val="24"/>
+                <w:lang w:val="en-US"/>
+              </w:rPr>
+            </w:pPr>
+            <w:r>
+              <w:rPr>
+                <w:rFonts w:ascii="Aptos Narrow" w:hAnsi="Aptos Narrow"/>
+                <w:color w:val="000000"/>
+              </w:rPr>
+              <w:t>3.5901743</w:t>
+            </w:r>
+          </w:p>
+        </w:tc>
+        <w:tc>
+          <w:tcPr>
+            <w:tcW w:w="1270" w:type="dxa"/>
+            <w:vAlign w:val="bottom"/>
+          </w:tcPr>
+          <w:p>
+            <w:pPr>
+              <w:rPr>
+                <w:rFonts w:ascii="Times New Roman" w:hAnsi="Times New Roman" w:cs="Times New Roman"/>
+                <w:sz w:val="24"/>
+                <w:szCs w:val="24"/>
+                <w:lang w:val="en-US"/>
+              </w:rPr>
+            </w:pPr>
+            <w:r>
+              <w:rPr>
+                <w:rFonts w:ascii="Aptos Narrow" w:hAnsi="Aptos Narrow"/>
+                <w:color w:val="000000"/>
+              </w:rPr>
+              <w:t>3.387616</w:t>
+            </w:r>
+          </w:p>
+        </w:tc>
+      </w:tr>
+      <w:tr>
+        <w:trPr>
+          <w:jc w:val="center"/>
+        </w:trPr>
+        <w:tc>
+          <w:tcPr>
+            <w:tcW w:w="1608" w:type="dxa"/>
+            <w:shd w:val="clear" w:color="auto" w:fill="83CAEB" w:themeFill="accent1" w:themeFillTint="66"/>
+            <w:vAlign w:val="bottom"/>
+          </w:tcPr>
+          <w:p>
+            <w:pPr>
+              <w:rPr>
+                <w:rFonts w:ascii="Times New Roman" w:hAnsi="Times New Roman" w:cs="Times New Roman"/>
+                <w:sz w:val="24"/>
+                <w:szCs w:val="24"/>
+                <w:lang w:val="en-US"/>
+              </w:rPr>
+            </w:pPr>
+            <w:r>
+              <w:rPr>
+                <w:rFonts w:ascii="Aptos Narrow" w:hAnsi="Aptos Narrow"/>
+                <w:color w:val="000000"/>
+              </w:rPr>
+              <w:t>436.cactusADM</w:t>
+            </w:r>
+          </w:p>
+        </w:tc>
+        <w:tc>
+          <w:tcPr>
+            <w:tcW w:w="1054" w:type="dxa"/>
+            <w:vAlign w:val="bottom"/>
+          </w:tcPr>
+          <w:p>
+            <w:pPr>
+              <w:rPr>
+                <w:rFonts w:ascii="Times New Roman" w:hAnsi="Times New Roman" w:cs="Times New Roman"/>
+                <w:sz w:val="24"/>
+                <w:szCs w:val="24"/>
+                <w:lang w:val="en-US"/>
+              </w:rPr>
+            </w:pPr>
+            <w:r>
+              <w:rPr>
+                <w:rFonts w:ascii="Aptos Narrow" w:hAnsi="Aptos Narrow"/>
+                <w:color w:val="000000"/>
+              </w:rPr>
+              <w:t>0.071817</w:t>
+            </w:r>
+          </w:p>
+        </w:tc>
+        <w:tc>
+          <w:tcPr>
+            <w:tcW w:w="1389" w:type="dxa"/>
+            <w:vAlign w:val="bottom"/>
+          </w:tcPr>
+          <w:p>
+            <w:pPr>
+              <w:rPr>
+                <w:rFonts w:ascii="Times New Roman" w:hAnsi="Times New Roman" w:cs="Times New Roman"/>
+                <w:sz w:val="24"/>
+                <w:szCs w:val="24"/>
+                <w:lang w:val="en-US"/>
+              </w:rPr>
+            </w:pPr>
+            <w:r>
+              <w:rPr>
+                <w:rFonts w:ascii="Aptos Narrow" w:hAnsi="Aptos Narrow"/>
+                <w:color w:val="000000"/>
+              </w:rPr>
+              <w:t>0.03895257</w:t>
+            </w:r>
+          </w:p>
+        </w:tc>
+        <w:tc>
+          <w:tcPr>
+            <w:tcW w:w="1166" w:type="dxa"/>
+            <w:vAlign w:val="bottom"/>
+          </w:tcPr>
+          <w:p>
+            <w:pPr>
+              <w:rPr>
+                <w:rFonts w:ascii="Times New Roman" w:hAnsi="Times New Roman" w:cs="Times New Roman"/>
+                <w:sz w:val="24"/>
+                <w:szCs w:val="24"/>
+                <w:lang w:val="en-US"/>
+              </w:rPr>
+            </w:pPr>
+            <w:r>
+              <w:rPr>
+                <w:rFonts w:ascii="Aptos Narrow" w:hAnsi="Aptos Narrow"/>
+                <w:color w:val="000000"/>
+              </w:rPr>
+              <w:t>0.0372779</w:t>
+            </w:r>
+          </w:p>
+        </w:tc>
+        <w:tc>
+          <w:tcPr>
+            <w:tcW w:w="1166" w:type="dxa"/>
+            <w:vAlign w:val="bottom"/>
+          </w:tcPr>
+          <w:p>
+            <w:pPr>
+              <w:rPr>
+                <w:rFonts w:ascii="Times New Roman" w:hAnsi="Times New Roman" w:cs="Times New Roman"/>
+                <w:sz w:val="24"/>
+                <w:szCs w:val="24"/>
+                <w:lang w:val="en-US"/>
+              </w:rPr>
+            </w:pPr>
+            <w:r>
+              <w:rPr>
+                <w:rFonts w:ascii="Aptos Narrow" w:hAnsi="Aptos Narrow"/>
+                <w:color w:val="000000"/>
+              </w:rPr>
+              <w:t>0.0373131</w:t>
+            </w:r>
+          </w:p>
+        </w:tc>
+        <w:tc>
+          <w:tcPr>
+            <w:tcW w:w="1166" w:type="dxa"/>
+            <w:vAlign w:val="bottom"/>
+          </w:tcPr>
+          <w:p>
+            <w:pPr>
+              <w:rPr>
+                <w:rFonts w:ascii="Times New Roman" w:hAnsi="Times New Roman" w:cs="Times New Roman"/>
+                <w:sz w:val="24"/>
+                <w:szCs w:val="24"/>
+                <w:lang w:val="en-US"/>
+              </w:rPr>
+            </w:pPr>
+            <w:r>
+              <w:rPr>
+                <w:rFonts w:ascii="Aptos Narrow" w:hAnsi="Aptos Narrow"/>
+                <w:color w:val="000000"/>
+              </w:rPr>
+              <w:t>0.0373041</w:t>
+            </w:r>
+          </w:p>
+        </w:tc>
+        <w:tc>
+          <w:tcPr>
+            <w:tcW w:w="1166" w:type="dxa"/>
+            <w:vAlign w:val="bottom"/>
+          </w:tcPr>
+          <w:p>
+            <w:pPr>
+              <w:rPr>
+                <w:rFonts w:ascii="Times New Roman" w:hAnsi="Times New Roman" w:cs="Times New Roman"/>
+                <w:sz w:val="24"/>
+                <w:szCs w:val="24"/>
+                <w:lang w:val="en-US"/>
+              </w:rPr>
+            </w:pPr>
+            <w:r>
+              <w:rPr>
+                <w:rFonts w:ascii="Aptos Narrow" w:hAnsi="Aptos Narrow"/>
+                <w:color w:val="000000"/>
+              </w:rPr>
+              <w:t>0.0375455</w:t>
+            </w:r>
+          </w:p>
+        </w:tc>
+        <w:tc>
+          <w:tcPr>
+            <w:tcW w:w="1270" w:type="dxa"/>
+            <w:vAlign w:val="bottom"/>
+          </w:tcPr>
+          <w:p>
+            <w:pPr>
+              <w:rPr>
+                <w:rFonts w:ascii="Times New Roman" w:hAnsi="Times New Roman" w:cs="Times New Roman"/>
+                <w:sz w:val="24"/>
+                <w:szCs w:val="24"/>
+                <w:lang w:val="en-US"/>
+              </w:rPr>
+            </w:pPr>
+            <w:r>
+              <w:rPr>
+                <w:rFonts w:ascii="Aptos Narrow" w:hAnsi="Aptos Narrow"/>
+                <w:color w:val="000000"/>
+              </w:rPr>
+              <w:t>0.037724</w:t>
+            </w:r>
+          </w:p>
+        </w:tc>
+      </w:tr>
+      <w:tr>
+        <w:trPr>
+          <w:jc w:val="center"/>
+        </w:trPr>
+        <w:tc>
+          <w:tcPr>
+            <w:tcW w:w="1608" w:type="dxa"/>
+            <w:shd w:val="clear" w:color="auto" w:fill="83CAEB" w:themeFill="accent1" w:themeFillTint="66"/>
+            <w:vAlign w:val="bottom"/>
+          </w:tcPr>
+          <w:p>
+            <w:pPr>
+              <w:rPr>
+                <w:rFonts w:ascii="Times New Roman" w:hAnsi="Times New Roman" w:cs="Times New Roman"/>
+                <w:sz w:val="24"/>
+                <w:szCs w:val="24"/>
+                <w:lang w:val="en-US"/>
+              </w:rPr>
+            </w:pPr>
+            <w:r>
+              <w:rPr>
+                <w:rFonts w:ascii="Aptos Narrow" w:hAnsi="Aptos Narrow"/>
+                <w:color w:val="000000"/>
+              </w:rPr>
+              <w:t>450.soplex</w:t>
+            </w:r>
+          </w:p>
+        </w:tc>
+        <w:tc>
+          <w:tcPr>
+            <w:tcW w:w="1054" w:type="dxa"/>
+            <w:vAlign w:val="bottom"/>
+          </w:tcPr>
+          <w:p>
+            <w:pPr>
+              <w:rPr>
+                <w:rFonts w:ascii="Times New Roman" w:hAnsi="Times New Roman" w:cs="Times New Roman"/>
+                <w:sz w:val="24"/>
+                <w:szCs w:val="24"/>
+                <w:lang w:val="en-US"/>
+              </w:rPr>
+            </w:pPr>
+            <w:r>
+              <w:rPr>
+                <w:rFonts w:ascii="Aptos Narrow" w:hAnsi="Aptos Narrow"/>
+                <w:color w:val="000000"/>
+              </w:rPr>
+              <w:t>13.79258</w:t>
+            </w:r>
+          </w:p>
+        </w:tc>
+        <w:tc>
+          <w:tcPr>
+            <w:tcW w:w="1389" w:type="dxa"/>
+            <w:vAlign w:val="bottom"/>
+          </w:tcPr>
+          <w:p>
+            <w:pPr>
+              <w:rPr>
+                <w:rFonts w:ascii="Times New Roman" w:hAnsi="Times New Roman" w:cs="Times New Roman"/>
+                <w:sz w:val="24"/>
+                <w:szCs w:val="24"/>
+                <w:lang w:val="en-US"/>
+              </w:rPr>
+            </w:pPr>
+            <w:r>
+              <w:rPr>
+                <w:rFonts w:ascii="Aptos Narrow" w:hAnsi="Aptos Narrow"/>
+                <w:color w:val="000000"/>
+              </w:rPr>
+              <w:t>8.551953203</w:t>
+            </w:r>
+          </w:p>
+        </w:tc>
+        <w:tc>
+          <w:tcPr>
+            <w:tcW w:w="1166" w:type="dxa"/>
+            <w:vAlign w:val="bottom"/>
+          </w:tcPr>
+          <w:p>
+            <w:pPr>
+              <w:rPr>
+                <w:rFonts w:ascii="Times New Roman" w:hAnsi="Times New Roman" w:cs="Times New Roman"/>
+                <w:sz w:val="24"/>
+                <w:szCs w:val="24"/>
+                <w:lang w:val="en-US"/>
+              </w:rPr>
+            </w:pPr>
+            <w:r>
+              <w:rPr>
+                <w:rFonts w:ascii="Aptos Narrow" w:hAnsi="Aptos Narrow"/>
+                <w:color w:val="000000"/>
+              </w:rPr>
+              <w:t>8.6535416</w:t>
+            </w:r>
+          </w:p>
+        </w:tc>
+        <w:tc>
+          <w:tcPr>
+            <w:tcW w:w="1166" w:type="dxa"/>
+            <w:vAlign w:val="bottom"/>
+          </w:tcPr>
+          <w:p>
+            <w:pPr>
+              <w:rPr>
+                <w:rFonts w:ascii="Times New Roman" w:hAnsi="Times New Roman" w:cs="Times New Roman"/>
+                <w:sz w:val="24"/>
+                <w:szCs w:val="24"/>
+                <w:lang w:val="en-US"/>
+              </w:rPr>
+            </w:pPr>
+            <w:r>
+              <w:rPr>
+                <w:rFonts w:ascii="Aptos Narrow" w:hAnsi="Aptos Narrow"/>
+                <w:color w:val="000000"/>
+              </w:rPr>
+              <w:t>8.6183861</w:t>
+            </w:r>
+          </w:p>
+        </w:tc>
+        <w:tc>
+          <w:tcPr>
+            <w:tcW w:w="1166" w:type="dxa"/>
+            <w:vAlign w:val="bottom"/>
+          </w:tcPr>
+          <w:p>
+            <w:pPr>
+              <w:rPr>
+                <w:rFonts w:ascii="Times New Roman" w:hAnsi="Times New Roman" w:cs="Times New Roman"/>
+                <w:sz w:val="24"/>
+                <w:szCs w:val="24"/>
+                <w:lang w:val="en-US"/>
+              </w:rPr>
+            </w:pPr>
+            <w:r>
+              <w:rPr>
+                <w:rFonts w:ascii="Aptos Narrow" w:hAnsi="Aptos Narrow"/>
+                <w:color w:val="000000"/>
+              </w:rPr>
+              <w:t>8.6725332</w:t>
+            </w:r>
+          </w:p>
+        </w:tc>
+        <w:tc>
+          <w:tcPr>
+            <w:tcW w:w="1166" w:type="dxa"/>
+            <w:vAlign w:val="bottom"/>
+          </w:tcPr>
+          <w:p>
+            <w:pPr>
+              <w:rPr>
+                <w:rFonts w:ascii="Times New Roman" w:hAnsi="Times New Roman" w:cs="Times New Roman"/>
+                <w:sz w:val="24"/>
+                <w:szCs w:val="24"/>
+                <w:lang w:val="en-US"/>
+              </w:rPr>
+            </w:pPr>
+            <w:r>
+              <w:rPr>
+                <w:rFonts w:ascii="Aptos Narrow" w:hAnsi="Aptos Narrow"/>
+                <w:color w:val="000000"/>
+              </w:rPr>
+              <w:t>10.374136</w:t>
+            </w:r>
+          </w:p>
+        </w:tc>
+        <w:tc>
+          <w:tcPr>
+            <w:tcW w:w="1270" w:type="dxa"/>
+            <w:vAlign w:val="bottom"/>
+          </w:tcPr>
+          <w:p>
+            <w:pPr>
+              <w:rPr>
+                <w:rFonts w:ascii="Times New Roman" w:hAnsi="Times New Roman" w:cs="Times New Roman"/>
+                <w:sz w:val="24"/>
+                <w:szCs w:val="24"/>
+                <w:lang w:val="en-US"/>
+              </w:rPr>
+            </w:pPr>
+            <w:r>
+              <w:rPr>
+                <w:rFonts w:ascii="Aptos Narrow" w:hAnsi="Aptos Narrow"/>
+                <w:color w:val="000000"/>
+              </w:rPr>
+              <w:t>9.012606</w:t>
+            </w:r>
+          </w:p>
+        </w:tc>
+      </w:tr>
+      <w:tr>
+        <w:trPr>
+          <w:jc w:val="center"/>
+        </w:trPr>
+        <w:tc>
+          <w:tcPr>
+            <w:tcW w:w="1608" w:type="dxa"/>
+            <w:shd w:val="clear" w:color="auto" w:fill="83CAEB" w:themeFill="accent1" w:themeFillTint="66"/>
+            <w:vAlign w:val="bottom"/>
+          </w:tcPr>
+          <w:p>
+            <w:pPr>
+              <w:rPr>
+                <w:rFonts w:ascii="Times New Roman" w:hAnsi="Times New Roman" w:cs="Times New Roman"/>
+                <w:sz w:val="24"/>
+                <w:szCs w:val="24"/>
+                <w:lang w:val="en-US"/>
+              </w:rPr>
+            </w:pPr>
+            <w:r>
+              <w:rPr>
+                <w:rFonts w:ascii="Aptos Narrow" w:hAnsi="Aptos Narrow"/>
+                <w:color w:val="000000"/>
+              </w:rPr>
+              <w:t>459.GemsFDTD</w:t>
+            </w:r>
+          </w:p>
+        </w:tc>
+        <w:tc>
+          <w:tcPr>
+            <w:tcW w:w="1054" w:type="dxa"/>
+            <w:vAlign w:val="bottom"/>
+          </w:tcPr>
+          <w:p>
+            <w:pPr>
+              <w:rPr>
+                <w:rFonts w:ascii="Times New Roman" w:hAnsi="Times New Roman" w:cs="Times New Roman"/>
+                <w:sz w:val="24"/>
+                <w:szCs w:val="24"/>
+                <w:lang w:val="en-US"/>
+              </w:rPr>
+            </w:pPr>
+            <w:r>
+              <w:rPr>
+                <w:rFonts w:ascii="Aptos Narrow" w:hAnsi="Aptos Narrow"/>
+                <w:color w:val="000000"/>
+              </w:rPr>
+              <w:t>0.794057</w:t>
+            </w:r>
+          </w:p>
+        </w:tc>
+        <w:tc>
+          <w:tcPr>
+            <w:tcW w:w="1389" w:type="dxa"/>
+            <w:vAlign w:val="bottom"/>
+          </w:tcPr>
+          <w:p>
+            <w:pPr>
+              <w:rPr>
+                <w:rFonts w:ascii="Times New Roman" w:hAnsi="Times New Roman" w:cs="Times New Roman"/>
+                <w:sz w:val="24"/>
+                <w:szCs w:val="24"/>
+                <w:lang w:val="en-US"/>
+              </w:rPr>
+            </w:pPr>
+            <w:r>
+              <w:rPr>
+                <w:rFonts w:ascii="Aptos Narrow" w:hAnsi="Aptos Narrow"/>
+                <w:color w:val="000000"/>
+              </w:rPr>
+              <w:t>0.43728757</w:t>
+            </w:r>
+          </w:p>
+        </w:tc>
+        <w:tc>
+          <w:tcPr>
+            <w:tcW w:w="1166" w:type="dxa"/>
+            <w:vAlign w:val="bottom"/>
+          </w:tcPr>
+          <w:p>
+            <w:pPr>
+              <w:rPr>
+                <w:rFonts w:ascii="Times New Roman" w:hAnsi="Times New Roman" w:cs="Times New Roman"/>
+                <w:sz w:val="24"/>
+                <w:szCs w:val="24"/>
+                <w:lang w:val="en-US"/>
+              </w:rPr>
+            </w:pPr>
+            <w:r>
+              <w:rPr>
+                <w:rFonts w:ascii="Aptos Narrow" w:hAnsi="Aptos Narrow"/>
+                <w:color w:val="000000"/>
+              </w:rPr>
+              <w:t>0.4395898</w:t>
+            </w:r>
+          </w:p>
+        </w:tc>
+        <w:tc>
+          <w:tcPr>
+            <w:tcW w:w="1166" w:type="dxa"/>
+            <w:vAlign w:val="bottom"/>
+          </w:tcPr>
+          <w:p>
+            <w:pPr>
+              <w:rPr>
+                <w:rFonts w:ascii="Times New Roman" w:hAnsi="Times New Roman" w:cs="Times New Roman"/>
+                <w:sz w:val="24"/>
+                <w:szCs w:val="24"/>
+                <w:lang w:val="en-US"/>
+              </w:rPr>
+            </w:pPr>
+            <w:r>
+              <w:rPr>
+                <w:rFonts w:ascii="Aptos Narrow" w:hAnsi="Aptos Narrow"/>
+                <w:color w:val="000000"/>
+              </w:rPr>
+              <w:t>0.4444762</w:t>
+            </w:r>
+          </w:p>
+        </w:tc>
+        <w:tc>
+          <w:tcPr>
+            <w:tcW w:w="1166" w:type="dxa"/>
+            <w:vAlign w:val="bottom"/>
+          </w:tcPr>
+          <w:p>
+            <w:pPr>
+              <w:rPr>
+                <w:rFonts w:ascii="Times New Roman" w:hAnsi="Times New Roman" w:cs="Times New Roman"/>
+                <w:sz w:val="24"/>
+                <w:szCs w:val="24"/>
+                <w:lang w:val="en-US"/>
+              </w:rPr>
+            </w:pPr>
+            <w:r>
+              <w:rPr>
+                <w:rFonts w:ascii="Aptos Narrow" w:hAnsi="Aptos Narrow"/>
+                <w:color w:val="000000"/>
+              </w:rPr>
+              <w:t>0.439477</w:t>
+            </w:r>
+          </w:p>
+        </w:tc>
+        <w:tc>
+          <w:tcPr>
+            <w:tcW w:w="1166" w:type="dxa"/>
+            <w:vAlign w:val="bottom"/>
+          </w:tcPr>
+          <w:p>
+            <w:pPr>
+              <w:rPr>
+                <w:rFonts w:ascii="Times New Roman" w:hAnsi="Times New Roman" w:cs="Times New Roman"/>
+                <w:sz w:val="24"/>
+                <w:szCs w:val="24"/>
+                <w:lang w:val="en-US"/>
+              </w:rPr>
+            </w:pPr>
+            <w:r>
+              <w:rPr>
+                <w:rFonts w:ascii="Aptos Narrow" w:hAnsi="Aptos Narrow"/>
+                <w:color w:val="000000"/>
+              </w:rPr>
+              <w:t>0.5691379</w:t>
+            </w:r>
+          </w:p>
+        </w:tc>
+        <w:tc>
+          <w:tcPr>
+            <w:tcW w:w="1270" w:type="dxa"/>
+            <w:vAlign w:val="bottom"/>
+          </w:tcPr>
+          <w:p>
+            <w:pPr>
+              <w:rPr>
+                <w:rFonts w:ascii="Times New Roman" w:hAnsi="Times New Roman" w:cs="Times New Roman"/>
+                <w:sz w:val="24"/>
+                <w:szCs w:val="24"/>
+                <w:lang w:val="en-US"/>
+              </w:rPr>
+            </w:pPr>
+            <w:r>
+              <w:rPr>
+                <w:rFonts w:ascii="Aptos Narrow" w:hAnsi="Aptos Narrow"/>
+                <w:color w:val="000000"/>
+              </w:rPr>
+              <w:t>0.421004</w:t>
+            </w:r>
+          </w:p>
+        </w:tc>
+      </w:tr>
+      <w:tr>
+        <w:trPr>
+          <w:jc w:val="center"/>
+        </w:trPr>
+        <w:tc>
+          <w:tcPr>
+            <w:tcW w:w="1608" w:type="dxa"/>
+            <w:shd w:val="clear" w:color="auto" w:fill="83CAEB" w:themeFill="accent1" w:themeFillTint="66"/>
+            <w:vAlign w:val="bottom"/>
+          </w:tcPr>
+          <w:p>
+            <w:pPr>
+              <w:rPr>
+                <w:rFonts w:ascii="Times New Roman" w:hAnsi="Times New Roman" w:cs="Times New Roman"/>
+                <w:sz w:val="24"/>
+                <w:szCs w:val="24"/>
+                <w:lang w:val="en-US"/>
+              </w:rPr>
+            </w:pPr>
+            <w:r>
+              <w:rPr>
+                <w:rFonts w:ascii="Aptos Narrow" w:hAnsi="Aptos Narrow"/>
+                <w:color w:val="000000"/>
+              </w:rPr>
+              <w:t>470.lbm</w:t>
+            </w:r>
+          </w:p>
+        </w:tc>
+        <w:tc>
+          <w:tcPr>
+            <w:tcW w:w="1054" w:type="dxa"/>
+            <w:vAlign w:val="bottom"/>
+          </w:tcPr>
+          <w:p>
+            <w:pPr>
+              <w:rPr>
+                <w:rFonts w:ascii="Times New Roman" w:hAnsi="Times New Roman" w:cs="Times New Roman"/>
+                <w:sz w:val="24"/>
+                <w:szCs w:val="24"/>
+                <w:lang w:val="en-US"/>
+              </w:rPr>
+            </w:pPr>
+            <w:r>
+              <w:rPr>
+                <w:rFonts w:ascii="Aptos Narrow" w:hAnsi="Aptos Narrow"/>
+                <w:color w:val="000000"/>
+              </w:rPr>
+              <w:t>0.192757</w:t>
+            </w:r>
+          </w:p>
+        </w:tc>
+        <w:tc>
+          <w:tcPr>
+            <w:tcW w:w="1389" w:type="dxa"/>
+            <w:vAlign w:val="bottom"/>
+          </w:tcPr>
+          <w:p>
+            <w:pPr>
+              <w:rPr>
+                <w:rFonts w:ascii="Times New Roman" w:hAnsi="Times New Roman" w:cs="Times New Roman"/>
+                <w:sz w:val="24"/>
+                <w:szCs w:val="24"/>
+                <w:lang w:val="en-US"/>
+              </w:rPr>
+            </w:pPr>
+            <w:r>
+              <w:rPr>
+                <w:rFonts w:ascii="Aptos Narrow" w:hAnsi="Aptos Narrow"/>
+                <w:color w:val="000000"/>
+              </w:rPr>
+              <w:t>0.333523504</w:t>
+            </w:r>
+          </w:p>
+        </w:tc>
+        <w:tc>
+          <w:tcPr>
+            <w:tcW w:w="1166" w:type="dxa"/>
+            <w:vAlign w:val="bottom"/>
+          </w:tcPr>
+          <w:p>
+            <w:pPr>
+              <w:rPr>
+                <w:rFonts w:ascii="Times New Roman" w:hAnsi="Times New Roman" w:cs="Times New Roman"/>
+                <w:sz w:val="24"/>
+                <w:szCs w:val="24"/>
+                <w:lang w:val="en-US"/>
+              </w:rPr>
+            </w:pPr>
+            <w:r>
+              <w:rPr>
+                <w:rFonts w:ascii="Aptos Narrow" w:hAnsi="Aptos Narrow"/>
+                <w:color w:val="000000"/>
+              </w:rPr>
+              <w:t>0.3364321</w:t>
+            </w:r>
+          </w:p>
+        </w:tc>
+        <w:tc>
+          <w:tcPr>
+            <w:tcW w:w="1166" w:type="dxa"/>
+            <w:vAlign w:val="bottom"/>
+          </w:tcPr>
+          <w:p>
+            <w:pPr>
+              <w:rPr>
+                <w:rFonts w:ascii="Times New Roman" w:hAnsi="Times New Roman" w:cs="Times New Roman"/>
+                <w:sz w:val="24"/>
+                <w:szCs w:val="24"/>
+                <w:lang w:val="en-US"/>
+              </w:rPr>
+            </w:pPr>
+            <w:r>
+              <w:rPr>
+                <w:rFonts w:ascii="Aptos Narrow" w:hAnsi="Aptos Narrow"/>
+                <w:color w:val="000000"/>
+              </w:rPr>
+              <w:t>0.366637</w:t>
+            </w:r>
+          </w:p>
+        </w:tc>
+        <w:tc>
+          <w:tcPr>
+            <w:tcW w:w="1166" w:type="dxa"/>
+            <w:vAlign w:val="bottom"/>
+          </w:tcPr>
+          <w:p>
+            <w:pPr>
+              <w:rPr>
+                <w:rFonts w:ascii="Times New Roman" w:hAnsi="Times New Roman" w:cs="Times New Roman"/>
+                <w:sz w:val="24"/>
+                <w:szCs w:val="24"/>
+                <w:lang w:val="en-US"/>
+              </w:rPr>
+            </w:pPr>
+            <w:r>
+              <w:rPr>
+                <w:rFonts w:ascii="Aptos Narrow" w:hAnsi="Aptos Narrow"/>
+                <w:color w:val="000000"/>
+              </w:rPr>
+              <w:t>0.3704017</w:t>
+            </w:r>
+          </w:p>
+        </w:tc>
+        <w:tc>
+          <w:tcPr>
+            <w:tcW w:w="1166" w:type="dxa"/>
+            <w:vAlign w:val="bottom"/>
+          </w:tcPr>
+          <w:p>
+            <w:pPr>
+              <w:rPr>
+                <w:rFonts w:ascii="Times New Roman" w:hAnsi="Times New Roman" w:cs="Times New Roman"/>
+                <w:sz w:val="24"/>
+                <w:szCs w:val="24"/>
+                <w:lang w:val="en-US"/>
+              </w:rPr>
+            </w:pPr>
+            <w:r>
+              <w:rPr>
+                <w:rFonts w:ascii="Aptos Narrow" w:hAnsi="Aptos Narrow"/>
+                <w:color w:val="000000"/>
+              </w:rPr>
+              <w:t>0.3208838</w:t>
+            </w:r>
+          </w:p>
+        </w:tc>
+        <w:tc>
+          <w:tcPr>
+            <w:tcW w:w="1270" w:type="dxa"/>
+            <w:vAlign w:val="bottom"/>
+          </w:tcPr>
+          <w:p>
+            <w:pPr>
+              <w:rPr>
+                <w:rFonts w:ascii="Times New Roman" w:hAnsi="Times New Roman" w:cs="Times New Roman"/>
+                <w:sz w:val="24"/>
+                <w:szCs w:val="24"/>
+                <w:lang w:val="en-US"/>
+              </w:rPr>
+            </w:pPr>
+            <w:r>
+              <w:rPr>
+                <w:rFonts w:ascii="Aptos Narrow" w:hAnsi="Aptos Narrow"/>
+                <w:color w:val="000000"/>
+              </w:rPr>
+              <w:t>0.778982</w:t>
+            </w:r>
+          </w:p>
+        </w:tc>
+      </w:tr>
+      <w:tr>
+        <w:trPr>
+          <w:jc w:val="center"/>
+        </w:trPr>
+        <w:tc>
+          <w:tcPr>
+            <w:tcW w:w="1608" w:type="dxa"/>
+            <w:shd w:val="clear" w:color="auto" w:fill="83CAEB" w:themeFill="accent1" w:themeFillTint="66"/>
+            <w:vAlign w:val="bottom"/>
+          </w:tcPr>
+          <w:p>
+            <w:pPr>
+              <w:rPr>
+                <w:rFonts w:ascii="Times New Roman" w:hAnsi="Times New Roman" w:cs="Times New Roman"/>
+                <w:sz w:val="24"/>
+                <w:szCs w:val="24"/>
+                <w:lang w:val="en-US"/>
+              </w:rPr>
+            </w:pPr>
+            <w:r>
+              <w:rPr>
+                <w:rFonts w:ascii="Aptos Narrow" w:hAnsi="Aptos Narrow"/>
+                <w:color w:val="000000"/>
+              </w:rPr>
+              <w:t>483.xalancbmk</w:t>
+            </w:r>
+          </w:p>
+        </w:tc>
+        <w:tc>
+          <w:tcPr>
+            <w:tcW w:w="1054" w:type="dxa"/>
+            <w:vAlign w:val="bottom"/>
+          </w:tcPr>
+          <w:p>
+            <w:pPr>
+              <w:rPr>
+                <w:rFonts w:ascii="Times New Roman" w:hAnsi="Times New Roman" w:cs="Times New Roman"/>
+                <w:sz w:val="24"/>
+                <w:szCs w:val="24"/>
+                <w:lang w:val="en-US"/>
+              </w:rPr>
+            </w:pPr>
+            <w:r>
+              <w:rPr>
+                <w:rFonts w:ascii="Aptos Narrow" w:hAnsi="Aptos Narrow"/>
+                <w:color w:val="000000"/>
+              </w:rPr>
+              <w:t>15.83363</w:t>
+            </w:r>
+          </w:p>
+        </w:tc>
+        <w:tc>
+          <w:tcPr>
+            <w:tcW w:w="1389" w:type="dxa"/>
+            <w:vAlign w:val="bottom"/>
+          </w:tcPr>
+          <w:p>
+            <w:pPr>
+              <w:rPr>
+                <w:rFonts w:ascii="Times New Roman" w:hAnsi="Times New Roman" w:cs="Times New Roman"/>
+                <w:sz w:val="24"/>
+                <w:szCs w:val="24"/>
+                <w:lang w:val="en-US"/>
+              </w:rPr>
+            </w:pPr>
+            <w:r>
+              <w:rPr>
+                <w:rFonts w:ascii="Aptos Narrow" w:hAnsi="Aptos Narrow"/>
+                <w:color w:val="000000"/>
+              </w:rPr>
+              <w:t>11.20596289</w:t>
+            </w:r>
+          </w:p>
+        </w:tc>
+        <w:tc>
+          <w:tcPr>
+            <w:tcW w:w="1166" w:type="dxa"/>
+            <w:vAlign w:val="bottom"/>
+          </w:tcPr>
+          <w:p>
+            <w:pPr>
+              <w:rPr>
+                <w:rFonts w:ascii="Times New Roman" w:hAnsi="Times New Roman" w:cs="Times New Roman"/>
+                <w:sz w:val="24"/>
+                <w:szCs w:val="24"/>
+                <w:lang w:val="en-US"/>
+              </w:rPr>
+            </w:pPr>
+            <w:r>
+              <w:rPr>
+                <w:rFonts w:ascii="Aptos Narrow" w:hAnsi="Aptos Narrow"/>
+                <w:color w:val="000000"/>
+              </w:rPr>
+              <w:t>11.511484</w:t>
+            </w:r>
+          </w:p>
+        </w:tc>
+        <w:tc>
+          <w:tcPr>
+            <w:tcW w:w="1166" w:type="dxa"/>
+            <w:vAlign w:val="bottom"/>
+          </w:tcPr>
+          <w:p>
+            <w:pPr>
+              <w:rPr>
+                <w:rFonts w:ascii="Times New Roman" w:hAnsi="Times New Roman" w:cs="Times New Roman"/>
+                <w:sz w:val="24"/>
+                <w:szCs w:val="24"/>
+                <w:lang w:val="en-US"/>
+              </w:rPr>
+            </w:pPr>
+            <w:r>
+              <w:rPr>
+                <w:rFonts w:ascii="Aptos Narrow" w:hAnsi="Aptos Narrow"/>
+                <w:color w:val="000000"/>
+              </w:rPr>
+              <w:t>12.544612</w:t>
+            </w:r>
+          </w:p>
+        </w:tc>
+        <w:tc>
+          <w:tcPr>
+            <w:tcW w:w="1166" w:type="dxa"/>
+            <w:vAlign w:val="bottom"/>
+          </w:tcPr>
+          <w:p>
+            <w:pPr>
+              <w:rPr>
+                <w:rFonts w:ascii="Times New Roman" w:hAnsi="Times New Roman" w:cs="Times New Roman"/>
+                <w:sz w:val="24"/>
+                <w:szCs w:val="24"/>
+                <w:lang w:val="en-US"/>
+              </w:rPr>
+            </w:pPr>
+            <w:r>
+              <w:rPr>
+                <w:rFonts w:ascii="Aptos Narrow" w:hAnsi="Aptos Narrow"/>
+                <w:color w:val="000000"/>
+              </w:rPr>
+              <w:t>12.020186</w:t>
+            </w:r>
+          </w:p>
+        </w:tc>
+        <w:tc>
+          <w:tcPr>
+            <w:tcW w:w="1166" w:type="dxa"/>
+            <w:vAlign w:val="bottom"/>
+          </w:tcPr>
+          <w:p>
+            <w:pPr>
+              <w:rPr>
+                <w:rFonts w:ascii="Times New Roman" w:hAnsi="Times New Roman" w:cs="Times New Roman"/>
+                <w:sz w:val="24"/>
+                <w:szCs w:val="24"/>
+                <w:lang w:val="en-US"/>
+              </w:rPr>
+            </w:pPr>
+            <w:r>
+              <w:rPr>
+                <w:rFonts w:ascii="Aptos Narrow" w:hAnsi="Aptos Narrow"/>
+                <w:color w:val="000000"/>
+              </w:rPr>
+              <w:t>13.191644</w:t>
+            </w:r>
+          </w:p>
+        </w:tc>
+        <w:tc>
+          <w:tcPr>
+            <w:tcW w:w="1270" w:type="dxa"/>
+            <w:vAlign w:val="bottom"/>
+          </w:tcPr>
+          <w:p>
+            <w:pPr>
+              <w:rPr>
+                <w:rFonts w:ascii="Times New Roman" w:hAnsi="Times New Roman" w:cs="Times New Roman"/>
+                <w:sz w:val="24"/>
+                <w:szCs w:val="24"/>
+                <w:lang w:val="en-US"/>
+              </w:rPr>
+            </w:pPr>
+            <w:r>
+              <w:rPr>
+                <w:rFonts w:ascii="Aptos Narrow" w:hAnsi="Aptos Narrow"/>
+                <w:color w:val="000000"/>
+              </w:rPr>
+              <w:t>10.4997</w:t>
+            </w:r>
+          </w:p>
+        </w:tc>
+      </w:tr>
+      <w:tr>
+        <w:trPr>
+          <w:jc w:val="center"/>
+        </w:trPr>
+        <w:tc>
+          <w:tcPr>
+            <w:tcW w:w="1608" w:type="dxa"/>
+            <w:shd w:val="clear" w:color="auto" w:fill="FF7474"/>
+            <w:vAlign w:val="bottom"/>
+          </w:tcPr>
+          <w:p>
+            <w:pPr>
+              <w:rPr>
+                <w:rFonts w:ascii="Times New Roman" w:hAnsi="Times New Roman" w:cs="Times New Roman"/>
+                <w:sz w:val="24"/>
+                <w:szCs w:val="24"/>
+                <w:lang w:val="en-US"/>
+              </w:rPr>
+            </w:pPr>
+            <w:r>
+              <w:rPr>
+                <w:rFonts w:ascii="Aptos Narrow" w:hAnsi="Aptos Narrow"/>
+                <w:color w:val="000000"/>
+              </w:rPr>
+              <w:t>AVERAGE</w:t>
+            </w:r>
+          </w:p>
+        </w:tc>
+        <w:tc>
+          <w:tcPr>
+            <w:tcW w:w="1054" w:type="dxa"/>
+            <w:shd w:val="clear" w:color="auto" w:fill="FF7474"/>
+            <w:vAlign w:val="bottom"/>
+          </w:tcPr>
+          <w:p>
+            <w:pPr>
+              <w:rPr>
+                <w:rFonts w:ascii="Times New Roman" w:hAnsi="Times New Roman" w:cs="Times New Roman"/>
+                <w:sz w:val="24"/>
+                <w:szCs w:val="24"/>
+                <w:lang w:val="en-US"/>
+              </w:rPr>
+            </w:pPr>
+            <w:r>
+              <w:rPr>
+                <w:rFonts w:ascii="Aptos Narrow" w:hAnsi="Aptos Narrow"/>
+                <w:color w:val="000000"/>
+              </w:rPr>
+              <w:t>12.22795</w:t>
+            </w:r>
+          </w:p>
+        </w:tc>
+        <w:tc>
+          <w:tcPr>
+            <w:tcW w:w="1389" w:type="dxa"/>
+            <w:shd w:val="clear" w:color="auto" w:fill="FF7474"/>
+            <w:vAlign w:val="bottom"/>
+          </w:tcPr>
+          <w:p>
+            <w:pPr>
+              <w:rPr>
+                <w:rFonts w:ascii="Times New Roman" w:hAnsi="Times New Roman" w:cs="Times New Roman"/>
+                <w:sz w:val="24"/>
+                <w:szCs w:val="24"/>
+                <w:lang w:val="en-US"/>
+              </w:rPr>
+            </w:pPr>
+            <w:r>
+              <w:rPr>
+                <w:rFonts w:ascii="Aptos Narrow" w:hAnsi="Aptos Narrow"/>
+                <w:color w:val="000000"/>
+              </w:rPr>
+              <w:t>7.768728753</w:t>
+            </w:r>
+          </w:p>
+        </w:tc>
+        <w:tc>
+          <w:tcPr>
+            <w:tcW w:w="1166" w:type="dxa"/>
+            <w:shd w:val="clear" w:color="auto" w:fill="FF7474"/>
+            <w:vAlign w:val="bottom"/>
+          </w:tcPr>
+          <w:p>
+            <w:pPr>
+              <w:rPr>
+                <w:rFonts w:ascii="Times New Roman" w:hAnsi="Times New Roman" w:cs="Times New Roman"/>
+                <w:sz w:val="24"/>
+                <w:szCs w:val="24"/>
+                <w:lang w:val="en-US"/>
+              </w:rPr>
+            </w:pPr>
+            <w:r>
+              <w:rPr>
+                <w:rFonts w:ascii="Aptos Narrow" w:hAnsi="Aptos Narrow"/>
+                <w:color w:val="000000"/>
+              </w:rPr>
+              <w:t>10.07954</w:t>
+            </w:r>
+          </w:p>
+        </w:tc>
+        <w:tc>
+          <w:tcPr>
+            <w:tcW w:w="1166" w:type="dxa"/>
+            <w:shd w:val="clear" w:color="auto" w:fill="FF7474"/>
+            <w:vAlign w:val="bottom"/>
+          </w:tcPr>
+          <w:p>
+            <w:pPr>
+              <w:rPr>
+                <w:rFonts w:ascii="Times New Roman" w:hAnsi="Times New Roman" w:cs="Times New Roman"/>
+                <w:sz w:val="24"/>
+                <w:szCs w:val="24"/>
+                <w:lang w:val="en-US"/>
+              </w:rPr>
+            </w:pPr>
+            <w:r>
+              <w:rPr>
+                <w:rFonts w:ascii="Aptos Narrow" w:hAnsi="Aptos Narrow"/>
+                <w:color w:val="000000"/>
+              </w:rPr>
+              <w:t>7.9395837</w:t>
+            </w:r>
+          </w:p>
+        </w:tc>
+        <w:tc>
+          <w:tcPr>
+            <w:tcW w:w="1166" w:type="dxa"/>
+            <w:shd w:val="clear" w:color="auto" w:fill="FF7474"/>
+            <w:vAlign w:val="bottom"/>
+          </w:tcPr>
+          <w:p>
+            <w:pPr>
+              <w:rPr>
+                <w:rFonts w:ascii="Times New Roman" w:hAnsi="Times New Roman" w:cs="Times New Roman"/>
+                <w:sz w:val="24"/>
+                <w:szCs w:val="24"/>
+                <w:lang w:val="en-US"/>
+              </w:rPr>
+            </w:pPr>
+            <w:r>
+              <w:rPr>
+                <w:rFonts w:ascii="Aptos Narrow" w:hAnsi="Aptos Narrow"/>
+                <w:color w:val="000000"/>
+              </w:rPr>
+              <w:t>7.9018725</w:t>
+            </w:r>
+          </w:p>
+        </w:tc>
+        <w:tc>
+          <w:tcPr>
+            <w:tcW w:w="1166" w:type="dxa"/>
+            <w:shd w:val="clear" w:color="auto" w:fill="FF7474"/>
+            <w:vAlign w:val="bottom"/>
+          </w:tcPr>
+          <w:p>
+            <w:pPr>
+              <w:rPr>
+                <w:rFonts w:ascii="Times New Roman" w:hAnsi="Times New Roman" w:cs="Times New Roman"/>
+                <w:sz w:val="24"/>
+                <w:szCs w:val="24"/>
+                <w:lang w:val="en-US"/>
+              </w:rPr>
+            </w:pPr>
+            <w:r>
+              <w:rPr>
+                <w:rFonts w:ascii="Aptos Narrow" w:hAnsi="Aptos Narrow"/>
+                <w:color w:val="000000"/>
+              </w:rPr>
+              <w:t>10.140103</w:t>
+            </w:r>
+          </w:p>
+        </w:tc>
+        <w:tc>
+          <w:tcPr>
+            <w:tcW w:w="1270" w:type="dxa"/>
+            <w:shd w:val="clear" w:color="auto" w:fill="FF7474"/>
+            <w:vAlign w:val="bottom"/>
+          </w:tcPr>
+          <w:p>
+            <w:pPr>
+              <w:rPr>
+                <w:rFonts w:ascii="Times New Roman" w:hAnsi="Times New Roman" w:cs="Times New Roman"/>
+                <w:sz w:val="24"/>
+                <w:szCs w:val="24"/>
+                <w:lang w:val="en-US"/>
+              </w:rPr>
+            </w:pPr>
+            <w:r>
+              <w:rPr>
+                <w:rFonts w:ascii="Aptos Narrow" w:hAnsi="Aptos Narrow"/>
+                <w:color w:val="000000"/>
+              </w:rPr>
+              <w:t>7.</w:t>
+            </w:r>
+            <w:r>
+              <w:rPr>
+                <w:rFonts w:ascii="Aptos Narrow" w:hAnsi="Aptos Narrow"/>
+                <w:color w:val="000000"/>
+                <w:shd w:val="clear" w:color="auto" w:fill="FF7474"/>
+              </w:rPr>
+              <w:t>781311</w:t>
+            </w:r>
+          </w:p>
+        </w:tc>
+      </w:tr>
+    </w:tbl>
+    <w:p>
+      <w:pPr>
+        <w:ind w:firstLine="720"/>
+        <w:rPr>
+          <w:rFonts w:ascii="Times New Roman" w:hAnsi="Times New Roman" w:cs="Times New Roman"/>
+          <w:sz w:val="24"/>
+          <w:szCs w:val="24"/>
+          <w:lang w:val="en-US"/>
+        </w:rPr>
+      </w:pPr>
+    </w:p>
+    <w:p>
+      <w:pPr>
+        <w:jc w:val="center"/>
+        <w:rPr>
+          <w:rFonts w:ascii="Times New Roman" w:hAnsi="Times New Roman" w:cs="Times New Roman"/>
+          <w:sz w:val="24"/>
+          <w:szCs w:val="24"/>
+          <w:lang w:val="en-US"/>
+        </w:rPr>
+      </w:pPr>
+      <w:r>
+        <w:rPr>
+          <w:rFonts w:ascii="Times New Roman" w:hAnsi="Times New Roman" w:cs="Times New Roman"/>
+          <w:sz w:val="24"/>
+          <w:szCs w:val="24"/>
+          <w:lang w:val="en-US"/>
+        </w:rPr>
+        <w:drawing>
+          <wp:inline distT="0" distB="0" distL="0" distR="0" wp14:anchorId="568A6612" wp14:editId="464EDCC6">
+            <wp:extent cx="5943600" cy="3566160"/>
+            <wp:effectExtent l="0" t="0" r="0" b="0"/>
+            <wp:docPr id="1203938898" name="Picture 4"/>
+            <wp:cNvGraphicFramePr>
+              <a:graphicFrameLocks xmlns:a="http://schemas.openxmlformats.org/drawingml/2006/main" noChangeAspect="1"/>
+            </wp:cNvGraphicFramePr>
+            <a:graphic xmlns:a="http://schemas.openxmlformats.org/drawingml/2006/main">
+              <a:graphicData uri="http://schemas.openxmlformats.org/drawingml/2006/picture">
+                <pic:pic xmlns:pic="http://schemas.openxmlformats.org/drawingml/2006/picture">
+                  <pic:nvPicPr>
+                    <pic:cNvPr id="0" name="Picture 13"/>
+                    <pic:cNvPicPr>
+                      <a:picLocks noChangeAspect="1" noChangeArrowheads="1"/>
+                    </pic:cNvPicPr>
+                  </pic:nvPicPr>
+                  <pic:blipFill>
+                    <a:blip r:embed="rId10" cstate="print">
+                      <a:extLst>
+                        <a:ext uri="{28A0092B-C50C-407E-A947-70E740481C1C}">
+                          <a14:useLocalDpi xmlns:a14="http://schemas.microsoft.com/office/drawing/2010/main" val="0"/>
+                        </a:ext>
+                      </a:extLst>
+                    </a:blip>
+                    <a:srcRect/>
+                    <a:stretch>
+                      <a:fillRect/>
+                    </a:stretch>
+                  </pic:blipFill>
+                  <pic:spPr bwMode="auto">
+                    <a:xfrm>
+                      <a:off x="0" y="0"/>
+                      <a:ext cx="5943600" cy="3566160"/>
+                    </a:xfrm>
+                    <a:prstGeom prst="rect">
+                      <a:avLst/>
+                    </a:prstGeom>
+                    <a:noFill/>
+                    <a:ln>
+                      <a:noFill/>
+                    </a:ln>
+                  </pic:spPr>
+                </pic:pic>
+              </a:graphicData>
+            </a:graphic>
+          </wp:inline>
+        </w:drawing>
+      </w:r>
+    </w:p>
+    <w:p>
+      <w:pPr>
+        <w:rPr>
+          <w:rFonts w:ascii="Times New Roman" w:hAnsi="Times New Roman" w:cs="Times New Roman"/>
+          <w:sz w:val="24"/>
+          <w:szCs w:val="24"/>
+          <w:lang w:val="en-US"/>
+        </w:rPr>
+      </w:pPr>
+    </w:p>
+    <w:p>
+      <w:pPr>
+        <w:rPr>
+          <w:rFonts w:ascii="Times New Roman" w:hAnsi="Times New Roman" w:cs="Times New Roman"/>
+          <w:sz w:val="24"/>
+          <w:szCs w:val="24"/>
+          <w:lang w:val="el-GR"/>
+        </w:rPr>
+      </w:pPr>
+      <w:r>
+        <w:rPr>
+          <w:rFonts w:ascii="Times New Roman" w:hAnsi="Times New Roman" w:cs="Times New Roman"/>
+          <w:sz w:val="24"/>
+          <w:szCs w:val="24"/>
+          <w:lang w:val="el-GR"/>
+        </w:rPr>
+        <w:lastRenderedPageBreak/>
+        <w:t xml:space="preserve">Παρατηρώ από τους παραπάνω </w:t>
+      </w:r>
+      <w:r>
+        <w:rPr>
+          <w:rFonts w:ascii="Times New Roman" w:hAnsi="Times New Roman" w:cs="Times New Roman"/>
+          <w:sz w:val="24"/>
+          <w:szCs w:val="24"/>
+          <w:lang w:val="en-US"/>
+        </w:rPr>
+        <w:t>plots</w:t>
+      </w:r>
+      <w:r>
+        <w:rPr>
+          <w:rFonts w:ascii="Times New Roman" w:hAnsi="Times New Roman" w:cs="Times New Roman"/>
+          <w:sz w:val="24"/>
+          <w:szCs w:val="24"/>
+          <w:lang w:val="el-GR"/>
+        </w:rPr>
+        <w:t xml:space="preserve"> </w:t>
+      </w:r>
+      <w:r>
+        <w:rPr>
+          <w:rFonts w:ascii="Times New Roman" w:hAnsi="Times New Roman" w:cs="Times New Roman"/>
+          <w:sz w:val="24"/>
+          <w:szCs w:val="24"/>
+          <w:lang w:val="el-GR"/>
+        </w:rPr>
+        <w:t>ότι ο 1</w:t>
+      </w:r>
+      <w:r>
+        <w:rPr>
+          <w:rFonts w:ascii="Times New Roman" w:hAnsi="Times New Roman" w:cs="Times New Roman"/>
+          <w:sz w:val="24"/>
+          <w:szCs w:val="24"/>
+          <w:lang w:val="en-US"/>
+        </w:rPr>
+        <w:t>bit</w:t>
+      </w:r>
+      <w:r>
+        <w:rPr>
+          <w:rFonts w:ascii="Times New Roman" w:hAnsi="Times New Roman" w:cs="Times New Roman"/>
+          <w:sz w:val="24"/>
+          <w:szCs w:val="24"/>
+          <w:lang w:val="el-GR"/>
+        </w:rPr>
+        <w:t xml:space="preserve"> </w:t>
+      </w:r>
+      <w:r>
+        <w:rPr>
+          <w:rFonts w:ascii="Times New Roman" w:hAnsi="Times New Roman" w:cs="Times New Roman"/>
+          <w:sz w:val="24"/>
+          <w:szCs w:val="24"/>
+          <w:lang w:val="el-GR"/>
+        </w:rPr>
+        <w:t xml:space="preserve">32Κ </w:t>
+      </w:r>
+      <w:r>
+        <w:rPr>
+          <w:rFonts w:ascii="Times New Roman" w:hAnsi="Times New Roman" w:cs="Times New Roman"/>
+          <w:sz w:val="24"/>
+          <w:szCs w:val="24"/>
+          <w:lang w:val="en-US"/>
+        </w:rPr>
+        <w:t>predictor</w:t>
+      </w:r>
+      <w:r>
+        <w:rPr>
+          <w:rFonts w:ascii="Times New Roman" w:hAnsi="Times New Roman" w:cs="Times New Roman"/>
+          <w:sz w:val="24"/>
+          <w:szCs w:val="24"/>
+          <w:lang w:val="el-GR"/>
+        </w:rPr>
+        <w:t xml:space="preserve"> </w:t>
+      </w:r>
+      <w:r>
+        <w:rPr>
+          <w:rFonts w:ascii="Times New Roman" w:hAnsi="Times New Roman" w:cs="Times New Roman"/>
+          <w:sz w:val="24"/>
+          <w:szCs w:val="24"/>
+          <w:lang w:val="el-GR"/>
+        </w:rPr>
+        <w:t xml:space="preserve">είναι ο χειρότερος καθώς με </w:t>
+      </w:r>
+      <w:r>
+        <w:rPr>
+          <w:rFonts w:ascii="Times New Roman" w:hAnsi="Times New Roman" w:cs="Times New Roman"/>
+          <w:sz w:val="24"/>
+          <w:szCs w:val="24"/>
+          <w:lang w:val="el-GR"/>
+        </w:rPr>
+        <w:t xml:space="preserve">1 </w:t>
+      </w:r>
+      <w:r>
+        <w:rPr>
+          <w:rFonts w:ascii="Times New Roman" w:hAnsi="Times New Roman" w:cs="Times New Roman"/>
+          <w:sz w:val="24"/>
+          <w:szCs w:val="24"/>
+          <w:lang w:val="en-US"/>
+        </w:rPr>
+        <w:t>bit</w:t>
+      </w:r>
+      <w:r>
+        <w:rPr>
+          <w:rFonts w:ascii="Times New Roman" w:hAnsi="Times New Roman" w:cs="Times New Roman"/>
+          <w:sz w:val="24"/>
+          <w:szCs w:val="24"/>
+          <w:lang w:val="el-GR"/>
+        </w:rPr>
+        <w:t xml:space="preserve"> </w:t>
+      </w:r>
+      <w:r>
+        <w:rPr>
+          <w:rFonts w:ascii="Times New Roman" w:hAnsi="Times New Roman" w:cs="Times New Roman"/>
+          <w:sz w:val="24"/>
+          <w:szCs w:val="24"/>
+          <w:lang w:val="el-GR"/>
+        </w:rPr>
+        <w:t xml:space="preserve">είναι πολύ απλός για να είναι αποτελεσματικός σε μεγάλο πλήθος </w:t>
+      </w:r>
+      <w:r>
+        <w:rPr>
+          <w:rFonts w:ascii="Times New Roman" w:hAnsi="Times New Roman" w:cs="Times New Roman"/>
+          <w:sz w:val="24"/>
+          <w:szCs w:val="24"/>
+          <w:lang w:val="en-US"/>
+        </w:rPr>
+        <w:t>benchmarks</w:t>
+      </w:r>
+      <w:r>
+        <w:rPr>
+          <w:rFonts w:ascii="Times New Roman" w:hAnsi="Times New Roman" w:cs="Times New Roman"/>
+          <w:sz w:val="24"/>
+          <w:szCs w:val="24"/>
+          <w:lang w:val="el-GR"/>
+        </w:rPr>
+        <w:t xml:space="preserve"> (</w:t>
+      </w:r>
+      <w:r>
+        <w:rPr>
+          <w:rFonts w:ascii="Times New Roman" w:hAnsi="Times New Roman" w:cs="Times New Roman"/>
+          <w:sz w:val="24"/>
+          <w:szCs w:val="24"/>
+          <w:lang w:val="el-GR"/>
+        </w:rPr>
+        <w:t xml:space="preserve">με ποικιλία </w:t>
+      </w:r>
+      <w:r>
+        <w:rPr>
+          <w:rFonts w:ascii="Times New Roman" w:hAnsi="Times New Roman" w:cs="Times New Roman"/>
+          <w:sz w:val="24"/>
+          <w:szCs w:val="24"/>
+          <w:lang w:val="en-US"/>
+        </w:rPr>
+        <w:t>complexity</w:t>
+      </w:r>
+      <w:r>
+        <w:rPr>
+          <w:rFonts w:ascii="Times New Roman" w:hAnsi="Times New Roman" w:cs="Times New Roman"/>
+          <w:sz w:val="24"/>
+          <w:szCs w:val="24"/>
+          <w:lang w:val="el-GR"/>
+        </w:rPr>
+        <w:t xml:space="preserve">). </w:t>
+      </w:r>
+      <w:r>
+        <w:rPr>
+          <w:rFonts w:ascii="Times New Roman" w:hAnsi="Times New Roman" w:cs="Times New Roman"/>
+          <w:sz w:val="24"/>
+          <w:szCs w:val="24"/>
+          <w:lang w:val="el-GR"/>
+        </w:rPr>
+        <w:t>Από εκεί και μετά παρατηρούμε 2 ομάδες μια είναι οι 2</w:t>
+      </w:r>
+      <w:r>
+        <w:rPr>
+          <w:rFonts w:ascii="Times New Roman" w:hAnsi="Times New Roman" w:cs="Times New Roman"/>
+          <w:sz w:val="24"/>
+          <w:szCs w:val="24"/>
+          <w:lang w:val="el-GR"/>
+        </w:rPr>
+        <w:t>-</w:t>
+      </w:r>
+      <w:r>
+        <w:rPr>
+          <w:rFonts w:ascii="Times New Roman" w:hAnsi="Times New Roman" w:cs="Times New Roman"/>
+          <w:sz w:val="24"/>
+          <w:szCs w:val="24"/>
+          <w:lang w:val="en-US"/>
+        </w:rPr>
+        <w:t>bit</w:t>
+      </w:r>
+      <w:r>
+        <w:rPr>
+          <w:rFonts w:ascii="Times New Roman" w:hAnsi="Times New Roman" w:cs="Times New Roman"/>
+          <w:sz w:val="24"/>
+          <w:szCs w:val="24"/>
+          <w:lang w:val="el-GR"/>
+        </w:rPr>
+        <w:t xml:space="preserve"> </w:t>
+      </w:r>
+      <w:r>
+        <w:rPr>
+          <w:rFonts w:ascii="Times New Roman" w:hAnsi="Times New Roman" w:cs="Times New Roman"/>
+          <w:sz w:val="24"/>
+          <w:szCs w:val="24"/>
+          <w:lang w:val="en-US"/>
+        </w:rPr>
+        <w:t>fsm</w:t>
+      </w:r>
+      <w:r>
+        <w:rPr>
+          <w:rFonts w:ascii="Times New Roman" w:hAnsi="Times New Roman" w:cs="Times New Roman"/>
+          <w:sz w:val="24"/>
+          <w:szCs w:val="24"/>
+          <w:lang w:val="el-GR"/>
+        </w:rPr>
+        <w:t xml:space="preserve"> 1,3,4 </w:t>
+      </w:r>
+      <w:r>
+        <w:rPr>
+          <w:rFonts w:ascii="Times New Roman" w:hAnsi="Times New Roman" w:cs="Times New Roman"/>
+          <w:sz w:val="24"/>
+          <w:szCs w:val="24"/>
+          <w:lang w:val="el-GR"/>
+        </w:rPr>
+        <w:t xml:space="preserve">και ο </w:t>
+      </w:r>
+      <w:r>
+        <w:rPr>
+          <w:rFonts w:ascii="Times New Roman" w:hAnsi="Times New Roman" w:cs="Times New Roman"/>
+          <w:sz w:val="24"/>
+          <w:szCs w:val="24"/>
+          <w:lang w:val="el-GR"/>
+        </w:rPr>
+        <w:t>4-</w:t>
+      </w:r>
+      <w:r>
+        <w:rPr>
+          <w:rFonts w:ascii="Times New Roman" w:hAnsi="Times New Roman" w:cs="Times New Roman"/>
+          <w:sz w:val="24"/>
+          <w:szCs w:val="24"/>
+          <w:lang w:val="en-US"/>
+        </w:rPr>
+        <w:t>bit</w:t>
+      </w:r>
+      <w:r>
+        <w:rPr>
+          <w:rFonts w:ascii="Times New Roman" w:hAnsi="Times New Roman" w:cs="Times New Roman"/>
+          <w:sz w:val="24"/>
+          <w:szCs w:val="24"/>
+          <w:lang w:val="el-GR"/>
+        </w:rPr>
+        <w:t xml:space="preserve"> (8</w:t>
+      </w:r>
+      <w:r>
+        <w:rPr>
+          <w:rFonts w:ascii="Times New Roman" w:hAnsi="Times New Roman" w:cs="Times New Roman"/>
+          <w:sz w:val="24"/>
+          <w:szCs w:val="24"/>
+          <w:lang w:val="en-US"/>
+        </w:rPr>
+        <w:t>k</w:t>
+      </w:r>
+      <w:r>
+        <w:rPr>
+          <w:rFonts w:ascii="Times New Roman" w:hAnsi="Times New Roman" w:cs="Times New Roman"/>
+          <w:sz w:val="24"/>
+          <w:szCs w:val="24"/>
+          <w:lang w:val="el-GR"/>
+        </w:rPr>
+        <w:t xml:space="preserve"> </w:t>
+      </w:r>
+      <w:r>
+        <w:rPr>
+          <w:rFonts w:ascii="Times New Roman" w:hAnsi="Times New Roman" w:cs="Times New Roman"/>
+          <w:sz w:val="24"/>
+          <w:szCs w:val="24"/>
+          <w:lang w:val="en-US"/>
+        </w:rPr>
+        <w:t>bht</w:t>
+      </w:r>
+      <w:r>
+        <w:rPr>
+          <w:rFonts w:ascii="Times New Roman" w:hAnsi="Times New Roman" w:cs="Times New Roman"/>
+          <w:sz w:val="24"/>
+          <w:szCs w:val="24"/>
+          <w:lang w:val="el-GR"/>
+        </w:rPr>
+        <w:t xml:space="preserve">) </w:t>
+      </w:r>
+      <w:r>
+        <w:rPr>
+          <w:rFonts w:ascii="Times New Roman" w:hAnsi="Times New Roman" w:cs="Times New Roman"/>
+          <w:sz w:val="24"/>
+          <w:szCs w:val="24"/>
+          <w:lang w:val="el-GR"/>
+        </w:rPr>
+        <w:t xml:space="preserve">που είναι οι </w:t>
+      </w:r>
+      <w:r>
+        <w:rPr>
+          <w:rFonts w:ascii="Times New Roman" w:hAnsi="Times New Roman" w:cs="Times New Roman"/>
+          <w:sz w:val="24"/>
+          <w:szCs w:val="24"/>
+          <w:lang w:val="el-GR"/>
+        </w:rPr>
+        <w:t>“</w:t>
+      </w:r>
+      <w:r>
+        <w:rPr>
+          <w:rFonts w:ascii="Times New Roman" w:hAnsi="Times New Roman" w:cs="Times New Roman"/>
+          <w:sz w:val="24"/>
+          <w:szCs w:val="24"/>
+          <w:lang w:val="el-GR"/>
+        </w:rPr>
+        <w:t>αποτελεσματική</w:t>
+      </w:r>
+      <w:r>
+        <w:rPr>
+          <w:rFonts w:ascii="Times New Roman" w:hAnsi="Times New Roman" w:cs="Times New Roman"/>
+          <w:sz w:val="24"/>
+          <w:szCs w:val="24"/>
+          <w:lang w:val="el-GR"/>
+        </w:rPr>
+        <w:t>”</w:t>
+      </w:r>
+      <w:r>
+        <w:rPr>
+          <w:rFonts w:ascii="Times New Roman" w:hAnsi="Times New Roman" w:cs="Times New Roman"/>
+          <w:sz w:val="24"/>
+          <w:szCs w:val="24"/>
+          <w:lang w:val="el-GR"/>
+        </w:rPr>
+        <w:t xml:space="preserve"> ομάδα και οι </w:t>
+      </w:r>
+      <w:r>
+        <w:rPr>
+          <w:rFonts w:ascii="Times New Roman" w:hAnsi="Times New Roman" w:cs="Times New Roman"/>
+          <w:sz w:val="24"/>
+          <w:szCs w:val="24"/>
+          <w:lang w:val="en-US"/>
+        </w:rPr>
+        <w:t>fsm</w:t>
+      </w:r>
+      <w:r>
+        <w:rPr>
+          <w:rFonts w:ascii="Times New Roman" w:hAnsi="Times New Roman" w:cs="Times New Roman"/>
+          <w:sz w:val="24"/>
+          <w:szCs w:val="24"/>
+          <w:lang w:val="el-GR"/>
+        </w:rPr>
+        <w:t xml:space="preserve"> 2</w:t>
+      </w:r>
+      <w:r>
+        <w:rPr>
+          <w:rFonts w:ascii="Times New Roman" w:hAnsi="Times New Roman" w:cs="Times New Roman"/>
+          <w:sz w:val="24"/>
+          <w:szCs w:val="24"/>
+          <w:lang w:val="el-GR"/>
+        </w:rPr>
+        <w:t xml:space="preserve"> και 5 που είναι η πιο κακή ομάδα. Για τους 2 και 5 το περιμέναμε καθώς από τους 5 πειραματικά καλύτερους </w:t>
+      </w:r>
+      <w:r>
+        <w:rPr>
+          <w:rFonts w:ascii="Times New Roman" w:hAnsi="Times New Roman" w:cs="Times New Roman"/>
+          <w:sz w:val="24"/>
+          <w:szCs w:val="24"/>
+          <w:lang w:val="en-US"/>
+        </w:rPr>
+        <w:t>predictors</w:t>
+      </w:r>
+      <w:r>
+        <w:rPr>
+          <w:rFonts w:ascii="Times New Roman" w:hAnsi="Times New Roman" w:cs="Times New Roman"/>
+          <w:sz w:val="24"/>
+          <w:szCs w:val="24"/>
+          <w:lang w:val="el-GR"/>
+        </w:rPr>
+        <w:t xml:space="preserve"> </w:t>
+      </w:r>
+      <w:r>
+        <w:rPr>
+          <w:rFonts w:ascii="Times New Roman" w:hAnsi="Times New Roman" w:cs="Times New Roman"/>
+          <w:sz w:val="24"/>
+          <w:szCs w:val="24"/>
+          <w:lang w:val="el-GR"/>
+        </w:rPr>
+        <w:t xml:space="preserve">ήταν αυτοι που και στο προηγούμενο ερώτημα είχαν χειρότερη απόδοση. Τέλος μιας και το </w:t>
+      </w:r>
+      <w:r>
+        <w:rPr>
+          <w:rFonts w:ascii="Times New Roman" w:hAnsi="Times New Roman" w:cs="Times New Roman"/>
+          <w:sz w:val="24"/>
+          <w:szCs w:val="24"/>
+          <w:lang w:val="en-US"/>
+        </w:rPr>
+        <w:t>hardware</w:t>
+      </w:r>
+      <w:r>
+        <w:rPr>
+          <w:rFonts w:ascii="Times New Roman" w:hAnsi="Times New Roman" w:cs="Times New Roman"/>
+          <w:sz w:val="24"/>
+          <w:szCs w:val="24"/>
+          <w:lang w:val="el-GR"/>
+        </w:rPr>
+        <w:t xml:space="preserve"> </w:t>
+      </w:r>
+      <w:r>
+        <w:rPr>
+          <w:rFonts w:ascii="Times New Roman" w:hAnsi="Times New Roman" w:cs="Times New Roman"/>
+          <w:sz w:val="24"/>
+          <w:szCs w:val="24"/>
+          <w:lang w:val="el-GR"/>
+        </w:rPr>
+        <w:t xml:space="preserve">παραμένει το ίδιο η απόφαση είναι απλή θα επέλεγα τον </w:t>
+      </w:r>
+      <w:r>
+        <w:rPr>
+          <w:rFonts w:ascii="Times New Roman" w:hAnsi="Times New Roman" w:cs="Times New Roman"/>
+          <w:sz w:val="24"/>
+          <w:szCs w:val="24"/>
+          <w:lang w:val="en-US"/>
+        </w:rPr>
+        <w:t>predictor</w:t>
+      </w:r>
+      <w:r>
+        <w:rPr>
+          <w:rFonts w:ascii="Times New Roman" w:hAnsi="Times New Roman" w:cs="Times New Roman"/>
+          <w:sz w:val="24"/>
+          <w:szCs w:val="24"/>
+          <w:lang w:val="el-GR"/>
+        </w:rPr>
+        <w:t xml:space="preserve"> </w:t>
+      </w:r>
+      <w:r>
+        <w:rPr>
+          <w:rFonts w:ascii="Times New Roman" w:hAnsi="Times New Roman" w:cs="Times New Roman"/>
+          <w:sz w:val="24"/>
+          <w:szCs w:val="24"/>
+          <w:lang w:val="el-GR"/>
+        </w:rPr>
+        <w:t xml:space="preserve">με το χαμηλότερο </w:t>
+      </w:r>
+      <w:r>
+        <w:rPr>
+          <w:rFonts w:ascii="Times New Roman" w:hAnsi="Times New Roman" w:cs="Times New Roman"/>
+          <w:sz w:val="24"/>
+          <w:szCs w:val="24"/>
+          <w:lang w:val="en-US"/>
+        </w:rPr>
+        <w:t>MPKI</w:t>
+      </w:r>
+      <w:r>
+        <w:rPr>
+          <w:rFonts w:ascii="Times New Roman" w:hAnsi="Times New Roman" w:cs="Times New Roman"/>
+          <w:sz w:val="24"/>
+          <w:szCs w:val="24"/>
+          <w:lang w:val="el-GR"/>
+        </w:rPr>
+        <w:t xml:space="preserve"> </w:t>
+      </w:r>
+      <w:r>
+        <w:rPr>
+          <w:rFonts w:ascii="Times New Roman" w:hAnsi="Times New Roman" w:cs="Times New Roman"/>
+          <w:sz w:val="24"/>
+          <w:szCs w:val="24"/>
+          <w:lang w:val="el-GR"/>
+        </w:rPr>
+        <w:t xml:space="preserve">δηλαδή το </w:t>
+      </w:r>
+      <w:r>
+        <w:rPr>
+          <w:rFonts w:ascii="Times New Roman" w:hAnsi="Times New Roman" w:cs="Times New Roman"/>
+          <w:sz w:val="24"/>
+          <w:szCs w:val="24"/>
+          <w:lang w:val="en-US"/>
+        </w:rPr>
+        <w:t>FSM</w:t>
+      </w:r>
+      <w:r>
+        <w:rPr>
+          <w:rFonts w:ascii="Times New Roman" w:hAnsi="Times New Roman" w:cs="Times New Roman"/>
+          <w:sz w:val="24"/>
+          <w:szCs w:val="24"/>
+          <w:lang w:val="el-GR"/>
+        </w:rPr>
+        <w:t xml:space="preserve">-1 </w:t>
+      </w:r>
+      <w:r>
+        <w:rPr>
+          <w:rFonts w:ascii="Times New Roman" w:hAnsi="Times New Roman" w:cs="Times New Roman"/>
+          <w:sz w:val="24"/>
+          <w:szCs w:val="24"/>
+          <w:lang w:val="el-GR"/>
+        </w:rPr>
+        <w:t xml:space="preserve">η αλλιώς τον απλό </w:t>
+      </w:r>
+      <w:r>
+        <w:rPr>
+          <w:rFonts w:ascii="Times New Roman" w:hAnsi="Times New Roman" w:cs="Times New Roman"/>
+          <w:sz w:val="24"/>
+          <w:szCs w:val="24"/>
+          <w:lang w:val="en-US"/>
+        </w:rPr>
+        <w:t>saturating</w:t>
+      </w:r>
+      <w:r>
+        <w:rPr>
+          <w:rFonts w:ascii="Times New Roman" w:hAnsi="Times New Roman" w:cs="Times New Roman"/>
+          <w:sz w:val="24"/>
+          <w:szCs w:val="24"/>
+          <w:lang w:val="el-GR"/>
+        </w:rPr>
+        <w:t xml:space="preserve"> </w:t>
+      </w:r>
+      <w:r>
+        <w:rPr>
+          <w:rFonts w:ascii="Times New Roman" w:hAnsi="Times New Roman" w:cs="Times New Roman"/>
+          <w:sz w:val="24"/>
+          <w:szCs w:val="24"/>
+          <w:lang w:val="en-US"/>
+        </w:rPr>
+        <w:t>counter</w:t>
+      </w:r>
+      <w:r>
+        <w:rPr>
+          <w:rFonts w:ascii="Times New Roman" w:hAnsi="Times New Roman" w:cs="Times New Roman"/>
+          <w:sz w:val="24"/>
+          <w:szCs w:val="24"/>
+          <w:lang w:val="el-GR"/>
+        </w:rPr>
+        <w:t>. (</w:t>
+      </w:r>
+      <w:r>
+        <w:rPr>
+          <w:rFonts w:ascii="Times New Roman" w:hAnsi="Times New Roman" w:cs="Times New Roman"/>
+          <w:sz w:val="24"/>
+          <w:szCs w:val="24"/>
+          <w:lang w:val="el-GR"/>
+        </w:rPr>
+        <w:t xml:space="preserve">Σημείωση παρατηρούμε ότι με την αύξηση του </w:t>
+      </w:r>
+      <w:r>
+        <w:rPr>
+          <w:rFonts w:ascii="Times New Roman" w:hAnsi="Times New Roman" w:cs="Times New Roman"/>
+          <w:sz w:val="24"/>
+          <w:szCs w:val="24"/>
+          <w:lang w:val="en-US"/>
+        </w:rPr>
+        <w:t>complexity</w:t>
+      </w:r>
+      <w:r>
+        <w:rPr>
+          <w:rFonts w:ascii="Times New Roman" w:hAnsi="Times New Roman" w:cs="Times New Roman"/>
+          <w:sz w:val="24"/>
+          <w:szCs w:val="24"/>
+          <w:lang w:val="el-GR"/>
+        </w:rPr>
+        <w:t xml:space="preserve"> </w:t>
+      </w:r>
+      <w:r>
+        <w:rPr>
+          <w:rFonts w:ascii="Times New Roman" w:hAnsi="Times New Roman" w:cs="Times New Roman"/>
+          <w:sz w:val="24"/>
+          <w:szCs w:val="24"/>
+          <w:lang w:val="el-GR"/>
+        </w:rPr>
+        <w:t>από 2 σε 4-</w:t>
+      </w:r>
+      <w:r>
+        <w:rPr>
+          <w:rFonts w:ascii="Times New Roman" w:hAnsi="Times New Roman" w:cs="Times New Roman"/>
+          <w:sz w:val="24"/>
+          <w:szCs w:val="24"/>
+          <w:lang w:val="en-US"/>
+        </w:rPr>
+        <w:t>bit</w:t>
+      </w:r>
+      <w:r>
+        <w:rPr>
+          <w:rFonts w:ascii="Times New Roman" w:hAnsi="Times New Roman" w:cs="Times New Roman"/>
+          <w:sz w:val="24"/>
+          <w:szCs w:val="24"/>
+          <w:lang w:val="el-GR"/>
+        </w:rPr>
+        <w:t xml:space="preserve"> </w:t>
+      </w:r>
+      <w:r>
+        <w:rPr>
+          <w:rFonts w:ascii="Times New Roman" w:hAnsi="Times New Roman" w:cs="Times New Roman"/>
+          <w:sz w:val="24"/>
+          <w:szCs w:val="24"/>
+          <w:lang w:val="el-GR"/>
+        </w:rPr>
+        <w:t xml:space="preserve">όχι μόνο δεν καλυτερεύει η απόδοση του </w:t>
+      </w:r>
+      <w:r>
+        <w:rPr>
+          <w:rFonts w:ascii="Times New Roman" w:hAnsi="Times New Roman" w:cs="Times New Roman"/>
+          <w:sz w:val="24"/>
+          <w:szCs w:val="24"/>
+          <w:lang w:val="en-US"/>
+        </w:rPr>
+        <w:t>predictor</w:t>
+      </w:r>
+      <w:r>
+        <w:rPr>
+          <w:rFonts w:ascii="Times New Roman" w:hAnsi="Times New Roman" w:cs="Times New Roman"/>
+          <w:sz w:val="24"/>
+          <w:szCs w:val="24"/>
+          <w:lang w:val="el-GR"/>
+        </w:rPr>
+        <w:t xml:space="preserve"> </w:t>
+      </w:r>
+      <w:r>
+        <w:rPr>
+          <w:rFonts w:ascii="Times New Roman" w:hAnsi="Times New Roman" w:cs="Times New Roman"/>
+          <w:sz w:val="24"/>
+          <w:szCs w:val="24"/>
+          <w:lang w:val="el-GR"/>
+        </w:rPr>
+        <w:t xml:space="preserve">αλλά γίνεται και χειρότερη οπότε δεν χρειάζεται να διαλέξουμε τον πιο </w:t>
+      </w:r>
+      <w:r>
+        <w:rPr>
+          <w:rFonts w:ascii="Times New Roman" w:hAnsi="Times New Roman" w:cs="Times New Roman"/>
+          <w:sz w:val="24"/>
+          <w:szCs w:val="24"/>
+          <w:lang w:val="en-US"/>
+        </w:rPr>
+        <w:t>complex</w:t>
+      </w:r>
+      <w:r>
+        <w:rPr>
+          <w:rFonts w:ascii="Times New Roman" w:hAnsi="Times New Roman" w:cs="Times New Roman"/>
+          <w:sz w:val="24"/>
+          <w:szCs w:val="24"/>
+          <w:lang w:val="el-GR"/>
+        </w:rPr>
+        <w:t xml:space="preserve"> </w:t>
+      </w:r>
+      <w:r>
+        <w:rPr>
+          <w:rFonts w:ascii="Times New Roman" w:hAnsi="Times New Roman" w:cs="Times New Roman"/>
+          <w:sz w:val="24"/>
+          <w:szCs w:val="24"/>
+          <w:lang w:val="en-US"/>
+        </w:rPr>
+        <w:t>predictor</w:t>
+      </w:r>
+      <w:r>
+        <w:rPr>
+          <w:rFonts w:ascii="Times New Roman" w:hAnsi="Times New Roman" w:cs="Times New Roman"/>
+          <w:sz w:val="24"/>
+          <w:szCs w:val="24"/>
+          <w:lang w:val="el-GR"/>
+        </w:rPr>
+        <w:t>.)</w:t>
+      </w:r>
     </w:p>
     <w:sectPr>
       <w:pgSz w:w="12240" w:h="15840"/>

--- a/advcomparch-ex1-helpcode/docs/AdvCompArch_1_03121644.docx
+++ b/advcomparch-ex1-helpcode/docs/AdvCompArch_1_03121644.docx
@@ -306,7 +306,7 @@
                 <w:rFonts w:ascii="Times New Roman" w:eastAsia="Times New Roman" w:hAnsi="Times New Roman" w:cs="Times New Roman"/>
                 <w:color w:val="000000"/>
                 <w:kern w:val="0"/>
-                <w:lang w:val="en-US" w:eastAsia="en-GB"/>
+                <w:lang w:val="el-GR" w:eastAsia="en-GB"/>
                 <w14:ligatures w14:val="none"/>
               </w:rPr>
             </w:pPr>
@@ -325,7 +325,7 @@
                 <w:rFonts w:ascii="Times New Roman" w:eastAsia="Times New Roman" w:hAnsi="Times New Roman" w:cs="Times New Roman"/>
                 <w:color w:val="000000"/>
                 <w:kern w:val="0"/>
-                <w:lang w:val="en-US" w:eastAsia="en-GB"/>
+                <w:lang w:val="el-GR" w:eastAsia="en-GB"/>
                 <w14:ligatures w14:val="none"/>
               </w:rPr>
               <w:t>:</w:t>
@@ -345,7 +345,7 @@
                 <w:rFonts w:ascii="Times New Roman" w:eastAsia="Times New Roman" w:hAnsi="Times New Roman" w:cs="Times New Roman"/>
                 <w:color w:val="000000"/>
                 <w:kern w:val="0"/>
-                <w:lang w:val="en-US" w:eastAsia="en-GB"/>
+                <w:lang w:val="el-GR" w:eastAsia="en-GB"/>
                 <w14:ligatures w14:val="none"/>
               </w:rPr>
               <w:t>:</w:t>
@@ -370,10 +370,11 @@
                 <w:kern w:val="0"/>
                 <w:sz w:val="24"/>
                 <w:szCs w:val="24"/>
-                <w:lang w:val="en-US" w:eastAsia="en-GB"/>
+                <w:lang w:val="el-GR" w:eastAsia="en-GB"/>
                 <w14:ligatures w14:val="none"/>
               </w:rPr>
             </w:pPr>
+            <w:proofErr w:type="spellStart"/>
             <w:r>
               <w:rPr>
                 <w:rFonts w:ascii="Times New Roman" w:eastAsia="Times New Roman" w:hAnsi="Times New Roman" w:cs="Times New Roman"/>
@@ -382,7 +383,18 @@
                 <w:lang w:val="en-US" w:eastAsia="en-GB"/>
                 <w14:ligatures w14:val="none"/>
               </w:rPr>
-              <w:t xml:space="preserve">Github repo: </w:t>
+              <w:t>Github</w:t>
+            </w:r>
+            <w:proofErr w:type="spellEnd"/>
+            <w:r>
+              <w:rPr>
+                <w:rFonts w:ascii="Times New Roman" w:eastAsia="Times New Roman" w:hAnsi="Times New Roman" w:cs="Times New Roman"/>
+                <w:color w:val="000000"/>
+                <w:kern w:val="0"/>
+                <w:lang w:val="el-GR" w:eastAsia="en-GB"/>
+                <w14:ligatures w14:val="none"/>
+              </w:rPr>
+              <w:t xml:space="preserve"> </w:t>
             </w:r>
             <w:r>
               <w:rPr>
@@ -392,7 +404,133 @@
                 <w:lang w:val="en-US" w:eastAsia="en-GB"/>
                 <w14:ligatures w14:val="none"/>
               </w:rPr>
-              <w:t>https://github.com/Sskarm/advcomparch.git</w:t>
+              <w:t>repo</w:t>
+            </w:r>
+            <w:r>
+              <w:rPr>
+                <w:rFonts w:ascii="Times New Roman" w:eastAsia="Times New Roman" w:hAnsi="Times New Roman" w:cs="Times New Roman"/>
+                <w:color w:val="000000"/>
+                <w:kern w:val="0"/>
+                <w:lang w:val="el-GR" w:eastAsia="en-GB"/>
+                <w14:ligatures w14:val="none"/>
+              </w:rPr>
+              <w:t xml:space="preserve">: </w:t>
+            </w:r>
+            <w:r>
+              <w:rPr>
+                <w:rFonts w:ascii="Times New Roman" w:eastAsia="Times New Roman" w:hAnsi="Times New Roman" w:cs="Times New Roman"/>
+                <w:color w:val="000000"/>
+                <w:kern w:val="0"/>
+                <w:lang w:val="en-US" w:eastAsia="en-GB"/>
+                <w14:ligatures w14:val="none"/>
+              </w:rPr>
+              <w:t>https</w:t>
+            </w:r>
+            <w:r>
+              <w:rPr>
+                <w:rFonts w:ascii="Times New Roman" w:eastAsia="Times New Roman" w:hAnsi="Times New Roman" w:cs="Times New Roman"/>
+                <w:color w:val="000000"/>
+                <w:kern w:val="0"/>
+                <w:lang w:val="el-GR" w:eastAsia="en-GB"/>
+                <w14:ligatures w14:val="none"/>
+              </w:rPr>
+              <w:t>://</w:t>
+            </w:r>
+            <w:proofErr w:type="spellStart"/>
+            <w:r>
+              <w:rPr>
+                <w:rFonts w:ascii="Times New Roman" w:eastAsia="Times New Roman" w:hAnsi="Times New Roman" w:cs="Times New Roman"/>
+                <w:color w:val="000000"/>
+                <w:kern w:val="0"/>
+                <w:lang w:val="en-US" w:eastAsia="en-GB"/>
+                <w14:ligatures w14:val="none"/>
+              </w:rPr>
+              <w:t>github</w:t>
+            </w:r>
+            <w:proofErr w:type="spellEnd"/>
+            <w:r>
+              <w:rPr>
+                <w:rFonts w:ascii="Times New Roman" w:eastAsia="Times New Roman" w:hAnsi="Times New Roman" w:cs="Times New Roman"/>
+                <w:color w:val="000000"/>
+                <w:kern w:val="0"/>
+                <w:lang w:val="el-GR" w:eastAsia="en-GB"/>
+                <w14:ligatures w14:val="none"/>
+              </w:rPr>
+              <w:t>.</w:t>
+            </w:r>
+            <w:r>
+              <w:rPr>
+                <w:rFonts w:ascii="Times New Roman" w:eastAsia="Times New Roman" w:hAnsi="Times New Roman" w:cs="Times New Roman"/>
+                <w:color w:val="000000"/>
+                <w:kern w:val="0"/>
+                <w:lang w:val="en-US" w:eastAsia="en-GB"/>
+                <w14:ligatures w14:val="none"/>
+              </w:rPr>
+              <w:t>com</w:t>
+            </w:r>
+            <w:r>
+              <w:rPr>
+                <w:rFonts w:ascii="Times New Roman" w:eastAsia="Times New Roman" w:hAnsi="Times New Roman" w:cs="Times New Roman"/>
+                <w:color w:val="000000"/>
+                <w:kern w:val="0"/>
+                <w:lang w:val="el-GR" w:eastAsia="en-GB"/>
+                <w14:ligatures w14:val="none"/>
+              </w:rPr>
+              <w:t>/</w:t>
+            </w:r>
+            <w:proofErr w:type="spellStart"/>
+            <w:r>
+              <w:rPr>
+                <w:rFonts w:ascii="Times New Roman" w:eastAsia="Times New Roman" w:hAnsi="Times New Roman" w:cs="Times New Roman"/>
+                <w:color w:val="000000"/>
+                <w:kern w:val="0"/>
+                <w:lang w:val="en-US" w:eastAsia="en-GB"/>
+                <w14:ligatures w14:val="none"/>
+              </w:rPr>
+              <w:t>Sskarm</w:t>
+            </w:r>
+            <w:proofErr w:type="spellEnd"/>
+            <w:r>
+              <w:rPr>
+                <w:rFonts w:ascii="Times New Roman" w:eastAsia="Times New Roman" w:hAnsi="Times New Roman" w:cs="Times New Roman"/>
+                <w:color w:val="000000"/>
+                <w:kern w:val="0"/>
+                <w:lang w:val="el-GR" w:eastAsia="en-GB"/>
+                <w14:ligatures w14:val="none"/>
+              </w:rPr>
+              <w:t>/</w:t>
+            </w:r>
+            <w:proofErr w:type="spellStart"/>
+            <w:r>
+              <w:rPr>
+                <w:rFonts w:ascii="Times New Roman" w:eastAsia="Times New Roman" w:hAnsi="Times New Roman" w:cs="Times New Roman"/>
+                <w:color w:val="000000"/>
+                <w:kern w:val="0"/>
+                <w:lang w:val="en-US" w:eastAsia="en-GB"/>
+                <w14:ligatures w14:val="none"/>
+              </w:rPr>
+              <w:t>advcomparch</w:t>
+            </w:r>
+            <w:proofErr w:type="spellEnd"/>
+            <w:r>
+              <w:rPr>
+                <w:rFonts w:ascii="Times New Roman" w:eastAsia="Times New Roman" w:hAnsi="Times New Roman" w:cs="Times New Roman"/>
+                <w:color w:val="000000"/>
+                <w:kern w:val="0"/>
+                <w:lang w:val="el-GR" w:eastAsia="en-GB"/>
+                <w14:ligatures w14:val="none"/>
+              </w:rPr>
+              <w:t>.</w:t>
+            </w:r>
+            <w:r>
+              <w:rPr>
+                <w:rFonts w:ascii="Times New Roman" w:eastAsia="Times New Roman" w:hAnsi="Times New Roman" w:cs="Times New Roman"/>
+                <w:color w:val="000000"/>
+                <w:kern w:val="0"/>
+                <w:lang w:val="en-US" w:eastAsia="en-GB"/>
+                <w14:ligatures w14:val="none"/>
+              </w:rPr>
+              <w:t>git</w:t>
             </w:r>
           </w:p>
         </w:tc>
@@ -401,7 +539,7 @@
     <w:p>
       <w:pPr>
         <w:rPr>
-          <w:lang w:val="en-US"/>
+          <w:lang w:val="el-GR"/>
         </w:rPr>
       </w:pPr>
     </w:p>
@@ -417,6 +555,7 @@
       <w:r>
         <w:rPr>
           <w:rFonts w:ascii="Times New Roman" w:hAnsi="Times New Roman" w:cs="Times New Roman"/>
+          <w:lang w:val="el-GR"/>
         </w:rPr>
         <w:t>Άσκηση 1η: Πρόβλεψη Εντολών Άλματος</w:t>
       </w:r>
@@ -559,6 +698,7 @@
         </w:rPr>
         <w:t>1. 403.</w:t>
       </w:r>
+      <w:proofErr w:type="spellStart"/>
       <w:r>
         <w:rPr>
           <w:rFonts w:ascii="Times New Roman" w:hAnsi="Times New Roman" w:cs="Times New Roman"/>
@@ -567,6 +707,7 @@
         </w:rPr>
         <w:t>gcc</w:t>
       </w:r>
+      <w:proofErr w:type="spellEnd"/>
       <w:r>
         <w:rPr>
           <w:rFonts w:ascii="Times New Roman" w:hAnsi="Times New Roman" w:cs="Times New Roman"/>
@@ -576,6 +717,7 @@
         </w:rPr>
         <w:t xml:space="preserve">              2. 410.</w:t>
       </w:r>
+      <w:proofErr w:type="spellStart"/>
       <w:r>
         <w:rPr>
           <w:rFonts w:ascii="Times New Roman" w:hAnsi="Times New Roman" w:cs="Times New Roman"/>
@@ -584,6 +726,7 @@
         </w:rPr>
         <w:t>bwaves</w:t>
       </w:r>
+      <w:proofErr w:type="spellEnd"/>
       <w:r>
         <w:rPr>
           <w:rFonts w:ascii="Times New Roman" w:hAnsi="Times New Roman" w:cs="Times New Roman"/>
@@ -593,6 +736,7 @@
         </w:rPr>
         <w:t xml:space="preserve">            3. 416.</w:t>
       </w:r>
+      <w:proofErr w:type="spellStart"/>
       <w:r>
         <w:rPr>
           <w:rFonts w:ascii="Times New Roman" w:hAnsi="Times New Roman" w:cs="Times New Roman"/>
@@ -601,6 +745,7 @@
         </w:rPr>
         <w:t>gamess</w:t>
       </w:r>
+      <w:proofErr w:type="spellEnd"/>
       <w:r>
         <w:rPr>
           <w:rFonts w:ascii="Times New Roman" w:hAnsi="Times New Roman" w:cs="Times New Roman"/>
@@ -646,6 +791,7 @@
         </w:rPr>
         <w:t>5. 433.</w:t>
       </w:r>
+      <w:proofErr w:type="spellStart"/>
       <w:r>
         <w:rPr>
           <w:rFonts w:ascii="Times New Roman" w:hAnsi="Times New Roman" w:cs="Times New Roman"/>
@@ -654,6 +800,7 @@
         </w:rPr>
         <w:t>milc</w:t>
       </w:r>
+      <w:proofErr w:type="spellEnd"/>
       <w:r>
         <w:rPr>
           <w:rFonts w:ascii="Times New Roman" w:hAnsi="Times New Roman" w:cs="Times New Roman"/>
@@ -681,6 +828,7 @@
         </w:rPr>
         <w:t>6. 435.</w:t>
       </w:r>
+      <w:proofErr w:type="spellStart"/>
       <w:r>
         <w:rPr>
           <w:rFonts w:ascii="Times New Roman" w:hAnsi="Times New Roman" w:cs="Times New Roman"/>
@@ -689,6 +837,7 @@
         </w:rPr>
         <w:t>gromacs</w:t>
       </w:r>
+      <w:proofErr w:type="spellEnd"/>
       <w:r>
         <w:rPr>
           <w:rFonts w:ascii="Times New Roman" w:hAnsi="Times New Roman" w:cs="Times New Roman"/>
@@ -716,6 +865,7 @@
         </w:rPr>
         <w:t>7. 436.</w:t>
       </w:r>
+      <w:proofErr w:type="spellStart"/>
       <w:r>
         <w:rPr>
           <w:rFonts w:ascii="Times New Roman" w:hAnsi="Times New Roman" w:cs="Times New Roman"/>
@@ -724,6 +874,7 @@
         </w:rPr>
         <w:t>cactusADM</w:t>
       </w:r>
+      <w:proofErr w:type="spellEnd"/>
       <w:r>
         <w:rPr>
           <w:rFonts w:ascii="Times New Roman" w:hAnsi="Times New Roman" w:cs="Times New Roman"/>
@@ -751,6 +902,7 @@
         </w:rPr>
         <w:t>8. 450.</w:t>
       </w:r>
+      <w:proofErr w:type="spellStart"/>
       <w:r>
         <w:rPr>
           <w:rFonts w:ascii="Times New Roman" w:hAnsi="Times New Roman" w:cs="Times New Roman"/>
@@ -759,6 +911,7 @@
         </w:rPr>
         <w:t>soplex</w:t>
       </w:r>
+      <w:proofErr w:type="spellEnd"/>
       <w:r>
         <w:rPr>
           <w:rFonts w:ascii="Times New Roman" w:hAnsi="Times New Roman" w:cs="Times New Roman"/>
@@ -787,6 +940,7 @@
         </w:rPr>
         <w:t>9. 459.</w:t>
       </w:r>
+      <w:proofErr w:type="spellStart"/>
       <w:r>
         <w:rPr>
           <w:rFonts w:ascii="Times New Roman" w:hAnsi="Times New Roman" w:cs="Times New Roman"/>
@@ -795,6 +949,7 @@
         </w:rPr>
         <w:t>GemsFDTD</w:t>
       </w:r>
+      <w:proofErr w:type="spellEnd"/>
       <w:r>
         <w:rPr>
           <w:rFonts w:ascii="Times New Roman" w:hAnsi="Times New Roman" w:cs="Times New Roman"/>
@@ -822,6 +977,7 @@
         </w:rPr>
         <w:t>10. 470.</w:t>
       </w:r>
+      <w:proofErr w:type="spellStart"/>
       <w:r>
         <w:rPr>
           <w:rFonts w:ascii="Times New Roman" w:hAnsi="Times New Roman" w:cs="Times New Roman"/>
@@ -830,6 +986,7 @@
         </w:rPr>
         <w:t>lbm</w:t>
       </w:r>
+      <w:proofErr w:type="spellEnd"/>
       <w:r>
         <w:rPr>
           <w:rFonts w:ascii="Times New Roman" w:hAnsi="Times New Roman" w:cs="Times New Roman"/>
@@ -857,6 +1014,7 @@
         </w:rPr>
         <w:t>11. 483.</w:t>
       </w:r>
+      <w:proofErr w:type="spellStart"/>
       <w:r>
         <w:rPr>
           <w:rFonts w:ascii="Times New Roman" w:hAnsi="Times New Roman" w:cs="Times New Roman"/>
@@ -865,6 +1023,7 @@
         </w:rPr>
         <w:t>xalancbmk</w:t>
       </w:r>
+      <w:proofErr w:type="spellEnd"/>
     </w:p>
     <w:p>
       <w:pPr>
@@ -1098,6 +1257,7 @@
         </w:rPr>
         <w:t xml:space="preserve">Χρησιμοποιούμε το </w:t>
       </w:r>
+      <w:proofErr w:type="spellStart"/>
       <w:r>
         <w:rPr>
           <w:rFonts w:ascii="Times New Roman" w:hAnsi="Times New Roman" w:cs="Times New Roman"/>
@@ -1106,6 +1266,7 @@
         </w:rPr>
         <w:t>cslab</w:t>
       </w:r>
+      <w:proofErr w:type="spellEnd"/>
       <w:r>
         <w:rPr>
           <w:rFonts w:ascii="Times New Roman" w:hAnsi="Times New Roman" w:cs="Times New Roman"/>
@@ -1149,6 +1310,7 @@
         </w:rPr>
         <w:t>.</w:t>
       </w:r>
+      <w:proofErr w:type="spellStart"/>
       <w:r>
         <w:rPr>
           <w:rFonts w:ascii="Times New Roman" w:hAnsi="Times New Roman" w:cs="Times New Roman"/>
@@ -1157,6 +1319,7 @@
         </w:rPr>
         <w:t>cpp</w:t>
       </w:r>
+      <w:proofErr w:type="spellEnd"/>
       <w:r>
         <w:rPr>
           <w:rFonts w:ascii="Times New Roman" w:hAnsi="Times New Roman" w:cs="Times New Roman"/>
@@ -1639,6 +1802,7 @@
               </w:rPr>
               <w:t>403.</w:t>
             </w:r>
+            <w:proofErr w:type="spellStart"/>
             <w:r>
               <w:rPr>
                 <w:rFonts w:ascii="Times New Roman" w:hAnsi="Times New Roman" w:cs="Times New Roman"/>
@@ -1647,6 +1811,7 @@
               </w:rPr>
               <w:t>gcc</w:t>
             </w:r>
+            <w:proofErr w:type="spellEnd"/>
             <w:r>
               <w:rPr>
                 <w:rFonts w:ascii="Times New Roman" w:hAnsi="Times New Roman" w:cs="Times New Roman"/>
@@ -3625,7 +3790,17 @@
           <w:szCs w:val="24"/>
           <w:lang w:val="el-GR"/>
         </w:rPr>
-        <w:t xml:space="preserve"> τις εκατ</w:t>
+        <w:t xml:space="preserve"> τις </w:t>
+      </w:r>
+      <w:proofErr w:type="spellStart"/>
+      <w:r>
+        <w:rPr>
+          <w:rFonts w:ascii="Times New Roman" w:hAnsi="Times New Roman" w:cs="Times New Roman"/>
+          <w:sz w:val="24"/>
+          <w:szCs w:val="24"/>
+          <w:lang w:val="el-GR"/>
+        </w:rPr>
+        <w:t>εκατ</w:t>
       </w:r>
       <w:r>
         <w:rPr>
@@ -3636,6 +3811,7 @@
         </w:rPr>
         <w:t>ώ</w:t>
       </w:r>
+      <w:proofErr w:type="spellEnd"/>
       <w:r>
         <w:rPr>
           <w:rFonts w:ascii="Times New Roman" w:hAnsi="Times New Roman" w:cs="Times New Roman"/>
@@ -3946,6 +4122,7 @@
               </w:rPr>
               <w:t>403.</w:t>
             </w:r>
+            <w:proofErr w:type="spellStart"/>
             <w:r>
               <w:rPr>
                 <w:rFonts w:ascii="Times New Roman" w:hAnsi="Times New Roman" w:cs="Times New Roman"/>
@@ -3954,6 +4131,7 @@
               </w:rPr>
               <w:t>gcc</w:t>
             </w:r>
+            <w:proofErr w:type="spellEnd"/>
             <w:r>
               <w:rPr>
                 <w:rFonts w:ascii="Times New Roman" w:hAnsi="Times New Roman" w:cs="Times New Roman"/>
@@ -5915,6 +6093,7 @@
               </w:rPr>
               <w:t>403.</w:t>
             </w:r>
+            <w:proofErr w:type="spellStart"/>
             <w:r>
               <w:rPr>
                 <w:rFonts w:ascii="Times New Roman" w:hAnsi="Times New Roman" w:cs="Times New Roman"/>
@@ -5923,6 +6102,7 @@
               </w:rPr>
               <w:t>gcc</w:t>
             </w:r>
+            <w:proofErr w:type="spellEnd"/>
             <w:r>
               <w:rPr>
                 <w:rFonts w:ascii="Times New Roman" w:hAnsi="Times New Roman" w:cs="Times New Roman"/>
@@ -7901,7 +8081,17 @@
           <w:szCs w:val="24"/>
           <w:lang w:val="el-GR"/>
         </w:rPr>
-        <w:t>τις εκατ</w:t>
+        <w:t xml:space="preserve">τις </w:t>
+      </w:r>
+      <w:proofErr w:type="spellStart"/>
+      <w:r>
+        <w:rPr>
+          <w:rFonts w:ascii="Times New Roman" w:hAnsi="Times New Roman" w:cs="Times New Roman"/>
+          <w:sz w:val="24"/>
+          <w:szCs w:val="24"/>
+          <w:lang w:val="el-GR"/>
+        </w:rPr>
+        <w:t>εκατ</w:t>
       </w:r>
       <w:r>
         <w:rPr>
@@ -7912,6 +8102,7 @@
         </w:rPr>
         <w:t>ώ</w:t>
       </w:r>
+      <w:proofErr w:type="spellEnd"/>
       <w:r>
         <w:rPr>
           <w:rFonts w:ascii="Times New Roman" w:hAnsi="Times New Roman" w:cs="Times New Roman"/>
@@ -8223,6 +8414,7 @@
               </w:rPr>
               <w:t>403.</w:t>
             </w:r>
+            <w:proofErr w:type="spellStart"/>
             <w:r>
               <w:rPr>
                 <w:rFonts w:ascii="Times New Roman" w:hAnsi="Times New Roman" w:cs="Times New Roman"/>
@@ -8231,6 +8423,7 @@
               </w:rPr>
               <w:t>gcc</w:t>
             </w:r>
+            <w:proofErr w:type="spellEnd"/>
           </w:p>
         </w:tc>
         <w:tc>
@@ -10064,12 +10257,14 @@
         </w:rPr>
         <w:t xml:space="preserve"> </w:t>
       </w:r>
+      <w:proofErr w:type="spellStart"/>
       <w:r>
         <w:rPr>
           <w:rFonts w:ascii="Times New Roman" w:hAnsi="Times New Roman" w:cs="Times New Roman"/>
         </w:rPr>
         <w:t>cslab</w:t>
       </w:r>
+      <w:proofErr w:type="spellEnd"/>
       <w:r>
         <w:rPr>
           <w:rFonts w:ascii="Times New Roman" w:hAnsi="Times New Roman" w:cs="Times New Roman"/>
@@ -10090,12 +10285,14 @@
         </w:rPr>
         <w:t>.</w:t>
       </w:r>
+      <w:proofErr w:type="spellStart"/>
       <w:r>
         <w:rPr>
           <w:rFonts w:ascii="Times New Roman" w:hAnsi="Times New Roman" w:cs="Times New Roman"/>
         </w:rPr>
         <w:t>cpp</w:t>
       </w:r>
+      <w:proofErr w:type="spellEnd"/>
       <w:r>
         <w:rPr>
           <w:rFonts w:ascii="Times New Roman" w:hAnsi="Times New Roman" w:cs="Times New Roman"/>
@@ -10117,12 +10314,14 @@
         </w:rPr>
         <w:t xml:space="preserve"> </w:t>
       </w:r>
+      <w:proofErr w:type="spellStart"/>
       <w:r>
         <w:rPr>
           <w:rFonts w:ascii="Times New Roman" w:hAnsi="Times New Roman" w:cs="Times New Roman"/>
         </w:rPr>
         <w:t>NbitPredictor</w:t>
       </w:r>
+      <w:proofErr w:type="spellEnd"/>
       <w:r>
         <w:rPr>
           <w:rFonts w:ascii="Times New Roman" w:hAnsi="Times New Roman" w:cs="Times New Roman"/>
@@ -10158,6 +10357,7 @@
         </w:rPr>
         <w:t xml:space="preserve">  (14,1) , (14,2), (14,3) , (14,4) </w:t>
       </w:r>
+      <w:proofErr w:type="spellStart"/>
       <w:r>
         <w:rPr>
           <w:rFonts w:ascii="Times New Roman" w:hAnsi="Times New Roman" w:cs="Times New Roman"/>
@@ -10165,6 +10365,7 @@
         </w:rPr>
         <w:t>αρα</w:t>
       </w:r>
+      <w:proofErr w:type="spellEnd"/>
       <w:r>
         <w:rPr>
           <w:rFonts w:ascii="Times New Roman" w:hAnsi="Times New Roman" w:cs="Times New Roman"/>
@@ -10212,6 +10413,7 @@
         </w:rPr>
         <w:t xml:space="preserve"> 1 </w:t>
       </w:r>
+      <w:proofErr w:type="spellStart"/>
       <w:r>
         <w:rPr>
           <w:rFonts w:ascii="Times New Roman" w:hAnsi="Times New Roman" w:cs="Times New Roman"/>
@@ -10219,6 +10421,7 @@
         </w:rPr>
         <w:t>εως</w:t>
       </w:r>
+      <w:proofErr w:type="spellEnd"/>
       <w:r>
         <w:rPr>
           <w:rFonts w:ascii="Times New Roman" w:hAnsi="Times New Roman" w:cs="Times New Roman"/>
@@ -16349,6 +16552,7 @@
         </w:rPr>
         <w:t xml:space="preserve">οπότε θα διάλεγα τον </w:t>
       </w:r>
+      <w:proofErr w:type="spellStart"/>
       <w:r>
         <w:rPr>
           <w:rFonts w:ascii="Times New Roman" w:hAnsi="Times New Roman" w:cs="Times New Roman"/>
@@ -16357,6 +16561,7 @@
         </w:rPr>
         <w:t>Nbit</w:t>
       </w:r>
+      <w:proofErr w:type="spellEnd"/>
       <w:r>
         <w:rPr>
           <w:rFonts w:ascii="Times New Roman" w:hAnsi="Times New Roman" w:cs="Times New Roman"/>
@@ -16579,12 +16784,14 @@
         </w:rPr>
         <w:t>2</w:t>
       </w:r>
+      <w:proofErr w:type="spellStart"/>
       <w:r>
         <w:rPr>
           <w:rFonts w:ascii="Times New Roman" w:hAnsi="Times New Roman" w:cs="Times New Roman"/>
         </w:rPr>
         <w:t>BitPredictor</w:t>
       </w:r>
+      <w:proofErr w:type="spellEnd"/>
       <w:r>
         <w:rPr>
           <w:rFonts w:ascii="Times New Roman" w:hAnsi="Times New Roman" w:cs="Times New Roman"/>
@@ -16726,6 +16933,7 @@
         </w:rPr>
         <w:t xml:space="preserve"> </w:t>
       </w:r>
+      <w:proofErr w:type="spellStart"/>
       <w:r>
         <w:rPr>
           <w:rFonts w:ascii="Times New Roman" w:hAnsi="Times New Roman" w:cs="Times New Roman"/>
@@ -16735,6 +16943,7 @@
         </w:rPr>
         <w:t>BranchPredictor</w:t>
       </w:r>
+      <w:proofErr w:type="spellEnd"/>
       <w:r>
         <w:rPr>
           <w:rFonts w:ascii="Times New Roman" w:hAnsi="Times New Roman" w:cs="Times New Roman"/>
@@ -17055,6 +17264,7 @@
         </w:rPr>
         <w:t xml:space="preserve">υπάρχει ένα </w:t>
       </w:r>
+      <w:proofErr w:type="spellStart"/>
       <w:r>
         <w:rPr>
           <w:rFonts w:ascii="Times New Roman" w:hAnsi="Times New Roman" w:cs="Times New Roman"/>
@@ -17064,6 +17274,7 @@
         </w:rPr>
         <w:t>touple</w:t>
       </w:r>
+      <w:proofErr w:type="spellEnd"/>
       <w:r>
         <w:rPr>
           <w:rFonts w:ascii="Times New Roman" w:hAnsi="Times New Roman" w:cs="Times New Roman"/>
@@ -24297,6 +24508,7 @@
         </w:rPr>
         <w:t>/</w:t>
       </w:r>
+      <w:proofErr w:type="spellStart"/>
       <w:r>
         <w:rPr>
           <w:rFonts w:ascii="Times New Roman" w:hAnsi="Times New Roman" w:cs="Times New Roman"/>
@@ -24306,6 +24518,7 @@
         </w:rPr>
         <w:t>csvs</w:t>
       </w:r>
+      <w:proofErr w:type="spellEnd"/>
       <w:r>
         <w:rPr>
           <w:rFonts w:ascii="Times New Roman" w:hAnsi="Times New Roman" w:cs="Times New Roman"/>
@@ -27084,6 +27297,7 @@
       <w:r>
         <w:rPr>
           <w:rFonts w:ascii="Times New Roman" w:hAnsi="Times New Roman" w:cs="Times New Roman"/>
+          <w:noProof/>
           <w:sz w:val="24"/>
           <w:szCs w:val="24"/>
           <w:lang w:val="en-US"/>
@@ -27365,6 +27579,7 @@
         </w:rPr>
         <w:t xml:space="preserve"> </w:t>
       </w:r>
+      <w:proofErr w:type="spellStart"/>
       <w:r>
         <w:rPr>
           <w:rFonts w:ascii="Times New Roman" w:hAnsi="Times New Roman" w:cs="Times New Roman"/>
@@ -27374,6 +27589,7 @@
         </w:rPr>
         <w:t>fsm</w:t>
       </w:r>
+      <w:proofErr w:type="spellEnd"/>
       <w:r>
         <w:rPr>
           <w:rFonts w:ascii="Times New Roman" w:hAnsi="Times New Roman" w:cs="Times New Roman"/>
@@ -27437,6 +27653,7 @@
         </w:rPr>
         <w:t xml:space="preserve"> </w:t>
       </w:r>
+      <w:proofErr w:type="spellStart"/>
       <w:r>
         <w:rPr>
           <w:rFonts w:ascii="Times New Roman" w:hAnsi="Times New Roman" w:cs="Times New Roman"/>
@@ -27446,6 +27663,7 @@
         </w:rPr>
         <w:t>bht</w:t>
       </w:r>
+      <w:proofErr w:type="spellEnd"/>
       <w:r>
         <w:rPr>
           <w:rFonts w:ascii="Times New Roman" w:hAnsi="Times New Roman" w:cs="Times New Roman"/>
@@ -27500,6 +27718,7 @@
         </w:rPr>
         <w:t xml:space="preserve"> ομάδα και οι </w:t>
       </w:r>
+      <w:proofErr w:type="spellStart"/>
       <w:r>
         <w:rPr>
           <w:rFonts w:ascii="Times New Roman" w:hAnsi="Times New Roman" w:cs="Times New Roman"/>
@@ -27509,6 +27728,7 @@
         </w:rPr>
         <w:t>fsm</w:t>
       </w:r>
+      <w:proofErr w:type="spellEnd"/>
       <w:r>
         <w:rPr>
           <w:rFonts w:ascii="Times New Roman" w:hAnsi="Times New Roman" w:cs="Times New Roman"/>
@@ -27552,7 +27772,27 @@
           <w:szCs w:val="24"/>
           <w:lang w:val="el-GR"/>
         </w:rPr>
-        <w:t xml:space="preserve">ήταν αυτοι που και στο προηγούμενο ερώτημα είχαν χειρότερη απόδοση. Τέλος μιας και το </w:t>
+        <w:t xml:space="preserve">ήταν </w:t>
+      </w:r>
+      <w:proofErr w:type="spellStart"/>
+      <w:r>
+        <w:rPr>
+          <w:rFonts w:ascii="Times New Roman" w:hAnsi="Times New Roman" w:cs="Times New Roman"/>
+          <w:sz w:val="24"/>
+          <w:szCs w:val="24"/>
+          <w:lang w:val="el-GR"/>
+        </w:rPr>
+        <w:t>αυτοι</w:t>
+      </w:r>
+      <w:proofErr w:type="spellEnd"/>
+      <w:r>
+        <w:rPr>
+          <w:rFonts w:ascii="Times New Roman" w:hAnsi="Times New Roman" w:cs="Times New Roman"/>
+          <w:sz w:val="24"/>
+          <w:szCs w:val="24"/>
+          <w:lang w:val="el-GR"/>
+        </w:rPr>
+        <w:t xml:space="preserve"> που και στο προηγούμενο ερώτημα είχαν χειρότερη απόδοση. Τέλος μιας και το </w:t>
       </w:r>
       <w:r>
         <w:rPr>
@@ -27823,6 +28063,6584 @@
           <w:lang w:val="el-GR"/>
         </w:rPr>
         <w:t>.)</w:t>
+      </w:r>
+    </w:p>
+    <w:p>
+      <w:pPr>
+        <w:rPr>
+          <w:rFonts w:ascii="Times New Roman" w:hAnsi="Times New Roman" w:cs="Times New Roman"/>
+          <w:sz w:val="24"/>
+          <w:szCs w:val="24"/>
+          <w:lang w:val="el-GR"/>
+        </w:rPr>
+      </w:pPr>
+    </w:p>
+    <w:p>
+      <w:pPr>
+        <w:rPr>
+          <w:rFonts w:ascii="Times New Roman" w:hAnsi="Times New Roman" w:cs="Times New Roman"/>
+          <w:sz w:val="24"/>
+          <w:szCs w:val="24"/>
+        </w:rPr>
+      </w:pPr>
+      <w:r>
+        <w:rPr>
+          <w:rFonts w:ascii="Times New Roman" w:hAnsi="Times New Roman" w:cs="Times New Roman"/>
+          <w:sz w:val="24"/>
+          <w:szCs w:val="24"/>
+        </w:rPr>
+        <w:t xml:space="preserve">5.4 </w:t>
+      </w:r>
+      <w:proofErr w:type="spellStart"/>
+      <w:r>
+        <w:rPr>
+          <w:rFonts w:ascii="Times New Roman" w:hAnsi="Times New Roman" w:cs="Times New Roman"/>
+          <w:sz w:val="24"/>
+          <w:szCs w:val="24"/>
+        </w:rPr>
+        <w:t>Μελέτη</w:t>
+      </w:r>
+      <w:proofErr w:type="spellEnd"/>
+      <w:r>
+        <w:rPr>
+          <w:rFonts w:ascii="Times New Roman" w:hAnsi="Times New Roman" w:cs="Times New Roman"/>
+          <w:sz w:val="24"/>
+          <w:szCs w:val="24"/>
+        </w:rPr>
+        <w:t xml:space="preserve"> </w:t>
+      </w:r>
+      <w:proofErr w:type="spellStart"/>
+      <w:r>
+        <w:rPr>
+          <w:rFonts w:ascii="Times New Roman" w:hAnsi="Times New Roman" w:cs="Times New Roman"/>
+          <w:sz w:val="24"/>
+          <w:szCs w:val="24"/>
+        </w:rPr>
+        <w:t>του</w:t>
+      </w:r>
+      <w:proofErr w:type="spellEnd"/>
+      <w:r>
+        <w:rPr>
+          <w:rFonts w:ascii="Times New Roman" w:hAnsi="Times New Roman" w:cs="Times New Roman"/>
+          <w:sz w:val="24"/>
+          <w:szCs w:val="24"/>
+        </w:rPr>
+        <w:t xml:space="preserve"> ΒΤΒ</w:t>
+      </w:r>
+    </w:p>
+    <w:p>
+      <w:pPr>
+        <w:rPr>
+          <w:rFonts w:ascii="Times New Roman" w:hAnsi="Times New Roman" w:cs="Times New Roman"/>
+          <w:sz w:val="24"/>
+          <w:szCs w:val="24"/>
+          <w:lang w:val="en-US"/>
+        </w:rPr>
+      </w:pPr>
+      <w:r>
+        <w:rPr>
+          <w:rFonts w:ascii="Times New Roman" w:hAnsi="Times New Roman" w:cs="Times New Roman"/>
+          <w:sz w:val="24"/>
+          <w:szCs w:val="24"/>
+          <w:lang w:val="el-GR"/>
+        </w:rPr>
+        <w:t xml:space="preserve">Για την αξιολόγηση του </w:t>
+      </w:r>
+      <w:r>
+        <w:rPr>
+          <w:rFonts w:ascii="Times New Roman" w:hAnsi="Times New Roman" w:cs="Times New Roman"/>
+          <w:sz w:val="24"/>
+          <w:szCs w:val="24"/>
+        </w:rPr>
+        <w:t>BTB</w:t>
+      </w:r>
+      <w:r>
+        <w:rPr>
+          <w:rFonts w:ascii="Times New Roman" w:hAnsi="Times New Roman" w:cs="Times New Roman"/>
+          <w:sz w:val="24"/>
+          <w:szCs w:val="24"/>
+          <w:lang w:val="el-GR"/>
+        </w:rPr>
+        <w:t xml:space="preserve"> χρησιμοποιήσαμε ως βασική μετρική το </w:t>
+      </w:r>
+      <w:r>
+        <w:rPr>
+          <w:rFonts w:ascii="Times New Roman" w:hAnsi="Times New Roman" w:cs="Times New Roman"/>
+          <w:sz w:val="24"/>
+          <w:szCs w:val="24"/>
+        </w:rPr>
+        <w:t>direction</w:t>
+      </w:r>
+      <w:r>
+        <w:rPr>
+          <w:rFonts w:ascii="Times New Roman" w:hAnsi="Times New Roman" w:cs="Times New Roman"/>
+          <w:sz w:val="24"/>
+          <w:szCs w:val="24"/>
+          <w:lang w:val="el-GR"/>
+        </w:rPr>
+        <w:t xml:space="preserve"> </w:t>
+      </w:r>
+      <w:r>
+        <w:rPr>
+          <w:rFonts w:ascii="Times New Roman" w:hAnsi="Times New Roman" w:cs="Times New Roman"/>
+          <w:sz w:val="24"/>
+          <w:szCs w:val="24"/>
+        </w:rPr>
+        <w:t>MPKI</w:t>
+      </w:r>
+      <w:r>
+        <w:rPr>
+          <w:rFonts w:ascii="Times New Roman" w:hAnsi="Times New Roman" w:cs="Times New Roman"/>
+          <w:sz w:val="24"/>
+          <w:szCs w:val="24"/>
+          <w:lang w:val="el-GR"/>
+        </w:rPr>
+        <w:t xml:space="preserve">, δηλαδή τον αριθμό λανθασμένων </w:t>
+      </w:r>
+      <w:r>
+        <w:rPr>
+          <w:rFonts w:ascii="Times New Roman" w:hAnsi="Times New Roman" w:cs="Times New Roman"/>
+          <w:sz w:val="24"/>
+          <w:szCs w:val="24"/>
+        </w:rPr>
+        <w:t>direction</w:t>
+      </w:r>
+      <w:r>
+        <w:rPr>
+          <w:rFonts w:ascii="Times New Roman" w:hAnsi="Times New Roman" w:cs="Times New Roman"/>
+          <w:sz w:val="24"/>
+          <w:szCs w:val="24"/>
+          <w:lang w:val="el-GR"/>
+        </w:rPr>
+        <w:t xml:space="preserve"> προβλέψεων ανά 1000 εντολές. Επιπλέον, υπολογίσαμε και τον αριθμό σωστών </w:t>
+      </w:r>
+      <w:r>
+        <w:rPr>
+          <w:rFonts w:ascii="Times New Roman" w:hAnsi="Times New Roman" w:cs="Times New Roman"/>
+          <w:sz w:val="24"/>
+          <w:szCs w:val="24"/>
+        </w:rPr>
+        <w:t>target</w:t>
+      </w:r>
+      <w:r>
+        <w:rPr>
+          <w:rFonts w:ascii="Times New Roman" w:hAnsi="Times New Roman" w:cs="Times New Roman"/>
+          <w:sz w:val="24"/>
+          <w:szCs w:val="24"/>
+          <w:lang w:val="el-GR"/>
+        </w:rPr>
+        <w:t xml:space="preserve"> προβλέψεων ανά 1000 εντολές, χρησιμοποιώντας το πεδίο </w:t>
+      </w:r>
+      <w:proofErr w:type="spellStart"/>
+      <w:r>
+        <w:rPr>
+          <w:rFonts w:ascii="Times New Roman" w:hAnsi="Times New Roman" w:cs="Times New Roman"/>
+          <w:sz w:val="24"/>
+          <w:szCs w:val="24"/>
+        </w:rPr>
+        <w:t>TargetCorrect</w:t>
+      </w:r>
+      <w:proofErr w:type="spellEnd"/>
+      <w:r>
+        <w:rPr>
+          <w:rFonts w:ascii="Times New Roman" w:hAnsi="Times New Roman" w:cs="Times New Roman"/>
+          <w:sz w:val="24"/>
+          <w:szCs w:val="24"/>
+          <w:lang w:val="el-GR"/>
+        </w:rPr>
+        <w:t xml:space="preserve">, ώστε να έχουμε και μια εικόνα της αποτελεσματικότητας του </w:t>
+      </w:r>
+      <w:r>
+        <w:rPr>
+          <w:rFonts w:ascii="Times New Roman" w:hAnsi="Times New Roman" w:cs="Times New Roman"/>
+          <w:sz w:val="24"/>
+          <w:szCs w:val="24"/>
+        </w:rPr>
+        <w:t>BTB</w:t>
+      </w:r>
+      <w:r>
+        <w:rPr>
+          <w:rFonts w:ascii="Times New Roman" w:hAnsi="Times New Roman" w:cs="Times New Roman"/>
+          <w:sz w:val="24"/>
+          <w:szCs w:val="24"/>
+          <w:lang w:val="el-GR"/>
+        </w:rPr>
+        <w:t xml:space="preserve"> ως μηχανισμού πρόβλεψης στόχου. Η δεύτερη αυτή μετρική δεν αποτελεί </w:t>
+      </w:r>
+      <w:r>
+        <w:rPr>
+          <w:rFonts w:ascii="Times New Roman" w:hAnsi="Times New Roman" w:cs="Times New Roman"/>
+          <w:sz w:val="24"/>
+          <w:szCs w:val="24"/>
+        </w:rPr>
+        <w:t>target</w:t>
+      </w:r>
+      <w:r>
+        <w:rPr>
+          <w:rFonts w:ascii="Times New Roman" w:hAnsi="Times New Roman" w:cs="Times New Roman"/>
+          <w:sz w:val="24"/>
+          <w:szCs w:val="24"/>
+          <w:lang w:val="el-GR"/>
+        </w:rPr>
+        <w:t xml:space="preserve"> </w:t>
+      </w:r>
+      <w:r>
+        <w:rPr>
+          <w:rFonts w:ascii="Times New Roman" w:hAnsi="Times New Roman" w:cs="Times New Roman"/>
+          <w:sz w:val="24"/>
+          <w:szCs w:val="24"/>
+        </w:rPr>
+        <w:t>misprediction</w:t>
+      </w:r>
+      <w:r>
+        <w:rPr>
+          <w:rFonts w:ascii="Times New Roman" w:hAnsi="Times New Roman" w:cs="Times New Roman"/>
+          <w:sz w:val="24"/>
+          <w:szCs w:val="24"/>
+          <w:lang w:val="el-GR"/>
+        </w:rPr>
+        <w:t xml:space="preserve"> </w:t>
+      </w:r>
+      <w:r>
+        <w:rPr>
+          <w:rFonts w:ascii="Times New Roman" w:hAnsi="Times New Roman" w:cs="Times New Roman"/>
+          <w:sz w:val="24"/>
+          <w:szCs w:val="24"/>
+        </w:rPr>
+        <w:t>rate</w:t>
+      </w:r>
+      <w:r>
+        <w:rPr>
+          <w:rFonts w:ascii="Times New Roman" w:hAnsi="Times New Roman" w:cs="Times New Roman"/>
+          <w:sz w:val="24"/>
+          <w:szCs w:val="24"/>
+          <w:lang w:val="el-GR"/>
+        </w:rPr>
+        <w:t xml:space="preserve">, αλλά χρησιμεύει συγκριτικά μεταξύ διαφορετικών </w:t>
+      </w:r>
+      <w:r>
+        <w:rPr>
+          <w:rFonts w:ascii="Times New Roman" w:hAnsi="Times New Roman" w:cs="Times New Roman"/>
+          <w:sz w:val="24"/>
+          <w:szCs w:val="24"/>
+        </w:rPr>
+        <w:t>BTB</w:t>
+      </w:r>
+      <w:r>
+        <w:rPr>
+          <w:rFonts w:ascii="Times New Roman" w:hAnsi="Times New Roman" w:cs="Times New Roman"/>
+          <w:sz w:val="24"/>
+          <w:szCs w:val="24"/>
+          <w:lang w:val="el-GR"/>
+        </w:rPr>
+        <w:t xml:space="preserve"> οργανώσεων.</w:t>
+      </w:r>
+    </w:p>
+    <w:p>
+      <w:pPr>
+        <w:rPr>
+          <w:rFonts w:ascii="Times New Roman" w:hAnsi="Times New Roman" w:cs="Times New Roman"/>
+          <w:sz w:val="24"/>
+          <w:szCs w:val="24"/>
+          <w:lang w:val="en-US"/>
+        </w:rPr>
+      </w:pPr>
+    </w:p>
+    <w:p>
+      <w:pPr>
+        <w:rPr>
+          <w:rFonts w:ascii="Times New Roman" w:hAnsi="Times New Roman" w:cs="Times New Roman"/>
+          <w:sz w:val="24"/>
+          <w:szCs w:val="24"/>
+          <w:lang w:val="en-US"/>
+        </w:rPr>
+      </w:pPr>
+    </w:p>
+    <w:tbl>
+      <w:tblPr>
+        <w:tblStyle w:val="TableGrid"/>
+        <w:tblW w:w="11070" w:type="dxa"/>
+        <w:jc w:val="center"/>
+        <w:tblLook w:val="04A0" w:firstRow="1" w:lastRow="0" w:firstColumn="1" w:lastColumn="0" w:noHBand="0" w:noVBand="1"/>
+      </w:tblPr>
+      <w:tblGrid>
+        <w:gridCol w:w="1608"/>
+        <w:gridCol w:w="1166"/>
+        <w:gridCol w:w="1389"/>
+        <w:gridCol w:w="1054"/>
+        <w:gridCol w:w="1054"/>
+        <w:gridCol w:w="1389"/>
+        <w:gridCol w:w="1054"/>
+        <w:gridCol w:w="1054"/>
+        <w:gridCol w:w="1389"/>
+      </w:tblGrid>
+      <w:tr>
+        <w:trPr>
+          <w:jc w:val="center"/>
+        </w:trPr>
+        <w:tc>
+          <w:tcPr>
+            <w:tcW w:w="1457" w:type="dxa"/>
+            <w:shd w:val="clear" w:color="auto" w:fill="83CAEB" w:themeFill="accent1" w:themeFillTint="66"/>
+            <w:vAlign w:val="bottom"/>
+          </w:tcPr>
+          <w:p>
+            <w:pPr>
+              <w:rPr>
+                <w:rFonts w:ascii="Times New Roman" w:hAnsi="Times New Roman" w:cs="Times New Roman"/>
+                <w:sz w:val="24"/>
+                <w:szCs w:val="24"/>
+                <w:lang w:val="en-US"/>
+              </w:rPr>
+            </w:pPr>
+            <w:r>
+              <w:rPr>
+                <w:rFonts w:ascii="Aptos Narrow" w:hAnsi="Aptos Narrow"/>
+                <w:color w:val="000000"/>
+              </w:rPr>
+              <w:t>benchmark</w:t>
+            </w:r>
+          </w:p>
+        </w:tc>
+        <w:tc>
+          <w:tcPr>
+            <w:tcW w:w="1063" w:type="dxa"/>
+            <w:vAlign w:val="bottom"/>
+          </w:tcPr>
+          <w:p>
+            <w:pPr>
+              <w:rPr>
+                <w:rFonts w:ascii="Times New Roman" w:hAnsi="Times New Roman" w:cs="Times New Roman"/>
+                <w:sz w:val="24"/>
+                <w:szCs w:val="24"/>
+                <w:lang w:val="en-US"/>
+              </w:rPr>
+            </w:pPr>
+            <w:r>
+              <w:rPr>
+                <w:rFonts w:ascii="Aptos Narrow" w:hAnsi="Aptos Narrow"/>
+                <w:color w:val="000000"/>
+              </w:rPr>
+              <w:t>MKPI BTB-512-1</w:t>
+            </w:r>
+          </w:p>
+        </w:tc>
+        <w:tc>
+          <w:tcPr>
+            <w:tcW w:w="1263" w:type="dxa"/>
+            <w:vAlign w:val="bottom"/>
+          </w:tcPr>
+          <w:p>
+            <w:pPr>
+              <w:rPr>
+                <w:rFonts w:ascii="Times New Roman" w:hAnsi="Times New Roman" w:cs="Times New Roman"/>
+                <w:sz w:val="24"/>
+                <w:szCs w:val="24"/>
+                <w:lang w:val="en-US"/>
+              </w:rPr>
+            </w:pPr>
+            <w:r>
+              <w:rPr>
+                <w:rFonts w:ascii="Aptos Narrow" w:hAnsi="Aptos Narrow"/>
+                <w:color w:val="000000"/>
+              </w:rPr>
+              <w:t>MKPI BTB-512-2</w:t>
+            </w:r>
+          </w:p>
+        </w:tc>
+        <w:tc>
+          <w:tcPr>
+            <w:tcW w:w="964" w:type="dxa"/>
+            <w:vAlign w:val="bottom"/>
+          </w:tcPr>
+          <w:p>
+            <w:pPr>
+              <w:rPr>
+                <w:rFonts w:ascii="Times New Roman" w:hAnsi="Times New Roman" w:cs="Times New Roman"/>
+                <w:sz w:val="24"/>
+                <w:szCs w:val="24"/>
+                <w:lang w:val="en-US"/>
+              </w:rPr>
+            </w:pPr>
+            <w:r>
+              <w:rPr>
+                <w:rFonts w:ascii="Aptos Narrow" w:hAnsi="Aptos Narrow"/>
+                <w:color w:val="000000"/>
+              </w:rPr>
+              <w:t>MKPI BTB-256-2</w:t>
+            </w:r>
+          </w:p>
+        </w:tc>
+        <w:tc>
+          <w:tcPr>
+            <w:tcW w:w="964" w:type="dxa"/>
+            <w:vAlign w:val="bottom"/>
+          </w:tcPr>
+          <w:p>
+            <w:pPr>
+              <w:rPr>
+                <w:rFonts w:ascii="Times New Roman" w:hAnsi="Times New Roman" w:cs="Times New Roman"/>
+                <w:sz w:val="24"/>
+                <w:szCs w:val="24"/>
+                <w:lang w:val="en-US"/>
+              </w:rPr>
+            </w:pPr>
+            <w:r>
+              <w:rPr>
+                <w:rFonts w:ascii="Aptos Narrow" w:hAnsi="Aptos Narrow"/>
+                <w:color w:val="000000"/>
+              </w:rPr>
+              <w:t>MKPI BTB-256-4</w:t>
+            </w:r>
+          </w:p>
+        </w:tc>
+        <w:tc>
+          <w:tcPr>
+            <w:tcW w:w="1263" w:type="dxa"/>
+            <w:vAlign w:val="bottom"/>
+          </w:tcPr>
+          <w:p>
+            <w:pPr>
+              <w:rPr>
+                <w:rFonts w:ascii="Times New Roman" w:hAnsi="Times New Roman" w:cs="Times New Roman"/>
+                <w:sz w:val="24"/>
+                <w:szCs w:val="24"/>
+                <w:lang w:val="en-US"/>
+              </w:rPr>
+            </w:pPr>
+            <w:r>
+              <w:rPr>
+                <w:rFonts w:ascii="Aptos Narrow" w:hAnsi="Aptos Narrow"/>
+                <w:color w:val="000000"/>
+              </w:rPr>
+              <w:t>MKPI BTB-128-2</w:t>
+            </w:r>
+          </w:p>
+        </w:tc>
+        <w:tc>
+          <w:tcPr>
+            <w:tcW w:w="964" w:type="dxa"/>
+            <w:vAlign w:val="bottom"/>
+          </w:tcPr>
+          <w:p>
+            <w:pPr>
+              <w:rPr>
+                <w:rFonts w:ascii="Times New Roman" w:hAnsi="Times New Roman" w:cs="Times New Roman"/>
+                <w:sz w:val="24"/>
+                <w:szCs w:val="24"/>
+                <w:lang w:val="en-US"/>
+              </w:rPr>
+            </w:pPr>
+            <w:r>
+              <w:rPr>
+                <w:rFonts w:ascii="Aptos Narrow" w:hAnsi="Aptos Narrow"/>
+                <w:color w:val="000000"/>
+              </w:rPr>
+              <w:t>MKPI BTB-128-4</w:t>
+            </w:r>
+          </w:p>
+        </w:tc>
+        <w:tc>
+          <w:tcPr>
+            <w:tcW w:w="964" w:type="dxa"/>
+            <w:vAlign w:val="bottom"/>
+          </w:tcPr>
+          <w:p>
+            <w:pPr>
+              <w:rPr>
+                <w:rFonts w:ascii="Times New Roman" w:hAnsi="Times New Roman" w:cs="Times New Roman"/>
+                <w:sz w:val="24"/>
+                <w:szCs w:val="24"/>
+                <w:lang w:val="en-US"/>
+              </w:rPr>
+            </w:pPr>
+            <w:r>
+              <w:rPr>
+                <w:rFonts w:ascii="Aptos Narrow" w:hAnsi="Aptos Narrow"/>
+                <w:color w:val="000000"/>
+              </w:rPr>
+              <w:t>MKPI BTB-64-4</w:t>
+            </w:r>
+          </w:p>
+        </w:tc>
+        <w:tc>
+          <w:tcPr>
+            <w:tcW w:w="2168" w:type="dxa"/>
+            <w:vAlign w:val="bottom"/>
+          </w:tcPr>
+          <w:p>
+            <w:pPr>
+              <w:rPr>
+                <w:rFonts w:ascii="Times New Roman" w:hAnsi="Times New Roman" w:cs="Times New Roman"/>
+                <w:sz w:val="24"/>
+                <w:szCs w:val="24"/>
+                <w:lang w:val="en-US"/>
+              </w:rPr>
+            </w:pPr>
+            <w:r>
+              <w:rPr>
+                <w:rFonts w:ascii="Aptos Narrow" w:hAnsi="Aptos Narrow"/>
+                <w:color w:val="000000"/>
+              </w:rPr>
+              <w:t>MKPI BTB-64-8</w:t>
+            </w:r>
+          </w:p>
+        </w:tc>
+      </w:tr>
+      <w:tr>
+        <w:trPr>
+          <w:jc w:val="center"/>
+        </w:trPr>
+        <w:tc>
+          <w:tcPr>
+            <w:tcW w:w="1457" w:type="dxa"/>
+            <w:shd w:val="clear" w:color="auto" w:fill="83CAEB" w:themeFill="accent1" w:themeFillTint="66"/>
+            <w:vAlign w:val="bottom"/>
+          </w:tcPr>
+          <w:p>
+            <w:pPr>
+              <w:rPr>
+                <w:rFonts w:ascii="Times New Roman" w:hAnsi="Times New Roman" w:cs="Times New Roman"/>
+                <w:sz w:val="24"/>
+                <w:szCs w:val="24"/>
+                <w:lang w:val="en-US"/>
+              </w:rPr>
+            </w:pPr>
+            <w:r>
+              <w:rPr>
+                <w:rFonts w:ascii="Aptos Narrow" w:hAnsi="Aptos Narrow"/>
+                <w:color w:val="000000"/>
+              </w:rPr>
+              <w:t>403.gcc</w:t>
+            </w:r>
+          </w:p>
+        </w:tc>
+        <w:tc>
+          <w:tcPr>
+            <w:tcW w:w="1063" w:type="dxa"/>
+            <w:vAlign w:val="bottom"/>
+          </w:tcPr>
+          <w:p>
+            <w:pPr>
+              <w:rPr>
+                <w:rFonts w:ascii="Times New Roman" w:hAnsi="Times New Roman" w:cs="Times New Roman"/>
+                <w:sz w:val="24"/>
+                <w:szCs w:val="24"/>
+                <w:lang w:val="en-US"/>
+              </w:rPr>
+            </w:pPr>
+            <w:r>
+              <w:rPr>
+                <w:rFonts w:ascii="Aptos Narrow" w:hAnsi="Aptos Narrow"/>
+                <w:color w:val="000000"/>
+              </w:rPr>
+              <w:t>46.286202</w:t>
+            </w:r>
+          </w:p>
+        </w:tc>
+        <w:tc>
+          <w:tcPr>
+            <w:tcW w:w="1263" w:type="dxa"/>
+            <w:vAlign w:val="bottom"/>
+          </w:tcPr>
+          <w:p>
+            <w:pPr>
+              <w:rPr>
+                <w:rFonts w:ascii="Times New Roman" w:hAnsi="Times New Roman" w:cs="Times New Roman"/>
+                <w:sz w:val="24"/>
+                <w:szCs w:val="24"/>
+                <w:lang w:val="en-US"/>
+              </w:rPr>
+            </w:pPr>
+            <w:r>
+              <w:rPr>
+                <w:rFonts w:ascii="Aptos Narrow" w:hAnsi="Aptos Narrow"/>
+                <w:color w:val="000000"/>
+              </w:rPr>
+              <w:t>45.66113095</w:t>
+            </w:r>
+          </w:p>
+        </w:tc>
+        <w:tc>
+          <w:tcPr>
+            <w:tcW w:w="964" w:type="dxa"/>
+            <w:vAlign w:val="bottom"/>
+          </w:tcPr>
+          <w:p>
+            <w:pPr>
+              <w:rPr>
+                <w:rFonts w:ascii="Times New Roman" w:hAnsi="Times New Roman" w:cs="Times New Roman"/>
+                <w:sz w:val="24"/>
+                <w:szCs w:val="24"/>
+                <w:lang w:val="en-US"/>
+              </w:rPr>
+            </w:pPr>
+            <w:r>
+              <w:rPr>
+                <w:rFonts w:ascii="Aptos Narrow" w:hAnsi="Aptos Narrow"/>
+                <w:color w:val="000000"/>
+              </w:rPr>
+              <w:t>44.10753</w:t>
+            </w:r>
+          </w:p>
+        </w:tc>
+        <w:tc>
+          <w:tcPr>
+            <w:tcW w:w="964" w:type="dxa"/>
+            <w:vAlign w:val="bottom"/>
+          </w:tcPr>
+          <w:p>
+            <w:pPr>
+              <w:rPr>
+                <w:rFonts w:ascii="Times New Roman" w:hAnsi="Times New Roman" w:cs="Times New Roman"/>
+                <w:sz w:val="24"/>
+                <w:szCs w:val="24"/>
+                <w:lang w:val="en-US"/>
+              </w:rPr>
+            </w:pPr>
+            <w:r>
+              <w:rPr>
+                <w:rFonts w:ascii="Aptos Narrow" w:hAnsi="Aptos Narrow"/>
+                <w:color w:val="000000"/>
+              </w:rPr>
+              <w:t>43.91748</w:t>
+            </w:r>
+          </w:p>
+        </w:tc>
+        <w:tc>
+          <w:tcPr>
+            <w:tcW w:w="1263" w:type="dxa"/>
+            <w:vAlign w:val="bottom"/>
+          </w:tcPr>
+          <w:p>
+            <w:pPr>
+              <w:rPr>
+                <w:rFonts w:ascii="Times New Roman" w:hAnsi="Times New Roman" w:cs="Times New Roman"/>
+                <w:sz w:val="24"/>
+                <w:szCs w:val="24"/>
+                <w:lang w:val="en-US"/>
+              </w:rPr>
+            </w:pPr>
+            <w:r>
+              <w:rPr>
+                <w:rFonts w:ascii="Aptos Narrow" w:hAnsi="Aptos Narrow"/>
+                <w:color w:val="000000"/>
+              </w:rPr>
+              <w:t>44.80413643</w:t>
+            </w:r>
+          </w:p>
+        </w:tc>
+        <w:tc>
+          <w:tcPr>
+            <w:tcW w:w="964" w:type="dxa"/>
+            <w:vAlign w:val="bottom"/>
+          </w:tcPr>
+          <w:p>
+            <w:pPr>
+              <w:rPr>
+                <w:rFonts w:ascii="Times New Roman" w:hAnsi="Times New Roman" w:cs="Times New Roman"/>
+                <w:sz w:val="24"/>
+                <w:szCs w:val="24"/>
+                <w:lang w:val="en-US"/>
+              </w:rPr>
+            </w:pPr>
+            <w:r>
+              <w:rPr>
+                <w:rFonts w:ascii="Aptos Narrow" w:hAnsi="Aptos Narrow"/>
+                <w:color w:val="000000"/>
+              </w:rPr>
+              <w:t>44.57812</w:t>
+            </w:r>
+          </w:p>
+        </w:tc>
+        <w:tc>
+          <w:tcPr>
+            <w:tcW w:w="964" w:type="dxa"/>
+            <w:vAlign w:val="bottom"/>
+          </w:tcPr>
+          <w:p>
+            <w:pPr>
+              <w:rPr>
+                <w:rFonts w:ascii="Times New Roman" w:hAnsi="Times New Roman" w:cs="Times New Roman"/>
+                <w:sz w:val="24"/>
+                <w:szCs w:val="24"/>
+                <w:lang w:val="en-US"/>
+              </w:rPr>
+            </w:pPr>
+            <w:r>
+              <w:rPr>
+                <w:rFonts w:ascii="Aptos Narrow" w:hAnsi="Aptos Narrow"/>
+                <w:color w:val="000000"/>
+              </w:rPr>
+              <w:t>45.85785</w:t>
+            </w:r>
+          </w:p>
+        </w:tc>
+        <w:tc>
+          <w:tcPr>
+            <w:tcW w:w="2168" w:type="dxa"/>
+            <w:vAlign w:val="bottom"/>
+          </w:tcPr>
+          <w:p>
+            <w:pPr>
+              <w:rPr>
+                <w:rFonts w:ascii="Times New Roman" w:hAnsi="Times New Roman" w:cs="Times New Roman"/>
+                <w:sz w:val="24"/>
+                <w:szCs w:val="24"/>
+                <w:lang w:val="en-US"/>
+              </w:rPr>
+            </w:pPr>
+            <w:r>
+              <w:rPr>
+                <w:rFonts w:ascii="Aptos Narrow" w:hAnsi="Aptos Narrow"/>
+                <w:color w:val="000000"/>
+              </w:rPr>
+              <w:t>45.54727218</w:t>
+            </w:r>
+          </w:p>
+        </w:tc>
+      </w:tr>
+      <w:tr>
+        <w:trPr>
+          <w:jc w:val="center"/>
+        </w:trPr>
+        <w:tc>
+          <w:tcPr>
+            <w:tcW w:w="1457" w:type="dxa"/>
+            <w:shd w:val="clear" w:color="auto" w:fill="83CAEB" w:themeFill="accent1" w:themeFillTint="66"/>
+            <w:vAlign w:val="bottom"/>
+          </w:tcPr>
+          <w:p>
+            <w:pPr>
+              <w:rPr>
+                <w:rFonts w:ascii="Times New Roman" w:hAnsi="Times New Roman" w:cs="Times New Roman"/>
+                <w:sz w:val="24"/>
+                <w:szCs w:val="24"/>
+                <w:lang w:val="en-US"/>
+              </w:rPr>
+            </w:pPr>
+            <w:r>
+              <w:rPr>
+                <w:rFonts w:ascii="Aptos Narrow" w:hAnsi="Aptos Narrow"/>
+                <w:color w:val="000000"/>
+              </w:rPr>
+              <w:t>410.bwaves</w:t>
+            </w:r>
+          </w:p>
+        </w:tc>
+        <w:tc>
+          <w:tcPr>
+            <w:tcW w:w="1063" w:type="dxa"/>
+            <w:vAlign w:val="bottom"/>
+          </w:tcPr>
+          <w:p>
+            <w:pPr>
+              <w:rPr>
+                <w:rFonts w:ascii="Times New Roman" w:hAnsi="Times New Roman" w:cs="Times New Roman"/>
+                <w:sz w:val="24"/>
+                <w:szCs w:val="24"/>
+                <w:lang w:val="en-US"/>
+              </w:rPr>
+            </w:pPr>
+            <w:r>
+              <w:rPr>
+                <w:rFonts w:ascii="Aptos Narrow" w:hAnsi="Aptos Narrow"/>
+                <w:color w:val="000000"/>
+              </w:rPr>
+              <w:t>22.822863</w:t>
+            </w:r>
+          </w:p>
+        </w:tc>
+        <w:tc>
+          <w:tcPr>
+            <w:tcW w:w="1263" w:type="dxa"/>
+            <w:vAlign w:val="bottom"/>
+          </w:tcPr>
+          <w:p>
+            <w:pPr>
+              <w:rPr>
+                <w:rFonts w:ascii="Times New Roman" w:hAnsi="Times New Roman" w:cs="Times New Roman"/>
+                <w:sz w:val="24"/>
+                <w:szCs w:val="24"/>
+                <w:lang w:val="en-US"/>
+              </w:rPr>
+            </w:pPr>
+            <w:r>
+              <w:rPr>
+                <w:rFonts w:ascii="Aptos Narrow" w:hAnsi="Aptos Narrow"/>
+                <w:color w:val="000000"/>
+              </w:rPr>
+              <w:t>22.74169913</w:t>
+            </w:r>
+          </w:p>
+        </w:tc>
+        <w:tc>
+          <w:tcPr>
+            <w:tcW w:w="964" w:type="dxa"/>
+            <w:vAlign w:val="bottom"/>
+          </w:tcPr>
+          <w:p>
+            <w:pPr>
+              <w:rPr>
+                <w:rFonts w:ascii="Times New Roman" w:hAnsi="Times New Roman" w:cs="Times New Roman"/>
+                <w:sz w:val="24"/>
+                <w:szCs w:val="24"/>
+                <w:lang w:val="en-US"/>
+              </w:rPr>
+            </w:pPr>
+            <w:r>
+              <w:rPr>
+                <w:rFonts w:ascii="Aptos Narrow" w:hAnsi="Aptos Narrow"/>
+                <w:color w:val="000000"/>
+              </w:rPr>
+              <w:t>22.5051</w:t>
+            </w:r>
+          </w:p>
+        </w:tc>
+        <w:tc>
+          <w:tcPr>
+            <w:tcW w:w="964" w:type="dxa"/>
+            <w:vAlign w:val="bottom"/>
+          </w:tcPr>
+          <w:p>
+            <w:pPr>
+              <w:rPr>
+                <w:rFonts w:ascii="Times New Roman" w:hAnsi="Times New Roman" w:cs="Times New Roman"/>
+                <w:sz w:val="24"/>
+                <w:szCs w:val="24"/>
+                <w:lang w:val="en-US"/>
+              </w:rPr>
+            </w:pPr>
+            <w:r>
+              <w:rPr>
+                <w:rFonts w:ascii="Aptos Narrow" w:hAnsi="Aptos Narrow"/>
+                <w:color w:val="000000"/>
+              </w:rPr>
+              <w:t>22.72639</w:t>
+            </w:r>
+          </w:p>
+        </w:tc>
+        <w:tc>
+          <w:tcPr>
+            <w:tcW w:w="1263" w:type="dxa"/>
+            <w:vAlign w:val="bottom"/>
+          </w:tcPr>
+          <w:p>
+            <w:pPr>
+              <w:rPr>
+                <w:rFonts w:ascii="Times New Roman" w:hAnsi="Times New Roman" w:cs="Times New Roman"/>
+                <w:sz w:val="24"/>
+                <w:szCs w:val="24"/>
+                <w:lang w:val="en-US"/>
+              </w:rPr>
+            </w:pPr>
+            <w:r>
+              <w:rPr>
+                <w:rFonts w:ascii="Aptos Narrow" w:hAnsi="Aptos Narrow"/>
+                <w:color w:val="000000"/>
+              </w:rPr>
+              <w:t>22.62788022</w:t>
+            </w:r>
+          </w:p>
+        </w:tc>
+        <w:tc>
+          <w:tcPr>
+            <w:tcW w:w="964" w:type="dxa"/>
+            <w:vAlign w:val="bottom"/>
+          </w:tcPr>
+          <w:p>
+            <w:pPr>
+              <w:rPr>
+                <w:rFonts w:ascii="Times New Roman" w:hAnsi="Times New Roman" w:cs="Times New Roman"/>
+                <w:sz w:val="24"/>
+                <w:szCs w:val="24"/>
+                <w:lang w:val="en-US"/>
+              </w:rPr>
+            </w:pPr>
+            <w:r>
+              <w:rPr>
+                <w:rFonts w:ascii="Aptos Narrow" w:hAnsi="Aptos Narrow"/>
+                <w:color w:val="000000"/>
+              </w:rPr>
+              <w:t>22.09414</w:t>
+            </w:r>
+          </w:p>
+        </w:tc>
+        <w:tc>
+          <w:tcPr>
+            <w:tcW w:w="964" w:type="dxa"/>
+            <w:vAlign w:val="bottom"/>
+          </w:tcPr>
+          <w:p>
+            <w:pPr>
+              <w:rPr>
+                <w:rFonts w:ascii="Times New Roman" w:hAnsi="Times New Roman" w:cs="Times New Roman"/>
+                <w:sz w:val="24"/>
+                <w:szCs w:val="24"/>
+                <w:lang w:val="en-US"/>
+              </w:rPr>
+            </w:pPr>
+            <w:r>
+              <w:rPr>
+                <w:rFonts w:ascii="Aptos Narrow" w:hAnsi="Aptos Narrow"/>
+                <w:color w:val="000000"/>
+              </w:rPr>
+              <w:t>21.93703</w:t>
+            </w:r>
+          </w:p>
+        </w:tc>
+        <w:tc>
+          <w:tcPr>
+            <w:tcW w:w="2168" w:type="dxa"/>
+            <w:vAlign w:val="bottom"/>
+          </w:tcPr>
+          <w:p>
+            <w:pPr>
+              <w:rPr>
+                <w:rFonts w:ascii="Times New Roman" w:hAnsi="Times New Roman" w:cs="Times New Roman"/>
+                <w:sz w:val="24"/>
+                <w:szCs w:val="24"/>
+                <w:lang w:val="en-US"/>
+              </w:rPr>
+            </w:pPr>
+            <w:r>
+              <w:rPr>
+                <w:rFonts w:ascii="Aptos Narrow" w:hAnsi="Aptos Narrow"/>
+                <w:color w:val="000000"/>
+              </w:rPr>
+              <w:t>21.70957285</w:t>
+            </w:r>
+          </w:p>
+        </w:tc>
+      </w:tr>
+      <w:tr>
+        <w:trPr>
+          <w:jc w:val="center"/>
+        </w:trPr>
+        <w:tc>
+          <w:tcPr>
+            <w:tcW w:w="1457" w:type="dxa"/>
+            <w:shd w:val="clear" w:color="auto" w:fill="83CAEB" w:themeFill="accent1" w:themeFillTint="66"/>
+            <w:vAlign w:val="bottom"/>
+          </w:tcPr>
+          <w:p>
+            <w:pPr>
+              <w:rPr>
+                <w:rFonts w:ascii="Times New Roman" w:hAnsi="Times New Roman" w:cs="Times New Roman"/>
+                <w:sz w:val="24"/>
+                <w:szCs w:val="24"/>
+                <w:lang w:val="en-US"/>
+              </w:rPr>
+            </w:pPr>
+            <w:r>
+              <w:rPr>
+                <w:rFonts w:ascii="Aptos Narrow" w:hAnsi="Aptos Narrow"/>
+                <w:color w:val="000000"/>
+              </w:rPr>
+              <w:t>416.gamess</w:t>
+            </w:r>
+          </w:p>
+        </w:tc>
+        <w:tc>
+          <w:tcPr>
+            <w:tcW w:w="1063" w:type="dxa"/>
+            <w:vAlign w:val="bottom"/>
+          </w:tcPr>
+          <w:p>
+            <w:pPr>
+              <w:rPr>
+                <w:rFonts w:ascii="Times New Roman" w:hAnsi="Times New Roman" w:cs="Times New Roman"/>
+                <w:sz w:val="24"/>
+                <w:szCs w:val="24"/>
+                <w:lang w:val="en-US"/>
+              </w:rPr>
+            </w:pPr>
+            <w:r>
+              <w:rPr>
+                <w:rFonts w:ascii="Aptos Narrow" w:hAnsi="Aptos Narrow"/>
+                <w:color w:val="000000"/>
+              </w:rPr>
+              <w:t>12.877508</w:t>
+            </w:r>
+          </w:p>
+        </w:tc>
+        <w:tc>
+          <w:tcPr>
+            <w:tcW w:w="1263" w:type="dxa"/>
+            <w:vAlign w:val="bottom"/>
+          </w:tcPr>
+          <w:p>
+            <w:pPr>
+              <w:rPr>
+                <w:rFonts w:ascii="Times New Roman" w:hAnsi="Times New Roman" w:cs="Times New Roman"/>
+                <w:sz w:val="24"/>
+                <w:szCs w:val="24"/>
+                <w:lang w:val="en-US"/>
+              </w:rPr>
+            </w:pPr>
+            <w:r>
+              <w:rPr>
+                <w:rFonts w:ascii="Aptos Narrow" w:hAnsi="Aptos Narrow"/>
+                <w:color w:val="000000"/>
+              </w:rPr>
+              <w:t>16.04930339</w:t>
+            </w:r>
+          </w:p>
+        </w:tc>
+        <w:tc>
+          <w:tcPr>
+            <w:tcW w:w="964" w:type="dxa"/>
+            <w:vAlign w:val="bottom"/>
+          </w:tcPr>
+          <w:p>
+            <w:pPr>
+              <w:rPr>
+                <w:rFonts w:ascii="Times New Roman" w:hAnsi="Times New Roman" w:cs="Times New Roman"/>
+                <w:sz w:val="24"/>
+                <w:szCs w:val="24"/>
+                <w:lang w:val="en-US"/>
+              </w:rPr>
+            </w:pPr>
+            <w:r>
+              <w:rPr>
+                <w:rFonts w:ascii="Aptos Narrow" w:hAnsi="Aptos Narrow"/>
+                <w:color w:val="000000"/>
+              </w:rPr>
+              <w:t>12.84201</w:t>
+            </w:r>
+          </w:p>
+        </w:tc>
+        <w:tc>
+          <w:tcPr>
+            <w:tcW w:w="964" w:type="dxa"/>
+            <w:vAlign w:val="bottom"/>
+          </w:tcPr>
+          <w:p>
+            <w:pPr>
+              <w:rPr>
+                <w:rFonts w:ascii="Times New Roman" w:hAnsi="Times New Roman" w:cs="Times New Roman"/>
+                <w:sz w:val="24"/>
+                <w:szCs w:val="24"/>
+                <w:lang w:val="en-US"/>
+              </w:rPr>
+            </w:pPr>
+            <w:r>
+              <w:rPr>
+                <w:rFonts w:ascii="Aptos Narrow" w:hAnsi="Aptos Narrow"/>
+                <w:color w:val="000000"/>
+              </w:rPr>
+              <w:t>13.0744</w:t>
+            </w:r>
+          </w:p>
+        </w:tc>
+        <w:tc>
+          <w:tcPr>
+            <w:tcW w:w="1263" w:type="dxa"/>
+            <w:vAlign w:val="bottom"/>
+          </w:tcPr>
+          <w:p>
+            <w:pPr>
+              <w:rPr>
+                <w:rFonts w:ascii="Times New Roman" w:hAnsi="Times New Roman" w:cs="Times New Roman"/>
+                <w:sz w:val="24"/>
+                <w:szCs w:val="24"/>
+                <w:lang w:val="en-US"/>
+              </w:rPr>
+            </w:pPr>
+            <w:r>
+              <w:rPr>
+                <w:rFonts w:ascii="Aptos Narrow" w:hAnsi="Aptos Narrow"/>
+                <w:color w:val="000000"/>
+              </w:rPr>
+              <w:t>9.089374946</w:t>
+            </w:r>
+          </w:p>
+        </w:tc>
+        <w:tc>
+          <w:tcPr>
+            <w:tcW w:w="964" w:type="dxa"/>
+            <w:vAlign w:val="bottom"/>
+          </w:tcPr>
+          <w:p>
+            <w:pPr>
+              <w:rPr>
+                <w:rFonts w:ascii="Times New Roman" w:hAnsi="Times New Roman" w:cs="Times New Roman"/>
+                <w:sz w:val="24"/>
+                <w:szCs w:val="24"/>
+                <w:lang w:val="en-US"/>
+              </w:rPr>
+            </w:pPr>
+            <w:r>
+              <w:rPr>
+                <w:rFonts w:ascii="Aptos Narrow" w:hAnsi="Aptos Narrow"/>
+                <w:color w:val="000000"/>
+              </w:rPr>
+              <w:t>9.502099</w:t>
+            </w:r>
+          </w:p>
+        </w:tc>
+        <w:tc>
+          <w:tcPr>
+            <w:tcW w:w="964" w:type="dxa"/>
+            <w:vAlign w:val="bottom"/>
+          </w:tcPr>
+          <w:p>
+            <w:pPr>
+              <w:rPr>
+                <w:rFonts w:ascii="Times New Roman" w:hAnsi="Times New Roman" w:cs="Times New Roman"/>
+                <w:sz w:val="24"/>
+                <w:szCs w:val="24"/>
+                <w:lang w:val="en-US"/>
+              </w:rPr>
+            </w:pPr>
+            <w:r>
+              <w:rPr>
+                <w:rFonts w:ascii="Aptos Narrow" w:hAnsi="Aptos Narrow"/>
+                <w:color w:val="000000"/>
+              </w:rPr>
+              <w:t>8.534282</w:t>
+            </w:r>
+          </w:p>
+        </w:tc>
+        <w:tc>
+          <w:tcPr>
+            <w:tcW w:w="2168" w:type="dxa"/>
+            <w:vAlign w:val="bottom"/>
+          </w:tcPr>
+          <w:p>
+            <w:pPr>
+              <w:rPr>
+                <w:rFonts w:ascii="Times New Roman" w:hAnsi="Times New Roman" w:cs="Times New Roman"/>
+                <w:sz w:val="24"/>
+                <w:szCs w:val="24"/>
+                <w:lang w:val="en-US"/>
+              </w:rPr>
+            </w:pPr>
+            <w:r>
+              <w:rPr>
+                <w:rFonts w:ascii="Aptos Narrow" w:hAnsi="Aptos Narrow"/>
+                <w:color w:val="000000"/>
+              </w:rPr>
+              <w:t>8.406164887</w:t>
+            </w:r>
+          </w:p>
+        </w:tc>
+      </w:tr>
+      <w:tr>
+        <w:trPr>
+          <w:jc w:val="center"/>
+        </w:trPr>
+        <w:tc>
+          <w:tcPr>
+            <w:tcW w:w="1457" w:type="dxa"/>
+            <w:shd w:val="clear" w:color="auto" w:fill="83CAEB" w:themeFill="accent1" w:themeFillTint="66"/>
+            <w:vAlign w:val="bottom"/>
+          </w:tcPr>
+          <w:p>
+            <w:pPr>
+              <w:rPr>
+                <w:rFonts w:ascii="Times New Roman" w:hAnsi="Times New Roman" w:cs="Times New Roman"/>
+                <w:sz w:val="24"/>
+                <w:szCs w:val="24"/>
+                <w:lang w:val="en-US"/>
+              </w:rPr>
+            </w:pPr>
+            <w:r>
+              <w:rPr>
+                <w:rFonts w:ascii="Aptos Narrow" w:hAnsi="Aptos Narrow"/>
+                <w:color w:val="000000"/>
+              </w:rPr>
+              <w:t>429.mcf</w:t>
+            </w:r>
+          </w:p>
+        </w:tc>
+        <w:tc>
+          <w:tcPr>
+            <w:tcW w:w="1063" w:type="dxa"/>
+            <w:vAlign w:val="bottom"/>
+          </w:tcPr>
+          <w:p>
+            <w:pPr>
+              <w:rPr>
+                <w:rFonts w:ascii="Times New Roman" w:hAnsi="Times New Roman" w:cs="Times New Roman"/>
+                <w:sz w:val="24"/>
+                <w:szCs w:val="24"/>
+                <w:lang w:val="en-US"/>
+              </w:rPr>
+            </w:pPr>
+            <w:r>
+              <w:rPr>
+                <w:rFonts w:ascii="Aptos Narrow" w:hAnsi="Aptos Narrow"/>
+                <w:color w:val="000000"/>
+              </w:rPr>
+              <w:t>125.77529</w:t>
+            </w:r>
+          </w:p>
+        </w:tc>
+        <w:tc>
+          <w:tcPr>
+            <w:tcW w:w="1263" w:type="dxa"/>
+            <w:vAlign w:val="bottom"/>
+          </w:tcPr>
+          <w:p>
+            <w:pPr>
+              <w:rPr>
+                <w:rFonts w:ascii="Times New Roman" w:hAnsi="Times New Roman" w:cs="Times New Roman"/>
+                <w:sz w:val="24"/>
+                <w:szCs w:val="24"/>
+                <w:lang w:val="en-US"/>
+              </w:rPr>
+            </w:pPr>
+            <w:r>
+              <w:rPr>
+                <w:rFonts w:ascii="Aptos Narrow" w:hAnsi="Aptos Narrow"/>
+                <w:color w:val="000000"/>
+              </w:rPr>
+              <w:t>126.6362927</w:t>
+            </w:r>
+          </w:p>
+        </w:tc>
+        <w:tc>
+          <w:tcPr>
+            <w:tcW w:w="964" w:type="dxa"/>
+            <w:vAlign w:val="bottom"/>
+          </w:tcPr>
+          <w:p>
+            <w:pPr>
+              <w:rPr>
+                <w:rFonts w:ascii="Times New Roman" w:hAnsi="Times New Roman" w:cs="Times New Roman"/>
+                <w:sz w:val="24"/>
+                <w:szCs w:val="24"/>
+                <w:lang w:val="en-US"/>
+              </w:rPr>
+            </w:pPr>
+            <w:r>
+              <w:rPr>
+                <w:rFonts w:ascii="Aptos Narrow" w:hAnsi="Aptos Narrow"/>
+                <w:color w:val="000000"/>
+              </w:rPr>
+              <w:t>125.8039</w:t>
+            </w:r>
+          </w:p>
+        </w:tc>
+        <w:tc>
+          <w:tcPr>
+            <w:tcW w:w="964" w:type="dxa"/>
+            <w:vAlign w:val="bottom"/>
+          </w:tcPr>
+          <w:p>
+            <w:pPr>
+              <w:rPr>
+                <w:rFonts w:ascii="Times New Roman" w:hAnsi="Times New Roman" w:cs="Times New Roman"/>
+                <w:sz w:val="24"/>
+                <w:szCs w:val="24"/>
+                <w:lang w:val="en-US"/>
+              </w:rPr>
+            </w:pPr>
+            <w:r>
+              <w:rPr>
+                <w:rFonts w:ascii="Aptos Narrow" w:hAnsi="Aptos Narrow"/>
+                <w:color w:val="000000"/>
+              </w:rPr>
+              <w:t>125.6945</w:t>
+            </w:r>
+          </w:p>
+        </w:tc>
+        <w:tc>
+          <w:tcPr>
+            <w:tcW w:w="1263" w:type="dxa"/>
+            <w:vAlign w:val="bottom"/>
+          </w:tcPr>
+          <w:p>
+            <w:pPr>
+              <w:rPr>
+                <w:rFonts w:ascii="Times New Roman" w:hAnsi="Times New Roman" w:cs="Times New Roman"/>
+                <w:sz w:val="24"/>
+                <w:szCs w:val="24"/>
+                <w:lang w:val="en-US"/>
+              </w:rPr>
+            </w:pPr>
+            <w:r>
+              <w:rPr>
+                <w:rFonts w:ascii="Aptos Narrow" w:hAnsi="Aptos Narrow"/>
+                <w:color w:val="000000"/>
+              </w:rPr>
+              <w:t>123.0449026</w:t>
+            </w:r>
+          </w:p>
+        </w:tc>
+        <w:tc>
+          <w:tcPr>
+            <w:tcW w:w="964" w:type="dxa"/>
+            <w:vAlign w:val="bottom"/>
+          </w:tcPr>
+          <w:p>
+            <w:pPr>
+              <w:rPr>
+                <w:rFonts w:ascii="Times New Roman" w:hAnsi="Times New Roman" w:cs="Times New Roman"/>
+                <w:sz w:val="24"/>
+                <w:szCs w:val="24"/>
+                <w:lang w:val="en-US"/>
+              </w:rPr>
+            </w:pPr>
+            <w:r>
+              <w:rPr>
+                <w:rFonts w:ascii="Aptos Narrow" w:hAnsi="Aptos Narrow"/>
+                <w:color w:val="000000"/>
+              </w:rPr>
+              <w:t>123.4767</w:t>
+            </w:r>
+          </w:p>
+        </w:tc>
+        <w:tc>
+          <w:tcPr>
+            <w:tcW w:w="964" w:type="dxa"/>
+            <w:vAlign w:val="bottom"/>
+          </w:tcPr>
+          <w:p>
+            <w:pPr>
+              <w:rPr>
+                <w:rFonts w:ascii="Times New Roman" w:hAnsi="Times New Roman" w:cs="Times New Roman"/>
+                <w:sz w:val="24"/>
+                <w:szCs w:val="24"/>
+                <w:lang w:val="en-US"/>
+              </w:rPr>
+            </w:pPr>
+            <w:r>
+              <w:rPr>
+                <w:rFonts w:ascii="Aptos Narrow" w:hAnsi="Aptos Narrow"/>
+                <w:color w:val="000000"/>
+              </w:rPr>
+              <w:t>122.7722</w:t>
+            </w:r>
+          </w:p>
+        </w:tc>
+        <w:tc>
+          <w:tcPr>
+            <w:tcW w:w="2168" w:type="dxa"/>
+            <w:vAlign w:val="bottom"/>
+          </w:tcPr>
+          <w:p>
+            <w:pPr>
+              <w:rPr>
+                <w:rFonts w:ascii="Times New Roman" w:hAnsi="Times New Roman" w:cs="Times New Roman"/>
+                <w:sz w:val="24"/>
+                <w:szCs w:val="24"/>
+                <w:lang w:val="en-US"/>
+              </w:rPr>
+            </w:pPr>
+            <w:r>
+              <w:rPr>
+                <w:rFonts w:ascii="Aptos Narrow" w:hAnsi="Aptos Narrow"/>
+                <w:color w:val="000000"/>
+              </w:rPr>
+              <w:t>117.0711111</w:t>
+            </w:r>
+          </w:p>
+        </w:tc>
+      </w:tr>
+      <w:tr>
+        <w:trPr>
+          <w:jc w:val="center"/>
+        </w:trPr>
+        <w:tc>
+          <w:tcPr>
+            <w:tcW w:w="1457" w:type="dxa"/>
+            <w:shd w:val="clear" w:color="auto" w:fill="83CAEB" w:themeFill="accent1" w:themeFillTint="66"/>
+            <w:vAlign w:val="bottom"/>
+          </w:tcPr>
+          <w:p>
+            <w:pPr>
+              <w:rPr>
+                <w:rFonts w:ascii="Times New Roman" w:hAnsi="Times New Roman" w:cs="Times New Roman"/>
+                <w:sz w:val="24"/>
+                <w:szCs w:val="24"/>
+                <w:lang w:val="en-US"/>
+              </w:rPr>
+            </w:pPr>
+            <w:r>
+              <w:rPr>
+                <w:rFonts w:ascii="Aptos Narrow" w:hAnsi="Aptos Narrow"/>
+                <w:color w:val="000000"/>
+              </w:rPr>
+              <w:t>433.milc</w:t>
+            </w:r>
+          </w:p>
+        </w:tc>
+        <w:tc>
+          <w:tcPr>
+            <w:tcW w:w="1063" w:type="dxa"/>
+            <w:vAlign w:val="bottom"/>
+          </w:tcPr>
+          <w:p>
+            <w:pPr>
+              <w:rPr>
+                <w:rFonts w:ascii="Times New Roman" w:hAnsi="Times New Roman" w:cs="Times New Roman"/>
+                <w:sz w:val="24"/>
+                <w:szCs w:val="24"/>
+                <w:lang w:val="en-US"/>
+              </w:rPr>
+            </w:pPr>
+            <w:r>
+              <w:rPr>
+                <w:rFonts w:ascii="Aptos Narrow" w:hAnsi="Aptos Narrow"/>
+                <w:color w:val="000000"/>
+              </w:rPr>
+              <w:t>13.980911</w:t>
+            </w:r>
+          </w:p>
+        </w:tc>
+        <w:tc>
+          <w:tcPr>
+            <w:tcW w:w="1263" w:type="dxa"/>
+            <w:vAlign w:val="bottom"/>
+          </w:tcPr>
+          <w:p>
+            <w:pPr>
+              <w:rPr>
+                <w:rFonts w:ascii="Times New Roman" w:hAnsi="Times New Roman" w:cs="Times New Roman"/>
+                <w:sz w:val="24"/>
+                <w:szCs w:val="24"/>
+                <w:lang w:val="en-US"/>
+              </w:rPr>
+            </w:pPr>
+            <w:r>
+              <w:rPr>
+                <w:rFonts w:ascii="Aptos Narrow" w:hAnsi="Aptos Narrow"/>
+                <w:color w:val="000000"/>
+              </w:rPr>
+              <w:t>13.9791869</w:t>
+            </w:r>
+          </w:p>
+        </w:tc>
+        <w:tc>
+          <w:tcPr>
+            <w:tcW w:w="964" w:type="dxa"/>
+            <w:vAlign w:val="bottom"/>
+          </w:tcPr>
+          <w:p>
+            <w:pPr>
+              <w:rPr>
+                <w:rFonts w:ascii="Times New Roman" w:hAnsi="Times New Roman" w:cs="Times New Roman"/>
+                <w:sz w:val="24"/>
+                <w:szCs w:val="24"/>
+                <w:lang w:val="en-US"/>
+              </w:rPr>
+            </w:pPr>
+            <w:r>
+              <w:rPr>
+                <w:rFonts w:ascii="Aptos Narrow" w:hAnsi="Aptos Narrow"/>
+                <w:color w:val="000000"/>
+              </w:rPr>
+              <w:t>13.97894</w:t>
+            </w:r>
+          </w:p>
+        </w:tc>
+        <w:tc>
+          <w:tcPr>
+            <w:tcW w:w="964" w:type="dxa"/>
+            <w:vAlign w:val="bottom"/>
+          </w:tcPr>
+          <w:p>
+            <w:pPr>
+              <w:rPr>
+                <w:rFonts w:ascii="Times New Roman" w:hAnsi="Times New Roman" w:cs="Times New Roman"/>
+                <w:sz w:val="24"/>
+                <w:szCs w:val="24"/>
+                <w:lang w:val="en-US"/>
+              </w:rPr>
+            </w:pPr>
+            <w:r>
+              <w:rPr>
+                <w:rFonts w:ascii="Aptos Narrow" w:hAnsi="Aptos Narrow"/>
+                <w:color w:val="000000"/>
+              </w:rPr>
+              <w:t>13.97913</w:t>
+            </w:r>
+          </w:p>
+        </w:tc>
+        <w:tc>
+          <w:tcPr>
+            <w:tcW w:w="1263" w:type="dxa"/>
+            <w:vAlign w:val="bottom"/>
+          </w:tcPr>
+          <w:p>
+            <w:pPr>
+              <w:rPr>
+                <w:rFonts w:ascii="Times New Roman" w:hAnsi="Times New Roman" w:cs="Times New Roman"/>
+                <w:sz w:val="24"/>
+                <w:szCs w:val="24"/>
+                <w:lang w:val="en-US"/>
+              </w:rPr>
+            </w:pPr>
+            <w:r>
+              <w:rPr>
+                <w:rFonts w:ascii="Aptos Narrow" w:hAnsi="Aptos Narrow"/>
+                <w:color w:val="000000"/>
+              </w:rPr>
+              <w:t>13.97479971</w:t>
+            </w:r>
+          </w:p>
+        </w:tc>
+        <w:tc>
+          <w:tcPr>
+            <w:tcW w:w="964" w:type="dxa"/>
+            <w:vAlign w:val="bottom"/>
+          </w:tcPr>
+          <w:p>
+            <w:pPr>
+              <w:rPr>
+                <w:rFonts w:ascii="Times New Roman" w:hAnsi="Times New Roman" w:cs="Times New Roman"/>
+                <w:sz w:val="24"/>
+                <w:szCs w:val="24"/>
+                <w:lang w:val="en-US"/>
+              </w:rPr>
+            </w:pPr>
+            <w:r>
+              <w:rPr>
+                <w:rFonts w:ascii="Aptos Narrow" w:hAnsi="Aptos Narrow"/>
+                <w:color w:val="000000"/>
+              </w:rPr>
+              <w:t>13.80093</w:t>
+            </w:r>
+          </w:p>
+        </w:tc>
+        <w:tc>
+          <w:tcPr>
+            <w:tcW w:w="964" w:type="dxa"/>
+            <w:vAlign w:val="bottom"/>
+          </w:tcPr>
+          <w:p>
+            <w:pPr>
+              <w:rPr>
+                <w:rFonts w:ascii="Times New Roman" w:hAnsi="Times New Roman" w:cs="Times New Roman"/>
+                <w:sz w:val="24"/>
+                <w:szCs w:val="24"/>
+                <w:lang w:val="en-US"/>
+              </w:rPr>
+            </w:pPr>
+            <w:r>
+              <w:rPr>
+                <w:rFonts w:ascii="Aptos Narrow" w:hAnsi="Aptos Narrow"/>
+                <w:color w:val="000000"/>
+              </w:rPr>
+              <w:t>13.65359</w:t>
+            </w:r>
+          </w:p>
+        </w:tc>
+        <w:tc>
+          <w:tcPr>
+            <w:tcW w:w="2168" w:type="dxa"/>
+            <w:vAlign w:val="bottom"/>
+          </w:tcPr>
+          <w:p>
+            <w:pPr>
+              <w:rPr>
+                <w:rFonts w:ascii="Times New Roman" w:hAnsi="Times New Roman" w:cs="Times New Roman"/>
+                <w:sz w:val="24"/>
+                <w:szCs w:val="24"/>
+                <w:lang w:val="en-US"/>
+              </w:rPr>
+            </w:pPr>
+            <w:r>
+              <w:rPr>
+                <w:rFonts w:ascii="Aptos Narrow" w:hAnsi="Aptos Narrow"/>
+                <w:color w:val="000000"/>
+              </w:rPr>
+              <w:t>13.9734075</w:t>
+            </w:r>
+          </w:p>
+        </w:tc>
+      </w:tr>
+      <w:tr>
+        <w:trPr>
+          <w:jc w:val="center"/>
+        </w:trPr>
+        <w:tc>
+          <w:tcPr>
+            <w:tcW w:w="1457" w:type="dxa"/>
+            <w:shd w:val="clear" w:color="auto" w:fill="83CAEB" w:themeFill="accent1" w:themeFillTint="66"/>
+            <w:vAlign w:val="bottom"/>
+          </w:tcPr>
+          <w:p>
+            <w:pPr>
+              <w:rPr>
+                <w:rFonts w:ascii="Times New Roman" w:hAnsi="Times New Roman" w:cs="Times New Roman"/>
+                <w:sz w:val="24"/>
+                <w:szCs w:val="24"/>
+                <w:lang w:val="en-US"/>
+              </w:rPr>
+            </w:pPr>
+            <w:r>
+              <w:rPr>
+                <w:rFonts w:ascii="Aptos Narrow" w:hAnsi="Aptos Narrow"/>
+                <w:color w:val="000000"/>
+              </w:rPr>
+              <w:t>435.gromacs</w:t>
+            </w:r>
+          </w:p>
+        </w:tc>
+        <w:tc>
+          <w:tcPr>
+            <w:tcW w:w="1063" w:type="dxa"/>
+            <w:vAlign w:val="bottom"/>
+          </w:tcPr>
+          <w:p>
+            <w:pPr>
+              <w:rPr>
+                <w:rFonts w:ascii="Times New Roman" w:hAnsi="Times New Roman" w:cs="Times New Roman"/>
+                <w:sz w:val="24"/>
+                <w:szCs w:val="24"/>
+                <w:lang w:val="en-US"/>
+              </w:rPr>
+            </w:pPr>
+            <w:r>
+              <w:rPr>
+                <w:rFonts w:ascii="Aptos Narrow" w:hAnsi="Aptos Narrow"/>
+                <w:color w:val="000000"/>
+              </w:rPr>
+              <w:t>7.1140113</w:t>
+            </w:r>
+          </w:p>
+        </w:tc>
+        <w:tc>
+          <w:tcPr>
+            <w:tcW w:w="1263" w:type="dxa"/>
+            <w:vAlign w:val="bottom"/>
+          </w:tcPr>
+          <w:p>
+            <w:pPr>
+              <w:rPr>
+                <w:rFonts w:ascii="Times New Roman" w:hAnsi="Times New Roman" w:cs="Times New Roman"/>
+                <w:sz w:val="24"/>
+                <w:szCs w:val="24"/>
+                <w:lang w:val="en-US"/>
+              </w:rPr>
+            </w:pPr>
+            <w:r>
+              <w:rPr>
+                <w:rFonts w:ascii="Aptos Narrow" w:hAnsi="Aptos Narrow"/>
+                <w:color w:val="000000"/>
+              </w:rPr>
+              <w:t>7.099907846</w:t>
+            </w:r>
+          </w:p>
+        </w:tc>
+        <w:tc>
+          <w:tcPr>
+            <w:tcW w:w="964" w:type="dxa"/>
+            <w:vAlign w:val="bottom"/>
+          </w:tcPr>
+          <w:p>
+            <w:pPr>
+              <w:rPr>
+                <w:rFonts w:ascii="Times New Roman" w:hAnsi="Times New Roman" w:cs="Times New Roman"/>
+                <w:sz w:val="24"/>
+                <w:szCs w:val="24"/>
+                <w:lang w:val="en-US"/>
+              </w:rPr>
+            </w:pPr>
+            <w:r>
+              <w:rPr>
+                <w:rFonts w:ascii="Aptos Narrow" w:hAnsi="Aptos Narrow"/>
+                <w:color w:val="000000"/>
+              </w:rPr>
+              <w:t>6.925963</w:t>
+            </w:r>
+          </w:p>
+        </w:tc>
+        <w:tc>
+          <w:tcPr>
+            <w:tcW w:w="964" w:type="dxa"/>
+            <w:vAlign w:val="bottom"/>
+          </w:tcPr>
+          <w:p>
+            <w:pPr>
+              <w:rPr>
+                <w:rFonts w:ascii="Times New Roman" w:hAnsi="Times New Roman" w:cs="Times New Roman"/>
+                <w:sz w:val="24"/>
+                <w:szCs w:val="24"/>
+                <w:lang w:val="en-US"/>
+              </w:rPr>
+            </w:pPr>
+            <w:r>
+              <w:rPr>
+                <w:rFonts w:ascii="Aptos Narrow" w:hAnsi="Aptos Narrow"/>
+                <w:color w:val="000000"/>
+              </w:rPr>
+              <w:t>6.838212</w:t>
+            </w:r>
+          </w:p>
+        </w:tc>
+        <w:tc>
+          <w:tcPr>
+            <w:tcW w:w="1263" w:type="dxa"/>
+            <w:vAlign w:val="bottom"/>
+          </w:tcPr>
+          <w:p>
+            <w:pPr>
+              <w:rPr>
+                <w:rFonts w:ascii="Times New Roman" w:hAnsi="Times New Roman" w:cs="Times New Roman"/>
+                <w:sz w:val="24"/>
+                <w:szCs w:val="24"/>
+                <w:lang w:val="en-US"/>
+              </w:rPr>
+            </w:pPr>
+            <w:r>
+              <w:rPr>
+                <w:rFonts w:ascii="Aptos Narrow" w:hAnsi="Aptos Narrow"/>
+                <w:color w:val="000000"/>
+              </w:rPr>
+              <w:t>6.389021782</w:t>
+            </w:r>
+          </w:p>
+        </w:tc>
+        <w:tc>
+          <w:tcPr>
+            <w:tcW w:w="964" w:type="dxa"/>
+            <w:vAlign w:val="bottom"/>
+          </w:tcPr>
+          <w:p>
+            <w:pPr>
+              <w:rPr>
+                <w:rFonts w:ascii="Times New Roman" w:hAnsi="Times New Roman" w:cs="Times New Roman"/>
+                <w:sz w:val="24"/>
+                <w:szCs w:val="24"/>
+                <w:lang w:val="en-US"/>
+              </w:rPr>
+            </w:pPr>
+            <w:r>
+              <w:rPr>
+                <w:rFonts w:ascii="Aptos Narrow" w:hAnsi="Aptos Narrow"/>
+                <w:color w:val="000000"/>
+              </w:rPr>
+              <w:t>6.709179</w:t>
+            </w:r>
+          </w:p>
+        </w:tc>
+        <w:tc>
+          <w:tcPr>
+            <w:tcW w:w="964" w:type="dxa"/>
+            <w:vAlign w:val="bottom"/>
+          </w:tcPr>
+          <w:p>
+            <w:pPr>
+              <w:rPr>
+                <w:rFonts w:ascii="Times New Roman" w:hAnsi="Times New Roman" w:cs="Times New Roman"/>
+                <w:sz w:val="24"/>
+                <w:szCs w:val="24"/>
+                <w:lang w:val="en-US"/>
+              </w:rPr>
+            </w:pPr>
+            <w:r>
+              <w:rPr>
+                <w:rFonts w:ascii="Aptos Narrow" w:hAnsi="Aptos Narrow"/>
+                <w:color w:val="000000"/>
+              </w:rPr>
+              <w:t>6.263495</w:t>
+            </w:r>
+          </w:p>
+        </w:tc>
+        <w:tc>
+          <w:tcPr>
+            <w:tcW w:w="2168" w:type="dxa"/>
+            <w:vAlign w:val="bottom"/>
+          </w:tcPr>
+          <w:p>
+            <w:pPr>
+              <w:rPr>
+                <w:rFonts w:ascii="Times New Roman" w:hAnsi="Times New Roman" w:cs="Times New Roman"/>
+                <w:sz w:val="24"/>
+                <w:szCs w:val="24"/>
+                <w:lang w:val="en-US"/>
+              </w:rPr>
+            </w:pPr>
+            <w:r>
+              <w:rPr>
+                <w:rFonts w:ascii="Aptos Narrow" w:hAnsi="Aptos Narrow"/>
+                <w:color w:val="000000"/>
+              </w:rPr>
+              <w:t>6.471345727</w:t>
+            </w:r>
+          </w:p>
+        </w:tc>
+      </w:tr>
+      <w:tr>
+        <w:trPr>
+          <w:jc w:val="center"/>
+        </w:trPr>
+        <w:tc>
+          <w:tcPr>
+            <w:tcW w:w="1457" w:type="dxa"/>
+            <w:shd w:val="clear" w:color="auto" w:fill="83CAEB" w:themeFill="accent1" w:themeFillTint="66"/>
+            <w:vAlign w:val="bottom"/>
+          </w:tcPr>
+          <w:p>
+            <w:pPr>
+              <w:rPr>
+                <w:rFonts w:ascii="Times New Roman" w:hAnsi="Times New Roman" w:cs="Times New Roman"/>
+                <w:sz w:val="24"/>
+                <w:szCs w:val="24"/>
+                <w:lang w:val="en-US"/>
+              </w:rPr>
+            </w:pPr>
+            <w:r>
+              <w:rPr>
+                <w:rFonts w:ascii="Aptos Narrow" w:hAnsi="Aptos Narrow"/>
+                <w:color w:val="000000"/>
+              </w:rPr>
+              <w:t>436.cactusADM</w:t>
+            </w:r>
+          </w:p>
+        </w:tc>
+        <w:tc>
+          <w:tcPr>
+            <w:tcW w:w="1063" w:type="dxa"/>
+            <w:vAlign w:val="bottom"/>
+          </w:tcPr>
+          <w:p>
+            <w:pPr>
+              <w:rPr>
+                <w:rFonts w:ascii="Times New Roman" w:hAnsi="Times New Roman" w:cs="Times New Roman"/>
+                <w:sz w:val="24"/>
+                <w:szCs w:val="24"/>
+                <w:lang w:val="en-US"/>
+              </w:rPr>
+            </w:pPr>
+            <w:r>
+              <w:rPr>
+                <w:rFonts w:ascii="Aptos Narrow" w:hAnsi="Aptos Narrow"/>
+                <w:color w:val="000000"/>
+              </w:rPr>
+              <w:t>0.0760545</w:t>
+            </w:r>
+          </w:p>
+        </w:tc>
+        <w:tc>
+          <w:tcPr>
+            <w:tcW w:w="1263" w:type="dxa"/>
+            <w:vAlign w:val="bottom"/>
+          </w:tcPr>
+          <w:p>
+            <w:pPr>
+              <w:rPr>
+                <w:rFonts w:ascii="Times New Roman" w:hAnsi="Times New Roman" w:cs="Times New Roman"/>
+                <w:sz w:val="24"/>
+                <w:szCs w:val="24"/>
+                <w:lang w:val="en-US"/>
+              </w:rPr>
+            </w:pPr>
+            <w:r>
+              <w:rPr>
+                <w:rFonts w:ascii="Aptos Narrow" w:hAnsi="Aptos Narrow"/>
+                <w:color w:val="000000"/>
+              </w:rPr>
+              <w:t>0.075775261</w:t>
+            </w:r>
+          </w:p>
+        </w:tc>
+        <w:tc>
+          <w:tcPr>
+            <w:tcW w:w="964" w:type="dxa"/>
+            <w:vAlign w:val="bottom"/>
+          </w:tcPr>
+          <w:p>
+            <w:pPr>
+              <w:rPr>
+                <w:rFonts w:ascii="Times New Roman" w:hAnsi="Times New Roman" w:cs="Times New Roman"/>
+                <w:sz w:val="24"/>
+                <w:szCs w:val="24"/>
+                <w:lang w:val="en-US"/>
+              </w:rPr>
+            </w:pPr>
+            <w:r>
+              <w:rPr>
+                <w:rFonts w:ascii="Aptos Narrow" w:hAnsi="Aptos Narrow"/>
+                <w:color w:val="000000"/>
+              </w:rPr>
+              <w:t>0.074718</w:t>
+            </w:r>
+          </w:p>
+        </w:tc>
+        <w:tc>
+          <w:tcPr>
+            <w:tcW w:w="964" w:type="dxa"/>
+            <w:vAlign w:val="bottom"/>
+          </w:tcPr>
+          <w:p>
+            <w:pPr>
+              <w:rPr>
+                <w:rFonts w:ascii="Times New Roman" w:hAnsi="Times New Roman" w:cs="Times New Roman"/>
+                <w:sz w:val="24"/>
+                <w:szCs w:val="24"/>
+                <w:lang w:val="en-US"/>
+              </w:rPr>
+            </w:pPr>
+            <w:r>
+              <w:rPr>
+                <w:rFonts w:ascii="Aptos Narrow" w:hAnsi="Aptos Narrow"/>
+                <w:color w:val="000000"/>
+              </w:rPr>
+              <w:t>0.075333</w:t>
+            </w:r>
+          </w:p>
+        </w:tc>
+        <w:tc>
+          <w:tcPr>
+            <w:tcW w:w="1263" w:type="dxa"/>
+            <w:vAlign w:val="bottom"/>
+          </w:tcPr>
+          <w:p>
+            <w:pPr>
+              <w:rPr>
+                <w:rFonts w:ascii="Times New Roman" w:hAnsi="Times New Roman" w:cs="Times New Roman"/>
+                <w:sz w:val="24"/>
+                <w:szCs w:val="24"/>
+                <w:lang w:val="en-US"/>
+              </w:rPr>
+            </w:pPr>
+            <w:r>
+              <w:rPr>
+                <w:rFonts w:ascii="Aptos Narrow" w:hAnsi="Aptos Narrow"/>
+                <w:color w:val="000000"/>
+              </w:rPr>
+              <w:t>0.074753347</w:t>
+            </w:r>
+          </w:p>
+        </w:tc>
+        <w:tc>
+          <w:tcPr>
+            <w:tcW w:w="964" w:type="dxa"/>
+            <w:vAlign w:val="bottom"/>
+          </w:tcPr>
+          <w:p>
+            <w:pPr>
+              <w:rPr>
+                <w:rFonts w:ascii="Times New Roman" w:hAnsi="Times New Roman" w:cs="Times New Roman"/>
+                <w:sz w:val="24"/>
+                <w:szCs w:val="24"/>
+                <w:lang w:val="en-US"/>
+              </w:rPr>
+            </w:pPr>
+            <w:r>
+              <w:rPr>
+                <w:rFonts w:ascii="Aptos Narrow" w:hAnsi="Aptos Narrow"/>
+                <w:color w:val="000000"/>
+              </w:rPr>
+              <w:t>0.0742</w:t>
+            </w:r>
+          </w:p>
+        </w:tc>
+        <w:tc>
+          <w:tcPr>
+            <w:tcW w:w="964" w:type="dxa"/>
+            <w:vAlign w:val="bottom"/>
+          </w:tcPr>
+          <w:p>
+            <w:pPr>
+              <w:rPr>
+                <w:rFonts w:ascii="Times New Roman" w:hAnsi="Times New Roman" w:cs="Times New Roman"/>
+                <w:sz w:val="24"/>
+                <w:szCs w:val="24"/>
+                <w:lang w:val="en-US"/>
+              </w:rPr>
+            </w:pPr>
+            <w:r>
+              <w:rPr>
+                <w:rFonts w:ascii="Aptos Narrow" w:hAnsi="Aptos Narrow"/>
+                <w:color w:val="000000"/>
+              </w:rPr>
+              <w:t>0.074723</w:t>
+            </w:r>
+          </w:p>
+        </w:tc>
+        <w:tc>
+          <w:tcPr>
+            <w:tcW w:w="2168" w:type="dxa"/>
+            <w:vAlign w:val="bottom"/>
+          </w:tcPr>
+          <w:p>
+            <w:pPr>
+              <w:rPr>
+                <w:rFonts w:ascii="Times New Roman" w:hAnsi="Times New Roman" w:cs="Times New Roman"/>
+                <w:sz w:val="24"/>
+                <w:szCs w:val="24"/>
+                <w:lang w:val="en-US"/>
+              </w:rPr>
+            </w:pPr>
+            <w:r>
+              <w:rPr>
+                <w:rFonts w:ascii="Aptos Narrow" w:hAnsi="Aptos Narrow"/>
+                <w:color w:val="000000"/>
+              </w:rPr>
+              <w:t>0.073916734</w:t>
+            </w:r>
+          </w:p>
+        </w:tc>
+      </w:tr>
+      <w:tr>
+        <w:trPr>
+          <w:jc w:val="center"/>
+        </w:trPr>
+        <w:tc>
+          <w:tcPr>
+            <w:tcW w:w="1457" w:type="dxa"/>
+            <w:shd w:val="clear" w:color="auto" w:fill="83CAEB" w:themeFill="accent1" w:themeFillTint="66"/>
+            <w:vAlign w:val="bottom"/>
+          </w:tcPr>
+          <w:p>
+            <w:pPr>
+              <w:rPr>
+                <w:rFonts w:ascii="Times New Roman" w:hAnsi="Times New Roman" w:cs="Times New Roman"/>
+                <w:sz w:val="24"/>
+                <w:szCs w:val="24"/>
+                <w:lang w:val="en-US"/>
+              </w:rPr>
+            </w:pPr>
+            <w:r>
+              <w:rPr>
+                <w:rFonts w:ascii="Aptos Narrow" w:hAnsi="Aptos Narrow"/>
+                <w:color w:val="000000"/>
+              </w:rPr>
+              <w:t>450.soplex</w:t>
+            </w:r>
+          </w:p>
+        </w:tc>
+        <w:tc>
+          <w:tcPr>
+            <w:tcW w:w="1063" w:type="dxa"/>
+            <w:vAlign w:val="bottom"/>
+          </w:tcPr>
+          <w:p>
+            <w:pPr>
+              <w:rPr>
+                <w:rFonts w:ascii="Times New Roman" w:hAnsi="Times New Roman" w:cs="Times New Roman"/>
+                <w:sz w:val="24"/>
+                <w:szCs w:val="24"/>
+                <w:lang w:val="en-US"/>
+              </w:rPr>
+            </w:pPr>
+            <w:r>
+              <w:rPr>
+                <w:rFonts w:ascii="Aptos Narrow" w:hAnsi="Aptos Narrow"/>
+                <w:color w:val="000000"/>
+              </w:rPr>
+              <w:t>33.046937</w:t>
+            </w:r>
+          </w:p>
+        </w:tc>
+        <w:tc>
+          <w:tcPr>
+            <w:tcW w:w="1263" w:type="dxa"/>
+            <w:vAlign w:val="bottom"/>
+          </w:tcPr>
+          <w:p>
+            <w:pPr>
+              <w:rPr>
+                <w:rFonts w:ascii="Times New Roman" w:hAnsi="Times New Roman" w:cs="Times New Roman"/>
+                <w:sz w:val="24"/>
+                <w:szCs w:val="24"/>
+                <w:lang w:val="en-US"/>
+              </w:rPr>
+            </w:pPr>
+            <w:r>
+              <w:rPr>
+                <w:rFonts w:ascii="Aptos Narrow" w:hAnsi="Aptos Narrow"/>
+                <w:color w:val="000000"/>
+              </w:rPr>
+              <w:t>33.03342213</w:t>
+            </w:r>
+          </w:p>
+        </w:tc>
+        <w:tc>
+          <w:tcPr>
+            <w:tcW w:w="964" w:type="dxa"/>
+            <w:vAlign w:val="bottom"/>
+          </w:tcPr>
+          <w:p>
+            <w:pPr>
+              <w:rPr>
+                <w:rFonts w:ascii="Times New Roman" w:hAnsi="Times New Roman" w:cs="Times New Roman"/>
+                <w:sz w:val="24"/>
+                <w:szCs w:val="24"/>
+                <w:lang w:val="en-US"/>
+              </w:rPr>
+            </w:pPr>
+            <w:r>
+              <w:rPr>
+                <w:rFonts w:ascii="Aptos Narrow" w:hAnsi="Aptos Narrow"/>
+                <w:color w:val="000000"/>
+              </w:rPr>
+              <w:t>31.43966</w:t>
+            </w:r>
+          </w:p>
+        </w:tc>
+        <w:tc>
+          <w:tcPr>
+            <w:tcW w:w="964" w:type="dxa"/>
+            <w:vAlign w:val="bottom"/>
+          </w:tcPr>
+          <w:p>
+            <w:pPr>
+              <w:rPr>
+                <w:rFonts w:ascii="Times New Roman" w:hAnsi="Times New Roman" w:cs="Times New Roman"/>
+                <w:sz w:val="24"/>
+                <w:szCs w:val="24"/>
+                <w:lang w:val="en-US"/>
+              </w:rPr>
+            </w:pPr>
+            <w:r>
+              <w:rPr>
+                <w:rFonts w:ascii="Aptos Narrow" w:hAnsi="Aptos Narrow"/>
+                <w:color w:val="000000"/>
+              </w:rPr>
+              <w:t>31.7869</w:t>
+            </w:r>
+          </w:p>
+        </w:tc>
+        <w:tc>
+          <w:tcPr>
+            <w:tcW w:w="1263" w:type="dxa"/>
+            <w:vAlign w:val="bottom"/>
+          </w:tcPr>
+          <w:p>
+            <w:pPr>
+              <w:rPr>
+                <w:rFonts w:ascii="Times New Roman" w:hAnsi="Times New Roman" w:cs="Times New Roman"/>
+                <w:sz w:val="24"/>
+                <w:szCs w:val="24"/>
+                <w:lang w:val="en-US"/>
+              </w:rPr>
+            </w:pPr>
+            <w:r>
+              <w:rPr>
+                <w:rFonts w:ascii="Aptos Narrow" w:hAnsi="Aptos Narrow"/>
+                <w:color w:val="000000"/>
+              </w:rPr>
+              <w:t>23.31335708</w:t>
+            </w:r>
+          </w:p>
+        </w:tc>
+        <w:tc>
+          <w:tcPr>
+            <w:tcW w:w="964" w:type="dxa"/>
+            <w:vAlign w:val="bottom"/>
+          </w:tcPr>
+          <w:p>
+            <w:pPr>
+              <w:rPr>
+                <w:rFonts w:ascii="Times New Roman" w:hAnsi="Times New Roman" w:cs="Times New Roman"/>
+                <w:sz w:val="24"/>
+                <w:szCs w:val="24"/>
+                <w:lang w:val="en-US"/>
+              </w:rPr>
+            </w:pPr>
+            <w:r>
+              <w:rPr>
+                <w:rFonts w:ascii="Aptos Narrow" w:hAnsi="Aptos Narrow"/>
+                <w:color w:val="000000"/>
+              </w:rPr>
+              <w:t>23.06263</w:t>
+            </w:r>
+          </w:p>
+        </w:tc>
+        <w:tc>
+          <w:tcPr>
+            <w:tcW w:w="964" w:type="dxa"/>
+            <w:vAlign w:val="bottom"/>
+          </w:tcPr>
+          <w:p>
+            <w:pPr>
+              <w:rPr>
+                <w:rFonts w:ascii="Times New Roman" w:hAnsi="Times New Roman" w:cs="Times New Roman"/>
+                <w:sz w:val="24"/>
+                <w:szCs w:val="24"/>
+                <w:lang w:val="en-US"/>
+              </w:rPr>
+            </w:pPr>
+            <w:r>
+              <w:rPr>
+                <w:rFonts w:ascii="Aptos Narrow" w:hAnsi="Aptos Narrow"/>
+                <w:color w:val="000000"/>
+              </w:rPr>
+              <w:t>23.61027</w:t>
+            </w:r>
+          </w:p>
+        </w:tc>
+        <w:tc>
+          <w:tcPr>
+            <w:tcW w:w="2168" w:type="dxa"/>
+            <w:vAlign w:val="bottom"/>
+          </w:tcPr>
+          <w:p>
+            <w:pPr>
+              <w:rPr>
+                <w:rFonts w:ascii="Times New Roman" w:hAnsi="Times New Roman" w:cs="Times New Roman"/>
+                <w:sz w:val="24"/>
+                <w:szCs w:val="24"/>
+                <w:lang w:val="en-US"/>
+              </w:rPr>
+            </w:pPr>
+            <w:r>
+              <w:rPr>
+                <w:rFonts w:ascii="Aptos Narrow" w:hAnsi="Aptos Narrow"/>
+                <w:color w:val="000000"/>
+              </w:rPr>
+              <w:t>22.17888363</w:t>
+            </w:r>
+          </w:p>
+        </w:tc>
+      </w:tr>
+      <w:tr>
+        <w:trPr>
+          <w:jc w:val="center"/>
+        </w:trPr>
+        <w:tc>
+          <w:tcPr>
+            <w:tcW w:w="1457" w:type="dxa"/>
+            <w:shd w:val="clear" w:color="auto" w:fill="83CAEB" w:themeFill="accent1" w:themeFillTint="66"/>
+            <w:vAlign w:val="bottom"/>
+          </w:tcPr>
+          <w:p>
+            <w:pPr>
+              <w:rPr>
+                <w:rFonts w:ascii="Times New Roman" w:hAnsi="Times New Roman" w:cs="Times New Roman"/>
+                <w:sz w:val="24"/>
+                <w:szCs w:val="24"/>
+                <w:lang w:val="en-US"/>
+              </w:rPr>
+            </w:pPr>
+            <w:r>
+              <w:rPr>
+                <w:rFonts w:ascii="Aptos Narrow" w:hAnsi="Aptos Narrow"/>
+                <w:color w:val="000000"/>
+              </w:rPr>
+              <w:t>459.GemsFDTD</w:t>
+            </w:r>
+          </w:p>
+        </w:tc>
+        <w:tc>
+          <w:tcPr>
+            <w:tcW w:w="1063" w:type="dxa"/>
+            <w:vAlign w:val="bottom"/>
+          </w:tcPr>
+          <w:p>
+            <w:pPr>
+              <w:rPr>
+                <w:rFonts w:ascii="Times New Roman" w:hAnsi="Times New Roman" w:cs="Times New Roman"/>
+                <w:sz w:val="24"/>
+                <w:szCs w:val="24"/>
+                <w:lang w:val="en-US"/>
+              </w:rPr>
+            </w:pPr>
+            <w:r>
+              <w:rPr>
+                <w:rFonts w:ascii="Aptos Narrow" w:hAnsi="Aptos Narrow"/>
+                <w:color w:val="000000"/>
+              </w:rPr>
+              <w:t>1.4078355</w:t>
+            </w:r>
+          </w:p>
+        </w:tc>
+        <w:tc>
+          <w:tcPr>
+            <w:tcW w:w="1263" w:type="dxa"/>
+            <w:vAlign w:val="bottom"/>
+          </w:tcPr>
+          <w:p>
+            <w:pPr>
+              <w:rPr>
+                <w:rFonts w:ascii="Times New Roman" w:hAnsi="Times New Roman" w:cs="Times New Roman"/>
+                <w:sz w:val="24"/>
+                <w:szCs w:val="24"/>
+                <w:lang w:val="en-US"/>
+              </w:rPr>
+            </w:pPr>
+            <w:r>
+              <w:rPr>
+                <w:rFonts w:ascii="Aptos Narrow" w:hAnsi="Aptos Narrow"/>
+                <w:color w:val="000000"/>
+              </w:rPr>
+              <w:t>1.384376991</w:t>
+            </w:r>
+          </w:p>
+        </w:tc>
+        <w:tc>
+          <w:tcPr>
+            <w:tcW w:w="964" w:type="dxa"/>
+            <w:vAlign w:val="bottom"/>
+          </w:tcPr>
+          <w:p>
+            <w:pPr>
+              <w:rPr>
+                <w:rFonts w:ascii="Times New Roman" w:hAnsi="Times New Roman" w:cs="Times New Roman"/>
+                <w:sz w:val="24"/>
+                <w:szCs w:val="24"/>
+                <w:lang w:val="en-US"/>
+              </w:rPr>
+            </w:pPr>
+            <w:r>
+              <w:rPr>
+                <w:rFonts w:ascii="Aptos Narrow" w:hAnsi="Aptos Narrow"/>
+                <w:color w:val="000000"/>
+              </w:rPr>
+              <w:t>1.455735</w:t>
+            </w:r>
+          </w:p>
+        </w:tc>
+        <w:tc>
+          <w:tcPr>
+            <w:tcW w:w="964" w:type="dxa"/>
+            <w:vAlign w:val="bottom"/>
+          </w:tcPr>
+          <w:p>
+            <w:pPr>
+              <w:rPr>
+                <w:rFonts w:ascii="Times New Roman" w:hAnsi="Times New Roman" w:cs="Times New Roman"/>
+                <w:sz w:val="24"/>
+                <w:szCs w:val="24"/>
+                <w:lang w:val="en-US"/>
+              </w:rPr>
+            </w:pPr>
+            <w:r>
+              <w:rPr>
+                <w:rFonts w:ascii="Aptos Narrow" w:hAnsi="Aptos Narrow"/>
+                <w:color w:val="000000"/>
+              </w:rPr>
+              <w:t>1.3952</w:t>
+            </w:r>
+          </w:p>
+        </w:tc>
+        <w:tc>
+          <w:tcPr>
+            <w:tcW w:w="1263" w:type="dxa"/>
+            <w:vAlign w:val="bottom"/>
+          </w:tcPr>
+          <w:p>
+            <w:pPr>
+              <w:rPr>
+                <w:rFonts w:ascii="Times New Roman" w:hAnsi="Times New Roman" w:cs="Times New Roman"/>
+                <w:sz w:val="24"/>
+                <w:szCs w:val="24"/>
+                <w:lang w:val="en-US"/>
+              </w:rPr>
+            </w:pPr>
+            <w:r>
+              <w:rPr>
+                <w:rFonts w:ascii="Aptos Narrow" w:hAnsi="Aptos Narrow"/>
+                <w:color w:val="000000"/>
+              </w:rPr>
+              <w:t>1.519802458</w:t>
+            </w:r>
+          </w:p>
+        </w:tc>
+        <w:tc>
+          <w:tcPr>
+            <w:tcW w:w="964" w:type="dxa"/>
+            <w:vAlign w:val="bottom"/>
+          </w:tcPr>
+          <w:p>
+            <w:pPr>
+              <w:rPr>
+                <w:rFonts w:ascii="Times New Roman" w:hAnsi="Times New Roman" w:cs="Times New Roman"/>
+                <w:sz w:val="24"/>
+                <w:szCs w:val="24"/>
+                <w:lang w:val="en-US"/>
+              </w:rPr>
+            </w:pPr>
+            <w:r>
+              <w:rPr>
+                <w:rFonts w:ascii="Aptos Narrow" w:hAnsi="Aptos Narrow"/>
+                <w:color w:val="000000"/>
+              </w:rPr>
+              <w:t>1.451081</w:t>
+            </w:r>
+          </w:p>
+        </w:tc>
+        <w:tc>
+          <w:tcPr>
+            <w:tcW w:w="964" w:type="dxa"/>
+            <w:vAlign w:val="bottom"/>
+          </w:tcPr>
+          <w:p>
+            <w:pPr>
+              <w:rPr>
+                <w:rFonts w:ascii="Times New Roman" w:hAnsi="Times New Roman" w:cs="Times New Roman"/>
+                <w:sz w:val="24"/>
+                <w:szCs w:val="24"/>
+                <w:lang w:val="en-US"/>
+              </w:rPr>
+            </w:pPr>
+            <w:r>
+              <w:rPr>
+                <w:rFonts w:ascii="Aptos Narrow" w:hAnsi="Aptos Narrow"/>
+                <w:color w:val="000000"/>
+              </w:rPr>
+              <w:t>1.561008</w:t>
+            </w:r>
+          </w:p>
+        </w:tc>
+        <w:tc>
+          <w:tcPr>
+            <w:tcW w:w="2168" w:type="dxa"/>
+            <w:vAlign w:val="bottom"/>
+          </w:tcPr>
+          <w:p>
+            <w:pPr>
+              <w:rPr>
+                <w:rFonts w:ascii="Times New Roman" w:hAnsi="Times New Roman" w:cs="Times New Roman"/>
+                <w:sz w:val="24"/>
+                <w:szCs w:val="24"/>
+                <w:lang w:val="en-US"/>
+              </w:rPr>
+            </w:pPr>
+            <w:r>
+              <w:rPr>
+                <w:rFonts w:ascii="Aptos Narrow" w:hAnsi="Aptos Narrow"/>
+                <w:color w:val="000000"/>
+              </w:rPr>
+              <w:t>1.578491547</w:t>
+            </w:r>
+          </w:p>
+        </w:tc>
+      </w:tr>
+      <w:tr>
+        <w:trPr>
+          <w:jc w:val="center"/>
+        </w:trPr>
+        <w:tc>
+          <w:tcPr>
+            <w:tcW w:w="1457" w:type="dxa"/>
+            <w:shd w:val="clear" w:color="auto" w:fill="83CAEB" w:themeFill="accent1" w:themeFillTint="66"/>
+            <w:vAlign w:val="bottom"/>
+          </w:tcPr>
+          <w:p>
+            <w:pPr>
+              <w:rPr>
+                <w:rFonts w:ascii="Times New Roman" w:hAnsi="Times New Roman" w:cs="Times New Roman"/>
+                <w:sz w:val="24"/>
+                <w:szCs w:val="24"/>
+                <w:lang w:val="en-US"/>
+              </w:rPr>
+            </w:pPr>
+            <w:r>
+              <w:rPr>
+                <w:rFonts w:ascii="Aptos Narrow" w:hAnsi="Aptos Narrow"/>
+                <w:color w:val="000000"/>
+              </w:rPr>
+              <w:t>470.lbm</w:t>
+            </w:r>
+          </w:p>
+        </w:tc>
+        <w:tc>
+          <w:tcPr>
+            <w:tcW w:w="1063" w:type="dxa"/>
+            <w:vAlign w:val="bottom"/>
+          </w:tcPr>
+          <w:p>
+            <w:pPr>
+              <w:rPr>
+                <w:rFonts w:ascii="Times New Roman" w:hAnsi="Times New Roman" w:cs="Times New Roman"/>
+                <w:sz w:val="24"/>
+                <w:szCs w:val="24"/>
+                <w:lang w:val="en-US"/>
+              </w:rPr>
+            </w:pPr>
+            <w:r>
+              <w:rPr>
+                <w:rFonts w:ascii="Aptos Narrow" w:hAnsi="Aptos Narrow"/>
+                <w:color w:val="000000"/>
+              </w:rPr>
+              <w:t>6.7764253</w:t>
+            </w:r>
+          </w:p>
+        </w:tc>
+        <w:tc>
+          <w:tcPr>
+            <w:tcW w:w="1263" w:type="dxa"/>
+            <w:vAlign w:val="bottom"/>
+          </w:tcPr>
+          <w:p>
+            <w:pPr>
+              <w:rPr>
+                <w:rFonts w:ascii="Times New Roman" w:hAnsi="Times New Roman" w:cs="Times New Roman"/>
+                <w:sz w:val="24"/>
+                <w:szCs w:val="24"/>
+                <w:lang w:val="en-US"/>
+              </w:rPr>
+            </w:pPr>
+            <w:r>
+              <w:rPr>
+                <w:rFonts w:ascii="Aptos Narrow" w:hAnsi="Aptos Narrow"/>
+                <w:color w:val="000000"/>
+              </w:rPr>
+              <w:t>6.786279836</w:t>
+            </w:r>
+          </w:p>
+        </w:tc>
+        <w:tc>
+          <w:tcPr>
+            <w:tcW w:w="964" w:type="dxa"/>
+            <w:vAlign w:val="bottom"/>
+          </w:tcPr>
+          <w:p>
+            <w:pPr>
+              <w:rPr>
+                <w:rFonts w:ascii="Times New Roman" w:hAnsi="Times New Roman" w:cs="Times New Roman"/>
+                <w:sz w:val="24"/>
+                <w:szCs w:val="24"/>
+                <w:lang w:val="en-US"/>
+              </w:rPr>
+            </w:pPr>
+            <w:r>
+              <w:rPr>
+                <w:rFonts w:ascii="Aptos Narrow" w:hAnsi="Aptos Narrow"/>
+                <w:color w:val="000000"/>
+              </w:rPr>
+              <w:t>6.78628</w:t>
+            </w:r>
+          </w:p>
+        </w:tc>
+        <w:tc>
+          <w:tcPr>
+            <w:tcW w:w="964" w:type="dxa"/>
+            <w:vAlign w:val="bottom"/>
+          </w:tcPr>
+          <w:p>
+            <w:pPr>
+              <w:rPr>
+                <w:rFonts w:ascii="Times New Roman" w:hAnsi="Times New Roman" w:cs="Times New Roman"/>
+                <w:sz w:val="24"/>
+                <w:szCs w:val="24"/>
+                <w:lang w:val="en-US"/>
+              </w:rPr>
+            </w:pPr>
+            <w:r>
+              <w:rPr>
+                <w:rFonts w:ascii="Aptos Narrow" w:hAnsi="Aptos Narrow"/>
+                <w:color w:val="000000"/>
+              </w:rPr>
+              <w:t>6.786281</w:t>
+            </w:r>
+          </w:p>
+        </w:tc>
+        <w:tc>
+          <w:tcPr>
+            <w:tcW w:w="1263" w:type="dxa"/>
+            <w:vAlign w:val="bottom"/>
+          </w:tcPr>
+          <w:p>
+            <w:pPr>
+              <w:rPr>
+                <w:rFonts w:ascii="Times New Roman" w:hAnsi="Times New Roman" w:cs="Times New Roman"/>
+                <w:sz w:val="24"/>
+                <w:szCs w:val="24"/>
+                <w:lang w:val="en-US"/>
+              </w:rPr>
+            </w:pPr>
+            <w:r>
+              <w:rPr>
+                <w:rFonts w:ascii="Aptos Narrow" w:hAnsi="Aptos Narrow"/>
+                <w:color w:val="000000"/>
+              </w:rPr>
+              <w:t>6.732389508</w:t>
+            </w:r>
+          </w:p>
+        </w:tc>
+        <w:tc>
+          <w:tcPr>
+            <w:tcW w:w="964" w:type="dxa"/>
+            <w:vAlign w:val="bottom"/>
+          </w:tcPr>
+          <w:p>
+            <w:pPr>
+              <w:rPr>
+                <w:rFonts w:ascii="Times New Roman" w:hAnsi="Times New Roman" w:cs="Times New Roman"/>
+                <w:sz w:val="24"/>
+                <w:szCs w:val="24"/>
+                <w:lang w:val="en-US"/>
+              </w:rPr>
+            </w:pPr>
+            <w:r>
+              <w:rPr>
+                <w:rFonts w:ascii="Aptos Narrow" w:hAnsi="Aptos Narrow"/>
+                <w:color w:val="000000"/>
+              </w:rPr>
+              <w:t>6.732387</w:t>
+            </w:r>
+          </w:p>
+        </w:tc>
+        <w:tc>
+          <w:tcPr>
+            <w:tcW w:w="964" w:type="dxa"/>
+            <w:vAlign w:val="bottom"/>
+          </w:tcPr>
+          <w:p>
+            <w:pPr>
+              <w:rPr>
+                <w:rFonts w:ascii="Times New Roman" w:hAnsi="Times New Roman" w:cs="Times New Roman"/>
+                <w:sz w:val="24"/>
+                <w:szCs w:val="24"/>
+                <w:lang w:val="en-US"/>
+              </w:rPr>
+            </w:pPr>
+            <w:r>
+              <w:rPr>
+                <w:rFonts w:ascii="Aptos Narrow" w:hAnsi="Aptos Narrow"/>
+                <w:color w:val="000000"/>
+              </w:rPr>
+              <w:t>6.707759</w:t>
+            </w:r>
+          </w:p>
+        </w:tc>
+        <w:tc>
+          <w:tcPr>
+            <w:tcW w:w="2168" w:type="dxa"/>
+            <w:vAlign w:val="bottom"/>
+          </w:tcPr>
+          <w:p>
+            <w:pPr>
+              <w:rPr>
+                <w:rFonts w:ascii="Times New Roman" w:hAnsi="Times New Roman" w:cs="Times New Roman"/>
+                <w:sz w:val="24"/>
+                <w:szCs w:val="24"/>
+                <w:lang w:val="en-US"/>
+              </w:rPr>
+            </w:pPr>
+            <w:r>
+              <w:rPr>
+                <w:rFonts w:ascii="Aptos Narrow" w:hAnsi="Aptos Narrow"/>
+                <w:color w:val="000000"/>
+              </w:rPr>
+              <w:t>6.707760048</w:t>
+            </w:r>
+          </w:p>
+        </w:tc>
+      </w:tr>
+      <w:tr>
+        <w:trPr>
+          <w:jc w:val="center"/>
+        </w:trPr>
+        <w:tc>
+          <w:tcPr>
+            <w:tcW w:w="1457" w:type="dxa"/>
+            <w:shd w:val="clear" w:color="auto" w:fill="83CAEB" w:themeFill="accent1" w:themeFillTint="66"/>
+            <w:vAlign w:val="bottom"/>
+          </w:tcPr>
+          <w:p>
+            <w:pPr>
+              <w:rPr>
+                <w:rFonts w:ascii="Times New Roman" w:hAnsi="Times New Roman" w:cs="Times New Roman"/>
+                <w:sz w:val="24"/>
+                <w:szCs w:val="24"/>
+                <w:lang w:val="en-US"/>
+              </w:rPr>
+            </w:pPr>
+            <w:r>
+              <w:rPr>
+                <w:rFonts w:ascii="Aptos Narrow" w:hAnsi="Aptos Narrow"/>
+                <w:color w:val="000000"/>
+              </w:rPr>
+              <w:t>483.xalancbmk</w:t>
+            </w:r>
+          </w:p>
+        </w:tc>
+        <w:tc>
+          <w:tcPr>
+            <w:tcW w:w="1063" w:type="dxa"/>
+            <w:vAlign w:val="bottom"/>
+          </w:tcPr>
+          <w:p>
+            <w:pPr>
+              <w:rPr>
+                <w:rFonts w:ascii="Times New Roman" w:hAnsi="Times New Roman" w:cs="Times New Roman"/>
+                <w:sz w:val="24"/>
+                <w:szCs w:val="24"/>
+                <w:lang w:val="en-US"/>
+              </w:rPr>
+            </w:pPr>
+            <w:r>
+              <w:rPr>
+                <w:rFonts w:ascii="Aptos Narrow" w:hAnsi="Aptos Narrow"/>
+                <w:color w:val="000000"/>
+              </w:rPr>
+              <w:t>39.152971</w:t>
+            </w:r>
+          </w:p>
+        </w:tc>
+        <w:tc>
+          <w:tcPr>
+            <w:tcW w:w="1263" w:type="dxa"/>
+            <w:vAlign w:val="bottom"/>
+          </w:tcPr>
+          <w:p>
+            <w:pPr>
+              <w:rPr>
+                <w:rFonts w:ascii="Times New Roman" w:hAnsi="Times New Roman" w:cs="Times New Roman"/>
+                <w:sz w:val="24"/>
+                <w:szCs w:val="24"/>
+                <w:lang w:val="en-US"/>
+              </w:rPr>
+            </w:pPr>
+            <w:r>
+              <w:rPr>
+                <w:rFonts w:ascii="Aptos Narrow" w:hAnsi="Aptos Narrow"/>
+                <w:color w:val="000000"/>
+              </w:rPr>
+              <w:t>36.1607737</w:t>
+            </w:r>
+          </w:p>
+        </w:tc>
+        <w:tc>
+          <w:tcPr>
+            <w:tcW w:w="964" w:type="dxa"/>
+            <w:vAlign w:val="bottom"/>
+          </w:tcPr>
+          <w:p>
+            <w:pPr>
+              <w:rPr>
+                <w:rFonts w:ascii="Times New Roman" w:hAnsi="Times New Roman" w:cs="Times New Roman"/>
+                <w:sz w:val="24"/>
+                <w:szCs w:val="24"/>
+                <w:lang w:val="en-US"/>
+              </w:rPr>
+            </w:pPr>
+            <w:r>
+              <w:rPr>
+                <w:rFonts w:ascii="Aptos Narrow" w:hAnsi="Aptos Narrow"/>
+                <w:color w:val="000000"/>
+              </w:rPr>
+              <w:t>36.26182</w:t>
+            </w:r>
+          </w:p>
+        </w:tc>
+        <w:tc>
+          <w:tcPr>
+            <w:tcW w:w="964" w:type="dxa"/>
+            <w:vAlign w:val="bottom"/>
+          </w:tcPr>
+          <w:p>
+            <w:pPr>
+              <w:rPr>
+                <w:rFonts w:ascii="Times New Roman" w:hAnsi="Times New Roman" w:cs="Times New Roman"/>
+                <w:sz w:val="24"/>
+                <w:szCs w:val="24"/>
+                <w:lang w:val="en-US"/>
+              </w:rPr>
+            </w:pPr>
+            <w:r>
+              <w:rPr>
+                <w:rFonts w:ascii="Aptos Narrow" w:hAnsi="Aptos Narrow"/>
+                <w:color w:val="000000"/>
+              </w:rPr>
+              <w:t>35.26433</w:t>
+            </w:r>
+          </w:p>
+        </w:tc>
+        <w:tc>
+          <w:tcPr>
+            <w:tcW w:w="1263" w:type="dxa"/>
+            <w:vAlign w:val="bottom"/>
+          </w:tcPr>
+          <w:p>
+            <w:pPr>
+              <w:rPr>
+                <w:rFonts w:ascii="Times New Roman" w:hAnsi="Times New Roman" w:cs="Times New Roman"/>
+                <w:sz w:val="24"/>
+                <w:szCs w:val="24"/>
+                <w:lang w:val="en-US"/>
+              </w:rPr>
+            </w:pPr>
+            <w:r>
+              <w:rPr>
+                <w:rFonts w:ascii="Aptos Narrow" w:hAnsi="Aptos Narrow"/>
+                <w:color w:val="000000"/>
+              </w:rPr>
+              <w:t>39.35220508</w:t>
+            </w:r>
+          </w:p>
+        </w:tc>
+        <w:tc>
+          <w:tcPr>
+            <w:tcW w:w="964" w:type="dxa"/>
+            <w:vAlign w:val="bottom"/>
+          </w:tcPr>
+          <w:p>
+            <w:pPr>
+              <w:rPr>
+                <w:rFonts w:ascii="Times New Roman" w:hAnsi="Times New Roman" w:cs="Times New Roman"/>
+                <w:sz w:val="24"/>
+                <w:szCs w:val="24"/>
+                <w:lang w:val="en-US"/>
+              </w:rPr>
+            </w:pPr>
+            <w:r>
+              <w:rPr>
+                <w:rFonts w:ascii="Aptos Narrow" w:hAnsi="Aptos Narrow"/>
+                <w:color w:val="000000"/>
+              </w:rPr>
+              <w:t>37.23864</w:t>
+            </w:r>
+          </w:p>
+        </w:tc>
+        <w:tc>
+          <w:tcPr>
+            <w:tcW w:w="964" w:type="dxa"/>
+            <w:vAlign w:val="bottom"/>
+          </w:tcPr>
+          <w:p>
+            <w:pPr>
+              <w:rPr>
+                <w:rFonts w:ascii="Times New Roman" w:hAnsi="Times New Roman" w:cs="Times New Roman"/>
+                <w:sz w:val="24"/>
+                <w:szCs w:val="24"/>
+                <w:lang w:val="en-US"/>
+              </w:rPr>
+            </w:pPr>
+            <w:r>
+              <w:rPr>
+                <w:rFonts w:ascii="Aptos Narrow" w:hAnsi="Aptos Narrow"/>
+                <w:color w:val="000000"/>
+              </w:rPr>
+              <w:t>44.22088</w:t>
+            </w:r>
+          </w:p>
+        </w:tc>
+        <w:tc>
+          <w:tcPr>
+            <w:tcW w:w="2168" w:type="dxa"/>
+            <w:vAlign w:val="bottom"/>
+          </w:tcPr>
+          <w:p>
+            <w:pPr>
+              <w:rPr>
+                <w:rFonts w:ascii="Times New Roman" w:hAnsi="Times New Roman" w:cs="Times New Roman"/>
+                <w:sz w:val="24"/>
+                <w:szCs w:val="24"/>
+                <w:lang w:val="en-US"/>
+              </w:rPr>
+            </w:pPr>
+            <w:r>
+              <w:rPr>
+                <w:rFonts w:ascii="Aptos Narrow" w:hAnsi="Aptos Narrow"/>
+                <w:color w:val="000000"/>
+              </w:rPr>
+              <w:t>45.79110473</w:t>
+            </w:r>
+          </w:p>
+        </w:tc>
+      </w:tr>
+      <w:tr>
+        <w:trPr>
+          <w:jc w:val="center"/>
+        </w:trPr>
+        <w:tc>
+          <w:tcPr>
+            <w:tcW w:w="1457" w:type="dxa"/>
+            <w:shd w:val="clear" w:color="auto" w:fill="FF7474"/>
+            <w:vAlign w:val="bottom"/>
+          </w:tcPr>
+          <w:p>
+            <w:pPr>
+              <w:rPr>
+                <w:rFonts w:ascii="Aptos Narrow" w:hAnsi="Aptos Narrow"/>
+                <w:color w:val="000000"/>
+              </w:rPr>
+            </w:pPr>
+            <w:r>
+              <w:rPr>
+                <w:rFonts w:ascii="Aptos Narrow" w:hAnsi="Aptos Narrow"/>
+                <w:color w:val="000000"/>
+              </w:rPr>
+              <w:t>AVERAGE</w:t>
+            </w:r>
+          </w:p>
+        </w:tc>
+        <w:tc>
+          <w:tcPr>
+            <w:tcW w:w="1063" w:type="dxa"/>
+            <w:shd w:val="clear" w:color="auto" w:fill="FF7474"/>
+            <w:vAlign w:val="bottom"/>
+          </w:tcPr>
+          <w:p>
+            <w:pPr>
+              <w:rPr>
+                <w:rFonts w:ascii="Aptos Narrow" w:hAnsi="Aptos Narrow"/>
+                <w:color w:val="000000"/>
+              </w:rPr>
+            </w:pPr>
+            <w:r>
+              <w:rPr>
+                <w:rFonts w:ascii="Aptos Narrow" w:hAnsi="Aptos Narrow"/>
+                <w:color w:val="000000"/>
+              </w:rPr>
+              <w:t>28.119728</w:t>
+            </w:r>
+          </w:p>
+        </w:tc>
+        <w:tc>
+          <w:tcPr>
+            <w:tcW w:w="1263" w:type="dxa"/>
+            <w:shd w:val="clear" w:color="auto" w:fill="FF7474"/>
+            <w:vAlign w:val="bottom"/>
+          </w:tcPr>
+          <w:p>
+            <w:pPr>
+              <w:rPr>
+                <w:rFonts w:ascii="Aptos Narrow" w:hAnsi="Aptos Narrow"/>
+                <w:color w:val="000000"/>
+              </w:rPr>
+            </w:pPr>
+            <w:r>
+              <w:rPr>
+                <w:rFonts w:ascii="Aptos Narrow" w:hAnsi="Aptos Narrow"/>
+                <w:color w:val="000000"/>
+              </w:rPr>
+              <w:t>28.14619534</w:t>
+            </w:r>
+          </w:p>
+        </w:tc>
+        <w:tc>
+          <w:tcPr>
+            <w:tcW w:w="964" w:type="dxa"/>
+            <w:shd w:val="clear" w:color="auto" w:fill="FF7474"/>
+            <w:vAlign w:val="bottom"/>
+          </w:tcPr>
+          <w:p>
+            <w:pPr>
+              <w:rPr>
+                <w:rFonts w:ascii="Aptos Narrow" w:hAnsi="Aptos Narrow"/>
+                <w:color w:val="000000"/>
+              </w:rPr>
+            </w:pPr>
+            <w:r>
+              <w:rPr>
+                <w:rFonts w:ascii="Aptos Narrow" w:hAnsi="Aptos Narrow"/>
+                <w:color w:val="000000"/>
+              </w:rPr>
+              <w:t>27.47106</w:t>
+            </w:r>
+          </w:p>
+        </w:tc>
+        <w:tc>
+          <w:tcPr>
+            <w:tcW w:w="964" w:type="dxa"/>
+            <w:shd w:val="clear" w:color="auto" w:fill="FF7474"/>
+            <w:vAlign w:val="bottom"/>
+          </w:tcPr>
+          <w:p>
+            <w:pPr>
+              <w:rPr>
+                <w:rFonts w:ascii="Aptos Narrow" w:hAnsi="Aptos Narrow"/>
+                <w:color w:val="000000"/>
+              </w:rPr>
+            </w:pPr>
+            <w:r>
+              <w:rPr>
+                <w:rFonts w:ascii="Aptos Narrow" w:hAnsi="Aptos Narrow"/>
+                <w:color w:val="000000"/>
+              </w:rPr>
+              <w:t>27.41256</w:t>
+            </w:r>
+          </w:p>
+        </w:tc>
+        <w:tc>
+          <w:tcPr>
+            <w:tcW w:w="1263" w:type="dxa"/>
+            <w:shd w:val="clear" w:color="auto" w:fill="FF7474"/>
+            <w:vAlign w:val="bottom"/>
+          </w:tcPr>
+          <w:p>
+            <w:pPr>
+              <w:rPr>
+                <w:rFonts w:ascii="Aptos Narrow" w:hAnsi="Aptos Narrow"/>
+                <w:color w:val="000000"/>
+              </w:rPr>
+            </w:pPr>
+            <w:r>
+              <w:rPr>
+                <w:rFonts w:ascii="Aptos Narrow" w:hAnsi="Aptos Narrow"/>
+                <w:color w:val="000000"/>
+              </w:rPr>
+              <w:t>26.4475112</w:t>
+            </w:r>
+          </w:p>
+        </w:tc>
+        <w:tc>
+          <w:tcPr>
+            <w:tcW w:w="964" w:type="dxa"/>
+            <w:shd w:val="clear" w:color="auto" w:fill="FF7474"/>
+            <w:vAlign w:val="bottom"/>
+          </w:tcPr>
+          <w:p>
+            <w:pPr>
+              <w:rPr>
+                <w:rFonts w:ascii="Aptos Narrow" w:hAnsi="Aptos Narrow"/>
+                <w:color w:val="000000"/>
+              </w:rPr>
+            </w:pPr>
+            <w:r>
+              <w:rPr>
+                <w:rFonts w:ascii="Aptos Narrow" w:hAnsi="Aptos Narrow"/>
+                <w:color w:val="000000"/>
+              </w:rPr>
+              <w:t>26.24728</w:t>
+            </w:r>
+          </w:p>
+        </w:tc>
+        <w:tc>
+          <w:tcPr>
+            <w:tcW w:w="964" w:type="dxa"/>
+            <w:shd w:val="clear" w:color="auto" w:fill="FF7474"/>
+            <w:vAlign w:val="bottom"/>
+          </w:tcPr>
+          <w:p>
+            <w:pPr>
+              <w:rPr>
+                <w:rFonts w:ascii="Aptos Narrow" w:hAnsi="Aptos Narrow"/>
+                <w:color w:val="000000"/>
+              </w:rPr>
+            </w:pPr>
+            <w:r>
+              <w:rPr>
+                <w:rFonts w:ascii="Aptos Narrow" w:hAnsi="Aptos Narrow"/>
+                <w:color w:val="000000"/>
+              </w:rPr>
+              <w:t>26.83574</w:t>
+            </w:r>
+          </w:p>
+        </w:tc>
+        <w:tc>
+          <w:tcPr>
+            <w:tcW w:w="2168" w:type="dxa"/>
+            <w:shd w:val="clear" w:color="auto" w:fill="FF7474"/>
+            <w:vAlign w:val="bottom"/>
+          </w:tcPr>
+          <w:p>
+            <w:pPr>
+              <w:rPr>
+                <w:rFonts w:ascii="Aptos Narrow" w:hAnsi="Aptos Narrow"/>
+                <w:color w:val="000000"/>
+              </w:rPr>
+            </w:pPr>
+            <w:r>
+              <w:rPr>
+                <w:rFonts w:ascii="Aptos Narrow" w:hAnsi="Aptos Narrow"/>
+                <w:color w:val="000000"/>
+              </w:rPr>
+              <w:t>26.31900282</w:t>
+            </w:r>
+          </w:p>
+        </w:tc>
+      </w:tr>
+    </w:tbl>
+    <w:p>
+      <w:pPr>
+        <w:rPr>
+          <w:rFonts w:ascii="Times New Roman" w:hAnsi="Times New Roman" w:cs="Times New Roman"/>
+          <w:sz w:val="24"/>
+          <w:szCs w:val="24"/>
+          <w:lang w:val="en-US"/>
+        </w:rPr>
+      </w:pPr>
+    </w:p>
+    <w:p>
+      <w:pPr>
+        <w:rPr>
+          <w:rFonts w:ascii="Times New Roman" w:hAnsi="Times New Roman" w:cs="Times New Roman"/>
+          <w:sz w:val="24"/>
+          <w:szCs w:val="24"/>
+          <w:lang w:val="el-GR"/>
+        </w:rPr>
+      </w:pPr>
+      <w:r>
+        <w:rPr>
+          <w:rFonts w:ascii="Times New Roman" w:hAnsi="Times New Roman" w:cs="Times New Roman"/>
+          <w:sz w:val="24"/>
+          <w:szCs w:val="24"/>
+          <w:lang w:val="el-GR"/>
+        </w:rPr>
+        <w:t xml:space="preserve">Παρακάτω παραθέτω τον πίνακα με το </w:t>
+      </w:r>
+      <w:r>
+        <w:rPr>
+          <w:rFonts w:ascii="Times New Roman" w:hAnsi="Times New Roman" w:cs="Times New Roman"/>
+          <w:sz w:val="24"/>
+          <w:szCs w:val="24"/>
+          <w:lang w:val="en-US"/>
+        </w:rPr>
+        <w:t>Target</w:t>
+      </w:r>
+      <w:r>
+        <w:rPr>
+          <w:rFonts w:ascii="Times New Roman" w:hAnsi="Times New Roman" w:cs="Times New Roman"/>
+          <w:sz w:val="24"/>
+          <w:szCs w:val="24"/>
+          <w:lang w:val="el-GR"/>
+        </w:rPr>
+        <w:t xml:space="preserve"> </w:t>
+      </w:r>
+      <w:r>
+        <w:rPr>
+          <w:rFonts w:ascii="Times New Roman" w:hAnsi="Times New Roman" w:cs="Times New Roman"/>
+          <w:sz w:val="24"/>
+          <w:szCs w:val="24"/>
+          <w:lang w:val="en-US"/>
+        </w:rPr>
+        <w:t>Correct</w:t>
+      </w:r>
+      <w:r>
+        <w:rPr>
+          <w:rFonts w:ascii="Times New Roman" w:hAnsi="Times New Roman" w:cs="Times New Roman"/>
+          <w:sz w:val="24"/>
+          <w:szCs w:val="24"/>
+          <w:lang w:val="el-GR"/>
+        </w:rPr>
+        <w:t xml:space="preserve"> </w:t>
+      </w:r>
+      <w:r>
+        <w:rPr>
+          <w:rFonts w:ascii="Times New Roman" w:hAnsi="Times New Roman" w:cs="Times New Roman"/>
+          <w:sz w:val="24"/>
+          <w:szCs w:val="24"/>
+          <w:lang w:val="en-US"/>
+        </w:rPr>
+        <w:t>per</w:t>
+      </w:r>
+      <w:r>
+        <w:rPr>
+          <w:rFonts w:ascii="Times New Roman" w:hAnsi="Times New Roman" w:cs="Times New Roman"/>
+          <w:sz w:val="24"/>
+          <w:szCs w:val="24"/>
+          <w:lang w:val="el-GR"/>
+        </w:rPr>
+        <w:t xml:space="preserve"> 1000 </w:t>
+      </w:r>
+      <w:r>
+        <w:rPr>
+          <w:rFonts w:ascii="Times New Roman" w:hAnsi="Times New Roman" w:cs="Times New Roman"/>
+          <w:sz w:val="24"/>
+          <w:szCs w:val="24"/>
+          <w:lang w:val="en-US"/>
+        </w:rPr>
+        <w:t>Instructions</w:t>
+      </w:r>
+      <w:r>
+        <w:rPr>
+          <w:rFonts w:ascii="Times New Roman" w:hAnsi="Times New Roman" w:cs="Times New Roman"/>
+          <w:sz w:val="24"/>
+          <w:szCs w:val="24"/>
+          <w:lang w:val="el-GR"/>
+        </w:rPr>
+        <w:t xml:space="preserve">. </w:t>
+      </w:r>
+      <w:r>
+        <w:rPr>
+          <w:rFonts w:ascii="Times New Roman" w:hAnsi="Times New Roman" w:cs="Times New Roman"/>
+          <w:sz w:val="24"/>
+          <w:szCs w:val="24"/>
+          <w:lang w:val="el-GR"/>
+        </w:rPr>
+        <w:t xml:space="preserve">Τον ονομάζω </w:t>
+      </w:r>
+      <w:r>
+        <w:rPr>
+          <w:rFonts w:ascii="Times New Roman" w:hAnsi="Times New Roman" w:cs="Times New Roman"/>
+          <w:sz w:val="24"/>
+          <w:szCs w:val="24"/>
+          <w:lang w:val="en-US"/>
+        </w:rPr>
+        <w:t>TCPKI</w:t>
+      </w:r>
+      <w:r>
+        <w:rPr>
+          <w:rFonts w:ascii="Times New Roman" w:hAnsi="Times New Roman" w:cs="Times New Roman"/>
+          <w:sz w:val="24"/>
+          <w:szCs w:val="24"/>
+          <w:lang w:val="el-GR"/>
+        </w:rPr>
+        <w:t xml:space="preserve"> </w:t>
+      </w:r>
+      <w:r>
+        <w:rPr>
+          <w:rFonts w:ascii="Times New Roman" w:hAnsi="Times New Roman" w:cs="Times New Roman"/>
+          <w:sz w:val="24"/>
+          <w:szCs w:val="24"/>
+          <w:lang w:val="el-GR"/>
+        </w:rPr>
+        <w:t xml:space="preserve">και δεν είναι κάποιος </w:t>
+      </w:r>
+      <w:r>
+        <w:rPr>
+          <w:rFonts w:ascii="Times New Roman" w:hAnsi="Times New Roman" w:cs="Times New Roman"/>
+          <w:sz w:val="24"/>
+          <w:szCs w:val="24"/>
+          <w:lang w:val="en-US"/>
+        </w:rPr>
+        <w:t>well</w:t>
+      </w:r>
+      <w:r>
+        <w:rPr>
+          <w:rFonts w:ascii="Times New Roman" w:hAnsi="Times New Roman" w:cs="Times New Roman"/>
+          <w:sz w:val="24"/>
+          <w:szCs w:val="24"/>
+          <w:lang w:val="el-GR"/>
+        </w:rPr>
+        <w:t xml:space="preserve"> </w:t>
+      </w:r>
+      <w:r>
+        <w:rPr>
+          <w:rFonts w:ascii="Times New Roman" w:hAnsi="Times New Roman" w:cs="Times New Roman"/>
+          <w:sz w:val="24"/>
+          <w:szCs w:val="24"/>
+          <w:lang w:val="en-US"/>
+        </w:rPr>
+        <w:t>known</w:t>
+      </w:r>
+      <w:r>
+        <w:rPr>
+          <w:rFonts w:ascii="Times New Roman" w:hAnsi="Times New Roman" w:cs="Times New Roman"/>
+          <w:sz w:val="24"/>
+          <w:szCs w:val="24"/>
+          <w:lang w:val="el-GR"/>
+        </w:rPr>
+        <w:t xml:space="preserve"> </w:t>
+      </w:r>
+      <w:r>
+        <w:rPr>
+          <w:rFonts w:ascii="Times New Roman" w:hAnsi="Times New Roman" w:cs="Times New Roman"/>
+          <w:sz w:val="24"/>
+          <w:szCs w:val="24"/>
+          <w:lang w:val="el-GR"/>
+        </w:rPr>
+        <w:t xml:space="preserve">δείκτης αλλά μπορεί να δώσει μια καλή ιδέα χωρίς να διαστρεβλώνει τα δεδομένα εφόσον δεν έχουμε τα </w:t>
+      </w:r>
+      <w:r>
+        <w:rPr>
+          <w:rFonts w:ascii="Times New Roman" w:hAnsi="Times New Roman" w:cs="Times New Roman"/>
+          <w:sz w:val="24"/>
+          <w:szCs w:val="24"/>
+          <w:lang w:val="en-US"/>
+        </w:rPr>
+        <w:t>stats</w:t>
+      </w:r>
+      <w:r>
+        <w:rPr>
+          <w:rFonts w:ascii="Times New Roman" w:hAnsi="Times New Roman" w:cs="Times New Roman"/>
+          <w:sz w:val="24"/>
+          <w:szCs w:val="24"/>
+          <w:lang w:val="el-GR"/>
+        </w:rPr>
+        <w:t xml:space="preserve"> </w:t>
+      </w:r>
+      <w:r>
+        <w:rPr>
+          <w:rFonts w:ascii="Times New Roman" w:hAnsi="Times New Roman" w:cs="Times New Roman"/>
+          <w:sz w:val="24"/>
+          <w:szCs w:val="24"/>
+          <w:lang w:val="el-GR"/>
+        </w:rPr>
+        <w:t>για</w:t>
+      </w:r>
+      <w:r>
+        <w:rPr>
+          <w:rFonts w:ascii="Times New Roman" w:hAnsi="Times New Roman" w:cs="Times New Roman"/>
+          <w:sz w:val="24"/>
+          <w:szCs w:val="24"/>
+          <w:lang w:val="el-GR"/>
+        </w:rPr>
+        <w:t xml:space="preserve"> </w:t>
+      </w:r>
+      <w:r>
+        <w:rPr>
+          <w:rFonts w:ascii="Times New Roman" w:hAnsi="Times New Roman" w:cs="Times New Roman"/>
+          <w:sz w:val="24"/>
+          <w:szCs w:val="24"/>
+          <w:lang w:val="el-GR"/>
+        </w:rPr>
+        <w:t xml:space="preserve">το </w:t>
+      </w:r>
+      <w:r>
+        <w:rPr>
+          <w:rFonts w:ascii="Times New Roman" w:hAnsi="Times New Roman" w:cs="Times New Roman"/>
+          <w:sz w:val="24"/>
+          <w:szCs w:val="24"/>
+          <w:lang w:val="en-US"/>
+        </w:rPr>
+        <w:t>taken</w:t>
+      </w:r>
+      <w:r>
+        <w:rPr>
+          <w:rFonts w:ascii="Times New Roman" w:hAnsi="Times New Roman" w:cs="Times New Roman"/>
+          <w:sz w:val="24"/>
+          <w:szCs w:val="24"/>
+          <w:lang w:val="el-GR"/>
+        </w:rPr>
+        <w:t xml:space="preserve"> </w:t>
+      </w:r>
+      <w:r>
+        <w:rPr>
+          <w:rFonts w:ascii="Times New Roman" w:hAnsi="Times New Roman" w:cs="Times New Roman"/>
+          <w:sz w:val="24"/>
+          <w:szCs w:val="24"/>
+          <w:lang w:val="en-US"/>
+        </w:rPr>
+        <w:t>direction</w:t>
+      </w:r>
+      <w:r>
+        <w:rPr>
+          <w:rFonts w:ascii="Times New Roman" w:hAnsi="Times New Roman" w:cs="Times New Roman"/>
+          <w:sz w:val="24"/>
+          <w:szCs w:val="24"/>
+          <w:lang w:val="el-GR"/>
+        </w:rPr>
+        <w:t xml:space="preserve"> </w:t>
+      </w:r>
+      <w:r>
+        <w:rPr>
+          <w:rFonts w:ascii="Times New Roman" w:hAnsi="Times New Roman" w:cs="Times New Roman"/>
+          <w:sz w:val="24"/>
+          <w:szCs w:val="24"/>
+          <w:lang w:val="en-US"/>
+        </w:rPr>
+        <w:t>hit</w:t>
+      </w:r>
+      <w:r>
+        <w:rPr>
+          <w:rFonts w:ascii="Times New Roman" w:hAnsi="Times New Roman" w:cs="Times New Roman"/>
+          <w:sz w:val="24"/>
+          <w:szCs w:val="24"/>
+          <w:lang w:val="el-GR"/>
+        </w:rPr>
+        <w:t>.</w:t>
+      </w:r>
+    </w:p>
+    <w:tbl>
+      <w:tblPr>
+        <w:tblStyle w:val="TableGrid"/>
+        <w:tblW w:w="11157" w:type="dxa"/>
+        <w:jc w:val="center"/>
+        <w:tblLook w:val="04A0" w:firstRow="1" w:lastRow="0" w:firstColumn="1" w:lastColumn="0" w:noHBand="0" w:noVBand="1"/>
+      </w:tblPr>
+      <w:tblGrid>
+        <w:gridCol w:w="1608"/>
+        <w:gridCol w:w="1389"/>
+        <w:gridCol w:w="1054"/>
+        <w:gridCol w:w="1166"/>
+        <w:gridCol w:w="1389"/>
+        <w:gridCol w:w="1054"/>
+        <w:gridCol w:w="1054"/>
+        <w:gridCol w:w="1389"/>
+        <w:gridCol w:w="1054"/>
+      </w:tblGrid>
+      <w:tr>
+        <w:trPr>
+          <w:jc w:val="center"/>
+        </w:trPr>
+        <w:tc>
+          <w:tcPr>
+            <w:tcW w:w="1608" w:type="dxa"/>
+            <w:shd w:val="clear" w:color="auto" w:fill="83CAEB" w:themeFill="accent1" w:themeFillTint="66"/>
+            <w:vAlign w:val="bottom"/>
+          </w:tcPr>
+          <w:p>
+            <w:pPr>
+              <w:rPr>
+                <w:rFonts w:ascii="Times New Roman" w:hAnsi="Times New Roman" w:cs="Times New Roman"/>
+                <w:sz w:val="24"/>
+                <w:szCs w:val="24"/>
+                <w:lang w:val="en-US"/>
+              </w:rPr>
+            </w:pPr>
+            <w:r>
+              <w:rPr>
+                <w:rFonts w:ascii="Aptos Narrow" w:hAnsi="Aptos Narrow"/>
+                <w:color w:val="000000"/>
+              </w:rPr>
+              <w:lastRenderedPageBreak/>
+              <w:t>benchmark</w:t>
+            </w:r>
+          </w:p>
+        </w:tc>
+        <w:tc>
+          <w:tcPr>
+            <w:tcW w:w="1166" w:type="dxa"/>
+            <w:vAlign w:val="bottom"/>
+          </w:tcPr>
+          <w:p>
+            <w:pPr>
+              <w:rPr>
+                <w:rFonts w:ascii="Times New Roman" w:hAnsi="Times New Roman" w:cs="Times New Roman"/>
+                <w:sz w:val="24"/>
+                <w:szCs w:val="24"/>
+                <w:lang w:val="en-US"/>
+              </w:rPr>
+            </w:pPr>
+            <w:r>
+              <w:rPr>
+                <w:rFonts w:ascii="Aptos Narrow" w:hAnsi="Aptos Narrow"/>
+                <w:color w:val="000000"/>
+              </w:rPr>
+              <w:t>TCPKI BTB-512-1</w:t>
+            </w:r>
+          </w:p>
+        </w:tc>
+        <w:tc>
+          <w:tcPr>
+            <w:tcW w:w="1389" w:type="dxa"/>
+            <w:vAlign w:val="bottom"/>
+          </w:tcPr>
+          <w:p>
+            <w:pPr>
+              <w:rPr>
+                <w:rFonts w:ascii="Times New Roman" w:hAnsi="Times New Roman" w:cs="Times New Roman"/>
+                <w:sz w:val="24"/>
+                <w:szCs w:val="24"/>
+                <w:lang w:val="en-US"/>
+              </w:rPr>
+            </w:pPr>
+            <w:r>
+              <w:rPr>
+                <w:rFonts w:ascii="Aptos Narrow" w:hAnsi="Aptos Narrow"/>
+                <w:color w:val="000000"/>
+              </w:rPr>
+              <w:t>TCPKI BTB-512-2</w:t>
+            </w:r>
+          </w:p>
+        </w:tc>
+        <w:tc>
+          <w:tcPr>
+            <w:tcW w:w="1054" w:type="dxa"/>
+            <w:vAlign w:val="bottom"/>
+          </w:tcPr>
+          <w:p>
+            <w:pPr>
+              <w:rPr>
+                <w:rFonts w:ascii="Times New Roman" w:hAnsi="Times New Roman" w:cs="Times New Roman"/>
+                <w:sz w:val="24"/>
+                <w:szCs w:val="24"/>
+                <w:lang w:val="en-US"/>
+              </w:rPr>
+            </w:pPr>
+            <w:r>
+              <w:rPr>
+                <w:rFonts w:ascii="Aptos Narrow" w:hAnsi="Aptos Narrow"/>
+                <w:color w:val="000000"/>
+              </w:rPr>
+              <w:t>TCPKI BTB-256-2</w:t>
+            </w:r>
+          </w:p>
+        </w:tc>
+        <w:tc>
+          <w:tcPr>
+            <w:tcW w:w="1054" w:type="dxa"/>
+            <w:vAlign w:val="bottom"/>
+          </w:tcPr>
+          <w:p>
+            <w:pPr>
+              <w:rPr>
+                <w:rFonts w:ascii="Times New Roman" w:hAnsi="Times New Roman" w:cs="Times New Roman"/>
+                <w:sz w:val="24"/>
+                <w:szCs w:val="24"/>
+                <w:lang w:val="en-US"/>
+              </w:rPr>
+            </w:pPr>
+            <w:r>
+              <w:rPr>
+                <w:rFonts w:ascii="Aptos Narrow" w:hAnsi="Aptos Narrow"/>
+                <w:color w:val="000000"/>
+              </w:rPr>
+              <w:t>TCPKI BTB-256-4</w:t>
+            </w:r>
+          </w:p>
+        </w:tc>
+        <w:tc>
+          <w:tcPr>
+            <w:tcW w:w="1389" w:type="dxa"/>
+            <w:vAlign w:val="bottom"/>
+          </w:tcPr>
+          <w:p>
+            <w:pPr>
+              <w:rPr>
+                <w:rFonts w:ascii="Times New Roman" w:hAnsi="Times New Roman" w:cs="Times New Roman"/>
+                <w:sz w:val="24"/>
+                <w:szCs w:val="24"/>
+                <w:lang w:val="en-US"/>
+              </w:rPr>
+            </w:pPr>
+            <w:r>
+              <w:rPr>
+                <w:rFonts w:ascii="Aptos Narrow" w:hAnsi="Aptos Narrow"/>
+                <w:color w:val="000000"/>
+              </w:rPr>
+              <w:t>TCPKI BTB-128-2</w:t>
+            </w:r>
+          </w:p>
+        </w:tc>
+        <w:tc>
+          <w:tcPr>
+            <w:tcW w:w="1054" w:type="dxa"/>
+            <w:vAlign w:val="bottom"/>
+          </w:tcPr>
+          <w:p>
+            <w:pPr>
+              <w:rPr>
+                <w:rFonts w:ascii="Times New Roman" w:hAnsi="Times New Roman" w:cs="Times New Roman"/>
+                <w:sz w:val="24"/>
+                <w:szCs w:val="24"/>
+                <w:lang w:val="en-US"/>
+              </w:rPr>
+            </w:pPr>
+            <w:r>
+              <w:rPr>
+                <w:rFonts w:ascii="Aptos Narrow" w:hAnsi="Aptos Narrow"/>
+                <w:color w:val="000000"/>
+              </w:rPr>
+              <w:t>TCPKI BTB-128-4</w:t>
+            </w:r>
+          </w:p>
+        </w:tc>
+        <w:tc>
+          <w:tcPr>
+            <w:tcW w:w="1054" w:type="dxa"/>
+            <w:vAlign w:val="bottom"/>
+          </w:tcPr>
+          <w:p>
+            <w:pPr>
+              <w:rPr>
+                <w:rFonts w:ascii="Times New Roman" w:hAnsi="Times New Roman" w:cs="Times New Roman"/>
+                <w:sz w:val="24"/>
+                <w:szCs w:val="24"/>
+                <w:lang w:val="en-US"/>
+              </w:rPr>
+            </w:pPr>
+            <w:r>
+              <w:rPr>
+                <w:rFonts w:ascii="Aptos Narrow" w:hAnsi="Aptos Narrow"/>
+                <w:color w:val="000000"/>
+              </w:rPr>
+              <w:t>TCPKI BTB-64-4</w:t>
+            </w:r>
+          </w:p>
+        </w:tc>
+        <w:tc>
+          <w:tcPr>
+            <w:tcW w:w="1389" w:type="dxa"/>
+            <w:vAlign w:val="bottom"/>
+          </w:tcPr>
+          <w:p>
+            <w:pPr>
+              <w:rPr>
+                <w:rFonts w:ascii="Times New Roman" w:hAnsi="Times New Roman" w:cs="Times New Roman"/>
+                <w:sz w:val="24"/>
+                <w:szCs w:val="24"/>
+                <w:lang w:val="en-US"/>
+              </w:rPr>
+            </w:pPr>
+            <w:r>
+              <w:rPr>
+                <w:rFonts w:ascii="Aptos Narrow" w:hAnsi="Aptos Narrow"/>
+                <w:color w:val="000000"/>
+              </w:rPr>
+              <w:t>TCPKI BTB-64-8</w:t>
+            </w:r>
+          </w:p>
+        </w:tc>
+      </w:tr>
+      <w:tr>
+        <w:trPr>
+          <w:jc w:val="center"/>
+        </w:trPr>
+        <w:tc>
+          <w:tcPr>
+            <w:tcW w:w="1608" w:type="dxa"/>
+            <w:shd w:val="clear" w:color="auto" w:fill="83CAEB" w:themeFill="accent1" w:themeFillTint="66"/>
+            <w:vAlign w:val="bottom"/>
+          </w:tcPr>
+          <w:p>
+            <w:pPr>
+              <w:rPr>
+                <w:rFonts w:ascii="Times New Roman" w:hAnsi="Times New Roman" w:cs="Times New Roman"/>
+                <w:sz w:val="24"/>
+                <w:szCs w:val="24"/>
+                <w:lang w:val="en-US"/>
+              </w:rPr>
+            </w:pPr>
+            <w:r>
+              <w:rPr>
+                <w:rFonts w:ascii="Aptos Narrow" w:hAnsi="Aptos Narrow"/>
+                <w:color w:val="000000"/>
+              </w:rPr>
+              <w:t>403.gcc</w:t>
+            </w:r>
+          </w:p>
+        </w:tc>
+        <w:tc>
+          <w:tcPr>
+            <w:tcW w:w="1166" w:type="dxa"/>
+            <w:vAlign w:val="bottom"/>
+          </w:tcPr>
+          <w:p>
+            <w:pPr>
+              <w:rPr>
+                <w:rFonts w:ascii="Times New Roman" w:hAnsi="Times New Roman" w:cs="Times New Roman"/>
+                <w:sz w:val="24"/>
+                <w:szCs w:val="24"/>
+                <w:lang w:val="en-US"/>
+              </w:rPr>
+            </w:pPr>
+            <w:r>
+              <w:rPr>
+                <w:rFonts w:ascii="Aptos Narrow" w:hAnsi="Aptos Narrow"/>
+                <w:color w:val="000000"/>
+              </w:rPr>
+              <w:t>95.33883093</w:t>
+            </w:r>
+          </w:p>
+        </w:tc>
+        <w:tc>
+          <w:tcPr>
+            <w:tcW w:w="1389" w:type="dxa"/>
+            <w:vAlign w:val="bottom"/>
+          </w:tcPr>
+          <w:p>
+            <w:pPr>
+              <w:rPr>
+                <w:rFonts w:ascii="Times New Roman" w:hAnsi="Times New Roman" w:cs="Times New Roman"/>
+                <w:sz w:val="24"/>
+                <w:szCs w:val="24"/>
+                <w:lang w:val="en-US"/>
+              </w:rPr>
+            </w:pPr>
+            <w:r>
+              <w:rPr>
+                <w:rFonts w:ascii="Aptos Narrow" w:hAnsi="Aptos Narrow"/>
+                <w:color w:val="000000"/>
+              </w:rPr>
+              <w:t>98.11862</w:t>
+            </w:r>
+          </w:p>
+        </w:tc>
+        <w:tc>
+          <w:tcPr>
+            <w:tcW w:w="1054" w:type="dxa"/>
+            <w:vAlign w:val="bottom"/>
+          </w:tcPr>
+          <w:p>
+            <w:pPr>
+              <w:rPr>
+                <w:rFonts w:ascii="Times New Roman" w:hAnsi="Times New Roman" w:cs="Times New Roman"/>
+                <w:sz w:val="24"/>
+                <w:szCs w:val="24"/>
+                <w:lang w:val="en-US"/>
+              </w:rPr>
+            </w:pPr>
+            <w:r>
+              <w:rPr>
+                <w:rFonts w:ascii="Aptos Narrow" w:hAnsi="Aptos Narrow"/>
+                <w:color w:val="000000"/>
+              </w:rPr>
+              <w:t>93.742907</w:t>
+            </w:r>
+          </w:p>
+        </w:tc>
+        <w:tc>
+          <w:tcPr>
+            <w:tcW w:w="1054" w:type="dxa"/>
+            <w:vAlign w:val="bottom"/>
+          </w:tcPr>
+          <w:p>
+            <w:pPr>
+              <w:rPr>
+                <w:rFonts w:ascii="Times New Roman" w:hAnsi="Times New Roman" w:cs="Times New Roman"/>
+                <w:sz w:val="24"/>
+                <w:szCs w:val="24"/>
+                <w:lang w:val="en-US"/>
+              </w:rPr>
+            </w:pPr>
+            <w:r>
+              <w:rPr>
+                <w:rFonts w:ascii="Aptos Narrow" w:hAnsi="Aptos Narrow"/>
+                <w:color w:val="000000"/>
+              </w:rPr>
+              <w:t>95.2160303</w:t>
+            </w:r>
+          </w:p>
+        </w:tc>
+        <w:tc>
+          <w:tcPr>
+            <w:tcW w:w="1389" w:type="dxa"/>
+            <w:vAlign w:val="bottom"/>
+          </w:tcPr>
+          <w:p>
+            <w:pPr>
+              <w:rPr>
+                <w:rFonts w:ascii="Times New Roman" w:hAnsi="Times New Roman" w:cs="Times New Roman"/>
+                <w:sz w:val="24"/>
+                <w:szCs w:val="24"/>
+                <w:lang w:val="en-US"/>
+              </w:rPr>
+            </w:pPr>
+            <w:r>
+              <w:rPr>
+                <w:rFonts w:ascii="Aptos Narrow" w:hAnsi="Aptos Narrow"/>
+                <w:color w:val="000000"/>
+              </w:rPr>
+              <w:t>87.93297</w:t>
+            </w:r>
+          </w:p>
+        </w:tc>
+        <w:tc>
+          <w:tcPr>
+            <w:tcW w:w="1054" w:type="dxa"/>
+            <w:vAlign w:val="bottom"/>
+          </w:tcPr>
+          <w:p>
+            <w:pPr>
+              <w:rPr>
+                <w:rFonts w:ascii="Times New Roman" w:hAnsi="Times New Roman" w:cs="Times New Roman"/>
+                <w:sz w:val="24"/>
+                <w:szCs w:val="24"/>
+                <w:lang w:val="en-US"/>
+              </w:rPr>
+            </w:pPr>
+            <w:r>
+              <w:rPr>
+                <w:rFonts w:ascii="Aptos Narrow" w:hAnsi="Aptos Narrow"/>
+                <w:color w:val="000000"/>
+              </w:rPr>
+              <w:t>89.64134</w:t>
+            </w:r>
+          </w:p>
+        </w:tc>
+        <w:tc>
+          <w:tcPr>
+            <w:tcW w:w="1054" w:type="dxa"/>
+            <w:vAlign w:val="bottom"/>
+          </w:tcPr>
+          <w:p>
+            <w:pPr>
+              <w:rPr>
+                <w:rFonts w:ascii="Times New Roman" w:hAnsi="Times New Roman" w:cs="Times New Roman"/>
+                <w:sz w:val="24"/>
+                <w:szCs w:val="24"/>
+                <w:lang w:val="en-US"/>
+              </w:rPr>
+            </w:pPr>
+            <w:r>
+              <w:rPr>
+                <w:rFonts w:ascii="Aptos Narrow" w:hAnsi="Aptos Narrow"/>
+                <w:color w:val="000000"/>
+              </w:rPr>
+              <w:t>82.86105044</w:t>
+            </w:r>
+          </w:p>
+        </w:tc>
+        <w:tc>
+          <w:tcPr>
+            <w:tcW w:w="1389" w:type="dxa"/>
+            <w:vAlign w:val="bottom"/>
+          </w:tcPr>
+          <w:p>
+            <w:pPr>
+              <w:rPr>
+                <w:rFonts w:ascii="Times New Roman" w:hAnsi="Times New Roman" w:cs="Times New Roman"/>
+                <w:sz w:val="24"/>
+                <w:szCs w:val="24"/>
+                <w:lang w:val="en-US"/>
+              </w:rPr>
+            </w:pPr>
+            <w:r>
+              <w:rPr>
+                <w:rFonts w:ascii="Aptos Narrow" w:hAnsi="Aptos Narrow"/>
+                <w:color w:val="000000"/>
+              </w:rPr>
+              <w:t>83.77749</w:t>
+            </w:r>
+          </w:p>
+        </w:tc>
+      </w:tr>
+      <w:tr>
+        <w:trPr>
+          <w:jc w:val="center"/>
+        </w:trPr>
+        <w:tc>
+          <w:tcPr>
+            <w:tcW w:w="1608" w:type="dxa"/>
+            <w:shd w:val="clear" w:color="auto" w:fill="83CAEB" w:themeFill="accent1" w:themeFillTint="66"/>
+            <w:vAlign w:val="bottom"/>
+          </w:tcPr>
+          <w:p>
+            <w:pPr>
+              <w:rPr>
+                <w:rFonts w:ascii="Times New Roman" w:hAnsi="Times New Roman" w:cs="Times New Roman"/>
+                <w:sz w:val="24"/>
+                <w:szCs w:val="24"/>
+                <w:lang w:val="en-US"/>
+              </w:rPr>
+            </w:pPr>
+            <w:r>
+              <w:rPr>
+                <w:rFonts w:ascii="Aptos Narrow" w:hAnsi="Aptos Narrow"/>
+                <w:color w:val="000000"/>
+              </w:rPr>
+              <w:t>410.bwaves</w:t>
+            </w:r>
+          </w:p>
+        </w:tc>
+        <w:tc>
+          <w:tcPr>
+            <w:tcW w:w="1166" w:type="dxa"/>
+            <w:vAlign w:val="bottom"/>
+          </w:tcPr>
+          <w:p>
+            <w:pPr>
+              <w:rPr>
+                <w:rFonts w:ascii="Times New Roman" w:hAnsi="Times New Roman" w:cs="Times New Roman"/>
+                <w:sz w:val="24"/>
+                <w:szCs w:val="24"/>
+                <w:lang w:val="en-US"/>
+              </w:rPr>
+            </w:pPr>
+            <w:r>
+              <w:rPr>
+                <w:rFonts w:ascii="Aptos Narrow" w:hAnsi="Aptos Narrow"/>
+                <w:color w:val="000000"/>
+              </w:rPr>
+              <w:t>75.98078041</w:t>
+            </w:r>
+          </w:p>
+        </w:tc>
+        <w:tc>
+          <w:tcPr>
+            <w:tcW w:w="1389" w:type="dxa"/>
+            <w:vAlign w:val="bottom"/>
+          </w:tcPr>
+          <w:p>
+            <w:pPr>
+              <w:rPr>
+                <w:rFonts w:ascii="Times New Roman" w:hAnsi="Times New Roman" w:cs="Times New Roman"/>
+                <w:sz w:val="24"/>
+                <w:szCs w:val="24"/>
+                <w:lang w:val="en-US"/>
+              </w:rPr>
+            </w:pPr>
+            <w:r>
+              <w:rPr>
+                <w:rFonts w:ascii="Aptos Narrow" w:hAnsi="Aptos Narrow"/>
+                <w:color w:val="000000"/>
+              </w:rPr>
+              <w:t>76.34824</w:t>
+            </w:r>
+          </w:p>
+        </w:tc>
+        <w:tc>
+          <w:tcPr>
+            <w:tcW w:w="1054" w:type="dxa"/>
+            <w:vAlign w:val="bottom"/>
+          </w:tcPr>
+          <w:p>
+            <w:pPr>
+              <w:rPr>
+                <w:rFonts w:ascii="Times New Roman" w:hAnsi="Times New Roman" w:cs="Times New Roman"/>
+                <w:sz w:val="24"/>
+                <w:szCs w:val="24"/>
+                <w:lang w:val="en-US"/>
+              </w:rPr>
+            </w:pPr>
+            <w:r>
+              <w:rPr>
+                <w:rFonts w:ascii="Aptos Narrow" w:hAnsi="Aptos Narrow"/>
+                <w:color w:val="000000"/>
+              </w:rPr>
+              <w:t>76.213546</w:t>
+            </w:r>
+          </w:p>
+        </w:tc>
+        <w:tc>
+          <w:tcPr>
+            <w:tcW w:w="1054" w:type="dxa"/>
+            <w:vAlign w:val="bottom"/>
+          </w:tcPr>
+          <w:p>
+            <w:pPr>
+              <w:rPr>
+                <w:rFonts w:ascii="Times New Roman" w:hAnsi="Times New Roman" w:cs="Times New Roman"/>
+                <w:sz w:val="24"/>
+                <w:szCs w:val="24"/>
+                <w:lang w:val="en-US"/>
+              </w:rPr>
+            </w:pPr>
+            <w:r>
+              <w:rPr>
+                <w:rFonts w:ascii="Aptos Narrow" w:hAnsi="Aptos Narrow"/>
+                <w:color w:val="000000"/>
+              </w:rPr>
+              <w:t>76.34000519</w:t>
+            </w:r>
+          </w:p>
+        </w:tc>
+        <w:tc>
+          <w:tcPr>
+            <w:tcW w:w="1389" w:type="dxa"/>
+            <w:vAlign w:val="bottom"/>
+          </w:tcPr>
+          <w:p>
+            <w:pPr>
+              <w:rPr>
+                <w:rFonts w:ascii="Times New Roman" w:hAnsi="Times New Roman" w:cs="Times New Roman"/>
+                <w:sz w:val="24"/>
+                <w:szCs w:val="24"/>
+                <w:lang w:val="en-US"/>
+              </w:rPr>
+            </w:pPr>
+            <w:r>
+              <w:rPr>
+                <w:rFonts w:ascii="Aptos Narrow" w:hAnsi="Aptos Narrow"/>
+                <w:color w:val="000000"/>
+              </w:rPr>
+              <w:t>75.60699</w:t>
+            </w:r>
+          </w:p>
+        </w:tc>
+        <w:tc>
+          <w:tcPr>
+            <w:tcW w:w="1054" w:type="dxa"/>
+            <w:vAlign w:val="bottom"/>
+          </w:tcPr>
+          <w:p>
+            <w:pPr>
+              <w:rPr>
+                <w:rFonts w:ascii="Times New Roman" w:hAnsi="Times New Roman" w:cs="Times New Roman"/>
+                <w:sz w:val="24"/>
+                <w:szCs w:val="24"/>
+                <w:lang w:val="en-US"/>
+              </w:rPr>
+            </w:pPr>
+            <w:r>
+              <w:rPr>
+                <w:rFonts w:ascii="Aptos Narrow" w:hAnsi="Aptos Narrow"/>
+                <w:color w:val="000000"/>
+              </w:rPr>
+              <w:t>76.02064</w:t>
+            </w:r>
+          </w:p>
+        </w:tc>
+        <w:tc>
+          <w:tcPr>
+            <w:tcW w:w="1054" w:type="dxa"/>
+            <w:vAlign w:val="bottom"/>
+          </w:tcPr>
+          <w:p>
+            <w:pPr>
+              <w:rPr>
+                <w:rFonts w:ascii="Times New Roman" w:hAnsi="Times New Roman" w:cs="Times New Roman"/>
+                <w:sz w:val="24"/>
+                <w:szCs w:val="24"/>
+                <w:lang w:val="en-US"/>
+              </w:rPr>
+            </w:pPr>
+            <w:r>
+              <w:rPr>
+                <w:rFonts w:ascii="Aptos Narrow" w:hAnsi="Aptos Narrow"/>
+                <w:color w:val="000000"/>
+              </w:rPr>
+              <w:t>75.32142352</w:t>
+            </w:r>
+          </w:p>
+        </w:tc>
+        <w:tc>
+          <w:tcPr>
+            <w:tcW w:w="1389" w:type="dxa"/>
+            <w:vAlign w:val="bottom"/>
+          </w:tcPr>
+          <w:p>
+            <w:pPr>
+              <w:rPr>
+                <w:rFonts w:ascii="Times New Roman" w:hAnsi="Times New Roman" w:cs="Times New Roman"/>
+                <w:sz w:val="24"/>
+                <w:szCs w:val="24"/>
+                <w:lang w:val="en-US"/>
+              </w:rPr>
+            </w:pPr>
+            <w:r>
+              <w:rPr>
+                <w:rFonts w:ascii="Aptos Narrow" w:hAnsi="Aptos Narrow"/>
+                <w:color w:val="000000"/>
+              </w:rPr>
+              <w:t>75.5065</w:t>
+            </w:r>
+          </w:p>
+        </w:tc>
+      </w:tr>
+      <w:tr>
+        <w:trPr>
+          <w:jc w:val="center"/>
+        </w:trPr>
+        <w:tc>
+          <w:tcPr>
+            <w:tcW w:w="1608" w:type="dxa"/>
+            <w:shd w:val="clear" w:color="auto" w:fill="83CAEB" w:themeFill="accent1" w:themeFillTint="66"/>
+            <w:vAlign w:val="bottom"/>
+          </w:tcPr>
+          <w:p>
+            <w:pPr>
+              <w:rPr>
+                <w:rFonts w:ascii="Times New Roman" w:hAnsi="Times New Roman" w:cs="Times New Roman"/>
+                <w:sz w:val="24"/>
+                <w:szCs w:val="24"/>
+                <w:lang w:val="en-US"/>
+              </w:rPr>
+            </w:pPr>
+            <w:r>
+              <w:rPr>
+                <w:rFonts w:ascii="Aptos Narrow" w:hAnsi="Aptos Narrow"/>
+                <w:color w:val="000000"/>
+              </w:rPr>
+              <w:t>416.gamess</w:t>
+            </w:r>
+          </w:p>
+        </w:tc>
+        <w:tc>
+          <w:tcPr>
+            <w:tcW w:w="1166" w:type="dxa"/>
+            <w:vAlign w:val="bottom"/>
+          </w:tcPr>
+          <w:p>
+            <w:pPr>
+              <w:rPr>
+                <w:rFonts w:ascii="Times New Roman" w:hAnsi="Times New Roman" w:cs="Times New Roman"/>
+                <w:sz w:val="24"/>
+                <w:szCs w:val="24"/>
+                <w:lang w:val="en-US"/>
+              </w:rPr>
+            </w:pPr>
+            <w:r>
+              <w:rPr>
+                <w:rFonts w:ascii="Aptos Narrow" w:hAnsi="Aptos Narrow"/>
+                <w:color w:val="000000"/>
+              </w:rPr>
+              <w:t>36.67280555</w:t>
+            </w:r>
+          </w:p>
+        </w:tc>
+        <w:tc>
+          <w:tcPr>
+            <w:tcW w:w="1389" w:type="dxa"/>
+            <w:vAlign w:val="bottom"/>
+          </w:tcPr>
+          <w:p>
+            <w:pPr>
+              <w:rPr>
+                <w:rFonts w:ascii="Times New Roman" w:hAnsi="Times New Roman" w:cs="Times New Roman"/>
+                <w:sz w:val="24"/>
+                <w:szCs w:val="24"/>
+                <w:lang w:val="en-US"/>
+              </w:rPr>
+            </w:pPr>
+            <w:r>
+              <w:rPr>
+                <w:rFonts w:ascii="Aptos Narrow" w:hAnsi="Aptos Narrow"/>
+                <w:color w:val="000000"/>
+              </w:rPr>
+              <w:t>36.89397</w:t>
+            </w:r>
+          </w:p>
+        </w:tc>
+        <w:tc>
+          <w:tcPr>
+            <w:tcW w:w="1054" w:type="dxa"/>
+            <w:vAlign w:val="bottom"/>
+          </w:tcPr>
+          <w:p>
+            <w:pPr>
+              <w:rPr>
+                <w:rFonts w:ascii="Times New Roman" w:hAnsi="Times New Roman" w:cs="Times New Roman"/>
+                <w:sz w:val="24"/>
+                <w:szCs w:val="24"/>
+                <w:lang w:val="en-US"/>
+              </w:rPr>
+            </w:pPr>
+            <w:r>
+              <w:rPr>
+                <w:rFonts w:ascii="Aptos Narrow" w:hAnsi="Aptos Narrow"/>
+                <w:color w:val="000000"/>
+              </w:rPr>
+              <w:t>36.736688</w:t>
+            </w:r>
+          </w:p>
+        </w:tc>
+        <w:tc>
+          <w:tcPr>
+            <w:tcW w:w="1054" w:type="dxa"/>
+            <w:vAlign w:val="bottom"/>
+          </w:tcPr>
+          <w:p>
+            <w:pPr>
+              <w:rPr>
+                <w:rFonts w:ascii="Times New Roman" w:hAnsi="Times New Roman" w:cs="Times New Roman"/>
+                <w:sz w:val="24"/>
+                <w:szCs w:val="24"/>
+                <w:lang w:val="en-US"/>
+              </w:rPr>
+            </w:pPr>
+            <w:r>
+              <w:rPr>
+                <w:rFonts w:ascii="Aptos Narrow" w:hAnsi="Aptos Narrow"/>
+                <w:color w:val="000000"/>
+              </w:rPr>
+              <w:t>36.85953088</w:t>
+            </w:r>
+          </w:p>
+        </w:tc>
+        <w:tc>
+          <w:tcPr>
+            <w:tcW w:w="1389" w:type="dxa"/>
+            <w:vAlign w:val="bottom"/>
+          </w:tcPr>
+          <w:p>
+            <w:pPr>
+              <w:rPr>
+                <w:rFonts w:ascii="Times New Roman" w:hAnsi="Times New Roman" w:cs="Times New Roman"/>
+                <w:sz w:val="24"/>
+                <w:szCs w:val="24"/>
+                <w:lang w:val="en-US"/>
+              </w:rPr>
+            </w:pPr>
+            <w:r>
+              <w:rPr>
+                <w:rFonts w:ascii="Aptos Narrow" w:hAnsi="Aptos Narrow"/>
+                <w:color w:val="000000"/>
+              </w:rPr>
+              <w:t>36.37185</w:t>
+            </w:r>
+          </w:p>
+        </w:tc>
+        <w:tc>
+          <w:tcPr>
+            <w:tcW w:w="1054" w:type="dxa"/>
+            <w:vAlign w:val="bottom"/>
+          </w:tcPr>
+          <w:p>
+            <w:pPr>
+              <w:rPr>
+                <w:rFonts w:ascii="Times New Roman" w:hAnsi="Times New Roman" w:cs="Times New Roman"/>
+                <w:sz w:val="24"/>
+                <w:szCs w:val="24"/>
+                <w:lang w:val="en-US"/>
+              </w:rPr>
+            </w:pPr>
+            <w:r>
+              <w:rPr>
+                <w:rFonts w:ascii="Aptos Narrow" w:hAnsi="Aptos Narrow"/>
+                <w:color w:val="000000"/>
+              </w:rPr>
+              <w:t>36.42059</w:t>
+            </w:r>
+          </w:p>
+        </w:tc>
+        <w:tc>
+          <w:tcPr>
+            <w:tcW w:w="1054" w:type="dxa"/>
+            <w:vAlign w:val="bottom"/>
+          </w:tcPr>
+          <w:p>
+            <w:pPr>
+              <w:rPr>
+                <w:rFonts w:ascii="Times New Roman" w:hAnsi="Times New Roman" w:cs="Times New Roman"/>
+                <w:sz w:val="24"/>
+                <w:szCs w:val="24"/>
+                <w:lang w:val="en-US"/>
+              </w:rPr>
+            </w:pPr>
+            <w:r>
+              <w:rPr>
+                <w:rFonts w:ascii="Aptos Narrow" w:hAnsi="Aptos Narrow"/>
+                <w:color w:val="000000"/>
+              </w:rPr>
+              <w:t>35.81924818</w:t>
+            </w:r>
+          </w:p>
+        </w:tc>
+        <w:tc>
+          <w:tcPr>
+            <w:tcW w:w="1389" w:type="dxa"/>
+            <w:vAlign w:val="bottom"/>
+          </w:tcPr>
+          <w:p>
+            <w:pPr>
+              <w:rPr>
+                <w:rFonts w:ascii="Times New Roman" w:hAnsi="Times New Roman" w:cs="Times New Roman"/>
+                <w:sz w:val="24"/>
+                <w:szCs w:val="24"/>
+                <w:lang w:val="en-US"/>
+              </w:rPr>
+            </w:pPr>
+            <w:r>
+              <w:rPr>
+                <w:rFonts w:ascii="Aptos Narrow" w:hAnsi="Aptos Narrow"/>
+                <w:color w:val="000000"/>
+              </w:rPr>
+              <w:t>35.85878</w:t>
+            </w:r>
+          </w:p>
+        </w:tc>
+      </w:tr>
+      <w:tr>
+        <w:trPr>
+          <w:jc w:val="center"/>
+        </w:trPr>
+        <w:tc>
+          <w:tcPr>
+            <w:tcW w:w="1608" w:type="dxa"/>
+            <w:shd w:val="clear" w:color="auto" w:fill="83CAEB" w:themeFill="accent1" w:themeFillTint="66"/>
+            <w:vAlign w:val="bottom"/>
+          </w:tcPr>
+          <w:p>
+            <w:pPr>
+              <w:rPr>
+                <w:rFonts w:ascii="Times New Roman" w:hAnsi="Times New Roman" w:cs="Times New Roman"/>
+                <w:sz w:val="24"/>
+                <w:szCs w:val="24"/>
+                <w:lang w:val="en-US"/>
+              </w:rPr>
+            </w:pPr>
+            <w:r>
+              <w:rPr>
+                <w:rFonts w:ascii="Aptos Narrow" w:hAnsi="Aptos Narrow"/>
+                <w:color w:val="000000"/>
+              </w:rPr>
+              <w:t>429.mcf</w:t>
+            </w:r>
+          </w:p>
+        </w:tc>
+        <w:tc>
+          <w:tcPr>
+            <w:tcW w:w="1166" w:type="dxa"/>
+            <w:vAlign w:val="bottom"/>
+          </w:tcPr>
+          <w:p>
+            <w:pPr>
+              <w:rPr>
+                <w:rFonts w:ascii="Times New Roman" w:hAnsi="Times New Roman" w:cs="Times New Roman"/>
+                <w:sz w:val="24"/>
+                <w:szCs w:val="24"/>
+                <w:lang w:val="en-US"/>
+              </w:rPr>
+            </w:pPr>
+            <w:r>
+              <w:rPr>
+                <w:rFonts w:ascii="Aptos Narrow" w:hAnsi="Aptos Narrow"/>
+                <w:color w:val="000000"/>
+              </w:rPr>
+              <w:t>78.14507334</w:t>
+            </w:r>
+          </w:p>
+        </w:tc>
+        <w:tc>
+          <w:tcPr>
+            <w:tcW w:w="1389" w:type="dxa"/>
+            <w:vAlign w:val="bottom"/>
+          </w:tcPr>
+          <w:p>
+            <w:pPr>
+              <w:rPr>
+                <w:rFonts w:ascii="Times New Roman" w:hAnsi="Times New Roman" w:cs="Times New Roman"/>
+                <w:sz w:val="24"/>
+                <w:szCs w:val="24"/>
+                <w:lang w:val="en-US"/>
+              </w:rPr>
+            </w:pPr>
+            <w:r>
+              <w:rPr>
+                <w:rFonts w:ascii="Aptos Narrow" w:hAnsi="Aptos Narrow"/>
+                <w:color w:val="000000"/>
+              </w:rPr>
+              <w:t>78.58229</w:t>
+            </w:r>
+          </w:p>
+        </w:tc>
+        <w:tc>
+          <w:tcPr>
+            <w:tcW w:w="1054" w:type="dxa"/>
+            <w:vAlign w:val="bottom"/>
+          </w:tcPr>
+          <w:p>
+            <w:pPr>
+              <w:rPr>
+                <w:rFonts w:ascii="Times New Roman" w:hAnsi="Times New Roman" w:cs="Times New Roman"/>
+                <w:sz w:val="24"/>
+                <w:szCs w:val="24"/>
+                <w:lang w:val="en-US"/>
+              </w:rPr>
+            </w:pPr>
+            <w:r>
+              <w:rPr>
+                <w:rFonts w:ascii="Aptos Narrow" w:hAnsi="Aptos Narrow"/>
+                <w:color w:val="000000"/>
+              </w:rPr>
+              <w:t>78.456616</w:t>
+            </w:r>
+          </w:p>
+        </w:tc>
+        <w:tc>
+          <w:tcPr>
+            <w:tcW w:w="1054" w:type="dxa"/>
+            <w:vAlign w:val="bottom"/>
+          </w:tcPr>
+          <w:p>
+            <w:pPr>
+              <w:rPr>
+                <w:rFonts w:ascii="Times New Roman" w:hAnsi="Times New Roman" w:cs="Times New Roman"/>
+                <w:sz w:val="24"/>
+                <w:szCs w:val="24"/>
+                <w:lang w:val="en-US"/>
+              </w:rPr>
+            </w:pPr>
+            <w:r>
+              <w:rPr>
+                <w:rFonts w:ascii="Aptos Narrow" w:hAnsi="Aptos Narrow"/>
+                <w:color w:val="000000"/>
+              </w:rPr>
+              <w:t>78.53450533</w:t>
+            </w:r>
+          </w:p>
+        </w:tc>
+        <w:tc>
+          <w:tcPr>
+            <w:tcW w:w="1389" w:type="dxa"/>
+            <w:vAlign w:val="bottom"/>
+          </w:tcPr>
+          <w:p>
+            <w:pPr>
+              <w:rPr>
+                <w:rFonts w:ascii="Times New Roman" w:hAnsi="Times New Roman" w:cs="Times New Roman"/>
+                <w:sz w:val="24"/>
+                <w:szCs w:val="24"/>
+                <w:lang w:val="en-US"/>
+              </w:rPr>
+            </w:pPr>
+            <w:r>
+              <w:rPr>
+                <w:rFonts w:ascii="Aptos Narrow" w:hAnsi="Aptos Narrow"/>
+                <w:color w:val="000000"/>
+              </w:rPr>
+              <w:t>78.13192</w:t>
+            </w:r>
+          </w:p>
+        </w:tc>
+        <w:tc>
+          <w:tcPr>
+            <w:tcW w:w="1054" w:type="dxa"/>
+            <w:vAlign w:val="bottom"/>
+          </w:tcPr>
+          <w:p>
+            <w:pPr>
+              <w:rPr>
+                <w:rFonts w:ascii="Times New Roman" w:hAnsi="Times New Roman" w:cs="Times New Roman"/>
+                <w:sz w:val="24"/>
+                <w:szCs w:val="24"/>
+                <w:lang w:val="en-US"/>
+              </w:rPr>
+            </w:pPr>
+            <w:r>
+              <w:rPr>
+                <w:rFonts w:ascii="Aptos Narrow" w:hAnsi="Aptos Narrow"/>
+                <w:color w:val="000000"/>
+              </w:rPr>
+              <w:t>78.30395</w:t>
+            </w:r>
+          </w:p>
+        </w:tc>
+        <w:tc>
+          <w:tcPr>
+            <w:tcW w:w="1054" w:type="dxa"/>
+            <w:vAlign w:val="bottom"/>
+          </w:tcPr>
+          <w:p>
+            <w:pPr>
+              <w:rPr>
+                <w:rFonts w:ascii="Times New Roman" w:hAnsi="Times New Roman" w:cs="Times New Roman"/>
+                <w:sz w:val="24"/>
+                <w:szCs w:val="24"/>
+                <w:lang w:val="en-US"/>
+              </w:rPr>
+            </w:pPr>
+            <w:r>
+              <w:rPr>
+                <w:rFonts w:ascii="Aptos Narrow" w:hAnsi="Aptos Narrow"/>
+                <w:color w:val="000000"/>
+              </w:rPr>
+              <w:t>77.77835095</w:t>
+            </w:r>
+          </w:p>
+        </w:tc>
+        <w:tc>
+          <w:tcPr>
+            <w:tcW w:w="1389" w:type="dxa"/>
+            <w:vAlign w:val="bottom"/>
+          </w:tcPr>
+          <w:p>
+            <w:pPr>
+              <w:rPr>
+                <w:rFonts w:ascii="Times New Roman" w:hAnsi="Times New Roman" w:cs="Times New Roman"/>
+                <w:sz w:val="24"/>
+                <w:szCs w:val="24"/>
+                <w:lang w:val="en-US"/>
+              </w:rPr>
+            </w:pPr>
+            <w:r>
+              <w:rPr>
+                <w:rFonts w:ascii="Aptos Narrow" w:hAnsi="Aptos Narrow"/>
+                <w:color w:val="000000"/>
+              </w:rPr>
+              <w:t>77.92629</w:t>
+            </w:r>
+          </w:p>
+        </w:tc>
+      </w:tr>
+      <w:tr>
+        <w:trPr>
+          <w:jc w:val="center"/>
+        </w:trPr>
+        <w:tc>
+          <w:tcPr>
+            <w:tcW w:w="1608" w:type="dxa"/>
+            <w:shd w:val="clear" w:color="auto" w:fill="83CAEB" w:themeFill="accent1" w:themeFillTint="66"/>
+            <w:vAlign w:val="bottom"/>
+          </w:tcPr>
+          <w:p>
+            <w:pPr>
+              <w:rPr>
+                <w:rFonts w:ascii="Times New Roman" w:hAnsi="Times New Roman" w:cs="Times New Roman"/>
+                <w:sz w:val="24"/>
+                <w:szCs w:val="24"/>
+                <w:lang w:val="en-US"/>
+              </w:rPr>
+            </w:pPr>
+            <w:r>
+              <w:rPr>
+                <w:rFonts w:ascii="Aptos Narrow" w:hAnsi="Aptos Narrow"/>
+                <w:color w:val="000000"/>
+              </w:rPr>
+              <w:t>433.milc</w:t>
+            </w:r>
+          </w:p>
+        </w:tc>
+        <w:tc>
+          <w:tcPr>
+            <w:tcW w:w="1166" w:type="dxa"/>
+            <w:vAlign w:val="bottom"/>
+          </w:tcPr>
+          <w:p>
+            <w:pPr>
+              <w:rPr>
+                <w:rFonts w:ascii="Times New Roman" w:hAnsi="Times New Roman" w:cs="Times New Roman"/>
+                <w:sz w:val="24"/>
+                <w:szCs w:val="24"/>
+                <w:lang w:val="en-US"/>
+              </w:rPr>
+            </w:pPr>
+            <w:r>
+              <w:rPr>
+                <w:rFonts w:ascii="Aptos Narrow" w:hAnsi="Aptos Narrow"/>
+                <w:color w:val="000000"/>
+              </w:rPr>
+              <w:t>32.97176572</w:t>
+            </w:r>
+          </w:p>
+        </w:tc>
+        <w:tc>
+          <w:tcPr>
+            <w:tcW w:w="1389" w:type="dxa"/>
+            <w:vAlign w:val="bottom"/>
+          </w:tcPr>
+          <w:p>
+            <w:pPr>
+              <w:rPr>
+                <w:rFonts w:ascii="Times New Roman" w:hAnsi="Times New Roman" w:cs="Times New Roman"/>
+                <w:sz w:val="24"/>
+                <w:szCs w:val="24"/>
+                <w:lang w:val="en-US"/>
+              </w:rPr>
+            </w:pPr>
+            <w:r>
+              <w:rPr>
+                <w:rFonts w:ascii="Aptos Narrow" w:hAnsi="Aptos Narrow"/>
+                <w:color w:val="000000"/>
+              </w:rPr>
+              <w:t>32.97224</w:t>
+            </w:r>
+          </w:p>
+        </w:tc>
+        <w:tc>
+          <w:tcPr>
+            <w:tcW w:w="1054" w:type="dxa"/>
+            <w:vAlign w:val="bottom"/>
+          </w:tcPr>
+          <w:p>
+            <w:pPr>
+              <w:rPr>
+                <w:rFonts w:ascii="Times New Roman" w:hAnsi="Times New Roman" w:cs="Times New Roman"/>
+                <w:sz w:val="24"/>
+                <w:szCs w:val="24"/>
+                <w:lang w:val="en-US"/>
+              </w:rPr>
+            </w:pPr>
+            <w:r>
+              <w:rPr>
+                <w:rFonts w:ascii="Aptos Narrow" w:hAnsi="Aptos Narrow"/>
+                <w:color w:val="000000"/>
+              </w:rPr>
+              <w:t>32.971995</w:t>
+            </w:r>
+          </w:p>
+        </w:tc>
+        <w:tc>
+          <w:tcPr>
+            <w:tcW w:w="1054" w:type="dxa"/>
+            <w:vAlign w:val="bottom"/>
+          </w:tcPr>
+          <w:p>
+            <w:pPr>
+              <w:rPr>
+                <w:rFonts w:ascii="Times New Roman" w:hAnsi="Times New Roman" w:cs="Times New Roman"/>
+                <w:sz w:val="24"/>
+                <w:szCs w:val="24"/>
+                <w:lang w:val="en-US"/>
+              </w:rPr>
+            </w:pPr>
+            <w:r>
+              <w:rPr>
+                <w:rFonts w:ascii="Aptos Narrow" w:hAnsi="Aptos Narrow"/>
+                <w:color w:val="000000"/>
+              </w:rPr>
+              <w:t>32.97216514</w:t>
+            </w:r>
+          </w:p>
+        </w:tc>
+        <w:tc>
+          <w:tcPr>
+            <w:tcW w:w="1389" w:type="dxa"/>
+            <w:vAlign w:val="bottom"/>
+          </w:tcPr>
+          <w:p>
+            <w:pPr>
+              <w:rPr>
+                <w:rFonts w:ascii="Times New Roman" w:hAnsi="Times New Roman" w:cs="Times New Roman"/>
+                <w:sz w:val="24"/>
+                <w:szCs w:val="24"/>
+                <w:lang w:val="en-US"/>
+              </w:rPr>
+            </w:pPr>
+            <w:r>
+              <w:rPr>
+                <w:rFonts w:ascii="Aptos Narrow" w:hAnsi="Aptos Narrow"/>
+                <w:color w:val="000000"/>
+              </w:rPr>
+              <w:t>32.97127</w:t>
+            </w:r>
+          </w:p>
+        </w:tc>
+        <w:tc>
+          <w:tcPr>
+            <w:tcW w:w="1054" w:type="dxa"/>
+            <w:vAlign w:val="bottom"/>
+          </w:tcPr>
+          <w:p>
+            <w:pPr>
+              <w:rPr>
+                <w:rFonts w:ascii="Times New Roman" w:hAnsi="Times New Roman" w:cs="Times New Roman"/>
+                <w:sz w:val="24"/>
+                <w:szCs w:val="24"/>
+                <w:lang w:val="en-US"/>
+              </w:rPr>
+            </w:pPr>
+            <w:r>
+              <w:rPr>
+                <w:rFonts w:ascii="Aptos Narrow" w:hAnsi="Aptos Narrow"/>
+                <w:color w:val="000000"/>
+              </w:rPr>
+              <w:t>32.97161</w:t>
+            </w:r>
+          </w:p>
+        </w:tc>
+        <w:tc>
+          <w:tcPr>
+            <w:tcW w:w="1054" w:type="dxa"/>
+            <w:vAlign w:val="bottom"/>
+          </w:tcPr>
+          <w:p>
+            <w:pPr>
+              <w:rPr>
+                <w:rFonts w:ascii="Times New Roman" w:hAnsi="Times New Roman" w:cs="Times New Roman"/>
+                <w:sz w:val="24"/>
+                <w:szCs w:val="24"/>
+                <w:lang w:val="en-US"/>
+              </w:rPr>
+            </w:pPr>
+            <w:r>
+              <w:rPr>
+                <w:rFonts w:ascii="Aptos Narrow" w:hAnsi="Aptos Narrow"/>
+                <w:color w:val="000000"/>
+              </w:rPr>
+              <w:t>32.97040519</w:t>
+            </w:r>
+          </w:p>
+        </w:tc>
+        <w:tc>
+          <w:tcPr>
+            <w:tcW w:w="1389" w:type="dxa"/>
+            <w:vAlign w:val="bottom"/>
+          </w:tcPr>
+          <w:p>
+            <w:pPr>
+              <w:rPr>
+                <w:rFonts w:ascii="Times New Roman" w:hAnsi="Times New Roman" w:cs="Times New Roman"/>
+                <w:sz w:val="24"/>
+                <w:szCs w:val="24"/>
+                <w:lang w:val="en-US"/>
+              </w:rPr>
+            </w:pPr>
+            <w:r>
+              <w:rPr>
+                <w:rFonts w:ascii="Aptos Narrow" w:hAnsi="Aptos Narrow"/>
+                <w:color w:val="000000"/>
+              </w:rPr>
+              <w:t>32.97054</w:t>
+            </w:r>
+          </w:p>
+        </w:tc>
+      </w:tr>
+      <w:tr>
+        <w:trPr>
+          <w:jc w:val="center"/>
+        </w:trPr>
+        <w:tc>
+          <w:tcPr>
+            <w:tcW w:w="1608" w:type="dxa"/>
+            <w:shd w:val="clear" w:color="auto" w:fill="83CAEB" w:themeFill="accent1" w:themeFillTint="66"/>
+            <w:vAlign w:val="bottom"/>
+          </w:tcPr>
+          <w:p>
+            <w:pPr>
+              <w:rPr>
+                <w:rFonts w:ascii="Times New Roman" w:hAnsi="Times New Roman" w:cs="Times New Roman"/>
+                <w:sz w:val="24"/>
+                <w:szCs w:val="24"/>
+                <w:lang w:val="en-US"/>
+              </w:rPr>
+            </w:pPr>
+            <w:r>
+              <w:rPr>
+                <w:rFonts w:ascii="Aptos Narrow" w:hAnsi="Aptos Narrow"/>
+                <w:color w:val="000000"/>
+              </w:rPr>
+              <w:t>435.gromacs</w:t>
+            </w:r>
+          </w:p>
+        </w:tc>
+        <w:tc>
+          <w:tcPr>
+            <w:tcW w:w="1166" w:type="dxa"/>
+            <w:vAlign w:val="bottom"/>
+          </w:tcPr>
+          <w:p>
+            <w:pPr>
+              <w:rPr>
+                <w:rFonts w:ascii="Times New Roman" w:hAnsi="Times New Roman" w:cs="Times New Roman"/>
+                <w:sz w:val="24"/>
+                <w:szCs w:val="24"/>
+                <w:lang w:val="en-US"/>
+              </w:rPr>
+            </w:pPr>
+            <w:r>
+              <w:rPr>
+                <w:rFonts w:ascii="Aptos Narrow" w:hAnsi="Aptos Narrow"/>
+                <w:color w:val="000000"/>
+              </w:rPr>
+              <w:t>14.41055958</w:t>
+            </w:r>
+          </w:p>
+        </w:tc>
+        <w:tc>
+          <w:tcPr>
+            <w:tcW w:w="1389" w:type="dxa"/>
+            <w:vAlign w:val="bottom"/>
+          </w:tcPr>
+          <w:p>
+            <w:pPr>
+              <w:rPr>
+                <w:rFonts w:ascii="Times New Roman" w:hAnsi="Times New Roman" w:cs="Times New Roman"/>
+                <w:sz w:val="24"/>
+                <w:szCs w:val="24"/>
+                <w:lang w:val="en-US"/>
+              </w:rPr>
+            </w:pPr>
+            <w:r>
+              <w:rPr>
+                <w:rFonts w:ascii="Aptos Narrow" w:hAnsi="Aptos Narrow"/>
+                <w:color w:val="000000"/>
+              </w:rPr>
+              <w:t>14.4436</w:t>
+            </w:r>
+          </w:p>
+        </w:tc>
+        <w:tc>
+          <w:tcPr>
+            <w:tcW w:w="1054" w:type="dxa"/>
+            <w:vAlign w:val="bottom"/>
+          </w:tcPr>
+          <w:p>
+            <w:pPr>
+              <w:rPr>
+                <w:rFonts w:ascii="Times New Roman" w:hAnsi="Times New Roman" w:cs="Times New Roman"/>
+                <w:sz w:val="24"/>
+                <w:szCs w:val="24"/>
+                <w:lang w:val="en-US"/>
+              </w:rPr>
+            </w:pPr>
+            <w:r>
+              <w:rPr>
+                <w:rFonts w:ascii="Aptos Narrow" w:hAnsi="Aptos Narrow"/>
+                <w:color w:val="000000"/>
+              </w:rPr>
+              <w:t>14.431586</w:t>
+            </w:r>
+          </w:p>
+        </w:tc>
+        <w:tc>
+          <w:tcPr>
+            <w:tcW w:w="1054" w:type="dxa"/>
+            <w:vAlign w:val="bottom"/>
+          </w:tcPr>
+          <w:p>
+            <w:pPr>
+              <w:rPr>
+                <w:rFonts w:ascii="Times New Roman" w:hAnsi="Times New Roman" w:cs="Times New Roman"/>
+                <w:sz w:val="24"/>
+                <w:szCs w:val="24"/>
+                <w:lang w:val="en-US"/>
+              </w:rPr>
+            </w:pPr>
+            <w:r>
+              <w:rPr>
+                <w:rFonts w:ascii="Aptos Narrow" w:hAnsi="Aptos Narrow"/>
+                <w:color w:val="000000"/>
+              </w:rPr>
+              <w:t>14.44354753</w:t>
+            </w:r>
+          </w:p>
+        </w:tc>
+        <w:tc>
+          <w:tcPr>
+            <w:tcW w:w="1389" w:type="dxa"/>
+            <w:vAlign w:val="bottom"/>
+          </w:tcPr>
+          <w:p>
+            <w:pPr>
+              <w:rPr>
+                <w:rFonts w:ascii="Times New Roman" w:hAnsi="Times New Roman" w:cs="Times New Roman"/>
+                <w:sz w:val="24"/>
+                <w:szCs w:val="24"/>
+                <w:lang w:val="en-US"/>
+              </w:rPr>
+            </w:pPr>
+            <w:r>
+              <w:rPr>
+                <w:rFonts w:ascii="Aptos Narrow" w:hAnsi="Aptos Narrow"/>
+                <w:color w:val="000000"/>
+              </w:rPr>
+              <w:t>14.3109</w:t>
+            </w:r>
+          </w:p>
+        </w:tc>
+        <w:tc>
+          <w:tcPr>
+            <w:tcW w:w="1054" w:type="dxa"/>
+            <w:vAlign w:val="bottom"/>
+          </w:tcPr>
+          <w:p>
+            <w:pPr>
+              <w:rPr>
+                <w:rFonts w:ascii="Times New Roman" w:hAnsi="Times New Roman" w:cs="Times New Roman"/>
+                <w:sz w:val="24"/>
+                <w:szCs w:val="24"/>
+                <w:lang w:val="en-US"/>
+              </w:rPr>
+            </w:pPr>
+            <w:r>
+              <w:rPr>
+                <w:rFonts w:ascii="Aptos Narrow" w:hAnsi="Aptos Narrow"/>
+                <w:color w:val="000000"/>
+              </w:rPr>
+              <w:t>14.37609</w:t>
+            </w:r>
+          </w:p>
+        </w:tc>
+        <w:tc>
+          <w:tcPr>
+            <w:tcW w:w="1054" w:type="dxa"/>
+            <w:vAlign w:val="bottom"/>
+          </w:tcPr>
+          <w:p>
+            <w:pPr>
+              <w:rPr>
+                <w:rFonts w:ascii="Times New Roman" w:hAnsi="Times New Roman" w:cs="Times New Roman"/>
+                <w:sz w:val="24"/>
+                <w:szCs w:val="24"/>
+                <w:lang w:val="en-US"/>
+              </w:rPr>
+            </w:pPr>
+            <w:r>
+              <w:rPr>
+                <w:rFonts w:ascii="Aptos Narrow" w:hAnsi="Aptos Narrow"/>
+                <w:color w:val="000000"/>
+              </w:rPr>
+              <w:t>14.16771649</w:t>
+            </w:r>
+          </w:p>
+        </w:tc>
+        <w:tc>
+          <w:tcPr>
+            <w:tcW w:w="1389" w:type="dxa"/>
+            <w:vAlign w:val="bottom"/>
+          </w:tcPr>
+          <w:p>
+            <w:pPr>
+              <w:rPr>
+                <w:rFonts w:ascii="Times New Roman" w:hAnsi="Times New Roman" w:cs="Times New Roman"/>
+                <w:sz w:val="24"/>
+                <w:szCs w:val="24"/>
+                <w:lang w:val="en-US"/>
+              </w:rPr>
+            </w:pPr>
+            <w:r>
+              <w:rPr>
+                <w:rFonts w:ascii="Aptos Narrow" w:hAnsi="Aptos Narrow"/>
+                <w:color w:val="000000"/>
+              </w:rPr>
+              <w:t>14.21167</w:t>
+            </w:r>
+          </w:p>
+        </w:tc>
+      </w:tr>
+      <w:tr>
+        <w:trPr>
+          <w:jc w:val="center"/>
+        </w:trPr>
+        <w:tc>
+          <w:tcPr>
+            <w:tcW w:w="1608" w:type="dxa"/>
+            <w:shd w:val="clear" w:color="auto" w:fill="83CAEB" w:themeFill="accent1" w:themeFillTint="66"/>
+            <w:vAlign w:val="bottom"/>
+          </w:tcPr>
+          <w:p>
+            <w:pPr>
+              <w:rPr>
+                <w:rFonts w:ascii="Times New Roman" w:hAnsi="Times New Roman" w:cs="Times New Roman"/>
+                <w:sz w:val="24"/>
+                <w:szCs w:val="24"/>
+                <w:lang w:val="en-US"/>
+              </w:rPr>
+            </w:pPr>
+            <w:r>
+              <w:rPr>
+                <w:rFonts w:ascii="Aptos Narrow" w:hAnsi="Aptos Narrow"/>
+                <w:color w:val="000000"/>
+              </w:rPr>
+              <w:t>436.cactusADM</w:t>
+            </w:r>
+          </w:p>
+        </w:tc>
+        <w:tc>
+          <w:tcPr>
+            <w:tcW w:w="1166" w:type="dxa"/>
+            <w:vAlign w:val="bottom"/>
+          </w:tcPr>
+          <w:p>
+            <w:pPr>
+              <w:rPr>
+                <w:rFonts w:ascii="Times New Roman" w:hAnsi="Times New Roman" w:cs="Times New Roman"/>
+                <w:sz w:val="24"/>
+                <w:szCs w:val="24"/>
+                <w:lang w:val="en-US"/>
+              </w:rPr>
+            </w:pPr>
+            <w:r>
+              <w:rPr>
+                <w:rFonts w:ascii="Aptos Narrow" w:hAnsi="Aptos Narrow"/>
+                <w:color w:val="000000"/>
+              </w:rPr>
+              <w:t>1.78048731</w:t>
+            </w:r>
+          </w:p>
+        </w:tc>
+        <w:tc>
+          <w:tcPr>
+            <w:tcW w:w="1389" w:type="dxa"/>
+            <w:vAlign w:val="bottom"/>
+          </w:tcPr>
+          <w:p>
+            <w:pPr>
+              <w:rPr>
+                <w:rFonts w:ascii="Times New Roman" w:hAnsi="Times New Roman" w:cs="Times New Roman"/>
+                <w:sz w:val="24"/>
+                <w:szCs w:val="24"/>
+                <w:lang w:val="en-US"/>
+              </w:rPr>
+            </w:pPr>
+            <w:r>
+              <w:rPr>
+                <w:rFonts w:ascii="Aptos Narrow" w:hAnsi="Aptos Narrow"/>
+                <w:color w:val="000000"/>
+              </w:rPr>
+              <w:t>1.78077</w:t>
+            </w:r>
+          </w:p>
+        </w:tc>
+        <w:tc>
+          <w:tcPr>
+            <w:tcW w:w="1054" w:type="dxa"/>
+            <w:vAlign w:val="bottom"/>
+          </w:tcPr>
+          <w:p>
+            <w:pPr>
+              <w:rPr>
+                <w:rFonts w:ascii="Times New Roman" w:hAnsi="Times New Roman" w:cs="Times New Roman"/>
+                <w:sz w:val="24"/>
+                <w:szCs w:val="24"/>
+                <w:lang w:val="en-US"/>
+              </w:rPr>
+            </w:pPr>
+            <w:r>
+              <w:rPr>
+                <w:rFonts w:ascii="Aptos Narrow" w:hAnsi="Aptos Narrow"/>
+                <w:color w:val="000000"/>
+              </w:rPr>
+              <w:t>1.7803739</w:t>
+            </w:r>
+          </w:p>
+        </w:tc>
+        <w:tc>
+          <w:tcPr>
+            <w:tcW w:w="1054" w:type="dxa"/>
+            <w:vAlign w:val="bottom"/>
+          </w:tcPr>
+          <w:p>
+            <w:pPr>
+              <w:rPr>
+                <w:rFonts w:ascii="Times New Roman" w:hAnsi="Times New Roman" w:cs="Times New Roman"/>
+                <w:sz w:val="24"/>
+                <w:szCs w:val="24"/>
+                <w:lang w:val="en-US"/>
+              </w:rPr>
+            </w:pPr>
+            <w:r>
+              <w:rPr>
+                <w:rFonts w:ascii="Aptos Narrow" w:hAnsi="Aptos Narrow"/>
+                <w:color w:val="000000"/>
+              </w:rPr>
+              <w:t>1.780474807</w:t>
+            </w:r>
+          </w:p>
+        </w:tc>
+        <w:tc>
+          <w:tcPr>
+            <w:tcW w:w="1389" w:type="dxa"/>
+            <w:vAlign w:val="bottom"/>
+          </w:tcPr>
+          <w:p>
+            <w:pPr>
+              <w:rPr>
+                <w:rFonts w:ascii="Times New Roman" w:hAnsi="Times New Roman" w:cs="Times New Roman"/>
+                <w:sz w:val="24"/>
+                <w:szCs w:val="24"/>
+                <w:lang w:val="en-US"/>
+              </w:rPr>
+            </w:pPr>
+            <w:r>
+              <w:rPr>
+                <w:rFonts w:ascii="Aptos Narrow" w:hAnsi="Aptos Narrow"/>
+                <w:color w:val="000000"/>
+              </w:rPr>
+              <w:t>1.779267</w:t>
+            </w:r>
+          </w:p>
+        </w:tc>
+        <w:tc>
+          <w:tcPr>
+            <w:tcW w:w="1054" w:type="dxa"/>
+            <w:vAlign w:val="bottom"/>
+          </w:tcPr>
+          <w:p>
+            <w:pPr>
+              <w:rPr>
+                <w:rFonts w:ascii="Times New Roman" w:hAnsi="Times New Roman" w:cs="Times New Roman"/>
+                <w:sz w:val="24"/>
+                <w:szCs w:val="24"/>
+                <w:lang w:val="en-US"/>
+              </w:rPr>
+            </w:pPr>
+            <w:r>
+              <w:rPr>
+                <w:rFonts w:ascii="Aptos Narrow" w:hAnsi="Aptos Narrow"/>
+                <w:color w:val="000000"/>
+              </w:rPr>
+              <w:t>1.779933</w:t>
+            </w:r>
+          </w:p>
+        </w:tc>
+        <w:tc>
+          <w:tcPr>
+            <w:tcW w:w="1054" w:type="dxa"/>
+            <w:vAlign w:val="bottom"/>
+          </w:tcPr>
+          <w:p>
+            <w:pPr>
+              <w:rPr>
+                <w:rFonts w:ascii="Times New Roman" w:hAnsi="Times New Roman" w:cs="Times New Roman"/>
+                <w:sz w:val="24"/>
+                <w:szCs w:val="24"/>
+                <w:lang w:val="en-US"/>
+              </w:rPr>
+            </w:pPr>
+            <w:r>
+              <w:rPr>
+                <w:rFonts w:ascii="Aptos Narrow" w:hAnsi="Aptos Narrow"/>
+                <w:color w:val="000000"/>
+              </w:rPr>
+              <w:t>1.778575253</w:t>
+            </w:r>
+          </w:p>
+        </w:tc>
+        <w:tc>
+          <w:tcPr>
+            <w:tcW w:w="1389" w:type="dxa"/>
+            <w:vAlign w:val="bottom"/>
+          </w:tcPr>
+          <w:p>
+            <w:pPr>
+              <w:rPr>
+                <w:rFonts w:ascii="Times New Roman" w:hAnsi="Times New Roman" w:cs="Times New Roman"/>
+                <w:sz w:val="24"/>
+                <w:szCs w:val="24"/>
+                <w:lang w:val="en-US"/>
+              </w:rPr>
+            </w:pPr>
+            <w:r>
+              <w:rPr>
+                <w:rFonts w:ascii="Aptos Narrow" w:hAnsi="Aptos Narrow"/>
+                <w:color w:val="000000"/>
+              </w:rPr>
+              <w:t>1.779213</w:t>
+            </w:r>
+          </w:p>
+        </w:tc>
+      </w:tr>
+      <w:tr>
+        <w:trPr>
+          <w:jc w:val="center"/>
+        </w:trPr>
+        <w:tc>
+          <w:tcPr>
+            <w:tcW w:w="1608" w:type="dxa"/>
+            <w:shd w:val="clear" w:color="auto" w:fill="83CAEB" w:themeFill="accent1" w:themeFillTint="66"/>
+            <w:vAlign w:val="bottom"/>
+          </w:tcPr>
+          <w:p>
+            <w:pPr>
+              <w:rPr>
+                <w:rFonts w:ascii="Times New Roman" w:hAnsi="Times New Roman" w:cs="Times New Roman"/>
+                <w:sz w:val="24"/>
+                <w:szCs w:val="24"/>
+                <w:lang w:val="en-US"/>
+              </w:rPr>
+            </w:pPr>
+            <w:r>
+              <w:rPr>
+                <w:rFonts w:ascii="Aptos Narrow" w:hAnsi="Aptos Narrow"/>
+                <w:color w:val="000000"/>
+              </w:rPr>
+              <w:t>450.soplex</w:t>
+            </w:r>
+          </w:p>
+        </w:tc>
+        <w:tc>
+          <w:tcPr>
+            <w:tcW w:w="1166" w:type="dxa"/>
+            <w:vAlign w:val="bottom"/>
+          </w:tcPr>
+          <w:p>
+            <w:pPr>
+              <w:rPr>
+                <w:rFonts w:ascii="Times New Roman" w:hAnsi="Times New Roman" w:cs="Times New Roman"/>
+                <w:sz w:val="24"/>
+                <w:szCs w:val="24"/>
+                <w:lang w:val="en-US"/>
+              </w:rPr>
+            </w:pPr>
+            <w:r>
+              <w:rPr>
+                <w:rFonts w:ascii="Aptos Narrow" w:hAnsi="Aptos Narrow"/>
+                <w:color w:val="000000"/>
+              </w:rPr>
+              <w:t>91.28249593</w:t>
+            </w:r>
+          </w:p>
+        </w:tc>
+        <w:tc>
+          <w:tcPr>
+            <w:tcW w:w="1389" w:type="dxa"/>
+            <w:vAlign w:val="bottom"/>
+          </w:tcPr>
+          <w:p>
+            <w:pPr>
+              <w:rPr>
+                <w:rFonts w:ascii="Times New Roman" w:hAnsi="Times New Roman" w:cs="Times New Roman"/>
+                <w:sz w:val="24"/>
+                <w:szCs w:val="24"/>
+                <w:lang w:val="en-US"/>
+              </w:rPr>
+            </w:pPr>
+            <w:r>
+              <w:rPr>
+                <w:rFonts w:ascii="Aptos Narrow" w:hAnsi="Aptos Narrow"/>
+                <w:color w:val="000000"/>
+              </w:rPr>
+              <w:t>91.66395</w:t>
+            </w:r>
+          </w:p>
+        </w:tc>
+        <w:tc>
+          <w:tcPr>
+            <w:tcW w:w="1054" w:type="dxa"/>
+            <w:vAlign w:val="bottom"/>
+          </w:tcPr>
+          <w:p>
+            <w:pPr>
+              <w:rPr>
+                <w:rFonts w:ascii="Times New Roman" w:hAnsi="Times New Roman" w:cs="Times New Roman"/>
+                <w:sz w:val="24"/>
+                <w:szCs w:val="24"/>
+                <w:lang w:val="en-US"/>
+              </w:rPr>
+            </w:pPr>
+            <w:r>
+              <w:rPr>
+                <w:rFonts w:ascii="Aptos Narrow" w:hAnsi="Aptos Narrow"/>
+                <w:color w:val="000000"/>
+              </w:rPr>
+              <w:t>91.072781</w:t>
+            </w:r>
+          </w:p>
+        </w:tc>
+        <w:tc>
+          <w:tcPr>
+            <w:tcW w:w="1054" w:type="dxa"/>
+            <w:vAlign w:val="bottom"/>
+          </w:tcPr>
+          <w:p>
+            <w:pPr>
+              <w:rPr>
+                <w:rFonts w:ascii="Times New Roman" w:hAnsi="Times New Roman" w:cs="Times New Roman"/>
+                <w:sz w:val="24"/>
+                <w:szCs w:val="24"/>
+                <w:lang w:val="en-US"/>
+              </w:rPr>
+            </w:pPr>
+            <w:r>
+              <w:rPr>
+                <w:rFonts w:ascii="Aptos Narrow" w:hAnsi="Aptos Narrow"/>
+                <w:color w:val="000000"/>
+              </w:rPr>
+              <w:t>91.66950511</w:t>
+            </w:r>
+          </w:p>
+        </w:tc>
+        <w:tc>
+          <w:tcPr>
+            <w:tcW w:w="1389" w:type="dxa"/>
+            <w:vAlign w:val="bottom"/>
+          </w:tcPr>
+          <w:p>
+            <w:pPr>
+              <w:rPr>
+                <w:rFonts w:ascii="Times New Roman" w:hAnsi="Times New Roman" w:cs="Times New Roman"/>
+                <w:sz w:val="24"/>
+                <w:szCs w:val="24"/>
+                <w:lang w:val="en-US"/>
+              </w:rPr>
+            </w:pPr>
+            <w:r>
+              <w:rPr>
+                <w:rFonts w:ascii="Aptos Narrow" w:hAnsi="Aptos Narrow"/>
+                <w:color w:val="000000"/>
+              </w:rPr>
+              <w:t>89.9686</w:t>
+            </w:r>
+          </w:p>
+        </w:tc>
+        <w:tc>
+          <w:tcPr>
+            <w:tcW w:w="1054" w:type="dxa"/>
+            <w:vAlign w:val="bottom"/>
+          </w:tcPr>
+          <w:p>
+            <w:pPr>
+              <w:rPr>
+                <w:rFonts w:ascii="Times New Roman" w:hAnsi="Times New Roman" w:cs="Times New Roman"/>
+                <w:sz w:val="24"/>
+                <w:szCs w:val="24"/>
+                <w:lang w:val="en-US"/>
+              </w:rPr>
+            </w:pPr>
+            <w:r>
+              <w:rPr>
+                <w:rFonts w:ascii="Aptos Narrow" w:hAnsi="Aptos Narrow"/>
+                <w:color w:val="000000"/>
+              </w:rPr>
+              <w:t>90.58494</w:t>
+            </w:r>
+          </w:p>
+        </w:tc>
+        <w:tc>
+          <w:tcPr>
+            <w:tcW w:w="1054" w:type="dxa"/>
+            <w:vAlign w:val="bottom"/>
+          </w:tcPr>
+          <w:p>
+            <w:pPr>
+              <w:rPr>
+                <w:rFonts w:ascii="Times New Roman" w:hAnsi="Times New Roman" w:cs="Times New Roman"/>
+                <w:sz w:val="24"/>
+                <w:szCs w:val="24"/>
+                <w:lang w:val="en-US"/>
+              </w:rPr>
+            </w:pPr>
+            <w:r>
+              <w:rPr>
+                <w:rFonts w:ascii="Aptos Narrow" w:hAnsi="Aptos Narrow"/>
+                <w:color w:val="000000"/>
+              </w:rPr>
+              <w:t>88.92456702</w:t>
+            </w:r>
+          </w:p>
+        </w:tc>
+        <w:tc>
+          <w:tcPr>
+            <w:tcW w:w="1389" w:type="dxa"/>
+            <w:vAlign w:val="bottom"/>
+          </w:tcPr>
+          <w:p>
+            <w:pPr>
+              <w:rPr>
+                <w:rFonts w:ascii="Times New Roman" w:hAnsi="Times New Roman" w:cs="Times New Roman"/>
+                <w:sz w:val="24"/>
+                <w:szCs w:val="24"/>
+                <w:lang w:val="en-US"/>
+              </w:rPr>
+            </w:pPr>
+            <w:r>
+              <w:rPr>
+                <w:rFonts w:ascii="Aptos Narrow" w:hAnsi="Aptos Narrow"/>
+                <w:color w:val="000000"/>
+              </w:rPr>
+              <w:t>88.85087</w:t>
+            </w:r>
+          </w:p>
+        </w:tc>
+      </w:tr>
+      <w:tr>
+        <w:trPr>
+          <w:jc w:val="center"/>
+        </w:trPr>
+        <w:tc>
+          <w:tcPr>
+            <w:tcW w:w="1608" w:type="dxa"/>
+            <w:shd w:val="clear" w:color="auto" w:fill="83CAEB" w:themeFill="accent1" w:themeFillTint="66"/>
+            <w:vAlign w:val="bottom"/>
+          </w:tcPr>
+          <w:p>
+            <w:pPr>
+              <w:rPr>
+                <w:rFonts w:ascii="Times New Roman" w:hAnsi="Times New Roman" w:cs="Times New Roman"/>
+                <w:sz w:val="24"/>
+                <w:szCs w:val="24"/>
+                <w:lang w:val="en-US"/>
+              </w:rPr>
+            </w:pPr>
+            <w:r>
+              <w:rPr>
+                <w:rFonts w:ascii="Aptos Narrow" w:hAnsi="Aptos Narrow"/>
+                <w:color w:val="000000"/>
+              </w:rPr>
+              <w:t>459.GemsFDTD</w:t>
+            </w:r>
+          </w:p>
+        </w:tc>
+        <w:tc>
+          <w:tcPr>
+            <w:tcW w:w="1166" w:type="dxa"/>
+            <w:vAlign w:val="bottom"/>
+          </w:tcPr>
+          <w:p>
+            <w:pPr>
+              <w:rPr>
+                <w:rFonts w:ascii="Times New Roman" w:hAnsi="Times New Roman" w:cs="Times New Roman"/>
+                <w:sz w:val="24"/>
+                <w:szCs w:val="24"/>
+                <w:lang w:val="en-US"/>
+              </w:rPr>
+            </w:pPr>
+            <w:r>
+              <w:rPr>
+                <w:rFonts w:ascii="Aptos Narrow" w:hAnsi="Aptos Narrow"/>
+                <w:color w:val="000000"/>
+              </w:rPr>
+              <w:t>26.95646305</w:t>
+            </w:r>
+          </w:p>
+        </w:tc>
+        <w:tc>
+          <w:tcPr>
+            <w:tcW w:w="1389" w:type="dxa"/>
+            <w:vAlign w:val="bottom"/>
+          </w:tcPr>
+          <w:p>
+            <w:pPr>
+              <w:rPr>
+                <w:rFonts w:ascii="Times New Roman" w:hAnsi="Times New Roman" w:cs="Times New Roman"/>
+                <w:sz w:val="24"/>
+                <w:szCs w:val="24"/>
+                <w:lang w:val="en-US"/>
+              </w:rPr>
+            </w:pPr>
+            <w:r>
+              <w:rPr>
+                <w:rFonts w:ascii="Aptos Narrow" w:hAnsi="Aptos Narrow"/>
+                <w:color w:val="000000"/>
+              </w:rPr>
+              <w:t>27.01486</w:t>
+            </w:r>
+          </w:p>
+        </w:tc>
+        <w:tc>
+          <w:tcPr>
+            <w:tcW w:w="1054" w:type="dxa"/>
+            <w:vAlign w:val="bottom"/>
+          </w:tcPr>
+          <w:p>
+            <w:pPr>
+              <w:rPr>
+                <w:rFonts w:ascii="Times New Roman" w:hAnsi="Times New Roman" w:cs="Times New Roman"/>
+                <w:sz w:val="24"/>
+                <w:szCs w:val="24"/>
+                <w:lang w:val="en-US"/>
+              </w:rPr>
+            </w:pPr>
+            <w:r>
+              <w:rPr>
+                <w:rFonts w:ascii="Aptos Narrow" w:hAnsi="Aptos Narrow"/>
+                <w:color w:val="000000"/>
+              </w:rPr>
+              <w:t>26.904486</w:t>
+            </w:r>
+          </w:p>
+        </w:tc>
+        <w:tc>
+          <w:tcPr>
+            <w:tcW w:w="1054" w:type="dxa"/>
+            <w:vAlign w:val="bottom"/>
+          </w:tcPr>
+          <w:p>
+            <w:pPr>
+              <w:rPr>
+                <w:rFonts w:ascii="Times New Roman" w:hAnsi="Times New Roman" w:cs="Times New Roman"/>
+                <w:sz w:val="24"/>
+                <w:szCs w:val="24"/>
+                <w:lang w:val="en-US"/>
+              </w:rPr>
+            </w:pPr>
+            <w:r>
+              <w:rPr>
+                <w:rFonts w:ascii="Aptos Narrow" w:hAnsi="Aptos Narrow"/>
+                <w:color w:val="000000"/>
+              </w:rPr>
+              <w:t>26.96668737</w:t>
+            </w:r>
+          </w:p>
+        </w:tc>
+        <w:tc>
+          <w:tcPr>
+            <w:tcW w:w="1389" w:type="dxa"/>
+            <w:vAlign w:val="bottom"/>
+          </w:tcPr>
+          <w:p>
+            <w:pPr>
+              <w:rPr>
+                <w:rFonts w:ascii="Times New Roman" w:hAnsi="Times New Roman" w:cs="Times New Roman"/>
+                <w:sz w:val="24"/>
+                <w:szCs w:val="24"/>
+                <w:lang w:val="en-US"/>
+              </w:rPr>
+            </w:pPr>
+            <w:r>
+              <w:rPr>
+                <w:rFonts w:ascii="Aptos Narrow" w:hAnsi="Aptos Narrow"/>
+                <w:color w:val="000000"/>
+              </w:rPr>
+              <w:t>26.74339</w:t>
+            </w:r>
+          </w:p>
+        </w:tc>
+        <w:tc>
+          <w:tcPr>
+            <w:tcW w:w="1054" w:type="dxa"/>
+            <w:vAlign w:val="bottom"/>
+          </w:tcPr>
+          <w:p>
+            <w:pPr>
+              <w:rPr>
+                <w:rFonts w:ascii="Times New Roman" w:hAnsi="Times New Roman" w:cs="Times New Roman"/>
+                <w:sz w:val="24"/>
+                <w:szCs w:val="24"/>
+                <w:lang w:val="en-US"/>
+              </w:rPr>
+            </w:pPr>
+            <w:r>
+              <w:rPr>
+                <w:rFonts w:ascii="Aptos Narrow" w:hAnsi="Aptos Narrow"/>
+                <w:color w:val="000000"/>
+              </w:rPr>
+              <w:t>26.78993</w:t>
+            </w:r>
+          </w:p>
+        </w:tc>
+        <w:tc>
+          <w:tcPr>
+            <w:tcW w:w="1054" w:type="dxa"/>
+            <w:vAlign w:val="bottom"/>
+          </w:tcPr>
+          <w:p>
+            <w:pPr>
+              <w:rPr>
+                <w:rFonts w:ascii="Times New Roman" w:hAnsi="Times New Roman" w:cs="Times New Roman"/>
+                <w:sz w:val="24"/>
+                <w:szCs w:val="24"/>
+                <w:lang w:val="en-US"/>
+              </w:rPr>
+            </w:pPr>
+            <w:r>
+              <w:rPr>
+                <w:rFonts w:ascii="Aptos Narrow" w:hAnsi="Aptos Narrow"/>
+                <w:color w:val="000000"/>
+              </w:rPr>
+              <w:t>26.62726608</w:t>
+            </w:r>
+          </w:p>
+        </w:tc>
+        <w:tc>
+          <w:tcPr>
+            <w:tcW w:w="1389" w:type="dxa"/>
+            <w:vAlign w:val="bottom"/>
+          </w:tcPr>
+          <w:p>
+            <w:pPr>
+              <w:rPr>
+                <w:rFonts w:ascii="Times New Roman" w:hAnsi="Times New Roman" w:cs="Times New Roman"/>
+                <w:sz w:val="24"/>
+                <w:szCs w:val="24"/>
+                <w:lang w:val="en-US"/>
+              </w:rPr>
+            </w:pPr>
+            <w:r>
+              <w:rPr>
+                <w:rFonts w:ascii="Aptos Narrow" w:hAnsi="Aptos Narrow"/>
+                <w:color w:val="000000"/>
+              </w:rPr>
+              <w:t>26.60231</w:t>
+            </w:r>
+          </w:p>
+        </w:tc>
+      </w:tr>
+      <w:tr>
+        <w:trPr>
+          <w:jc w:val="center"/>
+        </w:trPr>
+        <w:tc>
+          <w:tcPr>
+            <w:tcW w:w="1608" w:type="dxa"/>
+            <w:shd w:val="clear" w:color="auto" w:fill="83CAEB" w:themeFill="accent1" w:themeFillTint="66"/>
+            <w:vAlign w:val="bottom"/>
+          </w:tcPr>
+          <w:p>
+            <w:pPr>
+              <w:rPr>
+                <w:rFonts w:ascii="Times New Roman" w:hAnsi="Times New Roman" w:cs="Times New Roman"/>
+                <w:sz w:val="24"/>
+                <w:szCs w:val="24"/>
+                <w:lang w:val="en-US"/>
+              </w:rPr>
+            </w:pPr>
+            <w:r>
+              <w:rPr>
+                <w:rFonts w:ascii="Aptos Narrow" w:hAnsi="Aptos Narrow"/>
+                <w:color w:val="000000"/>
+              </w:rPr>
+              <w:t>470.lbm</w:t>
+            </w:r>
+          </w:p>
+        </w:tc>
+        <w:tc>
+          <w:tcPr>
+            <w:tcW w:w="1166" w:type="dxa"/>
+            <w:vAlign w:val="bottom"/>
+          </w:tcPr>
+          <w:p>
+            <w:pPr>
+              <w:rPr>
+                <w:rFonts w:ascii="Times New Roman" w:hAnsi="Times New Roman" w:cs="Times New Roman"/>
+                <w:sz w:val="24"/>
+                <w:szCs w:val="24"/>
+                <w:lang w:val="en-US"/>
+              </w:rPr>
+            </w:pPr>
+            <w:r>
+              <w:rPr>
+                <w:rFonts w:ascii="Aptos Narrow" w:hAnsi="Aptos Narrow"/>
+                <w:color w:val="000000"/>
+              </w:rPr>
+              <w:t>4.444905388</w:t>
+            </w:r>
+          </w:p>
+        </w:tc>
+        <w:tc>
+          <w:tcPr>
+            <w:tcW w:w="1389" w:type="dxa"/>
+            <w:vAlign w:val="bottom"/>
+          </w:tcPr>
+          <w:p>
+            <w:pPr>
+              <w:rPr>
+                <w:rFonts w:ascii="Times New Roman" w:hAnsi="Times New Roman" w:cs="Times New Roman"/>
+                <w:sz w:val="24"/>
+                <w:szCs w:val="24"/>
+                <w:lang w:val="en-US"/>
+              </w:rPr>
+            </w:pPr>
+            <w:r>
+              <w:rPr>
+                <w:rFonts w:ascii="Aptos Narrow" w:hAnsi="Aptos Narrow"/>
+                <w:color w:val="000000"/>
+              </w:rPr>
+              <w:t>4.444908</w:t>
+            </w:r>
+          </w:p>
+        </w:tc>
+        <w:tc>
+          <w:tcPr>
+            <w:tcW w:w="1054" w:type="dxa"/>
+            <w:vAlign w:val="bottom"/>
+          </w:tcPr>
+          <w:p>
+            <w:pPr>
+              <w:rPr>
+                <w:rFonts w:ascii="Times New Roman" w:hAnsi="Times New Roman" w:cs="Times New Roman"/>
+                <w:sz w:val="24"/>
+                <w:szCs w:val="24"/>
+                <w:lang w:val="en-US"/>
+              </w:rPr>
+            </w:pPr>
+            <w:r>
+              <w:rPr>
+                <w:rFonts w:ascii="Aptos Narrow" w:hAnsi="Aptos Narrow"/>
+                <w:color w:val="000000"/>
+              </w:rPr>
+              <w:t>4.4449038</w:t>
+            </w:r>
+          </w:p>
+        </w:tc>
+        <w:tc>
+          <w:tcPr>
+            <w:tcW w:w="1054" w:type="dxa"/>
+            <w:vAlign w:val="bottom"/>
+          </w:tcPr>
+          <w:p>
+            <w:pPr>
+              <w:rPr>
+                <w:rFonts w:ascii="Times New Roman" w:hAnsi="Times New Roman" w:cs="Times New Roman"/>
+                <w:sz w:val="24"/>
+                <w:szCs w:val="24"/>
+                <w:lang w:val="en-US"/>
+              </w:rPr>
+            </w:pPr>
+            <w:r>
+              <w:rPr>
+                <w:rFonts w:ascii="Aptos Narrow" w:hAnsi="Aptos Narrow"/>
+                <w:color w:val="000000"/>
+              </w:rPr>
+              <w:t>4.444905481</w:t>
+            </w:r>
+          </w:p>
+        </w:tc>
+        <w:tc>
+          <w:tcPr>
+            <w:tcW w:w="1389" w:type="dxa"/>
+            <w:vAlign w:val="bottom"/>
+          </w:tcPr>
+          <w:p>
+            <w:pPr>
+              <w:rPr>
+                <w:rFonts w:ascii="Times New Roman" w:hAnsi="Times New Roman" w:cs="Times New Roman"/>
+                <w:sz w:val="24"/>
+                <w:szCs w:val="24"/>
+                <w:lang w:val="en-US"/>
+              </w:rPr>
+            </w:pPr>
+            <w:r>
+              <w:rPr>
+                <w:rFonts w:ascii="Aptos Narrow" w:hAnsi="Aptos Narrow"/>
+                <w:color w:val="000000"/>
+              </w:rPr>
+              <w:t>4.444894</w:t>
+            </w:r>
+          </w:p>
+        </w:tc>
+        <w:tc>
+          <w:tcPr>
+            <w:tcW w:w="1054" w:type="dxa"/>
+            <w:vAlign w:val="bottom"/>
+          </w:tcPr>
+          <w:p>
+            <w:pPr>
+              <w:rPr>
+                <w:rFonts w:ascii="Times New Roman" w:hAnsi="Times New Roman" w:cs="Times New Roman"/>
+                <w:sz w:val="24"/>
+                <w:szCs w:val="24"/>
+                <w:lang w:val="en-US"/>
+              </w:rPr>
+            </w:pPr>
+            <w:r>
+              <w:rPr>
+                <w:rFonts w:ascii="Aptos Narrow" w:hAnsi="Aptos Narrow"/>
+                <w:color w:val="000000"/>
+              </w:rPr>
+              <w:t>4.444898</w:t>
+            </w:r>
+          </w:p>
+        </w:tc>
+        <w:tc>
+          <w:tcPr>
+            <w:tcW w:w="1054" w:type="dxa"/>
+            <w:vAlign w:val="bottom"/>
+          </w:tcPr>
+          <w:p>
+            <w:pPr>
+              <w:rPr>
+                <w:rFonts w:ascii="Times New Roman" w:hAnsi="Times New Roman" w:cs="Times New Roman"/>
+                <w:sz w:val="24"/>
+                <w:szCs w:val="24"/>
+                <w:lang w:val="en-US"/>
+              </w:rPr>
+            </w:pPr>
+            <w:r>
+              <w:rPr>
+                <w:rFonts w:ascii="Aptos Narrow" w:hAnsi="Aptos Narrow"/>
+                <w:color w:val="000000"/>
+              </w:rPr>
+              <w:t>4.444884348</w:t>
+            </w:r>
+          </w:p>
+        </w:tc>
+        <w:tc>
+          <w:tcPr>
+            <w:tcW w:w="1389" w:type="dxa"/>
+            <w:vAlign w:val="bottom"/>
+          </w:tcPr>
+          <w:p>
+            <w:pPr>
+              <w:rPr>
+                <w:rFonts w:ascii="Times New Roman" w:hAnsi="Times New Roman" w:cs="Times New Roman"/>
+                <w:sz w:val="24"/>
+                <w:szCs w:val="24"/>
+                <w:lang w:val="en-US"/>
+              </w:rPr>
+            </w:pPr>
+            <w:r>
+              <w:rPr>
+                <w:rFonts w:ascii="Aptos Narrow" w:hAnsi="Aptos Narrow"/>
+                <w:color w:val="000000"/>
+              </w:rPr>
+              <w:t>4.444885</w:t>
+            </w:r>
+          </w:p>
+        </w:tc>
+      </w:tr>
+      <w:tr>
+        <w:trPr>
+          <w:jc w:val="center"/>
+        </w:trPr>
+        <w:tc>
+          <w:tcPr>
+            <w:tcW w:w="1608" w:type="dxa"/>
+            <w:shd w:val="clear" w:color="auto" w:fill="83CAEB" w:themeFill="accent1" w:themeFillTint="66"/>
+            <w:vAlign w:val="bottom"/>
+          </w:tcPr>
+          <w:p>
+            <w:pPr>
+              <w:rPr>
+                <w:rFonts w:ascii="Times New Roman" w:hAnsi="Times New Roman" w:cs="Times New Roman"/>
+                <w:sz w:val="24"/>
+                <w:szCs w:val="24"/>
+                <w:lang w:val="en-US"/>
+              </w:rPr>
+            </w:pPr>
+            <w:r>
+              <w:rPr>
+                <w:rFonts w:ascii="Aptos Narrow" w:hAnsi="Aptos Narrow"/>
+                <w:color w:val="000000"/>
+              </w:rPr>
+              <w:t>483.xalancbmk</w:t>
+            </w:r>
+          </w:p>
+        </w:tc>
+        <w:tc>
+          <w:tcPr>
+            <w:tcW w:w="1166" w:type="dxa"/>
+            <w:vAlign w:val="bottom"/>
+          </w:tcPr>
+          <w:p>
+            <w:pPr>
+              <w:rPr>
+                <w:rFonts w:ascii="Times New Roman" w:hAnsi="Times New Roman" w:cs="Times New Roman"/>
+                <w:sz w:val="24"/>
+                <w:szCs w:val="24"/>
+                <w:lang w:val="en-US"/>
+              </w:rPr>
+            </w:pPr>
+            <w:r>
+              <w:rPr>
+                <w:rFonts w:ascii="Aptos Narrow" w:hAnsi="Aptos Narrow"/>
+                <w:color w:val="000000"/>
+              </w:rPr>
+              <w:t>53.27830374</w:t>
+            </w:r>
+          </w:p>
+        </w:tc>
+        <w:tc>
+          <w:tcPr>
+            <w:tcW w:w="1389" w:type="dxa"/>
+            <w:vAlign w:val="bottom"/>
+          </w:tcPr>
+          <w:p>
+            <w:pPr>
+              <w:rPr>
+                <w:rFonts w:ascii="Times New Roman" w:hAnsi="Times New Roman" w:cs="Times New Roman"/>
+                <w:sz w:val="24"/>
+                <w:szCs w:val="24"/>
+                <w:lang w:val="en-US"/>
+              </w:rPr>
+            </w:pPr>
+            <w:r>
+              <w:rPr>
+                <w:rFonts w:ascii="Aptos Narrow" w:hAnsi="Aptos Narrow"/>
+                <w:color w:val="000000"/>
+              </w:rPr>
+              <w:t>56.11742</w:t>
+            </w:r>
+          </w:p>
+        </w:tc>
+        <w:tc>
+          <w:tcPr>
+            <w:tcW w:w="1054" w:type="dxa"/>
+            <w:vAlign w:val="bottom"/>
+          </w:tcPr>
+          <w:p>
+            <w:pPr>
+              <w:rPr>
+                <w:rFonts w:ascii="Times New Roman" w:hAnsi="Times New Roman" w:cs="Times New Roman"/>
+                <w:sz w:val="24"/>
+                <w:szCs w:val="24"/>
+                <w:lang w:val="en-US"/>
+              </w:rPr>
+            </w:pPr>
+            <w:r>
+              <w:rPr>
+                <w:rFonts w:ascii="Aptos Narrow" w:hAnsi="Aptos Narrow"/>
+                <w:color w:val="000000"/>
+              </w:rPr>
+              <w:t>52.349841</w:t>
+            </w:r>
+          </w:p>
+        </w:tc>
+        <w:tc>
+          <w:tcPr>
+            <w:tcW w:w="1054" w:type="dxa"/>
+            <w:vAlign w:val="bottom"/>
+          </w:tcPr>
+          <w:p>
+            <w:pPr>
+              <w:rPr>
+                <w:rFonts w:ascii="Times New Roman" w:hAnsi="Times New Roman" w:cs="Times New Roman"/>
+                <w:sz w:val="24"/>
+                <w:szCs w:val="24"/>
+                <w:lang w:val="en-US"/>
+              </w:rPr>
+            </w:pPr>
+            <w:r>
+              <w:rPr>
+                <w:rFonts w:ascii="Aptos Narrow" w:hAnsi="Aptos Narrow"/>
+                <w:color w:val="000000"/>
+              </w:rPr>
+              <w:t>53.39788651</w:t>
+            </w:r>
+          </w:p>
+        </w:tc>
+        <w:tc>
+          <w:tcPr>
+            <w:tcW w:w="1389" w:type="dxa"/>
+            <w:vAlign w:val="bottom"/>
+          </w:tcPr>
+          <w:p>
+            <w:pPr>
+              <w:rPr>
+                <w:rFonts w:ascii="Times New Roman" w:hAnsi="Times New Roman" w:cs="Times New Roman"/>
+                <w:sz w:val="24"/>
+                <w:szCs w:val="24"/>
+                <w:lang w:val="en-US"/>
+              </w:rPr>
+            </w:pPr>
+            <w:r>
+              <w:rPr>
+                <w:rFonts w:ascii="Aptos Narrow" w:hAnsi="Aptos Narrow"/>
+                <w:color w:val="000000"/>
+              </w:rPr>
+              <w:t>43.81986</w:t>
+            </w:r>
+          </w:p>
+        </w:tc>
+        <w:tc>
+          <w:tcPr>
+            <w:tcW w:w="1054" w:type="dxa"/>
+            <w:vAlign w:val="bottom"/>
+          </w:tcPr>
+          <w:p>
+            <w:pPr>
+              <w:rPr>
+                <w:rFonts w:ascii="Times New Roman" w:hAnsi="Times New Roman" w:cs="Times New Roman"/>
+                <w:sz w:val="24"/>
+                <w:szCs w:val="24"/>
+                <w:lang w:val="en-US"/>
+              </w:rPr>
+            </w:pPr>
+            <w:r>
+              <w:rPr>
+                <w:rFonts w:ascii="Aptos Narrow" w:hAnsi="Aptos Narrow"/>
+                <w:color w:val="000000"/>
+              </w:rPr>
+              <w:t>46.79371</w:t>
+            </w:r>
+          </w:p>
+        </w:tc>
+        <w:tc>
+          <w:tcPr>
+            <w:tcW w:w="1054" w:type="dxa"/>
+            <w:vAlign w:val="bottom"/>
+          </w:tcPr>
+          <w:p>
+            <w:pPr>
+              <w:rPr>
+                <w:rFonts w:ascii="Times New Roman" w:hAnsi="Times New Roman" w:cs="Times New Roman"/>
+                <w:sz w:val="24"/>
+                <w:szCs w:val="24"/>
+                <w:lang w:val="en-US"/>
+              </w:rPr>
+            </w:pPr>
+            <w:r>
+              <w:rPr>
+                <w:rFonts w:ascii="Aptos Narrow" w:hAnsi="Aptos Narrow"/>
+                <w:color w:val="000000"/>
+              </w:rPr>
+              <w:t>34.21883525</w:t>
+            </w:r>
+          </w:p>
+        </w:tc>
+        <w:tc>
+          <w:tcPr>
+            <w:tcW w:w="1389" w:type="dxa"/>
+            <w:vAlign w:val="bottom"/>
+          </w:tcPr>
+          <w:p>
+            <w:pPr>
+              <w:rPr>
+                <w:rFonts w:ascii="Times New Roman" w:hAnsi="Times New Roman" w:cs="Times New Roman"/>
+                <w:sz w:val="24"/>
+                <w:szCs w:val="24"/>
+                <w:lang w:val="en-US"/>
+              </w:rPr>
+            </w:pPr>
+            <w:r>
+              <w:rPr>
+                <w:rFonts w:ascii="Aptos Narrow" w:hAnsi="Aptos Narrow"/>
+                <w:color w:val="000000"/>
+              </w:rPr>
+              <w:t>34.62628</w:t>
+            </w:r>
+          </w:p>
+        </w:tc>
+      </w:tr>
+      <w:tr>
+        <w:trPr>
+          <w:jc w:val="center"/>
+        </w:trPr>
+        <w:tc>
+          <w:tcPr>
+            <w:tcW w:w="1608" w:type="dxa"/>
+            <w:shd w:val="clear" w:color="auto" w:fill="FF7474"/>
+            <w:vAlign w:val="bottom"/>
+          </w:tcPr>
+          <w:p>
+            <w:pPr>
+              <w:rPr>
+                <w:rFonts w:ascii="Aptos Narrow" w:hAnsi="Aptos Narrow"/>
+                <w:color w:val="000000"/>
+              </w:rPr>
+            </w:pPr>
+            <w:r>
+              <w:rPr>
+                <w:rFonts w:ascii="Aptos Narrow" w:hAnsi="Aptos Narrow"/>
+                <w:color w:val="000000"/>
+              </w:rPr>
+              <w:t>AVERAGE</w:t>
+            </w:r>
+          </w:p>
+        </w:tc>
+        <w:tc>
+          <w:tcPr>
+            <w:tcW w:w="1166" w:type="dxa"/>
+            <w:shd w:val="clear" w:color="auto" w:fill="FF7474"/>
+            <w:vAlign w:val="bottom"/>
+          </w:tcPr>
+          <w:p>
+            <w:pPr>
+              <w:rPr>
+                <w:rFonts w:ascii="Aptos Narrow" w:hAnsi="Aptos Narrow"/>
+                <w:color w:val="000000"/>
+              </w:rPr>
+            </w:pPr>
+            <w:r>
+              <w:rPr>
+                <w:rFonts w:ascii="Aptos Narrow" w:hAnsi="Aptos Narrow"/>
+                <w:color w:val="000000"/>
+              </w:rPr>
+              <w:t>46.47840645</w:t>
+            </w:r>
+          </w:p>
+        </w:tc>
+        <w:tc>
+          <w:tcPr>
+            <w:tcW w:w="1389" w:type="dxa"/>
+            <w:shd w:val="clear" w:color="auto" w:fill="FF7474"/>
+            <w:vAlign w:val="bottom"/>
+          </w:tcPr>
+          <w:p>
+            <w:pPr>
+              <w:rPr>
+                <w:rFonts w:ascii="Aptos Narrow" w:hAnsi="Aptos Narrow"/>
+                <w:color w:val="000000"/>
+              </w:rPr>
+            </w:pPr>
+            <w:r>
+              <w:rPr>
+                <w:rFonts w:ascii="Aptos Narrow" w:hAnsi="Aptos Narrow"/>
+                <w:color w:val="000000"/>
+              </w:rPr>
+              <w:t>47.12553</w:t>
+            </w:r>
+          </w:p>
+        </w:tc>
+        <w:tc>
+          <w:tcPr>
+            <w:tcW w:w="1054" w:type="dxa"/>
+            <w:shd w:val="clear" w:color="auto" w:fill="FF7474"/>
+            <w:vAlign w:val="bottom"/>
+          </w:tcPr>
+          <w:p>
+            <w:pPr>
+              <w:rPr>
+                <w:rFonts w:ascii="Aptos Narrow" w:hAnsi="Aptos Narrow"/>
+                <w:color w:val="000000"/>
+              </w:rPr>
+            </w:pPr>
+            <w:r>
+              <w:rPr>
+                <w:rFonts w:ascii="Aptos Narrow" w:hAnsi="Aptos Narrow"/>
+                <w:color w:val="000000"/>
+              </w:rPr>
+              <w:t>46.282339</w:t>
+            </w:r>
+          </w:p>
+        </w:tc>
+        <w:tc>
+          <w:tcPr>
+            <w:tcW w:w="1054" w:type="dxa"/>
+            <w:shd w:val="clear" w:color="auto" w:fill="FF7474"/>
+            <w:vAlign w:val="bottom"/>
+          </w:tcPr>
+          <w:p>
+            <w:pPr>
+              <w:rPr>
+                <w:rFonts w:ascii="Aptos Narrow" w:hAnsi="Aptos Narrow"/>
+                <w:color w:val="000000"/>
+              </w:rPr>
+            </w:pPr>
+            <w:r>
+              <w:rPr>
+                <w:rFonts w:ascii="Aptos Narrow" w:hAnsi="Aptos Narrow"/>
+                <w:color w:val="000000"/>
+              </w:rPr>
+              <w:t>46.60229488</w:t>
+            </w:r>
+          </w:p>
+        </w:tc>
+        <w:tc>
+          <w:tcPr>
+            <w:tcW w:w="1389" w:type="dxa"/>
+            <w:shd w:val="clear" w:color="auto" w:fill="FF7474"/>
+            <w:vAlign w:val="bottom"/>
+          </w:tcPr>
+          <w:p>
+            <w:pPr>
+              <w:rPr>
+                <w:rFonts w:ascii="Aptos Narrow" w:hAnsi="Aptos Narrow"/>
+                <w:color w:val="000000"/>
+              </w:rPr>
+            </w:pPr>
+            <w:r>
+              <w:rPr>
+                <w:rFonts w:ascii="Aptos Narrow" w:hAnsi="Aptos Narrow"/>
+                <w:color w:val="000000"/>
+              </w:rPr>
+              <w:t>44.73472</w:t>
+            </w:r>
+          </w:p>
+        </w:tc>
+        <w:tc>
+          <w:tcPr>
+            <w:tcW w:w="1054" w:type="dxa"/>
+            <w:shd w:val="clear" w:color="auto" w:fill="FF7474"/>
+            <w:vAlign w:val="bottom"/>
+          </w:tcPr>
+          <w:p>
+            <w:pPr>
+              <w:rPr>
+                <w:rFonts w:ascii="Aptos Narrow" w:hAnsi="Aptos Narrow"/>
+                <w:color w:val="000000"/>
+              </w:rPr>
+            </w:pPr>
+            <w:r>
+              <w:rPr>
+                <w:rFonts w:ascii="Aptos Narrow" w:hAnsi="Aptos Narrow"/>
+                <w:color w:val="000000"/>
+              </w:rPr>
+              <w:t>45.28433</w:t>
+            </w:r>
+          </w:p>
+        </w:tc>
+        <w:tc>
+          <w:tcPr>
+            <w:tcW w:w="1054" w:type="dxa"/>
+            <w:shd w:val="clear" w:color="auto" w:fill="FF7474"/>
+            <w:vAlign w:val="bottom"/>
+          </w:tcPr>
+          <w:p>
+            <w:pPr>
+              <w:rPr>
+                <w:rFonts w:ascii="Aptos Narrow" w:hAnsi="Aptos Narrow"/>
+                <w:color w:val="000000"/>
+              </w:rPr>
+            </w:pPr>
+            <w:r>
+              <w:rPr>
+                <w:rFonts w:ascii="Aptos Narrow" w:hAnsi="Aptos Narrow"/>
+                <w:color w:val="000000"/>
+              </w:rPr>
+              <w:t>43.17384752</w:t>
+            </w:r>
+          </w:p>
+        </w:tc>
+        <w:tc>
+          <w:tcPr>
+            <w:tcW w:w="1389" w:type="dxa"/>
+            <w:shd w:val="clear" w:color="auto" w:fill="FF7474"/>
+            <w:vAlign w:val="bottom"/>
+          </w:tcPr>
+          <w:p>
+            <w:pPr>
+              <w:rPr>
+                <w:rFonts w:ascii="Aptos Narrow" w:hAnsi="Aptos Narrow"/>
+                <w:color w:val="000000"/>
+              </w:rPr>
+            </w:pPr>
+            <w:r>
+              <w:rPr>
+                <w:rFonts w:ascii="Aptos Narrow" w:hAnsi="Aptos Narrow"/>
+                <w:color w:val="000000"/>
+              </w:rPr>
+              <w:t>43.32317</w:t>
+            </w:r>
+          </w:p>
+        </w:tc>
+      </w:tr>
+    </w:tbl>
+    <w:p>
+      <w:pPr>
+        <w:rPr>
+          <w:rFonts w:ascii="Times New Roman" w:hAnsi="Times New Roman" w:cs="Times New Roman"/>
+          <w:sz w:val="24"/>
+          <w:szCs w:val="24"/>
+          <w:lang w:val="el-GR"/>
+        </w:rPr>
+      </w:pPr>
+    </w:p>
+    <w:p>
+      <w:pPr>
+        <w:rPr>
+          <w:rFonts w:ascii="Times New Roman" w:hAnsi="Times New Roman" w:cs="Times New Roman"/>
+          <w:sz w:val="24"/>
+          <w:szCs w:val="24"/>
+          <w:lang w:val="el-GR"/>
+        </w:rPr>
+      </w:pPr>
+    </w:p>
+    <w:p>
+      <w:pPr>
+        <w:rPr>
+          <w:rFonts w:ascii="Times New Roman" w:hAnsi="Times New Roman" w:cs="Times New Roman"/>
+          <w:sz w:val="24"/>
+          <w:szCs w:val="24"/>
+          <w:lang w:val="el-GR"/>
+        </w:rPr>
+      </w:pPr>
+      <w:r>
+        <w:rPr>
+          <w:rFonts w:ascii="Times New Roman" w:hAnsi="Times New Roman" w:cs="Times New Roman"/>
+          <w:sz w:val="24"/>
+          <w:szCs w:val="24"/>
+          <w:lang w:val="el-GR"/>
+        </w:rPr>
+        <w:t xml:space="preserve">Με βάση τα αποτελέσματα, η οργάνωση BTB-128-4 αποτελεί την καλύτερη επιλογή. Παρουσιάζει το μικρότερο </w:t>
+      </w:r>
+      <w:proofErr w:type="spellStart"/>
+      <w:r>
+        <w:rPr>
+          <w:rFonts w:ascii="Times New Roman" w:hAnsi="Times New Roman" w:cs="Times New Roman"/>
+          <w:sz w:val="24"/>
+          <w:szCs w:val="24"/>
+          <w:lang w:val="el-GR"/>
+        </w:rPr>
+        <w:t>average</w:t>
+      </w:r>
+      <w:proofErr w:type="spellEnd"/>
+      <w:r>
+        <w:rPr>
+          <w:rFonts w:ascii="Times New Roman" w:hAnsi="Times New Roman" w:cs="Times New Roman"/>
+          <w:sz w:val="24"/>
+          <w:szCs w:val="24"/>
+          <w:lang w:val="el-GR"/>
+        </w:rPr>
+        <w:t xml:space="preserve"> </w:t>
+      </w:r>
+      <w:proofErr w:type="spellStart"/>
+      <w:r>
+        <w:rPr>
+          <w:rFonts w:ascii="Times New Roman" w:hAnsi="Times New Roman" w:cs="Times New Roman"/>
+          <w:sz w:val="24"/>
+          <w:szCs w:val="24"/>
+          <w:lang w:val="el-GR"/>
+        </w:rPr>
+        <w:t>direction</w:t>
+      </w:r>
+      <w:proofErr w:type="spellEnd"/>
+      <w:r>
+        <w:rPr>
+          <w:rFonts w:ascii="Times New Roman" w:hAnsi="Times New Roman" w:cs="Times New Roman"/>
+          <w:sz w:val="24"/>
+          <w:szCs w:val="24"/>
+          <w:lang w:val="el-GR"/>
+        </w:rPr>
+        <w:t xml:space="preserve"> MPKI (26.247), άρα τη χαμηλότερη συχνότητα </w:t>
+      </w:r>
+      <w:proofErr w:type="spellStart"/>
+      <w:r>
+        <w:rPr>
+          <w:rFonts w:ascii="Times New Roman" w:hAnsi="Times New Roman" w:cs="Times New Roman"/>
+          <w:sz w:val="24"/>
+          <w:szCs w:val="24"/>
+          <w:lang w:val="el-GR"/>
+        </w:rPr>
+        <w:t>direction</w:t>
+      </w:r>
+      <w:proofErr w:type="spellEnd"/>
+      <w:r>
+        <w:rPr>
+          <w:rFonts w:ascii="Times New Roman" w:hAnsi="Times New Roman" w:cs="Times New Roman"/>
+          <w:sz w:val="24"/>
+          <w:szCs w:val="24"/>
+          <w:lang w:val="el-GR"/>
+        </w:rPr>
+        <w:t xml:space="preserve"> </w:t>
+      </w:r>
+      <w:proofErr w:type="spellStart"/>
+      <w:r>
+        <w:rPr>
+          <w:rFonts w:ascii="Times New Roman" w:hAnsi="Times New Roman" w:cs="Times New Roman"/>
+          <w:sz w:val="24"/>
+          <w:szCs w:val="24"/>
+          <w:lang w:val="el-GR"/>
+        </w:rPr>
+        <w:t>mispredictions</w:t>
+      </w:r>
+      <w:proofErr w:type="spellEnd"/>
+      <w:r>
+        <w:rPr>
+          <w:rFonts w:ascii="Times New Roman" w:hAnsi="Times New Roman" w:cs="Times New Roman"/>
+          <w:sz w:val="24"/>
+          <w:szCs w:val="24"/>
+          <w:lang w:val="el-GR"/>
+        </w:rPr>
+        <w:t xml:space="preserve"> ανά 1000 εντολές. Παρότι δεν μεγιστοποιεί το πλήθος σωστών </w:t>
+      </w:r>
+      <w:proofErr w:type="spellStart"/>
+      <w:r>
+        <w:rPr>
+          <w:rFonts w:ascii="Times New Roman" w:hAnsi="Times New Roman" w:cs="Times New Roman"/>
+          <w:sz w:val="24"/>
+          <w:szCs w:val="24"/>
+          <w:lang w:val="el-GR"/>
+        </w:rPr>
+        <w:t>target</w:t>
+      </w:r>
+      <w:proofErr w:type="spellEnd"/>
+      <w:r>
+        <w:rPr>
+          <w:rFonts w:ascii="Times New Roman" w:hAnsi="Times New Roman" w:cs="Times New Roman"/>
+          <w:sz w:val="24"/>
+          <w:szCs w:val="24"/>
+          <w:lang w:val="el-GR"/>
+        </w:rPr>
+        <w:t xml:space="preserve"> </w:t>
+      </w:r>
+      <w:proofErr w:type="spellStart"/>
+      <w:r>
+        <w:rPr>
+          <w:rFonts w:ascii="Times New Roman" w:hAnsi="Times New Roman" w:cs="Times New Roman"/>
+          <w:sz w:val="24"/>
+          <w:szCs w:val="24"/>
+          <w:lang w:val="el-GR"/>
+        </w:rPr>
+        <w:t>predictions</w:t>
+      </w:r>
+      <w:proofErr w:type="spellEnd"/>
+      <w:r>
+        <w:rPr>
+          <w:rFonts w:ascii="Times New Roman" w:hAnsi="Times New Roman" w:cs="Times New Roman"/>
+          <w:sz w:val="24"/>
+          <w:szCs w:val="24"/>
+          <w:lang w:val="el-GR"/>
+        </w:rPr>
+        <w:t xml:space="preserve"> ανά 1000 εντολές, διατηρεί αρκετά καλή επίδοση και σε αυτή τη μετρική (45.284), προσφέροντας την καλύτερη συνολική ισορροπία μεταξύ </w:t>
+      </w:r>
+      <w:proofErr w:type="spellStart"/>
+      <w:r>
+        <w:rPr>
+          <w:rFonts w:ascii="Times New Roman" w:hAnsi="Times New Roman" w:cs="Times New Roman"/>
+          <w:sz w:val="24"/>
+          <w:szCs w:val="24"/>
+          <w:lang w:val="el-GR"/>
+        </w:rPr>
+        <w:t>direction</w:t>
+      </w:r>
+      <w:proofErr w:type="spellEnd"/>
+      <w:r>
+        <w:rPr>
+          <w:rFonts w:ascii="Times New Roman" w:hAnsi="Times New Roman" w:cs="Times New Roman"/>
+          <w:sz w:val="24"/>
+          <w:szCs w:val="24"/>
+          <w:lang w:val="el-GR"/>
+        </w:rPr>
+        <w:t xml:space="preserve"> </w:t>
+      </w:r>
+      <w:proofErr w:type="spellStart"/>
+      <w:r>
+        <w:rPr>
+          <w:rFonts w:ascii="Times New Roman" w:hAnsi="Times New Roman" w:cs="Times New Roman"/>
+          <w:sz w:val="24"/>
+          <w:szCs w:val="24"/>
+          <w:lang w:val="el-GR"/>
+        </w:rPr>
+        <w:t>accuracy</w:t>
+      </w:r>
+      <w:proofErr w:type="spellEnd"/>
+      <w:r>
+        <w:rPr>
+          <w:rFonts w:ascii="Times New Roman" w:hAnsi="Times New Roman" w:cs="Times New Roman"/>
+          <w:sz w:val="24"/>
+          <w:szCs w:val="24"/>
+          <w:lang w:val="el-GR"/>
+        </w:rPr>
+        <w:t xml:space="preserve"> και </w:t>
+      </w:r>
+      <w:proofErr w:type="spellStart"/>
+      <w:r>
+        <w:rPr>
+          <w:rFonts w:ascii="Times New Roman" w:hAnsi="Times New Roman" w:cs="Times New Roman"/>
+          <w:sz w:val="24"/>
+          <w:szCs w:val="24"/>
+          <w:lang w:val="el-GR"/>
+        </w:rPr>
+        <w:t>target</w:t>
+      </w:r>
+      <w:proofErr w:type="spellEnd"/>
+      <w:r>
+        <w:rPr>
+          <w:rFonts w:ascii="Times New Roman" w:hAnsi="Times New Roman" w:cs="Times New Roman"/>
+          <w:sz w:val="24"/>
+          <w:szCs w:val="24"/>
+          <w:lang w:val="el-GR"/>
+        </w:rPr>
+        <w:t xml:space="preserve"> </w:t>
+      </w:r>
+      <w:proofErr w:type="spellStart"/>
+      <w:r>
+        <w:rPr>
+          <w:rFonts w:ascii="Times New Roman" w:hAnsi="Times New Roman" w:cs="Times New Roman"/>
+          <w:sz w:val="24"/>
+          <w:szCs w:val="24"/>
+          <w:lang w:val="el-GR"/>
+        </w:rPr>
+        <w:t>prediction</w:t>
+      </w:r>
+      <w:proofErr w:type="spellEnd"/>
+      <w:r>
+        <w:rPr>
+          <w:rFonts w:ascii="Times New Roman" w:hAnsi="Times New Roman" w:cs="Times New Roman"/>
+          <w:sz w:val="24"/>
+          <w:szCs w:val="24"/>
+          <w:lang w:val="el-GR"/>
+        </w:rPr>
+        <w:t xml:space="preserve"> </w:t>
+      </w:r>
+      <w:proofErr w:type="spellStart"/>
+      <w:r>
+        <w:rPr>
+          <w:rFonts w:ascii="Times New Roman" w:hAnsi="Times New Roman" w:cs="Times New Roman"/>
+          <w:sz w:val="24"/>
+          <w:szCs w:val="24"/>
+          <w:lang w:val="el-GR"/>
+        </w:rPr>
+        <w:t>effectiveness</w:t>
+      </w:r>
+      <w:proofErr w:type="spellEnd"/>
+      <w:r>
+        <w:rPr>
+          <w:rFonts w:ascii="Times New Roman" w:hAnsi="Times New Roman" w:cs="Times New Roman"/>
+          <w:sz w:val="24"/>
+          <w:szCs w:val="24"/>
+          <w:lang w:val="el-GR"/>
+        </w:rPr>
+        <w:t xml:space="preserve">. Οι μεγαλύτερες οργανώσεις (512-*) πετυχαίνουν περισσότερα σωστά </w:t>
+      </w:r>
+      <w:proofErr w:type="spellStart"/>
+      <w:r>
+        <w:rPr>
+          <w:rFonts w:ascii="Times New Roman" w:hAnsi="Times New Roman" w:cs="Times New Roman"/>
+          <w:sz w:val="24"/>
+          <w:szCs w:val="24"/>
+          <w:lang w:val="el-GR"/>
+        </w:rPr>
+        <w:t>targets</w:t>
+      </w:r>
+      <w:proofErr w:type="spellEnd"/>
+      <w:r>
+        <w:rPr>
+          <w:rFonts w:ascii="Times New Roman" w:hAnsi="Times New Roman" w:cs="Times New Roman"/>
+          <w:sz w:val="24"/>
+          <w:szCs w:val="24"/>
+          <w:lang w:val="el-GR"/>
+        </w:rPr>
+        <w:t xml:space="preserve"> ανά 1000 εντολές, αλλά με σημαντικά χειρότερο MPKI, ενώ οι μικρότερες (64-*) έχουν ανταγωνιστικό MPKI αλλά σαφώς χειρότερη επίδοση στα σωστά </w:t>
+      </w:r>
+      <w:proofErr w:type="spellStart"/>
+      <w:r>
+        <w:rPr>
+          <w:rFonts w:ascii="Times New Roman" w:hAnsi="Times New Roman" w:cs="Times New Roman"/>
+          <w:sz w:val="24"/>
+          <w:szCs w:val="24"/>
+          <w:lang w:val="el-GR"/>
+        </w:rPr>
+        <w:t>targets</w:t>
+      </w:r>
+      <w:proofErr w:type="spellEnd"/>
+      <w:r>
+        <w:rPr>
+          <w:rFonts w:ascii="Times New Roman" w:hAnsi="Times New Roman" w:cs="Times New Roman"/>
+          <w:sz w:val="24"/>
+          <w:szCs w:val="24"/>
+          <w:lang w:val="el-GR"/>
+        </w:rPr>
+        <w:t xml:space="preserve">. Επομένως, το BTB-128-4 είναι η βέλτιστη </w:t>
+      </w:r>
+      <w:proofErr w:type="spellStart"/>
+      <w:r>
+        <w:rPr>
+          <w:rFonts w:ascii="Times New Roman" w:hAnsi="Times New Roman" w:cs="Times New Roman"/>
+          <w:sz w:val="24"/>
+          <w:szCs w:val="24"/>
+          <w:lang w:val="el-GR"/>
+        </w:rPr>
+        <w:t>trade-off</w:t>
+      </w:r>
+      <w:proofErr w:type="spellEnd"/>
+      <w:r>
+        <w:rPr>
+          <w:rFonts w:ascii="Times New Roman" w:hAnsi="Times New Roman" w:cs="Times New Roman"/>
+          <w:sz w:val="24"/>
+          <w:szCs w:val="24"/>
+          <w:lang w:val="el-GR"/>
+        </w:rPr>
+        <w:t xml:space="preserve"> επιλογή.</w:t>
+      </w:r>
+      <w:r>
+        <w:rPr>
+          <w:rFonts w:ascii="Times New Roman" w:hAnsi="Times New Roman" w:cs="Times New Roman"/>
+          <w:sz w:val="24"/>
+          <w:szCs w:val="24"/>
+          <w:lang w:val="el-GR"/>
+        </w:rPr>
+        <w:t xml:space="preserve"> </w:t>
+      </w:r>
+    </w:p>
+    <w:p>
+      <w:pPr>
+        <w:rPr>
+          <w:rFonts w:ascii="Times New Roman" w:hAnsi="Times New Roman" w:cs="Times New Roman"/>
+          <w:sz w:val="24"/>
+          <w:szCs w:val="24"/>
+          <w:lang w:val="el-GR"/>
+        </w:rPr>
+      </w:pPr>
+    </w:p>
+    <w:p>
+      <w:pPr>
+        <w:rPr>
+          <w:rFonts w:ascii="Times New Roman" w:hAnsi="Times New Roman" w:cs="Times New Roman"/>
+          <w:sz w:val="24"/>
+          <w:szCs w:val="24"/>
+          <w:lang w:val="el-GR"/>
+        </w:rPr>
+      </w:pPr>
+      <w:r>
+        <w:rPr>
+          <w:rFonts w:ascii="Times New Roman" w:hAnsi="Times New Roman" w:cs="Times New Roman"/>
+          <w:sz w:val="24"/>
+          <w:szCs w:val="24"/>
+          <w:lang w:val="el-GR"/>
+        </w:rPr>
+        <w:t xml:space="preserve">Τα </w:t>
+      </w:r>
+      <w:r>
+        <w:rPr>
+          <w:rFonts w:ascii="Times New Roman" w:hAnsi="Times New Roman" w:cs="Times New Roman"/>
+          <w:sz w:val="24"/>
+          <w:szCs w:val="24"/>
+          <w:lang w:val="en-US"/>
+        </w:rPr>
+        <w:t>csv</w:t>
+      </w:r>
+      <w:r>
+        <w:rPr>
+          <w:rFonts w:ascii="Times New Roman" w:hAnsi="Times New Roman" w:cs="Times New Roman"/>
+          <w:sz w:val="24"/>
+          <w:szCs w:val="24"/>
+          <w:lang w:val="el-GR"/>
+        </w:rPr>
+        <w:t xml:space="preserve"> </w:t>
+      </w:r>
+      <w:r>
+        <w:rPr>
+          <w:rFonts w:ascii="Times New Roman" w:hAnsi="Times New Roman" w:cs="Times New Roman"/>
+          <w:sz w:val="24"/>
+          <w:szCs w:val="24"/>
+          <w:lang w:val="el-GR"/>
+        </w:rPr>
+        <w:t xml:space="preserve">με όλες τις μετρικές βρίσκονται στο </w:t>
+      </w:r>
+      <w:r>
+        <w:rPr>
+          <w:rFonts w:ascii="Times New Roman" w:hAnsi="Times New Roman" w:cs="Times New Roman"/>
+          <w:sz w:val="24"/>
+          <w:szCs w:val="24"/>
+          <w:lang w:val="en-US"/>
+        </w:rPr>
+        <w:t>repo</w:t>
+      </w:r>
+      <w:r>
+        <w:rPr>
+          <w:rFonts w:ascii="Times New Roman" w:hAnsi="Times New Roman" w:cs="Times New Roman"/>
+          <w:sz w:val="24"/>
+          <w:szCs w:val="24"/>
+          <w:lang w:val="el-GR"/>
+        </w:rPr>
+        <w:t xml:space="preserve"> </w:t>
+      </w:r>
+      <w:r>
+        <w:rPr>
+          <w:rFonts w:ascii="Times New Roman" w:hAnsi="Times New Roman" w:cs="Times New Roman"/>
+          <w:sz w:val="24"/>
+          <w:szCs w:val="24"/>
+          <w:lang w:val="el-GR"/>
+        </w:rPr>
+        <w:t>στο εξής αρχείο</w:t>
+      </w:r>
+      <w:r>
+        <w:rPr>
+          <w:rFonts w:ascii="Times New Roman" w:hAnsi="Times New Roman" w:cs="Times New Roman"/>
+          <w:sz w:val="24"/>
+          <w:szCs w:val="24"/>
+          <w:lang w:val="el-GR"/>
+        </w:rPr>
+        <w:t xml:space="preserve">: </w:t>
+      </w:r>
+      <w:r>
+        <w:rPr>
+          <w:rFonts w:ascii="Times New Roman" w:hAnsi="Times New Roman" w:cs="Times New Roman"/>
+          <w:sz w:val="24"/>
+          <w:szCs w:val="24"/>
+          <w:lang w:val="el-GR"/>
+        </w:rPr>
+        <w:t>advcomparch-ex1-helpcode/</w:t>
+      </w:r>
+      <w:proofErr w:type="spellStart"/>
+      <w:r>
+        <w:rPr>
+          <w:rFonts w:ascii="Times New Roman" w:hAnsi="Times New Roman" w:cs="Times New Roman"/>
+          <w:sz w:val="24"/>
+          <w:szCs w:val="24"/>
+          <w:lang w:val="el-GR"/>
+        </w:rPr>
+        <w:t>csvs</w:t>
+      </w:r>
+      <w:proofErr w:type="spellEnd"/>
+      <w:r>
+        <w:rPr>
+          <w:rFonts w:ascii="Times New Roman" w:hAnsi="Times New Roman" w:cs="Times New Roman"/>
+          <w:sz w:val="24"/>
+          <w:szCs w:val="24"/>
+          <w:lang w:val="el-GR"/>
+        </w:rPr>
+        <w:t>/btb_predicts.csv</w:t>
       </w:r>
     </w:p>
     <w:sectPr>

--- a/advcomparch-ex1-helpcode/docs/AdvCompArch_1_03121644.docx
+++ b/advcomparch-ex1-helpcode/docs/AdvCompArch_1_03121644.docx
@@ -374,7 +374,6 @@
                 <w14:ligatures w14:val="none"/>
               </w:rPr>
             </w:pPr>
-            <w:proofErr w:type="spellStart"/>
             <w:r>
               <w:rPr>
                 <w:rFonts w:ascii="Times New Roman" w:eastAsia="Times New Roman" w:hAnsi="Times New Roman" w:cs="Times New Roman"/>
@@ -385,7 +384,6 @@
               </w:rPr>
               <w:t>Github</w:t>
             </w:r>
-            <w:proofErr w:type="spellEnd"/>
             <w:r>
               <w:rPr>
                 <w:rFonts w:ascii="Times New Roman" w:eastAsia="Times New Roman" w:hAnsi="Times New Roman" w:cs="Times New Roman"/>
@@ -436,7 +434,6 @@
               </w:rPr>
               <w:t>://</w:t>
             </w:r>
-            <w:proofErr w:type="spellStart"/>
             <w:r>
               <w:rPr>
                 <w:rFonts w:ascii="Times New Roman" w:eastAsia="Times New Roman" w:hAnsi="Times New Roman" w:cs="Times New Roman"/>
@@ -447,7 +444,6 @@
               </w:rPr>
               <w:t>github</w:t>
             </w:r>
-            <w:proofErr w:type="spellEnd"/>
             <w:r>
               <w:rPr>
                 <w:rFonts w:ascii="Times New Roman" w:eastAsia="Times New Roman" w:hAnsi="Times New Roman" w:cs="Times New Roman"/>
@@ -478,7 +474,6 @@
               </w:rPr>
               <w:t>/</w:t>
             </w:r>
-            <w:proofErr w:type="spellStart"/>
             <w:r>
               <w:rPr>
                 <w:rFonts w:ascii="Times New Roman" w:eastAsia="Times New Roman" w:hAnsi="Times New Roman" w:cs="Times New Roman"/>
@@ -489,7 +484,6 @@
               </w:rPr>
               <w:t>Sskarm</w:t>
             </w:r>
-            <w:proofErr w:type="spellEnd"/>
             <w:r>
               <w:rPr>
                 <w:rFonts w:ascii="Times New Roman" w:eastAsia="Times New Roman" w:hAnsi="Times New Roman" w:cs="Times New Roman"/>
@@ -500,7 +494,6 @@
               </w:rPr>
               <w:t>/</w:t>
             </w:r>
-            <w:proofErr w:type="spellStart"/>
             <w:r>
               <w:rPr>
                 <w:rFonts w:ascii="Times New Roman" w:eastAsia="Times New Roman" w:hAnsi="Times New Roman" w:cs="Times New Roman"/>
@@ -511,7 +504,6 @@
               </w:rPr>
               <w:t>advcomparch</w:t>
             </w:r>
-            <w:proofErr w:type="spellEnd"/>
             <w:r>
               <w:rPr>
                 <w:rFonts w:ascii="Times New Roman" w:eastAsia="Times New Roman" w:hAnsi="Times New Roman" w:cs="Times New Roman"/>
@@ -698,7 +690,6 @@
         </w:rPr>
         <w:t>1. 403.</w:t>
       </w:r>
-      <w:proofErr w:type="spellStart"/>
       <w:r>
         <w:rPr>
           <w:rFonts w:ascii="Times New Roman" w:hAnsi="Times New Roman" w:cs="Times New Roman"/>
@@ -707,7 +698,6 @@
         </w:rPr>
         <w:t>gcc</w:t>
       </w:r>
-      <w:proofErr w:type="spellEnd"/>
       <w:r>
         <w:rPr>
           <w:rFonts w:ascii="Times New Roman" w:hAnsi="Times New Roman" w:cs="Times New Roman"/>
@@ -717,7 +707,6 @@
         </w:rPr>
         <w:t xml:space="preserve">              2. 410.</w:t>
       </w:r>
-      <w:proofErr w:type="spellStart"/>
       <w:r>
         <w:rPr>
           <w:rFonts w:ascii="Times New Roman" w:hAnsi="Times New Roman" w:cs="Times New Roman"/>
@@ -726,7 +715,6 @@
         </w:rPr>
         <w:t>bwaves</w:t>
       </w:r>
-      <w:proofErr w:type="spellEnd"/>
       <w:r>
         <w:rPr>
           <w:rFonts w:ascii="Times New Roman" w:hAnsi="Times New Roman" w:cs="Times New Roman"/>
@@ -736,7 +724,6 @@
         </w:rPr>
         <w:t xml:space="preserve">            3. 416.</w:t>
       </w:r>
-      <w:proofErr w:type="spellStart"/>
       <w:r>
         <w:rPr>
           <w:rFonts w:ascii="Times New Roman" w:hAnsi="Times New Roman" w:cs="Times New Roman"/>
@@ -745,7 +732,6 @@
         </w:rPr>
         <w:t>gamess</w:t>
       </w:r>
-      <w:proofErr w:type="spellEnd"/>
       <w:r>
         <w:rPr>
           <w:rFonts w:ascii="Times New Roman" w:hAnsi="Times New Roman" w:cs="Times New Roman"/>
@@ -791,7 +777,6 @@
         </w:rPr>
         <w:t>5. 433.</w:t>
       </w:r>
-      <w:proofErr w:type="spellStart"/>
       <w:r>
         <w:rPr>
           <w:rFonts w:ascii="Times New Roman" w:hAnsi="Times New Roman" w:cs="Times New Roman"/>
@@ -800,7 +785,6 @@
         </w:rPr>
         <w:t>milc</w:t>
       </w:r>
-      <w:proofErr w:type="spellEnd"/>
       <w:r>
         <w:rPr>
           <w:rFonts w:ascii="Times New Roman" w:hAnsi="Times New Roman" w:cs="Times New Roman"/>
@@ -828,7 +812,6 @@
         </w:rPr>
         <w:t>6. 435.</w:t>
       </w:r>
-      <w:proofErr w:type="spellStart"/>
       <w:r>
         <w:rPr>
           <w:rFonts w:ascii="Times New Roman" w:hAnsi="Times New Roman" w:cs="Times New Roman"/>
@@ -837,7 +820,6 @@
         </w:rPr>
         <w:t>gromacs</w:t>
       </w:r>
-      <w:proofErr w:type="spellEnd"/>
       <w:r>
         <w:rPr>
           <w:rFonts w:ascii="Times New Roman" w:hAnsi="Times New Roman" w:cs="Times New Roman"/>
@@ -865,7 +847,6 @@
         </w:rPr>
         <w:t>7. 436.</w:t>
       </w:r>
-      <w:proofErr w:type="spellStart"/>
       <w:r>
         <w:rPr>
           <w:rFonts w:ascii="Times New Roman" w:hAnsi="Times New Roman" w:cs="Times New Roman"/>
@@ -874,7 +855,6 @@
         </w:rPr>
         <w:t>cactusADM</w:t>
       </w:r>
-      <w:proofErr w:type="spellEnd"/>
       <w:r>
         <w:rPr>
           <w:rFonts w:ascii="Times New Roman" w:hAnsi="Times New Roman" w:cs="Times New Roman"/>
@@ -902,7 +882,6 @@
         </w:rPr>
         <w:t>8. 450.</w:t>
       </w:r>
-      <w:proofErr w:type="spellStart"/>
       <w:r>
         <w:rPr>
           <w:rFonts w:ascii="Times New Roman" w:hAnsi="Times New Roman" w:cs="Times New Roman"/>
@@ -911,7 +890,6 @@
         </w:rPr>
         <w:t>soplex</w:t>
       </w:r>
-      <w:proofErr w:type="spellEnd"/>
       <w:r>
         <w:rPr>
           <w:rFonts w:ascii="Times New Roman" w:hAnsi="Times New Roman" w:cs="Times New Roman"/>
@@ -940,7 +918,6 @@
         </w:rPr>
         <w:t>9. 459.</w:t>
       </w:r>
-      <w:proofErr w:type="spellStart"/>
       <w:r>
         <w:rPr>
           <w:rFonts w:ascii="Times New Roman" w:hAnsi="Times New Roman" w:cs="Times New Roman"/>
@@ -949,7 +926,6 @@
         </w:rPr>
         <w:t>GemsFDTD</w:t>
       </w:r>
-      <w:proofErr w:type="spellEnd"/>
       <w:r>
         <w:rPr>
           <w:rFonts w:ascii="Times New Roman" w:hAnsi="Times New Roman" w:cs="Times New Roman"/>
@@ -977,7 +953,6 @@
         </w:rPr>
         <w:t>10. 470.</w:t>
       </w:r>
-      <w:proofErr w:type="spellStart"/>
       <w:r>
         <w:rPr>
           <w:rFonts w:ascii="Times New Roman" w:hAnsi="Times New Roman" w:cs="Times New Roman"/>
@@ -986,7 +961,6 @@
         </w:rPr>
         <w:t>lbm</w:t>
       </w:r>
-      <w:proofErr w:type="spellEnd"/>
       <w:r>
         <w:rPr>
           <w:rFonts w:ascii="Times New Roman" w:hAnsi="Times New Roman" w:cs="Times New Roman"/>
@@ -1014,7 +988,6 @@
         </w:rPr>
         <w:t>11. 483.</w:t>
       </w:r>
-      <w:proofErr w:type="spellStart"/>
       <w:r>
         <w:rPr>
           <w:rFonts w:ascii="Times New Roman" w:hAnsi="Times New Roman" w:cs="Times New Roman"/>
@@ -1023,7 +996,6 @@
         </w:rPr>
         <w:t>xalancbmk</w:t>
       </w:r>
-      <w:proofErr w:type="spellEnd"/>
     </w:p>
     <w:p>
       <w:pPr>
@@ -1257,7 +1229,6 @@
         </w:rPr>
         <w:t xml:space="preserve">Χρησιμοποιούμε το </w:t>
       </w:r>
-      <w:proofErr w:type="spellStart"/>
       <w:r>
         <w:rPr>
           <w:rFonts w:ascii="Times New Roman" w:hAnsi="Times New Roman" w:cs="Times New Roman"/>
@@ -1266,7 +1237,6 @@
         </w:rPr>
         <w:t>cslab</w:t>
       </w:r>
-      <w:proofErr w:type="spellEnd"/>
       <w:r>
         <w:rPr>
           <w:rFonts w:ascii="Times New Roman" w:hAnsi="Times New Roman" w:cs="Times New Roman"/>
@@ -1310,7 +1280,6 @@
         </w:rPr>
         <w:t>.</w:t>
       </w:r>
-      <w:proofErr w:type="spellStart"/>
       <w:r>
         <w:rPr>
           <w:rFonts w:ascii="Times New Roman" w:hAnsi="Times New Roman" w:cs="Times New Roman"/>
@@ -1319,7 +1288,6 @@
         </w:rPr>
         <w:t>cpp</w:t>
       </w:r>
-      <w:proofErr w:type="spellEnd"/>
       <w:r>
         <w:rPr>
           <w:rFonts w:ascii="Times New Roman" w:hAnsi="Times New Roman" w:cs="Times New Roman"/>
@@ -1802,7 +1770,6 @@
               </w:rPr>
               <w:t>403.</w:t>
             </w:r>
-            <w:proofErr w:type="spellStart"/>
             <w:r>
               <w:rPr>
                 <w:rFonts w:ascii="Times New Roman" w:hAnsi="Times New Roman" w:cs="Times New Roman"/>
@@ -1811,7 +1778,6 @@
               </w:rPr>
               <w:t>gcc</w:t>
             </w:r>
-            <w:proofErr w:type="spellEnd"/>
             <w:r>
               <w:rPr>
                 <w:rFonts w:ascii="Times New Roman" w:hAnsi="Times New Roman" w:cs="Times New Roman"/>
@@ -3790,17 +3756,7 @@
           <w:szCs w:val="24"/>
           <w:lang w:val="el-GR"/>
         </w:rPr>
-        <w:t xml:space="preserve"> τις </w:t>
-      </w:r>
-      <w:proofErr w:type="spellStart"/>
-      <w:r>
-        <w:rPr>
-          <w:rFonts w:ascii="Times New Roman" w:hAnsi="Times New Roman" w:cs="Times New Roman"/>
-          <w:sz w:val="24"/>
-          <w:szCs w:val="24"/>
-          <w:lang w:val="el-GR"/>
-        </w:rPr>
-        <w:t>εκατ</w:t>
+        <w:t xml:space="preserve"> τις εκατ</w:t>
       </w:r>
       <w:r>
         <w:rPr>
@@ -3811,7 +3767,6 @@
         </w:rPr>
         <w:t>ώ</w:t>
       </w:r>
-      <w:proofErr w:type="spellEnd"/>
       <w:r>
         <w:rPr>
           <w:rFonts w:ascii="Times New Roman" w:hAnsi="Times New Roman" w:cs="Times New Roman"/>
@@ -4122,7 +4077,6 @@
               </w:rPr>
               <w:t>403.</w:t>
             </w:r>
-            <w:proofErr w:type="spellStart"/>
             <w:r>
               <w:rPr>
                 <w:rFonts w:ascii="Times New Roman" w:hAnsi="Times New Roman" w:cs="Times New Roman"/>
@@ -4131,7 +4085,6 @@
               </w:rPr>
               <w:t>gcc</w:t>
             </w:r>
-            <w:proofErr w:type="spellEnd"/>
             <w:r>
               <w:rPr>
                 <w:rFonts w:ascii="Times New Roman" w:hAnsi="Times New Roman" w:cs="Times New Roman"/>
@@ -6093,7 +6046,6 @@
               </w:rPr>
               <w:t>403.</w:t>
             </w:r>
-            <w:proofErr w:type="spellStart"/>
             <w:r>
               <w:rPr>
                 <w:rFonts w:ascii="Times New Roman" w:hAnsi="Times New Roman" w:cs="Times New Roman"/>
@@ -6102,7 +6054,6 @@
               </w:rPr>
               <w:t>gcc</w:t>
             </w:r>
-            <w:proofErr w:type="spellEnd"/>
             <w:r>
               <w:rPr>
                 <w:rFonts w:ascii="Times New Roman" w:hAnsi="Times New Roman" w:cs="Times New Roman"/>
@@ -8081,17 +8032,7 @@
           <w:szCs w:val="24"/>
           <w:lang w:val="el-GR"/>
         </w:rPr>
-        <w:t xml:space="preserve">τις </w:t>
-      </w:r>
-      <w:proofErr w:type="spellStart"/>
-      <w:r>
-        <w:rPr>
-          <w:rFonts w:ascii="Times New Roman" w:hAnsi="Times New Roman" w:cs="Times New Roman"/>
-          <w:sz w:val="24"/>
-          <w:szCs w:val="24"/>
-          <w:lang w:val="el-GR"/>
-        </w:rPr>
-        <w:t>εκατ</w:t>
+        <w:t>τις εκατ</w:t>
       </w:r>
       <w:r>
         <w:rPr>
@@ -8102,7 +8043,6 @@
         </w:rPr>
         <w:t>ώ</w:t>
       </w:r>
-      <w:proofErr w:type="spellEnd"/>
       <w:r>
         <w:rPr>
           <w:rFonts w:ascii="Times New Roman" w:hAnsi="Times New Roman" w:cs="Times New Roman"/>
@@ -8414,7 +8354,6 @@
               </w:rPr>
               <w:t>403.</w:t>
             </w:r>
-            <w:proofErr w:type="spellStart"/>
             <w:r>
               <w:rPr>
                 <w:rFonts w:ascii="Times New Roman" w:hAnsi="Times New Roman" w:cs="Times New Roman"/>
@@ -8423,7 +8362,6 @@
               </w:rPr>
               <w:t>gcc</w:t>
             </w:r>
-            <w:proofErr w:type="spellEnd"/>
           </w:p>
         </w:tc>
         <w:tc>
@@ -10257,14 +10195,12 @@
         </w:rPr>
         <w:t xml:space="preserve"> </w:t>
       </w:r>
-      <w:proofErr w:type="spellStart"/>
       <w:r>
         <w:rPr>
           <w:rFonts w:ascii="Times New Roman" w:hAnsi="Times New Roman" w:cs="Times New Roman"/>
         </w:rPr>
         <w:t>cslab</w:t>
       </w:r>
-      <w:proofErr w:type="spellEnd"/>
       <w:r>
         <w:rPr>
           <w:rFonts w:ascii="Times New Roman" w:hAnsi="Times New Roman" w:cs="Times New Roman"/>
@@ -10285,14 +10221,12 @@
         </w:rPr>
         <w:t>.</w:t>
       </w:r>
-      <w:proofErr w:type="spellStart"/>
       <w:r>
         <w:rPr>
           <w:rFonts w:ascii="Times New Roman" w:hAnsi="Times New Roman" w:cs="Times New Roman"/>
         </w:rPr>
         <w:t>cpp</w:t>
       </w:r>
-      <w:proofErr w:type="spellEnd"/>
       <w:r>
         <w:rPr>
           <w:rFonts w:ascii="Times New Roman" w:hAnsi="Times New Roman" w:cs="Times New Roman"/>
@@ -10314,14 +10248,12 @@
         </w:rPr>
         <w:t xml:space="preserve"> </w:t>
       </w:r>
-      <w:proofErr w:type="spellStart"/>
       <w:r>
         <w:rPr>
           <w:rFonts w:ascii="Times New Roman" w:hAnsi="Times New Roman" w:cs="Times New Roman"/>
         </w:rPr>
         <w:t>NbitPredictor</w:t>
       </w:r>
-      <w:proofErr w:type="spellEnd"/>
       <w:r>
         <w:rPr>
           <w:rFonts w:ascii="Times New Roman" w:hAnsi="Times New Roman" w:cs="Times New Roman"/>
@@ -10357,7 +10289,6 @@
         </w:rPr>
         <w:t xml:space="preserve">  (14,1) , (14,2), (14,3) , (14,4) </w:t>
       </w:r>
-      <w:proofErr w:type="spellStart"/>
       <w:r>
         <w:rPr>
           <w:rFonts w:ascii="Times New Roman" w:hAnsi="Times New Roman" w:cs="Times New Roman"/>
@@ -10365,7 +10296,6 @@
         </w:rPr>
         <w:t>αρα</w:t>
       </w:r>
-      <w:proofErr w:type="spellEnd"/>
       <w:r>
         <w:rPr>
           <w:rFonts w:ascii="Times New Roman" w:hAnsi="Times New Roman" w:cs="Times New Roman"/>
@@ -10413,7 +10343,6 @@
         </w:rPr>
         <w:t xml:space="preserve"> 1 </w:t>
       </w:r>
-      <w:proofErr w:type="spellStart"/>
       <w:r>
         <w:rPr>
           <w:rFonts w:ascii="Times New Roman" w:hAnsi="Times New Roman" w:cs="Times New Roman"/>
@@ -10421,7 +10350,6 @@
         </w:rPr>
         <w:t>εως</w:t>
       </w:r>
-      <w:proofErr w:type="spellEnd"/>
       <w:r>
         <w:rPr>
           <w:rFonts w:ascii="Times New Roman" w:hAnsi="Times New Roman" w:cs="Times New Roman"/>
@@ -16552,7 +16480,6 @@
         </w:rPr>
         <w:t xml:space="preserve">οπότε θα διάλεγα τον </w:t>
       </w:r>
-      <w:proofErr w:type="spellStart"/>
       <w:r>
         <w:rPr>
           <w:rFonts w:ascii="Times New Roman" w:hAnsi="Times New Roman" w:cs="Times New Roman"/>
@@ -16561,7 +16488,6 @@
         </w:rPr>
         <w:t>Nbit</w:t>
       </w:r>
-      <w:proofErr w:type="spellEnd"/>
       <w:r>
         <w:rPr>
           <w:rFonts w:ascii="Times New Roman" w:hAnsi="Times New Roman" w:cs="Times New Roman"/>
@@ -16784,14 +16710,12 @@
         </w:rPr>
         <w:t>2</w:t>
       </w:r>
-      <w:proofErr w:type="spellStart"/>
       <w:r>
         <w:rPr>
           <w:rFonts w:ascii="Times New Roman" w:hAnsi="Times New Roman" w:cs="Times New Roman"/>
         </w:rPr>
         <w:t>BitPredictor</w:t>
       </w:r>
-      <w:proofErr w:type="spellEnd"/>
       <w:r>
         <w:rPr>
           <w:rFonts w:ascii="Times New Roman" w:hAnsi="Times New Roman" w:cs="Times New Roman"/>
@@ -16933,7 +16857,6 @@
         </w:rPr>
         <w:t xml:space="preserve"> </w:t>
       </w:r>
-      <w:proofErr w:type="spellStart"/>
       <w:r>
         <w:rPr>
           <w:rFonts w:ascii="Times New Roman" w:hAnsi="Times New Roman" w:cs="Times New Roman"/>
@@ -16943,7 +16866,6 @@
         </w:rPr>
         <w:t>BranchPredictor</w:t>
       </w:r>
-      <w:proofErr w:type="spellEnd"/>
       <w:r>
         <w:rPr>
           <w:rFonts w:ascii="Times New Roman" w:hAnsi="Times New Roman" w:cs="Times New Roman"/>
@@ -17264,7 +17186,6 @@
         </w:rPr>
         <w:t xml:space="preserve">υπάρχει ένα </w:t>
       </w:r>
-      <w:proofErr w:type="spellStart"/>
       <w:r>
         <w:rPr>
           <w:rFonts w:ascii="Times New Roman" w:hAnsi="Times New Roman" w:cs="Times New Roman"/>
@@ -17274,7 +17195,6 @@
         </w:rPr>
         <w:t>touple</w:t>
       </w:r>
-      <w:proofErr w:type="spellEnd"/>
       <w:r>
         <w:rPr>
           <w:rFonts w:ascii="Times New Roman" w:hAnsi="Times New Roman" w:cs="Times New Roman"/>
@@ -24508,7 +24428,6 @@
         </w:rPr>
         <w:t>/</w:t>
       </w:r>
-      <w:proofErr w:type="spellStart"/>
       <w:r>
         <w:rPr>
           <w:rFonts w:ascii="Times New Roman" w:hAnsi="Times New Roman" w:cs="Times New Roman"/>
@@ -24518,7 +24437,6 @@
         </w:rPr>
         <w:t>csvs</w:t>
       </w:r>
-      <w:proofErr w:type="spellEnd"/>
       <w:r>
         <w:rPr>
           <w:rFonts w:ascii="Times New Roman" w:hAnsi="Times New Roman" w:cs="Times New Roman"/>
@@ -27579,7 +27497,6 @@
         </w:rPr>
         <w:t xml:space="preserve"> </w:t>
       </w:r>
-      <w:proofErr w:type="spellStart"/>
       <w:r>
         <w:rPr>
           <w:rFonts w:ascii="Times New Roman" w:hAnsi="Times New Roman" w:cs="Times New Roman"/>
@@ -27589,7 +27506,6 @@
         </w:rPr>
         <w:t>fsm</w:t>
       </w:r>
-      <w:proofErr w:type="spellEnd"/>
       <w:r>
         <w:rPr>
           <w:rFonts w:ascii="Times New Roman" w:hAnsi="Times New Roman" w:cs="Times New Roman"/>
@@ -27653,7 +27569,6 @@
         </w:rPr>
         <w:t xml:space="preserve"> </w:t>
       </w:r>
-      <w:proofErr w:type="spellStart"/>
       <w:r>
         <w:rPr>
           <w:rFonts w:ascii="Times New Roman" w:hAnsi="Times New Roman" w:cs="Times New Roman"/>
@@ -27663,7 +27578,6 @@
         </w:rPr>
         <w:t>bht</w:t>
       </w:r>
-      <w:proofErr w:type="spellEnd"/>
       <w:r>
         <w:rPr>
           <w:rFonts w:ascii="Times New Roman" w:hAnsi="Times New Roman" w:cs="Times New Roman"/>
@@ -27718,7 +27632,6 @@
         </w:rPr>
         <w:t xml:space="preserve"> ομάδα και οι </w:t>
       </w:r>
-      <w:proofErr w:type="spellStart"/>
       <w:r>
         <w:rPr>
           <w:rFonts w:ascii="Times New Roman" w:hAnsi="Times New Roman" w:cs="Times New Roman"/>
@@ -27728,7 +27641,6 @@
         </w:rPr>
         <w:t>fsm</w:t>
       </w:r>
-      <w:proofErr w:type="spellEnd"/>
       <w:r>
         <w:rPr>
           <w:rFonts w:ascii="Times New Roman" w:hAnsi="Times New Roman" w:cs="Times New Roman"/>
@@ -27772,27 +27684,7 @@
           <w:szCs w:val="24"/>
           <w:lang w:val="el-GR"/>
         </w:rPr>
-        <w:t xml:space="preserve">ήταν </w:t>
-      </w:r>
-      <w:proofErr w:type="spellStart"/>
-      <w:r>
-        <w:rPr>
-          <w:rFonts w:ascii="Times New Roman" w:hAnsi="Times New Roman" w:cs="Times New Roman"/>
-          <w:sz w:val="24"/>
-          <w:szCs w:val="24"/>
-          <w:lang w:val="el-GR"/>
-        </w:rPr>
-        <w:t>αυτοι</w:t>
-      </w:r>
-      <w:proofErr w:type="spellEnd"/>
-      <w:r>
-        <w:rPr>
-          <w:rFonts w:ascii="Times New Roman" w:hAnsi="Times New Roman" w:cs="Times New Roman"/>
-          <w:sz w:val="24"/>
-          <w:szCs w:val="24"/>
-          <w:lang w:val="el-GR"/>
-        </w:rPr>
-        <w:t xml:space="preserve"> που και στο προηγούμενο ερώτημα είχαν χειρότερη απόδοση. Τέλος μιας και το </w:t>
+        <w:t xml:space="preserve">ήταν αυτοι που και στο προηγούμενο ερώτημα είχαν χειρότερη απόδοση. Τέλος μιας και το </w:t>
       </w:r>
       <w:r>
         <w:rPr>
@@ -28081,6 +27973,7 @@
           <w:rFonts w:ascii="Times New Roman" w:hAnsi="Times New Roman" w:cs="Times New Roman"/>
           <w:sz w:val="24"/>
           <w:szCs w:val="24"/>
+          <w:lang w:val="el-GR"/>
         </w:rPr>
       </w:pPr>
       <w:r>
@@ -28088,44 +27981,9 @@
           <w:rFonts w:ascii="Times New Roman" w:hAnsi="Times New Roman" w:cs="Times New Roman"/>
           <w:sz w:val="24"/>
           <w:szCs w:val="24"/>
-        </w:rPr>
-        <w:t xml:space="preserve">5.4 </w:t>
-      </w:r>
-      <w:proofErr w:type="spellStart"/>
-      <w:r>
-        <w:rPr>
-          <w:rFonts w:ascii="Times New Roman" w:hAnsi="Times New Roman" w:cs="Times New Roman"/>
-          <w:sz w:val="24"/>
-          <w:szCs w:val="24"/>
-        </w:rPr>
-        <w:t>Μελέτη</w:t>
-      </w:r>
-      <w:proofErr w:type="spellEnd"/>
-      <w:r>
-        <w:rPr>
-          <w:rFonts w:ascii="Times New Roman" w:hAnsi="Times New Roman" w:cs="Times New Roman"/>
-          <w:sz w:val="24"/>
-          <w:szCs w:val="24"/>
-        </w:rPr>
-        <w:t xml:space="preserve"> </w:t>
-      </w:r>
-      <w:proofErr w:type="spellStart"/>
-      <w:r>
-        <w:rPr>
-          <w:rFonts w:ascii="Times New Roman" w:hAnsi="Times New Roman" w:cs="Times New Roman"/>
-          <w:sz w:val="24"/>
-          <w:szCs w:val="24"/>
-        </w:rPr>
-        <w:t>του</w:t>
-      </w:r>
-      <w:proofErr w:type="spellEnd"/>
-      <w:r>
-        <w:rPr>
-          <w:rFonts w:ascii="Times New Roman" w:hAnsi="Times New Roman" w:cs="Times New Roman"/>
-          <w:sz w:val="24"/>
-          <w:szCs w:val="24"/>
-        </w:rPr>
-        <w:t xml:space="preserve"> ΒΤΒ</w:t>
+          <w:lang w:val="el-GR"/>
+        </w:rPr>
+        <w:t>5.4 Μελέτη του ΒΤΒ</w:t>
       </w:r>
     </w:p>
     <w:p>
@@ -28134,7 +27992,7 @@
           <w:rFonts w:ascii="Times New Roman" w:hAnsi="Times New Roman" w:cs="Times New Roman"/>
           <w:sz w:val="24"/>
           <w:szCs w:val="24"/>
-          <w:lang w:val="en-US"/>
+          <w:lang w:val="el-GR"/>
         </w:rPr>
       </w:pPr>
       <w:r>
@@ -28231,7 +28089,6 @@
         </w:rPr>
         <w:t xml:space="preserve"> προβλέψεων ανά 1000 εντολές, χρησιμοποιώντας το πεδίο </w:t>
       </w:r>
-      <w:proofErr w:type="spellStart"/>
       <w:r>
         <w:rPr>
           <w:rFonts w:ascii="Times New Roman" w:hAnsi="Times New Roman" w:cs="Times New Roman"/>
@@ -28240,7 +28097,6 @@
         </w:rPr>
         <w:t>TargetCorrect</w:t>
       </w:r>
-      <w:proofErr w:type="spellEnd"/>
       <w:r>
         <w:rPr>
           <w:rFonts w:ascii="Times New Roman" w:hAnsi="Times New Roman" w:cs="Times New Roman"/>
@@ -28342,7 +28198,7 @@
           <w:rFonts w:ascii="Times New Roman" w:hAnsi="Times New Roman" w:cs="Times New Roman"/>
           <w:sz w:val="24"/>
           <w:szCs w:val="24"/>
-          <w:lang w:val="en-US"/>
+          <w:lang w:val="el-GR"/>
         </w:rPr>
       </w:pPr>
     </w:p>
@@ -28352,7 +28208,7 @@
           <w:rFonts w:ascii="Times New Roman" w:hAnsi="Times New Roman" w:cs="Times New Roman"/>
           <w:sz w:val="24"/>
           <w:szCs w:val="24"/>
-          <w:lang w:val="en-US"/>
+          <w:lang w:val="el-GR"/>
         </w:rPr>
       </w:pPr>
     </w:p>
@@ -34230,287 +34086,7 @@
           <w:szCs w:val="24"/>
           <w:lang w:val="el-GR"/>
         </w:rPr>
-        <w:t xml:space="preserve">Με βάση τα αποτελέσματα, η οργάνωση BTB-128-4 αποτελεί την καλύτερη επιλογή. Παρουσιάζει το μικρότερο </w:t>
-      </w:r>
-      <w:proofErr w:type="spellStart"/>
-      <w:r>
-        <w:rPr>
-          <w:rFonts w:ascii="Times New Roman" w:hAnsi="Times New Roman" w:cs="Times New Roman"/>
-          <w:sz w:val="24"/>
-          <w:szCs w:val="24"/>
-          <w:lang w:val="el-GR"/>
-        </w:rPr>
-        <w:t>average</w:t>
-      </w:r>
-      <w:proofErr w:type="spellEnd"/>
-      <w:r>
-        <w:rPr>
-          <w:rFonts w:ascii="Times New Roman" w:hAnsi="Times New Roman" w:cs="Times New Roman"/>
-          <w:sz w:val="24"/>
-          <w:szCs w:val="24"/>
-          <w:lang w:val="el-GR"/>
-        </w:rPr>
-        <w:t xml:space="preserve"> </w:t>
-      </w:r>
-      <w:proofErr w:type="spellStart"/>
-      <w:r>
-        <w:rPr>
-          <w:rFonts w:ascii="Times New Roman" w:hAnsi="Times New Roman" w:cs="Times New Roman"/>
-          <w:sz w:val="24"/>
-          <w:szCs w:val="24"/>
-          <w:lang w:val="el-GR"/>
-        </w:rPr>
-        <w:t>direction</w:t>
-      </w:r>
-      <w:proofErr w:type="spellEnd"/>
-      <w:r>
-        <w:rPr>
-          <w:rFonts w:ascii="Times New Roman" w:hAnsi="Times New Roman" w:cs="Times New Roman"/>
-          <w:sz w:val="24"/>
-          <w:szCs w:val="24"/>
-          <w:lang w:val="el-GR"/>
-        </w:rPr>
-        <w:t xml:space="preserve"> MPKI (26.247), άρα τη χαμηλότερη συχνότητα </w:t>
-      </w:r>
-      <w:proofErr w:type="spellStart"/>
-      <w:r>
-        <w:rPr>
-          <w:rFonts w:ascii="Times New Roman" w:hAnsi="Times New Roman" w:cs="Times New Roman"/>
-          <w:sz w:val="24"/>
-          <w:szCs w:val="24"/>
-          <w:lang w:val="el-GR"/>
-        </w:rPr>
-        <w:t>direction</w:t>
-      </w:r>
-      <w:proofErr w:type="spellEnd"/>
-      <w:r>
-        <w:rPr>
-          <w:rFonts w:ascii="Times New Roman" w:hAnsi="Times New Roman" w:cs="Times New Roman"/>
-          <w:sz w:val="24"/>
-          <w:szCs w:val="24"/>
-          <w:lang w:val="el-GR"/>
-        </w:rPr>
-        <w:t xml:space="preserve"> </w:t>
-      </w:r>
-      <w:proofErr w:type="spellStart"/>
-      <w:r>
-        <w:rPr>
-          <w:rFonts w:ascii="Times New Roman" w:hAnsi="Times New Roman" w:cs="Times New Roman"/>
-          <w:sz w:val="24"/>
-          <w:szCs w:val="24"/>
-          <w:lang w:val="el-GR"/>
-        </w:rPr>
-        <w:t>mispredictions</w:t>
-      </w:r>
-      <w:proofErr w:type="spellEnd"/>
-      <w:r>
-        <w:rPr>
-          <w:rFonts w:ascii="Times New Roman" w:hAnsi="Times New Roman" w:cs="Times New Roman"/>
-          <w:sz w:val="24"/>
-          <w:szCs w:val="24"/>
-          <w:lang w:val="el-GR"/>
-        </w:rPr>
-        <w:t xml:space="preserve"> ανά 1000 εντολές. Παρότι δεν μεγιστοποιεί το πλήθος σωστών </w:t>
-      </w:r>
-      <w:proofErr w:type="spellStart"/>
-      <w:r>
-        <w:rPr>
-          <w:rFonts w:ascii="Times New Roman" w:hAnsi="Times New Roman" w:cs="Times New Roman"/>
-          <w:sz w:val="24"/>
-          <w:szCs w:val="24"/>
-          <w:lang w:val="el-GR"/>
-        </w:rPr>
-        <w:t>target</w:t>
-      </w:r>
-      <w:proofErr w:type="spellEnd"/>
-      <w:r>
-        <w:rPr>
-          <w:rFonts w:ascii="Times New Roman" w:hAnsi="Times New Roman" w:cs="Times New Roman"/>
-          <w:sz w:val="24"/>
-          <w:szCs w:val="24"/>
-          <w:lang w:val="el-GR"/>
-        </w:rPr>
-        <w:t xml:space="preserve"> </w:t>
-      </w:r>
-      <w:proofErr w:type="spellStart"/>
-      <w:r>
-        <w:rPr>
-          <w:rFonts w:ascii="Times New Roman" w:hAnsi="Times New Roman" w:cs="Times New Roman"/>
-          <w:sz w:val="24"/>
-          <w:szCs w:val="24"/>
-          <w:lang w:val="el-GR"/>
-        </w:rPr>
-        <w:t>predictions</w:t>
-      </w:r>
-      <w:proofErr w:type="spellEnd"/>
-      <w:r>
-        <w:rPr>
-          <w:rFonts w:ascii="Times New Roman" w:hAnsi="Times New Roman" w:cs="Times New Roman"/>
-          <w:sz w:val="24"/>
-          <w:szCs w:val="24"/>
-          <w:lang w:val="el-GR"/>
-        </w:rPr>
-        <w:t xml:space="preserve"> ανά 1000 εντολές, διατηρεί αρκετά καλή επίδοση και σε αυτή τη μετρική (45.284), προσφέροντας την καλύτερη συνολική ισορροπία μεταξύ </w:t>
-      </w:r>
-      <w:proofErr w:type="spellStart"/>
-      <w:r>
-        <w:rPr>
-          <w:rFonts w:ascii="Times New Roman" w:hAnsi="Times New Roman" w:cs="Times New Roman"/>
-          <w:sz w:val="24"/>
-          <w:szCs w:val="24"/>
-          <w:lang w:val="el-GR"/>
-        </w:rPr>
-        <w:t>direction</w:t>
-      </w:r>
-      <w:proofErr w:type="spellEnd"/>
-      <w:r>
-        <w:rPr>
-          <w:rFonts w:ascii="Times New Roman" w:hAnsi="Times New Roman" w:cs="Times New Roman"/>
-          <w:sz w:val="24"/>
-          <w:szCs w:val="24"/>
-          <w:lang w:val="el-GR"/>
-        </w:rPr>
-        <w:t xml:space="preserve"> </w:t>
-      </w:r>
-      <w:proofErr w:type="spellStart"/>
-      <w:r>
-        <w:rPr>
-          <w:rFonts w:ascii="Times New Roman" w:hAnsi="Times New Roman" w:cs="Times New Roman"/>
-          <w:sz w:val="24"/>
-          <w:szCs w:val="24"/>
-          <w:lang w:val="el-GR"/>
-        </w:rPr>
-        <w:t>accuracy</w:t>
-      </w:r>
-      <w:proofErr w:type="spellEnd"/>
-      <w:r>
-        <w:rPr>
-          <w:rFonts w:ascii="Times New Roman" w:hAnsi="Times New Roman" w:cs="Times New Roman"/>
-          <w:sz w:val="24"/>
-          <w:szCs w:val="24"/>
-          <w:lang w:val="el-GR"/>
-        </w:rPr>
-        <w:t xml:space="preserve"> και </w:t>
-      </w:r>
-      <w:proofErr w:type="spellStart"/>
-      <w:r>
-        <w:rPr>
-          <w:rFonts w:ascii="Times New Roman" w:hAnsi="Times New Roman" w:cs="Times New Roman"/>
-          <w:sz w:val="24"/>
-          <w:szCs w:val="24"/>
-          <w:lang w:val="el-GR"/>
-        </w:rPr>
-        <w:t>target</w:t>
-      </w:r>
-      <w:proofErr w:type="spellEnd"/>
-      <w:r>
-        <w:rPr>
-          <w:rFonts w:ascii="Times New Roman" w:hAnsi="Times New Roman" w:cs="Times New Roman"/>
-          <w:sz w:val="24"/>
-          <w:szCs w:val="24"/>
-          <w:lang w:val="el-GR"/>
-        </w:rPr>
-        <w:t xml:space="preserve"> </w:t>
-      </w:r>
-      <w:proofErr w:type="spellStart"/>
-      <w:r>
-        <w:rPr>
-          <w:rFonts w:ascii="Times New Roman" w:hAnsi="Times New Roman" w:cs="Times New Roman"/>
-          <w:sz w:val="24"/>
-          <w:szCs w:val="24"/>
-          <w:lang w:val="el-GR"/>
-        </w:rPr>
-        <w:t>prediction</w:t>
-      </w:r>
-      <w:proofErr w:type="spellEnd"/>
-      <w:r>
-        <w:rPr>
-          <w:rFonts w:ascii="Times New Roman" w:hAnsi="Times New Roman" w:cs="Times New Roman"/>
-          <w:sz w:val="24"/>
-          <w:szCs w:val="24"/>
-          <w:lang w:val="el-GR"/>
-        </w:rPr>
-        <w:t xml:space="preserve"> </w:t>
-      </w:r>
-      <w:proofErr w:type="spellStart"/>
-      <w:r>
-        <w:rPr>
-          <w:rFonts w:ascii="Times New Roman" w:hAnsi="Times New Roman" w:cs="Times New Roman"/>
-          <w:sz w:val="24"/>
-          <w:szCs w:val="24"/>
-          <w:lang w:val="el-GR"/>
-        </w:rPr>
-        <w:t>effectiveness</w:t>
-      </w:r>
-      <w:proofErr w:type="spellEnd"/>
-      <w:r>
-        <w:rPr>
-          <w:rFonts w:ascii="Times New Roman" w:hAnsi="Times New Roman" w:cs="Times New Roman"/>
-          <w:sz w:val="24"/>
-          <w:szCs w:val="24"/>
-          <w:lang w:val="el-GR"/>
-        </w:rPr>
-        <w:t xml:space="preserve">. Οι μεγαλύτερες οργανώσεις (512-*) πετυχαίνουν περισσότερα σωστά </w:t>
-      </w:r>
-      <w:proofErr w:type="spellStart"/>
-      <w:r>
-        <w:rPr>
-          <w:rFonts w:ascii="Times New Roman" w:hAnsi="Times New Roman" w:cs="Times New Roman"/>
-          <w:sz w:val="24"/>
-          <w:szCs w:val="24"/>
-          <w:lang w:val="el-GR"/>
-        </w:rPr>
-        <w:t>targets</w:t>
-      </w:r>
-      <w:proofErr w:type="spellEnd"/>
-      <w:r>
-        <w:rPr>
-          <w:rFonts w:ascii="Times New Roman" w:hAnsi="Times New Roman" w:cs="Times New Roman"/>
-          <w:sz w:val="24"/>
-          <w:szCs w:val="24"/>
-          <w:lang w:val="el-GR"/>
-        </w:rPr>
-        <w:t xml:space="preserve"> ανά 1000 εντολές, αλλά με σημαντικά χειρότερο MPKI, ενώ οι μικρότερες (64-*) έχουν ανταγωνιστικό MPKI αλλά σαφώς χειρότερη επίδοση στα σωστά </w:t>
-      </w:r>
-      <w:proofErr w:type="spellStart"/>
-      <w:r>
-        <w:rPr>
-          <w:rFonts w:ascii="Times New Roman" w:hAnsi="Times New Roman" w:cs="Times New Roman"/>
-          <w:sz w:val="24"/>
-          <w:szCs w:val="24"/>
-          <w:lang w:val="el-GR"/>
-        </w:rPr>
-        <w:t>targets</w:t>
-      </w:r>
-      <w:proofErr w:type="spellEnd"/>
-      <w:r>
-        <w:rPr>
-          <w:rFonts w:ascii="Times New Roman" w:hAnsi="Times New Roman" w:cs="Times New Roman"/>
-          <w:sz w:val="24"/>
-          <w:szCs w:val="24"/>
-          <w:lang w:val="el-GR"/>
-        </w:rPr>
-        <w:t xml:space="preserve">. Επομένως, το BTB-128-4 είναι η βέλτιστη </w:t>
-      </w:r>
-      <w:proofErr w:type="spellStart"/>
-      <w:r>
-        <w:rPr>
-          <w:rFonts w:ascii="Times New Roman" w:hAnsi="Times New Roman" w:cs="Times New Roman"/>
-          <w:sz w:val="24"/>
-          <w:szCs w:val="24"/>
-          <w:lang w:val="el-GR"/>
-        </w:rPr>
-        <w:t>trade-off</w:t>
-      </w:r>
-      <w:proofErr w:type="spellEnd"/>
-      <w:r>
-        <w:rPr>
-          <w:rFonts w:ascii="Times New Roman" w:hAnsi="Times New Roman" w:cs="Times New Roman"/>
-          <w:sz w:val="24"/>
-          <w:szCs w:val="24"/>
-          <w:lang w:val="el-GR"/>
-        </w:rPr>
-        <w:t xml:space="preserve"> επιλογή.</w:t>
+        <w:t>Με βάση τα αποτελέσματα, η οργάνωση BTB-128-4 αποτελεί την καλύτερη επιλογή. Παρουσιάζει το μικρότερο average direction MPKI (26.247), άρα τη χαμηλότερη συχνότητα direction mispredictions ανά 1000 εντολές. Παρότι δεν μεγιστοποιεί το πλήθος σωστών target predictions ανά 1000 εντολές, διατηρεί αρκετά καλή επίδοση και σε αυτή τη μετρική (45.284), προσφέροντας την καλύτερη συνολική ισορροπία μεταξύ direction accuracy και target prediction effectiveness. Οι μεγαλύτερες οργανώσεις (512-*) πετυχαίνουν περισσότερα σωστά targets ανά 1000 εντολές, αλλά με σημαντικά χειρότερο MPKI, ενώ οι μικρότερες (64-*) έχουν ανταγωνιστικό MPKI αλλά σαφώς χειρότερη επίδοση στα σωστά targets. Επομένως, το BTB-128-4 είναι η βέλτιστη trade-off επιλογή.</w:t>
       </w:r>
       <w:r>
         <w:rPr>
@@ -34611,36 +34187,2584 @@
           <w:szCs w:val="24"/>
           <w:lang w:val="el-GR"/>
         </w:rPr>
+        <w:t>: advcomparch-ex1-helpcode/csvs/btb_predicts.csv</w:t>
+      </w:r>
+    </w:p>
+    <w:p>
+      <w:pPr>
+        <w:rPr>
+          <w:rFonts w:ascii="Times New Roman" w:hAnsi="Times New Roman" w:cs="Times New Roman"/>
+          <w:sz w:val="24"/>
+          <w:szCs w:val="24"/>
+          <w:lang w:val="el-GR"/>
+        </w:rPr>
+      </w:pPr>
+    </w:p>
+    <w:p>
+      <w:pPr>
+        <w:rPr>
+          <w:rFonts w:ascii="Times New Roman" w:hAnsi="Times New Roman" w:cs="Times New Roman"/>
+          <w:sz w:val="24"/>
+          <w:szCs w:val="24"/>
+          <w:lang w:val="el-GR"/>
+        </w:rPr>
+      </w:pPr>
+    </w:p>
+    <w:p>
+      <w:pPr>
+        <w:rPr>
+          <w:rFonts w:ascii="Times New Roman" w:hAnsi="Times New Roman" w:cs="Times New Roman"/>
+          <w:sz w:val="24"/>
+          <w:szCs w:val="24"/>
+          <w:lang w:val="el-GR"/>
+        </w:rPr>
+      </w:pPr>
+      <w:r>
+        <w:rPr>
+          <w:rFonts w:ascii="Times New Roman" w:hAnsi="Times New Roman" w:cs="Times New Roman"/>
+          <w:sz w:val="24"/>
+          <w:szCs w:val="24"/>
+          <w:lang w:val="el-GR"/>
+        </w:rPr>
+        <w:t xml:space="preserve">5.5 Μελέτη του </w:t>
+      </w:r>
+      <w:r>
+        <w:rPr>
+          <w:rFonts w:ascii="Times New Roman" w:hAnsi="Times New Roman" w:cs="Times New Roman"/>
+          <w:sz w:val="24"/>
+          <w:szCs w:val="24"/>
+        </w:rPr>
+        <w:t>RAS</w:t>
+      </w:r>
+    </w:p>
+    <w:p>
+      <w:pPr>
+        <w:rPr>
+          <w:rFonts w:ascii="Times New Roman" w:hAnsi="Times New Roman" w:cs="Times New Roman"/>
+          <w:sz w:val="24"/>
+          <w:szCs w:val="24"/>
+          <w:lang w:val="el-GR"/>
+        </w:rPr>
+      </w:pPr>
+    </w:p>
+    <w:p>
+      <w:pPr>
+        <w:rPr>
+          <w:rFonts w:ascii="Times New Roman" w:hAnsi="Times New Roman" w:cs="Times New Roman"/>
+          <w:sz w:val="24"/>
+          <w:szCs w:val="24"/>
+          <w:lang w:val="el-GR"/>
+        </w:rPr>
+      </w:pPr>
+      <w:r>
+        <w:rPr>
+          <w:rFonts w:ascii="Times New Roman" w:hAnsi="Times New Roman" w:cs="Times New Roman"/>
+          <w:sz w:val="24"/>
+          <w:szCs w:val="24"/>
+          <w:lang w:val="el-GR"/>
+        </w:rPr>
+        <w:t xml:space="preserve">Για την μελέτη του </w:t>
+      </w:r>
+      <w:r>
+        <w:rPr>
+          <w:rFonts w:ascii="Times New Roman" w:hAnsi="Times New Roman" w:cs="Times New Roman"/>
+          <w:sz w:val="24"/>
+          <w:szCs w:val="24"/>
+        </w:rPr>
+        <w:t>RAS</w:t>
+      </w:r>
+      <w:r>
+        <w:rPr>
+          <w:rFonts w:ascii="Times New Roman" w:hAnsi="Times New Roman" w:cs="Times New Roman"/>
+          <w:sz w:val="24"/>
+          <w:szCs w:val="24"/>
+          <w:lang w:val="el-GR"/>
+        </w:rPr>
+        <w:t xml:space="preserve"> υπολογίζουμε το ποσοστό αστοχίας, δηλαδη </w:t>
+      </w:r>
+      <w:r>
+        <w:rPr>
+          <w:rFonts w:ascii="Times New Roman" w:hAnsi="Times New Roman" w:cs="Times New Roman"/>
+          <w:sz w:val="24"/>
+          <w:szCs w:val="24"/>
+        </w:rPr>
+        <w:t>incorrect</w:t>
+      </w:r>
+      <w:r>
+        <w:rPr>
+          <w:rFonts w:ascii="Times New Roman" w:hAnsi="Times New Roman" w:cs="Times New Roman"/>
+          <w:sz w:val="24"/>
+          <w:szCs w:val="24"/>
+          <w:lang w:val="el-GR"/>
+        </w:rPr>
+        <w:t>*100/(</w:t>
+      </w:r>
+      <w:r>
+        <w:rPr>
+          <w:rFonts w:ascii="Times New Roman" w:hAnsi="Times New Roman" w:cs="Times New Roman"/>
+          <w:sz w:val="24"/>
+          <w:szCs w:val="24"/>
+        </w:rPr>
+        <w:t>correct</w:t>
+      </w:r>
+      <w:r>
+        <w:rPr>
+          <w:rFonts w:ascii="Times New Roman" w:hAnsi="Times New Roman" w:cs="Times New Roman"/>
+          <w:sz w:val="24"/>
+          <w:szCs w:val="24"/>
+          <w:lang w:val="el-GR"/>
+        </w:rPr>
+        <w:t>+</w:t>
+      </w:r>
+      <w:r>
+        <w:rPr>
+          <w:rFonts w:ascii="Times New Roman" w:hAnsi="Times New Roman" w:cs="Times New Roman"/>
+          <w:sz w:val="24"/>
+          <w:szCs w:val="24"/>
+        </w:rPr>
+        <w:t>incorrect</w:t>
+      </w:r>
+      <w:r>
+        <w:rPr>
+          <w:rFonts w:ascii="Times New Roman" w:hAnsi="Times New Roman" w:cs="Times New Roman"/>
+          <w:sz w:val="24"/>
+          <w:szCs w:val="24"/>
+          <w:lang w:val="el-GR"/>
+        </w:rPr>
+        <w:t xml:space="preserve">) για να αποφανθούμε ποιό είναι το κατάλληλο μέγεθος για την </w:t>
+      </w:r>
+      <w:r>
+        <w:rPr>
+          <w:rFonts w:ascii="Times New Roman" w:hAnsi="Times New Roman" w:cs="Times New Roman"/>
+          <w:sz w:val="24"/>
+          <w:szCs w:val="24"/>
+        </w:rPr>
+        <w:t>RAS</w:t>
+      </w:r>
+      <w:r>
+        <w:rPr>
+          <w:rFonts w:ascii="Times New Roman" w:hAnsi="Times New Roman" w:cs="Times New Roman"/>
+          <w:sz w:val="24"/>
+          <w:szCs w:val="24"/>
+          <w:lang w:val="el-GR"/>
+        </w:rPr>
+        <w:t>.</w:t>
+      </w:r>
+    </w:p>
+    <w:p>
+      <w:pPr>
+        <w:rPr>
+          <w:rFonts w:ascii="Times New Roman" w:hAnsi="Times New Roman" w:cs="Times New Roman"/>
+          <w:sz w:val="24"/>
+          <w:szCs w:val="24"/>
+          <w:lang w:val="el-GR"/>
+        </w:rPr>
+      </w:pPr>
+    </w:p>
+    <w:p>
+      <w:pPr>
+        <w:rPr>
+          <w:rFonts w:ascii="Times New Roman" w:hAnsi="Times New Roman" w:cs="Times New Roman"/>
+          <w:sz w:val="24"/>
+          <w:szCs w:val="24"/>
+          <w:lang w:val="el-GR"/>
+        </w:rPr>
+      </w:pPr>
+    </w:p>
+    <w:tbl>
+      <w:tblPr>
+        <w:tblStyle w:val="TableGrid"/>
+        <w:tblW w:w="0" w:type="auto"/>
+        <w:tblLook w:val="04A0" w:firstRow="1" w:lastRow="0" w:firstColumn="1" w:lastColumn="0" w:noHBand="0" w:noVBand="1"/>
+      </w:tblPr>
+      <w:tblGrid>
+        <w:gridCol w:w="1608"/>
+        <w:gridCol w:w="1297"/>
+        <w:gridCol w:w="1289"/>
+        <w:gridCol w:w="1289"/>
+        <w:gridCol w:w="1289"/>
+        <w:gridCol w:w="1289"/>
+        <w:gridCol w:w="1289"/>
+      </w:tblGrid>
+      <w:tr>
+        <w:tc>
+          <w:tcPr>
+            <w:tcW w:w="1335" w:type="dxa"/>
+            <w:shd w:val="clear" w:color="auto" w:fill="83CAEB" w:themeFill="accent1" w:themeFillTint="66"/>
+            <w:vAlign w:val="bottom"/>
+          </w:tcPr>
+          <w:p>
+            <w:pPr>
+              <w:rPr>
+                <w:rFonts w:ascii="Times New Roman" w:hAnsi="Times New Roman" w:cs="Times New Roman"/>
+                <w:sz w:val="24"/>
+                <w:szCs w:val="24"/>
+                <w:lang w:val="en-US"/>
+              </w:rPr>
+            </w:pPr>
+            <w:r>
+              <w:rPr>
+                <w:rFonts w:ascii="Aptos Narrow" w:hAnsi="Aptos Narrow"/>
+                <w:color w:val="000000"/>
+              </w:rPr>
+              <w:lastRenderedPageBreak/>
+              <w:t>benchmark</w:t>
+            </w:r>
+          </w:p>
+        </w:tc>
+        <w:tc>
+          <w:tcPr>
+            <w:tcW w:w="1335" w:type="dxa"/>
+            <w:vAlign w:val="bottom"/>
+          </w:tcPr>
+          <w:p>
+            <w:pPr>
+              <w:rPr>
+                <w:rFonts w:ascii="Times New Roman" w:hAnsi="Times New Roman" w:cs="Times New Roman"/>
+                <w:sz w:val="24"/>
+                <w:szCs w:val="24"/>
+                <w:lang w:val="en-US"/>
+              </w:rPr>
+            </w:pPr>
+            <w:r>
+              <w:rPr>
+                <w:rFonts w:ascii="Aptos Narrow" w:hAnsi="Aptos Narrow"/>
+                <w:color w:val="000000"/>
+              </w:rPr>
+              <w:t>RAS-4</w:t>
+            </w:r>
+          </w:p>
+        </w:tc>
+        <w:tc>
+          <w:tcPr>
+            <w:tcW w:w="1336" w:type="dxa"/>
+            <w:vAlign w:val="bottom"/>
+          </w:tcPr>
+          <w:p>
+            <w:pPr>
+              <w:rPr>
+                <w:rFonts w:ascii="Times New Roman" w:hAnsi="Times New Roman" w:cs="Times New Roman"/>
+                <w:sz w:val="24"/>
+                <w:szCs w:val="24"/>
+                <w:lang w:val="en-US"/>
+              </w:rPr>
+            </w:pPr>
+            <w:r>
+              <w:rPr>
+                <w:rFonts w:ascii="Aptos Narrow" w:hAnsi="Aptos Narrow"/>
+                <w:color w:val="000000"/>
+              </w:rPr>
+              <w:t>RAS-8</w:t>
+            </w:r>
+          </w:p>
+        </w:tc>
+        <w:tc>
+          <w:tcPr>
+            <w:tcW w:w="1336" w:type="dxa"/>
+            <w:vAlign w:val="bottom"/>
+          </w:tcPr>
+          <w:p>
+            <w:pPr>
+              <w:rPr>
+                <w:rFonts w:ascii="Times New Roman" w:hAnsi="Times New Roman" w:cs="Times New Roman"/>
+                <w:sz w:val="24"/>
+                <w:szCs w:val="24"/>
+                <w:lang w:val="en-US"/>
+              </w:rPr>
+            </w:pPr>
+            <w:r>
+              <w:rPr>
+                <w:rFonts w:ascii="Aptos Narrow" w:hAnsi="Aptos Narrow"/>
+                <w:color w:val="000000"/>
+              </w:rPr>
+              <w:t>RAS-16</w:t>
+            </w:r>
+          </w:p>
+        </w:tc>
+        <w:tc>
+          <w:tcPr>
+            <w:tcW w:w="1336" w:type="dxa"/>
+            <w:vAlign w:val="bottom"/>
+          </w:tcPr>
+          <w:p>
+            <w:pPr>
+              <w:rPr>
+                <w:rFonts w:ascii="Times New Roman" w:hAnsi="Times New Roman" w:cs="Times New Roman"/>
+                <w:sz w:val="24"/>
+                <w:szCs w:val="24"/>
+                <w:lang w:val="en-US"/>
+              </w:rPr>
+            </w:pPr>
+            <w:r>
+              <w:rPr>
+                <w:rFonts w:ascii="Aptos Narrow" w:hAnsi="Aptos Narrow"/>
+                <w:color w:val="000000"/>
+              </w:rPr>
+              <w:t>RAS-32</w:t>
+            </w:r>
+          </w:p>
+        </w:tc>
+        <w:tc>
+          <w:tcPr>
+            <w:tcW w:w="1336" w:type="dxa"/>
+            <w:vAlign w:val="bottom"/>
+          </w:tcPr>
+          <w:p>
+            <w:pPr>
+              <w:rPr>
+                <w:rFonts w:ascii="Times New Roman" w:hAnsi="Times New Roman" w:cs="Times New Roman"/>
+                <w:sz w:val="24"/>
+                <w:szCs w:val="24"/>
+                <w:lang w:val="en-US"/>
+              </w:rPr>
+            </w:pPr>
+            <w:r>
+              <w:rPr>
+                <w:rFonts w:ascii="Aptos Narrow" w:hAnsi="Aptos Narrow"/>
+                <w:color w:val="000000"/>
+              </w:rPr>
+              <w:t>RAS-48</w:t>
+            </w:r>
+          </w:p>
+        </w:tc>
+        <w:tc>
+          <w:tcPr>
+            <w:tcW w:w="1336" w:type="dxa"/>
+            <w:vAlign w:val="bottom"/>
+          </w:tcPr>
+          <w:p>
+            <w:pPr>
+              <w:rPr>
+                <w:rFonts w:ascii="Times New Roman" w:hAnsi="Times New Roman" w:cs="Times New Roman"/>
+                <w:sz w:val="24"/>
+                <w:szCs w:val="24"/>
+                <w:lang w:val="en-US"/>
+              </w:rPr>
+            </w:pPr>
+            <w:r>
+              <w:rPr>
+                <w:rFonts w:ascii="Aptos Narrow" w:hAnsi="Aptos Narrow"/>
+                <w:color w:val="000000"/>
+              </w:rPr>
+              <w:t>RAS-64</w:t>
+            </w:r>
+          </w:p>
+        </w:tc>
+      </w:tr>
+      <w:tr>
+        <w:tc>
+          <w:tcPr>
+            <w:tcW w:w="1335" w:type="dxa"/>
+            <w:shd w:val="clear" w:color="auto" w:fill="83CAEB" w:themeFill="accent1" w:themeFillTint="66"/>
+            <w:vAlign w:val="bottom"/>
+          </w:tcPr>
+          <w:p>
+            <w:pPr>
+              <w:rPr>
+                <w:rFonts w:ascii="Times New Roman" w:hAnsi="Times New Roman" w:cs="Times New Roman"/>
+                <w:sz w:val="24"/>
+                <w:szCs w:val="24"/>
+                <w:lang w:val="en-US"/>
+              </w:rPr>
+            </w:pPr>
+            <w:r>
+              <w:rPr>
+                <w:rFonts w:ascii="Aptos Narrow" w:hAnsi="Aptos Narrow"/>
+                <w:color w:val="000000"/>
+              </w:rPr>
+              <w:t>403.gcc</w:t>
+            </w:r>
+          </w:p>
+        </w:tc>
+        <w:tc>
+          <w:tcPr>
+            <w:tcW w:w="1335" w:type="dxa"/>
+            <w:vAlign w:val="bottom"/>
+          </w:tcPr>
+          <w:p>
+            <w:pPr>
+              <w:rPr>
+                <w:rFonts w:ascii="Times New Roman" w:hAnsi="Times New Roman" w:cs="Times New Roman"/>
+                <w:sz w:val="24"/>
+                <w:szCs w:val="24"/>
+                <w:lang w:val="en-US"/>
+              </w:rPr>
+            </w:pPr>
+            <w:r>
+              <w:rPr>
+                <w:rFonts w:ascii="Aptos Narrow" w:hAnsi="Aptos Narrow"/>
+                <w:color w:val="000000"/>
+              </w:rPr>
+              <w:t>4.13%</w:t>
+            </w:r>
+          </w:p>
+        </w:tc>
+        <w:tc>
+          <w:tcPr>
+            <w:tcW w:w="1336" w:type="dxa"/>
+            <w:vAlign w:val="bottom"/>
+          </w:tcPr>
+          <w:p>
+            <w:pPr>
+              <w:rPr>
+                <w:rFonts w:ascii="Times New Roman" w:hAnsi="Times New Roman" w:cs="Times New Roman"/>
+                <w:sz w:val="24"/>
+                <w:szCs w:val="24"/>
+                <w:lang w:val="en-US"/>
+              </w:rPr>
+            </w:pPr>
+            <w:r>
+              <w:rPr>
+                <w:rFonts w:ascii="Aptos Narrow" w:hAnsi="Aptos Narrow"/>
+                <w:color w:val="000000"/>
+              </w:rPr>
+              <w:t>0.30%</w:t>
+            </w:r>
+          </w:p>
+        </w:tc>
+        <w:tc>
+          <w:tcPr>
+            <w:tcW w:w="1336" w:type="dxa"/>
+            <w:vAlign w:val="bottom"/>
+          </w:tcPr>
+          <w:p>
+            <w:pPr>
+              <w:rPr>
+                <w:rFonts w:ascii="Times New Roman" w:hAnsi="Times New Roman" w:cs="Times New Roman"/>
+                <w:sz w:val="24"/>
+                <w:szCs w:val="24"/>
+                <w:lang w:val="en-US"/>
+              </w:rPr>
+            </w:pPr>
+            <w:r>
+              <w:rPr>
+                <w:rFonts w:ascii="Aptos Narrow" w:hAnsi="Aptos Narrow"/>
+                <w:color w:val="000000"/>
+              </w:rPr>
+              <w:t>0.02%</w:t>
+            </w:r>
+          </w:p>
+        </w:tc>
+        <w:tc>
+          <w:tcPr>
+            <w:tcW w:w="1336" w:type="dxa"/>
+            <w:vAlign w:val="bottom"/>
+          </w:tcPr>
+          <w:p>
+            <w:pPr>
+              <w:rPr>
+                <w:rFonts w:ascii="Times New Roman" w:hAnsi="Times New Roman" w:cs="Times New Roman"/>
+                <w:sz w:val="24"/>
+                <w:szCs w:val="24"/>
+                <w:lang w:val="en-US"/>
+              </w:rPr>
+            </w:pPr>
+            <w:r>
+              <w:rPr>
+                <w:rFonts w:ascii="Aptos Narrow" w:hAnsi="Aptos Narrow"/>
+                <w:color w:val="000000"/>
+              </w:rPr>
+              <w:t>0.00%</w:t>
+            </w:r>
+          </w:p>
+        </w:tc>
+        <w:tc>
+          <w:tcPr>
+            <w:tcW w:w="1336" w:type="dxa"/>
+            <w:vAlign w:val="bottom"/>
+          </w:tcPr>
+          <w:p>
+            <w:pPr>
+              <w:rPr>
+                <w:rFonts w:ascii="Times New Roman" w:hAnsi="Times New Roman" w:cs="Times New Roman"/>
+                <w:sz w:val="24"/>
+                <w:szCs w:val="24"/>
+                <w:lang w:val="en-US"/>
+              </w:rPr>
+            </w:pPr>
+            <w:r>
+              <w:rPr>
+                <w:rFonts w:ascii="Aptos Narrow" w:hAnsi="Aptos Narrow"/>
+                <w:color w:val="000000"/>
+              </w:rPr>
+              <w:t>0.00%</w:t>
+            </w:r>
+          </w:p>
+        </w:tc>
+        <w:tc>
+          <w:tcPr>
+            <w:tcW w:w="1336" w:type="dxa"/>
+            <w:vAlign w:val="bottom"/>
+          </w:tcPr>
+          <w:p>
+            <w:pPr>
+              <w:rPr>
+                <w:rFonts w:ascii="Times New Roman" w:hAnsi="Times New Roman" w:cs="Times New Roman"/>
+                <w:sz w:val="24"/>
+                <w:szCs w:val="24"/>
+                <w:lang w:val="en-US"/>
+              </w:rPr>
+            </w:pPr>
+            <w:r>
+              <w:rPr>
+                <w:rFonts w:ascii="Aptos Narrow" w:hAnsi="Aptos Narrow"/>
+                <w:color w:val="000000"/>
+              </w:rPr>
+              <w:t>0.00%</w:t>
+            </w:r>
+          </w:p>
+        </w:tc>
+      </w:tr>
+      <w:tr>
+        <w:tc>
+          <w:tcPr>
+            <w:tcW w:w="1335" w:type="dxa"/>
+            <w:shd w:val="clear" w:color="auto" w:fill="83CAEB" w:themeFill="accent1" w:themeFillTint="66"/>
+            <w:vAlign w:val="bottom"/>
+          </w:tcPr>
+          <w:p>
+            <w:pPr>
+              <w:rPr>
+                <w:rFonts w:ascii="Times New Roman" w:hAnsi="Times New Roman" w:cs="Times New Roman"/>
+                <w:sz w:val="24"/>
+                <w:szCs w:val="24"/>
+                <w:lang w:val="en-US"/>
+              </w:rPr>
+            </w:pPr>
+            <w:r>
+              <w:rPr>
+                <w:rFonts w:ascii="Aptos Narrow" w:hAnsi="Aptos Narrow"/>
+                <w:color w:val="000000"/>
+              </w:rPr>
+              <w:t>410.bwaves</w:t>
+            </w:r>
+          </w:p>
+        </w:tc>
+        <w:tc>
+          <w:tcPr>
+            <w:tcW w:w="1335" w:type="dxa"/>
+            <w:vAlign w:val="bottom"/>
+          </w:tcPr>
+          <w:p>
+            <w:pPr>
+              <w:rPr>
+                <w:rFonts w:ascii="Times New Roman" w:hAnsi="Times New Roman" w:cs="Times New Roman"/>
+                <w:sz w:val="24"/>
+                <w:szCs w:val="24"/>
+                <w:lang w:val="en-US"/>
+              </w:rPr>
+            </w:pPr>
+            <w:r>
+              <w:rPr>
+                <w:rFonts w:ascii="Aptos Narrow" w:hAnsi="Aptos Narrow"/>
+                <w:color w:val="000000"/>
+              </w:rPr>
+              <w:t>0.96%</w:t>
+            </w:r>
+          </w:p>
+        </w:tc>
+        <w:tc>
+          <w:tcPr>
+            <w:tcW w:w="1336" w:type="dxa"/>
+            <w:vAlign w:val="bottom"/>
+          </w:tcPr>
+          <w:p>
+            <w:pPr>
+              <w:rPr>
+                <w:rFonts w:ascii="Times New Roman" w:hAnsi="Times New Roman" w:cs="Times New Roman"/>
+                <w:sz w:val="24"/>
+                <w:szCs w:val="24"/>
+                <w:lang w:val="en-US"/>
+              </w:rPr>
+            </w:pPr>
+            <w:r>
+              <w:rPr>
+                <w:rFonts w:ascii="Aptos Narrow" w:hAnsi="Aptos Narrow"/>
+                <w:color w:val="000000"/>
+              </w:rPr>
+              <w:t>0.00%</w:t>
+            </w:r>
+          </w:p>
+        </w:tc>
+        <w:tc>
+          <w:tcPr>
+            <w:tcW w:w="1336" w:type="dxa"/>
+            <w:vAlign w:val="bottom"/>
+          </w:tcPr>
+          <w:p>
+            <w:pPr>
+              <w:rPr>
+                <w:rFonts w:ascii="Times New Roman" w:hAnsi="Times New Roman" w:cs="Times New Roman"/>
+                <w:sz w:val="24"/>
+                <w:szCs w:val="24"/>
+                <w:lang w:val="en-US"/>
+              </w:rPr>
+            </w:pPr>
+            <w:r>
+              <w:rPr>
+                <w:rFonts w:ascii="Aptos Narrow" w:hAnsi="Aptos Narrow"/>
+                <w:color w:val="000000"/>
+              </w:rPr>
+              <w:t>0.00%</w:t>
+            </w:r>
+          </w:p>
+        </w:tc>
+        <w:tc>
+          <w:tcPr>
+            <w:tcW w:w="1336" w:type="dxa"/>
+            <w:vAlign w:val="bottom"/>
+          </w:tcPr>
+          <w:p>
+            <w:pPr>
+              <w:rPr>
+                <w:rFonts w:ascii="Times New Roman" w:hAnsi="Times New Roman" w:cs="Times New Roman"/>
+                <w:sz w:val="24"/>
+                <w:szCs w:val="24"/>
+                <w:lang w:val="en-US"/>
+              </w:rPr>
+            </w:pPr>
+            <w:r>
+              <w:rPr>
+                <w:rFonts w:ascii="Aptos Narrow" w:hAnsi="Aptos Narrow"/>
+                <w:color w:val="000000"/>
+              </w:rPr>
+              <w:t>0.00%</w:t>
+            </w:r>
+          </w:p>
+        </w:tc>
+        <w:tc>
+          <w:tcPr>
+            <w:tcW w:w="1336" w:type="dxa"/>
+            <w:vAlign w:val="bottom"/>
+          </w:tcPr>
+          <w:p>
+            <w:pPr>
+              <w:rPr>
+                <w:rFonts w:ascii="Times New Roman" w:hAnsi="Times New Roman" w:cs="Times New Roman"/>
+                <w:sz w:val="24"/>
+                <w:szCs w:val="24"/>
+                <w:lang w:val="en-US"/>
+              </w:rPr>
+            </w:pPr>
+            <w:r>
+              <w:rPr>
+                <w:rFonts w:ascii="Aptos Narrow" w:hAnsi="Aptos Narrow"/>
+                <w:color w:val="000000"/>
+              </w:rPr>
+              <w:t>0.00%</w:t>
+            </w:r>
+          </w:p>
+        </w:tc>
+        <w:tc>
+          <w:tcPr>
+            <w:tcW w:w="1336" w:type="dxa"/>
+            <w:vAlign w:val="bottom"/>
+          </w:tcPr>
+          <w:p>
+            <w:pPr>
+              <w:rPr>
+                <w:rFonts w:ascii="Times New Roman" w:hAnsi="Times New Roman" w:cs="Times New Roman"/>
+                <w:sz w:val="24"/>
+                <w:szCs w:val="24"/>
+                <w:lang w:val="en-US"/>
+              </w:rPr>
+            </w:pPr>
+            <w:r>
+              <w:rPr>
+                <w:rFonts w:ascii="Aptos Narrow" w:hAnsi="Aptos Narrow"/>
+                <w:color w:val="000000"/>
+              </w:rPr>
+              <w:t>0.00%</w:t>
+            </w:r>
+          </w:p>
+        </w:tc>
+      </w:tr>
+      <w:tr>
+        <w:tc>
+          <w:tcPr>
+            <w:tcW w:w="1335" w:type="dxa"/>
+            <w:shd w:val="clear" w:color="auto" w:fill="83CAEB" w:themeFill="accent1" w:themeFillTint="66"/>
+            <w:vAlign w:val="bottom"/>
+          </w:tcPr>
+          <w:p>
+            <w:pPr>
+              <w:rPr>
+                <w:rFonts w:ascii="Times New Roman" w:hAnsi="Times New Roman" w:cs="Times New Roman"/>
+                <w:sz w:val="24"/>
+                <w:szCs w:val="24"/>
+                <w:lang w:val="en-US"/>
+              </w:rPr>
+            </w:pPr>
+            <w:r>
+              <w:rPr>
+                <w:rFonts w:ascii="Aptos Narrow" w:hAnsi="Aptos Narrow"/>
+                <w:color w:val="000000"/>
+              </w:rPr>
+              <w:t>416.gamess</w:t>
+            </w:r>
+          </w:p>
+        </w:tc>
+        <w:tc>
+          <w:tcPr>
+            <w:tcW w:w="1335" w:type="dxa"/>
+            <w:vAlign w:val="bottom"/>
+          </w:tcPr>
+          <w:p>
+            <w:pPr>
+              <w:rPr>
+                <w:rFonts w:ascii="Times New Roman" w:hAnsi="Times New Roman" w:cs="Times New Roman"/>
+                <w:sz w:val="24"/>
+                <w:szCs w:val="24"/>
+                <w:lang w:val="en-US"/>
+              </w:rPr>
+            </w:pPr>
+            <w:r>
+              <w:rPr>
+                <w:rFonts w:ascii="Aptos Narrow" w:hAnsi="Aptos Narrow"/>
+                <w:color w:val="000000"/>
+              </w:rPr>
+              <w:t>0.72%</w:t>
+            </w:r>
+          </w:p>
+        </w:tc>
+        <w:tc>
+          <w:tcPr>
+            <w:tcW w:w="1336" w:type="dxa"/>
+            <w:vAlign w:val="bottom"/>
+          </w:tcPr>
+          <w:p>
+            <w:pPr>
+              <w:rPr>
+                <w:rFonts w:ascii="Times New Roman" w:hAnsi="Times New Roman" w:cs="Times New Roman"/>
+                <w:sz w:val="24"/>
+                <w:szCs w:val="24"/>
+                <w:lang w:val="en-US"/>
+              </w:rPr>
+            </w:pPr>
+            <w:r>
+              <w:rPr>
+                <w:rFonts w:ascii="Aptos Narrow" w:hAnsi="Aptos Narrow"/>
+                <w:color w:val="000000"/>
+              </w:rPr>
+              <w:t>0.00%</w:t>
+            </w:r>
+          </w:p>
+        </w:tc>
+        <w:tc>
+          <w:tcPr>
+            <w:tcW w:w="1336" w:type="dxa"/>
+            <w:vAlign w:val="bottom"/>
+          </w:tcPr>
+          <w:p>
+            <w:pPr>
+              <w:rPr>
+                <w:rFonts w:ascii="Times New Roman" w:hAnsi="Times New Roman" w:cs="Times New Roman"/>
+                <w:sz w:val="24"/>
+                <w:szCs w:val="24"/>
+                <w:lang w:val="en-US"/>
+              </w:rPr>
+            </w:pPr>
+            <w:r>
+              <w:rPr>
+                <w:rFonts w:ascii="Aptos Narrow" w:hAnsi="Aptos Narrow"/>
+                <w:color w:val="000000"/>
+              </w:rPr>
+              <w:t>0.00%</w:t>
+            </w:r>
+          </w:p>
+        </w:tc>
+        <w:tc>
+          <w:tcPr>
+            <w:tcW w:w="1336" w:type="dxa"/>
+            <w:vAlign w:val="bottom"/>
+          </w:tcPr>
+          <w:p>
+            <w:pPr>
+              <w:rPr>
+                <w:rFonts w:ascii="Times New Roman" w:hAnsi="Times New Roman" w:cs="Times New Roman"/>
+                <w:sz w:val="24"/>
+                <w:szCs w:val="24"/>
+                <w:lang w:val="en-US"/>
+              </w:rPr>
+            </w:pPr>
+            <w:r>
+              <w:rPr>
+                <w:rFonts w:ascii="Aptos Narrow" w:hAnsi="Aptos Narrow"/>
+                <w:color w:val="000000"/>
+              </w:rPr>
+              <w:t>0.00%</w:t>
+            </w:r>
+          </w:p>
+        </w:tc>
+        <w:tc>
+          <w:tcPr>
+            <w:tcW w:w="1336" w:type="dxa"/>
+            <w:vAlign w:val="bottom"/>
+          </w:tcPr>
+          <w:p>
+            <w:pPr>
+              <w:rPr>
+                <w:rFonts w:ascii="Times New Roman" w:hAnsi="Times New Roman" w:cs="Times New Roman"/>
+                <w:sz w:val="24"/>
+                <w:szCs w:val="24"/>
+                <w:lang w:val="en-US"/>
+              </w:rPr>
+            </w:pPr>
+            <w:r>
+              <w:rPr>
+                <w:rFonts w:ascii="Aptos Narrow" w:hAnsi="Aptos Narrow"/>
+                <w:color w:val="000000"/>
+              </w:rPr>
+              <w:t>0.00%</w:t>
+            </w:r>
+          </w:p>
+        </w:tc>
+        <w:tc>
+          <w:tcPr>
+            <w:tcW w:w="1336" w:type="dxa"/>
+            <w:vAlign w:val="bottom"/>
+          </w:tcPr>
+          <w:p>
+            <w:pPr>
+              <w:rPr>
+                <w:rFonts w:ascii="Times New Roman" w:hAnsi="Times New Roman" w:cs="Times New Roman"/>
+                <w:sz w:val="24"/>
+                <w:szCs w:val="24"/>
+                <w:lang w:val="en-US"/>
+              </w:rPr>
+            </w:pPr>
+            <w:r>
+              <w:rPr>
+                <w:rFonts w:ascii="Aptos Narrow" w:hAnsi="Aptos Narrow"/>
+                <w:color w:val="000000"/>
+              </w:rPr>
+              <w:t>0.00%</w:t>
+            </w:r>
+          </w:p>
+        </w:tc>
+      </w:tr>
+      <w:tr>
+        <w:tc>
+          <w:tcPr>
+            <w:tcW w:w="1335" w:type="dxa"/>
+            <w:shd w:val="clear" w:color="auto" w:fill="83CAEB" w:themeFill="accent1" w:themeFillTint="66"/>
+            <w:vAlign w:val="bottom"/>
+          </w:tcPr>
+          <w:p>
+            <w:pPr>
+              <w:rPr>
+                <w:rFonts w:ascii="Times New Roman" w:hAnsi="Times New Roman" w:cs="Times New Roman"/>
+                <w:sz w:val="24"/>
+                <w:szCs w:val="24"/>
+                <w:lang w:val="en-US"/>
+              </w:rPr>
+            </w:pPr>
+            <w:r>
+              <w:rPr>
+                <w:rFonts w:ascii="Aptos Narrow" w:hAnsi="Aptos Narrow"/>
+                <w:color w:val="000000"/>
+              </w:rPr>
+              <w:t>429.mcf</w:t>
+            </w:r>
+          </w:p>
+        </w:tc>
+        <w:tc>
+          <w:tcPr>
+            <w:tcW w:w="1335" w:type="dxa"/>
+            <w:vAlign w:val="bottom"/>
+          </w:tcPr>
+          <w:p>
+            <w:pPr>
+              <w:rPr>
+                <w:rFonts w:ascii="Times New Roman" w:hAnsi="Times New Roman" w:cs="Times New Roman"/>
+                <w:sz w:val="24"/>
+                <w:szCs w:val="24"/>
+                <w:lang w:val="en-US"/>
+              </w:rPr>
+            </w:pPr>
+            <w:r>
+              <w:rPr>
+                <w:rFonts w:ascii="Aptos Narrow" w:hAnsi="Aptos Narrow"/>
+                <w:color w:val="000000"/>
+              </w:rPr>
+              <w:t>4.75%</w:t>
+            </w:r>
+          </w:p>
+        </w:tc>
+        <w:tc>
+          <w:tcPr>
+            <w:tcW w:w="1336" w:type="dxa"/>
+            <w:vAlign w:val="bottom"/>
+          </w:tcPr>
+          <w:p>
+            <w:pPr>
+              <w:rPr>
+                <w:rFonts w:ascii="Times New Roman" w:hAnsi="Times New Roman" w:cs="Times New Roman"/>
+                <w:sz w:val="24"/>
+                <w:szCs w:val="24"/>
+                <w:lang w:val="en-US"/>
+              </w:rPr>
+            </w:pPr>
+            <w:r>
+              <w:rPr>
+                <w:rFonts w:ascii="Aptos Narrow" w:hAnsi="Aptos Narrow"/>
+                <w:color w:val="000000"/>
+              </w:rPr>
+              <w:t>0.53%</w:t>
+            </w:r>
+          </w:p>
+        </w:tc>
+        <w:tc>
+          <w:tcPr>
+            <w:tcW w:w="1336" w:type="dxa"/>
+            <w:vAlign w:val="bottom"/>
+          </w:tcPr>
+          <w:p>
+            <w:pPr>
+              <w:rPr>
+                <w:rFonts w:ascii="Times New Roman" w:hAnsi="Times New Roman" w:cs="Times New Roman"/>
+                <w:sz w:val="24"/>
+                <w:szCs w:val="24"/>
+                <w:lang w:val="en-US"/>
+              </w:rPr>
+            </w:pPr>
+            <w:r>
+              <w:rPr>
+                <w:rFonts w:ascii="Aptos Narrow" w:hAnsi="Aptos Narrow"/>
+                <w:color w:val="000000"/>
+              </w:rPr>
+              <w:t>0.00%</w:t>
+            </w:r>
+          </w:p>
+        </w:tc>
+        <w:tc>
+          <w:tcPr>
+            <w:tcW w:w="1336" w:type="dxa"/>
+            <w:vAlign w:val="bottom"/>
+          </w:tcPr>
+          <w:p>
+            <w:pPr>
+              <w:rPr>
+                <w:rFonts w:ascii="Times New Roman" w:hAnsi="Times New Roman" w:cs="Times New Roman"/>
+                <w:sz w:val="24"/>
+                <w:szCs w:val="24"/>
+                <w:lang w:val="en-US"/>
+              </w:rPr>
+            </w:pPr>
+            <w:r>
+              <w:rPr>
+                <w:rFonts w:ascii="Aptos Narrow" w:hAnsi="Aptos Narrow"/>
+                <w:color w:val="000000"/>
+              </w:rPr>
+              <w:t>0.00%</w:t>
+            </w:r>
+          </w:p>
+        </w:tc>
+        <w:tc>
+          <w:tcPr>
+            <w:tcW w:w="1336" w:type="dxa"/>
+            <w:vAlign w:val="bottom"/>
+          </w:tcPr>
+          <w:p>
+            <w:pPr>
+              <w:rPr>
+                <w:rFonts w:ascii="Times New Roman" w:hAnsi="Times New Roman" w:cs="Times New Roman"/>
+                <w:sz w:val="24"/>
+                <w:szCs w:val="24"/>
+                <w:lang w:val="en-US"/>
+              </w:rPr>
+            </w:pPr>
+            <w:r>
+              <w:rPr>
+                <w:rFonts w:ascii="Aptos Narrow" w:hAnsi="Aptos Narrow"/>
+                <w:color w:val="000000"/>
+              </w:rPr>
+              <w:t>0.00%</w:t>
+            </w:r>
+          </w:p>
+        </w:tc>
+        <w:tc>
+          <w:tcPr>
+            <w:tcW w:w="1336" w:type="dxa"/>
+            <w:vAlign w:val="bottom"/>
+          </w:tcPr>
+          <w:p>
+            <w:pPr>
+              <w:rPr>
+                <w:rFonts w:ascii="Times New Roman" w:hAnsi="Times New Roman" w:cs="Times New Roman"/>
+                <w:sz w:val="24"/>
+                <w:szCs w:val="24"/>
+                <w:lang w:val="en-US"/>
+              </w:rPr>
+            </w:pPr>
+            <w:r>
+              <w:rPr>
+                <w:rFonts w:ascii="Aptos Narrow" w:hAnsi="Aptos Narrow"/>
+                <w:color w:val="000000"/>
+              </w:rPr>
+              <w:t>0.00%</w:t>
+            </w:r>
+          </w:p>
+        </w:tc>
+      </w:tr>
+      <w:tr>
+        <w:tc>
+          <w:tcPr>
+            <w:tcW w:w="1335" w:type="dxa"/>
+            <w:shd w:val="clear" w:color="auto" w:fill="83CAEB" w:themeFill="accent1" w:themeFillTint="66"/>
+            <w:vAlign w:val="bottom"/>
+          </w:tcPr>
+          <w:p>
+            <w:pPr>
+              <w:rPr>
+                <w:rFonts w:ascii="Times New Roman" w:hAnsi="Times New Roman" w:cs="Times New Roman"/>
+                <w:sz w:val="24"/>
+                <w:szCs w:val="24"/>
+                <w:lang w:val="en-US"/>
+              </w:rPr>
+            </w:pPr>
+            <w:r>
+              <w:rPr>
+                <w:rFonts w:ascii="Aptos Narrow" w:hAnsi="Aptos Narrow"/>
+                <w:color w:val="000000"/>
+              </w:rPr>
+              <w:t>433.milc</w:t>
+            </w:r>
+          </w:p>
+        </w:tc>
+        <w:tc>
+          <w:tcPr>
+            <w:tcW w:w="1335" w:type="dxa"/>
+            <w:vAlign w:val="bottom"/>
+          </w:tcPr>
+          <w:p>
+            <w:pPr>
+              <w:rPr>
+                <w:rFonts w:ascii="Times New Roman" w:hAnsi="Times New Roman" w:cs="Times New Roman"/>
+                <w:sz w:val="24"/>
+                <w:szCs w:val="24"/>
+                <w:lang w:val="en-US"/>
+              </w:rPr>
+            </w:pPr>
+            <w:r>
+              <w:rPr>
+                <w:rFonts w:ascii="Aptos Narrow" w:hAnsi="Aptos Narrow"/>
+                <w:color w:val="000000"/>
+              </w:rPr>
+              <w:t>0.00%</w:t>
+            </w:r>
+          </w:p>
+        </w:tc>
+        <w:tc>
+          <w:tcPr>
+            <w:tcW w:w="1336" w:type="dxa"/>
+            <w:vAlign w:val="bottom"/>
+          </w:tcPr>
+          <w:p>
+            <w:pPr>
+              <w:rPr>
+                <w:rFonts w:ascii="Times New Roman" w:hAnsi="Times New Roman" w:cs="Times New Roman"/>
+                <w:sz w:val="24"/>
+                <w:szCs w:val="24"/>
+                <w:lang w:val="en-US"/>
+              </w:rPr>
+            </w:pPr>
+            <w:r>
+              <w:rPr>
+                <w:rFonts w:ascii="Aptos Narrow" w:hAnsi="Aptos Narrow"/>
+                <w:color w:val="000000"/>
+              </w:rPr>
+              <w:t>0.00%</w:t>
+            </w:r>
+          </w:p>
+        </w:tc>
+        <w:tc>
+          <w:tcPr>
+            <w:tcW w:w="1336" w:type="dxa"/>
+            <w:vAlign w:val="bottom"/>
+          </w:tcPr>
+          <w:p>
+            <w:pPr>
+              <w:rPr>
+                <w:rFonts w:ascii="Times New Roman" w:hAnsi="Times New Roman" w:cs="Times New Roman"/>
+                <w:sz w:val="24"/>
+                <w:szCs w:val="24"/>
+                <w:lang w:val="en-US"/>
+              </w:rPr>
+            </w:pPr>
+            <w:r>
+              <w:rPr>
+                <w:rFonts w:ascii="Aptos Narrow" w:hAnsi="Aptos Narrow"/>
+                <w:color w:val="000000"/>
+              </w:rPr>
+              <w:t>0.00%</w:t>
+            </w:r>
+          </w:p>
+        </w:tc>
+        <w:tc>
+          <w:tcPr>
+            <w:tcW w:w="1336" w:type="dxa"/>
+            <w:vAlign w:val="bottom"/>
+          </w:tcPr>
+          <w:p>
+            <w:pPr>
+              <w:rPr>
+                <w:rFonts w:ascii="Times New Roman" w:hAnsi="Times New Roman" w:cs="Times New Roman"/>
+                <w:sz w:val="24"/>
+                <w:szCs w:val="24"/>
+                <w:lang w:val="en-US"/>
+              </w:rPr>
+            </w:pPr>
+            <w:r>
+              <w:rPr>
+                <w:rFonts w:ascii="Aptos Narrow" w:hAnsi="Aptos Narrow"/>
+                <w:color w:val="000000"/>
+              </w:rPr>
+              <w:t>0.00%</w:t>
+            </w:r>
+          </w:p>
+        </w:tc>
+        <w:tc>
+          <w:tcPr>
+            <w:tcW w:w="1336" w:type="dxa"/>
+            <w:vAlign w:val="bottom"/>
+          </w:tcPr>
+          <w:p>
+            <w:pPr>
+              <w:rPr>
+                <w:rFonts w:ascii="Times New Roman" w:hAnsi="Times New Roman" w:cs="Times New Roman"/>
+                <w:sz w:val="24"/>
+                <w:szCs w:val="24"/>
+                <w:lang w:val="en-US"/>
+              </w:rPr>
+            </w:pPr>
+            <w:r>
+              <w:rPr>
+                <w:rFonts w:ascii="Aptos Narrow" w:hAnsi="Aptos Narrow"/>
+                <w:color w:val="000000"/>
+              </w:rPr>
+              <w:t>0.00%</w:t>
+            </w:r>
+          </w:p>
+        </w:tc>
+        <w:tc>
+          <w:tcPr>
+            <w:tcW w:w="1336" w:type="dxa"/>
+            <w:vAlign w:val="bottom"/>
+          </w:tcPr>
+          <w:p>
+            <w:pPr>
+              <w:rPr>
+                <w:rFonts w:ascii="Times New Roman" w:hAnsi="Times New Roman" w:cs="Times New Roman"/>
+                <w:sz w:val="24"/>
+                <w:szCs w:val="24"/>
+                <w:lang w:val="en-US"/>
+              </w:rPr>
+            </w:pPr>
+            <w:r>
+              <w:rPr>
+                <w:rFonts w:ascii="Aptos Narrow" w:hAnsi="Aptos Narrow"/>
+                <w:color w:val="000000"/>
+              </w:rPr>
+              <w:t>0.00%</w:t>
+            </w:r>
+          </w:p>
+        </w:tc>
+      </w:tr>
+      <w:tr>
+        <w:tc>
+          <w:tcPr>
+            <w:tcW w:w="1335" w:type="dxa"/>
+            <w:shd w:val="clear" w:color="auto" w:fill="83CAEB" w:themeFill="accent1" w:themeFillTint="66"/>
+            <w:vAlign w:val="bottom"/>
+          </w:tcPr>
+          <w:p>
+            <w:pPr>
+              <w:rPr>
+                <w:rFonts w:ascii="Times New Roman" w:hAnsi="Times New Roman" w:cs="Times New Roman"/>
+                <w:sz w:val="24"/>
+                <w:szCs w:val="24"/>
+                <w:lang w:val="en-US"/>
+              </w:rPr>
+            </w:pPr>
+            <w:r>
+              <w:rPr>
+                <w:rFonts w:ascii="Aptos Narrow" w:hAnsi="Aptos Narrow"/>
+                <w:color w:val="000000"/>
+              </w:rPr>
+              <w:t>435.gromacs</w:t>
+            </w:r>
+          </w:p>
+        </w:tc>
+        <w:tc>
+          <w:tcPr>
+            <w:tcW w:w="1335" w:type="dxa"/>
+            <w:vAlign w:val="bottom"/>
+          </w:tcPr>
+          <w:p>
+            <w:pPr>
+              <w:rPr>
+                <w:rFonts w:ascii="Times New Roman" w:hAnsi="Times New Roman" w:cs="Times New Roman"/>
+                <w:sz w:val="24"/>
+                <w:szCs w:val="24"/>
+                <w:lang w:val="en-US"/>
+              </w:rPr>
+            </w:pPr>
+            <w:r>
+              <w:rPr>
+                <w:rFonts w:ascii="Aptos Narrow" w:hAnsi="Aptos Narrow"/>
+                <w:color w:val="000000"/>
+              </w:rPr>
+              <w:t>1.04%</w:t>
+            </w:r>
+          </w:p>
+        </w:tc>
+        <w:tc>
+          <w:tcPr>
+            <w:tcW w:w="1336" w:type="dxa"/>
+            <w:vAlign w:val="bottom"/>
+          </w:tcPr>
+          <w:p>
+            <w:pPr>
+              <w:rPr>
+                <w:rFonts w:ascii="Times New Roman" w:hAnsi="Times New Roman" w:cs="Times New Roman"/>
+                <w:sz w:val="24"/>
+                <w:szCs w:val="24"/>
+                <w:lang w:val="en-US"/>
+              </w:rPr>
+            </w:pPr>
+            <w:r>
+              <w:rPr>
+                <w:rFonts w:ascii="Aptos Narrow" w:hAnsi="Aptos Narrow"/>
+                <w:color w:val="000000"/>
+              </w:rPr>
+              <w:t>0.00%</w:t>
+            </w:r>
+          </w:p>
+        </w:tc>
+        <w:tc>
+          <w:tcPr>
+            <w:tcW w:w="1336" w:type="dxa"/>
+            <w:vAlign w:val="bottom"/>
+          </w:tcPr>
+          <w:p>
+            <w:pPr>
+              <w:rPr>
+                <w:rFonts w:ascii="Times New Roman" w:hAnsi="Times New Roman" w:cs="Times New Roman"/>
+                <w:sz w:val="24"/>
+                <w:szCs w:val="24"/>
+                <w:lang w:val="en-US"/>
+              </w:rPr>
+            </w:pPr>
+            <w:r>
+              <w:rPr>
+                <w:rFonts w:ascii="Aptos Narrow" w:hAnsi="Aptos Narrow"/>
+                <w:color w:val="000000"/>
+              </w:rPr>
+              <w:t>0.00%</w:t>
+            </w:r>
+          </w:p>
+        </w:tc>
+        <w:tc>
+          <w:tcPr>
+            <w:tcW w:w="1336" w:type="dxa"/>
+            <w:vAlign w:val="bottom"/>
+          </w:tcPr>
+          <w:p>
+            <w:pPr>
+              <w:rPr>
+                <w:rFonts w:ascii="Times New Roman" w:hAnsi="Times New Roman" w:cs="Times New Roman"/>
+                <w:sz w:val="24"/>
+                <w:szCs w:val="24"/>
+                <w:lang w:val="en-US"/>
+              </w:rPr>
+            </w:pPr>
+            <w:r>
+              <w:rPr>
+                <w:rFonts w:ascii="Aptos Narrow" w:hAnsi="Aptos Narrow"/>
+                <w:color w:val="000000"/>
+              </w:rPr>
+              <w:t>0.00%</w:t>
+            </w:r>
+          </w:p>
+        </w:tc>
+        <w:tc>
+          <w:tcPr>
+            <w:tcW w:w="1336" w:type="dxa"/>
+            <w:vAlign w:val="bottom"/>
+          </w:tcPr>
+          <w:p>
+            <w:pPr>
+              <w:rPr>
+                <w:rFonts w:ascii="Times New Roman" w:hAnsi="Times New Roman" w:cs="Times New Roman"/>
+                <w:sz w:val="24"/>
+                <w:szCs w:val="24"/>
+                <w:lang w:val="en-US"/>
+              </w:rPr>
+            </w:pPr>
+            <w:r>
+              <w:rPr>
+                <w:rFonts w:ascii="Aptos Narrow" w:hAnsi="Aptos Narrow"/>
+                <w:color w:val="000000"/>
+              </w:rPr>
+              <w:t>0.00%</w:t>
+            </w:r>
+          </w:p>
+        </w:tc>
+        <w:tc>
+          <w:tcPr>
+            <w:tcW w:w="1336" w:type="dxa"/>
+            <w:vAlign w:val="bottom"/>
+          </w:tcPr>
+          <w:p>
+            <w:pPr>
+              <w:rPr>
+                <w:rFonts w:ascii="Times New Roman" w:hAnsi="Times New Roman" w:cs="Times New Roman"/>
+                <w:sz w:val="24"/>
+                <w:szCs w:val="24"/>
+                <w:lang w:val="en-US"/>
+              </w:rPr>
+            </w:pPr>
+            <w:r>
+              <w:rPr>
+                <w:rFonts w:ascii="Aptos Narrow" w:hAnsi="Aptos Narrow"/>
+                <w:color w:val="000000"/>
+              </w:rPr>
+              <w:t>0.00%</w:t>
+            </w:r>
+          </w:p>
+        </w:tc>
+      </w:tr>
+      <w:tr>
+        <w:tc>
+          <w:tcPr>
+            <w:tcW w:w="1335" w:type="dxa"/>
+            <w:shd w:val="clear" w:color="auto" w:fill="83CAEB" w:themeFill="accent1" w:themeFillTint="66"/>
+            <w:vAlign w:val="bottom"/>
+          </w:tcPr>
+          <w:p>
+            <w:pPr>
+              <w:rPr>
+                <w:rFonts w:ascii="Times New Roman" w:hAnsi="Times New Roman" w:cs="Times New Roman"/>
+                <w:sz w:val="24"/>
+                <w:szCs w:val="24"/>
+                <w:lang w:val="en-US"/>
+              </w:rPr>
+            </w:pPr>
+            <w:r>
+              <w:rPr>
+                <w:rFonts w:ascii="Aptos Narrow" w:hAnsi="Aptos Narrow"/>
+                <w:color w:val="000000"/>
+              </w:rPr>
+              <w:t>436.cactusADM</w:t>
+            </w:r>
+          </w:p>
+        </w:tc>
+        <w:tc>
+          <w:tcPr>
+            <w:tcW w:w="1335" w:type="dxa"/>
+            <w:vAlign w:val="bottom"/>
+          </w:tcPr>
+          <w:p>
+            <w:pPr>
+              <w:rPr>
+                <w:rFonts w:ascii="Times New Roman" w:hAnsi="Times New Roman" w:cs="Times New Roman"/>
+                <w:sz w:val="24"/>
+                <w:szCs w:val="24"/>
+                <w:lang w:val="en-US"/>
+              </w:rPr>
+            </w:pPr>
+            <w:r>
+              <w:rPr>
+                <w:rFonts w:ascii="Aptos Narrow" w:hAnsi="Aptos Narrow"/>
+                <w:color w:val="000000"/>
+              </w:rPr>
+              <w:t>0.82%</w:t>
+            </w:r>
+          </w:p>
+        </w:tc>
+        <w:tc>
+          <w:tcPr>
+            <w:tcW w:w="1336" w:type="dxa"/>
+            <w:vAlign w:val="bottom"/>
+          </w:tcPr>
+          <w:p>
+            <w:pPr>
+              <w:rPr>
+                <w:rFonts w:ascii="Times New Roman" w:hAnsi="Times New Roman" w:cs="Times New Roman"/>
+                <w:sz w:val="24"/>
+                <w:szCs w:val="24"/>
+                <w:lang w:val="en-US"/>
+              </w:rPr>
+            </w:pPr>
+            <w:r>
+              <w:rPr>
+                <w:rFonts w:ascii="Aptos Narrow" w:hAnsi="Aptos Narrow"/>
+                <w:color w:val="000000"/>
+              </w:rPr>
+              <w:t>0.06%</w:t>
+            </w:r>
+          </w:p>
+        </w:tc>
+        <w:tc>
+          <w:tcPr>
+            <w:tcW w:w="1336" w:type="dxa"/>
+            <w:vAlign w:val="bottom"/>
+          </w:tcPr>
+          <w:p>
+            <w:pPr>
+              <w:rPr>
+                <w:rFonts w:ascii="Times New Roman" w:hAnsi="Times New Roman" w:cs="Times New Roman"/>
+                <w:sz w:val="24"/>
+                <w:szCs w:val="24"/>
+                <w:lang w:val="en-US"/>
+              </w:rPr>
+            </w:pPr>
+            <w:r>
+              <w:rPr>
+                <w:rFonts w:ascii="Aptos Narrow" w:hAnsi="Aptos Narrow"/>
+                <w:color w:val="000000"/>
+              </w:rPr>
+              <w:t>0.00%</w:t>
+            </w:r>
+          </w:p>
+        </w:tc>
+        <w:tc>
+          <w:tcPr>
+            <w:tcW w:w="1336" w:type="dxa"/>
+            <w:vAlign w:val="bottom"/>
+          </w:tcPr>
+          <w:p>
+            <w:pPr>
+              <w:rPr>
+                <w:rFonts w:ascii="Times New Roman" w:hAnsi="Times New Roman" w:cs="Times New Roman"/>
+                <w:sz w:val="24"/>
+                <w:szCs w:val="24"/>
+                <w:lang w:val="en-US"/>
+              </w:rPr>
+            </w:pPr>
+            <w:r>
+              <w:rPr>
+                <w:rFonts w:ascii="Aptos Narrow" w:hAnsi="Aptos Narrow"/>
+                <w:color w:val="000000"/>
+              </w:rPr>
+              <w:t>0.00%</w:t>
+            </w:r>
+          </w:p>
+        </w:tc>
+        <w:tc>
+          <w:tcPr>
+            <w:tcW w:w="1336" w:type="dxa"/>
+            <w:vAlign w:val="bottom"/>
+          </w:tcPr>
+          <w:p>
+            <w:pPr>
+              <w:rPr>
+                <w:rFonts w:ascii="Times New Roman" w:hAnsi="Times New Roman" w:cs="Times New Roman"/>
+                <w:sz w:val="24"/>
+                <w:szCs w:val="24"/>
+                <w:lang w:val="en-US"/>
+              </w:rPr>
+            </w:pPr>
+            <w:r>
+              <w:rPr>
+                <w:rFonts w:ascii="Aptos Narrow" w:hAnsi="Aptos Narrow"/>
+                <w:color w:val="000000"/>
+              </w:rPr>
+              <w:t>0.00%</w:t>
+            </w:r>
+          </w:p>
+        </w:tc>
+        <w:tc>
+          <w:tcPr>
+            <w:tcW w:w="1336" w:type="dxa"/>
+            <w:vAlign w:val="bottom"/>
+          </w:tcPr>
+          <w:p>
+            <w:pPr>
+              <w:rPr>
+                <w:rFonts w:ascii="Times New Roman" w:hAnsi="Times New Roman" w:cs="Times New Roman"/>
+                <w:sz w:val="24"/>
+                <w:szCs w:val="24"/>
+                <w:lang w:val="en-US"/>
+              </w:rPr>
+            </w:pPr>
+            <w:r>
+              <w:rPr>
+                <w:rFonts w:ascii="Aptos Narrow" w:hAnsi="Aptos Narrow"/>
+                <w:color w:val="000000"/>
+              </w:rPr>
+              <w:t>0.00%</w:t>
+            </w:r>
+          </w:p>
+        </w:tc>
+      </w:tr>
+      <w:tr>
+        <w:tc>
+          <w:tcPr>
+            <w:tcW w:w="1335" w:type="dxa"/>
+            <w:shd w:val="clear" w:color="auto" w:fill="83CAEB" w:themeFill="accent1" w:themeFillTint="66"/>
+            <w:vAlign w:val="bottom"/>
+          </w:tcPr>
+          <w:p>
+            <w:pPr>
+              <w:rPr>
+                <w:rFonts w:ascii="Times New Roman" w:hAnsi="Times New Roman" w:cs="Times New Roman"/>
+                <w:sz w:val="24"/>
+                <w:szCs w:val="24"/>
+                <w:lang w:val="en-US"/>
+              </w:rPr>
+            </w:pPr>
+            <w:r>
+              <w:rPr>
+                <w:rFonts w:ascii="Aptos Narrow" w:hAnsi="Aptos Narrow"/>
+                <w:color w:val="000000"/>
+              </w:rPr>
+              <w:t>450.soplex</w:t>
+            </w:r>
+          </w:p>
+        </w:tc>
+        <w:tc>
+          <w:tcPr>
+            <w:tcW w:w="1335" w:type="dxa"/>
+            <w:vAlign w:val="bottom"/>
+          </w:tcPr>
+          <w:p>
+            <w:pPr>
+              <w:rPr>
+                <w:rFonts w:ascii="Times New Roman" w:hAnsi="Times New Roman" w:cs="Times New Roman"/>
+                <w:sz w:val="24"/>
+                <w:szCs w:val="24"/>
+                <w:lang w:val="en-US"/>
+              </w:rPr>
+            </w:pPr>
+            <w:r>
+              <w:rPr>
+                <w:rFonts w:ascii="Aptos Narrow" w:hAnsi="Aptos Narrow"/>
+                <w:color w:val="000000"/>
+              </w:rPr>
+              <w:t>0.01%</w:t>
+            </w:r>
+          </w:p>
+        </w:tc>
+        <w:tc>
+          <w:tcPr>
+            <w:tcW w:w="1336" w:type="dxa"/>
+            <w:vAlign w:val="bottom"/>
+          </w:tcPr>
+          <w:p>
+            <w:pPr>
+              <w:rPr>
+                <w:rFonts w:ascii="Times New Roman" w:hAnsi="Times New Roman" w:cs="Times New Roman"/>
+                <w:sz w:val="24"/>
+                <w:szCs w:val="24"/>
+                <w:lang w:val="en-US"/>
+              </w:rPr>
+            </w:pPr>
+            <w:r>
+              <w:rPr>
+                <w:rFonts w:ascii="Aptos Narrow" w:hAnsi="Aptos Narrow"/>
+                <w:color w:val="000000"/>
+              </w:rPr>
+              <w:t>0.00%</w:t>
+            </w:r>
+          </w:p>
+        </w:tc>
+        <w:tc>
+          <w:tcPr>
+            <w:tcW w:w="1336" w:type="dxa"/>
+            <w:vAlign w:val="bottom"/>
+          </w:tcPr>
+          <w:p>
+            <w:pPr>
+              <w:rPr>
+                <w:rFonts w:ascii="Times New Roman" w:hAnsi="Times New Roman" w:cs="Times New Roman"/>
+                <w:sz w:val="24"/>
+                <w:szCs w:val="24"/>
+                <w:lang w:val="en-US"/>
+              </w:rPr>
+            </w:pPr>
+            <w:r>
+              <w:rPr>
+                <w:rFonts w:ascii="Aptos Narrow" w:hAnsi="Aptos Narrow"/>
+                <w:color w:val="000000"/>
+              </w:rPr>
+              <w:t>0.00%</w:t>
+            </w:r>
+          </w:p>
+        </w:tc>
+        <w:tc>
+          <w:tcPr>
+            <w:tcW w:w="1336" w:type="dxa"/>
+            <w:vAlign w:val="bottom"/>
+          </w:tcPr>
+          <w:p>
+            <w:pPr>
+              <w:rPr>
+                <w:rFonts w:ascii="Times New Roman" w:hAnsi="Times New Roman" w:cs="Times New Roman"/>
+                <w:sz w:val="24"/>
+                <w:szCs w:val="24"/>
+                <w:lang w:val="en-US"/>
+              </w:rPr>
+            </w:pPr>
+            <w:r>
+              <w:rPr>
+                <w:rFonts w:ascii="Aptos Narrow" w:hAnsi="Aptos Narrow"/>
+                <w:color w:val="000000"/>
+              </w:rPr>
+              <w:t>0.00%</w:t>
+            </w:r>
+          </w:p>
+        </w:tc>
+        <w:tc>
+          <w:tcPr>
+            <w:tcW w:w="1336" w:type="dxa"/>
+            <w:vAlign w:val="bottom"/>
+          </w:tcPr>
+          <w:p>
+            <w:pPr>
+              <w:rPr>
+                <w:rFonts w:ascii="Times New Roman" w:hAnsi="Times New Roman" w:cs="Times New Roman"/>
+                <w:sz w:val="24"/>
+                <w:szCs w:val="24"/>
+                <w:lang w:val="en-US"/>
+              </w:rPr>
+            </w:pPr>
+            <w:r>
+              <w:rPr>
+                <w:rFonts w:ascii="Aptos Narrow" w:hAnsi="Aptos Narrow"/>
+                <w:color w:val="000000"/>
+              </w:rPr>
+              <w:t>0.00%</w:t>
+            </w:r>
+          </w:p>
+        </w:tc>
+        <w:tc>
+          <w:tcPr>
+            <w:tcW w:w="1336" w:type="dxa"/>
+            <w:vAlign w:val="bottom"/>
+          </w:tcPr>
+          <w:p>
+            <w:pPr>
+              <w:rPr>
+                <w:rFonts w:ascii="Times New Roman" w:hAnsi="Times New Roman" w:cs="Times New Roman"/>
+                <w:sz w:val="24"/>
+                <w:szCs w:val="24"/>
+                <w:lang w:val="en-US"/>
+              </w:rPr>
+            </w:pPr>
+            <w:r>
+              <w:rPr>
+                <w:rFonts w:ascii="Aptos Narrow" w:hAnsi="Aptos Narrow"/>
+                <w:color w:val="000000"/>
+              </w:rPr>
+              <w:t>0.00%</w:t>
+            </w:r>
+          </w:p>
+        </w:tc>
+      </w:tr>
+      <w:tr>
+        <w:tc>
+          <w:tcPr>
+            <w:tcW w:w="1335" w:type="dxa"/>
+            <w:shd w:val="clear" w:color="auto" w:fill="83CAEB" w:themeFill="accent1" w:themeFillTint="66"/>
+            <w:vAlign w:val="bottom"/>
+          </w:tcPr>
+          <w:p>
+            <w:pPr>
+              <w:rPr>
+                <w:rFonts w:ascii="Times New Roman" w:hAnsi="Times New Roman" w:cs="Times New Roman"/>
+                <w:sz w:val="24"/>
+                <w:szCs w:val="24"/>
+                <w:lang w:val="en-US"/>
+              </w:rPr>
+            </w:pPr>
+            <w:r>
+              <w:rPr>
+                <w:rFonts w:ascii="Aptos Narrow" w:hAnsi="Aptos Narrow"/>
+                <w:color w:val="000000"/>
+              </w:rPr>
+              <w:t>459.GemsFDTD</w:t>
+            </w:r>
+          </w:p>
+        </w:tc>
+        <w:tc>
+          <w:tcPr>
+            <w:tcW w:w="1335" w:type="dxa"/>
+            <w:vAlign w:val="bottom"/>
+          </w:tcPr>
+          <w:p>
+            <w:pPr>
+              <w:rPr>
+                <w:rFonts w:ascii="Times New Roman" w:hAnsi="Times New Roman" w:cs="Times New Roman"/>
+                <w:sz w:val="24"/>
+                <w:szCs w:val="24"/>
+                <w:lang w:val="en-US"/>
+              </w:rPr>
+            </w:pPr>
+            <w:r>
+              <w:rPr>
+                <w:rFonts w:ascii="Aptos Narrow" w:hAnsi="Aptos Narrow"/>
+                <w:color w:val="000000"/>
+              </w:rPr>
+              <w:t>2.89%</w:t>
+            </w:r>
+          </w:p>
+        </w:tc>
+        <w:tc>
+          <w:tcPr>
+            <w:tcW w:w="1336" w:type="dxa"/>
+            <w:vAlign w:val="bottom"/>
+          </w:tcPr>
+          <w:p>
+            <w:pPr>
+              <w:rPr>
+                <w:rFonts w:ascii="Times New Roman" w:hAnsi="Times New Roman" w:cs="Times New Roman"/>
+                <w:sz w:val="24"/>
+                <w:szCs w:val="24"/>
+                <w:lang w:val="en-US"/>
+              </w:rPr>
+            </w:pPr>
+            <w:r>
+              <w:rPr>
+                <w:rFonts w:ascii="Aptos Narrow" w:hAnsi="Aptos Narrow"/>
+                <w:color w:val="000000"/>
+              </w:rPr>
+              <w:t>0.00%</w:t>
+            </w:r>
+          </w:p>
+        </w:tc>
+        <w:tc>
+          <w:tcPr>
+            <w:tcW w:w="1336" w:type="dxa"/>
+            <w:vAlign w:val="bottom"/>
+          </w:tcPr>
+          <w:p>
+            <w:pPr>
+              <w:rPr>
+                <w:rFonts w:ascii="Times New Roman" w:hAnsi="Times New Roman" w:cs="Times New Roman"/>
+                <w:sz w:val="24"/>
+                <w:szCs w:val="24"/>
+                <w:lang w:val="en-US"/>
+              </w:rPr>
+            </w:pPr>
+            <w:r>
+              <w:rPr>
+                <w:rFonts w:ascii="Aptos Narrow" w:hAnsi="Aptos Narrow"/>
+                <w:color w:val="000000"/>
+              </w:rPr>
+              <w:t>0.00%</w:t>
+            </w:r>
+          </w:p>
+        </w:tc>
+        <w:tc>
+          <w:tcPr>
+            <w:tcW w:w="1336" w:type="dxa"/>
+            <w:vAlign w:val="bottom"/>
+          </w:tcPr>
+          <w:p>
+            <w:pPr>
+              <w:rPr>
+                <w:rFonts w:ascii="Times New Roman" w:hAnsi="Times New Roman" w:cs="Times New Roman"/>
+                <w:sz w:val="24"/>
+                <w:szCs w:val="24"/>
+                <w:lang w:val="en-US"/>
+              </w:rPr>
+            </w:pPr>
+            <w:r>
+              <w:rPr>
+                <w:rFonts w:ascii="Aptos Narrow" w:hAnsi="Aptos Narrow"/>
+                <w:color w:val="000000"/>
+              </w:rPr>
+              <w:t>0.00%</w:t>
+            </w:r>
+          </w:p>
+        </w:tc>
+        <w:tc>
+          <w:tcPr>
+            <w:tcW w:w="1336" w:type="dxa"/>
+            <w:vAlign w:val="bottom"/>
+          </w:tcPr>
+          <w:p>
+            <w:pPr>
+              <w:rPr>
+                <w:rFonts w:ascii="Times New Roman" w:hAnsi="Times New Roman" w:cs="Times New Roman"/>
+                <w:sz w:val="24"/>
+                <w:szCs w:val="24"/>
+                <w:lang w:val="en-US"/>
+              </w:rPr>
+            </w:pPr>
+            <w:r>
+              <w:rPr>
+                <w:rFonts w:ascii="Aptos Narrow" w:hAnsi="Aptos Narrow"/>
+                <w:color w:val="000000"/>
+              </w:rPr>
+              <w:t>0.00%</w:t>
+            </w:r>
+          </w:p>
+        </w:tc>
+        <w:tc>
+          <w:tcPr>
+            <w:tcW w:w="1336" w:type="dxa"/>
+            <w:vAlign w:val="bottom"/>
+          </w:tcPr>
+          <w:p>
+            <w:pPr>
+              <w:rPr>
+                <w:rFonts w:ascii="Times New Roman" w:hAnsi="Times New Roman" w:cs="Times New Roman"/>
+                <w:sz w:val="24"/>
+                <w:szCs w:val="24"/>
+                <w:lang w:val="en-US"/>
+              </w:rPr>
+            </w:pPr>
+            <w:r>
+              <w:rPr>
+                <w:rFonts w:ascii="Aptos Narrow" w:hAnsi="Aptos Narrow"/>
+                <w:color w:val="000000"/>
+              </w:rPr>
+              <w:t>0.00%</w:t>
+            </w:r>
+          </w:p>
+        </w:tc>
+      </w:tr>
+      <w:tr>
+        <w:tc>
+          <w:tcPr>
+            <w:tcW w:w="1335" w:type="dxa"/>
+            <w:shd w:val="clear" w:color="auto" w:fill="83CAEB" w:themeFill="accent1" w:themeFillTint="66"/>
+            <w:vAlign w:val="bottom"/>
+          </w:tcPr>
+          <w:p>
+            <w:pPr>
+              <w:rPr>
+                <w:rFonts w:ascii="Times New Roman" w:hAnsi="Times New Roman" w:cs="Times New Roman"/>
+                <w:sz w:val="24"/>
+                <w:szCs w:val="24"/>
+                <w:lang w:val="en-US"/>
+              </w:rPr>
+            </w:pPr>
+            <w:r>
+              <w:rPr>
+                <w:rFonts w:ascii="Aptos Narrow" w:hAnsi="Aptos Narrow"/>
+                <w:color w:val="000000"/>
+              </w:rPr>
+              <w:t>470.lbm</w:t>
+            </w:r>
+          </w:p>
+        </w:tc>
+        <w:tc>
+          <w:tcPr>
+            <w:tcW w:w="1335" w:type="dxa"/>
+            <w:vAlign w:val="bottom"/>
+          </w:tcPr>
+          <w:p>
+            <w:pPr>
+              <w:rPr>
+                <w:rFonts w:ascii="Times New Roman" w:hAnsi="Times New Roman" w:cs="Times New Roman"/>
+                <w:sz w:val="24"/>
+                <w:szCs w:val="24"/>
+                <w:lang w:val="en-US"/>
+              </w:rPr>
+            </w:pPr>
+            <w:r>
+              <w:rPr>
+                <w:rFonts w:ascii="Aptos Narrow" w:hAnsi="Aptos Narrow"/>
+                <w:color w:val="000000"/>
+              </w:rPr>
+              <w:t>0.00%</w:t>
+            </w:r>
+          </w:p>
+        </w:tc>
+        <w:tc>
+          <w:tcPr>
+            <w:tcW w:w="1336" w:type="dxa"/>
+            <w:vAlign w:val="bottom"/>
+          </w:tcPr>
+          <w:p>
+            <w:pPr>
+              <w:rPr>
+                <w:rFonts w:ascii="Times New Roman" w:hAnsi="Times New Roman" w:cs="Times New Roman"/>
+                <w:sz w:val="24"/>
+                <w:szCs w:val="24"/>
+                <w:lang w:val="en-US"/>
+              </w:rPr>
+            </w:pPr>
+            <w:r>
+              <w:rPr>
+                <w:rFonts w:ascii="Aptos Narrow" w:hAnsi="Aptos Narrow"/>
+                <w:color w:val="000000"/>
+              </w:rPr>
+              <w:t>0.00%</w:t>
+            </w:r>
+          </w:p>
+        </w:tc>
+        <w:tc>
+          <w:tcPr>
+            <w:tcW w:w="1336" w:type="dxa"/>
+            <w:vAlign w:val="bottom"/>
+          </w:tcPr>
+          <w:p>
+            <w:pPr>
+              <w:rPr>
+                <w:rFonts w:ascii="Times New Roman" w:hAnsi="Times New Roman" w:cs="Times New Roman"/>
+                <w:sz w:val="24"/>
+                <w:szCs w:val="24"/>
+                <w:lang w:val="en-US"/>
+              </w:rPr>
+            </w:pPr>
+            <w:r>
+              <w:rPr>
+                <w:rFonts w:ascii="Aptos Narrow" w:hAnsi="Aptos Narrow"/>
+                <w:color w:val="000000"/>
+              </w:rPr>
+              <w:t>0.00%</w:t>
+            </w:r>
+          </w:p>
+        </w:tc>
+        <w:tc>
+          <w:tcPr>
+            <w:tcW w:w="1336" w:type="dxa"/>
+            <w:vAlign w:val="bottom"/>
+          </w:tcPr>
+          <w:p>
+            <w:pPr>
+              <w:rPr>
+                <w:rFonts w:ascii="Times New Roman" w:hAnsi="Times New Roman" w:cs="Times New Roman"/>
+                <w:sz w:val="24"/>
+                <w:szCs w:val="24"/>
+                <w:lang w:val="en-US"/>
+              </w:rPr>
+            </w:pPr>
+            <w:r>
+              <w:rPr>
+                <w:rFonts w:ascii="Aptos Narrow" w:hAnsi="Aptos Narrow"/>
+                <w:color w:val="000000"/>
+              </w:rPr>
+              <w:t>0.00%</w:t>
+            </w:r>
+          </w:p>
+        </w:tc>
+        <w:tc>
+          <w:tcPr>
+            <w:tcW w:w="1336" w:type="dxa"/>
+            <w:vAlign w:val="bottom"/>
+          </w:tcPr>
+          <w:p>
+            <w:pPr>
+              <w:rPr>
+                <w:rFonts w:ascii="Times New Roman" w:hAnsi="Times New Roman" w:cs="Times New Roman"/>
+                <w:sz w:val="24"/>
+                <w:szCs w:val="24"/>
+                <w:lang w:val="en-US"/>
+              </w:rPr>
+            </w:pPr>
+            <w:r>
+              <w:rPr>
+                <w:rFonts w:ascii="Aptos Narrow" w:hAnsi="Aptos Narrow"/>
+                <w:color w:val="000000"/>
+              </w:rPr>
+              <w:t>0.00%</w:t>
+            </w:r>
+          </w:p>
+        </w:tc>
+        <w:tc>
+          <w:tcPr>
+            <w:tcW w:w="1336" w:type="dxa"/>
+            <w:vAlign w:val="bottom"/>
+          </w:tcPr>
+          <w:p>
+            <w:pPr>
+              <w:rPr>
+                <w:rFonts w:ascii="Times New Roman" w:hAnsi="Times New Roman" w:cs="Times New Roman"/>
+                <w:sz w:val="24"/>
+                <w:szCs w:val="24"/>
+                <w:lang w:val="en-US"/>
+              </w:rPr>
+            </w:pPr>
+            <w:r>
+              <w:rPr>
+                <w:rFonts w:ascii="Aptos Narrow" w:hAnsi="Aptos Narrow"/>
+                <w:color w:val="000000"/>
+              </w:rPr>
+              <w:t>0.00%</w:t>
+            </w:r>
+          </w:p>
+        </w:tc>
+      </w:tr>
+      <w:tr>
+        <w:tc>
+          <w:tcPr>
+            <w:tcW w:w="1335" w:type="dxa"/>
+            <w:shd w:val="clear" w:color="auto" w:fill="83CAEB" w:themeFill="accent1" w:themeFillTint="66"/>
+            <w:vAlign w:val="bottom"/>
+          </w:tcPr>
+          <w:p>
+            <w:pPr>
+              <w:rPr>
+                <w:rFonts w:ascii="Times New Roman" w:hAnsi="Times New Roman" w:cs="Times New Roman"/>
+                <w:sz w:val="24"/>
+                <w:szCs w:val="24"/>
+                <w:lang w:val="en-US"/>
+              </w:rPr>
+            </w:pPr>
+            <w:r>
+              <w:rPr>
+                <w:rFonts w:ascii="Aptos Narrow" w:hAnsi="Aptos Narrow"/>
+                <w:color w:val="000000"/>
+              </w:rPr>
+              <w:t>483.xalancbmk</w:t>
+            </w:r>
+          </w:p>
+        </w:tc>
+        <w:tc>
+          <w:tcPr>
+            <w:tcW w:w="1335" w:type="dxa"/>
+            <w:vAlign w:val="bottom"/>
+          </w:tcPr>
+          <w:p>
+            <w:pPr>
+              <w:rPr>
+                <w:rFonts w:ascii="Times New Roman" w:hAnsi="Times New Roman" w:cs="Times New Roman"/>
+                <w:sz w:val="24"/>
+                <w:szCs w:val="24"/>
+                <w:lang w:val="en-US"/>
+              </w:rPr>
+            </w:pPr>
+            <w:r>
+              <w:rPr>
+                <w:rFonts w:ascii="Aptos Narrow" w:hAnsi="Aptos Narrow"/>
+                <w:color w:val="000000"/>
+              </w:rPr>
+              <w:t>15.96%</w:t>
+            </w:r>
+          </w:p>
+        </w:tc>
+        <w:tc>
+          <w:tcPr>
+            <w:tcW w:w="1336" w:type="dxa"/>
+            <w:vAlign w:val="bottom"/>
+          </w:tcPr>
+          <w:p>
+            <w:pPr>
+              <w:rPr>
+                <w:rFonts w:ascii="Times New Roman" w:hAnsi="Times New Roman" w:cs="Times New Roman"/>
+                <w:sz w:val="24"/>
+                <w:szCs w:val="24"/>
+                <w:lang w:val="en-US"/>
+              </w:rPr>
+            </w:pPr>
+            <w:r>
+              <w:rPr>
+                <w:rFonts w:ascii="Aptos Narrow" w:hAnsi="Aptos Narrow"/>
+                <w:color w:val="000000"/>
+              </w:rPr>
+              <w:t>5.67%</w:t>
+            </w:r>
+          </w:p>
+        </w:tc>
+        <w:tc>
+          <w:tcPr>
+            <w:tcW w:w="1336" w:type="dxa"/>
+            <w:vAlign w:val="bottom"/>
+          </w:tcPr>
+          <w:p>
+            <w:pPr>
+              <w:rPr>
+                <w:rFonts w:ascii="Times New Roman" w:hAnsi="Times New Roman" w:cs="Times New Roman"/>
+                <w:sz w:val="24"/>
+                <w:szCs w:val="24"/>
+                <w:lang w:val="en-US"/>
+              </w:rPr>
+            </w:pPr>
+            <w:r>
+              <w:rPr>
+                <w:rFonts w:ascii="Aptos Narrow" w:hAnsi="Aptos Narrow"/>
+                <w:color w:val="000000"/>
+              </w:rPr>
+              <w:t>1.23%</w:t>
+            </w:r>
+          </w:p>
+        </w:tc>
+        <w:tc>
+          <w:tcPr>
+            <w:tcW w:w="1336" w:type="dxa"/>
+            <w:vAlign w:val="bottom"/>
+          </w:tcPr>
+          <w:p>
+            <w:pPr>
+              <w:rPr>
+                <w:rFonts w:ascii="Times New Roman" w:hAnsi="Times New Roman" w:cs="Times New Roman"/>
+                <w:sz w:val="24"/>
+                <w:szCs w:val="24"/>
+                <w:lang w:val="en-US"/>
+              </w:rPr>
+            </w:pPr>
+            <w:r>
+              <w:rPr>
+                <w:rFonts w:ascii="Aptos Narrow" w:hAnsi="Aptos Narrow"/>
+                <w:color w:val="000000"/>
+              </w:rPr>
+              <w:t>0.77%</w:t>
+            </w:r>
+          </w:p>
+        </w:tc>
+        <w:tc>
+          <w:tcPr>
+            <w:tcW w:w="1336" w:type="dxa"/>
+            <w:vAlign w:val="bottom"/>
+          </w:tcPr>
+          <w:p>
+            <w:pPr>
+              <w:rPr>
+                <w:rFonts w:ascii="Times New Roman" w:hAnsi="Times New Roman" w:cs="Times New Roman"/>
+                <w:sz w:val="24"/>
+                <w:szCs w:val="24"/>
+                <w:lang w:val="en-US"/>
+              </w:rPr>
+            </w:pPr>
+            <w:r>
+              <w:rPr>
+                <w:rFonts w:ascii="Aptos Narrow" w:hAnsi="Aptos Narrow"/>
+                <w:color w:val="000000"/>
+              </w:rPr>
+              <w:t>0.69%</w:t>
+            </w:r>
+          </w:p>
+        </w:tc>
+        <w:tc>
+          <w:tcPr>
+            <w:tcW w:w="1336" w:type="dxa"/>
+            <w:vAlign w:val="bottom"/>
+          </w:tcPr>
+          <w:p>
+            <w:pPr>
+              <w:rPr>
+                <w:rFonts w:ascii="Times New Roman" w:hAnsi="Times New Roman" w:cs="Times New Roman"/>
+                <w:sz w:val="24"/>
+                <w:szCs w:val="24"/>
+                <w:lang w:val="en-US"/>
+              </w:rPr>
+            </w:pPr>
+            <w:r>
+              <w:rPr>
+                <w:rFonts w:ascii="Aptos Narrow" w:hAnsi="Aptos Narrow"/>
+                <w:color w:val="000000"/>
+              </w:rPr>
+              <w:t>0.61%</w:t>
+            </w:r>
+          </w:p>
+        </w:tc>
+      </w:tr>
+      <w:tr>
+        <w:tc>
+          <w:tcPr>
+            <w:tcW w:w="1335" w:type="dxa"/>
+            <w:shd w:val="clear" w:color="auto" w:fill="FF7474"/>
+            <w:vAlign w:val="bottom"/>
+          </w:tcPr>
+          <w:p>
+            <w:pPr>
+              <w:rPr>
+                <w:rFonts w:ascii="Times New Roman" w:hAnsi="Times New Roman" w:cs="Times New Roman"/>
+                <w:sz w:val="24"/>
+                <w:szCs w:val="24"/>
+                <w:lang w:val="en-US"/>
+              </w:rPr>
+            </w:pPr>
+            <w:r>
+              <w:rPr>
+                <w:rFonts w:ascii="Aptos Narrow" w:hAnsi="Aptos Narrow"/>
+                <w:color w:val="000000"/>
+              </w:rPr>
+              <w:t>AVERAGE</w:t>
+            </w:r>
+          </w:p>
+        </w:tc>
+        <w:tc>
+          <w:tcPr>
+            <w:tcW w:w="1335" w:type="dxa"/>
+            <w:shd w:val="clear" w:color="auto" w:fill="FF7474"/>
+            <w:vAlign w:val="bottom"/>
+          </w:tcPr>
+          <w:p>
+            <w:pPr>
+              <w:rPr>
+                <w:rFonts w:ascii="Times New Roman" w:hAnsi="Times New Roman" w:cs="Times New Roman"/>
+                <w:sz w:val="24"/>
+                <w:szCs w:val="24"/>
+                <w:lang w:val="en-US"/>
+              </w:rPr>
+            </w:pPr>
+            <w:r>
+              <w:rPr>
+                <w:rFonts w:ascii="Aptos Narrow" w:hAnsi="Aptos Narrow"/>
+                <w:color w:val="000000"/>
+              </w:rPr>
+              <w:t>2.84%</w:t>
+            </w:r>
+          </w:p>
+        </w:tc>
+        <w:tc>
+          <w:tcPr>
+            <w:tcW w:w="1336" w:type="dxa"/>
+            <w:shd w:val="clear" w:color="auto" w:fill="FF7474"/>
+            <w:vAlign w:val="bottom"/>
+          </w:tcPr>
+          <w:p>
+            <w:pPr>
+              <w:rPr>
+                <w:rFonts w:ascii="Times New Roman" w:hAnsi="Times New Roman" w:cs="Times New Roman"/>
+                <w:sz w:val="24"/>
+                <w:szCs w:val="24"/>
+                <w:lang w:val="en-US"/>
+              </w:rPr>
+            </w:pPr>
+            <w:r>
+              <w:rPr>
+                <w:rFonts w:ascii="Aptos Narrow" w:hAnsi="Aptos Narrow"/>
+                <w:color w:val="000000"/>
+              </w:rPr>
+              <w:t>0.60%</w:t>
+            </w:r>
+          </w:p>
+        </w:tc>
+        <w:tc>
+          <w:tcPr>
+            <w:tcW w:w="1336" w:type="dxa"/>
+            <w:shd w:val="clear" w:color="auto" w:fill="FF7474"/>
+            <w:vAlign w:val="bottom"/>
+          </w:tcPr>
+          <w:p>
+            <w:pPr>
+              <w:rPr>
+                <w:rFonts w:ascii="Times New Roman" w:hAnsi="Times New Roman" w:cs="Times New Roman"/>
+                <w:sz w:val="24"/>
+                <w:szCs w:val="24"/>
+                <w:lang w:val="en-US"/>
+              </w:rPr>
+            </w:pPr>
+            <w:r>
+              <w:rPr>
+                <w:rFonts w:ascii="Aptos Narrow" w:hAnsi="Aptos Narrow"/>
+                <w:color w:val="000000"/>
+              </w:rPr>
+              <w:t>0.11%</w:t>
+            </w:r>
+          </w:p>
+        </w:tc>
+        <w:tc>
+          <w:tcPr>
+            <w:tcW w:w="1336" w:type="dxa"/>
+            <w:shd w:val="clear" w:color="auto" w:fill="FF7474"/>
+            <w:vAlign w:val="bottom"/>
+          </w:tcPr>
+          <w:p>
+            <w:pPr>
+              <w:rPr>
+                <w:rFonts w:ascii="Times New Roman" w:hAnsi="Times New Roman" w:cs="Times New Roman"/>
+                <w:sz w:val="24"/>
+                <w:szCs w:val="24"/>
+                <w:lang w:val="en-US"/>
+              </w:rPr>
+            </w:pPr>
+            <w:r>
+              <w:rPr>
+                <w:rFonts w:ascii="Aptos Narrow" w:hAnsi="Aptos Narrow"/>
+                <w:color w:val="000000"/>
+              </w:rPr>
+              <w:t>0.07%</w:t>
+            </w:r>
+          </w:p>
+        </w:tc>
+        <w:tc>
+          <w:tcPr>
+            <w:tcW w:w="1336" w:type="dxa"/>
+            <w:shd w:val="clear" w:color="auto" w:fill="FF7474"/>
+            <w:vAlign w:val="bottom"/>
+          </w:tcPr>
+          <w:p>
+            <w:pPr>
+              <w:rPr>
+                <w:rFonts w:ascii="Times New Roman" w:hAnsi="Times New Roman" w:cs="Times New Roman"/>
+                <w:sz w:val="24"/>
+                <w:szCs w:val="24"/>
+                <w:lang w:val="en-US"/>
+              </w:rPr>
+            </w:pPr>
+            <w:r>
+              <w:rPr>
+                <w:rFonts w:ascii="Aptos Narrow" w:hAnsi="Aptos Narrow"/>
+                <w:color w:val="000000"/>
+              </w:rPr>
+              <w:t>0.06%</w:t>
+            </w:r>
+          </w:p>
+        </w:tc>
+        <w:tc>
+          <w:tcPr>
+            <w:tcW w:w="1336" w:type="dxa"/>
+            <w:shd w:val="clear" w:color="auto" w:fill="FF7474"/>
+            <w:vAlign w:val="bottom"/>
+          </w:tcPr>
+          <w:p>
+            <w:pPr>
+              <w:rPr>
+                <w:rFonts w:ascii="Times New Roman" w:hAnsi="Times New Roman" w:cs="Times New Roman"/>
+                <w:sz w:val="24"/>
+                <w:szCs w:val="24"/>
+                <w:lang w:val="en-US"/>
+              </w:rPr>
+            </w:pPr>
+            <w:r>
+              <w:rPr>
+                <w:rFonts w:ascii="Aptos Narrow" w:hAnsi="Aptos Narrow"/>
+                <w:color w:val="000000"/>
+              </w:rPr>
+              <w:t>0.06%</w:t>
+            </w:r>
+          </w:p>
+        </w:tc>
+      </w:tr>
+    </w:tbl>
+    <w:p>
+      <w:pPr>
+        <w:rPr>
+          <w:rFonts w:ascii="Times New Roman" w:hAnsi="Times New Roman" w:cs="Times New Roman"/>
+          <w:sz w:val="24"/>
+          <w:szCs w:val="24"/>
+          <w:lang w:val="en-US"/>
+        </w:rPr>
+      </w:pPr>
+    </w:p>
+    <w:p>
+      <w:pPr>
+        <w:rPr>
+          <w:rFonts w:ascii="Times New Roman" w:hAnsi="Times New Roman" w:cs="Times New Roman"/>
+          <w:sz w:val="24"/>
+          <w:szCs w:val="24"/>
+          <w:lang w:val="en-US"/>
+        </w:rPr>
+      </w:pPr>
+    </w:p>
+    <w:p>
+      <w:pPr>
+        <w:rPr>
+          <w:rFonts w:ascii="Times New Roman" w:hAnsi="Times New Roman" w:cs="Times New Roman"/>
+          <w:lang w:val="en-US"/>
+        </w:rPr>
+      </w:pPr>
+      <w:r>
+        <w:rPr>
+          <w:rFonts w:ascii="Times New Roman" w:hAnsi="Times New Roman" w:cs="Times New Roman"/>
+          <w:noProof/>
+          <w:lang w:val="en-US"/>
+        </w:rPr>
+        <w:drawing>
+          <wp:inline distT="0" distB="0" distL="0" distR="0" wp14:anchorId="26B551AA" wp14:editId="7112FDCC">
+            <wp:extent cx="5943600" cy="3714750"/>
+            <wp:effectExtent l="0" t="0" r="0" b="0"/>
+            <wp:docPr id="630740762" name="Picture 2"/>
+            <wp:cNvGraphicFramePr>
+              <a:graphicFrameLocks xmlns:a="http://schemas.openxmlformats.org/drawingml/2006/main" noChangeAspect="1"/>
+            </wp:cNvGraphicFramePr>
+            <a:graphic xmlns:a="http://schemas.openxmlformats.org/drawingml/2006/main">
+              <a:graphicData uri="http://schemas.openxmlformats.org/drawingml/2006/picture">
+                <pic:pic xmlns:pic="http://schemas.openxmlformats.org/drawingml/2006/picture">
+                  <pic:nvPicPr>
+                    <pic:cNvPr id="0" name="Picture 6"/>
+                    <pic:cNvPicPr>
+                      <a:picLocks noChangeAspect="1" noChangeArrowheads="1"/>
+                    </pic:cNvPicPr>
+                  </pic:nvPicPr>
+                  <pic:blipFill>
+                    <a:blip r:embed="rId11" cstate="print">
+                      <a:extLst>
+                        <a:ext uri="{28A0092B-C50C-407E-A947-70E740481C1C}">
+                          <a14:useLocalDpi xmlns:a14="http://schemas.microsoft.com/office/drawing/2010/main" val="0"/>
+                        </a:ext>
+                      </a:extLst>
+                    </a:blip>
+                    <a:srcRect/>
+                    <a:stretch>
+                      <a:fillRect/>
+                    </a:stretch>
+                  </pic:blipFill>
+                  <pic:spPr bwMode="auto">
+                    <a:xfrm>
+                      <a:off x="0" y="0"/>
+                      <a:ext cx="5943600" cy="3714750"/>
+                    </a:xfrm>
+                    <a:prstGeom prst="rect">
+                      <a:avLst/>
+                    </a:prstGeom>
+                    <a:noFill/>
+                    <a:ln>
+                      <a:noFill/>
+                    </a:ln>
+                  </pic:spPr>
+                </pic:pic>
+              </a:graphicData>
+            </a:graphic>
+          </wp:inline>
+        </w:drawing>
+      </w:r>
+    </w:p>
+    <w:p>
+      <w:pPr>
+        <w:rPr>
+          <w:rFonts w:ascii="Times New Roman" w:hAnsi="Times New Roman" w:cs="Times New Roman"/>
+          <w:lang w:val="el-GR"/>
+        </w:rPr>
+      </w:pPr>
+      <w:r>
+        <w:rPr>
+          <w:rFonts w:ascii="Times New Roman" w:hAnsi="Times New Roman" w:cs="Times New Roman"/>
+          <w:lang w:val="el-GR"/>
+        </w:rPr>
+        <w:t xml:space="preserve">Προφανώς αναζητούμε το «γόνατο» του </w:t>
+      </w:r>
+      <w:r>
+        <w:rPr>
+          <w:rFonts w:ascii="Times New Roman" w:hAnsi="Times New Roman" w:cs="Times New Roman"/>
+          <w:lang w:val="en-US"/>
+        </w:rPr>
+        <w:t>Plot</w:t>
+      </w:r>
+      <w:r>
+        <w:rPr>
+          <w:rFonts w:ascii="Times New Roman" w:hAnsi="Times New Roman" w:cs="Times New Roman"/>
+          <w:lang w:val="el-GR"/>
+        </w:rPr>
+        <w:t xml:space="preserve">. Οι τιμές από 16 εώς 64 είναι αποδεκτές αλλά θεωρώ ότι θα διάλεγα τον </w:t>
+      </w:r>
+      <w:r>
+        <w:rPr>
+          <w:rFonts w:ascii="Times New Roman" w:hAnsi="Times New Roman" w:cs="Times New Roman"/>
+          <w:lang w:val="en-US"/>
+        </w:rPr>
+        <w:t>RAS</w:t>
+      </w:r>
+      <w:r>
+        <w:rPr>
+          <w:rFonts w:ascii="Times New Roman" w:hAnsi="Times New Roman" w:cs="Times New Roman"/>
+          <w:lang w:val="el-GR"/>
+        </w:rPr>
+        <w:t xml:space="preserve"> </w:t>
+      </w:r>
+      <w:r>
+        <w:rPr>
+          <w:rFonts w:ascii="Times New Roman" w:hAnsi="Times New Roman" w:cs="Times New Roman"/>
+          <w:lang w:val="el-GR"/>
+        </w:rPr>
+        <w:t>με μέγεθος 48 εγγραφών καθώς φαίνεται να είναι ο καλυτερος σε ισοβαθμία με τον 64</w:t>
+      </w:r>
+      <w:r>
+        <w:rPr>
+          <w:rFonts w:ascii="Times New Roman" w:hAnsi="Times New Roman" w:cs="Times New Roman"/>
+          <w:vertAlign w:val="superscript"/>
+          <w:lang w:val="el-GR"/>
+        </w:rPr>
+        <w:t>ων</w:t>
+      </w:r>
+      <w:r>
+        <w:rPr>
+          <w:rFonts w:ascii="Times New Roman" w:hAnsi="Times New Roman" w:cs="Times New Roman"/>
+          <w:lang w:val="el-GR"/>
+        </w:rPr>
+        <w:t xml:space="preserve"> εγγραφών αλλά είναι και μικρότερος άρα πιο απλός-γρήγορος.</w:t>
+      </w:r>
+      <w:r>
+        <w:rPr>
+          <w:rFonts w:ascii="Times New Roman" w:hAnsi="Times New Roman" w:cs="Times New Roman"/>
+          <w:lang w:val="el-GR"/>
+        </w:rPr>
+        <w:t xml:space="preserve"> </w:t>
+      </w:r>
+    </w:p>
+    <w:p>
+      <w:pPr>
+        <w:rPr>
+          <w:rFonts w:ascii="Times New Roman" w:hAnsi="Times New Roman" w:cs="Times New Roman"/>
+          <w:lang w:val="el-GR"/>
+        </w:rPr>
+      </w:pPr>
+    </w:p>
+    <w:p>
+      <w:pPr>
+        <w:rPr>
+          <w:rFonts w:ascii="Times New Roman" w:hAnsi="Times New Roman" w:cs="Times New Roman"/>
+          <w:lang w:val="el-GR"/>
+        </w:rPr>
+      </w:pPr>
+      <w:r>
+        <w:rPr>
+          <w:rFonts w:ascii="Times New Roman" w:hAnsi="Times New Roman" w:cs="Times New Roman"/>
+          <w:lang w:val="el-GR"/>
+        </w:rPr>
+        <w:t xml:space="preserve">Τα </w:t>
+      </w:r>
+      <w:r>
+        <w:rPr>
+          <w:rFonts w:ascii="Times New Roman" w:hAnsi="Times New Roman" w:cs="Times New Roman"/>
+          <w:lang w:val="en-US"/>
+        </w:rPr>
+        <w:t>csv</w:t>
+      </w:r>
+      <w:r>
+        <w:rPr>
+          <w:rFonts w:ascii="Times New Roman" w:hAnsi="Times New Roman" w:cs="Times New Roman"/>
+          <w:lang w:val="el-GR"/>
+        </w:rPr>
+        <w:t xml:space="preserve"> </w:t>
+      </w:r>
+      <w:r>
+        <w:rPr>
+          <w:rFonts w:ascii="Times New Roman" w:hAnsi="Times New Roman" w:cs="Times New Roman"/>
+          <w:lang w:val="el-GR"/>
+        </w:rPr>
+        <w:t xml:space="preserve">με τις μετρήσεις βρίσκονται στο </w:t>
+      </w:r>
+      <w:r>
+        <w:rPr>
+          <w:rFonts w:ascii="Times New Roman" w:hAnsi="Times New Roman" w:cs="Times New Roman"/>
+          <w:lang w:val="en-US"/>
+        </w:rPr>
+        <w:t>repo</w:t>
+      </w:r>
+      <w:r>
+        <w:rPr>
+          <w:rFonts w:ascii="Times New Roman" w:hAnsi="Times New Roman" w:cs="Times New Roman"/>
+          <w:lang w:val="el-GR"/>
+        </w:rPr>
+        <w:t xml:space="preserve"> </w:t>
+      </w:r>
+      <w:r>
+        <w:rPr>
+          <w:rFonts w:ascii="Times New Roman" w:hAnsi="Times New Roman" w:cs="Times New Roman"/>
+          <w:lang w:val="el-GR"/>
+        </w:rPr>
+        <w:t xml:space="preserve">στο εξης </w:t>
+      </w:r>
+      <w:r>
+        <w:rPr>
+          <w:rFonts w:ascii="Times New Roman" w:hAnsi="Times New Roman" w:cs="Times New Roman"/>
+          <w:lang w:val="en-US"/>
+        </w:rPr>
+        <w:t>location</w:t>
+      </w:r>
+      <w:r>
+        <w:rPr>
+          <w:rFonts w:ascii="Times New Roman" w:hAnsi="Times New Roman" w:cs="Times New Roman"/>
+          <w:lang w:val="el-GR"/>
+        </w:rPr>
         <w:t xml:space="preserve">: </w:t>
       </w:r>
       <w:r>
         <w:rPr>
           <w:rFonts w:ascii="Times New Roman" w:hAnsi="Times New Roman" w:cs="Times New Roman"/>
-          <w:sz w:val="24"/>
-          <w:szCs w:val="24"/>
-          <w:lang w:val="el-GR"/>
-        </w:rPr>
-        <w:t>advcomparch-ex1-helpcode/</w:t>
-      </w:r>
-      <w:proofErr w:type="spellStart"/>
-      <w:r>
-        <w:rPr>
-          <w:rFonts w:ascii="Times New Roman" w:hAnsi="Times New Roman" w:cs="Times New Roman"/>
-          <w:sz w:val="24"/>
-          <w:szCs w:val="24"/>
-          <w:lang w:val="el-GR"/>
-        </w:rPr>
-        <w:t>csvs</w:t>
-      </w:r>
-      <w:proofErr w:type="spellEnd"/>
-      <w:r>
-        <w:rPr>
-          <w:rFonts w:ascii="Times New Roman" w:hAnsi="Times New Roman" w:cs="Times New Roman"/>
-          <w:sz w:val="24"/>
-          <w:szCs w:val="24"/>
-          <w:lang w:val="el-GR"/>
-        </w:rPr>
-        <w:t>/btb_predicts.csv</w:t>
+          <w:lang w:val="el-GR"/>
+        </w:rPr>
+        <w:t>advcomparch-ex1-helpcode/csvs/ras_stats.csv</w:t>
       </w:r>
     </w:p>
     <w:sectPr>
@@ -34656,6 +36780,95 @@
 <file path=word/numbering.xml><?xml version="1.0" encoding="utf-8"?>
 <w:numbering xmlns:wpc="http://schemas.microsoft.com/office/word/2010/wordprocessingCanvas" xmlns:cx="http://schemas.microsoft.com/office/drawing/2014/chartex" xmlns:cx1="http://schemas.microsoft.com/office/drawing/2015/9/8/chartex" xmlns:cx2="http://schemas.microsoft.com/office/drawing/2015/10/21/chartex" xmlns:cx3="http://schemas.microsoft.com/office/drawing/2016/5/9/chartex" xmlns:cx4="http://schemas.microsoft.com/office/drawing/2016/5/10/chartex" xmlns:cx5="http://schemas.microsoft.com/office/drawing/2016/5/11/chartex" xmlns:cx6="http://schemas.microsoft.com/office/drawing/2016/5/12/chartex" xmlns:cx7="http://schemas.microsoft.com/office/drawing/2016/5/13/chartex" xmlns:cx8="http://schemas.microsoft.com/office/drawing/2016/5/14/chartex" xmlns:mc="http://schemas.openxmlformats.org/markup-compatibility/2006" xmlns:aink="http://schemas.microsoft.com/office/drawing/2016/ink" xmlns:am3d="http://schemas.microsoft.com/office/drawing/2017/model3d" xmlns:o="urn:schemas-microsoft-com:office:office" xmlns:oel="http://schemas.microsoft.com/office/2019/extlst" xmlns:r="http://schemas.openxmlformats.org/officeDocument/2006/relationships" xmlns:m="http://schemas.openxmlformats.org/officeDocument/2006/math" xmlns:v="urn:schemas-microsoft-com:vml" xmlns:wp14="http://schemas.microsoft.com/office/word/2010/wordprocessingDrawing" xmlns:wp="http://schemas.openxmlformats.org/drawingml/2006/wordprocessingDrawing" xmlns:w10="urn:schemas-microsoft-com:office:word" xmlns:w="http://schemas.openxmlformats.org/wordprocessingml/2006/main" xmlns:w14="http://schemas.microsoft.com/office/word/2010/wordml" xmlns:w15="http://schemas.microsoft.com/office/word/2012/wordml" xmlns:w16cex="http://schemas.microsoft.com/office/word/2018/wordml/cex" xmlns:w16cid="http://schemas.microsoft.com/office/word/2016/wordml/cid" xmlns:w16="http://schemas.microsoft.com/office/word/2018/wordml" xmlns:w16du="http://schemas.microsoft.com/office/word/2023/wordml/word16du" xmlns:w16sdtdh="http://schemas.microsoft.com/office/word/2020/wordml/sdtdatahash" xmlns:w16sdtfl="http://schemas.microsoft.com/office/word/2024/wordml/sdtformatlock" xmlns:w16se="http://schemas.microsoft.com/office/word/2015/wordml/symex" xmlns:wpg="http://schemas.microsoft.com/office/word/2010/wordprocessingGroup" xmlns:wpi="http://schemas.microsoft.com/office/word/2010/wordprocessingInk" xmlns:wne="http://schemas.microsoft.com/office/word/2006/wordml" xmlns:wps="http://schemas.microsoft.com/office/word/2010/wordprocessingShape" mc:Ignorable="w14 w15 w16se w16cid w16 w16cex w16sdtdh w16sdtfl w16du wp14">
   <w:abstractNum w:abstractNumId="0" w15:restartNumberingAfterBreak="0">
+    <w:nsid w:val="189B174E"/>
+    <w:multiLevelType w:val="hybridMultilevel"/>
+    <w:tmpl w:val="294EDFD4"/>
+    <w:lvl w:ilvl="0" w:tplc="DDE669E0">
+      <w:start w:val="1"/>
+      <w:numFmt w:val="decimal"/>
+      <w:lvlText w:val="%1"/>
+      <w:lvlJc w:val="left"/>
+      <w:pPr>
+        <w:ind w:left="1800" w:hanging="1440"/>
+      </w:pPr>
+      <w:rPr>
+        <w:rFonts w:hint="default"/>
+      </w:rPr>
+    </w:lvl>
+    <w:lvl w:ilvl="1" w:tplc="04090019" w:tentative="1">
+      <w:start w:val="1"/>
+      <w:numFmt w:val="lowerLetter"/>
+      <w:lvlText w:val="%2."/>
+      <w:lvlJc w:val="left"/>
+      <w:pPr>
+        <w:ind w:left="1440" w:hanging="360"/>
+      </w:pPr>
+    </w:lvl>
+    <w:lvl w:ilvl="2" w:tplc="0409001B" w:tentative="1">
+      <w:start w:val="1"/>
+      <w:numFmt w:val="lowerRoman"/>
+      <w:lvlText w:val="%3."/>
+      <w:lvlJc w:val="right"/>
+      <w:pPr>
+        <w:ind w:left="2160" w:hanging="180"/>
+      </w:pPr>
+    </w:lvl>
+    <w:lvl w:ilvl="3" w:tplc="0409000F" w:tentative="1">
+      <w:start w:val="1"/>
+      <w:numFmt w:val="decimal"/>
+      <w:lvlText w:val="%4."/>
+      <w:lvlJc w:val="left"/>
+      <w:pPr>
+        <w:ind w:left="2880" w:hanging="360"/>
+      </w:pPr>
+    </w:lvl>
+    <w:lvl w:ilvl="4" w:tplc="04090019" w:tentative="1">
+      <w:start w:val="1"/>
+      <w:numFmt w:val="lowerLetter"/>
+      <w:lvlText w:val="%5."/>
+      <w:lvlJc w:val="left"/>
+      <w:pPr>
+        <w:ind w:left="3600" w:hanging="360"/>
+      </w:pPr>
+    </w:lvl>
+    <w:lvl w:ilvl="5" w:tplc="0409001B" w:tentative="1">
+      <w:start w:val="1"/>
+      <w:numFmt w:val="lowerRoman"/>
+      <w:lvlText w:val="%6."/>
+      <w:lvlJc w:val="right"/>
+      <w:pPr>
+        <w:ind w:left="4320" w:hanging="180"/>
+      </w:pPr>
+    </w:lvl>
+    <w:lvl w:ilvl="6" w:tplc="0409000F" w:tentative="1">
+      <w:start w:val="1"/>
+      <w:numFmt w:val="decimal"/>
+      <w:lvlText w:val="%7."/>
+      <w:lvlJc w:val="left"/>
+      <w:pPr>
+        <w:ind w:left="5040" w:hanging="360"/>
+      </w:pPr>
+    </w:lvl>
+    <w:lvl w:ilvl="7" w:tplc="04090019" w:tentative="1">
+      <w:start w:val="1"/>
+      <w:numFmt w:val="lowerLetter"/>
+      <w:lvlText w:val="%8."/>
+      <w:lvlJc w:val="left"/>
+      <w:pPr>
+        <w:ind w:left="5760" w:hanging="360"/>
+      </w:pPr>
+    </w:lvl>
+    <w:lvl w:ilvl="8" w:tplc="0409001B" w:tentative="1">
+      <w:start w:val="1"/>
+      <w:numFmt w:val="lowerRoman"/>
+      <w:lvlText w:val="%9."/>
+      <w:lvlJc w:val="right"/>
+      <w:pPr>
+        <w:ind w:left="6480" w:hanging="180"/>
+      </w:pPr>
+    </w:lvl>
+  </w:abstractNum>
+  <w:abstractNum w:abstractNumId="1" w15:restartNumberingAfterBreak="0">
     <w:nsid w:val="25A144D5"/>
     <w:multiLevelType w:val="hybridMultilevel"/>
     <w:tmpl w:val="89F03036"/>
@@ -34745,6 +36958,9 @@
     </w:lvl>
   </w:abstractNum>
   <w:num w:numId="1" w16cid:durableId="1044018662">
+    <w:abstractNumId w:val="1"/>
+  </w:num>
+  <w:num w:numId="2" w16cid:durableId="1465347322">
     <w:abstractNumId w:val="0"/>
   </w:num>
 </w:numbering>
@@ -35382,6 +37598,7 @@
   <w:style w:type="character" w:default="1" w:styleId="DefaultParagraphFont">
     <w:name w:val="Default Paragraph Font"/>
     <w:uiPriority w:val="1"/>
+    <w:semiHidden/>
     <w:unhideWhenUsed/>
   </w:style>
   <w:style w:type="table" w:default="1" w:styleId="TableNormal">

--- a/advcomparch-ex1-helpcode/docs/AdvCompArch_1_03121644.docx
+++ b/advcomparch-ex1-helpcode/docs/AdvCompArch_1_03121644.docx
@@ -374,6 +374,7 @@
                 <w14:ligatures w14:val="none"/>
               </w:rPr>
             </w:pPr>
+            <w:proofErr w:type="spellStart"/>
             <w:r>
               <w:rPr>
                 <w:rFonts w:ascii="Times New Roman" w:eastAsia="Times New Roman" w:hAnsi="Times New Roman" w:cs="Times New Roman"/>
@@ -384,6 +385,7 @@
               </w:rPr>
               <w:t>Github</w:t>
             </w:r>
+            <w:proofErr w:type="spellEnd"/>
             <w:r>
               <w:rPr>
                 <w:rFonts w:ascii="Times New Roman" w:eastAsia="Times New Roman" w:hAnsi="Times New Roman" w:cs="Times New Roman"/>
@@ -434,6 +436,7 @@
               </w:rPr>
               <w:t>://</w:t>
             </w:r>
+            <w:proofErr w:type="spellStart"/>
             <w:r>
               <w:rPr>
                 <w:rFonts w:ascii="Times New Roman" w:eastAsia="Times New Roman" w:hAnsi="Times New Roman" w:cs="Times New Roman"/>
@@ -444,6 +447,7 @@
               </w:rPr>
               <w:t>github</w:t>
             </w:r>
+            <w:proofErr w:type="spellEnd"/>
             <w:r>
               <w:rPr>
                 <w:rFonts w:ascii="Times New Roman" w:eastAsia="Times New Roman" w:hAnsi="Times New Roman" w:cs="Times New Roman"/>
@@ -474,6 +478,7 @@
               </w:rPr>
               <w:t>/</w:t>
             </w:r>
+            <w:proofErr w:type="spellStart"/>
             <w:r>
               <w:rPr>
                 <w:rFonts w:ascii="Times New Roman" w:eastAsia="Times New Roman" w:hAnsi="Times New Roman" w:cs="Times New Roman"/>
@@ -484,6 +489,7 @@
               </w:rPr>
               <w:t>Sskarm</w:t>
             </w:r>
+            <w:proofErr w:type="spellEnd"/>
             <w:r>
               <w:rPr>
                 <w:rFonts w:ascii="Times New Roman" w:eastAsia="Times New Roman" w:hAnsi="Times New Roman" w:cs="Times New Roman"/>
@@ -494,6 +500,7 @@
               </w:rPr>
               <w:t>/</w:t>
             </w:r>
+            <w:proofErr w:type="spellStart"/>
             <w:r>
               <w:rPr>
                 <w:rFonts w:ascii="Times New Roman" w:eastAsia="Times New Roman" w:hAnsi="Times New Roman" w:cs="Times New Roman"/>
@@ -504,6 +511,7 @@
               </w:rPr>
               <w:t>advcomparch</w:t>
             </w:r>
+            <w:proofErr w:type="spellEnd"/>
             <w:r>
               <w:rPr>
                 <w:rFonts w:ascii="Times New Roman" w:eastAsia="Times New Roman" w:hAnsi="Times New Roman" w:cs="Times New Roman"/>
@@ -690,6 +698,7 @@
         </w:rPr>
         <w:t>1. 403.</w:t>
       </w:r>
+      <w:proofErr w:type="spellStart"/>
       <w:r>
         <w:rPr>
           <w:rFonts w:ascii="Times New Roman" w:hAnsi="Times New Roman" w:cs="Times New Roman"/>
@@ -698,6 +707,7 @@
         </w:rPr>
         <w:t>gcc</w:t>
       </w:r>
+      <w:proofErr w:type="spellEnd"/>
       <w:r>
         <w:rPr>
           <w:rFonts w:ascii="Times New Roman" w:hAnsi="Times New Roman" w:cs="Times New Roman"/>
@@ -707,6 +717,7 @@
         </w:rPr>
         <w:t xml:space="preserve">              2. 410.</w:t>
       </w:r>
+      <w:proofErr w:type="spellStart"/>
       <w:r>
         <w:rPr>
           <w:rFonts w:ascii="Times New Roman" w:hAnsi="Times New Roman" w:cs="Times New Roman"/>
@@ -715,6 +726,7 @@
         </w:rPr>
         <w:t>bwaves</w:t>
       </w:r>
+      <w:proofErr w:type="spellEnd"/>
       <w:r>
         <w:rPr>
           <w:rFonts w:ascii="Times New Roman" w:hAnsi="Times New Roman" w:cs="Times New Roman"/>
@@ -724,6 +736,7 @@
         </w:rPr>
         <w:t xml:space="preserve">            3. 416.</w:t>
       </w:r>
+      <w:proofErr w:type="spellStart"/>
       <w:r>
         <w:rPr>
           <w:rFonts w:ascii="Times New Roman" w:hAnsi="Times New Roman" w:cs="Times New Roman"/>
@@ -732,6 +745,7 @@
         </w:rPr>
         <w:t>gamess</w:t>
       </w:r>
+      <w:proofErr w:type="spellEnd"/>
       <w:r>
         <w:rPr>
           <w:rFonts w:ascii="Times New Roman" w:hAnsi="Times New Roman" w:cs="Times New Roman"/>
@@ -777,6 +791,7 @@
         </w:rPr>
         <w:t>5. 433.</w:t>
       </w:r>
+      <w:proofErr w:type="spellStart"/>
       <w:r>
         <w:rPr>
           <w:rFonts w:ascii="Times New Roman" w:hAnsi="Times New Roman" w:cs="Times New Roman"/>
@@ -785,6 +800,7 @@
         </w:rPr>
         <w:t>milc</w:t>
       </w:r>
+      <w:proofErr w:type="spellEnd"/>
       <w:r>
         <w:rPr>
           <w:rFonts w:ascii="Times New Roman" w:hAnsi="Times New Roman" w:cs="Times New Roman"/>
@@ -812,6 +828,7 @@
         </w:rPr>
         <w:t>6. 435.</w:t>
       </w:r>
+      <w:proofErr w:type="spellStart"/>
       <w:r>
         <w:rPr>
           <w:rFonts w:ascii="Times New Roman" w:hAnsi="Times New Roman" w:cs="Times New Roman"/>
@@ -820,6 +837,7 @@
         </w:rPr>
         <w:t>gromacs</w:t>
       </w:r>
+      <w:proofErr w:type="spellEnd"/>
       <w:r>
         <w:rPr>
           <w:rFonts w:ascii="Times New Roman" w:hAnsi="Times New Roman" w:cs="Times New Roman"/>
@@ -847,6 +865,7 @@
         </w:rPr>
         <w:t>7. 436.</w:t>
       </w:r>
+      <w:proofErr w:type="spellStart"/>
       <w:r>
         <w:rPr>
           <w:rFonts w:ascii="Times New Roman" w:hAnsi="Times New Roman" w:cs="Times New Roman"/>
@@ -855,6 +874,7 @@
         </w:rPr>
         <w:t>cactusADM</w:t>
       </w:r>
+      <w:proofErr w:type="spellEnd"/>
       <w:r>
         <w:rPr>
           <w:rFonts w:ascii="Times New Roman" w:hAnsi="Times New Roman" w:cs="Times New Roman"/>
@@ -882,6 +902,7 @@
         </w:rPr>
         <w:t>8. 450.</w:t>
       </w:r>
+      <w:proofErr w:type="spellStart"/>
       <w:r>
         <w:rPr>
           <w:rFonts w:ascii="Times New Roman" w:hAnsi="Times New Roman" w:cs="Times New Roman"/>
@@ -890,6 +911,7 @@
         </w:rPr>
         <w:t>soplex</w:t>
       </w:r>
+      <w:proofErr w:type="spellEnd"/>
       <w:r>
         <w:rPr>
           <w:rFonts w:ascii="Times New Roman" w:hAnsi="Times New Roman" w:cs="Times New Roman"/>
@@ -918,6 +940,7 @@
         </w:rPr>
         <w:t>9. 459.</w:t>
       </w:r>
+      <w:proofErr w:type="spellStart"/>
       <w:r>
         <w:rPr>
           <w:rFonts w:ascii="Times New Roman" w:hAnsi="Times New Roman" w:cs="Times New Roman"/>
@@ -926,6 +949,7 @@
         </w:rPr>
         <w:t>GemsFDTD</w:t>
       </w:r>
+      <w:proofErr w:type="spellEnd"/>
       <w:r>
         <w:rPr>
           <w:rFonts w:ascii="Times New Roman" w:hAnsi="Times New Roman" w:cs="Times New Roman"/>
@@ -953,6 +977,7 @@
         </w:rPr>
         <w:t>10. 470.</w:t>
       </w:r>
+      <w:proofErr w:type="spellStart"/>
       <w:r>
         <w:rPr>
           <w:rFonts w:ascii="Times New Roman" w:hAnsi="Times New Roman" w:cs="Times New Roman"/>
@@ -961,6 +986,7 @@
         </w:rPr>
         <w:t>lbm</w:t>
       </w:r>
+      <w:proofErr w:type="spellEnd"/>
       <w:r>
         <w:rPr>
           <w:rFonts w:ascii="Times New Roman" w:hAnsi="Times New Roman" w:cs="Times New Roman"/>
@@ -988,6 +1014,7 @@
         </w:rPr>
         <w:t>11. 483.</w:t>
       </w:r>
+      <w:proofErr w:type="spellStart"/>
       <w:r>
         <w:rPr>
           <w:rFonts w:ascii="Times New Roman" w:hAnsi="Times New Roman" w:cs="Times New Roman"/>
@@ -996,6 +1023,7 @@
         </w:rPr>
         <w:t>xalancbmk</w:t>
       </w:r>
+      <w:proofErr w:type="spellEnd"/>
     </w:p>
     <w:p>
       <w:pPr>
@@ -1186,6 +1214,8 @@
       <w:pPr>
         <w:rPr>
           <w:rFonts w:ascii="Times New Roman" w:hAnsi="Times New Roman" w:cs="Times New Roman"/>
+          <w:b/>
+          <w:bCs/>
           <w:sz w:val="24"/>
           <w:szCs w:val="24"/>
           <w:lang w:val="el-GR"/>
@@ -1194,6 +1224,8 @@
       <w:r>
         <w:rPr>
           <w:rFonts w:ascii="Times New Roman" w:hAnsi="Times New Roman" w:cs="Times New Roman"/>
+          <w:b/>
+          <w:bCs/>
           <w:sz w:val="24"/>
           <w:szCs w:val="24"/>
           <w:lang w:val="el-GR"/>
@@ -1229,6 +1261,7 @@
         </w:rPr>
         <w:t xml:space="preserve">Χρησιμοποιούμε το </w:t>
       </w:r>
+      <w:proofErr w:type="spellStart"/>
       <w:r>
         <w:rPr>
           <w:rFonts w:ascii="Times New Roman" w:hAnsi="Times New Roman" w:cs="Times New Roman"/>
@@ -1237,6 +1270,7 @@
         </w:rPr>
         <w:t>cslab</w:t>
       </w:r>
+      <w:proofErr w:type="spellEnd"/>
       <w:r>
         <w:rPr>
           <w:rFonts w:ascii="Times New Roman" w:hAnsi="Times New Roman" w:cs="Times New Roman"/>
@@ -1280,6 +1314,7 @@
         </w:rPr>
         <w:t>.</w:t>
       </w:r>
+      <w:proofErr w:type="spellStart"/>
       <w:r>
         <w:rPr>
           <w:rFonts w:ascii="Times New Roman" w:hAnsi="Times New Roman" w:cs="Times New Roman"/>
@@ -1288,6 +1323,7 @@
         </w:rPr>
         <w:t>cpp</w:t>
       </w:r>
+      <w:proofErr w:type="spellEnd"/>
       <w:r>
         <w:rPr>
           <w:rFonts w:ascii="Times New Roman" w:hAnsi="Times New Roman" w:cs="Times New Roman"/>
@@ -1663,8 +1699,19 @@
                 <w:szCs w:val="24"/>
                 <w:lang w:val="en-US"/>
               </w:rPr>
-              <w:t>Conditional Non-Taken</w:t>
-            </w:r>
+              <w:t xml:space="preserve">Conditional </w:t>
+            </w:r>
+            <w:proofErr w:type="gramStart"/>
+            <w:r>
+              <w:rPr>
+                <w:rFonts w:ascii="Times New Roman" w:hAnsi="Times New Roman" w:cs="Times New Roman"/>
+                <w:sz w:val="24"/>
+                <w:szCs w:val="24"/>
+                <w:lang w:val="en-US"/>
+              </w:rPr>
+              <w:t>Non-Taken</w:t>
+            </w:r>
+            <w:proofErr w:type="gramEnd"/>
           </w:p>
         </w:tc>
         <w:tc>
@@ -1770,6 +1817,7 @@
               </w:rPr>
               <w:t>403.</w:t>
             </w:r>
+            <w:proofErr w:type="spellStart"/>
             <w:r>
               <w:rPr>
                 <w:rFonts w:ascii="Times New Roman" w:hAnsi="Times New Roman" w:cs="Times New Roman"/>
@@ -1778,6 +1826,7 @@
               </w:rPr>
               <w:t>gcc</w:t>
             </w:r>
+            <w:proofErr w:type="spellEnd"/>
             <w:r>
               <w:rPr>
                 <w:rFonts w:ascii="Times New Roman" w:hAnsi="Times New Roman" w:cs="Times New Roman"/>
@@ -3756,7 +3805,17 @@
           <w:szCs w:val="24"/>
           <w:lang w:val="el-GR"/>
         </w:rPr>
-        <w:t xml:space="preserve"> τις εκατ</w:t>
+        <w:t xml:space="preserve"> τις </w:t>
+      </w:r>
+      <w:proofErr w:type="spellStart"/>
+      <w:r>
+        <w:rPr>
+          <w:rFonts w:ascii="Times New Roman" w:hAnsi="Times New Roman" w:cs="Times New Roman"/>
+          <w:sz w:val="24"/>
+          <w:szCs w:val="24"/>
+          <w:lang w:val="el-GR"/>
+        </w:rPr>
+        <w:t>εκατ</w:t>
       </w:r>
       <w:r>
         <w:rPr>
@@ -3767,6 +3826,7 @@
         </w:rPr>
         <w:t>ώ</w:t>
       </w:r>
+      <w:proofErr w:type="spellEnd"/>
       <w:r>
         <w:rPr>
           <w:rFonts w:ascii="Times New Roman" w:hAnsi="Times New Roman" w:cs="Times New Roman"/>
@@ -3970,8 +4030,19 @@
                 <w:szCs w:val="24"/>
                 <w:lang w:val="en-US"/>
               </w:rPr>
-              <w:t>Conditional Non-Taken</w:t>
-            </w:r>
+              <w:t xml:space="preserve">Conditional </w:t>
+            </w:r>
+            <w:proofErr w:type="gramStart"/>
+            <w:r>
+              <w:rPr>
+                <w:rFonts w:ascii="Times New Roman" w:hAnsi="Times New Roman" w:cs="Times New Roman"/>
+                <w:sz w:val="24"/>
+                <w:szCs w:val="24"/>
+                <w:lang w:val="en-US"/>
+              </w:rPr>
+              <w:t>Non-Taken</w:t>
+            </w:r>
+            <w:proofErr w:type="gramEnd"/>
           </w:p>
         </w:tc>
         <w:tc>
@@ -4077,6 +4148,7 @@
               </w:rPr>
               <w:t>403.</w:t>
             </w:r>
+            <w:proofErr w:type="spellStart"/>
             <w:r>
               <w:rPr>
                 <w:rFonts w:ascii="Times New Roman" w:hAnsi="Times New Roman" w:cs="Times New Roman"/>
@@ -4085,6 +4157,7 @@
               </w:rPr>
               <w:t>gcc</w:t>
             </w:r>
+            <w:proofErr w:type="spellEnd"/>
             <w:r>
               <w:rPr>
                 <w:rFonts w:ascii="Times New Roman" w:hAnsi="Times New Roman" w:cs="Times New Roman"/>
@@ -5939,8 +6012,19 @@
                 <w:szCs w:val="24"/>
                 <w:lang w:val="en-US"/>
               </w:rPr>
-              <w:t>Conditional Non-Taken</w:t>
-            </w:r>
+              <w:t xml:space="preserve">Conditional </w:t>
+            </w:r>
+            <w:proofErr w:type="gramStart"/>
+            <w:r>
+              <w:rPr>
+                <w:rFonts w:ascii="Times New Roman" w:hAnsi="Times New Roman" w:cs="Times New Roman"/>
+                <w:sz w:val="24"/>
+                <w:szCs w:val="24"/>
+                <w:lang w:val="en-US"/>
+              </w:rPr>
+              <w:t>Non-Taken</w:t>
+            </w:r>
+            <w:proofErr w:type="gramEnd"/>
           </w:p>
         </w:tc>
         <w:tc>
@@ -6046,6 +6130,7 @@
               </w:rPr>
               <w:t>403.</w:t>
             </w:r>
+            <w:proofErr w:type="spellStart"/>
             <w:r>
               <w:rPr>
                 <w:rFonts w:ascii="Times New Roman" w:hAnsi="Times New Roman" w:cs="Times New Roman"/>
@@ -6054,6 +6139,7 @@
               </w:rPr>
               <w:t>gcc</w:t>
             </w:r>
+            <w:proofErr w:type="spellEnd"/>
             <w:r>
               <w:rPr>
                 <w:rFonts w:ascii="Times New Roman" w:hAnsi="Times New Roman" w:cs="Times New Roman"/>
@@ -8032,7 +8118,17 @@
           <w:szCs w:val="24"/>
           <w:lang w:val="el-GR"/>
         </w:rPr>
-        <w:t>τις εκατ</w:t>
+        <w:t xml:space="preserve">τις </w:t>
+      </w:r>
+      <w:proofErr w:type="spellStart"/>
+      <w:r>
+        <w:rPr>
+          <w:rFonts w:ascii="Times New Roman" w:hAnsi="Times New Roman" w:cs="Times New Roman"/>
+          <w:sz w:val="24"/>
+          <w:szCs w:val="24"/>
+          <w:lang w:val="el-GR"/>
+        </w:rPr>
+        <w:t>εκατ</w:t>
       </w:r>
       <w:r>
         <w:rPr>
@@ -8043,6 +8139,7 @@
         </w:rPr>
         <w:t>ώ</w:t>
       </w:r>
+      <w:proofErr w:type="spellEnd"/>
       <w:r>
         <w:rPr>
           <w:rFonts w:ascii="Times New Roman" w:hAnsi="Times New Roman" w:cs="Times New Roman"/>
@@ -8247,8 +8344,19 @@
                 <w:szCs w:val="24"/>
                 <w:lang w:val="en-US"/>
               </w:rPr>
-              <w:t>Conditional Non-Taken</w:t>
-            </w:r>
+              <w:t xml:space="preserve">Conditional </w:t>
+            </w:r>
+            <w:proofErr w:type="gramStart"/>
+            <w:r>
+              <w:rPr>
+                <w:rFonts w:ascii="Times New Roman" w:hAnsi="Times New Roman" w:cs="Times New Roman"/>
+                <w:sz w:val="24"/>
+                <w:szCs w:val="24"/>
+                <w:lang w:val="en-US"/>
+              </w:rPr>
+              <w:t>Non-Taken</w:t>
+            </w:r>
+            <w:proofErr w:type="gramEnd"/>
           </w:p>
         </w:tc>
         <w:tc>
@@ -8354,6 +8462,7 @@
               </w:rPr>
               <w:t>403.</w:t>
             </w:r>
+            <w:proofErr w:type="spellStart"/>
             <w:r>
               <w:rPr>
                 <w:rFonts w:ascii="Times New Roman" w:hAnsi="Times New Roman" w:cs="Times New Roman"/>
@@ -8362,6 +8471,7 @@
               </w:rPr>
               <w:t>gcc</w:t>
             </w:r>
+            <w:proofErr w:type="spellEnd"/>
           </w:p>
         </w:tc>
         <w:tc>
@@ -10020,6 +10130,8 @@
       <w:pPr>
         <w:rPr>
           <w:rFonts w:ascii="Times New Roman" w:hAnsi="Times New Roman" w:cs="Times New Roman"/>
+          <w:b/>
+          <w:bCs/>
           <w:sz w:val="24"/>
           <w:szCs w:val="24"/>
         </w:rPr>
@@ -10027,6 +10139,8 @@
       <w:r>
         <w:rPr>
           <w:rFonts w:ascii="Times New Roman" w:hAnsi="Times New Roman" w:cs="Times New Roman"/>
+          <w:b/>
+          <w:bCs/>
           <w:sz w:val="24"/>
           <w:szCs w:val="24"/>
           <w:lang w:val="en-US"/>
@@ -10037,18 +10151,12 @@
       <w:r>
         <w:rPr>
           <w:rFonts w:ascii="Times New Roman" w:hAnsi="Times New Roman" w:cs="Times New Roman"/>
-          <w:sz w:val="24"/>
-          <w:szCs w:val="24"/>
-        </w:rPr>
-        <w:t>Ν-bit predictors</w:t>
-      </w:r>
-      <w:r>
-        <w:rPr>
-          <w:rFonts w:ascii="Times New Roman" w:hAnsi="Times New Roman" w:cs="Times New Roman"/>
-          <w:sz w:val="24"/>
-          <w:szCs w:val="24"/>
-        </w:rPr>
-        <w:t xml:space="preserve"> </w:t>
+          <w:b/>
+          <w:bCs/>
+          <w:sz w:val="24"/>
+          <w:szCs w:val="24"/>
+        </w:rPr>
+        <w:t xml:space="preserve">Ν-bit predictors </w:t>
       </w:r>
     </w:p>
     <w:p>
@@ -10195,12 +10303,14 @@
         </w:rPr>
         <w:t xml:space="preserve"> </w:t>
       </w:r>
+      <w:proofErr w:type="spellStart"/>
       <w:r>
         <w:rPr>
           <w:rFonts w:ascii="Times New Roman" w:hAnsi="Times New Roman" w:cs="Times New Roman"/>
         </w:rPr>
         <w:t>cslab</w:t>
       </w:r>
+      <w:proofErr w:type="spellEnd"/>
       <w:r>
         <w:rPr>
           <w:rFonts w:ascii="Times New Roman" w:hAnsi="Times New Roman" w:cs="Times New Roman"/>
@@ -10221,12 +10331,14 @@
         </w:rPr>
         <w:t>.</w:t>
       </w:r>
+      <w:proofErr w:type="spellStart"/>
       <w:r>
         <w:rPr>
           <w:rFonts w:ascii="Times New Roman" w:hAnsi="Times New Roman" w:cs="Times New Roman"/>
         </w:rPr>
         <w:t>cpp</w:t>
       </w:r>
+      <w:proofErr w:type="spellEnd"/>
       <w:r>
         <w:rPr>
           <w:rFonts w:ascii="Times New Roman" w:hAnsi="Times New Roman" w:cs="Times New Roman"/>
@@ -10248,12 +10360,14 @@
         </w:rPr>
         <w:t xml:space="preserve"> </w:t>
       </w:r>
+      <w:proofErr w:type="spellStart"/>
       <w:r>
         <w:rPr>
           <w:rFonts w:ascii="Times New Roman" w:hAnsi="Times New Roman" w:cs="Times New Roman"/>
         </w:rPr>
         <w:t>NbitPredictor</w:t>
       </w:r>
+      <w:proofErr w:type="spellEnd"/>
       <w:r>
         <w:rPr>
           <w:rFonts w:ascii="Times New Roman" w:hAnsi="Times New Roman" w:cs="Times New Roman"/>
@@ -10289,6 +10403,7 @@
         </w:rPr>
         <w:t xml:space="preserve">  (14,1) , (14,2), (14,3) , (14,4) </w:t>
       </w:r>
+      <w:proofErr w:type="spellStart"/>
       <w:r>
         <w:rPr>
           <w:rFonts w:ascii="Times New Roman" w:hAnsi="Times New Roman" w:cs="Times New Roman"/>
@@ -10296,6 +10411,7 @@
         </w:rPr>
         <w:t>αρα</w:t>
       </w:r>
+      <w:proofErr w:type="spellEnd"/>
       <w:r>
         <w:rPr>
           <w:rFonts w:ascii="Times New Roman" w:hAnsi="Times New Roman" w:cs="Times New Roman"/>
@@ -10343,6 +10459,7 @@
         </w:rPr>
         <w:t xml:space="preserve"> 1 </w:t>
       </w:r>
+      <w:proofErr w:type="spellStart"/>
       <w:r>
         <w:rPr>
           <w:rFonts w:ascii="Times New Roman" w:hAnsi="Times New Roman" w:cs="Times New Roman"/>
@@ -10350,6 +10467,7 @@
         </w:rPr>
         <w:t>εως</w:t>
       </w:r>
+      <w:proofErr w:type="spellEnd"/>
       <w:r>
         <w:rPr>
           <w:rFonts w:ascii="Times New Roman" w:hAnsi="Times New Roman" w:cs="Times New Roman"/>
@@ -14274,7 +14392,21 @@
                 <w:rFonts w:ascii="Aptos Narrow" w:hAnsi="Aptos Narrow"/>
                 <w:color w:val="000000"/>
               </w:rPr>
-              <w:t>MKPI 1 bit</w:t>
+              <w:t>M</w:t>
+            </w:r>
+            <w:r>
+              <w:rPr>
+                <w:rFonts w:ascii="Aptos Narrow" w:hAnsi="Aptos Narrow"/>
+                <w:color w:val="000000"/>
+              </w:rPr>
+              <w:t>PK</w:t>
+            </w:r>
+            <w:r>
+              <w:rPr>
+                <w:rFonts w:ascii="Aptos Narrow" w:hAnsi="Aptos Narrow"/>
+                <w:color w:val="000000"/>
+              </w:rPr>
+              <w:t>I 1 bit</w:t>
             </w:r>
           </w:p>
         </w:tc>
@@ -14305,7 +14437,21 @@
                 <w:rFonts w:ascii="Aptos Narrow" w:hAnsi="Aptos Narrow"/>
                 <w:color w:val="000000"/>
               </w:rPr>
-              <w:t>MKPI 2 bit</w:t>
+              <w:t>M</w:t>
+            </w:r>
+            <w:r>
+              <w:rPr>
+                <w:rFonts w:ascii="Aptos Narrow" w:hAnsi="Aptos Narrow"/>
+                <w:color w:val="000000"/>
+              </w:rPr>
+              <w:t>PK</w:t>
+            </w:r>
+            <w:r>
+              <w:rPr>
+                <w:rFonts w:ascii="Aptos Narrow" w:hAnsi="Aptos Narrow"/>
+                <w:color w:val="000000"/>
+              </w:rPr>
+              <w:t>I 2 bit</w:t>
             </w:r>
           </w:p>
         </w:tc>
@@ -14336,7 +14482,21 @@
                 <w:rFonts w:ascii="Aptos Narrow" w:hAnsi="Aptos Narrow"/>
                 <w:color w:val="000000"/>
               </w:rPr>
-              <w:t>MKPI 3 bit</w:t>
+              <w:t>M</w:t>
+            </w:r>
+            <w:r>
+              <w:rPr>
+                <w:rFonts w:ascii="Aptos Narrow" w:hAnsi="Aptos Narrow"/>
+                <w:color w:val="000000"/>
+              </w:rPr>
+              <w:t>PK</w:t>
+            </w:r>
+            <w:r>
+              <w:rPr>
+                <w:rFonts w:ascii="Aptos Narrow" w:hAnsi="Aptos Narrow"/>
+                <w:color w:val="000000"/>
+              </w:rPr>
+              <w:t>I 3 bit</w:t>
             </w:r>
           </w:p>
         </w:tc>
@@ -14367,7 +14527,21 @@
                 <w:rFonts w:ascii="Aptos Narrow" w:hAnsi="Aptos Narrow"/>
                 <w:color w:val="000000"/>
               </w:rPr>
-              <w:t>MKPI 4 bit</w:t>
+              <w:t>M</w:t>
+            </w:r>
+            <w:r>
+              <w:rPr>
+                <w:rFonts w:ascii="Aptos Narrow" w:hAnsi="Aptos Narrow"/>
+                <w:color w:val="000000"/>
+              </w:rPr>
+              <w:t>PK</w:t>
+            </w:r>
+            <w:r>
+              <w:rPr>
+                <w:rFonts w:ascii="Aptos Narrow" w:hAnsi="Aptos Narrow"/>
+                <w:color w:val="000000"/>
+              </w:rPr>
+              <w:t>I 4 bit</w:t>
             </w:r>
           </w:p>
         </w:tc>
@@ -16480,6 +16654,7 @@
         </w:rPr>
         <w:t xml:space="preserve">οπότε θα διάλεγα τον </w:t>
       </w:r>
+      <w:proofErr w:type="spellStart"/>
       <w:r>
         <w:rPr>
           <w:rFonts w:ascii="Times New Roman" w:hAnsi="Times New Roman" w:cs="Times New Roman"/>
@@ -16488,6 +16663,7 @@
         </w:rPr>
         <w:t>Nbit</w:t>
       </w:r>
+      <w:proofErr w:type="spellEnd"/>
       <w:r>
         <w:rPr>
           <w:rFonts w:ascii="Times New Roman" w:hAnsi="Times New Roman" w:cs="Times New Roman"/>
@@ -16710,12 +16886,14 @@
         </w:rPr>
         <w:t>2</w:t>
       </w:r>
+      <w:proofErr w:type="spellStart"/>
       <w:r>
         <w:rPr>
           <w:rFonts w:ascii="Times New Roman" w:hAnsi="Times New Roman" w:cs="Times New Roman"/>
         </w:rPr>
         <w:t>BitPredictor</w:t>
       </w:r>
+      <w:proofErr w:type="spellEnd"/>
       <w:r>
         <w:rPr>
           <w:rFonts w:ascii="Times New Roman" w:hAnsi="Times New Roman" w:cs="Times New Roman"/>
@@ -16857,6 +17035,7 @@
         </w:rPr>
         <w:t xml:space="preserve"> </w:t>
       </w:r>
+      <w:proofErr w:type="spellStart"/>
       <w:r>
         <w:rPr>
           <w:rFonts w:ascii="Times New Roman" w:hAnsi="Times New Roman" w:cs="Times New Roman"/>
@@ -16866,6 +17045,7 @@
         </w:rPr>
         <w:t>BranchPredictor</w:t>
       </w:r>
+      <w:proofErr w:type="spellEnd"/>
       <w:r>
         <w:rPr>
           <w:rFonts w:ascii="Times New Roman" w:hAnsi="Times New Roman" w:cs="Times New Roman"/>
@@ -17186,6 +17366,7 @@
         </w:rPr>
         <w:t xml:space="preserve">υπάρχει ένα </w:t>
       </w:r>
+      <w:proofErr w:type="spellStart"/>
       <w:r>
         <w:rPr>
           <w:rFonts w:ascii="Times New Roman" w:hAnsi="Times New Roman" w:cs="Times New Roman"/>
@@ -17195,6 +17376,7 @@
         </w:rPr>
         <w:t>touple</w:t>
       </w:r>
+      <w:proofErr w:type="spellEnd"/>
       <w:r>
         <w:rPr>
           <w:rFonts w:ascii="Times New Roman" w:hAnsi="Times New Roman" w:cs="Times New Roman"/>
@@ -23583,7 +23765,25 @@
           <w:szCs w:val="24"/>
           <w:lang w:val="en-US"/>
         </w:rPr>
-        <w:t>MKPI</w:t>
+        <w:t>M</w:t>
+      </w:r>
+      <w:r>
+        <w:rPr>
+          <w:rFonts w:ascii="Times New Roman" w:hAnsi="Times New Roman" w:cs="Times New Roman"/>
+          <w:sz w:val="24"/>
+          <w:szCs w:val="24"/>
+          <w:lang w:val="en-US"/>
+        </w:rPr>
+        <w:t>PK</w:t>
+      </w:r>
+      <w:r>
+        <w:rPr>
+          <w:rFonts w:ascii="Times New Roman" w:hAnsi="Times New Roman" w:cs="Times New Roman"/>
+          <w:sz w:val="24"/>
+          <w:szCs w:val="24"/>
+          <w:lang w:val="en-US"/>
+        </w:rPr>
+        <w:t>I</w:t>
       </w:r>
       <w:r>
         <w:rPr>
@@ -24428,6 +24628,7 @@
         </w:rPr>
         <w:t>/</w:t>
       </w:r>
+      <w:proofErr w:type="spellStart"/>
       <w:r>
         <w:rPr>
           <w:rFonts w:ascii="Times New Roman" w:hAnsi="Times New Roman" w:cs="Times New Roman"/>
@@ -24437,6 +24638,7 @@
         </w:rPr>
         <w:t>csvs</w:t>
       </w:r>
+      <w:proofErr w:type="spellEnd"/>
       <w:r>
         <w:rPr>
           <w:rFonts w:ascii="Times New Roman" w:hAnsi="Times New Roman" w:cs="Times New Roman"/>
@@ -24783,7 +24985,21 @@
                 <w:rFonts w:ascii="Aptos Narrow" w:hAnsi="Aptos Narrow"/>
                 <w:color w:val="000000"/>
               </w:rPr>
-              <w:t>MKPI FSM 2</w:t>
+              <w:t>M</w:t>
+            </w:r>
+            <w:r>
+              <w:rPr>
+                <w:rFonts w:ascii="Aptos Narrow" w:hAnsi="Aptos Narrow"/>
+                <w:color w:val="000000"/>
+              </w:rPr>
+              <w:t>PK</w:t>
+            </w:r>
+            <w:r>
+              <w:rPr>
+                <w:rFonts w:ascii="Aptos Narrow" w:hAnsi="Aptos Narrow"/>
+                <w:color w:val="000000"/>
+              </w:rPr>
+              <w:t>I FSM 2</w:t>
             </w:r>
           </w:p>
         </w:tc>
@@ -24806,7 +25022,21 @@
                 <w:rFonts w:ascii="Aptos Narrow" w:hAnsi="Aptos Narrow"/>
                 <w:color w:val="000000"/>
               </w:rPr>
-              <w:t>MKPI FSM 3</w:t>
+              <w:t>M</w:t>
+            </w:r>
+            <w:r>
+              <w:rPr>
+                <w:rFonts w:ascii="Aptos Narrow" w:hAnsi="Aptos Narrow"/>
+                <w:color w:val="000000"/>
+              </w:rPr>
+              <w:t>PK</w:t>
+            </w:r>
+            <w:r>
+              <w:rPr>
+                <w:rFonts w:ascii="Aptos Narrow" w:hAnsi="Aptos Narrow"/>
+                <w:color w:val="000000"/>
+              </w:rPr>
+              <w:t>I FSM 3</w:t>
             </w:r>
           </w:p>
         </w:tc>
@@ -24829,7 +25059,21 @@
                 <w:rFonts w:ascii="Aptos Narrow" w:hAnsi="Aptos Narrow"/>
                 <w:color w:val="000000"/>
               </w:rPr>
-              <w:t>MKPI FSM 4</w:t>
+              <w:t>M</w:t>
+            </w:r>
+            <w:r>
+              <w:rPr>
+                <w:rFonts w:ascii="Aptos Narrow" w:hAnsi="Aptos Narrow"/>
+                <w:color w:val="000000"/>
+              </w:rPr>
+              <w:t>PK</w:t>
+            </w:r>
+            <w:r>
+              <w:rPr>
+                <w:rFonts w:ascii="Aptos Narrow" w:hAnsi="Aptos Narrow"/>
+                <w:color w:val="000000"/>
+              </w:rPr>
+              <w:t>I FSM 4</w:t>
             </w:r>
           </w:p>
         </w:tc>
@@ -24852,7 +25096,21 @@
                 <w:rFonts w:ascii="Aptos Narrow" w:hAnsi="Aptos Narrow"/>
                 <w:color w:val="000000"/>
               </w:rPr>
-              <w:t>MKPI FSM 5</w:t>
+              <w:t>M</w:t>
+            </w:r>
+            <w:r>
+              <w:rPr>
+                <w:rFonts w:ascii="Aptos Narrow" w:hAnsi="Aptos Narrow"/>
+                <w:color w:val="000000"/>
+              </w:rPr>
+              <w:t>PK</w:t>
+            </w:r>
+            <w:r>
+              <w:rPr>
+                <w:rFonts w:ascii="Aptos Narrow" w:hAnsi="Aptos Narrow"/>
+                <w:color w:val="000000"/>
+              </w:rPr>
+              <w:t>I FSM 5</w:t>
             </w:r>
           </w:p>
         </w:tc>
@@ -24875,7 +25133,21 @@
                 <w:rFonts w:ascii="Aptos Narrow" w:hAnsi="Aptos Narrow"/>
                 <w:color w:val="000000"/>
               </w:rPr>
-              <w:t xml:space="preserve">MPKI </w:t>
+              <w:t>M</w:t>
+            </w:r>
+            <w:r>
+              <w:rPr>
+                <w:rFonts w:ascii="Aptos Narrow" w:hAnsi="Aptos Narrow"/>
+                <w:color w:val="000000"/>
+              </w:rPr>
+              <w:t>PK</w:t>
+            </w:r>
+            <w:r>
+              <w:rPr>
+                <w:rFonts w:ascii="Aptos Narrow" w:hAnsi="Aptos Narrow"/>
+                <w:color w:val="000000"/>
+              </w:rPr>
+              <w:t xml:space="preserve">I </w:t>
             </w:r>
             <w:r>
               <w:rPr>
@@ -27497,6 +27769,7 @@
         </w:rPr>
         <w:t xml:space="preserve"> </w:t>
       </w:r>
+      <w:proofErr w:type="spellStart"/>
       <w:r>
         <w:rPr>
           <w:rFonts w:ascii="Times New Roman" w:hAnsi="Times New Roman" w:cs="Times New Roman"/>
@@ -27506,6 +27779,7 @@
         </w:rPr>
         <w:t>fsm</w:t>
       </w:r>
+      <w:proofErr w:type="spellEnd"/>
       <w:r>
         <w:rPr>
           <w:rFonts w:ascii="Times New Roman" w:hAnsi="Times New Roman" w:cs="Times New Roman"/>
@@ -27569,6 +27843,7 @@
         </w:rPr>
         <w:t xml:space="preserve"> </w:t>
       </w:r>
+      <w:proofErr w:type="spellStart"/>
       <w:r>
         <w:rPr>
           <w:rFonts w:ascii="Times New Roman" w:hAnsi="Times New Roman" w:cs="Times New Roman"/>
@@ -27578,6 +27853,7 @@
         </w:rPr>
         <w:t>bht</w:t>
       </w:r>
+      <w:proofErr w:type="spellEnd"/>
       <w:r>
         <w:rPr>
           <w:rFonts w:ascii="Times New Roman" w:hAnsi="Times New Roman" w:cs="Times New Roman"/>
@@ -27632,6 +27908,7 @@
         </w:rPr>
         <w:t xml:space="preserve"> ομάδα και οι </w:t>
       </w:r>
+      <w:proofErr w:type="spellStart"/>
       <w:r>
         <w:rPr>
           <w:rFonts w:ascii="Times New Roman" w:hAnsi="Times New Roman" w:cs="Times New Roman"/>
@@ -27641,6 +27918,7 @@
         </w:rPr>
         <w:t>fsm</w:t>
       </w:r>
+      <w:proofErr w:type="spellEnd"/>
       <w:r>
         <w:rPr>
           <w:rFonts w:ascii="Times New Roman" w:hAnsi="Times New Roman" w:cs="Times New Roman"/>
@@ -27684,7 +27962,27 @@
           <w:szCs w:val="24"/>
           <w:lang w:val="el-GR"/>
         </w:rPr>
-        <w:t xml:space="preserve">ήταν αυτοι που και στο προηγούμενο ερώτημα είχαν χειρότερη απόδοση. Τέλος μιας και το </w:t>
+        <w:t xml:space="preserve">ήταν </w:t>
+      </w:r>
+      <w:proofErr w:type="spellStart"/>
+      <w:r>
+        <w:rPr>
+          <w:rFonts w:ascii="Times New Roman" w:hAnsi="Times New Roman" w:cs="Times New Roman"/>
+          <w:sz w:val="24"/>
+          <w:szCs w:val="24"/>
+          <w:lang w:val="el-GR"/>
+        </w:rPr>
+        <w:t>αυτοι</w:t>
+      </w:r>
+      <w:proofErr w:type="spellEnd"/>
+      <w:r>
+        <w:rPr>
+          <w:rFonts w:ascii="Times New Roman" w:hAnsi="Times New Roman" w:cs="Times New Roman"/>
+          <w:sz w:val="24"/>
+          <w:szCs w:val="24"/>
+          <w:lang w:val="el-GR"/>
+        </w:rPr>
+        <w:t xml:space="preserve"> που και στο προηγούμενο ερώτημα είχαν χειρότερη απόδοση. Τέλος μιας και το </w:t>
       </w:r>
       <w:r>
         <w:rPr>
@@ -27971,6 +28269,8 @@
       <w:pPr>
         <w:rPr>
           <w:rFonts w:ascii="Times New Roman" w:hAnsi="Times New Roman" w:cs="Times New Roman"/>
+          <w:b/>
+          <w:bCs/>
           <w:sz w:val="24"/>
           <w:szCs w:val="24"/>
           <w:lang w:val="el-GR"/>
@@ -27979,6 +28279,8 @@
       <w:r>
         <w:rPr>
           <w:rFonts w:ascii="Times New Roman" w:hAnsi="Times New Roman" w:cs="Times New Roman"/>
+          <w:b/>
+          <w:bCs/>
           <w:sz w:val="24"/>
           <w:szCs w:val="24"/>
           <w:lang w:val="el-GR"/>
@@ -28089,6 +28391,7 @@
         </w:rPr>
         <w:t xml:space="preserve"> προβλέψεων ανά 1000 εντολές, χρησιμοποιώντας το πεδίο </w:t>
       </w:r>
+      <w:proofErr w:type="spellStart"/>
       <w:r>
         <w:rPr>
           <w:rFonts w:ascii="Times New Roman" w:hAnsi="Times New Roman" w:cs="Times New Roman"/>
@@ -28097,6 +28400,7 @@
         </w:rPr>
         <w:t>TargetCorrect</w:t>
       </w:r>
+      <w:proofErr w:type="spellEnd"/>
       <w:r>
         <w:rPr>
           <w:rFonts w:ascii="Times New Roman" w:hAnsi="Times New Roman" w:cs="Times New Roman"/>
@@ -28277,7 +28581,21 @@
                 <w:rFonts w:ascii="Aptos Narrow" w:hAnsi="Aptos Narrow"/>
                 <w:color w:val="000000"/>
               </w:rPr>
-              <w:t>MKPI BTB-512-1</w:t>
+              <w:t>M</w:t>
+            </w:r>
+            <w:r>
+              <w:rPr>
+                <w:rFonts w:ascii="Aptos Narrow" w:hAnsi="Aptos Narrow"/>
+                <w:color w:val="000000"/>
+              </w:rPr>
+              <w:t>PK</w:t>
+            </w:r>
+            <w:r>
+              <w:rPr>
+                <w:rFonts w:ascii="Aptos Narrow" w:hAnsi="Aptos Narrow"/>
+                <w:color w:val="000000"/>
+              </w:rPr>
+              <w:t>I BTB-512-1</w:t>
             </w:r>
           </w:p>
         </w:tc>
@@ -28300,7 +28618,21 @@
                 <w:rFonts w:ascii="Aptos Narrow" w:hAnsi="Aptos Narrow"/>
                 <w:color w:val="000000"/>
               </w:rPr>
-              <w:t>MKPI BTB-512-2</w:t>
+              <w:t>M</w:t>
+            </w:r>
+            <w:r>
+              <w:rPr>
+                <w:rFonts w:ascii="Aptos Narrow" w:hAnsi="Aptos Narrow"/>
+                <w:color w:val="000000"/>
+              </w:rPr>
+              <w:t>PK</w:t>
+            </w:r>
+            <w:r>
+              <w:rPr>
+                <w:rFonts w:ascii="Aptos Narrow" w:hAnsi="Aptos Narrow"/>
+                <w:color w:val="000000"/>
+              </w:rPr>
+              <w:t>I BTB-512-2</w:t>
             </w:r>
           </w:p>
         </w:tc>
@@ -28323,7 +28655,21 @@
                 <w:rFonts w:ascii="Aptos Narrow" w:hAnsi="Aptos Narrow"/>
                 <w:color w:val="000000"/>
               </w:rPr>
-              <w:t>MKPI BTB-256-2</w:t>
+              <w:t>M</w:t>
+            </w:r>
+            <w:r>
+              <w:rPr>
+                <w:rFonts w:ascii="Aptos Narrow" w:hAnsi="Aptos Narrow"/>
+                <w:color w:val="000000"/>
+              </w:rPr>
+              <w:t>PK</w:t>
+            </w:r>
+            <w:r>
+              <w:rPr>
+                <w:rFonts w:ascii="Aptos Narrow" w:hAnsi="Aptos Narrow"/>
+                <w:color w:val="000000"/>
+              </w:rPr>
+              <w:t>I BTB-256-2</w:t>
             </w:r>
           </w:p>
         </w:tc>
@@ -28346,7 +28692,21 @@
                 <w:rFonts w:ascii="Aptos Narrow" w:hAnsi="Aptos Narrow"/>
                 <w:color w:val="000000"/>
               </w:rPr>
-              <w:t>MKPI BTB-256-4</w:t>
+              <w:t>M</w:t>
+            </w:r>
+            <w:r>
+              <w:rPr>
+                <w:rFonts w:ascii="Aptos Narrow" w:hAnsi="Aptos Narrow"/>
+                <w:color w:val="000000"/>
+              </w:rPr>
+              <w:t>PK</w:t>
+            </w:r>
+            <w:r>
+              <w:rPr>
+                <w:rFonts w:ascii="Aptos Narrow" w:hAnsi="Aptos Narrow"/>
+                <w:color w:val="000000"/>
+              </w:rPr>
+              <w:t>I BTB-256-4</w:t>
             </w:r>
           </w:p>
         </w:tc>
@@ -28369,7 +28729,21 @@
                 <w:rFonts w:ascii="Aptos Narrow" w:hAnsi="Aptos Narrow"/>
                 <w:color w:val="000000"/>
               </w:rPr>
-              <w:t>MKPI BTB-128-2</w:t>
+              <w:t>M</w:t>
+            </w:r>
+            <w:r>
+              <w:rPr>
+                <w:rFonts w:ascii="Aptos Narrow" w:hAnsi="Aptos Narrow"/>
+                <w:color w:val="000000"/>
+              </w:rPr>
+              <w:t>PK</w:t>
+            </w:r>
+            <w:r>
+              <w:rPr>
+                <w:rFonts w:ascii="Aptos Narrow" w:hAnsi="Aptos Narrow"/>
+                <w:color w:val="000000"/>
+              </w:rPr>
+              <w:t>I BTB-128-2</w:t>
             </w:r>
           </w:p>
         </w:tc>
@@ -28392,7 +28766,21 @@
                 <w:rFonts w:ascii="Aptos Narrow" w:hAnsi="Aptos Narrow"/>
                 <w:color w:val="000000"/>
               </w:rPr>
-              <w:t>MKPI BTB-128-4</w:t>
+              <w:t>M</w:t>
+            </w:r>
+            <w:r>
+              <w:rPr>
+                <w:rFonts w:ascii="Aptos Narrow" w:hAnsi="Aptos Narrow"/>
+                <w:color w:val="000000"/>
+              </w:rPr>
+              <w:t>PK</w:t>
+            </w:r>
+            <w:r>
+              <w:rPr>
+                <w:rFonts w:ascii="Aptos Narrow" w:hAnsi="Aptos Narrow"/>
+                <w:color w:val="000000"/>
+              </w:rPr>
+              <w:t>I BTB-128-4</w:t>
             </w:r>
           </w:p>
         </w:tc>
@@ -28415,7 +28803,21 @@
                 <w:rFonts w:ascii="Aptos Narrow" w:hAnsi="Aptos Narrow"/>
                 <w:color w:val="000000"/>
               </w:rPr>
-              <w:t>MKPI BTB-64-4</w:t>
+              <w:t>M</w:t>
+            </w:r>
+            <w:r>
+              <w:rPr>
+                <w:rFonts w:ascii="Aptos Narrow" w:hAnsi="Aptos Narrow"/>
+                <w:color w:val="000000"/>
+              </w:rPr>
+              <w:t>PK</w:t>
+            </w:r>
+            <w:r>
+              <w:rPr>
+                <w:rFonts w:ascii="Aptos Narrow" w:hAnsi="Aptos Narrow"/>
+                <w:color w:val="000000"/>
+              </w:rPr>
+              <w:t>I BTB-64-4</w:t>
             </w:r>
           </w:p>
         </w:tc>
@@ -28438,7 +28840,21 @@
                 <w:rFonts w:ascii="Aptos Narrow" w:hAnsi="Aptos Narrow"/>
                 <w:color w:val="000000"/>
               </w:rPr>
-              <w:t>MKPI BTB-64-8</w:t>
+              <w:t>M</w:t>
+            </w:r>
+            <w:r>
+              <w:rPr>
+                <w:rFonts w:ascii="Aptos Narrow" w:hAnsi="Aptos Narrow"/>
+                <w:color w:val="000000"/>
+              </w:rPr>
+              <w:t>PK</w:t>
+            </w:r>
+            <w:r>
+              <w:rPr>
+                <w:rFonts w:ascii="Aptos Narrow" w:hAnsi="Aptos Narrow"/>
+                <w:color w:val="000000"/>
+              </w:rPr>
+              <w:t>I BTB-64-8</w:t>
             </w:r>
           </w:p>
         </w:tc>
@@ -34086,7 +34502,287 @@
           <w:szCs w:val="24"/>
           <w:lang w:val="el-GR"/>
         </w:rPr>
-        <w:t>Με βάση τα αποτελέσματα, η οργάνωση BTB-128-4 αποτελεί την καλύτερη επιλογή. Παρουσιάζει το μικρότερο average direction MPKI (26.247), άρα τη χαμηλότερη συχνότητα direction mispredictions ανά 1000 εντολές. Παρότι δεν μεγιστοποιεί το πλήθος σωστών target predictions ανά 1000 εντολές, διατηρεί αρκετά καλή επίδοση και σε αυτή τη μετρική (45.284), προσφέροντας την καλύτερη συνολική ισορροπία μεταξύ direction accuracy και target prediction effectiveness. Οι μεγαλύτερες οργανώσεις (512-*) πετυχαίνουν περισσότερα σωστά targets ανά 1000 εντολές, αλλά με σημαντικά χειρότερο MPKI, ενώ οι μικρότερες (64-*) έχουν ανταγωνιστικό MPKI αλλά σαφώς χειρότερη επίδοση στα σωστά targets. Επομένως, το BTB-128-4 είναι η βέλτιστη trade-off επιλογή.</w:t>
+        <w:t xml:space="preserve">Με βάση τα αποτελέσματα, η οργάνωση BTB-128-4 αποτελεί την καλύτερη επιλογή. Παρουσιάζει το μικρότερο </w:t>
+      </w:r>
+      <w:proofErr w:type="spellStart"/>
+      <w:r>
+        <w:rPr>
+          <w:rFonts w:ascii="Times New Roman" w:hAnsi="Times New Roman" w:cs="Times New Roman"/>
+          <w:sz w:val="24"/>
+          <w:szCs w:val="24"/>
+          <w:lang w:val="el-GR"/>
+        </w:rPr>
+        <w:t>average</w:t>
+      </w:r>
+      <w:proofErr w:type="spellEnd"/>
+      <w:r>
+        <w:rPr>
+          <w:rFonts w:ascii="Times New Roman" w:hAnsi="Times New Roman" w:cs="Times New Roman"/>
+          <w:sz w:val="24"/>
+          <w:szCs w:val="24"/>
+          <w:lang w:val="el-GR"/>
+        </w:rPr>
+        <w:t xml:space="preserve"> </w:t>
+      </w:r>
+      <w:proofErr w:type="spellStart"/>
+      <w:r>
+        <w:rPr>
+          <w:rFonts w:ascii="Times New Roman" w:hAnsi="Times New Roman" w:cs="Times New Roman"/>
+          <w:sz w:val="24"/>
+          <w:szCs w:val="24"/>
+          <w:lang w:val="el-GR"/>
+        </w:rPr>
+        <w:t>direction</w:t>
+      </w:r>
+      <w:proofErr w:type="spellEnd"/>
+      <w:r>
+        <w:rPr>
+          <w:rFonts w:ascii="Times New Roman" w:hAnsi="Times New Roman" w:cs="Times New Roman"/>
+          <w:sz w:val="24"/>
+          <w:szCs w:val="24"/>
+          <w:lang w:val="el-GR"/>
+        </w:rPr>
+        <w:t xml:space="preserve"> MPKI (26.247), άρα τη χαμηλότερη συχνότητα </w:t>
+      </w:r>
+      <w:proofErr w:type="spellStart"/>
+      <w:r>
+        <w:rPr>
+          <w:rFonts w:ascii="Times New Roman" w:hAnsi="Times New Roman" w:cs="Times New Roman"/>
+          <w:sz w:val="24"/>
+          <w:szCs w:val="24"/>
+          <w:lang w:val="el-GR"/>
+        </w:rPr>
+        <w:t>direction</w:t>
+      </w:r>
+      <w:proofErr w:type="spellEnd"/>
+      <w:r>
+        <w:rPr>
+          <w:rFonts w:ascii="Times New Roman" w:hAnsi="Times New Roman" w:cs="Times New Roman"/>
+          <w:sz w:val="24"/>
+          <w:szCs w:val="24"/>
+          <w:lang w:val="el-GR"/>
+        </w:rPr>
+        <w:t xml:space="preserve"> </w:t>
+      </w:r>
+      <w:proofErr w:type="spellStart"/>
+      <w:r>
+        <w:rPr>
+          <w:rFonts w:ascii="Times New Roman" w:hAnsi="Times New Roman" w:cs="Times New Roman"/>
+          <w:sz w:val="24"/>
+          <w:szCs w:val="24"/>
+          <w:lang w:val="el-GR"/>
+        </w:rPr>
+        <w:t>mispredictions</w:t>
+      </w:r>
+      <w:proofErr w:type="spellEnd"/>
+      <w:r>
+        <w:rPr>
+          <w:rFonts w:ascii="Times New Roman" w:hAnsi="Times New Roman" w:cs="Times New Roman"/>
+          <w:sz w:val="24"/>
+          <w:szCs w:val="24"/>
+          <w:lang w:val="el-GR"/>
+        </w:rPr>
+        <w:t xml:space="preserve"> ανά 1000 εντολές. Παρότι δεν μεγιστοποιεί το πλήθος σωστών </w:t>
+      </w:r>
+      <w:proofErr w:type="spellStart"/>
+      <w:r>
+        <w:rPr>
+          <w:rFonts w:ascii="Times New Roman" w:hAnsi="Times New Roman" w:cs="Times New Roman"/>
+          <w:sz w:val="24"/>
+          <w:szCs w:val="24"/>
+          <w:lang w:val="el-GR"/>
+        </w:rPr>
+        <w:t>target</w:t>
+      </w:r>
+      <w:proofErr w:type="spellEnd"/>
+      <w:r>
+        <w:rPr>
+          <w:rFonts w:ascii="Times New Roman" w:hAnsi="Times New Roman" w:cs="Times New Roman"/>
+          <w:sz w:val="24"/>
+          <w:szCs w:val="24"/>
+          <w:lang w:val="el-GR"/>
+        </w:rPr>
+        <w:t xml:space="preserve"> </w:t>
+      </w:r>
+      <w:proofErr w:type="spellStart"/>
+      <w:r>
+        <w:rPr>
+          <w:rFonts w:ascii="Times New Roman" w:hAnsi="Times New Roman" w:cs="Times New Roman"/>
+          <w:sz w:val="24"/>
+          <w:szCs w:val="24"/>
+          <w:lang w:val="el-GR"/>
+        </w:rPr>
+        <w:t>predictions</w:t>
+      </w:r>
+      <w:proofErr w:type="spellEnd"/>
+      <w:r>
+        <w:rPr>
+          <w:rFonts w:ascii="Times New Roman" w:hAnsi="Times New Roman" w:cs="Times New Roman"/>
+          <w:sz w:val="24"/>
+          <w:szCs w:val="24"/>
+          <w:lang w:val="el-GR"/>
+        </w:rPr>
+        <w:t xml:space="preserve"> ανά 1000 εντολές, διατηρεί αρκετά καλή επίδοση και σε αυτή τη μετρική (45.284), προσφέροντας την καλύτερη συνολική ισορροπία μεταξύ </w:t>
+      </w:r>
+      <w:proofErr w:type="spellStart"/>
+      <w:r>
+        <w:rPr>
+          <w:rFonts w:ascii="Times New Roman" w:hAnsi="Times New Roman" w:cs="Times New Roman"/>
+          <w:sz w:val="24"/>
+          <w:szCs w:val="24"/>
+          <w:lang w:val="el-GR"/>
+        </w:rPr>
+        <w:t>direction</w:t>
+      </w:r>
+      <w:proofErr w:type="spellEnd"/>
+      <w:r>
+        <w:rPr>
+          <w:rFonts w:ascii="Times New Roman" w:hAnsi="Times New Roman" w:cs="Times New Roman"/>
+          <w:sz w:val="24"/>
+          <w:szCs w:val="24"/>
+          <w:lang w:val="el-GR"/>
+        </w:rPr>
+        <w:t xml:space="preserve"> </w:t>
+      </w:r>
+      <w:proofErr w:type="spellStart"/>
+      <w:r>
+        <w:rPr>
+          <w:rFonts w:ascii="Times New Roman" w:hAnsi="Times New Roman" w:cs="Times New Roman"/>
+          <w:sz w:val="24"/>
+          <w:szCs w:val="24"/>
+          <w:lang w:val="el-GR"/>
+        </w:rPr>
+        <w:t>accuracy</w:t>
+      </w:r>
+      <w:proofErr w:type="spellEnd"/>
+      <w:r>
+        <w:rPr>
+          <w:rFonts w:ascii="Times New Roman" w:hAnsi="Times New Roman" w:cs="Times New Roman"/>
+          <w:sz w:val="24"/>
+          <w:szCs w:val="24"/>
+          <w:lang w:val="el-GR"/>
+        </w:rPr>
+        <w:t xml:space="preserve"> και </w:t>
+      </w:r>
+      <w:proofErr w:type="spellStart"/>
+      <w:r>
+        <w:rPr>
+          <w:rFonts w:ascii="Times New Roman" w:hAnsi="Times New Roman" w:cs="Times New Roman"/>
+          <w:sz w:val="24"/>
+          <w:szCs w:val="24"/>
+          <w:lang w:val="el-GR"/>
+        </w:rPr>
+        <w:t>target</w:t>
+      </w:r>
+      <w:proofErr w:type="spellEnd"/>
+      <w:r>
+        <w:rPr>
+          <w:rFonts w:ascii="Times New Roman" w:hAnsi="Times New Roman" w:cs="Times New Roman"/>
+          <w:sz w:val="24"/>
+          <w:szCs w:val="24"/>
+          <w:lang w:val="el-GR"/>
+        </w:rPr>
+        <w:t xml:space="preserve"> </w:t>
+      </w:r>
+      <w:proofErr w:type="spellStart"/>
+      <w:r>
+        <w:rPr>
+          <w:rFonts w:ascii="Times New Roman" w:hAnsi="Times New Roman" w:cs="Times New Roman"/>
+          <w:sz w:val="24"/>
+          <w:szCs w:val="24"/>
+          <w:lang w:val="el-GR"/>
+        </w:rPr>
+        <w:t>prediction</w:t>
+      </w:r>
+      <w:proofErr w:type="spellEnd"/>
+      <w:r>
+        <w:rPr>
+          <w:rFonts w:ascii="Times New Roman" w:hAnsi="Times New Roman" w:cs="Times New Roman"/>
+          <w:sz w:val="24"/>
+          <w:szCs w:val="24"/>
+          <w:lang w:val="el-GR"/>
+        </w:rPr>
+        <w:t xml:space="preserve"> </w:t>
+      </w:r>
+      <w:proofErr w:type="spellStart"/>
+      <w:r>
+        <w:rPr>
+          <w:rFonts w:ascii="Times New Roman" w:hAnsi="Times New Roman" w:cs="Times New Roman"/>
+          <w:sz w:val="24"/>
+          <w:szCs w:val="24"/>
+          <w:lang w:val="el-GR"/>
+        </w:rPr>
+        <w:t>effectiveness</w:t>
+      </w:r>
+      <w:proofErr w:type="spellEnd"/>
+      <w:r>
+        <w:rPr>
+          <w:rFonts w:ascii="Times New Roman" w:hAnsi="Times New Roman" w:cs="Times New Roman"/>
+          <w:sz w:val="24"/>
+          <w:szCs w:val="24"/>
+          <w:lang w:val="el-GR"/>
+        </w:rPr>
+        <w:t xml:space="preserve">. Οι μεγαλύτερες οργανώσεις (512-*) πετυχαίνουν περισσότερα σωστά </w:t>
+      </w:r>
+      <w:proofErr w:type="spellStart"/>
+      <w:r>
+        <w:rPr>
+          <w:rFonts w:ascii="Times New Roman" w:hAnsi="Times New Roman" w:cs="Times New Roman"/>
+          <w:sz w:val="24"/>
+          <w:szCs w:val="24"/>
+          <w:lang w:val="el-GR"/>
+        </w:rPr>
+        <w:t>targets</w:t>
+      </w:r>
+      <w:proofErr w:type="spellEnd"/>
+      <w:r>
+        <w:rPr>
+          <w:rFonts w:ascii="Times New Roman" w:hAnsi="Times New Roman" w:cs="Times New Roman"/>
+          <w:sz w:val="24"/>
+          <w:szCs w:val="24"/>
+          <w:lang w:val="el-GR"/>
+        </w:rPr>
+        <w:t xml:space="preserve"> ανά 1000 εντολές, αλλά με σημαντικά χειρότερο MPKI, ενώ οι μικρότερες (64-*) έχουν ανταγωνιστικό MPKI αλλά σαφώς χειρότερη επίδοση στα σωστά </w:t>
+      </w:r>
+      <w:proofErr w:type="spellStart"/>
+      <w:r>
+        <w:rPr>
+          <w:rFonts w:ascii="Times New Roman" w:hAnsi="Times New Roman" w:cs="Times New Roman"/>
+          <w:sz w:val="24"/>
+          <w:szCs w:val="24"/>
+          <w:lang w:val="el-GR"/>
+        </w:rPr>
+        <w:t>targets</w:t>
+      </w:r>
+      <w:proofErr w:type="spellEnd"/>
+      <w:r>
+        <w:rPr>
+          <w:rFonts w:ascii="Times New Roman" w:hAnsi="Times New Roman" w:cs="Times New Roman"/>
+          <w:sz w:val="24"/>
+          <w:szCs w:val="24"/>
+          <w:lang w:val="el-GR"/>
+        </w:rPr>
+        <w:t xml:space="preserve">. Επομένως, το BTB-128-4 είναι η βέλτιστη </w:t>
+      </w:r>
+      <w:proofErr w:type="spellStart"/>
+      <w:r>
+        <w:rPr>
+          <w:rFonts w:ascii="Times New Roman" w:hAnsi="Times New Roman" w:cs="Times New Roman"/>
+          <w:sz w:val="24"/>
+          <w:szCs w:val="24"/>
+          <w:lang w:val="el-GR"/>
+        </w:rPr>
+        <w:t>trade-off</w:t>
+      </w:r>
+      <w:proofErr w:type="spellEnd"/>
+      <w:r>
+        <w:rPr>
+          <w:rFonts w:ascii="Times New Roman" w:hAnsi="Times New Roman" w:cs="Times New Roman"/>
+          <w:sz w:val="24"/>
+          <w:szCs w:val="24"/>
+          <w:lang w:val="el-GR"/>
+        </w:rPr>
+        <w:t xml:space="preserve"> επιλογή.</w:t>
       </w:r>
       <w:r>
         <w:rPr>
@@ -34187,7 +34883,27 @@
           <w:szCs w:val="24"/>
           <w:lang w:val="el-GR"/>
         </w:rPr>
-        <w:t>: advcomparch-ex1-helpcode/csvs/btb_predicts.csv</w:t>
+        <w:t>: advcomparch-ex1-helpcode/</w:t>
+      </w:r>
+      <w:proofErr w:type="spellStart"/>
+      <w:r>
+        <w:rPr>
+          <w:rFonts w:ascii="Times New Roman" w:hAnsi="Times New Roman" w:cs="Times New Roman"/>
+          <w:sz w:val="24"/>
+          <w:szCs w:val="24"/>
+          <w:lang w:val="el-GR"/>
+        </w:rPr>
+        <w:t>csvs</w:t>
+      </w:r>
+      <w:proofErr w:type="spellEnd"/>
+      <w:r>
+        <w:rPr>
+          <w:rFonts w:ascii="Times New Roman" w:hAnsi="Times New Roman" w:cs="Times New Roman"/>
+          <w:sz w:val="24"/>
+          <w:szCs w:val="24"/>
+          <w:lang w:val="el-GR"/>
+        </w:rPr>
+        <w:t>/btb_predicts.csv</w:t>
       </w:r>
     </w:p>
     <w:p>
@@ -34214,6 +34930,8 @@
       <w:pPr>
         <w:rPr>
           <w:rFonts w:ascii="Times New Roman" w:hAnsi="Times New Roman" w:cs="Times New Roman"/>
+          <w:b/>
+          <w:bCs/>
           <w:sz w:val="24"/>
           <w:szCs w:val="24"/>
           <w:lang w:val="el-GR"/>
@@ -34222,6 +34940,8 @@
       <w:r>
         <w:rPr>
           <w:rFonts w:ascii="Times New Roman" w:hAnsi="Times New Roman" w:cs="Times New Roman"/>
+          <w:b/>
+          <w:bCs/>
           <w:sz w:val="24"/>
           <w:szCs w:val="24"/>
           <w:lang w:val="el-GR"/>
@@ -34231,6 +34951,8 @@
       <w:r>
         <w:rPr>
           <w:rFonts w:ascii="Times New Roman" w:hAnsi="Times New Roman" w:cs="Times New Roman"/>
+          <w:b/>
+          <w:bCs/>
           <w:sz w:val="24"/>
           <w:szCs w:val="24"/>
         </w:rPr>
@@ -34280,7 +35002,27 @@
           <w:szCs w:val="24"/>
           <w:lang w:val="el-GR"/>
         </w:rPr>
-        <w:t xml:space="preserve"> υπολογίζουμε το ποσοστό αστοχίας, δηλαδη </w:t>
+        <w:t xml:space="preserve"> υπολογίζουμε το ποσοστό αστοχίας, </w:t>
+      </w:r>
+      <w:proofErr w:type="spellStart"/>
+      <w:r>
+        <w:rPr>
+          <w:rFonts w:ascii="Times New Roman" w:hAnsi="Times New Roman" w:cs="Times New Roman"/>
+          <w:sz w:val="24"/>
+          <w:szCs w:val="24"/>
+          <w:lang w:val="el-GR"/>
+        </w:rPr>
+        <w:t>δηλαδη</w:t>
+      </w:r>
+      <w:proofErr w:type="spellEnd"/>
+      <w:r>
+        <w:rPr>
+          <w:rFonts w:ascii="Times New Roman" w:hAnsi="Times New Roman" w:cs="Times New Roman"/>
+          <w:sz w:val="24"/>
+          <w:szCs w:val="24"/>
+          <w:lang w:val="el-GR"/>
+        </w:rPr>
+        <w:t xml:space="preserve"> </w:t>
       </w:r>
       <w:r>
         <w:rPr>
@@ -34331,7 +35073,27 @@
           <w:szCs w:val="24"/>
           <w:lang w:val="el-GR"/>
         </w:rPr>
-        <w:t xml:space="preserve">) για να αποφανθούμε ποιό είναι το κατάλληλο μέγεθος για την </w:t>
+        <w:t xml:space="preserve">) για να αποφανθούμε </w:t>
+      </w:r>
+      <w:proofErr w:type="spellStart"/>
+      <w:r>
+        <w:rPr>
+          <w:rFonts w:ascii="Times New Roman" w:hAnsi="Times New Roman" w:cs="Times New Roman"/>
+          <w:sz w:val="24"/>
+          <w:szCs w:val="24"/>
+          <w:lang w:val="el-GR"/>
+        </w:rPr>
+        <w:t>ποιό</w:t>
+      </w:r>
+      <w:proofErr w:type="spellEnd"/>
+      <w:r>
+        <w:rPr>
+          <w:rFonts w:ascii="Times New Roman" w:hAnsi="Times New Roman" w:cs="Times New Roman"/>
+          <w:sz w:val="24"/>
+          <w:szCs w:val="24"/>
+          <w:lang w:val="el-GR"/>
+        </w:rPr>
+        <w:t xml:space="preserve"> είναι το κατάλληλο μέγεθος για την </w:t>
       </w:r>
       <w:r>
         <w:rPr>
@@ -36635,7 +37397,23 @@
           <w:rFonts w:ascii="Times New Roman" w:hAnsi="Times New Roman" w:cs="Times New Roman"/>
           <w:lang w:val="el-GR"/>
         </w:rPr>
-        <w:t xml:space="preserve">. Οι τιμές από 16 εώς 64 είναι αποδεκτές αλλά θεωρώ ότι θα διάλεγα τον </w:t>
+        <w:t xml:space="preserve">. Οι τιμές από 16 </w:t>
+      </w:r>
+      <w:proofErr w:type="spellStart"/>
+      <w:r>
+        <w:rPr>
+          <w:rFonts w:ascii="Times New Roman" w:hAnsi="Times New Roman" w:cs="Times New Roman"/>
+          <w:lang w:val="el-GR"/>
+        </w:rPr>
+        <w:t>εώς</w:t>
+      </w:r>
+      <w:proofErr w:type="spellEnd"/>
+      <w:r>
+        <w:rPr>
+          <w:rFonts w:ascii="Times New Roman" w:hAnsi="Times New Roman" w:cs="Times New Roman"/>
+          <w:lang w:val="el-GR"/>
+        </w:rPr>
+        <w:t xml:space="preserve"> 64 είναι αποδεκτές αλλά θεωρώ ότι θα διάλεγα τον </w:t>
       </w:r>
       <w:r>
         <w:rPr>
@@ -36656,7 +37434,23 @@
           <w:rFonts w:ascii="Times New Roman" w:hAnsi="Times New Roman" w:cs="Times New Roman"/>
           <w:lang w:val="el-GR"/>
         </w:rPr>
-        <w:t>με μέγεθος 48 εγγραφών καθώς φαίνεται να είναι ο καλυτερος σε ισοβαθμία με τον 64</w:t>
+        <w:t xml:space="preserve">με μέγεθος 48 εγγραφών καθώς φαίνεται να είναι ο </w:t>
+      </w:r>
+      <w:proofErr w:type="spellStart"/>
+      <w:r>
+        <w:rPr>
+          <w:rFonts w:ascii="Times New Roman" w:hAnsi="Times New Roman" w:cs="Times New Roman"/>
+          <w:lang w:val="el-GR"/>
+        </w:rPr>
+        <w:t>καλυτερος</w:t>
+      </w:r>
+      <w:proofErr w:type="spellEnd"/>
+      <w:r>
+        <w:rPr>
+          <w:rFonts w:ascii="Times New Roman" w:hAnsi="Times New Roman" w:cs="Times New Roman"/>
+          <w:lang w:val="el-GR"/>
+        </w:rPr>
+        <w:t xml:space="preserve"> σε ισοβαθμία με τον 64</w:t>
       </w:r>
       <w:r>
         <w:rPr>
@@ -36743,7 +37537,23 @@
           <w:rFonts w:ascii="Times New Roman" w:hAnsi="Times New Roman" w:cs="Times New Roman"/>
           <w:lang w:val="el-GR"/>
         </w:rPr>
-        <w:t xml:space="preserve">στο εξης </w:t>
+        <w:t xml:space="preserve">στο </w:t>
+      </w:r>
+      <w:proofErr w:type="spellStart"/>
+      <w:r>
+        <w:rPr>
+          <w:rFonts w:ascii="Times New Roman" w:hAnsi="Times New Roman" w:cs="Times New Roman"/>
+          <w:lang w:val="el-GR"/>
+        </w:rPr>
+        <w:t>εξης</w:t>
+      </w:r>
+      <w:proofErr w:type="spellEnd"/>
+      <w:r>
+        <w:rPr>
+          <w:rFonts w:ascii="Times New Roman" w:hAnsi="Times New Roman" w:cs="Times New Roman"/>
+          <w:lang w:val="el-GR"/>
+        </w:rPr>
+        <w:t xml:space="preserve"> </w:t>
       </w:r>
       <w:r>
         <w:rPr>
@@ -36764,8 +37574,5771 @@
           <w:rFonts w:ascii="Times New Roman" w:hAnsi="Times New Roman" w:cs="Times New Roman"/>
           <w:lang w:val="el-GR"/>
         </w:rPr>
-        <w:t>advcomparch-ex1-helpcode/csvs/ras_stats.csv</w:t>
-      </w:r>
+        <w:t>advcomparch-ex1-helpcode/</w:t>
+      </w:r>
+      <w:proofErr w:type="spellStart"/>
+      <w:r>
+        <w:rPr>
+          <w:rFonts w:ascii="Times New Roman" w:hAnsi="Times New Roman" w:cs="Times New Roman"/>
+          <w:lang w:val="el-GR"/>
+        </w:rPr>
+        <w:t>csvs</w:t>
+      </w:r>
+      <w:proofErr w:type="spellEnd"/>
+      <w:r>
+        <w:rPr>
+          <w:rFonts w:ascii="Times New Roman" w:hAnsi="Times New Roman" w:cs="Times New Roman"/>
+          <w:lang w:val="el-GR"/>
+        </w:rPr>
+        <w:t>/ras_stats.csv</w:t>
+      </w:r>
+    </w:p>
+    <w:p>
+      <w:pPr>
+        <w:rPr>
+          <w:rFonts w:ascii="Times New Roman" w:hAnsi="Times New Roman" w:cs="Times New Roman"/>
+          <w:b/>
+          <w:bCs/>
+          <w:lang w:val="el-GR"/>
+        </w:rPr>
+      </w:pPr>
+      <w:r>
+        <w:rPr>
+          <w:rFonts w:ascii="Times New Roman" w:hAnsi="Times New Roman" w:cs="Times New Roman"/>
+          <w:b/>
+          <w:bCs/>
+        </w:rPr>
+        <w:lastRenderedPageBreak/>
+        <w:t>5.6 Perceptrons</w:t>
+      </w:r>
+    </w:p>
+    <w:p>
+      <w:pPr>
+        <w:rPr>
+          <w:rFonts w:ascii="Times New Roman" w:hAnsi="Times New Roman" w:cs="Times New Roman"/>
+          <w:b/>
+          <w:bCs/>
+          <w:lang w:val="el-GR"/>
+        </w:rPr>
+      </w:pPr>
+    </w:p>
+    <w:p>
+      <w:pPr>
+        <w:rPr>
+          <w:rFonts w:ascii="Times New Roman" w:hAnsi="Times New Roman" w:cs="Times New Roman"/>
+          <w:lang w:val="en-US"/>
+        </w:rPr>
+      </w:pPr>
+      <w:r>
+        <w:rPr>
+          <w:rFonts w:ascii="Times New Roman" w:hAnsi="Times New Roman" w:cs="Times New Roman"/>
+          <w:lang w:val="el-GR"/>
+        </w:rPr>
+        <w:t xml:space="preserve">Το </w:t>
+      </w:r>
+      <w:r>
+        <w:rPr>
+          <w:rFonts w:ascii="Times New Roman" w:hAnsi="Times New Roman" w:cs="Times New Roman"/>
+          <w:lang w:val="en-US"/>
+        </w:rPr>
+        <w:t>metric</w:t>
+      </w:r>
+      <w:r>
+        <w:rPr>
+          <w:rFonts w:ascii="Times New Roman" w:hAnsi="Times New Roman" w:cs="Times New Roman"/>
+          <w:lang w:val="el-GR"/>
+        </w:rPr>
+        <w:t xml:space="preserve"> </w:t>
+      </w:r>
+      <w:r>
+        <w:rPr>
+          <w:rFonts w:ascii="Times New Roman" w:hAnsi="Times New Roman" w:cs="Times New Roman"/>
+          <w:lang w:val="el-GR"/>
+        </w:rPr>
+        <w:t xml:space="preserve">είναι το </w:t>
+      </w:r>
+      <w:r>
+        <w:rPr>
+          <w:rFonts w:ascii="Times New Roman" w:hAnsi="Times New Roman" w:cs="Times New Roman"/>
+          <w:lang w:val="el-GR"/>
+        </w:rPr>
+        <w:t>γνωστό</w:t>
+      </w:r>
+      <w:r>
+        <w:rPr>
+          <w:rFonts w:ascii="Times New Roman" w:hAnsi="Times New Roman" w:cs="Times New Roman"/>
+          <w:lang w:val="el-GR"/>
+        </w:rPr>
+        <w:t xml:space="preserve"> </w:t>
+      </w:r>
+      <w:r>
+        <w:rPr>
+          <w:rFonts w:ascii="Times New Roman" w:hAnsi="Times New Roman" w:cs="Times New Roman"/>
+          <w:lang w:val="en-US"/>
+        </w:rPr>
+        <w:t>MPKI</w:t>
+      </w:r>
+      <w:r>
+        <w:rPr>
+          <w:rFonts w:ascii="Times New Roman" w:hAnsi="Times New Roman" w:cs="Times New Roman"/>
+          <w:lang w:val="el-GR"/>
+        </w:rPr>
+        <w:t xml:space="preserve">. </w:t>
+      </w:r>
+      <w:r>
+        <w:rPr>
+          <w:rFonts w:ascii="Times New Roman" w:hAnsi="Times New Roman" w:cs="Times New Roman"/>
+          <w:lang w:val="en-US"/>
+        </w:rPr>
+        <w:t>T</w:t>
+      </w:r>
+      <w:r>
+        <w:rPr>
+          <w:rFonts w:ascii="Times New Roman" w:hAnsi="Times New Roman" w:cs="Times New Roman"/>
+          <w:lang w:val="el-GR"/>
+        </w:rPr>
+        <w:t xml:space="preserve">α </w:t>
+      </w:r>
+      <w:proofErr w:type="spellStart"/>
+      <w:r>
+        <w:rPr>
+          <w:rFonts w:ascii="Times New Roman" w:hAnsi="Times New Roman" w:cs="Times New Roman"/>
+          <w:lang w:val="el-GR"/>
+        </w:rPr>
+        <w:t>πληρη</w:t>
+      </w:r>
+      <w:proofErr w:type="spellEnd"/>
+      <w:r>
+        <w:rPr>
+          <w:rFonts w:ascii="Times New Roman" w:hAnsi="Times New Roman" w:cs="Times New Roman"/>
+          <w:lang w:val="el-GR"/>
+        </w:rPr>
+        <w:t xml:space="preserve"> </w:t>
+      </w:r>
+      <w:r>
+        <w:rPr>
+          <w:rFonts w:ascii="Times New Roman" w:hAnsi="Times New Roman" w:cs="Times New Roman"/>
+          <w:lang w:val="en-US"/>
+        </w:rPr>
+        <w:t>metric</w:t>
+      </w:r>
+      <w:r>
+        <w:rPr>
+          <w:rFonts w:ascii="Times New Roman" w:hAnsi="Times New Roman" w:cs="Times New Roman"/>
+          <w:lang w:val="el-GR"/>
+        </w:rPr>
+        <w:t xml:space="preserve"> </w:t>
+      </w:r>
+      <w:proofErr w:type="spellStart"/>
+      <w:r>
+        <w:rPr>
+          <w:rFonts w:ascii="Times New Roman" w:hAnsi="Times New Roman" w:cs="Times New Roman"/>
+          <w:lang w:val="el-GR"/>
+        </w:rPr>
+        <w:t>βρισκονται</w:t>
+      </w:r>
+      <w:proofErr w:type="spellEnd"/>
+      <w:r>
+        <w:rPr>
+          <w:rFonts w:ascii="Times New Roman" w:hAnsi="Times New Roman" w:cs="Times New Roman"/>
+          <w:lang w:val="el-GR"/>
+        </w:rPr>
+        <w:t xml:space="preserve"> στο </w:t>
+      </w:r>
+      <w:r>
+        <w:rPr>
+          <w:rFonts w:ascii="Times New Roman" w:hAnsi="Times New Roman" w:cs="Times New Roman"/>
+          <w:lang w:val="en-US"/>
+        </w:rPr>
+        <w:t>repo</w:t>
+      </w:r>
+      <w:r>
+        <w:rPr>
+          <w:rFonts w:ascii="Times New Roman" w:hAnsi="Times New Roman" w:cs="Times New Roman"/>
+          <w:lang w:val="el-GR"/>
+        </w:rPr>
+        <w:t xml:space="preserve"> </w:t>
+      </w:r>
+      <w:r>
+        <w:rPr>
+          <w:rFonts w:ascii="Times New Roman" w:hAnsi="Times New Roman" w:cs="Times New Roman"/>
+          <w:lang w:val="el-GR"/>
+        </w:rPr>
+        <w:t>advcomparch-ex1-helpcode/</w:t>
+      </w:r>
+      <w:proofErr w:type="spellStart"/>
+      <w:r>
+        <w:rPr>
+          <w:rFonts w:ascii="Times New Roman" w:hAnsi="Times New Roman" w:cs="Times New Roman"/>
+          <w:lang w:val="el-GR"/>
+        </w:rPr>
+        <w:t>csvs</w:t>
+      </w:r>
+      <w:proofErr w:type="spellEnd"/>
+      <w:r>
+        <w:rPr>
+          <w:rFonts w:ascii="Times New Roman" w:hAnsi="Times New Roman" w:cs="Times New Roman"/>
+          <w:lang w:val="el-GR"/>
+        </w:rPr>
+        <w:t>/</w:t>
+      </w:r>
+      <w:r>
+        <w:rPr>
+          <w:rFonts w:ascii="Times New Roman" w:hAnsi="Times New Roman" w:cs="Times New Roman"/>
+          <w:lang w:val="en-US"/>
+        </w:rPr>
+        <w:t>perceptron</w:t>
+      </w:r>
+      <w:r>
+        <w:rPr>
+          <w:rFonts w:ascii="Times New Roman" w:hAnsi="Times New Roman" w:cs="Times New Roman"/>
+          <w:lang w:val="el-GR"/>
+        </w:rPr>
+        <w:t>_stats.csv</w:t>
+      </w:r>
+    </w:p>
+    <w:tbl>
+      <w:tblPr>
+        <w:tblStyle w:val="TableGrid"/>
+        <w:tblW w:w="11157" w:type="dxa"/>
+        <w:jc w:val="center"/>
+        <w:tblLook w:val="04A0" w:firstRow="1" w:lastRow="0" w:firstColumn="1" w:lastColumn="0" w:noHBand="0" w:noVBand="1"/>
+      </w:tblPr>
+      <w:tblGrid>
+        <w:gridCol w:w="1608"/>
+        <w:gridCol w:w="1166"/>
+        <w:gridCol w:w="1389"/>
+        <w:gridCol w:w="1166"/>
+        <w:gridCol w:w="1389"/>
+        <w:gridCol w:w="1054"/>
+        <w:gridCol w:w="1389"/>
+        <w:gridCol w:w="1054"/>
+        <w:gridCol w:w="1389"/>
+      </w:tblGrid>
+      <w:tr>
+        <w:trPr>
+          <w:jc w:val="center"/>
+        </w:trPr>
+        <w:tc>
+          <w:tcPr>
+            <w:tcW w:w="1608" w:type="dxa"/>
+            <w:shd w:val="clear" w:color="auto" w:fill="83CAEB" w:themeFill="accent1" w:themeFillTint="66"/>
+            <w:vAlign w:val="bottom"/>
+          </w:tcPr>
+          <w:p>
+            <w:pPr>
+              <w:rPr>
+                <w:rFonts w:ascii="Times New Roman" w:hAnsi="Times New Roman" w:cs="Times New Roman"/>
+                <w:sz w:val="24"/>
+                <w:szCs w:val="24"/>
+                <w:lang w:val="en-US"/>
+              </w:rPr>
+            </w:pPr>
+            <w:r>
+              <w:rPr>
+                <w:rFonts w:ascii="Aptos Narrow" w:hAnsi="Aptos Narrow"/>
+                <w:color w:val="000000"/>
+              </w:rPr>
+              <w:t>Benchmark</w:t>
+            </w:r>
+          </w:p>
+        </w:tc>
+        <w:tc>
+          <w:tcPr>
+            <w:tcW w:w="1166" w:type="dxa"/>
+            <w:vAlign w:val="bottom"/>
+          </w:tcPr>
+          <w:p>
+            <w:pPr>
+              <w:rPr>
+                <w:rFonts w:ascii="Times New Roman" w:hAnsi="Times New Roman" w:cs="Times New Roman"/>
+                <w:sz w:val="24"/>
+                <w:szCs w:val="24"/>
+                <w:lang w:val="en-US"/>
+              </w:rPr>
+            </w:pPr>
+            <w:r>
+              <w:rPr>
+                <w:rFonts w:ascii="Aptos Narrow" w:hAnsi="Aptos Narrow"/>
+                <w:color w:val="000000"/>
+              </w:rPr>
+              <w:t>M32-H4 MKPI</w:t>
+            </w:r>
+          </w:p>
+        </w:tc>
+        <w:tc>
+          <w:tcPr>
+            <w:tcW w:w="1389" w:type="dxa"/>
+            <w:vAlign w:val="bottom"/>
+          </w:tcPr>
+          <w:p>
+            <w:pPr>
+              <w:rPr>
+                <w:rFonts w:ascii="Times New Roman" w:hAnsi="Times New Roman" w:cs="Times New Roman"/>
+                <w:sz w:val="24"/>
+                <w:szCs w:val="24"/>
+                <w:lang w:val="en-US"/>
+              </w:rPr>
+            </w:pPr>
+            <w:r>
+              <w:rPr>
+                <w:rFonts w:ascii="Aptos Narrow" w:hAnsi="Aptos Narrow"/>
+                <w:color w:val="000000"/>
+              </w:rPr>
+              <w:t>M32-H8 MKPI</w:t>
+            </w:r>
+          </w:p>
+        </w:tc>
+        <w:tc>
+          <w:tcPr>
+            <w:tcW w:w="1054" w:type="dxa"/>
+            <w:vAlign w:val="bottom"/>
+          </w:tcPr>
+          <w:p>
+            <w:pPr>
+              <w:rPr>
+                <w:rFonts w:ascii="Times New Roman" w:hAnsi="Times New Roman" w:cs="Times New Roman"/>
+                <w:sz w:val="24"/>
+                <w:szCs w:val="24"/>
+                <w:lang w:val="en-US"/>
+              </w:rPr>
+            </w:pPr>
+            <w:r>
+              <w:rPr>
+                <w:rFonts w:ascii="Aptos Narrow" w:hAnsi="Aptos Narrow"/>
+                <w:color w:val="000000"/>
+              </w:rPr>
+              <w:t>M32-H32 MKPI</w:t>
+            </w:r>
+          </w:p>
+        </w:tc>
+        <w:tc>
+          <w:tcPr>
+            <w:tcW w:w="1054" w:type="dxa"/>
+            <w:vAlign w:val="bottom"/>
+          </w:tcPr>
+          <w:p>
+            <w:pPr>
+              <w:rPr>
+                <w:rFonts w:ascii="Times New Roman" w:hAnsi="Times New Roman" w:cs="Times New Roman"/>
+                <w:sz w:val="24"/>
+                <w:szCs w:val="24"/>
+                <w:lang w:val="en-US"/>
+              </w:rPr>
+            </w:pPr>
+            <w:r>
+              <w:rPr>
+                <w:rFonts w:ascii="Aptos Narrow" w:hAnsi="Aptos Narrow"/>
+                <w:color w:val="000000"/>
+              </w:rPr>
+              <w:t>M32-H60 MKPI</w:t>
+            </w:r>
+          </w:p>
+        </w:tc>
+        <w:tc>
+          <w:tcPr>
+            <w:tcW w:w="1389" w:type="dxa"/>
+            <w:vAlign w:val="bottom"/>
+          </w:tcPr>
+          <w:p>
+            <w:pPr>
+              <w:rPr>
+                <w:rFonts w:ascii="Times New Roman" w:hAnsi="Times New Roman" w:cs="Times New Roman"/>
+                <w:sz w:val="24"/>
+                <w:szCs w:val="24"/>
+                <w:lang w:val="en-US"/>
+              </w:rPr>
+            </w:pPr>
+            <w:r>
+              <w:rPr>
+                <w:rFonts w:ascii="Aptos Narrow" w:hAnsi="Aptos Narrow"/>
+                <w:color w:val="000000"/>
+              </w:rPr>
+              <w:t>M32-H72 MKPI</w:t>
+            </w:r>
+          </w:p>
+        </w:tc>
+        <w:tc>
+          <w:tcPr>
+            <w:tcW w:w="1054" w:type="dxa"/>
+            <w:vAlign w:val="bottom"/>
+          </w:tcPr>
+          <w:p>
+            <w:pPr>
+              <w:rPr>
+                <w:rFonts w:ascii="Times New Roman" w:hAnsi="Times New Roman" w:cs="Times New Roman"/>
+                <w:sz w:val="24"/>
+                <w:szCs w:val="24"/>
+                <w:lang w:val="en-US"/>
+              </w:rPr>
+            </w:pPr>
+            <w:r>
+              <w:rPr>
+                <w:rFonts w:ascii="Aptos Narrow" w:hAnsi="Aptos Narrow"/>
+                <w:color w:val="000000"/>
+              </w:rPr>
+              <w:t>M512-H4 MKPI</w:t>
+            </w:r>
+          </w:p>
+        </w:tc>
+        <w:tc>
+          <w:tcPr>
+            <w:tcW w:w="1054" w:type="dxa"/>
+            <w:vAlign w:val="bottom"/>
+          </w:tcPr>
+          <w:p>
+            <w:pPr>
+              <w:rPr>
+                <w:rFonts w:ascii="Times New Roman" w:hAnsi="Times New Roman" w:cs="Times New Roman"/>
+                <w:sz w:val="24"/>
+                <w:szCs w:val="24"/>
+                <w:lang w:val="en-US"/>
+              </w:rPr>
+            </w:pPr>
+            <w:r>
+              <w:rPr>
+                <w:rFonts w:ascii="Aptos Narrow" w:hAnsi="Aptos Narrow"/>
+                <w:color w:val="000000"/>
+              </w:rPr>
+              <w:t>M512-H8 MKPI</w:t>
+            </w:r>
+          </w:p>
+        </w:tc>
+        <w:tc>
+          <w:tcPr>
+            <w:tcW w:w="1389" w:type="dxa"/>
+            <w:vAlign w:val="bottom"/>
+          </w:tcPr>
+          <w:p>
+            <w:pPr>
+              <w:rPr>
+                <w:rFonts w:ascii="Times New Roman" w:hAnsi="Times New Roman" w:cs="Times New Roman"/>
+                <w:sz w:val="24"/>
+                <w:szCs w:val="24"/>
+                <w:lang w:val="en-US"/>
+              </w:rPr>
+            </w:pPr>
+            <w:r>
+              <w:rPr>
+                <w:rFonts w:ascii="Aptos Narrow" w:hAnsi="Aptos Narrow"/>
+                <w:color w:val="000000"/>
+              </w:rPr>
+              <w:t>M512-H32 MKPI</w:t>
+            </w:r>
+          </w:p>
+        </w:tc>
+      </w:tr>
+      <w:tr>
+        <w:trPr>
+          <w:jc w:val="center"/>
+        </w:trPr>
+        <w:tc>
+          <w:tcPr>
+            <w:tcW w:w="1608" w:type="dxa"/>
+            <w:shd w:val="clear" w:color="auto" w:fill="83CAEB" w:themeFill="accent1" w:themeFillTint="66"/>
+            <w:vAlign w:val="bottom"/>
+          </w:tcPr>
+          <w:p>
+            <w:pPr>
+              <w:rPr>
+                <w:rFonts w:ascii="Times New Roman" w:hAnsi="Times New Roman" w:cs="Times New Roman"/>
+                <w:sz w:val="24"/>
+                <w:szCs w:val="24"/>
+                <w:lang w:val="en-US"/>
+              </w:rPr>
+            </w:pPr>
+            <w:r>
+              <w:rPr>
+                <w:rFonts w:ascii="Aptos Narrow" w:hAnsi="Aptos Narrow"/>
+                <w:color w:val="000000"/>
+              </w:rPr>
+              <w:t>403.gcc</w:t>
+            </w:r>
+          </w:p>
+        </w:tc>
+        <w:tc>
+          <w:tcPr>
+            <w:tcW w:w="1166" w:type="dxa"/>
+            <w:vAlign w:val="bottom"/>
+          </w:tcPr>
+          <w:p>
+            <w:pPr>
+              <w:rPr>
+                <w:rFonts w:ascii="Times New Roman" w:hAnsi="Times New Roman" w:cs="Times New Roman"/>
+                <w:sz w:val="24"/>
+                <w:szCs w:val="24"/>
+                <w:lang w:val="en-US"/>
+              </w:rPr>
+            </w:pPr>
+            <w:r>
+              <w:rPr>
+                <w:rFonts w:ascii="Aptos Narrow" w:hAnsi="Aptos Narrow"/>
+                <w:color w:val="000000"/>
+              </w:rPr>
+              <w:t>25.486331</w:t>
+            </w:r>
+          </w:p>
+        </w:tc>
+        <w:tc>
+          <w:tcPr>
+            <w:tcW w:w="1389" w:type="dxa"/>
+            <w:vAlign w:val="bottom"/>
+          </w:tcPr>
+          <w:p>
+            <w:pPr>
+              <w:rPr>
+                <w:rFonts w:ascii="Times New Roman" w:hAnsi="Times New Roman" w:cs="Times New Roman"/>
+                <w:sz w:val="24"/>
+                <w:szCs w:val="24"/>
+                <w:lang w:val="en-US"/>
+              </w:rPr>
+            </w:pPr>
+            <w:r>
+              <w:rPr>
+                <w:rFonts w:ascii="Aptos Narrow" w:hAnsi="Aptos Narrow"/>
+                <w:color w:val="000000"/>
+              </w:rPr>
+              <w:t>20.96872365</w:t>
+            </w:r>
+          </w:p>
+        </w:tc>
+        <w:tc>
+          <w:tcPr>
+            <w:tcW w:w="1054" w:type="dxa"/>
+            <w:vAlign w:val="bottom"/>
+          </w:tcPr>
+          <w:p>
+            <w:pPr>
+              <w:rPr>
+                <w:rFonts w:ascii="Times New Roman" w:hAnsi="Times New Roman" w:cs="Times New Roman"/>
+                <w:sz w:val="24"/>
+                <w:szCs w:val="24"/>
+                <w:lang w:val="en-US"/>
+              </w:rPr>
+            </w:pPr>
+            <w:r>
+              <w:rPr>
+                <w:rFonts w:ascii="Aptos Narrow" w:hAnsi="Aptos Narrow"/>
+                <w:color w:val="000000"/>
+              </w:rPr>
+              <w:t>15.184551</w:t>
+            </w:r>
+          </w:p>
+        </w:tc>
+        <w:tc>
+          <w:tcPr>
+            <w:tcW w:w="1054" w:type="dxa"/>
+            <w:vAlign w:val="bottom"/>
+          </w:tcPr>
+          <w:p>
+            <w:pPr>
+              <w:rPr>
+                <w:rFonts w:ascii="Times New Roman" w:hAnsi="Times New Roman" w:cs="Times New Roman"/>
+                <w:sz w:val="24"/>
+                <w:szCs w:val="24"/>
+                <w:lang w:val="en-US"/>
+              </w:rPr>
+            </w:pPr>
+            <w:r>
+              <w:rPr>
+                <w:rFonts w:ascii="Aptos Narrow" w:hAnsi="Aptos Narrow"/>
+                <w:color w:val="000000"/>
+              </w:rPr>
+              <w:t>13.90481894</w:t>
+            </w:r>
+          </w:p>
+        </w:tc>
+        <w:tc>
+          <w:tcPr>
+            <w:tcW w:w="1389" w:type="dxa"/>
+            <w:vAlign w:val="bottom"/>
+          </w:tcPr>
+          <w:p>
+            <w:pPr>
+              <w:rPr>
+                <w:rFonts w:ascii="Times New Roman" w:hAnsi="Times New Roman" w:cs="Times New Roman"/>
+                <w:sz w:val="24"/>
+                <w:szCs w:val="24"/>
+                <w:lang w:val="en-US"/>
+              </w:rPr>
+            </w:pPr>
+            <w:r>
+              <w:rPr>
+                <w:rFonts w:ascii="Aptos Narrow" w:hAnsi="Aptos Narrow"/>
+                <w:color w:val="000000"/>
+              </w:rPr>
+              <w:t>13.7037</w:t>
+            </w:r>
+          </w:p>
+        </w:tc>
+        <w:tc>
+          <w:tcPr>
+            <w:tcW w:w="1054" w:type="dxa"/>
+            <w:vAlign w:val="bottom"/>
+          </w:tcPr>
+          <w:p>
+            <w:pPr>
+              <w:rPr>
+                <w:rFonts w:ascii="Times New Roman" w:hAnsi="Times New Roman" w:cs="Times New Roman"/>
+                <w:sz w:val="24"/>
+                <w:szCs w:val="24"/>
+                <w:lang w:val="en-US"/>
+              </w:rPr>
+            </w:pPr>
+            <w:r>
+              <w:rPr>
+                <w:rFonts w:ascii="Aptos Narrow" w:hAnsi="Aptos Narrow"/>
+                <w:color w:val="000000"/>
+              </w:rPr>
+              <w:t>12.97858165</w:t>
+            </w:r>
+          </w:p>
+        </w:tc>
+        <w:tc>
+          <w:tcPr>
+            <w:tcW w:w="1054" w:type="dxa"/>
+            <w:vAlign w:val="bottom"/>
+          </w:tcPr>
+          <w:p>
+            <w:pPr>
+              <w:rPr>
+                <w:rFonts w:ascii="Times New Roman" w:hAnsi="Times New Roman" w:cs="Times New Roman"/>
+                <w:sz w:val="24"/>
+                <w:szCs w:val="24"/>
+                <w:lang w:val="en-US"/>
+              </w:rPr>
+            </w:pPr>
+            <w:r>
+              <w:rPr>
+                <w:rFonts w:ascii="Aptos Narrow" w:hAnsi="Aptos Narrow"/>
+                <w:color w:val="000000"/>
+              </w:rPr>
+              <w:t>9.68642</w:t>
+            </w:r>
+          </w:p>
+        </w:tc>
+        <w:tc>
+          <w:tcPr>
+            <w:tcW w:w="1389" w:type="dxa"/>
+            <w:vAlign w:val="bottom"/>
+          </w:tcPr>
+          <w:p>
+            <w:pPr>
+              <w:rPr>
+                <w:rFonts w:ascii="Times New Roman" w:hAnsi="Times New Roman" w:cs="Times New Roman"/>
+                <w:sz w:val="24"/>
+                <w:szCs w:val="24"/>
+                <w:lang w:val="en-US"/>
+              </w:rPr>
+            </w:pPr>
+            <w:r>
+              <w:rPr>
+                <w:rFonts w:ascii="Aptos Narrow" w:hAnsi="Aptos Narrow"/>
+                <w:color w:val="000000"/>
+              </w:rPr>
+              <w:t>5.996691187</w:t>
+            </w:r>
+          </w:p>
+        </w:tc>
+      </w:tr>
+      <w:tr>
+        <w:trPr>
+          <w:jc w:val="center"/>
+        </w:trPr>
+        <w:tc>
+          <w:tcPr>
+            <w:tcW w:w="1608" w:type="dxa"/>
+            <w:shd w:val="clear" w:color="auto" w:fill="83CAEB" w:themeFill="accent1" w:themeFillTint="66"/>
+            <w:vAlign w:val="bottom"/>
+          </w:tcPr>
+          <w:p>
+            <w:pPr>
+              <w:rPr>
+                <w:rFonts w:ascii="Times New Roman" w:hAnsi="Times New Roman" w:cs="Times New Roman"/>
+                <w:sz w:val="24"/>
+                <w:szCs w:val="24"/>
+                <w:lang w:val="en-US"/>
+              </w:rPr>
+            </w:pPr>
+            <w:r>
+              <w:rPr>
+                <w:rFonts w:ascii="Aptos Narrow" w:hAnsi="Aptos Narrow"/>
+                <w:color w:val="000000"/>
+              </w:rPr>
+              <w:t>410.bwaves</w:t>
+            </w:r>
+          </w:p>
+        </w:tc>
+        <w:tc>
+          <w:tcPr>
+            <w:tcW w:w="1166" w:type="dxa"/>
+            <w:vAlign w:val="bottom"/>
+          </w:tcPr>
+          <w:p>
+            <w:pPr>
+              <w:rPr>
+                <w:rFonts w:ascii="Times New Roman" w:hAnsi="Times New Roman" w:cs="Times New Roman"/>
+                <w:sz w:val="24"/>
+                <w:szCs w:val="24"/>
+                <w:lang w:val="en-US"/>
+              </w:rPr>
+            </w:pPr>
+            <w:r>
+              <w:rPr>
+                <w:rFonts w:ascii="Aptos Narrow" w:hAnsi="Aptos Narrow"/>
+                <w:color w:val="000000"/>
+              </w:rPr>
+              <w:t>13.139233</w:t>
+            </w:r>
+          </w:p>
+        </w:tc>
+        <w:tc>
+          <w:tcPr>
+            <w:tcW w:w="1389" w:type="dxa"/>
+            <w:vAlign w:val="bottom"/>
+          </w:tcPr>
+          <w:p>
+            <w:pPr>
+              <w:rPr>
+                <w:rFonts w:ascii="Times New Roman" w:hAnsi="Times New Roman" w:cs="Times New Roman"/>
+                <w:sz w:val="24"/>
+                <w:szCs w:val="24"/>
+                <w:lang w:val="en-US"/>
+              </w:rPr>
+            </w:pPr>
+            <w:r>
+              <w:rPr>
+                <w:rFonts w:ascii="Aptos Narrow" w:hAnsi="Aptos Narrow"/>
+                <w:color w:val="000000"/>
+              </w:rPr>
+              <w:t>10.81123651</w:t>
+            </w:r>
+          </w:p>
+        </w:tc>
+        <w:tc>
+          <w:tcPr>
+            <w:tcW w:w="1054" w:type="dxa"/>
+            <w:vAlign w:val="bottom"/>
+          </w:tcPr>
+          <w:p>
+            <w:pPr>
+              <w:rPr>
+                <w:rFonts w:ascii="Times New Roman" w:hAnsi="Times New Roman" w:cs="Times New Roman"/>
+                <w:sz w:val="24"/>
+                <w:szCs w:val="24"/>
+                <w:lang w:val="en-US"/>
+              </w:rPr>
+            </w:pPr>
+            <w:r>
+              <w:rPr>
+                <w:rFonts w:ascii="Aptos Narrow" w:hAnsi="Aptos Narrow"/>
+                <w:color w:val="000000"/>
+              </w:rPr>
+              <w:t>5.9748281</w:t>
+            </w:r>
+          </w:p>
+        </w:tc>
+        <w:tc>
+          <w:tcPr>
+            <w:tcW w:w="1054" w:type="dxa"/>
+            <w:vAlign w:val="bottom"/>
+          </w:tcPr>
+          <w:p>
+            <w:pPr>
+              <w:rPr>
+                <w:rFonts w:ascii="Times New Roman" w:hAnsi="Times New Roman" w:cs="Times New Roman"/>
+                <w:sz w:val="24"/>
+                <w:szCs w:val="24"/>
+                <w:lang w:val="en-US"/>
+              </w:rPr>
+            </w:pPr>
+            <w:r>
+              <w:rPr>
+                <w:rFonts w:ascii="Aptos Narrow" w:hAnsi="Aptos Narrow"/>
+                <w:color w:val="000000"/>
+              </w:rPr>
+              <w:t>4.03363766</w:t>
+            </w:r>
+          </w:p>
+        </w:tc>
+        <w:tc>
+          <w:tcPr>
+            <w:tcW w:w="1389" w:type="dxa"/>
+            <w:vAlign w:val="bottom"/>
+          </w:tcPr>
+          <w:p>
+            <w:pPr>
+              <w:rPr>
+                <w:rFonts w:ascii="Times New Roman" w:hAnsi="Times New Roman" w:cs="Times New Roman"/>
+                <w:sz w:val="24"/>
+                <w:szCs w:val="24"/>
+                <w:lang w:val="en-US"/>
+              </w:rPr>
+            </w:pPr>
+            <w:r>
+              <w:rPr>
+                <w:rFonts w:ascii="Aptos Narrow" w:hAnsi="Aptos Narrow"/>
+                <w:color w:val="000000"/>
+              </w:rPr>
+              <w:t>2.927578</w:t>
+            </w:r>
+          </w:p>
+        </w:tc>
+        <w:tc>
+          <w:tcPr>
+            <w:tcW w:w="1054" w:type="dxa"/>
+            <w:vAlign w:val="bottom"/>
+          </w:tcPr>
+          <w:p>
+            <w:pPr>
+              <w:rPr>
+                <w:rFonts w:ascii="Times New Roman" w:hAnsi="Times New Roman" w:cs="Times New Roman"/>
+                <w:sz w:val="24"/>
+                <w:szCs w:val="24"/>
+                <w:lang w:val="en-US"/>
+              </w:rPr>
+            </w:pPr>
+            <w:r>
+              <w:rPr>
+                <w:rFonts w:ascii="Aptos Narrow" w:hAnsi="Aptos Narrow"/>
+                <w:color w:val="000000"/>
+              </w:rPr>
+              <w:t>11.23643117</w:t>
+            </w:r>
+          </w:p>
+        </w:tc>
+        <w:tc>
+          <w:tcPr>
+            <w:tcW w:w="1054" w:type="dxa"/>
+            <w:vAlign w:val="bottom"/>
+          </w:tcPr>
+          <w:p>
+            <w:pPr>
+              <w:rPr>
+                <w:rFonts w:ascii="Times New Roman" w:hAnsi="Times New Roman" w:cs="Times New Roman"/>
+                <w:sz w:val="24"/>
+                <w:szCs w:val="24"/>
+                <w:lang w:val="en-US"/>
+              </w:rPr>
+            </w:pPr>
+            <w:r>
+              <w:rPr>
+                <w:rFonts w:ascii="Aptos Narrow" w:hAnsi="Aptos Narrow"/>
+                <w:color w:val="000000"/>
+              </w:rPr>
+              <w:t>9.237895</w:t>
+            </w:r>
+          </w:p>
+        </w:tc>
+        <w:tc>
+          <w:tcPr>
+            <w:tcW w:w="1389" w:type="dxa"/>
+            <w:vAlign w:val="bottom"/>
+          </w:tcPr>
+          <w:p>
+            <w:pPr>
+              <w:rPr>
+                <w:rFonts w:ascii="Times New Roman" w:hAnsi="Times New Roman" w:cs="Times New Roman"/>
+                <w:sz w:val="24"/>
+                <w:szCs w:val="24"/>
+                <w:lang w:val="en-US"/>
+              </w:rPr>
+            </w:pPr>
+            <w:r>
+              <w:rPr>
+                <w:rFonts w:ascii="Aptos Narrow" w:hAnsi="Aptos Narrow"/>
+                <w:color w:val="000000"/>
+              </w:rPr>
+              <w:t>4.582572201</w:t>
+            </w:r>
+          </w:p>
+        </w:tc>
+      </w:tr>
+      <w:tr>
+        <w:trPr>
+          <w:jc w:val="center"/>
+        </w:trPr>
+        <w:tc>
+          <w:tcPr>
+            <w:tcW w:w="1608" w:type="dxa"/>
+            <w:shd w:val="clear" w:color="auto" w:fill="83CAEB" w:themeFill="accent1" w:themeFillTint="66"/>
+            <w:vAlign w:val="bottom"/>
+          </w:tcPr>
+          <w:p>
+            <w:pPr>
+              <w:rPr>
+                <w:rFonts w:ascii="Times New Roman" w:hAnsi="Times New Roman" w:cs="Times New Roman"/>
+                <w:sz w:val="24"/>
+                <w:szCs w:val="24"/>
+                <w:lang w:val="en-US"/>
+              </w:rPr>
+            </w:pPr>
+            <w:r>
+              <w:rPr>
+                <w:rFonts w:ascii="Aptos Narrow" w:hAnsi="Aptos Narrow"/>
+                <w:color w:val="000000"/>
+              </w:rPr>
+              <w:t>416.gamess</w:t>
+            </w:r>
+          </w:p>
+        </w:tc>
+        <w:tc>
+          <w:tcPr>
+            <w:tcW w:w="1166" w:type="dxa"/>
+            <w:vAlign w:val="bottom"/>
+          </w:tcPr>
+          <w:p>
+            <w:pPr>
+              <w:rPr>
+                <w:rFonts w:ascii="Times New Roman" w:hAnsi="Times New Roman" w:cs="Times New Roman"/>
+                <w:sz w:val="24"/>
+                <w:szCs w:val="24"/>
+                <w:lang w:val="en-US"/>
+              </w:rPr>
+            </w:pPr>
+            <w:r>
+              <w:rPr>
+                <w:rFonts w:ascii="Aptos Narrow" w:hAnsi="Aptos Narrow"/>
+                <w:color w:val="000000"/>
+              </w:rPr>
+              <w:t>5.2939348</w:t>
+            </w:r>
+          </w:p>
+        </w:tc>
+        <w:tc>
+          <w:tcPr>
+            <w:tcW w:w="1389" w:type="dxa"/>
+            <w:vAlign w:val="bottom"/>
+          </w:tcPr>
+          <w:p>
+            <w:pPr>
+              <w:rPr>
+                <w:rFonts w:ascii="Times New Roman" w:hAnsi="Times New Roman" w:cs="Times New Roman"/>
+                <w:sz w:val="24"/>
+                <w:szCs w:val="24"/>
+                <w:lang w:val="en-US"/>
+              </w:rPr>
+            </w:pPr>
+            <w:r>
+              <w:rPr>
+                <w:rFonts w:ascii="Aptos Narrow" w:hAnsi="Aptos Narrow"/>
+                <w:color w:val="000000"/>
+              </w:rPr>
+              <w:t>4.012549748</w:t>
+            </w:r>
+          </w:p>
+        </w:tc>
+        <w:tc>
+          <w:tcPr>
+            <w:tcW w:w="1054" w:type="dxa"/>
+            <w:vAlign w:val="bottom"/>
+          </w:tcPr>
+          <w:p>
+            <w:pPr>
+              <w:rPr>
+                <w:rFonts w:ascii="Times New Roman" w:hAnsi="Times New Roman" w:cs="Times New Roman"/>
+                <w:sz w:val="24"/>
+                <w:szCs w:val="24"/>
+                <w:lang w:val="en-US"/>
+              </w:rPr>
+            </w:pPr>
+            <w:r>
+              <w:rPr>
+                <w:rFonts w:ascii="Aptos Narrow" w:hAnsi="Aptos Narrow"/>
+                <w:color w:val="000000"/>
+              </w:rPr>
+              <w:t>2.507566</w:t>
+            </w:r>
+          </w:p>
+        </w:tc>
+        <w:tc>
+          <w:tcPr>
+            <w:tcW w:w="1054" w:type="dxa"/>
+            <w:vAlign w:val="bottom"/>
+          </w:tcPr>
+          <w:p>
+            <w:pPr>
+              <w:rPr>
+                <w:rFonts w:ascii="Times New Roman" w:hAnsi="Times New Roman" w:cs="Times New Roman"/>
+                <w:sz w:val="24"/>
+                <w:szCs w:val="24"/>
+                <w:lang w:val="en-US"/>
+              </w:rPr>
+            </w:pPr>
+            <w:r>
+              <w:rPr>
+                <w:rFonts w:ascii="Aptos Narrow" w:hAnsi="Aptos Narrow"/>
+                <w:color w:val="000000"/>
+              </w:rPr>
+              <w:t>2.050265226</w:t>
+            </w:r>
+          </w:p>
+        </w:tc>
+        <w:tc>
+          <w:tcPr>
+            <w:tcW w:w="1389" w:type="dxa"/>
+            <w:vAlign w:val="bottom"/>
+          </w:tcPr>
+          <w:p>
+            <w:pPr>
+              <w:rPr>
+                <w:rFonts w:ascii="Times New Roman" w:hAnsi="Times New Roman" w:cs="Times New Roman"/>
+                <w:sz w:val="24"/>
+                <w:szCs w:val="24"/>
+                <w:lang w:val="en-US"/>
+              </w:rPr>
+            </w:pPr>
+            <w:r>
+              <w:rPr>
+                <w:rFonts w:ascii="Aptos Narrow" w:hAnsi="Aptos Narrow"/>
+                <w:color w:val="000000"/>
+              </w:rPr>
+              <w:t>2.006973</w:t>
+            </w:r>
+          </w:p>
+        </w:tc>
+        <w:tc>
+          <w:tcPr>
+            <w:tcW w:w="1054" w:type="dxa"/>
+            <w:vAlign w:val="bottom"/>
+          </w:tcPr>
+          <w:p>
+            <w:pPr>
+              <w:rPr>
+                <w:rFonts w:ascii="Times New Roman" w:hAnsi="Times New Roman" w:cs="Times New Roman"/>
+                <w:sz w:val="24"/>
+                <w:szCs w:val="24"/>
+                <w:lang w:val="en-US"/>
+              </w:rPr>
+            </w:pPr>
+            <w:r>
+              <w:rPr>
+                <w:rFonts w:ascii="Aptos Narrow" w:hAnsi="Aptos Narrow"/>
+                <w:color w:val="000000"/>
+              </w:rPr>
+              <w:t>3.649536663</w:t>
+            </w:r>
+          </w:p>
+        </w:tc>
+        <w:tc>
+          <w:tcPr>
+            <w:tcW w:w="1054" w:type="dxa"/>
+            <w:vAlign w:val="bottom"/>
+          </w:tcPr>
+          <w:p>
+            <w:pPr>
+              <w:rPr>
+                <w:rFonts w:ascii="Times New Roman" w:hAnsi="Times New Roman" w:cs="Times New Roman"/>
+                <w:sz w:val="24"/>
+                <w:szCs w:val="24"/>
+                <w:lang w:val="en-US"/>
+              </w:rPr>
+            </w:pPr>
+            <w:r>
+              <w:rPr>
+                <w:rFonts w:ascii="Aptos Narrow" w:hAnsi="Aptos Narrow"/>
+                <w:color w:val="000000"/>
+              </w:rPr>
+              <w:t>2.780426</w:t>
+            </w:r>
+          </w:p>
+        </w:tc>
+        <w:tc>
+          <w:tcPr>
+            <w:tcW w:w="1389" w:type="dxa"/>
+            <w:vAlign w:val="bottom"/>
+          </w:tcPr>
+          <w:p>
+            <w:pPr>
+              <w:rPr>
+                <w:rFonts w:ascii="Times New Roman" w:hAnsi="Times New Roman" w:cs="Times New Roman"/>
+                <w:sz w:val="24"/>
+                <w:szCs w:val="24"/>
+                <w:lang w:val="en-US"/>
+              </w:rPr>
+            </w:pPr>
+            <w:r>
+              <w:rPr>
+                <w:rFonts w:ascii="Aptos Narrow" w:hAnsi="Aptos Narrow"/>
+                <w:color w:val="000000"/>
+              </w:rPr>
+              <w:t>1.60087031</w:t>
+            </w:r>
+          </w:p>
+        </w:tc>
+      </w:tr>
+      <w:tr>
+        <w:trPr>
+          <w:jc w:val="center"/>
+        </w:trPr>
+        <w:tc>
+          <w:tcPr>
+            <w:tcW w:w="1608" w:type="dxa"/>
+            <w:shd w:val="clear" w:color="auto" w:fill="83CAEB" w:themeFill="accent1" w:themeFillTint="66"/>
+            <w:vAlign w:val="bottom"/>
+          </w:tcPr>
+          <w:p>
+            <w:pPr>
+              <w:rPr>
+                <w:rFonts w:ascii="Times New Roman" w:hAnsi="Times New Roman" w:cs="Times New Roman"/>
+                <w:sz w:val="24"/>
+                <w:szCs w:val="24"/>
+                <w:lang w:val="en-US"/>
+              </w:rPr>
+            </w:pPr>
+            <w:r>
+              <w:rPr>
+                <w:rFonts w:ascii="Aptos Narrow" w:hAnsi="Aptos Narrow"/>
+                <w:color w:val="000000"/>
+              </w:rPr>
+              <w:t>429.mcf</w:t>
+            </w:r>
+          </w:p>
+        </w:tc>
+        <w:tc>
+          <w:tcPr>
+            <w:tcW w:w="1166" w:type="dxa"/>
+            <w:vAlign w:val="bottom"/>
+          </w:tcPr>
+          <w:p>
+            <w:pPr>
+              <w:rPr>
+                <w:rFonts w:ascii="Times New Roman" w:hAnsi="Times New Roman" w:cs="Times New Roman"/>
+                <w:sz w:val="24"/>
+                <w:szCs w:val="24"/>
+                <w:lang w:val="en-US"/>
+              </w:rPr>
+            </w:pPr>
+            <w:r>
+              <w:rPr>
+                <w:rFonts w:ascii="Aptos Narrow" w:hAnsi="Aptos Narrow"/>
+                <w:color w:val="000000"/>
+              </w:rPr>
+              <w:t>10.841779</w:t>
+            </w:r>
+          </w:p>
+        </w:tc>
+        <w:tc>
+          <w:tcPr>
+            <w:tcW w:w="1389" w:type="dxa"/>
+            <w:vAlign w:val="bottom"/>
+          </w:tcPr>
+          <w:p>
+            <w:pPr>
+              <w:rPr>
+                <w:rFonts w:ascii="Times New Roman" w:hAnsi="Times New Roman" w:cs="Times New Roman"/>
+                <w:sz w:val="24"/>
+                <w:szCs w:val="24"/>
+                <w:lang w:val="en-US"/>
+              </w:rPr>
+            </w:pPr>
+            <w:r>
+              <w:rPr>
+                <w:rFonts w:ascii="Aptos Narrow" w:hAnsi="Aptos Narrow"/>
+                <w:color w:val="000000"/>
+              </w:rPr>
+              <w:t>9.556600164</w:t>
+            </w:r>
+          </w:p>
+        </w:tc>
+        <w:tc>
+          <w:tcPr>
+            <w:tcW w:w="1054" w:type="dxa"/>
+            <w:vAlign w:val="bottom"/>
+          </w:tcPr>
+          <w:p>
+            <w:pPr>
+              <w:rPr>
+                <w:rFonts w:ascii="Times New Roman" w:hAnsi="Times New Roman" w:cs="Times New Roman"/>
+                <w:sz w:val="24"/>
+                <w:szCs w:val="24"/>
+                <w:lang w:val="en-US"/>
+              </w:rPr>
+            </w:pPr>
+            <w:r>
+              <w:rPr>
+                <w:rFonts w:ascii="Aptos Narrow" w:hAnsi="Aptos Narrow"/>
+                <w:color w:val="000000"/>
+              </w:rPr>
+              <w:t>8.9481134</w:t>
+            </w:r>
+          </w:p>
+        </w:tc>
+        <w:tc>
+          <w:tcPr>
+            <w:tcW w:w="1054" w:type="dxa"/>
+            <w:vAlign w:val="bottom"/>
+          </w:tcPr>
+          <w:p>
+            <w:pPr>
+              <w:rPr>
+                <w:rFonts w:ascii="Times New Roman" w:hAnsi="Times New Roman" w:cs="Times New Roman"/>
+                <w:sz w:val="24"/>
+                <w:szCs w:val="24"/>
+                <w:lang w:val="en-US"/>
+              </w:rPr>
+            </w:pPr>
+            <w:r>
+              <w:rPr>
+                <w:rFonts w:ascii="Aptos Narrow" w:hAnsi="Aptos Narrow"/>
+                <w:color w:val="000000"/>
+              </w:rPr>
+              <w:t>8.83671643</w:t>
+            </w:r>
+          </w:p>
+        </w:tc>
+        <w:tc>
+          <w:tcPr>
+            <w:tcW w:w="1389" w:type="dxa"/>
+            <w:vAlign w:val="bottom"/>
+          </w:tcPr>
+          <w:p>
+            <w:pPr>
+              <w:rPr>
+                <w:rFonts w:ascii="Times New Roman" w:hAnsi="Times New Roman" w:cs="Times New Roman"/>
+                <w:sz w:val="24"/>
+                <w:szCs w:val="24"/>
+                <w:lang w:val="en-US"/>
+              </w:rPr>
+            </w:pPr>
+            <w:r>
+              <w:rPr>
+                <w:rFonts w:ascii="Aptos Narrow" w:hAnsi="Aptos Narrow"/>
+                <w:color w:val="000000"/>
+              </w:rPr>
+              <w:t>8.709124</w:t>
+            </w:r>
+          </w:p>
+        </w:tc>
+        <w:tc>
+          <w:tcPr>
+            <w:tcW w:w="1054" w:type="dxa"/>
+            <w:vAlign w:val="bottom"/>
+          </w:tcPr>
+          <w:p>
+            <w:pPr>
+              <w:rPr>
+                <w:rFonts w:ascii="Times New Roman" w:hAnsi="Times New Roman" w:cs="Times New Roman"/>
+                <w:sz w:val="24"/>
+                <w:szCs w:val="24"/>
+                <w:lang w:val="en-US"/>
+              </w:rPr>
+            </w:pPr>
+            <w:r>
+              <w:rPr>
+                <w:rFonts w:ascii="Aptos Narrow" w:hAnsi="Aptos Narrow"/>
+                <w:color w:val="000000"/>
+              </w:rPr>
+              <w:t>9.85674279</w:t>
+            </w:r>
+          </w:p>
+        </w:tc>
+        <w:tc>
+          <w:tcPr>
+            <w:tcW w:w="1054" w:type="dxa"/>
+            <w:vAlign w:val="bottom"/>
+          </w:tcPr>
+          <w:p>
+            <w:pPr>
+              <w:rPr>
+                <w:rFonts w:ascii="Times New Roman" w:hAnsi="Times New Roman" w:cs="Times New Roman"/>
+                <w:sz w:val="24"/>
+                <w:szCs w:val="24"/>
+                <w:lang w:val="en-US"/>
+              </w:rPr>
+            </w:pPr>
+            <w:r>
+              <w:rPr>
+                <w:rFonts w:ascii="Aptos Narrow" w:hAnsi="Aptos Narrow"/>
+                <w:color w:val="000000"/>
+              </w:rPr>
+              <w:t>8.925936</w:t>
+            </w:r>
+          </w:p>
+        </w:tc>
+        <w:tc>
+          <w:tcPr>
+            <w:tcW w:w="1389" w:type="dxa"/>
+            <w:vAlign w:val="bottom"/>
+          </w:tcPr>
+          <w:p>
+            <w:pPr>
+              <w:rPr>
+                <w:rFonts w:ascii="Times New Roman" w:hAnsi="Times New Roman" w:cs="Times New Roman"/>
+                <w:sz w:val="24"/>
+                <w:szCs w:val="24"/>
+                <w:lang w:val="en-US"/>
+              </w:rPr>
+            </w:pPr>
+            <w:r>
+              <w:rPr>
+                <w:rFonts w:ascii="Aptos Narrow" w:hAnsi="Aptos Narrow"/>
+                <w:color w:val="000000"/>
+              </w:rPr>
+              <w:t>8.478246153</w:t>
+            </w:r>
+          </w:p>
+        </w:tc>
+      </w:tr>
+      <w:tr>
+        <w:trPr>
+          <w:jc w:val="center"/>
+        </w:trPr>
+        <w:tc>
+          <w:tcPr>
+            <w:tcW w:w="1608" w:type="dxa"/>
+            <w:shd w:val="clear" w:color="auto" w:fill="83CAEB" w:themeFill="accent1" w:themeFillTint="66"/>
+            <w:vAlign w:val="bottom"/>
+          </w:tcPr>
+          <w:p>
+            <w:pPr>
+              <w:rPr>
+                <w:rFonts w:ascii="Times New Roman" w:hAnsi="Times New Roman" w:cs="Times New Roman"/>
+                <w:sz w:val="24"/>
+                <w:szCs w:val="24"/>
+                <w:lang w:val="en-US"/>
+              </w:rPr>
+            </w:pPr>
+            <w:r>
+              <w:rPr>
+                <w:rFonts w:ascii="Aptos Narrow" w:hAnsi="Aptos Narrow"/>
+                <w:color w:val="000000"/>
+              </w:rPr>
+              <w:t>433.milc</w:t>
+            </w:r>
+          </w:p>
+        </w:tc>
+        <w:tc>
+          <w:tcPr>
+            <w:tcW w:w="1166" w:type="dxa"/>
+            <w:vAlign w:val="bottom"/>
+          </w:tcPr>
+          <w:p>
+            <w:pPr>
+              <w:rPr>
+                <w:rFonts w:ascii="Times New Roman" w:hAnsi="Times New Roman" w:cs="Times New Roman"/>
+                <w:sz w:val="24"/>
+                <w:szCs w:val="24"/>
+                <w:lang w:val="en-US"/>
+              </w:rPr>
+            </w:pPr>
+            <w:r>
+              <w:rPr>
+                <w:rFonts w:ascii="Aptos Narrow" w:hAnsi="Aptos Narrow"/>
+                <w:color w:val="000000"/>
+              </w:rPr>
+              <w:t>3.3440301</w:t>
+            </w:r>
+          </w:p>
+        </w:tc>
+        <w:tc>
+          <w:tcPr>
+            <w:tcW w:w="1389" w:type="dxa"/>
+            <w:vAlign w:val="bottom"/>
+          </w:tcPr>
+          <w:p>
+            <w:pPr>
+              <w:rPr>
+                <w:rFonts w:ascii="Times New Roman" w:hAnsi="Times New Roman" w:cs="Times New Roman"/>
+                <w:sz w:val="24"/>
+                <w:szCs w:val="24"/>
+                <w:lang w:val="en-US"/>
+              </w:rPr>
+            </w:pPr>
+            <w:r>
+              <w:rPr>
+                <w:rFonts w:ascii="Aptos Narrow" w:hAnsi="Aptos Narrow"/>
+                <w:color w:val="000000"/>
+              </w:rPr>
+              <w:t>1.521832566</w:t>
+            </w:r>
+          </w:p>
+        </w:tc>
+        <w:tc>
+          <w:tcPr>
+            <w:tcW w:w="1054" w:type="dxa"/>
+            <w:vAlign w:val="bottom"/>
+          </w:tcPr>
+          <w:p>
+            <w:pPr>
+              <w:rPr>
+                <w:rFonts w:ascii="Times New Roman" w:hAnsi="Times New Roman" w:cs="Times New Roman"/>
+                <w:sz w:val="24"/>
+                <w:szCs w:val="24"/>
+                <w:lang w:val="en-US"/>
+              </w:rPr>
+            </w:pPr>
+            <w:r>
+              <w:rPr>
+                <w:rFonts w:ascii="Aptos Narrow" w:hAnsi="Aptos Narrow"/>
+                <w:color w:val="000000"/>
+              </w:rPr>
+              <w:t>0.0344342</w:t>
+            </w:r>
+          </w:p>
+        </w:tc>
+        <w:tc>
+          <w:tcPr>
+            <w:tcW w:w="1054" w:type="dxa"/>
+            <w:vAlign w:val="bottom"/>
+          </w:tcPr>
+          <w:p>
+            <w:pPr>
+              <w:rPr>
+                <w:rFonts w:ascii="Times New Roman" w:hAnsi="Times New Roman" w:cs="Times New Roman"/>
+                <w:sz w:val="24"/>
+                <w:szCs w:val="24"/>
+                <w:lang w:val="en-US"/>
+              </w:rPr>
+            </w:pPr>
+            <w:r>
+              <w:rPr>
+                <w:rFonts w:ascii="Aptos Narrow" w:hAnsi="Aptos Narrow"/>
+                <w:color w:val="000000"/>
+              </w:rPr>
+              <w:t>0.028785541</w:t>
+            </w:r>
+          </w:p>
+        </w:tc>
+        <w:tc>
+          <w:tcPr>
+            <w:tcW w:w="1389" w:type="dxa"/>
+            <w:vAlign w:val="bottom"/>
+          </w:tcPr>
+          <w:p>
+            <w:pPr>
+              <w:rPr>
+                <w:rFonts w:ascii="Times New Roman" w:hAnsi="Times New Roman" w:cs="Times New Roman"/>
+                <w:sz w:val="24"/>
+                <w:szCs w:val="24"/>
+                <w:lang w:val="en-US"/>
+              </w:rPr>
+            </w:pPr>
+            <w:r>
+              <w:rPr>
+                <w:rFonts w:ascii="Aptos Narrow" w:hAnsi="Aptos Narrow"/>
+                <w:color w:val="000000"/>
+              </w:rPr>
+              <w:t>0.028234</w:t>
+            </w:r>
+          </w:p>
+        </w:tc>
+        <w:tc>
+          <w:tcPr>
+            <w:tcW w:w="1054" w:type="dxa"/>
+            <w:vAlign w:val="bottom"/>
+          </w:tcPr>
+          <w:p>
+            <w:pPr>
+              <w:rPr>
+                <w:rFonts w:ascii="Times New Roman" w:hAnsi="Times New Roman" w:cs="Times New Roman"/>
+                <w:sz w:val="24"/>
+                <w:szCs w:val="24"/>
+                <w:lang w:val="en-US"/>
+              </w:rPr>
+            </w:pPr>
+            <w:r>
+              <w:rPr>
+                <w:rFonts w:ascii="Aptos Narrow" w:hAnsi="Aptos Narrow"/>
+                <w:color w:val="000000"/>
+              </w:rPr>
+              <w:t>3.039323446</w:t>
+            </w:r>
+          </w:p>
+        </w:tc>
+        <w:tc>
+          <w:tcPr>
+            <w:tcW w:w="1054" w:type="dxa"/>
+            <w:vAlign w:val="bottom"/>
+          </w:tcPr>
+          <w:p>
+            <w:pPr>
+              <w:rPr>
+                <w:rFonts w:ascii="Times New Roman" w:hAnsi="Times New Roman" w:cs="Times New Roman"/>
+                <w:sz w:val="24"/>
+                <w:szCs w:val="24"/>
+                <w:lang w:val="en-US"/>
+              </w:rPr>
+            </w:pPr>
+            <w:r>
+              <w:rPr>
+                <w:rFonts w:ascii="Aptos Narrow" w:hAnsi="Aptos Narrow"/>
+                <w:color w:val="000000"/>
+              </w:rPr>
+              <w:t>1.501678</w:t>
+            </w:r>
+          </w:p>
+        </w:tc>
+        <w:tc>
+          <w:tcPr>
+            <w:tcW w:w="1389" w:type="dxa"/>
+            <w:vAlign w:val="bottom"/>
+          </w:tcPr>
+          <w:p>
+            <w:pPr>
+              <w:rPr>
+                <w:rFonts w:ascii="Times New Roman" w:hAnsi="Times New Roman" w:cs="Times New Roman"/>
+                <w:sz w:val="24"/>
+                <w:szCs w:val="24"/>
+                <w:lang w:val="en-US"/>
+              </w:rPr>
+            </w:pPr>
+            <w:r>
+              <w:rPr>
+                <w:rFonts w:ascii="Aptos Narrow" w:hAnsi="Aptos Narrow"/>
+                <w:color w:val="000000"/>
+              </w:rPr>
+              <w:t>0.033988162</w:t>
+            </w:r>
+          </w:p>
+        </w:tc>
+      </w:tr>
+      <w:tr>
+        <w:trPr>
+          <w:jc w:val="center"/>
+        </w:trPr>
+        <w:tc>
+          <w:tcPr>
+            <w:tcW w:w="1608" w:type="dxa"/>
+            <w:shd w:val="clear" w:color="auto" w:fill="83CAEB" w:themeFill="accent1" w:themeFillTint="66"/>
+            <w:vAlign w:val="bottom"/>
+          </w:tcPr>
+          <w:p>
+            <w:pPr>
+              <w:rPr>
+                <w:rFonts w:ascii="Times New Roman" w:hAnsi="Times New Roman" w:cs="Times New Roman"/>
+                <w:sz w:val="24"/>
+                <w:szCs w:val="24"/>
+                <w:lang w:val="en-US"/>
+              </w:rPr>
+            </w:pPr>
+            <w:r>
+              <w:rPr>
+                <w:rFonts w:ascii="Aptos Narrow" w:hAnsi="Aptos Narrow"/>
+                <w:color w:val="000000"/>
+              </w:rPr>
+              <w:t>435.gromacs</w:t>
+            </w:r>
+          </w:p>
+        </w:tc>
+        <w:tc>
+          <w:tcPr>
+            <w:tcW w:w="1166" w:type="dxa"/>
+            <w:vAlign w:val="bottom"/>
+          </w:tcPr>
+          <w:p>
+            <w:pPr>
+              <w:rPr>
+                <w:rFonts w:ascii="Times New Roman" w:hAnsi="Times New Roman" w:cs="Times New Roman"/>
+                <w:sz w:val="24"/>
+                <w:szCs w:val="24"/>
+                <w:lang w:val="en-US"/>
+              </w:rPr>
+            </w:pPr>
+            <w:r>
+              <w:rPr>
+                <w:rFonts w:ascii="Aptos Narrow" w:hAnsi="Aptos Narrow"/>
+                <w:color w:val="000000"/>
+              </w:rPr>
+              <w:t>2.8009729</w:t>
+            </w:r>
+          </w:p>
+        </w:tc>
+        <w:tc>
+          <w:tcPr>
+            <w:tcW w:w="1389" w:type="dxa"/>
+            <w:vAlign w:val="bottom"/>
+          </w:tcPr>
+          <w:p>
+            <w:pPr>
+              <w:rPr>
+                <w:rFonts w:ascii="Times New Roman" w:hAnsi="Times New Roman" w:cs="Times New Roman"/>
+                <w:sz w:val="24"/>
+                <w:szCs w:val="24"/>
+                <w:lang w:val="en-US"/>
+              </w:rPr>
+            </w:pPr>
+            <w:r>
+              <w:rPr>
+                <w:rFonts w:ascii="Aptos Narrow" w:hAnsi="Aptos Narrow"/>
+                <w:color w:val="000000"/>
+              </w:rPr>
+              <w:t>2.186743153</w:t>
+            </w:r>
+          </w:p>
+        </w:tc>
+        <w:tc>
+          <w:tcPr>
+            <w:tcW w:w="1054" w:type="dxa"/>
+            <w:vAlign w:val="bottom"/>
+          </w:tcPr>
+          <w:p>
+            <w:pPr>
+              <w:rPr>
+                <w:rFonts w:ascii="Times New Roman" w:hAnsi="Times New Roman" w:cs="Times New Roman"/>
+                <w:sz w:val="24"/>
+                <w:szCs w:val="24"/>
+                <w:lang w:val="en-US"/>
+              </w:rPr>
+            </w:pPr>
+            <w:r>
+              <w:rPr>
+                <w:rFonts w:ascii="Aptos Narrow" w:hAnsi="Aptos Narrow"/>
+                <w:color w:val="000000"/>
+              </w:rPr>
+              <w:t>1.8651885</w:t>
+            </w:r>
+          </w:p>
+        </w:tc>
+        <w:tc>
+          <w:tcPr>
+            <w:tcW w:w="1054" w:type="dxa"/>
+            <w:vAlign w:val="bottom"/>
+          </w:tcPr>
+          <w:p>
+            <w:pPr>
+              <w:rPr>
+                <w:rFonts w:ascii="Times New Roman" w:hAnsi="Times New Roman" w:cs="Times New Roman"/>
+                <w:sz w:val="24"/>
+                <w:szCs w:val="24"/>
+                <w:lang w:val="en-US"/>
+              </w:rPr>
+            </w:pPr>
+            <w:r>
+              <w:rPr>
+                <w:rFonts w:ascii="Aptos Narrow" w:hAnsi="Aptos Narrow"/>
+                <w:color w:val="000000"/>
+              </w:rPr>
+              <w:t>1.84016445</w:t>
+            </w:r>
+          </w:p>
+        </w:tc>
+        <w:tc>
+          <w:tcPr>
+            <w:tcW w:w="1389" w:type="dxa"/>
+            <w:vAlign w:val="bottom"/>
+          </w:tcPr>
+          <w:p>
+            <w:pPr>
+              <w:rPr>
+                <w:rFonts w:ascii="Times New Roman" w:hAnsi="Times New Roman" w:cs="Times New Roman"/>
+                <w:sz w:val="24"/>
+                <w:szCs w:val="24"/>
+                <w:lang w:val="en-US"/>
+              </w:rPr>
+            </w:pPr>
+            <w:r>
+              <w:rPr>
+                <w:rFonts w:ascii="Aptos Narrow" w:hAnsi="Aptos Narrow"/>
+                <w:color w:val="000000"/>
+              </w:rPr>
+              <w:t>1.838357</w:t>
+            </w:r>
+          </w:p>
+        </w:tc>
+        <w:tc>
+          <w:tcPr>
+            <w:tcW w:w="1054" w:type="dxa"/>
+            <w:vAlign w:val="bottom"/>
+          </w:tcPr>
+          <w:p>
+            <w:pPr>
+              <w:rPr>
+                <w:rFonts w:ascii="Times New Roman" w:hAnsi="Times New Roman" w:cs="Times New Roman"/>
+                <w:sz w:val="24"/>
+                <w:szCs w:val="24"/>
+                <w:lang w:val="en-US"/>
+              </w:rPr>
+            </w:pPr>
+            <w:r>
+              <w:rPr>
+                <w:rFonts w:ascii="Aptos Narrow" w:hAnsi="Aptos Narrow"/>
+                <w:color w:val="000000"/>
+              </w:rPr>
+              <w:t>2.10186594</w:t>
+            </w:r>
+          </w:p>
+        </w:tc>
+        <w:tc>
+          <w:tcPr>
+            <w:tcW w:w="1054" w:type="dxa"/>
+            <w:vAlign w:val="bottom"/>
+          </w:tcPr>
+          <w:p>
+            <w:pPr>
+              <w:rPr>
+                <w:rFonts w:ascii="Times New Roman" w:hAnsi="Times New Roman" w:cs="Times New Roman"/>
+                <w:sz w:val="24"/>
+                <w:szCs w:val="24"/>
+                <w:lang w:val="en-US"/>
+              </w:rPr>
+            </w:pPr>
+            <w:r>
+              <w:rPr>
+                <w:rFonts w:ascii="Aptos Narrow" w:hAnsi="Aptos Narrow"/>
+                <w:color w:val="000000"/>
+              </w:rPr>
+              <w:t>1.735532</w:t>
+            </w:r>
+          </w:p>
+        </w:tc>
+        <w:tc>
+          <w:tcPr>
+            <w:tcW w:w="1389" w:type="dxa"/>
+            <w:vAlign w:val="bottom"/>
+          </w:tcPr>
+          <w:p>
+            <w:pPr>
+              <w:rPr>
+                <w:rFonts w:ascii="Times New Roman" w:hAnsi="Times New Roman" w:cs="Times New Roman"/>
+                <w:sz w:val="24"/>
+                <w:szCs w:val="24"/>
+                <w:lang w:val="en-US"/>
+              </w:rPr>
+            </w:pPr>
+            <w:r>
+              <w:rPr>
+                <w:rFonts w:ascii="Aptos Narrow" w:hAnsi="Aptos Narrow"/>
+                <w:color w:val="000000"/>
+              </w:rPr>
+              <w:t>1.495036147</w:t>
+            </w:r>
+          </w:p>
+        </w:tc>
+      </w:tr>
+      <w:tr>
+        <w:trPr>
+          <w:jc w:val="center"/>
+        </w:trPr>
+        <w:tc>
+          <w:tcPr>
+            <w:tcW w:w="1608" w:type="dxa"/>
+            <w:shd w:val="clear" w:color="auto" w:fill="83CAEB" w:themeFill="accent1" w:themeFillTint="66"/>
+            <w:vAlign w:val="bottom"/>
+          </w:tcPr>
+          <w:p>
+            <w:pPr>
+              <w:rPr>
+                <w:rFonts w:ascii="Times New Roman" w:hAnsi="Times New Roman" w:cs="Times New Roman"/>
+                <w:sz w:val="24"/>
+                <w:szCs w:val="24"/>
+                <w:lang w:val="en-US"/>
+              </w:rPr>
+            </w:pPr>
+            <w:r>
+              <w:rPr>
+                <w:rFonts w:ascii="Aptos Narrow" w:hAnsi="Aptos Narrow"/>
+                <w:color w:val="000000"/>
+              </w:rPr>
+              <w:t>436.cactusADM</w:t>
+            </w:r>
+          </w:p>
+        </w:tc>
+        <w:tc>
+          <w:tcPr>
+            <w:tcW w:w="1166" w:type="dxa"/>
+            <w:vAlign w:val="bottom"/>
+          </w:tcPr>
+          <w:p>
+            <w:pPr>
+              <w:rPr>
+                <w:rFonts w:ascii="Times New Roman" w:hAnsi="Times New Roman" w:cs="Times New Roman"/>
+                <w:sz w:val="24"/>
+                <w:szCs w:val="24"/>
+                <w:lang w:val="en-US"/>
+              </w:rPr>
+            </w:pPr>
+            <w:r>
+              <w:rPr>
+                <w:rFonts w:ascii="Aptos Narrow" w:hAnsi="Aptos Narrow"/>
+                <w:color w:val="000000"/>
+              </w:rPr>
+              <w:t>0.0364552</w:t>
+            </w:r>
+          </w:p>
+        </w:tc>
+        <w:tc>
+          <w:tcPr>
+            <w:tcW w:w="1389" w:type="dxa"/>
+            <w:vAlign w:val="bottom"/>
+          </w:tcPr>
+          <w:p>
+            <w:pPr>
+              <w:rPr>
+                <w:rFonts w:ascii="Times New Roman" w:hAnsi="Times New Roman" w:cs="Times New Roman"/>
+                <w:sz w:val="24"/>
+                <w:szCs w:val="24"/>
+                <w:lang w:val="en-US"/>
+              </w:rPr>
+            </w:pPr>
+            <w:r>
+              <w:rPr>
+                <w:rFonts w:ascii="Aptos Narrow" w:hAnsi="Aptos Narrow"/>
+                <w:color w:val="000000"/>
+              </w:rPr>
+              <w:t>0.034998468</w:t>
+            </w:r>
+          </w:p>
+        </w:tc>
+        <w:tc>
+          <w:tcPr>
+            <w:tcW w:w="1054" w:type="dxa"/>
+            <w:vAlign w:val="bottom"/>
+          </w:tcPr>
+          <w:p>
+            <w:pPr>
+              <w:rPr>
+                <w:rFonts w:ascii="Times New Roman" w:hAnsi="Times New Roman" w:cs="Times New Roman"/>
+                <w:sz w:val="24"/>
+                <w:szCs w:val="24"/>
+                <w:lang w:val="en-US"/>
+              </w:rPr>
+            </w:pPr>
+            <w:r>
+              <w:rPr>
+                <w:rFonts w:ascii="Aptos Narrow" w:hAnsi="Aptos Narrow"/>
+                <w:color w:val="000000"/>
+              </w:rPr>
+              <w:t>0.0244053</w:t>
+            </w:r>
+          </w:p>
+        </w:tc>
+        <w:tc>
+          <w:tcPr>
+            <w:tcW w:w="1054" w:type="dxa"/>
+            <w:vAlign w:val="bottom"/>
+          </w:tcPr>
+          <w:p>
+            <w:pPr>
+              <w:rPr>
+                <w:rFonts w:ascii="Times New Roman" w:hAnsi="Times New Roman" w:cs="Times New Roman"/>
+                <w:sz w:val="24"/>
+                <w:szCs w:val="24"/>
+                <w:lang w:val="en-US"/>
+              </w:rPr>
+            </w:pPr>
+            <w:r>
+              <w:rPr>
+                <w:rFonts w:ascii="Aptos Narrow" w:hAnsi="Aptos Narrow"/>
+                <w:color w:val="000000"/>
+              </w:rPr>
+              <w:t>0.023820505</w:t>
+            </w:r>
+          </w:p>
+        </w:tc>
+        <w:tc>
+          <w:tcPr>
+            <w:tcW w:w="1389" w:type="dxa"/>
+            <w:vAlign w:val="bottom"/>
+          </w:tcPr>
+          <w:p>
+            <w:pPr>
+              <w:rPr>
+                <w:rFonts w:ascii="Times New Roman" w:hAnsi="Times New Roman" w:cs="Times New Roman"/>
+                <w:sz w:val="24"/>
+                <w:szCs w:val="24"/>
+                <w:lang w:val="en-US"/>
+              </w:rPr>
+            </w:pPr>
+            <w:r>
+              <w:rPr>
+                <w:rFonts w:ascii="Aptos Narrow" w:hAnsi="Aptos Narrow"/>
+                <w:color w:val="000000"/>
+              </w:rPr>
+              <w:t>0.02369</w:t>
+            </w:r>
+          </w:p>
+        </w:tc>
+        <w:tc>
+          <w:tcPr>
+            <w:tcW w:w="1054" w:type="dxa"/>
+            <w:vAlign w:val="bottom"/>
+          </w:tcPr>
+          <w:p>
+            <w:pPr>
+              <w:rPr>
+                <w:rFonts w:ascii="Times New Roman" w:hAnsi="Times New Roman" w:cs="Times New Roman"/>
+                <w:sz w:val="24"/>
+                <w:szCs w:val="24"/>
+                <w:lang w:val="en-US"/>
+              </w:rPr>
+            </w:pPr>
+            <w:r>
+              <w:rPr>
+                <w:rFonts w:ascii="Aptos Narrow" w:hAnsi="Aptos Narrow"/>
+                <w:color w:val="000000"/>
+              </w:rPr>
+              <w:t>0.033753384</w:t>
+            </w:r>
+          </w:p>
+        </w:tc>
+        <w:tc>
+          <w:tcPr>
+            <w:tcW w:w="1054" w:type="dxa"/>
+            <w:vAlign w:val="bottom"/>
+          </w:tcPr>
+          <w:p>
+            <w:pPr>
+              <w:rPr>
+                <w:rFonts w:ascii="Times New Roman" w:hAnsi="Times New Roman" w:cs="Times New Roman"/>
+                <w:sz w:val="24"/>
+                <w:szCs w:val="24"/>
+                <w:lang w:val="en-US"/>
+              </w:rPr>
+            </w:pPr>
+            <w:r>
+              <w:rPr>
+                <w:rFonts w:ascii="Aptos Narrow" w:hAnsi="Aptos Narrow"/>
+                <w:color w:val="000000"/>
+              </w:rPr>
+              <w:t>0.032569</w:t>
+            </w:r>
+          </w:p>
+        </w:tc>
+        <w:tc>
+          <w:tcPr>
+            <w:tcW w:w="1389" w:type="dxa"/>
+            <w:vAlign w:val="bottom"/>
+          </w:tcPr>
+          <w:p>
+            <w:pPr>
+              <w:rPr>
+                <w:rFonts w:ascii="Times New Roman" w:hAnsi="Times New Roman" w:cs="Times New Roman"/>
+                <w:sz w:val="24"/>
+                <w:szCs w:val="24"/>
+                <w:lang w:val="en-US"/>
+              </w:rPr>
+            </w:pPr>
+            <w:r>
+              <w:rPr>
+                <w:rFonts w:ascii="Aptos Narrow" w:hAnsi="Aptos Narrow"/>
+                <w:color w:val="000000"/>
+              </w:rPr>
+              <w:t>0.022800324</w:t>
+            </w:r>
+          </w:p>
+        </w:tc>
+      </w:tr>
+      <w:tr>
+        <w:trPr>
+          <w:jc w:val="center"/>
+        </w:trPr>
+        <w:tc>
+          <w:tcPr>
+            <w:tcW w:w="1608" w:type="dxa"/>
+            <w:shd w:val="clear" w:color="auto" w:fill="83CAEB" w:themeFill="accent1" w:themeFillTint="66"/>
+            <w:vAlign w:val="bottom"/>
+          </w:tcPr>
+          <w:p>
+            <w:pPr>
+              <w:rPr>
+                <w:rFonts w:ascii="Times New Roman" w:hAnsi="Times New Roman" w:cs="Times New Roman"/>
+                <w:sz w:val="24"/>
+                <w:szCs w:val="24"/>
+                <w:lang w:val="en-US"/>
+              </w:rPr>
+            </w:pPr>
+            <w:r>
+              <w:rPr>
+                <w:rFonts w:ascii="Aptos Narrow" w:hAnsi="Aptos Narrow"/>
+                <w:color w:val="000000"/>
+              </w:rPr>
+              <w:t>450.soplex</w:t>
+            </w:r>
+          </w:p>
+        </w:tc>
+        <w:tc>
+          <w:tcPr>
+            <w:tcW w:w="1166" w:type="dxa"/>
+            <w:vAlign w:val="bottom"/>
+          </w:tcPr>
+          <w:p>
+            <w:pPr>
+              <w:rPr>
+                <w:rFonts w:ascii="Times New Roman" w:hAnsi="Times New Roman" w:cs="Times New Roman"/>
+                <w:sz w:val="24"/>
+                <w:szCs w:val="24"/>
+                <w:lang w:val="en-US"/>
+              </w:rPr>
+            </w:pPr>
+            <w:r>
+              <w:rPr>
+                <w:rFonts w:ascii="Aptos Narrow" w:hAnsi="Aptos Narrow"/>
+                <w:color w:val="000000"/>
+              </w:rPr>
+              <w:t>9.6625845</w:t>
+            </w:r>
+          </w:p>
+        </w:tc>
+        <w:tc>
+          <w:tcPr>
+            <w:tcW w:w="1389" w:type="dxa"/>
+            <w:vAlign w:val="bottom"/>
+          </w:tcPr>
+          <w:p>
+            <w:pPr>
+              <w:rPr>
+                <w:rFonts w:ascii="Times New Roman" w:hAnsi="Times New Roman" w:cs="Times New Roman"/>
+                <w:sz w:val="24"/>
+                <w:szCs w:val="24"/>
+                <w:lang w:val="en-US"/>
+              </w:rPr>
+            </w:pPr>
+            <w:r>
+              <w:rPr>
+                <w:rFonts w:ascii="Aptos Narrow" w:hAnsi="Aptos Narrow"/>
+                <w:color w:val="000000"/>
+              </w:rPr>
+              <w:t>7.835392849</w:t>
+            </w:r>
+          </w:p>
+        </w:tc>
+        <w:tc>
+          <w:tcPr>
+            <w:tcW w:w="1054" w:type="dxa"/>
+            <w:vAlign w:val="bottom"/>
+          </w:tcPr>
+          <w:p>
+            <w:pPr>
+              <w:rPr>
+                <w:rFonts w:ascii="Times New Roman" w:hAnsi="Times New Roman" w:cs="Times New Roman"/>
+                <w:sz w:val="24"/>
+                <w:szCs w:val="24"/>
+                <w:lang w:val="en-US"/>
+              </w:rPr>
+            </w:pPr>
+            <w:r>
+              <w:rPr>
+                <w:rFonts w:ascii="Aptos Narrow" w:hAnsi="Aptos Narrow"/>
+                <w:color w:val="000000"/>
+              </w:rPr>
+              <w:t>6.1187165</w:t>
+            </w:r>
+          </w:p>
+        </w:tc>
+        <w:tc>
+          <w:tcPr>
+            <w:tcW w:w="1054" w:type="dxa"/>
+            <w:vAlign w:val="bottom"/>
+          </w:tcPr>
+          <w:p>
+            <w:pPr>
+              <w:rPr>
+                <w:rFonts w:ascii="Times New Roman" w:hAnsi="Times New Roman" w:cs="Times New Roman"/>
+                <w:sz w:val="24"/>
+                <w:szCs w:val="24"/>
+                <w:lang w:val="en-US"/>
+              </w:rPr>
+            </w:pPr>
+            <w:r>
+              <w:rPr>
+                <w:rFonts w:ascii="Aptos Narrow" w:hAnsi="Aptos Narrow"/>
+                <w:color w:val="000000"/>
+              </w:rPr>
+              <w:t>6.027111981</w:t>
+            </w:r>
+          </w:p>
+        </w:tc>
+        <w:tc>
+          <w:tcPr>
+            <w:tcW w:w="1389" w:type="dxa"/>
+            <w:vAlign w:val="bottom"/>
+          </w:tcPr>
+          <w:p>
+            <w:pPr>
+              <w:rPr>
+                <w:rFonts w:ascii="Times New Roman" w:hAnsi="Times New Roman" w:cs="Times New Roman"/>
+                <w:sz w:val="24"/>
+                <w:szCs w:val="24"/>
+                <w:lang w:val="en-US"/>
+              </w:rPr>
+            </w:pPr>
+            <w:r>
+              <w:rPr>
+                <w:rFonts w:ascii="Aptos Narrow" w:hAnsi="Aptos Narrow"/>
+                <w:color w:val="000000"/>
+              </w:rPr>
+              <w:t>6.016165</w:t>
+            </w:r>
+          </w:p>
+        </w:tc>
+        <w:tc>
+          <w:tcPr>
+            <w:tcW w:w="1054" w:type="dxa"/>
+            <w:vAlign w:val="bottom"/>
+          </w:tcPr>
+          <w:p>
+            <w:pPr>
+              <w:rPr>
+                <w:rFonts w:ascii="Times New Roman" w:hAnsi="Times New Roman" w:cs="Times New Roman"/>
+                <w:sz w:val="24"/>
+                <w:szCs w:val="24"/>
+                <w:lang w:val="en-US"/>
+              </w:rPr>
+            </w:pPr>
+            <w:r>
+              <w:rPr>
+                <w:rFonts w:ascii="Aptos Narrow" w:hAnsi="Aptos Narrow"/>
+                <w:color w:val="000000"/>
+              </w:rPr>
+              <w:t>7.884292786</w:t>
+            </w:r>
+          </w:p>
+        </w:tc>
+        <w:tc>
+          <w:tcPr>
+            <w:tcW w:w="1054" w:type="dxa"/>
+            <w:vAlign w:val="bottom"/>
+          </w:tcPr>
+          <w:p>
+            <w:pPr>
+              <w:rPr>
+                <w:rFonts w:ascii="Times New Roman" w:hAnsi="Times New Roman" w:cs="Times New Roman"/>
+                <w:sz w:val="24"/>
+                <w:szCs w:val="24"/>
+                <w:lang w:val="en-US"/>
+              </w:rPr>
+            </w:pPr>
+            <w:r>
+              <w:rPr>
+                <w:rFonts w:ascii="Aptos Narrow" w:hAnsi="Aptos Narrow"/>
+                <w:color w:val="000000"/>
+              </w:rPr>
+              <w:t>6.926333</w:t>
+            </w:r>
+          </w:p>
+        </w:tc>
+        <w:tc>
+          <w:tcPr>
+            <w:tcW w:w="1389" w:type="dxa"/>
+            <w:vAlign w:val="bottom"/>
+          </w:tcPr>
+          <w:p>
+            <w:pPr>
+              <w:rPr>
+                <w:rFonts w:ascii="Times New Roman" w:hAnsi="Times New Roman" w:cs="Times New Roman"/>
+                <w:sz w:val="24"/>
+                <w:szCs w:val="24"/>
+                <w:lang w:val="en-US"/>
+              </w:rPr>
+            </w:pPr>
+            <w:r>
+              <w:rPr>
+                <w:rFonts w:ascii="Aptos Narrow" w:hAnsi="Aptos Narrow"/>
+                <w:color w:val="000000"/>
+              </w:rPr>
+              <w:t>5.749991141</w:t>
+            </w:r>
+          </w:p>
+        </w:tc>
+      </w:tr>
+      <w:tr>
+        <w:trPr>
+          <w:jc w:val="center"/>
+        </w:trPr>
+        <w:tc>
+          <w:tcPr>
+            <w:tcW w:w="1608" w:type="dxa"/>
+            <w:shd w:val="clear" w:color="auto" w:fill="83CAEB" w:themeFill="accent1" w:themeFillTint="66"/>
+            <w:vAlign w:val="bottom"/>
+          </w:tcPr>
+          <w:p>
+            <w:pPr>
+              <w:rPr>
+                <w:rFonts w:ascii="Times New Roman" w:hAnsi="Times New Roman" w:cs="Times New Roman"/>
+                <w:sz w:val="24"/>
+                <w:szCs w:val="24"/>
+                <w:lang w:val="en-US"/>
+              </w:rPr>
+            </w:pPr>
+            <w:r>
+              <w:rPr>
+                <w:rFonts w:ascii="Aptos Narrow" w:hAnsi="Aptos Narrow"/>
+                <w:color w:val="000000"/>
+              </w:rPr>
+              <w:t>459.GemsFDTD</w:t>
+            </w:r>
+          </w:p>
+        </w:tc>
+        <w:tc>
+          <w:tcPr>
+            <w:tcW w:w="1166" w:type="dxa"/>
+            <w:vAlign w:val="bottom"/>
+          </w:tcPr>
+          <w:p>
+            <w:pPr>
+              <w:rPr>
+                <w:rFonts w:ascii="Times New Roman" w:hAnsi="Times New Roman" w:cs="Times New Roman"/>
+                <w:sz w:val="24"/>
+                <w:szCs w:val="24"/>
+                <w:lang w:val="en-US"/>
+              </w:rPr>
+            </w:pPr>
+            <w:r>
+              <w:rPr>
+                <w:rFonts w:ascii="Aptos Narrow" w:hAnsi="Aptos Narrow"/>
+                <w:color w:val="000000"/>
+              </w:rPr>
+              <w:t>0.648899</w:t>
+            </w:r>
+          </w:p>
+        </w:tc>
+        <w:tc>
+          <w:tcPr>
+            <w:tcW w:w="1389" w:type="dxa"/>
+            <w:vAlign w:val="bottom"/>
+          </w:tcPr>
+          <w:p>
+            <w:pPr>
+              <w:rPr>
+                <w:rFonts w:ascii="Times New Roman" w:hAnsi="Times New Roman" w:cs="Times New Roman"/>
+                <w:sz w:val="24"/>
+                <w:szCs w:val="24"/>
+                <w:lang w:val="en-US"/>
+              </w:rPr>
+            </w:pPr>
+            <w:r>
+              <w:rPr>
+                <w:rFonts w:ascii="Aptos Narrow" w:hAnsi="Aptos Narrow"/>
+                <w:color w:val="000000"/>
+              </w:rPr>
+              <w:t>0.307450576</w:t>
+            </w:r>
+          </w:p>
+        </w:tc>
+        <w:tc>
+          <w:tcPr>
+            <w:tcW w:w="1054" w:type="dxa"/>
+            <w:vAlign w:val="bottom"/>
+          </w:tcPr>
+          <w:p>
+            <w:pPr>
+              <w:rPr>
+                <w:rFonts w:ascii="Times New Roman" w:hAnsi="Times New Roman" w:cs="Times New Roman"/>
+                <w:sz w:val="24"/>
+                <w:szCs w:val="24"/>
+                <w:lang w:val="en-US"/>
+              </w:rPr>
+            </w:pPr>
+            <w:r>
+              <w:rPr>
+                <w:rFonts w:ascii="Aptos Narrow" w:hAnsi="Aptos Narrow"/>
+                <w:color w:val="000000"/>
+              </w:rPr>
+              <w:t>0.1383532</w:t>
+            </w:r>
+          </w:p>
+        </w:tc>
+        <w:tc>
+          <w:tcPr>
+            <w:tcW w:w="1054" w:type="dxa"/>
+            <w:vAlign w:val="bottom"/>
+          </w:tcPr>
+          <w:p>
+            <w:pPr>
+              <w:rPr>
+                <w:rFonts w:ascii="Times New Roman" w:hAnsi="Times New Roman" w:cs="Times New Roman"/>
+                <w:sz w:val="24"/>
+                <w:szCs w:val="24"/>
+                <w:lang w:val="en-US"/>
+              </w:rPr>
+            </w:pPr>
+            <w:r>
+              <w:rPr>
+                <w:rFonts w:ascii="Aptos Narrow" w:hAnsi="Aptos Narrow"/>
+                <w:color w:val="000000"/>
+              </w:rPr>
+              <w:t>0.134561963</w:t>
+            </w:r>
+          </w:p>
+        </w:tc>
+        <w:tc>
+          <w:tcPr>
+            <w:tcW w:w="1389" w:type="dxa"/>
+            <w:vAlign w:val="bottom"/>
+          </w:tcPr>
+          <w:p>
+            <w:pPr>
+              <w:rPr>
+                <w:rFonts w:ascii="Times New Roman" w:hAnsi="Times New Roman" w:cs="Times New Roman"/>
+                <w:sz w:val="24"/>
+                <w:szCs w:val="24"/>
+                <w:lang w:val="en-US"/>
+              </w:rPr>
+            </w:pPr>
+            <w:r>
+              <w:rPr>
+                <w:rFonts w:ascii="Aptos Narrow" w:hAnsi="Aptos Narrow"/>
+                <w:color w:val="000000"/>
+              </w:rPr>
+              <w:t>0.132634</w:t>
+            </w:r>
+          </w:p>
+        </w:tc>
+        <w:tc>
+          <w:tcPr>
+            <w:tcW w:w="1054" w:type="dxa"/>
+            <w:vAlign w:val="bottom"/>
+          </w:tcPr>
+          <w:p>
+            <w:pPr>
+              <w:rPr>
+                <w:rFonts w:ascii="Times New Roman" w:hAnsi="Times New Roman" w:cs="Times New Roman"/>
+                <w:sz w:val="24"/>
+                <w:szCs w:val="24"/>
+                <w:lang w:val="en-US"/>
+              </w:rPr>
+            </w:pPr>
+            <w:r>
+              <w:rPr>
+                <w:rFonts w:ascii="Aptos Narrow" w:hAnsi="Aptos Narrow"/>
+                <w:color w:val="000000"/>
+              </w:rPr>
+              <w:t>0.379288662</w:t>
+            </w:r>
+          </w:p>
+        </w:tc>
+        <w:tc>
+          <w:tcPr>
+            <w:tcW w:w="1054" w:type="dxa"/>
+            <w:vAlign w:val="bottom"/>
+          </w:tcPr>
+          <w:p>
+            <w:pPr>
+              <w:rPr>
+                <w:rFonts w:ascii="Times New Roman" w:hAnsi="Times New Roman" w:cs="Times New Roman"/>
+                <w:sz w:val="24"/>
+                <w:szCs w:val="24"/>
+                <w:lang w:val="en-US"/>
+              </w:rPr>
+            </w:pPr>
+            <w:r>
+              <w:rPr>
+                <w:rFonts w:ascii="Aptos Narrow" w:hAnsi="Aptos Narrow"/>
+                <w:color w:val="000000"/>
+              </w:rPr>
+              <w:t>0.164337</w:t>
+            </w:r>
+          </w:p>
+        </w:tc>
+        <w:tc>
+          <w:tcPr>
+            <w:tcW w:w="1389" w:type="dxa"/>
+            <w:vAlign w:val="bottom"/>
+          </w:tcPr>
+          <w:p>
+            <w:pPr>
+              <w:rPr>
+                <w:rFonts w:ascii="Times New Roman" w:hAnsi="Times New Roman" w:cs="Times New Roman"/>
+                <w:sz w:val="24"/>
+                <w:szCs w:val="24"/>
+                <w:lang w:val="en-US"/>
+              </w:rPr>
+            </w:pPr>
+            <w:r>
+              <w:rPr>
+                <w:rFonts w:ascii="Aptos Narrow" w:hAnsi="Aptos Narrow"/>
+                <w:color w:val="000000"/>
+              </w:rPr>
+              <w:t>0.136250422</w:t>
+            </w:r>
+          </w:p>
+        </w:tc>
+      </w:tr>
+      <w:tr>
+        <w:trPr>
+          <w:jc w:val="center"/>
+        </w:trPr>
+        <w:tc>
+          <w:tcPr>
+            <w:tcW w:w="1608" w:type="dxa"/>
+            <w:shd w:val="clear" w:color="auto" w:fill="83CAEB" w:themeFill="accent1" w:themeFillTint="66"/>
+            <w:vAlign w:val="bottom"/>
+          </w:tcPr>
+          <w:p>
+            <w:pPr>
+              <w:rPr>
+                <w:rFonts w:ascii="Times New Roman" w:hAnsi="Times New Roman" w:cs="Times New Roman"/>
+                <w:sz w:val="24"/>
+                <w:szCs w:val="24"/>
+                <w:lang w:val="en-US"/>
+              </w:rPr>
+            </w:pPr>
+            <w:r>
+              <w:rPr>
+                <w:rFonts w:ascii="Aptos Narrow" w:hAnsi="Aptos Narrow"/>
+                <w:color w:val="000000"/>
+              </w:rPr>
+              <w:t>470.lbm</w:t>
+            </w:r>
+          </w:p>
+        </w:tc>
+        <w:tc>
+          <w:tcPr>
+            <w:tcW w:w="1166" w:type="dxa"/>
+            <w:vAlign w:val="bottom"/>
+          </w:tcPr>
+          <w:p>
+            <w:pPr>
+              <w:rPr>
+                <w:rFonts w:ascii="Times New Roman" w:hAnsi="Times New Roman" w:cs="Times New Roman"/>
+                <w:sz w:val="24"/>
+                <w:szCs w:val="24"/>
+                <w:lang w:val="en-US"/>
+              </w:rPr>
+            </w:pPr>
+            <w:r>
+              <w:rPr>
+                <w:rFonts w:ascii="Aptos Narrow" w:hAnsi="Aptos Narrow"/>
+                <w:color w:val="000000"/>
+              </w:rPr>
+              <w:t>0.1852011</w:t>
+            </w:r>
+          </w:p>
+        </w:tc>
+        <w:tc>
+          <w:tcPr>
+            <w:tcW w:w="1389" w:type="dxa"/>
+            <w:vAlign w:val="bottom"/>
+          </w:tcPr>
+          <w:p>
+            <w:pPr>
+              <w:rPr>
+                <w:rFonts w:ascii="Times New Roman" w:hAnsi="Times New Roman" w:cs="Times New Roman"/>
+                <w:sz w:val="24"/>
+                <w:szCs w:val="24"/>
+                <w:lang w:val="en-US"/>
+              </w:rPr>
+            </w:pPr>
+            <w:r>
+              <w:rPr>
+                <w:rFonts w:ascii="Aptos Narrow" w:hAnsi="Aptos Narrow"/>
+                <w:color w:val="000000"/>
+              </w:rPr>
+              <w:t>0.183659037</w:t>
+            </w:r>
+          </w:p>
+        </w:tc>
+        <w:tc>
+          <w:tcPr>
+            <w:tcW w:w="1054" w:type="dxa"/>
+            <w:vAlign w:val="bottom"/>
+          </w:tcPr>
+          <w:p>
+            <w:pPr>
+              <w:rPr>
+                <w:rFonts w:ascii="Times New Roman" w:hAnsi="Times New Roman" w:cs="Times New Roman"/>
+                <w:sz w:val="24"/>
+                <w:szCs w:val="24"/>
+                <w:lang w:val="en-US"/>
+              </w:rPr>
+            </w:pPr>
+            <w:r>
+              <w:rPr>
+                <w:rFonts w:ascii="Aptos Narrow" w:hAnsi="Aptos Narrow"/>
+                <w:color w:val="000000"/>
+              </w:rPr>
+              <w:t>0.1815358</w:t>
+            </w:r>
+          </w:p>
+        </w:tc>
+        <w:tc>
+          <w:tcPr>
+            <w:tcW w:w="1054" w:type="dxa"/>
+            <w:vAlign w:val="bottom"/>
+          </w:tcPr>
+          <w:p>
+            <w:pPr>
+              <w:rPr>
+                <w:rFonts w:ascii="Times New Roman" w:hAnsi="Times New Roman" w:cs="Times New Roman"/>
+                <w:sz w:val="24"/>
+                <w:szCs w:val="24"/>
+                <w:lang w:val="en-US"/>
+              </w:rPr>
+            </w:pPr>
+            <w:r>
+              <w:rPr>
+                <w:rFonts w:ascii="Aptos Narrow" w:hAnsi="Aptos Narrow"/>
+                <w:color w:val="000000"/>
+              </w:rPr>
+              <w:t>0.180147376</w:t>
+            </w:r>
+          </w:p>
+        </w:tc>
+        <w:tc>
+          <w:tcPr>
+            <w:tcW w:w="1389" w:type="dxa"/>
+            <w:vAlign w:val="bottom"/>
+          </w:tcPr>
+          <w:p>
+            <w:pPr>
+              <w:rPr>
+                <w:rFonts w:ascii="Times New Roman" w:hAnsi="Times New Roman" w:cs="Times New Roman"/>
+                <w:sz w:val="24"/>
+                <w:szCs w:val="24"/>
+                <w:lang w:val="en-US"/>
+              </w:rPr>
+            </w:pPr>
+            <w:r>
+              <w:rPr>
+                <w:rFonts w:ascii="Aptos Narrow" w:hAnsi="Aptos Narrow"/>
+                <w:color w:val="000000"/>
+              </w:rPr>
+              <w:t>0.180234</w:t>
+            </w:r>
+          </w:p>
+        </w:tc>
+        <w:tc>
+          <w:tcPr>
+            <w:tcW w:w="1054" w:type="dxa"/>
+            <w:vAlign w:val="bottom"/>
+          </w:tcPr>
+          <w:p>
+            <w:pPr>
+              <w:rPr>
+                <w:rFonts w:ascii="Times New Roman" w:hAnsi="Times New Roman" w:cs="Times New Roman"/>
+                <w:sz w:val="24"/>
+                <w:szCs w:val="24"/>
+                <w:lang w:val="en-US"/>
+              </w:rPr>
+            </w:pPr>
+            <w:r>
+              <w:rPr>
+                <w:rFonts w:ascii="Aptos Narrow" w:hAnsi="Aptos Narrow"/>
+                <w:color w:val="000000"/>
+              </w:rPr>
+              <w:t>0.185393802</w:t>
+            </w:r>
+          </w:p>
+        </w:tc>
+        <w:tc>
+          <w:tcPr>
+            <w:tcW w:w="1054" w:type="dxa"/>
+            <w:vAlign w:val="bottom"/>
+          </w:tcPr>
+          <w:p>
+            <w:pPr>
+              <w:rPr>
+                <w:rFonts w:ascii="Times New Roman" w:hAnsi="Times New Roman" w:cs="Times New Roman"/>
+                <w:sz w:val="24"/>
+                <w:szCs w:val="24"/>
+                <w:lang w:val="en-US"/>
+              </w:rPr>
+            </w:pPr>
+            <w:r>
+              <w:rPr>
+                <w:rFonts w:ascii="Aptos Narrow" w:hAnsi="Aptos Narrow"/>
+                <w:color w:val="000000"/>
+              </w:rPr>
+              <w:t>0.183674</w:t>
+            </w:r>
+          </w:p>
+        </w:tc>
+        <w:tc>
+          <w:tcPr>
+            <w:tcW w:w="1389" w:type="dxa"/>
+            <w:vAlign w:val="bottom"/>
+          </w:tcPr>
+          <w:p>
+            <w:pPr>
+              <w:rPr>
+                <w:rFonts w:ascii="Times New Roman" w:hAnsi="Times New Roman" w:cs="Times New Roman"/>
+                <w:sz w:val="24"/>
+                <w:szCs w:val="24"/>
+                <w:lang w:val="en-US"/>
+              </w:rPr>
+            </w:pPr>
+            <w:r>
+              <w:rPr>
+                <w:rFonts w:ascii="Aptos Narrow" w:hAnsi="Aptos Narrow"/>
+                <w:color w:val="000000"/>
+              </w:rPr>
+              <w:t>0.181520628</w:t>
+            </w:r>
+          </w:p>
+        </w:tc>
+      </w:tr>
+      <w:tr>
+        <w:trPr>
+          <w:jc w:val="center"/>
+        </w:trPr>
+        <w:tc>
+          <w:tcPr>
+            <w:tcW w:w="1608" w:type="dxa"/>
+            <w:shd w:val="clear" w:color="auto" w:fill="83CAEB" w:themeFill="accent1" w:themeFillTint="66"/>
+            <w:vAlign w:val="bottom"/>
+          </w:tcPr>
+          <w:p>
+            <w:pPr>
+              <w:rPr>
+                <w:rFonts w:ascii="Times New Roman" w:hAnsi="Times New Roman" w:cs="Times New Roman"/>
+                <w:sz w:val="24"/>
+                <w:szCs w:val="24"/>
+                <w:lang w:val="en-US"/>
+              </w:rPr>
+            </w:pPr>
+            <w:r>
+              <w:rPr>
+                <w:rFonts w:ascii="Aptos Narrow" w:hAnsi="Aptos Narrow"/>
+                <w:color w:val="000000"/>
+              </w:rPr>
+              <w:t>483.xalancbmk</w:t>
+            </w:r>
+          </w:p>
+        </w:tc>
+        <w:tc>
+          <w:tcPr>
+            <w:tcW w:w="1166" w:type="dxa"/>
+            <w:vAlign w:val="bottom"/>
+          </w:tcPr>
+          <w:p>
+            <w:pPr>
+              <w:rPr>
+                <w:rFonts w:ascii="Times New Roman" w:hAnsi="Times New Roman" w:cs="Times New Roman"/>
+                <w:sz w:val="24"/>
+                <w:szCs w:val="24"/>
+                <w:lang w:val="en-US"/>
+              </w:rPr>
+            </w:pPr>
+            <w:r>
+              <w:rPr>
+                <w:rFonts w:ascii="Aptos Narrow" w:hAnsi="Aptos Narrow"/>
+                <w:color w:val="000000"/>
+              </w:rPr>
+              <w:t>17.950281</w:t>
+            </w:r>
+          </w:p>
+        </w:tc>
+        <w:tc>
+          <w:tcPr>
+            <w:tcW w:w="1389" w:type="dxa"/>
+            <w:vAlign w:val="bottom"/>
+          </w:tcPr>
+          <w:p>
+            <w:pPr>
+              <w:rPr>
+                <w:rFonts w:ascii="Times New Roman" w:hAnsi="Times New Roman" w:cs="Times New Roman"/>
+                <w:sz w:val="24"/>
+                <w:szCs w:val="24"/>
+                <w:lang w:val="en-US"/>
+              </w:rPr>
+            </w:pPr>
+            <w:r>
+              <w:rPr>
+                <w:rFonts w:ascii="Aptos Narrow" w:hAnsi="Aptos Narrow"/>
+                <w:color w:val="000000"/>
+              </w:rPr>
+              <w:t>12.72265767</w:t>
+            </w:r>
+          </w:p>
+        </w:tc>
+        <w:tc>
+          <w:tcPr>
+            <w:tcW w:w="1054" w:type="dxa"/>
+            <w:vAlign w:val="bottom"/>
+          </w:tcPr>
+          <w:p>
+            <w:pPr>
+              <w:rPr>
+                <w:rFonts w:ascii="Times New Roman" w:hAnsi="Times New Roman" w:cs="Times New Roman"/>
+                <w:sz w:val="24"/>
+                <w:szCs w:val="24"/>
+                <w:lang w:val="en-US"/>
+              </w:rPr>
+            </w:pPr>
+            <w:r>
+              <w:rPr>
+                <w:rFonts w:ascii="Aptos Narrow" w:hAnsi="Aptos Narrow"/>
+                <w:color w:val="000000"/>
+              </w:rPr>
+              <w:t>4.220398</w:t>
+            </w:r>
+          </w:p>
+        </w:tc>
+        <w:tc>
+          <w:tcPr>
+            <w:tcW w:w="1054" w:type="dxa"/>
+            <w:vAlign w:val="bottom"/>
+          </w:tcPr>
+          <w:p>
+            <w:pPr>
+              <w:rPr>
+                <w:rFonts w:ascii="Times New Roman" w:hAnsi="Times New Roman" w:cs="Times New Roman"/>
+                <w:sz w:val="24"/>
+                <w:szCs w:val="24"/>
+                <w:lang w:val="en-US"/>
+              </w:rPr>
+            </w:pPr>
+            <w:r>
+              <w:rPr>
+                <w:rFonts w:ascii="Aptos Narrow" w:hAnsi="Aptos Narrow"/>
+                <w:color w:val="000000"/>
+              </w:rPr>
+              <w:t>3.118859261</w:t>
+            </w:r>
+          </w:p>
+        </w:tc>
+        <w:tc>
+          <w:tcPr>
+            <w:tcW w:w="1389" w:type="dxa"/>
+            <w:vAlign w:val="bottom"/>
+          </w:tcPr>
+          <w:p>
+            <w:pPr>
+              <w:rPr>
+                <w:rFonts w:ascii="Times New Roman" w:hAnsi="Times New Roman" w:cs="Times New Roman"/>
+                <w:sz w:val="24"/>
+                <w:szCs w:val="24"/>
+                <w:lang w:val="en-US"/>
+              </w:rPr>
+            </w:pPr>
+            <w:r>
+              <w:rPr>
+                <w:rFonts w:ascii="Aptos Narrow" w:hAnsi="Aptos Narrow"/>
+                <w:color w:val="000000"/>
+              </w:rPr>
+              <w:t>2.931368</w:t>
+            </w:r>
+          </w:p>
+        </w:tc>
+        <w:tc>
+          <w:tcPr>
+            <w:tcW w:w="1054" w:type="dxa"/>
+            <w:vAlign w:val="bottom"/>
+          </w:tcPr>
+          <w:p>
+            <w:pPr>
+              <w:rPr>
+                <w:rFonts w:ascii="Times New Roman" w:hAnsi="Times New Roman" w:cs="Times New Roman"/>
+                <w:sz w:val="24"/>
+                <w:szCs w:val="24"/>
+                <w:lang w:val="en-US"/>
+              </w:rPr>
+            </w:pPr>
+            <w:r>
+              <w:rPr>
+                <w:rFonts w:ascii="Aptos Narrow" w:hAnsi="Aptos Narrow"/>
+                <w:color w:val="000000"/>
+              </w:rPr>
+              <w:t>6.594072394</w:t>
+            </w:r>
+          </w:p>
+        </w:tc>
+        <w:tc>
+          <w:tcPr>
+            <w:tcW w:w="1054" w:type="dxa"/>
+            <w:vAlign w:val="bottom"/>
+          </w:tcPr>
+          <w:p>
+            <w:pPr>
+              <w:rPr>
+                <w:rFonts w:ascii="Times New Roman" w:hAnsi="Times New Roman" w:cs="Times New Roman"/>
+                <w:sz w:val="24"/>
+                <w:szCs w:val="24"/>
+                <w:lang w:val="en-US"/>
+              </w:rPr>
+            </w:pPr>
+            <w:r>
+              <w:rPr>
+                <w:rFonts w:ascii="Aptos Narrow" w:hAnsi="Aptos Narrow"/>
+                <w:color w:val="000000"/>
+              </w:rPr>
+              <w:t>4.074438</w:t>
+            </w:r>
+          </w:p>
+        </w:tc>
+        <w:tc>
+          <w:tcPr>
+            <w:tcW w:w="1389" w:type="dxa"/>
+            <w:vAlign w:val="bottom"/>
+          </w:tcPr>
+          <w:p>
+            <w:pPr>
+              <w:rPr>
+                <w:rFonts w:ascii="Times New Roman" w:hAnsi="Times New Roman" w:cs="Times New Roman"/>
+                <w:sz w:val="24"/>
+                <w:szCs w:val="24"/>
+                <w:lang w:val="en-US"/>
+              </w:rPr>
+            </w:pPr>
+            <w:r>
+              <w:rPr>
+                <w:rFonts w:ascii="Aptos Narrow" w:hAnsi="Aptos Narrow"/>
+                <w:color w:val="000000"/>
+              </w:rPr>
+              <w:t>1.250169911</w:t>
+            </w:r>
+          </w:p>
+        </w:tc>
+      </w:tr>
+      <w:tr>
+        <w:trPr>
+          <w:jc w:val="center"/>
+        </w:trPr>
+        <w:tc>
+          <w:tcPr>
+            <w:tcW w:w="1608" w:type="dxa"/>
+            <w:shd w:val="clear" w:color="auto" w:fill="FF7474"/>
+            <w:vAlign w:val="bottom"/>
+          </w:tcPr>
+          <w:p>
+            <w:pPr>
+              <w:rPr>
+                <w:rFonts w:ascii="Aptos Narrow" w:hAnsi="Aptos Narrow"/>
+                <w:color w:val="000000"/>
+              </w:rPr>
+            </w:pPr>
+            <w:r>
+              <w:rPr>
+                <w:rFonts w:ascii="Aptos Narrow" w:hAnsi="Aptos Narrow"/>
+                <w:color w:val="000000"/>
+              </w:rPr>
+              <w:t>AVERAGE</w:t>
+            </w:r>
+          </w:p>
+        </w:tc>
+        <w:tc>
+          <w:tcPr>
+            <w:tcW w:w="1166" w:type="dxa"/>
+            <w:shd w:val="clear" w:color="auto" w:fill="FF7474"/>
+            <w:vAlign w:val="bottom"/>
+          </w:tcPr>
+          <w:p>
+            <w:pPr>
+              <w:rPr>
+                <w:rFonts w:ascii="Aptos Narrow" w:hAnsi="Aptos Narrow"/>
+                <w:color w:val="000000"/>
+              </w:rPr>
+            </w:pPr>
+            <w:r>
+              <w:rPr>
+                <w:rFonts w:ascii="Aptos Narrow" w:hAnsi="Aptos Narrow"/>
+                <w:color w:val="000000"/>
+              </w:rPr>
+              <w:t>8.1263365</w:t>
+            </w:r>
+          </w:p>
+        </w:tc>
+        <w:tc>
+          <w:tcPr>
+            <w:tcW w:w="1389" w:type="dxa"/>
+            <w:shd w:val="clear" w:color="auto" w:fill="FF7474"/>
+            <w:vAlign w:val="bottom"/>
+          </w:tcPr>
+          <w:p>
+            <w:pPr>
+              <w:rPr>
+                <w:rFonts w:ascii="Aptos Narrow" w:hAnsi="Aptos Narrow"/>
+                <w:color w:val="000000"/>
+              </w:rPr>
+            </w:pPr>
+            <w:r>
+              <w:rPr>
+                <w:rFonts w:ascii="Aptos Narrow" w:hAnsi="Aptos Narrow"/>
+                <w:color w:val="000000"/>
+              </w:rPr>
+              <w:t>6.376531308</w:t>
+            </w:r>
+          </w:p>
+        </w:tc>
+        <w:tc>
+          <w:tcPr>
+            <w:tcW w:w="1054" w:type="dxa"/>
+            <w:shd w:val="clear" w:color="auto" w:fill="FF7474"/>
+            <w:vAlign w:val="bottom"/>
+          </w:tcPr>
+          <w:p>
+            <w:pPr>
+              <w:rPr>
+                <w:rFonts w:ascii="Aptos Narrow" w:hAnsi="Aptos Narrow"/>
+                <w:color w:val="000000"/>
+              </w:rPr>
+            </w:pPr>
+            <w:r>
+              <w:rPr>
+                <w:rFonts w:ascii="Aptos Narrow" w:hAnsi="Aptos Narrow"/>
+                <w:color w:val="000000"/>
+              </w:rPr>
+              <w:t>4.1089173</w:t>
+            </w:r>
+          </w:p>
+        </w:tc>
+        <w:tc>
+          <w:tcPr>
+            <w:tcW w:w="1054" w:type="dxa"/>
+            <w:shd w:val="clear" w:color="auto" w:fill="FF7474"/>
+            <w:vAlign w:val="bottom"/>
+          </w:tcPr>
+          <w:p>
+            <w:pPr>
+              <w:rPr>
+                <w:rFonts w:ascii="Aptos Narrow" w:hAnsi="Aptos Narrow"/>
+                <w:color w:val="000000"/>
+              </w:rPr>
+            </w:pPr>
+            <w:r>
+              <w:rPr>
+                <w:rFonts w:ascii="Aptos Narrow" w:hAnsi="Aptos Narrow"/>
+                <w:color w:val="000000"/>
+              </w:rPr>
+              <w:t>3.652626303</w:t>
+            </w:r>
+          </w:p>
+        </w:tc>
+        <w:tc>
+          <w:tcPr>
+            <w:tcW w:w="1389" w:type="dxa"/>
+            <w:shd w:val="clear" w:color="auto" w:fill="FF7474"/>
+            <w:vAlign w:val="bottom"/>
+          </w:tcPr>
+          <w:p>
+            <w:pPr>
+              <w:rPr>
+                <w:rFonts w:ascii="Aptos Narrow" w:hAnsi="Aptos Narrow"/>
+                <w:color w:val="000000"/>
+              </w:rPr>
+            </w:pPr>
+            <w:r>
+              <w:rPr>
+                <w:rFonts w:ascii="Aptos Narrow" w:hAnsi="Aptos Narrow"/>
+                <w:color w:val="000000"/>
+              </w:rPr>
+              <w:t>3.499823</w:t>
+            </w:r>
+          </w:p>
+        </w:tc>
+        <w:tc>
+          <w:tcPr>
+            <w:tcW w:w="1054" w:type="dxa"/>
+            <w:shd w:val="clear" w:color="auto" w:fill="FF7474"/>
+            <w:vAlign w:val="bottom"/>
+          </w:tcPr>
+          <w:p>
+            <w:pPr>
+              <w:rPr>
+                <w:rFonts w:ascii="Aptos Narrow" w:hAnsi="Aptos Narrow"/>
+                <w:color w:val="000000"/>
+              </w:rPr>
+            </w:pPr>
+            <w:r>
+              <w:rPr>
+                <w:rFonts w:ascii="Aptos Narrow" w:hAnsi="Aptos Narrow"/>
+                <w:color w:val="000000"/>
+              </w:rPr>
+              <w:t>5.267207517</w:t>
+            </w:r>
+          </w:p>
+        </w:tc>
+        <w:tc>
+          <w:tcPr>
+            <w:tcW w:w="1054" w:type="dxa"/>
+            <w:shd w:val="clear" w:color="auto" w:fill="FF7474"/>
+            <w:vAlign w:val="bottom"/>
+          </w:tcPr>
+          <w:p>
+            <w:pPr>
+              <w:rPr>
+                <w:rFonts w:ascii="Aptos Narrow" w:hAnsi="Aptos Narrow"/>
+                <w:color w:val="000000"/>
+              </w:rPr>
+            </w:pPr>
+            <w:r>
+              <w:rPr>
+                <w:rFonts w:ascii="Aptos Narrow" w:hAnsi="Aptos Narrow"/>
+                <w:color w:val="000000"/>
+              </w:rPr>
+              <w:t>4.113567</w:t>
+            </w:r>
+          </w:p>
+        </w:tc>
+        <w:tc>
+          <w:tcPr>
+            <w:tcW w:w="1389" w:type="dxa"/>
+            <w:shd w:val="clear" w:color="auto" w:fill="FF7474"/>
+            <w:vAlign w:val="bottom"/>
+          </w:tcPr>
+          <w:p>
+            <w:pPr>
+              <w:rPr>
+                <w:rFonts w:ascii="Aptos Narrow" w:hAnsi="Aptos Narrow"/>
+                <w:color w:val="000000"/>
+              </w:rPr>
+            </w:pPr>
+            <w:r>
+              <w:rPr>
+                <w:rFonts w:ascii="Aptos Narrow" w:hAnsi="Aptos Narrow"/>
+                <w:color w:val="000000"/>
+              </w:rPr>
+              <w:t>2.684376053</w:t>
+            </w:r>
+          </w:p>
+        </w:tc>
+      </w:tr>
+    </w:tbl>
+    <w:p>
+      <w:pPr>
+        <w:rPr>
+          <w:rFonts w:ascii="Times New Roman" w:hAnsi="Times New Roman" w:cs="Times New Roman"/>
+          <w:b/>
+          <w:bCs/>
+          <w:lang w:val="en-US"/>
+        </w:rPr>
+      </w:pPr>
+    </w:p>
+    <w:tbl>
+      <w:tblPr>
+        <w:tblStyle w:val="TableGrid"/>
+        <w:tblW w:w="11157" w:type="dxa"/>
+        <w:jc w:val="center"/>
+        <w:tblLook w:val="04A0" w:firstRow="1" w:lastRow="0" w:firstColumn="1" w:lastColumn="0" w:noHBand="0" w:noVBand="1"/>
+      </w:tblPr>
+      <w:tblGrid>
+        <w:gridCol w:w="1700"/>
+        <w:gridCol w:w="1233"/>
+        <w:gridCol w:w="1469"/>
+        <w:gridCol w:w="1233"/>
+        <w:gridCol w:w="1469"/>
+        <w:gridCol w:w="1469"/>
+        <w:gridCol w:w="1469"/>
+        <w:gridCol w:w="1115"/>
+      </w:tblGrid>
+      <w:tr>
+        <w:trPr>
+          <w:jc w:val="center"/>
+        </w:trPr>
+        <w:tc>
+          <w:tcPr>
+            <w:tcW w:w="1700" w:type="dxa"/>
+            <w:shd w:val="clear" w:color="auto" w:fill="83CAEB" w:themeFill="accent1" w:themeFillTint="66"/>
+            <w:vAlign w:val="bottom"/>
+          </w:tcPr>
+          <w:p>
+            <w:pPr>
+              <w:rPr>
+                <w:rFonts w:ascii="Times New Roman" w:hAnsi="Times New Roman" w:cs="Times New Roman"/>
+                <w:sz w:val="24"/>
+                <w:szCs w:val="24"/>
+                <w:lang w:val="en-US"/>
+              </w:rPr>
+            </w:pPr>
+            <w:r>
+              <w:rPr>
+                <w:rFonts w:ascii="Aptos Narrow" w:hAnsi="Aptos Narrow"/>
+                <w:color w:val="000000"/>
+              </w:rPr>
+              <w:t>Benchmark</w:t>
+            </w:r>
+          </w:p>
+        </w:tc>
+        <w:tc>
+          <w:tcPr>
+            <w:tcW w:w="1233" w:type="dxa"/>
+            <w:vAlign w:val="bottom"/>
+          </w:tcPr>
+          <w:p>
+            <w:pPr>
+              <w:rPr>
+                <w:rFonts w:ascii="Times New Roman" w:hAnsi="Times New Roman" w:cs="Times New Roman"/>
+                <w:sz w:val="24"/>
+                <w:szCs w:val="24"/>
+                <w:lang w:val="en-US"/>
+              </w:rPr>
+            </w:pPr>
+            <w:r>
+              <w:rPr>
+                <w:rFonts w:ascii="Aptos Narrow" w:hAnsi="Aptos Narrow"/>
+                <w:color w:val="000000"/>
+              </w:rPr>
+              <w:t>M512-H60 MKPI</w:t>
+            </w:r>
+          </w:p>
+        </w:tc>
+        <w:tc>
+          <w:tcPr>
+            <w:tcW w:w="1469" w:type="dxa"/>
+            <w:vAlign w:val="bottom"/>
+          </w:tcPr>
+          <w:p>
+            <w:pPr>
+              <w:rPr>
+                <w:rFonts w:ascii="Times New Roman" w:hAnsi="Times New Roman" w:cs="Times New Roman"/>
+                <w:sz w:val="24"/>
+                <w:szCs w:val="24"/>
+                <w:lang w:val="en-US"/>
+              </w:rPr>
+            </w:pPr>
+            <w:r>
+              <w:rPr>
+                <w:rFonts w:ascii="Aptos Narrow" w:hAnsi="Aptos Narrow"/>
+                <w:color w:val="000000"/>
+              </w:rPr>
+              <w:t>M512-H72 MKPI</w:t>
+            </w:r>
+          </w:p>
+        </w:tc>
+        <w:tc>
+          <w:tcPr>
+            <w:tcW w:w="1233" w:type="dxa"/>
+            <w:vAlign w:val="bottom"/>
+          </w:tcPr>
+          <w:p>
+            <w:pPr>
+              <w:rPr>
+                <w:rFonts w:ascii="Times New Roman" w:hAnsi="Times New Roman" w:cs="Times New Roman"/>
+                <w:sz w:val="24"/>
+                <w:szCs w:val="24"/>
+                <w:lang w:val="en-US"/>
+              </w:rPr>
+            </w:pPr>
+            <w:r>
+              <w:rPr>
+                <w:rFonts w:ascii="Aptos Narrow" w:hAnsi="Aptos Narrow"/>
+                <w:color w:val="000000"/>
+              </w:rPr>
+              <w:t>M1024-H4 MKPI</w:t>
+            </w:r>
+          </w:p>
+        </w:tc>
+        <w:tc>
+          <w:tcPr>
+            <w:tcW w:w="1469" w:type="dxa"/>
+            <w:vAlign w:val="bottom"/>
+          </w:tcPr>
+          <w:p>
+            <w:pPr>
+              <w:rPr>
+                <w:rFonts w:ascii="Times New Roman" w:hAnsi="Times New Roman" w:cs="Times New Roman"/>
+                <w:sz w:val="24"/>
+                <w:szCs w:val="24"/>
+                <w:lang w:val="en-US"/>
+              </w:rPr>
+            </w:pPr>
+            <w:r>
+              <w:rPr>
+                <w:rFonts w:ascii="Aptos Narrow" w:hAnsi="Aptos Narrow"/>
+                <w:color w:val="000000"/>
+              </w:rPr>
+              <w:t>M1024-H8 MKPI</w:t>
+            </w:r>
+          </w:p>
+        </w:tc>
+        <w:tc>
+          <w:tcPr>
+            <w:tcW w:w="1469" w:type="dxa"/>
+            <w:vAlign w:val="bottom"/>
+          </w:tcPr>
+          <w:p>
+            <w:pPr>
+              <w:rPr>
+                <w:rFonts w:ascii="Times New Roman" w:hAnsi="Times New Roman" w:cs="Times New Roman"/>
+                <w:sz w:val="24"/>
+                <w:szCs w:val="24"/>
+                <w:lang w:val="en-US"/>
+              </w:rPr>
+            </w:pPr>
+            <w:r>
+              <w:rPr>
+                <w:rFonts w:ascii="Aptos Narrow" w:hAnsi="Aptos Narrow"/>
+                <w:color w:val="000000"/>
+              </w:rPr>
+              <w:t>M1024-H32 MKPI</w:t>
+            </w:r>
+          </w:p>
+        </w:tc>
+        <w:tc>
+          <w:tcPr>
+            <w:tcW w:w="1469" w:type="dxa"/>
+            <w:vAlign w:val="bottom"/>
+          </w:tcPr>
+          <w:p>
+            <w:pPr>
+              <w:rPr>
+                <w:rFonts w:ascii="Times New Roman" w:hAnsi="Times New Roman" w:cs="Times New Roman"/>
+                <w:sz w:val="24"/>
+                <w:szCs w:val="24"/>
+                <w:lang w:val="en-US"/>
+              </w:rPr>
+            </w:pPr>
+            <w:r>
+              <w:rPr>
+                <w:rFonts w:ascii="Aptos Narrow" w:hAnsi="Aptos Narrow"/>
+                <w:color w:val="000000"/>
+              </w:rPr>
+              <w:t>M1024-H60 MKPI</w:t>
+            </w:r>
+          </w:p>
+        </w:tc>
+        <w:tc>
+          <w:tcPr>
+            <w:tcW w:w="1115" w:type="dxa"/>
+            <w:vAlign w:val="bottom"/>
+          </w:tcPr>
+          <w:p>
+            <w:pPr>
+              <w:rPr>
+                <w:rFonts w:ascii="Times New Roman" w:hAnsi="Times New Roman" w:cs="Times New Roman"/>
+                <w:sz w:val="24"/>
+                <w:szCs w:val="24"/>
+                <w:lang w:val="en-US"/>
+              </w:rPr>
+            </w:pPr>
+            <w:r>
+              <w:rPr>
+                <w:rFonts w:ascii="Aptos Narrow" w:hAnsi="Aptos Narrow"/>
+                <w:color w:val="000000"/>
+              </w:rPr>
+              <w:t>M1024-H72 MKPI</w:t>
+            </w:r>
+          </w:p>
+        </w:tc>
+      </w:tr>
+      <w:tr>
+        <w:trPr>
+          <w:jc w:val="center"/>
+        </w:trPr>
+        <w:tc>
+          <w:tcPr>
+            <w:tcW w:w="1700" w:type="dxa"/>
+            <w:shd w:val="clear" w:color="auto" w:fill="83CAEB" w:themeFill="accent1" w:themeFillTint="66"/>
+            <w:vAlign w:val="bottom"/>
+          </w:tcPr>
+          <w:p>
+            <w:pPr>
+              <w:rPr>
+                <w:rFonts w:ascii="Times New Roman" w:hAnsi="Times New Roman" w:cs="Times New Roman"/>
+                <w:sz w:val="24"/>
+                <w:szCs w:val="24"/>
+                <w:lang w:val="en-US"/>
+              </w:rPr>
+            </w:pPr>
+            <w:r>
+              <w:rPr>
+                <w:rFonts w:ascii="Aptos Narrow" w:hAnsi="Aptos Narrow"/>
+                <w:color w:val="000000"/>
+              </w:rPr>
+              <w:t>403.gcc</w:t>
+            </w:r>
+          </w:p>
+        </w:tc>
+        <w:tc>
+          <w:tcPr>
+            <w:tcW w:w="1233" w:type="dxa"/>
+            <w:vAlign w:val="bottom"/>
+          </w:tcPr>
+          <w:p>
+            <w:pPr>
+              <w:rPr>
+                <w:rFonts w:ascii="Times New Roman" w:hAnsi="Times New Roman" w:cs="Times New Roman"/>
+                <w:sz w:val="24"/>
+                <w:szCs w:val="24"/>
+                <w:lang w:val="en-US"/>
+              </w:rPr>
+            </w:pPr>
+            <w:r>
+              <w:rPr>
+                <w:rFonts w:ascii="Aptos Narrow" w:hAnsi="Aptos Narrow"/>
+                <w:color w:val="000000"/>
+              </w:rPr>
+              <w:t>5.347853</w:t>
+            </w:r>
+          </w:p>
+        </w:tc>
+        <w:tc>
+          <w:tcPr>
+            <w:tcW w:w="1469" w:type="dxa"/>
+            <w:vAlign w:val="bottom"/>
+          </w:tcPr>
+          <w:p>
+            <w:pPr>
+              <w:rPr>
+                <w:rFonts w:ascii="Times New Roman" w:hAnsi="Times New Roman" w:cs="Times New Roman"/>
+                <w:sz w:val="24"/>
+                <w:szCs w:val="24"/>
+                <w:lang w:val="en-US"/>
+              </w:rPr>
+            </w:pPr>
+            <w:r>
+              <w:rPr>
+                <w:rFonts w:ascii="Aptos Narrow" w:hAnsi="Aptos Narrow"/>
+                <w:color w:val="000000"/>
+              </w:rPr>
+              <w:t>5.277815106</w:t>
+            </w:r>
+          </w:p>
+        </w:tc>
+        <w:tc>
+          <w:tcPr>
+            <w:tcW w:w="1233" w:type="dxa"/>
+            <w:vAlign w:val="bottom"/>
+          </w:tcPr>
+          <w:p>
+            <w:pPr>
+              <w:rPr>
+                <w:rFonts w:ascii="Times New Roman" w:hAnsi="Times New Roman" w:cs="Times New Roman"/>
+                <w:sz w:val="24"/>
+                <w:szCs w:val="24"/>
+                <w:lang w:val="en-US"/>
+              </w:rPr>
+            </w:pPr>
+            <w:r>
+              <w:rPr>
+                <w:rFonts w:ascii="Aptos Narrow" w:hAnsi="Aptos Narrow"/>
+                <w:color w:val="000000"/>
+              </w:rPr>
+              <w:t>12.10693</w:t>
+            </w:r>
+          </w:p>
+        </w:tc>
+        <w:tc>
+          <w:tcPr>
+            <w:tcW w:w="1469" w:type="dxa"/>
+            <w:vAlign w:val="bottom"/>
+          </w:tcPr>
+          <w:p>
+            <w:pPr>
+              <w:rPr>
+                <w:rFonts w:ascii="Times New Roman" w:hAnsi="Times New Roman" w:cs="Times New Roman"/>
+                <w:sz w:val="24"/>
+                <w:szCs w:val="24"/>
+                <w:lang w:val="en-US"/>
+              </w:rPr>
+            </w:pPr>
+            <w:r>
+              <w:rPr>
+                <w:rFonts w:ascii="Aptos Narrow" w:hAnsi="Aptos Narrow"/>
+                <w:color w:val="000000"/>
+              </w:rPr>
+              <w:t>9.096718898</w:t>
+            </w:r>
+          </w:p>
+        </w:tc>
+        <w:tc>
+          <w:tcPr>
+            <w:tcW w:w="1469" w:type="dxa"/>
+            <w:vAlign w:val="bottom"/>
+          </w:tcPr>
+          <w:p>
+            <w:pPr>
+              <w:rPr>
+                <w:rFonts w:ascii="Times New Roman" w:hAnsi="Times New Roman" w:cs="Times New Roman"/>
+                <w:sz w:val="24"/>
+                <w:szCs w:val="24"/>
+                <w:lang w:val="en-US"/>
+              </w:rPr>
+            </w:pPr>
+            <w:r>
+              <w:rPr>
+                <w:rFonts w:ascii="Aptos Narrow" w:hAnsi="Aptos Narrow"/>
+                <w:color w:val="000000"/>
+              </w:rPr>
+              <w:t>5.550508</w:t>
+            </w:r>
+          </w:p>
+        </w:tc>
+        <w:tc>
+          <w:tcPr>
+            <w:tcW w:w="1469" w:type="dxa"/>
+            <w:vAlign w:val="bottom"/>
+          </w:tcPr>
+          <w:p>
+            <w:pPr>
+              <w:rPr>
+                <w:rFonts w:ascii="Times New Roman" w:hAnsi="Times New Roman" w:cs="Times New Roman"/>
+                <w:sz w:val="24"/>
+                <w:szCs w:val="24"/>
+                <w:lang w:val="en-US"/>
+              </w:rPr>
+            </w:pPr>
+            <w:r>
+              <w:rPr>
+                <w:rFonts w:ascii="Aptos Narrow" w:hAnsi="Aptos Narrow"/>
+                <w:color w:val="000000"/>
+              </w:rPr>
+              <w:t>4.872952753</w:t>
+            </w:r>
+          </w:p>
+        </w:tc>
+        <w:tc>
+          <w:tcPr>
+            <w:tcW w:w="1115" w:type="dxa"/>
+            <w:vAlign w:val="bottom"/>
+          </w:tcPr>
+          <w:p>
+            <w:pPr>
+              <w:rPr>
+                <w:rFonts w:ascii="Times New Roman" w:hAnsi="Times New Roman" w:cs="Times New Roman"/>
+                <w:sz w:val="24"/>
+                <w:szCs w:val="24"/>
+                <w:lang w:val="en-US"/>
+              </w:rPr>
+            </w:pPr>
+            <w:r>
+              <w:rPr>
+                <w:rFonts w:ascii="Aptos Narrow" w:hAnsi="Aptos Narrow"/>
+                <w:color w:val="000000"/>
+              </w:rPr>
+              <w:t>4.78762</w:t>
+            </w:r>
+          </w:p>
+        </w:tc>
+      </w:tr>
+      <w:tr>
+        <w:trPr>
+          <w:jc w:val="center"/>
+        </w:trPr>
+        <w:tc>
+          <w:tcPr>
+            <w:tcW w:w="1700" w:type="dxa"/>
+            <w:shd w:val="clear" w:color="auto" w:fill="83CAEB" w:themeFill="accent1" w:themeFillTint="66"/>
+            <w:vAlign w:val="bottom"/>
+          </w:tcPr>
+          <w:p>
+            <w:pPr>
+              <w:rPr>
+                <w:rFonts w:ascii="Times New Roman" w:hAnsi="Times New Roman" w:cs="Times New Roman"/>
+                <w:sz w:val="24"/>
+                <w:szCs w:val="24"/>
+                <w:lang w:val="en-US"/>
+              </w:rPr>
+            </w:pPr>
+            <w:r>
+              <w:rPr>
+                <w:rFonts w:ascii="Aptos Narrow" w:hAnsi="Aptos Narrow"/>
+                <w:color w:val="000000"/>
+              </w:rPr>
+              <w:t>410.bwaves</w:t>
+            </w:r>
+          </w:p>
+        </w:tc>
+        <w:tc>
+          <w:tcPr>
+            <w:tcW w:w="1233" w:type="dxa"/>
+            <w:vAlign w:val="bottom"/>
+          </w:tcPr>
+          <w:p>
+            <w:pPr>
+              <w:rPr>
+                <w:rFonts w:ascii="Times New Roman" w:hAnsi="Times New Roman" w:cs="Times New Roman"/>
+                <w:sz w:val="24"/>
+                <w:szCs w:val="24"/>
+                <w:lang w:val="en-US"/>
+              </w:rPr>
+            </w:pPr>
+            <w:r>
+              <w:rPr>
+                <w:rFonts w:ascii="Aptos Narrow" w:hAnsi="Aptos Narrow"/>
+                <w:color w:val="000000"/>
+              </w:rPr>
+              <w:t>1.52687</w:t>
+            </w:r>
+          </w:p>
+        </w:tc>
+        <w:tc>
+          <w:tcPr>
+            <w:tcW w:w="1469" w:type="dxa"/>
+            <w:vAlign w:val="bottom"/>
+          </w:tcPr>
+          <w:p>
+            <w:pPr>
+              <w:rPr>
+                <w:rFonts w:ascii="Times New Roman" w:hAnsi="Times New Roman" w:cs="Times New Roman"/>
+                <w:sz w:val="24"/>
+                <w:szCs w:val="24"/>
+                <w:lang w:val="en-US"/>
+              </w:rPr>
+            </w:pPr>
+            <w:r>
+              <w:rPr>
+                <w:rFonts w:ascii="Aptos Narrow" w:hAnsi="Aptos Narrow"/>
+                <w:color w:val="000000"/>
+              </w:rPr>
+              <w:t>1.087498943</w:t>
+            </w:r>
+          </w:p>
+        </w:tc>
+        <w:tc>
+          <w:tcPr>
+            <w:tcW w:w="1233" w:type="dxa"/>
+            <w:vAlign w:val="bottom"/>
+          </w:tcPr>
+          <w:p>
+            <w:pPr>
+              <w:rPr>
+                <w:rFonts w:ascii="Times New Roman" w:hAnsi="Times New Roman" w:cs="Times New Roman"/>
+                <w:sz w:val="24"/>
+                <w:szCs w:val="24"/>
+                <w:lang w:val="en-US"/>
+              </w:rPr>
+            </w:pPr>
+            <w:r>
+              <w:rPr>
+                <w:rFonts w:ascii="Aptos Narrow" w:hAnsi="Aptos Narrow"/>
+                <w:color w:val="000000"/>
+              </w:rPr>
+              <w:t>11.09356</w:t>
+            </w:r>
+          </w:p>
+        </w:tc>
+        <w:tc>
+          <w:tcPr>
+            <w:tcW w:w="1469" w:type="dxa"/>
+            <w:vAlign w:val="bottom"/>
+          </w:tcPr>
+          <w:p>
+            <w:pPr>
+              <w:rPr>
+                <w:rFonts w:ascii="Times New Roman" w:hAnsi="Times New Roman" w:cs="Times New Roman"/>
+                <w:sz w:val="24"/>
+                <w:szCs w:val="24"/>
+                <w:lang w:val="en-US"/>
+              </w:rPr>
+            </w:pPr>
+            <w:r>
+              <w:rPr>
+                <w:rFonts w:ascii="Aptos Narrow" w:hAnsi="Aptos Narrow"/>
+                <w:color w:val="000000"/>
+              </w:rPr>
+              <w:t>9.212217845</w:t>
+            </w:r>
+          </w:p>
+        </w:tc>
+        <w:tc>
+          <w:tcPr>
+            <w:tcW w:w="1469" w:type="dxa"/>
+            <w:vAlign w:val="bottom"/>
+          </w:tcPr>
+          <w:p>
+            <w:pPr>
+              <w:rPr>
+                <w:rFonts w:ascii="Times New Roman" w:hAnsi="Times New Roman" w:cs="Times New Roman"/>
+                <w:sz w:val="24"/>
+                <w:szCs w:val="24"/>
+                <w:lang w:val="en-US"/>
+              </w:rPr>
+            </w:pPr>
+            <w:r>
+              <w:rPr>
+                <w:rFonts w:ascii="Aptos Narrow" w:hAnsi="Aptos Narrow"/>
+                <w:color w:val="000000"/>
+              </w:rPr>
+              <w:t>4.579534</w:t>
+            </w:r>
+          </w:p>
+        </w:tc>
+        <w:tc>
+          <w:tcPr>
+            <w:tcW w:w="1469" w:type="dxa"/>
+            <w:vAlign w:val="bottom"/>
+          </w:tcPr>
+          <w:p>
+            <w:pPr>
+              <w:rPr>
+                <w:rFonts w:ascii="Times New Roman" w:hAnsi="Times New Roman" w:cs="Times New Roman"/>
+                <w:sz w:val="24"/>
+                <w:szCs w:val="24"/>
+                <w:lang w:val="en-US"/>
+              </w:rPr>
+            </w:pPr>
+            <w:r>
+              <w:rPr>
+                <w:rFonts w:ascii="Aptos Narrow" w:hAnsi="Aptos Narrow"/>
+                <w:color w:val="000000"/>
+              </w:rPr>
+              <w:t>1.525896593</w:t>
+            </w:r>
+          </w:p>
+        </w:tc>
+        <w:tc>
+          <w:tcPr>
+            <w:tcW w:w="1115" w:type="dxa"/>
+            <w:vAlign w:val="bottom"/>
+          </w:tcPr>
+          <w:p>
+            <w:pPr>
+              <w:rPr>
+                <w:rFonts w:ascii="Times New Roman" w:hAnsi="Times New Roman" w:cs="Times New Roman"/>
+                <w:sz w:val="24"/>
+                <w:szCs w:val="24"/>
+                <w:lang w:val="en-US"/>
+              </w:rPr>
+            </w:pPr>
+            <w:r>
+              <w:rPr>
+                <w:rFonts w:ascii="Aptos Narrow" w:hAnsi="Aptos Narrow"/>
+                <w:color w:val="000000"/>
+              </w:rPr>
+              <w:t>1.086529</w:t>
+            </w:r>
+          </w:p>
+        </w:tc>
+      </w:tr>
+      <w:tr>
+        <w:trPr>
+          <w:jc w:val="center"/>
+        </w:trPr>
+        <w:tc>
+          <w:tcPr>
+            <w:tcW w:w="1700" w:type="dxa"/>
+            <w:shd w:val="clear" w:color="auto" w:fill="83CAEB" w:themeFill="accent1" w:themeFillTint="66"/>
+            <w:vAlign w:val="bottom"/>
+          </w:tcPr>
+          <w:p>
+            <w:pPr>
+              <w:rPr>
+                <w:rFonts w:ascii="Times New Roman" w:hAnsi="Times New Roman" w:cs="Times New Roman"/>
+                <w:sz w:val="24"/>
+                <w:szCs w:val="24"/>
+                <w:lang w:val="en-US"/>
+              </w:rPr>
+            </w:pPr>
+            <w:r>
+              <w:rPr>
+                <w:rFonts w:ascii="Aptos Narrow" w:hAnsi="Aptos Narrow"/>
+                <w:color w:val="000000"/>
+              </w:rPr>
+              <w:t>416.gamess</w:t>
+            </w:r>
+          </w:p>
+        </w:tc>
+        <w:tc>
+          <w:tcPr>
+            <w:tcW w:w="1233" w:type="dxa"/>
+            <w:vAlign w:val="bottom"/>
+          </w:tcPr>
+          <w:p>
+            <w:pPr>
+              <w:rPr>
+                <w:rFonts w:ascii="Times New Roman" w:hAnsi="Times New Roman" w:cs="Times New Roman"/>
+                <w:sz w:val="24"/>
+                <w:szCs w:val="24"/>
+                <w:lang w:val="en-US"/>
+              </w:rPr>
+            </w:pPr>
+            <w:r>
+              <w:rPr>
+                <w:rFonts w:ascii="Aptos Narrow" w:hAnsi="Aptos Narrow"/>
+                <w:color w:val="000000"/>
+              </w:rPr>
+              <w:t>1.152889</w:t>
+            </w:r>
+          </w:p>
+        </w:tc>
+        <w:tc>
+          <w:tcPr>
+            <w:tcW w:w="1469" w:type="dxa"/>
+            <w:vAlign w:val="bottom"/>
+          </w:tcPr>
+          <w:p>
+            <w:pPr>
+              <w:rPr>
+                <w:rFonts w:ascii="Times New Roman" w:hAnsi="Times New Roman" w:cs="Times New Roman"/>
+                <w:sz w:val="24"/>
+                <w:szCs w:val="24"/>
+                <w:lang w:val="en-US"/>
+              </w:rPr>
+            </w:pPr>
+            <w:r>
+              <w:rPr>
+                <w:rFonts w:ascii="Aptos Narrow" w:hAnsi="Aptos Narrow"/>
+                <w:color w:val="000000"/>
+              </w:rPr>
+              <w:t>1.108873895</w:t>
+            </w:r>
+          </w:p>
+        </w:tc>
+        <w:tc>
+          <w:tcPr>
+            <w:tcW w:w="1233" w:type="dxa"/>
+            <w:vAlign w:val="bottom"/>
+          </w:tcPr>
+          <w:p>
+            <w:pPr>
+              <w:rPr>
+                <w:rFonts w:ascii="Times New Roman" w:hAnsi="Times New Roman" w:cs="Times New Roman"/>
+                <w:sz w:val="24"/>
+                <w:szCs w:val="24"/>
+                <w:lang w:val="en-US"/>
+              </w:rPr>
+            </w:pPr>
+            <w:r>
+              <w:rPr>
+                <w:rFonts w:ascii="Aptos Narrow" w:hAnsi="Aptos Narrow"/>
+                <w:color w:val="000000"/>
+              </w:rPr>
+              <w:t>3.597502</w:t>
+            </w:r>
+          </w:p>
+        </w:tc>
+        <w:tc>
+          <w:tcPr>
+            <w:tcW w:w="1469" w:type="dxa"/>
+            <w:vAlign w:val="bottom"/>
+          </w:tcPr>
+          <w:p>
+            <w:pPr>
+              <w:rPr>
+                <w:rFonts w:ascii="Times New Roman" w:hAnsi="Times New Roman" w:cs="Times New Roman"/>
+                <w:sz w:val="24"/>
+                <w:szCs w:val="24"/>
+                <w:lang w:val="en-US"/>
+              </w:rPr>
+            </w:pPr>
+            <w:r>
+              <w:rPr>
+                <w:rFonts w:ascii="Aptos Narrow" w:hAnsi="Aptos Narrow"/>
+                <w:color w:val="000000"/>
+              </w:rPr>
+              <w:t>2.75305275</w:t>
+            </w:r>
+          </w:p>
+        </w:tc>
+        <w:tc>
+          <w:tcPr>
+            <w:tcW w:w="1469" w:type="dxa"/>
+            <w:vAlign w:val="bottom"/>
+          </w:tcPr>
+          <w:p>
+            <w:pPr>
+              <w:rPr>
+                <w:rFonts w:ascii="Times New Roman" w:hAnsi="Times New Roman" w:cs="Times New Roman"/>
+                <w:sz w:val="24"/>
+                <w:szCs w:val="24"/>
+                <w:lang w:val="en-US"/>
+              </w:rPr>
+            </w:pPr>
+            <w:r>
+              <w:rPr>
+                <w:rFonts w:ascii="Aptos Narrow" w:hAnsi="Aptos Narrow"/>
+                <w:color w:val="000000"/>
+              </w:rPr>
+              <w:t>1.583173</w:t>
+            </w:r>
+          </w:p>
+        </w:tc>
+        <w:tc>
+          <w:tcPr>
+            <w:tcW w:w="1469" w:type="dxa"/>
+            <w:vAlign w:val="bottom"/>
+          </w:tcPr>
+          <w:p>
+            <w:pPr>
+              <w:rPr>
+                <w:rFonts w:ascii="Times New Roman" w:hAnsi="Times New Roman" w:cs="Times New Roman"/>
+                <w:sz w:val="24"/>
+                <w:szCs w:val="24"/>
+                <w:lang w:val="en-US"/>
+              </w:rPr>
+            </w:pPr>
+            <w:r>
+              <w:rPr>
+                <w:rFonts w:ascii="Aptos Narrow" w:hAnsi="Aptos Narrow"/>
+                <w:color w:val="000000"/>
+              </w:rPr>
+              <w:t>1.13439562</w:t>
+            </w:r>
+          </w:p>
+        </w:tc>
+        <w:tc>
+          <w:tcPr>
+            <w:tcW w:w="1115" w:type="dxa"/>
+            <w:vAlign w:val="bottom"/>
+          </w:tcPr>
+          <w:p>
+            <w:pPr>
+              <w:rPr>
+                <w:rFonts w:ascii="Times New Roman" w:hAnsi="Times New Roman" w:cs="Times New Roman"/>
+                <w:sz w:val="24"/>
+                <w:szCs w:val="24"/>
+                <w:lang w:val="en-US"/>
+              </w:rPr>
+            </w:pPr>
+            <w:r>
+              <w:rPr>
+                <w:rFonts w:ascii="Aptos Narrow" w:hAnsi="Aptos Narrow"/>
+                <w:color w:val="000000"/>
+              </w:rPr>
+              <w:t>1.089745</w:t>
+            </w:r>
+          </w:p>
+        </w:tc>
+      </w:tr>
+      <w:tr>
+        <w:trPr>
+          <w:jc w:val="center"/>
+        </w:trPr>
+        <w:tc>
+          <w:tcPr>
+            <w:tcW w:w="1700" w:type="dxa"/>
+            <w:shd w:val="clear" w:color="auto" w:fill="83CAEB" w:themeFill="accent1" w:themeFillTint="66"/>
+            <w:vAlign w:val="bottom"/>
+          </w:tcPr>
+          <w:p>
+            <w:pPr>
+              <w:rPr>
+                <w:rFonts w:ascii="Times New Roman" w:hAnsi="Times New Roman" w:cs="Times New Roman"/>
+                <w:sz w:val="24"/>
+                <w:szCs w:val="24"/>
+                <w:lang w:val="en-US"/>
+              </w:rPr>
+            </w:pPr>
+            <w:r>
+              <w:rPr>
+                <w:rFonts w:ascii="Aptos Narrow" w:hAnsi="Aptos Narrow"/>
+                <w:color w:val="000000"/>
+              </w:rPr>
+              <w:t>429.mcf</w:t>
+            </w:r>
+          </w:p>
+        </w:tc>
+        <w:tc>
+          <w:tcPr>
+            <w:tcW w:w="1233" w:type="dxa"/>
+            <w:vAlign w:val="bottom"/>
+          </w:tcPr>
+          <w:p>
+            <w:pPr>
+              <w:rPr>
+                <w:rFonts w:ascii="Times New Roman" w:hAnsi="Times New Roman" w:cs="Times New Roman"/>
+                <w:sz w:val="24"/>
+                <w:szCs w:val="24"/>
+                <w:lang w:val="en-US"/>
+              </w:rPr>
+            </w:pPr>
+            <w:r>
+              <w:rPr>
+                <w:rFonts w:ascii="Aptos Narrow" w:hAnsi="Aptos Narrow"/>
+                <w:color w:val="000000"/>
+              </w:rPr>
+              <w:t>8.357598</w:t>
+            </w:r>
+          </w:p>
+        </w:tc>
+        <w:tc>
+          <w:tcPr>
+            <w:tcW w:w="1469" w:type="dxa"/>
+            <w:vAlign w:val="bottom"/>
+          </w:tcPr>
+          <w:p>
+            <w:pPr>
+              <w:rPr>
+                <w:rFonts w:ascii="Times New Roman" w:hAnsi="Times New Roman" w:cs="Times New Roman"/>
+                <w:sz w:val="24"/>
+                <w:szCs w:val="24"/>
+                <w:lang w:val="en-US"/>
+              </w:rPr>
+            </w:pPr>
+            <w:r>
+              <w:rPr>
+                <w:rFonts w:ascii="Aptos Narrow" w:hAnsi="Aptos Narrow"/>
+                <w:color w:val="000000"/>
+              </w:rPr>
+              <w:t>8.227196798</w:t>
+            </w:r>
+          </w:p>
+        </w:tc>
+        <w:tc>
+          <w:tcPr>
+            <w:tcW w:w="1233" w:type="dxa"/>
+            <w:vAlign w:val="bottom"/>
+          </w:tcPr>
+          <w:p>
+            <w:pPr>
+              <w:rPr>
+                <w:rFonts w:ascii="Times New Roman" w:hAnsi="Times New Roman" w:cs="Times New Roman"/>
+                <w:sz w:val="24"/>
+                <w:szCs w:val="24"/>
+                <w:lang w:val="en-US"/>
+              </w:rPr>
+            </w:pPr>
+            <w:r>
+              <w:rPr>
+                <w:rFonts w:ascii="Aptos Narrow" w:hAnsi="Aptos Narrow"/>
+                <w:color w:val="000000"/>
+              </w:rPr>
+              <w:t>9.763207</w:t>
+            </w:r>
+          </w:p>
+        </w:tc>
+        <w:tc>
+          <w:tcPr>
+            <w:tcW w:w="1469" w:type="dxa"/>
+            <w:vAlign w:val="bottom"/>
+          </w:tcPr>
+          <w:p>
+            <w:pPr>
+              <w:rPr>
+                <w:rFonts w:ascii="Times New Roman" w:hAnsi="Times New Roman" w:cs="Times New Roman"/>
+                <w:sz w:val="24"/>
+                <w:szCs w:val="24"/>
+                <w:lang w:val="en-US"/>
+              </w:rPr>
+            </w:pPr>
+            <w:r>
+              <w:rPr>
+                <w:rFonts w:ascii="Aptos Narrow" w:hAnsi="Aptos Narrow"/>
+                <w:color w:val="000000"/>
+              </w:rPr>
+              <w:t>8.910973901</w:t>
+            </w:r>
+          </w:p>
+        </w:tc>
+        <w:tc>
+          <w:tcPr>
+            <w:tcW w:w="1469" w:type="dxa"/>
+            <w:vAlign w:val="bottom"/>
+          </w:tcPr>
+          <w:p>
+            <w:pPr>
+              <w:rPr>
+                <w:rFonts w:ascii="Times New Roman" w:hAnsi="Times New Roman" w:cs="Times New Roman"/>
+                <w:sz w:val="24"/>
+                <w:szCs w:val="24"/>
+                <w:lang w:val="en-US"/>
+              </w:rPr>
+            </w:pPr>
+            <w:r>
+              <w:rPr>
+                <w:rFonts w:ascii="Aptos Narrow" w:hAnsi="Aptos Narrow"/>
+                <w:color w:val="000000"/>
+              </w:rPr>
+              <w:t>8.476794</w:t>
+            </w:r>
+          </w:p>
+        </w:tc>
+        <w:tc>
+          <w:tcPr>
+            <w:tcW w:w="1469" w:type="dxa"/>
+            <w:vAlign w:val="bottom"/>
+          </w:tcPr>
+          <w:p>
+            <w:pPr>
+              <w:rPr>
+                <w:rFonts w:ascii="Times New Roman" w:hAnsi="Times New Roman" w:cs="Times New Roman"/>
+                <w:sz w:val="24"/>
+                <w:szCs w:val="24"/>
+                <w:lang w:val="en-US"/>
+              </w:rPr>
+            </w:pPr>
+            <w:r>
+              <w:rPr>
+                <w:rFonts w:ascii="Aptos Narrow" w:hAnsi="Aptos Narrow"/>
+                <w:color w:val="000000"/>
+              </w:rPr>
+              <w:t>8.355989331</w:t>
+            </w:r>
+          </w:p>
+        </w:tc>
+        <w:tc>
+          <w:tcPr>
+            <w:tcW w:w="1115" w:type="dxa"/>
+            <w:vAlign w:val="bottom"/>
+          </w:tcPr>
+          <w:p>
+            <w:pPr>
+              <w:rPr>
+                <w:rFonts w:ascii="Times New Roman" w:hAnsi="Times New Roman" w:cs="Times New Roman"/>
+                <w:sz w:val="24"/>
+                <w:szCs w:val="24"/>
+                <w:lang w:val="en-US"/>
+              </w:rPr>
+            </w:pPr>
+            <w:r>
+              <w:rPr>
+                <w:rFonts w:ascii="Aptos Narrow" w:hAnsi="Aptos Narrow"/>
+                <w:color w:val="000000"/>
+              </w:rPr>
+              <w:t>8.225785</w:t>
+            </w:r>
+          </w:p>
+        </w:tc>
+      </w:tr>
+      <w:tr>
+        <w:trPr>
+          <w:jc w:val="center"/>
+        </w:trPr>
+        <w:tc>
+          <w:tcPr>
+            <w:tcW w:w="1700" w:type="dxa"/>
+            <w:shd w:val="clear" w:color="auto" w:fill="83CAEB" w:themeFill="accent1" w:themeFillTint="66"/>
+            <w:vAlign w:val="bottom"/>
+          </w:tcPr>
+          <w:p>
+            <w:pPr>
+              <w:rPr>
+                <w:rFonts w:ascii="Times New Roman" w:hAnsi="Times New Roman" w:cs="Times New Roman"/>
+                <w:sz w:val="24"/>
+                <w:szCs w:val="24"/>
+                <w:lang w:val="en-US"/>
+              </w:rPr>
+            </w:pPr>
+            <w:r>
+              <w:rPr>
+                <w:rFonts w:ascii="Aptos Narrow" w:hAnsi="Aptos Narrow"/>
+                <w:color w:val="000000"/>
+              </w:rPr>
+              <w:t>433.milc</w:t>
+            </w:r>
+          </w:p>
+        </w:tc>
+        <w:tc>
+          <w:tcPr>
+            <w:tcW w:w="1233" w:type="dxa"/>
+            <w:vAlign w:val="bottom"/>
+          </w:tcPr>
+          <w:p>
+            <w:pPr>
+              <w:rPr>
+                <w:rFonts w:ascii="Times New Roman" w:hAnsi="Times New Roman" w:cs="Times New Roman"/>
+                <w:sz w:val="24"/>
+                <w:szCs w:val="24"/>
+                <w:lang w:val="en-US"/>
+              </w:rPr>
+            </w:pPr>
+            <w:r>
+              <w:rPr>
+                <w:rFonts w:ascii="Aptos Narrow" w:hAnsi="Aptos Narrow"/>
+                <w:color w:val="000000"/>
+              </w:rPr>
+              <w:t>0.028293</w:t>
+            </w:r>
+          </w:p>
+        </w:tc>
+        <w:tc>
+          <w:tcPr>
+            <w:tcW w:w="1469" w:type="dxa"/>
+            <w:vAlign w:val="bottom"/>
+          </w:tcPr>
+          <w:p>
+            <w:pPr>
+              <w:rPr>
+                <w:rFonts w:ascii="Times New Roman" w:hAnsi="Times New Roman" w:cs="Times New Roman"/>
+                <w:sz w:val="24"/>
+                <w:szCs w:val="24"/>
+                <w:lang w:val="en-US"/>
+              </w:rPr>
+            </w:pPr>
+            <w:r>
+              <w:rPr>
+                <w:rFonts w:ascii="Aptos Narrow" w:hAnsi="Aptos Narrow"/>
+                <w:color w:val="000000"/>
+              </w:rPr>
+              <w:t>0.027731902</w:t>
+            </w:r>
+          </w:p>
+        </w:tc>
+        <w:tc>
+          <w:tcPr>
+            <w:tcW w:w="1233" w:type="dxa"/>
+            <w:vAlign w:val="bottom"/>
+          </w:tcPr>
+          <w:p>
+            <w:pPr>
+              <w:rPr>
+                <w:rFonts w:ascii="Times New Roman" w:hAnsi="Times New Roman" w:cs="Times New Roman"/>
+                <w:sz w:val="24"/>
+                <w:szCs w:val="24"/>
+                <w:lang w:val="en-US"/>
+              </w:rPr>
+            </w:pPr>
+            <w:r>
+              <w:rPr>
+                <w:rFonts w:ascii="Aptos Narrow" w:hAnsi="Aptos Narrow"/>
+                <w:color w:val="000000"/>
+              </w:rPr>
+              <w:t>3.035405</w:t>
+            </w:r>
+          </w:p>
+        </w:tc>
+        <w:tc>
+          <w:tcPr>
+            <w:tcW w:w="1469" w:type="dxa"/>
+            <w:vAlign w:val="bottom"/>
+          </w:tcPr>
+          <w:p>
+            <w:pPr>
+              <w:rPr>
+                <w:rFonts w:ascii="Times New Roman" w:hAnsi="Times New Roman" w:cs="Times New Roman"/>
+                <w:sz w:val="24"/>
+                <w:szCs w:val="24"/>
+                <w:lang w:val="en-US"/>
+              </w:rPr>
+            </w:pPr>
+            <w:r>
+              <w:rPr>
+                <w:rFonts w:ascii="Aptos Narrow" w:hAnsi="Aptos Narrow"/>
+                <w:color w:val="000000"/>
+              </w:rPr>
+              <w:t>1.497322614</w:t>
+            </w:r>
+          </w:p>
+        </w:tc>
+        <w:tc>
+          <w:tcPr>
+            <w:tcW w:w="1469" w:type="dxa"/>
+            <w:vAlign w:val="bottom"/>
+          </w:tcPr>
+          <w:p>
+            <w:pPr>
+              <w:rPr>
+                <w:rFonts w:ascii="Times New Roman" w:hAnsi="Times New Roman" w:cs="Times New Roman"/>
+                <w:sz w:val="24"/>
+                <w:szCs w:val="24"/>
+                <w:lang w:val="en-US"/>
+              </w:rPr>
+            </w:pPr>
+            <w:r>
+              <w:rPr>
+                <w:rFonts w:ascii="Aptos Narrow" w:hAnsi="Aptos Narrow"/>
+                <w:color w:val="000000"/>
+              </w:rPr>
+              <w:t>0.033963</w:t>
+            </w:r>
+          </w:p>
+        </w:tc>
+        <w:tc>
+          <w:tcPr>
+            <w:tcW w:w="1469" w:type="dxa"/>
+            <w:vAlign w:val="bottom"/>
+          </w:tcPr>
+          <w:p>
+            <w:pPr>
+              <w:rPr>
+                <w:rFonts w:ascii="Times New Roman" w:hAnsi="Times New Roman" w:cs="Times New Roman"/>
+                <w:sz w:val="24"/>
+                <w:szCs w:val="24"/>
+                <w:lang w:val="en-US"/>
+              </w:rPr>
+            </w:pPr>
+            <w:r>
+              <w:rPr>
+                <w:rFonts w:ascii="Aptos Narrow" w:hAnsi="Aptos Narrow"/>
+                <w:color w:val="000000"/>
+              </w:rPr>
+              <w:t>0.028271781</w:t>
+            </w:r>
+          </w:p>
+        </w:tc>
+        <w:tc>
+          <w:tcPr>
+            <w:tcW w:w="1115" w:type="dxa"/>
+            <w:vAlign w:val="bottom"/>
+          </w:tcPr>
+          <w:p>
+            <w:pPr>
+              <w:rPr>
+                <w:rFonts w:ascii="Times New Roman" w:hAnsi="Times New Roman" w:cs="Times New Roman"/>
+                <w:sz w:val="24"/>
+                <w:szCs w:val="24"/>
+                <w:lang w:val="en-US"/>
+              </w:rPr>
+            </w:pPr>
+            <w:r>
+              <w:rPr>
+                <w:rFonts w:ascii="Aptos Narrow" w:hAnsi="Aptos Narrow"/>
+                <w:color w:val="000000"/>
+              </w:rPr>
+              <w:t>0.027701</w:t>
+            </w:r>
+          </w:p>
+        </w:tc>
+      </w:tr>
+      <w:tr>
+        <w:trPr>
+          <w:jc w:val="center"/>
+        </w:trPr>
+        <w:tc>
+          <w:tcPr>
+            <w:tcW w:w="1700" w:type="dxa"/>
+            <w:shd w:val="clear" w:color="auto" w:fill="83CAEB" w:themeFill="accent1" w:themeFillTint="66"/>
+            <w:vAlign w:val="bottom"/>
+          </w:tcPr>
+          <w:p>
+            <w:pPr>
+              <w:rPr>
+                <w:rFonts w:ascii="Times New Roman" w:hAnsi="Times New Roman" w:cs="Times New Roman"/>
+                <w:sz w:val="24"/>
+                <w:szCs w:val="24"/>
+                <w:lang w:val="en-US"/>
+              </w:rPr>
+            </w:pPr>
+            <w:r>
+              <w:rPr>
+                <w:rFonts w:ascii="Aptos Narrow" w:hAnsi="Aptos Narrow"/>
+                <w:color w:val="000000"/>
+              </w:rPr>
+              <w:t>435.gromacs</w:t>
+            </w:r>
+          </w:p>
+        </w:tc>
+        <w:tc>
+          <w:tcPr>
+            <w:tcW w:w="1233" w:type="dxa"/>
+            <w:vAlign w:val="bottom"/>
+          </w:tcPr>
+          <w:p>
+            <w:pPr>
+              <w:rPr>
+                <w:rFonts w:ascii="Times New Roman" w:hAnsi="Times New Roman" w:cs="Times New Roman"/>
+                <w:sz w:val="24"/>
+                <w:szCs w:val="24"/>
+                <w:lang w:val="en-US"/>
+              </w:rPr>
+            </w:pPr>
+            <w:r>
+              <w:rPr>
+                <w:rFonts w:ascii="Aptos Narrow" w:hAnsi="Aptos Narrow"/>
+                <w:color w:val="000000"/>
+              </w:rPr>
+              <w:t>1.475433</w:t>
+            </w:r>
+          </w:p>
+        </w:tc>
+        <w:tc>
+          <w:tcPr>
+            <w:tcW w:w="1469" w:type="dxa"/>
+            <w:vAlign w:val="bottom"/>
+          </w:tcPr>
+          <w:p>
+            <w:pPr>
+              <w:rPr>
+                <w:rFonts w:ascii="Times New Roman" w:hAnsi="Times New Roman" w:cs="Times New Roman"/>
+                <w:sz w:val="24"/>
+                <w:szCs w:val="24"/>
+                <w:lang w:val="en-US"/>
+              </w:rPr>
+            </w:pPr>
+            <w:r>
+              <w:rPr>
+                <w:rFonts w:ascii="Aptos Narrow" w:hAnsi="Aptos Narrow"/>
+                <w:color w:val="000000"/>
+              </w:rPr>
+              <w:t>1.475319</w:t>
+            </w:r>
+          </w:p>
+        </w:tc>
+        <w:tc>
+          <w:tcPr>
+            <w:tcW w:w="1233" w:type="dxa"/>
+            <w:vAlign w:val="bottom"/>
+          </w:tcPr>
+          <w:p>
+            <w:pPr>
+              <w:rPr>
+                <w:rFonts w:ascii="Times New Roman" w:hAnsi="Times New Roman" w:cs="Times New Roman"/>
+                <w:sz w:val="24"/>
+                <w:szCs w:val="24"/>
+                <w:lang w:val="en-US"/>
+              </w:rPr>
+            </w:pPr>
+            <w:r>
+              <w:rPr>
+                <w:rFonts w:ascii="Aptos Narrow" w:hAnsi="Aptos Narrow"/>
+                <w:color w:val="000000"/>
+              </w:rPr>
+              <w:t>2.091287</w:t>
+            </w:r>
+          </w:p>
+        </w:tc>
+        <w:tc>
+          <w:tcPr>
+            <w:tcW w:w="1469" w:type="dxa"/>
+            <w:vAlign w:val="bottom"/>
+          </w:tcPr>
+          <w:p>
+            <w:pPr>
+              <w:rPr>
+                <w:rFonts w:ascii="Times New Roman" w:hAnsi="Times New Roman" w:cs="Times New Roman"/>
+                <w:sz w:val="24"/>
+                <w:szCs w:val="24"/>
+                <w:lang w:val="en-US"/>
+              </w:rPr>
+            </w:pPr>
+            <w:r>
+              <w:rPr>
+                <w:rFonts w:ascii="Aptos Narrow" w:hAnsi="Aptos Narrow"/>
+                <w:color w:val="000000"/>
+              </w:rPr>
+              <w:t>1.733933312</w:t>
+            </w:r>
+          </w:p>
+        </w:tc>
+        <w:tc>
+          <w:tcPr>
+            <w:tcW w:w="1469" w:type="dxa"/>
+            <w:vAlign w:val="bottom"/>
+          </w:tcPr>
+          <w:p>
+            <w:pPr>
+              <w:rPr>
+                <w:rFonts w:ascii="Times New Roman" w:hAnsi="Times New Roman" w:cs="Times New Roman"/>
+                <w:sz w:val="24"/>
+                <w:szCs w:val="24"/>
+                <w:lang w:val="en-US"/>
+              </w:rPr>
+            </w:pPr>
+            <w:r>
+              <w:rPr>
+                <w:rFonts w:ascii="Aptos Narrow" w:hAnsi="Aptos Narrow"/>
+                <w:color w:val="000000"/>
+              </w:rPr>
+              <w:t>1.492915</w:t>
+            </w:r>
+          </w:p>
+        </w:tc>
+        <w:tc>
+          <w:tcPr>
+            <w:tcW w:w="1469" w:type="dxa"/>
+            <w:vAlign w:val="bottom"/>
+          </w:tcPr>
+          <w:p>
+            <w:pPr>
+              <w:rPr>
+                <w:rFonts w:ascii="Times New Roman" w:hAnsi="Times New Roman" w:cs="Times New Roman"/>
+                <w:sz w:val="24"/>
+                <w:szCs w:val="24"/>
+                <w:lang w:val="en-US"/>
+              </w:rPr>
+            </w:pPr>
+            <w:r>
+              <w:rPr>
+                <w:rFonts w:ascii="Aptos Narrow" w:hAnsi="Aptos Narrow"/>
+                <w:color w:val="000000"/>
+              </w:rPr>
+              <w:t>1.473075169</w:t>
+            </w:r>
+          </w:p>
+        </w:tc>
+        <w:tc>
+          <w:tcPr>
+            <w:tcW w:w="1115" w:type="dxa"/>
+            <w:vAlign w:val="bottom"/>
+          </w:tcPr>
+          <w:p>
+            <w:pPr>
+              <w:rPr>
+                <w:rFonts w:ascii="Times New Roman" w:hAnsi="Times New Roman" w:cs="Times New Roman"/>
+                <w:sz w:val="24"/>
+                <w:szCs w:val="24"/>
+                <w:lang w:val="en-US"/>
+              </w:rPr>
+            </w:pPr>
+            <w:r>
+              <w:rPr>
+                <w:rFonts w:ascii="Aptos Narrow" w:hAnsi="Aptos Narrow"/>
+                <w:color w:val="000000"/>
+              </w:rPr>
+              <w:t>1.472781</w:t>
+            </w:r>
+          </w:p>
+        </w:tc>
+      </w:tr>
+      <w:tr>
+        <w:trPr>
+          <w:jc w:val="center"/>
+        </w:trPr>
+        <w:tc>
+          <w:tcPr>
+            <w:tcW w:w="1700" w:type="dxa"/>
+            <w:shd w:val="clear" w:color="auto" w:fill="83CAEB" w:themeFill="accent1" w:themeFillTint="66"/>
+            <w:vAlign w:val="bottom"/>
+          </w:tcPr>
+          <w:p>
+            <w:pPr>
+              <w:rPr>
+                <w:rFonts w:ascii="Times New Roman" w:hAnsi="Times New Roman" w:cs="Times New Roman"/>
+                <w:sz w:val="24"/>
+                <w:szCs w:val="24"/>
+                <w:lang w:val="en-US"/>
+              </w:rPr>
+            </w:pPr>
+            <w:r>
+              <w:rPr>
+                <w:rFonts w:ascii="Aptos Narrow" w:hAnsi="Aptos Narrow"/>
+                <w:color w:val="000000"/>
+              </w:rPr>
+              <w:t>436.cactusADM</w:t>
+            </w:r>
+          </w:p>
+        </w:tc>
+        <w:tc>
+          <w:tcPr>
+            <w:tcW w:w="1233" w:type="dxa"/>
+            <w:vAlign w:val="bottom"/>
+          </w:tcPr>
+          <w:p>
+            <w:pPr>
+              <w:rPr>
+                <w:rFonts w:ascii="Times New Roman" w:hAnsi="Times New Roman" w:cs="Times New Roman"/>
+                <w:sz w:val="24"/>
+                <w:szCs w:val="24"/>
+                <w:lang w:val="en-US"/>
+              </w:rPr>
+            </w:pPr>
+            <w:r>
+              <w:rPr>
+                <w:rFonts w:ascii="Aptos Narrow" w:hAnsi="Aptos Narrow"/>
+                <w:color w:val="000000"/>
+              </w:rPr>
+              <w:t>0.022496</w:t>
+            </w:r>
+          </w:p>
+        </w:tc>
+        <w:tc>
+          <w:tcPr>
+            <w:tcW w:w="1469" w:type="dxa"/>
+            <w:vAlign w:val="bottom"/>
+          </w:tcPr>
+          <w:p>
+            <w:pPr>
+              <w:rPr>
+                <w:rFonts w:ascii="Times New Roman" w:hAnsi="Times New Roman" w:cs="Times New Roman"/>
+                <w:sz w:val="24"/>
+                <w:szCs w:val="24"/>
+                <w:lang w:val="en-US"/>
+              </w:rPr>
+            </w:pPr>
+            <w:r>
+              <w:rPr>
+                <w:rFonts w:ascii="Aptos Narrow" w:hAnsi="Aptos Narrow"/>
+                <w:color w:val="000000"/>
+              </w:rPr>
+              <w:t>0.022440184</w:t>
+            </w:r>
+          </w:p>
+        </w:tc>
+        <w:tc>
+          <w:tcPr>
+            <w:tcW w:w="1233" w:type="dxa"/>
+            <w:vAlign w:val="bottom"/>
+          </w:tcPr>
+          <w:p>
+            <w:pPr>
+              <w:rPr>
+                <w:rFonts w:ascii="Times New Roman" w:hAnsi="Times New Roman" w:cs="Times New Roman"/>
+                <w:sz w:val="24"/>
+                <w:szCs w:val="24"/>
+                <w:lang w:val="en-US"/>
+              </w:rPr>
+            </w:pPr>
+            <w:r>
+              <w:rPr>
+                <w:rFonts w:ascii="Aptos Narrow" w:hAnsi="Aptos Narrow"/>
+                <w:color w:val="000000"/>
+              </w:rPr>
+              <w:t>0.033343</w:t>
+            </w:r>
+          </w:p>
+        </w:tc>
+        <w:tc>
+          <w:tcPr>
+            <w:tcW w:w="1469" w:type="dxa"/>
+            <w:vAlign w:val="bottom"/>
+          </w:tcPr>
+          <w:p>
+            <w:pPr>
+              <w:rPr>
+                <w:rFonts w:ascii="Times New Roman" w:hAnsi="Times New Roman" w:cs="Times New Roman"/>
+                <w:sz w:val="24"/>
+                <w:szCs w:val="24"/>
+                <w:lang w:val="en-US"/>
+              </w:rPr>
+            </w:pPr>
+            <w:r>
+              <w:rPr>
+                <w:rFonts w:ascii="Aptos Narrow" w:hAnsi="Aptos Narrow"/>
+                <w:color w:val="000000"/>
+              </w:rPr>
+              <w:t>0.032468475</w:t>
+            </w:r>
+          </w:p>
+        </w:tc>
+        <w:tc>
+          <w:tcPr>
+            <w:tcW w:w="1469" w:type="dxa"/>
+            <w:vAlign w:val="bottom"/>
+          </w:tcPr>
+          <w:p>
+            <w:pPr>
+              <w:rPr>
+                <w:rFonts w:ascii="Times New Roman" w:hAnsi="Times New Roman" w:cs="Times New Roman"/>
+                <w:sz w:val="24"/>
+                <w:szCs w:val="24"/>
+                <w:lang w:val="en-US"/>
+              </w:rPr>
+            </w:pPr>
+            <w:r>
+              <w:rPr>
+                <w:rFonts w:ascii="Aptos Narrow" w:hAnsi="Aptos Narrow"/>
+                <w:color w:val="000000"/>
+              </w:rPr>
+              <w:t>0.022752</w:t>
+            </w:r>
+          </w:p>
+        </w:tc>
+        <w:tc>
+          <w:tcPr>
+            <w:tcW w:w="1469" w:type="dxa"/>
+            <w:vAlign w:val="bottom"/>
+          </w:tcPr>
+          <w:p>
+            <w:pPr>
+              <w:rPr>
+                <w:rFonts w:ascii="Times New Roman" w:hAnsi="Times New Roman" w:cs="Times New Roman"/>
+                <w:sz w:val="24"/>
+                <w:szCs w:val="24"/>
+                <w:lang w:val="en-US"/>
+              </w:rPr>
+            </w:pPr>
+            <w:r>
+              <w:rPr>
+                <w:rFonts w:ascii="Aptos Narrow" w:hAnsi="Aptos Narrow"/>
+                <w:color w:val="000000"/>
+              </w:rPr>
+              <w:t>0.022450125</w:t>
+            </w:r>
+          </w:p>
+        </w:tc>
+        <w:tc>
+          <w:tcPr>
+            <w:tcW w:w="1115" w:type="dxa"/>
+            <w:vAlign w:val="bottom"/>
+          </w:tcPr>
+          <w:p>
+            <w:pPr>
+              <w:rPr>
+                <w:rFonts w:ascii="Times New Roman" w:hAnsi="Times New Roman" w:cs="Times New Roman"/>
+                <w:sz w:val="24"/>
+                <w:szCs w:val="24"/>
+                <w:lang w:val="en-US"/>
+              </w:rPr>
+            </w:pPr>
+            <w:r>
+              <w:rPr>
+                <w:rFonts w:ascii="Aptos Narrow" w:hAnsi="Aptos Narrow"/>
+                <w:color w:val="000000"/>
+              </w:rPr>
+              <w:t>0.022389</w:t>
+            </w:r>
+          </w:p>
+        </w:tc>
+      </w:tr>
+      <w:tr>
+        <w:trPr>
+          <w:jc w:val="center"/>
+        </w:trPr>
+        <w:tc>
+          <w:tcPr>
+            <w:tcW w:w="1700" w:type="dxa"/>
+            <w:shd w:val="clear" w:color="auto" w:fill="83CAEB" w:themeFill="accent1" w:themeFillTint="66"/>
+            <w:vAlign w:val="bottom"/>
+          </w:tcPr>
+          <w:p>
+            <w:pPr>
+              <w:rPr>
+                <w:rFonts w:ascii="Times New Roman" w:hAnsi="Times New Roman" w:cs="Times New Roman"/>
+                <w:sz w:val="24"/>
+                <w:szCs w:val="24"/>
+                <w:lang w:val="en-US"/>
+              </w:rPr>
+            </w:pPr>
+            <w:r>
+              <w:rPr>
+                <w:rFonts w:ascii="Aptos Narrow" w:hAnsi="Aptos Narrow"/>
+                <w:color w:val="000000"/>
+              </w:rPr>
+              <w:t>450.soplex</w:t>
+            </w:r>
+          </w:p>
+        </w:tc>
+        <w:tc>
+          <w:tcPr>
+            <w:tcW w:w="1233" w:type="dxa"/>
+            <w:vAlign w:val="bottom"/>
+          </w:tcPr>
+          <w:p>
+            <w:pPr>
+              <w:rPr>
+                <w:rFonts w:ascii="Times New Roman" w:hAnsi="Times New Roman" w:cs="Times New Roman"/>
+                <w:sz w:val="24"/>
+                <w:szCs w:val="24"/>
+                <w:lang w:val="en-US"/>
+              </w:rPr>
+            </w:pPr>
+            <w:r>
+              <w:rPr>
+                <w:rFonts w:ascii="Aptos Narrow" w:hAnsi="Aptos Narrow"/>
+                <w:color w:val="000000"/>
+              </w:rPr>
+              <w:t>5.672918</w:t>
+            </w:r>
+          </w:p>
+        </w:tc>
+        <w:tc>
+          <w:tcPr>
+            <w:tcW w:w="1469" w:type="dxa"/>
+            <w:vAlign w:val="bottom"/>
+          </w:tcPr>
+          <w:p>
+            <w:pPr>
+              <w:rPr>
+                <w:rFonts w:ascii="Times New Roman" w:hAnsi="Times New Roman" w:cs="Times New Roman"/>
+                <w:sz w:val="24"/>
+                <w:szCs w:val="24"/>
+                <w:lang w:val="en-US"/>
+              </w:rPr>
+            </w:pPr>
+            <w:r>
+              <w:rPr>
+                <w:rFonts w:ascii="Aptos Narrow" w:hAnsi="Aptos Narrow"/>
+                <w:color w:val="000000"/>
+              </w:rPr>
+              <w:t>5.658880643</w:t>
+            </w:r>
+          </w:p>
+        </w:tc>
+        <w:tc>
+          <w:tcPr>
+            <w:tcW w:w="1233" w:type="dxa"/>
+            <w:vAlign w:val="bottom"/>
+          </w:tcPr>
+          <w:p>
+            <w:pPr>
+              <w:rPr>
+                <w:rFonts w:ascii="Times New Roman" w:hAnsi="Times New Roman" w:cs="Times New Roman"/>
+                <w:sz w:val="24"/>
+                <w:szCs w:val="24"/>
+                <w:lang w:val="en-US"/>
+              </w:rPr>
+            </w:pPr>
+            <w:r>
+              <w:rPr>
+                <w:rFonts w:ascii="Aptos Narrow" w:hAnsi="Aptos Narrow"/>
+                <w:color w:val="000000"/>
+              </w:rPr>
+              <w:t>7.853453</w:t>
+            </w:r>
+          </w:p>
+        </w:tc>
+        <w:tc>
+          <w:tcPr>
+            <w:tcW w:w="1469" w:type="dxa"/>
+            <w:vAlign w:val="bottom"/>
+          </w:tcPr>
+          <w:p>
+            <w:pPr>
+              <w:rPr>
+                <w:rFonts w:ascii="Times New Roman" w:hAnsi="Times New Roman" w:cs="Times New Roman"/>
+                <w:sz w:val="24"/>
+                <w:szCs w:val="24"/>
+                <w:lang w:val="en-US"/>
+              </w:rPr>
+            </w:pPr>
+            <w:r>
+              <w:rPr>
+                <w:rFonts w:ascii="Aptos Narrow" w:hAnsi="Aptos Narrow"/>
+                <w:color w:val="000000"/>
+              </w:rPr>
+              <w:t>6.919923841</w:t>
+            </w:r>
+          </w:p>
+        </w:tc>
+        <w:tc>
+          <w:tcPr>
+            <w:tcW w:w="1469" w:type="dxa"/>
+            <w:vAlign w:val="bottom"/>
+          </w:tcPr>
+          <w:p>
+            <w:pPr>
+              <w:rPr>
+                <w:rFonts w:ascii="Times New Roman" w:hAnsi="Times New Roman" w:cs="Times New Roman"/>
+                <w:sz w:val="24"/>
+                <w:szCs w:val="24"/>
+                <w:lang w:val="en-US"/>
+              </w:rPr>
+            </w:pPr>
+            <w:r>
+              <w:rPr>
+                <w:rFonts w:ascii="Aptos Narrow" w:hAnsi="Aptos Narrow"/>
+                <w:color w:val="000000"/>
+              </w:rPr>
+              <w:t>5.740514</w:t>
+            </w:r>
+          </w:p>
+        </w:tc>
+        <w:tc>
+          <w:tcPr>
+            <w:tcW w:w="1469" w:type="dxa"/>
+            <w:vAlign w:val="bottom"/>
+          </w:tcPr>
+          <w:p>
+            <w:pPr>
+              <w:rPr>
+                <w:rFonts w:ascii="Times New Roman" w:hAnsi="Times New Roman" w:cs="Times New Roman"/>
+                <w:sz w:val="24"/>
+                <w:szCs w:val="24"/>
+                <w:lang w:val="en-US"/>
+              </w:rPr>
+            </w:pPr>
+            <w:r>
+              <w:rPr>
+                <w:rFonts w:ascii="Aptos Narrow" w:hAnsi="Aptos Narrow"/>
+                <w:color w:val="000000"/>
+              </w:rPr>
+              <w:t>5.661208411</w:t>
+            </w:r>
+          </w:p>
+        </w:tc>
+        <w:tc>
+          <w:tcPr>
+            <w:tcW w:w="1115" w:type="dxa"/>
+            <w:vAlign w:val="bottom"/>
+          </w:tcPr>
+          <w:p>
+            <w:pPr>
+              <w:rPr>
+                <w:rFonts w:ascii="Times New Roman" w:hAnsi="Times New Roman" w:cs="Times New Roman"/>
+                <w:sz w:val="24"/>
+                <w:szCs w:val="24"/>
+                <w:lang w:val="en-US"/>
+              </w:rPr>
+            </w:pPr>
+            <w:r>
+              <w:rPr>
+                <w:rFonts w:ascii="Aptos Narrow" w:hAnsi="Aptos Narrow"/>
+                <w:color w:val="000000"/>
+              </w:rPr>
+              <w:t>5.646063</w:t>
+            </w:r>
+          </w:p>
+        </w:tc>
+      </w:tr>
+      <w:tr>
+        <w:trPr>
+          <w:jc w:val="center"/>
+        </w:trPr>
+        <w:tc>
+          <w:tcPr>
+            <w:tcW w:w="1700" w:type="dxa"/>
+            <w:shd w:val="clear" w:color="auto" w:fill="83CAEB" w:themeFill="accent1" w:themeFillTint="66"/>
+            <w:vAlign w:val="bottom"/>
+          </w:tcPr>
+          <w:p>
+            <w:pPr>
+              <w:rPr>
+                <w:rFonts w:ascii="Times New Roman" w:hAnsi="Times New Roman" w:cs="Times New Roman"/>
+                <w:sz w:val="24"/>
+                <w:szCs w:val="24"/>
+                <w:lang w:val="en-US"/>
+              </w:rPr>
+            </w:pPr>
+            <w:r>
+              <w:rPr>
+                <w:rFonts w:ascii="Aptos Narrow" w:hAnsi="Aptos Narrow"/>
+                <w:color w:val="000000"/>
+              </w:rPr>
+              <w:t>459.GemsFDTD</w:t>
+            </w:r>
+          </w:p>
+        </w:tc>
+        <w:tc>
+          <w:tcPr>
+            <w:tcW w:w="1233" w:type="dxa"/>
+            <w:vAlign w:val="bottom"/>
+          </w:tcPr>
+          <w:p>
+            <w:pPr>
+              <w:rPr>
+                <w:rFonts w:ascii="Times New Roman" w:hAnsi="Times New Roman" w:cs="Times New Roman"/>
+                <w:sz w:val="24"/>
+                <w:szCs w:val="24"/>
+                <w:lang w:val="en-US"/>
+              </w:rPr>
+            </w:pPr>
+            <w:r>
+              <w:rPr>
+                <w:rFonts w:ascii="Aptos Narrow" w:hAnsi="Aptos Narrow"/>
+                <w:color w:val="000000"/>
+              </w:rPr>
+              <w:t>0.133048</w:t>
+            </w:r>
+          </w:p>
+        </w:tc>
+        <w:tc>
+          <w:tcPr>
+            <w:tcW w:w="1469" w:type="dxa"/>
+            <w:vAlign w:val="bottom"/>
+          </w:tcPr>
+          <w:p>
+            <w:pPr>
+              <w:rPr>
+                <w:rFonts w:ascii="Times New Roman" w:hAnsi="Times New Roman" w:cs="Times New Roman"/>
+                <w:sz w:val="24"/>
+                <w:szCs w:val="24"/>
+                <w:lang w:val="en-US"/>
+              </w:rPr>
+            </w:pPr>
+            <w:r>
+              <w:rPr>
+                <w:rFonts w:ascii="Aptos Narrow" w:hAnsi="Aptos Narrow"/>
+                <w:color w:val="000000"/>
+              </w:rPr>
+              <w:t>0.131358613</w:t>
+            </w:r>
+          </w:p>
+        </w:tc>
+        <w:tc>
+          <w:tcPr>
+            <w:tcW w:w="1233" w:type="dxa"/>
+            <w:vAlign w:val="bottom"/>
+          </w:tcPr>
+          <w:p>
+            <w:pPr>
+              <w:rPr>
+                <w:rFonts w:ascii="Times New Roman" w:hAnsi="Times New Roman" w:cs="Times New Roman"/>
+                <w:sz w:val="24"/>
+                <w:szCs w:val="24"/>
+                <w:lang w:val="en-US"/>
+              </w:rPr>
+            </w:pPr>
+            <w:r>
+              <w:rPr>
+                <w:rFonts w:ascii="Aptos Narrow" w:hAnsi="Aptos Narrow"/>
+                <w:color w:val="000000"/>
+              </w:rPr>
+              <w:t>0.372319</w:t>
+            </w:r>
+          </w:p>
+        </w:tc>
+        <w:tc>
+          <w:tcPr>
+            <w:tcW w:w="1469" w:type="dxa"/>
+            <w:vAlign w:val="bottom"/>
+          </w:tcPr>
+          <w:p>
+            <w:pPr>
+              <w:rPr>
+                <w:rFonts w:ascii="Times New Roman" w:hAnsi="Times New Roman" w:cs="Times New Roman"/>
+                <w:sz w:val="24"/>
+                <w:szCs w:val="24"/>
+                <w:lang w:val="en-US"/>
+              </w:rPr>
+            </w:pPr>
+            <w:r>
+              <w:rPr>
+                <w:rFonts w:ascii="Aptos Narrow" w:hAnsi="Aptos Narrow"/>
+                <w:color w:val="000000"/>
+              </w:rPr>
+              <w:t>0.162157771</w:t>
+            </w:r>
+          </w:p>
+        </w:tc>
+        <w:tc>
+          <w:tcPr>
+            <w:tcW w:w="1469" w:type="dxa"/>
+            <w:vAlign w:val="bottom"/>
+          </w:tcPr>
+          <w:p>
+            <w:pPr>
+              <w:rPr>
+                <w:rFonts w:ascii="Times New Roman" w:hAnsi="Times New Roman" w:cs="Times New Roman"/>
+                <w:sz w:val="24"/>
+                <w:szCs w:val="24"/>
+                <w:lang w:val="en-US"/>
+              </w:rPr>
+            </w:pPr>
+            <w:r>
+              <w:rPr>
+                <w:rFonts w:ascii="Aptos Narrow" w:hAnsi="Aptos Narrow"/>
+                <w:color w:val="000000"/>
+              </w:rPr>
+              <w:t>0.136203</w:t>
+            </w:r>
+          </w:p>
+        </w:tc>
+        <w:tc>
+          <w:tcPr>
+            <w:tcW w:w="1469" w:type="dxa"/>
+            <w:vAlign w:val="bottom"/>
+          </w:tcPr>
+          <w:p>
+            <w:pPr>
+              <w:rPr>
+                <w:rFonts w:ascii="Times New Roman" w:hAnsi="Times New Roman" w:cs="Times New Roman"/>
+                <w:sz w:val="24"/>
+                <w:szCs w:val="24"/>
+                <w:lang w:val="en-US"/>
+              </w:rPr>
+            </w:pPr>
+            <w:r>
+              <w:rPr>
+                <w:rFonts w:ascii="Aptos Narrow" w:hAnsi="Aptos Narrow"/>
+                <w:color w:val="000000"/>
+              </w:rPr>
+              <w:t>0.133679174</w:t>
+            </w:r>
+          </w:p>
+        </w:tc>
+        <w:tc>
+          <w:tcPr>
+            <w:tcW w:w="1115" w:type="dxa"/>
+            <w:vAlign w:val="bottom"/>
+          </w:tcPr>
+          <w:p>
+            <w:pPr>
+              <w:rPr>
+                <w:rFonts w:ascii="Times New Roman" w:hAnsi="Times New Roman" w:cs="Times New Roman"/>
+                <w:sz w:val="24"/>
+                <w:szCs w:val="24"/>
+                <w:lang w:val="en-US"/>
+              </w:rPr>
+            </w:pPr>
+            <w:r>
+              <w:rPr>
+                <w:rFonts w:ascii="Aptos Narrow" w:hAnsi="Aptos Narrow"/>
+                <w:color w:val="000000"/>
+              </w:rPr>
+              <w:t>0.131399</w:t>
+            </w:r>
+          </w:p>
+        </w:tc>
+      </w:tr>
+      <w:tr>
+        <w:trPr>
+          <w:jc w:val="center"/>
+        </w:trPr>
+        <w:tc>
+          <w:tcPr>
+            <w:tcW w:w="1700" w:type="dxa"/>
+            <w:shd w:val="clear" w:color="auto" w:fill="83CAEB" w:themeFill="accent1" w:themeFillTint="66"/>
+            <w:vAlign w:val="bottom"/>
+          </w:tcPr>
+          <w:p>
+            <w:pPr>
+              <w:rPr>
+                <w:rFonts w:ascii="Times New Roman" w:hAnsi="Times New Roman" w:cs="Times New Roman"/>
+                <w:sz w:val="24"/>
+                <w:szCs w:val="24"/>
+                <w:lang w:val="en-US"/>
+              </w:rPr>
+            </w:pPr>
+            <w:r>
+              <w:rPr>
+                <w:rFonts w:ascii="Aptos Narrow" w:hAnsi="Aptos Narrow"/>
+                <w:color w:val="000000"/>
+              </w:rPr>
+              <w:t>470.lbm</w:t>
+            </w:r>
+          </w:p>
+        </w:tc>
+        <w:tc>
+          <w:tcPr>
+            <w:tcW w:w="1233" w:type="dxa"/>
+            <w:vAlign w:val="bottom"/>
+          </w:tcPr>
+          <w:p>
+            <w:pPr>
+              <w:rPr>
+                <w:rFonts w:ascii="Times New Roman" w:hAnsi="Times New Roman" w:cs="Times New Roman"/>
+                <w:sz w:val="24"/>
+                <w:szCs w:val="24"/>
+                <w:lang w:val="en-US"/>
+              </w:rPr>
+            </w:pPr>
+            <w:r>
+              <w:rPr>
+                <w:rFonts w:ascii="Aptos Narrow" w:hAnsi="Aptos Narrow"/>
+                <w:color w:val="000000"/>
+              </w:rPr>
+              <w:t>0.180125</w:t>
+            </w:r>
+          </w:p>
+        </w:tc>
+        <w:tc>
+          <w:tcPr>
+            <w:tcW w:w="1469" w:type="dxa"/>
+            <w:vAlign w:val="bottom"/>
+          </w:tcPr>
+          <w:p>
+            <w:pPr>
+              <w:rPr>
+                <w:rFonts w:ascii="Times New Roman" w:hAnsi="Times New Roman" w:cs="Times New Roman"/>
+                <w:sz w:val="24"/>
+                <w:szCs w:val="24"/>
+                <w:lang w:val="en-US"/>
+              </w:rPr>
+            </w:pPr>
+            <w:r>
+              <w:rPr>
+                <w:rFonts w:ascii="Aptos Narrow" w:hAnsi="Aptos Narrow"/>
+                <w:color w:val="000000"/>
+              </w:rPr>
+              <w:t>0.180221296</w:t>
+            </w:r>
+          </w:p>
+        </w:tc>
+        <w:tc>
+          <w:tcPr>
+            <w:tcW w:w="1233" w:type="dxa"/>
+            <w:vAlign w:val="bottom"/>
+          </w:tcPr>
+          <w:p>
+            <w:pPr>
+              <w:rPr>
+                <w:rFonts w:ascii="Times New Roman" w:hAnsi="Times New Roman" w:cs="Times New Roman"/>
+                <w:sz w:val="24"/>
+                <w:szCs w:val="24"/>
+                <w:lang w:val="en-US"/>
+              </w:rPr>
+            </w:pPr>
+            <w:r>
+              <w:rPr>
+                <w:rFonts w:ascii="Aptos Narrow" w:hAnsi="Aptos Narrow"/>
+                <w:color w:val="000000"/>
+              </w:rPr>
+              <w:t>0.185393</w:t>
+            </w:r>
+          </w:p>
+        </w:tc>
+        <w:tc>
+          <w:tcPr>
+            <w:tcW w:w="1469" w:type="dxa"/>
+            <w:vAlign w:val="bottom"/>
+          </w:tcPr>
+          <w:p>
+            <w:pPr>
+              <w:rPr>
+                <w:rFonts w:ascii="Times New Roman" w:hAnsi="Times New Roman" w:cs="Times New Roman"/>
+                <w:sz w:val="24"/>
+                <w:szCs w:val="24"/>
+                <w:lang w:val="en-US"/>
+              </w:rPr>
+            </w:pPr>
+            <w:r>
+              <w:rPr>
+                <w:rFonts w:ascii="Aptos Narrow" w:hAnsi="Aptos Narrow"/>
+                <w:color w:val="000000"/>
+              </w:rPr>
+              <w:t>0.183673216</w:t>
+            </w:r>
+          </w:p>
+        </w:tc>
+        <w:tc>
+          <w:tcPr>
+            <w:tcW w:w="1469" w:type="dxa"/>
+            <w:vAlign w:val="bottom"/>
+          </w:tcPr>
+          <w:p>
+            <w:pPr>
+              <w:rPr>
+                <w:rFonts w:ascii="Times New Roman" w:hAnsi="Times New Roman" w:cs="Times New Roman"/>
+                <w:sz w:val="24"/>
+                <w:szCs w:val="24"/>
+                <w:lang w:val="en-US"/>
+              </w:rPr>
+            </w:pPr>
+            <w:r>
+              <w:rPr>
+                <w:rFonts w:ascii="Aptos Narrow" w:hAnsi="Aptos Narrow"/>
+                <w:color w:val="000000"/>
+              </w:rPr>
+              <w:t>0.18152</w:t>
+            </w:r>
+          </w:p>
+        </w:tc>
+        <w:tc>
+          <w:tcPr>
+            <w:tcW w:w="1469" w:type="dxa"/>
+            <w:vAlign w:val="bottom"/>
+          </w:tcPr>
+          <w:p>
+            <w:pPr>
+              <w:rPr>
+                <w:rFonts w:ascii="Times New Roman" w:hAnsi="Times New Roman" w:cs="Times New Roman"/>
+                <w:sz w:val="24"/>
+                <w:szCs w:val="24"/>
+                <w:lang w:val="en-US"/>
+              </w:rPr>
+            </w:pPr>
+            <w:r>
+              <w:rPr>
+                <w:rFonts w:ascii="Aptos Narrow" w:hAnsi="Aptos Narrow"/>
+                <w:color w:val="000000"/>
+              </w:rPr>
+              <w:t>0.180123869</w:t>
+            </w:r>
+          </w:p>
+        </w:tc>
+        <w:tc>
+          <w:tcPr>
+            <w:tcW w:w="1115" w:type="dxa"/>
+            <w:vAlign w:val="bottom"/>
+          </w:tcPr>
+          <w:p>
+            <w:pPr>
+              <w:rPr>
+                <w:rFonts w:ascii="Times New Roman" w:hAnsi="Times New Roman" w:cs="Times New Roman"/>
+                <w:sz w:val="24"/>
+                <w:szCs w:val="24"/>
+                <w:lang w:val="en-US"/>
+              </w:rPr>
+            </w:pPr>
+            <w:r>
+              <w:rPr>
+                <w:rFonts w:ascii="Aptos Narrow" w:hAnsi="Aptos Narrow"/>
+                <w:color w:val="000000"/>
+              </w:rPr>
+              <w:t>0.180221</w:t>
+            </w:r>
+          </w:p>
+        </w:tc>
+      </w:tr>
+      <w:tr>
+        <w:trPr>
+          <w:jc w:val="center"/>
+        </w:trPr>
+        <w:tc>
+          <w:tcPr>
+            <w:tcW w:w="1700" w:type="dxa"/>
+            <w:shd w:val="clear" w:color="auto" w:fill="83CAEB" w:themeFill="accent1" w:themeFillTint="66"/>
+            <w:vAlign w:val="bottom"/>
+          </w:tcPr>
+          <w:p>
+            <w:pPr>
+              <w:rPr>
+                <w:rFonts w:ascii="Times New Roman" w:hAnsi="Times New Roman" w:cs="Times New Roman"/>
+                <w:sz w:val="24"/>
+                <w:szCs w:val="24"/>
+                <w:lang w:val="en-US"/>
+              </w:rPr>
+            </w:pPr>
+            <w:r>
+              <w:rPr>
+                <w:rFonts w:ascii="Aptos Narrow" w:hAnsi="Aptos Narrow"/>
+                <w:color w:val="000000"/>
+              </w:rPr>
+              <w:t>483.xalancbmk</w:t>
+            </w:r>
+          </w:p>
+        </w:tc>
+        <w:tc>
+          <w:tcPr>
+            <w:tcW w:w="1233" w:type="dxa"/>
+            <w:vAlign w:val="bottom"/>
+          </w:tcPr>
+          <w:p>
+            <w:pPr>
+              <w:rPr>
+                <w:rFonts w:ascii="Times New Roman" w:hAnsi="Times New Roman" w:cs="Times New Roman"/>
+                <w:sz w:val="24"/>
+                <w:szCs w:val="24"/>
+                <w:lang w:val="en-US"/>
+              </w:rPr>
+            </w:pPr>
+            <w:r>
+              <w:rPr>
+                <w:rFonts w:ascii="Aptos Narrow" w:hAnsi="Aptos Narrow"/>
+                <w:color w:val="000000"/>
+              </w:rPr>
+              <w:t>0.973915</w:t>
+            </w:r>
+          </w:p>
+        </w:tc>
+        <w:tc>
+          <w:tcPr>
+            <w:tcW w:w="1469" w:type="dxa"/>
+            <w:vAlign w:val="bottom"/>
+          </w:tcPr>
+          <w:p>
+            <w:pPr>
+              <w:rPr>
+                <w:rFonts w:ascii="Times New Roman" w:hAnsi="Times New Roman" w:cs="Times New Roman"/>
+                <w:sz w:val="24"/>
+                <w:szCs w:val="24"/>
+                <w:lang w:val="en-US"/>
+              </w:rPr>
+            </w:pPr>
+            <w:r>
+              <w:rPr>
+                <w:rFonts w:ascii="Aptos Narrow" w:hAnsi="Aptos Narrow"/>
+                <w:color w:val="000000"/>
+              </w:rPr>
+              <w:t>0.923610507</w:t>
+            </w:r>
+          </w:p>
+        </w:tc>
+        <w:tc>
+          <w:tcPr>
+            <w:tcW w:w="1233" w:type="dxa"/>
+            <w:vAlign w:val="bottom"/>
+          </w:tcPr>
+          <w:p>
+            <w:pPr>
+              <w:rPr>
+                <w:rFonts w:ascii="Times New Roman" w:hAnsi="Times New Roman" w:cs="Times New Roman"/>
+                <w:sz w:val="24"/>
+                <w:szCs w:val="24"/>
+                <w:lang w:val="en-US"/>
+              </w:rPr>
+            </w:pPr>
+            <w:r>
+              <w:rPr>
+                <w:rFonts w:ascii="Aptos Narrow" w:hAnsi="Aptos Narrow"/>
+                <w:color w:val="000000"/>
+              </w:rPr>
+              <w:t>6.278648</w:t>
+            </w:r>
+          </w:p>
+        </w:tc>
+        <w:tc>
+          <w:tcPr>
+            <w:tcW w:w="1469" w:type="dxa"/>
+            <w:vAlign w:val="bottom"/>
+          </w:tcPr>
+          <w:p>
+            <w:pPr>
+              <w:rPr>
+                <w:rFonts w:ascii="Times New Roman" w:hAnsi="Times New Roman" w:cs="Times New Roman"/>
+                <w:sz w:val="24"/>
+                <w:szCs w:val="24"/>
+                <w:lang w:val="en-US"/>
+              </w:rPr>
+            </w:pPr>
+            <w:r>
+              <w:rPr>
+                <w:rFonts w:ascii="Aptos Narrow" w:hAnsi="Aptos Narrow"/>
+                <w:color w:val="000000"/>
+              </w:rPr>
+              <w:t>3.932493314</w:t>
+            </w:r>
+          </w:p>
+        </w:tc>
+        <w:tc>
+          <w:tcPr>
+            <w:tcW w:w="1469" w:type="dxa"/>
+            <w:vAlign w:val="bottom"/>
+          </w:tcPr>
+          <w:p>
+            <w:pPr>
+              <w:rPr>
+                <w:rFonts w:ascii="Times New Roman" w:hAnsi="Times New Roman" w:cs="Times New Roman"/>
+                <w:sz w:val="24"/>
+                <w:szCs w:val="24"/>
+                <w:lang w:val="en-US"/>
+              </w:rPr>
+            </w:pPr>
+            <w:r>
+              <w:rPr>
+                <w:rFonts w:ascii="Aptos Narrow" w:hAnsi="Aptos Narrow"/>
+                <w:color w:val="000000"/>
+              </w:rPr>
+              <w:t>1.238999</w:t>
+            </w:r>
+          </w:p>
+        </w:tc>
+        <w:tc>
+          <w:tcPr>
+            <w:tcW w:w="1469" w:type="dxa"/>
+            <w:vAlign w:val="bottom"/>
+          </w:tcPr>
+          <w:p>
+            <w:pPr>
+              <w:rPr>
+                <w:rFonts w:ascii="Times New Roman" w:hAnsi="Times New Roman" w:cs="Times New Roman"/>
+                <w:sz w:val="24"/>
+                <w:szCs w:val="24"/>
+                <w:lang w:val="en-US"/>
+              </w:rPr>
+            </w:pPr>
+            <w:r>
+              <w:rPr>
+                <w:rFonts w:ascii="Aptos Narrow" w:hAnsi="Aptos Narrow"/>
+                <w:color w:val="000000"/>
+              </w:rPr>
+              <w:t>0.973576458</w:t>
+            </w:r>
+          </w:p>
+        </w:tc>
+        <w:tc>
+          <w:tcPr>
+            <w:tcW w:w="1115" w:type="dxa"/>
+            <w:vAlign w:val="bottom"/>
+          </w:tcPr>
+          <w:p>
+            <w:pPr>
+              <w:rPr>
+                <w:rFonts w:ascii="Times New Roman" w:hAnsi="Times New Roman" w:cs="Times New Roman"/>
+                <w:sz w:val="24"/>
+                <w:szCs w:val="24"/>
+                <w:lang w:val="en-US"/>
+              </w:rPr>
+            </w:pPr>
+            <w:r>
+              <w:rPr>
+                <w:rFonts w:ascii="Aptos Narrow" w:hAnsi="Aptos Narrow"/>
+                <w:color w:val="000000"/>
+              </w:rPr>
+              <w:t>0.921793</w:t>
+            </w:r>
+          </w:p>
+        </w:tc>
+      </w:tr>
+      <w:tr>
+        <w:trPr>
+          <w:jc w:val="center"/>
+        </w:trPr>
+        <w:tc>
+          <w:tcPr>
+            <w:tcW w:w="1700" w:type="dxa"/>
+            <w:shd w:val="clear" w:color="auto" w:fill="FF7474"/>
+            <w:vAlign w:val="bottom"/>
+          </w:tcPr>
+          <w:p>
+            <w:pPr>
+              <w:rPr>
+                <w:rFonts w:ascii="Aptos Narrow" w:hAnsi="Aptos Narrow"/>
+                <w:color w:val="000000"/>
+              </w:rPr>
+            </w:pPr>
+            <w:r>
+              <w:rPr>
+                <w:rFonts w:ascii="Aptos Narrow" w:hAnsi="Aptos Narrow"/>
+                <w:color w:val="000000"/>
+              </w:rPr>
+              <w:t>AVERAGE</w:t>
+            </w:r>
+          </w:p>
+        </w:tc>
+        <w:tc>
+          <w:tcPr>
+            <w:tcW w:w="1233" w:type="dxa"/>
+            <w:shd w:val="clear" w:color="auto" w:fill="FF7474"/>
+            <w:vAlign w:val="bottom"/>
+          </w:tcPr>
+          <w:p>
+            <w:pPr>
+              <w:rPr>
+                <w:rFonts w:ascii="Aptos Narrow" w:hAnsi="Aptos Narrow"/>
+                <w:color w:val="000000"/>
+              </w:rPr>
+            </w:pPr>
+            <w:r>
+              <w:rPr>
+                <w:rFonts w:ascii="Aptos Narrow" w:hAnsi="Aptos Narrow"/>
+                <w:color w:val="000000"/>
+              </w:rPr>
+              <w:t>2.26104</w:t>
+            </w:r>
+          </w:p>
+        </w:tc>
+        <w:tc>
+          <w:tcPr>
+            <w:tcW w:w="1469" w:type="dxa"/>
+            <w:shd w:val="clear" w:color="auto" w:fill="FF7474"/>
+            <w:vAlign w:val="bottom"/>
+          </w:tcPr>
+          <w:p>
+            <w:pPr>
+              <w:rPr>
+                <w:rFonts w:ascii="Aptos Narrow" w:hAnsi="Aptos Narrow"/>
+                <w:color w:val="000000"/>
+              </w:rPr>
+            </w:pPr>
+            <w:r>
+              <w:rPr>
+                <w:rFonts w:ascii="Aptos Narrow" w:hAnsi="Aptos Narrow"/>
+                <w:color w:val="000000"/>
+              </w:rPr>
+              <w:t>2.192813353</w:t>
+            </w:r>
+          </w:p>
+        </w:tc>
+        <w:tc>
+          <w:tcPr>
+            <w:tcW w:w="1233" w:type="dxa"/>
+            <w:shd w:val="clear" w:color="auto" w:fill="FF7474"/>
+            <w:vAlign w:val="bottom"/>
+          </w:tcPr>
+          <w:p>
+            <w:pPr>
+              <w:rPr>
+                <w:rFonts w:ascii="Aptos Narrow" w:hAnsi="Aptos Narrow"/>
+                <w:color w:val="000000"/>
+              </w:rPr>
+            </w:pPr>
+            <w:r>
+              <w:rPr>
+                <w:rFonts w:ascii="Aptos Narrow" w:hAnsi="Aptos Narrow"/>
+                <w:color w:val="000000"/>
+              </w:rPr>
+              <w:t>5.128277</w:t>
+            </w:r>
+          </w:p>
+        </w:tc>
+        <w:tc>
+          <w:tcPr>
+            <w:tcW w:w="1469" w:type="dxa"/>
+            <w:shd w:val="clear" w:color="auto" w:fill="FF7474"/>
+            <w:vAlign w:val="bottom"/>
+          </w:tcPr>
+          <w:p>
+            <w:pPr>
+              <w:rPr>
+                <w:rFonts w:ascii="Aptos Narrow" w:hAnsi="Aptos Narrow"/>
+                <w:color w:val="000000"/>
+              </w:rPr>
+            </w:pPr>
+            <w:r>
+              <w:rPr>
+                <w:rFonts w:ascii="Aptos Narrow" w:hAnsi="Aptos Narrow"/>
+                <w:color w:val="000000"/>
+              </w:rPr>
+              <w:t>4.039539631</w:t>
+            </w:r>
+          </w:p>
+        </w:tc>
+        <w:tc>
+          <w:tcPr>
+            <w:tcW w:w="1469" w:type="dxa"/>
+            <w:shd w:val="clear" w:color="auto" w:fill="FF7474"/>
+            <w:vAlign w:val="bottom"/>
+          </w:tcPr>
+          <w:p>
+            <w:pPr>
+              <w:rPr>
+                <w:rFonts w:ascii="Aptos Narrow" w:hAnsi="Aptos Narrow"/>
+                <w:color w:val="000000"/>
+              </w:rPr>
+            </w:pPr>
+            <w:r>
+              <w:rPr>
+                <w:rFonts w:ascii="Aptos Narrow" w:hAnsi="Aptos Narrow"/>
+                <w:color w:val="000000"/>
+              </w:rPr>
+              <w:t>2.639716</w:t>
+            </w:r>
+          </w:p>
+        </w:tc>
+        <w:tc>
+          <w:tcPr>
+            <w:tcW w:w="1469" w:type="dxa"/>
+            <w:shd w:val="clear" w:color="auto" w:fill="FF7474"/>
+            <w:vAlign w:val="bottom"/>
+          </w:tcPr>
+          <w:p>
+            <w:pPr>
+              <w:rPr>
+                <w:rFonts w:ascii="Aptos Narrow" w:hAnsi="Aptos Narrow"/>
+                <w:color w:val="000000"/>
+              </w:rPr>
+            </w:pPr>
+            <w:r>
+              <w:rPr>
+                <w:rFonts w:ascii="Aptos Narrow" w:hAnsi="Aptos Narrow"/>
+                <w:color w:val="000000"/>
+              </w:rPr>
+              <w:t>2.214692662</w:t>
+            </w:r>
+          </w:p>
+        </w:tc>
+        <w:tc>
+          <w:tcPr>
+            <w:tcW w:w="1115" w:type="dxa"/>
+            <w:shd w:val="clear" w:color="auto" w:fill="FF7474"/>
+            <w:vAlign w:val="bottom"/>
+          </w:tcPr>
+          <w:p>
+            <w:pPr>
+              <w:rPr>
+                <w:rFonts w:ascii="Aptos Narrow" w:hAnsi="Aptos Narrow"/>
+                <w:color w:val="000000"/>
+              </w:rPr>
+            </w:pPr>
+            <w:r>
+              <w:rPr>
+                <w:rFonts w:ascii="Aptos Narrow" w:hAnsi="Aptos Narrow"/>
+                <w:color w:val="000000"/>
+              </w:rPr>
+              <w:t>2.14473</w:t>
+            </w:r>
+          </w:p>
+        </w:tc>
+      </w:tr>
+    </w:tbl>
+    <w:p>
+      <w:pPr>
+        <w:rPr>
+          <w:rFonts w:ascii="Times New Roman" w:hAnsi="Times New Roman" w:cs="Times New Roman"/>
+          <w:b/>
+          <w:bCs/>
+          <w:lang w:val="en-US"/>
+        </w:rPr>
+      </w:pPr>
+    </w:p>
+    <w:p>
+      <w:pPr>
+        <w:rPr>
+          <w:rFonts w:ascii="Times New Roman" w:hAnsi="Times New Roman" w:cs="Times New Roman"/>
+          <w:lang w:val="en-US"/>
+        </w:rPr>
+      </w:pPr>
+    </w:p>
+    <w:p>
+      <w:pPr>
+        <w:rPr>
+          <w:rFonts w:ascii="Times New Roman" w:hAnsi="Times New Roman" w:cs="Times New Roman"/>
+          <w:lang w:val="el-GR"/>
+        </w:rPr>
+      </w:pPr>
+      <w:r>
+        <w:rPr>
+          <w:rFonts w:ascii="Times New Roman" w:hAnsi="Times New Roman" w:cs="Times New Roman"/>
+          <w:lang w:val="el-GR"/>
+        </w:rPr>
+        <w:t xml:space="preserve">Θα επέλεγα τον </w:t>
+      </w:r>
+      <w:r>
+        <w:rPr>
+          <w:rFonts w:ascii="Times New Roman" w:hAnsi="Times New Roman" w:cs="Times New Roman"/>
+          <w:lang w:val="en-US"/>
+        </w:rPr>
+        <w:t>Perceptron</w:t>
+      </w:r>
+      <w:r>
+        <w:rPr>
+          <w:rFonts w:ascii="Times New Roman" w:hAnsi="Times New Roman" w:cs="Times New Roman"/>
+          <w:lang w:val="el-GR"/>
+        </w:rPr>
+        <w:t xml:space="preserve"> </w:t>
+      </w:r>
+      <w:r>
+        <w:rPr>
+          <w:rFonts w:ascii="Times New Roman" w:hAnsi="Times New Roman" w:cs="Times New Roman"/>
+          <w:lang w:val="en-US"/>
+        </w:rPr>
+        <w:t>predictor</w:t>
+      </w:r>
+      <w:r>
+        <w:rPr>
+          <w:rFonts w:ascii="Times New Roman" w:hAnsi="Times New Roman" w:cs="Times New Roman"/>
+          <w:lang w:val="el-GR"/>
+        </w:rPr>
+        <w:t xml:space="preserve"> με </w:t>
+      </w:r>
+      <w:r>
+        <w:rPr>
+          <w:rFonts w:ascii="Times New Roman" w:hAnsi="Times New Roman" w:cs="Times New Roman"/>
+          <w:lang w:val="en-US"/>
+        </w:rPr>
+        <w:t>M</w:t>
+      </w:r>
+      <w:r>
+        <w:rPr>
+          <w:rFonts w:ascii="Times New Roman" w:hAnsi="Times New Roman" w:cs="Times New Roman"/>
+          <w:lang w:val="el-GR"/>
+        </w:rPr>
+        <w:t xml:space="preserve">=1024 και </w:t>
+      </w:r>
+      <w:r>
+        <w:rPr>
+          <w:rFonts w:ascii="Times New Roman" w:hAnsi="Times New Roman" w:cs="Times New Roman"/>
+          <w:lang w:val="en-US"/>
+        </w:rPr>
+        <w:t>n</w:t>
+      </w:r>
+      <w:r>
+        <w:rPr>
+          <w:rFonts w:ascii="Times New Roman" w:hAnsi="Times New Roman" w:cs="Times New Roman"/>
+          <w:lang w:val="el-GR"/>
+        </w:rPr>
+        <w:t>=72.</w:t>
+      </w:r>
+    </w:p>
+    <w:p>
+      <w:pPr>
+        <w:rPr>
+          <w:rFonts w:ascii="Times New Roman" w:hAnsi="Times New Roman" w:cs="Times New Roman"/>
+          <w:lang w:val="el-GR"/>
+        </w:rPr>
+      </w:pPr>
+      <w:r>
+        <w:rPr>
+          <w:rFonts w:ascii="Times New Roman" w:hAnsi="Times New Roman" w:cs="Times New Roman"/>
+          <w:lang w:val="el-GR"/>
+        </w:rPr>
+        <w:t xml:space="preserve">Ο λόγος είναι ότι από τα αποτελέσματά σου αυτός έχει το μικρότερο </w:t>
+      </w:r>
+      <w:r>
+        <w:rPr>
+          <w:rFonts w:ascii="Times New Roman" w:hAnsi="Times New Roman" w:cs="Times New Roman"/>
+          <w:lang w:val="en-US"/>
+        </w:rPr>
+        <w:t>average</w:t>
+      </w:r>
+      <w:r>
+        <w:rPr>
+          <w:rFonts w:ascii="Times New Roman" w:hAnsi="Times New Roman" w:cs="Times New Roman"/>
+          <w:lang w:val="el-GR"/>
+        </w:rPr>
+        <w:t xml:space="preserve"> </w:t>
+      </w:r>
+      <w:r>
+        <w:rPr>
+          <w:rFonts w:ascii="Times New Roman" w:hAnsi="Times New Roman" w:cs="Times New Roman"/>
+          <w:lang w:val="en-US"/>
+        </w:rPr>
+        <w:t>MPKI</w:t>
+      </w:r>
+      <w:r>
+        <w:rPr>
+          <w:rFonts w:ascii="Times New Roman" w:hAnsi="Times New Roman" w:cs="Times New Roman"/>
+          <w:lang w:val="el-GR"/>
+        </w:rPr>
+        <w:t xml:space="preserve">, ίσο με 2.1447, άρα είναι ο πιο ακριβής </w:t>
+      </w:r>
+      <w:r>
+        <w:rPr>
+          <w:rFonts w:ascii="Times New Roman" w:hAnsi="Times New Roman" w:cs="Times New Roman"/>
+          <w:lang w:val="en-US"/>
+        </w:rPr>
+        <w:t>predictor</w:t>
+      </w:r>
+      <w:r>
+        <w:rPr>
+          <w:rFonts w:ascii="Times New Roman" w:hAnsi="Times New Roman" w:cs="Times New Roman"/>
+          <w:lang w:val="el-GR"/>
+        </w:rPr>
+        <w:t xml:space="preserve"> από όλους τους συνδυασμούς που δοκίμασες. Αφού στο 5.6 η βασική μετρική σύγκρισης είναι το </w:t>
+      </w:r>
+      <w:r>
+        <w:rPr>
+          <w:rFonts w:ascii="Times New Roman" w:hAnsi="Times New Roman" w:cs="Times New Roman"/>
+          <w:lang w:val="en-US"/>
+        </w:rPr>
+        <w:t>direction</w:t>
+      </w:r>
+      <w:r>
+        <w:rPr>
+          <w:rFonts w:ascii="Times New Roman" w:hAnsi="Times New Roman" w:cs="Times New Roman"/>
+          <w:lang w:val="el-GR"/>
+        </w:rPr>
+        <w:t xml:space="preserve"> </w:t>
+      </w:r>
+      <w:r>
+        <w:rPr>
+          <w:rFonts w:ascii="Times New Roman" w:hAnsi="Times New Roman" w:cs="Times New Roman"/>
+          <w:lang w:val="en-US"/>
+        </w:rPr>
+        <w:t>MPKI</w:t>
+      </w:r>
+      <w:r>
+        <w:rPr>
+          <w:rFonts w:ascii="Times New Roman" w:hAnsi="Times New Roman" w:cs="Times New Roman"/>
+          <w:lang w:val="el-GR"/>
+        </w:rPr>
+        <w:t xml:space="preserve">, η φυσική επιλογή είναι ο </w:t>
+      </w:r>
+      <w:r>
+        <w:rPr>
+          <w:rFonts w:ascii="Times New Roman" w:hAnsi="Times New Roman" w:cs="Times New Roman"/>
+          <w:lang w:val="en-US"/>
+        </w:rPr>
+        <w:t>predictor</w:t>
+      </w:r>
+      <w:r>
+        <w:rPr>
+          <w:rFonts w:ascii="Times New Roman" w:hAnsi="Times New Roman" w:cs="Times New Roman"/>
+          <w:lang w:val="el-GR"/>
+        </w:rPr>
+        <w:t xml:space="preserve"> με τη χαμηλότερη τιμή.</w:t>
+      </w:r>
+    </w:p>
+    <w:p>
+      <w:pPr>
+        <w:rPr>
+          <w:rFonts w:ascii="Times New Roman" w:hAnsi="Times New Roman" w:cs="Times New Roman"/>
+          <w:b/>
+          <w:bCs/>
+          <w:lang w:val="el-GR"/>
+        </w:rPr>
+      </w:pPr>
+    </w:p>
+    <w:p>
+      <w:pPr>
+        <w:jc w:val="center"/>
+        <w:rPr>
+          <w:rFonts w:ascii="Times New Roman" w:hAnsi="Times New Roman" w:cs="Times New Roman"/>
+          <w:b/>
+          <w:bCs/>
+          <w:lang w:val="en-US"/>
+        </w:rPr>
+      </w:pPr>
+      <w:r>
+        <w:rPr>
+          <w:rFonts w:ascii="Times New Roman" w:hAnsi="Times New Roman" w:cs="Times New Roman"/>
+          <w:b/>
+          <w:bCs/>
+          <w:lang w:val="en-US"/>
+        </w:rPr>
+        <w:lastRenderedPageBreak/>
+        <w:drawing>
+          <wp:inline distT="0" distB="0" distL="0" distR="0" wp14:anchorId="30A736B4" wp14:editId="70CFA9C9">
+            <wp:extent cx="6277010" cy="2689860"/>
+            <wp:effectExtent l="0" t="0" r="9525" b="0"/>
+            <wp:docPr id="2037360710" name="Picture 2"/>
+            <wp:cNvGraphicFramePr>
+              <a:graphicFrameLocks xmlns:a="http://schemas.openxmlformats.org/drawingml/2006/main" noChangeAspect="1"/>
+            </wp:cNvGraphicFramePr>
+            <a:graphic xmlns:a="http://schemas.openxmlformats.org/drawingml/2006/main">
+              <a:graphicData uri="http://schemas.openxmlformats.org/drawingml/2006/picture">
+                <pic:pic xmlns:pic="http://schemas.openxmlformats.org/drawingml/2006/picture">
+                  <pic:nvPicPr>
+                    <pic:cNvPr id="0" name="Picture 6"/>
+                    <pic:cNvPicPr>
+                      <a:picLocks noChangeAspect="1" noChangeArrowheads="1"/>
+                    </pic:cNvPicPr>
+                  </pic:nvPicPr>
+                  <pic:blipFill>
+                    <a:blip r:embed="rId12" cstate="print">
+                      <a:extLst>
+                        <a:ext uri="{28A0092B-C50C-407E-A947-70E740481C1C}">
+                          <a14:useLocalDpi xmlns:a14="http://schemas.microsoft.com/office/drawing/2010/main" val="0"/>
+                        </a:ext>
+                      </a:extLst>
+                    </a:blip>
+                    <a:srcRect/>
+                    <a:stretch>
+                      <a:fillRect/>
+                    </a:stretch>
+                  </pic:blipFill>
+                  <pic:spPr bwMode="auto">
+                    <a:xfrm>
+                      <a:off x="0" y="0"/>
+                      <a:ext cx="6279461" cy="2690910"/>
+                    </a:xfrm>
+                    <a:prstGeom prst="rect">
+                      <a:avLst/>
+                    </a:prstGeom>
+                    <a:noFill/>
+                    <a:ln>
+                      <a:noFill/>
+                    </a:ln>
+                  </pic:spPr>
+                </pic:pic>
+              </a:graphicData>
+            </a:graphic>
+          </wp:inline>
+        </w:drawing>
+      </w:r>
+    </w:p>
+    <w:p>
+      <w:pPr>
+        <w:rPr>
+          <w:rFonts w:ascii="Times New Roman" w:hAnsi="Times New Roman" w:cs="Times New Roman"/>
+          <w:b/>
+          <w:bCs/>
+          <w:lang w:val="en-US"/>
+        </w:rPr>
+      </w:pPr>
     </w:p>
     <w:sectPr>
       <w:pgSz w:w="12240" w:h="15840"/>
@@ -37366,7 +43939,7 @@
   <w:style w:type="paragraph" w:default="1" w:styleId="Normal">
     <w:name w:val="Normal"/>
     <w:qFormat/>
-    <w:rsid w:val="00811DB8"/>
+    <w:rsid w:val="00BB6202"/>
     <w:pPr>
       <w:spacing w:line="256" w:lineRule="auto"/>
     </w:pPr>
@@ -37598,7 +44171,6 @@
   <w:style w:type="character" w:default="1" w:styleId="DefaultParagraphFont">
     <w:name w:val="Default Paragraph Font"/>
     <w:uiPriority w:val="1"/>
-    <w:semiHidden/>
     <w:unhideWhenUsed/>
   </w:style>
   <w:style w:type="table" w:default="1" w:styleId="TableNormal">

--- a/advcomparch-ex1-helpcode/docs/AdvCompArch_1_03121644.docx
+++ b/advcomparch-ex1-helpcode/docs/AdvCompArch_1_03121644.docx
@@ -37607,9 +37607,18 @@
           <w:rFonts w:ascii="Times New Roman" w:hAnsi="Times New Roman" w:cs="Times New Roman"/>
           <w:b/>
           <w:bCs/>
+          <w:lang w:val="el-GR"/>
         </w:rPr>
         <w:lastRenderedPageBreak/>
-        <w:t>5.6 Perceptrons</w:t>
+        <w:t xml:space="preserve">5.6 </w:t>
+      </w:r>
+      <w:r>
+        <w:rPr>
+          <w:rFonts w:ascii="Times New Roman" w:hAnsi="Times New Roman" w:cs="Times New Roman"/>
+          <w:b/>
+          <w:bCs/>
+        </w:rPr>
+        <w:t>Perceptrons</w:t>
       </w:r>
     </w:p>
     <w:p>
@@ -37626,7 +37635,7 @@
       <w:pPr>
         <w:rPr>
           <w:rFonts w:ascii="Times New Roman" w:hAnsi="Times New Roman" w:cs="Times New Roman"/>
-          <w:lang w:val="en-US"/>
+          <w:lang w:val="el-GR"/>
         </w:rPr>
       </w:pPr>
       <w:r>
@@ -43277,6 +43286,7 @@
           <w:rFonts w:ascii="Times New Roman" w:hAnsi="Times New Roman" w:cs="Times New Roman"/>
           <w:b/>
           <w:bCs/>
+          <w:noProof/>
           <w:lang w:val="en-US"/>
         </w:rPr>
         <w:lastRenderedPageBreak/>
@@ -43336,9 +43346,7287 @@
           <w:rFonts w:ascii="Times New Roman" w:hAnsi="Times New Roman" w:cs="Times New Roman"/>
           <w:b/>
           <w:bCs/>
+          <w:lang w:val="el-GR"/>
+        </w:rPr>
+      </w:pPr>
+      <w:r>
+        <w:rPr>
+          <w:rFonts w:ascii="Times New Roman" w:hAnsi="Times New Roman" w:cs="Times New Roman"/>
+          <w:b/>
+          <w:bCs/>
+          <w:lang w:val="el-GR"/>
+        </w:rPr>
+        <w:t xml:space="preserve">5.6 Σύγκριση διαφορετικών </w:t>
+      </w:r>
+      <w:r>
+        <w:rPr>
+          <w:rFonts w:ascii="Times New Roman" w:hAnsi="Times New Roman" w:cs="Times New Roman"/>
+          <w:b/>
+          <w:bCs/>
+        </w:rPr>
+        <w:t>predictors</w:t>
+      </w:r>
+    </w:p>
+    <w:p>
+      <w:pPr>
+        <w:rPr>
+          <w:rFonts w:ascii="Times New Roman" w:hAnsi="Times New Roman" w:cs="Times New Roman"/>
+          <w:lang w:val="el-GR"/>
+        </w:rPr>
+      </w:pPr>
+    </w:p>
+    <w:p>
+      <w:pPr>
+        <w:rPr>
+          <w:rFonts w:ascii="Times New Roman" w:hAnsi="Times New Roman" w:cs="Times New Roman"/>
           <w:lang w:val="en-US"/>
         </w:rPr>
       </w:pPr>
+      <w:proofErr w:type="spellStart"/>
+      <w:r>
+        <w:rPr>
+          <w:rFonts w:ascii="Times New Roman" w:hAnsi="Times New Roman" w:cs="Times New Roman"/>
+          <w:lang w:val="el-GR"/>
+        </w:rPr>
+        <w:t>Παρακατω</w:t>
+      </w:r>
+      <w:proofErr w:type="spellEnd"/>
+      <w:r>
+        <w:rPr>
+          <w:rFonts w:ascii="Times New Roman" w:hAnsi="Times New Roman" w:cs="Times New Roman"/>
+          <w:lang w:val="el-GR"/>
+        </w:rPr>
+        <w:t xml:space="preserve"> </w:t>
+      </w:r>
+      <w:proofErr w:type="spellStart"/>
+      <w:r>
+        <w:rPr>
+          <w:rFonts w:ascii="Times New Roman" w:hAnsi="Times New Roman" w:cs="Times New Roman"/>
+          <w:lang w:val="el-GR"/>
+        </w:rPr>
+        <w:t>φαινονται</w:t>
+      </w:r>
+      <w:proofErr w:type="spellEnd"/>
+      <w:r>
+        <w:rPr>
+          <w:rFonts w:ascii="Times New Roman" w:hAnsi="Times New Roman" w:cs="Times New Roman"/>
+          <w:lang w:val="el-GR"/>
+        </w:rPr>
+        <w:t xml:space="preserve"> οι </w:t>
+      </w:r>
+      <w:proofErr w:type="spellStart"/>
+      <w:r>
+        <w:rPr>
+          <w:rFonts w:ascii="Times New Roman" w:hAnsi="Times New Roman" w:cs="Times New Roman"/>
+          <w:lang w:val="el-GR"/>
+        </w:rPr>
+        <w:t>μετρικες</w:t>
+      </w:r>
+      <w:proofErr w:type="spellEnd"/>
+      <w:r>
+        <w:rPr>
+          <w:rFonts w:ascii="Times New Roman" w:hAnsi="Times New Roman" w:cs="Times New Roman"/>
+          <w:lang w:val="el-GR"/>
+        </w:rPr>
+        <w:t xml:space="preserve"> </w:t>
+      </w:r>
+      <w:r>
+        <w:rPr>
+          <w:rFonts w:ascii="Times New Roman" w:hAnsi="Times New Roman" w:cs="Times New Roman"/>
+          <w:lang w:val="en-US"/>
+        </w:rPr>
+        <w:t>MPKI</w:t>
+      </w:r>
+      <w:r>
+        <w:rPr>
+          <w:rFonts w:ascii="Times New Roman" w:hAnsi="Times New Roman" w:cs="Times New Roman"/>
+          <w:lang w:val="el-GR"/>
+        </w:rPr>
+        <w:t xml:space="preserve"> </w:t>
+      </w:r>
+      <w:r>
+        <w:rPr>
+          <w:rFonts w:ascii="Times New Roman" w:hAnsi="Times New Roman" w:cs="Times New Roman"/>
+          <w:lang w:val="el-GR"/>
+        </w:rPr>
+        <w:t xml:space="preserve">για όλους τους </w:t>
+      </w:r>
+      <w:r>
+        <w:rPr>
+          <w:rFonts w:ascii="Times New Roman" w:hAnsi="Times New Roman" w:cs="Times New Roman"/>
+          <w:lang w:val="en-US"/>
+        </w:rPr>
+        <w:t>predictors</w:t>
+      </w:r>
+      <w:r>
+        <w:rPr>
+          <w:rFonts w:ascii="Times New Roman" w:hAnsi="Times New Roman" w:cs="Times New Roman"/>
+          <w:lang w:val="el-GR"/>
+        </w:rPr>
+        <w:t xml:space="preserve"> </w:t>
+      </w:r>
+      <w:proofErr w:type="spellStart"/>
+      <w:r>
+        <w:rPr>
+          <w:rFonts w:ascii="Times New Roman" w:hAnsi="Times New Roman" w:cs="Times New Roman"/>
+          <w:lang w:val="el-GR"/>
+        </w:rPr>
+        <w:t>ολοκληρο</w:t>
+      </w:r>
+      <w:proofErr w:type="spellEnd"/>
+      <w:r>
+        <w:rPr>
+          <w:rFonts w:ascii="Times New Roman" w:hAnsi="Times New Roman" w:cs="Times New Roman"/>
+          <w:lang w:val="el-GR"/>
+        </w:rPr>
+        <w:t xml:space="preserve"> το </w:t>
+      </w:r>
+      <w:r>
+        <w:rPr>
+          <w:rFonts w:ascii="Times New Roman" w:hAnsi="Times New Roman" w:cs="Times New Roman"/>
+          <w:lang w:val="en-US"/>
+        </w:rPr>
+        <w:t>csv</w:t>
+      </w:r>
+      <w:r>
+        <w:rPr>
+          <w:rFonts w:ascii="Times New Roman" w:hAnsi="Times New Roman" w:cs="Times New Roman"/>
+          <w:lang w:val="el-GR"/>
+        </w:rPr>
+        <w:t xml:space="preserve"> </w:t>
+      </w:r>
+      <w:proofErr w:type="spellStart"/>
+      <w:r>
+        <w:rPr>
+          <w:rFonts w:ascii="Times New Roman" w:hAnsi="Times New Roman" w:cs="Times New Roman"/>
+          <w:lang w:val="el-GR"/>
+        </w:rPr>
+        <w:t>βρισκεται</w:t>
+      </w:r>
+      <w:proofErr w:type="spellEnd"/>
+      <w:r>
+        <w:rPr>
+          <w:rFonts w:ascii="Times New Roman" w:hAnsi="Times New Roman" w:cs="Times New Roman"/>
+          <w:lang w:val="el-GR"/>
+        </w:rPr>
+        <w:t xml:space="preserve"> στο </w:t>
+      </w:r>
+      <w:r>
+        <w:rPr>
+          <w:rFonts w:ascii="Times New Roman" w:hAnsi="Times New Roman" w:cs="Times New Roman"/>
+          <w:lang w:val="en-US"/>
+        </w:rPr>
+        <w:t>repo</w:t>
+      </w:r>
+      <w:r>
+        <w:rPr>
+          <w:rFonts w:ascii="Times New Roman" w:hAnsi="Times New Roman" w:cs="Times New Roman"/>
+          <w:lang w:val="el-GR"/>
+        </w:rPr>
+        <w:t xml:space="preserve"> </w:t>
+      </w:r>
+      <w:r>
+        <w:rPr>
+          <w:rFonts w:ascii="Times New Roman" w:hAnsi="Times New Roman" w:cs="Times New Roman"/>
+          <w:lang w:val="el-GR"/>
+        </w:rPr>
+        <w:t>advcomparch-ex1-helpcode/</w:t>
+      </w:r>
+      <w:proofErr w:type="spellStart"/>
+      <w:r>
+        <w:rPr>
+          <w:rFonts w:ascii="Times New Roman" w:hAnsi="Times New Roman" w:cs="Times New Roman"/>
+          <w:lang w:val="el-GR"/>
+        </w:rPr>
+        <w:t>csvs</w:t>
+      </w:r>
+      <w:proofErr w:type="spellEnd"/>
+      <w:r>
+        <w:rPr>
+          <w:rFonts w:ascii="Times New Roman" w:hAnsi="Times New Roman" w:cs="Times New Roman"/>
+          <w:lang w:val="el-GR"/>
+        </w:rPr>
+        <w:t>/</w:t>
+      </w:r>
+      <w:r>
+        <w:rPr>
+          <w:rFonts w:ascii="Times New Roman" w:hAnsi="Times New Roman" w:cs="Times New Roman"/>
+          <w:lang w:val="en-US"/>
+        </w:rPr>
+        <w:t>all</w:t>
+      </w:r>
+      <w:r>
+        <w:rPr>
+          <w:rFonts w:ascii="Times New Roman" w:hAnsi="Times New Roman" w:cs="Times New Roman"/>
+          <w:lang w:val="el-GR"/>
+        </w:rPr>
+        <w:t>_</w:t>
+      </w:r>
+      <w:r>
+        <w:rPr>
+          <w:rFonts w:ascii="Times New Roman" w:hAnsi="Times New Roman" w:cs="Times New Roman"/>
+          <w:lang w:val="en-US"/>
+        </w:rPr>
+        <w:t>predictors</w:t>
+      </w:r>
+      <w:r>
+        <w:rPr>
+          <w:rFonts w:ascii="Times New Roman" w:hAnsi="Times New Roman" w:cs="Times New Roman"/>
+          <w:lang w:val="el-GR"/>
+        </w:rPr>
+        <w:t>.</w:t>
+      </w:r>
+      <w:proofErr w:type="spellStart"/>
+      <w:r>
+        <w:rPr>
+          <w:rFonts w:ascii="Times New Roman" w:hAnsi="Times New Roman" w:cs="Times New Roman"/>
+          <w:lang w:val="el-GR"/>
+        </w:rPr>
+        <w:t>csv</w:t>
+      </w:r>
+      <w:proofErr w:type="spellEnd"/>
+    </w:p>
+    <w:p>
+      <w:pPr>
+        <w:rPr>
+          <w:rFonts w:ascii="Times New Roman" w:hAnsi="Times New Roman" w:cs="Times New Roman"/>
+          <w:lang w:val="en-US"/>
+        </w:rPr>
+      </w:pPr>
+    </w:p>
+    <w:tbl>
+      <w:tblPr>
+        <w:tblStyle w:val="TableGrid"/>
+        <w:tblW w:w="11157" w:type="dxa"/>
+        <w:jc w:val="center"/>
+        <w:tblLook w:val="04A0" w:firstRow="1" w:lastRow="0" w:firstColumn="1" w:lastColumn="0" w:noHBand="0" w:noVBand="1"/>
+      </w:tblPr>
+      <w:tblGrid>
+        <w:gridCol w:w="1865"/>
+        <w:gridCol w:w="1366"/>
+        <w:gridCol w:w="1580"/>
+        <w:gridCol w:w="1546"/>
+        <w:gridCol w:w="1580"/>
+        <w:gridCol w:w="1610"/>
+        <w:gridCol w:w="1610"/>
+      </w:tblGrid>
+      <w:tr>
+        <w:trPr>
+          <w:jc w:val="center"/>
+        </w:trPr>
+        <w:tc>
+          <w:tcPr>
+            <w:tcW w:w="1889" w:type="dxa"/>
+            <w:shd w:val="clear" w:color="auto" w:fill="83CAEB" w:themeFill="accent1" w:themeFillTint="66"/>
+            <w:vAlign w:val="bottom"/>
+          </w:tcPr>
+          <w:p>
+            <w:pPr>
+              <w:rPr>
+                <w:rFonts w:ascii="Times New Roman" w:hAnsi="Times New Roman" w:cs="Times New Roman"/>
+                <w:sz w:val="24"/>
+                <w:szCs w:val="24"/>
+                <w:lang w:val="en-US"/>
+              </w:rPr>
+            </w:pPr>
+            <w:r>
+              <w:rPr>
+                <w:rFonts w:ascii="Aptos Narrow" w:hAnsi="Aptos Narrow"/>
+                <w:color w:val="000000"/>
+              </w:rPr>
+              <w:t>Benchmark</w:t>
+            </w:r>
+          </w:p>
+        </w:tc>
+        <w:tc>
+          <w:tcPr>
+            <w:tcW w:w="1370" w:type="dxa"/>
+            <w:vAlign w:val="bottom"/>
+          </w:tcPr>
+          <w:p>
+            <w:pPr>
+              <w:rPr>
+                <w:rFonts w:ascii="Times New Roman" w:hAnsi="Times New Roman" w:cs="Times New Roman"/>
+                <w:sz w:val="24"/>
+                <w:szCs w:val="24"/>
+                <w:lang w:val="en-US"/>
+              </w:rPr>
+            </w:pPr>
+            <w:r>
+              <w:rPr>
+                <w:rFonts w:ascii="Aptos Narrow" w:hAnsi="Aptos Narrow"/>
+                <w:color w:val="000000"/>
+              </w:rPr>
+              <w:t>Static-</w:t>
+            </w:r>
+            <w:proofErr w:type="spellStart"/>
+            <w:r>
+              <w:rPr>
+                <w:rFonts w:ascii="Aptos Narrow" w:hAnsi="Aptos Narrow"/>
+                <w:color w:val="000000"/>
+              </w:rPr>
+              <w:t>AlwaysTaken</w:t>
+            </w:r>
+            <w:proofErr w:type="spellEnd"/>
+            <w:r>
+              <w:rPr>
+                <w:rFonts w:ascii="Aptos Narrow" w:hAnsi="Aptos Narrow"/>
+                <w:color w:val="000000"/>
+              </w:rPr>
+              <w:t xml:space="preserve"> MPKI</w:t>
+            </w:r>
+          </w:p>
+        </w:tc>
+        <w:tc>
+          <w:tcPr>
+            <w:tcW w:w="1632" w:type="dxa"/>
+            <w:vAlign w:val="bottom"/>
+          </w:tcPr>
+          <w:p>
+            <w:pPr>
+              <w:rPr>
+                <w:rFonts w:ascii="Times New Roman" w:hAnsi="Times New Roman" w:cs="Times New Roman"/>
+                <w:sz w:val="24"/>
+                <w:szCs w:val="24"/>
+                <w:lang w:val="en-US"/>
+              </w:rPr>
+            </w:pPr>
+            <w:r>
+              <w:rPr>
+                <w:rFonts w:ascii="Aptos Narrow" w:hAnsi="Aptos Narrow"/>
+                <w:color w:val="000000"/>
+              </w:rPr>
+              <w:t>Static-BTFNT MPKI</w:t>
+            </w:r>
+          </w:p>
+        </w:tc>
+        <w:tc>
+          <w:tcPr>
+            <w:tcW w:w="1370" w:type="dxa"/>
+            <w:vAlign w:val="bottom"/>
+          </w:tcPr>
+          <w:p>
+            <w:pPr>
+              <w:rPr>
+                <w:rFonts w:ascii="Times New Roman" w:hAnsi="Times New Roman" w:cs="Times New Roman"/>
+                <w:sz w:val="24"/>
+                <w:szCs w:val="24"/>
+                <w:lang w:val="en-US"/>
+              </w:rPr>
+            </w:pPr>
+            <w:r>
+              <w:rPr>
+                <w:rFonts w:ascii="Aptos Narrow" w:hAnsi="Aptos Narrow"/>
+                <w:color w:val="000000"/>
+              </w:rPr>
+              <w:t>Best-2bit-FSM (ABACBDCD:3) MPKI</w:t>
+            </w:r>
+          </w:p>
+        </w:tc>
+        <w:tc>
+          <w:tcPr>
+            <w:tcW w:w="1632" w:type="dxa"/>
+            <w:vAlign w:val="bottom"/>
+          </w:tcPr>
+          <w:p>
+            <w:pPr>
+              <w:rPr>
+                <w:rFonts w:ascii="Times New Roman" w:hAnsi="Times New Roman" w:cs="Times New Roman"/>
+                <w:sz w:val="24"/>
+                <w:szCs w:val="24"/>
+                <w:lang w:val="en-US"/>
+              </w:rPr>
+            </w:pPr>
+            <w:r>
+              <w:rPr>
+                <w:rFonts w:ascii="Aptos Narrow" w:hAnsi="Aptos Narrow"/>
+                <w:color w:val="000000"/>
+              </w:rPr>
+              <w:t>Pentium-M MPKI</w:t>
+            </w:r>
+          </w:p>
+        </w:tc>
+        <w:tc>
+          <w:tcPr>
+            <w:tcW w:w="1632" w:type="dxa"/>
+            <w:vAlign w:val="bottom"/>
+          </w:tcPr>
+          <w:p>
+            <w:pPr>
+              <w:rPr>
+                <w:rFonts w:ascii="Times New Roman" w:hAnsi="Times New Roman" w:cs="Times New Roman"/>
+                <w:sz w:val="24"/>
+                <w:szCs w:val="24"/>
+                <w:lang w:val="en-US"/>
+              </w:rPr>
+            </w:pPr>
+            <w:r>
+              <w:rPr>
+                <w:rFonts w:ascii="Aptos Narrow" w:hAnsi="Aptos Narrow"/>
+                <w:color w:val="000000"/>
+              </w:rPr>
+              <w:t>LocalHistory-BHT2048-H8 MPKI</w:t>
+            </w:r>
+          </w:p>
+        </w:tc>
+        <w:tc>
+          <w:tcPr>
+            <w:tcW w:w="1632" w:type="dxa"/>
+            <w:vAlign w:val="bottom"/>
+          </w:tcPr>
+          <w:p>
+            <w:pPr>
+              <w:rPr>
+                <w:rFonts w:ascii="Times New Roman" w:hAnsi="Times New Roman" w:cs="Times New Roman"/>
+                <w:sz w:val="24"/>
+                <w:szCs w:val="24"/>
+                <w:lang w:val="en-US"/>
+              </w:rPr>
+            </w:pPr>
+            <w:r>
+              <w:rPr>
+                <w:rFonts w:ascii="Aptos Narrow" w:hAnsi="Aptos Narrow"/>
+                <w:color w:val="000000"/>
+              </w:rPr>
+              <w:t>LocalHistory-BHT4096-H4 MPKI</w:t>
+            </w:r>
+          </w:p>
+        </w:tc>
+      </w:tr>
+      <w:tr>
+        <w:trPr>
+          <w:jc w:val="center"/>
+        </w:trPr>
+        <w:tc>
+          <w:tcPr>
+            <w:tcW w:w="1889" w:type="dxa"/>
+            <w:shd w:val="clear" w:color="auto" w:fill="83CAEB" w:themeFill="accent1" w:themeFillTint="66"/>
+            <w:vAlign w:val="bottom"/>
+          </w:tcPr>
+          <w:p>
+            <w:pPr>
+              <w:rPr>
+                <w:rFonts w:ascii="Times New Roman" w:hAnsi="Times New Roman" w:cs="Times New Roman"/>
+                <w:sz w:val="24"/>
+                <w:szCs w:val="24"/>
+                <w:lang w:val="en-US"/>
+              </w:rPr>
+            </w:pPr>
+            <w:r>
+              <w:rPr>
+                <w:rFonts w:ascii="Aptos Narrow" w:hAnsi="Aptos Narrow"/>
+                <w:color w:val="000000"/>
+              </w:rPr>
+              <w:t>403.gcc</w:t>
+            </w:r>
+          </w:p>
+        </w:tc>
+        <w:tc>
+          <w:tcPr>
+            <w:tcW w:w="1370" w:type="dxa"/>
+            <w:vAlign w:val="bottom"/>
+          </w:tcPr>
+          <w:p>
+            <w:pPr>
+              <w:rPr>
+                <w:rFonts w:ascii="Times New Roman" w:hAnsi="Times New Roman" w:cs="Times New Roman"/>
+                <w:sz w:val="24"/>
+                <w:szCs w:val="24"/>
+                <w:lang w:val="en-US"/>
+              </w:rPr>
+            </w:pPr>
+            <w:r>
+              <w:rPr>
+                <w:rFonts w:ascii="Aptos Narrow" w:hAnsi="Aptos Narrow"/>
+                <w:color w:val="000000"/>
+              </w:rPr>
+              <w:t>95.72972</w:t>
+            </w:r>
+          </w:p>
+        </w:tc>
+        <w:tc>
+          <w:tcPr>
+            <w:tcW w:w="1632" w:type="dxa"/>
+            <w:vAlign w:val="bottom"/>
+          </w:tcPr>
+          <w:p>
+            <w:pPr>
+              <w:rPr>
+                <w:rFonts w:ascii="Times New Roman" w:hAnsi="Times New Roman" w:cs="Times New Roman"/>
+                <w:sz w:val="24"/>
+                <w:szCs w:val="24"/>
+                <w:lang w:val="en-US"/>
+              </w:rPr>
+            </w:pPr>
+            <w:r>
+              <w:rPr>
+                <w:rFonts w:ascii="Aptos Narrow" w:hAnsi="Aptos Narrow"/>
+                <w:color w:val="000000"/>
+              </w:rPr>
+              <w:t>54.51772</w:t>
+            </w:r>
+          </w:p>
+        </w:tc>
+        <w:tc>
+          <w:tcPr>
+            <w:tcW w:w="1370" w:type="dxa"/>
+            <w:vAlign w:val="bottom"/>
+          </w:tcPr>
+          <w:p>
+            <w:pPr>
+              <w:rPr>
+                <w:rFonts w:ascii="Times New Roman" w:hAnsi="Times New Roman" w:cs="Times New Roman"/>
+                <w:sz w:val="24"/>
+                <w:szCs w:val="24"/>
+                <w:lang w:val="en-US"/>
+              </w:rPr>
+            </w:pPr>
+            <w:r>
+              <w:rPr>
+                <w:rFonts w:ascii="Aptos Narrow" w:hAnsi="Aptos Narrow"/>
+                <w:color w:val="000000"/>
+              </w:rPr>
+              <w:t>17.05609</w:t>
+            </w:r>
+          </w:p>
+        </w:tc>
+        <w:tc>
+          <w:tcPr>
+            <w:tcW w:w="1632" w:type="dxa"/>
+            <w:vAlign w:val="bottom"/>
+          </w:tcPr>
+          <w:p>
+            <w:pPr>
+              <w:rPr>
+                <w:rFonts w:ascii="Times New Roman" w:hAnsi="Times New Roman" w:cs="Times New Roman"/>
+                <w:sz w:val="24"/>
+                <w:szCs w:val="24"/>
+                <w:lang w:val="en-US"/>
+              </w:rPr>
+            </w:pPr>
+            <w:r>
+              <w:rPr>
+                <w:rFonts w:ascii="Aptos Narrow" w:hAnsi="Aptos Narrow"/>
+                <w:color w:val="000000"/>
+              </w:rPr>
+              <w:t>32.26621</w:t>
+            </w:r>
+          </w:p>
+        </w:tc>
+        <w:tc>
+          <w:tcPr>
+            <w:tcW w:w="1632" w:type="dxa"/>
+            <w:vAlign w:val="bottom"/>
+          </w:tcPr>
+          <w:p>
+            <w:pPr>
+              <w:rPr>
+                <w:rFonts w:ascii="Times New Roman" w:hAnsi="Times New Roman" w:cs="Times New Roman"/>
+                <w:sz w:val="24"/>
+                <w:szCs w:val="24"/>
+                <w:lang w:val="en-US"/>
+              </w:rPr>
+            </w:pPr>
+            <w:r>
+              <w:rPr>
+                <w:rFonts w:ascii="Aptos Narrow" w:hAnsi="Aptos Narrow"/>
+                <w:color w:val="000000"/>
+              </w:rPr>
+              <w:t>15.40436</w:t>
+            </w:r>
+          </w:p>
+        </w:tc>
+        <w:tc>
+          <w:tcPr>
+            <w:tcW w:w="1632" w:type="dxa"/>
+            <w:vAlign w:val="bottom"/>
+          </w:tcPr>
+          <w:p>
+            <w:pPr>
+              <w:rPr>
+                <w:rFonts w:ascii="Times New Roman" w:hAnsi="Times New Roman" w:cs="Times New Roman"/>
+                <w:sz w:val="24"/>
+                <w:szCs w:val="24"/>
+                <w:lang w:val="en-US"/>
+              </w:rPr>
+            </w:pPr>
+            <w:r>
+              <w:rPr>
+                <w:rFonts w:ascii="Aptos Narrow" w:hAnsi="Aptos Narrow"/>
+                <w:color w:val="000000"/>
+              </w:rPr>
+              <w:t>17.94662</w:t>
+            </w:r>
+          </w:p>
+        </w:tc>
+      </w:tr>
+      <w:tr>
+        <w:trPr>
+          <w:jc w:val="center"/>
+        </w:trPr>
+        <w:tc>
+          <w:tcPr>
+            <w:tcW w:w="1889" w:type="dxa"/>
+            <w:shd w:val="clear" w:color="auto" w:fill="83CAEB" w:themeFill="accent1" w:themeFillTint="66"/>
+            <w:vAlign w:val="bottom"/>
+          </w:tcPr>
+          <w:p>
+            <w:pPr>
+              <w:rPr>
+                <w:rFonts w:ascii="Times New Roman" w:hAnsi="Times New Roman" w:cs="Times New Roman"/>
+                <w:sz w:val="24"/>
+                <w:szCs w:val="24"/>
+                <w:lang w:val="en-US"/>
+              </w:rPr>
+            </w:pPr>
+            <w:r>
+              <w:rPr>
+                <w:rFonts w:ascii="Aptos Narrow" w:hAnsi="Aptos Narrow"/>
+                <w:color w:val="000000"/>
+              </w:rPr>
+              <w:t>410.bwaves</w:t>
+            </w:r>
+          </w:p>
+        </w:tc>
+        <w:tc>
+          <w:tcPr>
+            <w:tcW w:w="1370" w:type="dxa"/>
+            <w:vAlign w:val="bottom"/>
+          </w:tcPr>
+          <w:p>
+            <w:pPr>
+              <w:rPr>
+                <w:rFonts w:ascii="Times New Roman" w:hAnsi="Times New Roman" w:cs="Times New Roman"/>
+                <w:sz w:val="24"/>
+                <w:szCs w:val="24"/>
+                <w:lang w:val="en-US"/>
+              </w:rPr>
+            </w:pPr>
+            <w:r>
+              <w:rPr>
+                <w:rFonts w:ascii="Aptos Narrow" w:hAnsi="Aptos Narrow"/>
+                <w:color w:val="000000"/>
+              </w:rPr>
+              <w:t>28.00527</w:t>
+            </w:r>
+          </w:p>
+        </w:tc>
+        <w:tc>
+          <w:tcPr>
+            <w:tcW w:w="1632" w:type="dxa"/>
+            <w:vAlign w:val="bottom"/>
+          </w:tcPr>
+          <w:p>
+            <w:pPr>
+              <w:rPr>
+                <w:rFonts w:ascii="Times New Roman" w:hAnsi="Times New Roman" w:cs="Times New Roman"/>
+                <w:sz w:val="24"/>
+                <w:szCs w:val="24"/>
+                <w:lang w:val="en-US"/>
+              </w:rPr>
+            </w:pPr>
+            <w:r>
+              <w:rPr>
+                <w:rFonts w:ascii="Aptos Narrow" w:hAnsi="Aptos Narrow"/>
+                <w:color w:val="000000"/>
+              </w:rPr>
+              <w:t>17.00081</w:t>
+            </w:r>
+          </w:p>
+        </w:tc>
+        <w:tc>
+          <w:tcPr>
+            <w:tcW w:w="1370" w:type="dxa"/>
+            <w:vAlign w:val="bottom"/>
+          </w:tcPr>
+          <w:p>
+            <w:pPr>
+              <w:rPr>
+                <w:rFonts w:ascii="Times New Roman" w:hAnsi="Times New Roman" w:cs="Times New Roman"/>
+                <w:sz w:val="24"/>
+                <w:szCs w:val="24"/>
+                <w:lang w:val="en-US"/>
+              </w:rPr>
+            </w:pPr>
+            <w:r>
+              <w:rPr>
+                <w:rFonts w:ascii="Aptos Narrow" w:hAnsi="Aptos Narrow"/>
+                <w:color w:val="000000"/>
+              </w:rPr>
+              <w:t>13.74603</w:t>
+            </w:r>
+          </w:p>
+        </w:tc>
+        <w:tc>
+          <w:tcPr>
+            <w:tcW w:w="1632" w:type="dxa"/>
+            <w:vAlign w:val="bottom"/>
+          </w:tcPr>
+          <w:p>
+            <w:pPr>
+              <w:rPr>
+                <w:rFonts w:ascii="Times New Roman" w:hAnsi="Times New Roman" w:cs="Times New Roman"/>
+                <w:sz w:val="24"/>
+                <w:szCs w:val="24"/>
+                <w:lang w:val="en-US"/>
+              </w:rPr>
+            </w:pPr>
+            <w:r>
+              <w:rPr>
+                <w:rFonts w:ascii="Aptos Narrow" w:hAnsi="Aptos Narrow"/>
+                <w:color w:val="000000"/>
+              </w:rPr>
+              <w:t>15.49432</w:t>
+            </w:r>
+          </w:p>
+        </w:tc>
+        <w:tc>
+          <w:tcPr>
+            <w:tcW w:w="1632" w:type="dxa"/>
+            <w:vAlign w:val="bottom"/>
+          </w:tcPr>
+          <w:p>
+            <w:pPr>
+              <w:rPr>
+                <w:rFonts w:ascii="Times New Roman" w:hAnsi="Times New Roman" w:cs="Times New Roman"/>
+                <w:sz w:val="24"/>
+                <w:szCs w:val="24"/>
+                <w:lang w:val="en-US"/>
+              </w:rPr>
+            </w:pPr>
+            <w:r>
+              <w:rPr>
+                <w:rFonts w:ascii="Aptos Narrow" w:hAnsi="Aptos Narrow"/>
+                <w:color w:val="000000"/>
+              </w:rPr>
+              <w:t>7.563413</w:t>
+            </w:r>
+          </w:p>
+        </w:tc>
+        <w:tc>
+          <w:tcPr>
+            <w:tcW w:w="1632" w:type="dxa"/>
+            <w:vAlign w:val="bottom"/>
+          </w:tcPr>
+          <w:p>
+            <w:pPr>
+              <w:rPr>
+                <w:rFonts w:ascii="Times New Roman" w:hAnsi="Times New Roman" w:cs="Times New Roman"/>
+                <w:sz w:val="24"/>
+                <w:szCs w:val="24"/>
+                <w:lang w:val="en-US"/>
+              </w:rPr>
+            </w:pPr>
+            <w:r>
+              <w:rPr>
+                <w:rFonts w:ascii="Aptos Narrow" w:hAnsi="Aptos Narrow"/>
+                <w:color w:val="000000"/>
+              </w:rPr>
+              <w:t>11.26505</w:t>
+            </w:r>
+          </w:p>
+        </w:tc>
+      </w:tr>
+      <w:tr>
+        <w:trPr>
+          <w:jc w:val="center"/>
+        </w:trPr>
+        <w:tc>
+          <w:tcPr>
+            <w:tcW w:w="1889" w:type="dxa"/>
+            <w:shd w:val="clear" w:color="auto" w:fill="83CAEB" w:themeFill="accent1" w:themeFillTint="66"/>
+            <w:vAlign w:val="bottom"/>
+          </w:tcPr>
+          <w:p>
+            <w:pPr>
+              <w:rPr>
+                <w:rFonts w:ascii="Times New Roman" w:hAnsi="Times New Roman" w:cs="Times New Roman"/>
+                <w:sz w:val="24"/>
+                <w:szCs w:val="24"/>
+                <w:lang w:val="en-US"/>
+              </w:rPr>
+            </w:pPr>
+            <w:r>
+              <w:rPr>
+                <w:rFonts w:ascii="Aptos Narrow" w:hAnsi="Aptos Narrow"/>
+                <w:color w:val="000000"/>
+              </w:rPr>
+              <w:t>416.gamess</w:t>
+            </w:r>
+          </w:p>
+        </w:tc>
+        <w:tc>
+          <w:tcPr>
+            <w:tcW w:w="1370" w:type="dxa"/>
+            <w:vAlign w:val="bottom"/>
+          </w:tcPr>
+          <w:p>
+            <w:pPr>
+              <w:rPr>
+                <w:rFonts w:ascii="Times New Roman" w:hAnsi="Times New Roman" w:cs="Times New Roman"/>
+                <w:sz w:val="24"/>
+                <w:szCs w:val="24"/>
+                <w:lang w:val="en-US"/>
+              </w:rPr>
+            </w:pPr>
+            <w:r>
+              <w:rPr>
+                <w:rFonts w:ascii="Aptos Narrow" w:hAnsi="Aptos Narrow"/>
+                <w:color w:val="000000"/>
+              </w:rPr>
+              <w:t>36.53829</w:t>
+            </w:r>
+          </w:p>
+        </w:tc>
+        <w:tc>
+          <w:tcPr>
+            <w:tcW w:w="1632" w:type="dxa"/>
+            <w:vAlign w:val="bottom"/>
+          </w:tcPr>
+          <w:p>
+            <w:pPr>
+              <w:rPr>
+                <w:rFonts w:ascii="Times New Roman" w:hAnsi="Times New Roman" w:cs="Times New Roman"/>
+                <w:sz w:val="24"/>
+                <w:szCs w:val="24"/>
+                <w:lang w:val="en-US"/>
+              </w:rPr>
+            </w:pPr>
+            <w:r>
+              <w:rPr>
+                <w:rFonts w:ascii="Aptos Narrow" w:hAnsi="Aptos Narrow"/>
+                <w:color w:val="000000"/>
+              </w:rPr>
+              <w:t>22.83728</w:t>
+            </w:r>
+          </w:p>
+        </w:tc>
+        <w:tc>
+          <w:tcPr>
+            <w:tcW w:w="1370" w:type="dxa"/>
+            <w:vAlign w:val="bottom"/>
+          </w:tcPr>
+          <w:p>
+            <w:pPr>
+              <w:rPr>
+                <w:rFonts w:ascii="Times New Roman" w:hAnsi="Times New Roman" w:cs="Times New Roman"/>
+                <w:sz w:val="24"/>
+                <w:szCs w:val="24"/>
+                <w:lang w:val="en-US"/>
+              </w:rPr>
+            </w:pPr>
+            <w:r>
+              <w:rPr>
+                <w:rFonts w:ascii="Aptos Narrow" w:hAnsi="Aptos Narrow"/>
+                <w:color w:val="000000"/>
+              </w:rPr>
+              <w:t>4.810374</w:t>
+            </w:r>
+          </w:p>
+        </w:tc>
+        <w:tc>
+          <w:tcPr>
+            <w:tcW w:w="1632" w:type="dxa"/>
+            <w:vAlign w:val="bottom"/>
+          </w:tcPr>
+          <w:p>
+            <w:pPr>
+              <w:rPr>
+                <w:rFonts w:ascii="Times New Roman" w:hAnsi="Times New Roman" w:cs="Times New Roman"/>
+                <w:sz w:val="24"/>
+                <w:szCs w:val="24"/>
+                <w:lang w:val="en-US"/>
+              </w:rPr>
+            </w:pPr>
+            <w:r>
+              <w:rPr>
+                <w:rFonts w:ascii="Aptos Narrow" w:hAnsi="Aptos Narrow"/>
+                <w:color w:val="000000"/>
+              </w:rPr>
+              <w:t>5.885299</w:t>
+            </w:r>
+          </w:p>
+        </w:tc>
+        <w:tc>
+          <w:tcPr>
+            <w:tcW w:w="1632" w:type="dxa"/>
+            <w:vAlign w:val="bottom"/>
+          </w:tcPr>
+          <w:p>
+            <w:pPr>
+              <w:rPr>
+                <w:rFonts w:ascii="Times New Roman" w:hAnsi="Times New Roman" w:cs="Times New Roman"/>
+                <w:sz w:val="24"/>
+                <w:szCs w:val="24"/>
+                <w:lang w:val="en-US"/>
+              </w:rPr>
+            </w:pPr>
+            <w:r>
+              <w:rPr>
+                <w:rFonts w:ascii="Aptos Narrow" w:hAnsi="Aptos Narrow"/>
+                <w:color w:val="000000"/>
+              </w:rPr>
+              <w:t>1.670692</w:t>
+            </w:r>
+          </w:p>
+        </w:tc>
+        <w:tc>
+          <w:tcPr>
+            <w:tcW w:w="1632" w:type="dxa"/>
+            <w:vAlign w:val="bottom"/>
+          </w:tcPr>
+          <w:p>
+            <w:pPr>
+              <w:rPr>
+                <w:rFonts w:ascii="Times New Roman" w:hAnsi="Times New Roman" w:cs="Times New Roman"/>
+                <w:sz w:val="24"/>
+                <w:szCs w:val="24"/>
+                <w:lang w:val="en-US"/>
+              </w:rPr>
+            </w:pPr>
+            <w:r>
+              <w:rPr>
+                <w:rFonts w:ascii="Aptos Narrow" w:hAnsi="Aptos Narrow"/>
+                <w:color w:val="000000"/>
+              </w:rPr>
+              <w:t>2.805944</w:t>
+            </w:r>
+          </w:p>
+        </w:tc>
+      </w:tr>
+      <w:tr>
+        <w:trPr>
+          <w:jc w:val="center"/>
+        </w:trPr>
+        <w:tc>
+          <w:tcPr>
+            <w:tcW w:w="1889" w:type="dxa"/>
+            <w:shd w:val="clear" w:color="auto" w:fill="83CAEB" w:themeFill="accent1" w:themeFillTint="66"/>
+            <w:vAlign w:val="bottom"/>
+          </w:tcPr>
+          <w:p>
+            <w:pPr>
+              <w:rPr>
+                <w:rFonts w:ascii="Times New Roman" w:hAnsi="Times New Roman" w:cs="Times New Roman"/>
+                <w:sz w:val="24"/>
+                <w:szCs w:val="24"/>
+                <w:lang w:val="en-US"/>
+              </w:rPr>
+            </w:pPr>
+            <w:r>
+              <w:rPr>
+                <w:rFonts w:ascii="Aptos Narrow" w:hAnsi="Aptos Narrow"/>
+                <w:color w:val="000000"/>
+              </w:rPr>
+              <w:t>429.mcf</w:t>
+            </w:r>
+          </w:p>
+        </w:tc>
+        <w:tc>
+          <w:tcPr>
+            <w:tcW w:w="1370" w:type="dxa"/>
+            <w:vAlign w:val="bottom"/>
+          </w:tcPr>
+          <w:p>
+            <w:pPr>
+              <w:rPr>
+                <w:rFonts w:ascii="Times New Roman" w:hAnsi="Times New Roman" w:cs="Times New Roman"/>
+                <w:sz w:val="24"/>
+                <w:szCs w:val="24"/>
+                <w:lang w:val="en-US"/>
+              </w:rPr>
+            </w:pPr>
+            <w:r>
+              <w:rPr>
+                <w:rFonts w:ascii="Aptos Narrow" w:hAnsi="Aptos Narrow"/>
+                <w:color w:val="000000"/>
+              </w:rPr>
+              <w:t>130.6522</w:t>
+            </w:r>
+          </w:p>
+        </w:tc>
+        <w:tc>
+          <w:tcPr>
+            <w:tcW w:w="1632" w:type="dxa"/>
+            <w:vAlign w:val="bottom"/>
+          </w:tcPr>
+          <w:p>
+            <w:pPr>
+              <w:rPr>
+                <w:rFonts w:ascii="Times New Roman" w:hAnsi="Times New Roman" w:cs="Times New Roman"/>
+                <w:sz w:val="24"/>
+                <w:szCs w:val="24"/>
+                <w:lang w:val="en-US"/>
+              </w:rPr>
+            </w:pPr>
+            <w:r>
+              <w:rPr>
+                <w:rFonts w:ascii="Aptos Narrow" w:hAnsi="Aptos Narrow"/>
+                <w:color w:val="000000"/>
+              </w:rPr>
+              <w:t>58.58697</w:t>
+            </w:r>
+          </w:p>
+        </w:tc>
+        <w:tc>
+          <w:tcPr>
+            <w:tcW w:w="1370" w:type="dxa"/>
+            <w:vAlign w:val="bottom"/>
+          </w:tcPr>
+          <w:p>
+            <w:pPr>
+              <w:rPr>
+                <w:rFonts w:ascii="Times New Roman" w:hAnsi="Times New Roman" w:cs="Times New Roman"/>
+                <w:sz w:val="24"/>
+                <w:szCs w:val="24"/>
+                <w:lang w:val="en-US"/>
+              </w:rPr>
+            </w:pPr>
+            <w:r>
+              <w:rPr>
+                <w:rFonts w:ascii="Aptos Narrow" w:hAnsi="Aptos Narrow"/>
+                <w:color w:val="000000"/>
+              </w:rPr>
+              <w:t>13.24901</w:t>
+            </w:r>
+          </w:p>
+        </w:tc>
+        <w:tc>
+          <w:tcPr>
+            <w:tcW w:w="1632" w:type="dxa"/>
+            <w:vAlign w:val="bottom"/>
+          </w:tcPr>
+          <w:p>
+            <w:pPr>
+              <w:rPr>
+                <w:rFonts w:ascii="Times New Roman" w:hAnsi="Times New Roman" w:cs="Times New Roman"/>
+                <w:sz w:val="24"/>
+                <w:szCs w:val="24"/>
+                <w:lang w:val="en-US"/>
+              </w:rPr>
+            </w:pPr>
+            <w:r>
+              <w:rPr>
+                <w:rFonts w:ascii="Aptos Narrow" w:hAnsi="Aptos Narrow"/>
+                <w:color w:val="000000"/>
+              </w:rPr>
+              <w:t>54.71854</w:t>
+            </w:r>
+          </w:p>
+        </w:tc>
+        <w:tc>
+          <w:tcPr>
+            <w:tcW w:w="1632" w:type="dxa"/>
+            <w:vAlign w:val="bottom"/>
+          </w:tcPr>
+          <w:p>
+            <w:pPr>
+              <w:rPr>
+                <w:rFonts w:ascii="Times New Roman" w:hAnsi="Times New Roman" w:cs="Times New Roman"/>
+                <w:sz w:val="24"/>
+                <w:szCs w:val="24"/>
+                <w:lang w:val="en-US"/>
+              </w:rPr>
+            </w:pPr>
+            <w:r>
+              <w:rPr>
+                <w:rFonts w:ascii="Aptos Narrow" w:hAnsi="Aptos Narrow"/>
+                <w:color w:val="000000"/>
+              </w:rPr>
+              <w:t>11.01406</w:t>
+            </w:r>
+          </w:p>
+        </w:tc>
+        <w:tc>
+          <w:tcPr>
+            <w:tcW w:w="1632" w:type="dxa"/>
+            <w:vAlign w:val="bottom"/>
+          </w:tcPr>
+          <w:p>
+            <w:pPr>
+              <w:rPr>
+                <w:rFonts w:ascii="Times New Roman" w:hAnsi="Times New Roman" w:cs="Times New Roman"/>
+                <w:sz w:val="24"/>
+                <w:szCs w:val="24"/>
+                <w:lang w:val="en-US"/>
+              </w:rPr>
+            </w:pPr>
+            <w:r>
+              <w:rPr>
+                <w:rFonts w:ascii="Aptos Narrow" w:hAnsi="Aptos Narrow"/>
+                <w:color w:val="000000"/>
+              </w:rPr>
+              <w:t>12.00615</w:t>
+            </w:r>
+          </w:p>
+        </w:tc>
+      </w:tr>
+      <w:tr>
+        <w:trPr>
+          <w:jc w:val="center"/>
+        </w:trPr>
+        <w:tc>
+          <w:tcPr>
+            <w:tcW w:w="1889" w:type="dxa"/>
+            <w:shd w:val="clear" w:color="auto" w:fill="83CAEB" w:themeFill="accent1" w:themeFillTint="66"/>
+            <w:vAlign w:val="bottom"/>
+          </w:tcPr>
+          <w:p>
+            <w:pPr>
+              <w:rPr>
+                <w:rFonts w:ascii="Times New Roman" w:hAnsi="Times New Roman" w:cs="Times New Roman"/>
+                <w:sz w:val="24"/>
+                <w:szCs w:val="24"/>
+                <w:lang w:val="en-US"/>
+              </w:rPr>
+            </w:pPr>
+            <w:r>
+              <w:rPr>
+                <w:rFonts w:ascii="Aptos Narrow" w:hAnsi="Aptos Narrow"/>
+                <w:color w:val="000000"/>
+              </w:rPr>
+              <w:t>433.milc</w:t>
+            </w:r>
+          </w:p>
+        </w:tc>
+        <w:tc>
+          <w:tcPr>
+            <w:tcW w:w="1370" w:type="dxa"/>
+            <w:vAlign w:val="bottom"/>
+          </w:tcPr>
+          <w:p>
+            <w:pPr>
+              <w:rPr>
+                <w:rFonts w:ascii="Times New Roman" w:hAnsi="Times New Roman" w:cs="Times New Roman"/>
+                <w:sz w:val="24"/>
+                <w:szCs w:val="24"/>
+                <w:lang w:val="en-US"/>
+              </w:rPr>
+            </w:pPr>
+            <w:r>
+              <w:rPr>
+                <w:rFonts w:ascii="Aptos Narrow" w:hAnsi="Aptos Narrow"/>
+                <w:color w:val="000000"/>
+              </w:rPr>
+              <w:t>14.12135</w:t>
+            </w:r>
+          </w:p>
+        </w:tc>
+        <w:tc>
+          <w:tcPr>
+            <w:tcW w:w="1632" w:type="dxa"/>
+            <w:vAlign w:val="bottom"/>
+          </w:tcPr>
+          <w:p>
+            <w:pPr>
+              <w:rPr>
+                <w:rFonts w:ascii="Times New Roman" w:hAnsi="Times New Roman" w:cs="Times New Roman"/>
+                <w:sz w:val="24"/>
+                <w:szCs w:val="24"/>
+                <w:lang w:val="en-US"/>
+              </w:rPr>
+            </w:pPr>
+            <w:r>
+              <w:rPr>
+                <w:rFonts w:ascii="Aptos Narrow" w:hAnsi="Aptos Narrow"/>
+                <w:color w:val="000000"/>
+              </w:rPr>
+              <w:t>13.38693</w:t>
+            </w:r>
+          </w:p>
+        </w:tc>
+        <w:tc>
+          <w:tcPr>
+            <w:tcW w:w="1370" w:type="dxa"/>
+            <w:vAlign w:val="bottom"/>
+          </w:tcPr>
+          <w:p>
+            <w:pPr>
+              <w:rPr>
+                <w:rFonts w:ascii="Times New Roman" w:hAnsi="Times New Roman" w:cs="Times New Roman"/>
+                <w:sz w:val="24"/>
+                <w:szCs w:val="24"/>
+                <w:lang w:val="en-US"/>
+              </w:rPr>
+            </w:pPr>
+            <w:r>
+              <w:rPr>
+                <w:rFonts w:ascii="Aptos Narrow" w:hAnsi="Aptos Narrow"/>
+                <w:color w:val="000000"/>
+              </w:rPr>
+              <w:t>12.99138</w:t>
+            </w:r>
+          </w:p>
+        </w:tc>
+        <w:tc>
+          <w:tcPr>
+            <w:tcW w:w="1632" w:type="dxa"/>
+            <w:vAlign w:val="bottom"/>
+          </w:tcPr>
+          <w:p>
+            <w:pPr>
+              <w:rPr>
+                <w:rFonts w:ascii="Times New Roman" w:hAnsi="Times New Roman" w:cs="Times New Roman"/>
+                <w:sz w:val="24"/>
+                <w:szCs w:val="24"/>
+                <w:lang w:val="en-US"/>
+              </w:rPr>
+            </w:pPr>
+            <w:r>
+              <w:rPr>
+                <w:rFonts w:ascii="Aptos Narrow" w:hAnsi="Aptos Narrow"/>
+                <w:color w:val="000000"/>
+              </w:rPr>
+              <w:t>1.282982</w:t>
+            </w:r>
+          </w:p>
+        </w:tc>
+        <w:tc>
+          <w:tcPr>
+            <w:tcW w:w="1632" w:type="dxa"/>
+            <w:vAlign w:val="bottom"/>
+          </w:tcPr>
+          <w:p>
+            <w:pPr>
+              <w:rPr>
+                <w:rFonts w:ascii="Times New Roman" w:hAnsi="Times New Roman" w:cs="Times New Roman"/>
+                <w:sz w:val="24"/>
+                <w:szCs w:val="24"/>
+                <w:lang w:val="en-US"/>
+              </w:rPr>
+            </w:pPr>
+            <w:r>
+              <w:rPr>
+                <w:rFonts w:ascii="Aptos Narrow" w:hAnsi="Aptos Narrow"/>
+                <w:color w:val="000000"/>
+              </w:rPr>
+              <w:t>0.033926</w:t>
+            </w:r>
+          </w:p>
+        </w:tc>
+        <w:tc>
+          <w:tcPr>
+            <w:tcW w:w="1632" w:type="dxa"/>
+            <w:vAlign w:val="bottom"/>
+          </w:tcPr>
+          <w:p>
+            <w:pPr>
+              <w:rPr>
+                <w:rFonts w:ascii="Times New Roman" w:hAnsi="Times New Roman" w:cs="Times New Roman"/>
+                <w:sz w:val="24"/>
+                <w:szCs w:val="24"/>
+                <w:lang w:val="en-US"/>
+              </w:rPr>
+            </w:pPr>
+            <w:r>
+              <w:rPr>
+                <w:rFonts w:ascii="Aptos Narrow" w:hAnsi="Aptos Narrow"/>
+                <w:color w:val="000000"/>
+              </w:rPr>
+              <w:t>0.063481</w:t>
+            </w:r>
+          </w:p>
+        </w:tc>
+      </w:tr>
+      <w:tr>
+        <w:trPr>
+          <w:jc w:val="center"/>
+        </w:trPr>
+        <w:tc>
+          <w:tcPr>
+            <w:tcW w:w="1889" w:type="dxa"/>
+            <w:shd w:val="clear" w:color="auto" w:fill="83CAEB" w:themeFill="accent1" w:themeFillTint="66"/>
+            <w:vAlign w:val="bottom"/>
+          </w:tcPr>
+          <w:p>
+            <w:pPr>
+              <w:rPr>
+                <w:rFonts w:ascii="Times New Roman" w:hAnsi="Times New Roman" w:cs="Times New Roman"/>
+                <w:sz w:val="24"/>
+                <w:szCs w:val="24"/>
+                <w:lang w:val="en-US"/>
+              </w:rPr>
+            </w:pPr>
+            <w:r>
+              <w:rPr>
+                <w:rFonts w:ascii="Aptos Narrow" w:hAnsi="Aptos Narrow"/>
+                <w:color w:val="000000"/>
+              </w:rPr>
+              <w:t>435.gromacs</w:t>
+            </w:r>
+          </w:p>
+        </w:tc>
+        <w:tc>
+          <w:tcPr>
+            <w:tcW w:w="1370" w:type="dxa"/>
+            <w:vAlign w:val="bottom"/>
+          </w:tcPr>
+          <w:p>
+            <w:pPr>
+              <w:rPr>
+                <w:rFonts w:ascii="Times New Roman" w:hAnsi="Times New Roman" w:cs="Times New Roman"/>
+                <w:sz w:val="24"/>
+                <w:szCs w:val="24"/>
+                <w:lang w:val="en-US"/>
+              </w:rPr>
+            </w:pPr>
+            <w:r>
+              <w:rPr>
+                <w:rFonts w:ascii="Aptos Narrow" w:hAnsi="Aptos Narrow"/>
+                <w:color w:val="000000"/>
+              </w:rPr>
+              <w:t>25.64139</w:t>
+            </w:r>
+          </w:p>
+        </w:tc>
+        <w:tc>
+          <w:tcPr>
+            <w:tcW w:w="1632" w:type="dxa"/>
+            <w:vAlign w:val="bottom"/>
+          </w:tcPr>
+          <w:p>
+            <w:pPr>
+              <w:rPr>
+                <w:rFonts w:ascii="Times New Roman" w:hAnsi="Times New Roman" w:cs="Times New Roman"/>
+                <w:sz w:val="24"/>
+                <w:szCs w:val="24"/>
+                <w:lang w:val="en-US"/>
+              </w:rPr>
+            </w:pPr>
+            <w:r>
+              <w:rPr>
+                <w:rFonts w:ascii="Aptos Narrow" w:hAnsi="Aptos Narrow"/>
+                <w:color w:val="000000"/>
+              </w:rPr>
+              <w:t>7.484964</w:t>
+            </w:r>
+          </w:p>
+        </w:tc>
+        <w:tc>
+          <w:tcPr>
+            <w:tcW w:w="1370" w:type="dxa"/>
+            <w:vAlign w:val="bottom"/>
+          </w:tcPr>
+          <w:p>
+            <w:pPr>
+              <w:rPr>
+                <w:rFonts w:ascii="Times New Roman" w:hAnsi="Times New Roman" w:cs="Times New Roman"/>
+                <w:sz w:val="24"/>
+                <w:szCs w:val="24"/>
+                <w:lang w:val="en-US"/>
+              </w:rPr>
+            </w:pPr>
+            <w:r>
+              <w:rPr>
+                <w:rFonts w:ascii="Aptos Narrow" w:hAnsi="Aptos Narrow"/>
+                <w:color w:val="000000"/>
+              </w:rPr>
+              <w:t>3.031459</w:t>
+            </w:r>
+          </w:p>
+        </w:tc>
+        <w:tc>
+          <w:tcPr>
+            <w:tcW w:w="1632" w:type="dxa"/>
+            <w:vAlign w:val="bottom"/>
+          </w:tcPr>
+          <w:p>
+            <w:pPr>
+              <w:rPr>
+                <w:rFonts w:ascii="Times New Roman" w:hAnsi="Times New Roman" w:cs="Times New Roman"/>
+                <w:sz w:val="24"/>
+                <w:szCs w:val="24"/>
+                <w:lang w:val="en-US"/>
+              </w:rPr>
+            </w:pPr>
+            <w:r>
+              <w:rPr>
+                <w:rFonts w:ascii="Aptos Narrow" w:hAnsi="Aptos Narrow"/>
+                <w:color w:val="000000"/>
+              </w:rPr>
+              <w:t>2.920656</w:t>
+            </w:r>
+          </w:p>
+        </w:tc>
+        <w:tc>
+          <w:tcPr>
+            <w:tcW w:w="1632" w:type="dxa"/>
+            <w:vAlign w:val="bottom"/>
+          </w:tcPr>
+          <w:p>
+            <w:pPr>
+              <w:rPr>
+                <w:rFonts w:ascii="Times New Roman" w:hAnsi="Times New Roman" w:cs="Times New Roman"/>
+                <w:sz w:val="24"/>
+                <w:szCs w:val="24"/>
+                <w:lang w:val="en-US"/>
+              </w:rPr>
+            </w:pPr>
+            <w:r>
+              <w:rPr>
+                <w:rFonts w:ascii="Aptos Narrow" w:hAnsi="Aptos Narrow"/>
+                <w:color w:val="000000"/>
+              </w:rPr>
+              <w:t>2.163923</w:t>
+            </w:r>
+          </w:p>
+        </w:tc>
+        <w:tc>
+          <w:tcPr>
+            <w:tcW w:w="1632" w:type="dxa"/>
+            <w:vAlign w:val="bottom"/>
+          </w:tcPr>
+          <w:p>
+            <w:pPr>
+              <w:rPr>
+                <w:rFonts w:ascii="Times New Roman" w:hAnsi="Times New Roman" w:cs="Times New Roman"/>
+                <w:sz w:val="24"/>
+                <w:szCs w:val="24"/>
+                <w:lang w:val="en-US"/>
+              </w:rPr>
+            </w:pPr>
+            <w:r>
+              <w:rPr>
+                <w:rFonts w:ascii="Aptos Narrow" w:hAnsi="Aptos Narrow"/>
+                <w:color w:val="000000"/>
+              </w:rPr>
+              <w:t>2.495744</w:t>
+            </w:r>
+          </w:p>
+        </w:tc>
+      </w:tr>
+      <w:tr>
+        <w:trPr>
+          <w:jc w:val="center"/>
+        </w:trPr>
+        <w:tc>
+          <w:tcPr>
+            <w:tcW w:w="1889" w:type="dxa"/>
+            <w:shd w:val="clear" w:color="auto" w:fill="83CAEB" w:themeFill="accent1" w:themeFillTint="66"/>
+            <w:vAlign w:val="bottom"/>
+          </w:tcPr>
+          <w:p>
+            <w:pPr>
+              <w:rPr>
+                <w:rFonts w:ascii="Times New Roman" w:hAnsi="Times New Roman" w:cs="Times New Roman"/>
+                <w:sz w:val="24"/>
+                <w:szCs w:val="24"/>
+                <w:lang w:val="en-US"/>
+              </w:rPr>
+            </w:pPr>
+            <w:r>
+              <w:rPr>
+                <w:rFonts w:ascii="Aptos Narrow" w:hAnsi="Aptos Narrow"/>
+                <w:color w:val="000000"/>
+              </w:rPr>
+              <w:t>436.cactusADM</w:t>
+            </w:r>
+          </w:p>
+        </w:tc>
+        <w:tc>
+          <w:tcPr>
+            <w:tcW w:w="1370" w:type="dxa"/>
+            <w:vAlign w:val="bottom"/>
+          </w:tcPr>
+          <w:p>
+            <w:pPr>
+              <w:rPr>
+                <w:rFonts w:ascii="Times New Roman" w:hAnsi="Times New Roman" w:cs="Times New Roman"/>
+                <w:sz w:val="24"/>
+                <w:szCs w:val="24"/>
+                <w:lang w:val="en-US"/>
+              </w:rPr>
+            </w:pPr>
+            <w:r>
+              <w:rPr>
+                <w:rFonts w:ascii="Aptos Narrow" w:hAnsi="Aptos Narrow"/>
+                <w:color w:val="000000"/>
+              </w:rPr>
+              <w:t>0.232334</w:t>
+            </w:r>
+          </w:p>
+        </w:tc>
+        <w:tc>
+          <w:tcPr>
+            <w:tcW w:w="1632" w:type="dxa"/>
+            <w:vAlign w:val="bottom"/>
+          </w:tcPr>
+          <w:p>
+            <w:pPr>
+              <w:rPr>
+                <w:rFonts w:ascii="Times New Roman" w:hAnsi="Times New Roman" w:cs="Times New Roman"/>
+                <w:sz w:val="24"/>
+                <w:szCs w:val="24"/>
+                <w:lang w:val="en-US"/>
+              </w:rPr>
+            </w:pPr>
+            <w:r>
+              <w:rPr>
+                <w:rFonts w:ascii="Aptos Narrow" w:hAnsi="Aptos Narrow"/>
+                <w:color w:val="000000"/>
+              </w:rPr>
+              <w:t>0.07008</w:t>
+            </w:r>
+          </w:p>
+        </w:tc>
+        <w:tc>
+          <w:tcPr>
+            <w:tcW w:w="1370" w:type="dxa"/>
+            <w:vAlign w:val="bottom"/>
+          </w:tcPr>
+          <w:p>
+            <w:pPr>
+              <w:rPr>
+                <w:rFonts w:ascii="Times New Roman" w:hAnsi="Times New Roman" w:cs="Times New Roman"/>
+                <w:sz w:val="24"/>
+                <w:szCs w:val="24"/>
+                <w:lang w:val="en-US"/>
+              </w:rPr>
+            </w:pPr>
+            <w:r>
+              <w:rPr>
+                <w:rFonts w:ascii="Aptos Narrow" w:hAnsi="Aptos Narrow"/>
+                <w:color w:val="000000"/>
+              </w:rPr>
+              <w:t>0.038952</w:t>
+            </w:r>
+          </w:p>
+        </w:tc>
+        <w:tc>
+          <w:tcPr>
+            <w:tcW w:w="1632" w:type="dxa"/>
+            <w:vAlign w:val="bottom"/>
+          </w:tcPr>
+          <w:p>
+            <w:pPr>
+              <w:rPr>
+                <w:rFonts w:ascii="Times New Roman" w:hAnsi="Times New Roman" w:cs="Times New Roman"/>
+                <w:sz w:val="24"/>
+                <w:szCs w:val="24"/>
+                <w:lang w:val="en-US"/>
+              </w:rPr>
+            </w:pPr>
+            <w:r>
+              <w:rPr>
+                <w:rFonts w:ascii="Aptos Narrow" w:hAnsi="Aptos Narrow"/>
+                <w:color w:val="000000"/>
+              </w:rPr>
+              <w:t>0.056408</w:t>
+            </w:r>
+          </w:p>
+        </w:tc>
+        <w:tc>
+          <w:tcPr>
+            <w:tcW w:w="1632" w:type="dxa"/>
+            <w:vAlign w:val="bottom"/>
+          </w:tcPr>
+          <w:p>
+            <w:pPr>
+              <w:rPr>
+                <w:rFonts w:ascii="Times New Roman" w:hAnsi="Times New Roman" w:cs="Times New Roman"/>
+                <w:sz w:val="24"/>
+                <w:szCs w:val="24"/>
+                <w:lang w:val="en-US"/>
+              </w:rPr>
+            </w:pPr>
+            <w:r>
+              <w:rPr>
+                <w:rFonts w:ascii="Aptos Narrow" w:hAnsi="Aptos Narrow"/>
+                <w:color w:val="000000"/>
+              </w:rPr>
+              <w:t>0.024954</w:t>
+            </w:r>
+          </w:p>
+        </w:tc>
+        <w:tc>
+          <w:tcPr>
+            <w:tcW w:w="1632" w:type="dxa"/>
+            <w:vAlign w:val="bottom"/>
+          </w:tcPr>
+          <w:p>
+            <w:pPr>
+              <w:rPr>
+                <w:rFonts w:ascii="Times New Roman" w:hAnsi="Times New Roman" w:cs="Times New Roman"/>
+                <w:sz w:val="24"/>
+                <w:szCs w:val="24"/>
+                <w:lang w:val="en-US"/>
+              </w:rPr>
+            </w:pPr>
+            <w:r>
+              <w:rPr>
+                <w:rFonts w:ascii="Aptos Narrow" w:hAnsi="Aptos Narrow"/>
+                <w:color w:val="000000"/>
+              </w:rPr>
+              <w:t>0.032083</w:t>
+            </w:r>
+          </w:p>
+        </w:tc>
+      </w:tr>
+      <w:tr>
+        <w:trPr>
+          <w:jc w:val="center"/>
+        </w:trPr>
+        <w:tc>
+          <w:tcPr>
+            <w:tcW w:w="1889" w:type="dxa"/>
+            <w:shd w:val="clear" w:color="auto" w:fill="83CAEB" w:themeFill="accent1" w:themeFillTint="66"/>
+            <w:vAlign w:val="bottom"/>
+          </w:tcPr>
+          <w:p>
+            <w:pPr>
+              <w:rPr>
+                <w:rFonts w:ascii="Times New Roman" w:hAnsi="Times New Roman" w:cs="Times New Roman"/>
+                <w:sz w:val="24"/>
+                <w:szCs w:val="24"/>
+                <w:lang w:val="en-US"/>
+              </w:rPr>
+            </w:pPr>
+            <w:r>
+              <w:rPr>
+                <w:rFonts w:ascii="Aptos Narrow" w:hAnsi="Aptos Narrow"/>
+                <w:color w:val="000000"/>
+              </w:rPr>
+              <w:t>450.soplex</w:t>
+            </w:r>
+          </w:p>
+        </w:tc>
+        <w:tc>
+          <w:tcPr>
+            <w:tcW w:w="1370" w:type="dxa"/>
+            <w:vAlign w:val="bottom"/>
+          </w:tcPr>
+          <w:p>
+            <w:pPr>
+              <w:rPr>
+                <w:rFonts w:ascii="Times New Roman" w:hAnsi="Times New Roman" w:cs="Times New Roman"/>
+                <w:sz w:val="24"/>
+                <w:szCs w:val="24"/>
+                <w:lang w:val="en-US"/>
+              </w:rPr>
+            </w:pPr>
+            <w:r>
+              <w:rPr>
+                <w:rFonts w:ascii="Aptos Narrow" w:hAnsi="Aptos Narrow"/>
+                <w:color w:val="000000"/>
+              </w:rPr>
+              <w:t>64.90622</w:t>
+            </w:r>
+          </w:p>
+        </w:tc>
+        <w:tc>
+          <w:tcPr>
+            <w:tcW w:w="1632" w:type="dxa"/>
+            <w:vAlign w:val="bottom"/>
+          </w:tcPr>
+          <w:p>
+            <w:pPr>
+              <w:rPr>
+                <w:rFonts w:ascii="Times New Roman" w:hAnsi="Times New Roman" w:cs="Times New Roman"/>
+                <w:sz w:val="24"/>
+                <w:szCs w:val="24"/>
+                <w:lang w:val="en-US"/>
+              </w:rPr>
+            </w:pPr>
+            <w:r>
+              <w:rPr>
+                <w:rFonts w:ascii="Aptos Narrow" w:hAnsi="Aptos Narrow"/>
+                <w:color w:val="000000"/>
+              </w:rPr>
+              <w:t>29.47315</w:t>
+            </w:r>
+          </w:p>
+        </w:tc>
+        <w:tc>
+          <w:tcPr>
+            <w:tcW w:w="1370" w:type="dxa"/>
+            <w:vAlign w:val="bottom"/>
+          </w:tcPr>
+          <w:p>
+            <w:pPr>
+              <w:rPr>
+                <w:rFonts w:ascii="Times New Roman" w:hAnsi="Times New Roman" w:cs="Times New Roman"/>
+                <w:sz w:val="24"/>
+                <w:szCs w:val="24"/>
+                <w:lang w:val="en-US"/>
+              </w:rPr>
+            </w:pPr>
+            <w:r>
+              <w:rPr>
+                <w:rFonts w:ascii="Aptos Narrow" w:hAnsi="Aptos Narrow"/>
+                <w:color w:val="000000"/>
+              </w:rPr>
+              <w:t>8.377252</w:t>
+            </w:r>
+          </w:p>
+        </w:tc>
+        <w:tc>
+          <w:tcPr>
+            <w:tcW w:w="1632" w:type="dxa"/>
+            <w:vAlign w:val="bottom"/>
+          </w:tcPr>
+          <w:p>
+            <w:pPr>
+              <w:rPr>
+                <w:rFonts w:ascii="Times New Roman" w:hAnsi="Times New Roman" w:cs="Times New Roman"/>
+                <w:sz w:val="24"/>
+                <w:szCs w:val="24"/>
+                <w:lang w:val="en-US"/>
+              </w:rPr>
+            </w:pPr>
+            <w:r>
+              <w:rPr>
+                <w:rFonts w:ascii="Aptos Narrow" w:hAnsi="Aptos Narrow"/>
+                <w:color w:val="000000"/>
+              </w:rPr>
+              <w:t>12.75814</w:t>
+            </w:r>
+          </w:p>
+        </w:tc>
+        <w:tc>
+          <w:tcPr>
+            <w:tcW w:w="1632" w:type="dxa"/>
+            <w:vAlign w:val="bottom"/>
+          </w:tcPr>
+          <w:p>
+            <w:pPr>
+              <w:rPr>
+                <w:rFonts w:ascii="Times New Roman" w:hAnsi="Times New Roman" w:cs="Times New Roman"/>
+                <w:sz w:val="24"/>
+                <w:szCs w:val="24"/>
+                <w:lang w:val="en-US"/>
+              </w:rPr>
+            </w:pPr>
+            <w:r>
+              <w:rPr>
+                <w:rFonts w:ascii="Aptos Narrow" w:hAnsi="Aptos Narrow"/>
+                <w:color w:val="000000"/>
+              </w:rPr>
+              <w:t>7.022904</w:t>
+            </w:r>
+          </w:p>
+        </w:tc>
+        <w:tc>
+          <w:tcPr>
+            <w:tcW w:w="1632" w:type="dxa"/>
+            <w:vAlign w:val="bottom"/>
+          </w:tcPr>
+          <w:p>
+            <w:pPr>
+              <w:rPr>
+                <w:rFonts w:ascii="Times New Roman" w:hAnsi="Times New Roman" w:cs="Times New Roman"/>
+                <w:sz w:val="24"/>
+                <w:szCs w:val="24"/>
+                <w:lang w:val="en-US"/>
+              </w:rPr>
+            </w:pPr>
+            <w:r>
+              <w:rPr>
+                <w:rFonts w:ascii="Aptos Narrow" w:hAnsi="Aptos Narrow"/>
+                <w:color w:val="000000"/>
+              </w:rPr>
+              <w:t>8.227406</w:t>
+            </w:r>
+          </w:p>
+        </w:tc>
+      </w:tr>
+      <w:tr>
+        <w:trPr>
+          <w:jc w:val="center"/>
+        </w:trPr>
+        <w:tc>
+          <w:tcPr>
+            <w:tcW w:w="1889" w:type="dxa"/>
+            <w:shd w:val="clear" w:color="auto" w:fill="83CAEB" w:themeFill="accent1" w:themeFillTint="66"/>
+            <w:vAlign w:val="bottom"/>
+          </w:tcPr>
+          <w:p>
+            <w:pPr>
+              <w:rPr>
+                <w:rFonts w:ascii="Times New Roman" w:hAnsi="Times New Roman" w:cs="Times New Roman"/>
+                <w:sz w:val="24"/>
+                <w:szCs w:val="24"/>
+                <w:lang w:val="en-US"/>
+              </w:rPr>
+            </w:pPr>
+            <w:r>
+              <w:rPr>
+                <w:rFonts w:ascii="Aptos Narrow" w:hAnsi="Aptos Narrow"/>
+                <w:color w:val="000000"/>
+              </w:rPr>
+              <w:t>459.GemsFDTD</w:t>
+            </w:r>
+          </w:p>
+        </w:tc>
+        <w:tc>
+          <w:tcPr>
+            <w:tcW w:w="1370" w:type="dxa"/>
+            <w:vAlign w:val="bottom"/>
+          </w:tcPr>
+          <w:p>
+            <w:pPr>
+              <w:rPr>
+                <w:rFonts w:ascii="Times New Roman" w:hAnsi="Times New Roman" w:cs="Times New Roman"/>
+                <w:sz w:val="24"/>
+                <w:szCs w:val="24"/>
+                <w:lang w:val="en-US"/>
+              </w:rPr>
+            </w:pPr>
+            <w:r>
+              <w:rPr>
+                <w:rFonts w:ascii="Aptos Narrow" w:hAnsi="Aptos Narrow"/>
+                <w:color w:val="000000"/>
+              </w:rPr>
+              <w:t>3.260537</w:t>
+            </w:r>
+          </w:p>
+        </w:tc>
+        <w:tc>
+          <w:tcPr>
+            <w:tcW w:w="1632" w:type="dxa"/>
+            <w:vAlign w:val="bottom"/>
+          </w:tcPr>
+          <w:p>
+            <w:pPr>
+              <w:rPr>
+                <w:rFonts w:ascii="Times New Roman" w:hAnsi="Times New Roman" w:cs="Times New Roman"/>
+                <w:sz w:val="24"/>
+                <w:szCs w:val="24"/>
+                <w:lang w:val="en-US"/>
+              </w:rPr>
+            </w:pPr>
+            <w:r>
+              <w:rPr>
+                <w:rFonts w:ascii="Aptos Narrow" w:hAnsi="Aptos Narrow"/>
+                <w:color w:val="000000"/>
+              </w:rPr>
+              <w:t>1.871671</w:t>
+            </w:r>
+          </w:p>
+        </w:tc>
+        <w:tc>
+          <w:tcPr>
+            <w:tcW w:w="1370" w:type="dxa"/>
+            <w:vAlign w:val="bottom"/>
+          </w:tcPr>
+          <w:p>
+            <w:pPr>
+              <w:rPr>
+                <w:rFonts w:ascii="Times New Roman" w:hAnsi="Times New Roman" w:cs="Times New Roman"/>
+                <w:sz w:val="24"/>
+                <w:szCs w:val="24"/>
+                <w:lang w:val="en-US"/>
+              </w:rPr>
+            </w:pPr>
+            <w:r>
+              <w:rPr>
+                <w:rFonts w:ascii="Aptos Narrow" w:hAnsi="Aptos Narrow"/>
+                <w:color w:val="000000"/>
+              </w:rPr>
+              <w:t>0.437289</w:t>
+            </w:r>
+          </w:p>
+        </w:tc>
+        <w:tc>
+          <w:tcPr>
+            <w:tcW w:w="1632" w:type="dxa"/>
+            <w:vAlign w:val="bottom"/>
+          </w:tcPr>
+          <w:p>
+            <w:pPr>
+              <w:rPr>
+                <w:rFonts w:ascii="Times New Roman" w:hAnsi="Times New Roman" w:cs="Times New Roman"/>
+                <w:sz w:val="24"/>
+                <w:szCs w:val="24"/>
+                <w:lang w:val="en-US"/>
+              </w:rPr>
+            </w:pPr>
+            <w:r>
+              <w:rPr>
+                <w:rFonts w:ascii="Aptos Narrow" w:hAnsi="Aptos Narrow"/>
+                <w:color w:val="000000"/>
+              </w:rPr>
+              <w:t>1.494721</w:t>
+            </w:r>
+          </w:p>
+        </w:tc>
+        <w:tc>
+          <w:tcPr>
+            <w:tcW w:w="1632" w:type="dxa"/>
+            <w:vAlign w:val="bottom"/>
+          </w:tcPr>
+          <w:p>
+            <w:pPr>
+              <w:rPr>
+                <w:rFonts w:ascii="Times New Roman" w:hAnsi="Times New Roman" w:cs="Times New Roman"/>
+                <w:sz w:val="24"/>
+                <w:szCs w:val="24"/>
+                <w:lang w:val="en-US"/>
+              </w:rPr>
+            </w:pPr>
+            <w:r>
+              <w:rPr>
+                <w:rFonts w:ascii="Aptos Narrow" w:hAnsi="Aptos Narrow"/>
+                <w:color w:val="000000"/>
+              </w:rPr>
+              <w:t>0.237243</w:t>
+            </w:r>
+          </w:p>
+        </w:tc>
+        <w:tc>
+          <w:tcPr>
+            <w:tcW w:w="1632" w:type="dxa"/>
+            <w:vAlign w:val="bottom"/>
+          </w:tcPr>
+          <w:p>
+            <w:pPr>
+              <w:rPr>
+                <w:rFonts w:ascii="Times New Roman" w:hAnsi="Times New Roman" w:cs="Times New Roman"/>
+                <w:sz w:val="24"/>
+                <w:szCs w:val="24"/>
+                <w:lang w:val="en-US"/>
+              </w:rPr>
+            </w:pPr>
+            <w:r>
+              <w:rPr>
+                <w:rFonts w:ascii="Aptos Narrow" w:hAnsi="Aptos Narrow"/>
+                <w:color w:val="000000"/>
+              </w:rPr>
+              <w:t>0.461146</w:t>
+            </w:r>
+          </w:p>
+        </w:tc>
+      </w:tr>
+      <w:tr>
+        <w:trPr>
+          <w:jc w:val="center"/>
+        </w:trPr>
+        <w:tc>
+          <w:tcPr>
+            <w:tcW w:w="1889" w:type="dxa"/>
+            <w:shd w:val="clear" w:color="auto" w:fill="83CAEB" w:themeFill="accent1" w:themeFillTint="66"/>
+            <w:vAlign w:val="bottom"/>
+          </w:tcPr>
+          <w:p>
+            <w:pPr>
+              <w:rPr>
+                <w:rFonts w:ascii="Times New Roman" w:hAnsi="Times New Roman" w:cs="Times New Roman"/>
+                <w:sz w:val="24"/>
+                <w:szCs w:val="24"/>
+                <w:lang w:val="en-US"/>
+              </w:rPr>
+            </w:pPr>
+            <w:r>
+              <w:rPr>
+                <w:rFonts w:ascii="Aptos Narrow" w:hAnsi="Aptos Narrow"/>
+                <w:color w:val="000000"/>
+              </w:rPr>
+              <w:t>470.lbm</w:t>
+            </w:r>
+          </w:p>
+        </w:tc>
+        <w:tc>
+          <w:tcPr>
+            <w:tcW w:w="1370" w:type="dxa"/>
+            <w:vAlign w:val="bottom"/>
+          </w:tcPr>
+          <w:p>
+            <w:pPr>
+              <w:rPr>
+                <w:rFonts w:ascii="Times New Roman" w:hAnsi="Times New Roman" w:cs="Times New Roman"/>
+                <w:sz w:val="24"/>
+                <w:szCs w:val="24"/>
+                <w:lang w:val="en-US"/>
+              </w:rPr>
+            </w:pPr>
+            <w:r>
+              <w:rPr>
+                <w:rFonts w:ascii="Aptos Narrow" w:hAnsi="Aptos Narrow"/>
+                <w:color w:val="000000"/>
+              </w:rPr>
+              <w:t>9.558971</w:t>
+            </w:r>
+          </w:p>
+        </w:tc>
+        <w:tc>
+          <w:tcPr>
+            <w:tcW w:w="1632" w:type="dxa"/>
+            <w:vAlign w:val="bottom"/>
+          </w:tcPr>
+          <w:p>
+            <w:pPr>
+              <w:rPr>
+                <w:rFonts w:ascii="Times New Roman" w:hAnsi="Times New Roman" w:cs="Times New Roman"/>
+                <w:sz w:val="24"/>
+                <w:szCs w:val="24"/>
+                <w:lang w:val="en-US"/>
+              </w:rPr>
+            </w:pPr>
+            <w:r>
+              <w:rPr>
+                <w:rFonts w:ascii="Aptos Narrow" w:hAnsi="Aptos Narrow"/>
+                <w:color w:val="000000"/>
+              </w:rPr>
+              <w:t>2.740991</w:t>
+            </w:r>
+          </w:p>
+        </w:tc>
+        <w:tc>
+          <w:tcPr>
+            <w:tcW w:w="1370" w:type="dxa"/>
+            <w:vAlign w:val="bottom"/>
+          </w:tcPr>
+          <w:p>
+            <w:pPr>
+              <w:rPr>
+                <w:rFonts w:ascii="Times New Roman" w:hAnsi="Times New Roman" w:cs="Times New Roman"/>
+                <w:sz w:val="24"/>
+                <w:szCs w:val="24"/>
+                <w:lang w:val="en-US"/>
+              </w:rPr>
+            </w:pPr>
+            <w:r>
+              <w:rPr>
+                <w:rFonts w:ascii="Aptos Narrow" w:hAnsi="Aptos Narrow"/>
+                <w:color w:val="000000"/>
+              </w:rPr>
+              <w:t>0.333524</w:t>
+            </w:r>
+          </w:p>
+        </w:tc>
+        <w:tc>
+          <w:tcPr>
+            <w:tcW w:w="1632" w:type="dxa"/>
+            <w:vAlign w:val="bottom"/>
+          </w:tcPr>
+          <w:p>
+            <w:pPr>
+              <w:rPr>
+                <w:rFonts w:ascii="Times New Roman" w:hAnsi="Times New Roman" w:cs="Times New Roman"/>
+                <w:sz w:val="24"/>
+                <w:szCs w:val="24"/>
+                <w:lang w:val="en-US"/>
+              </w:rPr>
+            </w:pPr>
+            <w:r>
+              <w:rPr>
+                <w:rFonts w:ascii="Aptos Narrow" w:hAnsi="Aptos Narrow"/>
+                <w:color w:val="000000"/>
+              </w:rPr>
+              <w:t>0.29271</w:t>
+            </w:r>
+          </w:p>
+        </w:tc>
+        <w:tc>
+          <w:tcPr>
+            <w:tcW w:w="1632" w:type="dxa"/>
+            <w:vAlign w:val="bottom"/>
+          </w:tcPr>
+          <w:p>
+            <w:pPr>
+              <w:rPr>
+                <w:rFonts w:ascii="Times New Roman" w:hAnsi="Times New Roman" w:cs="Times New Roman"/>
+                <w:sz w:val="24"/>
+                <w:szCs w:val="24"/>
+                <w:lang w:val="en-US"/>
+              </w:rPr>
+            </w:pPr>
+            <w:r>
+              <w:rPr>
+                <w:rFonts w:ascii="Aptos Narrow" w:hAnsi="Aptos Narrow"/>
+                <w:color w:val="000000"/>
+              </w:rPr>
+              <w:t>0.180234</w:t>
+            </w:r>
+          </w:p>
+        </w:tc>
+        <w:tc>
+          <w:tcPr>
+            <w:tcW w:w="1632" w:type="dxa"/>
+            <w:vAlign w:val="bottom"/>
+          </w:tcPr>
+          <w:p>
+            <w:pPr>
+              <w:rPr>
+                <w:rFonts w:ascii="Times New Roman" w:hAnsi="Times New Roman" w:cs="Times New Roman"/>
+                <w:sz w:val="24"/>
+                <w:szCs w:val="24"/>
+                <w:lang w:val="en-US"/>
+              </w:rPr>
+            </w:pPr>
+            <w:r>
+              <w:rPr>
+                <w:rFonts w:ascii="Aptos Narrow" w:hAnsi="Aptos Narrow"/>
+                <w:color w:val="000000"/>
+              </w:rPr>
+              <w:t>0.181255</w:t>
+            </w:r>
+          </w:p>
+        </w:tc>
+      </w:tr>
+      <w:tr>
+        <w:trPr>
+          <w:jc w:val="center"/>
+        </w:trPr>
+        <w:tc>
+          <w:tcPr>
+            <w:tcW w:w="1889" w:type="dxa"/>
+            <w:shd w:val="clear" w:color="auto" w:fill="83CAEB" w:themeFill="accent1" w:themeFillTint="66"/>
+            <w:vAlign w:val="bottom"/>
+          </w:tcPr>
+          <w:p>
+            <w:pPr>
+              <w:rPr>
+                <w:rFonts w:ascii="Times New Roman" w:hAnsi="Times New Roman" w:cs="Times New Roman"/>
+                <w:sz w:val="24"/>
+                <w:szCs w:val="24"/>
+                <w:lang w:val="en-US"/>
+              </w:rPr>
+            </w:pPr>
+            <w:r>
+              <w:rPr>
+                <w:rFonts w:ascii="Aptos Narrow" w:hAnsi="Aptos Narrow"/>
+                <w:color w:val="000000"/>
+              </w:rPr>
+              <w:t>483.xalancbmk</w:t>
+            </w:r>
+          </w:p>
+        </w:tc>
+        <w:tc>
+          <w:tcPr>
+            <w:tcW w:w="1370" w:type="dxa"/>
+            <w:vAlign w:val="bottom"/>
+          </w:tcPr>
+          <w:p>
+            <w:pPr>
+              <w:rPr>
+                <w:rFonts w:ascii="Times New Roman" w:hAnsi="Times New Roman" w:cs="Times New Roman"/>
+                <w:sz w:val="24"/>
+                <w:szCs w:val="24"/>
+                <w:lang w:val="en-US"/>
+              </w:rPr>
+            </w:pPr>
+            <w:r>
+              <w:rPr>
+                <w:rFonts w:ascii="Aptos Narrow" w:hAnsi="Aptos Narrow"/>
+                <w:color w:val="000000"/>
+              </w:rPr>
+              <w:t>85.178</w:t>
+            </w:r>
+          </w:p>
+        </w:tc>
+        <w:tc>
+          <w:tcPr>
+            <w:tcW w:w="1632" w:type="dxa"/>
+            <w:vAlign w:val="bottom"/>
+          </w:tcPr>
+          <w:p>
+            <w:pPr>
+              <w:rPr>
+                <w:rFonts w:ascii="Times New Roman" w:hAnsi="Times New Roman" w:cs="Times New Roman"/>
+                <w:sz w:val="24"/>
+                <w:szCs w:val="24"/>
+                <w:lang w:val="en-US"/>
+              </w:rPr>
+            </w:pPr>
+            <w:r>
+              <w:rPr>
+                <w:rFonts w:ascii="Aptos Narrow" w:hAnsi="Aptos Narrow"/>
+                <w:color w:val="000000"/>
+              </w:rPr>
+              <w:t>27.23747</w:t>
+            </w:r>
+          </w:p>
+        </w:tc>
+        <w:tc>
+          <w:tcPr>
+            <w:tcW w:w="1370" w:type="dxa"/>
+            <w:vAlign w:val="bottom"/>
+          </w:tcPr>
+          <w:p>
+            <w:pPr>
+              <w:rPr>
+                <w:rFonts w:ascii="Times New Roman" w:hAnsi="Times New Roman" w:cs="Times New Roman"/>
+                <w:sz w:val="24"/>
+                <w:szCs w:val="24"/>
+                <w:lang w:val="en-US"/>
+              </w:rPr>
+            </w:pPr>
+            <w:r>
+              <w:rPr>
+                <w:rFonts w:ascii="Aptos Narrow" w:hAnsi="Aptos Narrow"/>
+                <w:color w:val="000000"/>
+              </w:rPr>
+              <w:t>11.20598</w:t>
+            </w:r>
+          </w:p>
+        </w:tc>
+        <w:tc>
+          <w:tcPr>
+            <w:tcW w:w="1632" w:type="dxa"/>
+            <w:vAlign w:val="bottom"/>
+          </w:tcPr>
+          <w:p>
+            <w:pPr>
+              <w:rPr>
+                <w:rFonts w:ascii="Times New Roman" w:hAnsi="Times New Roman" w:cs="Times New Roman"/>
+                <w:sz w:val="24"/>
+                <w:szCs w:val="24"/>
+                <w:lang w:val="en-US"/>
+              </w:rPr>
+            </w:pPr>
+            <w:r>
+              <w:rPr>
+                <w:rFonts w:ascii="Aptos Narrow" w:hAnsi="Aptos Narrow"/>
+                <w:color w:val="000000"/>
+              </w:rPr>
+              <w:t>8.260746</w:t>
+            </w:r>
+          </w:p>
+        </w:tc>
+        <w:tc>
+          <w:tcPr>
+            <w:tcW w:w="1632" w:type="dxa"/>
+            <w:vAlign w:val="bottom"/>
+          </w:tcPr>
+          <w:p>
+            <w:pPr>
+              <w:rPr>
+                <w:rFonts w:ascii="Times New Roman" w:hAnsi="Times New Roman" w:cs="Times New Roman"/>
+                <w:sz w:val="24"/>
+                <w:szCs w:val="24"/>
+                <w:lang w:val="en-US"/>
+              </w:rPr>
+            </w:pPr>
+            <w:r>
+              <w:rPr>
+                <w:rFonts w:ascii="Aptos Narrow" w:hAnsi="Aptos Narrow"/>
+                <w:color w:val="000000"/>
+              </w:rPr>
+              <w:t>7.761585</w:t>
+            </w:r>
+          </w:p>
+        </w:tc>
+        <w:tc>
+          <w:tcPr>
+            <w:tcW w:w="1632" w:type="dxa"/>
+            <w:vAlign w:val="bottom"/>
+          </w:tcPr>
+          <w:p>
+            <w:pPr>
+              <w:rPr>
+                <w:rFonts w:ascii="Times New Roman" w:hAnsi="Times New Roman" w:cs="Times New Roman"/>
+                <w:sz w:val="24"/>
+                <w:szCs w:val="24"/>
+                <w:lang w:val="en-US"/>
+              </w:rPr>
+            </w:pPr>
+            <w:r>
+              <w:rPr>
+                <w:rFonts w:ascii="Aptos Narrow" w:hAnsi="Aptos Narrow"/>
+                <w:color w:val="000000"/>
+              </w:rPr>
+              <w:t>11.35366</w:t>
+            </w:r>
+          </w:p>
+        </w:tc>
+      </w:tr>
+      <w:tr>
+        <w:trPr>
+          <w:jc w:val="center"/>
+        </w:trPr>
+        <w:tc>
+          <w:tcPr>
+            <w:tcW w:w="1889" w:type="dxa"/>
+            <w:shd w:val="clear" w:color="auto" w:fill="FF7474"/>
+            <w:vAlign w:val="bottom"/>
+          </w:tcPr>
+          <w:p>
+            <w:pPr>
+              <w:rPr>
+                <w:rFonts w:ascii="Aptos Narrow" w:hAnsi="Aptos Narrow"/>
+                <w:color w:val="000000"/>
+              </w:rPr>
+            </w:pPr>
+            <w:r>
+              <w:rPr>
+                <w:rFonts w:ascii="Aptos Narrow" w:hAnsi="Aptos Narrow"/>
+                <w:color w:val="000000"/>
+              </w:rPr>
+              <w:t>AVERAGE</w:t>
+            </w:r>
+          </w:p>
+        </w:tc>
+        <w:tc>
+          <w:tcPr>
+            <w:tcW w:w="1370" w:type="dxa"/>
+            <w:shd w:val="clear" w:color="auto" w:fill="FF7474"/>
+            <w:vAlign w:val="bottom"/>
+          </w:tcPr>
+          <w:p>
+            <w:pPr>
+              <w:rPr>
+                <w:rFonts w:ascii="Aptos Narrow" w:hAnsi="Aptos Narrow"/>
+                <w:color w:val="000000"/>
+              </w:rPr>
+            </w:pPr>
+            <w:r>
+              <w:rPr>
+                <w:rFonts w:ascii="Aptos Narrow" w:hAnsi="Aptos Narrow"/>
+                <w:color w:val="000000"/>
+              </w:rPr>
+              <w:t>44.89312</w:t>
+            </w:r>
+          </w:p>
+        </w:tc>
+        <w:tc>
+          <w:tcPr>
+            <w:tcW w:w="1632" w:type="dxa"/>
+            <w:shd w:val="clear" w:color="auto" w:fill="FF7474"/>
+            <w:vAlign w:val="bottom"/>
+          </w:tcPr>
+          <w:p>
+            <w:pPr>
+              <w:rPr>
+                <w:rFonts w:ascii="Aptos Narrow" w:hAnsi="Aptos Narrow"/>
+                <w:color w:val="000000"/>
+              </w:rPr>
+            </w:pPr>
+            <w:r>
+              <w:rPr>
+                <w:rFonts w:ascii="Aptos Narrow" w:hAnsi="Aptos Narrow"/>
+                <w:color w:val="000000"/>
+              </w:rPr>
+              <w:t>21.38255</w:t>
+            </w:r>
+          </w:p>
+        </w:tc>
+        <w:tc>
+          <w:tcPr>
+            <w:tcW w:w="1370" w:type="dxa"/>
+            <w:shd w:val="clear" w:color="auto" w:fill="FF7474"/>
+            <w:vAlign w:val="bottom"/>
+          </w:tcPr>
+          <w:p>
+            <w:pPr>
+              <w:rPr>
+                <w:rFonts w:ascii="Aptos Narrow" w:hAnsi="Aptos Narrow"/>
+                <w:color w:val="000000"/>
+              </w:rPr>
+            </w:pPr>
+            <w:r>
+              <w:rPr>
+                <w:rFonts w:ascii="Aptos Narrow" w:hAnsi="Aptos Narrow"/>
+                <w:color w:val="000000"/>
+              </w:rPr>
+              <w:t>7.752485</w:t>
+            </w:r>
+          </w:p>
+        </w:tc>
+        <w:tc>
+          <w:tcPr>
+            <w:tcW w:w="1632" w:type="dxa"/>
+            <w:shd w:val="clear" w:color="auto" w:fill="FF7474"/>
+            <w:vAlign w:val="bottom"/>
+          </w:tcPr>
+          <w:p>
+            <w:pPr>
+              <w:rPr>
+                <w:rFonts w:ascii="Aptos Narrow" w:hAnsi="Aptos Narrow"/>
+                <w:color w:val="000000"/>
+              </w:rPr>
+            </w:pPr>
+            <w:r>
+              <w:rPr>
+                <w:rFonts w:ascii="Aptos Narrow" w:hAnsi="Aptos Narrow"/>
+                <w:color w:val="000000"/>
+              </w:rPr>
+              <w:t>12.31188</w:t>
+            </w:r>
+          </w:p>
+        </w:tc>
+        <w:tc>
+          <w:tcPr>
+            <w:tcW w:w="1632" w:type="dxa"/>
+            <w:shd w:val="clear" w:color="auto" w:fill="FF7474"/>
+            <w:vAlign w:val="bottom"/>
+          </w:tcPr>
+          <w:p>
+            <w:pPr>
+              <w:rPr>
+                <w:rFonts w:ascii="Aptos Narrow" w:hAnsi="Aptos Narrow"/>
+                <w:color w:val="000000"/>
+              </w:rPr>
+            </w:pPr>
+            <w:r>
+              <w:rPr>
+                <w:rFonts w:ascii="Aptos Narrow" w:hAnsi="Aptos Narrow"/>
+                <w:color w:val="000000"/>
+              </w:rPr>
+              <w:t>4.825209</w:t>
+            </w:r>
+          </w:p>
+        </w:tc>
+        <w:tc>
+          <w:tcPr>
+            <w:tcW w:w="1632" w:type="dxa"/>
+            <w:shd w:val="clear" w:color="auto" w:fill="FF7474"/>
+            <w:vAlign w:val="bottom"/>
+          </w:tcPr>
+          <w:p>
+            <w:pPr>
+              <w:rPr>
+                <w:rFonts w:ascii="Aptos Narrow" w:hAnsi="Aptos Narrow"/>
+                <w:color w:val="000000"/>
+              </w:rPr>
+            </w:pPr>
+            <w:r>
+              <w:rPr>
+                <w:rFonts w:ascii="Aptos Narrow" w:hAnsi="Aptos Narrow"/>
+                <w:color w:val="000000"/>
+              </w:rPr>
+              <w:t>6.076231</w:t>
+            </w:r>
+          </w:p>
+        </w:tc>
+      </w:tr>
+    </w:tbl>
+    <w:p>
+      <w:pPr>
+        <w:rPr>
+          <w:rFonts w:ascii="Times New Roman" w:hAnsi="Times New Roman" w:cs="Times New Roman"/>
+          <w:lang w:val="en-US"/>
+        </w:rPr>
+      </w:pPr>
+    </w:p>
+    <w:p>
+      <w:pPr>
+        <w:rPr>
+          <w:rFonts w:ascii="Times New Roman" w:hAnsi="Times New Roman" w:cs="Times New Roman"/>
+          <w:lang w:val="en-US"/>
+        </w:rPr>
+      </w:pPr>
+    </w:p>
+    <w:p>
+      <w:pPr>
+        <w:rPr>
+          <w:rFonts w:ascii="Times New Roman" w:hAnsi="Times New Roman" w:cs="Times New Roman"/>
+          <w:lang w:val="en-US"/>
+        </w:rPr>
+      </w:pPr>
+    </w:p>
+    <w:p>
+      <w:pPr>
+        <w:rPr>
+          <w:rFonts w:ascii="Times New Roman" w:hAnsi="Times New Roman" w:cs="Times New Roman"/>
+          <w:lang w:val="en-US"/>
+        </w:rPr>
+      </w:pPr>
+    </w:p>
+    <w:p>
+      <w:pPr>
+        <w:rPr>
+          <w:rFonts w:ascii="Times New Roman" w:hAnsi="Times New Roman" w:cs="Times New Roman"/>
+          <w:lang w:val="en-US"/>
+        </w:rPr>
+      </w:pPr>
+    </w:p>
+    <w:p>
+      <w:pPr>
+        <w:rPr>
+          <w:rFonts w:ascii="Times New Roman" w:hAnsi="Times New Roman" w:cs="Times New Roman"/>
+          <w:lang w:val="en-US"/>
+        </w:rPr>
+      </w:pPr>
+    </w:p>
+    <w:tbl>
+      <w:tblPr>
+        <w:tblStyle w:val="TableGrid"/>
+        <w:tblW w:w="11157" w:type="dxa"/>
+        <w:jc w:val="center"/>
+        <w:tblLook w:val="04A0" w:firstRow="1" w:lastRow="0" w:firstColumn="1" w:lastColumn="0" w:noHBand="0" w:noVBand="1"/>
+      </w:tblPr>
+      <w:tblGrid>
+        <w:gridCol w:w="1861"/>
+        <w:gridCol w:w="1386"/>
+        <w:gridCol w:w="1618"/>
+        <w:gridCol w:w="1488"/>
+        <w:gridCol w:w="1618"/>
+        <w:gridCol w:w="1593"/>
+        <w:gridCol w:w="1593"/>
+      </w:tblGrid>
+      <w:tr>
+        <w:trPr>
+          <w:jc w:val="center"/>
+        </w:trPr>
+        <w:tc>
+          <w:tcPr>
+            <w:tcW w:w="1889" w:type="dxa"/>
+            <w:shd w:val="clear" w:color="auto" w:fill="83CAEB" w:themeFill="accent1" w:themeFillTint="66"/>
+            <w:vAlign w:val="bottom"/>
+          </w:tcPr>
+          <w:p>
+            <w:pPr>
+              <w:rPr>
+                <w:rFonts w:ascii="Times New Roman" w:hAnsi="Times New Roman" w:cs="Times New Roman"/>
+                <w:sz w:val="24"/>
+                <w:szCs w:val="24"/>
+                <w:lang w:val="en-US"/>
+              </w:rPr>
+            </w:pPr>
+            <w:r>
+              <w:rPr>
+                <w:rFonts w:ascii="Aptos Narrow" w:hAnsi="Aptos Narrow"/>
+                <w:color w:val="000000"/>
+              </w:rPr>
+              <w:t>Benchmark</w:t>
+            </w:r>
+          </w:p>
+        </w:tc>
+        <w:tc>
+          <w:tcPr>
+            <w:tcW w:w="1370" w:type="dxa"/>
+            <w:vAlign w:val="bottom"/>
+          </w:tcPr>
+          <w:p>
+            <w:pPr>
+              <w:rPr>
+                <w:rFonts w:ascii="Times New Roman" w:hAnsi="Times New Roman" w:cs="Times New Roman"/>
+                <w:sz w:val="24"/>
+                <w:szCs w:val="24"/>
+                <w:lang w:val="en-US"/>
+              </w:rPr>
+            </w:pPr>
+            <w:r>
+              <w:rPr>
+                <w:rFonts w:ascii="Aptos Narrow" w:hAnsi="Aptos Narrow"/>
+                <w:color w:val="000000"/>
+              </w:rPr>
+              <w:t>LocalHistory-BHT8192-H2 MPKI</w:t>
+            </w:r>
+          </w:p>
+        </w:tc>
+        <w:tc>
+          <w:tcPr>
+            <w:tcW w:w="1632" w:type="dxa"/>
+            <w:vAlign w:val="bottom"/>
+          </w:tcPr>
+          <w:p>
+            <w:pPr>
+              <w:rPr>
+                <w:rFonts w:ascii="Times New Roman" w:hAnsi="Times New Roman" w:cs="Times New Roman"/>
+                <w:sz w:val="24"/>
+                <w:szCs w:val="24"/>
+                <w:lang w:val="en-US"/>
+              </w:rPr>
+            </w:pPr>
+            <w:r>
+              <w:rPr>
+                <w:rFonts w:ascii="Aptos Narrow" w:hAnsi="Aptos Narrow"/>
+                <w:color w:val="000000"/>
+              </w:rPr>
+              <w:t>GlobalHistory-H4-PHT16384 MPKI</w:t>
+            </w:r>
+          </w:p>
+        </w:tc>
+        <w:tc>
+          <w:tcPr>
+            <w:tcW w:w="1370" w:type="dxa"/>
+            <w:vAlign w:val="bottom"/>
+          </w:tcPr>
+          <w:p>
+            <w:pPr>
+              <w:rPr>
+                <w:rFonts w:ascii="Times New Roman" w:hAnsi="Times New Roman" w:cs="Times New Roman"/>
+                <w:sz w:val="24"/>
+                <w:szCs w:val="24"/>
+                <w:lang w:val="en-US"/>
+              </w:rPr>
+            </w:pPr>
+            <w:r>
+              <w:rPr>
+                <w:rFonts w:ascii="Aptos Narrow" w:hAnsi="Aptos Narrow"/>
+                <w:color w:val="000000"/>
+              </w:rPr>
+              <w:t>GlobalHistory-H8-PHT16384 MPKI</w:t>
+            </w:r>
+          </w:p>
+        </w:tc>
+        <w:tc>
+          <w:tcPr>
+            <w:tcW w:w="1632" w:type="dxa"/>
+            <w:vAlign w:val="bottom"/>
+          </w:tcPr>
+          <w:p>
+            <w:pPr>
+              <w:rPr>
+                <w:rFonts w:ascii="Times New Roman" w:hAnsi="Times New Roman" w:cs="Times New Roman"/>
+                <w:sz w:val="24"/>
+                <w:szCs w:val="24"/>
+                <w:lang w:val="en-US"/>
+              </w:rPr>
+            </w:pPr>
+            <w:r>
+              <w:rPr>
+                <w:rFonts w:ascii="Aptos Narrow" w:hAnsi="Aptos Narrow"/>
+                <w:color w:val="000000"/>
+              </w:rPr>
+              <w:t>GlobalHistory-H12-PHT16384 MPKI</w:t>
+            </w:r>
+          </w:p>
+        </w:tc>
+        <w:tc>
+          <w:tcPr>
+            <w:tcW w:w="1632" w:type="dxa"/>
+            <w:vAlign w:val="bottom"/>
+          </w:tcPr>
+          <w:p>
+            <w:pPr>
+              <w:rPr>
+                <w:rFonts w:ascii="Times New Roman" w:hAnsi="Times New Roman" w:cs="Times New Roman"/>
+                <w:sz w:val="24"/>
+                <w:szCs w:val="24"/>
+                <w:lang w:val="en-US"/>
+              </w:rPr>
+            </w:pPr>
+            <w:r>
+              <w:rPr>
+                <w:rFonts w:ascii="Aptos Narrow" w:hAnsi="Aptos Narrow"/>
+                <w:color w:val="000000"/>
+              </w:rPr>
+              <w:t>Perceptron-M256-H20 MPKI</w:t>
+            </w:r>
+          </w:p>
+        </w:tc>
+        <w:tc>
+          <w:tcPr>
+            <w:tcW w:w="1632" w:type="dxa"/>
+            <w:vAlign w:val="bottom"/>
+          </w:tcPr>
+          <w:p>
+            <w:pPr>
+              <w:rPr>
+                <w:rFonts w:ascii="Times New Roman" w:hAnsi="Times New Roman" w:cs="Times New Roman"/>
+                <w:sz w:val="24"/>
+                <w:szCs w:val="24"/>
+                <w:lang w:val="en-US"/>
+              </w:rPr>
+            </w:pPr>
+            <w:r>
+              <w:rPr>
+                <w:rFonts w:ascii="Aptos Narrow" w:hAnsi="Aptos Narrow"/>
+                <w:color w:val="000000"/>
+              </w:rPr>
+              <w:t>Perceptron-M128-H32 MPKI</w:t>
+            </w:r>
+          </w:p>
+        </w:tc>
+      </w:tr>
+      <w:tr>
+        <w:trPr>
+          <w:jc w:val="center"/>
+        </w:trPr>
+        <w:tc>
+          <w:tcPr>
+            <w:tcW w:w="1889" w:type="dxa"/>
+            <w:shd w:val="clear" w:color="auto" w:fill="83CAEB" w:themeFill="accent1" w:themeFillTint="66"/>
+            <w:vAlign w:val="bottom"/>
+          </w:tcPr>
+          <w:p>
+            <w:pPr>
+              <w:rPr>
+                <w:rFonts w:ascii="Times New Roman" w:hAnsi="Times New Roman" w:cs="Times New Roman"/>
+                <w:sz w:val="24"/>
+                <w:szCs w:val="24"/>
+                <w:lang w:val="en-US"/>
+              </w:rPr>
+            </w:pPr>
+            <w:r>
+              <w:rPr>
+                <w:rFonts w:ascii="Aptos Narrow" w:hAnsi="Aptos Narrow"/>
+                <w:color w:val="000000"/>
+              </w:rPr>
+              <w:t>403.gcc</w:t>
+            </w:r>
+          </w:p>
+        </w:tc>
+        <w:tc>
+          <w:tcPr>
+            <w:tcW w:w="1370" w:type="dxa"/>
+            <w:vAlign w:val="bottom"/>
+          </w:tcPr>
+          <w:p>
+            <w:pPr>
+              <w:rPr>
+                <w:rFonts w:ascii="Times New Roman" w:hAnsi="Times New Roman" w:cs="Times New Roman"/>
+                <w:sz w:val="24"/>
+                <w:szCs w:val="24"/>
+                <w:lang w:val="en-US"/>
+              </w:rPr>
+            </w:pPr>
+            <w:r>
+              <w:rPr>
+                <w:rFonts w:ascii="Aptos Narrow" w:hAnsi="Aptos Narrow"/>
+                <w:color w:val="000000"/>
+              </w:rPr>
+              <w:t>19.86951</w:t>
+            </w:r>
+          </w:p>
+        </w:tc>
+        <w:tc>
+          <w:tcPr>
+            <w:tcW w:w="1632" w:type="dxa"/>
+            <w:vAlign w:val="bottom"/>
+          </w:tcPr>
+          <w:p>
+            <w:pPr>
+              <w:rPr>
+                <w:rFonts w:ascii="Times New Roman" w:hAnsi="Times New Roman" w:cs="Times New Roman"/>
+                <w:sz w:val="24"/>
+                <w:szCs w:val="24"/>
+                <w:lang w:val="en-US"/>
+              </w:rPr>
+            </w:pPr>
+            <w:r>
+              <w:rPr>
+                <w:rFonts w:ascii="Aptos Narrow" w:hAnsi="Aptos Narrow"/>
+                <w:color w:val="000000"/>
+              </w:rPr>
+              <w:t>47.3245</w:t>
+            </w:r>
+          </w:p>
+        </w:tc>
+        <w:tc>
+          <w:tcPr>
+            <w:tcW w:w="1370" w:type="dxa"/>
+            <w:vAlign w:val="bottom"/>
+          </w:tcPr>
+          <w:p>
+            <w:pPr>
+              <w:rPr>
+                <w:rFonts w:ascii="Times New Roman" w:hAnsi="Times New Roman" w:cs="Times New Roman"/>
+                <w:sz w:val="24"/>
+                <w:szCs w:val="24"/>
+                <w:lang w:val="en-US"/>
+              </w:rPr>
+            </w:pPr>
+            <w:r>
+              <w:rPr>
+                <w:rFonts w:ascii="Aptos Narrow" w:hAnsi="Aptos Narrow"/>
+                <w:color w:val="000000"/>
+              </w:rPr>
+              <w:t>31.12975</w:t>
+            </w:r>
+          </w:p>
+        </w:tc>
+        <w:tc>
+          <w:tcPr>
+            <w:tcW w:w="1632" w:type="dxa"/>
+            <w:vAlign w:val="bottom"/>
+          </w:tcPr>
+          <w:p>
+            <w:pPr>
+              <w:rPr>
+                <w:rFonts w:ascii="Times New Roman" w:hAnsi="Times New Roman" w:cs="Times New Roman"/>
+                <w:sz w:val="24"/>
+                <w:szCs w:val="24"/>
+                <w:lang w:val="en-US"/>
+              </w:rPr>
+            </w:pPr>
+            <w:r>
+              <w:rPr>
+                <w:rFonts w:ascii="Aptos Narrow" w:hAnsi="Aptos Narrow"/>
+                <w:color w:val="000000"/>
+              </w:rPr>
+              <w:t>16.47585</w:t>
+            </w:r>
+          </w:p>
+        </w:tc>
+        <w:tc>
+          <w:tcPr>
+            <w:tcW w:w="1632" w:type="dxa"/>
+            <w:vAlign w:val="bottom"/>
+          </w:tcPr>
+          <w:p>
+            <w:pPr>
+              <w:rPr>
+                <w:rFonts w:ascii="Times New Roman" w:hAnsi="Times New Roman" w:cs="Times New Roman"/>
+                <w:sz w:val="24"/>
+                <w:szCs w:val="24"/>
+                <w:lang w:val="en-US"/>
+              </w:rPr>
+            </w:pPr>
+            <w:r>
+              <w:rPr>
+                <w:rFonts w:ascii="Aptos Narrow" w:hAnsi="Aptos Narrow"/>
+                <w:color w:val="000000"/>
+              </w:rPr>
+              <w:t>7.77512</w:t>
+            </w:r>
+          </w:p>
+        </w:tc>
+        <w:tc>
+          <w:tcPr>
+            <w:tcW w:w="1632" w:type="dxa"/>
+            <w:vAlign w:val="bottom"/>
+          </w:tcPr>
+          <w:p>
+            <w:pPr>
+              <w:rPr>
+                <w:rFonts w:ascii="Times New Roman" w:hAnsi="Times New Roman" w:cs="Times New Roman"/>
+                <w:sz w:val="24"/>
+                <w:szCs w:val="24"/>
+                <w:lang w:val="en-US"/>
+              </w:rPr>
+            </w:pPr>
+            <w:r>
+              <w:rPr>
+                <w:rFonts w:ascii="Aptos Narrow" w:hAnsi="Aptos Narrow"/>
+                <w:color w:val="000000"/>
+              </w:rPr>
+              <w:t>8.530613</w:t>
+            </w:r>
+          </w:p>
+        </w:tc>
+      </w:tr>
+      <w:tr>
+        <w:trPr>
+          <w:jc w:val="center"/>
+        </w:trPr>
+        <w:tc>
+          <w:tcPr>
+            <w:tcW w:w="1889" w:type="dxa"/>
+            <w:shd w:val="clear" w:color="auto" w:fill="83CAEB" w:themeFill="accent1" w:themeFillTint="66"/>
+            <w:vAlign w:val="bottom"/>
+          </w:tcPr>
+          <w:p>
+            <w:pPr>
+              <w:rPr>
+                <w:rFonts w:ascii="Times New Roman" w:hAnsi="Times New Roman" w:cs="Times New Roman"/>
+                <w:sz w:val="24"/>
+                <w:szCs w:val="24"/>
+                <w:lang w:val="en-US"/>
+              </w:rPr>
+            </w:pPr>
+            <w:r>
+              <w:rPr>
+                <w:rFonts w:ascii="Aptos Narrow" w:hAnsi="Aptos Narrow"/>
+                <w:color w:val="000000"/>
+              </w:rPr>
+              <w:t>410.bwaves</w:t>
+            </w:r>
+          </w:p>
+        </w:tc>
+        <w:tc>
+          <w:tcPr>
+            <w:tcW w:w="1370" w:type="dxa"/>
+            <w:vAlign w:val="bottom"/>
+          </w:tcPr>
+          <w:p>
+            <w:pPr>
+              <w:rPr>
+                <w:rFonts w:ascii="Times New Roman" w:hAnsi="Times New Roman" w:cs="Times New Roman"/>
+                <w:sz w:val="24"/>
+                <w:szCs w:val="24"/>
+                <w:lang w:val="en-US"/>
+              </w:rPr>
+            </w:pPr>
+            <w:r>
+              <w:rPr>
+                <w:rFonts w:ascii="Aptos Narrow" w:hAnsi="Aptos Narrow"/>
+                <w:color w:val="000000"/>
+              </w:rPr>
+              <w:t>16.05539</w:t>
+            </w:r>
+          </w:p>
+        </w:tc>
+        <w:tc>
+          <w:tcPr>
+            <w:tcW w:w="1632" w:type="dxa"/>
+            <w:vAlign w:val="bottom"/>
+          </w:tcPr>
+          <w:p>
+            <w:pPr>
+              <w:rPr>
+                <w:rFonts w:ascii="Times New Roman" w:hAnsi="Times New Roman" w:cs="Times New Roman"/>
+                <w:sz w:val="24"/>
+                <w:szCs w:val="24"/>
+                <w:lang w:val="en-US"/>
+              </w:rPr>
+            </w:pPr>
+            <w:r>
+              <w:rPr>
+                <w:rFonts w:ascii="Aptos Narrow" w:hAnsi="Aptos Narrow"/>
+                <w:color w:val="000000"/>
+              </w:rPr>
+              <w:t>20.6155</w:t>
+            </w:r>
+          </w:p>
+        </w:tc>
+        <w:tc>
+          <w:tcPr>
+            <w:tcW w:w="1370" w:type="dxa"/>
+            <w:vAlign w:val="bottom"/>
+          </w:tcPr>
+          <w:p>
+            <w:pPr>
+              <w:rPr>
+                <w:rFonts w:ascii="Times New Roman" w:hAnsi="Times New Roman" w:cs="Times New Roman"/>
+                <w:sz w:val="24"/>
+                <w:szCs w:val="24"/>
+                <w:lang w:val="en-US"/>
+              </w:rPr>
+            </w:pPr>
+            <w:r>
+              <w:rPr>
+                <w:rFonts w:ascii="Aptos Narrow" w:hAnsi="Aptos Narrow"/>
+                <w:color w:val="000000"/>
+              </w:rPr>
+              <w:t>11.88097</w:t>
+            </w:r>
+          </w:p>
+        </w:tc>
+        <w:tc>
+          <w:tcPr>
+            <w:tcW w:w="1632" w:type="dxa"/>
+            <w:vAlign w:val="bottom"/>
+          </w:tcPr>
+          <w:p>
+            <w:pPr>
+              <w:rPr>
+                <w:rFonts w:ascii="Times New Roman" w:hAnsi="Times New Roman" w:cs="Times New Roman"/>
+                <w:sz w:val="24"/>
+                <w:szCs w:val="24"/>
+                <w:lang w:val="en-US"/>
+              </w:rPr>
+            </w:pPr>
+            <w:r>
+              <w:rPr>
+                <w:rFonts w:ascii="Aptos Narrow" w:hAnsi="Aptos Narrow"/>
+                <w:color w:val="000000"/>
+              </w:rPr>
+              <w:t>8.23948</w:t>
+            </w:r>
+          </w:p>
+        </w:tc>
+        <w:tc>
+          <w:tcPr>
+            <w:tcW w:w="1632" w:type="dxa"/>
+            <w:vAlign w:val="bottom"/>
+          </w:tcPr>
+          <w:p>
+            <w:pPr>
+              <w:rPr>
+                <w:rFonts w:ascii="Times New Roman" w:hAnsi="Times New Roman" w:cs="Times New Roman"/>
+                <w:sz w:val="24"/>
+                <w:szCs w:val="24"/>
+                <w:lang w:val="en-US"/>
+              </w:rPr>
+            </w:pPr>
+            <w:r>
+              <w:rPr>
+                <w:rFonts w:ascii="Aptos Narrow" w:hAnsi="Aptos Narrow"/>
+                <w:color w:val="000000"/>
+              </w:rPr>
+              <w:t>6.272443</w:t>
+            </w:r>
+          </w:p>
+        </w:tc>
+        <w:tc>
+          <w:tcPr>
+            <w:tcW w:w="1632" w:type="dxa"/>
+            <w:vAlign w:val="bottom"/>
+          </w:tcPr>
+          <w:p>
+            <w:pPr>
+              <w:rPr>
+                <w:rFonts w:ascii="Times New Roman" w:hAnsi="Times New Roman" w:cs="Times New Roman"/>
+                <w:sz w:val="24"/>
+                <w:szCs w:val="24"/>
+                <w:lang w:val="en-US"/>
+              </w:rPr>
+            </w:pPr>
+            <w:r>
+              <w:rPr>
+                <w:rFonts w:ascii="Aptos Narrow" w:hAnsi="Aptos Narrow"/>
+                <w:color w:val="000000"/>
+              </w:rPr>
+              <w:t>4.5624</w:t>
+            </w:r>
+          </w:p>
+        </w:tc>
+      </w:tr>
+      <w:tr>
+        <w:trPr>
+          <w:jc w:val="center"/>
+        </w:trPr>
+        <w:tc>
+          <w:tcPr>
+            <w:tcW w:w="1889" w:type="dxa"/>
+            <w:shd w:val="clear" w:color="auto" w:fill="83CAEB" w:themeFill="accent1" w:themeFillTint="66"/>
+            <w:vAlign w:val="bottom"/>
+          </w:tcPr>
+          <w:p>
+            <w:pPr>
+              <w:rPr>
+                <w:rFonts w:ascii="Times New Roman" w:hAnsi="Times New Roman" w:cs="Times New Roman"/>
+                <w:sz w:val="24"/>
+                <w:szCs w:val="24"/>
+                <w:lang w:val="en-US"/>
+              </w:rPr>
+            </w:pPr>
+            <w:r>
+              <w:rPr>
+                <w:rFonts w:ascii="Aptos Narrow" w:hAnsi="Aptos Narrow"/>
+                <w:color w:val="000000"/>
+              </w:rPr>
+              <w:t>416.gamess</w:t>
+            </w:r>
+          </w:p>
+        </w:tc>
+        <w:tc>
+          <w:tcPr>
+            <w:tcW w:w="1370" w:type="dxa"/>
+            <w:vAlign w:val="bottom"/>
+          </w:tcPr>
+          <w:p>
+            <w:pPr>
+              <w:rPr>
+                <w:rFonts w:ascii="Times New Roman" w:hAnsi="Times New Roman" w:cs="Times New Roman"/>
+                <w:sz w:val="24"/>
+                <w:szCs w:val="24"/>
+                <w:lang w:val="en-US"/>
+              </w:rPr>
+            </w:pPr>
+            <w:r>
+              <w:rPr>
+                <w:rFonts w:ascii="Aptos Narrow" w:hAnsi="Aptos Narrow"/>
+                <w:color w:val="000000"/>
+              </w:rPr>
+              <w:t>5.142602</w:t>
+            </w:r>
+          </w:p>
+        </w:tc>
+        <w:tc>
+          <w:tcPr>
+            <w:tcW w:w="1632" w:type="dxa"/>
+            <w:vAlign w:val="bottom"/>
+          </w:tcPr>
+          <w:p>
+            <w:pPr>
+              <w:rPr>
+                <w:rFonts w:ascii="Times New Roman" w:hAnsi="Times New Roman" w:cs="Times New Roman"/>
+                <w:sz w:val="24"/>
+                <w:szCs w:val="24"/>
+                <w:lang w:val="en-US"/>
+              </w:rPr>
+            </w:pPr>
+            <w:r>
+              <w:rPr>
+                <w:rFonts w:ascii="Aptos Narrow" w:hAnsi="Aptos Narrow"/>
+                <w:color w:val="000000"/>
+              </w:rPr>
+              <w:t>16.4076</w:t>
+            </w:r>
+          </w:p>
+        </w:tc>
+        <w:tc>
+          <w:tcPr>
+            <w:tcW w:w="1370" w:type="dxa"/>
+            <w:vAlign w:val="bottom"/>
+          </w:tcPr>
+          <w:p>
+            <w:pPr>
+              <w:rPr>
+                <w:rFonts w:ascii="Times New Roman" w:hAnsi="Times New Roman" w:cs="Times New Roman"/>
+                <w:sz w:val="24"/>
+                <w:szCs w:val="24"/>
+                <w:lang w:val="en-US"/>
+              </w:rPr>
+            </w:pPr>
+            <w:r>
+              <w:rPr>
+                <w:rFonts w:ascii="Aptos Narrow" w:hAnsi="Aptos Narrow"/>
+                <w:color w:val="000000"/>
+              </w:rPr>
+              <w:t>5.482657</w:t>
+            </w:r>
+          </w:p>
+        </w:tc>
+        <w:tc>
+          <w:tcPr>
+            <w:tcW w:w="1632" w:type="dxa"/>
+            <w:vAlign w:val="bottom"/>
+          </w:tcPr>
+          <w:p>
+            <w:pPr>
+              <w:rPr>
+                <w:rFonts w:ascii="Times New Roman" w:hAnsi="Times New Roman" w:cs="Times New Roman"/>
+                <w:sz w:val="24"/>
+                <w:szCs w:val="24"/>
+                <w:lang w:val="en-US"/>
+              </w:rPr>
+            </w:pPr>
+            <w:r>
+              <w:rPr>
+                <w:rFonts w:ascii="Aptos Narrow" w:hAnsi="Aptos Narrow"/>
+                <w:color w:val="000000"/>
+              </w:rPr>
+              <w:t>2.810466</w:t>
+            </w:r>
+          </w:p>
+        </w:tc>
+        <w:tc>
+          <w:tcPr>
+            <w:tcW w:w="1632" w:type="dxa"/>
+            <w:vAlign w:val="bottom"/>
+          </w:tcPr>
+          <w:p>
+            <w:pPr>
+              <w:rPr>
+                <w:rFonts w:ascii="Times New Roman" w:hAnsi="Times New Roman" w:cs="Times New Roman"/>
+                <w:sz w:val="24"/>
+                <w:szCs w:val="24"/>
+                <w:lang w:val="en-US"/>
+              </w:rPr>
+            </w:pPr>
+            <w:r>
+              <w:rPr>
+                <w:rFonts w:ascii="Aptos Narrow" w:hAnsi="Aptos Narrow"/>
+                <w:color w:val="000000"/>
+              </w:rPr>
+              <w:t>1.918172</w:t>
+            </w:r>
+          </w:p>
+        </w:tc>
+        <w:tc>
+          <w:tcPr>
+            <w:tcW w:w="1632" w:type="dxa"/>
+            <w:vAlign w:val="bottom"/>
+          </w:tcPr>
+          <w:p>
+            <w:pPr>
+              <w:rPr>
+                <w:rFonts w:ascii="Times New Roman" w:hAnsi="Times New Roman" w:cs="Times New Roman"/>
+                <w:sz w:val="24"/>
+                <w:szCs w:val="24"/>
+                <w:lang w:val="en-US"/>
+              </w:rPr>
+            </w:pPr>
+            <w:r>
+              <w:rPr>
+                <w:rFonts w:ascii="Aptos Narrow" w:hAnsi="Aptos Narrow"/>
+                <w:color w:val="000000"/>
+              </w:rPr>
+              <w:t>1.802671</w:t>
+            </w:r>
+          </w:p>
+        </w:tc>
+      </w:tr>
+      <w:tr>
+        <w:trPr>
+          <w:jc w:val="center"/>
+        </w:trPr>
+        <w:tc>
+          <w:tcPr>
+            <w:tcW w:w="1889" w:type="dxa"/>
+            <w:shd w:val="clear" w:color="auto" w:fill="83CAEB" w:themeFill="accent1" w:themeFillTint="66"/>
+            <w:vAlign w:val="bottom"/>
+          </w:tcPr>
+          <w:p>
+            <w:pPr>
+              <w:rPr>
+                <w:rFonts w:ascii="Times New Roman" w:hAnsi="Times New Roman" w:cs="Times New Roman"/>
+                <w:sz w:val="24"/>
+                <w:szCs w:val="24"/>
+                <w:lang w:val="en-US"/>
+              </w:rPr>
+            </w:pPr>
+            <w:r>
+              <w:rPr>
+                <w:rFonts w:ascii="Aptos Narrow" w:hAnsi="Aptos Narrow"/>
+                <w:color w:val="000000"/>
+              </w:rPr>
+              <w:t>429.mcf</w:t>
+            </w:r>
+          </w:p>
+        </w:tc>
+        <w:tc>
+          <w:tcPr>
+            <w:tcW w:w="1370" w:type="dxa"/>
+            <w:vAlign w:val="bottom"/>
+          </w:tcPr>
+          <w:p>
+            <w:pPr>
+              <w:rPr>
+                <w:rFonts w:ascii="Times New Roman" w:hAnsi="Times New Roman" w:cs="Times New Roman"/>
+                <w:sz w:val="24"/>
+                <w:szCs w:val="24"/>
+                <w:lang w:val="en-US"/>
+              </w:rPr>
+            </w:pPr>
+            <w:r>
+              <w:rPr>
+                <w:rFonts w:ascii="Aptos Narrow" w:hAnsi="Aptos Narrow"/>
+                <w:color w:val="000000"/>
+              </w:rPr>
+              <w:t>13.40879</w:t>
+            </w:r>
+          </w:p>
+        </w:tc>
+        <w:tc>
+          <w:tcPr>
+            <w:tcW w:w="1632" w:type="dxa"/>
+            <w:vAlign w:val="bottom"/>
+          </w:tcPr>
+          <w:p>
+            <w:pPr>
+              <w:rPr>
+                <w:rFonts w:ascii="Times New Roman" w:hAnsi="Times New Roman" w:cs="Times New Roman"/>
+                <w:sz w:val="24"/>
+                <w:szCs w:val="24"/>
+                <w:lang w:val="en-US"/>
+              </w:rPr>
+            </w:pPr>
+            <w:r>
+              <w:rPr>
+                <w:rFonts w:ascii="Aptos Narrow" w:hAnsi="Aptos Narrow"/>
+                <w:color w:val="000000"/>
+              </w:rPr>
+              <w:t>16.20311</w:t>
+            </w:r>
+          </w:p>
+        </w:tc>
+        <w:tc>
+          <w:tcPr>
+            <w:tcW w:w="1370" w:type="dxa"/>
+            <w:vAlign w:val="bottom"/>
+          </w:tcPr>
+          <w:p>
+            <w:pPr>
+              <w:rPr>
+                <w:rFonts w:ascii="Times New Roman" w:hAnsi="Times New Roman" w:cs="Times New Roman"/>
+                <w:sz w:val="24"/>
+                <w:szCs w:val="24"/>
+                <w:lang w:val="en-US"/>
+              </w:rPr>
+            </w:pPr>
+            <w:r>
+              <w:rPr>
+                <w:rFonts w:ascii="Aptos Narrow" w:hAnsi="Aptos Narrow"/>
+                <w:color w:val="000000"/>
+              </w:rPr>
+              <w:t>12.07882</w:t>
+            </w:r>
+          </w:p>
+        </w:tc>
+        <w:tc>
+          <w:tcPr>
+            <w:tcW w:w="1632" w:type="dxa"/>
+            <w:vAlign w:val="bottom"/>
+          </w:tcPr>
+          <w:p>
+            <w:pPr>
+              <w:rPr>
+                <w:rFonts w:ascii="Times New Roman" w:hAnsi="Times New Roman" w:cs="Times New Roman"/>
+                <w:sz w:val="24"/>
+                <w:szCs w:val="24"/>
+                <w:lang w:val="en-US"/>
+              </w:rPr>
+            </w:pPr>
+            <w:r>
+              <w:rPr>
+                <w:rFonts w:ascii="Aptos Narrow" w:hAnsi="Aptos Narrow"/>
+                <w:color w:val="000000"/>
+              </w:rPr>
+              <w:t>9.817727</w:t>
+            </w:r>
+          </w:p>
+        </w:tc>
+        <w:tc>
+          <w:tcPr>
+            <w:tcW w:w="1632" w:type="dxa"/>
+            <w:vAlign w:val="bottom"/>
+          </w:tcPr>
+          <w:p>
+            <w:pPr>
+              <w:rPr>
+                <w:rFonts w:ascii="Times New Roman" w:hAnsi="Times New Roman" w:cs="Times New Roman"/>
+                <w:sz w:val="24"/>
+                <w:szCs w:val="24"/>
+                <w:lang w:val="en-US"/>
+              </w:rPr>
+            </w:pPr>
+            <w:r>
+              <w:rPr>
+                <w:rFonts w:ascii="Aptos Narrow" w:hAnsi="Aptos Narrow"/>
+                <w:color w:val="000000"/>
+              </w:rPr>
+              <w:t>8.57993</w:t>
+            </w:r>
+          </w:p>
+        </w:tc>
+        <w:tc>
+          <w:tcPr>
+            <w:tcW w:w="1632" w:type="dxa"/>
+            <w:vAlign w:val="bottom"/>
+          </w:tcPr>
+          <w:p>
+            <w:pPr>
+              <w:rPr>
+                <w:rFonts w:ascii="Times New Roman" w:hAnsi="Times New Roman" w:cs="Times New Roman"/>
+                <w:sz w:val="24"/>
+                <w:szCs w:val="24"/>
+                <w:lang w:val="en-US"/>
+              </w:rPr>
+            </w:pPr>
+            <w:r>
+              <w:rPr>
+                <w:rFonts w:ascii="Aptos Narrow" w:hAnsi="Aptos Narrow"/>
+                <w:color w:val="000000"/>
+              </w:rPr>
+              <w:t>8.527027</w:t>
+            </w:r>
+          </w:p>
+        </w:tc>
+      </w:tr>
+      <w:tr>
+        <w:trPr>
+          <w:jc w:val="center"/>
+        </w:trPr>
+        <w:tc>
+          <w:tcPr>
+            <w:tcW w:w="1889" w:type="dxa"/>
+            <w:shd w:val="clear" w:color="auto" w:fill="83CAEB" w:themeFill="accent1" w:themeFillTint="66"/>
+            <w:vAlign w:val="bottom"/>
+          </w:tcPr>
+          <w:p>
+            <w:pPr>
+              <w:rPr>
+                <w:rFonts w:ascii="Times New Roman" w:hAnsi="Times New Roman" w:cs="Times New Roman"/>
+                <w:sz w:val="24"/>
+                <w:szCs w:val="24"/>
+                <w:lang w:val="en-US"/>
+              </w:rPr>
+            </w:pPr>
+            <w:r>
+              <w:rPr>
+                <w:rFonts w:ascii="Aptos Narrow" w:hAnsi="Aptos Narrow"/>
+                <w:color w:val="000000"/>
+              </w:rPr>
+              <w:t>433.milc</w:t>
+            </w:r>
+          </w:p>
+        </w:tc>
+        <w:tc>
+          <w:tcPr>
+            <w:tcW w:w="1370" w:type="dxa"/>
+            <w:vAlign w:val="bottom"/>
+          </w:tcPr>
+          <w:p>
+            <w:pPr>
+              <w:rPr>
+                <w:rFonts w:ascii="Times New Roman" w:hAnsi="Times New Roman" w:cs="Times New Roman"/>
+                <w:sz w:val="24"/>
+                <w:szCs w:val="24"/>
+                <w:lang w:val="en-US"/>
+              </w:rPr>
+            </w:pPr>
+            <w:r>
+              <w:rPr>
+                <w:rFonts w:ascii="Aptos Narrow" w:hAnsi="Aptos Narrow"/>
+                <w:color w:val="000000"/>
+              </w:rPr>
+              <w:t>3.088229</w:t>
+            </w:r>
+          </w:p>
+        </w:tc>
+        <w:tc>
+          <w:tcPr>
+            <w:tcW w:w="1632" w:type="dxa"/>
+            <w:vAlign w:val="bottom"/>
+          </w:tcPr>
+          <w:p>
+            <w:pPr>
+              <w:rPr>
+                <w:rFonts w:ascii="Times New Roman" w:hAnsi="Times New Roman" w:cs="Times New Roman"/>
+                <w:sz w:val="24"/>
+                <w:szCs w:val="24"/>
+                <w:lang w:val="en-US"/>
+              </w:rPr>
+            </w:pPr>
+            <w:r>
+              <w:rPr>
+                <w:rFonts w:ascii="Aptos Narrow" w:hAnsi="Aptos Narrow"/>
+                <w:color w:val="000000"/>
+              </w:rPr>
+              <w:t>4.309432</w:t>
+            </w:r>
+          </w:p>
+        </w:tc>
+        <w:tc>
+          <w:tcPr>
+            <w:tcW w:w="1370" w:type="dxa"/>
+            <w:vAlign w:val="bottom"/>
+          </w:tcPr>
+          <w:p>
+            <w:pPr>
+              <w:rPr>
+                <w:rFonts w:ascii="Times New Roman" w:hAnsi="Times New Roman" w:cs="Times New Roman"/>
+                <w:sz w:val="24"/>
+                <w:szCs w:val="24"/>
+                <w:lang w:val="en-US"/>
+              </w:rPr>
+            </w:pPr>
+            <w:r>
+              <w:rPr>
+                <w:rFonts w:ascii="Aptos Narrow" w:hAnsi="Aptos Narrow"/>
+                <w:color w:val="000000"/>
+              </w:rPr>
+              <w:t>2.456344</w:t>
+            </w:r>
+          </w:p>
+        </w:tc>
+        <w:tc>
+          <w:tcPr>
+            <w:tcW w:w="1632" w:type="dxa"/>
+            <w:vAlign w:val="bottom"/>
+          </w:tcPr>
+          <w:p>
+            <w:pPr>
+              <w:rPr>
+                <w:rFonts w:ascii="Times New Roman" w:hAnsi="Times New Roman" w:cs="Times New Roman"/>
+                <w:sz w:val="24"/>
+                <w:szCs w:val="24"/>
+                <w:lang w:val="en-US"/>
+              </w:rPr>
+            </w:pPr>
+            <w:r>
+              <w:rPr>
+                <w:rFonts w:ascii="Aptos Narrow" w:hAnsi="Aptos Narrow"/>
+                <w:color w:val="000000"/>
+              </w:rPr>
+              <w:t>0.977958</w:t>
+            </w:r>
+          </w:p>
+        </w:tc>
+        <w:tc>
+          <w:tcPr>
+            <w:tcW w:w="1632" w:type="dxa"/>
+            <w:vAlign w:val="bottom"/>
+          </w:tcPr>
+          <w:p>
+            <w:pPr>
+              <w:rPr>
+                <w:rFonts w:ascii="Times New Roman" w:hAnsi="Times New Roman" w:cs="Times New Roman"/>
+                <w:sz w:val="24"/>
+                <w:szCs w:val="24"/>
+                <w:lang w:val="en-US"/>
+              </w:rPr>
+            </w:pPr>
+            <w:r>
+              <w:rPr>
+                <w:rFonts w:ascii="Aptos Narrow" w:hAnsi="Aptos Narrow"/>
+                <w:color w:val="000000"/>
+              </w:rPr>
+              <w:t>0.035116</w:t>
+            </w:r>
+          </w:p>
+        </w:tc>
+        <w:tc>
+          <w:tcPr>
+            <w:tcW w:w="1632" w:type="dxa"/>
+            <w:vAlign w:val="bottom"/>
+          </w:tcPr>
+          <w:p>
+            <w:pPr>
+              <w:rPr>
+                <w:rFonts w:ascii="Times New Roman" w:hAnsi="Times New Roman" w:cs="Times New Roman"/>
+                <w:sz w:val="24"/>
+                <w:szCs w:val="24"/>
+                <w:lang w:val="en-US"/>
+              </w:rPr>
+            </w:pPr>
+            <w:r>
+              <w:rPr>
+                <w:rFonts w:ascii="Aptos Narrow" w:hAnsi="Aptos Narrow"/>
+                <w:color w:val="000000"/>
+              </w:rPr>
+              <w:t>0.034092</w:t>
+            </w:r>
+          </w:p>
+        </w:tc>
+      </w:tr>
+      <w:tr>
+        <w:trPr>
+          <w:jc w:val="center"/>
+        </w:trPr>
+        <w:tc>
+          <w:tcPr>
+            <w:tcW w:w="1889" w:type="dxa"/>
+            <w:shd w:val="clear" w:color="auto" w:fill="83CAEB" w:themeFill="accent1" w:themeFillTint="66"/>
+            <w:vAlign w:val="bottom"/>
+          </w:tcPr>
+          <w:p>
+            <w:pPr>
+              <w:rPr>
+                <w:rFonts w:ascii="Times New Roman" w:hAnsi="Times New Roman" w:cs="Times New Roman"/>
+                <w:sz w:val="24"/>
+                <w:szCs w:val="24"/>
+                <w:lang w:val="en-US"/>
+              </w:rPr>
+            </w:pPr>
+            <w:r>
+              <w:rPr>
+                <w:rFonts w:ascii="Aptos Narrow" w:hAnsi="Aptos Narrow"/>
+                <w:color w:val="000000"/>
+              </w:rPr>
+              <w:t>435.gromacs</w:t>
+            </w:r>
+          </w:p>
+        </w:tc>
+        <w:tc>
+          <w:tcPr>
+            <w:tcW w:w="1370" w:type="dxa"/>
+            <w:vAlign w:val="bottom"/>
+          </w:tcPr>
+          <w:p>
+            <w:pPr>
+              <w:rPr>
+                <w:rFonts w:ascii="Times New Roman" w:hAnsi="Times New Roman" w:cs="Times New Roman"/>
+                <w:sz w:val="24"/>
+                <w:szCs w:val="24"/>
+                <w:lang w:val="en-US"/>
+              </w:rPr>
+            </w:pPr>
+            <w:r>
+              <w:rPr>
+                <w:rFonts w:ascii="Aptos Narrow" w:hAnsi="Aptos Narrow"/>
+                <w:color w:val="000000"/>
+              </w:rPr>
+              <w:t>3.650476</w:t>
+            </w:r>
+          </w:p>
+        </w:tc>
+        <w:tc>
+          <w:tcPr>
+            <w:tcW w:w="1632" w:type="dxa"/>
+            <w:vAlign w:val="bottom"/>
+          </w:tcPr>
+          <w:p>
+            <w:pPr>
+              <w:rPr>
+                <w:rFonts w:ascii="Times New Roman" w:hAnsi="Times New Roman" w:cs="Times New Roman"/>
+                <w:sz w:val="24"/>
+                <w:szCs w:val="24"/>
+                <w:lang w:val="en-US"/>
+              </w:rPr>
+            </w:pPr>
+            <w:r>
+              <w:rPr>
+                <w:rFonts w:ascii="Aptos Narrow" w:hAnsi="Aptos Narrow"/>
+                <w:color w:val="000000"/>
+              </w:rPr>
+              <w:t>6.081844</w:t>
+            </w:r>
+          </w:p>
+        </w:tc>
+        <w:tc>
+          <w:tcPr>
+            <w:tcW w:w="1370" w:type="dxa"/>
+            <w:vAlign w:val="bottom"/>
+          </w:tcPr>
+          <w:p>
+            <w:pPr>
+              <w:rPr>
+                <w:rFonts w:ascii="Times New Roman" w:hAnsi="Times New Roman" w:cs="Times New Roman"/>
+                <w:sz w:val="24"/>
+                <w:szCs w:val="24"/>
+                <w:lang w:val="en-US"/>
+              </w:rPr>
+            </w:pPr>
+            <w:r>
+              <w:rPr>
+                <w:rFonts w:ascii="Aptos Narrow" w:hAnsi="Aptos Narrow"/>
+                <w:color w:val="000000"/>
+              </w:rPr>
+              <w:t>4.414786</w:t>
+            </w:r>
+          </w:p>
+        </w:tc>
+        <w:tc>
+          <w:tcPr>
+            <w:tcW w:w="1632" w:type="dxa"/>
+            <w:vAlign w:val="bottom"/>
+          </w:tcPr>
+          <w:p>
+            <w:pPr>
+              <w:rPr>
+                <w:rFonts w:ascii="Times New Roman" w:hAnsi="Times New Roman" w:cs="Times New Roman"/>
+                <w:sz w:val="24"/>
+                <w:szCs w:val="24"/>
+                <w:lang w:val="en-US"/>
+              </w:rPr>
+            </w:pPr>
+            <w:r>
+              <w:rPr>
+                <w:rFonts w:ascii="Aptos Narrow" w:hAnsi="Aptos Narrow"/>
+                <w:color w:val="000000"/>
+              </w:rPr>
+              <w:t>2.002677</w:t>
+            </w:r>
+          </w:p>
+        </w:tc>
+        <w:tc>
+          <w:tcPr>
+            <w:tcW w:w="1632" w:type="dxa"/>
+            <w:vAlign w:val="bottom"/>
+          </w:tcPr>
+          <w:p>
+            <w:pPr>
+              <w:rPr>
+                <w:rFonts w:ascii="Times New Roman" w:hAnsi="Times New Roman" w:cs="Times New Roman"/>
+                <w:sz w:val="24"/>
+                <w:szCs w:val="24"/>
+                <w:lang w:val="en-US"/>
+              </w:rPr>
+            </w:pPr>
+            <w:r>
+              <w:rPr>
+                <w:rFonts w:ascii="Aptos Narrow" w:hAnsi="Aptos Narrow"/>
+                <w:color w:val="000000"/>
+              </w:rPr>
+              <w:t>1.508019</w:t>
+            </w:r>
+          </w:p>
+        </w:tc>
+        <w:tc>
+          <w:tcPr>
+            <w:tcW w:w="1632" w:type="dxa"/>
+            <w:vAlign w:val="bottom"/>
+          </w:tcPr>
+          <w:p>
+            <w:pPr>
+              <w:rPr>
+                <w:rFonts w:ascii="Times New Roman" w:hAnsi="Times New Roman" w:cs="Times New Roman"/>
+                <w:sz w:val="24"/>
+                <w:szCs w:val="24"/>
+                <w:lang w:val="en-US"/>
+              </w:rPr>
+            </w:pPr>
+            <w:r>
+              <w:rPr>
+                <w:rFonts w:ascii="Aptos Narrow" w:hAnsi="Aptos Narrow"/>
+                <w:color w:val="000000"/>
+              </w:rPr>
+              <w:t>1.53551</w:t>
+            </w:r>
+          </w:p>
+        </w:tc>
+      </w:tr>
+      <w:tr>
+        <w:trPr>
+          <w:jc w:val="center"/>
+        </w:trPr>
+        <w:tc>
+          <w:tcPr>
+            <w:tcW w:w="1889" w:type="dxa"/>
+            <w:shd w:val="clear" w:color="auto" w:fill="83CAEB" w:themeFill="accent1" w:themeFillTint="66"/>
+            <w:vAlign w:val="bottom"/>
+          </w:tcPr>
+          <w:p>
+            <w:pPr>
+              <w:rPr>
+                <w:rFonts w:ascii="Times New Roman" w:hAnsi="Times New Roman" w:cs="Times New Roman"/>
+                <w:sz w:val="24"/>
+                <w:szCs w:val="24"/>
+                <w:lang w:val="en-US"/>
+              </w:rPr>
+            </w:pPr>
+            <w:r>
+              <w:rPr>
+                <w:rFonts w:ascii="Aptos Narrow" w:hAnsi="Aptos Narrow"/>
+                <w:color w:val="000000"/>
+              </w:rPr>
+              <w:t>436.cactusADM</w:t>
+            </w:r>
+          </w:p>
+        </w:tc>
+        <w:tc>
+          <w:tcPr>
+            <w:tcW w:w="1370" w:type="dxa"/>
+            <w:vAlign w:val="bottom"/>
+          </w:tcPr>
+          <w:p>
+            <w:pPr>
+              <w:rPr>
+                <w:rFonts w:ascii="Times New Roman" w:hAnsi="Times New Roman" w:cs="Times New Roman"/>
+                <w:sz w:val="24"/>
+                <w:szCs w:val="24"/>
+                <w:lang w:val="en-US"/>
+              </w:rPr>
+            </w:pPr>
+            <w:r>
+              <w:rPr>
+                <w:rFonts w:ascii="Aptos Narrow" w:hAnsi="Aptos Narrow"/>
+                <w:color w:val="000000"/>
+              </w:rPr>
+              <w:t>0.03929</w:t>
+            </w:r>
+          </w:p>
+        </w:tc>
+        <w:tc>
+          <w:tcPr>
+            <w:tcW w:w="1632" w:type="dxa"/>
+            <w:vAlign w:val="bottom"/>
+          </w:tcPr>
+          <w:p>
+            <w:pPr>
+              <w:rPr>
+                <w:rFonts w:ascii="Times New Roman" w:hAnsi="Times New Roman" w:cs="Times New Roman"/>
+                <w:sz w:val="24"/>
+                <w:szCs w:val="24"/>
+                <w:lang w:val="en-US"/>
+              </w:rPr>
+            </w:pPr>
+            <w:r>
+              <w:rPr>
+                <w:rFonts w:ascii="Aptos Narrow" w:hAnsi="Aptos Narrow"/>
+                <w:color w:val="000000"/>
+              </w:rPr>
+              <w:t>0.065834</w:t>
+            </w:r>
+          </w:p>
+        </w:tc>
+        <w:tc>
+          <w:tcPr>
+            <w:tcW w:w="1370" w:type="dxa"/>
+            <w:vAlign w:val="bottom"/>
+          </w:tcPr>
+          <w:p>
+            <w:pPr>
+              <w:rPr>
+                <w:rFonts w:ascii="Times New Roman" w:hAnsi="Times New Roman" w:cs="Times New Roman"/>
+                <w:sz w:val="24"/>
+                <w:szCs w:val="24"/>
+                <w:lang w:val="en-US"/>
+              </w:rPr>
+            </w:pPr>
+            <w:r>
+              <w:rPr>
+                <w:rFonts w:ascii="Aptos Narrow" w:hAnsi="Aptos Narrow"/>
+                <w:color w:val="000000"/>
+              </w:rPr>
+              <w:t>0.03861</w:t>
+            </w:r>
+          </w:p>
+        </w:tc>
+        <w:tc>
+          <w:tcPr>
+            <w:tcW w:w="1632" w:type="dxa"/>
+            <w:vAlign w:val="bottom"/>
+          </w:tcPr>
+          <w:p>
+            <w:pPr>
+              <w:rPr>
+                <w:rFonts w:ascii="Times New Roman" w:hAnsi="Times New Roman" w:cs="Times New Roman"/>
+                <w:sz w:val="24"/>
+                <w:szCs w:val="24"/>
+                <w:lang w:val="en-US"/>
+              </w:rPr>
+            </w:pPr>
+            <w:r>
+              <w:rPr>
+                <w:rFonts w:ascii="Aptos Narrow" w:hAnsi="Aptos Narrow"/>
+                <w:color w:val="000000"/>
+              </w:rPr>
+              <w:t>0.026336</w:t>
+            </w:r>
+          </w:p>
+        </w:tc>
+        <w:tc>
+          <w:tcPr>
+            <w:tcW w:w="1632" w:type="dxa"/>
+            <w:vAlign w:val="bottom"/>
+          </w:tcPr>
+          <w:p>
+            <w:pPr>
+              <w:rPr>
+                <w:rFonts w:ascii="Times New Roman" w:hAnsi="Times New Roman" w:cs="Times New Roman"/>
+                <w:sz w:val="24"/>
+                <w:szCs w:val="24"/>
+                <w:lang w:val="en-US"/>
+              </w:rPr>
+            </w:pPr>
+            <w:r>
+              <w:rPr>
+                <w:rFonts w:ascii="Aptos Narrow" w:hAnsi="Aptos Narrow"/>
+                <w:color w:val="000000"/>
+              </w:rPr>
+              <w:t>0.023638</w:t>
+            </w:r>
+          </w:p>
+        </w:tc>
+        <w:tc>
+          <w:tcPr>
+            <w:tcW w:w="1632" w:type="dxa"/>
+            <w:vAlign w:val="bottom"/>
+          </w:tcPr>
+          <w:p>
+            <w:pPr>
+              <w:rPr>
+                <w:rFonts w:ascii="Times New Roman" w:hAnsi="Times New Roman" w:cs="Times New Roman"/>
+                <w:sz w:val="24"/>
+                <w:szCs w:val="24"/>
+                <w:lang w:val="en-US"/>
+              </w:rPr>
+            </w:pPr>
+            <w:r>
+              <w:rPr>
+                <w:rFonts w:ascii="Aptos Narrow" w:hAnsi="Aptos Narrow"/>
+                <w:color w:val="000000"/>
+              </w:rPr>
+              <w:t>0.023158</w:t>
+            </w:r>
+          </w:p>
+        </w:tc>
+      </w:tr>
+      <w:tr>
+        <w:trPr>
+          <w:jc w:val="center"/>
+        </w:trPr>
+        <w:tc>
+          <w:tcPr>
+            <w:tcW w:w="1889" w:type="dxa"/>
+            <w:shd w:val="clear" w:color="auto" w:fill="83CAEB" w:themeFill="accent1" w:themeFillTint="66"/>
+            <w:vAlign w:val="bottom"/>
+          </w:tcPr>
+          <w:p>
+            <w:pPr>
+              <w:rPr>
+                <w:rFonts w:ascii="Times New Roman" w:hAnsi="Times New Roman" w:cs="Times New Roman"/>
+                <w:sz w:val="24"/>
+                <w:szCs w:val="24"/>
+                <w:lang w:val="en-US"/>
+              </w:rPr>
+            </w:pPr>
+            <w:r>
+              <w:rPr>
+                <w:rFonts w:ascii="Aptos Narrow" w:hAnsi="Aptos Narrow"/>
+                <w:color w:val="000000"/>
+              </w:rPr>
+              <w:t>450.soplex</w:t>
+            </w:r>
+          </w:p>
+        </w:tc>
+        <w:tc>
+          <w:tcPr>
+            <w:tcW w:w="1370" w:type="dxa"/>
+            <w:vAlign w:val="bottom"/>
+          </w:tcPr>
+          <w:p>
+            <w:pPr>
+              <w:rPr>
+                <w:rFonts w:ascii="Times New Roman" w:hAnsi="Times New Roman" w:cs="Times New Roman"/>
+                <w:sz w:val="24"/>
+                <w:szCs w:val="24"/>
+                <w:lang w:val="en-US"/>
+              </w:rPr>
+            </w:pPr>
+            <w:r>
+              <w:rPr>
+                <w:rFonts w:ascii="Aptos Narrow" w:hAnsi="Aptos Narrow"/>
+                <w:color w:val="000000"/>
+              </w:rPr>
+              <w:t>8.895408</w:t>
+            </w:r>
+          </w:p>
+        </w:tc>
+        <w:tc>
+          <w:tcPr>
+            <w:tcW w:w="1632" w:type="dxa"/>
+            <w:vAlign w:val="bottom"/>
+          </w:tcPr>
+          <w:p>
+            <w:pPr>
+              <w:rPr>
+                <w:rFonts w:ascii="Times New Roman" w:hAnsi="Times New Roman" w:cs="Times New Roman"/>
+                <w:sz w:val="24"/>
+                <w:szCs w:val="24"/>
+                <w:lang w:val="en-US"/>
+              </w:rPr>
+            </w:pPr>
+            <w:r>
+              <w:rPr>
+                <w:rFonts w:ascii="Aptos Narrow" w:hAnsi="Aptos Narrow"/>
+                <w:color w:val="000000"/>
+              </w:rPr>
+              <w:t>21.48796</w:t>
+            </w:r>
+          </w:p>
+        </w:tc>
+        <w:tc>
+          <w:tcPr>
+            <w:tcW w:w="1370" w:type="dxa"/>
+            <w:vAlign w:val="bottom"/>
+          </w:tcPr>
+          <w:p>
+            <w:pPr>
+              <w:rPr>
+                <w:rFonts w:ascii="Times New Roman" w:hAnsi="Times New Roman" w:cs="Times New Roman"/>
+                <w:sz w:val="24"/>
+                <w:szCs w:val="24"/>
+                <w:lang w:val="en-US"/>
+              </w:rPr>
+            </w:pPr>
+            <w:r>
+              <w:rPr>
+                <w:rFonts w:ascii="Aptos Narrow" w:hAnsi="Aptos Narrow"/>
+                <w:color w:val="000000"/>
+              </w:rPr>
+              <w:t>9.991721</w:t>
+            </w:r>
+          </w:p>
+        </w:tc>
+        <w:tc>
+          <w:tcPr>
+            <w:tcW w:w="1632" w:type="dxa"/>
+            <w:vAlign w:val="bottom"/>
+          </w:tcPr>
+          <w:p>
+            <w:pPr>
+              <w:rPr>
+                <w:rFonts w:ascii="Times New Roman" w:hAnsi="Times New Roman" w:cs="Times New Roman"/>
+                <w:sz w:val="24"/>
+                <w:szCs w:val="24"/>
+                <w:lang w:val="en-US"/>
+              </w:rPr>
+            </w:pPr>
+            <w:r>
+              <w:rPr>
+                <w:rFonts w:ascii="Aptos Narrow" w:hAnsi="Aptos Narrow"/>
+                <w:color w:val="000000"/>
+              </w:rPr>
+              <w:t>7.584979</w:t>
+            </w:r>
+          </w:p>
+        </w:tc>
+        <w:tc>
+          <w:tcPr>
+            <w:tcW w:w="1632" w:type="dxa"/>
+            <w:vAlign w:val="bottom"/>
+          </w:tcPr>
+          <w:p>
+            <w:pPr>
+              <w:rPr>
+                <w:rFonts w:ascii="Times New Roman" w:hAnsi="Times New Roman" w:cs="Times New Roman"/>
+                <w:sz w:val="24"/>
+                <w:szCs w:val="24"/>
+                <w:lang w:val="en-US"/>
+              </w:rPr>
+            </w:pPr>
+            <w:r>
+              <w:rPr>
+                <w:rFonts w:ascii="Aptos Narrow" w:hAnsi="Aptos Narrow"/>
+                <w:color w:val="000000"/>
+              </w:rPr>
+              <w:t>6.091731</w:t>
+            </w:r>
+          </w:p>
+        </w:tc>
+        <w:tc>
+          <w:tcPr>
+            <w:tcW w:w="1632" w:type="dxa"/>
+            <w:vAlign w:val="bottom"/>
+          </w:tcPr>
+          <w:p>
+            <w:pPr>
+              <w:rPr>
+                <w:rFonts w:ascii="Times New Roman" w:hAnsi="Times New Roman" w:cs="Times New Roman"/>
+                <w:sz w:val="24"/>
+                <w:szCs w:val="24"/>
+                <w:lang w:val="en-US"/>
+              </w:rPr>
+            </w:pPr>
+            <w:r>
+              <w:rPr>
+                <w:rFonts w:ascii="Aptos Narrow" w:hAnsi="Aptos Narrow"/>
+                <w:color w:val="000000"/>
+              </w:rPr>
+              <w:t>5.84387</w:t>
+            </w:r>
+          </w:p>
+        </w:tc>
+      </w:tr>
+      <w:tr>
+        <w:trPr>
+          <w:jc w:val="center"/>
+        </w:trPr>
+        <w:tc>
+          <w:tcPr>
+            <w:tcW w:w="1889" w:type="dxa"/>
+            <w:shd w:val="clear" w:color="auto" w:fill="83CAEB" w:themeFill="accent1" w:themeFillTint="66"/>
+            <w:vAlign w:val="bottom"/>
+          </w:tcPr>
+          <w:p>
+            <w:pPr>
+              <w:rPr>
+                <w:rFonts w:ascii="Times New Roman" w:hAnsi="Times New Roman" w:cs="Times New Roman"/>
+                <w:sz w:val="24"/>
+                <w:szCs w:val="24"/>
+                <w:lang w:val="en-US"/>
+              </w:rPr>
+            </w:pPr>
+            <w:r>
+              <w:rPr>
+                <w:rFonts w:ascii="Aptos Narrow" w:hAnsi="Aptos Narrow"/>
+                <w:color w:val="000000"/>
+              </w:rPr>
+              <w:t>459.GemsFDTD</w:t>
+            </w:r>
+          </w:p>
+        </w:tc>
+        <w:tc>
+          <w:tcPr>
+            <w:tcW w:w="1370" w:type="dxa"/>
+            <w:vAlign w:val="bottom"/>
+          </w:tcPr>
+          <w:p>
+            <w:pPr>
+              <w:rPr>
+                <w:rFonts w:ascii="Times New Roman" w:hAnsi="Times New Roman" w:cs="Times New Roman"/>
+                <w:sz w:val="24"/>
+                <w:szCs w:val="24"/>
+                <w:lang w:val="en-US"/>
+              </w:rPr>
+            </w:pPr>
+            <w:r>
+              <w:rPr>
+                <w:rFonts w:ascii="Aptos Narrow" w:hAnsi="Aptos Narrow"/>
+                <w:color w:val="000000"/>
+              </w:rPr>
+              <w:t>0.498351</w:t>
+            </w:r>
+          </w:p>
+        </w:tc>
+        <w:tc>
+          <w:tcPr>
+            <w:tcW w:w="1632" w:type="dxa"/>
+            <w:vAlign w:val="bottom"/>
+          </w:tcPr>
+          <w:p>
+            <w:pPr>
+              <w:rPr>
+                <w:rFonts w:ascii="Times New Roman" w:hAnsi="Times New Roman" w:cs="Times New Roman"/>
+                <w:sz w:val="24"/>
+                <w:szCs w:val="24"/>
+                <w:lang w:val="en-US"/>
+              </w:rPr>
+            </w:pPr>
+            <w:r>
+              <w:rPr>
+                <w:rFonts w:ascii="Aptos Narrow" w:hAnsi="Aptos Narrow"/>
+                <w:color w:val="000000"/>
+              </w:rPr>
+              <w:t>1.093917</w:t>
+            </w:r>
+          </w:p>
+        </w:tc>
+        <w:tc>
+          <w:tcPr>
+            <w:tcW w:w="1370" w:type="dxa"/>
+            <w:vAlign w:val="bottom"/>
+          </w:tcPr>
+          <w:p>
+            <w:pPr>
+              <w:rPr>
+                <w:rFonts w:ascii="Times New Roman" w:hAnsi="Times New Roman" w:cs="Times New Roman"/>
+                <w:sz w:val="24"/>
+                <w:szCs w:val="24"/>
+                <w:lang w:val="en-US"/>
+              </w:rPr>
+            </w:pPr>
+            <w:r>
+              <w:rPr>
+                <w:rFonts w:ascii="Aptos Narrow" w:hAnsi="Aptos Narrow"/>
+                <w:color w:val="000000"/>
+              </w:rPr>
+              <w:t>0.554652</w:t>
+            </w:r>
+          </w:p>
+        </w:tc>
+        <w:tc>
+          <w:tcPr>
+            <w:tcW w:w="1632" w:type="dxa"/>
+            <w:vAlign w:val="bottom"/>
+          </w:tcPr>
+          <w:p>
+            <w:pPr>
+              <w:rPr>
+                <w:rFonts w:ascii="Times New Roman" w:hAnsi="Times New Roman" w:cs="Times New Roman"/>
+                <w:sz w:val="24"/>
+                <w:szCs w:val="24"/>
+                <w:lang w:val="en-US"/>
+              </w:rPr>
+            </w:pPr>
+            <w:r>
+              <w:rPr>
+                <w:rFonts w:ascii="Aptos Narrow" w:hAnsi="Aptos Narrow"/>
+                <w:color w:val="000000"/>
+              </w:rPr>
+              <w:t>0.227063</w:t>
+            </w:r>
+          </w:p>
+        </w:tc>
+        <w:tc>
+          <w:tcPr>
+            <w:tcW w:w="1632" w:type="dxa"/>
+            <w:vAlign w:val="bottom"/>
+          </w:tcPr>
+          <w:p>
+            <w:pPr>
+              <w:rPr>
+                <w:rFonts w:ascii="Times New Roman" w:hAnsi="Times New Roman" w:cs="Times New Roman"/>
+                <w:sz w:val="24"/>
+                <w:szCs w:val="24"/>
+                <w:lang w:val="en-US"/>
+              </w:rPr>
+            </w:pPr>
+            <w:r>
+              <w:rPr>
+                <w:rFonts w:ascii="Aptos Narrow" w:hAnsi="Aptos Narrow"/>
+                <w:color w:val="000000"/>
+              </w:rPr>
+              <w:t>0.142462</w:t>
+            </w:r>
+          </w:p>
+        </w:tc>
+        <w:tc>
+          <w:tcPr>
+            <w:tcW w:w="1632" w:type="dxa"/>
+            <w:vAlign w:val="bottom"/>
+          </w:tcPr>
+          <w:p>
+            <w:pPr>
+              <w:rPr>
+                <w:rFonts w:ascii="Times New Roman" w:hAnsi="Times New Roman" w:cs="Times New Roman"/>
+                <w:sz w:val="24"/>
+                <w:szCs w:val="24"/>
+                <w:lang w:val="en-US"/>
+              </w:rPr>
+            </w:pPr>
+            <w:r>
+              <w:rPr>
+                <w:rFonts w:ascii="Aptos Narrow" w:hAnsi="Aptos Narrow"/>
+                <w:color w:val="000000"/>
+              </w:rPr>
+              <w:t>0.136557</w:t>
+            </w:r>
+          </w:p>
+        </w:tc>
+      </w:tr>
+      <w:tr>
+        <w:trPr>
+          <w:jc w:val="center"/>
+        </w:trPr>
+        <w:tc>
+          <w:tcPr>
+            <w:tcW w:w="1889" w:type="dxa"/>
+            <w:shd w:val="clear" w:color="auto" w:fill="83CAEB" w:themeFill="accent1" w:themeFillTint="66"/>
+            <w:vAlign w:val="bottom"/>
+          </w:tcPr>
+          <w:p>
+            <w:pPr>
+              <w:rPr>
+                <w:rFonts w:ascii="Times New Roman" w:hAnsi="Times New Roman" w:cs="Times New Roman"/>
+                <w:sz w:val="24"/>
+                <w:szCs w:val="24"/>
+                <w:lang w:val="en-US"/>
+              </w:rPr>
+            </w:pPr>
+            <w:r>
+              <w:rPr>
+                <w:rFonts w:ascii="Aptos Narrow" w:hAnsi="Aptos Narrow"/>
+                <w:color w:val="000000"/>
+              </w:rPr>
+              <w:t>470.lbm</w:t>
+            </w:r>
+          </w:p>
+        </w:tc>
+        <w:tc>
+          <w:tcPr>
+            <w:tcW w:w="1370" w:type="dxa"/>
+            <w:vAlign w:val="bottom"/>
+          </w:tcPr>
+          <w:p>
+            <w:pPr>
+              <w:rPr>
+                <w:rFonts w:ascii="Times New Roman" w:hAnsi="Times New Roman" w:cs="Times New Roman"/>
+                <w:sz w:val="24"/>
+                <w:szCs w:val="24"/>
+                <w:lang w:val="en-US"/>
+              </w:rPr>
+            </w:pPr>
+            <w:r>
+              <w:rPr>
+                <w:rFonts w:ascii="Aptos Narrow" w:hAnsi="Aptos Narrow"/>
+                <w:color w:val="000000"/>
+              </w:rPr>
+              <w:t>0.209168</w:t>
+            </w:r>
+          </w:p>
+        </w:tc>
+        <w:tc>
+          <w:tcPr>
+            <w:tcW w:w="1632" w:type="dxa"/>
+            <w:vAlign w:val="bottom"/>
+          </w:tcPr>
+          <w:p>
+            <w:pPr>
+              <w:rPr>
+                <w:rFonts w:ascii="Times New Roman" w:hAnsi="Times New Roman" w:cs="Times New Roman"/>
+                <w:sz w:val="24"/>
+                <w:szCs w:val="24"/>
+                <w:lang w:val="en-US"/>
+              </w:rPr>
+            </w:pPr>
+            <w:r>
+              <w:rPr>
+                <w:rFonts w:ascii="Aptos Narrow" w:hAnsi="Aptos Narrow"/>
+                <w:color w:val="000000"/>
+              </w:rPr>
+              <w:t>0.243109</w:t>
+            </w:r>
+          </w:p>
+        </w:tc>
+        <w:tc>
+          <w:tcPr>
+            <w:tcW w:w="1370" w:type="dxa"/>
+            <w:vAlign w:val="bottom"/>
+          </w:tcPr>
+          <w:p>
+            <w:pPr>
+              <w:rPr>
+                <w:rFonts w:ascii="Times New Roman" w:hAnsi="Times New Roman" w:cs="Times New Roman"/>
+                <w:sz w:val="24"/>
+                <w:szCs w:val="24"/>
+                <w:lang w:val="en-US"/>
+              </w:rPr>
+            </w:pPr>
+            <w:r>
+              <w:rPr>
+                <w:rFonts w:ascii="Aptos Narrow" w:hAnsi="Aptos Narrow"/>
+                <w:color w:val="000000"/>
+              </w:rPr>
+              <w:t>0.192025</w:t>
+            </w:r>
+          </w:p>
+        </w:tc>
+        <w:tc>
+          <w:tcPr>
+            <w:tcW w:w="1632" w:type="dxa"/>
+            <w:vAlign w:val="bottom"/>
+          </w:tcPr>
+          <w:p>
+            <w:pPr>
+              <w:rPr>
+                <w:rFonts w:ascii="Times New Roman" w:hAnsi="Times New Roman" w:cs="Times New Roman"/>
+                <w:sz w:val="24"/>
+                <w:szCs w:val="24"/>
+                <w:lang w:val="en-US"/>
+              </w:rPr>
+            </w:pPr>
+            <w:r>
+              <w:rPr>
+                <w:rFonts w:ascii="Aptos Narrow" w:hAnsi="Aptos Narrow"/>
+                <w:color w:val="000000"/>
+              </w:rPr>
+              <w:t>0.180246</w:t>
+            </w:r>
+          </w:p>
+        </w:tc>
+        <w:tc>
+          <w:tcPr>
+            <w:tcW w:w="1632" w:type="dxa"/>
+            <w:vAlign w:val="bottom"/>
+          </w:tcPr>
+          <w:p>
+            <w:pPr>
+              <w:rPr>
+                <w:rFonts w:ascii="Times New Roman" w:hAnsi="Times New Roman" w:cs="Times New Roman"/>
+                <w:sz w:val="24"/>
+                <w:szCs w:val="24"/>
+                <w:lang w:val="en-US"/>
+              </w:rPr>
+            </w:pPr>
+            <w:r>
+              <w:rPr>
+                <w:rFonts w:ascii="Aptos Narrow" w:hAnsi="Aptos Narrow"/>
+                <w:color w:val="000000"/>
+              </w:rPr>
+              <w:t>0.181628</w:t>
+            </w:r>
+          </w:p>
+        </w:tc>
+        <w:tc>
+          <w:tcPr>
+            <w:tcW w:w="1632" w:type="dxa"/>
+            <w:vAlign w:val="bottom"/>
+          </w:tcPr>
+          <w:p>
+            <w:pPr>
+              <w:rPr>
+                <w:rFonts w:ascii="Times New Roman" w:hAnsi="Times New Roman" w:cs="Times New Roman"/>
+                <w:sz w:val="24"/>
+                <w:szCs w:val="24"/>
+                <w:lang w:val="en-US"/>
+              </w:rPr>
+            </w:pPr>
+            <w:r>
+              <w:rPr>
+                <w:rFonts w:ascii="Aptos Narrow" w:hAnsi="Aptos Narrow"/>
+                <w:color w:val="000000"/>
+              </w:rPr>
+              <w:t>0.181527</w:t>
+            </w:r>
+          </w:p>
+        </w:tc>
+      </w:tr>
+      <w:tr>
+        <w:trPr>
+          <w:jc w:val="center"/>
+        </w:trPr>
+        <w:tc>
+          <w:tcPr>
+            <w:tcW w:w="1889" w:type="dxa"/>
+            <w:shd w:val="clear" w:color="auto" w:fill="83CAEB" w:themeFill="accent1" w:themeFillTint="66"/>
+            <w:vAlign w:val="bottom"/>
+          </w:tcPr>
+          <w:p>
+            <w:pPr>
+              <w:rPr>
+                <w:rFonts w:ascii="Times New Roman" w:hAnsi="Times New Roman" w:cs="Times New Roman"/>
+                <w:sz w:val="24"/>
+                <w:szCs w:val="24"/>
+                <w:lang w:val="en-US"/>
+              </w:rPr>
+            </w:pPr>
+            <w:r>
+              <w:rPr>
+                <w:rFonts w:ascii="Aptos Narrow" w:hAnsi="Aptos Narrow"/>
+                <w:color w:val="000000"/>
+              </w:rPr>
+              <w:t>483.xalancbmk</w:t>
+            </w:r>
+          </w:p>
+        </w:tc>
+        <w:tc>
+          <w:tcPr>
+            <w:tcW w:w="1370" w:type="dxa"/>
+            <w:vAlign w:val="bottom"/>
+          </w:tcPr>
+          <w:p>
+            <w:pPr>
+              <w:rPr>
+                <w:rFonts w:ascii="Times New Roman" w:hAnsi="Times New Roman" w:cs="Times New Roman"/>
+                <w:sz w:val="24"/>
+                <w:szCs w:val="24"/>
+                <w:lang w:val="en-US"/>
+              </w:rPr>
+            </w:pPr>
+            <w:r>
+              <w:rPr>
+                <w:rFonts w:ascii="Aptos Narrow" w:hAnsi="Aptos Narrow"/>
+                <w:color w:val="000000"/>
+              </w:rPr>
+              <w:t>14.8509</w:t>
+            </w:r>
+          </w:p>
+        </w:tc>
+        <w:tc>
+          <w:tcPr>
+            <w:tcW w:w="1632" w:type="dxa"/>
+            <w:vAlign w:val="bottom"/>
+          </w:tcPr>
+          <w:p>
+            <w:pPr>
+              <w:rPr>
+                <w:rFonts w:ascii="Times New Roman" w:hAnsi="Times New Roman" w:cs="Times New Roman"/>
+                <w:sz w:val="24"/>
+                <w:szCs w:val="24"/>
+                <w:lang w:val="en-US"/>
+              </w:rPr>
+            </w:pPr>
+            <w:r>
+              <w:rPr>
+                <w:rFonts w:ascii="Aptos Narrow" w:hAnsi="Aptos Narrow"/>
+                <w:color w:val="000000"/>
+              </w:rPr>
+              <w:t>35.02162</w:t>
+            </w:r>
+          </w:p>
+        </w:tc>
+        <w:tc>
+          <w:tcPr>
+            <w:tcW w:w="1370" w:type="dxa"/>
+            <w:vAlign w:val="bottom"/>
+          </w:tcPr>
+          <w:p>
+            <w:pPr>
+              <w:rPr>
+                <w:rFonts w:ascii="Times New Roman" w:hAnsi="Times New Roman" w:cs="Times New Roman"/>
+                <w:sz w:val="24"/>
+                <w:szCs w:val="24"/>
+                <w:lang w:val="en-US"/>
+              </w:rPr>
+            </w:pPr>
+            <w:r>
+              <w:rPr>
+                <w:rFonts w:ascii="Aptos Narrow" w:hAnsi="Aptos Narrow"/>
+                <w:color w:val="000000"/>
+              </w:rPr>
+              <w:t>22.73368</w:t>
+            </w:r>
+          </w:p>
+        </w:tc>
+        <w:tc>
+          <w:tcPr>
+            <w:tcW w:w="1632" w:type="dxa"/>
+            <w:vAlign w:val="bottom"/>
+          </w:tcPr>
+          <w:p>
+            <w:pPr>
+              <w:rPr>
+                <w:rFonts w:ascii="Times New Roman" w:hAnsi="Times New Roman" w:cs="Times New Roman"/>
+                <w:sz w:val="24"/>
+                <w:szCs w:val="24"/>
+                <w:lang w:val="en-US"/>
+              </w:rPr>
+            </w:pPr>
+            <w:r>
+              <w:rPr>
+                <w:rFonts w:ascii="Aptos Narrow" w:hAnsi="Aptos Narrow"/>
+                <w:color w:val="000000"/>
+              </w:rPr>
+              <w:t>13.43558</w:t>
+            </w:r>
+          </w:p>
+        </w:tc>
+        <w:tc>
+          <w:tcPr>
+            <w:tcW w:w="1632" w:type="dxa"/>
+            <w:vAlign w:val="bottom"/>
+          </w:tcPr>
+          <w:p>
+            <w:pPr>
+              <w:rPr>
+                <w:rFonts w:ascii="Times New Roman" w:hAnsi="Times New Roman" w:cs="Times New Roman"/>
+                <w:sz w:val="24"/>
+                <w:szCs w:val="24"/>
+                <w:lang w:val="en-US"/>
+              </w:rPr>
+            </w:pPr>
+            <w:r>
+              <w:rPr>
+                <w:rFonts w:ascii="Aptos Narrow" w:hAnsi="Aptos Narrow"/>
+                <w:color w:val="000000"/>
+              </w:rPr>
+              <w:t>2.038782</w:t>
+            </w:r>
+          </w:p>
+        </w:tc>
+        <w:tc>
+          <w:tcPr>
+            <w:tcW w:w="1632" w:type="dxa"/>
+            <w:vAlign w:val="bottom"/>
+          </w:tcPr>
+          <w:p>
+            <w:pPr>
+              <w:rPr>
+                <w:rFonts w:ascii="Times New Roman" w:hAnsi="Times New Roman" w:cs="Times New Roman"/>
+                <w:sz w:val="24"/>
+                <w:szCs w:val="24"/>
+                <w:lang w:val="en-US"/>
+              </w:rPr>
+            </w:pPr>
+            <w:r>
+              <w:rPr>
+                <w:rFonts w:ascii="Aptos Narrow" w:hAnsi="Aptos Narrow"/>
+                <w:color w:val="000000"/>
+              </w:rPr>
+              <w:t>1.576203</w:t>
+            </w:r>
+          </w:p>
+        </w:tc>
+      </w:tr>
+      <w:tr>
+        <w:trPr>
+          <w:jc w:val="center"/>
+        </w:trPr>
+        <w:tc>
+          <w:tcPr>
+            <w:tcW w:w="1889" w:type="dxa"/>
+            <w:shd w:val="clear" w:color="auto" w:fill="FF7474"/>
+            <w:vAlign w:val="bottom"/>
+          </w:tcPr>
+          <w:p>
+            <w:pPr>
+              <w:rPr>
+                <w:rFonts w:ascii="Aptos Narrow" w:hAnsi="Aptos Narrow"/>
+                <w:color w:val="000000"/>
+              </w:rPr>
+            </w:pPr>
+            <w:r>
+              <w:rPr>
+                <w:rFonts w:ascii="Aptos Narrow" w:hAnsi="Aptos Narrow"/>
+                <w:color w:val="000000"/>
+              </w:rPr>
+              <w:t>AVERAGE</w:t>
+            </w:r>
+          </w:p>
+        </w:tc>
+        <w:tc>
+          <w:tcPr>
+            <w:tcW w:w="1370" w:type="dxa"/>
+            <w:shd w:val="clear" w:color="auto" w:fill="FF7474"/>
+            <w:vAlign w:val="bottom"/>
+          </w:tcPr>
+          <w:p>
+            <w:pPr>
+              <w:rPr>
+                <w:rFonts w:ascii="Aptos Narrow" w:hAnsi="Aptos Narrow"/>
+                <w:color w:val="000000"/>
+              </w:rPr>
+            </w:pPr>
+            <w:r>
+              <w:rPr>
+                <w:rFonts w:ascii="Aptos Narrow" w:hAnsi="Aptos Narrow"/>
+                <w:color w:val="000000"/>
+              </w:rPr>
+              <w:t>7.791645</w:t>
+            </w:r>
+          </w:p>
+        </w:tc>
+        <w:tc>
+          <w:tcPr>
+            <w:tcW w:w="1632" w:type="dxa"/>
+            <w:shd w:val="clear" w:color="auto" w:fill="FF7474"/>
+            <w:vAlign w:val="bottom"/>
+          </w:tcPr>
+          <w:p>
+            <w:pPr>
+              <w:rPr>
+                <w:rFonts w:ascii="Aptos Narrow" w:hAnsi="Aptos Narrow"/>
+                <w:color w:val="000000"/>
+              </w:rPr>
+            </w:pPr>
+            <w:r>
+              <w:rPr>
+                <w:rFonts w:ascii="Aptos Narrow" w:hAnsi="Aptos Narrow"/>
+                <w:color w:val="000000"/>
+              </w:rPr>
+              <w:t>15.3504</w:t>
+            </w:r>
+          </w:p>
+        </w:tc>
+        <w:tc>
+          <w:tcPr>
+            <w:tcW w:w="1370" w:type="dxa"/>
+            <w:shd w:val="clear" w:color="auto" w:fill="FF7474"/>
+            <w:vAlign w:val="bottom"/>
+          </w:tcPr>
+          <w:p>
+            <w:pPr>
+              <w:rPr>
+                <w:rFonts w:ascii="Aptos Narrow" w:hAnsi="Aptos Narrow"/>
+                <w:color w:val="000000"/>
+              </w:rPr>
+            </w:pPr>
+            <w:r>
+              <w:rPr>
+                <w:rFonts w:ascii="Aptos Narrow" w:hAnsi="Aptos Narrow"/>
+                <w:color w:val="000000"/>
+              </w:rPr>
+              <w:t>9.177637</w:t>
+            </w:r>
+          </w:p>
+        </w:tc>
+        <w:tc>
+          <w:tcPr>
+            <w:tcW w:w="1632" w:type="dxa"/>
+            <w:shd w:val="clear" w:color="auto" w:fill="FF7474"/>
+            <w:vAlign w:val="bottom"/>
+          </w:tcPr>
+          <w:p>
+            <w:pPr>
+              <w:rPr>
+                <w:rFonts w:ascii="Aptos Narrow" w:hAnsi="Aptos Narrow"/>
+                <w:color w:val="000000"/>
+              </w:rPr>
+            </w:pPr>
+            <w:r>
+              <w:rPr>
+                <w:rFonts w:ascii="Aptos Narrow" w:hAnsi="Aptos Narrow"/>
+                <w:color w:val="000000"/>
+              </w:rPr>
+              <w:t>5.616215</w:t>
+            </w:r>
+          </w:p>
+        </w:tc>
+        <w:tc>
+          <w:tcPr>
+            <w:tcW w:w="1632" w:type="dxa"/>
+            <w:shd w:val="clear" w:color="auto" w:fill="FF7474"/>
+            <w:vAlign w:val="bottom"/>
+          </w:tcPr>
+          <w:p>
+            <w:pPr>
+              <w:rPr>
+                <w:rFonts w:ascii="Aptos Narrow" w:hAnsi="Aptos Narrow"/>
+                <w:color w:val="000000"/>
+              </w:rPr>
+            </w:pPr>
+            <w:r>
+              <w:rPr>
+                <w:rFonts w:ascii="Aptos Narrow" w:hAnsi="Aptos Narrow"/>
+                <w:color w:val="000000"/>
+              </w:rPr>
+              <w:t>3.142458</w:t>
+            </w:r>
+          </w:p>
+        </w:tc>
+        <w:tc>
+          <w:tcPr>
+            <w:tcW w:w="1632" w:type="dxa"/>
+            <w:shd w:val="clear" w:color="auto" w:fill="FF7474"/>
+            <w:vAlign w:val="bottom"/>
+          </w:tcPr>
+          <w:p>
+            <w:pPr>
+              <w:rPr>
+                <w:rFonts w:ascii="Aptos Narrow" w:hAnsi="Aptos Narrow"/>
+                <w:color w:val="000000"/>
+              </w:rPr>
+            </w:pPr>
+            <w:r>
+              <w:rPr>
+                <w:rFonts w:ascii="Aptos Narrow" w:hAnsi="Aptos Narrow"/>
+                <w:color w:val="000000"/>
+              </w:rPr>
+              <w:t>2.977603</w:t>
+            </w:r>
+          </w:p>
+        </w:tc>
+      </w:tr>
+    </w:tbl>
+    <w:p>
+      <w:pPr>
+        <w:rPr>
+          <w:rFonts w:ascii="Times New Roman" w:hAnsi="Times New Roman" w:cs="Times New Roman"/>
+          <w:lang w:val="en-US"/>
+        </w:rPr>
+      </w:pPr>
+    </w:p>
+    <w:tbl>
+      <w:tblPr>
+        <w:tblStyle w:val="TableGrid"/>
+        <w:tblW w:w="11157" w:type="dxa"/>
+        <w:jc w:val="center"/>
+        <w:tblLook w:val="04A0" w:firstRow="1" w:lastRow="0" w:firstColumn="1" w:lastColumn="0" w:noHBand="0" w:noVBand="1"/>
+      </w:tblPr>
+      <w:tblGrid>
+        <w:gridCol w:w="1889"/>
+        <w:gridCol w:w="1370"/>
+        <w:gridCol w:w="1632"/>
+        <w:gridCol w:w="1370"/>
+        <w:gridCol w:w="1632"/>
+        <w:gridCol w:w="1632"/>
+        <w:gridCol w:w="1632"/>
+      </w:tblGrid>
+      <w:tr>
+        <w:trPr>
+          <w:jc w:val="center"/>
+        </w:trPr>
+        <w:tc>
+          <w:tcPr>
+            <w:tcW w:w="1889" w:type="dxa"/>
+            <w:shd w:val="clear" w:color="auto" w:fill="83CAEB" w:themeFill="accent1" w:themeFillTint="66"/>
+            <w:vAlign w:val="bottom"/>
+          </w:tcPr>
+          <w:p>
+            <w:pPr>
+              <w:rPr>
+                <w:rFonts w:ascii="Times New Roman" w:hAnsi="Times New Roman" w:cs="Times New Roman"/>
+                <w:sz w:val="24"/>
+                <w:szCs w:val="24"/>
+                <w:lang w:val="en-US"/>
+              </w:rPr>
+            </w:pPr>
+            <w:r>
+              <w:rPr>
+                <w:rFonts w:ascii="Aptos Narrow" w:hAnsi="Aptos Narrow"/>
+                <w:color w:val="000000"/>
+              </w:rPr>
+              <w:t>Benchmark</w:t>
+            </w:r>
+          </w:p>
+        </w:tc>
+        <w:tc>
+          <w:tcPr>
+            <w:tcW w:w="1370" w:type="dxa"/>
+            <w:vAlign w:val="bottom"/>
+          </w:tcPr>
+          <w:p>
+            <w:pPr>
+              <w:rPr>
+                <w:rFonts w:ascii="Times New Roman" w:hAnsi="Times New Roman" w:cs="Times New Roman"/>
+                <w:sz w:val="24"/>
+                <w:szCs w:val="24"/>
+                <w:lang w:val="en-US"/>
+              </w:rPr>
+            </w:pPr>
+            <w:r>
+              <w:rPr>
+                <w:rFonts w:ascii="Aptos Narrow" w:hAnsi="Aptos Narrow"/>
+                <w:color w:val="000000"/>
+              </w:rPr>
+              <w:t>Perceptron-M64-H60 MPKI</w:t>
+            </w:r>
+          </w:p>
+        </w:tc>
+        <w:tc>
+          <w:tcPr>
+            <w:tcW w:w="1632" w:type="dxa"/>
+            <w:vAlign w:val="bottom"/>
+          </w:tcPr>
+          <w:p>
+            <w:pPr>
+              <w:rPr>
+                <w:rFonts w:ascii="Times New Roman" w:hAnsi="Times New Roman" w:cs="Times New Roman"/>
+                <w:sz w:val="24"/>
+                <w:szCs w:val="24"/>
+                <w:lang w:val="en-US"/>
+              </w:rPr>
+            </w:pPr>
+            <w:r>
+              <w:rPr>
+                <w:rFonts w:ascii="Aptos Narrow" w:hAnsi="Aptos Narrow"/>
+                <w:color w:val="000000"/>
+              </w:rPr>
+              <w:t>Alpha21264 MPKI</w:t>
+            </w:r>
+          </w:p>
+        </w:tc>
+        <w:tc>
+          <w:tcPr>
+            <w:tcW w:w="1370" w:type="dxa"/>
+            <w:vAlign w:val="bottom"/>
+          </w:tcPr>
+          <w:p>
+            <w:pPr>
+              <w:rPr>
+                <w:rFonts w:ascii="Times New Roman" w:hAnsi="Times New Roman" w:cs="Times New Roman"/>
+                <w:sz w:val="24"/>
+                <w:szCs w:val="24"/>
+                <w:lang w:val="en-US"/>
+              </w:rPr>
+            </w:pPr>
+            <w:r>
+              <w:rPr>
+                <w:rFonts w:ascii="Aptos Narrow" w:hAnsi="Aptos Narrow"/>
+                <w:color w:val="000000"/>
+              </w:rPr>
+              <w:t>Tournament-2bit-vs-Global MPKI</w:t>
+            </w:r>
+          </w:p>
+        </w:tc>
+        <w:tc>
+          <w:tcPr>
+            <w:tcW w:w="1632" w:type="dxa"/>
+            <w:vAlign w:val="bottom"/>
+          </w:tcPr>
+          <w:p>
+            <w:pPr>
+              <w:rPr>
+                <w:rFonts w:ascii="Times New Roman" w:hAnsi="Times New Roman" w:cs="Times New Roman"/>
+                <w:sz w:val="24"/>
+                <w:szCs w:val="24"/>
+                <w:lang w:val="en-US"/>
+              </w:rPr>
+            </w:pPr>
+            <w:r>
+              <w:rPr>
+                <w:rFonts w:ascii="Aptos Narrow" w:hAnsi="Aptos Narrow"/>
+                <w:color w:val="000000"/>
+              </w:rPr>
+              <w:t>Tournament-2bit-vs-FSM MPKI</w:t>
+            </w:r>
+          </w:p>
+        </w:tc>
+        <w:tc>
+          <w:tcPr>
+            <w:tcW w:w="1632" w:type="dxa"/>
+            <w:vAlign w:val="bottom"/>
+          </w:tcPr>
+          <w:p>
+            <w:pPr>
+              <w:rPr>
+                <w:rFonts w:ascii="Times New Roman" w:hAnsi="Times New Roman" w:cs="Times New Roman"/>
+                <w:sz w:val="24"/>
+                <w:szCs w:val="24"/>
+                <w:lang w:val="en-US"/>
+              </w:rPr>
+            </w:pPr>
+            <w:r>
+              <w:rPr>
+                <w:rFonts w:ascii="Aptos Narrow" w:hAnsi="Aptos Narrow"/>
+                <w:color w:val="000000"/>
+              </w:rPr>
+              <w:t>Tournament-2bit-vs-Perceptron MPKI</w:t>
+            </w:r>
+          </w:p>
+        </w:tc>
+        <w:tc>
+          <w:tcPr>
+            <w:tcW w:w="1632" w:type="dxa"/>
+            <w:vAlign w:val="bottom"/>
+          </w:tcPr>
+          <w:p>
+            <w:pPr>
+              <w:rPr>
+                <w:rFonts w:ascii="Times New Roman" w:hAnsi="Times New Roman" w:cs="Times New Roman"/>
+                <w:sz w:val="24"/>
+                <w:szCs w:val="24"/>
+                <w:lang w:val="en-US"/>
+              </w:rPr>
+            </w:pPr>
+            <w:r>
+              <w:rPr>
+                <w:rFonts w:ascii="Aptos Narrow" w:hAnsi="Aptos Narrow"/>
+                <w:color w:val="000000"/>
+              </w:rPr>
+              <w:t>Tournament-Global-vs-Perceptron MPKI</w:t>
+            </w:r>
+          </w:p>
+        </w:tc>
+      </w:tr>
+      <w:tr>
+        <w:trPr>
+          <w:jc w:val="center"/>
+        </w:trPr>
+        <w:tc>
+          <w:tcPr>
+            <w:tcW w:w="1889" w:type="dxa"/>
+            <w:shd w:val="clear" w:color="auto" w:fill="83CAEB" w:themeFill="accent1" w:themeFillTint="66"/>
+            <w:vAlign w:val="bottom"/>
+          </w:tcPr>
+          <w:p>
+            <w:pPr>
+              <w:rPr>
+                <w:rFonts w:ascii="Times New Roman" w:hAnsi="Times New Roman" w:cs="Times New Roman"/>
+                <w:sz w:val="24"/>
+                <w:szCs w:val="24"/>
+                <w:lang w:val="en-US"/>
+              </w:rPr>
+            </w:pPr>
+            <w:r>
+              <w:rPr>
+                <w:rFonts w:ascii="Aptos Narrow" w:hAnsi="Aptos Narrow"/>
+                <w:color w:val="000000"/>
+              </w:rPr>
+              <w:t>403.gcc</w:t>
+            </w:r>
+          </w:p>
+        </w:tc>
+        <w:tc>
+          <w:tcPr>
+            <w:tcW w:w="1370" w:type="dxa"/>
+            <w:vAlign w:val="bottom"/>
+          </w:tcPr>
+          <w:p>
+            <w:pPr>
+              <w:rPr>
+                <w:rFonts w:ascii="Times New Roman" w:hAnsi="Times New Roman" w:cs="Times New Roman"/>
+                <w:sz w:val="24"/>
+                <w:szCs w:val="24"/>
+                <w:lang w:val="en-US"/>
+              </w:rPr>
+            </w:pPr>
+            <w:r>
+              <w:rPr>
+                <w:rFonts w:ascii="Aptos Narrow" w:hAnsi="Aptos Narrow"/>
+                <w:color w:val="000000"/>
+              </w:rPr>
+              <w:t>10.17144</w:t>
+            </w:r>
+          </w:p>
+        </w:tc>
+        <w:tc>
+          <w:tcPr>
+            <w:tcW w:w="1632" w:type="dxa"/>
+            <w:vAlign w:val="bottom"/>
+          </w:tcPr>
+          <w:p>
+            <w:pPr>
+              <w:rPr>
+                <w:rFonts w:ascii="Times New Roman" w:hAnsi="Times New Roman" w:cs="Times New Roman"/>
+                <w:sz w:val="24"/>
+                <w:szCs w:val="24"/>
+                <w:lang w:val="en-US"/>
+              </w:rPr>
+            </w:pPr>
+            <w:r>
+              <w:rPr>
+                <w:rFonts w:ascii="Aptos Narrow" w:hAnsi="Aptos Narrow"/>
+                <w:color w:val="000000"/>
+              </w:rPr>
+              <w:t>9.416159</w:t>
+            </w:r>
+          </w:p>
+        </w:tc>
+        <w:tc>
+          <w:tcPr>
+            <w:tcW w:w="1370" w:type="dxa"/>
+            <w:vAlign w:val="bottom"/>
+          </w:tcPr>
+          <w:p>
+            <w:pPr>
+              <w:rPr>
+                <w:rFonts w:ascii="Times New Roman" w:hAnsi="Times New Roman" w:cs="Times New Roman"/>
+                <w:sz w:val="24"/>
+                <w:szCs w:val="24"/>
+                <w:lang w:val="en-US"/>
+              </w:rPr>
+            </w:pPr>
+            <w:r>
+              <w:rPr>
+                <w:rFonts w:ascii="Aptos Narrow" w:hAnsi="Aptos Narrow"/>
+                <w:color w:val="000000"/>
+              </w:rPr>
+              <w:t>13.75183</w:t>
+            </w:r>
+          </w:p>
+        </w:tc>
+        <w:tc>
+          <w:tcPr>
+            <w:tcW w:w="1632" w:type="dxa"/>
+            <w:vAlign w:val="bottom"/>
+          </w:tcPr>
+          <w:p>
+            <w:pPr>
+              <w:rPr>
+                <w:rFonts w:ascii="Times New Roman" w:hAnsi="Times New Roman" w:cs="Times New Roman"/>
+                <w:sz w:val="24"/>
+                <w:szCs w:val="24"/>
+                <w:lang w:val="en-US"/>
+              </w:rPr>
+            </w:pPr>
+            <w:r>
+              <w:rPr>
+                <w:rFonts w:ascii="Aptos Narrow" w:hAnsi="Aptos Narrow"/>
+                <w:color w:val="000000"/>
+              </w:rPr>
+              <w:t>16.98622</w:t>
+            </w:r>
+          </w:p>
+        </w:tc>
+        <w:tc>
+          <w:tcPr>
+            <w:tcW w:w="1632" w:type="dxa"/>
+            <w:vAlign w:val="bottom"/>
+          </w:tcPr>
+          <w:p>
+            <w:pPr>
+              <w:rPr>
+                <w:rFonts w:ascii="Times New Roman" w:hAnsi="Times New Roman" w:cs="Times New Roman"/>
+                <w:sz w:val="24"/>
+                <w:szCs w:val="24"/>
+                <w:lang w:val="en-US"/>
+              </w:rPr>
+            </w:pPr>
+            <w:r>
+              <w:rPr>
+                <w:rFonts w:ascii="Aptos Narrow" w:hAnsi="Aptos Narrow"/>
+                <w:color w:val="000000"/>
+              </w:rPr>
+              <w:t>8.556328</w:t>
+            </w:r>
+          </w:p>
+        </w:tc>
+        <w:tc>
+          <w:tcPr>
+            <w:tcW w:w="1632" w:type="dxa"/>
+            <w:vAlign w:val="bottom"/>
+          </w:tcPr>
+          <w:p>
+            <w:pPr>
+              <w:rPr>
+                <w:rFonts w:ascii="Times New Roman" w:hAnsi="Times New Roman" w:cs="Times New Roman"/>
+                <w:sz w:val="24"/>
+                <w:szCs w:val="24"/>
+                <w:lang w:val="en-US"/>
+              </w:rPr>
+            </w:pPr>
+            <w:r>
+              <w:rPr>
+                <w:rFonts w:ascii="Aptos Narrow" w:hAnsi="Aptos Narrow"/>
+                <w:color w:val="000000"/>
+              </w:rPr>
+              <w:t>10.93459</w:t>
+            </w:r>
+          </w:p>
+        </w:tc>
+      </w:tr>
+      <w:tr>
+        <w:trPr>
+          <w:jc w:val="center"/>
+        </w:trPr>
+        <w:tc>
+          <w:tcPr>
+            <w:tcW w:w="1889" w:type="dxa"/>
+            <w:shd w:val="clear" w:color="auto" w:fill="83CAEB" w:themeFill="accent1" w:themeFillTint="66"/>
+            <w:vAlign w:val="bottom"/>
+          </w:tcPr>
+          <w:p>
+            <w:pPr>
+              <w:rPr>
+                <w:rFonts w:ascii="Times New Roman" w:hAnsi="Times New Roman" w:cs="Times New Roman"/>
+                <w:sz w:val="24"/>
+                <w:szCs w:val="24"/>
+                <w:lang w:val="en-US"/>
+              </w:rPr>
+            </w:pPr>
+            <w:r>
+              <w:rPr>
+                <w:rFonts w:ascii="Aptos Narrow" w:hAnsi="Aptos Narrow"/>
+                <w:color w:val="000000"/>
+              </w:rPr>
+              <w:t>410.bwaves</w:t>
+            </w:r>
+          </w:p>
+        </w:tc>
+        <w:tc>
+          <w:tcPr>
+            <w:tcW w:w="1370" w:type="dxa"/>
+            <w:vAlign w:val="bottom"/>
+          </w:tcPr>
+          <w:p>
+            <w:pPr>
+              <w:rPr>
+                <w:rFonts w:ascii="Times New Roman" w:hAnsi="Times New Roman" w:cs="Times New Roman"/>
+                <w:sz w:val="24"/>
+                <w:szCs w:val="24"/>
+                <w:lang w:val="en-US"/>
+              </w:rPr>
+            </w:pPr>
+            <w:r>
+              <w:rPr>
+                <w:rFonts w:ascii="Aptos Narrow" w:hAnsi="Aptos Narrow"/>
+                <w:color w:val="000000"/>
+              </w:rPr>
+              <w:t>1.97387</w:t>
+            </w:r>
+          </w:p>
+        </w:tc>
+        <w:tc>
+          <w:tcPr>
+            <w:tcW w:w="1632" w:type="dxa"/>
+            <w:vAlign w:val="bottom"/>
+          </w:tcPr>
+          <w:p>
+            <w:pPr>
+              <w:rPr>
+                <w:rFonts w:ascii="Times New Roman" w:hAnsi="Times New Roman" w:cs="Times New Roman"/>
+                <w:sz w:val="24"/>
+                <w:szCs w:val="24"/>
+                <w:lang w:val="en-US"/>
+              </w:rPr>
+            </w:pPr>
+            <w:r>
+              <w:rPr>
+                <w:rFonts w:ascii="Aptos Narrow" w:hAnsi="Aptos Narrow"/>
+                <w:color w:val="000000"/>
+              </w:rPr>
+              <w:t>4.895542</w:t>
+            </w:r>
+          </w:p>
+        </w:tc>
+        <w:tc>
+          <w:tcPr>
+            <w:tcW w:w="1370" w:type="dxa"/>
+            <w:vAlign w:val="bottom"/>
+          </w:tcPr>
+          <w:p>
+            <w:pPr>
+              <w:rPr>
+                <w:rFonts w:ascii="Times New Roman" w:hAnsi="Times New Roman" w:cs="Times New Roman"/>
+                <w:sz w:val="24"/>
+                <w:szCs w:val="24"/>
+                <w:lang w:val="en-US"/>
+              </w:rPr>
+            </w:pPr>
+            <w:r>
+              <w:rPr>
+                <w:rFonts w:ascii="Aptos Narrow" w:hAnsi="Aptos Narrow"/>
+                <w:color w:val="000000"/>
+              </w:rPr>
+              <w:t>8.5141</w:t>
+            </w:r>
+          </w:p>
+        </w:tc>
+        <w:tc>
+          <w:tcPr>
+            <w:tcW w:w="1632" w:type="dxa"/>
+            <w:vAlign w:val="bottom"/>
+          </w:tcPr>
+          <w:p>
+            <w:pPr>
+              <w:rPr>
+                <w:rFonts w:ascii="Times New Roman" w:hAnsi="Times New Roman" w:cs="Times New Roman"/>
+                <w:sz w:val="24"/>
+                <w:szCs w:val="24"/>
+                <w:lang w:val="en-US"/>
+              </w:rPr>
+            </w:pPr>
+            <w:r>
+              <w:rPr>
+                <w:rFonts w:ascii="Aptos Narrow" w:hAnsi="Aptos Narrow"/>
+                <w:color w:val="000000"/>
+              </w:rPr>
+              <w:t>13.72608</w:t>
+            </w:r>
+          </w:p>
+        </w:tc>
+        <w:tc>
+          <w:tcPr>
+            <w:tcW w:w="1632" w:type="dxa"/>
+            <w:vAlign w:val="bottom"/>
+          </w:tcPr>
+          <w:p>
+            <w:pPr>
+              <w:rPr>
+                <w:rFonts w:ascii="Times New Roman" w:hAnsi="Times New Roman" w:cs="Times New Roman"/>
+                <w:sz w:val="24"/>
+                <w:szCs w:val="24"/>
+                <w:lang w:val="en-US"/>
+              </w:rPr>
+            </w:pPr>
+            <w:r>
+              <w:rPr>
+                <w:rFonts w:ascii="Aptos Narrow" w:hAnsi="Aptos Narrow"/>
+                <w:color w:val="000000"/>
+              </w:rPr>
+              <w:t>3.559882</w:t>
+            </w:r>
+          </w:p>
+        </w:tc>
+        <w:tc>
+          <w:tcPr>
+            <w:tcW w:w="1632" w:type="dxa"/>
+            <w:vAlign w:val="bottom"/>
+          </w:tcPr>
+          <w:p>
+            <w:pPr>
+              <w:rPr>
+                <w:rFonts w:ascii="Times New Roman" w:hAnsi="Times New Roman" w:cs="Times New Roman"/>
+                <w:sz w:val="24"/>
+                <w:szCs w:val="24"/>
+                <w:lang w:val="en-US"/>
+              </w:rPr>
+            </w:pPr>
+            <w:r>
+              <w:rPr>
+                <w:rFonts w:ascii="Aptos Narrow" w:hAnsi="Aptos Narrow"/>
+                <w:color w:val="000000"/>
+              </w:rPr>
+              <w:t>3.509899</w:t>
+            </w:r>
+          </w:p>
+        </w:tc>
+      </w:tr>
+      <w:tr>
+        <w:trPr>
+          <w:jc w:val="center"/>
+        </w:trPr>
+        <w:tc>
+          <w:tcPr>
+            <w:tcW w:w="1889" w:type="dxa"/>
+            <w:shd w:val="clear" w:color="auto" w:fill="83CAEB" w:themeFill="accent1" w:themeFillTint="66"/>
+            <w:vAlign w:val="bottom"/>
+          </w:tcPr>
+          <w:p>
+            <w:pPr>
+              <w:rPr>
+                <w:rFonts w:ascii="Times New Roman" w:hAnsi="Times New Roman" w:cs="Times New Roman"/>
+                <w:sz w:val="24"/>
+                <w:szCs w:val="24"/>
+                <w:lang w:val="en-US"/>
+              </w:rPr>
+            </w:pPr>
+            <w:r>
+              <w:rPr>
+                <w:rFonts w:ascii="Aptos Narrow" w:hAnsi="Aptos Narrow"/>
+                <w:color w:val="000000"/>
+              </w:rPr>
+              <w:t>416.gamess</w:t>
+            </w:r>
+          </w:p>
+        </w:tc>
+        <w:tc>
+          <w:tcPr>
+            <w:tcW w:w="1370" w:type="dxa"/>
+            <w:vAlign w:val="bottom"/>
+          </w:tcPr>
+          <w:p>
+            <w:pPr>
+              <w:rPr>
+                <w:rFonts w:ascii="Times New Roman" w:hAnsi="Times New Roman" w:cs="Times New Roman"/>
+                <w:sz w:val="24"/>
+                <w:szCs w:val="24"/>
+                <w:lang w:val="en-US"/>
+              </w:rPr>
+            </w:pPr>
+            <w:r>
+              <w:rPr>
+                <w:rFonts w:ascii="Aptos Narrow" w:hAnsi="Aptos Narrow"/>
+                <w:color w:val="000000"/>
+              </w:rPr>
+              <w:t>1.623546</w:t>
+            </w:r>
+          </w:p>
+        </w:tc>
+        <w:tc>
+          <w:tcPr>
+            <w:tcW w:w="1632" w:type="dxa"/>
+            <w:vAlign w:val="bottom"/>
+          </w:tcPr>
+          <w:p>
+            <w:pPr>
+              <w:rPr>
+                <w:rFonts w:ascii="Times New Roman" w:hAnsi="Times New Roman" w:cs="Times New Roman"/>
+                <w:sz w:val="24"/>
+                <w:szCs w:val="24"/>
+                <w:lang w:val="en-US"/>
+              </w:rPr>
+            </w:pPr>
+            <w:r>
+              <w:rPr>
+                <w:rFonts w:ascii="Aptos Narrow" w:hAnsi="Aptos Narrow"/>
+                <w:color w:val="000000"/>
+              </w:rPr>
+              <w:t>0.981593</w:t>
+            </w:r>
+          </w:p>
+        </w:tc>
+        <w:tc>
+          <w:tcPr>
+            <w:tcW w:w="1370" w:type="dxa"/>
+            <w:vAlign w:val="bottom"/>
+          </w:tcPr>
+          <w:p>
+            <w:pPr>
+              <w:rPr>
+                <w:rFonts w:ascii="Times New Roman" w:hAnsi="Times New Roman" w:cs="Times New Roman"/>
+                <w:sz w:val="24"/>
+                <w:szCs w:val="24"/>
+                <w:lang w:val="en-US"/>
+              </w:rPr>
+            </w:pPr>
+            <w:r>
+              <w:rPr>
+                <w:rFonts w:ascii="Aptos Narrow" w:hAnsi="Aptos Narrow"/>
+                <w:color w:val="000000"/>
+              </w:rPr>
+              <w:t>3.019657</w:t>
+            </w:r>
+          </w:p>
+        </w:tc>
+        <w:tc>
+          <w:tcPr>
+            <w:tcW w:w="1632" w:type="dxa"/>
+            <w:vAlign w:val="bottom"/>
+          </w:tcPr>
+          <w:p>
+            <w:pPr>
+              <w:rPr>
+                <w:rFonts w:ascii="Times New Roman" w:hAnsi="Times New Roman" w:cs="Times New Roman"/>
+                <w:sz w:val="24"/>
+                <w:szCs w:val="24"/>
+                <w:lang w:val="en-US"/>
+              </w:rPr>
+            </w:pPr>
+            <w:r>
+              <w:rPr>
+                <w:rFonts w:ascii="Aptos Narrow" w:hAnsi="Aptos Narrow"/>
+                <w:color w:val="000000"/>
+              </w:rPr>
+              <w:t>4.800145</w:t>
+            </w:r>
+          </w:p>
+        </w:tc>
+        <w:tc>
+          <w:tcPr>
+            <w:tcW w:w="1632" w:type="dxa"/>
+            <w:vAlign w:val="bottom"/>
+          </w:tcPr>
+          <w:p>
+            <w:pPr>
+              <w:rPr>
+                <w:rFonts w:ascii="Times New Roman" w:hAnsi="Times New Roman" w:cs="Times New Roman"/>
+                <w:sz w:val="24"/>
+                <w:szCs w:val="24"/>
+                <w:lang w:val="en-US"/>
+              </w:rPr>
+            </w:pPr>
+            <w:r>
+              <w:rPr>
+                <w:rFonts w:ascii="Aptos Narrow" w:hAnsi="Aptos Narrow"/>
+                <w:color w:val="000000"/>
+              </w:rPr>
+              <w:t>1.582805</w:t>
+            </w:r>
+          </w:p>
+        </w:tc>
+        <w:tc>
+          <w:tcPr>
+            <w:tcW w:w="1632" w:type="dxa"/>
+            <w:vAlign w:val="bottom"/>
+          </w:tcPr>
+          <w:p>
+            <w:pPr>
+              <w:rPr>
+                <w:rFonts w:ascii="Times New Roman" w:hAnsi="Times New Roman" w:cs="Times New Roman"/>
+                <w:sz w:val="24"/>
+                <w:szCs w:val="24"/>
+                <w:lang w:val="en-US"/>
+              </w:rPr>
+            </w:pPr>
+            <w:r>
+              <w:rPr>
+                <w:rFonts w:ascii="Aptos Narrow" w:hAnsi="Aptos Narrow"/>
+                <w:color w:val="000000"/>
+              </w:rPr>
+              <w:t>1.525154</w:t>
+            </w:r>
+          </w:p>
+        </w:tc>
+      </w:tr>
+      <w:tr>
+        <w:trPr>
+          <w:jc w:val="center"/>
+        </w:trPr>
+        <w:tc>
+          <w:tcPr>
+            <w:tcW w:w="1889" w:type="dxa"/>
+            <w:shd w:val="clear" w:color="auto" w:fill="83CAEB" w:themeFill="accent1" w:themeFillTint="66"/>
+            <w:vAlign w:val="bottom"/>
+          </w:tcPr>
+          <w:p>
+            <w:pPr>
+              <w:rPr>
+                <w:rFonts w:ascii="Times New Roman" w:hAnsi="Times New Roman" w:cs="Times New Roman"/>
+                <w:sz w:val="24"/>
+                <w:szCs w:val="24"/>
+                <w:lang w:val="en-US"/>
+              </w:rPr>
+            </w:pPr>
+            <w:r>
+              <w:rPr>
+                <w:rFonts w:ascii="Aptos Narrow" w:hAnsi="Aptos Narrow"/>
+                <w:color w:val="000000"/>
+              </w:rPr>
+              <w:t>429.mcf</w:t>
+            </w:r>
+          </w:p>
+        </w:tc>
+        <w:tc>
+          <w:tcPr>
+            <w:tcW w:w="1370" w:type="dxa"/>
+            <w:vAlign w:val="bottom"/>
+          </w:tcPr>
+          <w:p>
+            <w:pPr>
+              <w:rPr>
+                <w:rFonts w:ascii="Times New Roman" w:hAnsi="Times New Roman" w:cs="Times New Roman"/>
+                <w:sz w:val="24"/>
+                <w:szCs w:val="24"/>
+                <w:lang w:val="en-US"/>
+              </w:rPr>
+            </w:pPr>
+            <w:r>
+              <w:rPr>
+                <w:rFonts w:ascii="Aptos Narrow" w:hAnsi="Aptos Narrow"/>
+                <w:color w:val="000000"/>
+              </w:rPr>
+              <w:t>8.498022</w:t>
+            </w:r>
+          </w:p>
+        </w:tc>
+        <w:tc>
+          <w:tcPr>
+            <w:tcW w:w="1632" w:type="dxa"/>
+            <w:vAlign w:val="bottom"/>
+          </w:tcPr>
+          <w:p>
+            <w:pPr>
+              <w:rPr>
+                <w:rFonts w:ascii="Times New Roman" w:hAnsi="Times New Roman" w:cs="Times New Roman"/>
+                <w:sz w:val="24"/>
+                <w:szCs w:val="24"/>
+                <w:lang w:val="en-US"/>
+              </w:rPr>
+            </w:pPr>
+            <w:r>
+              <w:rPr>
+                <w:rFonts w:ascii="Aptos Narrow" w:hAnsi="Aptos Narrow"/>
+                <w:color w:val="000000"/>
+              </w:rPr>
+              <w:t>8.453654</w:t>
+            </w:r>
+          </w:p>
+        </w:tc>
+        <w:tc>
+          <w:tcPr>
+            <w:tcW w:w="1370" w:type="dxa"/>
+            <w:vAlign w:val="bottom"/>
+          </w:tcPr>
+          <w:p>
+            <w:pPr>
+              <w:rPr>
+                <w:rFonts w:ascii="Times New Roman" w:hAnsi="Times New Roman" w:cs="Times New Roman"/>
+                <w:sz w:val="24"/>
+                <w:szCs w:val="24"/>
+                <w:lang w:val="en-US"/>
+              </w:rPr>
+            </w:pPr>
+            <w:r>
+              <w:rPr>
+                <w:rFonts w:ascii="Aptos Narrow" w:hAnsi="Aptos Narrow"/>
+                <w:color w:val="000000"/>
+              </w:rPr>
+              <w:t>10.07147</w:t>
+            </w:r>
+          </w:p>
+        </w:tc>
+        <w:tc>
+          <w:tcPr>
+            <w:tcW w:w="1632" w:type="dxa"/>
+            <w:vAlign w:val="bottom"/>
+          </w:tcPr>
+          <w:p>
+            <w:pPr>
+              <w:rPr>
+                <w:rFonts w:ascii="Times New Roman" w:hAnsi="Times New Roman" w:cs="Times New Roman"/>
+                <w:sz w:val="24"/>
+                <w:szCs w:val="24"/>
+                <w:lang w:val="en-US"/>
+              </w:rPr>
+            </w:pPr>
+            <w:r>
+              <w:rPr>
+                <w:rFonts w:ascii="Aptos Narrow" w:hAnsi="Aptos Narrow"/>
+                <w:color w:val="000000"/>
+              </w:rPr>
+              <w:t>13.03933</w:t>
+            </w:r>
+          </w:p>
+        </w:tc>
+        <w:tc>
+          <w:tcPr>
+            <w:tcW w:w="1632" w:type="dxa"/>
+            <w:vAlign w:val="bottom"/>
+          </w:tcPr>
+          <w:p>
+            <w:pPr>
+              <w:rPr>
+                <w:rFonts w:ascii="Times New Roman" w:hAnsi="Times New Roman" w:cs="Times New Roman"/>
+                <w:sz w:val="24"/>
+                <w:szCs w:val="24"/>
+                <w:lang w:val="en-US"/>
+              </w:rPr>
+            </w:pPr>
+            <w:r>
+              <w:rPr>
+                <w:rFonts w:ascii="Aptos Narrow" w:hAnsi="Aptos Narrow"/>
+                <w:color w:val="000000"/>
+              </w:rPr>
+              <w:t>8.756385</w:t>
+            </w:r>
+          </w:p>
+        </w:tc>
+        <w:tc>
+          <w:tcPr>
+            <w:tcW w:w="1632" w:type="dxa"/>
+            <w:vAlign w:val="bottom"/>
+          </w:tcPr>
+          <w:p>
+            <w:pPr>
+              <w:rPr>
+                <w:rFonts w:ascii="Times New Roman" w:hAnsi="Times New Roman" w:cs="Times New Roman"/>
+                <w:sz w:val="24"/>
+                <w:szCs w:val="24"/>
+                <w:lang w:val="en-US"/>
+              </w:rPr>
+            </w:pPr>
+            <w:r>
+              <w:rPr>
+                <w:rFonts w:ascii="Aptos Narrow" w:hAnsi="Aptos Narrow"/>
+                <w:color w:val="000000"/>
+              </w:rPr>
+              <w:t>8.680883</w:t>
+            </w:r>
+          </w:p>
+        </w:tc>
+      </w:tr>
+      <w:tr>
+        <w:trPr>
+          <w:jc w:val="center"/>
+        </w:trPr>
+        <w:tc>
+          <w:tcPr>
+            <w:tcW w:w="1889" w:type="dxa"/>
+            <w:shd w:val="clear" w:color="auto" w:fill="83CAEB" w:themeFill="accent1" w:themeFillTint="66"/>
+            <w:vAlign w:val="bottom"/>
+          </w:tcPr>
+          <w:p>
+            <w:pPr>
+              <w:rPr>
+                <w:rFonts w:ascii="Times New Roman" w:hAnsi="Times New Roman" w:cs="Times New Roman"/>
+                <w:sz w:val="24"/>
+                <w:szCs w:val="24"/>
+                <w:lang w:val="en-US"/>
+              </w:rPr>
+            </w:pPr>
+            <w:r>
+              <w:rPr>
+                <w:rFonts w:ascii="Aptos Narrow" w:hAnsi="Aptos Narrow"/>
+                <w:color w:val="000000"/>
+              </w:rPr>
+              <w:t>433.milc</w:t>
+            </w:r>
+          </w:p>
+        </w:tc>
+        <w:tc>
+          <w:tcPr>
+            <w:tcW w:w="1370" w:type="dxa"/>
+            <w:vAlign w:val="bottom"/>
+          </w:tcPr>
+          <w:p>
+            <w:pPr>
+              <w:rPr>
+                <w:rFonts w:ascii="Times New Roman" w:hAnsi="Times New Roman" w:cs="Times New Roman"/>
+                <w:sz w:val="24"/>
+                <w:szCs w:val="24"/>
+                <w:lang w:val="en-US"/>
+              </w:rPr>
+            </w:pPr>
+            <w:r>
+              <w:rPr>
+                <w:rFonts w:ascii="Aptos Narrow" w:hAnsi="Aptos Narrow"/>
+                <w:color w:val="000000"/>
+              </w:rPr>
+              <w:t>0.02854</w:t>
+            </w:r>
+          </w:p>
+        </w:tc>
+        <w:tc>
+          <w:tcPr>
+            <w:tcW w:w="1632" w:type="dxa"/>
+            <w:vAlign w:val="bottom"/>
+          </w:tcPr>
+          <w:p>
+            <w:pPr>
+              <w:rPr>
+                <w:rFonts w:ascii="Times New Roman" w:hAnsi="Times New Roman" w:cs="Times New Roman"/>
+                <w:sz w:val="24"/>
+                <w:szCs w:val="24"/>
+                <w:lang w:val="en-US"/>
+              </w:rPr>
+            </w:pPr>
+            <w:r>
+              <w:rPr>
+                <w:rFonts w:ascii="Aptos Narrow" w:hAnsi="Aptos Narrow"/>
+                <w:color w:val="000000"/>
+              </w:rPr>
+              <w:t>0.020822</w:t>
+            </w:r>
+          </w:p>
+        </w:tc>
+        <w:tc>
+          <w:tcPr>
+            <w:tcW w:w="1370" w:type="dxa"/>
+            <w:vAlign w:val="bottom"/>
+          </w:tcPr>
+          <w:p>
+            <w:pPr>
+              <w:rPr>
+                <w:rFonts w:ascii="Times New Roman" w:hAnsi="Times New Roman" w:cs="Times New Roman"/>
+                <w:sz w:val="24"/>
+                <w:szCs w:val="24"/>
+                <w:lang w:val="en-US"/>
+              </w:rPr>
+            </w:pPr>
+            <w:r>
+              <w:rPr>
+                <w:rFonts w:ascii="Aptos Narrow" w:hAnsi="Aptos Narrow"/>
+                <w:color w:val="000000"/>
+              </w:rPr>
+              <w:t>2.226501</w:t>
+            </w:r>
+          </w:p>
+        </w:tc>
+        <w:tc>
+          <w:tcPr>
+            <w:tcW w:w="1632" w:type="dxa"/>
+            <w:vAlign w:val="bottom"/>
+          </w:tcPr>
+          <w:p>
+            <w:pPr>
+              <w:rPr>
+                <w:rFonts w:ascii="Times New Roman" w:hAnsi="Times New Roman" w:cs="Times New Roman"/>
+                <w:sz w:val="24"/>
+                <w:szCs w:val="24"/>
+                <w:lang w:val="en-US"/>
+              </w:rPr>
+            </w:pPr>
+            <w:r>
+              <w:rPr>
+                <w:rFonts w:ascii="Aptos Narrow" w:hAnsi="Aptos Narrow"/>
+                <w:color w:val="000000"/>
+              </w:rPr>
+              <w:t>12.99145</w:t>
+            </w:r>
+          </w:p>
+        </w:tc>
+        <w:tc>
+          <w:tcPr>
+            <w:tcW w:w="1632" w:type="dxa"/>
+            <w:vAlign w:val="bottom"/>
+          </w:tcPr>
+          <w:p>
+            <w:pPr>
+              <w:rPr>
+                <w:rFonts w:ascii="Times New Roman" w:hAnsi="Times New Roman" w:cs="Times New Roman"/>
+                <w:sz w:val="24"/>
+                <w:szCs w:val="24"/>
+                <w:lang w:val="en-US"/>
+              </w:rPr>
+            </w:pPr>
+            <w:r>
+              <w:rPr>
+                <w:rFonts w:ascii="Aptos Narrow" w:hAnsi="Aptos Narrow"/>
+                <w:color w:val="000000"/>
+              </w:rPr>
+              <w:t>0.028829</w:t>
+            </w:r>
+          </w:p>
+        </w:tc>
+        <w:tc>
+          <w:tcPr>
+            <w:tcW w:w="1632" w:type="dxa"/>
+            <w:vAlign w:val="bottom"/>
+          </w:tcPr>
+          <w:p>
+            <w:pPr>
+              <w:rPr>
+                <w:rFonts w:ascii="Times New Roman" w:hAnsi="Times New Roman" w:cs="Times New Roman"/>
+                <w:sz w:val="24"/>
+                <w:szCs w:val="24"/>
+                <w:lang w:val="en-US"/>
+              </w:rPr>
+            </w:pPr>
+            <w:r>
+              <w:rPr>
+                <w:rFonts w:ascii="Aptos Narrow" w:hAnsi="Aptos Narrow"/>
+                <w:color w:val="000000"/>
+              </w:rPr>
+              <w:t>0.028433</w:t>
+            </w:r>
+          </w:p>
+        </w:tc>
+      </w:tr>
+      <w:tr>
+        <w:trPr>
+          <w:jc w:val="center"/>
+        </w:trPr>
+        <w:tc>
+          <w:tcPr>
+            <w:tcW w:w="1889" w:type="dxa"/>
+            <w:shd w:val="clear" w:color="auto" w:fill="83CAEB" w:themeFill="accent1" w:themeFillTint="66"/>
+            <w:vAlign w:val="bottom"/>
+          </w:tcPr>
+          <w:p>
+            <w:pPr>
+              <w:rPr>
+                <w:rFonts w:ascii="Times New Roman" w:hAnsi="Times New Roman" w:cs="Times New Roman"/>
+                <w:sz w:val="24"/>
+                <w:szCs w:val="24"/>
+                <w:lang w:val="en-US"/>
+              </w:rPr>
+            </w:pPr>
+            <w:r>
+              <w:rPr>
+                <w:rFonts w:ascii="Aptos Narrow" w:hAnsi="Aptos Narrow"/>
+                <w:color w:val="000000"/>
+              </w:rPr>
+              <w:t>435.gromacs</w:t>
+            </w:r>
+          </w:p>
+        </w:tc>
+        <w:tc>
+          <w:tcPr>
+            <w:tcW w:w="1370" w:type="dxa"/>
+            <w:vAlign w:val="bottom"/>
+          </w:tcPr>
+          <w:p>
+            <w:pPr>
+              <w:rPr>
+                <w:rFonts w:ascii="Times New Roman" w:hAnsi="Times New Roman" w:cs="Times New Roman"/>
+                <w:sz w:val="24"/>
+                <w:szCs w:val="24"/>
+                <w:lang w:val="en-US"/>
+              </w:rPr>
+            </w:pPr>
+            <w:r>
+              <w:rPr>
+                <w:rFonts w:ascii="Aptos Narrow" w:hAnsi="Aptos Narrow"/>
+                <w:color w:val="000000"/>
+              </w:rPr>
+              <w:t>1.618536</w:t>
+            </w:r>
+          </w:p>
+        </w:tc>
+        <w:tc>
+          <w:tcPr>
+            <w:tcW w:w="1632" w:type="dxa"/>
+            <w:vAlign w:val="bottom"/>
+          </w:tcPr>
+          <w:p>
+            <w:pPr>
+              <w:rPr>
+                <w:rFonts w:ascii="Times New Roman" w:hAnsi="Times New Roman" w:cs="Times New Roman"/>
+                <w:sz w:val="24"/>
+                <w:szCs w:val="24"/>
+                <w:lang w:val="en-US"/>
+              </w:rPr>
+            </w:pPr>
+            <w:r>
+              <w:rPr>
+                <w:rFonts w:ascii="Aptos Narrow" w:hAnsi="Aptos Narrow"/>
+                <w:color w:val="000000"/>
+              </w:rPr>
+              <w:t>1.498276</w:t>
+            </w:r>
+          </w:p>
+        </w:tc>
+        <w:tc>
+          <w:tcPr>
+            <w:tcW w:w="1370" w:type="dxa"/>
+            <w:vAlign w:val="bottom"/>
+          </w:tcPr>
+          <w:p>
+            <w:pPr>
+              <w:rPr>
+                <w:rFonts w:ascii="Times New Roman" w:hAnsi="Times New Roman" w:cs="Times New Roman"/>
+                <w:sz w:val="24"/>
+                <w:szCs w:val="24"/>
+                <w:lang w:val="en-US"/>
+              </w:rPr>
+            </w:pPr>
+            <w:r>
+              <w:rPr>
+                <w:rFonts w:ascii="Aptos Narrow" w:hAnsi="Aptos Narrow"/>
+                <w:color w:val="000000"/>
+              </w:rPr>
+              <w:t>2.170534</w:t>
+            </w:r>
+          </w:p>
+        </w:tc>
+        <w:tc>
+          <w:tcPr>
+            <w:tcW w:w="1632" w:type="dxa"/>
+            <w:vAlign w:val="bottom"/>
+          </w:tcPr>
+          <w:p>
+            <w:pPr>
+              <w:rPr>
+                <w:rFonts w:ascii="Times New Roman" w:hAnsi="Times New Roman" w:cs="Times New Roman"/>
+                <w:sz w:val="24"/>
+                <w:szCs w:val="24"/>
+                <w:lang w:val="en-US"/>
+              </w:rPr>
+            </w:pPr>
+            <w:r>
+              <w:rPr>
+                <w:rFonts w:ascii="Aptos Narrow" w:hAnsi="Aptos Narrow"/>
+                <w:color w:val="000000"/>
+              </w:rPr>
+              <w:t>3.020154</w:t>
+            </w:r>
+          </w:p>
+        </w:tc>
+        <w:tc>
+          <w:tcPr>
+            <w:tcW w:w="1632" w:type="dxa"/>
+            <w:vAlign w:val="bottom"/>
+          </w:tcPr>
+          <w:p>
+            <w:pPr>
+              <w:rPr>
+                <w:rFonts w:ascii="Times New Roman" w:hAnsi="Times New Roman" w:cs="Times New Roman"/>
+                <w:sz w:val="24"/>
+                <w:szCs w:val="24"/>
+                <w:lang w:val="en-US"/>
+              </w:rPr>
+            </w:pPr>
+            <w:r>
+              <w:rPr>
+                <w:rFonts w:ascii="Aptos Narrow" w:hAnsi="Aptos Narrow"/>
+                <w:color w:val="000000"/>
+              </w:rPr>
+              <w:t>1.683947</w:t>
+            </w:r>
+          </w:p>
+        </w:tc>
+        <w:tc>
+          <w:tcPr>
+            <w:tcW w:w="1632" w:type="dxa"/>
+            <w:vAlign w:val="bottom"/>
+          </w:tcPr>
+          <w:p>
+            <w:pPr>
+              <w:rPr>
+                <w:rFonts w:ascii="Times New Roman" w:hAnsi="Times New Roman" w:cs="Times New Roman"/>
+                <w:sz w:val="24"/>
+                <w:szCs w:val="24"/>
+                <w:lang w:val="en-US"/>
+              </w:rPr>
+            </w:pPr>
+            <w:r>
+              <w:rPr>
+                <w:rFonts w:ascii="Aptos Narrow" w:hAnsi="Aptos Narrow"/>
+                <w:color w:val="000000"/>
+              </w:rPr>
+              <w:t>1.705453</w:t>
+            </w:r>
+          </w:p>
+        </w:tc>
+      </w:tr>
+      <w:tr>
+        <w:trPr>
+          <w:jc w:val="center"/>
+        </w:trPr>
+        <w:tc>
+          <w:tcPr>
+            <w:tcW w:w="1889" w:type="dxa"/>
+            <w:shd w:val="clear" w:color="auto" w:fill="83CAEB" w:themeFill="accent1" w:themeFillTint="66"/>
+            <w:vAlign w:val="bottom"/>
+          </w:tcPr>
+          <w:p>
+            <w:pPr>
+              <w:rPr>
+                <w:rFonts w:ascii="Times New Roman" w:hAnsi="Times New Roman" w:cs="Times New Roman"/>
+                <w:sz w:val="24"/>
+                <w:szCs w:val="24"/>
+                <w:lang w:val="en-US"/>
+              </w:rPr>
+            </w:pPr>
+            <w:r>
+              <w:rPr>
+                <w:rFonts w:ascii="Aptos Narrow" w:hAnsi="Aptos Narrow"/>
+                <w:color w:val="000000"/>
+              </w:rPr>
+              <w:t>436.cactusADM</w:t>
+            </w:r>
+          </w:p>
+        </w:tc>
+        <w:tc>
+          <w:tcPr>
+            <w:tcW w:w="1370" w:type="dxa"/>
+            <w:vAlign w:val="bottom"/>
+          </w:tcPr>
+          <w:p>
+            <w:pPr>
+              <w:rPr>
+                <w:rFonts w:ascii="Times New Roman" w:hAnsi="Times New Roman" w:cs="Times New Roman"/>
+                <w:sz w:val="24"/>
+                <w:szCs w:val="24"/>
+                <w:lang w:val="en-US"/>
+              </w:rPr>
+            </w:pPr>
+            <w:r>
+              <w:rPr>
+                <w:rFonts w:ascii="Aptos Narrow" w:hAnsi="Aptos Narrow"/>
+                <w:color w:val="000000"/>
+              </w:rPr>
+              <w:t>0.023121</w:t>
+            </w:r>
+          </w:p>
+        </w:tc>
+        <w:tc>
+          <w:tcPr>
+            <w:tcW w:w="1632" w:type="dxa"/>
+            <w:vAlign w:val="bottom"/>
+          </w:tcPr>
+          <w:p>
+            <w:pPr>
+              <w:rPr>
+                <w:rFonts w:ascii="Times New Roman" w:hAnsi="Times New Roman" w:cs="Times New Roman"/>
+                <w:sz w:val="24"/>
+                <w:szCs w:val="24"/>
+                <w:lang w:val="en-US"/>
+              </w:rPr>
+            </w:pPr>
+            <w:r>
+              <w:rPr>
+                <w:rFonts w:ascii="Aptos Narrow" w:hAnsi="Aptos Narrow"/>
+                <w:color w:val="000000"/>
+              </w:rPr>
+              <w:t>0.023596</w:t>
+            </w:r>
+          </w:p>
+        </w:tc>
+        <w:tc>
+          <w:tcPr>
+            <w:tcW w:w="1370" w:type="dxa"/>
+            <w:vAlign w:val="bottom"/>
+          </w:tcPr>
+          <w:p>
+            <w:pPr>
+              <w:rPr>
+                <w:rFonts w:ascii="Times New Roman" w:hAnsi="Times New Roman" w:cs="Times New Roman"/>
+                <w:sz w:val="24"/>
+                <w:szCs w:val="24"/>
+                <w:lang w:val="en-US"/>
+              </w:rPr>
+            </w:pPr>
+            <w:r>
+              <w:rPr>
+                <w:rFonts w:ascii="Aptos Narrow" w:hAnsi="Aptos Narrow"/>
+                <w:color w:val="000000"/>
+              </w:rPr>
+              <w:t>0.03318</w:t>
+            </w:r>
+          </w:p>
+        </w:tc>
+        <w:tc>
+          <w:tcPr>
+            <w:tcW w:w="1632" w:type="dxa"/>
+            <w:vAlign w:val="bottom"/>
+          </w:tcPr>
+          <w:p>
+            <w:pPr>
+              <w:rPr>
+                <w:rFonts w:ascii="Times New Roman" w:hAnsi="Times New Roman" w:cs="Times New Roman"/>
+                <w:sz w:val="24"/>
+                <w:szCs w:val="24"/>
+                <w:lang w:val="en-US"/>
+              </w:rPr>
+            </w:pPr>
+            <w:r>
+              <w:rPr>
+                <w:rFonts w:ascii="Aptos Narrow" w:hAnsi="Aptos Narrow"/>
+                <w:color w:val="000000"/>
+              </w:rPr>
+              <w:t>0.037248</w:t>
+            </w:r>
+          </w:p>
+        </w:tc>
+        <w:tc>
+          <w:tcPr>
+            <w:tcW w:w="1632" w:type="dxa"/>
+            <w:vAlign w:val="bottom"/>
+          </w:tcPr>
+          <w:p>
+            <w:pPr>
+              <w:rPr>
+                <w:rFonts w:ascii="Times New Roman" w:hAnsi="Times New Roman" w:cs="Times New Roman"/>
+                <w:sz w:val="24"/>
+                <w:szCs w:val="24"/>
+                <w:lang w:val="en-US"/>
+              </w:rPr>
+            </w:pPr>
+            <w:r>
+              <w:rPr>
+                <w:rFonts w:ascii="Aptos Narrow" w:hAnsi="Aptos Narrow"/>
+                <w:color w:val="000000"/>
+              </w:rPr>
+              <w:t>0.022999</w:t>
+            </w:r>
+          </w:p>
+        </w:tc>
+        <w:tc>
+          <w:tcPr>
+            <w:tcW w:w="1632" w:type="dxa"/>
+            <w:vAlign w:val="bottom"/>
+          </w:tcPr>
+          <w:p>
+            <w:pPr>
+              <w:rPr>
+                <w:rFonts w:ascii="Times New Roman" w:hAnsi="Times New Roman" w:cs="Times New Roman"/>
+                <w:sz w:val="24"/>
+                <w:szCs w:val="24"/>
+                <w:lang w:val="en-US"/>
+              </w:rPr>
+            </w:pPr>
+            <w:r>
+              <w:rPr>
+                <w:rFonts w:ascii="Aptos Narrow" w:hAnsi="Aptos Narrow"/>
+                <w:color w:val="000000"/>
+              </w:rPr>
+              <w:t>0.023346</w:t>
+            </w:r>
+          </w:p>
+        </w:tc>
+      </w:tr>
+      <w:tr>
+        <w:trPr>
+          <w:jc w:val="center"/>
+        </w:trPr>
+        <w:tc>
+          <w:tcPr>
+            <w:tcW w:w="1889" w:type="dxa"/>
+            <w:shd w:val="clear" w:color="auto" w:fill="83CAEB" w:themeFill="accent1" w:themeFillTint="66"/>
+            <w:vAlign w:val="bottom"/>
+          </w:tcPr>
+          <w:p>
+            <w:pPr>
+              <w:rPr>
+                <w:rFonts w:ascii="Times New Roman" w:hAnsi="Times New Roman" w:cs="Times New Roman"/>
+                <w:sz w:val="24"/>
+                <w:szCs w:val="24"/>
+                <w:lang w:val="en-US"/>
+              </w:rPr>
+            </w:pPr>
+            <w:r>
+              <w:rPr>
+                <w:rFonts w:ascii="Aptos Narrow" w:hAnsi="Aptos Narrow"/>
+                <w:color w:val="000000"/>
+              </w:rPr>
+              <w:t>450.soplex</w:t>
+            </w:r>
+          </w:p>
+        </w:tc>
+        <w:tc>
+          <w:tcPr>
+            <w:tcW w:w="1370" w:type="dxa"/>
+            <w:vAlign w:val="bottom"/>
+          </w:tcPr>
+          <w:p>
+            <w:pPr>
+              <w:rPr>
+                <w:rFonts w:ascii="Times New Roman" w:hAnsi="Times New Roman" w:cs="Times New Roman"/>
+                <w:sz w:val="24"/>
+                <w:szCs w:val="24"/>
+                <w:lang w:val="en-US"/>
+              </w:rPr>
+            </w:pPr>
+            <w:r>
+              <w:rPr>
+                <w:rFonts w:ascii="Aptos Narrow" w:hAnsi="Aptos Narrow"/>
+                <w:color w:val="000000"/>
+              </w:rPr>
+              <w:t>5.87437</w:t>
+            </w:r>
+          </w:p>
+        </w:tc>
+        <w:tc>
+          <w:tcPr>
+            <w:tcW w:w="1632" w:type="dxa"/>
+            <w:vAlign w:val="bottom"/>
+          </w:tcPr>
+          <w:p>
+            <w:pPr>
+              <w:rPr>
+                <w:rFonts w:ascii="Times New Roman" w:hAnsi="Times New Roman" w:cs="Times New Roman"/>
+                <w:sz w:val="24"/>
+                <w:szCs w:val="24"/>
+                <w:lang w:val="en-US"/>
+              </w:rPr>
+            </w:pPr>
+            <w:r>
+              <w:rPr>
+                <w:rFonts w:ascii="Aptos Narrow" w:hAnsi="Aptos Narrow"/>
+                <w:color w:val="000000"/>
+              </w:rPr>
+              <w:t>6.078155</w:t>
+            </w:r>
+          </w:p>
+        </w:tc>
+        <w:tc>
+          <w:tcPr>
+            <w:tcW w:w="1370" w:type="dxa"/>
+            <w:vAlign w:val="bottom"/>
+          </w:tcPr>
+          <w:p>
+            <w:pPr>
+              <w:rPr>
+                <w:rFonts w:ascii="Times New Roman" w:hAnsi="Times New Roman" w:cs="Times New Roman"/>
+                <w:sz w:val="24"/>
+                <w:szCs w:val="24"/>
+                <w:lang w:val="en-US"/>
+              </w:rPr>
+            </w:pPr>
+            <w:r>
+              <w:rPr>
+                <w:rFonts w:ascii="Aptos Narrow" w:hAnsi="Aptos Narrow"/>
+                <w:color w:val="000000"/>
+              </w:rPr>
+              <w:t>7.532631</w:t>
+            </w:r>
+          </w:p>
+        </w:tc>
+        <w:tc>
+          <w:tcPr>
+            <w:tcW w:w="1632" w:type="dxa"/>
+            <w:vAlign w:val="bottom"/>
+          </w:tcPr>
+          <w:p>
+            <w:pPr>
+              <w:rPr>
+                <w:rFonts w:ascii="Times New Roman" w:hAnsi="Times New Roman" w:cs="Times New Roman"/>
+                <w:sz w:val="24"/>
+                <w:szCs w:val="24"/>
+                <w:lang w:val="en-US"/>
+              </w:rPr>
+            </w:pPr>
+            <w:r>
+              <w:rPr>
+                <w:rFonts w:ascii="Aptos Narrow" w:hAnsi="Aptos Narrow"/>
+                <w:color w:val="000000"/>
+              </w:rPr>
+              <w:t>8.397047</w:t>
+            </w:r>
+          </w:p>
+        </w:tc>
+        <w:tc>
+          <w:tcPr>
+            <w:tcW w:w="1632" w:type="dxa"/>
+            <w:vAlign w:val="bottom"/>
+          </w:tcPr>
+          <w:p>
+            <w:pPr>
+              <w:rPr>
+                <w:rFonts w:ascii="Times New Roman" w:hAnsi="Times New Roman" w:cs="Times New Roman"/>
+                <w:sz w:val="24"/>
+                <w:szCs w:val="24"/>
+                <w:lang w:val="en-US"/>
+              </w:rPr>
+            </w:pPr>
+            <w:r>
+              <w:rPr>
+                <w:rFonts w:ascii="Aptos Narrow" w:hAnsi="Aptos Narrow"/>
+                <w:color w:val="000000"/>
+              </w:rPr>
+              <w:t>6.059709</w:t>
+            </w:r>
+          </w:p>
+        </w:tc>
+        <w:tc>
+          <w:tcPr>
+            <w:tcW w:w="1632" w:type="dxa"/>
+            <w:vAlign w:val="bottom"/>
+          </w:tcPr>
+          <w:p>
+            <w:pPr>
+              <w:rPr>
+                <w:rFonts w:ascii="Times New Roman" w:hAnsi="Times New Roman" w:cs="Times New Roman"/>
+                <w:sz w:val="24"/>
+                <w:szCs w:val="24"/>
+                <w:lang w:val="en-US"/>
+              </w:rPr>
+            </w:pPr>
+            <w:r>
+              <w:rPr>
+                <w:rFonts w:ascii="Aptos Narrow" w:hAnsi="Aptos Narrow"/>
+                <w:color w:val="000000"/>
+              </w:rPr>
+              <w:t>5.983127</w:t>
+            </w:r>
+          </w:p>
+        </w:tc>
+      </w:tr>
+      <w:tr>
+        <w:trPr>
+          <w:jc w:val="center"/>
+        </w:trPr>
+        <w:tc>
+          <w:tcPr>
+            <w:tcW w:w="1889" w:type="dxa"/>
+            <w:shd w:val="clear" w:color="auto" w:fill="83CAEB" w:themeFill="accent1" w:themeFillTint="66"/>
+            <w:vAlign w:val="bottom"/>
+          </w:tcPr>
+          <w:p>
+            <w:pPr>
+              <w:rPr>
+                <w:rFonts w:ascii="Times New Roman" w:hAnsi="Times New Roman" w:cs="Times New Roman"/>
+                <w:sz w:val="24"/>
+                <w:szCs w:val="24"/>
+                <w:lang w:val="en-US"/>
+              </w:rPr>
+            </w:pPr>
+            <w:r>
+              <w:rPr>
+                <w:rFonts w:ascii="Aptos Narrow" w:hAnsi="Aptos Narrow"/>
+                <w:color w:val="000000"/>
+              </w:rPr>
+              <w:t>459.GemsFDTD</w:t>
+            </w:r>
+          </w:p>
+        </w:tc>
+        <w:tc>
+          <w:tcPr>
+            <w:tcW w:w="1370" w:type="dxa"/>
+            <w:vAlign w:val="bottom"/>
+          </w:tcPr>
+          <w:p>
+            <w:pPr>
+              <w:rPr>
+                <w:rFonts w:ascii="Times New Roman" w:hAnsi="Times New Roman" w:cs="Times New Roman"/>
+                <w:sz w:val="24"/>
+                <w:szCs w:val="24"/>
+                <w:lang w:val="en-US"/>
+              </w:rPr>
+            </w:pPr>
+            <w:r>
+              <w:rPr>
+                <w:rFonts w:ascii="Aptos Narrow" w:hAnsi="Aptos Narrow"/>
+                <w:color w:val="000000"/>
+              </w:rPr>
+              <w:t>0.13365</w:t>
+            </w:r>
+          </w:p>
+        </w:tc>
+        <w:tc>
+          <w:tcPr>
+            <w:tcW w:w="1632" w:type="dxa"/>
+            <w:vAlign w:val="bottom"/>
+          </w:tcPr>
+          <w:p>
+            <w:pPr>
+              <w:rPr>
+                <w:rFonts w:ascii="Times New Roman" w:hAnsi="Times New Roman" w:cs="Times New Roman"/>
+                <w:sz w:val="24"/>
+                <w:szCs w:val="24"/>
+                <w:lang w:val="en-US"/>
+              </w:rPr>
+            </w:pPr>
+            <w:r>
+              <w:rPr>
+                <w:rFonts w:ascii="Aptos Narrow" w:hAnsi="Aptos Narrow"/>
+                <w:color w:val="000000"/>
+              </w:rPr>
+              <w:t>0.15054</w:t>
+            </w:r>
+          </w:p>
+        </w:tc>
+        <w:tc>
+          <w:tcPr>
+            <w:tcW w:w="1370" w:type="dxa"/>
+            <w:vAlign w:val="bottom"/>
+          </w:tcPr>
+          <w:p>
+            <w:pPr>
+              <w:rPr>
+                <w:rFonts w:ascii="Times New Roman" w:hAnsi="Times New Roman" w:cs="Times New Roman"/>
+                <w:sz w:val="24"/>
+                <w:szCs w:val="24"/>
+                <w:lang w:val="en-US"/>
+              </w:rPr>
+            </w:pPr>
+            <w:r>
+              <w:rPr>
+                <w:rFonts w:ascii="Aptos Narrow" w:hAnsi="Aptos Narrow"/>
+                <w:color w:val="000000"/>
+              </w:rPr>
+              <w:t>0.217445</w:t>
+            </w:r>
+          </w:p>
+        </w:tc>
+        <w:tc>
+          <w:tcPr>
+            <w:tcW w:w="1632" w:type="dxa"/>
+            <w:vAlign w:val="bottom"/>
+          </w:tcPr>
+          <w:p>
+            <w:pPr>
+              <w:rPr>
+                <w:rFonts w:ascii="Times New Roman" w:hAnsi="Times New Roman" w:cs="Times New Roman"/>
+                <w:sz w:val="24"/>
+                <w:szCs w:val="24"/>
+                <w:lang w:val="en-US"/>
+              </w:rPr>
+            </w:pPr>
+            <w:r>
+              <w:rPr>
+                <w:rFonts w:ascii="Aptos Narrow" w:hAnsi="Aptos Narrow"/>
+                <w:color w:val="000000"/>
+              </w:rPr>
+              <w:t>0.434654</w:t>
+            </w:r>
+          </w:p>
+        </w:tc>
+        <w:tc>
+          <w:tcPr>
+            <w:tcW w:w="1632" w:type="dxa"/>
+            <w:vAlign w:val="bottom"/>
+          </w:tcPr>
+          <w:p>
+            <w:pPr>
+              <w:rPr>
+                <w:rFonts w:ascii="Times New Roman" w:hAnsi="Times New Roman" w:cs="Times New Roman"/>
+                <w:sz w:val="24"/>
+                <w:szCs w:val="24"/>
+                <w:lang w:val="en-US"/>
+              </w:rPr>
+            </w:pPr>
+            <w:r>
+              <w:rPr>
+                <w:rFonts w:ascii="Aptos Narrow" w:hAnsi="Aptos Narrow"/>
+                <w:color w:val="000000"/>
+              </w:rPr>
+              <w:t>0.133088</w:t>
+            </w:r>
+          </w:p>
+        </w:tc>
+        <w:tc>
+          <w:tcPr>
+            <w:tcW w:w="1632" w:type="dxa"/>
+            <w:vAlign w:val="bottom"/>
+          </w:tcPr>
+          <w:p>
+            <w:pPr>
+              <w:rPr>
+                <w:rFonts w:ascii="Times New Roman" w:hAnsi="Times New Roman" w:cs="Times New Roman"/>
+                <w:sz w:val="24"/>
+                <w:szCs w:val="24"/>
+                <w:lang w:val="en-US"/>
+              </w:rPr>
+            </w:pPr>
+            <w:r>
+              <w:rPr>
+                <w:rFonts w:ascii="Aptos Narrow" w:hAnsi="Aptos Narrow"/>
+                <w:color w:val="000000"/>
+              </w:rPr>
+              <w:t>0.133005</w:t>
+            </w:r>
+          </w:p>
+        </w:tc>
+      </w:tr>
+      <w:tr>
+        <w:trPr>
+          <w:jc w:val="center"/>
+        </w:trPr>
+        <w:tc>
+          <w:tcPr>
+            <w:tcW w:w="1889" w:type="dxa"/>
+            <w:shd w:val="clear" w:color="auto" w:fill="83CAEB" w:themeFill="accent1" w:themeFillTint="66"/>
+            <w:vAlign w:val="bottom"/>
+          </w:tcPr>
+          <w:p>
+            <w:pPr>
+              <w:rPr>
+                <w:rFonts w:ascii="Times New Roman" w:hAnsi="Times New Roman" w:cs="Times New Roman"/>
+                <w:sz w:val="24"/>
+                <w:szCs w:val="24"/>
+                <w:lang w:val="en-US"/>
+              </w:rPr>
+            </w:pPr>
+            <w:r>
+              <w:rPr>
+                <w:rFonts w:ascii="Aptos Narrow" w:hAnsi="Aptos Narrow"/>
+                <w:color w:val="000000"/>
+              </w:rPr>
+              <w:t>470.lbm</w:t>
+            </w:r>
+          </w:p>
+        </w:tc>
+        <w:tc>
+          <w:tcPr>
+            <w:tcW w:w="1370" w:type="dxa"/>
+            <w:vAlign w:val="bottom"/>
+          </w:tcPr>
+          <w:p>
+            <w:pPr>
+              <w:rPr>
+                <w:rFonts w:ascii="Times New Roman" w:hAnsi="Times New Roman" w:cs="Times New Roman"/>
+                <w:sz w:val="24"/>
+                <w:szCs w:val="24"/>
+                <w:lang w:val="en-US"/>
+              </w:rPr>
+            </w:pPr>
+            <w:r>
+              <w:rPr>
+                <w:rFonts w:ascii="Aptos Narrow" w:hAnsi="Aptos Narrow"/>
+                <w:color w:val="000000"/>
+              </w:rPr>
+              <w:t>0.180139</w:t>
+            </w:r>
+          </w:p>
+        </w:tc>
+        <w:tc>
+          <w:tcPr>
+            <w:tcW w:w="1632" w:type="dxa"/>
+            <w:vAlign w:val="bottom"/>
+          </w:tcPr>
+          <w:p>
+            <w:pPr>
+              <w:rPr>
+                <w:rFonts w:ascii="Times New Roman" w:hAnsi="Times New Roman" w:cs="Times New Roman"/>
+                <w:sz w:val="24"/>
+                <w:szCs w:val="24"/>
+                <w:lang w:val="en-US"/>
+              </w:rPr>
+            </w:pPr>
+            <w:r>
+              <w:rPr>
+                <w:rFonts w:ascii="Aptos Narrow" w:hAnsi="Aptos Narrow"/>
+                <w:color w:val="000000"/>
+              </w:rPr>
+              <w:t>0.177953</w:t>
+            </w:r>
+          </w:p>
+        </w:tc>
+        <w:tc>
+          <w:tcPr>
+            <w:tcW w:w="1370" w:type="dxa"/>
+            <w:vAlign w:val="bottom"/>
+          </w:tcPr>
+          <w:p>
+            <w:pPr>
+              <w:rPr>
+                <w:rFonts w:ascii="Times New Roman" w:hAnsi="Times New Roman" w:cs="Times New Roman"/>
+                <w:sz w:val="24"/>
+                <w:szCs w:val="24"/>
+                <w:lang w:val="en-US"/>
+              </w:rPr>
+            </w:pPr>
+            <w:r>
+              <w:rPr>
+                <w:rFonts w:ascii="Aptos Narrow" w:hAnsi="Aptos Narrow"/>
+                <w:color w:val="000000"/>
+              </w:rPr>
+              <w:t>0.182462</w:t>
+            </w:r>
+          </w:p>
+        </w:tc>
+        <w:tc>
+          <w:tcPr>
+            <w:tcW w:w="1632" w:type="dxa"/>
+            <w:vAlign w:val="bottom"/>
+          </w:tcPr>
+          <w:p>
+            <w:pPr>
+              <w:rPr>
+                <w:rFonts w:ascii="Times New Roman" w:hAnsi="Times New Roman" w:cs="Times New Roman"/>
+                <w:sz w:val="24"/>
+                <w:szCs w:val="24"/>
+                <w:lang w:val="en-US"/>
+              </w:rPr>
+            </w:pPr>
+            <w:r>
+              <w:rPr>
+                <w:rFonts w:ascii="Aptos Narrow" w:hAnsi="Aptos Narrow"/>
+                <w:color w:val="000000"/>
+              </w:rPr>
+              <w:t>0.33332</w:t>
+            </w:r>
+          </w:p>
+        </w:tc>
+        <w:tc>
+          <w:tcPr>
+            <w:tcW w:w="1632" w:type="dxa"/>
+            <w:vAlign w:val="bottom"/>
+          </w:tcPr>
+          <w:p>
+            <w:pPr>
+              <w:rPr>
+                <w:rFonts w:ascii="Times New Roman" w:hAnsi="Times New Roman" w:cs="Times New Roman"/>
+                <w:sz w:val="24"/>
+                <w:szCs w:val="24"/>
+                <w:lang w:val="en-US"/>
+              </w:rPr>
+            </w:pPr>
+            <w:r>
+              <w:rPr>
+                <w:rFonts w:ascii="Aptos Narrow" w:hAnsi="Aptos Narrow"/>
+                <w:color w:val="000000"/>
+              </w:rPr>
+              <w:t>0.180301</w:t>
+            </w:r>
+          </w:p>
+        </w:tc>
+        <w:tc>
+          <w:tcPr>
+            <w:tcW w:w="1632" w:type="dxa"/>
+            <w:vAlign w:val="bottom"/>
+          </w:tcPr>
+          <w:p>
+            <w:pPr>
+              <w:rPr>
+                <w:rFonts w:ascii="Times New Roman" w:hAnsi="Times New Roman" w:cs="Times New Roman"/>
+                <w:sz w:val="24"/>
+                <w:szCs w:val="24"/>
+                <w:lang w:val="en-US"/>
+              </w:rPr>
+            </w:pPr>
+            <w:r>
+              <w:rPr>
+                <w:rFonts w:ascii="Aptos Narrow" w:hAnsi="Aptos Narrow"/>
+                <w:color w:val="000000"/>
+              </w:rPr>
+              <w:t>0.178358</w:t>
+            </w:r>
+          </w:p>
+        </w:tc>
+      </w:tr>
+      <w:tr>
+        <w:trPr>
+          <w:jc w:val="center"/>
+        </w:trPr>
+        <w:tc>
+          <w:tcPr>
+            <w:tcW w:w="1889" w:type="dxa"/>
+            <w:shd w:val="clear" w:color="auto" w:fill="83CAEB" w:themeFill="accent1" w:themeFillTint="66"/>
+            <w:vAlign w:val="bottom"/>
+          </w:tcPr>
+          <w:p>
+            <w:pPr>
+              <w:rPr>
+                <w:rFonts w:ascii="Times New Roman" w:hAnsi="Times New Roman" w:cs="Times New Roman"/>
+                <w:sz w:val="24"/>
+                <w:szCs w:val="24"/>
+                <w:lang w:val="en-US"/>
+              </w:rPr>
+            </w:pPr>
+            <w:r>
+              <w:rPr>
+                <w:rFonts w:ascii="Aptos Narrow" w:hAnsi="Aptos Narrow"/>
+                <w:color w:val="000000"/>
+              </w:rPr>
+              <w:t>483.xalancbmk</w:t>
+            </w:r>
+          </w:p>
+        </w:tc>
+        <w:tc>
+          <w:tcPr>
+            <w:tcW w:w="1370" w:type="dxa"/>
+            <w:vAlign w:val="bottom"/>
+          </w:tcPr>
+          <w:p>
+            <w:pPr>
+              <w:rPr>
+                <w:rFonts w:ascii="Times New Roman" w:hAnsi="Times New Roman" w:cs="Times New Roman"/>
+                <w:sz w:val="24"/>
+                <w:szCs w:val="24"/>
+                <w:lang w:val="en-US"/>
+              </w:rPr>
+            </w:pPr>
+            <w:r>
+              <w:rPr>
+                <w:rFonts w:ascii="Aptos Narrow" w:hAnsi="Aptos Narrow"/>
+                <w:color w:val="000000"/>
+              </w:rPr>
+              <w:t>1.705413</w:t>
+            </w:r>
+          </w:p>
+        </w:tc>
+        <w:tc>
+          <w:tcPr>
+            <w:tcW w:w="1632" w:type="dxa"/>
+            <w:vAlign w:val="bottom"/>
+          </w:tcPr>
+          <w:p>
+            <w:pPr>
+              <w:rPr>
+                <w:rFonts w:ascii="Times New Roman" w:hAnsi="Times New Roman" w:cs="Times New Roman"/>
+                <w:sz w:val="24"/>
+                <w:szCs w:val="24"/>
+                <w:lang w:val="en-US"/>
+              </w:rPr>
+            </w:pPr>
+            <w:r>
+              <w:rPr>
+                <w:rFonts w:ascii="Aptos Narrow" w:hAnsi="Aptos Narrow"/>
+                <w:color w:val="000000"/>
+              </w:rPr>
+              <w:t>3.569351</w:t>
+            </w:r>
+          </w:p>
+        </w:tc>
+        <w:tc>
+          <w:tcPr>
+            <w:tcW w:w="1370" w:type="dxa"/>
+            <w:vAlign w:val="bottom"/>
+          </w:tcPr>
+          <w:p>
+            <w:pPr>
+              <w:rPr>
+                <w:rFonts w:ascii="Times New Roman" w:hAnsi="Times New Roman" w:cs="Times New Roman"/>
+                <w:sz w:val="24"/>
+                <w:szCs w:val="24"/>
+                <w:lang w:val="en-US"/>
+              </w:rPr>
+            </w:pPr>
+            <w:r>
+              <w:rPr>
+                <w:rFonts w:ascii="Aptos Narrow" w:hAnsi="Aptos Narrow"/>
+                <w:color w:val="000000"/>
+              </w:rPr>
+              <w:t>9.175623</w:t>
+            </w:r>
+          </w:p>
+        </w:tc>
+        <w:tc>
+          <w:tcPr>
+            <w:tcW w:w="1632" w:type="dxa"/>
+            <w:vAlign w:val="bottom"/>
+          </w:tcPr>
+          <w:p>
+            <w:pPr>
+              <w:rPr>
+                <w:rFonts w:ascii="Times New Roman" w:hAnsi="Times New Roman" w:cs="Times New Roman"/>
+                <w:sz w:val="24"/>
+                <w:szCs w:val="24"/>
+                <w:lang w:val="en-US"/>
+              </w:rPr>
+            </w:pPr>
+            <w:r>
+              <w:rPr>
+                <w:rFonts w:ascii="Aptos Narrow" w:hAnsi="Aptos Narrow"/>
+                <w:color w:val="000000"/>
+              </w:rPr>
+              <w:t>11.31716</w:t>
+            </w:r>
+          </w:p>
+        </w:tc>
+        <w:tc>
+          <w:tcPr>
+            <w:tcW w:w="1632" w:type="dxa"/>
+            <w:vAlign w:val="bottom"/>
+          </w:tcPr>
+          <w:p>
+            <w:pPr>
+              <w:rPr>
+                <w:rFonts w:ascii="Times New Roman" w:hAnsi="Times New Roman" w:cs="Times New Roman"/>
+                <w:sz w:val="24"/>
+                <w:szCs w:val="24"/>
+                <w:lang w:val="en-US"/>
+              </w:rPr>
+            </w:pPr>
+            <w:r>
+              <w:rPr>
+                <w:rFonts w:ascii="Aptos Narrow" w:hAnsi="Aptos Narrow"/>
+                <w:color w:val="000000"/>
+              </w:rPr>
+              <w:t>2.038778</w:t>
+            </w:r>
+          </w:p>
+        </w:tc>
+        <w:tc>
+          <w:tcPr>
+            <w:tcW w:w="1632" w:type="dxa"/>
+            <w:vAlign w:val="bottom"/>
+          </w:tcPr>
+          <w:p>
+            <w:pPr>
+              <w:rPr>
+                <w:rFonts w:ascii="Times New Roman" w:hAnsi="Times New Roman" w:cs="Times New Roman"/>
+                <w:sz w:val="24"/>
+                <w:szCs w:val="24"/>
+                <w:lang w:val="en-US"/>
+              </w:rPr>
+            </w:pPr>
+            <w:r>
+              <w:rPr>
+                <w:rFonts w:ascii="Aptos Narrow" w:hAnsi="Aptos Narrow"/>
+                <w:color w:val="000000"/>
+              </w:rPr>
+              <w:t>2.534776</w:t>
+            </w:r>
+          </w:p>
+        </w:tc>
+      </w:tr>
+      <w:tr>
+        <w:trPr>
+          <w:jc w:val="center"/>
+        </w:trPr>
+        <w:tc>
+          <w:tcPr>
+            <w:tcW w:w="1889" w:type="dxa"/>
+            <w:shd w:val="clear" w:color="auto" w:fill="FF7474"/>
+            <w:vAlign w:val="bottom"/>
+          </w:tcPr>
+          <w:p>
+            <w:pPr>
+              <w:rPr>
+                <w:rFonts w:ascii="Aptos Narrow" w:hAnsi="Aptos Narrow"/>
+                <w:color w:val="000000"/>
+              </w:rPr>
+            </w:pPr>
+            <w:r>
+              <w:rPr>
+                <w:rFonts w:ascii="Aptos Narrow" w:hAnsi="Aptos Narrow"/>
+                <w:color w:val="000000"/>
+              </w:rPr>
+              <w:t>AVERAGE</w:t>
+            </w:r>
+          </w:p>
+        </w:tc>
+        <w:tc>
+          <w:tcPr>
+            <w:tcW w:w="1370" w:type="dxa"/>
+            <w:shd w:val="clear" w:color="auto" w:fill="FF7474"/>
+            <w:vAlign w:val="bottom"/>
+          </w:tcPr>
+          <w:p>
+            <w:pPr>
+              <w:rPr>
+                <w:rFonts w:ascii="Aptos Narrow" w:hAnsi="Aptos Narrow"/>
+                <w:color w:val="000000"/>
+              </w:rPr>
+            </w:pPr>
+            <w:r>
+              <w:rPr>
+                <w:rFonts w:ascii="Aptos Narrow" w:hAnsi="Aptos Narrow"/>
+                <w:color w:val="000000"/>
+              </w:rPr>
+              <w:t>2.893695</w:t>
+            </w:r>
+          </w:p>
+        </w:tc>
+        <w:tc>
+          <w:tcPr>
+            <w:tcW w:w="1632" w:type="dxa"/>
+            <w:shd w:val="clear" w:color="auto" w:fill="FF7474"/>
+            <w:vAlign w:val="bottom"/>
+          </w:tcPr>
+          <w:p>
+            <w:pPr>
+              <w:rPr>
+                <w:rFonts w:ascii="Aptos Narrow" w:hAnsi="Aptos Narrow"/>
+                <w:color w:val="000000"/>
+              </w:rPr>
+            </w:pPr>
+            <w:r>
+              <w:rPr>
+                <w:rFonts w:ascii="Aptos Narrow" w:hAnsi="Aptos Narrow"/>
+                <w:color w:val="000000"/>
+              </w:rPr>
+              <w:t>3.205967</w:t>
+            </w:r>
+          </w:p>
+        </w:tc>
+        <w:tc>
+          <w:tcPr>
+            <w:tcW w:w="1370" w:type="dxa"/>
+            <w:shd w:val="clear" w:color="auto" w:fill="FF7474"/>
+            <w:vAlign w:val="bottom"/>
+          </w:tcPr>
+          <w:p>
+            <w:pPr>
+              <w:rPr>
+                <w:rFonts w:ascii="Aptos Narrow" w:hAnsi="Aptos Narrow"/>
+                <w:color w:val="000000"/>
+              </w:rPr>
+            </w:pPr>
+            <w:r>
+              <w:rPr>
+                <w:rFonts w:ascii="Aptos Narrow" w:hAnsi="Aptos Narrow"/>
+                <w:color w:val="000000"/>
+              </w:rPr>
+              <w:t>5.172312</w:t>
+            </w:r>
+          </w:p>
+        </w:tc>
+        <w:tc>
+          <w:tcPr>
+            <w:tcW w:w="1632" w:type="dxa"/>
+            <w:shd w:val="clear" w:color="auto" w:fill="FF7474"/>
+            <w:vAlign w:val="bottom"/>
+          </w:tcPr>
+          <w:p>
+            <w:pPr>
+              <w:rPr>
+                <w:rFonts w:ascii="Aptos Narrow" w:hAnsi="Aptos Narrow"/>
+                <w:color w:val="000000"/>
+              </w:rPr>
+            </w:pPr>
+            <w:r>
+              <w:rPr>
+                <w:rFonts w:ascii="Aptos Narrow" w:hAnsi="Aptos Narrow"/>
+                <w:color w:val="000000"/>
+              </w:rPr>
+              <w:t>7.7348</w:t>
+            </w:r>
+          </w:p>
+        </w:tc>
+        <w:tc>
+          <w:tcPr>
+            <w:tcW w:w="1632" w:type="dxa"/>
+            <w:shd w:val="clear" w:color="auto" w:fill="FF7474"/>
+            <w:vAlign w:val="bottom"/>
+          </w:tcPr>
+          <w:p>
+            <w:pPr>
+              <w:rPr>
+                <w:rFonts w:ascii="Aptos Narrow" w:hAnsi="Aptos Narrow"/>
+                <w:color w:val="000000"/>
+              </w:rPr>
+            </w:pPr>
+            <w:r>
+              <w:rPr>
+                <w:rFonts w:ascii="Aptos Narrow" w:hAnsi="Aptos Narrow"/>
+                <w:color w:val="000000"/>
+              </w:rPr>
+              <w:t>2.963914</w:t>
+            </w:r>
+          </w:p>
+        </w:tc>
+        <w:tc>
+          <w:tcPr>
+            <w:tcW w:w="1632" w:type="dxa"/>
+            <w:shd w:val="clear" w:color="auto" w:fill="FF7474"/>
+            <w:vAlign w:val="bottom"/>
+          </w:tcPr>
+          <w:p>
+            <w:pPr>
+              <w:rPr>
+                <w:rFonts w:ascii="Aptos Narrow" w:hAnsi="Aptos Narrow"/>
+                <w:color w:val="000000"/>
+              </w:rPr>
+            </w:pPr>
+            <w:r>
+              <w:rPr>
+                <w:rFonts w:ascii="Aptos Narrow" w:hAnsi="Aptos Narrow"/>
+                <w:color w:val="000000"/>
+              </w:rPr>
+              <w:t>3.203366</w:t>
+            </w:r>
+          </w:p>
+        </w:tc>
+      </w:tr>
+    </w:tbl>
+    <w:p>
+      <w:pPr>
+        <w:rPr>
+          <w:rFonts w:ascii="Times New Roman" w:hAnsi="Times New Roman" w:cs="Times New Roman"/>
+          <w:lang w:val="en-US"/>
+        </w:rPr>
+      </w:pPr>
+    </w:p>
+    <w:p>
+      <w:pPr>
+        <w:rPr>
+          <w:rFonts w:ascii="Times New Roman" w:hAnsi="Times New Roman" w:cs="Times New Roman"/>
+          <w:lang w:val="en-US"/>
+        </w:rPr>
+      </w:pPr>
+      <w:r>
+        <w:rPr>
+          <w:rFonts w:ascii="Times New Roman" w:hAnsi="Times New Roman" w:cs="Times New Roman"/>
+          <w:lang w:val="el-GR"/>
+        </w:rPr>
+        <w:t xml:space="preserve">Με βάση τα αποτελέσματα της σύγκρισης, θα επέλεγα τον </w:t>
+      </w:r>
+      <w:r>
+        <w:rPr>
+          <w:rFonts w:ascii="Times New Roman" w:hAnsi="Times New Roman" w:cs="Times New Roman"/>
+          <w:lang w:val="en-US"/>
+        </w:rPr>
+        <w:t>predictor</w:t>
+      </w:r>
+      <w:r>
+        <w:rPr>
+          <w:rFonts w:ascii="Times New Roman" w:hAnsi="Times New Roman" w:cs="Times New Roman"/>
+          <w:lang w:val="el-GR"/>
+        </w:rPr>
+        <w:t xml:space="preserve"> </w:t>
+      </w:r>
+      <w:r>
+        <w:rPr>
+          <w:rFonts w:ascii="Times New Roman" w:hAnsi="Times New Roman" w:cs="Times New Roman"/>
+          <w:lang w:val="en-US"/>
+        </w:rPr>
+        <w:t>Perceptron</w:t>
+      </w:r>
+      <w:r>
+        <w:rPr>
+          <w:rFonts w:ascii="Times New Roman" w:hAnsi="Times New Roman" w:cs="Times New Roman"/>
+          <w:lang w:val="el-GR"/>
+        </w:rPr>
+        <w:t>-</w:t>
+      </w:r>
+      <w:r>
+        <w:rPr>
+          <w:rFonts w:ascii="Times New Roman" w:hAnsi="Times New Roman" w:cs="Times New Roman"/>
+          <w:lang w:val="en-US"/>
+        </w:rPr>
+        <w:t>M</w:t>
+      </w:r>
+      <w:r>
+        <w:rPr>
+          <w:rFonts w:ascii="Times New Roman" w:hAnsi="Times New Roman" w:cs="Times New Roman"/>
+          <w:lang w:val="el-GR"/>
+        </w:rPr>
+        <w:t>64-</w:t>
+      </w:r>
+      <w:r>
+        <w:rPr>
+          <w:rFonts w:ascii="Times New Roman" w:hAnsi="Times New Roman" w:cs="Times New Roman"/>
+          <w:lang w:val="en-US"/>
+        </w:rPr>
+        <w:t>H</w:t>
+      </w:r>
+      <w:r>
+        <w:rPr>
+          <w:rFonts w:ascii="Times New Roman" w:hAnsi="Times New Roman" w:cs="Times New Roman"/>
+          <w:lang w:val="el-GR"/>
+        </w:rPr>
+        <w:t xml:space="preserve">60, καθώς παρουσίασε το μικρότερο </w:t>
+      </w:r>
+      <w:r>
+        <w:rPr>
+          <w:rFonts w:ascii="Times New Roman" w:hAnsi="Times New Roman" w:cs="Times New Roman"/>
+          <w:lang w:val="en-US"/>
+        </w:rPr>
+        <w:t>average</w:t>
+      </w:r>
+      <w:r>
+        <w:rPr>
+          <w:rFonts w:ascii="Times New Roman" w:hAnsi="Times New Roman" w:cs="Times New Roman"/>
+          <w:lang w:val="el-GR"/>
+        </w:rPr>
+        <w:t xml:space="preserve"> </w:t>
+      </w:r>
+      <w:r>
+        <w:rPr>
+          <w:rFonts w:ascii="Times New Roman" w:hAnsi="Times New Roman" w:cs="Times New Roman"/>
+          <w:lang w:val="en-US"/>
+        </w:rPr>
+        <w:t>MPKI</w:t>
+      </w:r>
+      <w:r>
+        <w:rPr>
+          <w:rFonts w:ascii="Times New Roman" w:hAnsi="Times New Roman" w:cs="Times New Roman"/>
+          <w:lang w:val="el-GR"/>
+        </w:rPr>
+        <w:t xml:space="preserve"> (2.8937) από όλους τους </w:t>
+      </w:r>
+      <w:r>
+        <w:rPr>
+          <w:rFonts w:ascii="Times New Roman" w:hAnsi="Times New Roman" w:cs="Times New Roman"/>
+          <w:lang w:val="en-US"/>
+        </w:rPr>
+        <w:t>predictors</w:t>
+      </w:r>
+      <w:r>
+        <w:rPr>
+          <w:rFonts w:ascii="Times New Roman" w:hAnsi="Times New Roman" w:cs="Times New Roman"/>
+          <w:lang w:val="el-GR"/>
+        </w:rPr>
+        <w:t xml:space="preserve"> που προσομοιώθηκαν. Αυτό σημαίνει ότι είχε τη χαμηλότερη συχνότητα λανθασμένων </w:t>
+      </w:r>
+      <w:r>
+        <w:rPr>
+          <w:rFonts w:ascii="Times New Roman" w:hAnsi="Times New Roman" w:cs="Times New Roman"/>
+          <w:lang w:val="en-US"/>
+        </w:rPr>
+        <w:t>direction</w:t>
+      </w:r>
+      <w:r>
+        <w:rPr>
+          <w:rFonts w:ascii="Times New Roman" w:hAnsi="Times New Roman" w:cs="Times New Roman"/>
+          <w:lang w:val="el-GR"/>
+        </w:rPr>
+        <w:t xml:space="preserve"> </w:t>
+      </w:r>
+      <w:r>
+        <w:rPr>
+          <w:rFonts w:ascii="Times New Roman" w:hAnsi="Times New Roman" w:cs="Times New Roman"/>
+          <w:lang w:val="en-US"/>
+        </w:rPr>
+        <w:t>predictions</w:t>
+      </w:r>
+      <w:r>
+        <w:rPr>
+          <w:rFonts w:ascii="Times New Roman" w:hAnsi="Times New Roman" w:cs="Times New Roman"/>
+          <w:lang w:val="el-GR"/>
+        </w:rPr>
+        <w:t xml:space="preserve"> ανά 1000 εντολές και συνεπώς την καλύτερη συνολική επίδοση. Παρότι κάποιοι </w:t>
+      </w:r>
+      <w:r>
+        <w:rPr>
+          <w:rFonts w:ascii="Times New Roman" w:hAnsi="Times New Roman" w:cs="Times New Roman"/>
+          <w:lang w:val="en-US"/>
+        </w:rPr>
+        <w:t>hybrid</w:t>
+      </w:r>
+      <w:r>
+        <w:rPr>
+          <w:rFonts w:ascii="Times New Roman" w:hAnsi="Times New Roman" w:cs="Times New Roman"/>
+          <w:lang w:val="el-GR"/>
+        </w:rPr>
+        <w:t xml:space="preserve"> και άλλοι </w:t>
+      </w:r>
+      <w:r>
+        <w:rPr>
+          <w:rFonts w:ascii="Times New Roman" w:hAnsi="Times New Roman" w:cs="Times New Roman"/>
+          <w:lang w:val="en-US"/>
+        </w:rPr>
+        <w:t>perceptron</w:t>
+      </w:r>
+      <w:r>
+        <w:rPr>
+          <w:rFonts w:ascii="Times New Roman" w:hAnsi="Times New Roman" w:cs="Times New Roman"/>
+          <w:lang w:val="el-GR"/>
+        </w:rPr>
+        <w:t xml:space="preserve"> </w:t>
+      </w:r>
+      <w:r>
+        <w:rPr>
+          <w:rFonts w:ascii="Times New Roman" w:hAnsi="Times New Roman" w:cs="Times New Roman"/>
+          <w:lang w:val="en-US"/>
+        </w:rPr>
+        <w:t>predictors</w:t>
+      </w:r>
+      <w:r>
+        <w:rPr>
+          <w:rFonts w:ascii="Times New Roman" w:hAnsi="Times New Roman" w:cs="Times New Roman"/>
+          <w:lang w:val="el-GR"/>
+        </w:rPr>
+        <w:t xml:space="preserve"> είχαν επίσης πολύ καλή συμπεριφορά, κανένας δεν ξεπέρασε τον συγκεκριμένο </w:t>
+      </w:r>
+      <w:r>
+        <w:rPr>
+          <w:rFonts w:ascii="Times New Roman" w:hAnsi="Times New Roman" w:cs="Times New Roman"/>
+          <w:lang w:val="en-US"/>
+        </w:rPr>
+        <w:t>predictor</w:t>
+      </w:r>
+      <w:r>
+        <w:rPr>
+          <w:rFonts w:ascii="Times New Roman" w:hAnsi="Times New Roman" w:cs="Times New Roman"/>
+          <w:lang w:val="el-GR"/>
+        </w:rPr>
+        <w:t xml:space="preserve">. Επομένως, με κριτήριο καθαρά την </w:t>
+      </w:r>
+      <w:r>
+        <w:rPr>
+          <w:rFonts w:ascii="Times New Roman" w:hAnsi="Times New Roman" w:cs="Times New Roman"/>
+          <w:lang w:val="en-US"/>
+        </w:rPr>
+        <w:t>prediction</w:t>
+      </w:r>
+      <w:r>
+        <w:rPr>
+          <w:rFonts w:ascii="Times New Roman" w:hAnsi="Times New Roman" w:cs="Times New Roman"/>
+          <w:lang w:val="el-GR"/>
+        </w:rPr>
+        <w:t xml:space="preserve"> </w:t>
+      </w:r>
+      <w:r>
+        <w:rPr>
+          <w:rFonts w:ascii="Times New Roman" w:hAnsi="Times New Roman" w:cs="Times New Roman"/>
+          <w:lang w:val="en-US"/>
+        </w:rPr>
+        <w:t>accuracy</w:t>
+      </w:r>
+      <w:r>
+        <w:rPr>
+          <w:rFonts w:ascii="Times New Roman" w:hAnsi="Times New Roman" w:cs="Times New Roman"/>
+          <w:lang w:val="el-GR"/>
+        </w:rPr>
+        <w:t xml:space="preserve">, ο </w:t>
+      </w:r>
+      <w:r>
+        <w:rPr>
+          <w:rFonts w:ascii="Times New Roman" w:hAnsi="Times New Roman" w:cs="Times New Roman"/>
+          <w:lang w:val="en-US"/>
+        </w:rPr>
+        <w:t>Perceptron</w:t>
+      </w:r>
+      <w:r>
+        <w:rPr>
+          <w:rFonts w:ascii="Times New Roman" w:hAnsi="Times New Roman" w:cs="Times New Roman"/>
+          <w:lang w:val="el-GR"/>
+        </w:rPr>
+        <w:t>-</w:t>
+      </w:r>
+      <w:r>
+        <w:rPr>
+          <w:rFonts w:ascii="Times New Roman" w:hAnsi="Times New Roman" w:cs="Times New Roman"/>
+          <w:lang w:val="en-US"/>
+        </w:rPr>
+        <w:t>M</w:t>
+      </w:r>
+      <w:r>
+        <w:rPr>
+          <w:rFonts w:ascii="Times New Roman" w:hAnsi="Times New Roman" w:cs="Times New Roman"/>
+          <w:lang w:val="el-GR"/>
+        </w:rPr>
+        <w:t>64-</w:t>
+      </w:r>
+      <w:r>
+        <w:rPr>
+          <w:rFonts w:ascii="Times New Roman" w:hAnsi="Times New Roman" w:cs="Times New Roman"/>
+          <w:lang w:val="en-US"/>
+        </w:rPr>
+        <w:t>H</w:t>
+      </w:r>
+      <w:r>
+        <w:rPr>
+          <w:rFonts w:ascii="Times New Roman" w:hAnsi="Times New Roman" w:cs="Times New Roman"/>
+          <w:lang w:val="el-GR"/>
+        </w:rPr>
+        <w:t>60 αποτελεί τη βέλτιστη επιλογή.</w:t>
+      </w:r>
+    </w:p>
+    <w:p>
+      <w:pPr>
+        <w:rPr>
+          <w:rFonts w:ascii="Times New Roman" w:hAnsi="Times New Roman" w:cs="Times New Roman"/>
+          <w:lang w:val="el-GR"/>
+        </w:rPr>
+      </w:pPr>
+      <w:proofErr w:type="spellStart"/>
+      <w:r>
+        <w:rPr>
+          <w:rFonts w:ascii="Times New Roman" w:hAnsi="Times New Roman" w:cs="Times New Roman"/>
+          <w:lang w:val="el-GR"/>
+        </w:rPr>
+        <w:t>Παρακατω</w:t>
+      </w:r>
+      <w:proofErr w:type="spellEnd"/>
+      <w:r>
+        <w:rPr>
+          <w:rFonts w:ascii="Times New Roman" w:hAnsi="Times New Roman" w:cs="Times New Roman"/>
+          <w:lang w:val="el-GR"/>
+        </w:rPr>
+        <w:t xml:space="preserve"> φαίνεται το διάγραμμα με τα </w:t>
+      </w:r>
+      <w:r>
+        <w:rPr>
+          <w:rFonts w:ascii="Times New Roman" w:hAnsi="Times New Roman" w:cs="Times New Roman"/>
+          <w:lang w:val="en-US"/>
+        </w:rPr>
+        <w:t>MPKI</w:t>
+      </w:r>
+      <w:r>
+        <w:rPr>
+          <w:rFonts w:ascii="Times New Roman" w:hAnsi="Times New Roman" w:cs="Times New Roman"/>
+          <w:lang w:val="el-GR"/>
+        </w:rPr>
+        <w:t>.</w:t>
+      </w:r>
+    </w:p>
+    <w:p>
+      <w:pPr>
+        <w:rPr>
+          <w:rFonts w:ascii="Times New Roman" w:hAnsi="Times New Roman" w:cs="Times New Roman"/>
+          <w:lang w:val="en-US"/>
+        </w:rPr>
+      </w:pPr>
+      <w:r>
+        <w:rPr>
+          <w:rFonts w:ascii="Times New Roman" w:hAnsi="Times New Roman" w:cs="Times New Roman"/>
+          <w:lang w:val="en-US"/>
+        </w:rPr>
+        <w:lastRenderedPageBreak/>
+        <w:drawing>
+          <wp:inline distT="0" distB="0" distL="0" distR="0" wp14:anchorId="20A5A799" wp14:editId="3DDE995C">
+            <wp:extent cx="5943600" cy="2600325"/>
+            <wp:effectExtent l="0" t="0" r="0" b="9525"/>
+            <wp:docPr id="731922007" name="Picture 2"/>
+            <wp:cNvGraphicFramePr>
+              <a:graphicFrameLocks xmlns:a="http://schemas.openxmlformats.org/drawingml/2006/main" noChangeAspect="1"/>
+            </wp:cNvGraphicFramePr>
+            <a:graphic xmlns:a="http://schemas.openxmlformats.org/drawingml/2006/main">
+              <a:graphicData uri="http://schemas.openxmlformats.org/drawingml/2006/picture">
+                <pic:pic xmlns:pic="http://schemas.openxmlformats.org/drawingml/2006/picture">
+                  <pic:nvPicPr>
+                    <pic:cNvPr id="0" name="Picture 6"/>
+                    <pic:cNvPicPr>
+                      <a:picLocks noChangeAspect="1" noChangeArrowheads="1"/>
+                    </pic:cNvPicPr>
+                  </pic:nvPicPr>
+                  <pic:blipFill>
+                    <a:blip r:embed="rId13" cstate="print">
+                      <a:extLst>
+                        <a:ext uri="{28A0092B-C50C-407E-A947-70E740481C1C}">
+                          <a14:useLocalDpi xmlns:a14="http://schemas.microsoft.com/office/drawing/2010/main" val="0"/>
+                        </a:ext>
+                      </a:extLst>
+                    </a:blip>
+                    <a:srcRect/>
+                    <a:stretch>
+                      <a:fillRect/>
+                    </a:stretch>
+                  </pic:blipFill>
+                  <pic:spPr bwMode="auto">
+                    <a:xfrm>
+                      <a:off x="0" y="0"/>
+                      <a:ext cx="5943600" cy="2600325"/>
+                    </a:xfrm>
+                    <a:prstGeom prst="rect">
+                      <a:avLst/>
+                    </a:prstGeom>
+                    <a:noFill/>
+                    <a:ln>
+                      <a:noFill/>
+                    </a:ln>
+                  </pic:spPr>
+                </pic:pic>
+              </a:graphicData>
+            </a:graphic>
+          </wp:inline>
+        </w:drawing>
+      </w:r>
+    </w:p>
+    <w:p>
+      <w:pPr>
+        <w:rPr>
+          <w:rFonts w:ascii="Times New Roman" w:hAnsi="Times New Roman" w:cs="Times New Roman"/>
+          <w:b/>
+          <w:bCs/>
+          <w:lang w:val="en-US"/>
+        </w:rPr>
+      </w:pPr>
+      <w:r>
+        <w:rPr>
+          <w:rFonts w:ascii="Times New Roman" w:hAnsi="Times New Roman" w:cs="Times New Roman"/>
+          <w:b/>
+          <w:bCs/>
+        </w:rPr>
+        <w:t xml:space="preserve">5.7 </w:t>
+      </w:r>
+      <w:proofErr w:type="spellStart"/>
+      <w:r>
+        <w:rPr>
+          <w:rFonts w:ascii="Times New Roman" w:hAnsi="Times New Roman" w:cs="Times New Roman"/>
+          <w:b/>
+          <w:bCs/>
+        </w:rPr>
+        <w:t>Ακρί</w:t>
+      </w:r>
+      <w:proofErr w:type="spellEnd"/>
+      <w:r>
+        <w:rPr>
+          <w:rFonts w:ascii="Times New Roman" w:hAnsi="Times New Roman" w:cs="Times New Roman"/>
+          <w:b/>
+          <w:bCs/>
+        </w:rPr>
+        <w:t>βεια π</w:t>
+      </w:r>
+      <w:proofErr w:type="spellStart"/>
+      <w:r>
+        <w:rPr>
+          <w:rFonts w:ascii="Times New Roman" w:hAnsi="Times New Roman" w:cs="Times New Roman"/>
+          <w:b/>
+          <w:bCs/>
+        </w:rPr>
+        <w:t>ροσομοιώσεων</w:t>
+      </w:r>
+      <w:proofErr w:type="spellEnd"/>
     </w:p>
     <w:sectPr>
       <w:pgSz w:w="12240" w:h="15840"/>
@@ -43939,7 +51227,7 @@
   <w:style w:type="paragraph" w:default="1" w:styleId="Normal">
     <w:name w:val="Normal"/>
     <w:qFormat/>
-    <w:rsid w:val="00BB6202"/>
+    <w:rsid w:val="00224CDF"/>
     <w:pPr>
       <w:spacing w:line="256" w:lineRule="auto"/>
     </w:pPr>
